--- a/Output/Devendra Fadnavis_chunk_1.docx
+++ b/Output/Devendra Fadnavis_chunk_1.docx
@@ -17,7 +17,7 @@
       </w:pPr>
       <w:r>
         <w:rPr/>
-        <w:t>Title: ‘Very shocking’: Maharashtra CM Devendra Fadnavis on 7/11 train blasts acquittal order - 'we'll challenge it in SC'</w:t>
+        <w:t>Title: Does Devendra Fadnavis have an ally problem? Amid constant firefighting, Opposition finds line of attack</w:t>
       </w:r>
     </w:p>
     <w:p>
@@ -29,16 +29,16 @@
         <w:t xml:space="preserve">URL: </w:t>
       </w:r>
       <w:r>
-        <w:t xml:space="preserve"> https://www.livemint.com/news/india/very-shocking-maharashtra-cm-devendra-fadnavis-on-7-11-train-blasts-acquittal-order-well-challenge-it-in-sc-11753148354854.html</w:t>
-      </w:r>
-    </w:p>
-    <w:p>
-      <w:pPr>
-        <w:pStyle w:val="Normal"/>
-      </w:pPr>
-      <w:r>
-        <w:rPr/>
-        <w:t>Content: The Bombay High Court on Monday acquitted 12 accused of the 2006 Mumbai train blasts. Maharashtra Chief Minister Devendra Fadnavis expressed shock and stated that the government would challenge the Bombay HC verdict in the Supreme Court. "The verdict of the Bombay High Court is very shocking and we will challenge it in the Supreme Court", CM Fadnavis told reporters on July 21. Seven blasts had ripped through Mumbai local trains at various locations on the western line on July 11, 2006, killing more than 180 persons and injuring several others. Nineteen years later, the Bombay High Court on Monday acquitted all 12 accused, saying the prosecution utterly failed to prove the case and it was "hard to believe they committed the crime". A special bench of Justices Anil Kilor and Shyam Chandak said the prosecution has failed even to bring on record the type of bombs used in the crime and that the evidence relied on by it was not conclusive to convict the accused persons. The Maharashtra government will assess the merits of the Bombay High Court order acquitting all 12 accused in the 7/11 Mumbai train blasts before deciding whether to challenge it in the Supreme Court, state minister Chandrashekhar Bawankule said. "The Maharashtra government will assess the merits of the case before deciding to challenge the HC decision to acquit all the accused. Before that, we will discuss aspects including the merits of the judgement and reasons for the acquittal. Chief Minister Devendra Fadnavis will also look into it. The state government will move the Supreme Court only after the assessment," Bawankule told reporters. If the state has any additional information, CM Fadnavis will present it in detail, said Bawankule, who is a former president of the Maharashtra unit of Bharatiya Janata Party. Former BJP MP Kirit Somaiya on Monday visited Additional Chief Secretary (Home) Iqbal Singh Chahal at Mantralaya, accompanied by relatives of the victims of the serial blasts. Somaiya claimed Fadnavis has assured the delegation that the government would seek the assistance of top legal experts and approach the Supreme Court at the earliest. He also appealed to Fadnavis to constitute a team of investigators and legal experts to address the shortcomings in the previous probe into the train bombings. The Maharashtra Anti-Terrorism Squad (ATS) had conducted the probe into the case. A special court had, in 2015, convicted 12 persons in the case, of whom five were sentenced to death and the remaining seven were given life imprisonment. One of the convicts died pending hearing of the appeal. AIMIM chief Asaduddin Owaisi on July 21 asked whether the government would take action against officers of Maharashtra ATS (Anti-Terror Squad) who investigated the 7/11 Mumbai train blasts case of 2006 after the Bombay High Court acquitted all 12 accused in the case. “12 Muslim men were in Jail for 18 years for a crime they didn't commit. Their prime life is gone. 180 families who lost their loved ones, several injured no closure for them. Will the government takeaction against officers of Maharashtra ATS who investigated this case ?” the Hyderabad MP asked in a post on X. (With agency inputs) Stay updated with the latest Trending, India , World and US news. Track live updates on Stray Dogs Supreme Court Hearing here on Livemint. Download the Mint app and read premium stories Log in to our website to save your bookmarks. It'll just take a moment.</w:t>
+        <w:t xml:space="preserve"> https://indianexpress.com/article/political-pulse/does-devendra-fadvanis-have-ally-problem-opposition-finds-line-of-attack-10183388/</w:t>
+      </w:r>
+    </w:p>
+    <w:p>
+      <w:pPr>
+        <w:pStyle w:val="Normal"/>
+      </w:pPr>
+      <w:r>
+        <w:rPr/>
+        <w:t>Content: Shubhangi Khapre Over the past month, the Mahayuti government in Maharashtra has found itself in the middle of one controversy after another because of leaders from the Shiv Sena and the Nationalist Congress Party (NCP), leading the Opposition to target Chief Minister Devendra Fadnavis over it, asking if his hands were tied when it came to acting against errant ministers belonging to the BJP’s allies. On July 11, a video of Shiv Sena leader Sanjay Shirsat, who currently handles the Social Justice portfolio, went viral. In it, he is allegedly seen with a bag full of cash. While accepting that the video was from his bedroom, Shirsat claimed the bag had clothes in it and not money as claimed. Days later, Minister of State (MoS) for Home, Yogesh Kadam, of the Shiv Sena faced allegations of illegal sand trading and operating a dance bar in Mumbai. It was Sena (UBT) leader Anil Parab who alleged during a Legislative Council session that Kadam’s mother owns the bar and that it was functioning as a dance bar in violation of the law. Apart from these, Shiv Sena ministers Sanjay Rathod (Soil and Water Conservation) and Dadaji Bhuse (School Education) have also landed in controversies over recruitments and transfers in their respective departments. Then there was the case involving Manikrao Kokate of the NCP who faced backlash after being seen playing an online card game in the Assembly. Though he was divested of his agriculture portfolio, he was given charge of the sports department at the behest of Deputy CM and NCP leader Ajit Pawar. In Shirsat’s case, Fadnavis has ordered a probe into the tender of a hotel sale involving the Sena leader’s son Siddhant. Expressing sympathy with the CM, Sena (UBT) leader Sanjay Raut said he was receiving backlash due to the actions of his allies. “How long will he keep seeing his image being violated? Fadnavis is synonymous with being helpless,” he said. The Opposition party has decided to mobilise over the issue, with Sena (UBT) leader Uddhav Thackeray on Monday accusing the CM of shielding “corrupt ministers” and urging the Opposition to organise small gatherings across the state on corruption in the state government. “In the run-up to the 2014 Lok Sabha polls, PM Narendra Modi held ‘chai pe charcha (discussions over chai)’. Now, all of us in the Opposition parties should hold ‘corruption pe charcha (discussion over corruption)’,” he said. Demanding the sacking of the controversial ministers, Thackeray recently said, “Why is Fadnavis reluctant to take action? All suspects should be asked to resign. You carry out an investigation. If they are proven clean, then they can return.” According to the Opposition, the question is whether Fadnavis is buckling under pressure from the allies or if there is pressure from the Centre to not act. To this end, Shiv Sena president and Deputy CM Eknath Shinde’s two visits to Delhi last month and his meetings with Prime Minister Narendra Modi and Union Home Minister Amit Shah have generated a lot of buzz. Sources said one of the subjects on the discussion table was the problem posed by the Sena leaders. A BJP minister said on the condition of anonymity, “Fadnavis wanted to take strong action against all the controversial ministers. But that did not happen… Shinde urged the BJP central leadership not to act against his party leaders, especially ahead of the local bodies polls. And he also reassured he would speak to his ministers to ensure good conduct.” ‘Stern warning is the first step’ At a Cabinet meeting on July 29, the CM is learnt to have issued a “stern warning” to the errant ministers, telling them their “irresponsible statements and poor conduct” had tarnished the Mahayuti’s image. “The CM told them to be mindful and not trigger controversies while focusing on development. He also asked them to issue only quick clarifications if charges are levelled against them,” said a minister who was present at the meeting. BJP insiders said Fadnavis also conveyed to the coalition partners that the government cannot “remain a mute spectator if serious issues arise”. “He is likely to crack the whip after the local body elections, scheduled for October-November,” said a source. Sources close to the CM claimed the warning to the ministers was only the “first step” towards “taming” the BJP’s allies. “In December, when his government completes one year in power, Fadnavis will ruthlessly assess each minister’s performance and those found lacking will likely be shown the door,” said a source. Asked about the Opposition’s criticism and proposed campaign on the issue of corruption in government, state BJP president Ravindra Chavan said, “Fadnavis gives a response to rivals through his work. The people will judge us based on our work. The Opposition may shout and make all kinds of charges. But everybody knows Fadnavis’s high credibility and clean image.”</w:t>
       </w:r>
     </w:p>
     <w:p>
@@ -56,7 +56,7 @@
       </w:pPr>
       <w:r>
         <w:rPr/>
-        <w:t>Title: Devendra Fadnavis to inaugurate Kusumagaraj Marathi language centre at JNU</w:t>
+        <w:t>Title: Maharashtra prominent player in India's unstoppable growth story: Devendra Fadnavis</w:t>
       </w:r>
     </w:p>
     <w:p>
@@ -68,16 +68,16 @@
         <w:t xml:space="preserve">URL: </w:t>
       </w:r>
       <w:r>
-        <w:t xml:space="preserve"> https://www.thehindu.com/news/national/maharashtra/devendra-fadnavis-kusumagaraj-marathi-language-centre-at-jnu-foundation-stone-of-chhatrapati-shivaji-maharaj-special-centre/article69849272.ece</w:t>
-      </w:r>
-    </w:p>
-    <w:p>
-      <w:pPr>
-        <w:pStyle w:val="Normal"/>
-      </w:pPr>
-      <w:r>
-        <w:rPr/>
-        <w:t>Content: July 24, 2025e-Paper The View From India Looking at World Affairs from the Indian perspective. First Day First Show News and reviews from the world of cinema and streaming. Today's Cache Your download of the top 5 technology stories of the day. Science For All The weekly newsletter from science writers takes the jargon out of science and puts the fun in! Data Point Decoding the headlines with facts, figures, and numbers Health Matters Ramya Kannan writes to you on getting to good health, and staying there The Hindu On Books Books of the week, reviews, excerpts, new titles and features. July 24, 2025e-Paper Updated - July 24, 2025 11:51 am IST - Mumbai File photo of Maharashtra Chief Minister Devendra Fadnavis. | Photo Credit: PTI Maharashtra Chief Minister Devendra Fadnavis and other ministers of the Maharashtra cabinet will be in Jawarharlal Nehru University in New Delhi on Thursday (July 24, 2025) evening to inaugurate the Kusumagraj Special Centre for Marathi Language, Literature and Culture. The language centre has been named after renowned poet and Jnanpith awardee Kusumagraj, and will focus on Marathi language, literature and cultural traditions. The Chief Minister will also lay the foundation stone for the Chhatrapati Shivaji Maharaj Special Centre for Security and Strategic Studies, which will be under the School of International Studies. It will explore indigenous strategic traditions based on the Maratha empire. The centre is envisioned to become a hub for military history, strategy and future policy development rooted in India’s past. The Kusumagraj centre will offer postgraduate and certificate-level programmes to promote multilingualism and cultural understanding. “It will offer MA in Marathi and certificate courses to go with the NEP for non-Marathi speakers like those who speak Tamil,” JNU’s VC Santishree Pandit told reporters recently, adding that the university encourages promotion of regional languages “as this will unite India and make people more sensitive to other languages of the country.“ The present state government is giving importance to Marathi, which has been declared by the Centre as one of the classical languages, also because Marathi is a language of great repute and know for its literature, she said. The State government has announced the funds of ₹10 Crore for each centre. The Marathi centre was first announced in the year 2007 by then Chief Minister Vilasrao Deshmukh. Maharashtra government wants to construct an equestrian statue of Maratha king Chhatrapati Shivaji Maharaj inside the campus of Jawaharlal Nehru University. “We have held preliminary talks with the Vice Chancellor of the University. She is positive about it. A statue of our most revered king in the renowned university will mean spreading the importance of his valour and about Maratha history on a national platform which is holds such a key position in the academic world,” Maharashtra minister Uday Samant told The Hindu. “We have sought land from JNU for the project. Once the land is allotted, the State government will construct the statue in the campus. There is an in-principle approval for the State government’s proposal,” Mr Samant said. Published - July 24, 2025 10:29 am IST Maharashtra / state politics Copyright© 2025, THG PUBLISHING PVT LTD. or its affiliated companies. All rights reserved. BACK TO TOP Terms &amp; conditions | Institutional Subscriber Comments have to be in English, and in full sentences. They cannot be abusive or personal. Please abide by our community guidelines for posting your comments. We have migrated to a new commenting platform. If you are already a registered user of The Hindu and logged in, you may continue to engage with our articles. If you do not have an account please register and login to post comments. Users can access their older comments by logging into their accounts on Vuukle.</w:t>
+        <w:t xml:space="preserve"> https://m.economictimes.com/news/india/maharashtra-prominent-player-in-indias-unstoppable-growth-story-devendra-fadnavis/articleshow/123317692.cms</w:t>
+      </w:r>
+    </w:p>
+    <w:p>
+      <w:pPr>
+        <w:pStyle w:val="Normal"/>
+      </w:pPr>
+      <w:r>
+        <w:rPr/>
+        <w:t>Content: Maharashtra Chief Minister Devendra Fadnavis hailed the state's significant role in India's growth, emphasizing its leadership in manufacturing, exports, and start-ups. He highlighted the nation's economic progress under Prime Minister Modi and Maharashtra's contribution to 'Atmanirbhar Bharat' through substantial FDI. The government prioritizes infrastructure, green energy, and AI in agriculture, aiming to make Gadchiroli a Naxal-free steel hub. Op Sindoor to water cutoff: PM Modi slams Pak in I-Day speech GST reforms by Diwali to cut daily-use taxes: PM Modi Terrorism, tech, more: PM's I-Day speech highlights (Catch all the Business News, Breaking News, Budget 2025 Events and Latest News Updates on The Economic Times.) Subscribe to The Economic Times Prime and read the ET ePaper online. (Catch all the Business News, Breaking News, Budget 2025 Events and Latest News Updates on The Economic Times.) Subscribe to The Economic Times Prime and read the ET ePaper online. Tariffs, tantrums, and tech: How Trump’s trade drama is keeping Indian IT on tenterhooks Good, bad, ugly: How will higher ethanol in petrol play out for you? As big fat Indian wedding slims to budget, Manyavar loses lustre As 50% US tariff looms, 6 key steps that can safeguard Indian economy Stock Radar: JSPL forms Ascending Triangle pattern on weekly charts, could hit fresh 52-week high soon Nifty and business are different species: 5 small-cap stocks from different sectors with upside potential of up to 30% 'Next-gen GST reforms by Diwali, will reduce tax...' Trump talks tough ahead of Alaska Summit DeSantis announces 2nd detention facility in Florida LIVE | PM Narendra Modi’s Independence Day speech Ukraine war: Here's all about the much-awaited US-Russia talks Rubio 'hopeful' on Ukraine as Trump, Putin talks near 'Not yet been decided...': MEA on PM Modi attending UNGA in US Massive protests in DC over Trump’s crime crackdown Putin spooked by Trump’s 'severe consequences' warning? President Droupadi Murmu addresses nation on eve of Independence Day 'Next-gen GST reforms by Diwali, will reduce tax...' Trump talks tough ahead of Alaska Summit DeSantis announces 2nd detention facility in Florida LIVE | PM Narendra Modi’s Independence Day speech Ukraine war: Here's all about the much-awaited US-Russia talks Rubio 'hopeful' on Ukraine as Trump, Putin talks near 'Not yet been decided...': MEA on PM Modi attending UNGA in US Massive protests in DC over Trump’s crime crackdown Putin spooked by Trump’s 'severe consequences' warning? President Droupadi Murmu addresses nation on eve of Independence Day Hot on Web In Case you missed it Top Searched Companies Top Calculators Top Definitions Top Commodities Top Slideshow Private Companies Top Prime Articles Top Story Listing Latest News Follow us on: Find this comment offensive? Choose your reason below and click on the Report button. This will alert our moderators to take action Reason for reporting: Your Reason has been Reported to the admin. Log In/Connect with: Will be displayed Will not be displayed Will be displayed Stories you might be interested in</w:t>
       </w:r>
     </w:p>
     <w:p>
@@ -95,7 +95,7 @@
       </w:pPr>
       <w:r>
         <w:rPr/>
-        <w:t>Title: Gadchiroli, the 'Favourite District' of Devendra Fadnavis, Sees Decline in Maoism, Increase in Mining</w:t>
+        <w:t>Title: BMC’s ‘pot of sin’ smashed, city to taste butter of progress, says Fadnavis</w:t>
       </w:r>
     </w:p>
     <w:p>
@@ -107,16 +107,16 @@
         <w:t xml:space="preserve">URL: </w:t>
       </w:r>
       <w:r>
-        <w:t xml:space="preserve"> https://m.thewire.in/article/environment/gadchiroli-the-favourite-district-of-devendra-fadnavis-sees-decline-in-maoism-increase-in-mining</w:t>
-      </w:r>
-    </w:p>
-    <w:p>
-      <w:pPr>
-        <w:pStyle w:val="Normal"/>
-      </w:pPr>
-      <w:r>
-        <w:rPr/>
-        <w:t>Content: This report is the first instalment of a series focusing on Gadchiroli. On June 7, Maharashtra Chief Minister Devendra Fadnavis published an article challenging Congress leader Rahul Gandhi's assertion that the state assembly elections were rigged. Interestingly, the opening sentences of this article addressed an entirely different subject. Fadnavis mentioned that on June 6, he toured the Gadchiroli district and became the first Chief Minister to explore the dense forests of Abujhmad. "I spent the night in Gadchiroli. I have spent at least four nights there so far," wrote Fadnavis. It may seem surprising why this article, which was meant as a rejoinder to Rahul Gandhi and pertained to the Congress leader's allegations about irregularities during the Maharashtra assembly elections, began with a focus on Gadchiroli. It was not a mere coincidence. Fadnavis has a special connection to this district. It is often speculated what the landscape of the rugged Dandakaranya forest will look like once Naxalites are removed. The answer can be found in the Maoist-affected Gadchiroli district. In recent years, as the Maoist movement has been weakening and shrinking in this district, the Maharashtra government has intensified efforts to expand mining and industrial activities. Recently, two news articles were published on the same day in Indian Express. One article reported the death of a prominent Maoist leader during an encounter. The other article discussed the forest clearance approval for an iron ore plant located in Gadchiroli, which necessitated the cutting down of 123,000 trees. Two recent reports on Gadchiroli published in Indian Express. The forest clearance was granted to Lloyds Steel, which has received excessive mining rights over the forest in the last few years. On May 22, the environment ministry approved the forest clearance to remove over 900 hectares of forest and to fell more than 1,23,000 trees for Lloyds Metals &amp; Energy’s ore-washing plant. On June 7, the same day that Fadnavis’s article was published, the Union Environment Ministry’s Expert Appraisal Committee (EAC) recommended granting environmental clearance to Lloyds Metals &amp; Energy Ltd, allowing the company to more than double its iron ore production at its Surjagarh mine in Gadchiroli. This clearance permits the company to raise its annual production capacity from 10 million tonnes to 26 million tonnes. Earlier in 2023, the company received approval to increase its production from 3 million to 10 million tonnes per annum. It is important to highlight that the project had already been categorised as a 'violations category case'. Nevertheless, the company obtained approval for expansion despite having been convicted of environmental violations. In December 2022, the Maharashtra Pollution Control Board filed a complaint in a Gadchiroli court under sections 15, 16 and 19 of the Environment Protection Act, 1986, indicating that the mine continued to operate beyond the five-year environmental clearance period that expired in 2007. As per the ministry and court documents, the company officials acknowledged their wrongdoing and were found guilty. Consequently, the National Green Tribunal levied a penalty of Rs 5.48 crore on the company. Since its inception, the project has been marred by controversies as the mining site in Surajgarh falls under the sensitive Bhamragarh Reserve Forest. Lloyds Metals and Energy Limited is the sole mining entity operating an iron mine in the Gadchiroli district. The company obtained the lease for the Surjagarh mine in 2007 for a duration of 20 years, which was subsequently extended until 2057. When it comes to development, the Gadchiroli district, predominantly inhabited by tribal communities, is regarded as significantly backward. However, it is a resource-rich area abundant in minerals and forest reserves, situated adjacent to the Abujhmad hills of Chhattisgarh. Surjagarh hill is estimated to contain a total reserve of 857 metric tonnes of high-grade iron ore, which comprises 156 metric tonnes of hematite and 701 metric tonnes of banded hematite quartz (BHQ). Chief Minister Fadnavis has appointed himself as the guardian minister for Gadchiroli, with his cabinet associate Ashish Jaiswal serving as the co-guardian minister. In this manner, he has assumed complete control over the district. Fadnavis started the year 2025 in Gadchiroli and also became the first Chief Minister of Maharashtra to spend the night in the district. During this visit, he also inaugurated several units of Lloyds Metal Company within the district. Maharashtra chief minister Devendra Fadnavis inaugurating the units of Lloyds Metal Energy in Gadchiroli on January 1, 2025. Photo: X/@CMOMaharashtra As of today, investments exceeding Rs 60,000 crore are currently in the pipeline for Gadchiroli. In addition, the government intends to construct an airport and extend the Nagpur-Mumbai expressway to Gadchiroli, which will be called the ‘Samriddhi Mahamarg’. On June 19, Fadnavis ordered an immediate survey of the obstacle limitation surface for the proposed Gadchiroli airport, along with extensive land acquisition for other projects in the region. The first memorandum of association that Fadnavis signed during the annual World Economic Forum (WEF) held in Davos, Switzerland, in February this year was specifically for investments in Gadchiroli. CM Fadnavis also inaugurated several significant infrastructure and industrial projects in Gadchiroli on Tuesday (July 22, 2025). This includes the first phase of the iron ore grinding plant, which has a capacity of 50 lakh tonnes per annum (MTPA) at Hedri, as well as a slurry pipeline project with a capacity of 10 MTPA. In addition to this, Konsari will feature a 4.5 MTPA capacity integrated steel plant, a 100-bed multispecialty hospital, a school, and Lloyds township, which will span over 116 acres in the Naxal-affected area. Jindal’s JSW Group has invested approximately Rs. 3 lakh crore across various projects in different parts of the state, including the Gadchiroli district. There are claims that this investment aims to establish India's second steel city, following Jamshedpur, in this district. During the announcement of the investment, Fadnavis stated, "The signing of the MoU with JSW Steel, a company that has diversified investments in crucial sectors such as steel, solar energy, automotive, and cement in Maharashtra, represents a significant milestone in our objective to develop Gadchiroli as India's 'Steel City.'" At the Gadchiroli District Investment Summit held on April 11, 2025, 66 MSMEs signed MoUs totaling Rs 493.4 crore. In addition, the Maharashtra Industrial Development Corporation (MIDC) has initiated the process of acquiring approximately 3,500 acres of land for the JSW Group's steel project in Gadchiroli. Land has been earmarked for acquisition in the Wadsa taluka of the Maoist- affected district. This is anticipated to be the largest land acquisition in terms of area within the district, as the state intends to develop it into a steel hub. On June 30, the government of Maharashtra presented a bill in the assembly aimed at establishing a unified authority to accelerate mining approvals and foster mineral-based industries in the Gadchiroli. CM Devendra Fadnavis is designated to serve as the chairman of the Gadchiroli District Mining Authority (GDMA). As stipulated by this bill, the authority will possess the ability to circumvent all current laws, and no court shall have the jurisdiction to initiate any legal action or proceedings against any of its actions or directives. On July 7, this bill received approval from the Maharashtra Legislative Council. On the same day, Maharashtra Industry Minister Uday Samant declared an investment of Rs 1 lakh crore to transform Gadchiroli into a hub for steel production The influx of companies has provoked anger among local tribal communities. Tribal activist Lalsu Nugoti mentioned that numerous companies are gearing up to set up mines in Gadchiroli. In the near future, there is a proposal to initiate mining operations at a total of 25 locations throughout the district. Additionally, mining is being expanded on the opposite side of the Surjagarh hill range, where six blocks have been allocated to various companies. Among these are Jindal's JSW Group and the Raipur-based Natural Resources Energy Company. There is also a proposal to commence iron mining in the Jendepad hill of Korchi tehsil and Babalai hill of Bhamragarh tehsil. In addition to iron ore, the Adani Group's subsidiary, Ambuja Cements, has received authorisation for limestone mining in the Dewalmari Katepalli region of Gadchiroli. This area spans approximately 538 hectares and is estimated to contain around 150 million tonnes of limestone. Devasai Atla, president of the Mohgaon Gram Sabha, stated that there are ongoing efforts to extract bauxite from a 1200-hectare area in Chamorshi taluka. A plan is in place to lease this area for 90 years through a tribal company. "As this region is classified under the fifth schedule area, no external company can acquire land here. As a result, an external company will establish a business under the name of a tribal individual, and after initially transferring the land to that individual, will subsequently lease it from him," Devsai told The Wire. He also noted that some individuals had approached him, requesting that he get the land transferred to his company, 'Adim Paramparik Sanstha.' In exchange, they offered him a sum of money and assured him that they would facilitate the transfer of the land to his company. After nine years, the land would be taken on lease from him for a duration of 90 years to carry out mining. Local tribal communities have been resisting mining activities in the Surjagarh region. As a result, numerous conflicts have arisen. Villagers allege that the companies deceived them, unlawfully seized their land, and began mining operations. Lloyds Metals and Energy Limited received approval to carry out mining in Surjagarh in 2007. However, in 2008, despite obtaining a mining license for an area of 340.09 hectares, operations were halted for several years due to resistance from Maoists and tribal groups, as well as complications regarding forest and land rights. At one point, Maoists set fire to the company's vehicles and assaulted employees. In 2013, the company's vice-president, Jaspal Dhillon, along with two others, was allegedly killed by suspected Maoists. Subsequently, Fadnavis, who at the time was also the Chief Minister, appealed to the Union home minister in August 2015 to enhance the deployment of paramilitary forces in the region to facilitate uninterrupted mining activities. Following this, the company made attempts to resume mining operations. On December 5, 2016, representatives from tribal leaders, local social organisations, and political figures from 70 villages convened in Surjagarh and adopted a resolution to halt mining, demanding that the government revoke all current and proposed mining leases. They also passed resolutions advocating for the implementation of the Forest Rights Act, 2006, and the Panchayat Extension to Scheduled Areas (PESA) Act to safeguard the livelihoods of the people. But despite protests from local tribal communities, the excavation activities continued unabated. On December 24, 2016, Maoists attacked the Surjagarh mine and set fire to dozens of trucks and earthmovers belonging to Lloyds Metals and Energy Limited. Approximately 80 vehicles were destroyed in the incident, resulting in an estimated loss of Rs 13 crore for the company. Following the incident, heavy police presence was established in the area. "Villagers who opposed the mining operations faced harassment and arrests by both police and paramilitary forces," said Lalsu. In 2017, residents from around 70 villages collectively passed a resolution against the government's issuance of mining licences, asserting that due process has not been followed. Locals contend that the land acquisition process mandated by the Forest Rights Act (2006) and the requirement for their consent under the Panchayat (Extension to Scheduled Areas) Act, 1996 were not initiated. They claim that mining activities are being conducted in violation of excavation laws, environmental regulations and PESA laws. Vinod Mandavi, an activist with the Adivasi Vikas Parishad of Potegaon, accused the Gadchiroli collector of fabricating gram sabha documents in 2010, to falsely demonstrate public consent for mining. Allegations suggest that such counterfeit gram sabha documents were produced with the assistance of village gram sevaks in Damakondawahi, located in the Bande area of the ​​Etapalli block. In 2023, the police forcefully shut down the peaceful dharna organized by tribal members from over 70 villages, which had persisted for about eight months in opposition to the Surjagarh mining. Lalsu Nugoti claimed that the police, local administration and the mining company are constantly intimaditing the community and filing baseless cases against them. The protest against the mine in Todgatta lasted for 255 days in 2023, marking it as one of the longest protests led by tribal communities in the history of Gadchiroli. The agitation site of Todgatta after police action. Photo: Special arrangement Lalsu claimed that the government brutally suppressed the peaceful protest with police force. People were forcibly removed from the area, huts were vandalised, and 21 individuals – including women – were detained. They faced false charges and were held in Chandrapur jail for 17-18 days before being released on bail. Vinod Mandavi mentioned that a police post has been established every five kilometers in that region. Anyone who speaks out is branded a Maoist. He stated, 'I have also been detained numerous times.' Residents of the area also informed The Wire that individuals are now reluctant to participate in protests against the mining operations due to harassment from police and paramilitary forces. The police file cases against them, accusing them of being Maoists or invoking stringent laws such as the Unlawful Activities (Prevention) Act (UAPA). Lalsu indicated that currently, no village has been displaced due to mining activities in this region, but the likelihood of displacement will significantly increase in the future. As mining operations expand, people's lands will begin to be usurped, he said. Lloyds Company has commenced land acquisition from residents in certain villages in the area. Lalsu noted that Lloyds Company constructed a school, hospital, and training centre in Hedri village, for which tribal lands were seized. Therefore, as mining activities grow, tribal lands are being seized for various other purposes as well. Lalsu said that the company has obtained a mining license from the government for 340.09 hectares of land. However, it is acquiring additional land in that region under the guise of other activities. In addition, the company has secured a significant amount of land for the purpose of gathering raw materials in Etapalli and Madigudem. Substantial tribal land has also been acquired around Alapalli and Kamancheru for the purposes of parking and dumping soil and stones, among other materials extracted alongside iron ore. As a result, tribal land is being appropriated and transferred to companies. The Wire has submitted a detailed list of questions regarding the entire matter, encompassing land acquisition and the concerns of tribal communities, to both Lloyds Company and the Chief Minister's Office of Maharashtra. However, no responses have been received till the publication of this report. This news will be updated as soon as a response is received. (Next installment: What impact will these projects have on local life?) Translated from the Hindi original – which first appeared on The Wire Hindi – by Naushin Rehman. The Wire is now on WhatsApp. Follow our channel for sharp analysis and opinions on the latest developments. Your contributions can help us provide in-depth reporting on social, political, and economic issues that affect our daily lives. ©2025 All rights reserved. Foundation for Independent Journalism (FIJ)</w:t>
+        <w:t xml:space="preserve"> https://www.thehindu.com/news/cities/mumbai/bmcs-pot-of-sin-smashed-city-to-taste-butter-of-progress-says-fadnavis/article69941156.ece</w:t>
+      </w:r>
+    </w:p>
+    <w:p>
+      <w:pPr>
+        <w:pStyle w:val="Normal"/>
+      </w:pPr>
+      <w:r>
+        <w:rPr/>
+        <w:t>Content: August 17, 2025e-Paper The View From India Looking at World Affairs from the Indian perspective. First Day First Show News and reviews from the world of cinema and streaming. Today's Cache Your download of the top 5 technology stories of the day. Science For All The weekly newsletter from science writers takes the jargon out of science and puts the fun in! Data Point Decoding the headlines with facts, figures, and numbers Health Matters Ramya Kannan writes to you on getting to good health, and staying there The Hindu On Books Books of the week, reviews, excerpts, new titles and features. August 17, 2025e-Paper Updated - August 17, 2025 10:42 am IST - MUMBAI Maharashtra Chief Minister Devendra Fadnavis break “Dahi Handi” during the ‘DahiHandi Utsav’, in Mumbai, on Saturday (August 16, 2025). | Photo Credit: ANI Maharashtra Chief Minister Devendra Fadnavis on Saturday (August 16, 2025) signalled a major shift in Mumbai’s civic politics, claiming that the BJP-led Mahayuti has exposed years of corruption in the Brihanmumbai Municipal Corporation (BMC). Speaking at Dahi Handi celebrations in Mumbai and Thane, Mr. Fadnavis said that the ruling alliance had broken the “pot of sins” that protected those who plundered the civic body and was now focused on unlocking development for the city. Speaking to reporters, he said, “Change is certain in the BMC. We have smashed the pot of sins of those who looted the corporation and now we have opened the pot of development for the people of Maharashtra. The butter from this pot will now reach the people.” In a pointed attack on Shiv Sena (UBT) chief Uddhav Thackeray, the CM remarked, “After so many years of looting, people of Maharashtra now know very well who was eating the butter from the Mumbai municipal corporation. I do not need to add more words.” His comments came a day after Sena (UBT) leader Sanjay Raut claimed that the Uddhav Thackeray-led party and the Maharashtra Navnirman Sena would contest upcoming civic elections together. The undivided Shiv Sena had controlled the cash-rich BMC for 25 straight years until 2022. The Dahi Handi festival, celebrated across Maharashtra to mark Lord Krishna’s birth, saw enthusiastic participation despite rains with govindas (participants) forming human pyramid to break the handi (pot). Folk music and dance like Lavani were organised across the State to mark the festivities like every year. In Dadar, a group of women also broke the pot and won a trophy. “The govindas’ spirit has not been dampened. We want everyone to celebrate the festivities with safety,” Mr. Fadnavis said. In Ghatkopar, BJP MLA Ram Kadam dedicated a dahi handi to the security personnel who took part in Operation Sindoor, India’s retaliatory strike in Pakistan after the Pahalgam terror attack. “Just as our security forces broke Pakistan’s handi of sins, we have dedicated the celebration to honour the bravery of our jawans who fought in the battle ground,” Mr. Fadnavis added. The Mahayuti government had recognised Dahi Handi as an adventure sport in 2022 and introduced insurance cover for the participants. Later in the day, addressing the govindas at the Tembi Naka Mitra Mandal event in Thane, Mr. Fadnavis praised Deputy CM Eknath Shinde and called him a “true Shiv Sainik of Balasaheb Thackeray” who is carrying forward the legacy of late Sena leader Anand Dighe. Published - August 17, 2025 06:30 am IST Mumbai Copyright© 2025, THG PUBLISHING PVT LTD. or its affiliated companies. All rights reserved. BACK TO TOP Terms &amp; conditions | Institutional Subscriber Comments have to be in English, and in full sentences. They cannot be abusive or personal. Please abide by our community guidelines for posting your comments. We have migrated to a new commenting platform. If you are already a registered user of The Hindu and logged in, you may continue to engage with our articles. If you do not have an account please register and login to post comments. Users can access their older comments by logging into their accounts on Vuukle.</w:t>
       </w:r>
     </w:p>
     <w:p>
@@ -134,7 +134,7 @@
       </w:pPr>
       <w:r>
         <w:rPr/>
-        <w:t>Title: Uddhav Thackeray, Sharad Pawar Praise Devendra Fadnavis; Maharashtra CM's 'Not Enemies' Reply</w:t>
+        <w:t>Title: Uddhav Thackeray asks Fadnavis to resist pressure, act against 'corrupt' ministers</w:t>
       </w:r>
     </w:p>
     <w:p>
@@ -146,16 +146,16 @@
         <w:t xml:space="preserve">URL: </w:t>
       </w:r>
       <w:r>
-        <w:t xml:space="preserve"> https://www.timesnownews.com/india/uddhav-thackeray-sharad-pawar-praise-devendra-fadnavis-maharashtra-cms-not-enemies-reply-article-152328434</w:t>
-      </w:r>
-    </w:p>
-    <w:p>
-      <w:pPr>
-        <w:pStyle w:val="Normal"/>
-      </w:pPr>
-      <w:r>
-        <w:rPr/>
-        <w:t>Content: Theme India Cities Mumbai Delhi Kolkata Bengaluru Hyderabad Chennai Pune Noida Updated Jul 23, 2025, 06:36 IST Maharashtra CM Devendra Fadnavis (Image Credit: X/@CMOMaharashtra) Apoorva Shukla is a journalist at Times Now, where she thrives on dissecting political developments both at home and abroad. A graduate of Delhi Univ...View More news india news Follow us : © 2025 Bennett, Coleman &amp; Company Limited</w:t>
+        <w:t xml:space="preserve"> https://www.indiatoday.in/india/story/uddhav-thackeray-devendra-fadnavis-to-resist-pressure-act-against-corrupt-ministers-2769831-2025-08-12</w:t>
+      </w:r>
+    </w:p>
+    <w:p>
+      <w:pPr>
+        <w:pStyle w:val="Normal"/>
+      </w:pPr>
+      <w:r>
+        <w:rPr/>
+        <w:t>Content: Taking a swipe at Maharashtra Chief Minister Devendra Fadnavis, Shiv Sena (UBT) chief Uddhav Thackeray launched a scathing attack on him, expressing pity for his inability to act against "corrupt" ministers despite commanding a "monstrous majority" in the Mahayuti government. Urging Fadnavis to resist pressure and demand resignations of tainted ministers, Thackeray echoed the Congress’ barb, calling him a "Thief Minister" rather than Chief Minister. Thackeray’s ire was directed at ministers from the Eknath Shinde-led Shiv Sena faction, several of whom face allegations of corruption. Since the Mahayuti alliance’s formation, several ministers have been embroiled in controversies over alleged corruption cases. The Uddhav Sena claims Maharashtra leads in corruption under the current regime, spotlighting at least four Shinde ministers with questionable records. By targeting these ministers, Thackeray is piling moral pressure on Fadnavis to act, intensifying a simmering cold war between the Chief Minister and Deputy Chief Minister Eknath Shinde. Disputes over power-sharing, file clearances, and the removal of Shinde’s aides from key posts have fueled speculation of a rift among the Mahayuti coalition. Thackeray’s call for action against Shinde’s ministers appears calculated to exploit this discord, placing Fadnavis in a moral and political bind. To press their demands, Uddhav Sena launched the "Maharashtra Janakrosh Andolan," a statewide protest led by the party chief, Yuva Sena chief Aaditya Thackeray, and other senior leaders. The demonstration, held at Chhatrapati Shivaji Maharaj Park in Mumbai's Dadar near Late Maasaheb Minatai Thackeray’s statue, sought the ouster of corrupt Mahayuti ministers. Thackeray also raised concerns about former Vice President Jagdeep Dhankhar’s "suspicious resignation," alleging he was forced out for planning to challenge the central government and has since "vanished". He warned that India risks resembling China or Russia, where dissenters disappear. In response, Fadnavis dismissed the protests, claiming his government is "stealing the love of the people," which the opposition cannot digest, driving their frustration to the streets.- EndsPublished By: Vivek Published On: Aug 12, 2025Must Watch</w:t>
       </w:r>
     </w:p>
     <w:p>
@@ -173,7 +173,7 @@
       </w:pPr>
       <w:r>
         <w:rPr/>
-        <w:t>Title: Do not engage in letter wars, come to me: CM Devendra Fadnavis to ministers</w:t>
+        <w:t>Title: ‘We have many other issues to address’: Devendra Fadnavis after civic bodies ban meat sale on Independence Day</w:t>
       </w:r>
     </w:p>
     <w:p>
@@ -185,16 +185,16 @@
         <w:t xml:space="preserve">URL: </w:t>
       </w:r>
       <w:r>
-        <w:t xml:space="preserve"> https://indianexpress.com/article/cities/mumbai/do-not-engage-in-letter-wars-come-to-me-cm-devendra-fadnavis-to-ministers-10153386/</w:t>
-      </w:r>
-    </w:p>
-    <w:p>
-      <w:pPr>
-        <w:pStyle w:val="Normal"/>
-      </w:pPr>
-      <w:r>
-        <w:rPr/>
-        <w:t>Content: Chief Minister Devendra Fadnavis on Sunday urged the ministers to not engage in letter wars and instead resolve the issues by directly approaching him. Speaking to mediapersons in Nagpur, the CM said, “There is clear division of work for cabinet minister and MoS. And everybody should abide by it. At the same time, cabinet ministers should also ensure MoS are given their responsibilities and rights. MoS holding review meeting does not amount to violation… If anybody has any problem, they should come to me. There is no need for issuing letters.” The CM was referring to the letter exchange between Shiv Sena cabinet Minister for Social Justice Sanjay Shirsat and BJP Minister of State (MoS) Madhuri Misal. Shirsat wrote letter questioning Misal over convening a meeting and issuing directives on issues concerning the department. Shirsat pointed that as junior minister ( MoS), Misal violated the rules. And that if she had to hold a meeting, it should have been in his presence or with his permission. “You are aware that many meetings are being organised at my level on these subjects. To ensure proper coordination, you should have sought my prior permission and struck to the subjects which have been allocated to you,” Shirsat wrote. In her reply, Misal stated, “I don’t think I have violated any norm. I have convened the meeting within my jurisdiction… I am just adhering to the directives and plans laid out for 150 days, for which I have sought CMO permission. In any case, I have not taken any policy decision in the meetings.” Stay updated with the latest - Click here to follow us on Instagram You May Like The Supreme Court questioned Justice Varma's conduct and reserved its order on his petition challenging the inquiry procedure and Chief Justice's recommendation for removal. Senior advocate Sibal argued that the recommendation was unconstitutional and would set a dangerous precedent. The inquiry panel found Varma guilty of misconduct for controlling storeroom with large amount of undisclosed cash.</w:t>
+        <w:t xml:space="preserve"> https://indianexpress.com/article/cities/mumbai/maharashtra-government-meat-ban-devendra-fadnavis-independence-day-10187305/</w:t>
+      </w:r>
+    </w:p>
+    <w:p>
+      <w:pPr>
+        <w:pStyle w:val="Normal"/>
+      </w:pPr>
+      <w:r>
+        <w:rPr/>
+        <w:t>Content: Amidst controversy over civic bodies’ order on the closure of slaughterhouses and meat shops in parts of Maharashtra on Independence Day, Maharashtra Chief Minister Devendra Fadnavis said Wednesday the government is “not interested in regulating who eats what”. After Kalyan-Dombivli, Nagpur, Malegaon, Jalgaon, and other civic bodies issued the order to close slaughterhouses and meat shops in their jurisdictions for 24 hours on August 15, the Opposition accused the Maharashtra chief minister of curbing individual freedom over the choice of food. While speaking to reporters, Chief Minister Devendra Fadnavis said the decision was taken by individual civic bodies, and was not thrust by the government. “We have many other issues to address,” he said, adding such a step was “unnecessary”. Fadnavis also said he was unaware of the government resolution (GR) that allows closure of abattoirs on certain days, including Independence Day, and individual civic bodies can take such a decision. “When I sought information from the civic body, I was told this [GR] was in existence since the 1988 Congress government,” he added. On Tuesday, Deputy Chief Minister Ajit Pawar called the meat ban order ridiculous. “It is an individual’s right to decide what to eat and not eat. We have to respect everybody’s diversity, culture, tradition, and food habits,” he said. “While it is important to keep public sentiments and faith in mind on certain religious occasions such as Ashadi Ekadhasi or Mahavir Jayanti…, there is no reason why there should be a ban on meat and non-vegetarian food on Maharashtra Day, Independence Day or Republic Day,” Pawar said. While Fadnavis and Pawar dismissed the order, the Maharashtra unit of the BJP has put out a strong defence, arguing it was in existence since the Congress regime. On Monday, BJP Media Cell in-charge Navnath Ban furnished documents to substantiate that the order was issued by the then Congress government led by Shankarrao Chavan. He added that the same decision was implemented in Nagpur Municipal Corporation during the Maha Vikas Aghadi government under Uddhav Thackeray in 2021. Stay updated with the latest - Click here to follow us on Instagram You May Like The Supreme Court on Thursday reserved its order on the interim prayer seeking a stay on August 11 order of picking up strays from streets in Delhi NCR. The case was heard by a three-judge bench of Justices Vikram Nath, Sandeep Mehta and N V Anjaria.</w:t>
       </w:r>
     </w:p>
     <w:p>
@@ -212,7 +212,7 @@
       </w:pPr>
       <w:r>
         <w:rPr/>
-        <w:t>Title: Devendra Fadnavis: BJP wants to contest civic polls under Mahayuti alliance</w:t>
+        <w:t>Title: BJP is the largest party in Maharashtra since 2014: CM Devendra Fadnavis</w:t>
       </w:r>
     </w:p>
     <w:p>
@@ -224,16 +224,16 @@
         <w:t xml:space="preserve">URL: </w:t>
       </w:r>
       <w:r>
-        <w:t xml:space="preserve"> https://indianexpress.com/article/cities/mumbai/devendra-fadnavis-bjp-contest-civic-polls-mahayuti-alliance-10155617/</w:t>
-      </w:r>
-    </w:p>
-    <w:p>
-      <w:pPr>
-        <w:pStyle w:val="Normal"/>
-      </w:pPr>
-      <w:r>
-        <w:rPr/>
-        <w:t>Content: By: Express News Service Chief Minister Devendra Fadnavis on Monday said that the BJP wants to contest the local body polls under Mahayuti alliance with its partners Shiv Sena and NCP but in seats where it is not possible, the allies “should not work against each other”. Fadnavis was speaking to mediapersons in Wardha after a meeting with BJP office-bearers and local leaders to assess the preparations for civic polls, which is expected to be held later this year. “The BJP wants to contest the local body elections with alliance partners (Shiv Sena and NCP) under Mahayuti banner. Wherever this is not possible for local reasons we will have a friendly fight,” he said. “Ideally since we are a coalition government, we would like to continue the contest as Mahayuti. But wherever we do not contest under an alliance, we should ensure there is no bitterness and nobody works against each other,” the BJP leader added. Fadnavis also expressed confidence over the alliance winning the Brihanmumbai Municipal Corporation, claiming that the next mayor of Mumbai will be from Mahayuti. “The next mayor in Mumbai will be from Mahayuti. It does not matter whether Shiv Sena (UBT) and MNS come together or fight separately. One thing is very clear that Mahayuti will win the elections in BMC and also have its Mayor in Mumbai,” he said. Mentioning about BJP’s record victory in last year’s Assembly polls — the party won 137 seats — the chief minister said, “In the next five years, our government will fulfill the aspirations of the common man. When the government completes five years, Maharashtra will be completely transformed.” Launching an attack on the Opposition Maha Vikas Aghadi (MVA), he added, “The opposition cannot compete with us on the development agenda. Therefore, they come out with a new narrative every day. On the Maharashtra Special Public Security Act, they started attacking the government mindlessly. This shows their total disregard for the Constitution and democracy,” he said, stressing the Act was not against political opponents.</w:t>
+        <w:t xml:space="preserve"> https://indianexpress.com/article/cities/mumbai/bjp-is-the-largest-party-in-maharashtra-since-2014-cm-devendra-fadnavis-10190005/</w:t>
+      </w:r>
+    </w:p>
+    <w:p>
+      <w:pPr>
+        <w:pStyle w:val="Normal"/>
+      </w:pPr>
+      <w:r>
+        <w:rPr/>
+        <w:t>Content: Speaking to media persons on Thursday, Chief Minister Devendra Fadnavis said that the Bharatiya Janata Party is the largest party in Maharashtra, no matter what others might say. Fadnavis’ assertions came in response to MNS president Raj Thackeray, who claimed Shiv Sena (UBT) and MNS has maximum appeal and acceptance at the grassroot level in Mumbai. “In 2014 Assembly pills became the single largest party winning 122 seats. In 2019 it retained its single largest party position with 105 seats. Again in 2024 Assembly polls, BJP with 132 seats has become the largest party. These are the facts. People have given their mandate to the party,” he said, adding, “If somebody wants to claim their party is biggest let them do so.” Ahead of the local body elections, estranged Thackeray cousins Uddhav and Raj have hinted at a union. Officially, both shared the dais last month in Mumbai and promised to work together for Marathi and Maharashtra together. Many within the opposition believe that the Shiv Sena (UBT) and MNS leaders’ unity would become a game changer in the BMC polls. However, Fadnavis believed people will support them for the development agenda. “From Coastal Road to Metro, there are several mega projects which have been undertaken during my tenure as CM 2014-2019. As Deputy CM, we gave it fresh impetus. And again as CM for a second term, we are fast tracing these projects which will bring huge relief to Mumbaikars,” he added. Commenting on Rahul Gandhi’s poll fraud, Fadnavis said, “Why are they not agreeing for a comprehensive poll revision? I have always held there was a need for a comprehensive poll revision to tackle the flaws. In the past I had also filed a petition in court seeking for a comprehensive poll revision.” “If the opposition is seriously concerned about anamolies, it should give consent for a poll revision exercise,” he said. Stay updated with the latest - Click here to follow us on Instagram You May Like Ahead of his high-stakes summit with Vladimir Putin Friday, US president Donald Trump suggested that his tariffs on India “essentially took them out of buying oil from Russia,” and may have played a role in bringing Moscow to the negotiating table. Trump said he believes Putin “wants to get it done,” ahead of their summit in Alaska tomorrow.</w:t>
       </w:r>
     </w:p>
     <w:p>
@@ -251,7 +251,7 @@
       </w:pPr>
       <w:r>
         <w:rPr/>
-        <w:t>Title: From ‘punishment posting’ to next steel powerhouse: CM Devendra Fadnavis inaugurates several projects in Gadchiroli</w:t>
+        <w:t>Title: ‘BMC set for parivartan, BJP to replace those who looted people,’ says Maharashtra CM Devendra Fadnavis at Mumbai Dahi Handi event</w:t>
       </w:r>
     </w:p>
     <w:p>
@@ -263,16 +263,16 @@
         <w:t xml:space="preserve">URL: </w:t>
       </w:r>
       <w:r>
-        <w:t xml:space="preserve"> https://indianexpress.com/article/cities/mumbai/devendra-fadnavis-gadchiroli-projects-steep-powerhouse-10142526/</w:t>
-      </w:r>
-    </w:p>
-    <w:p>
-      <w:pPr>
-        <w:pStyle w:val="Normal"/>
-      </w:pPr>
-      <w:r>
-        <w:rPr/>
-        <w:t>Content: Maharashtra Chief Minister Devendra Fadnavis said Tuesday that Gadchiroli, once regarded as the state’s most backward region – often known to be the place for “punishment postings” – is now set to become the country’s next steel powerhouse, driven by developments from Lloyds Metals and Energy and a model of growth rooted in local employment, conservation, and inclusivity. Fadnavis was speaking at Konsari village in Gadchiroli’s Chamorshi taluka on Tuesday where he inaugurated and performed the groundbreaking ceremony of several projects of Lloyds Metals and Energy Ltd (LMEL) at Konsari. This included the inauguration of a 5 million tonne per annum (MTPA) iron ore grinding plant at Hedri, an 85-kilometre-long, 10 MTPA slurry pipeline between Hedri and Konsari, and a 4 MTPA pellet plant at Konsari. Additionally, the Chief Minister also performed the groundbreaking ceremony for an integrated steel project with a capacity of 4.5 MTPA at Konsari, a 100-bed hospital, a CBSE school and Lloyds’ employee residential complex at Somanpalli. Addressing a public gathering, Fadnavis lauded LMEL’s managing director B Prabhakaran for “walking with society”, and making all employees stakeholders in the company’s success. “This is not just industrial development, this is transformation. Every employee is also a shareholder,” he said. Fadnavis praised the police and the people of Gadchiroli for standing by the Constitution and the democratic system and not with Maoists, who have been thriving in the area for decades. “Today, even former Naxals are working at Lloyds plant. The Naxal network has been broken, only a few remain, and they too must surrender,” he appealed. The chief minister, however, cautioned against what he termed ‘urban Maoism’, referring to alleged misinformation campaigns on social media that claimed tribal land was forcibly acquired and forests destroyed in Gadchiroli. “These are not voices from Gadchiroli, they are just a few people based in cities like Bengaluru and Kolkata, who are being funded from abroad, trying to keep Adivasis poor, backward, and enslaved,” he said. Reaffirming his government’s commitment, Fadnavis said, “We will not rest until Gadchiroli becomes the number one district in Maharashtra. The next five years will see income levels rise and lives change in ways people once thought was impossible.” Drawing inspiration from Dr B R Ambedkar’s vision, Fadnavis said the transformation underway in Gadchiroli reflects the vision of India’s Constitution. “This is the real struggle, not just against poverty or underdevelopment, but against a mindset that wants to keep tribal India in the past.” Mining operations began in Gadchiroli around 2016-17, following official approvals. Since then, Lloyds has played a key role in establishing an end-to-end steel ecosystem in the district, he added. “We didn’t want Gadchiroli to remain just a resource supplier for industries outside, where it would face enormous pollution at the cost of development. Our vision was and is to benefit local youth and help them get jobs here,” Fadnavis said. He said over 14,000 local youths are now employed with the company. The BJP leader also shared stories of local women who started in housekeeping roles and now drive heavy Volvo trucks, earning over Rs 55,000 per month. He also noted that some women will be operating pellet trucks, breaking barriers in a traditionally male-dominated industry. Fadnavis also announced the bhoomi pujan for an upcoming integrated steel plant, which will generate another 20,000 jobs. The project, he informed, will be completed in 30 months. He also highlighted collaborations between Gondwana University and an Australian university to train youth in advanced mining technologies. “Students will study partly in Australia and partly in Gadchiroli. Soon the students of Gadchiroli studying at the institute will be known as the best mining engineers of India,” he added. “May it be a pellet plant, or a slurry pipeline, another conversation I had with B Prabhakaran was that we need to develop the region, but ‘jal, jamin, and jungle’ (water, land, and forest), which is the identity of Gadchiroli, needs to be preserved. There should not be destruction of this wealth. We need to try and ensure that there is no pollution which harms the beauty of this region,” said Fadnavis. Responding to concerns about environmental impact, Fadnavis underlined that the Gadchiroli model is based on ‘green growth.’ He stressed that an 80-kilometre slurry pipeline has been installed by Lloyds to prevent pollution. He was concerned that the slurry could be a cause of concern for environmental pollution, but the pipeline made it look easy. He said the region will soon transition to electric vehicles for most industrial movements. Fadnavis also announced a mega plantation drive, with 1 crore trees to be planted over the next two years, starting with 40 lakh saplings on Tuesday. He also hinted that a nursery similar to those in Rajahmundry, Andhra Pradesh, will also be established to ensure a high survival rate of planted saplings. The chief minister said the state government’s Rs 5 lakh health insurance scheme will be functional in Gadchiroli as the company is keen to build a new hospital in the region. A school will also be constructed. “Gadchiroli has the potential to produce better steel than China, and that too, green steel,” Fadnavis claimed, reaffirming the push for reducing dependence on gas and coal. Gadchiroli Joint Guardian Minister Ashish Jaiswal, MLAs Dharmaraobaba Atram and Milind Narote and others were present at the event Stay updated with the latest - Click here to follow us on Instagram You May Like The United States Wednesday sanctioned six India-based companies over their alleged involvement in trade and transportation of Iranian crude oil and petroleum products. The US Treasury said it was the most significant Iran-related sanctions action since 2018, during President Donald Trump’s first administration.</w:t>
+        <w:t xml:space="preserve"> https://indianexpress.com/article/cities/mumbai/bmc-parivartan-maharashtra-cm-devendra-fadnavis-10193241/</w:t>
+      </w:r>
+    </w:p>
+    <w:p>
+      <w:pPr>
+        <w:pStyle w:val="Normal"/>
+      </w:pPr>
+      <w:r>
+        <w:rPr/>
+        <w:t>Content: Maharashtra Chief Minister Devendra Fadnavis Saturday said that “parivartan” (change) was inevitable in the upcoming Brihanmumbai Municipal Corporation (BMC) elections. After symbolically breaking the clay pot at the Jambori Maidan Dahi Handi festival in Worli, Fadnavis stated, “In the coming BMC polls, we will bring the change by replacing those who failed and looted the people.” Exuding confidence that the BJP-led Mahayuti will be able to defeat the combined forces of Uddhav Thackeray and Raj Thackeray, the chief minister said, “We are confident that the people will judge us on the development agenda. We are committed to serving the people.” “The results are before the people… the number of mega projects which we have taken up across the city, namely coastal road, MTHL, Navi Mumbai Airport, BDD chawl housing, metro railways, etc…” he added. The BMC has been under the Shiv Sena (UBT) for the last three decades. In 2017, the undivided Shiv Sena and the BJP contested separately despite being alliance partners in the state government. The BJP won 82 seats, just two seats less than the Shiv Sena’s tally of 84. However, with a strained relationship between the Shiv Sena (UBT) and the BJP, the next BMC polls are expected to be a fiercely contested event. At Ghatkopar, where BJP (MLA) Ram Kadam hosted the Dahi Handi event, Fadnavis lauded the theme. The chief minister said, “This Dahi Handi at Ghatkopar is dedicated to our Armed Forces. It’s a salute to their courage and success. The Indian forces gave Pakistan a befitting reply by entering their territory and destroying their terror camps.” “Operation Sindoor under Prime Minister Narendra Modi is a historic achievement which has been rightly chosen as the theme of this Dahi Handi. It is a tribute to all those who fought bravely and made India proud,” he added. The Dahi Handi is an annual celebration associated with Krishna Janmashtami. The Dahi Handi festival is organised by groups/ communities in their respective areas a day after Janmashtami. Young boys and girls form human pyramids to reach clay pots filled with milk, yogurt, and butter suspended from a height. The team that first breaks the pot is declared the winner. State BJP president Ravindra Chavan said, “Dahi handi is a festival which brings people together for celebrations across communities, class, and parties.” According to the schedule released by the Chief Minister’s Office (CMO), Fadnavis will visit 14 Dahi Handi events across Mumbai and Thane on Saturday. It includes Worli, Bhoiwada, Ghatkopar, Vikhroli, Raghunathnagar (Thane), Tembhinaka (Thane), Bhiwandi, Dahisar, and Birivali. Of these 14, at least four Dahi Handis are organised in Thane by Shiv Sena leaders. Stay updated with the latest - Click here to follow us on Instagram You May Like Trump believes that a peace agreement is the best way to end the war in Ukraine, rather than a ceasefire. He confirmed a meeting with Ukrainian President Zelenskyy and hinted at a potential meeting with Putin. The Alaska summit with Putin was described as successful, but no deal was reached. Trump praised Putin and expressed hope for improved relations between the US and Russia.</w:t>
       </w:r>
     </w:p>
     <w:p>
@@ -290,7 +290,7 @@
       </w:pPr>
       <w:r>
         <w:rPr/>
-        <w:t>Title: ‘Urban Naxals’ with overseas funding are stalling development projects in Maharashtra, says Devendra Fadnavis</w:t>
+        <w:t>Title: Maharashtra CM Fadnavis, his Deputy CMs congratulate Radhakrishnan over V-P nomination</w:t>
       </w:r>
     </w:p>
     <w:p>
@@ -302,16 +302,16 @@
         <w:t xml:space="preserve">URL: </w:t>
       </w:r>
       <w:r>
-        <w:t xml:space="preserve"> https://www.thehindu.com/news/national/maharashtra/urban-naxals-with-overseas-funding-are-stalling-development-projects-in-maharashtra-says-devendra-fadnavis/article69843478.ece</w:t>
-      </w:r>
-    </w:p>
-    <w:p>
-      <w:pPr>
-        <w:pStyle w:val="Normal"/>
-      </w:pPr>
-      <w:r>
-        <w:rPr/>
-        <w:t>Content: July 24, 2025e-Paper The View From India Looking at World Affairs from the Indian perspective. First Day First Show News and reviews from the world of cinema and streaming. Today's Cache Your download of the top 5 technology stories of the day. Science For All The weekly newsletter from science writers takes the jargon out of science and puts the fun in! Data Point Decoding the headlines with facts, figures, and numbers Health Matters Ramya Kannan writes to you on getting to good health, and staying there The Hindu On Books Books of the week, reviews, excerpts, new titles and features. July 24, 2025e-Paper Published - July 22, 2025 10:22 pm IST - Mumbai Maharashtra Chief Minister Devendra Fadnavis addresses the gathering during the inauguration and foundation stone laying ceremony of various projects of Lloyds Metals and Energy, in Gadchiroli, Maharashtra, Tuesday, July 22, 2025. | Photo Credit: PTI Days after the Maharashtra Special Public Security Bill was passed in the State Assembly, Maharashtra Chief Minister Devendra Fadnavis on Tuesday (July 22, 2025) alleged that “urban Naxals” from outside the State were using foreign funds to spread rumours and stall development projects. The Chief Minister was in Gadchiroli district to inaugurate projects. “While gun-wielding Naxalites are surrendering, reducing Naxalism, urban Naxalism is increasing. So, we need to stay alert about ‘urban Naxals’ spreading misinformation,” the senior Bharatiya Janata Party (BJP) leader said, adding that the investigation by the Gadchiroli police investigation had shown that people from other States, including Karnataka, were funding these campaigns. The Guardian Minister of Gadchiroli district, Mr. Fadnavis also highlighted that social media campaigns claiming killings of tribals and land seizures started right after the foundation of a steel plant had been laid. “’Urban Naxalism’ is spreading, and they are using misinformation to derail development projects,” Mr. Fadnavis said, adding he had been shocked to come across the news, when nothing had happened. He asked the Range’s Inspector General Sandeep Patil to probe the details. Mr. Fadnavis revealed that, upon investigation, the four persons involved were from Kolkata and Bengaluru, working on foreign funding to “instigate people against the Constitution”. While speaking at the ‘ground breaking’ ceremony of several projects of Lloyds Metals and Energy Limited at Konsari in Gadchiroli district, Mr. Fadnavis, who is also the State’s Home Minister, appealed to Naxalites to enter the mainstream, leaving behind their old life. “We are on our way to fulfil our dream of making Gadchiroli the steel hub of India. In 2015-2016, the mining started amid the challenges posed by Naxalites, villagers, and safety issues. However, we are on a path to build a steel ecosystem with jobs for the locals,” Mr. Fadnavis said, ealling Gadchiroli the greenest district of Maharashtra. Published - July 22, 2025 10:22 pm IST Maharashtra / development / armed conflict Copyright© 2025, THG PUBLISHING PVT LTD. or its affiliated companies. All rights reserved. BACK TO TOP Terms &amp; conditions | Institutional Subscriber Comments have to be in English, and in full sentences. They cannot be abusive or personal. Please abide by our community guidelines for posting your comments. We have migrated to a new commenting platform. If you are already a registered user of The Hindu and logged in, you may continue to engage with our articles. If you do not have an account please register and login to post comments. Users can access their older comments by logging into their accounts on Vuukle.</w:t>
+        <w:t xml:space="preserve"> https://www.thehindu.com/news/national/maharashtra-cm-fadnavis-his-deputy-cms-congratulate-radhakrishnan-over-v-p-nomination/article69945058.ece</w:t>
+      </w:r>
+    </w:p>
+    <w:p>
+      <w:pPr>
+        <w:pStyle w:val="Normal"/>
+      </w:pPr>
+      <w:r>
+        <w:rPr/>
+        <w:t>Content: August 18, 2025e-Paper The View From India Looking at World Affairs from the Indian perspective. First Day First Show News and reviews from the world of cinema and streaming. Today's Cache Your download of the top 5 technology stories of the day. Science For All The weekly newsletter from science writers takes the jargon out of science and puts the fun in! Data Point Decoding the headlines with facts, figures, and numbers Health Matters Ramya Kannan writes to you on getting to good health, and staying there The Hindu On Books Books of the week, reviews, excerpts, new titles and features. August 18, 2025e-Paper Updated - August 18, 2025 07:17 am IST - Mumbai Maharashtra Chief Minister Devendra Fadnavis congratulates Governor C.P. Radhakrishnan at Raj Bhavan on Sunday (August 17, 2025). | Photo Credit: Special Arrangement On a day when Maharashtra Governor C.P. Radhakrishnan’s name was announced as the Vice-Presidential candidate for the NDA, the former Coimbatore MP sought blessings at the famous Siddhivinayak temple in Mumbai along with his wife. Later in the day, after the official announcement, Maharashtra Chief Minister Devendra Fadnavis visited the Raj Bhavan to felicitate him and offer his wishes. Deputy Chief Ministers Eknath Shinde and Ajit Pawar too extended their wishes to the Governor. “Heartiest congratulations to Maharashtra Governor Hon CP Radhakrishnan ji on his selection as the National Democratic Alliance (NDA) candidate for the Vice President of India. Throughout his tenure as a Member of Parliament and Governor in various States, Hon Governor Radhakrishnan ji has garnered extensive expertise in a wide range of legislative and constitutional matters. His selection as the V-P candidate fills us all Maharashtrians with immense pride!” Mr. Fadnavis posted on social media. Mr. Ajit Pawar posted, “Congratulations to incumbent Maharashtra Governor Shri C.P. Radhakrishnan ji on being announced as NDA’s candidate for the Vice Presidential election. I am sure once elected, his long-standing experience and dedication will only enrich this high constitutional office. Wishing him the very best.” Maharashtra Governor C.P. Radhakrishnan accompanied by his wife Sumathi offering prayers at the Siddhivinayak Temple in Mumbai on Sunday (August 17, 2025). | Photo Credit: Special Arrangement Extending his support to the candidature of Mr. Radhakrishnan, Mr. Shinde posted on his social media account, “By selecting the Honorable Governor of Maharashtra, Shri @CPRGuv ji, as the candidate for the post of Vice President, the National Democratic Alliance under the leadership of Prime Minister @narendramodi has duly honoured an experienced, wise, honest, and patriotic personality in the political field. On behalf of the Shiv Sena party, I announce support for the candidacy of the respected Radhakrishnan, who has long experience in parliamentary work as a Member of Parliament and deep knowledge of administrative work as a Governor. Also, heartfelt congratulations on the nomination for the Vice President post. Since his victory in this election is certain, I extend my best wishes that his tenure as Vice President be successful and that his career be remarkable for the bright future of the country.” BJP national president and Union Minister J.P. Nadda earlier in the day announced that Mr. Radhakrishnan is the vice-presidential pick after the meeting of the BJP parliamentary board concluded. “We will also be reaching out to the opposition soon on this matter,” said Mr. Nadda. The vice-presidential polls were necessitated after former Vice-President Jagdeep Dhankhar resigned from his post, citing health issues. Published - August 18, 2025 12:23 am IST Maharashtra / Bharatiya Janata Party / government Copyright© 2025, THG PUBLISHING PVT LTD. or its affiliated companies. All rights reserved. BACK TO TOP Terms &amp; conditions | Institutional Subscriber Comments have to be in English, and in full sentences. They cannot be abusive or personal. Please abide by our community guidelines for posting your comments. We have migrated to a new commenting platform. If you are already a registered user of The Hindu and logged in, you may continue to engage with our articles. If you do not have an account please register and login to post comments. Users can access their older comments by logging into their accounts on Vuukle.</w:t>
       </w:r>
     </w:p>
     <w:p>
@@ -329,7 +329,7 @@
       </w:pPr>
       <w:r>
         <w:rPr/>
-        <w:t>Title: We are ideological opponents not enemies: Fadnavis on Thackeray, Pawar</w:t>
+        <w:t>Title: Maharashtra CM Fadnavis flags rising property prices in Mumbai despite major infra push</w:t>
       </w:r>
     </w:p>
     <w:p>
@@ -341,16 +341,16 @@
         <w:t xml:space="preserve">URL: </w:t>
       </w:r>
       <w:r>
-        <w:t xml:space="preserve"> https://www.thehindu.com/news/national/maharashtra/we-are-ideological-opponents-not-enemies-fadnavis-on-thackeray-pawar/article69843300.ece</w:t>
-      </w:r>
-    </w:p>
-    <w:p>
-      <w:pPr>
-        <w:pStyle w:val="Normal"/>
-      </w:pPr>
-      <w:r>
-        <w:rPr/>
-        <w:t>Content: August 16, 2025e-Paper The View From India Looking at World Affairs from the Indian perspective. First Day First Show News and reviews from the world of cinema and streaming. Today's Cache Your download of the top 5 technology stories of the day. Science For All The weekly newsletter from science writers takes the jargon out of science and puts the fun in! Data Point Decoding the headlines with facts, figures, and numbers Health Matters Ramya Kannan writes to you on getting to good health, and staying there The Hindu On Books Books of the week, reviews, excerpts, new titles and features. August 16, 2025e-Paper Published - July 22, 2025 07:50 pm IST - Mumbai “We are ideological opponents and not enemies,” Maharashtra Chief Minister Devendra Fadnavis said. File | Photo Credit: PTI Maharashtra Chief Minister Devendra Fadnavis on Tuesday (July 22, 2025) thanked NCP (SP) president Sharad Pawar and Shiv Sena (UBT) chief Uddhav Thackeray for praising him in the coffee table book released on his birthday, saying they were his ideological opponents, not enemies. Maharashtra Governor C.P. Radhakrishnan released a coffee table book titled 'Maharashtra Nayak' on Mr. Fadnavis at Raj Bhavan to mark his 55th birthday. When asked about the remarks made by Mr. Thackeray and Mr. Pawar in the book about his zeal and passion towards his work, Mr. Fadnavis said he was thankful to Uddhav Thackeray. "We are ideological opponents and not enemies," he said while speaking to reporters in Nagpur. "Sharad Pawar is a large-hearted and senior leader. His comments are priceless for me," he said. Published - July 22, 2025 07:50 pm IST Maharashtra / books and literature / books and publishing Copyright© 2025, THG PUBLISHING PVT LTD. or its affiliated companies. All rights reserved. BACK TO TOP Terms &amp; conditions | Institutional Subscriber Comments have to be in English, and in full sentences. They cannot be abusive or personal. Please abide by our community guidelines for posting your comments. We have migrated to a new commenting platform. If you are already a registered user of The Hindu and logged in, you may continue to engage with our articles. If you do not have an account please register and login to post comments. Users can access their older comments by logging into their accounts on Vuukle.</w:t>
+        <w:t xml:space="preserve"> https://m.economictimes.com/industry/services/property-/-cstruction/maharashtra-cm-fadnavis-flags-rising-property-prices-in-mumbai-despite-major-infra-push/articleshow/123330813.cms</w:t>
+      </w:r>
+    </w:p>
+    <w:p>
+      <w:pPr>
+        <w:pStyle w:val="Normal"/>
+      </w:pPr>
+      <w:r>
+        <w:rPr/>
+        <w:t>Content: Despite significant infrastructure development in the Mumbai Metropolitan Region, housing prices continue to rise, posing affordability challenges. Chief Minister Fadnavis highlights the demand-supply imbalance and emphasizes the need for innovative construction technologies and collaboration between developers and the government. The focus is on redevelopment projects and the creation of new urban centers to reshape Mumbai. (Catch all the Business News, Breaking News, Budget 2025 Events and Latest News Updates on The Economic Times.) Subscribe to The Economic Times Prime and read the ET ePaper online. (Catch all the Business News, Breaking News, Budget 2025 Events and Latest News Updates on The Economic Times.) Subscribe to The Economic Times Prime and read the ET ePaper online. Hot on Web In Case you missed it Top Searched Companies Top Calculators Most Searched IFSC Codes Top Prime Articles Top Slideshow Top Definitions Top Story Listing Private Companies Latest News Follow us on: Find this comment offensive? Choose your reason below and click on the Report button. This will alert our moderators to take action Reason for reporting: Your Reason has been Reported to the admin. Log In/Connect with: Will be displayed Will not be displayed Will be displayed Worry not. You’re just a step away. It seems like you're already an ETPrime member with Login using your ET Prime credentials to enjoy all member benefits Log out of your current logged-in account and log in again using your ET Prime credentials to enjoy all member benefits. Big Price Drop! Flat 40% Off Offer Exclusively For You Save up to Rs. 700/- ON ET PRIME MEMBERSHIP Offer Exclusively For You Get 1 Year Free With 1 and 2-Year ET prime membership Offer Exclusively For You Get 1 Year Free With 1 and 2-Year ET prime membership Offer Exclusively For You Get Flat 40% Off Then ₹ 1749 for 1 year Offer Exclusively For You ET Prime at ₹ 49 for 1 month Then ₹ 1749 for 1 year Special Offer Get flat 40% off on ETPrime What’s Included with ETPrime Membership Trump temper on H-1B visas is forcing Indians to do these things to stay put in US What Adani’s US indictment means for India Inc’s overseas fundraising Why veterans like Reliance, L&amp;T are on acquisition spree? Aswath Damodaran has an answer. Will China’s dollar bond sale in Saudi Arabia trump the US in financial world? Huawei launches its own OS to compete with Google and Apple. But can it win beyond China? The problem with lab grown diamonds Why a falling rupee is a better option for the economy A list of top 20 momentum stocks that have delivered massive returns in one year Investment Ideas Grow your wealth with stock ideas &amp; sectoral trends. Stock Reports Plus Buy low &amp; sell high with access to Stock Score, Upside potential &amp; more. BigBull Portfolio Get to know where the market bulls are investing to identify the right stocks. Stock Analyzer Check the score based on the company's fundamentals, solvency, growth, risk &amp; ownership to decide the right stocks. Market Mood Analyze the market sentiments &amp; identify the trend reversal for strategic decisions. Stock Talk Live at 9 AM Daily Ask your stock queries &amp; get assured replies by ET appointed, SEBI registered experts. ePaper - Print View Read the PDF version of ET newspaper. Download &amp; access it offline anytime. ePaper - Digital View Read your daily newspaper in Digital View &amp; get it delivered to your inbox everyday. Wealth Edition Manage your money efficiently with this weekly money management guide. TOI ePaper Read the PDF version of TOI newspaper. Download &amp; access it offline anytime. Deep Explainers Explore the In-depth explanation of complex topics for everyday life decisions. Health+ Stories Get fitter with daily health insights committed to your well-being. Personal Finance+ Stories Manage your wealth better with in-depth insights &amp; updates on finance. New York Times Exclusives Stay globally informed with exclusive story from New York Times. TimesPrime Subscription Access 20+ premium subscriptions like Spotify, Uber One &amp; more. Docubay Subscription Stream new documentaries from all across the world every day. Leadership | Entrepreneurship People | Culture Leadership | Entrepreneurship People | Culture Leadership | Entrepreneurship People | Culture Leadership | Entrepreneurship People | Culture Leadership | Entrepreneurship People | Culture Stories you might be interested in</w:t>
       </w:r>
     </w:p>
     <w:p>
@@ -368,7 +368,7 @@
       </w:pPr>
       <w:r>
         <w:rPr/>
-        <w:t>Title: Ahead of local body polls, Maharashtra CM Devendra Fadnavis likely go for major cabinet rejig</w:t>
+        <w:t>Title: ‘CM troubling muslims, undermining Marathas’: Jarange targets Fadnavis again</w:t>
       </w:r>
     </w:p>
     <w:p>
@@ -380,16 +380,16 @@
         <w:t xml:space="preserve">URL: </w:t>
       </w:r>
       <w:r>
-        <w:t xml:space="preserve"> https://www.newindianexpress.com/nation/2025/Jul/24/ahead-of-local-body-polls-maharashtra-cm-devendra-fadnavis-likely-go-for-major-cabinet-rejig</w:t>
-      </w:r>
-    </w:p>
-    <w:p>
-      <w:pPr>
-        <w:pStyle w:val="Normal"/>
-      </w:pPr>
-      <w:r>
-        <w:rPr/>
-        <w:t>Content: MUMBAI: In a bid to shunt the motor-mouth, errant and corrupt ministers, there is speculation that the BJP led Mahayuti government may soon go for its major cabinet rejig ahead of local body elections. Chief Minister Devendra Fadnavis, now six months into his third term, faces mounting criticism as several ministers and MLAs from the ruling coalition have courted controversies. Recent incidents such as a half-naked Shiv Sena MLA Sanjay Gaikwad's beating to MLA canteen staffer’s video got viral and that has sullied the image of the government showing arrogance of power. Besides, another Shiv Sena minister Sanjay Shirtsat who was also caught in camera half-naked, with a bag full of cash where he was also smoking the cigarette made the perception that the ruling party MLAs and ministers are making money in illegal ways through kickbacks. Further damaging the government’s image, BJP MLA Gopichand Padalkar who is touted close to CM Devcndra Fadnavis also bought the hard core criminal in Vidhan Bhavan without any entry pass and used to them to assault the NCP SP MLA Jitendra Awhad’s close aide Nitish Deshmukh also badly damage the image of the government. Deputy chief minister Ajit Pawar led NCP ministers are not also lagging behind. Maharashtra agriculture minister and NCP MLA Manikrao Kokate was caught in video playing online junglee rummy during the monsoon session of Maharashtra state assembly, besides he continues to spark controversy calling his own government beggar. Sources indicate that Fadnavis may axe underperformers and controversial figures, including Shiv Sena minister Sanjay Shirsat, Sanjay Rathod, Bharat Gogawale, Yogesh Kadam while agriculture minister Manikrao Kokate, food and drugs minister Narhari Zirwal, in NCP while in BJP also, water resource minister Girish Mahajan may be asked to step down and party work responsibility may be entrusted while state assembly speaker Rahul Narvekar who is keen working as minister, may be inducted as minister while on his place, BJP MLA Sudhir Mungatiwar may find the place. "The CM is also evaluating ministers’ performance based on a 100-day departmental review and those failing to deliver may face removal. The report is card ready and soon, it will be made public,” said a highly placed source requested anonymity. Follow The New Indian Express channel on WhatsApp Download the TNIE app to stay with us and follow the latest Copyright - newindianexpress.com 2024. All rights reserved.</w:t>
+        <w:t xml:space="preserve"> https://indianexpress.com/article/cities/pune/jarange-patil-targets-maharashtra-cm-fadnavis-claims-he-is-trying-to-undermine-maratha-leaders-10181353/</w:t>
+      </w:r>
+    </w:p>
+    <w:p>
+      <w:pPr>
+        <w:pStyle w:val="Normal"/>
+      </w:pPr>
+      <w:r>
+        <w:rPr/>
+        <w:t>Content: Maratha quota activist Manoj Jarange Patil Sunday once again attacked Chief Minister Devendra Fadanvis accusing the BJP leader of “troubling” Muslims, conspiring to undermine Maratha leaders and trying to create a rift between the Other Backward Classes (OBC) and the Maratha communities. “Muslims have never created any problem. But he is troubling them. If they trouble us, then we will tackle them… But Muslims don’t say anything, yet they are being troubled,” Jarange-Patil said at a press conference in Ahilyanagar Sunday. “If the Marathas, Muslims and Dalits remain united, then Fadnavis won’t be able to trouble the Muslims. Fadnavis has no other work than stoke violence between us,” he said. Jarange alleged Fadanvis was trying to create bitterness between Marathas and OBCs. “I am giving an important message to the Maratha community from Ahilyanagar. Devendra Fadnavis was deliberately trying to finish off Maratha leaders and Maratha officials… They should all remain alert,” he said. He said even Maratha officials were suffering at the hands of Fadnavis. “I urge the Maratha community to stand by officials if they are harassed,” he said. The activist said, “Our children are screaming for reservation… If Fadnavis wants Hindu religion to survive, he should care for us. Why is he not giving them reservation?” Jarange said government officials were deliberately avoiding people with low incomes and Marathas who approached them for getting their official work done. “They make life miserable for the poor, the Maratha and the Dalit Muslims,” he said. The activist said, “Fadnavis now claims that he will fight on behalf of the OBC community. Then who will fight for Marathas? Even OBC community knows that he wants to ensure that OBC and Marathas keep quarrelling. Even the OBC communities know now that he is provoking them to resort to violence against the Maratha community. If violence indeed takes place, then Fadnavis should remember he will be responsible for it.” The activist stated that when an OBC member becomes a district guardian minister, the Marathas will suffer. “When a Maratha becomes district guardian minister, OBCs are not harassed.” As for the local self-government body elections, Jarange Patil said, “The Maratha community will take a call in this regard. However, our stand regarding reservation is similar. We want reservation through the OBC quota and not through any other category. On August 19, we will go to Mumbai to carry out our agitation there.” Click here to join Express Pune WhatsApp channel and get a curated list of our stories You May Like The Supreme Court has ordered the Delhi Government and civic bodies to urgently tackle the issue of stray dogs by setting up shelters with staff for sterilisation and immunisation, and monitoring them with CCTV. They must also establish a helpline for reporting dog bites and rabies. The court will evaluate the progress in six weeks after the deadline of eight weeks.</w:t>
       </w:r>
     </w:p>
     <w:p>
@@ -407,7 +407,7 @@
       </w:pPr>
       <w:r>
         <w:rPr/>
-        <w:t>Title: R Madhavan Honoured To Meet Maharashtra CM Devendra Fadnavis, Thanks For Collab Between FTII-MFSCDC</w:t>
+        <w:t>Title: ‘Maharashtra’s role integral to country’s growth’: CM Devendra Fadnavis reaffirms commitment to development</w:t>
       </w:r>
     </w:p>
     <w:p>
@@ -419,16 +419,16 @@
         <w:t xml:space="preserve">URL: </w:t>
       </w:r>
       <w:r>
-        <w:t xml:space="preserve"> https://www.timesnownews.com/entertainment-news/bollywood/r-madhavan-honoured-to-meet-maharashtra-cm-devendra-fadnavis-thanks-for-collab-between-ftii-mfscdc-article-152318359</w:t>
-      </w:r>
-    </w:p>
-    <w:p>
-      <w:pPr>
-        <w:pStyle w:val="Normal"/>
-      </w:pPr>
-      <w:r>
-        <w:rPr/>
-        <w:t>Content: Theme Entertainment Bollywood Zoom Watchlist Box Office Reviews TV Web Series Hollywood Korean Telugu Updated Jul 21, 2025, 15:43 IST R Madhavan Honoured To Meet Maharashtra CM Devendra Fadnavis, Thanks For Collab Between FTII-MFSCDC. (Credit: Instagram) Sumit Rajguru has done graduation in Journalism. He believes in breaking a stereotype of entertainment journalism by delivering some powerful stories ...View More news entertainment bollywood Follow us : © 2025 Bennett, Coleman &amp; Company Limited</w:t>
+        <w:t xml:space="preserve"> https://indianexpress.com/article/cities/mumbai/maharashtra-growth-cm-devendra-fadnavis-independence-day-mumbai-10191042/</w:t>
+      </w:r>
+    </w:p>
+    <w:p>
+      <w:pPr>
+        <w:pStyle w:val="Normal"/>
+      </w:pPr>
+      <w:r>
+        <w:rPr/>
+        <w:t>Content: Maharashtra Chief Minister Devendra Fadnavis said on Friday that the state will play a significant role in realising the ‘Viksit Bharat’ vision and will rise to the challenge of shouldering the responsibility to make the country self-reliant. “Under Prime Minister Narendra Modi, the country is marching forward. In just a short span of a decade, it has emerged as the fourth-largest global economy. Maharashtra’s role is integral to this growth. The role of Viksit Maharashtra in Viksit Bharat is significant,” Fadnavis said, hoisting the national flag at Mantralaya on the 79th Independence Day. Addressing the gathering, Fadnavis said that Maharashtra leads in infrastructure development and investments, and has to come forward to shoulder PM Modi’s clarion call for an ‘Atmanirbhar Bharat’. Maharashtra has a huge potential which has to be tapped to contribute to national growth, he observed. “Forty per cent of the total foreign direct investment comes to Maharashtra. This helps in generating new avenues of employment. The state has focused on skill development, human resources and education. The state has already taken the lead with startups. Through skill development, it will equip individuals to meet industrial requirements. This will open the doors for employment,” Fadnavis said. Referring to Operation Sindoor, Fadnavis said, “Our armed forces have shown their power and might to the world. Through discipline and precision, the armed forces demolished the terror hubs in Pakistan and gave a befitting reply to our enemies.” Reiterating the state government’s commitment to the agriculture sector, Fadnavis said, “By shifting the agriculture sector to solar power, we will ensure uninterrupted 12-hour electricity to farmers in the day.” This project will be completed by December 2026, and the state will accomplish 100 per cent green energy. Fadnavis also mentioned the Wainganga-Nalganga river-linking project, saying the surplus water will be diverted to the Godavari Basin, and this would help tackle drought in the Marathwada region. “We are also exploring the use of artificial intelligence in the agriculture sector to help farmers,” he added. Fadnavis also spoke about how the police and security forces have worked to maintain law and order in Maharashtra. “Police forces have worked to make Gadchiroli Naxal-free. The Naxal tag has been wiped away. The tribal district of Gadchiroli is now set to become India’s steel hub,” he said. Fadnavis also highlighted numerous mega projects across sectors such as roads, airports, and ports, including the Vadhavan Port, new airports at Nagpur, Pune, Mumbai, etc, the Samruddhi Mahamarg and Shaktipeeth Mahamarg, etc. Stay updated with the latest - Click here to follow us on Instagram You May Like PM Modi announced the next phase of GST reforms, including reducing tax burden for small businesses and common people by lowering rates on daily-use items. The GST Council will hold meetings to discuss rate reductions, potentially resulting in significant revenue losses and possible resistance from states. The proposal aims to simplify the multiple tax slabs.</w:t>
       </w:r>
     </w:p>
     <w:p>
@@ -446,7 +446,7 @@
       </w:pPr>
       <w:r>
         <w:rPr/>
-        <w:t>Title: Rahul Gandhi is surrounded by Left extremists: Fadnavis</w:t>
+        <w:t>Title: IBM's new Mumbai office inaugurated by CM Fadnavis with a vision for a quantum-driven Maharashtra</w:t>
       </w:r>
     </w:p>
     <w:p>
@@ -458,16 +458,16 @@
         <w:t xml:space="preserve">URL: </w:t>
       </w:r>
       <w:r>
-        <w:t xml:space="preserve"> https://indianexpress.com/article/cities/mumbai/rahul-gandhi-is-surrounded-by-left-extremists-fadnavis-10143096/</w:t>
-      </w:r>
-    </w:p>
-    <w:p>
-      <w:pPr>
-        <w:pStyle w:val="Normal"/>
-      </w:pPr>
-      <w:r>
-        <w:rPr/>
-        <w:t>Content: A week after the state government passed the Maharashtra Special Public Security Bill to tackle Left extremists in the state, Chief Minister Devendra Fadnavis on Tuesday said that the Leader of Opposition in Lok Sabha Rahul Gandhi is surrounded by Left extremists. “At present, Rahul Gandhi is surrounded by Left extremists. Therefore, he gave the order and the Congress party is protesting against the bill,” said Fadnavis, when asked about the Congress holding district-wise protests in the state against the bill, which the government claims is to tackle the problem of urban-naxals. The opposition and civil society have claimed that it will be used to target anti-government voices by labelling them urban-naxals or Left extremists. He was speaking at Vidarbha’s naxal-affected Gadchiroli district after the inauguration and foundation stone-laying of various projects of Lloyds Metals and Energy. Fadnavis laid the foundation stone of a 100-bed hospital and a modern CBSE school in Konsari, Lloyds township in Somanpalli. Fadnavis inaugurated a slurry pipeline from Hedri to Konsari and an iron ore grinding unit at Hedri. The CM said the bill was discussed clause-by-clause in the joint select committee of both the houses. “Even the opposition realised that the bill has nothing which can be misused, or which is against the Constitution. Therefore, some changes which the opposition suggested were accepted,” he said. The Indian Express had reported that the Congress central leadership sought a reply from the Maharashtra Legislative Party as to how it allowed the passing of the Maharashtra Special Public Security Bill without opposition. The Congress came under criticism after it neither protested nor submitted a dissent note in the Legislative Assembly against the bill, despite its leadership voicing opposition to it. Following the letter, Maharashtra Congress chief Harshvardhan Sapkal directed all district committees to hold district-wise demonstrations and burn the copies of the bill. Stay updated with the latest - Click here to follow us on Instagram You May Like US President Donald Trump's statement calling the Indian economy "dead" has caused political turmoil, with Rahul Gandhi criticising the Modi government's handling. His own party is divided, with some members taking a diplomatic stance and others dismissing Trump's statement. The BJP accuses Gandhi of damaging India's global standing while trade talks with the US continue.</w:t>
+        <w:t xml:space="preserve"> https://www.tribuneindia.com/news/business/ibms-new-mumbai-office-inaugurated-by-cm-fadnavis-with-a-vision-for-a-quantum-driven-maharashtra/</w:t>
+      </w:r>
+    </w:p>
+    <w:p>
+      <w:pPr>
+        <w:pStyle w:val="Normal"/>
+      </w:pPr>
+      <w:r>
+        <w:rPr/>
+        <w:t>Content: Mumbai (Maharashtra) [India], August 13 (ANI): Maharashtra Chief Minister Devendra Fadnavis inaugurated on Wednesday IBM's new office in Mumbai. Far more than just a corporate milestone, the CM declared the opening as a pivotal step toward shaping the future of both Maharashtra and India. "This is not a mere experience centre of IBM," Fadnavis said in his address. "But this is a place where the future of India and the future of Maharashtra will be shaped." Highlighting the transformative potential of emerging technologies, he emphasised that Maharashtra is embracing the vision of Viksit Bharat and Viksit Maharashtra through Artificial Intelligence (AI) and quantum computing. "Quantum computing will be totally changing every sphere of our life," he noted. "Especially when it comes to business, government, security, logistics, finance, and markets--every single thing will be positively impacted." He also addressed the real-world implications of AI, referencing a personal experience. "Recently on social media, I encountered a clip where my image and voice were used, but the context was completely different. It was made to look like I was recommending some medicine. That moment made me realize the challenges AI can pose--especially in my role as Home Minister of this state." Despite the risks, Fadnavis expressed optimism, believing that technology offers its own solutions. "The solution is also offered by the technology. It's offered by AI, it's offered by quantum computing." With sustainability and climate-resilient agriculture as top priorities, the CM highlighted how quantum innovations could improve the lives of millions. "Sustainable agriculture practices can be achieved through new innovations with the help of quantum computing. And that will actually change the lives of 40-45 per cent people of Maharashtra," the chief minister said. Addressing the concern of skilled manpower, he concluded, "But the question arises, where is the human resource? And I think the answer is today's collaboration, by which we would also like to create a pool of human resource in quantum computing." IBM is a leading provider of global hybrid cloud and AI, and consulting expertise. According to its website, it helps clients in more than 175 countries capitalize on insights from their data, streamline business processes, reduce costs, and gain a competitive edge in their industries. (ANI) (This content is sourced from a syndicated feed and is published as received. The Tribune assumes no responsibility or liability for its accuracy, completeness, or content.) Take your experience further with Premium access.Thought-provoking Opinions, Expert Analysis, In-depth Insights and other Member Only Benefits Already a Member? Sign In Now The Tribune, now published from Chandigarh, started publication on February 2, 1881, in Lahore (now in Pakistan). It was started by Sardar Dyal Singh Majithia, a public-spirited philanthropist, and is run by a trust comprising five eminent persons as trustees.The Tribune, the largest selling English daily in North India, publishes news and views without any bias or prejudice of any kind. Restraint and moderation, rather than agitational language and partisanship, are the hallmarks of the newspaper. It is an independent newspaper in the real sense of the term.The Tribune has two sister publications, Punjabi Tribune (in Punjabi) and Dainik Tribune (in Hindi). Remembering Sardar Dyal Singh Majithia</w:t>
       </w:r>
     </w:p>
     <w:p>
@@ -485,7 +485,7 @@
       </w:pPr>
       <w:r>
         <w:rPr/>
-        <w:t>Title: CM Fadnavis meets Union Ministers in Delhi, seeks financial assistance for projects</w:t>
+        <w:t>Title: 'Not interested in knowing who eats what, have other issues': Fadnavis on meat shop closure controversy</w:t>
       </w:r>
     </w:p>
     <w:p>
@@ -497,16 +497,16 @@
         <w:t xml:space="preserve">URL: </w:t>
       </w:r>
       <w:r>
-        <w:t xml:space="preserve"> https://www.thehindu.com/news/national/maharashtra/cm-fadnavis-meets-union-ministers-in-delhi-seeks-financial-assistance-for-projects/article69855074.ece</w:t>
-      </w:r>
-    </w:p>
-    <w:p>
-      <w:pPr>
-        <w:pStyle w:val="Normal"/>
-      </w:pPr>
-      <w:r>
-        <w:rPr/>
-        <w:t>Content: July 25, 2025e-Paper The View From India Looking at World Affairs from the Indian perspective. First Day First Show News and reviews from the world of cinema and streaming. Today's Cache Your download of the top 5 technology stories of the day. Science For All The weekly newsletter from science writers takes the jargon out of science and puts the fun in! Data Point Decoding the headlines with facts, figures, and numbers Health Matters Ramya Kannan writes to you on getting to good health, and staying there The Hindu On Books Books of the week, reviews, excerpts, new titles and features. July 25, 2025e-Paper Published - July 26, 2025 12:13 am IST - Mumbai Maharashtra Chief Minister Devendra Fadnavis during a meeting with NITI Aayog CEO BVR Subrahmanyam and others, in New Delhi. Photo: X/@CMOMaharashtra via PTI Chief Minister Devendra Fadnavis held a series of meetings with several top leaders in Delhi over the last two days to discuss and secure financial assistance for the implementation of various development projects in Maharashtra. During his two-day tour to Delhi, he met Union Home Minister Amit Shah, Union Health Minister and BJP National President J.P. Nadda, Union Defence Minister Rajnath Singh, Union Finance Minister Nirmala Sitharaman, Union Agriculture Minister Shivraj Singh Chauhan, and NITI Aayog officials. The meeting with BJP leader Mr. Shah at Parliament House lasted for about 25 minutes. According to the CMO, the projects and issues concerning Maharashtra were discussed. Mr. Fadnavis, also the State Home Minister, sought approvals and assistance for three projects from global financial institutions during the meeting with Nirmala Sitharaman. These projects include financial assistance of $1 billion (₹8651 crore) from the Asian Development Bank for the concretization of roads in rural Maharashtra, the second project— resolving rising sea levels in Maharashtra through natural means requires assistance of $500 million (₹4326 crore), and assistance of $500 million from the World Bank for reuse of sewage for industrial purpose. According to the CMO, Ms. Sitharaman gave instructions to the Finance Ministry to approve all three projects. During the meeting with J.P. Nadda, Mr. Fadnavis proposed the set-up of a 12.7 lakh tonne fertiliser project in Nagpur district, a joint venture between GAIL, the Fertiliser Department and the Maharashtra government. The State government has asked for a subsidy for a project worth ₹10,000 crore. Mr. Fadnavis also submitted a proposal worth $2.6 billion (₹22,490 crore) to the Union Ministry of Rural Development to build 14,000 km of roads in Maharashtra. Shivraj Singh Chouhan called the project “ambitious” for farmers, providing “good connectivity”. Meanwhile, with NITI Aayog CEO BVR Subramanian, Mr. Fadnavis discussed projects, including Artificial Intelligence for NCD (Non-Communicable Disease) screening, the bamboo-based cluster (both projects worth $500 million each), Marathwada Water Grid and Damanganga-Godavari river interlinking project, and other water conservation projects worth $1 billion. NITI Aayog officials praised Maharashtra for maintaining the Fiscal Responsibility and Budget Management (FRBM) limit at 18% against the limit of 25% Published - July 26, 2025 12:13 am IST Maharashtra Copyright© 2025, THG PUBLISHING PVT LTD. or its affiliated companies. All rights reserved. BACK TO TOP Terms &amp; conditions | Institutional Subscriber Comments have to be in English, and in full sentences. They cannot be abusive or personal. Please abide by our community guidelines for posting your comments. We have migrated to a new commenting platform. If you are already a registered user of The Hindu and logged in, you may continue to engage with our articles. If you do not have an account please register and login to post comments. Users can access their older comments by logging into their accounts on Vuukle.</w:t>
+        <w:t xml:space="preserve"> https://www.moneycontrol.com/news/india/not-interested-in-knowing-who-eats-what-have-other-issues-fadnavis-on-meat-shop-closure-controversy-13452990.html</w:t>
+      </w:r>
+    </w:p>
+    <w:p>
+      <w:pPr>
+        <w:pStyle w:val="Normal"/>
+      </w:pPr>
+      <w:r>
+        <w:rPr/>
+        <w:t>Content: My Account Follow us on: Powered By See the top gainers, losers, invest and get updated what's happening in the crypto market Invest Now Powered By This functionality will provide users with ease of access navigation and enable create a new revenue line by generating leads of potential customers for brokers in a more integrated manner. Invest Now Maharashtra Chief Minister Devendra Fadnavis said that the state government is not interested in regulating people's food choices and knowing who eats what. He also described the controversy over closure of meat shops in some cities on Independence Day as "unnecessary". He noted municipal corporations take such decisions on their own. This has come after some civic bodies in Maharashtra ordered the closure of slaughterhouses and shops selling meat on August 15 - thus triggering a controversy. While speaking about the issue, he said, "The state government is not interested in (knowing) who eats what. We have many other issues to address." "The state never took such a decision. A government resolution (GR) was issued in August 1988. Municipal corporations take such decisions (ordering closure of slaughterhouses) on their own. Even I was not aware of such a GR existing for such a long period." "I also learned about it (GR) through the media. Similar decisions were taken when (Shiv Sena UBT leader) Uddhav Thackeray was chief minister of Maharashtra (November 2019-June 22)," he further said. The Chief Minister's statement came one day after Deputy Chief Minister Ajit Pawar expressed displeasure over the civic bodies ordering the closure of meat shops and slaughterhouses on August 15, saying that such a ban was wrong and such types of restrictions are usually imposed considering faith-related sensitivities on occasions like Ashadhi Ekadashi, Mahashivratri and Mahavir Jayanti. While speaking to the media, Pawar said, "It is wrong to impose such a ban. In major cities, people of different castes and religions reside. If it is an emotional issue, then people accept it (ban) for a day. But if you clamp such orders on Maharashtra Day, Independence Day and Republic Day, then it is difficult." For the uninitiated, the civic bodies of Kalyan Dombivali in Thane district near Mumbai, Chhatrapati Sambhajinagar and Nagpur have issued orders directing the closure of meat shops on August 15. There are reports that the Malegaon Municipal Corporation in Nashik district, too, has issued such an order. (With agency inputs) Discover the latest Business News, Budget 2025 News, Sensex, and Nifty updates. Obtain Personal Finance insights, tax queries, and expert opinions on Moneycontrol or download the Moneycontrol App to stay updated! Sensex Today Delhi CM Rekha Gupta ITR Filing CP Radhakrishnan Parliament Session Live Mumbai Rains Pune Rains Paytm Share Price GST on Cars Online Gaming Bill Business Markets Stocks India News City News Economy Mutual Funds Personal Finance IPO News Startups Home Currencies Commodities Pre-Market IPO Global Market Bonds Home Loans up to 50 Lakhs Credit Cards Lifetime Free Finance TrackerNew Fixed Deposits Fixed Deposit Comparison Fixed Income Home MC 30 Top Ranked Funds ETFs Mutual Fund Screener Income Tax Calculator EMI Calculator Retirement Planning Gratuity Calculator Petrol Price in India Diesel Price in India Stock Markets News18 Firstpost CNBC TV18 News18 Hindi Cricketnext Overdrive About Us Contact Us Advisory Alert Advertise with Us SupportDisclaimer Privacy Policy Cookie Policy Terms &amp; Conditions Financial Terms (Glossary) Sitemap Investors Copyright © Network18 Media &amp; Investments Limited. All rights reserved. Reproduction of news articles, photos, videos or any other content in whole or in part in any form or medium without express written permission of moneycontrol.com is prohibited. You are already a Moneycontrol Pro user.</w:t>
       </w:r>
     </w:p>
     <w:p>
@@ -524,7 +524,7 @@
       </w:pPr>
       <w:r>
         <w:rPr/>
-        <w:t>Title: Manikrao Kokate's 'beggar' remark sparks fresh controversy, Devendra Fadnavis slams minister</w:t>
+        <w:t>Title: Maharashtra CM Fadnavis says no ban on eating non-veg, blames 1988 order for confusion</w:t>
       </w:r>
     </w:p>
     <w:p>
@@ -536,16 +536,16 @@
         <w:t xml:space="preserve">URL: </w:t>
       </w:r>
       <w:r>
-        <w:t xml:space="preserve"> https://m.economictimes.com/news/politics-and-nation/manikrao-kokates-beggar-remark-sparks-fresh-controversy-devendra-fadnavis-slams-minister/articleshow/122844254.cms</w:t>
-      </w:r>
-    </w:p>
-    <w:p>
-      <w:pPr>
-        <w:pStyle w:val="Normal"/>
-      </w:pPr>
-      <w:r>
-        <w:rPr/>
-        <w:t>Content: Maharashtra Agriculture Minister Manikrao Kokate has sparked controversy by claiming the state government is a "beggar," drawing criticism from Chief Minister Devendra Fadnavis. This follows accusations of Kokate playing online rummy during legislative proceedings, which he denies, claiming he was trying to close an advertisement. (Catch all the Business News, Breaking News, Budget 2025 Events and Latest News Updates on The Economic Times.) Subscribe to The Economic Times Prime and read the ET ePaper online. (Catch all the Business News, Breaking News, Budget 2025 Events and Latest News Updates on The Economic Times.) Subscribe to The Economic Times Prime and read the ET ePaper online. Apple has a new Indian-American COO. What it needs might be a new CEO. Central banks' existential crisis — between alchemy and algorithm What if Tata Motors buys Iveco’s truck unit? Will it propel or drag like JLR? Paid less than plumbers? The real story of freshers’ salaries at Infy, TCS. Stock Radar: HDFC AMC gives a breakout from Cup &amp; Handle pattern to hit fresh highs – time to buy or book profits? These large-caps have ‘strong buy’ &amp; ‘buy’ recos and an upside potential of more than 20% Trump calls for DOJ probe over 2016 election Trump pulls US out of UNESCO Venezuela accuses Bukele of torturing migrants COVID-19 ‘vaccine lies’ exposed at Senate hearing Goyal wins big, Kochhar guilty Fed under fire over tariffs, Bessent orders probe Indian Army inducts 3 Apache helicopters from US Graham warns of tariffs on Russia oil buyers Cong says ‘far deeper reasons’ behind Dhankhar’s resignation President Murmu accepts resignation of VP Jagdeep Dhankhar Trump calls for DOJ probe over 2016 election Trump pulls US out of UNESCO Venezuela accuses Bukele of torturing migrants COVID-19 ‘vaccine lies’ exposed at Senate hearing Goyal wins big, Kochhar guilty Fed under fire over tariffs, Bessent orders probe Indian Army inducts 3 Apache helicopters from US Graham warns of tariffs on Russia oil buyers Cong says ‘far deeper reasons’ behind Dhankhar’s resignation President Murmu accepts resignation of VP Jagdeep Dhankhar Hot on Web In Case you missed it Top Searched Companies Top Calculators Top Prime Articles Top Slideshow Top Commodities Private Companies Top Story Listing Top Definitions Most Searched IFSC Codes Latest News Follow us on: Find this comment offensive? Choose your reason below and click on the Report button. This will alert our moderators to take action Reason for reporting: Your Reason has been Reported to the admin. Log In/Connect with: Will be displayed Will not be displayed Will be displayed Worry not. You’re just a step away. It seems like you're already an ETPrime member with Login using your ET Prime credentials to enjoy all member benefits Log out of your current logged-in account and log in again using your ET Prime credentials to enjoy all member benefits. Big Price Drop! Flat 40% Off Offer Exclusively For You Save up to Rs. 700/- ON ET PRIME MEMBERSHIP Offer Exclusively For You Get 1 Year Free With 1 and 2-Year ET prime membership Offer Exclusively For You Get 1 Year Free With 1 and 2-Year ET prime membership Offer Exclusively For You Get Flat 40% Off Then ₹ 1749 for 1 year Offer Exclusively For You ET Prime at ₹ 49 for 1 month Then ₹ 1749 for 1 year Special Offer Get flat 40% off on ETPrime What’s Included with ETPrime Membership Trump temper on H-1B visas is forcing Indians to do these things to stay put in US What Adani’s US indictment means for India Inc’s overseas fundraising Why veterans like Reliance, L&amp;T are on acquisition spree? Aswath Damodaran has an answer. Will China’s dollar bond sale in Saudi Arabia trump the US in financial world? Huawei launches its own OS to compete with Google and Apple. But can it win beyond China? The problem with lab grown diamonds Why a falling rupee is a better option for the economy A list of top 20 momentum stocks that have delivered massive returns in one year Investment Ideas Grow your wealth with stock ideas &amp; sectoral trends. Stock Reports Plus Buy low &amp; sell high with access to Stock Score, Upside potential &amp; more. BigBull Porfolio Get to know where the market bulls are investing to identify the right stocks. Stock Analyzer Check the score based on the company's fundamentals, solvency, growth, risk &amp; ownership to decide the right stocks. Market Mood Analyze the market sentiments &amp; identify the trend reversal for strategic decisions. Stock Talk Live at 9 AM Daily Ask your stock queries &amp; get assured replies by ET appointed, SEBI registered experts. ePaper - Print View Read the PDF version of ET newspaper. Download &amp; access it offline anytime. ePaper - Digital View Read your daily newspaper in Digital View &amp; get it delivered to your inbox everyday. Wealth Edition Manage your money efficiently with this weekly money management guide. TOI ePaper Read the PDF version of TOI newspaper. Download &amp; access it offline anytime. Deep Explainers Explore the In-depth explanation of complex topics for everyday life decisions. Health+ Stories Get fitter with daily health insights committed to your well-being. Personal Finance+ Stories Manage your wealth better with in-depth insights &amp; updates on finance. New York Times Exclusives Stay globally informed with exclusive story from New York Times. TimesPrime Subscription Access 20+ premium subscriptions like Spotify, Uber One &amp; more. Docubay Subscription Stream new documentaries from all across the world every day. Leadership | Entrepreneurship People | Culture Leadership | Entrepreneurship People | Culture Leadership | Entrepreneurship People | Culture Leadership | Entrepreneurship People | Culture Leadership | Entrepreneurship People | Culture Stories you might be interested in</w:t>
+        <w:t xml:space="preserve"> https://www.newindianexpress.com/nation/2025/Aug/13/maharashtra-cm-fadnavis-says-no-ban-on-eating-non-veg-blames-1988-order-for-confusion</w:t>
+      </w:r>
+    </w:p>
+    <w:p>
+      <w:pPr>
+        <w:pStyle w:val="Normal"/>
+      </w:pPr>
+      <w:r>
+        <w:rPr/>
+        <w:t>Content: After an uproar from the Opposition, Maharashtra Chief Minister Devendra Fadnavis on Wednesday clarified that his government has not imposed any ban on eating non-vegetarian food on August 15. He stated that in 1988, the erstwhile state government had allegedly issued an order to shut down slaughterhouses, which some municipal corporations have continued to follow. Mr Fadnavis said he was also unaware of reports about a ban on eating non-vegetarian food and the closure of mutton and chicken shops. He added that he then inquired with the municipal corporation which had allegedly issued the order imposing the ban on the sale of mutton and chicken. “It was revealed that the respective municipal corporation had not given any such order by our government, but followed the 1988 order issued by the erstwhile state government. I was also told that during the Uddhav Thackeray government also, some of the municipal corporations issued similar orders, then why is there hue and cry now,” Mr Fadnavis asked. He said there is freedom to eat and live in the country, and that right has been given by the Constitution, but some people are unnecessarily targeting their government. “Opposition should stop this. Some of them even went to the extent of calling the vegetarians impotent people. That shaming has to be stopped. People are free to eat what they want, they have full freedom to eat their choice of food. We had not taken any decision of imposing a ban on eating non-veg, it was an old government decision, and we were blamed for it,” the Chief Minister said. Deputy Chief Minister Ajit Pawar also opposed the imposition of a ban on eating non-vegetarian food on August 15. He said they could understand shutting down slaughterhouses and mutton and chicken shops on certain religious occasions, but doing so on August 15 was unacceptable. “The Hindu community and its culture is very diverse. In some of the communities and regions, there is a tradition to eat non-veg on religious festivals and even offer non-veg prasad to gods and goddesses as well, so putting a ban on non-veg is not possible. In rural areas, it is very common to offer goat or chicken to local deities, so we as a government cannot stop that and change the tradition and food habits of the people,” Mr Pawar said. Meanwhile, the Kalyan and Malegaon municipal corporations are reconsidering their earlier decision to ban the consumption of non-vegetarian food. Follow The New Indian Express channel on WhatsApp Download the TNIE app to stay with us and follow the latest Copyright - newindianexpress.com 2024. All rights reserved.</w:t>
       </w:r>
     </w:p>
     <w:p>
@@ -563,7 +563,7 @@
       </w:pPr>
       <w:r>
         <w:rPr/>
-        <w:t>Title: 'It's extremely wrong to ...': Fadnavis on speculations after Uddhav Thackeray, Sharad Pawar's praises</w:t>
+        <w:t>Title: Heavy rain lashes Marathwada; 5 missing in Nanded, says CM Devendra Fadnavis</w:t>
       </w:r>
     </w:p>
     <w:p>
@@ -575,16 +575,16 @@
         <w:t xml:space="preserve">URL: </w:t>
       </w:r>
       <w:r>
-        <w:t xml:space="preserve"> https://www.moneycontrol.com/news/india/it-s-extremely-wrong-to-fadnavis-on-speculations-after-uddhav-thackeray-sharad-pawar-s-praises-13314215.html</w:t>
-      </w:r>
-    </w:p>
-    <w:p>
-      <w:pPr>
-        <w:pStyle w:val="Normal"/>
-      </w:pPr>
-      <w:r>
-        <w:rPr/>
-        <w:t>Content: My Account Follow us on: Powered By See the top gainers, losers, invest and get updated what's happening in the crypto market Invest Now Powered By This functionality will provide users with ease of access navigation and enable create a new revenue line by generating leads of potential customers for brokers in a more integrated manner. Invest Now Maharashtra chief minister Devendra Fadnavis on Wednesday said there is no political meaning to the praises he received from Shiv Sena (UBT) chief Uddhav Thackeray and NCP (SP) supremo Sharad Pawar on his birthday even as the political circles in the state are abuzz with speculations of yet another re-alignment. "We are ideological opponents, not enemies. It is extremely wrong to give a political colour to the wishes extended on birthday or any other auspicious occasion. Otherwise it will look like we are promoting an incorrect picture of the state's culture," Fadnavis said, a day after both Uddhav and Pawar praised the former Maharashtra CM in a coffee table book released on his 55th birthday. Dismissing the speculations, Fadnavis said that both Pawar and Uddhav were asked to make their comments for the coffee table book and hence, they wished him. "Some people published a book on my birthday. Both these leaders (Pawar and Thackeray) were asked for comments, and they spoke well about me and wished me. I am thankful to them. It would be parochial to give a political colour to this." In the book titled "Maharashtra Nayak", Pawar wrote that Fadnavis reminds him of the time when he himself became Maharashtra's Chief Minister for the first time in 1978. He also noted that Fadnavis was knowledgeable and has a strong grip on the state administration. In a lighter vein, the former Union minister likened his own body structure to Fadnavis, saying the "similarity of being on the heavier side was never a deterrent to work hard. How doesn't he get tired, I wonder." Thackeray, in his piece in the book, described Fadnavis as a studious and loyal politician, who has succeeded in strengthening his party in Maharashtra, which was once a Congress stronghold. The Shiv Sena (UBT) leader also said that Fadnavis has a chance of getting a bigger role at the national level and wished him well for the future. A few days ago, Fadnavis told Uddhav in jest to come over to the ruling side during his speech in the Maharashtra assembly. A day later, both the leaders had a 20-minute meeting at the office of Legislative Council Chairman, stoking speculations of a possible patch-up. This was not the first instance of such an interaction. In January, the Shiv Sena (UBT) praised Fadnavis for visiting Gadchiroli on the first day of the new year, inaugurating development projects there and promising to turn around the district torn by Naxal violence into a “steel district”. Meanwhile, earlier in 2025, Fadnavis said that Sharad Pawar acknowledged the work done by RSS in countering political narratives during the 2024 Lok Sabha elections, calling him "very intelligent" for recognizing positive aspects in political rivals. The cross-party praises come ahead of the crucial BMC polls in the state, setting tongues wagging. The BJP and Shiv Sena were allies for over 25 years until tensions over seat-sharing surfaced in 2014. Though they contested the 2019 Maharashtra polls together and won a majority, Uddhav Thackeray broke ranks post-election to form the Maha Vikas Aghadi government with the Congress and NCP—seen by the BJP as a betrayal. In 2022, Devendra Fadnavis engineered a political coup with Eknath Shinde, who split the Shiv Sena, toppling the MVA and bringing the BJP back to power with Shinde’s faction. (With inputs from agencies) Discover the latest Business News, Budget 2025 News, Sensex, and Nifty updates. Obtain Personal Finance insights, tax queries, and expert opinions on Moneycontrol or download the Moneycontrol App to stay updated! Sensex Today Delhi CM Rekha Gupta ITR Filing CP Radhakrishnan Parliament Session Live Mumbai Rains Pune Rains Paytm Share Price GST on Cars Online Gaming Bill Business Markets Stocks India News City News Economy Mutual Funds Personal Finance IPO News Startups Home Currencies Commodities Pre-Market IPO Global Market Bonds Home Loans up to 50 Lakhs Credit Cards Lifetime Free Finance TrackerNew Fixed Deposits Fixed Deposit Comparison Fixed Income Home MC 30 Top Ranked Funds ETFs Mutual Fund Screener Income Tax Calculator EMI Calculator Retirement Planning Gratuity Calculator Petrol Price in India Diesel Price in India Stock Markets News18 Firstpost CNBC TV18 News18 Hindi Cricketnext Overdrive About Us Contact Us Advisory Alert Advertise with Us SupportDisclaimer Privacy Policy Cookie Policy Terms &amp; Conditions Financial Terms (Glossary) Sitemap Investors Copyright © Network18 Media &amp; Investments Limited. All rights reserved. Reproduction of news articles, photos, videos or any other content in whole or in part in any form or medium without express written permission of moneycontrol.com is prohibited. You are already a Moneycontrol Pro user.</w:t>
+        <w:t xml:space="preserve"> https://indianexpress.com/article/cities/mumbai/heavy-rain-lashes-marathwada-5-missing-in-nanded-says-cm-devendra-fadnavis-10196321/</w:t>
+      </w:r>
+    </w:p>
+    <w:p>
+      <w:pPr>
+        <w:pStyle w:val="Normal"/>
+      </w:pPr>
+      <w:r>
+        <w:rPr/>
+        <w:t>Content: Maharashtra Chief Minister Devendra Fadnavis said Monday that five people have been reported missing in Mukhed tehsil in the state’s Nanded district which received rainfall of 206 mm on Sunday as heavy showers lashed the Marathwada region. “In Mukhed…the water level of Lendi dam has increased significantly due to heavy rain. Moreover, a large amount of water is coming from Latur, Udgir, and Karnataka. Yesterday’s rainfall has affected normal life in Ravangaon, Bhaswadi, Bhingeli, and Hassanal,” he said. “As many as 225 citizens are trapped in flood waters in Ravangaon, out of which citizens from the most affected locations have been evacuated. Efforts are underway to shift the remaining citizens to safer places,” Fadnavis added. He said eight people were evacuated from Hassanal while 20 others stranded in Bhaswadi are safe. “Around 40 people are stranded in Bhingeli, and are safe. Five are missing and a search is underway to locate them. I am in constant touch with the Nanded district collector. The district collectors of Nanded, Latur and Bidar are in touch with each other and are carrying out rescue operations,” Fadnavis said. “A team of the National Disaster Response Force (NDRF), an Army team, and a police team are coordinating the rescue operations,” he stated, adding that an Army contingent has also left from Chhatrapati Sambhajinagar. Along with Nanded, neighbouring Udgir in Latur district too received heavy showers as a result of which Borgaon village in the region is facing a flood-like situation. According to local reports, several animals, including goats, bulls and buffaloes, have drowned in the area. In Beed district’s Parli tehsil, a four-wheeler was caught in the floodwater. Local residents managed to rescue three of its four occupants, while a search is on for one missing person. Meanwhile, the India Meteorological Department (IMD) issued a ‘red’ alert for Mumbai on Monday as heavy rain triggered waterlogging across several pockets of the city, affecting traffic and train services during peak travel hours. IMD data shows that between Sunday and Monday morning, Santacruz station received 99 mm of rainfall while the Colaba observatory registered 38 mm. According to meteorologists, the heavy rain is likely to continue over the next few days. Stay updated with the latest - Click here to follow us on Instagram You May Like Opposition considers moving an impeachment notice against CEC Gyanesh Kumar for asking Rahul Gandhi to either submit his allegations of vote theft in a sworn affidavit or apologise to the nation. The possibility of the impeachment notice evoked a sharp reaction from the BJP, with the ruling party questioning the Opposition’s intention.</w:t>
       </w:r>
     </w:p>
     <w:p>
@@ -602,7 +602,7 @@
       </w:pPr>
       <w:r>
         <w:rPr/>
-        <w:t>Title: Devendra Fadnavis curbs funds for developmental projects amid misuse allegations</w:t>
+        <w:t>Title: CM Devendra Fadnavis inaugurates Mumbai Dabbawala International Experience Centre</w:t>
       </w:r>
     </w:p>
     <w:p>
@@ -614,16 +614,16 @@
         <w:t xml:space="preserve">URL: </w:t>
       </w:r>
       <w:r>
-        <w:t xml:space="preserve"> https://www.indiatoday.in/india/maharashtra/story/maharashtra-cm-fadnavis-fund-allocation-development-2759942-2025-07-23</w:t>
-      </w:r>
-    </w:p>
-    <w:p>
-      <w:pPr>
-        <w:pStyle w:val="Normal"/>
-      </w:pPr>
-      <w:r>
-        <w:rPr/>
-        <w:t>Content: Listen to Story Maharashtra Chief Minister Devendra Fadnavis has moved to tighten control over the Urban Development Department’s (UDD) spending, amid concerns of excessive and uneven fund allocation ahead of local body elections. According to departmental sources, all project approvals under UDD schemes will now require the Chief Minister's direct consent. The decision aims to rein in extravagant expenditures and ensure a more equitable distribution of resources across coalition partners, BJP, Shiv Sena, and NCP. During the previous tenure of then-Chief Minister Eknath Shinde, the department had reportedly allocated substantial funds to allied MLAs and corporators under schemes such as the Swachh Maharashtra Mission (Urban), Dr Babasaheb Ambedkar Shramsafalya Awas Yojana, Nagrotthan Abhiyan, and the AMRUT programme. However, funds were allegedly disbursed without adequate project proposals, feasibility studies, or proper approvals, resulting in misuse or underutilisation in several municipal corporations. In one recent instance, the Mira-Bhayander Municipal Corporation proposed spending Rs 19 crore on waste bins under the Basic Infrastructure Development Scheme, quoting inflated prices. The state government halted the tender process once the irregularities came to light. In preparation for the upcoming municipal polls, the government recently allocated 989 crore for infrastructure development and Rs 1,500 crore for specialised projects through supplementary budget demands. Complaints have emerged within the ruling coalition about biased fund disbursement, with Shiv Sena-dominated municipal corporations receiving preferential treatment, while BJP and NCP-led bodies were allegedly sidelined. Several MLAs raised the issue during the recent assembly session. Taking serious note of these concerns, CM Fadnavis has made it mandatory for all Urban Development project approvals to go through his office. While the official reasoning cites the need for transparency and fairness, political observers suggest the move also serves to curb the growing influence of Deputy Chief Minister Shinde, fueling speculation about shifting power dynamics within the state government.- EndsPublished By: Aryan Published On: Jul 23, 2025</w:t>
+        <w:t xml:space="preserve"> https://indianexpress.com/article/cities/mumbai/cm-devendra-fadnavis-inaugurates-mumbai-dabbawala-international-experience-centre-10190087/</w:t>
+      </w:r>
+    </w:p>
+    <w:p>
+      <w:pPr>
+        <w:pStyle w:val="Normal"/>
+      </w:pPr>
+      <w:r>
+        <w:rPr/>
+        <w:t>Content: Chief Minister Devendra Fadnavis on Thursday inaugurated the Mumbai Dabbawala International Experience Centre. The dabbawalas (tiffin delivery) has become iconic to Mumbai’s identity, with lakhs of working people utilising the service across the commercial capital and its suburbs. Fadnavis pointed out how they are known for their efficiency, with a remarkable accuracy rate and a system that relies on teamwork, a coded system, and a combination of bicycles, trains, and walking to navigate the city. Fadnavis termed the Dabbawala International Experience Centre as a landmark moment in the city’s unique heritage. “The historic Dabbawala Bhavan has been beautifully transformed into a world-class experience centre where every visitor can step into the 135-year legacy of the Dabbawalas. Through modern technology and virtual reality it is possible to witness the journey of each tiffin from local kitchens to delivery across the city,” he said. “The Dabbawalas have built their entire system without computers or AI, relying solely on human intelligence, skill, and unwavering commitment. Their management and coding practices have earned global recognition, including the Guinness Book of World Records and extensive academic research,” he said. Fadnavis hailed their ability to carry out their work flawlessly day after day, taking leave only once a year during the Wari, reflecting the enduring Warkari tradition of dedication and service. “Their work reflects generations of dedication, discipline and unwavering service, leaving a lasting impression on everyone who witnesses it,” the CM said. He added that at the same time, efforts were underway to improve their lives with modern homes and better amenities, well-connected to the suburban railways, so that their essential work continues smoothly. “This experience centre is not just a tribute to their extraordinary service but also a celebration of Mumbai’s spirit and the perfect harmony of tradition and innovation,” Fadnavis stressed. Minister Ashish Shelar, MLC Shrikant Bhartiya, MLA Yogesh Sagar, MLA Captain R Tamil Selvan and other dignitaries were present. Stay updated with the latest - Click here to follow us on Instagram You May Like Ahead of his high-stakes summit with Vladimir Putin Friday, US president Donald Trump suggested that his tariffs on India “essentially took them out of buying oil from Russia,” and may have played a role in bringing Moscow to the negotiating table. Trump said he believes Putin “wants to get it done,” ahead of their summit in Alaska tomorrow.</w:t>
       </w:r>
     </w:p>
     <w:p>
@@ -641,7 +641,7 @@
       </w:pPr>
       <w:r>
         <w:rPr/>
-        <w:t>Title: ‘Remarkable…’: Sharad Pawar Praises Maharashtra CM Devendra Fadnavis</w:t>
+        <w:t>Title: Fadnavis shielding ‘corrupt’ Ministers of Mahayuti government, says Uddhav</w:t>
       </w:r>
     </w:p>
     <w:p>
@@ -653,16 +653,16 @@
         <w:t xml:space="preserve">URL: </w:t>
       </w:r>
       <w:r>
-        <w:t xml:space="preserve"> https://www.republicworld.com/india/remarkable-sharad-pawar-praises-maharashtra-cm-devendra-fadnavis</w:t>
-      </w:r>
-    </w:p>
-    <w:p>
-      <w:pPr>
-        <w:pStyle w:val="Normal"/>
-      </w:pPr>
-      <w:r>
-        <w:rPr/>
-        <w:t>Content: Updated 23 July 2025 at 00:12 IST New Delhi: NCP (SP) chief Sharad Pawar publicly lauded Maharashtra Chief Minister Devendra Fadnavis on his 55th birthday on July 22, 2025. The compliments came during the launch of a coffee table book titled "Maharashtra Nayak", which commemorates Fadnavis’ political journey and public service. Pawar, contributed an article to the book, praising Fadnavis’ relentless energy and high-speed work ethic. “The speed at which Devendra works is remarkable... Watching his dedication and energy, I often wonder how does he never get tired?” Pawar wrote, striking a rare tone of admiration in Maharashtra’s often-polarised political landscape. Prime Minister Narendra Modi also extended warm wishes to Fadnavis on his birthday, highlighting his contributions to Maharashtra’s development. "Best wishes to Maharashtra Chief Minister Devendra Fadnavis on his birthday. He's working tirelessly for Maharashtra's progress and empowering the poor and downtrodden. May he lead a long and healthy life in service of the people," the Prime Minister said in a statement. Joining the chorus of praise, Uttar Pradesh Chief Minister Yogi Adityanath took to X (formerly Twitter) to wish his Maharashtra counterpart. In a Hindi post, Adityanath wrote: “Heartfelt birthday greetings to the popular leader, Honourable Chief Minister Shri Devendra Fadnavis ji, who is leading Maharashtra on the path of progress, transparency, and good governance!” He added a spiritual touch to his message: “I pray to Lord Shri Siddhivinayak that you always remain healthy, live a long life, and continue to move forward with dedication on the path of public service. May Maharashtra attain new momentum, new direction, and new prosperity under your illustrious leadership.” The release of "Maharashtra Nayak" marks a significant moment in Fadnavis’ political career. The book chronicles his journey from a young political leader to a two-term Chief Minister and current head of state governance. With contributions from senior leaders across parties, the publication underscores Fadnavis' impact and the broad acknowledgement of his administrative capabilities. Get Current Updates on India News, Entertainment News, Cricket News along with Latest News and Web Stories from India and around the world. Published By : Isha Bhandari Published On: 23 July 2025 at 00:12 IST This site is part of Republic World and Republic Media Network © 2025 Republic. All rights reserved.</w:t>
+        <w:t xml:space="preserve"> https://www.thehindu.com/news/national/maharashtra/fadnavis-shielding-corrupt-ministers-of-mahayuti-government-says-uddhav/article69921009.ece</w:t>
+      </w:r>
+    </w:p>
+    <w:p>
+      <w:pPr>
+        <w:pStyle w:val="Normal"/>
+      </w:pPr>
+      <w:r>
+        <w:rPr/>
+        <w:t>Content: August 12, 2025e-Paper The View From India Looking at World Affairs from the Indian perspective. First Day First Show News and reviews from the world of cinema and streaming. Today's Cache Your download of the top 5 technology stories of the day. Science For All The weekly newsletter from science writers takes the jargon out of science and puts the fun in! Data Point Decoding the headlines with facts, figures, and numbers Health Matters Ramya Kannan writes to you on getting to good health, and staying there The Hindu On Books Books of the week, reviews, excerpts, new titles and features. August 12, 2025e-Paper Published - August 12, 2025 12:03 pm IST - Mumbai Shiv Sena(UBT) chief Uddhav Thackeray addresses supporters during a protest demanding removal of “corrupt” Ministers, at Shivaji Park, Dadar in Mumbai on Monday, August 11, 2024. | Photo Credit: ANI Shiv Sena (UBT) chief Uddhav Thackeray on Monday (August 11, 2025) sharpened his attack on the “tainted” Ministers of the Mahayuti government and accused Maharashtra Chief Minister Devendra Fadnavis of “shielding the corrupt” in his Cabinet. Speaking at a protest rally – ‘Jan Akrosh Morcha’ – in Mumbai, Mr. Thackeray sought the removal of “corrupt” Ministers, saying his party will continue to raise the issue until they are sacked. The Opposition party has been demanding the resignation of Ministers Yogesh Kadam, Sanjay Shirsat, Sanjay Rathod, all belonging to the ruling Shiv Sena, and Manikrao Kokate of the NCP. “Why was no action taken against any of these Ministers when enough proof is available. The CM has constantly ignored corruption allegations against his Ministers,” Mr. Thackeray said. Referring to some of the controversies involving the Ministers, Mr. Thackeray said, “While one Minister was caught playing [online] rummy in the Assembly, some others are busy with dance bars and sealing deals.” Mr. Kadam has been accused by the Sena (UBT) of running a dance bar with a permit in his mother’s name, a charge denied by the Minister. Published - August 12, 2025 12:03 pm IST Maharashtra / state politics / Shiv Sena-Uddhav Balasaheb Thackeray Copyright© 2025, THG PUBLISHING PVT LTD. or its affiliated companies. All rights reserved. BACK TO TOP Terms &amp; conditions | Institutional Subscriber Comments have to be in English, and in full sentences. They cannot be abusive or personal. Please abide by our community guidelines for posting your comments. We have migrated to a new commenting platform. If you are already a registered user of The Hindu and logged in, you may continue to engage with our articles. If you do not have an account please register and login to post comments. Users can access their older comments by logging into their accounts on Vuukle.</w:t>
       </w:r>
     </w:p>
     <w:p>
@@ -680,7 +680,7 @@
       </w:pPr>
       <w:r>
         <w:rPr/>
-        <w:t>Title: No Hindi-Marathi debate, says Fadnavis as he opens special centre in JNU</w:t>
+        <w:t>Title: Maharashtra government not interested in regulating people's food choices: CM Fadnavis</w:t>
       </w:r>
     </w:p>
     <w:p>
@@ -692,16 +692,16 @@
         <w:t xml:space="preserve">URL: </w:t>
       </w:r>
       <w:r>
-        <w:t xml:space="preserve"> https://www.thehindu.com/news/cities/Delhi/no-hindi-marathi-debate-says-fadnavis-as-he-opens-special-centre-in-jnu/article69852153.ece</w:t>
-      </w:r>
-    </w:p>
-    <w:p>
-      <w:pPr>
-        <w:pStyle w:val="Normal"/>
-      </w:pPr>
-      <w:r>
-        <w:rPr/>
-        <w:t>Content: July 24, 2025e-Paper The View From India Looking at World Affairs from the Indian perspective. First Day First Show News and reviews from the world of cinema and streaming. Today's Cache Your download of the top 5 technology stories of the day. Science For All The weekly newsletter from science writers takes the jargon out of science and puts the fun in! Data Point Decoding the headlines with facts, figures, and numbers Health Matters Ramya Kannan writes to you on getting to good health, and staying there The Hindu On Books Books of the week, reviews, excerpts, new titles and features. July 24, 2025e-Paper Published - July 25, 2025 01:15 am IST - NEW DELHI Maharashtra Chief Minister Devendra Fadnavis garlanding a statue of Chhatrapati Shivaji at Jawaharlal Nehru University on Thursday. | Photo Credit: SHASHI SHEKHAR KASHYAP Amid the ongoing controversy in Maharashtra over a now-shelved proposal to introduce Hindi in primary education, Maharashtra Chief Minister Devendra Fadnavis on Thursday inaugurated the Kusumagraj Special Centre for Marathi Language, Literature and Culture at Jawaharlal Nehru University (JNU). He also laid the foundation stone of the Shri Chhatrapati Shivaji Maharaj Special Centre for Security and Strategic Studies, which will explore indigenous strategic traditions based on the Maratha empire and is envisioned to become a hub for military history, strategy and future policy development rooted in India’s past. Touching upon the emotive Marathi-Hindi issue in his address, Mr. Fadnavis said, “The debate is not Marathi versus Hindi. There is no alternative to Marathi. A Marathi person has to accept Marathi. But our policy is Marathi along with other Indian languages. We should learn Marathi and also know other languages.” Asserting that language is a means of communication but never of discord and one’s mother tongue is important, the Chief Minister said “the insistence on Marathi is natural and justified, but we should also respect other Indian languages”. JNU Vice Chancellor Santishree Dhulipudi Pandit in her address thanked the Maharashtra government for its enthusiasm in setting up the centres. She said the university has sent proposals to the Maharashtra government, with the seed money for the two centres amounting to ₹45 crore. “Under the National Education Policy, we will be providing certificate courses, and value-added courses in Marathi for non-Marathi students. The centre will also offer PhD programmes,” she told The Hindu, adding that the courses will be started soon. Regarding the Maharashtra government’s request for a statue of Maratha king Chhatrapati Shivaji on campus, Ms. Pandit said the university will respond to them in writing and once a concrete plan is established, it will go to JNU’s Executive Council for approval. Meanwhile, the Jawaharlal Nehru University Students’ Union (JNUSU) held a demonstration outside the Convention Centre where the inauguration took place. JNUSU president Nitish Kumar said they were not opposing the new centres but against the “saffronisation of JNU and other educational institutions” and the “regional chauvinism shown by the BJP-led Maharashtra government”. Published - July 25, 2025 01:15 am IST universities and colleges Copyright© 2025, THG PUBLISHING PVT LTD. or its affiliated companies. All rights reserved. BACK TO TOP Terms &amp; conditions | Institutional Subscriber Comments have to be in English, and in full sentences. They cannot be abusive or personal. Please abide by our community guidelines for posting your comments. We have migrated to a new commenting platform. If you are already a registered user of The Hindu and logged in, you may continue to engage with our articles. If you do not have an account please register and login to post comments. Users can access their older comments by logging into their accounts on Vuukle.</w:t>
+        <w:t xml:space="preserve"> https://www.thehindu.com/news/national/maharashtra/maharashtra-government-not-interested-in-regulating-peoples-food-choices-cm-fadnavis/article69928844.ece</w:t>
+      </w:r>
+    </w:p>
+    <w:p>
+      <w:pPr>
+        <w:pStyle w:val="Normal"/>
+      </w:pPr>
+      <w:r>
+        <w:rPr/>
+        <w:t>Content: August 14, 2025e-Paper The View From India Looking at World Affairs from the Indian perspective. First Day First Show News and reviews from the world of cinema and streaming. Today's Cache Your download of the top 5 technology stories of the day. Science For All The weekly newsletter from science writers takes the jargon out of science and puts the fun in! Data Point Decoding the headlines with facts, figures, and numbers Health Matters Ramya Kannan writes to you on getting to good health, and staying there The Hindu On Books Books of the week, reviews, excerpts, new titles and features. August 14, 2025e-Paper Updated - August 14, 2025 06:58 am IST - Mumbai “Some people even went ahead and called vegetarians impotent. This nonsense should stop at once,” Maharashtra Deputy Chief Minister Devendra Fadnavis said. | Photo Credit: PTI The raging controversy over the shutdown of abattoirs and meat shops on Independence Day continues, as the Bhartiya Janta Party (BJP) hits back at the Opposition, saying the policy to keep slaughterhouses shut on I-Day was first implemented in 1988. Chief Minister Devendra Fadnavis stated that the government has no interest in regulating people’s food choices and that civic bodies are following orders as per the GR. Calling the controversy unnecessary, Mr. Fadnavis said, “As I was unaware of the issue, I spoke to several municipal corporations, they told me about the 1988 government resolution (GR) approving the closure of abattoirs on I-Day, which was also implemented during Shiv Sena (UBT) Uddhav Thackeray’s tenure. People are creating the controversy as if we made the decisions. So stop this nonsense.” BJP’s spokesperson Keshav Upadhye slammed the Opposition, asking whether they would question NCP-SP supremo Sharad Pawar, as the GR was first implemented when he became Chief Minister. The controversy erupted after several civic bodies in the State, including Chhatrapati Sambhajinagar Municipal Corporation (CSMC) and Kalyan Dombivali Municipal Corporation (KDMC), ordered the closure of slaughterhouses and shops selling meat on August 15. NCP-SP MLA Jitendra Awhad and Shiv Sena (UBT) legislator Aaditya Thackeray criticised the move, saying that Municipal commissioners have no right to interfere in the food choices of people on I-Day. Mr. Awahad called the move a way to create a non-vegetarian-vegetarian divide. In response to the Shiv Sena (UBT) leader Sanjay Raut’s remarks about making Maharashtra “impotent”, Mr. Fadnavis said, “Some people have also gone to the lengths of calling vegetarian people as impotent. This is nonsense.” Sanjay Raut on Wednesday asked, “Is the government making Maharashtra impotent? During battles, Chhatrapati Shivaji Maharaj and their Mavlas, Peshwas, had a non-vegetarian diet to cope with the battle situations; do you think they ate rice and daal and got the victories? Maharashtra Pradesh Congress Committee President Harshvardhan Sapkal has launched a scathing attack, alleging that such movers are made to hide the dark stains on the BJP’s past. “BJP’s ideological forefathers were with the British; some were drawing pensions from the British and helping them,” said Mr. Sapkal, adding that the government wants to have full control over the public. “BJP aims to impose one leader, one dress, one language, and one diet, thereby destroying the unity in diversity of the country and bringing in dictatorship,” he added. The closure of the meat shop also caused uneasiness in the Mahayuti camp, as Deputy Chief Minister (DCM) and NCP leader Ajit Pawar was appalled by the civic body’s decision ordering the closure of slaughterhouses. “The ban is wrong as people from different religions and caste resides in Maharashtra. For a day, it is fine, if it is about culture, but imposing them on Maharashtra Day, Independence Day and Republic Day,” Mr. Pawar added. Published - August 13, 2025 07:31 pm IST Maharashtra Copyright© 2025, THG PUBLISHING PVT LTD. or its affiliated companies. All rights reserved. BACK TO TOP Terms &amp; conditions | Institutional Subscriber Comments have to be in English, and in full sentences. They cannot be abusive or personal. Please abide by our community guidelines for posting your comments. We have migrated to a new commenting platform. If you are already a registered user of The Hindu and logged in, you may continue to engage with our articles. If you do not have an account please register and login to post comments. Users can access their older comments by logging into their accounts on Vuukle.</w:t>
       </w:r>
     </w:p>
     <w:p>
@@ -719,7 +719,7 @@
       </w:pPr>
       <w:r>
         <w:rPr/>
-        <w:t>Title: Dilip Cherian | Honeytrap Alarm In Maharashtra Rings Through All Levels of Govt</w:t>
+        <w:t>Title: Maharashtra CM Devendra Fadnavis Asks Builders Why Mumbai Homes Are Still Expensive Despite Concessions</w:t>
       </w:r>
     </w:p>
     <w:p>
@@ -731,16 +731,16 @@
         <w:t xml:space="preserve">URL: </w:t>
       </w:r>
       <w:r>
-        <w:t xml:space="preserve"> https://www.asianage.com/opinion/columnists/dilip-cherian-honeytrap-alarm-in-maharashtra-rings-through-all-levels-of-govt-1893557</w:t>
-      </w:r>
-    </w:p>
-    <w:p>
-      <w:pPr>
-        <w:pStyle w:val="Normal"/>
-      </w:pPr>
-      <w:r>
-        <w:rPr/>
-        <w:t>Content: If your password is still “1234” and you think a luxury hotel room is a safe space, you’re probably not ready for the digital age, let alone high office. It’s hard to decide what’s more staggering, the number of people allegedly trapped, or the sheer ease with which it apparently happened. At least 72 public figures, including IAS and IPS officers, as well as ministers, reportedly walked into hotel rooms, seduced by charm, only to discover (later, presumably) that hidden cameras had been recording their own events. The women, we’re told, were young and attractive. The hotels were well-furnished with surveillance. And the outcome? Blackmail, attempted suicide, hushed panic. Some officers are believed to have paid up to Rs 3 crore to keep things quiet, although now, with the arrest of a woman from Thane and murmurs reaching the chief minister’s and Opposition leader’s desks, “quiet” may no longer be an option. CM Devendra Fadnavis and Opposition leader Nana Patole have broken their silence, but the scandal requires more than soundbites. This isn’t just about personal conduct. It’s about vulnerability at the highest levels of governance. Officials with access to sensitive information fell prey not just to emotional manipulation, but to basic operational traps. That’s a national security problem, not just a moral one. What’s also troubling is the lack of transparency. No official has stepped forward. The silence is deafening and dangerous. If public servants can be compromised this easily and still shield themselves behind rank and protocol, who’s to say what else is being quietly buried? Let’s skip the moral outrage. But it’s high time governments took internal security and digital literacy far more seriously. Not every scandal needs to go viral before someone acts. Why vacant PSU boardrooms should worry us For a country chasing trillion-dollar dreams, we seem oddly comfortable running key institutions on half a leadership bench. Consider PSU banks. There are currently more than 70 board-level openings across 12 public sector lenders, ranging from MDs and executive directors to non-official directors. This is a governance gap rather than merely an HR one, and it has practical implications for risk management, credit flow, and strategic decision-making. The economy, as a whole, suffers when Union Bank of India is without an MD or CEO for more than a month. It's not just banks, either. Numerous important leadership positions are open at CPSEs in a variety of industries, including energy (NTPC, IOCL) and infrastructure (SAIL, BHEL, IRCON). Posts have been advertised, search-cum-selection panels have been established, and updated guidelines have been distributed by the Public Enterprises Selection Board. However, it still feels more like a marathon than a relay sprint to go from vacancy to appointment. This is important since these positions are not symbolic. They are in charge of multi-crore projects, jobs, and vital national resources; they are the fulcrums of India's growth engines. Execution suffers when top-level leadership is absent or haphazard. And that can result in expensive delays or lost opportunities in industries like mining, power, and defence manufacturing. The government may well be "in the process." But it’s time to move from process to outcome. Our PSUs deserve nothing less than a full-strength leadership team. Chandigarh gets a steady hand at the top After months of musical chairs in the top police post, Chandigarh has finally secured a full-time DGP. Moreover, it’s not just any officer, but one with both local roots and a global résumé. Sagar Preet Hooda, a 1997-batch IPS officer of the AGMUT cadre, steps into the role at a time when Chandigarh Police could use more than just a steady hand. With recent turbulence in the force, including an SIT probe into an alleged assault involving Punjab Police personnel, Hooda’s arrival brings much-needed leadership clarity. He could provide a much-needed fresh start. What makes this appointment stand out isn’t just the end of a long vacancy, but the calibre of the officer. A Harvard Edward S. Mason Fellow, with stints at Duke and LSE, and a sociology PhD from Panjab University, Hooda represents that rare mix of field experience and academic grounding. Currently helming Delhi Police’s Intelligence Division, he’s no stranger to high-pressure portfolios. The hope now is that Mr Hooda’s Chandigarh connection and policy acumen will translate into better institutional morale, sharper policing, and more responsive leadership. After all, Chandigarh, with its unique UT governance structure and inter-state sensitivities, isn’t the easiest beat. Acting DGPs may keep the ship afloat, but real leadership is about course correction and long-term vision. Mr Hooda’s appointment may well mark a turning point provided he gets the autonomy and time to lead from the front.</w:t>
+        <w:t xml:space="preserve"> https://www.outlookmoney.com/news/maharashtra-cm-devendra-fadnavis-asks-builders-why-mumbai-homes-are-still-expensive-despite-concessions</w:t>
+      </w:r>
+    </w:p>
+    <w:p>
+      <w:pPr>
+        <w:pStyle w:val="Normal"/>
+      </w:pPr>
+      <w:r>
+        <w:rPr/>
+        <w:t>Content: Get magazine delivered to your doorstep Get latest issue delivered instantly Only in Delhi-NCR, Mumbai, Bengaluru &amp; Pune Get magazine delivered to your doorstep Get latest issue delivered instantly Only in Delhi-NCR, Mumbai, Bengaluru, Pune, Lucknow &amp; Kolkata Get magazine delivered to your doorstep Get latest issue delivered instantly Only in Delhi-NCR, Mumbai, Bengaluru, Pune, Lucknow &amp; Kolkata News At a meeting organised by CREDAI-MCHI, the body representing developers in the Mumbai Metropolitan Region (MMR), Maharashtra Chief Minister Devendra Fadnavis asked builders why real estate prices in Mumbai are on the rise despite the government rolling out multiple concessions. These also include premium reductions for the real estate sector, he said. “I have a grievance. In the last 10 years, all the things you asked us to do so that housing would become affordable have been done. But after those decisions were taken, housing prices have only gone up and not reduced. You asked us to reduce premiums, it was also reduced, but housing prices did not go down. We thought we shall build the coastal road, Atal Setu, and prices will come down, but after the coastal road was constructed, prices have gone sky high,” Fadnavis told the assembled builders. BY Outlook Money In essence, government interventions meant to ease costs are not translating into relief for end buyers. BY Shivangini Gupta Why Real Estate Prices Haven't Fallen For years, developers had argued that high regulatory costs, particularly premiums, levies and clearances have added to the price of housing. The state responded by cutting several of these. Consequently, premiums were lowered, and infrastructure projects like the coastal road and Atal Setu were launched with the expectation that new connectivity would open up land supply and bring prices down. Instead, property values in many pockets of the city have surged further. Economists have also said that demand pressures, speculative buying, and the limited availability of clean land in Mumbai have kept the prices high. What Alternatives is the Government Proposing? Fadnavis has now urged developers to look beyond the saturated island city and suburban corridors into what is being planned as “Third Mumbai” and “Fourth Mumbai”, according to a report by ET Realty. Third Mumbai is being designed as a knowledge and innovation hub across the Atal Setu, with a focus on edutech and data centres. The government has already earmarked land for a township spread over 150 square kilometres, being developed by the Mumbai Metropolitan Region Development Authority (MMRDA), while CIDCO is handling another township. Twelve foreign universities are expected to set up campuses in the area, catering to an estimated one lakh students, potentially creating a new urban economy. BY Outlook Money Fourth Mumbai, on the northern edge of the region around Vadhavan port, is expected to bring a new industrial and logistics-driven ecosystem. Fadnavis also called on developers to enter into joint ventures with state agencies to ensure these regions are developed in line with economic needs rather than speculative models. Can Slum Redevelopment be Accelerated? Fadnavis also pressed for an urgent slum redevelopment plan. Mumbai’s skyline is ringed by vast informal settlements, and though successive governments have pledged to create a slum-free city, projects have often dragged on for decades. “If Mumbai is to become slum-free, then generational projects will not help. If the land is cleared in one and a quarter years, the building should be ready in one year. Only then will it be possible to make Mumbai slum-free,” he further said. Click/Scan to Subscribe Hundis: India’s Ancient Financial System That Based on Trust Buying Health Insurance with Pre-Existing Conditions: What You Need to Know A Delayed Checkout Strategy That Saves More Than Just Money What the New Tax Regime Means for ELSS, PPF, and Other Investments Copyright © 2025 Outlook Publishing India Pvt Ltd. Copyright © 2025 Outlook Publishing India Pvt Ltd. All pages of the Website are subject to our terms and conditions and privacy policy. You must not reproduce, duplicate, copy, sell, resell or exploit any material on the Website for any commercial purposes.</w:t>
       </w:r>
     </w:p>
     <w:p>
@@ -758,7 +758,7 @@
       </w:pPr>
       <w:r>
         <w:rPr/>
-        <w:t>Title: 'Cannot deny the pace of work of Fadnavis': Sharad Pawar hails Maharashtra CM on his 55th Birthday</w:t>
+        <w:t>Title: Mumbai Gets Major Infrastructure Push: CM Fadnavis Unveils New BDD Chawl Homes, SCLR Extension, And Key MMRDA Projects</w:t>
       </w:r>
     </w:p>
     <w:p>
@@ -770,16 +770,16 @@
         <w:t xml:space="preserve">URL: </w:t>
       </w:r>
       <w:r>
-        <w:t xml:space="preserve"> https://www.moneycontrol.com/news/india/sharad-pawar-and-uddhav-thackeray-hails-devendra-fadnavis-on-his-55th-birthday-13308659.html</w:t>
-      </w:r>
-    </w:p>
-    <w:p>
-      <w:pPr>
-        <w:pStyle w:val="Normal"/>
-      </w:pPr>
-      <w:r>
-        <w:rPr/>
-        <w:t>Content: My Account Follow us on: Powered By See the top gainers, losers, invest and get updated what's happening in the crypto market Invest Now Powered By This functionality will provide users with ease of access navigation and enable create a new revenue line by generating leads of potential customers for brokers in a more integrated manner. Invest Now Nationalist Congress Party (SP) chief Sharad Pawar praised Maharashtra CM Devendra Fadnavis in a coffee table book released on his 55th birthday. The book, titled Maharashtra Nayak, was conceptualised by senior BJP leader Girish Mahajan and includes a tribute article written by Pawar himself. In the piece, the veteran politician commends Fadnavis’s relentless energy, strong work ethic, and political journey. “The speed at which Devendra works is remarkable… Watching his dedication and energy, I often wonder – how does he never get tired?” writes Pawar. Pawar said that Fadnavis reminds him of his days when he was the CM of the state and said that his skills helped him to make a mark in Maharashtra politics when even he was not even in power. "When I see Devendra Fadnavis, the way he works, I remember my days as CM of Maharashtra. On his birthday, I wish him that his zeal for work should grow every year. Usually they say an active person is slim and trim, but both of us are not but very much active. Jokes apart, the way he works, many a times I think that how does he not get tired? Though Devendra Fadnavis got his lessons of politics at home since childhood, the main challenge for him was to rise through the ranks after his father and mentor passed away when he was very young," Pawar wrote. "That’s why, one must compliment him for his achievements and success. Devendra Fadnavis has a degree in law and is also a good communicator. His intelligence, patience and communication skills helped him to make a mark in Maharashtra politics when he was not even in power. The way he worked as a state BJP president further helped him to become the CM of Maharashtra. Both of us are from different streams but still relentlessly work for people; in such a scenario, one cannot deny the pace of work of Devendra Fadnavis," he added. He further credited Fadnavis’s leadership as BJP’s state president as a key factor in his elevation to Chief Minister. Birthday greetings also poured in from across the political spectrum, including Deputy CM Ajit Pawar, and Shiv Sena (UBT) chief Uddhav Thackeray. Prime Minister Narendra Modi also extended wishes, praising Fadnavis for his work towards Maharashtra’s progress and upliftment of the underprivileged. Discover the latest Business News, Budget 2025 News, Sensex, and Nifty updates. Obtain Personal Finance insights, tax queries, and expert opinions on Moneycontrol or download the Moneycontrol App to stay updated! Sensex Today Delhi CM Rekha Gupta ITR Filing CP Radhakrishnan Parliament Session Live Mumbai Rains Pune Rains Paytm Share Price GST on Cars Online Gaming Bill Business Markets Stocks India News City News Economy Mutual Funds Personal Finance IPO News Startups Home Currencies Commodities Pre-Market IPO Global Market Bonds Home Loans up to 50 Lakhs Credit Cards Lifetime Free Finance TrackerNew Fixed Deposits Fixed Deposit Comparison Fixed Income Home MC 30 Top Ranked Funds ETFs Mutual Fund Screener Income Tax Calculator EMI Calculator Retirement Planning Gratuity Calculator Petrol Price in India Diesel Price in India Stock Markets News18 Firstpost CNBC TV18 News18 Hindi Cricketnext Overdrive About Us Contact Us Advisory Alert Advertise with Us SupportDisclaimer Privacy Policy Cookie Policy Terms &amp; Conditions Financial Terms (Glossary) Sitemap Investors Copyright © Network18 Media &amp; Investments Limited. All rights reserved. Reproduction of news articles, photos, videos or any other content in whole or in part in any form or medium without express written permission of moneycontrol.com is prohibited. You are already a Moneycontrol Pro user.</w:t>
+        <w:t xml:space="preserve"> https://swarajyamag.com/news-brief/mumbai-gets-major-infrastructure-push-cm-fadnavis-unveils-new-bdd-chawl-homes-sclr-extension-and-key-mmrda-projects</w:t>
+      </w:r>
+    </w:p>
+    <w:p>
+      <w:pPr>
+        <w:pStyle w:val="Normal"/>
+      </w:pPr>
+      <w:r>
+        <w:rPr/>
+        <w:t>Content: News Brief Arjun Brij Aug 14, 2025, 05:30 PM | Updated 05:30 PM IST Save &amp; read from anywhere! Bookmark stories for easy access on any device or the Swarajya app. Maharashtra Chief Minister Devendra Fadnavis, along with Deputy Chief Ministers Eknath Shinde and Ajit Pawar, inaugurated the Phase 1 of Worli BDD Chawl Redevelopment Project on Thursday (14 August). The event saw 556 eligible residents being handed the keys to their new homes. The redevelopment project, led by the Mumbai Housing and Area Development Board (MHADA), relocates residents from cramped 160 sqft rooms to spacious 500 sqft, two-bedroom ownership flats, provided free of cost. Described as the largest urban redevelopment project in Asia, the scheme will ultimately benefit over 15,000 residents, with 3,500 homes to be handed over by year-end and a further 3,000 in 2026. The project spans 86 acres across Worli, Naigaon, and N M Joshi Marg, replacing 207 old chawls. By December, over 3,500 flats are expected to be completed. The long-awaited extension of the Santacruz–Chembur Link Road (SCLR) was also inagurated today which offers motorists a direct, signal-free route from Kurla to Panbai School near the airport, linking the Eastern and Western Express Highways. Executed by the MMRDA, the project includes South Asia’s first cable-stayed bridge with a 100 metre horizontal curve, featuring a 215 metre orthotropic steel deck supported by a Y-shaped pylon. Expected to cut peak-hour travel by 15–20 minutes, it will ease congestion in Vakola, BKC, and LBS Marg, while integrating with the upcoming Phase II SCLR expansion. Other key infrastructure projects, were also unveiled during the event such as the Mumbai Metro Training Institute, Staff Quarters at Malvani, and the Kalanagar ‘D’ Arm Subflyover. Also Read: BKC Pod Taxi Project Secures Coastal Authority Nod Amid Environmental Concerns Arjun Brij is an Editorial Associate at Swarajya. He tweets at @arjun_brij Join our WhatsApp channel - no spam, only sharp analysis Comments ↓ About Swarajya Shaping the modern Indian's worldview, speaking on behalf of those invested in the cultural and economic prosperity of India. Published since 1956. Swarajya is a publication by Kovai Media Private Limited. Useful Links Useful Links Participate Stay Connected</w:t>
       </w:r>
     </w:p>
     <w:p>
@@ -797,7 +797,7 @@
       </w:pPr>
       <w:r>
         <w:rPr/>
-        <w:t>Title: India-UK Free Trade Agreement to Unlock New Opportunities :CM Devendra Fadnavis</w:t>
+        <w:t>Title: Row over ban on feeding pigeons: Jain monk puts hunger strike on hold, awaits meeting with Fadnavis</w:t>
       </w:r>
     </w:p>
     <w:p>
@@ -809,16 +809,16 @@
         <w:t xml:space="preserve">URL: </w:t>
       </w:r>
       <w:r>
-        <w:t xml:space="preserve"> https://www.newsonair.gov.in/india-uk-free-trade-agreement-to-unlock-new-opportunities-devendra-fadnavis/</w:t>
-      </w:r>
-    </w:p>
-    <w:p>
-      <w:pPr>
-        <w:pStyle w:val="Normal"/>
-      </w:pPr>
-      <w:r>
-        <w:rPr/>
-        <w:t>Content: Download Mobile App Site Admin | July 25, 2025 11:55 AM Chief Minister of Maharashtra Devendra Fadnavis has said the free trade agreement between India and the United Kingdom has opened up endless opportunities for Maharashtra. He has also congratulated Prime Minister Narendra Modi and United Kingdom Prime Minister Keir Starmer. The Chief Minister has noted that the agreement will benefit Indian farmers, various types of artisans, as well as the service sector. He added that the FTA will empower mango, grape, jackfruit, cereal, and organic producers and exporters of the state. He said that the zero export duty policy for the leather and footwear sectors will give a major boost to the Kolhapur footwear industry. The CM has said that the agreement brings a big opportunity for all small and medium enterprises in various parts of the state. 6 hours ago 2 hours ago 8 hours ago 8 hours ago 8 hours ago Privacy Policy | Copyright © 2025 News On Air. All rights reserved Last Updated: 20th Aug 2025 | Visitors: 1480625</w:t>
+        <w:t xml:space="preserve"> https://www.thehindu.com/news/cities/mumbai/row-over-ban-on-feeding-pigeons-jain-monk-puts-hunger-strike-on-hold-awaits-meeting-with-fadnavis/article69925358.ece</w:t>
+      </w:r>
+    </w:p>
+    <w:p>
+      <w:pPr>
+        <w:pStyle w:val="Normal"/>
+      </w:pPr>
+      <w:r>
+        <w:rPr/>
+        <w:t>Content: August 12, 2025e-Paper The View From India Looking at World Affairs from the Indian perspective. First Day First Show News and reviews from the world of cinema and streaming. Today's Cache Your download of the top 5 technology stories of the day. Science For All The weekly newsletter from science writers takes the jargon out of science and puts the fun in! Data Point Decoding the headlines with facts, figures, and numbers Health Matters Ramya Kannan writes to you on getting to good health, and staying there The Hindu On Books Books of the week, reviews, excerpts, new titles and features. August 12, 2025e-Paper Published - August 13, 2025 01:58 am IST - MUMBAI Jain monk Nileshchandra Vijay has temporarily put on hold his indefinite hunger strike, which was scheduled to begin on August 13, following initial talks with the Maharashtra Chief Minister’s office regarding the recent ban on feeding pigeons at Dadar’s kabutarkhana (pigeon feeding spot). Speaking to The Hindu, Mr. Vijay said he had decided to wait for a meeting with Chief Minister Devendra Fadnavis. “We are expecting a meeting in three days. We do not believe in merely dropping a letter. We want a clear, face-to-face communication with him to present all our grievances about feeding the innocent pigeons who have been dependent on grains and water at the kabutarkhana for years,” he said. The religious leader, however, made it clear that the pause was temporary. “Yes, I had announced that I would sit on an indefinite hunger strike from August 13 against the ban. After discussion, we decided to wait for three more days. If there is no positive response from the meeting, we will take a call accordingly. I will not stop,” he asserted. Mr. Vijay has also issued a warning to the State government that if the ban is not lifted within a week, he will resume the protest along with one lakh members of the Jain community from Mumbai. “The government must fear that the BMC election is coming up. If they would continue their unconstitutional harassment towards innocent pigeons, none of us from the Jain community will vote. We will boycott the upcoming civic elections in protest,” he added. The Supreme Court on Monday refused to intervene in the petition challenging a Bombay High Court order directing the Brihanmumbai Municipal Corporation to register criminal cases against individuals feeding pigeons in Kabutarkhanas in the city. The apex court observed that the proceedings are pending before the High Court and the merit of the case is under consideration. In such a situation, parallel indulgence by this court is not proper. The Bombay High Court order was based on concern for public health. The court had reasoned that the public feeding of pigeons was a grave and potential health hazard to people of all ages at large. The court had previously restrained the BMC from demolishing any of the old heritage kabutarkhanas in the metropolis, but refused to allow feeding of the birds. In the meantime, community members have devised alternative ways to continue the practice without violating the ban. These include installing racks on rooftops of their cars to serve as feeding stations for the pigeons. “Our cars are just driving around the Kabutarkhana and feeding the pigeons. There is no ban on feeding pigeons over our car roof, so no one should have a problem with that,” said Jain leader Bhagyachandra Muni. The Jains have also expressed alarm over what they describe as a mass die-off of pigeons since the feeding restrictions began. Mr. Vijay claimed that around 10,000 pigeons have died in the past 15 days. “We have all the proof. With no water and food, they will die anyway,” he said, adding that the community intends to present this evidence to the Chief Minister and later in the court. Published - August 13, 2025 01:58 am IST Copyright© 2025, THG PUBLISHING PVT LTD. or its affiliated companies. All rights reserved. BACK TO TOP Terms &amp; conditions | Institutional Subscriber Comments have to be in English, and in full sentences. They cannot be abusive or personal. Please abide by our community guidelines for posting your comments. We have migrated to a new commenting platform. If you are already a registered user of The Hindu and logged in, you may continue to engage with our articles. If you do not have an account please register and login to post comments. Users can access their older comments by logging into their accounts on Vuukle.</w:t>
       </w:r>
     </w:p>
     <w:p>
@@ -836,7 +836,7 @@
       </w:pPr>
       <w:r>
         <w:rPr/>
-        <w:t>Title: Govt will not tolerate violence in the name of language dispute: Fadnavis</w:t>
+        <w:t>Title: 'Third Mumbai' to boost metropolitan region development: Fadnavis</w:t>
       </w:r>
     </w:p>
     <w:p>
@@ -848,16 +848,16 @@
         <w:t xml:space="preserve">URL: </w:t>
       </w:r>
       <w:r>
-        <w:t xml:space="preserve"> https://indianexpress.com/article/cities/mumbai/govt-will-not-tolerate-violence-in-the-name-of-language-dispute-cm-10147774/</w:t>
-      </w:r>
-    </w:p>
-    <w:p>
-      <w:pPr>
-        <w:pStyle w:val="Normal"/>
-      </w:pPr>
-      <w:r>
-        <w:rPr/>
-        <w:t>Content: Maharashtra Chief Minister Devendra Fadnavis on Thursday said violence in the name of language dispute will not be tolerated and dealt firmly. “There is no dispute between Hindi and Marathi. While one should be proud of Marathi, which is not only the mother tongue of Marathi people but also a classical language, one cannot ignore other Indian languages,” said Fadnavis during a speech at the Jawaharlal Nehru University in Delhi. The Chief Minister laid the foundation stone for the Chhatrapati Shivaji Maharaj Special Centre for Security and Strategic Studies, planned under the School of International Studies which aims to explore war strategy and traditions based on the Maratha empire. The centre is going to become the study centre of military history, strategy and future policy development rooted in India’s past. Shortly after his arrival, the Student Federation of India (SFI) protested over the Maharashtra Special Security Bill and growing instances of attack against non-Marathi residents (North Indians and others) in several parts of the state and failure of the government to deal with it effectively. In response to the protest, Chief Minister Fadnavis said, “There is nothing wrong in insisting on Marathi language in Maharashtra. At the same time, there should be no disregard for other Indian languages. Violence of any kind in the name of language dispute cannot be tolerated. Wherever such instances occurred, strong action has been taken. And if it reoccurs, it will be firmly dealt with.” “Marathi is a culturally rich language that was accorded the status of a ‘classical language’ by the Narendra Modi government. There is nothing wrong with having pride in Marathi language. The issue here is not about Marathi vs Hindi. What needs to be understood is that along with Marathi, one should also respect other Indian languages. As someone just mentioned, Tamil is also historically and culturally a very rich language. The Chola dynasty ruled for a thousand years and there is a huge history which we cannot overlook,” said Fadnavis. Referring to the visionary king Chhatrapati Shivaji Maharaj, Fadnavis said, “Shivaji Maharaj has never taught us to be narrow minded. With limited resources and manpower, he defeated the mighty Mughal army through his strategic warfare.Moghul ruler Aurangzeb was finished and his ‘kabar’ built but Shivaji’s ‘swaraj’ lived eternally.” The Kusumagraj centre at JNU will offer postgraduate and certificate-level programmes to promote multilingualism and cultural understanding. Under this, MA in Marathi and certificate courses to go with the NEP for non-Marathi speakers will be offered. Stay updated with the latest - Click here to follow us on Instagram You May Like The apparel export industry in India is in trouble as US plans to impose a 25% tariff on Indian exports, making them less competitive than other countries. The industry is asking for government intervention to counter the impact, as the US is a crucial market for Indian ready-made garments. However, trade negotiations between the two countries are stuck due to disagreements over sensitive sectors.</w:t>
+        <w:t xml:space="preserve"> https://www.outlookbusiness.com/news/third-mumbai-to-boost-metropolitan-region-development-fadnavis</w:t>
+      </w:r>
+    </w:p>
+    <w:p>
+      <w:pPr>
+        <w:pStyle w:val="Normal"/>
+      </w:pPr>
+      <w:r>
+        <w:rPr/>
+        <w:t>Content: Get magazine delivered to your doorstep Get latest issue delivered instantly Only in Delhi-NCR, Mumbai, Bengaluru, Pune, Lucknow &amp; Kolkata Get magazine delivered to your doorstep Get latest issue delivered instantly Only in Delhi-NCR, Mumbai, Bengaluru, Pune, Lucknow &amp; Kolkata News Fadnavis said at the inauguration of the expanded office of global investment banking giant Goldman Sachs in Worli area here Maharashtra CM Devendra Fadnavis announced plans to develop ‘Third Mumbai’ in Raigad district to boost growth in the Mumbai Metropolitan Region (MMR) The project will include centres of international universities, medical colleges, innovation hubs, and research facilities Research in quantum computing and AI-based systems will be a key feature of the new city Maharashtra Chief Minister Devendra Fadnavis has said his government is developing 'Third Mumbai' in neighbouring Raigad district to boost development in the Mumbai Metropolitan Region (MMR). This would mark a new chapter in the state's economic growth, Fadnavis said on Monday at the inauguration of the expanded office of global investment banking giant Goldman Sachs in Worli area here. The CM also held discussions with investors during the event. "The opening of Goldman Sachs' new facility is a matter of pride for the state. It reaffirms Maharashtra's skilled workforce, robust markets, and investor-friendly environment. This also underlines the state's leadership in the financial sector," he noted. "The state government is committed to development and is working with the private sector to build 'Third Mumbai'. The new city will host centres of international universities and will play a crucial role in the economic growth of both Mumbai and Maharashtra. The project will include medical colleges, innovation hubs, and research facilities," the CM said. Research in areas like quantum computing and AI-based systems will be a key feature, he added. Fadnavis assured that connectivity between Mumbai and 'Third Mumbai' would be seamless, supported by infrastructure projects like the Coastal Road, Atal Setu and the ongoing Worli-Sewri Link Road. BY PTI Appealing to private investors to take an initiative in the development of the new city, the CM said, "Good development happens through public-private partnerships. All necessary clearances for incoming investors will be fast-tracked at the government level. Maharashtra is an investor-friendly state. We are continuously improving our ease-of-doing-business rankings." The state is ensuring no obstacles come in the way of investors, and if any issues arise, they are resolved promptly, he said. Kevin Sneader, president of Goldman Sachs, said opportunities in the Indian market are of great significance to the firm. Goldman Sachs India CEO Sanjay Chatterjee said the new office marks a milestone in the company's journey in India, adding the design of the new space focuses on collaboration, innovation, and employee well-being. A statement from the CM's Office said Goldman Sachs began its services in India in the 1980s and established full ownership presence in Mumbai in 2006. It currently offers investment banking, equity sales and trading, fixed income securities, asset management, and research services, the statement said. Click/Scan to Subscribe WATCH | Ramnath Vaidyanathan on Why Companies Need to Offer Consumers Green Discounts WATCH | Prof. Balaraman Ravindran Unpacks the AI Revolution WATCH | India's Material Revolution: From Metals to Critical Minerals WATCH | Inside the Smart Rail Revolution: Predictive Trains, Quantum Tech &amp; High Speed Futures Union Budget 2025: FM Sitharaman Announces No Income Tax Payable Up To Income of Rs 12 Lakh Union Budget 2025: Celebrating India's Economic Tradition With Halwa Ceremony| See Photos Copyright © 2025 Outlook Publishing India Pvt Ltd. Copyright © 2025 Outlook Publishing India Pvt Ltd. All pages of the Website are subject to our terms and conditions and privacy policy. You must not reproduce, duplicate, copy, sell, resell or exploit any material on the Website for any commercial purposes.</w:t>
       </w:r>
     </w:p>
     <w:p>
@@ -875,7 +875,7 @@
       </w:pPr>
       <w:r>
         <w:rPr/>
-        <w:t>Title: Fadnavis to inaugurate mega projects in Gadchiroli today</w:t>
+        <w:t>Title: Uddhav Accuses Fadnavis of Shielding Corrupt Ministers in Mahayuti Cabinet</w:t>
       </w:r>
     </w:p>
     <w:p>
@@ -887,16 +887,16 @@
         <w:t xml:space="preserve">URL: </w:t>
       </w:r>
       <w:r>
-        <w:t xml:space="preserve"> https://indianexpress.com/article/cities/mumbai/fadnavis-inaugurate-mega-projects-gadchiroli-today-10140751/</w:t>
-      </w:r>
-    </w:p>
-    <w:p>
-      <w:pPr>
-        <w:pStyle w:val="Normal"/>
-      </w:pPr>
-      <w:r>
-        <w:rPr/>
-        <w:t>Content: Marking a new chapter in the development of the state and in the industrial growth of Gadchiroli district, Chief Minister Devendra Fadnavis will inaugurate various projects of Lloyds Metals and Energy Ltd (LMEL) in a grand ceremony at Konsari on Tuesday. He will also lay the foundation stone for the mega Integrated Steel Plant of the company. Fadnavis will inaugurate the first phase of 5-Million Tonnes Per Annum (MTPA) iron ore grinding plant at Hedri in Gadchroli district, a 10 MTPA capacity slurry pipeline from Hedri-Konsari, and 4 MTPA capacity pellet plant at Konsari. Besides, he will perform bhoomipujan of 4.5 MTPA capacity mega Integrated Steel Plant, 100-bedded hospital and a CBSE-patterned school at Konsari in the programme to be held at 12 pm on Tuesday. He will also perform bhoomipujan for LMEL’s Somanpalli township. Adv Ashish Jaiswal, Joint Guardian Minister of Gadchiroli district; Dharmaraobaba Atram, MLA; Milind Narote, MLA; B. Prabhakaran, Managing Director, LMEL; Ankit Goyal, DIG, Gadchiroli Range; Avishyant Panda, District Collector; Ashok Nete, former MP; Dr Deorao Holi, former MLA; Shrikant Pawde, Sarpanch of Konsari; ‘Padma Shri’ Tulasi Munda, and other dignitaries will be present. The occasion marks a significant milestone in industrial growth of Gadchiroli. Over the past few years, since LMEL has commenced operations of Surjagarh iron ore mines and the DRI, pellet plants at Konsari, there has been significant growth in employment to locals. Even the surrendered Naxalites have been trained by the company in industry-oriented skills and absorbed them in jobs to aid the process of integrating them in the mainstream of society. Further, this industrial revolution has provided a never-before boost to the development of Gadchiroli. According to B Prabhakaran, “July 22, 2025 is going to be recorded in the history of Gadchiroli as well as Maharashtra in golden letters. With the foundation stone being laid for Vidarbha’s mega Integrated Steel Plant at Konsari in Gadchiroli district, a step is being taken towards realising the historic dream of making Gadchiroli a steel hub of the country. More than 140 years ago, Gadchiroli would have been the birthplace of the Indian steel industry. Nonetheless, now is the time for Gadchiroli to rise and shine”. “Lloyds Metals and Energy Ltd is proud of being the driver of the industrial revolution here. After successful green operations of iron ore mines at Surjagarh, commissioning of DRI plant and pellet plant at Konsari, now a giant leap of faith is being taken in the form of Integrated Steel Plant. We thank the government of Maharashtra, Chief Minister Devendra Fadnavis for his vision and support to Gadchiroli’s development, people of Gadchiroli, and all our stakeholders for helping us make Gadchiroli the first district of Maharashtra. Now, the foundation stone is being laid for Gadchiroli’s bright future, enhanced contribution to Maharashtra’s economy, and India’s national vision of making Green Steel,” he added. Stay updated with the latest - Click here to follow us on Instagram You May Like The United States Wednesday sanctioned six India-based companies over their alleged involvement in trade and transportation of Iranian crude oil and petroleum products. The US Treasury said it was the most significant Iran-related sanctions action since 2018, during President Donald Trump’s first administration.</w:t>
+        <w:t xml:space="preserve"> https://www.deccanchronicle.com/nation/uddhav-accuses-fadnavis-of-shielding-corrupt-ministers-in-mahayuti-cabinet-1896806</w:t>
+      </w:r>
+    </w:p>
+    <w:p>
+      <w:pPr>
+        <w:pStyle w:val="Normal"/>
+      </w:pPr>
+      <w:r>
+        <w:rPr/>
+        <w:t>Content: Mumbai: Shiv Sena (UBT) head Uddhav Thackeray on Monday accused Maharashtra Chief Minister Devendra Fadnavis of "shielding corrupt" ministers in his cabinet, and claimed the ruling Mahayuti has relegated the state to last position in development and top in corruption.</w:t>
       </w:r>
     </w:p>
     <w:p>
@@ -914,7 +914,7 @@
       </w:pPr>
       <w:r>
         <w:rPr/>
-        <w:t>Title: TOI</w:t>
+        <w:t>Title: Change imminent in BMC, Mahayuti govt has broken pot of sins: Fadnavis</w:t>
       </w:r>
     </w:p>
     <w:p>
@@ -926,16 +926,16 @@
         <w:t xml:space="preserve">URL: </w:t>
       </w:r>
       <w:r>
-        <w:t xml:space="preserve"> https://timesofindia.indiatimes.com/videos/news/very-shocking-maharashtra-cm-devendra-fadnavis-ridicules-hc-verdict-on-2006-train-blast-case/videoshow/122828987.cms</w:t>
-      </w:r>
-    </w:p>
-    <w:p>
-      <w:pPr>
-        <w:pStyle w:val="Normal"/>
-      </w:pPr>
-      <w:r>
-        <w:rPr/>
-        <w:t>Content: 'We Were Tortured': Acquitted Mumbai Train Blasts Accused React To Bombay HC Verdict 2006 Mumbai Train Blasts: Supreme Court Stays HC Order, But Frees Accused Stay Out of Jail Bombay High Court Acquits All 12 Accused in 2006 Mumbai Train Blasts Case, Cites Lack of Evidence 'No Justice For 189 Dead?' Massive Political Uproar Over Acquittal Of 12 Mumbai Train Blast Convicts Former Bangladesh PM Sheikh Hasina Sentenced to Jail For Six Months by International Crimes Tribunal Sheikh Hasina Indicted For 2024 Crackdown: Tribunal Cites Massacre Orders, India Pressured 'Centre Is Handicapped': VP Dhankhar Warns Of 'Ides Of March' In Judge Cash-At-Home Row Malegaon Blast Case Verdict: Sadhvi Pragya's Sister Breaks Down; Col Purohit Hails 'Justice' 'Bhagwa Wins': Says Sadhvi As NIA Exposes 'Saffron Terror' Lie, BJP Celebrates | Malegaon Blast 'Congress Partitioned Bharat In Name Of Appeasement': Yogi Adityanath Remembers 1947 Tragedy On Partition Horrors Remembrance Day, UP CM Yogi Adityanath accused Congress of committing “the gravest betrayal” in Indian history by agreeing to Partition on the eve of Independence. Quoting Yogi, “Just a day before freedom, Congress leadership, in the height of appeasement, partitioned the country.” He said this act unleashed riots, killings, and forced migrations, with Hindus and Sikhs bearing the worst suffering. Yogi condemned Congress for abandoning refugees and ignoring their pain, urging India to remember this tragedy as both a lesson and a warning.#india #partition #yogiadityanath #congress #bjp #1947 #hostory #yogiadityanath #indianpolitics #breakingnews #trending #trendingnow #toi #bharat #toibharat #indianews 'Woh Dharm Pooch Ke Marenge To...': Bengal Student’s Fiery Speech on Operation Sindoor Goes Viral Putin-Trump Meeting: Handshake, Hug, Talks, Then Breakfast? Kremlin Gives Peek Inside Alaska Summit Kangana Ranaut BLASTS Jaya Bachchan as 'spoilt and privileged'—calls her a disgrace Aamir Khan waived ₹20 crore for his Coolie cameo? here’s what actually happened Rift In Samajwadi Party, Thailand's Digital Arrival Card &amp; More Rift In Samajwadi Party, Thailand's Digital Arrival Card &amp; More Day After Begging India On Indus Water Treaty, Pak PM Shehbaz Warns Of ‘Harsh Lesson’ Zelensky's Inner Circle 'Trapped' In $50M Mideast Scandal As Putin, Trump Head For Alaska Showdown Putin To Ditch Military Escort During Historic Alaska Visit? How Trump Will Protect Russian Pres. Leavitt Drops ‘Trump-Putin Russia Meeting’ BOMBSHELL, Gives Alaska Summit Details | FULL Presser NIA carries out searches at multiple locations in Tiruchirappalli Centre holds all-party meeting ahead of Interim Budget Session Snow clearance operation underway by BRO’s 109 RCC Beacon Project on Karnah-Kupwara road Trying to minimize electric bills to Zero: PM Modi as introduces new rooftop solar power scheme Uttarakhand UCC: 'Muslims should unite and protest', says Muslim cleric Sajid Rashidi Delhi CM Arvind Kejriwal: 'We did not give up, we snatched victory from BJP' Famous YouTuber Mr Beast's video earned 230,000 Euros from X Modi's goons 'ED, CBI and IT' were running extortion racket: Atishi India gets its longest cable-stayed bridge; PM Modi inaugurates Sudarshan Setu in Gujarat Bihar Political Turmoil: BJP leaders to attend a meeting to discuss LS polls, says Vinod Tawde UP: Devotees offer prayers at Sangam on occasion of Magh Purnima Armed men stormed a TV station in Ecuador “Shameful incident in Karnataka…” Union Minister Rajeev Chandrasekhar on Hanuman Flag removal row PM Modi leaves members in splits as he roasts Congress, Rahul Gandhi in Parliament AAP chief Kejriwal announces launch of doorstep ration delivery in Punjab US states approve the use of Nitrogen gas for execution in the death penalty Germany: Country's richest own around a third of all private assets in Germany Former Mrs India 2022 Mehak Suri on ‘Swa:Raksha’ inauguration Accused to acquitted, but their trial isn’t over 'No one killed 200 people?': Shock, anger among families of deceased in 2006 Mumbai train bombings Two Walk Free from Nagpur Jail, Four from Amravati After Acquittal in 2006 Mumbai Train Bombings 9 of 12 acquitted in 11/7 Mumbai train blasts walk out of four Maharashtra jails, 2 remain in custody in other cases 2006 Mumbai train blasts case: CM Fadnavis calls Bombay high court verdict acquitting all 12 'very shocking'; vows to challenge in Supreme Court LeT intel chief Cheema, 26/11 key conspirator, dies in Pakistan Why is Bhatkal in news ahead of Karnataka polls? Delhi HC asks Nagpur jail authorities to make available books to 2006 Mumbai blasts convict</w:t>
+        <w:t xml:space="preserve"> https://m.economictimes.com/news/politics-and-nation/change-imminent-in-bmc-mahayuti-govt-has-broken-pot-of-sins-fadnavis/articleshow/123332526.cms</w:t>
+      </w:r>
+    </w:p>
+    <w:p>
+      <w:pPr>
+        <w:pStyle w:val="Normal"/>
+      </w:pPr>
+      <w:r>
+        <w:rPr/>
+        <w:t>Content: Maharashtra Chief Minister Devendra Fadnavis hints at changes in the Brihanmumbai Municipal Corporation. He says the BJP-led Mahayuti has exposed corruption within the civic body. Fadnavis made these remarks during Dahi Handi celebrations. BJP MLA Ram Kadam dedicated a Dahi Handi to security personnel involved in Operation Sindoor. The government has provided insurance for Dahi Handi participants. Independence Day 2025 Modi signals new push for tech independence with local chips Before Trump, British used tariffs to kill Indian textile Bank of Azad Hind: When Netaji Subhas Chandra Bose gave India its own currency (Catch all the Business News, Breaking News, Budget 2025 Events and Latest News Updates on The Economic Times.) Subscribe to The Economic Times Prime and read the ET ePaper online. (Catch all the Business News, Breaking News, Budget 2025 Events and Latest News Updates on The Economic Times.) Subscribe to The Economic Times Prime and read the ET ePaper online. 3 years on, Akasa’s next challenge: Staying in the air against IndiGo’s dominance Jane Street blow pushes Indian quants to ancient Greek idea to thrive Why are mid-cap stocks fizzling out? It’s not just about Trump tariffs. As 50% US tariff looms, 6 key steps that can safeguard Indian economy End of an era: The Maggi Man who rebuilt Nestlé India bows out Stock picks of the week: 5 stocks with consistent score improvement and return potential of more than 25% in 1 year GST 2.0: What changes for you 'Ready to work for peace...': Zelenskyy to head to US... India celebrates Krishna Janmashtami with religious fervour Indian Army trains LoC Snipers after stellar role... Putin's spiritual diplomacy, presented the Orthodox Archbishop... Trump holds 'very productive' meeting with Putin Putin's strong message to Ukraine, Europe B-2 bomber &amp; F-22 jets welcome Putin US press heckles Putin in Alaska Alaska moment: Trump, Putin shake hands ahead of talks GST 2.0: What changes for you 'Ready to work for peace...': Zelenskyy to head to US... India celebrates Krishna Janmashtami with religious fervour Indian Army trains LoC Snipers after stellar role... Putin's spiritual diplomacy, presented the Orthodox Archbishop... Trump holds 'very productive' meeting with Putin Putin's strong message to Ukraine, Europe B-2 bomber &amp; F-22 jets welcome Putin US press heckles Putin in Alaska Alaska moment: Trump, Putin shake hands ahead of talks Hot on Web In Case you missed it Top Searched Companies Top Calculators Top Commodities Top Story Listing Top Prime Articles Top Definitions Top Slideshow Private Companies Latest News Follow us on: Find this comment offensive? Choose your reason below and click on the Report button. This will alert our moderators to take action Reason for reporting: Your Reason has been Reported to the admin. Log In/Connect with: Will be displayed Will not be displayed Will be displayed Stories you might be interested in</w:t>
       </w:r>
     </w:p>
     <w:p>
@@ -953,7 +953,7 @@
       </w:pPr>
       <w:r>
         <w:rPr/>
-        <w:t>Title: 'Rahul Gandhi surrounded by Left extremists': Devendra Fadnavis on Congress protests against Bill to tackle 'urban Naxals'</w:t>
+        <w:t>Title: No headline</w:t>
       </w:r>
     </w:p>
     <w:p>
@@ -965,16 +965,16 @@
         <w:t xml:space="preserve">URL: </w:t>
       </w:r>
       <w:r>
-        <w:t xml:space="preserve"> https://www.moneycontrol.com/news/india/rahul-gandhi-surrounded-by-left-extremists-devendra-fadnavis-on-congress-protests-against-bill-to-tackle-urban-naxals-13312513.html</w:t>
-      </w:r>
-    </w:p>
-    <w:p>
-      <w:pPr>
-        <w:pStyle w:val="Normal"/>
-      </w:pPr>
-      <w:r>
-        <w:rPr/>
-        <w:t>Content: My Account Follow us on: Powered By See the top gainers, losers, invest and get updated what's happening in the crypto market Invest Now Powered By This functionality will provide users with ease of access navigation and enable create a new revenue line by generating leads of potential customers for brokers in a more integrated manner. Invest Now Maharashtra Chief Minister Devendra Fadnavis on Tuesday said that the Congress party was protesting against the Maharashtra Special Public Security Bill because their party leader and Leader of Opposition in Lok Sabha Rahul Gandhi was surrounded by Left extremists. "At present, Rahul Gandhi is surrounded by Left extremists. Therefore, he gave the order and the Congress party is protesting against the bill," Fadnavis said responding to a question on Congress holding district-wise protests in the state against the bill. While the government claims that the Maharashtra Special Public Security Bill, cleared by the state Assembly a week ago, is aimed at tackling the problem of urban-Naxals, the Opposition and civil society say it will be used to target anti-government voices by labelling them urban-Naxals or Left extremists. The chief minister, however, argued that the Bill was discussed clause-by-clause in the joint select committee of both the houses. "Even the Opposition realised that the bill has nothing which can be misused, or which is against the Constitution. Therefore, some changes which the Opposition suggested were accepted," he said. The Congress' central leadership, however, was taken aback by the passage of the Bill and even sought a reply from the Maharashtra Legislative Party as to how it allowed it without opposition, reported The Indian Express. Notably, the Congress had neither submitted a dissent note in the Legislative Assembly against the bill nor lodged any protest against the passage of the Bill. It was only after the letter from the leadership that Maharashtra Congress chief Harshvardhan Sapkal directed all district committees to hold district-wise demonstrations and burn copies of the bill. Discover the latest Business News, Budget 2025 News, Sensex, and Nifty updates. Obtain Personal Finance insights, tax queries, and expert opinions on Moneycontrol or download the Moneycontrol App to stay updated! Sensex Today Delhi CM Rekha Gupta ITR Filing CP Radhakrishnan Parliament Session Live Mumbai Rains Pune Rains Paytm Share Price GST on Cars Online Gaming Bill Business Markets Stocks India News City News Economy Mutual Funds Personal Finance IPO News Startups Home Currencies Commodities Pre-Market IPO Global Market Bonds Home Loans up to 50 Lakhs Credit Cards Lifetime Free Finance TrackerNew Fixed Deposits Fixed Deposit Comparison Fixed Income Home MC 30 Top Ranked Funds ETFs Mutual Fund Screener Income Tax Calculator EMI Calculator Retirement Planning Gratuity Calculator Petrol Price in India Diesel Price in India Stock Markets News18 Firstpost CNBC TV18 News18 Hindi Cricketnext Overdrive About Us Contact Us Advisory Alert Advertise with Us SupportDisclaimer Privacy Policy Cookie Policy Terms &amp; Conditions Financial Terms (Glossary) Sitemap Investors Copyright © Network18 Media &amp; Investments Limited. All rights reserved. Reproduction of news articles, photos, videos or any other content in whole or in part in any form or medium without express written permission of moneycontrol.com is prohibited. You are already a Moneycontrol Pro user.</w:t>
+        <w:t xml:space="preserve"> https://www.awazthevoice.in/india-news/spread-awareness-on-operation-sindoor-during-ganesh-festival-fadnavis-40374.html</w:t>
+      </w:r>
+    </w:p>
+    <w:p>
+      <w:pPr>
+        <w:pStyle w:val="Normal"/>
+      </w:pPr>
+      <w:r>
+        <w:rPr/>
+        <w:t>Content: Mumbai Maharashtra Chief Minister Devendra Fadnavis on Wednesday urged Ganesh mandals to spread awareness on Operation Sindoor and swadeshi during the upcoming festival. Fadnavis chaired a review meeting, attended by Deputy Chief Minister Ajit Pawar, his cabinet colleagues Mangal Prabhat Lodha, Pankaj Bhoyar and Yogesh Kadam, and Chief Secretary Rajesh Kumar. Fadnavis instructed the administration to take measures to ensure that devotees face no inconvenience during the festival, beginning August 27. "He also expressed the expectation that tableaux based on Operation Sindoor be dedicated to the soldiers," an official statement said. The chief minister instructed the grant of continuous five-year permissions to idol makers, similar to public Ganesh mandals. He said idol makers should renew these permits every year. They should also take advantage of the computerised single-window system introduced by the municipal corporation for permission applications. The CM directed that the number of artificial ponds for immersing idols and boats used for deep sea immersions be increased. In view of the state festival status accorded to Ganesh festival, extensive planning has been undertaken to celebrate it on a large scale. All concessions given to Ganesh mandals last year will be continued this year as well. Fadnavis said the law should be followed while celebrating the festival. As Eid-e-Milad also falls during the Ganesh festival period, care should be taken to maintain religious harmony and ensure that law and order are not disturbed. He said the state government will take positive steps, within the limits set by the court, to extend the number of days for which permission is granted to use loudspeakers during the festival. ALSO READ: 10 iconic women whose influence shaped bold Indian womanhood It was decided not to levy property tax on the offices of Ganesh mandals if they give written declarations that these places are not used for commercial purposes. In the times when negativity is becoming a USP in the news business, Awaz -The Voice (www.awazthevoice.in) has been bringing out positive stories of human resilience, cooperation, mutual existence, and peaceful living from across India. We believe that across the fault-lines of faith, caste, region and language, many of our common concerns, shared challenges, and visions for the future, hold a lot of potential for bringing people and communities together. Read More © 2025 Awaz-The Voice. All Rights Reserved.</w:t>
       </w:r>
     </w:p>
     <w:p>
@@ -992,7 +992,7 @@
       </w:pPr>
       <w:r>
         <w:rPr/>
-        <w:t>Title: 2006 Mumbai train blasts | Verdict shocking, govt will challenge it in SC: Devendra Fadnavis</w:t>
+        <w:t>Title: Aakar Patel| New Maharashtra Security Law Open To Abuse, Threatens Rights; Say ‘No’ To It</w:t>
       </w:r>
     </w:p>
     <w:p>
@@ -1004,16 +1004,16 @@
         <w:t xml:space="preserve">URL: </w:t>
       </w:r>
       <w:r>
-        <w:t xml:space="preserve"> https://indianexpress.com/article/cities/mumbai/2006-mumbai-train-blasts-verdict-shocking-govt-will-challenge-it-in-sc-devendra-fadnavis-10140627/</w:t>
-      </w:r>
-    </w:p>
-    <w:p>
-      <w:pPr>
-        <w:pStyle w:val="Normal"/>
-      </w:pPr>
-      <w:r>
-        <w:rPr/>
-        <w:t>Content: Reacting to the Bombay High Court’s verdict in the 2006 Mumbai train blasts case, Chief Minister Devendra Fadnavis on Monday termed it “shocking” and said that the Maharashtra government will challenge it in the Supreme Court. The high court Monday set aside a special court verdict that awarded the death sentence to five accused in the 2006 Mumbai train blasts, and refused the Maharashtra government’s plea seeking confirmation of their sentences. The high court acquitted all 12 accused in the case, including those sentenced to life imprisonment. “For all of us this is a shocking verdict. Because the lower court has already given its verdict and it was all based on the chargesheet and other documents.I have not read the judgement yet. We will challenge it in the Supreme Court. I have already discussed it with the lawyers about it,” Fadnavis said. Earlier in the day, BJP leader and state minister Chandrashekhar Bawankule had said that the state government would review the matter and consider filing an appeal in the Supreme Court. “The High Court has delivered its verdict. At this moment, it would not be appropriate to comment on it. However, we will discuss with the Chief Minister whether there were any shortcomings on the government’s part. We will also explore whether the matter can be taken to the Supreme Court,” Bawankule had told mediapersons. Senior BJP leader Kirit Somaiya said that justice must not be denied due to procedural lapses in investigation or legal handling. “The decision delivered today has shaken us. Yes, there may have been gaps in the investigation, legal representation, or courtroom proceedings — but that cannot be a reason to deny justice to the victims and the people of Mumbai,” Somaiya said. He urged Fadnavis to form a Special Investigation Team (SIT) and a strong legal panel to immediately move the Supreme Court. Echoing similar concerns, Shiv Sena leader called for a re-investigation and an immediate appeal of the High Court’s ruling. “Justice must be delivered, not delayed or denied. The government must appeal the verdict and re-examine the case to ensure the guilty are brought to book,” Nirupam said. State minister and NCP leader Chhagan Bhujbal echoed Bawankule on deciding the next legal step following the high court verdict. With PTI inputs Stay updated with the latest - Click here to follow us on Instagram You May Like The Election Commission has stated that there is no category of "suspicious voters" under the Representation of the People Act, 1951, amidst the ongoing revision of electoral rolls in Bihar. The EC also clarified that the process of linking Aadhaar with the Election Photo Identity Card has not yet begun, despite a 2021 amendment.</w:t>
+        <w:t xml:space="preserve"> https://www.asianage.com/opinion/columnists/aakar-patel-new-maharashtra-security-law-open-to-abuse-threatens-rights-say-no-to-it-1898277</w:t>
+      </w:r>
+    </w:p>
+    <w:p>
+      <w:pPr>
+        <w:pStyle w:val="Normal"/>
+      </w:pPr>
+      <w:r>
+        <w:rPr/>
+        <w:t>Content: We celebrated Independence Day earlier this month, to mark the culmination of our freedom struggle. Independence and freedom from what? From alien rule and from all oppressive laws — no matter who imposes them on us. The governor of Maharashtra is currently examining a law passed by the state Assembly called the “Maharashtra Special Public Security Bill”. I have written to the governor, on behalf of Amnesty International India, and asked him to not sign it and instead to deny his assent. Framed as a counter-measure against those who have come to be called “Urban Naxals”, the bill threatens constitutionally and internationally protected human rights. “Naxalism” is seen as a decades-old rural and Communist-inspired movement. “Urban Naxalism” in the present context presumably refers to alleged support for this movement by intellectuals, academics and others. The term “Urban Naxalism” has no legal definition in Indian law. With its vague language, discriminatory focus, absence of judicial oversight, and high potential for misuse, the bill risks criminalising of legitimate dissent in one of our largest states. As may be expected, Maharashtra chief minister Devendra Fadnavis has asserted that the law will not be used to suppress government critics. However, if the term “Urban Naxalism” has no legal definition in India, then what is it? It is a rhetorical and politically charged phrase -- popularised in the media and political discourse, not jurisprudence. Its very vagueness allows it to be weaponised against civil society, often conflating peaceful dissent with sedition or terrorism. There is a troubling precedent. The Bhima Koregaon case, in which 16 activists were arrested under the Unlawful Activities (Prevention) Act, or UAPA, demonstrates how this label has been used to detain individuals for years without trial. Many of those accused were not linked to any act of violence, but merely to the expression of critical views, advocacy for marginalised communities, or the defence of civil liberties. Notably, the arrests began in 2018 during Mr Fadnavis’ earlier tenure as chief minister. Seven years later, trials have yet to commence, bail remains denied to six of the activists, and one of the accused, Father Stan Swamy, died in custody. The “Urban Naxal” narrative has dangerously blurred the line between non-violent political opposition and violent extremism. Such conflation is not only incompatible with India’s constitutional values but also violates its international legal obligations. The law has other troubling elements, such as discrimination. Its opening paragraphs identify “left-wing extremist organisations or similar organisations” as its focus. This singles out ideologies for criminalisation and violates Article 26 of the International Covenant on Civil and Political Rights, which guarantees equal protection under the law regardless of political opinion, and which India is a signatory to. Punishing membership of an organisation solely based on ideas without proof of incitement of or participation in violence is also violative of the human rights of Indians. The law defines “unlawful activity” using imprecise and subjective terms such as “menace to public order” or “tendency to interfere with the administration of law.” These definitions could encompass peaceful protest or civil disobedience, the foundational elements of our freedom struggle. Section 3 empowers the executive to declare organisations “unlawful”, with no provision for prompt and impartial judicial review. The advisory board tasked with reviewing such declarations comprises only government appointees, meaning that they will be kangaroo courts. Sections in the law permitting searches and seizures based on an officer’s “opinion” or “personal knowledge” strip away all judicial safeguards and open the door to arbitrary action. This violates the rights guaranteeing fair trial and due process in searches, protecting individuals against unlawful interference with one’s home, property and privacy. Section 14 prohibits appeals, while Section 17 provides blanket immunity to government officials, even in cases of abuse. Such clauses eliminate accountability. As has become the fashion, colonial-style oppression on jailing people is present in this law also. Section 15 renders all offences under the bill non-bailable and cognisable, despite the vagueness of their definitions. This facilitates prolonged pre-trial detention without judicial scrutiny. On top of everything else, the law isn’t needed: India already possesses very restrictive counter-terrorism and criminal laws, including the UAPA, MCOCA, and Bharatiya Nyaya Sanhita, which criminalise the same or similar alleged conduct. The new bill adds another weapon to suppress dissent, turning the legal process itself into punishment and further eroding civil liberties. If signed and enforced, the law under the guise of security represents a grave and unnecessary expansion of state power at the cost of fundamental rights. Far from safeguarding Maharashtra, it criminalises dissent, debate and accountability. The misuse of vague terms like “Urban Naxal” has already caused immense harm. Assenting to this bill would legitimize a framework that enables abuse and impunity over justice. This is why I have urged the governor, with the utmost respect, to withhold assent to the bill. The observation of Independence Day should not be restricted to the symbolism of flag-hoisting or salutes and long speeches. What should be observed is our continuing commitment to freedom, the protection of civil liberties, the preservation of human rights and access to justice. This law is a clear violation of all of these, and for this reason one hopes that it is not inflicted on Indians. The writer is the chair of Amnesty International India. Twitter: @aakar_patel</w:t>
       </w:r>
     </w:p>
     <w:p>
@@ -1031,7 +1031,7 @@
       </w:pPr>
       <w:r>
         <w:rPr/>
-        <w:t>Title: Maharashtra CM Fadnavis meets Amit Shah, Union ministers; effort to fast-track mega projects in Maharashtra</w:t>
+        <w:t>Title: Change Imminent in BMC, Mahayuti Govt Has Broken Pot of Sins of Looters: Fadnavis</w:t>
       </w:r>
     </w:p>
     <w:p>
@@ -1043,16 +1043,16 @@
         <w:t xml:space="preserve">URL: </w:t>
       </w:r>
       <w:r>
-        <w:t xml:space="preserve"> https://indianexpress.com/article/cities/mumbai/fadnavis-meets-amit-shah-fast-track-mega-projects-maharashtra-10149826/</w:t>
-      </w:r>
-    </w:p>
-    <w:p>
-      <w:pPr>
-        <w:pStyle w:val="Normal"/>
-      </w:pPr>
-      <w:r>
-        <w:rPr/>
-        <w:t>Content: Chief Minister Devendra Fadnavis on Friday met Union Home Minister Amit Shah, Finance Minister Nirmala Sitharaman, Defence Minister Rajnath Singh, Agriculture Minister Shivraj Singh Chouhan and Health Minister J P Nadda among others in New Delhi. Later the state government said the meetings were aimed at securing Centre’s approval and assistance for development-oriented projects in Maharashtra. An official statement issued by the CMO described the meetings as a courtesy call. “The CM had a meeting with Amit Shah at his office in Parliament House in Delhi where issues and projects related to development were discussed in detail,” the statement said. The Centre’s three-language policy under NEP came under criticism forcing the CM to announce its revocation in the state on June 29. The state government also announced the constitution of an expert committee headed by Dr Narendra Jadhav to look into the issue afresh. According to the CMO: “Fadnavis, during his meeting with Nirmala Sitharaman, raised mega projects in Maharashtra which are being undertaken with the help of World Bank for which Centre’s permission was necessary.” Fadnavis said: “We had an extensive discussion on externally aided projects in Maharashtra. The Finance Minister appreciated the fiscally prudent management of Maharashtra’s finances and directed the Department of Economic Affairs (DEA) to approve the multi-year pipeline for the following projects.” The three projects where financial assistance was sought include a) Mukhyamantri Gram Sadak Yojana: $1 billion from Asian Development Bank to connect villages with 1000+ population with core road network of the state, thereby strengthening last-mile connectivity b) Maharashtra-Strengthening Coastal Resilience and the Economy Project (M-SHORE): ⁠$500 million from World Bank to mitigate sea-level rise along the coastline using nature-based solutions, and c) ⁠⁠Maharashtra Urban WSS &amp; Reuse Programme: $500 million from World Bank to treat 100% of municipal wastewater and reuse it for industrial purposes. At a meeting with J P Nadda, the CM mooted a big fertilizer project in Vidarbha region. In Nagpur district, GAIL, the fertiliser department and the Maharashtra government are jointly planning to set up a 12.7 lakh tonne project worth Rs 10,000 crore. For this, the state has sought subsidy from the Centre. Nadda asked department officers to prepare a proposal for cabinet approval. Fertilizer department secretary Rajatkumar Mishra was present at the meeting. The state government has presented a proposal to Union Rural Development Minister Shivraj Singh Chouhan for rural network connectivity stretching 14,000km roads. The project, estimated at Rs 22,490 crore, will be undertaken with assistance from ADB. This project will be taken up on 25 years maintenance-free model. “This will be a very important project for rural Maharashtra and farmers as it will enhance rural connectivity, ” Chauhan said. Fadnavis urged Chauhan to give support to expedite the project. Chauhan also lauded the state government for getting maximum 30 lakh houses under Centre’s PMAY.The chief minister also held a meeting with Niti Aayog CEO B V R Subramaniam and member Rajiv Gaoba. Multiple projects like the use of artificial intelligence for NCD (non-communicable disease), bamboo cluster (both these projects are of $500 million), Marathwada Water Grid, Damanganga-Godavari water link and other water conservation projects (worth $1 trillion) were discussed at the meet. Linking ITIs with private industrial sector to ensure employment and catering to market demands was also discussed at the meeting. Stay updated with the latest - Click here to follow us on Instagram You May Like A powerful magnitude 8 earthquake struck Russia's Kamchatka Peninsula, causing damage to a kindergarten and triggering tsunami warnings for Japan and the US. No injuries have been reported so far, but a tsunami alert has been issued for Pacific islands, Russia, and Japan. The USGS and Japan's weather agency have issued warnings of possible tsunami waves, urging coastal areas to take precautions.</w:t>
+        <w:t xml:space="preserve"> https://www.deccanchronicle.com/news/change-imminent-in-bmc-mahayuti-govt-has-broken-pot-of-sins-of-looters-fadnavis-1897880</w:t>
+      </w:r>
+    </w:p>
+    <w:p>
+      <w:pPr>
+        <w:pStyle w:val="Normal"/>
+      </w:pPr>
+      <w:r>
+        <w:rPr/>
+        <w:t>Content: Mumbai: In a veiled dig at the Shiv Sena (UBT), Maharashtra Chief Minister Devendra Fadnavis said Saturday that a change is imminent in the BMC, as the BJP-led Mahayuti has "broken a pot of sins" of those who looted the civic body.</w:t>
       </w:r>
     </w:p>
     <w:p>
@@ -1070,7 +1070,7 @@
       </w:pPr>
       <w:r>
         <w:rPr/>
-        <w:t>Title: 'How Does He Not Get Tired': Sharad Pawar Praises Fadnavis In Book Released On CM's Birthday</w:t>
+        <w:t>Title: Govt Positive About Bringing In Law To Protect Advocates: Fadnavis</w:t>
       </w:r>
     </w:p>
     <w:p>
@@ -1082,16 +1082,16 @@
         <w:t xml:space="preserve">URL: </w:t>
       </w:r>
       <w:r>
-        <w:t xml:space="preserve"> https://www.news18.com/politics/how-does-he-not-get-tired-sharad-pawar-praises-fadnavis-in-book-released-on-cms-birthday-ws-l-9455999.html</w:t>
-      </w:r>
-    </w:p>
-    <w:p>
-      <w:pPr>
-        <w:pStyle w:val="Normal"/>
-      </w:pPr>
-      <w:r>
-        <w:rPr/>
-        <w:t>Content: In a coffee book released in honour of Maharashtra Chief Minister Devendra Fadnavis’s 55th birthday, NCP(SP) chief Sharad Pawar is all praise for the BJP leader. Titled Maharashtra Nayak and conceptualised by senior BJP leader Girish Mahajan, the book features an article penned by Sharad Pawar in which he has said Fadnavis’s pace of work is “tremendous". “The speed at which Devendra works is remarkable… Watching his dedication and energy, I often wonder – how does he never get tired?" Pawar says in the article, commending his strong work ethic and efficiency. Here’s a full translation of the text from Marathi to English: ‘When I see Devendra Fadnavis, the way he works, I remember my days as CM of Maharashtra. On his birthday, I wish him that his zeal for work should grow every year. Usually they say an active person is slim and trim, but both of us are not but very much active. Jokes apart, the way he works, many a times I think that how does he not get tired? Though Devendra Fadnavis got his lessons of politics at home since childhood, the main challenge for him was to rise through the ranks after his father and mentor passed away when he was very young. That’s why, one must compliment him for his achievements and success. Devendra Fadnavis has a degree in law and is also a good communicator. His intelligence, patience and communication skills helped him to make a mark in Maharashtra politics when he was not even in power. The way he worked as a state BJP president further helped him to become the CM of Maharashtra. Both of us are from different streams but still relentlessly work for people; in such a scenario, one cannot deny the pace of work of Devendra Fadnavis.’ He extended wishes to Fadnavis, who also shares his birthday with deputy chief minister Ajit Pawar – Sharad Pawar’s estranged nephew and the leader of the NCP, which is part of the ruling Mahayuti. After days of speculation over the dynamics between the two – owing to cheeky comments by the CM and an innocuous meeting or two – Shiv Sena (UBT) chief Uddhav Thackeray also extended birthday wishes to Fadnavis. He has hinted at a possibility that Fadnavis may take on a significant national role in the future. Deputy CM Ajit Pawar also wished Fadnavis on his birthday. “Heartfelt birthday wishes to the Chief Minister of Maharashtra and my colleague, Devendraji Fadnavis! May you be blessed with excellent health and a long life," he posted on X. Swipe Left For Next Video Prime Minister Narendra Modi also extended birthday wishes to both Fadnavis and Ajit Pawar. To Fadnavis, he said: “Best wishes to Maharashtra Chief Minister Devendra Fadnavis on his birthday. He’s working tirelessly for Maharashtra’s progress and empowering the poor and downtrodden. May he lead a long and healthy life in service of the people." (Article text translated by Mayuresh Ganapatye) Latest Blogs</w:t>
+        <w:t xml:space="preserve"> https://www.etvbharat.com/en/!state/govt-positive-about-bringing-in-law-to-protect-advocates-fadnavis-enn25081703981</w:t>
+      </w:r>
+    </w:p>
+    <w:p>
+      <w:pPr>
+        <w:pStyle w:val="Normal"/>
+      </w:pPr>
+      <w:r>
+        <w:rPr/>
+        <w:t>Content: National ETV Bharat / state By PTI Published : August 17, 2025 at 7:48 PM IST Kolhapur: Maharashtra Chief Minister Devendra Fadnavis on Sunday said his government was positive about introducing a law to ensure the safety of advocates and would take an appropriate decision in that regard. The CM was speaking at an event in Kolhapur after Chief Justice of India B R Gavai inaugurated the Bombay High Court’s new circuit bench there. Fadnavis said there has been a demand for a law to ensure the safety of advocates and that his government was positive about the need for such legislation. He said the government was committed to modernising and upgrading court infrastructure in the state so that justice is delivered to the common man expeditiously. History has been created in Kolhapur with the culmination of a 50-year-old struggle to get a circuit bench of the HC, he said. The chief minister recalled that the state cabinet had resolved on May 12, 2015, to set up a circuit bench in Kolhapur. “When Prime Minister Narendra Modi visited Kolhapur (then) for a programme organised by Pudhari newspaper, a request for the circuit bench was placed before him,” he said. “In 2018, minister Chandrakant Patil had led an all-party delegation to me for the Kolhapur circuit bench. We pursued the matter and even told the Bombay High Court that we were ready to set up judicial infrastructure for the same. “But the momentum for the circuit bench picked up under CJI Bhushan Gavai. He has personally monitored the progress of the circuit bench project. Now, the land has also been transferred for the construction of the new circuit bench building,” he said. The CM said the circuit bench has opened doors for an all-round development of Kolhapur, which has now taken the "centre stage" along with Solapur, Satara, Sangli in the Pune region and Ratnagiri and Sindhudurg in the coastal Konkan belt. Kolhapur: Maharashtra Chief Minister Devendra Fadnavis on Sunday said his government was positive about introducing a law to ensure the safety of advocates and would take an appropriate decision in that regard.The CM was speaking at an event in Kolhapur after Chief Justice of India B R Gavai inaugurated the Bombay High Court’s new circuit bench there.Fadnavis said there has been a demand for a law to ensure the safety of advocates and that his government was positive about the need for such legislation.He said the government was committed to modernising and upgrading court infrastructure in the state so that justice is delivered to the common man expeditiously. History has been created in Kolhapur with the culmination of a 50-year-old struggle to get a circuit bench of the HC, he said.The chief minister recalled that the state cabinet had resolved on May 12, 2015, to set up a circuit bench in Kolhapur. “When Prime Minister Narendra Modi visited Kolhapur (then) for a programme organised by Pudhari newspaper, a request for the circuit bench was placed before him,” he said.“In 2018, minister Chandrakant Patil had led an all-party delegation to me for the Kolhapur circuit bench. We pursued the matter and even told the Bombay High Court that we were ready to set up judicial infrastructure for the same.“But the momentum for the circuit bench picked up under CJI Bhushan Gavai. He has personally monitored the progress of the circuit bench project. Now, the land has also been transferred for the construction of the new circuit bench building,” he said.The CM said the circuit bench has opened doors for an all-round development of Kolhapur, which has now taken the "centre stage" along with Solapur, Satara, Sangli in the Pune region and Ratnagiri and Sindhudurg in the coastal Konkan belt. Kolhapur: Maharashtra Chief Minister Devendra Fadnavis on Sunday said his government was positive about introducing a law to ensure the safety of advocates and would take an appropriate decision in that regard. The CM was speaking at an event in Kolhapur after Chief Justice of India B R Gavai inaugurated the Bombay High Court’s new circuit bench there. Fadnavis said there has been a demand for a law to ensure the safety of advocates and that his government was positive about the need for such legislation. He said the government was committed to modernising and upgrading court infrastructure in the state so that justice is delivered to the common man expeditiously. History has been created in Kolhapur with the culmination of a 50-year-old struggle to get a circuit bench of the HC, he said. The chief minister recalled that the state cabinet had resolved on May 12, 2015, to set up a circuit bench in Kolhapur. “When Prime Minister Narendra Modi visited Kolhapur (then) for a programme organised by Pudhari newspaper, a request for the circuit bench was placed before him,” he said. “In 2018, minister Chandrakant Patil had led an all-party delegation to me for the Kolhapur circuit bench. We pursued the matter and even told the Bombay High Court that we were ready to set up judicial infrastructure for the same. “But the momentum for the circuit bench picked up under CJI Bhushan Gavai. He has personally monitored the progress of the circuit bench project. Now, the land has also been transferred for the construction of the new circuit bench building,” he said. The CM said the circuit bench has opened doors for an all-round development of Kolhapur, which has now taken the "centre stage" along with Solapur, Satara, Sangli in the Pune region and Ratnagiri and Sindhudurg in the coastal Konkan belt. For All Latest Updates TAGGED: Bizarre! Virat Kohli And Rohit Sharma Disappear From Latest ICC Rankings Dutch Divers Still Haul Up Debris Six Years After Container Spill Kishtwar Cloudburst Exposes 'Laxity' In Response To Weather Warnings In Jammu Kashmir Noida Gang Opened Fake Criminal Probe Agency To Dupe NRIs And OCIs, Used Hawala To Reroute Fraud Proceeds Maximum Water-Scarce Districts In Uttar Pradesh, Rajasthan, Tamil Nadu: Centre Jammu Kashmir Boy Finds Voice After 8 Years Of Silence, Courtesy Of Army Doctor Village Of Flute Makers In Bihar Symbolizes Social Interdependence On Janamashtmi Interview | Vocalist Jashan Bhumkar On Reimagining Raag Megh Malhar As A Modern Indie-Pop Song For Monsoon Empty Tables In Kashmir: Employment and Business Suffer After Rotten Meat Seizures Copyright © 2025 Ushodaya Enterprises Pvt. Ltd., All Rights Reserved.</w:t>
       </w:r>
     </w:p>
     <w:p>
@@ -1109,7 +1109,7 @@
       </w:pPr>
       <w:r>
         <w:rPr/>
-        <w:t>Title: Fadnavis meets Shah amid buzz of Maharashtra Cabinet rejig</w:t>
+        <w:t>Title: How ‘Third Mumbai’ Will Change Metropolitan Region’s Game – CM Fadnavis Explains</w:t>
       </w:r>
     </w:p>
     <w:p>
@@ -1121,16 +1121,16 @@
         <w:t xml:space="preserve">URL: </w:t>
       </w:r>
       <w:r>
-        <w:t xml:space="preserve"> https://www.newindianexpress.com/nation/2025/Jul/26/fadnavis-meets-shah-amid-buzz-of-maharashtra-cabinet-rejig</w:t>
-      </w:r>
-    </w:p>
-    <w:p>
-      <w:pPr>
-        <w:pStyle w:val="Normal"/>
-      </w:pPr>
-      <w:r>
-        <w:rPr/>
-        <w:t>Content: MUMBAI: Maharashtra Chief Minister Devendra Fadnavis met a galaxy of senior Union ministers, including Home Minister Amit Shah, in New Delhi on Friday amid growing speculation of a Cabinet reshuffle to exclude underperforming and controversial ministers of the Mahayuti government. Fadnavis was with Shah for over 20 minutes. He also met with the BJP president and Union Minister JP Nadda, along with Defence Minister Rajnath Singh and Power Minister Manoharlal Khattar. No details were available, but sources said that the Shah-Fadnavis meeting mainly addressed the matter of shunting ministers whose performance over the last six months was found to be inadequate. Ministers whose departments are in the news due to corruption charges may also face the door. Those stoking controversies over specific issues may meet a similar fate, sources said. According to sources, eight ministers in the Mahayuti ministry are at risk of losing their positions: Shiv Sena minister Sanjay Shirsat, whose bedroom video with a bag full of cash got viral; Agriculture Minister and NCP MLA Manikrao Kokate, who was caught in a video playing online junglee rummy when the Assembly was in session (besides, he described his government as beggars). The other names include those of Shiv Sena ministers Sanjay Rathod, Bharat Gogawale, and Yogesh Kadam, NCP minister Narhari Zirwal, Water Resources Minister and BJP MLA Girish Mahajan, among others. There is also speculation that Assembly speaker Rahul Narvekar, who is keen on becoming a minister, may be inducted. BJP MLA Sudhir Mungantiwar may be his replacement. Narvekar said that he would wait for official confirmation and would not like to react to media reports. He was confident his job as Speaker had been satisfactory and was ready to wear the new hat if the party so decides. Sources said that Fadnavis and his team have been evaluating the performance of Mahayuti ministers. “The CM is against tolerating nonsense and expect seriousness from his ministers because their conduct is maligning the image of his government and creating the impression that Fadnavis has no control over them. And, this stern message is necessary ahead of the local body polls,” said a senior BJP leader. Follow The New Indian Express channel on WhatsApp Download the TNIE app to stay with us and follow the latest Copyright - newindianexpress.com 2024. All rights reserved.</w:t>
+        <w:t xml:space="preserve"> https://www.timesnownews.com/mumbai/how-third-mumbai-will-change-metropolitan-regions-game-chief-minister-devendra-fadnavis-explains-article-152486050</w:t>
+      </w:r>
+    </w:p>
+    <w:p>
+      <w:pPr>
+        <w:pStyle w:val="Normal"/>
+      </w:pPr>
+      <w:r>
+        <w:rPr/>
+        <w:t>Content: Theme Latest Entertainment India Sports Business World Lifestyle Tech Zoom Watchlist Viral Cryptonow Updated Aug 20, 2025, 12:19 IST Fadnavis made the announcement while inaugurating the expanded office of global investment banking giant Goldman Sachs in Worli. (X - Devendra Fadnavis) Avni joined Times Now's news desk in August 2023 and has since become an integral part of the city team, covering everything from politics, crime, and...View More news mumbai news Follow us : © 2025 Bennett, Coleman &amp; Company Limited</w:t>
       </w:r>
     </w:p>
     <w:p>
@@ -1148,7 +1148,7 @@
       </w:pPr>
       <w:r>
         <w:rPr/>
-        <w:t>Title: Court seeks Amruta Fadnavis' reply in defamation case over objectionable post</w:t>
+        <w:t>Title: Shiv Sena (UBT) Welcomes Radhakrishnan’s Nomination, Fadnavis Seeks All-Party Support</w:t>
       </w:r>
     </w:p>
     <w:p>
@@ -1160,16 +1160,16 @@
         <w:t xml:space="preserve">URL: </w:t>
       </w:r>
       <w:r>
-        <w:t xml:space="preserve"> https://www.indiatoday.in/india/law-news/story/pune-court-seeks-amruta-fadnavis-reply-cyber-defamation-case-2760394-2025-07-24</w:t>
-      </w:r>
-    </w:p>
-    <w:p>
-      <w:pPr>
-        <w:pStyle w:val="Normal"/>
-      </w:pPr>
-      <w:r>
-        <w:rPr/>
-        <w:t>Content: The Pune Sessions Court has issued a notice to Amruta Fadnavis, wife of Maharashtra Chief Minister Devendra Fadnavis, directing her to file a reply in connection with a cyber defamation case involving objectionable posts against her. In April, the Pune Cyber Police received a complaint alleging that several individuals had defamed Amruta Fadnavis by making objectionable remarks on social media. The complaint claimed that the accused used sexual and derogatory language in comment sections, causing “personal harm and insult to women.” Based on the complaint, police registered a case against seven individuals. Of these, five have been arrested, while two remain absconding. The arrested accused have filed for bail in the Pune Sessions Court. During the bail hearing, the court instructed Amruta Fadnavis to either appear personally or submit her response through her legal representative.- EndsPublished By: Akshat TrivediPublished On: Jul 24, 2025Trending Reel</w:t>
+        <w:t xml:space="preserve"> https://www.deccanchronicle.com/nation/shiv-sena-ubt-welcomes-rahakrishans-nomination-fadnavis-seeks-all-party-support-1898266</w:t>
+      </w:r>
+    </w:p>
+    <w:p>
+      <w:pPr>
+        <w:pStyle w:val="Normal"/>
+      </w:pPr>
+      <w:r>
+        <w:rPr/>
+        <w:t>Content: Mumbai: Shiv Sena (UBT) on Monday welcomed the nomination of Maharashtra Governor C.P. Radhakrishnan as the NDA’s candidate for the post of Vice President. While the Uddhav Thackeray-led party has not officially declared its support, its open appreciation of his candidacy has sparked unease within the Maha Vikas Aghadi (MVA) alliance. Congress leader and Legislature Party head Vijay Wadettiwar stated that he was hopeful that Mr. Thackeray would refrain from supporting the NDA nominee. “Since Mr. Radhakrishnan has not made any significant contribution to Maharashtra, I don’t believe Uddhav Thackeray will back him,” Mr. Wadettiwar said. A day after his nomination, Mr. Radhakrishnan left for New Delhi to hold discussions with senior BJP leaders. Meanwhile, Maharashtra Chief Minister Devendra Fadnavis appealed to all MPs from the state to support Radhakrishnan’s candidature, emphasizing his ties to Maharashtra. “Though he hails from Tamil Nadu, Mr. Radhakrishnan is a registered voter in Mumbai and cast his vote during last year’s assembly elections. It is a matter of pride for Maharashtra,” Fadnavis said. The Chief Minister specifically reached out to NCP (SP) chief Sharad Pawar and Shiv Sena (UBT) president Uddhav Thackeray, urging them to support the 68-year-old RSS-affiliated leader. Shiv Sena (UBT) MP Sanjay Raut welcomed the candidacy, saying, “We are happy that he has been nominated. Before him, Shankar Dayal Sharma, who had ties to Maharashtra, served as Vice President and later President. When someone linked to Maharashtra is selected for a constitutional post, we welcome it with an open mind.” However, Mr. Raut stopped short of confirming support. “He is an NDA candidate, and Shiv Sena (UBT) is part of the INDIA bloc. A decision will be made collectively within the alliance,” he added. The electoral college for the Vice President’s election includes all members of both Houses of Parliament. The Shiv Sena (UBT) holds nine Lok Sabha and two Rajya Sabha seats, while the NCP (Sharad Pawar faction) has 10 Lok Sabha and two Rajya Sabha members. With the NDA currently enjoying the backing of at least 422 out of 781 members in the electoral college, Mr. Radhakrishnan’s victory appears to be a foregone conclusion.</w:t>
       </w:r>
     </w:p>
     <w:p>
@@ -1187,7 +1187,7 @@
       </w:pPr>
       <w:r>
         <w:rPr/>
-        <w:t>Title: ‘Daughter of Nagpur’: CM says govt will honour Divya Deshmukh</w:t>
+        <w:t>Title: Cannot achieve affordable housing with ‘business as usual’ approach: Maharashtra CM Fadnavis tells realtors</w:t>
       </w:r>
     </w:p>
     <w:p>
@@ -1199,16 +1199,16 @@
         <w:t xml:space="preserve">URL: </w:t>
       </w:r>
       <w:r>
-        <w:t xml:space="preserve"> https://indianexpress.com/article/cities/mumbai/daughter-of-nagpur-cm-says-govt-will-honour-divya-deshmukh-10155665/</w:t>
-      </w:r>
-    </w:p>
-    <w:p>
-      <w:pPr>
-        <w:pStyle w:val="Normal"/>
-      </w:pPr>
-      <w:r>
-        <w:rPr/>
-        <w:t>Content: Chief Minister Devendra Fadnavis Monday announced that state government will honour Divya Deshmukh from Nagpur, who won the FIDE Women’s Chess World Cup and earned the grandmaster title. “Chess player Divya Deshmukh, a daughter of Nagpur and Maharashtra, has won the World Chess Championship title in her teenage years and earned the ‘Grandmaster’ title. Her achievement is a matter of great pride. The state government will duly honor her,” Fadnavis told mediapersons at his official residence in Nagpur. The 19-year-old Divya achieved this significant feat by defeating Indian chess player Koneru Humpy in the final in Georgia. Fadnavis mentioned that Divya Deshmukh participated in this competition for the second time and reached the pinnacle of success. Earlier, talking to The Indian Express, Anju Bhutani, former principal and current academic coordinator with the management at Bhavan’s Bhagwandas Purohit Vidya Mandir where Divya studied, said, “I am elated and very happy to know that she is the world champion. She had the potential in her. Her winning spree had started when she was five or six years old. I had the feeling that she will make it big one day in life.” Divya’s grandmother, Dr Kamal Deshmukh, shared her joy saying, “This still feels unbelievable. Divya has put in so much hard work, and nothing comes without it. What sets her apart is her incredible focus and dedication.” She added, “We are truly touched by the love and congratulations pouring in. When she comes home, we’ll welcome her just the way we welcome our daughter, with all our hearts.” Stay updated with the latest - Click here to follow us on Instagram You May Like Even as India and the US negotiate a trade agreement, President Donald Trump on Wednesday announced a 25 per cent tariff on Indian goods from August 1, with an additional but unspecified “penalty” for its defence and energy imports from Russia. In a post on social media platform Truth Social, Trump said India has “the most strenuous and obnoxious non-monetary Trade Barriers of any Country”. In a post on social media platform Truth Social, Trump said India has “the most strenuous and obnoxious non-monetary Trade Barriers of any Country”.</w:t>
+        <w:t xml:space="preserve"> https://www.moneycontrol.com/news/business/real-estate/cannot-achieve-affordable-housing-with-business-as-usual-approach-maharashtra-cm-fadnavis-tells-realtors-13462328.html</w:t>
+      </w:r>
+    </w:p>
+    <w:p>
+      <w:pPr>
+        <w:pStyle w:val="Normal"/>
+      </w:pPr>
+      <w:r>
+        <w:rPr/>
+        <w:t>Content: My Account Follow us on: Powered By See the top gainers, losers, invest and get updated what's happening in the crypto market Invest Now Powered By This functionality will provide users with ease of access navigation and enable create a new revenue line by generating leads of potential customers for brokers in a more integrated manner. Invest Now Devendra Fadnavis, the chief minister of Maharashtra told Mumbai’s top real estate developers during an event that governments as well as realtors will not be able to push for affordable housing in the city with the ‘business-as-usual’ approach, as triggers like big-ticket infrastructure projects as well as reduction in construction premiums have not resulted in home prices falling, but instead have only gone higher. CM Fadnavis was addressing an event organised by CREDAI-MCHI, the developer lobby group CREDAI's chapter for the Mumbai metropolitan region over the weekend. "For the last ten years, we have done all the things that you (the developers) said will improve affordable housing, but prices have not reduced. This is not a complaint, but you demanded that premiums be reduced, but when we did so, we saw that home prices did not reduce. We thought that if we built the Coastal Road and Atal Setu, home prices will reduce, but prices reached the skies due to the Coastal Road...If we have to improve affordable housing in real terms, we have to bring in different interventions. We can't do it with a business-as-usual approach," Fadnavis said during his address. Real estate companies in Mumbai pay a construction premium to civic authorities, also known as development charge, for the right to various construction activities. The Chief Minister added property prices rising is not necessarily an adverse outcome as more capital gets injected into the economy. Across major global cities, Mumbai has recorded one of the fastest growth in residential prices, according to property consultants. A recent report by Knight Frank showed that Mumbai's housing prices rose by 8.7 percent on-year during the April-June quarter, ranking sixth out of the 46 major residential markets tracked in the report. According to a report by EY and CREDAI, the share of real estate in India's gross domestic product is expected to reach around 18 percent by 2047. Discover the latest Business News, Budget 2025 News, Sensex, and Nifty updates. Obtain Personal Finance insights, tax queries, and expert opinions on Moneycontrol or download the Moneycontrol App to stay updated! Sensex Today Delhi CM Rekha Gupta ITR Filing CP Radhakrishnan Parliament Session Live Mumbai Rains Pune Rains Paytm Share Price GST on Cars Online Gaming Bill Business Markets Stocks India News City News Economy Mutual Funds Personal Finance IPO News Startups Home Currencies Commodities Pre-Market IPO Global Market Bonds Home Loans up to 50 Lakhs Credit Cards Lifetime Free Finance TrackerNew Fixed Deposits Fixed Deposit Comparison Fixed Income Home MC 30 Top Ranked Funds ETFs Mutual Fund Screener Income Tax Calculator EMI Calculator Retirement Planning Gratuity Calculator Petrol Price in India Diesel Price in India Stock Markets News18 Firstpost CNBC TV18 News18 Hindi Cricketnext Overdrive About Us Contact Us Advisory Alert Advertise with Us SupportDisclaimer Privacy Policy Cookie Policy Terms &amp; Conditions Financial Terms (Glossary) Sitemap Investors Copyright © Network18 Media &amp; Investments Limited. All rights reserved. Reproduction of news articles, photos, videos or any other content in whole or in part in any form or medium without express written permission of moneycontrol.com is prohibited. You are already a Moneycontrol Pro user.</w:t>
       </w:r>
     </w:p>
     <w:p>
@@ -1226,7 +1226,7 @@
       </w:pPr>
       <w:r>
         <w:rPr/>
-        <w:t>Title: PM Modi Extends Birthday Wishes To Devendra Fadnavis, Ajit Pawar</w:t>
+        <w:t>Title: Maha CM sounds poll bugle, cites Operation Sindoor</w:t>
       </w:r>
     </w:p>
     <w:p>
@@ -1238,16 +1238,16 @@
         <w:t xml:space="preserve">URL: </w:t>
       </w:r>
       <w:r>
-        <w:t xml:space="preserve"> https://www.news18.com/india/pm-modi-extends-birthday-wishes-to-devendra-fadnavis-ajit-pawar-9455167.html</w:t>
-      </w:r>
-    </w:p>
-    <w:p>
-      <w:pPr>
-        <w:pStyle w:val="Normal"/>
-      </w:pPr>
-      <w:r>
-        <w:rPr/>
-        <w:t>Content: Prime Minister Narendra Modi on Tuesday extended birthday greetings to Maharashtra Deputy Chief Minister Devendra Fadnavis and Nationalist Congress Party (NCP) chief Ajit Pawar, whose party remains an alliance partner in the Bharatiya Janata Party-led Mahayuti government in Maharashtra. PM Modi took to X and wrote, “Best wishes to Maharashtra Chief Minister, Shri Devendra Fadnavis Ji on his birthday. He’s working tirelessly for Maharashtra’s progress and empowering the poor and downtrodden. May he lead a long and healthy life in service of the people." Best wishes to Maharashtra Chief Minister, Shri Devendra Fadnavis Ji on his birthday. He’s working tirelessly for Maharashtra’s progress and empowering the poor and downtrodden. May he lead a long and healthy life in service of the people.@Dev_Fadnavis— Narendra Modi (@narendramodi) July 22, 2025 “Birthday greetings to Ajit Pawar Ji. He is making a valuable contribution to strengthening the NDA’s good governance agenda in Maharashtra. May he be blessed with a long and healthy life," PM Modi wrote in a post wishing NCP chief Ajit Pawar. Birthday greetings to Shri Ajit Pawar Ji. He is making a valuable contribution to strengthening the NDA’s good governance agenda in Maharashtra. May he be blessed with a long and healthy life.@AjitPawarSpeaks— Narendra Modi (@narendramodi) July 22, 2025 Meanwhile, Ajit Pawar, who shares his birthday with his colleague, extended wishes to Maharashtra Chief Minister Devendra Fadnavis, wishing him good health and long life. “Heartfelt birthday wishes to the Chief Minister of Maharashtra and my colleague, Devendraji Fadnavis! May you be blessed with excellent health and a long life," Pawar posted on X. महाराष्ट्र राज्याचे मुख्यमंत्री आणि माझे सहकारी मा.श्री. देवेंद्रजी फडणवीस यांना वाढदिवसाच्या मनःपूर्वक शुभेच्छा ! आपणांस उत्तम स्वास्थ्य व दीर्घायुष्य लाभो, ही सदिच्छा.@Dev_Fadnavis pic.twitter.com/BqlS3rsUUr— Ajit Pawar (@AjitPawarSpeaks) July 22, 2025 Meanwhile, Deputy Chief Minister Eknath Shinde also extended his wishes to Chief Minister Devendra Fadnavis, saying, “Heartfelt birthday wishes to the Chief Minister of Maharashtra, Shri Devendra Fadnavis." Swipe Left For Next Video Extending wishes to Pawar and he wrote, “Heartfelt birthday wishes to the Deputy Chief Minister of Maharashtra State, Ajit Pawar." Latest Blogs</w:t>
+        <w:t xml:space="preserve"> https://m.economictimes.com/news/politics-and-nation/maha-cm-sounds-poll-bugle-cites-operation-sindoor/articleshow/123336209.cms</w:t>
+      </w:r>
+    </w:p>
+    <w:p>
+      <w:pPr>
+        <w:pStyle w:val="Normal"/>
+      </w:pPr>
+      <w:r>
+        <w:rPr/>
+        <w:t>Content: Maharashtra Chief Minister Devendra Fadnavis launched the BJP's campaign for the upcoming civic polls, drawing a parallel between India's military operation and the Gokulashtami festival. He stated that, similar to Operation Sindoor, the BJP aims to break the "pot of development" under Modi's leadership. (Catch all the Business News, Breaking News, Budget 2025 Events and Latest News Updates on The Economic Times.) Subscribe to The Economic Times Prime and read the ET ePaper online. (Catch all the Business News, Breaking News, Budget 2025 Events and Latest News Updates on The Economic Times.) Subscribe to The Economic Times Prime and read the ET ePaper online. 3 years on, Akasa’s next challenge: Staying in the air against IndiGo’s dominance Jane Street blow pushes Indian quants to ancient Greek idea to thrive Why are mid-cap stocks fizzling out? It’s not just about Trump tariffs. As 50% US tariff looms, 6 key steps that can safeguard Indian economy End of an era: The Maggi Man who rebuilt Nestlé India bows out Stock picks of the week: 5 stocks with consistent score improvement and return potential of more than 25% in 1 year Trump-Putin summit: World leaders react | Who said what? Tesla Cybertruck joins Mexico police fleet ahead of 2026 FIFA WC GST 2.0: What changes for you Owaisi slams PM Modi over RSS mention in I-day speech 'Ready to work for peace...': Zelenskyy to head to US... India celebrates Krishna Janmashtami with religious fervour Indian Army trains LoC Snipers after stellar role... Putin's spiritual diplomacy, presented the Orthodox Archbishop... Trump holds 'very productive' meeting with Putin Putin's strong message to Ukraine, Europe Trump-Putin summit: World leaders react | Who said what? Tesla Cybertruck joins Mexico police fleet ahead of 2026 FIFA WC GST 2.0: What changes for you Owaisi slams PM Modi over RSS mention in I-day speech 'Ready to work for peace...': Zelenskyy to head to US... India celebrates Krishna Janmashtami with religious fervour Indian Army trains LoC Snipers after stellar role... Putin's spiritual diplomacy, presented the Orthodox Archbishop... Trump holds 'very productive' meeting with Putin Putin's strong message to Ukraine, Europe Hot on Web In Case you missed it Top Searched Companies Top Calculators Top Definitions Most Searched IFSC Codes Top Story Listing Top Prime Articles Top Slideshow Private Companies Latest News Follow us on: Find this comment offensive? Choose your reason below and click on the Report button. This will alert our moderators to take action Reason for reporting: Your Reason has been Reported to the admin. Log In/Connect with: Will be displayed Will not be displayed Will be displayed Worry not. You’re just a step away. It seems like you're already an ETPrime member with Login using your ET Prime credentials to enjoy all member benefits Log out of your current logged-in account and log in again using your ET Prime credentials to enjoy all member benefits. Big Price Drop! Flat 40% Off Offer Exclusively For You Save up to Rs. 700/- ON ET PRIME MEMBERSHIP Offer Exclusively For You Get 1 Year Free With 1 and 2-Year ET prime membership Offer Exclusively For You Get 1 Year Free With 1 and 2-Year ET prime membership Offer Exclusively For You Get Flat 40% Off Then ₹ 1749 for 1 year Offer Exclusively For You ET Prime at ₹ 49 for 1 month Then ₹ 1749 for 1 year Special Offer Get flat 40% off on ETPrime What’s Included with ETPrime Membership Trump temper on H-1B visas is forcing Indians to do these things to stay put in US What Adani’s US indictment means for India Inc’s overseas fundraising Why veterans like Reliance, L&amp;T are on acquisition spree? Aswath Damodaran has an answer. Will China’s dollar bond sale in Saudi Arabia trump the US in financial world? Huawei launches its own OS to compete with Google and Apple. But can it win beyond China? The problem with lab grown diamonds Why a falling rupee is a better option for the economy A list of top 20 momentum stocks that have delivered massive returns in one year Investment Ideas Grow your wealth with stock ideas &amp; sectoral trends. Stock Reports Plus Buy low &amp; sell high with access to Stock Score, Upside potential &amp; more. BigBull Portfolio Get to know where the market bulls are investing to identify the right stocks. Stock Analyzer Check the score based on the company's fundamentals, solvency, growth, risk &amp; ownership to decide the right stocks. Market Mood Analyze the market sentiments &amp; identify the trend reversal for strategic decisions. Stock Talk Live at 9 AM Daily Ask your stock queries &amp; get assured replies by ET appointed, SEBI registered experts. ePaper - Print View Read the PDF version of ET newspaper. Download &amp; access it offline anytime. ePaper - Digital View Read your daily newspaper in Digital View &amp; get it delivered to your inbox everyday. Wealth Edition Manage your money efficiently with this weekly money management guide. TOI ePaper Read the PDF version of TOI newspaper. Download &amp; access it offline anytime. Deep Explainers Explore the In-depth explanation of complex topics for everyday life decisions. Health+ Stories Get fitter with daily health insights committed to your well-being. Personal Finance+ Stories Manage your wealth better with in-depth insights &amp; updates on finance. New York Times Exclusives Stay globally informed with exclusive story from New York Times. TimesPrime Subscription Access 20+ premium subscriptions like Spotify, Uber One &amp; more. Docubay Subscription Stream new documentaries from all across the world every day. Leadership | Entrepreneurship People | Culture Leadership | Entrepreneurship People | Culture Leadership | Entrepreneurship People | Culture Leadership | Entrepreneurship People | Culture Leadership | Entrepreneurship People | Culture Stories you might be interested in</w:t>
       </w:r>
     </w:p>
     <w:p>
@@ -1265,7 +1265,7 @@
       </w:pPr>
       <w:r>
         <w:rPr/>
-        <w:t>Title: No headline</w:t>
+        <w:t>Title: Shinde And I On Same Page; Fighting BMC Polls Together: Fadnavis Rejects Mahayuti Rift Rumours</w:t>
       </w:r>
     </w:p>
     <w:p>
@@ -1277,16 +1277,16 @@
         <w:t xml:space="preserve">URL: </w:t>
       </w:r>
       <w:r>
-        <w:t xml:space="preserve"> https://www.awazthevoice.in/india-news/fadnavis-urban-naxals-using-foreign-funds-to-block-gadchiroli-development-39408.html</w:t>
-      </w:r>
-    </w:p>
-    <w:p>
-      <w:pPr>
-        <w:pStyle w:val="Normal"/>
-      </w:pPr>
-      <w:r>
-        <w:rPr/>
-        <w:t>Content: Gadchiroli Maharashtra Chief Minister Devendra Fadnavis on Tuesday said "urban Naxals" from outside the state were using foreign funds to spread rumours and keep the people of Gadchiroli away from the path of development. Fadnavis was addressing a gathering at the Lloyds Metals &amp; Energy Ltd, Konsari, after inaugurating and laying the foundation stone of various projects in Gadchiroli district Naxalism is shrinking in Gadchiroli, and very few Naxalites, who can be counted on fingers, are left in the forests here, he said. The CM appealed Naxalites to shun violence and join the mainstream. He, however, cautioned that at a time when the number of gun-wielding Naxalites is shrinking, "urban Naxalism" is on the rise. "We need to be alert about 'urban Naxals', who are spreading false information," he said. When Gadchiroli started progressing and the foundation of a steel plant was laid here, the very next day a campaign and posts started on social media claiming tribals were being killed and the steel plant was getting constructed on their lands, he said. The campaigns also claimed forests were being cut on a large scale, Fadnavis noted. The CM said he was surprised how all of a sudden such a campaign started when the government had not done anything like that and was working towards development taking everyone along. The government asked the police department and Gadchiroli IG Sandeep Patil to find out who those people were, he said. "You will be surprised to know that these people were not from Maharashtra. Two persons were sitting in Kolkata, while two were sitting in Bengaluru and they had been working on foreign funding. They were using these funds to instigate people against the Constitution, through such posts on social media," he said. ALSO READ: Khursheed Ahmad's mission of making Patna cultural and literary hub Some people (urban Naxals) like them are trying to create confusion among people by spreading rumours to keep them away from development, the chief minister said. In the times when negativity is becoming a USP in the news business, Awaz -The Voice (www.awazthevoice.in) has been bringing out positive stories of human resilience, cooperation, mutual existence, and peaceful living from across India. We believe that across the fault-lines of faith, caste, region and language, many of our common concerns, shared challenges, and visions for the future, hold a lot of potential for bringing people and communities together. Read More © 2025 Awaz-The Voice. All Rights Reserved.</w:t>
+        <w:t xml:space="preserve"> https://www.news18.com/politics/shinde-and-i-on-same-page-fighting-bmc-polls-together-fadnavis-rejects-mahayuti-rift-rumours-9503786.html</w:t>
+      </w:r>
+    </w:p>
+    <w:p>
+      <w:pPr>
+        <w:pStyle w:val="Normal"/>
+      </w:pPr>
+      <w:r>
+        <w:rPr/>
+        <w:t>Content: Maharashtra chief minister Devendra Fadnavis made a clear and assertive statement regarding the unity of his alliance and its plans for the upcoming Brihanmumbai Municipal Corporation (BMC) elections at the CNN-News18 Townhall in Mumbai on Wednesday. His remarks were aimed at dispelling rumours of any internal divisions within the Mahayuti, the ruling coalition comprising the BJP and the Eknath Shinde-led Shiv Sena, apart from Ajit Pawar’s NCP. “There is no division in our alliance," Fadnavis explicitly stated. This was a direct counter to the ongoing political speculation about a rift between the BJP and Shiv Sena, particularly following recent events and media reports of an alleged “cold war" between him and deputy CM Eknath Shinde. Fadnavis sought to project a united front to both the electorate and the opposition. “Eknath Shinde and I are on the same page," he said, in a bid to reinforce their shared vision and decision-making process. Swipe Left For Next Video The chief minister’s comments were made in the context of the much-anticipated BMC elections, a crucial battle for political dominance in Mumbai. Controlling the Brihanmumbai Municipal Corporation, India’s richest civic body, is a prestige issue for all major parties. Fadnavis declared that the alliance “will together fight BMC elections", confirming that the BJP and the Shinde-led Shiv Sena will present a unified front against their rivals, primarily the Maha Vikas Aghadi, comprising the Congress, Shiv Sena (UBT), and NCP (SP). Latest Blogs</w:t>
       </w:r>
     </w:p>
     <w:p>
@@ -1304,7 +1304,7 @@
       </w:pPr>
       <w:r>
         <w:rPr/>
-        <w:t>Title: Fadnavis slams Agriculture Minister for playing rummy during Assembly; Opposition releases two new videos</w:t>
+        <w:t>Title: Flyovers on Ganeshkhind road and Sinhagad road: Opp claims non-availability of CM, Deputy CMs behind delay in inauguration</w:t>
       </w:r>
     </w:p>
     <w:p>
@@ -1316,16 +1316,16 @@
         <w:t xml:space="preserve">URL: </w:t>
       </w:r>
       <w:r>
-        <w:t xml:space="preserve"> https://www.newindianexpress.com/nation/2025/Jul/21/fadnavis-slams-agriculture-minister-for-playing-rummy-during-assembly-opposition-releases-two-new-videos</w:t>
-      </w:r>
-    </w:p>
-    <w:p>
-      <w:pPr>
-        <w:pStyle w:val="Normal"/>
-      </w:pPr>
-      <w:r>
-        <w:rPr/>
-        <w:t>Content: MUMBAI: The Opposition has released another video of Maharashtra Agriculture Minister Manikrao Kokate, clearly showing him playing online Junglee Rummy, and renewed their demand for his resignation. Maharashtra Chief Minister Devendra Fadnavis stated that Manikrao Kokate had made a mistake and dismissed the minister’s clarification. “When a serious discussion was ongoing in the State Assembly, it is unacceptable that the minister was caught playing Junglee Rummy. We have to acknowledge that Kokate has done wrong. Ministers or MLAs should be seen reading papers and documents in the House. A minister playing online rummy during a session is not acceptable to us, and his clarification is also not convincing,” Fadnavis said. NCP (Sharad Pawar faction) MLA Jitendra Awhad, who posted the two videos of Agriculture Minister and NCP MLA Manikrao Kokate, asked, “What more proof does the minister need before stepping down?” Awhad added that while serious discussions were underway during Question Hour in the State Assembly, the Agriculture Minister was busy playing online Junglee Rummy. When the first video emerged, Kokate had defended himself by claiming he was checking the news and that a rummy advertisement had popped up accidentally. “I was trying to skip the advertisement,” the minister claimed. In response to this explanation, MLA Jitendra Awhad posted two more videos, asserting that they clearly showed the minister playing the game by sliding and placing the cards. “After the first video surfaced, Kokate claimed he was not playing rummy but merely watching an advertisement. Now, I am presenting two more videos, watch them carefully. You can clearly see which card moved, where, and how. The minister is visibly sliding online cards with his fingers. How much more evidence is needed? If he wants more, I am ready to provide it. The minister has turned Maharashtra into a game of gambling. This is truly unfortunate,” Awhad alleged. एकीकडे विधिमंडळाचे कामकाज सुरू आहे; प्रश्नौत्तरांचा तास सुरू आहे अन् दुसरीकडे कृषीमंत्री माणिकराव कोकाटे हे जंगली रमी खेळत होते. त्याचा व्हिडिओ प्रसारित झाल्यानंतर, माणिकराव कोकाटे यांच्या पहिल्या व्हिडिओत ते जंगली रमी खेळतच नव्हते जाहिरात बघत होते असे सांगण्यात येत होते. आता मी… pic.twitter.com/paHlQjGWP2 Sunil Tatkare, NCP Lok Sabha MP and state president, stated that the decision regarding Kokate’s resignation would be taken by the party’s national president and Deputy Chief Minister Ajit Pawar. Tatkare noted that while the party had sought an explanation from Youth Wing President Suraj Chavan over his brawl with the Chhawa organization, the decision regarding Kokate would rest solely with Ajit Pawar." Kokate is in charge of the Agriculture Ministry and has previously made controversial statements. As a party, we have warned him and expected appropriate conduct. However, in light of the video showing him playing rummy and the Opposition’s demands, the final decision will be taken by DCM Ajit Pawar,” Tatkare said. Follow The New Indian Express channel on WhatsApp Download the TNIE app to stay with us and follow the latest Copyright - newindianexpress.com 2024. All rights reserved.</w:t>
+        <w:t xml:space="preserve"> https://indianexpress.com/article/cities/pune/flyovers-on-ganeshkhind-road-and-sinhagad-road-opp-claims-non-availability-of-cm-deputy-cms-behind-delay-in-inauguration-10187656/</w:t>
+      </w:r>
+    </w:p>
+    <w:p>
+      <w:pPr>
+        <w:pStyle w:val="Normal"/>
+      </w:pPr>
+      <w:r>
+        <w:rPr/>
+        <w:t>Content: The plans to inaugurate the flyovers on Ganeshkhind road and Sinhagad road in Pune by August 15 has got delayed as the civic administration claimed it would require a few more days to do so. However, opposition NCP (SP) alleged the inauguration of the flyovers was delayed as Chief Minister Devendra Fadnavis is not available for the event. “The work on Sinhagad road flyover for vehicles moving from Manikbaug to Hingane is in the last stages. It would require more time to be completed so its inauguration will be done after a few more days. It will be inaugurated along with the flyover on Ganeshkhind road being constructed by Pune Metropolitan Region Development Authority (PMRDA),” said municipal commissioner Naval Kishore Ram. NCP (SP) spokesperson Sunil Mane said citizens are facing serious problems in commuting on Ganeskhind road and Sinhagad road. “The flyovers are complete but cannot be opened as the chief minister and deputy chief ministers have not given time for the inauguration. The authorities should consider the inconvenience to citizens rather than waiting for the chief minister and deputy chief ministers for the inauguration,” he said. The 1,540-metre-long flyover from Sinhagad road to the city, extending from the Indian Hume Pipe Company at Manikbaug to Inamdar Chowk near Hingane, is almost complete. It crosses four junctions along the route. However, the PMC first inaugurated the 495-metre-long flyover from Vithalwadi to Veer Baji Pasalkar Udyan, jumping the main junction of the Rajaram bridge. Later, one arm of the flyover from Vithalwadi to Fun Time theatre on Sinhagad road in Vadgaon Budruk was opened to the public. The flyover is expected to ease traffic flow on Sinhagad road which is the only road providing connectivity from the suburbs of Dhayari, Vadgaon Budhruk and Khadakwasla to the central part of the city. The Maha-Metro has planned a metro route on the same road but is awaiting Union government approval for the construction of an elevated metro in the area. Meanwhile, the PMRDA has speeded up work on Ganeshkhind road flyover which is nearing completion. “The arm of the flyover enabling traffic flow from Aundh to Shivajinagar is almost ready and will be open for public use in the next few days. However, the other two arms of the flyover from Shivajinagar to Baner and Pashan will take two more months for completion,” said Yogesh Mhase, Metropolitan Commissioner, Pune Metropolitan Region Development Authority (PMRDA), recently. The PMRDA as per demand of BJP legislators has invited Chief Minister Devendra Fadnavis and Deputy Chief Ministers Ajit Pawar and Eknath Shinde to inaugurate the flyover and is awaiting their confirmation. Click here to join Express Pune WhatsApp channel and get a curated list of our stories You May Like 158 years ago, Alaska was part of the Russian empire until it was sold to the US for $7.2 million. The deal was initially mocked, but it turned out to be a strategic move as Alaska became rich in resources. Trump and Putin's upcoming meeting in Alaska brings back memories of the past and raises concerns about the possibility of land being traded in great power deals.</w:t>
       </w:r>
     </w:p>
     <w:p>
@@ -1343,7 +1343,7 @@
       </w:pPr>
       <w:r>
         <w:rPr/>
-        <w:t>Title: 'Insistence On Marathi Natural, But Manhandling Over Language Won't Be Tolerated': Fadnavis</w:t>
+        <w:t>Title: Maharashtra CM Fadnavis inaugurates 4 infrastructure projects</w:t>
       </w:r>
     </w:p>
     <w:p>
@@ -1355,16 +1355,16 @@
         <w:t xml:space="preserve">URL: </w:t>
       </w:r>
       <w:r>
-        <w:t xml:space="preserve"> https://www.news18.com/india/insistence-on-marathi-natural-but-manhandling-over-language-wont-be-tolerated-fadnavis-ws-l-9461986.html</w:t>
-      </w:r>
-    </w:p>
-    <w:p>
-      <w:pPr>
-        <w:pStyle w:val="Normal"/>
-      </w:pPr>
-      <w:r>
-        <w:rPr/>
-        <w:t>Content: Amid a language war in Maharashtra, Chief Minister Devendra Fadnavis on Thursday said that language cannot be a means of discord and a Marathi person can never be narrow-minded on such issues. Speaking at the inauguration of two special centres at Jawaharlal Nehru University (JNU), Fadnavis said his government’s policy has been Marathi along with other Indian languages, even as parts of Mumbai were rocked by violent protests against the “imposition of Hindi" in Maharashtra. “Language is a means of communication, but never of discord. Mother tongue is important. Every Marathi person is proud of the Marathi language. Insistence on Marathi is natural and justified, but we should also respect other Indian languages," he said. Fadnavis was speaking at a function to inaugurate the Kusumagraj Special Centre for Marathi Language, Literature and Culture and the Shri Chhatrapati Shivaji Maharaj Special Centre for Security and Strategic Studies at the JNU. “The debate is not Marathi versus Hindi. There is no alternative to Marathi. A Marathi person has to accept Marathi. But our policy is Marathi along with other Indian languages. We should learn Marathi and also know other languages," he said. “I say time and again, a Marathi person can never be narrow-minded. Chhatrapati Shivaji Maharaj never taught us to be narrow-minded. Sant Dyaneshwar prayed for the welfare of the entire world and not just his followers," the chief minister added. He confirmed that a statue of Chhatrapati Shivaji would be installed at the JNU campus, with the university’s Vice-Chancellor Santishree Dhulipudi Pandit supporting the proposal. The Maharashtra government’s decision to introduce a three-language formula in primary schools led to protests by Raj Thackeray’s Maharashtra Navnirman Sena (MNS) and Uddhav Thackeray’s Shiv Sena (UBT) over the “imposition of Hindi". Swipe Left For Next Video The state government rolled back its decision, but the issue united the estranged Thackeray cousins, who claimed to have joined hands for the cause of Marathi. (With inputs from PTI) Latest Blogs</w:t>
+        <w:t xml:space="preserve"> https://indianexpress.com/article/cities/mumbai/cm-fadnavis-inaugurates-4-infrastructure-projects-10189691/</w:t>
+      </w:r>
+    </w:p>
+    <w:p>
+      <w:pPr>
+        <w:pStyle w:val="Normal"/>
+      </w:pPr>
+      <w:r>
+        <w:rPr/>
+        <w:t>Content: Maharashtra Chief Minister Devendra Fadnavis on Thursday inaugurated four Mumbai Metropolitan Region Development Authority (MMRDA) projects meant to provide better connectivity, reduce traffic congestion and enhance the public transport system in the city. Fadnavis inaugurated the projects in the presence of senior state leaders and officers including Metropolitan Commissioner Dr Sanjay Mukherjee. The projects include the last phase of the extension of the Santacruz Chembur Link Road (SCLR), the Mumbai Metro Simulator Training Centre at Mandale Depot and the Metro residential complex for staff in Malvani and Kalanagar Sub Flyover – Arm D. The SCLR extension boasts South Asia’s first cable stayed bridge with a steep curve span of 100 metres. It links the Eastern and Western Express Highways without signals, reducing travel time between Chembur and Vile Parle by about an hour. The 1.66 km-corridor has a 215 metre orthotropic steel deck and was constructed at a cost of Rs 200 crore. Speaking at the occasion, Fadnavis said, “The completion of the final phase of the Santacruz–Chembur Link Road, with South Asia’s first sharp-curve cable-stayed bridge, is a proud achievement that will ease travel between the Eastern and Western Express Highways. With five out of six exit routes from BKC already complete.” The Mumbai Metro Simulator Training Centre stands as India’s largest such centre. Constructed at Rs 70 crore, it has the capacity to train 144 personnel simultaneously through simulation based driving and maintenance systems. The centre will save Rs 255 crore in training expenditure over ten years and also serve metro staff from other cities of India. Kalanagar Sub Flyover – Arm D, 340 metres long, connects Dharavi to the Bandra-Worli Sea Link and enables unbroken commute between Dharavi and South Mumbai. It is constructed in a limited area at a cost of Rs 20 crore. Mukherjee said, “The Mumbai Metro Simulator Training Centre, in particular, sets a new benchmark for workforce readiness, while the Santacruz Chembur Link Road and Kalanagar Flyover will significantly ease commuter congestion and reduce travel time.” Additionally, in Malvani, two 20-storey residential towers have been built for Metro employees, each accommodating 156 apartments with fire safety features and robotic car parking. Another 241 apartments are being built. The cost of the project is Rs 90 crore. Stay updated with the latest - Click here to follow us on Instagram You May Like Ahead of his high-stakes summit with Vladimir Putin Friday, US president Donald Trump suggested that his tariffs on India “essentially took them out of buying oil from Russia,” and may have played a role in bringing Moscow to the negotiating table. Trump said he believes Putin “wants to get it done,” ahead of their summit in Alaska tomorrow.</w:t>
       </w:r>
     </w:p>
     <w:p>
@@ -1382,7 +1382,7 @@
       </w:pPr>
       <w:r>
         <w:rPr/>
-        <w:t>Title: 'Urban Naxals' Using Foreign Funds To Keep Gadchiroli Away From Development: Fadnavis</w:t>
+        <w:t>Title: Goldman Sachs opens new, expanded office in Mumbai</w:t>
       </w:r>
     </w:p>
     <w:p>
@@ -1394,16 +1394,16 @@
         <w:t xml:space="preserve">URL: </w:t>
       </w:r>
       <w:r>
-        <w:t xml:space="preserve"> https://www.etvbharat.com/en/!state/urban-naxals-using-foreign-funds-to-keep-gadchiroli-away-from-development-fadnavis-enn25072204013</w:t>
-      </w:r>
-    </w:p>
-    <w:p>
-      <w:pPr>
-        <w:pStyle w:val="Normal"/>
-      </w:pPr>
-      <w:r>
-        <w:rPr/>
-        <w:t>Content: National ETV Bharat / state By ETV Bharat English Team Published : July 22, 2025 at 4:00 PM IST Updated : July 22, 2025 at 4:46 PM IST Gadchiroli: Maharashtra Chief Minister Devendra Fadnavis has claimed that "urban Naxals" from outside the state were using foreign funds to spread rumours and keep the people of Gadchiroli away from the path of development. Fadnavis, who turned 55, was addressing a gathering at the Lloyds Metals &amp; Energy Ltd, Konsari, after inaugurating and laying the foundation stone of various projects in the Gadchiroli district. Fadnavis is also the Guardian Minister of Gadchiroli district, which comes in Vidarbha and was known as a hotbed for Naxals. "Naxalism is shrinking in Gadchiroli, and very few Naxalites, who can be counted on fingers, are left in the forests here," added Fadnavis, who hails from Nagpur. Union Home Minister Amit Shah, on multiple occasions, has asserted that Naxalism will be wiped out of the country before March 2026. Fadnavis appealed Naxalites to shun violence and join the mainstream. He, however, cautioned that at a time when the number of gun-wielding Naxalites is shrinking, "urban Naxalism" is on the rise. "We need to be alert about 'urban Naxals', who are spreading false information," he said. When Gadchiroli started progressing and the foundation of a steel plant was laid here, the very next day a campaign and posts started on social media claiming tribals were being killed and the steel plant was getting constructed on their lands, he said. The campaigns also claimed forests were being cut on a large scale, Fadnavis noted. The Maharashtra Chief Minister said he was surprised how all of a sudden such a campaign started when the government had not done anything like that and was working towards development taking everyone along. The government asked the police department and Gadchiroli Inspector General Sandeep Patil to find out who those people were, he said. "You will be surprised to know that these people were not from Maharashtra. Two persons were sitting in Kolkata, while two were sitting in Bengaluru, and they had been working on foreign funding. They were using these funds to instigate people against the Constitution, through such posts on social media," he said. "Some people (urban Naxals) like them are trying to create confusion among people by spreading rumours to keep them away from development, the chief minister said. Later, while speaking to reporters, Fadnavis said that a tree plantation drive will be started in Gadchiroli district, which is the green district. "20,000 people will get employment. We are creating good human resources here. We used to believe that Gadchiroli district is the last district, but for us it is the first district in the state," he added. Read More From Rebels To Reformers: Chhattisgarh Ex-Naxalites Build A School Of Hope CM Vishnu Deo Admits 77% Of The Naxalites Were Operating In Chhattisgarh, The Rest 23% In Nneighbouring Region Gadchiroli: Maharashtra Chief Minister Devendra Fadnavis has claimed that "urban Naxals" from outside the state were using foreign funds to spread rumours and keep the people of Gadchiroli away from the path of development. Fadnavis, who turned 55, was addressing a gathering at the Lloyds Metals &amp; Energy Ltd, Konsari, after inaugurating and laying the foundation stone of various projects in the Gadchiroli district. Fadnavis is also the Guardian Minister of Gadchiroli district, which comes in Vidarbha and was known as a hotbed for Naxals."Naxalism is shrinking in Gadchiroli, and very few Naxalites, who can be counted on fingers, are left in the forests here," added Fadnavis, who hails from Nagpur. Union Home Minister Amit Shah, on multiple occasions, has asserted that Naxalism will be wiped out of the country before March 2026. Fadnavis appealed Naxalites to shun violence and join the mainstream. He, however, cautioned that at a time when the number of gun-wielding Naxalites is shrinking, "urban Naxalism" is on the rise."We need to be alert about 'urban Naxals', who are spreading false information," he said. When Gadchiroli started progressing and the foundation of a steel plant was laid here, the very next day a campaign and posts started on social media claiming tribals were being killed and the steel plant was getting constructed on their lands, he said.The campaigns also claimed forests were being cut on a large scale, Fadnavis noted. The Maharashtra Chief Minister said he was surprised how all of a sudden such a campaign started when the government had not done anything like that and was working towards development taking everyone along. The government asked the police department and Gadchiroli Inspector General Sandeep Patil to find out who those people were, he said."You will be surprised to know that these people were not from Maharashtra. Two persons were sitting in Kolkata, while two were sitting in Bengaluru, and they had been working on foreign funding. They were using these funds to instigate people against the Constitution, through such posts on social media," he said."Some people (urban Naxals) like them are trying to create confusion among people by spreading rumours to keep them away from development, the chief minister said.Later, while speaking to reporters, Fadnavis said that a tree plantation drive will be started in Gadchiroli district, which is the green district."20,000 people will get employment. We are creating good human resources here. We used to believe that Gadchiroli district is the last district, but for us it is the first district in the state," he added.Read MoreFrom Rebels To Reformers: Chhattisgarh Ex-Naxalites Build A School Of HopeCM Vishnu Deo Admits 77% Of The Naxalites Were Operating In Chhattisgarh, The Rest 23% In Nneighbouring Region Gadchiroli: Maharashtra Chief Minister Devendra Fadnavis has claimed that "urban Naxals" from outside the state were using foreign funds to spread rumours and keep the people of Gadchiroli away from the path of development. Fadnavis, who turned 55, was addressing a gathering at the Lloyds Metals &amp; Energy Ltd, Konsari, after inaugurating and laying the foundation stone of various projects in the Gadchiroli district. Fadnavis is also the Guardian Minister of Gadchiroli district, which comes in Vidarbha and was known as a hotbed for Naxals. "Naxalism is shrinking in Gadchiroli, and very few Naxalites, who can be counted on fingers, are left in the forests here," added Fadnavis, who hails from Nagpur. Union Home Minister Amit Shah, on multiple occasions, has asserted that Naxalism will be wiped out of the country before March 2026. Fadnavis appealed Naxalites to shun violence and join the mainstream. He, however, cautioned that at a time when the number of gun-wielding Naxalites is shrinking, "urban Naxalism" is on the rise. "We need to be alert about 'urban Naxals', who are spreading false information," he said. When Gadchiroli started progressing and the foundation of a steel plant was laid here, the very next day a campaign and posts started on social media claiming tribals were being killed and the steel plant was getting constructed on their lands, he said. The campaigns also claimed forests were being cut on a large scale, Fadnavis noted. The Maharashtra Chief Minister said he was surprised how all of a sudden such a campaign started when the government had not done anything like that and was working towards development taking everyone along. The government asked the police department and Gadchiroli Inspector General Sandeep Patil to find out who those people were, he said. "You will be surprised to know that these people were not from Maharashtra. Two persons were sitting in Kolkata, while two were sitting in Bengaluru, and they had been working on foreign funding. They were using these funds to instigate people against the Constitution, through such posts on social media," he said. "Some people (urban Naxals) like them are trying to create confusion among people by spreading rumours to keep them away from development, the chief minister said. Later, while speaking to reporters, Fadnavis said that a tree plantation drive will be started in Gadchiroli district, which is the green district. "20,000 people will get employment. We are creating good human resources here. We used to believe that Gadchiroli district is the last district, but for us it is the first district in the state," he added. Read More From Rebels To Reformers: Chhattisgarh Ex-Naxalites Build A School Of Hope CM Vishnu Deo Admits 77% Of The Naxalites Were Operating In Chhattisgarh, The Rest 23% In Nneighbouring Region For All Latest Updates TAGGED: Two Manipuri Women Among Three Held For Smuggling Narcotics Into Bihar Krishna Das Returns To India: Grammy-Nominated Yoga's Rockstar Announces 3-City Tour in 2025, Here Are The Dates, Venues and Ticketing Details Bus Crash In Afghanistan Kills More Than 70 Afghans Returning From Iran Railway Sets Up Emergency Medical Rooms To Provide Medical Facilities To Passengers Best Yoga Poses For Back Pain And Spinal Health Which Are Easy To Practice At Home Jammu Kashmir Boy Finds Voice After 8 Years Of Silence, Courtesy Of Army Doctor Village Of Flute Makers In Bihar Symbolizes Social Interdependence On Janamashtmi Interview | Vocalist Jashan Bhumkar On Reimagining Raag Megh Malhar As A Modern Indie-Pop Song For Monsoon Empty Tables In Kashmir: Employment and Business Suffer After Rotten Meat Seizures Copyright © 2025 Ushodaya Enterprises Pvt. Ltd., All Rights Reserved.</w:t>
+        <w:t xml:space="preserve"> https://www.thehindu.com/business/Industry/goldman-sachs-opens-new-expanded-office-in-mumbai/article69947256.ece</w:t>
+      </w:r>
+    </w:p>
+    <w:p>
+      <w:pPr>
+        <w:pStyle w:val="Normal"/>
+      </w:pPr>
+      <w:r>
+        <w:rPr/>
+        <w:t>Content: August 18, 2025e-Paper The View From India Looking at World Affairs from the Indian perspective. First Day First Show News and reviews from the world of cinema and streaming. Today's Cache Your download of the top 5 technology stories of the day. Science For All The weekly newsletter from science writers takes the jargon out of science and puts the fun in! Data Point Decoding the headlines with facts, figures, and numbers Health Matters Ramya Kannan writes to you on getting to good health, and staying there The Hindu On Books Books of the week, reviews, excerpts, new titles and features. August 18, 2025e-Paper Updated - August 18, 2025 06:08 pm IST - Mumbai Maharashtra CM Devendra Fadnavis inaugurated the new Goldman Sachs office in Ascent Worli. Photo: Special Arrangement Goldman Sachs has announced the inauguration of a new, expanded office space in Mumbai. Devendra Fadnavis, Chief Minister of Maharashtra, inaugurated the new office in Ascent Worli. Kevin Sneader, President, Asia Pacific Ex-Japan of Goldman Sachs, said, “Our new Mumbai office is the next chapter in our multi-decade growth trajectory in India, underscoring the substantial opportunities we see in the market.” Sonjoy Chatterjee, Chairman and Chief Executive Officer of Goldman Sachs India, said “The opening of our new office represents a milestone in our journey as we continue to grow our India franchise. The design and purpose of this new space reflect our deep commitment to fostering collaboration, innovation, and employee well-being, while delivering world-class service to our clients.” The new office occupies the entire tenth floor and half of the ninth floor of Ascent Worli. The premises are approximately 50% larger than the previous Mumbai location. Goldman Sachs said it has helped issuers raise over $10 billion since 2024 via IPOs and block trades, including India’s largest IPO and block trade year to date. The firm has been serving clients in India since the early 1980s and established a wholly owned onshore presence in Mumbai in 2006. “Goldman Sachs is an active investor in India and has deployed more than $8.5 billion in capital since 2006,” it said. Published - August 18, 2025 05:26 pm IST banking / Mumbai Copyright© 2025, THG PUBLISHING PVT LTD. or its affiliated companies. All rights reserved. BACK TO TOP Terms &amp; conditions | Institutional Subscriber Comments have to be in English, and in full sentences. They cannot be abusive or personal. Please abide by our community guidelines for posting your comments. We have migrated to a new commenting platform. If you are already a registered user of The Hindu and logged in, you may continue to engage with our articles. If you do not have an account please register and login to post comments. Users can access their older comments by logging into their accounts on Vuukle.</w:t>
       </w:r>
     </w:p>
     <w:p>
@@ -1421,7 +1421,7 @@
       </w:pPr>
       <w:r>
         <w:rPr/>
-        <w:t>Title: Fadnavis Seeks Nod For Global Funding For Maharashtra's Rural Roads, Coastal Protection And Industrial Infra In Key Delhi Meetings</w:t>
+        <w:t>Title: 'Matter Not Of Vote Chori But Dimaag Chori': Fadnavis Attacks Rahul Gandhi At News18 Townhall</w:t>
       </w:r>
     </w:p>
     <w:p>
@@ -1433,16 +1433,16 @@
         <w:t xml:space="preserve">URL: </w:t>
       </w:r>
       <w:r>
-        <w:t xml:space="preserve"> https://swarajyamag.com/news-brief/fadnavis-seeks-nod-for-global-funding-for-rural-roads-coastal-protection-and-industrial-infrastructure-in-key-delhi-meetings</w:t>
-      </w:r>
-    </w:p>
-    <w:p>
-      <w:pPr>
-        <w:pStyle w:val="Normal"/>
-      </w:pPr>
-      <w:r>
-        <w:rPr/>
-        <w:t>Content: News Brief Arjun Brij Jul 27, 2025, 10:28 AM | Updated 10:29 AM IST Save &amp; read from anywhere! Bookmark stories for easy access on any device or the Swarajya app. In a series of high-level meetings in Delhi, Maharashtra Chief Minister Devendra Fadnavis sought approvals and funding support from global financial institutions for several critical infrastructure and environmental projects in the state. He met Union Finance Minister Nirmala Sitharaman to request clearance from the Ministry of Economic Affairs for external funding proposals of projects linked to rural connectivity, environmental sustainability, and industrial water reuse in the state. Chief among these is a $1 billion proposal (approx. Rs 8,651 crore) to link villages with populations of 1,000 and above through all-weather concrete roads. Another project, seeking $500 million (Rs 4,326 crore), to mitigate rising sea levels through eco-based solutions. A third, seeking $500 million, focuses on treating sewage in municipal areas and reusing it for industrial purposes. The latter two are being routed through the World Bank, while assistance for the road initiative will be sought from the Asian Development Bank (ADB). During the discussion, Finance Minister Nirmala Sitharaman commended Maharashtra for its robust economic management, and directed ministry officials to expedite approvals for all three proposals. Also present were Finance Secretary Anuradha Thakur, Chief Economic Advisor Praveen Pardeshi, and Ashwini Bhide, Principal Secretary to the Chief Minister. In a separate meeting with Union Health Minister J P Nadda, Fadnavis discussed a proposed Rs 10,000 crore fertiliser plant in Nagpur district. A collaboration between GAIL, the Fertilizer Department, and the Maharashtra government, the plant is projected to produce 12.7 lakh tonnes annually. Nadda instructed the preparation of a cabinet proposal to move the plan forward. Further, the state has also submitted a $2.6 billion (Rs 22,490 crore) proposal to the Union Rural Development Ministry for constructing 14,000 km of rural roads. Also Read: BEST To Lead Mumbai Metropolitan’s Integrated Bus Transport Overhaul, Streamline Routes, Eliminate Overlaps Arjun Brij is an Editorial Associate at Swarajya. He tweets at @arjun_brij Join our WhatsApp channel - no spam, only sharp analysis Comments ↓ About Swarajya Shaping the modern Indian's worldview, speaking on behalf of those invested in the cultural and economic prosperity of India. Published since 1956. Swarajya is a publication by Kovai Media Private Limited. Useful Links Useful Links Participate Stay Connected</w:t>
+        <w:t xml:space="preserve"> https://www.news18.com/politics/matter-not-of-vote-chori-but-dimaag-chori-fadnavis-attacks-rahul-gandhi-at-news18-townhall-ws-l-9503624.html</w:t>
+      </w:r>
+    </w:p>
+    <w:p>
+      <w:pPr>
+        <w:pStyle w:val="Normal"/>
+      </w:pPr>
+      <w:r>
+        <w:rPr/>
+        <w:t>Content: Maharashtra Chief Minister Devendra Fadnavis on Wednesday launched a scathing attack on Rahul Gandhi over his vote theft allegations and said the Congress leader has no evidence in the matter. Fadnavis said the matter is not about ‘vote chori’ but “dimaag chori“. He said if Gandhi’s allegations are based in fact, then he should submit an affidavit and not “run away" from filing a formal complaint. “…The matter is not of vote-chori, it is about ‘dimag-chori’. If your claims are right, give an affidavit. Let the EC face it. Rahul Gandhi has no evidence," Fadnavis said at the News18 Townhall event in Mumbai. Watch the video here: #CNNNews18Townhall | EC will decide regarding the BMC polls. The matter is not of vote-chori, it is about 'dimag-chori'. If your claims are right, give an affidavit. let the EC face it. Rahul Gandhi has no evidence: @Dev_Fadnavis, Maharashtra CM#BMCElections | @AnchorAnandN pic.twitter.com/1bKSsizlhx— News18 (@CNNnews18) August 13, 2025 Taking a swipe at the opposition, he said the “chip of opposition’s brain is damaged" and it is habitual of them to “shoot the lie and just disappear". He even made a Bollywood reference, saying Rahul is in an “illusion" like the Munnabhai MBBS character that has visions of Mahatma Gandhi speaking to him. Watch News18 Townhall LIVE: “Rahul was given notice by EC thrice. Rahul has no proof, he is running away from filing the complaint. Rahul is in a illusion (just like Munnabhai MBBS movie character where he could see Gandhi ji speaking to him)," he said. His remarks came on a day the Congress intensified its campaign against alleged ‘vote chori’ by releasing a new video depicting how fake votes were being cast and party chief Mallikarjun Kharge asking people to raise their voice and save constitutional institutions from the “clutches of the BJP". Gandhi also shared the minute-long video and said, “Aapke vote ki chori aapke adhikar ki chori, aapki pehchaan ki chori hai." आपके वोट की चोरी…आपके अधिकार की चोरी, आपके पहचान की चोरी है!#VoteChori pic.twitter.com/zfqsISGrym— Rahul Gandhi (@RahulGandhi) August 13, 2025 Tagging the advertisement titled “booth par vote chori", Kharge said: “Do not let your rights to vote be snatched away. Ask questions, demand answers this time! Raise your voice against vote chori. Free constitutional institutions from the clutches of the BJP," he said in his message to the people on X. Congress general secretary Priyanka Gandhi Vadra also shared the video on X, and said: “The theft of your vote is theft of your rights, theft of your identity. Save your right to vote, Raise your voice against vote theft." Swipe Left For Next Video The Congress has announced a roadmap to take its allegations to the people through various activities, including taking out ‘Loktantra bachao mashaal marches’ on August 14. It has also launched a web portal for people to register and demand accountability from the poll panel against what it called “vote chori", and express support for the demand for digital voter rolls. (With PTI inputs) Latest Blogs</w:t>
       </w:r>
     </w:p>
     <w:p>
@@ -1460,7 +1460,7 @@
       </w:pPr>
       <w:r>
         <w:rPr/>
-        <w:t>Title: How Gadchiroli moved on from rifle bore to iron ore</w:t>
+        <w:t>Title: Latest</w:t>
       </w:r>
     </w:p>
     <w:p>
@@ -1472,16 +1472,16 @@
         <w:t xml:space="preserve">URL: </w:t>
       </w:r>
       <w:r>
-        <w:t xml:space="preserve"> https://www.indiatoday.in/india/story/how-maoist-insurgency-affected-gadchiroli-moved-on-from-rifle-bore-to-iron-ore-2759300-2025-07-22</w:t>
-      </w:r>
-    </w:p>
-    <w:p>
-      <w:pPr>
-        <w:pStyle w:val="Normal"/>
-      </w:pPr>
-      <w:r>
-        <w:rPr/>
-        <w:t>Content: Today, when trains halt at Chandrapur and Ballarpur (formerly Balharshah) stations in eastern Maharashtra's Vidarbha region, passengers often get down on the quiet platforms to grab a cup of tea with vada paos and freshly fried banana chips. This is a stark contrast to how things used to be here just a decade ago — platforms had hardly any shops, and passengers rarely opened their coach doors. It's because Chandrapur, which borders the Maoism-hit district of Gadchiroli, was once equally scarred by Left-Wing Extremism (LWE). Interestingly, Gadchiroli, a hotbed of Maoist activity, was carved out of the larger Chandrapur district back in 1982. Chandrapur has been an industrial town since the 1970s — rich in coal mines, with a ferro alloy plant and a super-thermal power station. Most importantly, its neighbouring district has been Nagpur, a significant mainstream influence. On the other hand, Gadchiroli, equally rich in natural resources such as iron ore and forest produce, was defined more by its 76% forest cover, and its proximity to Chhattisgarh's Bastar region, India's most dangerous Maoist hotbed. In fact, until the late 2000s, Chandrapur was severely affected by LWE. But today, only sporadic incidents are reported, and the district no longer features among the Union Home Ministry's 38 LWE-affected districts. Still, after sunset, when trains pass through the Chandrapur-Ballarpur stretch, windows and doors remain shut due to the lingering fear of eyes watching from the surrounding jungles. This fear stems from an incident that remains fresh in people's minds. Around 50 masked Maoists attempted to set a Mumbai-bound passenger train on fire in Chandrapur in 2006. Blowing up of railway tracks using dynamite was also common in the region. Just until a decade ago, this fear persisted even during the day. But today, just about 80 kilometres from Gadchiroli, when passengers step off the train, it signals an improvement not only in the law-and-order situation but also in the overall security perception of the region. Chandrapur's progress appears to be spilling over into neighbouring Gadchiroli as well.A BEACON OF HOPE FORGED IN IRON ORE Today, Maharashtra Chief Minister Devendra Fadnavis will inaugurate the first phase of a 5-Million Tonnes Per Annum (MTPA) iron ore grinding plant and a 10 MTPA slurry pipeline project at Hedri in Gadchiroli – the first operational iron ore slurry pipeline in the state, giving a much-needed infrastructural and industrial boost to the region. Iron ore mining began in Gadchiroli's Surjagarh area in 2016, but the new iron ore beneficiation plant is the first dedicated facility of its kind in a district where the economy is primarily driven by forest produce and agriculture. Fadnavis will also lay the foundation stone for several projects in the Maoist insurgency-affected region, including a 4.5 MTPA integrated steel plant at Konsari, a 100-bed multi-speciality hospital, a school, and the 116-acre Lloyds Township. Lloyds is India's leading iron ore producer. However, bringing development to a region hasn't been easy. From 2010 to 2020, over 50 security personnel have lost their lives here. But there are positive signs too. Not a single fatality from among the security forces has been reported since 2020 in Gadchiroli, only injuries. Today, the Gadchiroli Police's elite C-60 commandos, backed by CRPF units and drone surveillance, are disrupting Maoist networks with more force than ever before.WHY MAOISTS SURRENDERED IN HORDES IN MAHARASHTRA Over the last five years, more than 70 Maoists, with a collective bounty of Rs 2.8 crore, have surrendered in Gadchiroli alone. The primary reason for this has been disillusionment with Maoist ideology. Additionally, the Surrender and Rehabilitation policy, which offers an immediate grant of Rs 5 lakh for higher-ranked LWE cadres, and Rs 2.5 lakh for middle/lower-ranked cadres per surrender, has also seemingly served as a major incentive. Since 2005, as many as 704 Maoists have surrendered in Maharashtra. According to officials, only 40 Maoist cadres remain on record and just 24 are active armed cadres in Gadchiroli, according to intelligence sources, reported The Indian Express in June. Notable recent surrenders include that of Vimala Chandra Sidam, who had a bounty of Rs 25 lakh and gave herself up in January this year, and Nangsu Tumaretti, who surrendered last year with a bounty of Rs 41 lakh. One of the biggest blows to the outlawed Communist Party of India (Maoist) came in 2021, when top fugitive commander Milind Teltumbde, brother of noted academic and writer Anand Teltumbde, was among 26 Maoists killed in an encounter in Gadchiroli. A central committee member of the CPI (Maoist), Teltumbde carried a bounty of Rs 50 lakh. Since 2021, security forces have neutralised at least 56 Maoists in encounters in Gadchiroli. This all comes amid Union Home Minister Amit Shah’s declared deadline to end Maoism by March 31, 2026.IMPROVEMENT IN GADCHIROLI IS A SLOW BURN These successes are largely credited to the fact that Gadchiroli has mostly had influential or firebrand leaders as its guardian ministers. Over the past 25 years, the district has been overseen by former Maharashtra Home Minister RR Patil, former CM (now Deputy CM) Eknath Shinde, senior Congress leader Vijay Wadettiwar, and current CM Devendra Fadnavis. There has been a significant contribution from the people too. It must be noted that in the 2024 Maharashtra Assembly elections, Gadchiroli recorded the second-highest voter turnout in the state at 73.68%, surpassing Mumbai (52.07%) and Pune (60.7%), showing the region's strong engagement with the democratic process. Currently, BJP's Milind Ramji Narote is the MLA from Gadchiroli. As of now, according to Chief Minister Devendra Fadnavis, Maoist insurgency in Maharashtra is limited to just two districts, Gadchiroli and Gondia. This claim in June, however, raised eyebrows as Fadnavis had declared part of Gadchiroli, particularly the northern part of the district, "free of Maoist activities" over five months ago and asserted south Gadchiroli would also soon be rid of the Maoist menace. But the latest groundwork for one of the most significant development projects in this Maoist-affected district may change the region's fate. These development projects come shortly after the state government passed the Maharashtra Special Public Security Bill, aimed at combating LWE and "urban Maoism". Introduced in the Assembly by Fadnavis himself, the law empowers the state to declare organisations unlawful, seize their assets, and impose prison terms ranging from 2 to 7 years for involvement in such groups.advertisementOTHER INITIATIVES HAVE PLAYED A BIG ROLESeveral other initiatives also signal change in the Red district.Under the unique "Ek Gaon, Ek Granthalaya" ("One Village, One Library") programme, 71 libraries have been set up over the past two years, enroling more than 8,000 students and providing access to books and learning resources in remote areas.In May, Gadchiroli got Maharashtra's first state-of-the-art inflatable theatre. The facility features an air-conditioned auditorium, Dolby 5.1 surround sound, and push-back seating, with tickets priced at Rs 100, offering residents a modern cinema experience amid insurgency.There have been quiet contributors too. In the midst of insurgency, individuals like Dr Abhay and Dr Rani Bang have been providing low-cost healthcare to both tribals and local community since the 1990s.Surrounded by insurgency, their NGO, SEARCH (Society for Education, Action and Research in Community Health), based in Shodhgram, Gadchiroli, has been pioneered maternal and child health. They train tribal women to deliver neonatal care, and have significantly reduced infant mortality in Gadchiroli.Even the bamboo economy offers hope for the region. Reports suggest that villages like Mendha Lekha have benefited through direct sales of bamboo, bypassing middlemen and boosting farmers' incomes. The Forest Rights Act, 2006, which enables tribal villagers to harvest and sell bamboo directly, is proving successful in certain villages of Gadchiroli today.For a region that has been gripped by the roots of Red terror for decades, change may be slow. But the much-needed push for infrastructure signals a potential turning point.Jobs, education, and healthcare in the hinterland could further weaken the ideological hold of Maoist groups.- EndsPublished By: Anand SinghPublished On: Jul 22, 2025 Several other initiatives also signal change in the Red district. Under the unique "Ek Gaon, Ek Granthalaya" ("One Village, One Library") programme, 71 libraries have been set up over the past two years, enroling more than 8,000 students and providing access to books and learning resources in remote areas. In May, Gadchiroli got Maharashtra's first state-of-the-art inflatable theatre. The facility features an air-conditioned auditorium, Dolby 5.1 surround sound, and push-back seating, with tickets priced at Rs 100, offering residents a modern cinema experience amid insurgency. There have been quiet contributors too. In the midst of insurgency, individuals like Dr Abhay and Dr Rani Bang have been providing low-cost healthcare to both tribals and local community since the 1990s. Surrounded by insurgency, their NGO, SEARCH (Society for Education, Action and Research in Community Health), based in Shodhgram, Gadchiroli, has been pioneered maternal and child health. They train tribal women to deliver neonatal care, and have significantly reduced infant mortality in Gadchiroli. Even the bamboo economy offers hope for the region. Reports suggest that villages like Mendha Lekha have benefited through direct sales of bamboo, bypassing middlemen and boosting farmers' incomes. The Forest Rights Act, 2006, which enables tribal villagers to harvest and sell bamboo directly, is proving successful in certain villages of Gadchiroli today. For a region that has been gripped by the roots of Red terror for decades, change may be slow. But the much-needed push for infrastructure signals a potential turning point. Jobs, education, and healthcare in the hinterland could further weaken the ideological hold of Maoist groups.- EndsPublished By: Anand SinghPublished On: Jul 22, 2025</w:t>
+        <w:t xml:space="preserve"> https://www.daijiworld.com/news/newsDisplay?newsID=1289436</w:t>
+      </w:r>
+    </w:p>
+    <w:p>
+      <w:pPr>
+        <w:pStyle w:val="Normal"/>
+      </w:pPr>
+      <w:r>
+        <w:rPr/>
+        <w:t>Content: Daijiworld Media Network - Mumbai Mumbai, Aug 16: Maharashtra Chief Minister Devendra Fadnavis launched a sharp political offensive against the Shiv Sena (UBT) on Saturday, declaring that a major transformation is inevitable in the Brihanmumbai Municipal Corporation (BMC), which has been under the Thackeray faction's control for over 25 years. Speaking at the Parivartan Dahi Handi event at Worli’s Jamboree Ground — in the constituency of Shiv Sena-UBT leader Aaditya Thackeray — Fadnavis used the festival as a stage to project the BJP-led Mahayuti as fully prepared to seize control of Mumbai’s civic body in the upcoming elections. “We have broken the pot of sin in the Municipal Corporation,” he said. “Now, the pot of development will be placed there. Whatever butter is in that pot will reach the common people.” Though he avoided naming Shiv Sena (UBT) directly, his pointed remarks left little ambiguity. “You all know where the butter was going — and who ate it,” he told reporters, in a clear swipe at alleged corruption during the Thackeray-led rule in the BMC. Undermining UBT-MNS Alliance Speculation Fadnavis also brushed off speculation of a potential alliance between Uddhav Thackeray’s Shiv Sena-UBT and Raj Thackeray’s Maharashtra Navnirman Sena (MNS), asserting that Mahayuti’s strength and public backing would override any such political combinations. He was joined by Mumbai BJP President Ashish Shelar, and both leaders sought to amplify Mahayuti’s message of accountability, change, and cultural revival. Cultural Freedom Restored, Says CM Taking another dig at the Thackeray regime, Fadnavis recalled restrictions previously imposed on Dahi Handi and Ganesh Utsav during the pandemic, stating that the Mahayuti government had removed those curbs, allowing full-fledged celebrations to resume. “Now there’s immense enthusiasm. The rain may fall, but it can’t dampen the spirit of our Govindas,” he added. Strategic Outreach Ahead of Civic Polls In a show of grassroots connect ahead of critical civic polls in Mumbai, Thane, and Bhiwandi, Fadnavis is scheduled to visit 14 Dahi Handi events throughout the day. His deputy, CM Eknath Shinde, is set to attend over 20 such events across the region. With the BMC elections looming, the Mahayuti alliance — comprising the BJP, Eknath Shinde-led Shiv Sena, and Ajit Pawar’s NCP faction — has signaled an aggressive outreach strategy to end the Shiv Sena-UBT’s decades-long hold over Mumbai’s civic affairs. Top Mahayuti leaders, including Fadnavis, Shinde, and Ajit Pawar, have collectively stated that political change in the BMC is no longer a question of ‘if’, but ‘when’. Disclaimer: Please write your correct name and email address. Kindly do not post any personal, abusive, defamatory, infringing, obscene, indecent, discriminatory or unlawful or similar comments. Daijiworld.com will not be responsible for any defamatory message posted under this article. Please note that sending false messages to insult, defame, intimidate, mislead or deceive people or to intentionally cause public disorder is punishable under law. It is obligatory on Daijiworld to provide the IP address and other details of senders of such comments, to the authority concerned upon request. Hence, sending offensive comments using daijiworld will be purely at your own risk, and in no way will Daijiworld.com be held responsible.</w:t>
       </w:r>
     </w:p>
     <w:p>
@@ -1499,7 +1499,7 @@
       </w:pPr>
       <w:r>
         <w:rPr/>
-        <w:t>Title: Pune ‘drug party’ raid: CM Fadnavis' first reaction as ex-minister Eknath Khadse's son-in-law among 7 held</w:t>
+        <w:t>Title: 'EC will take final call': Devendra Fadnavis says BMC elections likely in October, November or December</w:t>
       </w:r>
     </w:p>
     <w:p>
@@ -1511,16 +1511,16 @@
         <w:t xml:space="preserve">URL: </w:t>
       </w:r>
       <w:r>
-        <w:t xml:space="preserve"> https://www.livemint.com/news/india/pune-drug-party-raid-cm-fadnavis-first-reaction-as-ex-minister-eknath-khadses-son-in-law-among-7-held-11753620395520.html</w:t>
-      </w:r>
-    </w:p>
-    <w:p>
-      <w:pPr>
-        <w:pStyle w:val="Normal"/>
-      </w:pPr>
-      <w:r>
-        <w:rPr/>
-        <w:t>Content: In first comments after former Maharashtra minister Eknath Khadse's son-in-law was arrested after Pune Police busted a rave party on Sunday, Chief Minister Devendra Fadnavis said that although it appears that a crime was committed, he will only be able to talk more about it after he receives a proper briefing. According to a PTI report, police arrested seven persons after busting a "drug party" following a raid at an apartment in Pune early on Sunday and seized narcotics, hookah set ups and liquor, officials said. Pranjal Khewalkar, the husband of former Maharashtra minister Eknath Khadse's daughter Rohini Khadse, was among those arrested, they said. Rohini Khadse is state president of the women's wing of the opposition NCP (SP). Reacting to the arrest, CM Fadnavis said, “Even I saw it only in the media. I've been attending programmes since morning, so I haven't received an actual briefing on it yet. Based on what is being shown in the media, the police have busted a rave party, and some people have been found there. Drugs were reportedly found.” “Once I receive a proper briefing, I will be able to comment on it. Prima facie, it appears that a crime has taken place at that location,” the CM was quoted by ANI as saying. The police's Crime Branch carried out the raid at the studio apartment located in the upscale Kharadi area of Maharashtra's Pune city based on a tip-off about a rave party, an official told PTI. The raid was conducted around 3.30 am on Sunday and a “drug party” was busted at the studio apartment, Deputy Commissioner of Police (Crime) Nikhil Pingle said at a press conference in Pune. During the raid and subsequent search, police seized 2.7 grams of cocaine-like substance, 70 gm of a ganja-like substance, a hookah pot, various hookah flavours, and liquor, and beer bottles, Pingle said. "We have arrested seven individuals, identified as Pranjal Khewalkar, Nikhil Poptani, Sameer Sayyad, Shripad Yadav, Sachin Bhombe, Isha Singh and Prachi Sharma, under relevant sections of the Narcotic Drugs and Psychotropic Substances (NDPS) Act," he said. All the accused were sent for medical examination and their reports are awaited, the official said. Reacting to the raid, Eknath Khadse said it should be probed if there was a political motive behind the police action. Shiv Sena (UBT) deputy leader Sushma Andhare said the raid is a message for those speaking against the government. (With inputs from agencies) Stay updated with the latest Trending, India , World and US news. Download the Mint app and read premium stories Log in to our website to save your bookmarks. It'll just take a moment.</w:t>
+        <w:t xml:space="preserve"> https://www.businesstoday.in/india/story/ec-will-take-final-call-devendra-fadnavis-says-bmc-elections-likely-in-october-november-or-december-489329-2025-08-13</w:t>
+      </w:r>
+    </w:p>
+    <w:p>
+      <w:pPr>
+        <w:pStyle w:val="Normal"/>
+      </w:pPr>
+      <w:r>
+        <w:rPr/>
+        <w:t>Content: Home Market BT TV Reels Menu Maharashtra Chief Minister Devendra Fadnavis said on Wednesday that the Brihanmumbai Municipal Corporation (BMC) elections are expected to be conducted in the later months of this year. The elections to the country's richest civic body, potentially slated for October, November, or December, await final confirmation from the Election Commission (EC), which holds the authoritative decision-making power. Fadnavis emphasised the role of the Election Commission in managing the election timelines, noting that the state government does not hold responsibility for conducting the elections. He stated that preliminary preparations are underway, with the Election Commission having begun essential formalities necessary for the electoral process. Fadnavis said at the CNN-News18 Townhall Mumbai edition: "The first step involves the formation of wards for Zilla Parishads, Nagar Palikas, and Mahanagar Palikas, which is almost complete. After that, the EC will release the updated voters’ list." In light of logistical challenges, the Election Commission has indicated that conducting all local body elections simultaneously is unfeasible. Therefore, these will be managed in a phased approach, beginning with Zilla Parishads, succeeded by Nagar Palikas, and finally Mahanagar Palikas. Based on this framework, Fadnavis expects the BMC elections to occur within the proposed months. Addressing concerns about potential political discord, Fadnavis assured that there is no division within the Mahayuti alliance, a coalition that includes the Bharatiya Janata Party (BJP), the Ajit Pawar-led Nationalist Congress Party (NCP), and the Eknath Shinde-led Shiv Sena. Fadnavis explicitly stated, "Eknath Shinde and I are on the same page," to dismiss any speculation about internal rifts. The Chief Minister confirmed that all partners within the alliance are set to participate collectively in the upcoming BMC elections, reinforcing the idea of a unified front. While Fadnavis allayed concerns about discord within the Mahayuti alliance, Maharashtra Congress in-charge Ramesh Chennithala said earlier in the day that no decision has been taken yet on whether the opposition Maha Vikas Aghadi (MVA) will contest the upcoming local polls together or not. He added: “We have no idea about Raj’s (MNS) alliance with his cousin Uddhav Thackeray. No decision has been taken yet. I do not want to comment on a decision which has not yet been taken. It is their family affair. We have no issues if the two cousins join hands, but we will have to take a political decision on whether the alliance will take place or not.” Copyright © 2025 Living Media India Limited. For reprint rights: Syndications Today. India Today Group.</w:t>
       </w:r>
     </w:p>
     <w:p>
@@ -1538,7 +1538,7 @@
       </w:pPr>
       <w:r>
         <w:rPr/>
-        <w:t>Title: Prime Minister Narendra Modi on Tuesday extended warm birthday wishes to Maharashtra Chief Minister Devendra Fadnavis and Deputy Chief Minister Ajit Pawar, lauding their contributions to the state and wishing them long and healthy lives.</w:t>
+        <w:t>Title: ‘Business as usual won’t work’: Devendra Fadnavis on rising property prices in Mumbai</w:t>
       </w:r>
     </w:p>
     <w:p>
@@ -1550,16 +1550,16 @@
         <w:t xml:space="preserve">URL: </w:t>
       </w:r>
       <w:r>
-        <w:t xml:space="preserve"> https://www.thestatesman.com/india/pm-modi-extends-birthday-greetings-to-maha-cm-fadnavis-deputy-cm-ajit-pawar-1503460853.html</w:t>
-      </w:r>
-    </w:p>
-    <w:p>
-      <w:pPr>
-        <w:pStyle w:val="Normal"/>
-      </w:pPr>
-      <w:r>
-        <w:rPr/>
-        <w:t>Content: Prime Minister Narendra Modi on Tuesday extended warm birthday wishes to Maharashtra Chief Minister Devendra Fadnavis and Deputy Chief Minister Ajit Pawar, lauding their contributions to the state and wishing them long and healthy lives. SNS | New Delhi | July 22, 2025 10:03 am (Photo: IANS) Prime Minister Narendra Modi extended warm birthday greetings to Maharashtra Chief Minister Devendra Fadnavis and Deputy Chief Minister Ajit Pawar on Tuesday. In separate posts on handle X, PM Modi acknowledged their contributions to Maharashtra’s progress and the National Democratic Alliance’s (NDA) good governance agenda. Advertisement Wishing both leaders a long and healthy life, PM Modi highlighted Fadnavis’s tireless work for Maharashtra’s progress and empowering the poor and downtrodden. Advertisement He also acknowledged Ajit Pawar’s valuable contribution to strengthening the NDA’s good governance agenda in Maharashtra. Advertisement After Prime Minister Narendra Modi on Thursday announced the GST 2.0 during his Independence Day speech, SBI Research report highlighted that in the long run, there is no apparent trade off between tax reforms and consumption just as we have no trade off between growth and inflation in the long run. Union Home Minister Amit Shah is likely to introduce three key bills -- The Constitution (130th Amendment) Bill, 2025, the Jammu and Kashmir Reorganisation (Amendment) Bill, 2025, and the Government of Union Territories (Amendment) Bill, 2025 -- in the Lok Sabha on Wednesday. CP Radhakrishnan, the National Democratic Alliance nominee, filed his nomination papers for the post of Vice President on Wednesday. Advertisement PEOPLE'S PARLIAMENT, ALWAYS IN SESSION Address The Statesman Net Private Limited Statesman House, First Floor 148 Barakhamba Road New Delhi – 110001 (+91) (011) 41605781, 41605958 © 2025, thestatesman.com | All rights reserved</w:t>
+        <w:t xml:space="preserve"> https://www.businesstoday.in/india/story/business-as-usual-wont-work-devendra-fadnavis-on-rising-property-prices-in-mumbai-489712-2025-08-17</w:t>
+      </w:r>
+    </w:p>
+    <w:p>
+      <w:pPr>
+        <w:pStyle w:val="Normal"/>
+      </w:pPr>
+      <w:r>
+        <w:rPr/>
+        <w:t>Content: Home Market BT TV Reels Menu Maharashtra Chief Minister Devendra Fadnavis on Thursday talked about rising property prices in Mumbai at a CREDAI-MCHI event, saying that despite major infrastructure projects and government measures, housing remains unaffordable for many. “Despite all efforts — reducing premiums, building infrastructure like Coastal Road or Atal Setu — property prices have only gone up. That is not necessarily bad, because it shows economic growth. But if we truly want affordable housing, we need very different kinds of interventions. ‘Business as usual’ will not work,” Fadnavis said. He pointed out that redevelopment of BDD chawls, slums and clusters is underway, but warned that long timelines make projects ineffective. “If we dream of a slum-free Mumbai, we cannot afford generational projects that take 7–10 years. Across the world, 80-storey towers are built in just 120 days. Let us bring that technology to Mumbai. If you bring the technology, we will provide the land and all required permissions,” he said. Fadnavis listed key infrastructure projects — the Coastal Road, Bandra-Versova Sea Link, Worli-Sewri bridge, Atal Setu, Orange Gate Tunnel and Navi Mumbai airport — as major changes that will reshape the Mumbai Metropolitan Region (MMR). Looking ahead, the Chief Minister said that new urban centres are also being planned. “We are now planning not just a third Mumbai but even a fourth Mumbai. With the bullet train, a 150 sq. km township by MMRDA, data centres, ports and global opportunities, this northern region will become a major hub of growth,” he said. He added that the state is developing an Education City near Navi Mumbai airport and an Innovation City, aimed at attracting global universities and research institutions. “All this shows that the MMR region alone has the potential to become a $1.5 trillion economy, even while Maharashtra aspires to a $1 trillion economy overall,” he said. Calling for collaboration, Fadnavis urged developers to look beyond individual projects. “With innovation, new technology, and new ideas, we can truly transform Mumbai and MMR within the next 10 years. Together, let us resolve to make this transformation possible,” he said. Copyright © 2025 Living Media India Limited. For reprint rights: Syndications Today. India Today Group.</w:t>
       </w:r>
     </w:p>
     <w:p>
@@ -1577,7 +1577,7 @@
       </w:pPr>
       <w:r>
         <w:rPr/>
-        <w:t>Title: PM extends birthday greetings to Devendra Fadnavis, Ajit Pawar</w:t>
+        <w:t>Title: ‘Treat your new homes like gold’: CM Fadnavis urges BDD Chawl residents not to sell flats</w:t>
       </w:r>
     </w:p>
     <w:p>
@@ -1589,16 +1589,16 @@
         <w:t xml:space="preserve">URL: </w:t>
       </w:r>
       <w:r>
-        <w:t xml:space="preserve"> https://www.uniindia.com/news/india/pm-extends-birthday-greetings-to-devendra-fadnavis-ajit-pawar/3522189.html</w:t>
-      </w:r>
-    </w:p>
-    <w:p>
-      <w:pPr>
-        <w:pStyle w:val="Normal"/>
-      </w:pPr>
-      <w:r>
-        <w:rPr/>
-        <w:t>Content: New Delhi, July 22 (UNI) Prime Minister Narendra Modi today extended birthday greetings to Maharashtra leaders Devendra Fadnavis and Ajit Pawar, praising their respective contributions to the state’s governance and development. Taking to social media platform X, Modi lauded Chief Minister Fadnavis for his “unwavering commitment” to Maharashtra’s progress and his work for the marginalised sections of society. “Best wishes to Maharashtra CM Devendra Fadnavis ji on his birthday. He is working tirelessly for Maharashtra’s progress and the upliftment of the downtrodden. May he be blessed with a long and healthy life dedicated to public service,” the Prime Minister said. In a separate post, the Prime Minister also conveyed his greetings to Deputy Chief Minister Ajit Pawar, noting his efforts towards furthering the National Democratic Alliance’s (NDA) good governance agenda in the state. “Birthday greetings to Shri Ajit Pawar Ji. He is making a valuable contribution to strengthening the NDA’s good governance agenda in Maharashtra. May he be blessed with a long and healthy life,” Modi stated. Nationalist Congress Party (NCP) leader Ajit Pawar, whose party remains an alliance partner in the Bharatiya Janata Party-led Mahayuti government in the state, currently serves as the Deputy Chief Minister in the Devendra Fadnavis-led Maharashtra government. UNI AJ AAB PRS New Delhi, Aug 20 (UNI) India and China arrived a 10-point consensus including on border management mechanisms at diplomatic and military levels, trans-border rivers cooperation and sharing of hydrological information during emergency situations at the 24th Round of Talks Between the Special Representatives (SRs) of the two countries on the Boundary Question. New Delhi, Aug 20 (UNI) China’s Foreign Minister Wang Yi who was to travel to Pakistan after completing his India visit today, instead arrived in Afghanistan to attend the sixth China-Afghanistan-Pakistan Trilateral Foreign Ministers' Dialogue in Kabul. New Delhi, Aug 20 (UNI) The Supreme Court yesterday directed the District Collector of Haridwar to conduct a personal inquiry into the functioning and management of the Maa Chandi Devi Temple Trust in Haridwar, while refraining from disturbing the interim arrangement already put in place by the Uttarakhand High Court. New Delhi, Aug 20 (UNI) The individual who attacked Delhi Chief Minister Rekha Gupta has been identified as a 35 year old Rajesh Bhai Khimge, a resident of Rajkot, Gujarat, police said. New Delhi, Aug 20 (UNI) Congress president Mallikarjun Kharge along with party MP Priyanka Gandhi, Robert Vadra and other leaders paid floral tribute to former Prime Minister Rajiv Gandhi on his 81st birth anniversary at Vir Bhumi, New Delhi today.</w:t>
+        <w:t xml:space="preserve"> https://www.moneycontrol.com/city/treat-your-new-homes-like-gold-cm-fadnavis-urges-bdd-chawl-residents-not-to-sell-flats-article-13458502.html</w:t>
+      </w:r>
+    </w:p>
+    <w:p>
+      <w:pPr>
+        <w:pStyle w:val="Normal"/>
+      </w:pPr>
+      <w:r>
+        <w:rPr/>
+        <w:t>Content: My Account Follow us on: Powered By See the top gainers, losers, invest and get updated what's happening in the crypto market Invest Now Powered By This functionality will provide users with ease of access navigation and enable create a new revenue line by generating leads of potential customers for brokers in a more integrated manner. Invest Now As over 500 families got possession of their new flats under the BDD chawl redevelopment project in Worli, Mumbai, on Thursday, Maharashtra Chief minister (CM) Devendra Fadnavis urged the residents not to sell their new homes and instead pass them on to the next generation as they would with gold, Hindustan Times reported. Speaking at an event in Matunga where keys to new 500 sq ft homes in a 40-storey high-rise built on prime real estate were handed to the former residents of 160 sq ft tenements at BDD Chawl, the CM said the project, along with the redevelopment of Dharavi, would change the quality of life in Mumbai. The CM handed over the keys to 16 of the 556 residents who are getting new homes. He said giving ownership flats to BDD Chawl residents is the beginning of the fulfilment of Mumbaikars’ dream of getting homes in the city. “BDD chawls are not just houses but a living history of Mumbai’s social and economic transformation. Deputy CM Ajit Pawar rightly said that residents should not sell these ownership homes. These are not just homes, but like gold, which we hand over to the next generation. So, no one should sell these houses,” he was quoted by HT as saying. As per the report, Fadnavis was referring to the common practice of slum residents—mostly Marathi families—preferring to sell their homes in redeveloped buildings and move to the suburbs since they get a good price for the flats in the island city. Meanwhile, Deputy CM Eknath Shinde, during his speech, also instructed officials to make some provisions so that women in the family also get ownership of these homes in BDD Chawls. The second phase of the redevelopment project will be completed in October-November, and the third phase in December, by which time all BDD Chawl Worli residents will have new homes, the CM was quoted as saying. The redevelopment of other old colonies, including Abhyudaya Nagar and GTB Nagar, is also in the pipeline, he added. Fadnavis also defended the controversial Dharavi redevelopment project, saying that it was like building a new city. “We are rehabilitating eligible people in the same locality and giving them all amenities. Dharavi cannot be viewed as a slum. It is a centre for economic activity. The economic activities that go on in Dharavi do not probably happen in an industrial cluster,” he addeed. “If we change its nature, the project will never be successful. Their residences are linked to their profession. We have to establish elaborate activities like creating a value chain in Dharavi and not tax them for five years. Dharavi will see a vibrant industrial colony,” the CM added. As per the report, Fadnavis also assured that Dharavi residents who are ineligible for housing in the area will be rehabilitated elsewhere in Mumbai. “If ineligible people are removed, it will lead to another slum. The ineligible will be given houses under rental accommodation, and ownership of the house will be transferred in their name in 12 years,” he was quoted as saying. Discover the latest Business News, Budget 2025 News, Sensex, and Nifty updates. Obtain Personal Finance insights, tax queries, and expert opinions on Moneycontrol or download the Moneycontrol App to stay updated! Sensex Today Delhi CM Rekha Gupta ITR Filing CP Radhakrishnan Parliament Session Live Mumbai Rains Pune Rains Paytm Share Price GST on Cars Online Gaming Bill Business Markets Stocks India News City News Economy Mutual Funds Personal Finance IPO News Startups Home Currencies Commodities Pre-Market IPO Global Market Bonds Home Loans up to 50 Lakhs Credit Cards Lifetime Free Finance TrackerNew Fixed Deposits Fixed Deposit Comparison Fixed Income Home MC 30 Top Ranked Funds ETFs Mutual Fund Screener Income Tax Calculator EMI Calculator Retirement Planning Gratuity Calculator Petrol Price in India Diesel Price in India Stock Markets News18 Firstpost CNBC TV18 News18 Hindi Cricketnext Overdrive About Us Contact Us Advisory Alert Advertise with Us SupportDisclaimer Privacy Policy Cookie Policy Terms &amp; Conditions Financial Terms (Glossary) Sitemap Investors Copyright © Network18 Media &amp; Investments Limited. All rights reserved. Reproduction of news articles, photos, videos or any other content in whole or in part in any form or medium without express written permission of moneycontrol.com is prohibited. You are already a Moneycontrol Pro user.</w:t>
       </w:r>
     </w:p>
     <w:p>
@@ -1616,7 +1616,7 @@
       </w:pPr>
       <w:r>
         <w:rPr/>
-        <w:t>Title: Gadchiroli to Become Steel Hub: Fadnavis</w:t>
+        <w:t>Title: Mumbai gets 300 mm rain in a day, Devendra Fadnavis warns next 48 hours critical</w:t>
       </w:r>
     </w:p>
     <w:p>
@@ -1628,16 +1628,16 @@
         <w:t xml:space="preserve">URL: </w:t>
       </w:r>
       <w:r>
-        <w:t xml:space="preserve"> https://www.deccanchronicle.com/nation/gadchiroli-to-become-steel-hub-fadnavis-1893158</w:t>
-      </w:r>
-    </w:p>
-    <w:p>
-      <w:pPr>
-        <w:pStyle w:val="Normal"/>
-      </w:pPr>
-      <w:r>
-        <w:rPr/>
-        <w:t>Content: Mumbai: Maharashtra chief minister Devendra Fadnavis on Tuesday announced that Gadchiroli — once considered one of the state’s most underdeveloped regions —is poised to transform into a major steel-producing hub. Speaking at the inauguration of several projects by Lloyds Metals and Energy Ltd (LMEL), he said the district is now witnessing a rapid growth. Mr. Fadnavis also laid the foundation stone for the company’s 4.5 million tonnes per annum (MTPA) integrated steel plant at Konsari in the Naxal-affected district. “Today, Gadchiroli ranks among the bottom two districts in Maharashtra in terms of per capita income. But in the next five years, it will be among the top 10,” Mr. Fadnavis declared. The CM, who also serves as the ‘guardian minister’ for Gadchiroli, emphasised that the district — part of the Vidarbha region and historically a Naxal stronghold — is changing. “Naxalism is shrinking in Gadchiroli. Only a handful of Naxalites remain, and they can be counted on fingers,” he said, while appealing to remaining Naxalites to abandon violence and join the mainstream. However, Mr. Fadnavis raised concerns over “urban Naxals”, who he claimed are outsiders and use foreign funds to spread misinformation and derail development. “As soon as the steel plant’s foundation was laid, a campaign was launched on social media claiming that tribals were being displaced and killed. And the steel plant was getting constructed on their lands. This is a deliberate attempt to mislead people and obstruct progress,” he said. Mr. Fadnavis urged vigilance against such disinformation, saying, “We must be alert to the threat of urban Naxals who are spreading false narratives from outside the state.” The project by LMEL is expected to be completed in 30 months and generate employment for nearly 20,000 people. “Training and skill development programmes are already underway to ensure that local residents get priority in job recruitment,” Mr. Fadnavis said. Along with the steel plant, the chief minister inaugurated or laid the foundation for several key infrastructure projects in the district, including a 100-bed hospital, modern CBSE school, Lloyds Township at Somanpalli, a slurry pipeline from Hedri to Konsari, an iron ore grinding unit at Hedri and a pellet plant at Konsari. Mr Fadnavis also announced plans for a steel cluster in the region, aimed at fostering ancillary industries and attracting further investment. He emphasised that the government is committed to producing high-quality green steel in Gadchiroli at competitive rates — potentially cheaper than Chinese imports. “The development in Gadchiroli is historic. We are not just building industries, we are shaping a new future for this region,” said the chief minister.</w:t>
+        <w:t xml:space="preserve"> https://www.indiatoday.in/cities/mumbai/story/mumbai-heavy-rains-waterlogging-imd-red-alert-bmc-school-offices-holiday-work-from-home-2773291-2025-08-19</w:t>
+      </w:r>
+    </w:p>
+    <w:p>
+      <w:pPr>
+        <w:pStyle w:val="Normal"/>
+      </w:pPr>
+      <w:r>
+        <w:rPr/>
+        <w:t>Content: Mumbai received 300 mm of rain in the past 24 hours as heavy downpour continued for the second consecutive day on Tuesday, causing widespread waterlogging and major disruptions across the city. Chief Minister Devendra Fadnavis warned that the next 48 hours would be critical for Mumbai, Thane, Raigad, Ratnagiri, and Sindhudurg districts, which remain on high alert. The India Meteorological Department has issued a red alert for heavy rainfall in Mumbai city and suburbs (BMC area) for Tuesday as the financial capital continues to experience persistent and intense rainfall. All agencies in the city are on alert mode. The Chief Minister added that the Mithi river had crossed the danger mark, forcing the evacuation of around 400 to 500 people. "Mumbai has witnessed a record rainfall of nearly 300 mm. The city's lifeline -- suburban trains have slowed down or are running late. The Mithi river (in Mumbai) reached the danger-level mark and 400 to 500 persons had to be evacuated. Deputy Chief Minister Eknath Shinde is monitoring the situation on the field," Fadnavis said after a Cabinet meeting. As heavy rain continued, a Mumbai Monorail train became stuck between two stations with around 500 passengers on board, prompting a major evacuation operation. The Mumbai Fire Brigade and police evacuated passengers using ladders, and those needing medical attention were taken to hospitals after being stranded for over two hours. The incessant rainfall and poor visibility have disrupted flight and train operations in the city. According to Flightradar data, 304 departing flights from Mumbai Airport were delayed, while 198 inbound flights were running behind schedule as of 6.30 pm. Ten flights have been cancelled at Mumbai Airport. IndiGo also issued a travel advisory: "With Mumbai drenched in heavy showers, several routes to the airport are witnessing waterlogging and sluggish traffic. This has, in turn, led to operational challenges, with delays in both departures and arrivals and we truly regret the inconvenience this may cause." At several locations, railway tracks were submerged under nearly 17 inches of water. The Central Railway suspended suburban services on the main line between Chhatrapati Shivaji Maharaj Terminus (CSMT) and Thane, as well as on the harbour line between CSMT and Kurla. Water levels rose to about eight inches above the tracks in the Sion and Kurla sections, forcing authorities to halt train operations. Several long-distance trains were also rescheduled or cancelled, while the Central Railway set up help desks at key stations to assist stranded passengers. The Brihanmumbai Municipal Corporation (BMC), had declared a holiday for all government, semi-government and BMC offices, excluding those involved in essential services. Given the situation, the BMC strongly advises all private offices and establishments in the Mumbai Metropolitan Region to direct their employees to work from home, wherever feasible and avoid unnecessary travel to ensure public safety."Considering the red alert for very heavy rainfall in Mumbai city and suburbs, all government, semi-government, and BMC offices (excluding essential services) will remain closed today," the BMC said.Schools and colleges in Mumbai were shut due to relentless rain, with the Directorate of Higher Education declaring a holiday for senior colleges across Maharashtra's Konkan region, including Palghar, Thane, Raigad, Ratnagiri and Sindhudurg. The Brihanmumbai Electric Supply and Transport (BEST) undertaking's bus services were diverted at a few locations due to submerged roads, as per officials. People complained of waterlogging on railway tracks in low-lying areas of Dadar, Matunga, Parel and Sion.Several people were stranded on SV Road in Andheri West, where vehicular movement came to a standstill and traffic was completely halted. Visuals from multiple locations, including Gandhi Market in Sion, Mumbai Central and Dadar TT, showed roads submerged under water, with commuters struggling to navigate the flooded streets.advertisementWaterlogging was also reported at Hindmata, Andheri Subway and in some parts of the Eastern Express Highway, Mumbai-Gujarat highway and the Eastern Freeway. Vasant Nagari and Evershine Road in Vasai are completely submerged. Additionally, Mithagar area in Vasai has been flooded, trapping around 200 to 400 people.In the 24-hour period ending at 8 am on Tuesday, Vikhroli received the highest rainfall at 255.5 mm, followed closely by Byculla at 241.0 mm, and Santacruz at 238.2 mm. Other areas also saw heavy downpours, including Juhu (221.5 mm), Bandra (211.0 mm), Colaba (110.4 mm), and Mahalaxmi (72.5 mm).- EndsWith inputs from Kumar KunalPublished By: Shipra ParasharPublished On: Aug 19, 2025Must Watch The Brihanmumbai Municipal Corporation (BMC), had declared a holiday for all government, semi-government and BMC offices, excluding those involved in essential services. Given the situation, the BMC strongly advises all private offices and establishments in the Mumbai Metropolitan Region to direct their employees to work from home, wherever feasible and avoid unnecessary travel to ensure public safety. "Considering the red alert for very heavy rainfall in Mumbai city and suburbs, all government, semi-government, and BMC offices (excluding essential services) will remain closed today," the BMC said. Schools and colleges in Mumbai were shut due to relentless rain, with the Directorate of Higher Education declaring a holiday for senior colleges across Maharashtra's Konkan region, including Palghar, Thane, Raigad, Ratnagiri and Sindhudurg. The Brihanmumbai Electric Supply and Transport (BEST) undertaking's bus services were diverted at a few locations due to submerged roads, as per officials. People complained of waterlogging on railway tracks in low-lying areas of Dadar, Matunga, Parel and Sion. Several people were stranded on SV Road in Andheri West, where vehicular movement came to a standstill and traffic was completely halted. Visuals from multiple locations, including Gandhi Market in Sion, Mumbai Central and Dadar TT, showed roads submerged under water, with commuters struggling to navigate the flooded streets. Waterlogging was also reported at Hindmata, Andheri Subway and in some parts of the Eastern Express Highway, Mumbai-Gujarat highway and the Eastern Freeway. Vasant Nagari and Evershine Road in Vasai are completely submerged. Additionally, Mithagar area in Vasai has been flooded, trapping around 200 to 400 people. In the 24-hour period ending at 8 am on Tuesday, Vikhroli received the highest rainfall at 255.5 mm, followed closely by Byculla at 241.0 mm, and Santacruz at 238.2 mm. Other areas also saw heavy downpours, including Juhu (221.5 mm), Bandra (211.0 mm), Colaba (110.4 mm), and Mahalaxmi (72.5 mm).- EndsWith inputs from Kumar KunalPublished By: Shipra ParasharPublished On: Aug 19, 2025Must Watch</w:t>
       </w:r>
     </w:p>
     <w:p>
@@ -1655,7 +1655,7 @@
       </w:pPr>
       <w:r>
         <w:rPr/>
-        <w:t>Title: Maharashtra’s draconian new law seeks to stifle dissent under guise of tackling Maoist threats</w:t>
+        <w:t>Title: Gopinath Munde united OBCs, but ensured others aren’t sidelined: Fadnavis</w:t>
       </w:r>
     </w:p>
     <w:p>
@@ -1667,16 +1667,16 @@
         <w:t xml:space="preserve">URL: </w:t>
       </w:r>
       <w:r>
-        <w:t xml:space="preserve"> https://frontline.thehindu.com/politics/maharashtra-urban-maoist-law-criminalises-expression-dissent/article69864680.ece</w:t>
-      </w:r>
-    </w:p>
-    <w:p>
-      <w:pPr>
-        <w:pStyle w:val="Normal"/>
-      </w:pPr>
-      <w:r>
-        <w:rPr/>
-        <w:t>Content: Published : Jul 28, 2025 15:35 IST - 6 MINS READ COMMents SHARE READ LATERSEE ALLRemove Maharashtra Chief Minister Devendra Fadnavis, flanked by Deputy Chief Ministers Eknath Shinde and Ajit Pawar, addressing a press conference in Mumbai in June. The government’s new law targeting urban Maoists has raised fears of a massive crackdown on freedom of expression. | Photo Credit: DEEPAK SALVI/ANI The Maharashtra government has introduced a new law to deal with what it calls “urban Maoists”. What is striking—and somewhat ironic—is that the same political party and government that insist so loudly on promoting Hindi, that are committed to the “Hindi-fication” and “nationalisation” of everything, have not been able to find a Hindi equivalent for the word “urban” in the absurd term “urban Maoist”. Perhaps “shahari” or “nagariya” do not carry the same ominous weight. The phrase “urban Maoist” has a certain spectral ring to it: it signals danger, an enemy within. Such language serves a very specific purpose: it helps the BJP to frighten and confuse its voters. Alongside “urban Maoist”, we also hear the term “urban Naxal”. But who exactly is a Naxal? Who is a Maoist? These terms are rarely, if ever, defined. They are categories designed for vagueness—elastic enough to fit anyone who dares dissent. Just a few days ago, Prime Minister Narendra Modi accused Congress leader Rahul Gandhi of speaking the language of “urban Naxals”, claiming that those who declare war on the Indian state cannot possibly understand the Constitution. If the leader of India’s principal opposition party can be branded an “urban Naxal”, then anyone can. This category is so ill-defined that it gives the state the power to arrest or punish anyone simply by invoking the label. Also Read | Can courts protect free speech while designing its boundaries? According to the Maharashtra government, Maoism is such a grave threat that existing laws are no longer sufficient to combat it. Even draconian laws such as the UAPA and the MCOCA are, it seems, inadequate. A reading of the new law’s draft reveals that it punishes not just actions, but intentions too. And who will discern these “Maoist intentions”? That is left to the will of the police. It will be enough for a police officer to say that they have smelt “Maoist intent” in a person’s words. Under this law, not only actual acts but even suggestive expressions can be considered “unlawful activity”. A cartoon, or a painting, or a poem, or a story, let alone slogans or speeches, can be deemed subversive. All it takes is for the police to claim that these forms of expression may disrupt public order, spread hatred against the state, incite disobedience of governmental institutions, or instil fear among the public. The scope is vast enough that nearly any film, article, or artwork could be declared an “urban Naxal” act. For instance, Shyam Benegal’s Ankur or Satyajit Ray’s Hirak Rajar Deshe could easily be labelled Maoist. Anything that the BJP government dislikes can now be designated as “urban Naxalism” or “urban Maoism”. And this is not hypothetical. Artists from the Kabir Kala Manch have spent years behind bars after their songs were deemed acts of “urban Naxalism”. A few days ago, the Uttarakhand government filed a case against Garhwali folk singer Pawan Semwal for a song that asks the government: “How much more of our mountains will you consume? You’ve turned them into dens of gambling, liquor, unemployment, and corruption.” Before him, singer Neha Singh Rathore faced sedition charges, while satirical video creator Madri Kakoti (famous on social media as “Dr Medusa”) was booked under sedition and other charges in April. This new law drives another nail into the coffin of Indian democracy by criminalising expression itself. Its goal is clear: to silence all dissenting voices within society. It is, in effect, a conspiracy to dismantle civil society altogether. Activists like Medha Patkar have repeatedly been branded anti-national. Opposition to big dams is framed as opposition to development, and then as opposition to the state itself. By this logic, Medha Patkar or Vandana Shiva can be called “urban Naxals”. We have heard BJP leaders claiming that human rights is an alien concept and that those advocating it are, in fact, misleading people from the true path of duty towards the nation. But what exactly counts as “anti-state”? Is it permissible to criticise the Prime Minister? We used to believe that India was different or better than many countries because it allowed space for criticism of power. That belief rested on the active presence of civil society and the assurance that its voice would be heard. Yet, over the past 11 years, we have seen repeated assaults on members of civil society. In his first year in office, the Prime Minister warned the higher judiciary against being influenced by “five-star activists”. Then, in 2021, National Security Advisor Ajit Doval declared that fourth-generation warfare would be conducted within the country, with civil society the frontier of the war. Wars, Doval said, have ceased to become an effective instrument for achieving political or military objectives. “But it is civil society that can be subverted, suborned, divided, manipulated to hurt the interests of a nation. You are there to see that they stand fully protected.” For Doval, civil society is the enemy that has to be policed and disciplined. What Doval wanted was to remove the protection that civil society enjoyed. And that is exactly what the Maharashtra government’s new law seeks to do. If one understands this context, the Maharashtra government’s intent becomes crystal clear. At a protest for the release of Sudhir Dhawale, an activist arrested in connection with the Bhima Koregaon violence, in Mumbai in 2018. The BJP has used various Acts and agencies to stifle dissent over the past 11 years. | Photo Credit: Prashant Waydande Democracy is not sustained by elections and political parties alone. True democracy lives in the belief that even a solitary citizen has the right to critique power. It is the grass-roots organisations working in the areas of land rights, water shortages, or factory pollution that keep democracy alive—not political parties and elections alone. For instance, movements against, say, a Coca-Cola plant that sucks water out of the ground, or against an increase in anti-Muslim violence, have been led not by major political outfits but by small civil society groups. The agitation in Niyamgiri Hills that led to the halt on bauxite mining was led by civil society organisations. The BJP government would like to neutralise all such organisations. What is truly alarming is that this ordinance was passed effortlessly in the Legislative Assembly. The Congress and its allies did not even mount an opposition. Only a single MLA, from the CPI(M), raised a voice against it. The opposition parties did try to correct the mistake in the Legislative Council later, where they staged a walkout. Also Read | Are India’s liberal think tanks in trouble? The opposition’s silence in the Maharashtra Assembly reveals a larger delusion that all political parties are part of—that democracy can be saved simply by participating in elections. The BJP, meanwhile, wants democracy to be reduced to just that—elections. And how fair even those elections are, we can judge from the recent actions of the Election Commission of India (ECI) in Bihar. Again, if not for civil society organisations, concerned individuals, and media houses, the dangers of the special intensive revision (SIR) done by the ECI in Bihar would not have become public knowledge. For elections to be meaningful, democratic consciousness must survive in society. The people should have the confidence and assurance that they can express themselves freely and fearlessly. Maharashtra’s new law seeks to extinguish this democratic consciousness. Apoorvanand teaches Hindi at Delhi University and writes literary and cultural criticism. CONTRIBUTE YOUR COMMENTS SHARE THIS STORY BACK TO TOP Terms &amp; conditions | Institutional Subscriber Comments have to be in English, and in full sentences. They cannot be abusive or personal. Please abide to our community guidelines for posting your comment We have migrated to a new commenting platform. If you are already a registered user of The Frontline and logged in, you may continue to engage with our articles. If you do not have an account please register and login to post comments.</w:t>
+        <w:t xml:space="preserve"> https://indianexpress.com/article/cities/mumbai/gopinath-munde-united-obcs-but-ensured-others-arent-sidelined-fadnavis-10183327/</w:t>
+      </w:r>
+    </w:p>
+    <w:p>
+      <w:pPr>
+        <w:pStyle w:val="Normal"/>
+      </w:pPr>
+      <w:r>
+        <w:rPr/>
+        <w:t>Content: Chief Minister Devendra Fadnavis on Monday said that BJP stalwart late Gopinath Munde played a significant role in uniting Other Backward Classes (OBCs) while ensuring that no other section was sidelined. The chief minister was speaking after unveiling a statue of Munde in Latur district. Addressing a gathering on the occasion, he said, “Today’s politicians should learn from Munde. While he brought OBCs together, he also ensured that no other section was sidelined. He became the leader of all communities.” Fadnavis mentioned that Munde became the Maharashtra BJP president when he was just 35 years. Terming him a mass leader, Fadnavis said, “Munde’s stature was such that people rallied around him with unwavering commitment. It did not matter whether he was in power or not.” Fadnavis also recalled that Munde as the leader of opposition “rocked the state legislative Assembly”. “He took on the ruling parties fearlessly. And many in those days would spend sleepless nights fearing what he would expose about the government. Yet, Munde never crossed the limits. His personal equations with everybody across party lines were cordial,” Fadnavis said. “I had closely seen and worked with Munde. Being much younger in the legislative Assembly, he would often assign me work. I learnt by watching Munde’s strategy and strokes and style of speech on the floor of the House,” he added. When the first Shiv Sena-BJP government came to power in 1995, Munde became the home minister and introduced the stringent MCOCA to curb crimes. Munde was appointed as the Rural Development Minister by Prime Minister Narendra Modi when he assumed office in 2014. However, Munde died in a road accident in the early hours of June 3, 2014. Fadnavis said, “In the 2014 Lok Sabha elections, Munde had given the slogan ‘Narendra at Centre, Devendra in Maharashtra’. But I had then said, ‘We were just lending Munde to the Centre for six months. After the Assembly polls, Munde would return to Maharashtra as CM’. But our wish remained unfulfilled.” The chief minister promised that Munde’s dream of development in his drought-hit Marathwada region will be accomplished by the Mahayuti government. “The government will divert 54 housand million cubic feet (TMC) of water that goes into the sea to the parched Marathwada region,”, he said. “Munde’s dream of bringing railways to his home district Beed will be fulfilled. The coach factory in Latur will generate employment for 10,000 people once the production starts next year,” the chief minister added. Munde’s daughter and cabinet minister Pankaja Munde, PWD minister Shivendraraje Bhosale, former NCP minister Dhananjay Munde were present at the event. Stay updated with the latest - Click here to follow us on Instagram You May Like Trump plans to meet with Putin in Alaska to discuss ending the war in Ukraine. He will also update EU leaders and NATO. Zelenskyy will not attend but may join a future meeting. Trump hopes to create a fair deal and potentially become trading partners with Russia instead of enemies.</w:t>
       </w:r>
     </w:p>
     <w:p>
@@ -1694,7 +1694,7 @@
       </w:pPr>
       <w:r>
         <w:rPr/>
-        <w:t>Title: Adityanath greets Fadnavis on birthday</w:t>
+        <w:t>Title: Those Inciting Violence In The Name Of Marathi Don't Understand The Language: Fadnavis At News18 Townhall</w:t>
       </w:r>
     </w:p>
     <w:p>
@@ -1706,16 +1706,16 @@
         <w:t xml:space="preserve">URL: </w:t>
       </w:r>
       <w:r>
-        <w:t xml:space="preserve"> https://theprint.in/india/adityanath-greets-fadnavis-on-birthday/2697914/</w:t>
-      </w:r>
-    </w:p>
-    <w:p>
-      <w:pPr>
-        <w:pStyle w:val="Normal"/>
-      </w:pPr>
-      <w:r>
-        <w:rPr/>
-        <w:t>Content: Lucknow, Jul 22 (PTI) Uttar Pradesh Chief Minister Yogi Adityanath on Tuesday extended birthday greetings to his Maharashtra counterpart Devendra Fadnavis and lauded him for leading his state on the path of progress, transparency and good governance. Fadnavis assumed office as Maharashtra CM on December 5, 2024. He held the position twice from 2014 to 2019. “Heartfelt birthday greetings to the popular leader, Honourable Chief Minister Shri Devendra Fadnavis ji, who is leading Maharashtra on the path of progress, transparency, and good governance!” Adityanath said in a post on X in Hindi. Show Full Article Lucknow, Jul 22 (PTI) Uttar Pradesh Chief Minister Yogi Adityanath on Tuesday extended birthday greetings to his Maharashtra counterpart Devendra Fadnavis and lauded him for leading his state on the path of progress, transparency and good governance. Fadnavis assumed office as Maharashtra CM on December 5, 2024. He held the position twice from 2014 to 2019. “Heartfelt birthday greetings to the popular leader, Honourable Chief Minister Shri Devendra Fadnavis ji, who is leading Maharashtra on the path of progress, transparency, and good governance!” Adityanath said in a post on X in Hindi. Show Full Article Fadnavis assumed office as Maharashtra CM on December 5, 2024. He held the position twice from 2014 to 2019. “Heartfelt birthday greetings to the popular leader, Honourable Chief Minister Shri Devendra Fadnavis ji, who is leading Maharashtra on the path of progress, transparency, and good governance!” Adityanath said in a post on X in Hindi. Show Full Article “Heartfelt birthday greetings to the popular leader, Honourable Chief Minister Shri Devendra Fadnavis ji, who is leading Maharashtra on the path of progress, transparency, and good governance!” Adityanath said in a post on X in Hindi. “I pray to Lord Shri Siddhivinayak that you always remain healthy, live a long life, and continue to move forward with dedication on the path of public service,” he said. “May Maharashtra attain new momentum, new direction and new prosperity under your illustrious leadership-this is my heartfelt wish,” Adityanath added. Uttar Pradesh Deputy Chief Minister Keshav Prasad Maurya also greeted Fadnavis on his birthday, wishing him a long and healthy life. PTI KIS DIV DIV This report is auto-generated from PTI news service. ThePrint holds no responsibility for its content. “I pray to Lord Shri Siddhivinayak that you always remain healthy, live a long life, and continue to move forward with dedication on the path of public service,” he said. “May Maharashtra attain new momentum, new direction and new prosperity under your illustrious leadership-this is my heartfelt wish,” Adityanath added. Uttar Pradesh Deputy Chief Minister Keshav Prasad Maurya also greeted Fadnavis on his birthday, wishing him a long and healthy life. PTI KIS DIV DIV This report is auto-generated from PTI news service. ThePrint holds no responsibility for its content. “May Maharashtra attain new momentum, new direction and new prosperity under your illustrious leadership-this is my heartfelt wish,” Adityanath added. Uttar Pradesh Deputy Chief Minister Keshav Prasad Maurya also greeted Fadnavis on his birthday, wishing him a long and healthy life. PTI KIS DIV DIV This report is auto-generated from PTI news service. ThePrint holds no responsibility for its content. Uttar Pradesh Deputy Chief Minister Keshav Prasad Maurya also greeted Fadnavis on his birthday, wishing him a long and healthy life. PTI KIS DIV DIV This report is auto-generated from PTI news service. ThePrint holds no responsibility for its content. This report is auto-generated from PTI news service. ThePrint holds no responsibility for its content. Subscribe to our channels on YouTube, Telegram &amp; WhatsApp Support Our Journalism India needs fair, non-hyphenated and questioning journalism, packed with on-ground reporting. ThePrint – with exceptional reporters, columnists and editors – is doing just that. Sustaining this needs support from wonderful readers like you. Whether you live in India or overseas, you can take a paid subscription by clicking here. Support Our Journalism Save my name, email, and website in this browser for the next time I comment. Δ Required fields are marked * Name * Email * Δ Copyright © 2025 Printline Media Pvt. Ltd. All rights reserved.</w:t>
+        <w:t xml:space="preserve"> https://www.news18.com/politics/those-inciting-violence-in-the-name-of-marathi-dont-understand-the-language-fadnavis-at-news18-townhall-9503964.html</w:t>
+      </w:r>
+    </w:p>
+    <w:p>
+      <w:pPr>
+        <w:pStyle w:val="Normal"/>
+      </w:pPr>
+      <w:r>
+        <w:rPr/>
+        <w:t>Content: At the CNN-News18 Townhall in Mumbai on Wednesday, Maharashtra chief minister Devendra Fadnavis addressed the topic of Marathi culture and language, underscoring a stance of pride and unity while strongly condemning language-based incitement and violence. He stated that those attempting to incite people on the basis of language do not truly understand Marathi culture, which he described as one of inclusivity and respect. Fadnavis credited Prime Minister Narendra Modi and the BJP for giving due respect to Marathi culture and language, suggesting that their administration has been a champion for the region’s linguistic and cultural identity. He contrasted this with the actions of “certain groups", pointing out a perceived hypocrisy where those who oppose Hindi and other Indian languages readily embrace English with a “red carpet". Swipe Left For Next Video He underscored the importance of protecting Marathi’s identity without resorting to animosity towards other languages. Fadnavis reiterated that it is not wrong to be proud of the Marathi language, but any form of hooliganism or violence in its name will not be tolerated. He noted that the government has taken strict legal action against such incidents and will continue to do so, highlighting a commitment to law and order. At the townhall, the chief minister advocated for a balance between regional pride and national unity. He presented Marathi culture not as a tool for division but as a source of strength and heritage that should be celebrated responsibly and peacefully. Latest Blogs</w:t>
       </w:r>
     </w:p>
     <w:p>
@@ -1733,7 +1733,7 @@
       </w:pPr>
       <w:r>
         <w:rPr/>
-        <w:t>Title: Mumbai local trains to be fully AC soon, says Devendra Fadnavis</w:t>
+        <w:t>Title: Now a Mahayuti ally too opposes Independence Day meat ban in Maharashtra civic bodies. Devendra Fadnavis cornered?</w:t>
       </w:r>
     </w:p>
     <w:p>
@@ -1745,16 +1745,16 @@
         <w:t xml:space="preserve">URL: </w:t>
       </w:r>
       <w:r>
-        <w:t xml:space="preserve"> https://www.indiatoday.in/information/story/mumbai-local-trains-to-be-fully-ac-soon-says-devendra-fadnavis-2758851-2025-07-21</w:t>
-      </w:r>
-    </w:p>
-    <w:p>
-      <w:pPr>
-        <w:pStyle w:val="Normal"/>
-      </w:pPr>
-      <w:r>
-        <w:rPr/>
-        <w:t>Content: In a significant development for Mumbai’s suburban railway commuters, Maharashtra chief minister Devendra Fadnavis on Friday announced that all local trains in the city will soon have air-conditioned coaches with automatic doors. The decision was made after the tragic accident in Mumbra on June 9, where five passengers died after falling from two overcrowded trains. Fadnavis said the Central government has agreed to this long-pending demand, and the Union railway minister, Ashwini Vaishnaw, has informed him that an official announcement will be made shortly by Indian Railways.The chief minister made this statement in the state assembly, stating that the new coaches will not be retrofitted but will be replaced entirely with modern, air-conditioned coaches similar to those used on the Metro trains. He also assured that there will be no increase in train fares despite the upgrade. “We have requested Prime Minister Narendra Modi and Railway Minister Ashwini Vaishnaw to introduce Metro-like coaches with automatic doors for local trains without increasing fares. "Today, the minister confirmed to me that a positive decision has been taken,” said Fadnavis.The move comes in response to rising concerns over passenger safety in Mumbai’s overcrowded locals. The Mumbra accident reignited public anger and highlighted the urgent need for safer trains. With over 7,500 deaths and 7,200 injuries reported in the last three years on local trains, the issue has become a matter of public safety. Earlier this week, state transport minister Pratap Sarnaik had also proposed forming a task force to explore staggered office timings in private firms to reduce rushes during peak hours.Fadnavis stressed that the new coaches will ensure safer travel and put an end to the growing divide between Metro and local train commuters. The real problem is overcrowding and the absence of doors. People are forced to travel in dangerous conditions. Mumbai now has two kinds of train travellers – those in safe and comfortable Metro trains, and those risking their lives on local trains. "This needs to change,” he said.The Central government’s decision is seen as a major step towards modernising the city’s ageing railway infrastructure and improving the daily commute for lakhs of Mumbaikars. With no fare hike and the promise of safer travel, the decision has been widely welcomed.- EndsPublished By: Smarica PantPublished On: Jul 21, 2025Read | Hate spiders at home? Try clove and peppermint oil advertisement In a significant development for Mumbai’s suburban railway commuters, Maharashtra chief minister Devendra Fadnavis on Friday announced that all local trains in the city will soon have air-conditioned coaches with automatic doors. The decision was made after the tragic accident in Mumbra on June 9, where five passengers died after falling from two overcrowded trains. Fadnavis said the Central government has agreed to this long-pending demand, and the Union railway minister, Ashwini Vaishnaw, has informed him that an official announcement will be made shortly by Indian Railways.The chief minister made this statement in the state assembly, stating that the new coaches will not be retrofitted but will be replaced entirely with modern, air-conditioned coaches similar to those used on the Metro trains. He also assured that there will be no increase in train fares despite the upgrade. “We have requested Prime Minister Narendra Modi and Railway Minister Ashwini Vaishnaw to introduce Metro-like coaches with automatic doors for local trains without increasing fares. "Today, the minister confirmed to me that a positive decision has been taken,” said Fadnavis.The move comes in response to rising concerns over passenger safety in Mumbai’s overcrowded locals. The Mumbra accident reignited public anger and highlighted the urgent need for safer trains. With over 7,500 deaths and 7,200 injuries reported in the last three years on local trains, the issue has become a matter of public safety. Earlier this week, state transport minister Pratap Sarnaik had also proposed forming a task force to explore staggered office timings in private firms to reduce rushes during peak hours.Fadnavis stressed that the new coaches will ensure safer travel and put an end to the growing divide between Metro and local train commuters. The real problem is overcrowding and the absence of doors. People are forced to travel in dangerous conditions. Mumbai now has two kinds of train travellers – those in safe and comfortable Metro trains, and those risking their lives on local trains. "This needs to change,” he said.The Central government’s decision is seen as a major step towards modernising the city’s ageing railway infrastructure and improving the daily commute for lakhs of Mumbaikars. With no fare hike and the promise of safer travel, the decision has been widely welcomed.- EndsPublished By: Smarica PantPublished On: Jul 21, 2025Read | Hate spiders at home? Try clove and peppermint oil advertisement The chief minister made this statement in the state assembly, stating that the new coaches will not be retrofitted but will be replaced entirely with modern, air-conditioned coaches similar to those used on the Metro trains. He also assured that there will be no increase in train fares despite the upgrade. “We have requested Prime Minister Narendra Modi and Railway Minister Ashwini Vaishnaw to introduce Metro-like coaches with automatic doors for local trains without increasing fares. "Today, the minister confirmed to me that a positive decision has been taken,” said Fadnavis.The move comes in response to rising concerns over passenger safety in Mumbai’s overcrowded locals. The Mumbra accident reignited public anger and highlighted the urgent need for safer trains. With over 7,500 deaths and 7,200 injuries reported in the last three years on local trains, the issue has become a matter of public safety. Earlier this week, state transport minister Pratap Sarnaik had also proposed forming a task force to explore staggered office timings in private firms to reduce rushes during peak hours.Fadnavis stressed that the new coaches will ensure safer travel and put an end to the growing divide between Metro and local train commuters. The real problem is overcrowding and the absence of doors. People are forced to travel in dangerous conditions. Mumbai now has two kinds of train travellers – those in safe and comfortable Metro trains, and those risking their lives on local trains. "This needs to change,” he said.The Central government’s decision is seen as a major step towards modernising the city’s ageing railway infrastructure and improving the daily commute for lakhs of Mumbaikars. With no fare hike and the promise of safer travel, the decision has been widely welcomed.- EndsPublished By: Smarica PantPublished On: Jul 21, 2025Read | Hate spiders at home? Try clove and peppermint oil advertisement The move comes in response to rising concerns over passenger safety in Mumbai’s overcrowded locals. The Mumbra accident reignited public anger and highlighted the urgent need for safer trains. With over 7,500 deaths and 7,200 injuries reported in the last three years on local trains, the issue has become a matter of public safety. Earlier this week, state transport minister Pratap Sarnaik had also proposed forming a task force to explore staggered office timings in private firms to reduce rushes during peak hours.Fadnavis stressed that the new coaches will ensure safer travel and put an end to the growing divide between Metro and local train commuters. The real problem is overcrowding and the absence of doors. People are forced to travel in dangerous conditions. Mumbai now has two kinds of train travellers – those in safe and comfortable Metro trains, and those risking their lives on local trains. "This needs to change,” he said.The Central government’s decision is seen as a major step towards modernising the city’s ageing railway infrastructure and improving the daily commute for lakhs of Mumbaikars. With no fare hike and the promise of safer travel, the decision has been widely welcomed.- EndsPublished By: Smarica PantPublished On: Jul 21, 2025Read | Hate spiders at home? Try clove and peppermint oil advertisement Fadnavis stressed that the new coaches will ensure safer travel and put an end to the growing divide between Metro and local train commuters. The real problem is overcrowding and the absence of doors. People are forced to travel in dangerous conditions. Mumbai now has two kinds of train travellers – those in safe and comfortable Metro trains, and those risking their lives on local trains. "This needs to change,” he said.The Central government’s decision is seen as a major step towards modernising the city’s ageing railway infrastructure and improving the daily commute for lakhs of Mumbaikars. With no fare hike and the promise of safer travel, the decision has been widely welcomed.- EndsPublished By: Smarica PantPublished On: Jul 21, 2025Read | Hate spiders at home? Try clove and peppermint oil advertisement The Central government’s decision is seen as a major step towards modernising the city’s ageing railway infrastructure and improving the daily commute for lakhs of Mumbaikars. With no fare hike and the promise of safer travel, the decision has been widely welcomed.- EndsPublished By: Smarica PantPublished On: Jul 21, 2025Read | Hate spiders at home? Try clove and peppermint oil</w:t>
+        <w:t xml:space="preserve"> https://www.theweek.in/news/india/2025/08/13/now-mahayuti-bjp-ally-too-opposes-independence-day-meat-ban-in-maharastra-civic-bodies-devendra-fadnavis-cornered.html</w:t>
+      </w:r>
+    </w:p>
+    <w:p>
+      <w:pPr>
+        <w:pStyle w:val="Normal"/>
+      </w:pPr>
+      <w:r>
+        <w:rPr/>
+        <w:t>Content: Meat ban orders were issued for the Independence Day by Maharashtra civic bodies like Kalyan-Dombivli Municipal Corporation and Malegaon Municipal Corporation Maharashtra Deputy Chief Minister Ajit Pawar has joined the voices objecting to the Independence Day meat ban order at some civic bodies in the state, putting the ruling BJP and CM Devendra Fadnavis in an uncomfortable position. NCP chief Ajit Pawar said it was wrong to close slaughterhouses and meat shops on Independence Day, adding that such restrictions are usually implemented on faith-related festivals like Ashadhi Ekadashi, Mahashivratri and Mahavir Jayanti. Pointing out that people in Maharashtra eat vegetarian and non-vegetarian food, Pawar said people of different castes and religions reside in major cities. "If it is an emotional issue, then people accept it (meat ban) for a day. But if you clamp such orders on Maharashtra Day, Independence Day and Republic Day, then it is difficult," the deputy CM said. The issue escalated after a notice signed by Kanchan Gaikwad, Deputy Commissioner, Licensing, at Kalyan-Dombivli Municipal Corporation (KDMC) said all licensed butchers dealing in goats, sheep, chicken, and large animals should follow the directive. It also warned that violators will face action under Maharashtra Municipal Corporation Act, 1949 sections 334, 336 and 394(A). ALSO READ: 'Our Navratri prasad has prawns, fish': Aaditya Thackeray slams Independence Day closure of meat shops in Kalyan-Dombivli A similar order was issued by the Malegaon Municipal Corporation. Slamming the KDMC meat ban order, Shiv Sena (UBT) MLA Aaditya Thackeray on Tuesday called for the resignation of the commissioner. He pointed out that at his home, the prasad has prawns and fish even on Navratri. “Because this is our tradition, this is our Hinduism... This is not a matter of religion, and it is not a matter of national interest..." he added. Uddhav Thackeray's son said the government cannot tell people what to eat on Independence Day, as it is their right and freedom. "We will definitely eat non-veg. We eat it in our house," he added. NCP(SP) leader Jitendra Awhad called the KDMC meat ban order "food policing" and slammed the move as a bid to divide people based on their food preference. "On the day we got freedom, you are taking away our freedom to eat what we want," Awhad told PTI. Join our WhatsApp Channel to get the latest news, exclusives and videos on WhatsApp Three reasons why Trump is not happy with India: Former diplomat Vikas Swarup explains Who is Dr Vece Paes? Indian hockey legend and father of Leander Paes dies at 80 'War 2' review and release updates: The Hrithik Roshan and Jr NTR film expected to have a bumper opening Indians lost money over the last month on equities, but gold soared Geopolitics did not kill off India’s global capability centres; They evolved, instead! Decoding Bihar's political landscape: New players and old equations How pickleball has become a social movement in India A near-death experience transforms a couple's life Evolving luxury *Articles appearing as INFOCUS/THE WEEK FOCUS are marketing initiatives Copyright © 2024 All rights reserved</w:t>
       </w:r>
     </w:p>
     <w:p>
@@ -1772,7 +1772,7 @@
       </w:pPr>
       <w:r>
         <w:rPr/>
-        <w:t>Title: 7/11 train blasts: Maharashtra govt to challenge acquittal of 12 accused in SC</w:t>
+        <w:t>Title: ‘Third Mumbai’ takes shape as CM Fadnavis unveils mega MMR expansion plan</w:t>
       </w:r>
     </w:p>
     <w:p>
@@ -1784,16 +1784,16 @@
         <w:t xml:space="preserve">URL: </w:t>
       </w:r>
       <w:r>
-        <w:t xml:space="preserve"> https://www.siasat.com/7-11-train-blasts-maharashtra-govt-to-challenge-acquittal-of-12-accused-in-sc-3248911/</w:t>
-      </w:r>
-    </w:p>
-    <w:p>
-      <w:pPr>
-        <w:pStyle w:val="Normal"/>
-      </w:pPr>
-      <w:r>
-        <w:rPr/>
-        <w:t>Content: Mumbai: The Maharashtra government will challenge the acquittal of 12 accused in the 7/11 Mumbai train bomb blasts case by the Bombay High Court in the Supreme Court, Chief Minister Devendra Fadnavis said on Monday. He described the high court verdict as shocking. “I will go through the entire order. I have discussed with the lawyers, and the high court verdict will be challenged in the Supreme Court,” he told reporters. Nineteen years after seven train blasts here killed more than 180 persons, the Bombay High Court on Monday acquitted all 12 accused, saying the prosecution utterly failed to prove the case and it was “hard to believe the accused committed the crime”. The court allowed the appeals filed by the accused challenging their conviction and sentences imposed on them by a special court in 2015. A special bench of Justices Anil Kilor and Shyam Chandak said the prosecution has failed to even bring on record the type of bombs used in the crime, and that the evidence relied on by it was not conclusive to convict the accused. The bench refused to confirm the death penalties imposed on five of the 12 accused and dismissed the confirmation appeals filed by the Maharashtra government. Stay updated with our WhatsApp &amp; Telegram by subscribing to our channels. For all the latest India updates, download our app Android and iOS.</w:t>
+        <w:t xml:space="preserve"> https://www.moneycontrol.com/city/third-mumbai-takes-shape-as-cm-fadnavis-unveils-mega-mmr-expansion-plan-article-13465350.html</w:t>
+      </w:r>
+    </w:p>
+    <w:p>
+      <w:pPr>
+        <w:pStyle w:val="Normal"/>
+      </w:pPr>
+      <w:r>
+        <w:rPr/>
+        <w:t>Content: My Account Follow us on: Powered By See the top gainers, losers, invest and get updated what's happening in the crypto market Invest Now Powered By This functionality will provide users with ease of access navigation and enable create a new revenue line by generating leads of potential customers for brokers in a more integrated manner. Invest Now Maharashtra Chief Minister Devendra Fadnavis announced the development of a new urban hub, tentatively termed “Third Mumbai”, in Raigad district, as part of the Mumbai Metropolitan Region’s (MMR) expansion. The project, aimed at bolstering the state’s economic growth, was highlighted during the inauguration of Goldman Sachs’ new office in Worli. According to a TOI report, Fadnavis emphasised that the proposed city would feature international universities, medical colleges and a cutting-edge innovation hub with a focus on quantum computing and artificial intelligence research. “The presence of leading global institutions here reflects the state’s skilled workforce, strong markets and investment-friendly environment,” he said, as quoted by TOI. The chief minister assured that “Third Mumbai” would be well-connected to existing urban centres through key infrastructure projects, including the Coastal Road, Atal Setu and the under-construction Worli-Sewri Link Road. These developments, he stressed, would facilitate smoother transit and accelerate economic activity. “Such infrastructure, combined with public-private partnerships, will drive rapid development,” Fadnavis said, adding that necessary approvals for investors would be fast-tracked to ensure swift execution, as reported by TOI. The inauguration of Goldman Sachs’ Mumbai office further cements Maharashtra’s position as India’s financial nerve centre, the CM noted. “The opening of a new office of a global financial institution like Goldman Sachs further strengthens Maharashtra’s position as the financial hub of the country,” he remarked. Speaking to Moneycontrol on the sidelines of the World Economic Forum in Davos in January this year, CM Fadnavis had admitted that Mumbai has lost businesses and tech talent to cities such as Bengaluru and Hyderabad and developing Navi Mumbai and a “Third Mumbai” is key to offsetting high real estate costs and retaining talent. “We are developing 'Third Mumbai' between Navi Mumbai and Raigad districts, which will be three times bigger than Mumbai. This is a thematic city, which will host 60 percent of the data centre capacity,” the CM had added. Discover the latest Business News, Budget 2025 News, Sensex, and Nifty updates. Obtain Personal Finance insights, tax queries, and expert opinions on Moneycontrol or download the Moneycontrol App to stay updated! Sensex Today Delhi CM Rekha Gupta ITR Filing CP Radhakrishnan Parliament Session Live Mumbai Rains Pune Rains Paytm Share Price GST on Cars Online Gaming Bill Business Markets Stocks India News City News Economy Mutual Funds Personal Finance IPO News Startups Home Currencies Commodities Pre-Market IPO Global Market Bonds Home Loans up to 50 Lakhs Credit Cards Lifetime Free Finance TrackerNew Fixed Deposits Fixed Deposit Comparison Fixed Income Home MC 30 Top Ranked Funds ETFs Mutual Fund Screener Income Tax Calculator EMI Calculator Retirement Planning Gratuity Calculator Petrol Price in India Diesel Price in India Stock Markets News18 Firstpost CNBC TV18 News18 Hindi Cricketnext Overdrive About Us Contact Us Advisory Alert Advertise with Us SupportDisclaimer Privacy Policy Cookie Policy Terms &amp; Conditions Financial Terms (Glossary) Sitemap Investors Copyright © Network18 Media &amp; Investments Limited. All rights reserved. Reproduction of news articles, photos, videos or any other content in whole or in part in any form or medium without express written permission of moneycontrol.com is prohibited. You are already a Moneycontrol Pro user.</w:t>
       </w:r>
     </w:p>
     <w:p>
@@ -1811,7 +1811,7 @@
       </w:pPr>
       <w:r>
         <w:rPr/>
-        <w:t>Title: Cabinet reshuffle on the cards: Maharashtra CM meets Amit Shah, other top BJP leaders in Delhi</w:t>
+        <w:t>Title: 'No New Decision...': Fadnavis On Meat Ban Order By Mumbai Suburb Civic Body For Independence Day</w:t>
       </w:r>
     </w:p>
     <w:p>
@@ -1823,16 +1823,16 @@
         <w:t xml:space="preserve">URL: </w:t>
       </w:r>
       <w:r>
-        <w:t xml:space="preserve"> https://www.newindianexpress.com/nation/2025/Jul/25/cabinet-reshuffle-on-the-cards-maharashtra-cm-meets-amit-shah-other-top-bjp-leaders-in-delhi</w:t>
-      </w:r>
-    </w:p>
-    <w:p>
-      <w:pPr>
-        <w:pStyle w:val="Normal"/>
-      </w:pPr>
-      <w:r>
-        <w:rPr/>
-        <w:t>Content: MUMBAI: With a cabinet reshuffle on the cards, Maharashtra Chief Minister Devendra Fadnavis on Friday met Union Minister and senior BJP leader Amit Shah. The meeting between the two top BJP leaders, Maharashtra CM Devendra Fadnavis and Union Minister Amit Shah was held in Delhi and lasted for more than 20 minutes. Fadnavis also met BJP’s national president and Union Minister J.P. Nadda, Defence Minister Rajnath Singh, and senior leader Manohar Lal Khattar. While the details of the meeting were not officially disclosed, sources said that the discussion focused on removing ministers in the Mahayuti government whose performance over the past six months has been unsatisfactory. Additionally, ministers whose departments have been in the news for corruption may also be dropped. The leadership reportedly wants to send a strong message to ministers who frequently stir controversy. According to sources, eight ministers from the Mahayuti alliance are likely to be removed. These include, Shiv Sena minister Sanjay Shirsat, whose bedroom video featuring a bag full of cash went viral. Agriculture Minister and NCP MLA Manikrao Kokate, who was caught on video playing online Junglee Rummy during the monsoon session of the Maharashtra Assembly. He has also repeatedly courted controversy by calling his own government "beggars" Shiv Sena ministers Sanjay Rathod, Bharat Gogawale, and Yogesh Kadam, NCP Minister Narhari Zirwa and Water Resources Minister and BJP MLA Girish Mahajan There is also speculation that State Assembly Speaker Rahul Narvekar, who is reportedly interested in a ministerial role, may be inducted into the cabinet. In that case, BJP MLA Sudhir Mungantiwar may be appointed as the new Speaker. Responding to the speculation, Narvekar said he would wait for official confirmation and preferred not to comment on media reports. He added that he has performed satisfactorily as Speaker and is ready to take on a new role if the party decides. Sources stated, “CM Fadnavis and his team have been evaluating the performance of Mahayuti ministers over the last six months, along with the report cards of each department based on the 100-day action plan. The Chief Minister is keen to send a strong message that he will not tolerate inefficiency or misconduct. He expects seriousness and discipline from his ministers. Currently, the behavior of some ministers is tarnishing the image of the government and creating the impression that Mr. Fadnavis lacks control over his cabinet. A stern message is necessary ahead of the local body elections,” said a senior BJP leader, requesting anonymity. Meanwhile, regarding reports of NCP Minister Manikrao Kokate’s resignation, Deputy Chief Minister Ajit Pawar said that he would speak with Chief Minister Devendra Fadnavis and a decision would be taken accordingly. Follow The New Indian Express channel on WhatsApp Download the TNIE app to stay with us and follow the latest Copyright - newindianexpress.com 2024. All rights reserved.</w:t>
+        <w:t xml:space="preserve"> https://www.ndtvprofit.com/politics/no-new-decision-fadnavis-on-meat-ban-order-by-mumbai-suburb-civic-body-for-independence-day</w:t>
+      </w:r>
+    </w:p>
+    <w:p>
+      <w:pPr>
+        <w:pStyle w:val="Normal"/>
+      </w:pPr>
+      <w:r>
+        <w:rPr/>
+        <w:t>Content: Maharashtra Chief Minister Devendra Fadnavis commented on the Kalyan-Dombivli Municipal Corporation's (KDMC) order of banning meat on Aug. 15, that is Independence Day, and said that the decision has been in place for a long time, and is not a new decision that the government has taken. "This decision has been in place since 1988. We have not made any new decision. Even when Uddhav Thackeray was the Chief Minister, this decision existed, and it is still in place now. We have not taken any new decision," he said, while speaking to reporters. The statement comes after KDMC's order of shutting slaughter houses and banning chicken and mutton sales on Independence Day stirred a political storm in the state. A number of opposition leaders have, since its announcement, expressed their disagreement on the decision. Union Minister Ramdas Athawale told reporters: "I feel the decision taken by the municipal authorities regarding the sale of meat is not entirely correct. People have the right to choose what they eat. If any restriction is imposed for religious reasons, there should be no objection for those affected." "These are just unnecessary matters. The focus should be on what facilities the public is getting instead," Shiv Sena (UBT) MLA Aaditya Thackeray was quoted by news agency IANS as saying. Deputy Chief Minister Ajit Pawar also criticised the decision while emphasising on the freedom to choose what one wants to eat. NCP (SP) MLA Rohit Pawar echoed the Deputy CM's views and said, "The decision taken by Ajit Pawar or the statement he made is welcome. Our view is the same: there should be no discrimination regarding what people eat, everyone should be allowed to eat what they wish. The Constitution gives us the right to eat, speak, and protest. If anyone exercises power to restrict this, it goes against the Constitution."</w:t>
       </w:r>
     </w:p>
     <w:p>
@@ -1850,7 +1850,7 @@
       </w:pPr>
       <w:r>
         <w:rPr/>
-        <w:t>Title: What Is Hydro Ganja? Why The New Variety Of Marijuana Has Become A Challenge For Maharashtra</w:t>
+        <w:t>Title: Devendra Fadnavis &amp; Singapore Deputy Prime Minister Gan Kim Yong review container port project to be inaugurated in Maharashtra's Uran in 2025</w:t>
       </w:r>
     </w:p>
     <w:p>
@@ -1862,16 +1862,16 @@
         <w:t xml:space="preserve">URL: </w:t>
       </w:r>
       <w:r>
-        <w:t xml:space="preserve"> https://www.news18.com/explainers/what-is-hydro-ganja-why-the-new-variety-of-marijuana-has-become-a-challenge-for-maharashtra-ws-ekl-9425816.html</w:t>
-      </w:r>
-    </w:p>
-    <w:p>
-      <w:pPr>
-        <w:pStyle w:val="Normal"/>
-      </w:pPr>
-      <w:r>
-        <w:rPr/>
-        <w:t>Content: Maharashtra Chief Minister Devendra Fadnavis recently said that ‘hydro ganja’ or hydroponic ganja (marijuana) has emerged as a new challenge with drug syndicates finding newer ways to transport it across borders. Speaking in the legislative council, Fadnavis said that two Indonesian nationals were arrested with 21kg of hydroponic ganja valued at Rs 21.55 crore in Mumbai. The police have also got custody of Navin Chichkar, a Navi Mumbai resident from Malaysia who was a major supplier of hydro ganja to India from the US and Thailand. What is it? Why is it a challenge? Hydroponic ganja refers to cannabis plants grown without soil. This method gives growers precise control over the plant’s environment, which can result in quicker growth and higher yields. Hydroponics is a method of cultivation without soil, where plants are grown in a nutrient-rich water solution, often supported by an inert medium like coco coir, perlite, clay pellets, or rockwool It is mostly smuggled through the northeast and sold on the dark web. The CM said messages are exchanged on social media to sell the substance and to make payments. Dealers are also shipping it via courier services, and conceal it in cargo consignments coming in via the Jawaharlal Nehru Port Authority (JNPA) and ports in Gujarat. Even terminally ill cancer patients are being used as drug carriers, the CM said. Fadnavis said police have instructed all postal and courier companies to inspect consignments, to avoid being named as accused in case of a lapse. Task forces will monitor social media and the dark net. Canada United States (where cannabis is legal (recreational or medical) Uruguay Thailand South Africa Germany Swipe Left For Next Video Apart from India hydroponic ganja is illegal in Singapore, UAE, Indonesia, Japan, China and Russia. With Agency Inputs Latest Blogs</w:t>
+        <w:t xml:space="preserve"> https://www.indiablooms.com/finance/devendra-fadnavis-singapore-deputy-prime-minister-gan-kim-yong-review-container-port-project-to-be-inaugurated-in-maharashtras-uran-in-2025/details</w:t>
+      </w:r>
+    </w:p>
+    <w:p>
+      <w:pPr>
+        <w:pStyle w:val="Normal"/>
+      </w:pPr>
+      <w:r>
+        <w:rPr/>
+        <w:t>Content: New Delhi: India’s biggest container port, set to transform the country’s maritime trade network, will be jointly inaugurated later this year by Prime Minister Narendra Modi and his Singaporean counterpart Lawrence Wong, The Times of India reported. Review of Bharat Mumbai Container Terminal Phase 2 Maharashtra CM Devendra Fadnavis, Singapore’s Deputy Prime Minister Gan Kim Yong, and transport minister Jeffrey Siow reviewed the Bharat Mumbai Container Terminal (BMCT) Phase 2 at Uran. It was an absolute honour to welcome HE Gan Kim Yong, Deputy Prime Minister and Minister for Trade and Industry of Singapore and Mr Jeffrey Siow, Minister of Transport for Singapore at JNPA, Uran. Maharashtra and Singapore continues to strengthen cooperation to develop port… pic.twitter.com/8spXPfvVRE The Port of Singapore Authority (PSA International) has invested US $1.3 billion—the largest-ever investment by any country in such a facility—to develop the 4.8-million TEU terminal. The port also boasts the country’s longest wharf at 2,000 metres. Officials said the terminal will significantly boost India’s trade and maritime connectivity with other regions. Leaders from both countries also toured the port facilities. New data centre in Navi Mumbai Deputy PM Yong inaugurated CapitaLand Investment’s (CLI) new data centre in Navi Mumbai. CLI is investing US $453 million in the facility through its business trust, CapitaLand India Trust, an official said. A memorandum of understanding was signed between CLI and the Maharashtra government. Outlining CLI’s plans, Fadnavis said the company, which holds a major stake in Manipal Health Enterprises Private Ltd, will also build a multi-specialty hospital in Nagpur. MoU with Mapletree Investments A second MoU was inked between the Maharashtra government and Mapletree Investments Pte Ltd. The Singapore-based firm has committed foreign direct investment of Rs 300 crore in the state for developing industrial parks, logistics parks, and data centres. IBNS is not driven by any ism- not wokeism, not racism, not skewed secularism, not hyper right-wing or left liberal ideals, nor by any hardline religious beliefs or hyper nationalism. We want to serve you good old objective news, as they are. We do not judge or preach. We let people decide for themselves. We only try to present factual and well-sourced news.</w:t>
       </w:r>
     </w:p>
     <w:p>
@@ -1889,7 +1889,7 @@
       </w:pPr>
       <w:r>
         <w:rPr/>
-        <w:t>Title: Working on plan to make Maharashtra's health care system best in country in 4 years: CM Fadnavis</w:t>
+        <w:t>Title: IBM Partners with Maharashtra Govt for Quantum Development</w:t>
       </w:r>
     </w:p>
     <w:p>
@@ -1901,16 +1901,16 @@
         <w:t xml:space="preserve">URL: </w:t>
       </w:r>
       <w:r>
-        <w:t xml:space="preserve"> https://m.economictimes.com/news/india/working-on-plan-to-make-maharashtras-health-care-system-best-in-country-in-4-years-cm-fadnavis/articleshow/122934754.cms</w:t>
-      </w:r>
-    </w:p>
-    <w:p>
-      <w:pPr>
-        <w:pStyle w:val="Normal"/>
-      </w:pPr>
-      <w:r>
-        <w:rPr/>
-        <w:t>Content: Maharashtra government plans to establish the best health services in the country. Chief Minister Devendra Fadnavis says primary facilities will be available within a 3-kilometre radius. The government will focus on affordable and subsidised care. Union Minister Nitin Gadkari says his mother taught him to serve the poor. The Late Bhanutai Gadkari Memorial Diagnostic Centre will provide affordable services. Maharashtra CM Devendra Fadnavis (Catch all the Business News, Breaking News, Budget 2025 Events and Latest News Updates on The Economic Times.) Subscribe to The Economic Times Prime and read the ET ePaper online. (Catch all the Business News, Breaking News, Budget 2025 Events and Latest News Updates on The Economic Times.) Subscribe to The Economic Times Prime and read the ET ePaper online. From near bankruptcy to blockbuster drug: How Khorakiwala turned around Wockhardt Can Chyawanprash save Dabur in the age of Shark-Tank startups? Why Air India could loom large on its biggest rival IndiGo’s Q1 results Apple has a new Indian-American COO. What it needs might be a new CEO. How India’s oil arbitrage has hit the European sanctions wall Central banks' existential crisis — between alchemy and algorithm Mansa devi temple stampede: 6 dead, victims recount horror PM Modi in Tiruchirappalli, holds massive roadshow Indian Army showcases next-gen warfare technologies Trump, EU chief to meet on July 27 for trade deal Israel claims to have killed top Hezbollah commander Thailand thanks Trump, agrees 'in principle' to ceasefire Trump unfreezes over $6B in education funding House panel votes to subpoena DOJ for Epstein files PM Modi launch Rs 4,800 cr projects in TN Protests erupt during Trump's UK visit Mansa devi temple stampede: 6 dead, victims recount horror PM Modi in Tiruchirappalli, holds massive roadshow Indian Army showcases next-gen warfare technologies Trump, EU chief to meet on July 27 for trade deal Israel claims to have killed top Hezbollah commander Thailand thanks Trump, agrees 'in principle' to ceasefire Trump unfreezes over $6B in education funding House panel votes to subpoena DOJ for Epstein files PM Modi launch Rs 4,800 cr projects in TN Protests erupt during Trump's UK visit Hot on Web In Case you missed it Top Searched Companies Top Calculators Top Prime Articles Top Slideshow Top Commodities Private Companies Top Story Listing Top Definitions Most Searched IFSC Codes Latest News Follow us on: Find this comment offensive? Choose your reason below and click on the Report button. This will alert our moderators to take action Reason for reporting: Your Reason has been Reported to the admin. Log In/Connect with: Will be displayed Will not be displayed Will be displayed Stories you might be interested in</w:t>
+        <w:t xml:space="preserve"> https://smestreet.in/technology/ibm-partners-with-maharashtra-govt-for-quantum-development-9662417</w:t>
+      </w:r>
+    </w:p>
+    <w:p>
+      <w:pPr>
+        <w:pStyle w:val="Normal"/>
+      </w:pPr>
+      <w:r>
+        <w:rPr/>
+        <w:t>Content: 0 By clicking the button, I accept the Terms of Use of the service and its Privacy Policy, as well as consent to the processing of personal data. Don’t have an account? Signup Powered by : Follow Us IBM has announced the opening of the company’s new IBM India Client Experience Center in Mumbai. As part of the facility’s mission to support Indian enterprises’ use of AI, hybrid cloud, and quantum computing, the company has signed a Letter of Intent (LOI) with the Government of Maharashtra to identify opportunities of support for the state’s quantum initiatives. The LOI outlines areas of exploration that may include providing insight, knowledge, and expertise the state may use to help craft its own quantum initiative, and contributing to the development of the state’s quantum ecosystem through workshops and other skills development efforts. Inaugurating the center, Shri Devendra Fadnavis, Hon’ble Chief Minister of Maharashtra said, “With AI, quantum computing, and semiconductors, we are building a Viksit Maharashtra and Viksit Bharat. These technologies can accelerate sustainability and efficiency across sectors, creating new opportunities for growth and progress. Through our collaboration with IBM, we will harness quantum innovation to transform lives, while building a skilled talent pool to democratize its benefits and make them accessible to every citizen of the state.” Hans Dekkers, General Manager, IBM Asia Pacific said, “IBM India Client Experience Centre reinforces our commitment in helping advance India’s journey in AI, hybrid cloud, and quantum computing. Our interest in helping the Government of Maharashtra build their own vibrant quantum ecosystem exemplifies our commitment.” “IBM welcomes the opportunity to engage with the Government of Maharashtra on advancing quantum computing skills in the state, in alignment with the country’s National Quantum Mission, and vision of Viksit Bharat,” said Sandip Patel, Managing Director, IBM India and South Asia. The IBM India Experience Centre will be located in IBM India’s new offices in Mumbai, and will serve as a dynamic space where IBM experts, clients, and partners will collaborate to co-create solutions tailored to India’s unique business challenges. It will also offer immersive experiences across IBM’s full portfolio such as AI, including the watsonx platform, data and automation, cybersecurity, hybrid cloud, and consulting-led transformation. Subscribe to our Newsletter! Share this article If you liked this article share it with your friends.they will thank you later</w:t>
       </w:r>
     </w:p>
     <w:p>
@@ -1928,7 +1928,7 @@
       </w:pPr>
       <w:r>
         <w:rPr/>
-        <w:t>Title: Fadnavis Launches India’s First AI-Powered Anganwadi In Maharashtra's Nagpur, Here's What It Offers To Toddlers</w:t>
+        <w:t>Title: ‘Observe precaution’: Maharashtra CM warns about severe weather conditions in State</w:t>
       </w:r>
     </w:p>
     <w:p>
@@ -1940,16 +1940,16 @@
         <w:t xml:space="preserve">URL: </w:t>
       </w:r>
       <w:r>
-        <w:t xml:space="preserve"> https://swarajyamag.com/news-brief/fadnavis-launches-indias-first-ai-powered-anganwadi-in-maharashtras-nagpur-heres-what-it-offers-to-toddlers</w:t>
-      </w:r>
-    </w:p>
-    <w:p>
-      <w:pPr>
-        <w:pStyle w:val="Normal"/>
-      </w:pPr>
-      <w:r>
-        <w:rPr/>
-        <w:t>Content: News Brief Arzoo Yadav Jul 28, 2025, 11:05 AM | Updated 11:05 AM IST Save &amp; read from anywhere! Bookmark stories for easy access on any device or the Swarajya app. India’s early childhood education just got a futuristic upgrade with the launch of its first Artificial Intelligence-powered Anganwadi under Mission Bal Bharari, reported The Times of India. Set up in Waddhamna, Hingna taluka of Nagpur district, the pilot centre integrates cutting-edge technologies like AI smart dashboards, Virtual Reality (VR) headsets, and interactive digital learning tools—resources rare even in premium private kindergartens. Children here now learn poems, songs, and curriculum content through immersive and engaging experiences. “These facilities – rare even in premium private kindergartens – will be used to teach poems, songs, and curriculum in a highly engaging and innovative manner,” said a senior official. Chief Minister Devendra Fadnavis launched the initiative at Metro Bhavan, joined by Union Minister Nitin Gadkari and other dignitaries. The real transformation, however, lies in how this Anganwadi bridges rural-urban educational gaps. “This is an emotional resolution to ensure every child learns with joy, curiosity, and confidence,” said Zilla Parishad CEO Vinayak Mahamuni. Anganwadi workers have been trained to operate the smart systems, ensuring smooth implementation. “Through Mission Bal Bharari, we are committed to giving kids from rural backgrounds same trust, exposure, and facilities that children in metropolitan cities receive at home or in private kindergartens,” Fadnavis added. With plans to launch 40 more AI Anganwadis across the district, this model aims to redefine foundational learning through technology, equity, and innovation. Also Read: India's Rising Stature Would Lead To Increasing National Security Challenges In Future: Shah Join our WhatsApp channel - no spam, only sharp analysis Comments ↓ About Swarajya Shaping the modern Indian's worldview, speaking on behalf of those invested in the cultural and economic prosperity of India. Published since 1956. Swarajya is a publication by Kovai Media Private Limited. Useful Links Useful Links Participate Stay Connected</w:t>
+        <w:t xml:space="preserve"> https://www.thehindubusinessline.com/news/observe-precaution-maharashtra-cm-warns-about-severe-weather-conditions-in-state/article69950172.ece</w:t>
+      </w:r>
+    </w:p>
+    <w:p>
+      <w:pPr>
+        <w:pStyle w:val="Normal"/>
+      </w:pPr>
+      <w:r>
+        <w:rPr/>
+        <w:t>Content: + 141.88 + 32.20 -45.00 + 21.00 -367.00 + 141.88 + 32.20 + 32.20 -45.00 -45.00 + 21.00 Get businessline apps on Connect with us TO ENJOY ADDITIONAL BENEFITS Connect With Us Get BusinessLine apps on Maharashtra Chief Minister Devendra Fadnavis | Photo Credit: EMMANUAL YOGINI Maharashtra Chief Minister Devendra Fadnavis on Monday issued a warning about the severe weather conditions in the State, particularly in Mumbai, due to heavy rainfall. Mumbai received 177 mm of rainfall in just 6-8 hours, prompting the CM to advise citizens to take precautions as more showers are expected along with high tides. A red alert has been issued for Mumbai, Thane and Raigad, with the IMD forecasting extremely heavy rainfall in these areas. "In the last 2 days, Maharashtra has received widespread rainfall. Red Alert and Orange Alert have been issued for several districts. Even for the next three days, until 21st August, half of the districts in Maharashtra have either Red Alert or Orange Alert. We discussed the precautions that need to be taken due to this," Fadnavis said. Fourteen places in Mumbai were waterlogged due to the recent rain, but traffic is moving at 12 locations. Local train services are delayed, but metro services remain unaffected. Schools and colleges in Mumbai have been closed due to the heavy rain, with a decision on Tuesday's classes to be taken later. The Chief Minister added that the state control room has already sent alerts to district centres, and relief measures are underway. "Our Control Room has sent an alert to the Centres in the districts. We are making every effort to provide relief wherever there is any damage. Efforts to further mitigate disasters that can occur in the days to come are being made," Maharashtra CM said. The Maharashtra government is working closely with neighbouring states to monitor the situation and prevent any flood-like situation, especially in Konkan, which has received heavy rainfall. The state government has also requested the Karnataka government to release water from the Almatti Dam to manage the situation. "Talks are being held with neighbouring states, be it Telangana or Karnataka, regarding the proper maintenance of discharge or water from there. Arrangements have been made to prevent a flood-like situation, especially in Konkan, which has received heavy rainfall...Farmers had cultivated crops on about 4 lakh hectares of land. They have suffered loss. It will be assessed and aid will be provided," the CM added. In Nanded's Mukhed area, 206 people were rescued after a cloudburst, and teams of NDRF and the military are working to rescue more people. Fadnavis said, "In Mukramabad, Nanded, there was 206 mm rainfall yesterday. A cloudburst occurred yesterday. People were stuck there. Two hundred six people have been rescued, and more are being rescued. Teams of NDRF and the military are there. Similarly, in Mumbai, there has been widespread rainfall. In the last 8 hours, Mumbai has received 177 mm of rainfall. In the next 8-10 hours, a Red Alert has been issued in Mumbai. So, schools have been closed after noon...People have been told to step out only if it is needed," he said. Citizens were advised to avoid stepping out unless necessary, and offices have been told to let employees leave by 4 pm ahead of the expected high tide. The CM further warned that the next few days could see more disruptions. "There is going to be rainfall in Mumbai for the next 2-3 days. There is going to be a high tide as well. So, people should observe precautions. 14 places were waterlogged due to the recent rain. But traffic is moving at 12 locations. Mumbai's train system is delayed but has not come to a halt..." Published on August 19, 2025 Copyright© 2025, THG PUBLISHING PVT LTD. or its affiliated companies. All rights reserved. BACK TO TOP Comments have to be in English, and in full sentences. They cannot be abusive or personal. Please abide by our community guidelines for posting your comments. We have migrated to a new commenting platform. If you are already a registered user of TheHindu Businessline and logged in, you may continue to engage with our articles. If you do not have an account please register and login to post comments. Users can access their older comments by logging into their accounts on Vuukle. Terms &amp; conditions | Institutional Subscriber</w:t>
       </w:r>
     </w:p>
     <w:p>
@@ -1967,7 +1967,7 @@
       </w:pPr>
       <w:r>
         <w:rPr/>
-        <w:t>Title: Maharashtra Agriculture Minister sparks row by calling state government beggar</w:t>
+        <w:t>Title: ‘SC, Not Govt, Sent Mahadevi To Rescue Centre’: CM Fadnavis On Elephant Madhuri | News18 Townhall</w:t>
       </w:r>
     </w:p>
     <w:p>
@@ -1979,16 +1979,16 @@
         <w:t xml:space="preserve">URL: </w:t>
       </w:r>
       <w:r>
-        <w:t xml:space="preserve"> https://www.newindianexpress.com/nation/2025/Jul/22/maharashtra-agriculture-minister-sparks-row-by-calling-state-government-beggar</w:t>
-      </w:r>
-    </w:p>
-    <w:p>
-      <w:pPr>
-        <w:pStyle w:val="Normal"/>
-      </w:pPr>
-      <w:r>
-        <w:rPr/>
-        <w:t>Content: MUMBAI: Maharashtra Agriculture Minister Manikrao Kokate stirred controversy by referring to the Mahayuti-led state government as a "beggar." While speaking about crop loan insurance, Kokate remarked that the state government charges only one rupee from farmers. “The reality is that even a beggar does not accept one rupee as alms, but the state government is collecting it from farmers. This shows who is truly rich and who is the beggar,” Kokate said. Later, he clarified that his statement was misinterpreted and blown out of proportion to target him politically. Responding to the controversy, Maharashtra Chief Minister Devendra Fadnavis said he had not seen Kokate’s statement directly but asserted that calling one’s own government a beggar is inappropriate. “The financial condition of Maharashtra is very good. It is one of the most progressive and developed states. We are the only state to increase investment in the agriculture sector. We have committed Rs 5,000 crore annually, a total of Rs 25,000 crore over the next five years. Moreover, Maharashtra has managed to keep its debt within permissible limits. Our fiscal deficit is only 3%, whereas other states have a deficit of 4–5%. There is no cause for concern about the state's financial status,” Fadnavis said. Commenting on the video showing him allegedly playing online Junglee Rummy during an Assembly session, which sparked demands for his resignation from the opposition, Kokate said he has been a member of the Legislative Assembly for the past 25 years and is well aware of the House's rules and procedures. He claimed the video was misleading and that the game screen appeared while he was trying to check the news. “If I am found guilty, I am ready to resign before the winter session of the Assembly. Let there be a fair investigation, the truth will come out. The opposition has no real issues, so they are blowing small matters out of proportion,” Kokate said. NCP (SP) leader Rohit Pawar shared the video online and questioned Kokate’s explanation, saying, “The clip is 45 seconds long. Who takes so much time to skip an advertisement ,even if we assume it was just an ad?” In response, Kokate said, “I am not very familiar with mobile phones and their functions, so it took me 45 seconds to skip the Junglee Rummy advertisement. I am not as clever as Rohit Pawar; that’s why it took me longer.” Follow The New Indian Express channel on WhatsApp Download the TNIE app to stay with us and follow the latest Copyright - newindianexpress.com 2024. All rights reserved.</w:t>
+        <w:t xml:space="preserve"> https://www.news18.com/india/sc-not-govt-sent-mahadevi-to-rescue-centre-cm-fadnavis-on-elephant-madhuri-news18-townhall-ws-kl-9503856.html</w:t>
+      </w:r>
+    </w:p>
+    <w:p>
+      <w:pPr>
+        <w:pStyle w:val="Normal"/>
+      </w:pPr>
+      <w:r>
+        <w:rPr/>
+        <w:t>Content: Chief Minister Devendra Fadnavis on Wednesday said that the Maharashtra government played no role in sending Elephant Mahadevi (also known as Madhuri) to the rescue centre and that it was the Supreme Court’s decision. Speaking at CNN-News18’s Townhall, Fadnavis said that after a huge uproar, the government stepped in with a solution. “After a huge uproar among people, we decided to step in with a solution to develop an ecosystem, which is a rescue centre (similar to the rescue centre where she currently resides) near the math". The 36-year-old female elephant was being kept by a Jain monastery in Nandani, Kolhapur, for over three decades. Authorities and animal welfare groups raised serious concerns over her well-being. Veterinarians reported conditions such as arthritis, foot rot and psychological distress. In response, PETA India filed a petition. A High-Powered Committee (HPC) appointed by the environment ministry backed the plea and the Bombay High Court in July 2025 ruled that Mahadevi should be relocated to a proper sanctuary for rehabilitation. The Supreme Court upheld the High Court’s decision by the end of July. She was relocated to Vantara’s Radhe Krishna Temple Elephant Welfare Trust in Jamnagar, Gujarat. In an update shared on August 4, Vantara said an initial examination revealed chronic foot problems, including overgrown toenails, cuticle damage, laminitis, an old toenail abscess in the right hind foot and swelling in both knees. X-rays showed fractures and arthritis in her front feet. Swipe Left For Next Video As protests continued, Vantara clarified that it did not initiate or request the relocation of the elephant. It also offered to establish a satellite rehabilitation centre for Madhuri in the Nandani area of Kolhapur. Vantara will also extend full support to any application filed by the Jain Math and the Government of Maharashtra before the Court requesting Madhuri’s return to Kolhapur, it said in statement. “Vantara acknowledges the deep religious and cultural significance that Madhuri holds for the Jain Math and the people of Kolhapur. For decades, she has been an integral part of deep-rooted spiritual practices and community life. We recognise and respect the sentiments of the devotees, the leadership of the Jain Math, and the wider community who have expressed their concerns and attachment to Madhuri’s presence in Kolhapur," it read. Vantara said the proposed facility will be developed in accordance to the established animal welfare guidelines, after consultation with experts from the High-Powered Committee and consensus of the math, while aligned to international best practices in elephant care. Latest Blogs</w:t>
       </w:r>
     </w:p>
     <w:p>
@@ -2006,7 +2006,7 @@
       </w:pPr>
       <w:r>
         <w:rPr/>
-        <w:t>Title: Fadnavis Calls for Solar Push in Maharashtra’s Textile Sector to Address Power Woes</w:t>
+        <w:t>Title: CREDAI-MCHI appoints Mr. Sukhraj Nahar as 18th President in the Change of Guard Ceremony graced by Maharashtra CM Devendra Fadnavis</w:t>
       </w:r>
     </w:p>
     <w:p>
@@ -2018,16 +2018,16 @@
         <w:t xml:space="preserve">URL: </w:t>
       </w:r>
       <w:r>
-        <w:t xml:space="preserve"> https://www.saurenergy.com/solar-energy-news/fadnavis-calls-for-solar-push-in-maharashtras-textile-sector-to-address-power-woes-9585543</w:t>
-      </w:r>
-    </w:p>
-    <w:p>
-      <w:pPr>
-        <w:pStyle w:val="Normal"/>
-      </w:pPr>
-      <w:r>
-        <w:rPr/>
-        <w:t>Content: 0 By clicking the button, I accept the Terms of Use of the service and its Privacy Policy, as well as consent to the processing of personal data. Don’t have an account? Signup Powered by : Maharashtra Chief Minister Devendra Fadnavis has called for the integration of solar energy into the state’s textile sector to tackle persistent power supply issues faced by textile mills. In a recent review meeting with the textiles department, Fadnavis directed the formation of a joint committee comprising officials from the textiles and energy departments to explore the use of renewable energy within the sector. Fadnavis stressed the importance of modernising cooperative spinning mills and tapping into solar power as a long-term solution. “The textile sector is highly dependent on electricity. By adopting rooftop solar panels and installing solar farms on mill premises, units can significantly reduce their reliance on conventional power sources,” he said. Textile production processes — spinning, dyeing, and finishing — are energy-intensive and often suffer disruptions due to erratic power supply. The use of solar energy is expected to bring stability and cost savings for spinning mills, which form the backbone of Maharashtra’s textile industry. The review meeting was attended by Textiles Minister Sanjay Savkare, Legislative Council member Amrish Patel, and senior officials from relevant departments. The Chief Minister also instructed the concerned departments to establish uniform guidelines for financial support to new cooperative spinning mills under the Social Justice, Tribal Development, and OBC Welfare departments. “Each department should make additional financial provisions for the spinning mills under their jurisdiction,” he directed. Fadnavis called for amendments to the Integrated and Sustainable Textile Policy 2023–28 to include provisions for debt recovery from cooperative spinning mills and power loom institutions. He also emphasised the urgent need to register all power looms operating across the state. During the meeting, the Chief Minister also reviewed proposals to streamline administrative operations in the textile sector. This includes the creation of a Maharashtra State Textiles Development Corporation and the merger of the Textiles Commissionerate with the Silk Directorate. He approved the revision of the cooperative spinning mill project costs from INR 80.9 crore to INR 118 crore, highlighting the need for realistic cost estimates in today’s market conditions. Fadnavis further supported the permanent acquisition of Red Cross Society land in Satara for use by the silk department. Efforts to obtain a no-objection certificate (NOC) from the Maharashtra State Khadi Village Industries Board for renovation work on a building used by the Silk Directorate in Pune were also discussed. The Chief Minister directed that the required permissions and upgrades be completed without delay. We are India's leading B2B media house, reporting full-time on solar energy, wind, battery storage, solar inverters, and electric vehicle (EV) chargin Subscribe to our Newsletter! Quick Links © 2025 Saur Energy. All Rights Reserved.</w:t>
+        <w:t xml:space="preserve"> https://www.sangritoday.com/spotlight/credai-mchi-appoints-mr-sukhraj-nahar-as-18th-president-in-the-change-of-guard-ceremony-graced-by-maharashtra-cm-devendra-fadnavis</w:t>
+      </w:r>
+    </w:p>
+    <w:p>
+      <w:pPr>
+        <w:pStyle w:val="Normal"/>
+      </w:pPr>
+      <w:r>
+        <w:rPr/>
+        <w:t>Content: PNN Aug 19, 2025 0 PNN Aug 16, 2025 0 PNN Aug 15, 2025 0 PNN Aug 15, 2025 0 PNN Aug 15, 2025 0 PNN Aug 8, 2025 0 Sangri Today Jul 26, 2025 0 Sangri Today Jul 17, 2025 0 PNN Jun 4, 2025 0 Mamta Choudhary Jun 4, 2025 0 PNN Aug 20, 2025 0 PNN Aug 20, 2025 0 PNN Aug 20, 2025 0 PNN Aug 20, 2025 0 Sangri Today Jul 29, 2025 0 Sangri Today Jul 19, 2025 0 PNN Jan 28, 2025 0 PNN Jan 15, 2025 0 NewsVoir Jul 26, 2025 0 NewsVoir Jul 22, 2025 0 NewsVoir Jul 21, 2025 0 NewsVoir Jul 9, 2025 0 PNN Aug 20, 2025 0 NewsVoir Aug 18, 2025 0 NewsVoir Aug 8, 2025 0 NewsVoir Aug 8, 2025 0 News Reach Jun 10, 2025 0 News Reach May 31, 2025 0 News Reach Oct 19, 2024 0 News Reach Sep 9, 2024 0 News Reach Aug 18, 2025 0 News Reach Jun 28, 2025 0 News Reach Apr 5, 2025 0 PNN Mar 24, 2025 0 PNN Aug 19, 2025 0 News Reach Aug 14, 2025 0 PNN Aug 13, 2025 0 PNN Aug 12, 2025 0 News Reach Aug 19, 2025 0 News Reach Aug 18, 2025 0 Sangri Today Aug 15, 2025 0 PNN Aug 14, 2025 0 PNN May 8, 2025 0 Sangri Today Mar 5, 2025 0 PNN Feb 28, 2025 0 Sangri Today Feb 20, 2025 0 News Reach Aug 18, 2025 0 Sangri Today Aug 15, 2025 0 News Reach Aug 14, 2025 0 News Reach Aug 5, 2025 0 News Reach Jul 28, 2025 0 Sangri Today May 7, 2025 0 News Reach Mar 15, 2025 0 Sangri Today Jan 13, 2025 0 News Reach Jul 30, 2025 0 Mamta Choudhary Jul 7, 2025 0 Sangri Today Jun 24, 2025 0 PNN Jun 12, 2025 0 PNN Aug 20, 2025 0 PNN Aug 20, 2025 0 PNN Aug 20, 2025 0 News Reach Aug 20, 2025 0 News Reach Aug 19, 2025 0 NewsVoir Aug 11, 2025 0 NewsVoir Aug 2, 2025 0 NewsVoir Jul 31, 2025 0 NewsVoir Aug 18, 2025 0 NewsVoir Aug 14, 2025 0 NewsVoir Aug 14, 2025 0 NewsVoir Aug 13, 2025 0 Sangri Today May 26, 2023 1 NewsVoir Mar 2, 2023 1 Sangri Today Jan 2, 2023 1 Sangri Today Jun 4, 2022 0 News Reach Aug 18, 2025 0 Sangri Today Aug 11, 2025 0 Mamta Choudhary Aug 5, 2025 0 Sangri Today Aug 2, 2025 0 Sangri Today Aug 20, 2025 0 NewsVoir Aug 12, 2025 0 NewsVoir Aug 9, 2025 0 NewsVoir Aug 8, 2025 0 NewsVoir Jun 2, 2025 0 News Reach Jun 2, 2025 0 News Reach Apr 16, 2025 0 News Reach Mar 4, 2025 0 NewsVoir Jun 2, 2025 0 News Reach Jan 17, 2025 0 NewsVoir Oct 11, 2024 0 NewsVoir Oct 5, 2024 0 NewsVoir May 26, 2023 1 NewsVoir Feb 22, 2023 0 NewsVoir Feb 22, 2023 1 NewsVoir Nov 26, 2022 2 PNN Aug 6, 2025 0 PNN Aug 1, 2025 0 News Reach Jul 31, 2025 0 PNN Jul 28, 2025 0 News Reach Jul 28, 2025 0 NewsVoir Aug 20, 2025 0 NewsVoir Aug 19, 2025 0 NewsVoir Aug 19, 2025 0 News Reach Aug 19, 2025 0 PNN Aug 18, 2025 0 Mumbai, August 18, 2025 : In a landmark development for Mumbai’s real estate sector, CREDAI-MCHI, the apex body representing real estate developers in the Mumbai Metropolitan Region (MMR), has announced the appointment of Mr. Sukhraj Nahar, Chairman of Nahar Group, as its 18th President for the 2025–2027 term in a grand Change of Guard ceremony held at Jio World Centre. The event was graced by the Hon’ble Chief Minister of Maharashtra, Shri Devendra Fadnavis, along with distinguished past presidents, the new management committee and various members of the association. Mr. Nahar succeeds Mr. Domnic Romell who has served the association with distinction over the past two years. This change of guard marks not only a leadership transition but also the beginning of a transformational phase for the real estate ecosystem in the Mumbai Metropolitan Region (MMR). CREDAI-MCHI also announced the new management committee comprising of Mr. Bandish Ajmera – President Elect, Mr. Rushi Mehta - Secretary, and Mr. Nikunj Sanghavi – Treasurer. The ceremony marked not only a leadership transition but also the formal pledge to drive the organisation’s new strategic framework. CREDAI-MCHI is setting its sights on Mission CARES, a comprehensive blueprint to bring Compassion, Affordability, Reforestation, Empowerment, and Skilling to the forefront of urban development. Shri. Devendra Fadnavis, Hon. Chief Minister of Maharashtra said, “CREDAI-MCHI family has been an indispensable partner in shaping Mumbai’s real estate future. Together, we pioneered the country’s most successful RERA implementation, streamlined ease of doing business, and co-created the Mumbai Development Plan with unprecedented industry-government collaboration. Today, Mumbai stands at the cusp of a massive transformation — from Asia’s largest urban renewal at BDD Chawls to slum-free, technology-driven redevelopment, and the creation of the Third and Fourth Mumbai as new economic growth engines. With world-class infrastructure, high-speed connectivity, an upcoming Innovation City that can rival global hubs, and the potential to build cities even better than Dubai, we have a once-in-a-generation opportunity. Over the next 10 years, we can transform Mumbai and the MMR into a global benchmark for urban living. The government is fully committed to working hand-in-hand with the real estate sector to make this vision a reality.” Speaking on his vision for 2025 - 2027, Mr. Sukhraj Nahar, President of CREDAI-MCHI stated, “Our sector has always built Mumbai's skyline. Now, we must also build its soul. Mission CARES is our declaration to the government, home buyers, and our own conscience—that we will develop with empathy, digitise with purpose, green our cities with urgency, and ensure every home is accessible and dignified. This is a pivotal moment to move beyond rhetoric and deliver real, measurable impact.” Mr. Rushi Mehta, Secretary, CREDAI-MCHI emphasized, “The real estate sector touches lives in every square foot it creates. We are not just asking the government to act—we are showing them that the industry is ready to co-create better policies, embrace tech, and uplift every worker, homebuyer, and citizen. Mission CARES represents CREDAI-MCHI’s renewed commitment to building with compassion, ensuring access for all, restoring green spaces, driving economic growth through innovation, and skilling the workforce that shapes the region’s skylines. The five pillars will guide all member initiatives over the next two years.” Mr. Domnic Romell, Immediate Past President, CREDAI-MCHI extended his full support to the new leadership. He said, “Over the last two years, we’ve set the stage for deeper collaboration between government bodies, developers, and civil society. I am confident that under Mr. Nahar’s leadership, CREDAI-MCHI will now scale new heights—not just in construction, but in conscience as well.” While handing over the baton to the incoming President, Mr. Romell further elaborated, "Our tenure was about turning challenges into opportunities and building a more transparent, inclusive ecosystem. Mission CARES is the natural evolution of that journey — a moral compass for the next era of real estate, ensuring that growth and responsibility go hand in hand.” Mr. Dhaval Ajmera, Outgoing Secretary, CREDAI-MCHI, stated, “We have always been builders; now we choose to be healers too. Mission CARES is not just a vision — it is a call to action for governments, civil society, and every stakeholder in the urban ecosystem to create a future where development is measured by the dignity, equity, and sustainability it brings. Real change in our sector comes from consistent, well-calibrated policy interventions. Mission CARES strengthens our resolve to embed inclusion, green growth, and technology adoption into the governance framework, ensuring that ambition transforms into action.” Mumbai’s developers currently pay an average of ₹54,221 per square meter as approval costs, among the highest in the country. Premiums, duties, and levies often constitute 35–40% of the total project cost, placing a significant financial burden on homebuyers and delaying project timelines. “Compliance costs are one of the biggest roadblocks to affordable housing,” noted Mr. Keval Valambhia, Chief Operating Officer, CREDAI-MCHI. He added, “At CREDAI-MCHI, we are pushing for single-window clearances, rationalized premiums, and tech-led approvals. Prop Tech will enable AI-driven project tracking and blockchain-backed compliance, making the process faster and more transparent. The shift from paperwork to real-time systems is critical. Every rupee saved in friction is a rupee that builds scale, trust, and better homes. Because at the end, building better homes is about building a stronger India together.” The CARES framework commits the organisation to 5 pillars: Compassion through CSR and social welfare for construction workers, women, children, and underserved communities. Affordability in Housing through policy reforms and innovative development models. Reforestation &amp; Urban Greening to offset the carbon impact of construction and improve city liveability. Empowerment through PropTech to drive transparency, digital transformation, and economic growth. Skilling of 10,000+ workers annually to power India’s infrastructure boom with capable hands and secure livelihoods. The new leadership has outlined an ambitious but pragmatic roadmap for the next 24 months: Establishment of a PropTech Lab to accelerate innovation adoption. Creation of an Affordable Housing Innovation Cell (AHIC). Launch of mobile Skilling Labs across the MMR region. Dialogue with the state to rationalize development premiums and stamp duties. Integration of green scorecards in every member project. Under its CSR vision, CREDAI-MCHI has committed to organising 100+ free health camps annually, supporting over 1,000 students with scholarships (especially girls), operating 25 daycare centres for construction workers’ families, maintaining zero child labour across all member sites, and mobilising ₹10 crore+ for disaster relief and social programmes. The affordable housing mandate aims to promote 10,000+ affordable units through member projects by 2026, publish a policy white paper on regulatory reforms for faster approvals, create an Affordable Housing Innovation Cell, and conduct three regional workshops with urban bodies on rental and worker housing. The focus is on ensuring affordability without compromising on quality, sustainability, or access to civic amenities. In line with its environmental commitments, the reforestation agenda targets the planting of 1 million trees across 50+ urban locations by 2026, integrating minimum green buffers in all new member projects, and creating five model biodiversity parks in partnership with local authorities. The economic growth and innovation pillar will see 70% of member developers adopt at least one PropTech solution, 20+ startups onboarded to the new PropTech Lab, and the listing of 10+ REIT-ready assets. On skilling, CREDAI-MCHI will train 10,000+ construction workers annually, issue 2,500+ Green Job Cards, and deploy three mobile skilling labs across the Mumbai Metropolitan Region to deliver on-site training in green construction, safety, and emerging technologies. With over 2,200 member developers, CREDAI-MCHI’s Change of Guard 2025–2027 marks the beginning of a decisive chapter — one where the industry pledges to build not only for today’s cities but for tomorrow’s generations, guided by measurable goals that blend economic growth, environmental stewardship, and social equity. ABOUT CREDAI-MCHI CREDAI-MCHI is the apex body of real estate developers in the Mumbai Metropolitan Region. (MMR). With an impressive membership of over 2200+ leading developers in MMR, CREDAI-MCHI has extended its reach throughout the region, establishing units in various locations such as Thane, Kalyan-Dombivli, Mira-Virar, Raigad, Navi Mumbai, Palghar-Boisar, Bhiwandi, Uran-Dronagiri, Shahapur-Murbad, and most recently in Alibaug, Karjat-Khalapur-Khopoli, and Pen. Being the only Government-recognised body for private sector developers in MMR, CREDAI-MCHI is dedicated to promoting the industry’s organisation and progress. The association is committed to driving policy reform, housing innovation, and sustainable development in partnership with the government and urban stakeholders. As a part of CREDAI National, an apex body of 13000 developers across the nation, CREDAI-MCHI has emerged as a preferred platform for regional discussions on housing and habitat by establishing close and strong ties with the government. It is committed to breaking barriers to create a strong, organised, and progressive real estate sector in the MMR.The vision of CREDAI-MCHI is to empower the Real Estate fraternity of the Mumbai Metropolitan Region as it preserves, protects, and advances the right to housing for all. To continue being a trusted ally, guiding their members, supporting the Government on policy advocacy, and assisting those they serve through the ever-evolving real estate fraternity. Mr. Nahar succeeds Mr. Domnic Romell who has served the association with distinction over the past two years. This change of guard marks not only a leadership transition but also the beginning of a transformational phase for the real estate ecosystem in the Mumbai Metropolitan Region (MMR). CREDAI-MCHI also announced the new management committee comprising of Mr. Bandish Ajmera – President Elect, Mr. Rushi Mehta - Secretary, and Mr. Nikunj Sanghavi – Treasurer. The ceremony marked not only a leadership transition but also the formal pledge to drive the organisation’s new strategic framework. CREDAI-MCHI is setting its sights on Mission CARES, a comprehensive blueprint to bring Compassion, Affordability, Reforestation, Empowerment, and Skilling to the forefront of urban development. Shri. Devendra Fadnavis, Hon. Chief Minister of Maharashtra said, “CREDAI-MCHI family has been an indispensable partner in shaping Mumbai’s real estate future. Together, we pioneered the country’s most successful RERA implementation, streamlined ease of doing business, and co-created the Mumbai Development Plan with unprecedented industry-government collaboration. Today, Mumbai stands at the cusp of a massive transformation — from Asia’s largest urban renewal at BDD Chawls to slum-free, technology-driven redevelopment, and the creation of the Third and Fourth Mumbai as new economic growth engines. With world-class infrastructure, high-speed connectivity, an upcoming Innovation City that can rival global hubs, and the potential to build cities even better than Dubai, we have a once-in-a-generation opportunity. Over the next 10 years, we can transform Mumbai and the MMR into a global benchmark for urban living. The government is fully committed to working hand-in-hand with the real estate sector to make this vision a reality.” Speaking on his vision for 2025 - 2027, Mr. Sukhraj Nahar, President of CREDAI-MCHI stated, “Our sector has always built Mumbai's skyline. Now, we must also build its soul. Mission CARES is our declaration to the government, home buyers, and our own conscience—that we will develop with empathy, digitise with purpose, green our cities with urgency, and ensure every home is accessible and dignified. This is a pivotal moment to move beyond rhetoric and deliver real, measurable impact.” Mr. Rushi Mehta, Secretary, CREDAI-MCHI emphasized, “The real estate sector touches lives in every square foot it creates. We are not just asking the government to act—we are showing them that the industry is ready to co-create better policies, embrace tech, and uplift every worker, homebuyer, and citizen. Mission CARES represents CREDAI-MCHI’s renewed commitment to building with compassion, ensuring access for all, restoring green spaces, driving economic growth through innovation, and skilling the workforce that shapes the region’s skylines. The five pillars will guide all member initiatives over the next two years.” Mr. Domnic Romell, Immediate Past President, CREDAI-MCHI extended his full support to the new leadership. He said, “Over the last two years, we’ve set the stage for deeper collaboration between government bodies, developers, and civil society. I am confident that under Mr. Nahar’s leadership, CREDAI-MCHI will now scale new heights—not just in construction, but in conscience as well.” While handing over the baton to the incoming President, Mr. Romell further elaborated, "Our tenure was about turning challenges into opportunities and building a more transparent, inclusive ecosystem. Mission CARES is the natural evolution of that journey — a moral compass for the next era of real estate, ensuring that growth and responsibility go hand in hand.” Mr. Dhaval Ajmera, Outgoing Secretary, CREDAI-MCHI, stated, “We have always been builders; now we choose to be healers too. Mission CARES is not just a vision — it is a call to action for governments, civil society, and every stakeholder in the urban ecosystem to create a future where development is measured by the dignity, equity, and sustainability it brings. Real change in our sector comes from consistent, well-calibrated policy interventions. Mission CARES strengthens our resolve to embed inclusion, green growth, and technology adoption into the governance framework, ensuring that ambition transforms into action.” Mumbai’s developers currently pay an average of ₹54,221 per square meter as approval costs, among the highest in the country. Premiums, duties, and levies often constitute 35–40% of the total project cost, placing a significant financial burden on homebuyers and delaying project timelines. “Compliance costs are one of the biggest roadblocks to affordable housing,” noted Mr. Keval Valambhia, Chief Operating Officer, CREDAI-MCHI. He added, “At CREDAI-MCHI, we are pushing for single-window clearances, rationalized premiums, and tech-led approvals. Prop Tech will enable AI-driven project tracking and blockchain-backed compliance, making the process faster and more transparent. The shift from paperwork to real-time systems is critical. Every rupee saved in friction is a rupee that builds scale, trust, and better homes. Because at the end, building better homes is about building a stronger India together.” The CARES framework commits the organisation to 5 pillars: Compassion through CSR and social welfare for construction workers, women, children, and underserved communities. Affordability in Housing through policy reforms and innovative development models. Reforestation &amp; Urban Greening to offset the carbon impact of construction and improve city liveability. Empowerment through PropTech to drive transparency, digital transformation, and economic growth. Skilling of 10,000+ workers annually to power India’s infrastructure boom with capable hands and secure livelihoods. The new leadership has outlined an ambitious but pragmatic roadmap for the next 24 months: Establishment of a PropTech Lab to accelerate innovation adoption. Creation of an Affordable Housing Innovation Cell (AHIC). Launch of mobile Skilling Labs across the MMR region. Dialogue with the state to rationalize development premiums and stamp duties. Integration of green scorecards in every member project. Under its CSR vision, CREDAI-MCHI has committed to organising 100+ free health camps annually, supporting over 1,000 students with scholarships (especially girls), operating 25 daycare centres for construction workers’ families, maintaining zero child labour across all member sites, and mobilising ₹10 crore+ for disaster relief and social programmes. The affordable housing mandate aims to promote 10,000+ affordable units through member projects by 2026, publish a policy white paper on regulatory reforms for faster approvals, create an Affordable Housing Innovation Cell, and conduct three regional workshops with urban bodies on rental and worker housing. The focus is on ensuring affordability without compromising on quality, sustainability, or access to civic amenities. In line with its environmental commitments, the reforestation agenda targets the planting of 1 million trees across 50+ urban locations by 2026, integrating minimum green buffers in all new member projects, and creating five model biodiversity parks in partnership with local authorities. The economic growth and innovation pillar will see 70% of member developers adopt at least one PropTech solution, 20+ startups onboarded to the new PropTech Lab, and the listing of 10+ REIT-ready assets. On skilling, CREDAI-MCHI will train 10,000+ construction workers annually, issue 2,500+ Green Job Cards, and deploy three mobile skilling labs across the Mumbai Metropolitan Region to deliver on-site training in green construction, safety, and emerging technologies. With over 2,200 member developers, CREDAI-MCHI’s Change of Guard 2025–2027 marks the beginning of a decisive chapter — one where the industry pledges to build not only for today’s cities but for tomorrow’s generations, guided by measurable goals that blend economic growth, environmental stewardship, and social equity. ABOUT CREDAI-MCHI CREDAI-MCHI is the apex body of real estate developers in the Mumbai Metropolitan Region. (MMR). With an impressive membership of over 2200+ leading developers in MMR, CREDAI-MCHI has extended its reach throughout the region, establishing units in various locations such as Thane, Kalyan-Dombivli, Mira-Virar, Raigad, Navi Mumbai, Palghar-Boisar, Bhiwandi, Uran-Dronagiri, Shahapur-Murbad, and most recently in Alibaug, Karjat-Khalapur-Khopoli, and Pen. Being the only Government-recognised body for private sector developers in MMR, CREDAI-MCHI is dedicated to promoting the industry’s organisation and progress. The association is committed to driving policy reform, housing innovation, and sustainable development in partnership with the government and urban stakeholders. As a part of CREDAI National, an apex body of 13000 developers across the nation, CREDAI-MCHI has emerged as a preferred platform for regional discussions on housing and habitat by establishing close and strong ties with the government. It is committed to breaking barriers to create a strong, organised, and progressive real estate sector in the MMR.The vision of CREDAI-MCHI is to empower the Real Estate fraternity of the Mumbai Metropolitan Region as it preserves, protects, and advances the right to housing for all. To continue being a trusted ally, guiding their members, supporting the Government on policy advocacy, and assisting those they serve through the ever-evolving real estate fraternity. Mr. Nahar succeeds Mr. Domnic Romell who has served the association with distinction over the past two years. This change of guard marks not only a leadership transition but also the beginning of a transformational phase for the real estate ecosystem in the Mumbai Metropolitan Region (MMR). CREDAI-MCHI also announced the new management committee comprising of Mr. Bandish Ajmera – President Elect, Mr. Rushi Mehta - Secretary, and Mr. Nikunj Sanghavi – Treasurer. The ceremony marked not only a leadership transition but also the formal pledge to drive the organisation’s new strategic framework. CREDAI-MCHI is setting its sights on Mission CARES, a comprehensive blueprint to bring Compassion, Affordability, Reforestation, Empowerment, and Skilling to the forefront of urban development. Shri. Devendra Fadnavis, Hon. Chief Minister of Maharashtra said, “CREDAI-MCHI family has been an indispensable partner in shaping Mumbai’s real estate future. Together, we pioneered the country’s most successful RERA implementation, streamlined ease of doing business, and co-created the Mumbai Development Plan with unprecedented industry-government collaboration. Today, Mumbai stands at the cusp of a massive transformation — from Asia’s largest urban renewal at BDD Chawls to slum-free, technology-driven redevelopment, and the creation of the Third and Fourth Mumbai as new economic growth engines. With world-class infrastructure, high-speed connectivity, an upcoming Innovation City that can rival global hubs, and the potential to build cities even better than Dubai, we have a once-in-a-generation opportunity. Over the next 10 years, we can transform Mumbai and the MMR into a global benchmark for urban living. The government is fully committed to working hand-in-hand with the real estate sector to make this vision a reality.” Speaking on his vision for 2025 - 2027, Mr. Sukhraj Nahar, President of CREDAI-MCHI stated, “Our sector has always built Mumbai's skyline. Now, we must also build its soul. Mission CARES is our declaration to the government, home buyers, and our own conscience—that we will develop with empathy, digitise with purpose, green our cities with urgency, and ensure every home is accessible and dignified. This is a pivotal moment to move beyond rhetoric and deliver real, measurable impact.” Mr. Rushi Mehta, Secretary, CREDAI-MCHI emphasized, “The real estate sector touches lives in every square foot it creates. We are not just asking the government to act—we are showing them that the industry is ready to co-create better policies, embrace tech, and uplift every worker, homebuyer, and citizen. Mission CARES represents CREDAI-MCHI’s renewed commitment to building with compassion, ensuring access for all, restoring green spaces, driving economic growth through innovation, and skilling the workforce that shapes the region’s skylines. The five pillars will guide all member initiatives over the next two years.” Mr. Domnic Romell, Immediate Past President, CREDAI-MCHI extended his full support to the new leadership. He said, “Over the last two years, we’ve set the stage for deeper collaboration between government bodies, developers, and civil society. I am confident that under Mr. Nahar’s leadership, CREDAI-MCHI will now scale new heights—not just in construction, but in conscience as well.” While handing over the baton to the incoming President, Mr. Romell further elaborated, "Our tenure was about turning challenges into opportunities and building a more transparent, inclusive ecosystem. Mission CARES is the natural evolution of that journey — a moral compass for the next era of real estate, ensuring that growth and responsibility go hand in hand.” Mr. Dhaval Ajmera, Outgoing Secretary, CREDAI-MCHI, stated, “We have always been builders; now we choose to be healers too. Mission CARES is not just a vision — it is a call to action for governments, civil society, and every stakeholder in the urban ecosystem to create a future where development is measured by the dignity, equity, and sustainability it brings. Real change in our sector comes from consistent, well-calibrated policy interventions. Mission CARES strengthens our resolve to embed inclusion, green growth, and technology adoption into the governance framework, ensuring that ambition transforms into action.” Mumbai’s developers currently pay an average of ₹54,221 per square meter as approval costs, among the highest in the country. Premiums, duties, and levies often constitute 35–40% of the total project cost, placing a significant financial burden on homebuyers and delaying project timelines. “Compliance costs are one of the biggest roadblocks to affordable housing,” noted Mr. Keval Valambhia, Chief Operating Officer, CREDAI-MCHI. He added, “At CREDAI-MCHI, we are pushing for single-window clearances, rationalized premiums, and tech-led approvals. Prop Tech will enable AI-driven project tracking and blockchain-backed compliance, making the process faster and more transparent. The shift from paperwork to real-time systems is critical. Every rupee saved in friction is a rupee that builds scale, trust, and better homes. Because at the end, building better homes is about building a stronger India together.” The CARES framework commits the organisation to 5 pillars: Compassion through CSR and social welfare for construction workers, women, children, and underserved communities. Affordability in Housing through policy reforms and innovative development models. Reforestation &amp; Urban Greening to offset the carbon impact of construction and improve city liveability. Empowerment through PropTech to drive transparency, digital transformation, and economic growth. Skilling of 10,000+ workers annually to power India’s infrastructure boom with capable hands and secure livelihoods. The new leadership has outlined an ambitious but pragmatic roadmap for the next 24 months: Establishment of a PropTech Lab to accelerate innovation adoption. Creation of an Affordable Housing Innovation Cell (AHIC). Launch of mobile Skilling Labs across the MMR region. Dialogue with the state to rationalize development premiums and stamp duties. Integration of green scorecards in every member project. Under its CSR vision, CREDAI-MCHI has committed to organising 100+ free health camps annually, supporting over 1,000 students with scholarships (especially girls), operating 25 daycare centres for construction workers’ families, maintaining zero child labour across all member sites, and mobilising ₹10 crore+ for disaster relief and social programmes. The affordable housing mandate aims to promote 10,000+ affordable units through member projects by 2026, publish a policy white paper on regulatory reforms for faster approvals, create an Affordable Housing Innovation Cell, and conduct three regional workshops with urban bodies on rental and worker housing. The focus is on ensuring affordability without compromising on quality, sustainability, or access to civic amenities. In line with its environmental commitments, the reforestation agenda targets the planting of 1 million trees across 50+ urban locations by 2026, integrating minimum green buffers in all new member projects, and creating five model biodiversity parks in partnership with local authorities. The economic growth and innovation pillar will see 70% of member developers adopt at least one PropTech solution, 20+ startups onboarded to the new PropTech Lab, and the listing of 10+ REIT-ready assets. On skilling, CREDAI-MCHI will train 10,000+ construction workers annually, issue 2,500+ Green Job Cards, and deploy three mobile skilling labs across the Mumbai Metropolitan Region to deliver on-site training in green construction, safety, and emerging technologies. With over 2,200 member developers, CREDAI-MCHI’s Change of Guard 2025–2027 marks the beginning of a decisive chapter — one where the industry pledges to build not only for today’s cities but for tomorrow’s generations, guided by measurable goals that blend economic growth, environmental stewardship, and social equity. ABOUT CREDAI-MCHI CREDAI-MCHI is the apex body of real estate developers in the Mumbai Metropolitan Region. (MMR). With an impressive membership of over 2200+ leading developers in MMR, CREDAI-MCHI has extended its reach throughout the region, establishing units in various locations such as Thane, Kalyan-Dombivli, Mira-Virar, Raigad, Navi Mumbai, Palghar-Boisar, Bhiwandi, Uran-Dronagiri, Shahapur-Murbad, and most recently in Alibaug, Karjat-Khalapur-Khopoli, and Pen. Being the only Government-recognised body for private sector developers in MMR, CREDAI-MCHI is dedicated to promoting the industry’s organisation and progress. The association is committed to driving policy reform, housing innovation, and sustainable development in partnership with the government and urban stakeholders. As a part of CREDAI National, an apex body of 13000 developers across the nation, CREDAI-MCHI has emerged as a preferred platform for regional discussions on housing and habitat by establishing close and strong ties with the government. It is committed to breaking barriers to create a strong, organised, and progressive real estate sector in the MMR.The vision of CREDAI-MCHI is to empower the Real Estate fraternity of the Mumbai Metropolitan Region as it preserves, protects, and advances the right to housing for all. To continue being a trusted ally, guiding their members, supporting the Government on policy advocacy, and assisting those they serve through the ever-evolving real estate fraternity. Mr. Nahar succeeds Mr. Domnic Romell who has served the association with distinction over the past two years. This change of guard marks not only a leadership transition but also the beginning of a transformational phase for the real estate ecosystem in the Mumbai Metropolitan Region (MMR). CREDAI-MCHI also announced the new management committee comprising of Mr. Bandish Ajmera – President Elect, Mr. Rushi Mehta - Secretary, and Mr. Nikunj Sanghavi – Treasurer. The ceremony marked not only a leadership transition but also the formal pledge to drive the organisation’s new strategic framework. CREDAI-MCHI is setting its sights on Mission CARES, a comprehensive blueprint to bring Compassion, Affordability, Reforestation, Empowerment, and Skilling to the forefront of urban development. Shri. Devendra Fadnavis, Hon. Chief Minister of Maharashtra said, “CREDAI-MCHI family has been an indispensable partner in shaping Mumbai’s real estate future. Together, we pioneered the country’s most successful RERA implementation, streamlined ease of doing business, and co-created the Mumbai Development Plan with unprecedented industry-government collaboration. Today, Mumbai stands at the cusp of a massive transformation — from Asia’s largest urban renewal at BDD Chawls to slum-free, technology-driven redevelopment, and the creation of the Third and Fourth Mumbai as new economic growth engines. With world-class infrastructure, high-speed connectivity, an upcoming Innovation City that can rival global hubs, and the potential to build cities even better than Dubai, we have a once-in-a-generation opportunity. Over the next 10 years, we can transform Mumbai and the MMR into a global benchmark for urban living. The government is fully committed to working hand-in-hand with the real estate sector to make this vision a reality.” Speaking on his vision for 2025 - 2027, Mr. Sukhraj Nahar, President of CREDAI-MCHI stated, “Our sector has always built Mumbai's skyline. Now, we must also build its soul. Mission CARES is our declaration to the government, home buyers, and our own conscience—that we will develop with empathy, digitise with purpose, green our cities with urgency, and ensure every home is accessible and dignified. This is a pivotal moment to move beyond rhetoric and deliver real, measurable impact.” Mr. Rushi Mehta, Secretary, CREDAI-MCHI emphasized, “The real estate sector touches lives in every square foot it creates. We are not just asking the government to act—we are showing them that the industry is ready to co-create better policies, embrace tech, and uplift every worker, homebuyer, and citizen. Mission CARES represents CREDAI-MCHI’s renewed commitment to building with compassion, ensuring access for all, restoring green spaces, driving economic growth through innovation, and skilling the workforce that shapes the region’s skylines. The five pillars will guide all member initiatives over the next two years.” Mr. Domnic Romell, Immediate Past President, CREDAI-MCHI extended his full support to the new leadership. He said, “Over the last two years, we’ve set the stage for deeper collaboration between government bodies, developers, and civil society. I am confident that under Mr. Nahar’s leadership, CREDAI-MCHI will now scale new heights—not just in construction, but in conscience as well.” While handing over the baton to the incoming President, Mr. Romell further elaborated, "Our tenure was about turning challenges into opportunities and building a more transparent, inclusive ecosystem. Mission CARES is the natural evolution of that journey — a moral compass for the next era of real estate, ensuring that growth and responsibility go hand in hand.” Mr. Dhaval Ajmera, Outgoing Secretary, CREDAI-MCHI, stated, “We have always been builders; now we choose to be healers too. Mission CARES is not just a vision — it is a call to action for governments, civil society, and every stakeholder in the urban ecosystem to create a future where development is measured by the dignity, equity, and sustainability it brings. Real change in our sector comes from consistent, well-calibrated policy interventions. Mission CARES strengthens our resolve to embed inclusion, green growth, and technology adoption into the governance framework, ensuring that ambition transforms into action.” Mumbai’s developers currently pay an average of ₹54,221 per square meter as approval costs, among the highest in the country. Premiums, duties, and levies often constitute 35–40% of the total project cost, placing a significant financial burden on homebuyers and delaying project timelines. “Compliance costs are one of the biggest roadblocks to affordable housing,” noted Mr. Keval Valambhia, Chief Operating Officer, CREDAI-MCHI. He added, “At CREDAI-MCHI, we are pushing for single-window clearances, rationalized premiums, and tech-led approvals. Prop Tech will enable AI-driven project tracking and blockchain-backed compliance, making the process faster and more transparent. The shift from paperwork to real-time systems is critical. Every rupee saved in friction is a rupee that builds scale, trust, and better homes. Because at the end, building better homes is about building a stronger India together.” The CARES framework commits the organisation to 5 pillars: Compassion through CSR and social welfare for construction workers, women, children, and underserved communities. Affordability in Housing through policy reforms and innovative development models. Reforestation &amp; Urban Greening to offset the carbon impact of construction and improve city liveability. Empowerment through PropTech to drive transparency, digital transformation, and economic growth. Skilling of 10,000+ workers annually to power India’s infrastructure boom with capable hands and secure livelihoods. The new leadership has outlined an ambitious but pragmatic roadmap for the next 24 months: Establishment of a PropTech Lab to accelerate innovation adoption. Creation of an Affordable Housing Innovation Cell (AHIC). Launch of mobile Skilling Labs across the MMR region. Dialogue with the state to rationalize development premiums and stamp duties. Integration of green scorecards in every member project. Under its CSR vision, CREDAI-MCHI has committed to organising 100+ free health camps annually, supporting over 1,000 students with scholarships (especially girls), operating 25 daycare centres for construction workers’ families, maintaining zero child labour across all member sites, and mobilising ₹10 crore+ for disaster relief and social programmes. The affordable housing mandate aims to promote 10,000+ affordable units through member projects by 2026, publish a policy white paper on regulatory reforms for faster approvals, create an Affordable Housing Innovation Cell, and conduct three regional workshops with urban bodies on rental and worker housing. The focus is on ensuring affordability without compromising on quality, sustainability, or access to civic amenities. In line with its environmental commitments, the reforestation agenda targets the planting of 1 million trees across 50+ urban locations by 2026, integrating minimum green buffers in all new member projects, and creating five model biodiversity parks in partnership with local authorities. The economic growth and innovation pillar will see 70% of member developers adopt at least one PropTech solution, 20+ startups onboarded to the new PropTech Lab, and the listing of 10+ REIT-ready assets. On skilling, CREDAI-MCHI will train 10,000+ construction workers annually, issue 2,500+ Green Job Cards, and deploy three mobile skilling labs across the Mumbai Metropolitan Region to deliver on-site training in green construction, safety, and emerging technologies. With over 2,200 member developers, CREDAI-MCHI’s Change of Guard 2025–2027 marks the beginning of a decisive chapter — one where the industry pledges to build not only for today’s cities but for tomorrow’s generations, guided by measurable goals that blend economic growth, environmental stewardship, and social equity. ABOUT CREDAI-MCHI CREDAI-MCHI is the apex body of real estate developers in the Mumbai Metropolitan Region. (MMR). With an impressive membership of over 2200+ leading developers in MMR, CREDAI-MCHI has extended its reach throughout the region, establishing units in various locations such as Thane, Kalyan-Dombivli, Mira-Virar, Raigad, Navi Mumbai, Palghar-Boisar, Bhiwandi, Uran-Dronagiri, Shahapur-Murbad, and most recently in Alibaug, Karjat-Khalapur-Khopoli, and Pen. Being the only Government-recognised body for private sector developers in MMR, CREDAI-MCHI is dedicated to promoting the industry’s organisation and progress. The association is committed to driving policy reform, housing innovation, and sustainable development in partnership with the government and urban stakeholders. As a part of CREDAI National, an apex body of 13000 developers across the nation, CREDAI-MCHI has emerged as a preferred platform for regional discussions on housing and habitat by establishing close and strong ties with the government. It is committed to breaking barriers to create a strong, organised, and progressive real estate sector in the MMR.The vision of CREDAI-MCHI is to empower the Real Estate fraternity of the Mumbai Metropolitan Region as it preserves, protects, and advances the right to housing for all. To continue being a trusted ally, guiding their members, supporting the Government on policy advocacy, and assisting those they serve through the ever-evolving real estate fraternity. Mr. Nahar succeeds Mr. Domnic Romell who has served the association with distinction over the past two years. This change of guard marks not only a leadership transition but also the beginning of a transformational phase for the real estate ecosystem in the Mumbai Metropolitan Region (MMR). CREDAI-MCHI also announced the new management committee comprising of Mr. Bandish Ajmera – President Elect, Mr. Rushi Mehta - Secretary, and Mr. Nikunj Sanghavi – Treasurer. The ceremony marked not only a leadership transition but also the formal pledge to drive the organisation’s new strategic framework. CREDAI-MCHI is setting its sights on Mission CARES, a comprehensive blueprint to bring Compassion, Affordability, Reforestation, Empowerment, and Skilling to the forefront of urban development. Shri. Devendra Fadnavis, Hon. Chief Minister of Maharashtra said, “CREDAI-MCHI family has been an indispensable partner in shaping Mumbai’s real estate future. Together, we pioneered the country’s most successful RERA implementation, streamlined ease of doing business, and co-created the Mumbai Development Plan with unprecedented industry-government collaboration. Today, Mumbai stands at the cusp of a massive transformation — from Asia’s largest urban renewal at BDD Chawls to slum-free, technology-driven redevelopment, and the creation of the Third and Fourth Mumbai as new economic growth engines. With world-class infrastructure, high-speed connectivity, an upcoming Innovation City that can rival global hubs, and the potential to build cities even better than Dubai, we have a once-in-a-generation opportunity. Over the next 10 years, we can transform Mumbai and the MMR into a global benchmark for urban living. The government is fully committed to working hand-in-hand with the real estate sector to make this vision a reality.” Speaking on his vision for 2025 - 2027, Mr. Sukhraj Nahar, President of CREDAI-MCHI stated, “Our sector has always built Mumbai's skyline. Now, we must also build its soul. Mission CARES is our declaration to the government, home buyers, and our own conscience—that we will develop with empathy, digitise with purpose, green our cities with urgency, and ensure every home is accessible and dignified. This is a pivotal moment to move beyond rhetoric and deliver real, measurable impact.” Mr. Rushi Mehta, Secretary, CREDAI-MCHI emphasized, “The real estate sector touches lives in every square foot it creates. We are not just asking the government to act—we are showing them that the industry is ready to co-create better policies, embrace tech, and uplift every worker, homebuyer, and citizen. Mission CARES represents CREDAI-MCHI’s renewed commitment to building with compassion, ensuring access for all, restoring green spaces, driving economic growth through innovation, and skilling the workforce that shapes the region’s skylines. The five pillars will guide all member initiatives over the next two years.” Mr. Domnic Romell, Immediate Past President, CREDAI-MCHI extended his full support to the new leadership. He said, “Over the last two years, we’ve set the stage for deeper collaboration between government bodies, developers, and civil society. I am confident that under Mr. Nahar’s leadership, CREDAI-MCHI will now scale new heights—not just in construction, but in conscience as well.” While handing over the baton to the incoming President, Mr. Romell further elaborated, "Our tenure was about turning challenges into opportunities and building a more transparent, inclusive ecosystem. Mission CARES is the natural evolution of that journey — a moral compass for the next era of real estate, ensuring that growth and responsibility go hand in hand.” Mr. Dhaval Ajmera, Outgoing Secretary, CREDAI-MCHI, stated, “We have always been builders; now we choose to be healers too. Mission CARES is not just a vision — it is a call to action for governments, civil society, and every stakeholder in the urban ecosystem to create a future where development is measured by the dignity, equity, and sustainability it brings. Real change in our sector comes from consistent, well-calibrated policy interventions. Mission CARES strengthens our resolve to embed inclusion, green growth, and technology adoption into the governance framework, ensuring that ambition transforms into action.” Mumbai’s developers currently pay an average of ₹54,221 per square meter as approval costs, among the highest in the country. Premiums, duties, and levies often constitute 35–40% of the total project cost, placing a significant financial burden on homebuyers and delaying project timelines. “Compliance costs are one of the biggest roadblocks to affordable housing,” noted Mr. Keval Valambhia, Chief Operating Officer, CREDAI-MCHI. He added, “At CREDAI-MCHI, we are pushing for single-window clearances, rationalized premiums, and tech-led approvals. Prop Tech will enable AI-driven project tracking and blockchain-backed compliance, making the process faster and more transparent. The shift from paperwork to real-time systems is critical. Every rupee saved in friction is a rupee that builds scale, trust, and better homes. Because at the end, building better homes is about building a stronger India together.” The CARES framework commits the organisation to 5 pillars: Compassion through CSR and social welfare for construction workers, women, children, and underserved communities. Affordability in Housing through policy reforms and innovative development models. Reforestation &amp; Urban Greening to offset the carbon impact of construction and improve city liveability. Empowerment through PropTech to drive transparency, digital transformation, and economic growth. Skilling of 10,000+ workers annually to power India’s infrastructure boom with capable hands and secure livelihoods. The new leadership has outlined an ambitious but pragmatic roadmap for the next 24 months: Establishment of a PropTech Lab to accelerate innovation adoption. Creation of an Affordable Housing Innovation Cell (AHIC). Launch of mobile Skilling Labs across the MMR region. Dialogue with the state to rationalize development premiums and stamp duties. Integration of green scorecards in every member project. Under its CSR vision, CREDAI-MCHI has committed to organising 100+ free health camps annually, supporting over 1,000 students with scholarships (especially girls), operating 25 daycare centres for construction workers’ families, maintaining zero child labour across all member sites, and mobilising ₹10 crore+ for disaster relief and social programmes. The affordable housing mandate aims to promote 10,000+ affordable units through member projects by 2026, publish a policy white paper on regulatory reforms for faster approvals, create an Affordable Housing Innovation Cell, and conduct three regional workshops with urban bodies on rental and worker housing. The focus is on ensuring affordability without compromising on quality, sustainability, or access to civic amenities. In line with its environmental commitments, the reforestation agenda targets the planting of 1 million trees across 50+ urban locations by 2026, integrating minimum green buffers in all new member projects, and creating five model biodiversity parks in partnership with local authorities. The economic growth and innovation pillar will see 70% of member developers adopt at least one PropTech solution, 20+ startups onboarded to the new PropTech Lab, and the listing of 10+ REIT-ready assets. On skilling, CREDAI-MCHI will train 10,000+ construction workers annually, issue 2,500+ Green Job Cards, and deploy three mobile skilling labs across the Mumbai Metropolitan Region to deliver on-site training in green construction, safety, and emerging technologies. With over 2,200 member developers, CREDAI-MCHI’s Change of Guard 2025–2027 marks the beginning of a decisive chapter — one where the industry pledges to build not only for today’s cities but for tomorrow’s generations, guided by measurable goals that blend economic growth, environmental stewardship, and social equity. ABOUT CREDAI-MCHI CREDAI-MCHI is the apex body of real estate developers in the Mumbai Metropolitan Region. (MMR). With an impressive membership of over 2200+ leading developers in MMR, CREDAI-MCHI has extended its reach throughout the region, establishing units in various locations such as Thane, Kalyan-Dombivli, Mira-Virar, Raigad, Navi Mumbai, Palghar-Boisar, Bhiwandi, Uran-Dronagiri, Shahapur-Murbad, and most recently in Alibaug, Karjat-Khalapur-Khopoli, and Pen. Being the only Government-recognised body for private sector developers in MMR, CREDAI-MCHI is dedicated to promoting the industry’s organisation and progress. The association is committed to driving policy reform, housing innovation, and sustainable development in partnership with the government and urban stakeholders. As a part of CREDAI National, an apex body of 13000 developers across the nation, CREDAI-MCHI has emerged as a preferred platform for regional discussions on housing and habitat by establishing close and strong ties with the government. It is committed to breaking barriers to create a strong, organised, and progressive real estate sector in the MMR.The vision of CREDAI-MCHI is to empower the Real Estate fraternity of the Mumbai Metropolitan Region as it preserves, protects, and advances the right to housing for all. To continue being a trusted ally, guiding their members, supporting the Government on policy advocacy, and assisting those they serve through the ever-evolving real estate fraternity. Mr. Nahar succeeds Mr. Domnic Romell who has served the association with distinction over the past two years. This change of guard marks not only a leadership transition but also the beginning of a transformational phase for the real estate ecosystem in the Mumbai Metropolitan Region (MMR). CREDAI-MCHI also announced the new management committee comprising of Mr. Bandish Ajmera – President Elect, Mr. Rushi Mehta - Secretary, and Mr. Nikunj Sanghavi – Treasurer. The ceremony marked not only a leadership transition but also the formal pledge to drive the organisation’s new strategic framework. CREDAI-MCHI is setting its sights on Mission CARES, a comprehensive blueprint to bring Compassion, Affordability, Reforestation, Empowerment, and Skilling to the forefront of urban development. Shri. Devendra Fadnavis, Hon. Chief Minister of Maharashtra said, “CREDAI-MCHI family has been an indispensable partner in shaping Mumbai’s real estate future. Together, we pioneered the country’s most successful RERA implementation, streamlined ease of doing business, and co-created the Mumbai Development Plan with unprecedented industry-government collaboration. Today, Mumbai stands at the cusp of a massive transformation — from Asia’s largest urban renewal at BDD Chawls to slum-free, technology-driven redevelopment, and the creation of the Third and Fourth Mumbai as new economic growth engines. With world-class infrastructure, high-speed connectivity, an upcoming Innovation City that can rival global hubs, and the potential to build cities even better than Dubai, we have a once-in-a-generation opportunity. Over the next 10 years, we can transform Mumbai and the MMR into a global benchmark for urban living. The government is fully committed to working hand-in-hand with the real estate sector to make this vision a reality.” Speaking on his vision for 2025 - 2027, Mr. Sukhraj Nahar, President of CREDAI-MCHI stated, “Our sector has always built Mumbai's skyline. Now, we must also build its soul. Mission CARES is our declaration to the government, home buyers, and our own conscience—that we will develop with empathy, digitise with purpose, green our cities with urgency, and ensure every home is accessible and dignified. This is a pivotal moment to move beyond rhetoric and deliver real, measurable impact.” Mr. Rushi Mehta, Secretary, CREDAI-MCHI emphasized, “The real estate sector touches lives in every square foot it creates. We are not just asking the government to act—we are showing them that the industry is ready to co-create better policies, embrace tech, and uplift every worker, homebuyer, and citizen. Mission CARES represents CREDAI-MCHI’s renewed commitment to building with compassion, ensuring access for all, restoring green spaces, driving economic growth through innovation, and skilling the workforce that shapes the region’s skylines. The five pillars will guide all member initiatives over the next two years.” Mr. Domnic Romell, Immediate Past President, CREDAI-MCHI extended his full support to the new leadership. He said, “Over the last two years, we’ve set the stage for deeper collaboration between government bodies, developers, and civil society. I am confident that under Mr. Nahar’s leadership, CREDAI-MCHI will now scale new heights—not just in construction, but in conscience as well.” While handing over the baton to the incoming President, Mr. Romell further elaborated, "Our tenure was about turning challenges into opportunities and building a more transparent, inclusive ecosystem. Mission CARES is the natural evolution of that journey — a moral compass for the next era of real estate, ensuring that growth and responsibility go hand in hand.” Mr. Dhaval Ajmera, Outgoing Secretary, CREDAI-MCHI, stated, “We have always been builders; now we choose to be healers too. Mission CARES is not just a vision — it is a call to action for governments, civil society, and every stakeholder in the urban ecosystem to create a future where development is measured by the dignity, equity, and sustainability it brings. Real change in our sector comes from consistent, well-calibrated policy interventions. Mission CARES strengthens our resolve to embed inclusion, green growth, and technology adoption into the governance framework, ensuring that ambition transforms into action.” Mumbai’s developers currently pay an average of ₹54,221 per square meter as approval costs, among the highest in the country. Premiums, duties, and levies often constitute 35–40% of the total project cost, placing a significant financial burden on homebuyers and delaying project timelines. “Compliance costs are one of the biggest roadblocks to affordable housing,” noted Mr. Keval Valambhia, Chief Operating Officer, CREDAI-MCHI. He added, “At CREDAI-MCHI, we are pushing for single-window clearances, rationalized premiums, and tech-led approvals. Prop Tech will enable AI-driven project tracking and blockchain-backed compliance, making the process faster and more transparent. The shift from paperwork to real-time systems is critical. Every rupee saved in friction is a rupee that builds scale, trust, and better homes. Because at the end, building better homes is about building a stronger India together.” The CARES framework commits the organisation to 5 pillars: Compassion through CSR and social welfare for construction workers, women, children, and underserved communities. Affordability in Housing through policy reforms and innovative development models. Reforestation &amp; Urban Greening to offset the carbon impact of construction and improve city liveability. Empowerment through PropTech to drive transparency, digital transformation, and economic growth. Skilling of 10,000+ workers annually to power India’s infrastructure boom with capable hands and secure livelihoods. The new leadership has outlined an ambitious but pragmatic roadmap for the next 24 months: Establishment of a PropTech Lab to accelerate innovation adoption. Creation of an Affordable Housing Innovation Cell (AHIC). Launch of mobile Skilling Labs across the MMR region. Dialogue with the state to rationalize development premiums and stamp duties. Integration of green scorecards in every member project. Under its CSR vision, CREDAI-MCHI has committed to organising 100+ free health camps annually, supporting over 1,000 students with scholarships (especially girls), operating 25 daycare centres for construction workers’ families, maintaining zero child labour across all member sites, and mobilising ₹10 crore+ for disaster relief and social programmes. The affordable housing mandate aims to promote 10,000+ affordable units through member projects by 2026, publish a policy white paper on regulatory reforms for faster approvals, create an Affordable Housing Innovation Cell, and conduct three regional workshops with urban bodies on rental and worker housing. The focus is on ensuring affordability without compromising on quality, sustainability, or access to civic amenities. In line with its environmental commitments, the reforestation agenda targets the planting of 1 million trees across 50+ urban locations by 2026, integrating minimum green buffers in all new member projects, and creating five model biodiversity parks in partnership with local authorities. The economic growth and innovation pillar will see 70% of member developers adopt at least one PropTech solution, 20+ startups onboarded to the new PropTech Lab, and the listing of 10+ REIT-ready assets. On skilling, CREDAI-MCHI will train 10,000+ construction workers annually, issue 2,500+ Green Job Cards, and deploy three mobile skilling labs across the Mumbai Metropolitan Region to deliver on-site training in green construction, safety, and emerging technologies. With over 2,200 member developers, CREDAI-MCHI’s Change of Guard 2025–2027 marks the beginning of a decisive chapter — one where the industry pledges to build not only for today’s cities but for tomorrow’s generations, guided by measurable goals that blend economic growth, environmental stewardship, and social equity. ABOUT CREDAI-MCHI CREDAI-MCHI is the apex body of real estate developers in the Mumbai Metropolitan Region. (MMR). With an impressive membership of over 2200+ leading developers in MMR, CREDAI-MCHI has extended its reach throughout the region, establishing units in various locations such as Thane, Kalyan-Dombivli, Mira-Virar, Raigad, Navi Mumbai, Palghar-Boisar, Bhiwandi, Uran-Dronagiri, Shahapur-Murbad, and most recently in Alibaug, Karjat-Khalapur-Khopoli, and Pen. Being the only Government-recognised body for private sector developers in MMR, CREDAI-MCHI is dedicated to promoting the industry’s organisation and progress. The association is committed to driving policy reform, housing innovation, and sustainable development in partnership with the government and urban stakeholders. As a part of CREDAI National, an apex body of 13000 developers across the nation, CREDAI-MCHI has emerged as a preferred platform for regional discussions on housing and habitat by establishing close and strong ties with the government. It is committed to breaking barriers to create a strong, organised, and progressive real estate sector in the MMR.The vision of CREDAI-MCHI is to empower the Real Estate fraternity of the Mumbai Metropolitan Region as it preserves, protects, and advances the right to housing for all. To continue being a trusted ally, guiding their members, supporting the Government on policy advocacy, and assisting those they serve through the ever-evolving real estate fraternity. Mr. Nahar succeeds Mr. Domnic Romell who has served the association with distinction over the past two years. This change of guard marks not only a leadership transition but also the beginning of a transformational phase for the real estate ecosystem in the Mumbai Metropolitan Region (MMR). CREDAI-MCHI also announced the new management committee comprising of Mr. Bandish Ajmera – President Elect, Mr. Rushi Mehta - Secretary, and Mr. Nikunj Sanghavi – Treasurer. The ceremony marked not only a leadership transition but also the formal pledge to drive the organisation’s new strategic framework. CREDAI-MCHI is setting its sights on Mission CARES, a comprehensive blueprint to bring Compassion, Affordability, Reforestation, Empowerment, and Skilling to the forefront of urban development. Shri. Devendra Fadnavis, Hon. Chief Minister of Maharashtra said, “CREDAI-MCHI family has been an indispensable partner in shaping Mumbai’s real estate future. Together, we pioneered the country’s most successful RERA implementation, streamlined ease of doing business, and co-created the Mumbai Development Plan with unprecedented industry-government collaboration. Today, Mumbai stands at the cusp of a massive transformation — from Asia’s largest urban renewal at BDD Chawls to slum-free, technology-driven redevelopment, and the creation of the Third and Fourth Mumbai as new economic growth engines. With world-class infrastructure, high-speed connectivity, an upcoming Innovation City that can rival global hubs, and the potential to build cities even better than Dubai, we have a once-in-a-generation opportunity. Over the next 10 years, we can transform Mumbai and the MMR into a global benchmark for urban living. The government is fully committed to working hand-in-hand with the real estate sector to make this vision a reality.” Speaking on his vision for 2025 - 2027, Mr. Sukhraj Nahar, President of CREDAI-MCHI stated, “Our sector has always built Mumbai's skyline. Now, we must also build its soul. Mission CARES is our declaration to the government, home buyers, and our own conscience—that we will develop with empathy, digitise with purpose, green our cities with urgency, and ensure every home is accessible and dignified. This is a pivotal moment to move beyond rhetoric and deliver real, measurable impact.” Mr. Rushi Mehta, Secretary, CREDAI-MCHI emphasized, “The real estate sector touches lives in every square foot it creates. We are not just asking the government to act—we are showing them that the industry is ready to co-create better policies, embrace tech, and uplift every worker, homebuyer, and citizen. Mission CARES represents CREDAI-MCHI’s renewed commitment to building with compassion, ensuring access for all, restoring green spaces, driving economic growth through innovation, and skilling the workforce that shapes the region’s skylines. The five pillars will guide all member initiatives over the next two years.” Mr. Domnic Romell, Immediate Past President, CREDAI-MCHI extended his full support to the new leadership. He said, “Over the last two years, we’ve set the stage for deeper collaboration between government bodies, developers, and civil society. I am confident that under Mr. Nahar’s leadership, CREDAI-MCHI will now scale new heights—not just in construction, but in conscience as well.” While handing over the baton to the incoming President, Mr. Romell further elaborated, "Our tenure was about turning challenges into opportunities and building a more transparent, inclusive ecosystem. Mission CARES is the natural evolution of that journey — a moral compass for the next era of real estate, ensuring that growth and responsibility go hand in hand.” Mr. Dhaval Ajmera, Outgoing Secretary, CREDAI-MCHI, stated, “We have always been builders; now we choose to be healers too. Mission CARES is not just a vision — it is a call to action for governments, civil society, and every stakeholder in the urban ecosystem to create a future where development is measured by the dignity, equity, and sustainability it brings. Real change in our sector comes from consistent, well-calibrated policy interventions. Mission CARES strengthens our resolve to embed inclusion, green growth, and technology adoption into the governance framework, ensuring that ambition transforms into action.” Mumbai’s developers currently pay an average of ₹54,221 per square meter as approval costs, among the highest in the country. Premiums, duties, and levies often constitute 35–40% of the total project cost, placing a significant financial burden on homebuyers and delaying project timelines. “Compliance costs are one of the biggest roadblocks to affordable housing,” noted Mr. Keval Valambhia, Chief Operating Officer, CREDAI-MCHI. He added, “At CREDAI-MCHI, we are pushing for single-window clearances, rationalized premiums, and tech-led approvals. Prop Tech will enable AI-driven project tracking and blockchain-backed compliance, making the process faster and more transparent. The shift from paperwork to real-time systems is critical. Every rupee saved in friction is a rupee that builds scale, trust, and better homes. Because at the end, building better homes is about building a stronger India together.” The CARES framework commits the organisation to 5 pillars: Compassion through CSR and social welfare for construction workers, women, children, and underserved communities. Affordability in Housing through policy reforms and innovative development models. Reforestation &amp; Urban Greening to offset the carbon impact of construction and improve city liveability. Empowerment through PropTech to drive transparency, digital transformation, and economic growth. Skilling of 10,000+ workers annually to power India’s infrastructure boom with capable hands and secure livelihoods. The new leadership has outlined an ambitious but pragmatic roadmap for the next 24 months: Establishment of a PropTech Lab to accelerate innovation adoption. Creation of an Affordable Housing Innovation Cell (AHIC). Launch of mobile Skilling Labs across the MMR region. Dialogue with the state to rationalize development premiums and stamp duties. Integration of green scorecards in every member project. Under its CSR vision, CREDAI-MCHI has committed to organising 100+ free health camps annually, supporting over 1,000 students with scholarships (especially girls), operating 25 daycare centres for construction workers’ families, maintaining zero child labour across all member sites, and mobilising ₹10 crore+ for disaster relief and social programmes. The affordable housing mandate aims to promote 10,000+ affordable units through member projects by 2026, publish a policy white paper on regulatory reforms for faster approvals, create an Affordable Housing Innovation Cell, and conduct three regional workshops with urban bodies on rental and worker housing. The focus is on ensuring affordability without compromising on quality, sustainability, or access to civic amenities. In line with its environmental commitments, the reforestation agenda targets the planting of 1 million trees across 50+ urban locations by 2026, integrating minimum green buffers in all new member projects, and creating five model biodiversity parks in partnership with local authorities. The economic growth and innovation pillar will see 70% of member developers adopt at least one PropTech solution, 20+ startups onboarded to the new PropTech Lab, and the listing of 10+ REIT-ready assets. On skilling, CREDAI-MCHI will train 10,000+ construction workers annually, issue 2,500+ Green Job Cards, and deploy three mobile skilling labs across the Mumbai Metropolitan Region to deliver on-site training in green construction, safety, and emerging technologies. With over 2,200 member developers, CREDAI-MCHI’s Change of Guard 2025–2027 marks the beginning of a decisive chapter — one where the industry pledges to build not only for today’s cities but for tomorrow’s generations, guided by measurable goals that blend economic growth, environmental stewardship, and social equity. ABOUT CREDAI-MCHI CREDAI-MCHI is the apex body of real estate developers in the Mumbai Metropolitan Region. (MMR). With an impressive membership of over 2200+ leading developers in MMR, CREDAI-MCHI has extended its reach throughout the region, establishing units in various locations such as Thane, Kalyan-Dombivli, Mira-Virar, Raigad, Navi Mumbai, Palghar-Boisar, Bhiwandi, Uran-Dronagiri, Shahapur-Murbad, and most recently in Alibaug, Karjat-Khalapur-Khopoli, and Pen. Being the only Government-recognised body for private sector developers in MMR, CREDAI-MCHI is dedicated to promoting the industry’s organisation and progress. The association is committed to driving policy reform, housing innovation, and sustainable development in partnership with the government and urban stakeholders. As a part of CREDAI National, an apex body of 13000 developers across the nation, CREDAI-MCHI has emerged as a preferred platform for regional discussions on housing and habitat by establishing close and strong ties with the government. It is committed to breaking barriers to create a strong, organised, and progressive real estate sector in the MMR.The vision of CREDAI-MCHI is to empower the Real Estate fraternity of the Mumbai Metropolitan Region as it preserves, protects, and advances the right to housing for all. To continue being a trusted ally, guiding their members, supporting the Government on policy advocacy, and assisting those they serve through the ever-evolving real estate fraternity. Shri. Devendra Fadnavis, Hon. Chief Minister of Maharashtra said, “CREDAI-MCHI family has been an indispensable partner in shaping Mumbai’s real estate future. Together, we pioneered the country’s most successful RERA implementation, streamlined ease of doing business, and co-created the Mumbai Development Plan with unprecedented industry-government collaboration. Today, Mumbai stands at the cusp of a massive transformation — from Asia’s largest urban renewal at BDD Chawls to slum-free, technology-driven redevelopment, and the creation of the Third and Fourth Mumbai as new economic growth engines. With world-class infrastructure, high-speed connectivity, an upcoming Innovation City that can rival global hubs, and the potential to build cities even better than Dubai, we have a once-in-a-generation opportunity. Over the next 10 years, we can transform Mumbai and the MMR into a global benchmark for urban living. The government is fully committed to working hand-in-hand with the real estate sector to make this vision a reality.” Speaking on his vision for 2025 - 2027, Mr. Sukhraj Nahar, President of CREDAI-MCHI stated, “Our sector has always built Mumbai's skyline. Now, we must also build its soul. Mission CARES is our declaration to the government, home buyers, and our own conscience—that we will develop with empathy, digitise with purpose, green our cities with urgency, and ensure every home is accessible and dignified. This is a pivotal moment to move beyond rhetoric and deliver real, measurable impact.” Mr. Rushi Mehta, Secretary, CREDAI-MCHI emphasized, “The real estate sector touches lives in every square foot it creates. We are not just asking the government to act—we are showing them that the industry is ready to co-create better policies, embrace tech, and uplift every worker, homebuyer, and citizen. Mission CARES represents CREDAI-MCHI’s renewed commitment to building with compassion, ensuring access for all, restoring green spaces, driving economic growth through innovation, and skilling the workforce that shapes the region’s skylines. The five pillars will guide all member initiatives over the next two years.” Mr. Domnic Romell, Immediate Past President, CREDAI-MCHI extended his full support to the new leadership. He said, “Over the last two years, we’ve set the stage for deeper collaboration between government bodies, developers, and civil society. I am confident that under Mr. Nahar’s leadership, CREDAI-MCHI will now scale new heights—not just in construction, but in conscience as well.” While handing over the baton to the incoming President, Mr. Romell further elaborated, "Our tenure was about turning challenges into opportunities and building a more transparent, inclusive ecosystem. Mission CARES is the natural evolution of that journey — a moral compass for the next era of real estate, ensuring that growth and responsibility go hand in hand.” Mr. Dhaval Ajmera, Outgoing Secretary, CREDAI-MCHI, stated, “We have always been builders; now we choose to be healers too. Mission CARES is not just a vision — it is a call to action for governments, civil society, and every stakeholder in the urban ecosystem to create a future where development is measured by the dignity, equity, and sustainability it brings. Real change in our sector comes from consistent, well-calibrated policy interventions. Mission CARES strengthens our resolve to embed inclusion, green growth, and technology adoption into the governance framework, ensuring that ambition transforms into action.” Mumbai’s developers currently pay an average of ₹54,221 per square meter as approval costs, among the highest in the country. Premiums, duties, and levies often constitute 35–40% of the total project cost, placing a significant financial burden on homebuyers and delaying project timelines. “Compliance costs are one of the biggest roadblocks to affordable housing,” noted Mr. Keval Valambhia, Chief Operating Officer, CREDAI-MCHI. He added, “At CREDAI-MCHI, we are pushing for single-window clearances, rationalized premiums, and tech-led approvals. Prop Tech will enable AI-driven project tracking and blockchain-backed compliance, making the process faster and more transparent. The shift from paperwork to real-time systems is critical. Every rupee saved in friction is a rupee that builds scale, trust, and better homes. Because at the end, building better homes is about building a stronger India together.” The CARES framework commits the organisation to 5 pillars: Compassion through CSR and social welfare for construction workers, women, children, and underserved communities. Affordability in Housing through policy reforms and innovative development models. Reforestation &amp; Urban Greening to offset the carbon impact of construction and improve city liveability. Empowerment through PropTech to drive transparency, digital transformation, and economic growth. Skilling of 10,000+ workers annually to power India’s infrastructure boom with capable hands and secure livelihoods. The new leadership has outlined an ambitious but pragmatic roadmap for the next 24 months: Establishment of a PropTech Lab to accelerate innovation adoption. Creation of an Affordable Housing Innovation Cell (AHIC). Launch of mobile Skilling Labs across the MMR region. Dialogue with the state to rationalize development premiums and stamp duties. Integration of green scorecards in every member project. Under its CSR vision, CREDAI-MCHI has committed to organising 100+ free health camps annually, supporting over 1,000 students with scholarships (especially girls), operating 25 daycare centres for construction workers’ families, maintaining zero child labour across all member sites, and mobilising ₹10 crore+ for disaster relief and social programmes. The affordable housing mandate aims to promote 10,000+ affordable units through member projects by 2026, publish a policy white paper on regulatory reforms for faster approvals, create an Affordable Housing Innovation Cell, and conduct three regional workshops with urban bodies on rental and worker housing. The focus is on ensuring affordability without compromising on quality, sustainability, or access to civic amenities. In line with its environmental commitments, the reforestation agenda targets the planting of 1 million trees across 50+ urban locations by 2026, integrating minimum green buffers in all new member projects, and creating five model biodiversity parks in partnership with local authorities. The economic growth and innovation pillar will see 70% of member developers adopt at least one PropTech solution, 20+ startups onboarded to the new PropTech Lab, and the listing of 10+ REIT-ready assets. On skilling, CREDAI-MCHI will train 10,000+ construction workers annually, issue 2,500+ Green Job Cards, and deploy three mobile skilling labs across the Mumbai Metropolitan Region to deliver on-site training in green construction, safety, and emerging technologies. With over 2,200 member developers, CREDAI-MCHI’s Change of Guard 2025–2027 marks the beginning of a decisive chapter — one where the industry pledges to build not only for today’s cities but for tomorrow’s generations, guided by measurable goals that blend economic growth, environmental stewardship, and social equity. ABOUT CREDAI-MCHI CREDAI-MCHI is the apex body of real estate developers in the Mumbai Metropolitan Region. (MMR). With an impressive membership of over 2200+ leading developers in MMR, CREDAI-MCHI has extended its reach throughout the region, establishing units in various locations such as Thane, Kalyan-Dombivli, Mira-Virar, Raigad, Navi Mumbai, Palghar-Boisar, Bhiwandi, Uran-Dronagiri, Shahapur-Murbad, and most recently in Alibaug, Karjat-Khalapur-Khopoli, and Pen. Being the only Government-recognised body for private sector developers in MMR, CREDAI-MCHI is dedicated to promoting the industry’s organisation and progress. The association is committed to driving policy reform, housing innovation, and sustainable development in partnership with the government and urban stakeholders. As a part of CREDAI National, an apex body of 13000 developers across the nation, CREDAI-MCHI has emerged as a preferred platform for regional discussions on housing and habitat by establishing close and strong ties with the government. It is committed to breaking barriers to create a strong, organised, and progressive real estate sector in the MMR.The vision of CREDAI-MCHI is to empower the Real Estate fraternity of the Mumbai Metropolitan Region as it preserves, protects, and advances the right to housing for all. To continue being a trusted ally, guiding their members, supporting the Government on policy advocacy, and assisting those they serve through the ever-evolving real estate fraternity. Shri. Devendra Fadnavis, Hon. Chief Minister of Maharashtra said, “CREDAI-MCHI family has been an indispensable partner in shaping Mumbai’s real estate future. Together, we pioneered the country’s most successful RERA implementation, streamlined ease of doing business, and co-created the Mumbai Development Plan with unprecedented industry-government collaboration. Today, Mumbai stands at the cusp of a massive transformation — from Asia’s largest urban renewal at BDD Chawls to slum-free, technology-driven redevelopment, and the creation of the Third and Fourth Mumbai as new economic growth engines. With world-class infrastructure, high-speed connectivity, an upcoming Innovation City that can rival global hubs, and the potential to build cities even better than Dubai, we have a once-in-a-generation opportunity. Over the next 10 years, we can transform Mumbai and the MMR into a global benchmark for urban living. The government is fully committed to working hand-in-hand with the real estate sector to make this vision a reality.” Speaking on his vision for 2025 - 2027, Mr. Sukhraj Nahar, President of CREDAI-MCHI stated, “Our sector has always built Mumbai's skyline. Now, we must also build its soul. Mission CARES is our declaration to the government, home buyers, and our own conscience—that we will develop with empathy, digitise with purpose, green our cities with urgency, and ensure every home is accessible and dignified. This is a pivotal moment to move beyond rhetoric and deliver real, measurable impact.” Mr. Rushi Mehta, Secretary, CREDAI-MCHI emphasized, “The real estate sector touches lives in every square foot it creates. We are not just asking the government to act—we are showing them that the industry is ready to co-create better policies, embrace tech, and uplift every worker, homebuyer, and citizen. Mission CARES represents CREDAI-MCHI’s renewed commitment to building with compassion, ensuring access for all, restoring green spaces, driving economic growth through innovation, and skilling the workforce that shapes the region’s skylines. The five pillars will guide all member initiatives over the next two years.” Mr. Domnic Romell, Immediate Past President, CREDAI-MCHI extended his full support to the new leadership. He said, “Over the last two years, we’ve set the stage for deeper collaboration between government bodies, developers, and civil society. I am confident that under Mr. Nahar’s leadership, CREDAI-MCHI will now scale new heights—not just in construction, but in conscience as well.” While handing over the baton to the incoming President, Mr. Romell further elaborated, "Our tenure was about turning challenges into opportunities and building a more transparent, inclusive ecosystem. Mission CARES is the natural evolution of that journey — a moral compass for the next era of real estate, ensuring that growth and responsibility go hand in hand.” Mr. Dhaval Ajmera, Outgoing Secretary, CREDAI-MCHI, stated, “We have always been builders; now we choose to be healers too. Mission CARES is not just a vision — it is a call to action for governments, civil society, and every stakeholder in the urban ecosystem to create a future where development is measured by the dignity, equity, and sustainability it brings. Real change in our sector comes from consistent, well-calibrated policy interventions. Mission CARES strengthens our resolve to embed inclusion, green growth, and technology adoption into the governance framework, ensuring that ambition transforms into action.” Mumbai’s developers currently pay an average of ₹54,221 per square meter as approval costs, among the highest in the country. Premiums, duties, and levies often constitute 35–40% of the total project cost, placing a significant financial burden on homebuyers and delaying project timelines. “Compliance costs are one of the biggest roadblocks to affordable housing,” noted Mr. Keval Valambhia, Chief Operating Officer, CREDAI-MCHI. He added, “At CREDAI-MCHI, we are pushing for single-window clearances, rationalized premiums, and tech-led approvals. Prop Tech will enable AI-driven project tracking and blockchain-backed compliance, making the process faster and more transparent. The shift from paperwork to real-time systems is critical. Every rupee saved in friction is a rupee that builds scale, trust, and better homes. Because at the end, building better homes is about building a stronger India together.” The CARES framework commits the organisation to 5 pillars: Compassion through CSR and social welfare for construction workers, women, children, and underserved communities. Affordability in Housing through policy reforms and innovative development models. Reforestation &amp; Urban Greening to offset the carbon impact of construction and improve city liveability. Empowerment through PropTech to drive transparency, digital transformation, and economic growth. Skilling of 10,000+ workers annually to power India’s infrastructure boom with capable hands and secure livelihoods. The new leadership has outlined an ambitious but pragmatic roadmap for the next 24 months: Establishment of a PropTech Lab to accelerate innovation adoption. Creation of an Affordable Housing Innovation Cell (AHIC). Launch of mobile Skilling Labs across the MMR region. Dialogue with the state to rationalize development premiums and stamp duties. Integration of green scorecards in every member project. Under its CSR vision, CREDAI-MCHI has committed to organising 100+ free health camps annually, supporting over 1,000 students with scholarships (especially girls), operating 25 daycare centres for construction workers’ families, maintaining zero child labour across all member sites, and mobilising ₹10 crore+ for disaster relief and social programmes. The affordable housing mandate aims to promote 10,000+ affordable units through member projects by 2026, publish a policy white paper on regulatory reforms for faster approvals, create an Affordable Housing Innovation Cell, and conduct three regional workshops with urban bodies on rental and worker housing. The focus is on ensuring affordability without compromising on quality, sustainability, or access to civic amenities. In line with its environmental commitments, the reforestation agenda targets the planting of 1 million trees across 50+ urban locations by 2026, integrating minimum green buffers in all new member projects, and creating five model biodiversity parks in partnership with local authorities. The economic growth and innovation pillar will see 70% of member developers adopt at least one PropTech solution, 20+ startups onboarded to the new PropTech Lab, and the listing of 10+ REIT-ready assets. On skilling, CREDAI-MCHI will train 10,000+ construction workers annually, issue 2,500+ Green Job Cards, and deploy three mobile skilling labs across the Mumbai Metropolitan Region to deliver on-site training in green construction, safety, and emerging technologies. With over 2,200 member developers, CREDAI-MCHI’s Change of Guard 2025–2027 marks the beginning of a decisive chapter — one where the industry pledges to build not only for today’s cities but for tomorrow’s generations, guided by measurable goals that blend economic growth, environmental stewardship, and social equity. ABOUT CREDAI-MCHI CREDAI-MCHI is the apex body of real estate developers in the Mumbai Metropolitan Region. (MMR). With an impressive membership of over 2200+ leading developers in MMR, CREDAI-MCHI has extended its reach throughout the region, establishing units in various locations such as Thane, Kalyan-Dombivli, Mira-Virar, Raigad, Navi Mumbai, Palghar-Boisar, Bhiwandi, Uran-Dronagiri, Shahapur-Murbad, and most recently in Alibaug, Karjat-Khalapur-Khopoli, and Pen. Being the only Government-recognised body for private sector developers in MMR, CREDAI-MCHI is dedicated to promoting the industry’s organisation and progress. The association is committed to driving policy reform, housing innovation, and sustainable development in partnership with the government and urban stakeholders. As a part of CREDAI National, an apex body of 13000 developers across the nation, CREDAI-MCHI has emerged as a preferred platform for regional discussions on housing and habitat by establishing close and strong ties with the government. It is committed to breaking barriers to create a strong, organised, and progressive real estate sector in the MMR.The vision of CREDAI-MCHI is to empower the Real Estate fraternity of the Mumbai Metropolitan Region as it preserves, protects, and advances the right to housing for all. To continue being a trusted ally, guiding their members, supporting the Government on policy advocacy, and assisting those they serve through the ever-evolving real estate fraternity. Shri. Devendra Fadnavis, Hon. Chief Minister of Maharashtra said, “CREDAI-MCHI family has been an indispensable partner in shaping Mumbai’s real estate future. Together, we pioneered the country’s most successful RERA implementation, streamlined ease of doing business, and co-created the Mumbai Development Plan with unprecedented industry-government collaboration. Today, Mumbai stands at the cusp of a massive transformation — from Asia’s largest urban renewal at BDD Chawls to slum-free, technology-driven redevelopment, and the creation of the Third and Fourth Mumbai as new economic growth engines. With world-class infrastructure, high-speed connectivity, an upcoming Innovation City that can rival global hubs, and the potential to build cities even better than Dubai, we have a once-in-a-generation opportunity. Over the next 10 years, we can transform Mumbai and the MMR into a global benchmark for urban living. The government is fully committed to working hand-in-hand with the real estate sector to make this vision a reality.” Speaking on his vision for 2025 - 2027, Mr. Sukhraj Nahar, President of CREDAI-MCHI stated, “Our sector has always built Mumbai's skyline. Now, we must also build its soul. Mission CARES is our declaration to the government, home buyers, and our own conscience—that we will develop with empathy, digitise with purpose, green our cities with urgency, and ensure every home is accessible and dignified. This is a pivotal moment to move beyond rhetoric and deliver real, measurable impact.” Mr. Rushi Mehta, Secretary, CREDAI-MCHI emphasized, “The real estate sector touches lives in every square foot it creates. We are not just asking the government to act—we are showing them that the industry is ready to co-create better policies, embrace tech, and uplift every worker, homebuyer, and citizen. Mission CARES represents CREDAI-MCHI’s renewed commitment to building with compassion, ensuring access for all, restoring green spaces, driving economic growth through innovation, and skilling the workforce that shapes the region’s skylines. The five pillars will guide all member initiatives over the next two years.” Mr. Domnic Romell, Immediate Past President, CREDAI-MCHI extended his full support to the new leadership. He said, “Over the last two years, we’ve set the stage for deeper collaboration between government bodies, developers, and civil society. I am confident that under Mr. Nahar’s leadership, CREDAI-MCHI will now scale new heights—not just in construction, but in conscience as well.” While handing over the baton to the incoming President, Mr. Romell further elaborated, "Our tenure was about turning challenges into opportunities and building a more transparent, inclusive ecosystem. Mission CARES is the natural evolution of that journey — a moral compass for the next era of real estate, ensuring that growth and responsibility go hand in hand.” Mr. Dhaval Ajmera, Outgoing Secretary, CREDAI-MCHI, stated, “We have always been builders; now we choose to be healers too. Mission CARES is not just a vision — it is a call to action for governments, civil society, and every stakeholder in the urban ecosystem to create a future where development is measured by the dignity, equity, and sustainability it brings. Real change in our sector comes from consistent, well-calibrated policy interventions. Mission CARES strengthens our resolve to embed inclusion, green growth, and technology adoption into the governance framework, ensuring that ambition transforms into action.” Mumbai’s developers currently pay an average of ₹54,221 per square meter as approval costs, among the highest in the country. Premiums, duties, and levies often constitute 35–40% of the total project cost, placing a significant financial burden on homebuyers and delaying project timelines. “Compliance costs are one of the biggest roadblocks to affordable housing,” noted Mr. Keval Valambhia, Chief Operating Officer, CREDAI-MCHI. He added, “At CREDAI-MCHI, we are pushing for single-window clearances, rationalized premiums, and tech-led approvals. Prop Tech will enable AI-driven project tracking and blockchain-backed compliance, making the process faster and more transparent. The shift from paperwork to real-time systems is critical. Every rupee saved in friction is a rupee that builds scale, trust, and better homes. Because at the end, building better homes is about building a stronger India together.” The CARES framework commits the organisation to 5 pillars: Compassion through CSR and social welfare for construction workers, women, children, and underserved communities. Affordability in Housing through policy reforms and innovative development models. Reforestation &amp; Urban Greening to offset the carbon impact of construction and improve city liveability. Empowerment through PropTech to drive transparency, digital transformation, and economic growth. Skilling of 10,000+ workers annually to power India’s infrastructure boom with capable hands and secure livelihoods. The new leadership has outlined an ambitious but pragmatic roadmap for the next 24 months: Establishment of a PropTech Lab to accelerate innovation adoption. Creation of an Affordable Housing Innovation Cell (AHIC). Launch of mobile Skilling Labs across the MMR region. Dialogue with the state to rationalize development premiums and stamp duties. Integration of green scorecards in every member project. Under its CSR vision, CREDAI-MCHI has committed to organising 100+ free health camps annually, supporting over 1,000 students with scholarships (especially girls), operating 25 daycare centres for construction workers’ families, maintaining zero child labour across all member sites, and mobilising ₹10 crore+ for disaster relief and social programmes. The affordable housing mandate aims to promote 10,000+ affordable units through member projects by 2026, publish a policy white paper on regulatory reforms for faster approvals, create an Affordable Housing Innovation Cell, and conduct three regional workshops with urban bodies on rental and worker housing. The focus is on ensuring affordability without compromising on quality, sustainability, or access to civic amenities. In line with its environmental commitments, the reforestation agenda targets the planting of 1 million trees across 50+ urban locations by 2026, integrating minimum green buffers in all new member projects, and creating five model biodiversity parks in partnership with local authorities. The economic growth and innovation pillar will see 70% of member developers adopt at least one PropTech solution, 20+ startups onboarded to the new PropTech Lab, and the listing of 10+ REIT-ready assets. On skilling, CREDAI-MCHI will train 10,000+ construction workers annually, issue 2,500+ Green Job Cards, and deploy three mobile skilling labs across the Mumbai Metropolitan Region to deliver on-site training in green construction, safety, and emerging technologies. With over 2,200 member developers, CREDAI-MCHI’s Change of Guard 2025–2027 marks the beginning of a decisive chapter — one where the industry pledges to build not only for today’s cities but for tomorrow’s generations, guided by measurable goals that blend economic growth, environmental stewardship, and social equity. ABOUT CREDAI-MCHI CREDAI-MCHI is the apex body of real estate developers in the Mumbai Metropolitan Region. (MMR). With an impressive membership of over 2200+ leading developers in MMR, CREDAI-MCHI has extended its reach throughout the region, establishing units in various locations such as Thane, Kalyan-Dombivli, Mira-Virar, Raigad, Navi Mumbai, Palghar-Boisar, Bhiwandi, Uran-Dronagiri, Shahapur-Murbad, and most recently in Alibaug, Karjat-Khalapur-Khopoli, and Pen. Being the only Government-recognised body for private sector developers in MMR, CREDAI-MCHI is dedicated to promoting the industry’s organisation and progress. The association is committed to driving policy reform, housing innovation, and sustainable development in partnership with the government and urban stakeholders. As a part of CREDAI National, an apex body of 13000 developers across the nation, CREDAI-MCHI has emerged as a preferred platform for regional discussions on housing and habitat by establishing close and strong ties with the government. It is committed to breaking barriers to create a strong, organised, and progressive real estate sector in the MMR.The vision of CREDAI-MCHI is to empower the Real Estate fraternity of the Mumbai Metropolitan Region as it preserves, protects, and advances the right to housing for all. To continue being a trusted ally, guiding their members, supporting the Government on policy advocacy, and assisting those they serve through the ever-evolving real estate fraternity. Shri. Devendra Fadnavis, Hon. Chief Minister of Maharashtra said, “CREDAI-MCHI family has been an indispensable partner in shaping Mumbai’s real estate future. Together, we pioneered the country’s most successful RERA implementation, streamlined ease of doing business, and co-created the Mumbai Development Plan with unprecedented industry-government collaboration. Today, Mumbai stands at the cusp of a massive transformation — from Asia’s largest urban renewal at BDD Chawls to slum-free, technology-driven redevelopment, and the creation of the Third and Fourth Mumbai as new economic growth engines. With world-class infrastructure, high-speed connectivity, an upcoming Innovation City that can rival global hubs, and the potential to build cities even better than Dubai, we have a once-in-a-generation opportunity. Over the next 10 years, we can transform Mumbai and the MMR into a global benchmark for urban living. The government is fully committed to working hand-in-hand with the real estate sector to make this vision a reality.” Speaking on his vision for 2025 - 2027, Mr. Sukhraj Nahar, President of CREDAI-MCHI stated, “Our sector has always built Mumbai's skyline. Now, we must also build its soul. Mission CARES is our declaration to the government, home buyers, and our own conscience—that we will develop with empathy, digitise with purpose, green our cities with urgency, and ensure every home is accessible and dignified. This is a pivotal moment to move beyond rhetoric and deliver real, measurable impact.” Mr. Rushi Mehta, Secretary, CREDAI-MCHI emphasized, “The real estate sector touches lives in every square foot it creates. We are not just asking the government to act—we are showing them that the industry is ready to co-create better policies, embrace tech, and uplift every worker, homebuyer, and citizen. Mission CARES represents CREDAI-MCHI’s renewed commitment to building with compassion, ensuring access for all, restoring green spaces, driving economic growth through innovation, and skilling the workforce that shapes the region’s skylines. The five pillars will guide all member initiatives over the next two years.” Mr. Domnic Romell, Immediate Past President, CREDAI-MCHI extended his full support to the new leadership. He said, “Over the last two years, we’ve set the stage for deeper collaboration between government bodies, developers, and civil society. I am confident that under Mr. Nahar’s leadership, CREDAI-MCHI will now scale new heights—not just in construction, but in conscience as well.” While handing over the baton to the incoming President, Mr. Romell further elaborated, "Our tenure was about turning challenges into opportunities and building a more transparent, inclusive ecosystem. Mission CARES is the natural evolution of that journey — a moral compass for the next era of real estate, ensuring that growth and responsibility go hand in hand.” Mr. Dhaval Ajmera, Outgoing Secretary, CREDAI-MCHI, stated, “We have always been builders; now we choose to be healers too. Mission CARES is not just a vision — it is a call to action for governments, civil society, and every stakeholder in the urban ecosystem to create a future where development is measured by the dignity, equity, and sustainability it brings. Real change in our sector comes from consistent, well-calibrated policy interventions. Mission CARES strengthens our resolve to embed inclusion, green growth, and technology adoption into the governance framework, ensuring that ambition transforms into action.” Mumbai’s developers currently pay an average of ₹54,221 per square meter as approval costs, among the highest in the country. Premiums, duties, and levies often constitute 35–40% of the total project cost, placing a significant financial burden on homebuyers and delaying project timelines. “Compliance costs are one of the biggest roadblocks to affordable housing,” noted Mr. Keval Valambhia, Chief Operating Officer, CREDAI-MCHI. He added, “At CREDAI-MCHI, we are pushing for single-window clearances, rationalized premiums, and tech-led approvals. Prop Tech will enable AI-driven project tracking and blockchain-backed compliance, making the process faster and more transparent. The shift from paperwork to real-time systems is critical. Every rupee saved in friction is a rupee that builds scale, trust, and better homes. Because at the end, building better homes is about building a stronger India together.” The CARES framework commits the organisation to 5 pillars: Compassion through CSR and social welfare for construction workers, women, children, and underserved communities. Affordability in Housing through policy reforms and innovative development models. Reforestation &amp; Urban Greening to offset the carbon impact of construction and improve city liveability. Empowerment through PropTech to drive transparency, digital transformation, and economic growth. Skilling of 10,000+ workers annually to power India’s infrastructure boom with capable hands and secure livelihoods. The new leadership has outlined an ambitious but pragmatic roadmap for the next 24 months: Establishment of a PropTech Lab to accelerate innovation adoption. Creation of an Affordable Housing Innovation Cell (AHIC). Launch of mobile Skilling Labs across the MMR region. Dialogue with the state to rationalize development premiums and stamp duties. Integration of green scorecards in every member project. Under its CSR vision, CREDAI-MCHI has committed to organising 100+ free health camps annually, supporting over 1,000 students with scholarships (especially girls), operating 25 daycare centres for construction workers’ families, maintaining zero child labour across all member sites, and mobilising ₹10 crore+ for disaster relief and social programmes. The affordable housing mandate aims to promote 10,000+ affordable units through member projects by 2026, publish a policy white paper on regulatory reforms for faster approvals, create an Affordable Housing Innovation Cell, and conduct three regional workshops with urban bodies on rental and worker housing. The focus is on ensuring affordability without compromising on quality, sustainability, or access to civic amenities. In line with its environmental commitments, the reforestation agenda targets the planting of 1 million trees across 50+ urban locations by 2026, integrating minimum green buffers in all new member projects, and creating five model biodiversity parks in partnership with local authorities. The economic growth and innovation pillar will see 70% of member developers adopt at least one PropTech solution, 20+ startups onboarded to the new PropTech Lab, and the listing of 10+ REIT-ready assets. On skilling, CREDAI-MCHI will train 10,000+ construction workers annually, issue 2,500+ Green Job Cards, and deploy three mobile skilling labs across the Mumbai Metropolitan Region to deliver on-site training in green construction, safety, and emerging technologies. With over 2,200 member developers, CREDAI-MCHI’s Change of Guard 2025–2027 marks the beginning of a decisive chapter — one where the industry pledges to build not only for today’s cities but for tomorrow’s generations, guided by measurable goals that blend economic growth, environmental stewardship, and social equity. ABOUT CREDAI-MCHI CREDAI-MCHI is the apex body of real estate developers in the Mumbai Metropolitan Region. (MMR). With an impressive membership of over 2200+ leading developers in MMR, CREDAI-MCHI has extended its reach throughout the region, establishing units in various locations such as Thane, Kalyan-Dombivli, Mira-Virar, Raigad, Navi Mumbai, Palghar-Boisar, Bhiwandi, Uran-Dronagiri, Shahapur-Murbad, and most recently in Alibaug, Karjat-Khalapur-Khopoli, and Pen. Being the only Government-recognised body for private sector developers in MMR, CREDAI-MCHI is dedicated to promoting the industry’s organisation and progress. The association is committed to driving policy reform, housing innovation, and sustainable development in partnership with the government and urban stakeholders. As a part of CREDAI National, an apex body of 13000 developers across the nation, CREDAI-MCHI has emerged as a preferred platform for regional discussions on housing and habitat by establishing close and strong ties with the government. It is committed to breaking barriers to create a strong, organised, and progressive real estate sector in the MMR.The vision of CREDAI-MCHI is to empower the Real Estate fraternity of the Mumbai Metropolitan Region as it preserves, protects, and advances the right to housing for all. To continue being a trusted ally, guiding their members, supporting the Government on policy advocacy, and assisting those they serve through the ever-evolving real estate fraternity. Shri. Devendra Fadnavis, Hon. Chief Minister of Maharashtra said, “CREDAI-MCHI family has been an indispensable partner in shaping Mumbai’s real estate future. Together, we pioneered the country’s most successful RERA implementation, streamlined ease of doing business, and co-created the Mumbai Development Plan with unprecedented industry-government collaboration. Today, Mumbai stands at the cusp of a massive transformation — from Asia’s largest urban renewal at BDD Chawls to slum-free, technology-driven redevelopment, and the creation of the Third and Fourth Mumbai as new economic growth engines. With world-class infrastructure, high-speed connectivity, an upcoming Innovation City that can rival global hubs, and the potential to build cities even better than Dubai, we have a once-in-a-generation opportunity. Over the next 10 years, we can transform Mumbai and the MMR into a global benchmark for urban living. The government is fully committed to working hand-in-hand with the real estate sector to make this vision a reality.” Speaking on his vision for 2025 - 2027, Mr. Sukhraj Nahar, President of CREDAI-MCHI stated, “Our sector has always built Mumbai's skyline. Now, we must also build its soul. Mission CARES is our declaration to the government, home buyers, and our own conscience—that we will develop with empathy, digitise with purpose, green our cities with urgency, and ensure every home is accessible and dignified. This is a pivotal moment to move beyond rhetoric and deliver real, measurable impact.” Mr. Rushi Mehta, Secretary, CREDAI-MCHI emphasized, “The real estate sector touches lives in every square foot it creates. We are not just asking the government to act—we are showing them that the industry is ready to co-create better policies, embrace tech, and uplift every worker, homebuyer, and citizen. Mission CARES represents CREDAI-MCHI’s renewed commitment to building with compassion, ensuring access for all, restoring green spaces, driving economic growth through innovation, and skilling the workforce that shapes the region’s skylines. The five pillars will guide all member initiatives over the next two years.” Mr. Domnic Romell, Immediate Past President, CREDAI-MCHI extended his full support to the new leadership. He said, “Over the last two years, we’ve set the stage for deeper collaboration between government bodies, developers, and civil society. I am confident that under Mr. Nahar’s leadership, CREDAI-MCHI will now scale new heights—not just in construction, but in conscience as well.” While handing over the baton to the incoming President, Mr. Romell further elaborated, "Our tenure was about turning challenges into opportunities and building a more transparent, inclusive ecosystem. Mission CARES is the natural evolution of that journey — a moral compass for the next era of real estate, ensuring that growth and responsibility go hand in hand.” Mr. Dhaval Ajmera, Outgoing Secretary, CREDAI-MCHI, stated, “We have always been builders; now we choose to be healers too. Mission CARES is not just a vision — it is a call to action for governments, civil society, and every stakeholder in the urban ecosystem to create a future where development is measured by the dignity, equity, and sustainability it brings. Real change in our sector comes from consistent, well-calibrated policy interventions. Mission CARES strengthens our resolve to embed inclusion, green growth, and technology adoption into the governance framework, ensuring that ambition transforms into action.” Mumbai’s developers currently pay an average of ₹54,221 per square meter as approval costs, among the highest in the country. Premiums, duties, and levies often constitute 35–40% of the total project cost, placing a significant financial burden on homebuyers and delaying project timelines. “Compliance costs are one of the biggest roadblocks to affordable housing,” noted Mr. Keval Valambhia, Chief Operating Officer, CREDAI-MCHI. He added, “At CREDAI-MCHI, we are pushing for single-window clearances, rationalized premiums, and tech-led approvals. Prop Tech will enable AI-driven project tracking and blockchain-backed compliance, making the process faster and more transparent. The shift from paperwork to real-time systems is critical. Every rupee saved in friction is a rupee that builds scale, trust, and better homes. Because at the end, building better homes is about building a stronger India together.” The CARES framework commits the organisation to 5 pillars: Compassion through CSR and social welfare for construction workers, women, children, and underserved communities. Affordability in Housing through policy reforms and innovative development models. Reforestation &amp; Urban Greening to offset the carbon impact of construction and improve city liveability. Empowerment through PropTech to drive transparency, digital transformation, and economic growth. Skilling of 10,000+ workers annually to power India’s infrastructure boom with capable hands and secure livelihoods. The new leadership has outlined an ambitious but pragmatic roadmap for the next 24 months: Establishment of a PropTech Lab to accelerate innovation adoption. Creation of an Affordable Housing Innovation Cell (AHIC). Launch of mobile Skilling Labs across the MMR region. Dialogue with the state to rationalize development premiums and stamp duties. Integration of green scorecards in every member project. Under its CSR vision, CREDAI-MCHI has committed to organising 100+ free health camps annually, supporting over 1,000 students with scholarships (especially girls), operating 25 daycare centres for construction workers’ families, maintaining zero child labour across all member sites, and mobilising ₹10 crore+ for disaster relief and social programmes. The affordable housing mandate aims to promote 10,000+ affordable units through member projects by 2026, publish a policy white paper on regulatory reforms for faster approvals, create an Affordable Housing Innovation Cell, and conduct three regional workshops with urban bodies on rental and worker housing. The focus is on ensuring affordability without compromising on quality, sustainability, or access to civic amenities. In line with its environmental commitments, the reforestation agenda targets the planting of 1 million trees across 50+ urban locations by 2026, integrating minimum green buffers in all new member projects, and creating five model biodiversity parks in partnership with local authorities. The economic growth and innovation pillar will see 70% of member developers adopt at least one PropTech solution, 20+ startups onboarded to the new PropTech Lab, and the listing of 10+ REIT-ready assets. On skilling, CREDAI-MCHI will train 10,000+ construction workers annually, issue 2,500+ Green Job Cards, and deploy three mobile skilling labs across the Mumbai Metropolitan Region to deliver on-site training in green construction, safety, and emerging technologies. With over 2,200 member developers, CREDAI-MCHI’s Change of Guard 2025–2027 marks the beginning of a decisive chapter — one where the industry pledges to build not only for today’s cities but for tomorrow’s generations, guided by measurable goals that blend economic growth, environmental stewardship, and social equity. ABOUT CREDAI-MCHI CREDAI-MCHI is the apex body of real estate developers in the Mumbai Metropolitan Region. (MMR). With an impressive membership of over 2200+ leading developers in MMR, CREDAI-MCHI has extended its reach throughout the region, establishing units in various locations such as Thane, Kalyan-Dombivli, Mira-Virar, Raigad, Navi Mumbai, Palghar-Boisar, Bhiwandi, Uran-Dronagiri, Shahapur-Murbad, and most recently in Alibaug, Karjat-Khalapur-Khopoli, and Pen. Being the only Government-recognised body for private sector developers in MMR, CREDAI-MCHI is dedicated to promoting the industry’s organisation and progress. The association is committed to driving policy reform, housing innovation, and sustainable development in partnership with the government and urban stakeholders. As a part of CREDAI National, an apex body of 13000 developers across the nation, CREDAI-MCHI has emerged as a preferred platform for regional discussions on housing and habitat by establishing close and strong ties with the government. It is committed to breaking barriers to create a strong, organised, and progressive real estate sector in the MMR.The vision of CREDAI-MCHI is to empower the Real Estate fraternity of the Mumbai Metropolitan Region as it preserves, protects, and advances the right to housing for all. To continue being a trusted ally, guiding their members, supporting the Government on policy advocacy, and assisting those they serve through the ever-evolving real estate fraternity. Shri. Devendra Fadnavis, Hon. Chief Minister of Maharashtra said, “CREDAI-MCHI family has been an indispensable partner in shaping Mumbai’s real estate future. Together, we pioneered the country’s most successful RERA implementation, streamlined ease of doing business, and co-created the Mumbai Development Plan with unprecedented industry-government collaboration. Today, Mumbai stands at the cusp of a massive transformation — from Asia’s largest urban renewal at BDD Chawls to slum-free, technology-driven redevelopment, and the creation of the Third and Fourth Mumbai as new economic growth engines. With world-class infrastructure, high-speed connectivity, an upcoming Innovation City that can rival global hubs, and the potential to build cities even better than Dubai, we have a once-in-a-generation opportunity. Over the next 10 years, we can transform Mumbai and the MMR into a global benchmark for urban living. The government is fully committed to working hand-in-hand with the real estate sector to make this vision a reality.” Speaking on his vision for 2025 - 2027, Mr. Sukhraj Nahar, President of CREDAI-MCHI stated, “Our sector has always built Mumbai's skyline. Now, we must also build its soul. Mission CARES is our declaration to the government, home buyers, and our own conscience—that we will develop with empathy, digitise with purpose, green our cities with urgency, and ensure every home is accessible and dignified. This is a pivotal moment to move beyond rhetoric and deliver real, measurable impact.” Mr. Rushi Mehta, Secretary, CREDAI-MCHI emphasized, “The real estate sector touches lives in every square foot it creates. We are not just asking the government to act—we are showing them that the industry is ready to co-create better policies, embrace tech, and uplift every worker, homebuyer, and citizen. Mission CARES represents CREDAI-MCHI’s renewed commitment to building with compassion, ensuring access for all, restoring green spaces, driving economic growth through innovation, and skilling the workforce that shapes the region’s skylines. The five pillars will guide all member initiatives over the next two years.” Mr. Domnic Romell, Immediate Past President, CREDAI-MCHI extended his full support to the new leadership. He said, “Over the last two years, we’ve set the stage for deeper collaboration between government bodies, developers, and civil society. I am confident that under Mr. Nahar’s leadership, CREDAI-MCHI will now scale new heights—not just in construction, but in conscience as well.” While handing over the baton to the incoming President, Mr. Romell further elaborated, "Our tenure was about turning challenges into opportunities and building a more transparent, inclusive ecosystem. Mission CARES is the natural evolution of that journey — a moral compass for the next era of real estate, ensuring that growth and responsibility go hand in hand.” Mr. Dhaval Ajmera, Outgoing Secretary, CREDAI-MCHI, stated, “We have always been builders; now we choose to be healers too. Mission CARES is not just a vision — it is a call to action for governments, civil society, and every stakeholder in the urban ecosystem to create a future where development is measured by the dignity, equity, and sustainability it brings. Real change in our sector comes from consistent, well-calibrated policy interventions. Mission CARES strengthens our resolve to embed inclusion, green growth, and technology adoption into the governance framework, ensuring that ambition transforms into action.” Mumbai’s developers currently pay an average of ₹54,221 per square meter as approval costs, among the highest in the country. Premiums, duties, and levies often constitute 35–40% of the total project cost, placing a significant financial burden on homebuyers and delaying project timelines. “Compliance costs are one of the biggest roadblocks to affordable housing,” noted Mr. Keval Valambhia, Chief Operating Officer, CREDAI-MCHI. He added, “At CREDAI-MCHI, we are pushing for single-window clearances, rationalized premiums, and tech-led approvals. Prop Tech will enable AI-driven project tracking and blockchain-backed compliance, making the process faster and more transparent. The shift from paperwork to real-time systems is critical. Every rupee saved in friction is a rupee that builds scale, trust, and better homes. Because at the end, building better homes is about building a stronger India together.” The CARES framework commits the organisation to 5 pillars: Compassion through CSR and social welfare for construction workers, women, children, and underserved communities. Affordability in Housing through policy reforms and innovative development models. Reforestation &amp; Urban Greening to offset the carbon impact of construction and improve city liveability. Empowerment through PropTech to drive transparency, digital transformation, and economic growth. Skilling of 10,000+ workers annually to power India’s infrastructure boom with capable hands and secure livelihoods. The new leadership has outlined an ambitious but pragmatic roadmap for the next 24 months: Establishment of a PropTech Lab to accelerate innovation adoption. Creation of an Affordable Housing Innovation Cell (AHIC). Launch of mobile Skilling Labs across the MMR region. Dialogue with the state to rationalize development premiums and stamp duties. Integration of green scorecards in every member project. Under its CSR vision, CREDAI-MCHI has committed to organising 100+ free health camps annually, supporting over 1,000 students with scholarships (especially girls), operating 25 daycare centres for construction workers’ families, maintaining zero child labour across all member sites, and mobilising ₹10 crore+ for disaster relief and social programmes. The affordable housing mandate aims to promote 10,000+ affordable units through member projects by 2026, publish a policy white paper on regulatory reforms for faster approvals, create an Affordable Housing Innovation Cell, and conduct three regional workshops with urban bodies on rental and worker housing. The focus is on ensuring affordability without compromising on quality, sustainability, or access to civic amenities. In line with its environmental commitments, the reforestation agenda targets the planting of 1 million trees across 50+ urban locations by 2026, integrating minimum green buffers in all new member projects, and creating five model biodiversity parks in partnership with local authorities. The economic growth and innovation pillar will see 70% of member developers adopt at least one PropTech solution, 20+ startups onboarded to the new PropTech Lab, and the listing of 10+ REIT-ready assets. On skilling, CREDAI-MCHI will train 10,000+ construction workers annually, issue 2,500+ Green Job Cards, and deploy three mobile skilling labs across the Mumbai Metropolitan Region to deliver on-site training in green construction, safety, and emerging technologies. With over 2,200 member developers, CREDAI-MCHI’s Change of Guard 2025–2027 marks the beginning of a decisive chapter — one where the industry pledges to build not only for today’s cities but for tomorrow’s generations, guided by measurable goals that blend economic growth, environmental stewardship, and social equity. ABOUT CREDAI-MCHI CREDAI-MCHI is the apex body of real estate developers in the Mumbai Metropolitan Region. (MMR). With an impressive membership of over 2200+ leading developers in MMR, CREDAI-MCHI has extended its reach throughout the region, establishing units in various locations such as Thane, Kalyan-Dombivli, Mira-Virar, Raigad, Navi Mumbai, Palghar-Boisar, Bhiwandi, Uran-Dronagiri, Shahapur-Murbad, and most recently in Alibaug, Karjat-Khalapur-Khopoli, and Pen. Being the only Government-recognised body for private sector developers in MMR, CREDAI-MCHI is dedicated to promoting the industry’s organisation and progress. The association is committed to driving policy reform, housing innovation, and sustainable development in partnership with the government and urban stakeholders. As a part of CREDAI National, an apex body of 13000 developers across the nation, CREDAI-MCHI has emerged as a preferred platform for regional discussions on housing and habitat by establishing close and strong ties with the government. It is committed to breaking barriers to create a strong, organised, and progressive real estate sector in the MMR.The vision of CREDAI-MCHI is to empower the Real Estate fraternity of the Mumbai Metropolitan Region as it preserves, protects, and advances the right to housing for all. To continue being a trusted ally, guiding their members, supporting the Government on policy advocacy, and assisting those they serve through the ever-evolving real estate fraternity. Speaking on his vision for 2025 - 2027, Mr. Sukhraj Nahar, President of CREDAI-MCHI stated, “Our sector has always built Mumbai's skyline. Now, we must also build its soul. Mission CARES is our declaration to the government, home buyers, and our own conscience—that we will develop with empathy, digitise with purpose, green our cities with urgency, and ensure every home is accessible and dignified. This is a pivotal moment to move beyond rhetoric and deliver real, measurable impact.” Mr. Rushi Mehta, Secretary, CREDAI-MCHI emphasized, “The real estate sector touches lives in every square foot it creates. We are not just asking the government to act—we are showing them that the industry is ready to co-create better policies, embrace tech, and uplift every worker, homebuyer, and citizen. Mission CARES represents CREDAI-MCHI’s renewed commitment to building with compassion, ensuring access for all, restoring green spaces, driving economic growth through innovation, and skilling the workforce that shapes the region’s skylines. The five pillars will guide all member initiatives over the next two years.” Mr. Domnic Romell, Immediate Past President, CREDAI-MCHI extended his full support to the new leadership. He said, “Over the last two years, we’ve set the stage for deeper collaboration between government bodies, developers, and civil society. I am confident that under Mr. Nahar’s leadership, CREDAI-MCHI will now scale new heights—not just in construction, but in conscience as well.” While handing over the baton to the incoming President, Mr. Romell further elaborated, "Our tenure was about turning challenges into opportunities and building a more transparent, inclusive ecosystem. Mission CARES is the natural evolution of that journey — a moral compass for the next era of real estate, ensuring that growth and responsibility go hand in hand.” Mr. Dhaval Ajmera, Outgoing Secretary, CREDAI-MCHI, stated, “We have always been builders; now we choose to be healers too. Mission CARES is not just a vision — it is a call to action for governments, civil society, and every stakeholder in the urban ecosystem to create a future where development is measured by the dignity, equity, and sustainability it brings. Real change in our sector comes from consistent, well-calibrated policy interventions. Mission CARES strengthens our resolve to embed inclusion, green growth, and technology adoption into the governance framework, ensuring that ambition transforms into action.” Mumbai’s developers currently pay an average of ₹54,221 per square meter as approval costs, among the highest in the country. Premiums, duties, and levies often constitute 35–40% of the total project cost, placing a significant financial burden on homebuyers and delaying project timelines. “Compliance costs are one of the biggest roadblocks to affordable housing,” noted Mr. Keval Valambhia, Chief Operating Officer, CREDAI-MCHI. He added, “At CREDAI-MCHI, we are pushing for single-window clearances, rationalized premiums, and tech-led approvals. Prop Tech will enable AI-driven project tracking and blockchain-backed compliance, making the process faster and more transparent. The shift from paperwork to real-time systems is critical. Every rupee saved in friction is a rupee that builds scale, trust, and better homes. Because at the end, building better homes is about building a stronger India together.” The CARES framework commits the organisation to 5 pillars: Compassion through CSR and social welfare for construction workers, women, children, and underserved communities. Affordability in Housing through policy reforms and innovative development models. Reforestation &amp; Urban Greening to offset the carbon impact of construction and improve city liveability. Empowerment through PropTech to drive transparency, digital transformation, and economic growth. Skilling of 10,000+ workers annually to power India’s infrastructure boom with capable hands and secure livelihoods. The new leadership has outlined an ambitious but pragmatic roadmap for the next 24 months: Establishment of a PropTech Lab to accelerate innovation adoption. Creation of an Affordable Housing Innovation Cell (AHIC). Launch of mobile Skilling Labs across the MMR region. Dialogue with the state to rationalize development premiums and stamp duties. Integration of green scorecards in every member project. Under its CSR vision, CREDAI-MCHI has committed to organising 100+ free health camps annually, supporting over 1,000 students with scholarships (especially girls), operating 25 daycare centres for construction workers’ families, maintaining zero child labour across all member sites, and mobilising ₹10 crore+ for disaster relief and social programmes. The affordable housing mandate aims to promote 10,000+ affordable units through member projects by 2026, publish a policy white paper on regulatory reforms for faster approvals, create an Affordable Housing Innovation Cell, and conduct three regional workshops with urban bodies on rental and worker housing. The focus is on ensuring affordability without compromising on quality, sustainability, or access to civic amenities. In line with its environmental commitments, the reforestation agenda targets the planting of 1 million trees across 50+ urban locations by 2026, integrating minimum green buffers in all new member projects, and creating five model biodiversity parks in partnership with local authorities. The economic growth and innovation pillar will see 70% of member developers adopt at least one PropTech solution, 20+ startups onboarded to the new PropTech Lab, and the listing of 10+ REIT-ready assets. On skilling, CREDAI-MCHI will train 10,000+ construction workers annually, issue 2,500+ Green Job Cards, and deploy three mobile skilling labs across the Mumbai Metropolitan Region to deliver on-site training in green construction, safety, and emerging technologies. With over 2,200 member developers, CREDAI-MCHI’s Change of Guard 2025–2027 marks the beginning of a decisive chapter — one where the industry pledges to build not only for today’s cities but for tomorrow’s generations, guided by measurable goals that blend economic growth, environmental stewardship, and social equity. ABOUT CREDAI-MCHI CREDAI-MCHI is the apex body of real estate developers in the Mumbai Metropolitan Region. (MMR). With an impressive membership of over 2200+ leading developers in MMR, CREDAI-MCHI has extended its reach throughout the region, establishing units in various locations such as Thane, Kalyan-Dombivli, Mira-Virar, Raigad, Navi Mumbai, Palghar-Boisar, Bhiwandi, Uran-Dronagiri, Shahapur-Murbad, and most recently in Alibaug, Karjat-Khalapur-Khopoli, and Pen. Being the only Government-recognised body for private sector developers in MMR, CREDAI-MCHI is dedicated to promoting the industry’s organisation and progress. The association is committed to driving policy reform, housing innovation, and sustainable development in partnership with the government and urban stakeholders. As a part of CREDAI National, an apex body of 13000 developers across the nation, CREDAI-MCHI has emerged as a preferred platform for regional discussions on housing and habitat by establishing close and strong ties with the government. It is committed to breaking barriers to create a strong, organised, and progressive real estate sector in the MMR.The vision of CREDAI-MCHI is to empower the Real Estate fraternity of the Mumbai Metropolitan Region as it preserves, protects, and advances the right to housing for all. To continue being a trusted ally, guiding their members, supporting the Government on policy advocacy, and assisting those they serve through the ever-evolving real estate fraternity. Speaking on his vision for 2025 - 2027, Mr. Sukhraj Nahar, President of CREDAI-MCHI stated, “Our sector has always built Mumbai's skyline. Now, we must also build its soul. Mission CARES is our declaration to the government, home buyers, and our own conscience—that we will develop with empathy, digitise with purpose, green our cities with urgency, and ensure every home is accessible and dignified. This is a pivotal moment to move beyond rhetoric and deliver real, measurable impact.” Mr. Rushi Mehta, Secretary, CREDAI-MCHI emphasized, “The real estate sector touches lives in every square foot it creates. We are not just asking the government to act—we are showing them that the industry is ready to co-create better policies, embrace tech, and uplift every worker, homebuyer, and citizen. Mission CARES represents CREDAI-MCHI’s renewed commitment to building with compassion, ensuring access for all, restoring green spaces, driving economic growth through innovation, and skilling the workforce that shapes the region’s skylines. The five pillars will guide all member initiatives over the next two years.” Mr. Domnic Romell, Immediate Past President, CREDAI-MCHI extended his full support to the new leadership. He said, “Over the last two years, we’ve set the stage for deeper collaboration between government bodies, developers, and civil society. I am confident that under Mr. Nahar’s leadership, CREDAI-MCHI will now scale new heights—not just in construction, but in conscience as well.” While handing over the baton to the incoming President, Mr. Romell further elaborated, "Our tenure was about turning challenges into opportunities and building a more transparent, inclusive ecosystem. Mission CARES is the natural evolution of that journey — a moral compass for the next era of real estate, ensuring that growth and responsibility go hand in hand.” Mr. Dhaval Ajmera, Outgoing Secretary, CREDAI-MCHI, stated, “We have always been builders; now we choose to be healers too. Mission CARES is not just a vision — it is a call to action for governments, civil society, and every stakeholder in the urban ecosystem to create a future where development is measured by the dignity, equity, and sustainability it brings. Real change in our sector comes from consistent, well-calibrated policy interventions. Mission CARES strengthens our resolve to embed inclusion, green growth, and technology adoption into the governance framework, ensuring that ambition transforms into action.” Mumbai’s developers currently pay an average of ₹54,221 per square meter as approval costs, among the highest in the country. Premiums, duties, and levies often constitute 35–40% of the total project cost, placing a significant financial burden on homebuyers and delaying project timelines. “Compliance costs are one of the biggest roadblocks to affordable housing,” noted Mr. Keval Valambhia, Chief Operating Officer, CREDAI-MCHI. He added, “At CREDAI-MCHI, we are pushing for single-window clearances, rationalized premiums, and tech-led approvals. Prop Tech will enable AI-driven project tracking and blockchain-backed compliance, making the process faster and more transparent. The shift from paperwork to real-time systems is critical. Every rupee saved in friction is a rupee that builds scale, trust, and better homes. Because at the end, building better homes is about building a stronger India together.” The CARES framework commits the organisation to 5 pillars: Compassion through CSR and social welfare for construction workers, women, children, and underserved communities. Affordability in Housing through policy reforms and innovative development models. Reforestation &amp; Urban Greening to offset the carbon impact of construction and improve city liveability. Empowerment through PropTech to drive transparency, digital transformation, and economic growth. Skilling of 10,000+ workers annually to power India’s infrastructure boom with capable hands and secure livelihoods. The new leadership has outlined an ambitious but pragmatic roadmap for the next 24 months: Establishment of a PropTech Lab to accelerate innovation adoption. Creation of an Affordable Housing Innovation Cell (AHIC). Launch of mobile Skilling Labs across the MMR region. Dialogue with the state to rationalize development premiums and stamp duties. Integration of green scorecards in every member project. Under its CSR vision, CREDAI-MCHI has committed to organising 100+ free health camps annually, supporting over 1,000 students with scholarships (especially girls), operating 25 daycare centres for construction workers’ families, maintaining zero child labour across all member sites, and mobilising ₹10 crore+ for disaster relief and social programmes. The affordable housing mandate aims to promote 10,000+ affordable units through member projects by 2026, publish a policy white paper on regulatory reforms for faster approvals, create an Affordable Housing Innovation Cell, and conduct three regional workshops with urban bodies on rental and worker housing. The focus is on ensuring affordability without compromising on quality, sustainability, or access to civic amenities. In line with its environmental commitments, the reforestation agenda targets the planting of 1 million trees across 50+ urban locations by 2026, integrating minimum green buffers in all new member projects, and creating five model biodiversity parks in partnership with local authorities. The economic growth and innovation pillar will see 70% of member developers adopt at least one PropTech solution, 20+ startups onboarded to the new PropTech Lab, and the listing of 10+ REIT-ready assets. On skilling, CREDAI-MCHI will train 10,000+ construction workers annually, issue 2,500+ Green Job Cards, and deploy three mobile skilling labs across the Mumbai Metropolitan Region to deliver on-site training in green construction, safety, and emerging technologies. With over 2,200 member developers, CREDAI-MCHI’s Change of Guard 2025–2027 marks the beginning of a decisive chapter — one where the industry pledges to build not only for today’s cities but for tomorrow’s generations, guided by measurable goals that blend economic growth, environmental stewardship, and social equity. ABOUT CREDAI-MCHI CREDAI-MCHI is the apex body of real estate developers in the Mumbai Metropolitan Region. (MMR). With an impressive membership of over 2200+ leading developers in MMR, CREDAI-MCHI has extended its reach throughout the region, establishing units in various locations such as Thane, Kalyan-Dombivli, Mira-Virar, Raigad, Navi Mumbai, Palghar-Boisar, Bhiwandi, Uran-Dronagiri, Shahapur-Murbad, and most recently in Alibaug, Karjat-Khalapur-Khopoli, and Pen. Being the only Government-recognised body for private sector developers in MMR, CREDAI-MCHI is dedicated to promoting the industry’s organisation and progress. The association is committed to driving policy reform, housing innovation, and sustainable development in partnership with the government and urban stakeholders. As a part of CREDAI National, an apex body of 13000 developers across the nation, CREDAI-MCHI has emerged as a preferred platform for regional discussions on housing and habitat by establishing close and strong ties with the government. It is committed to breaking barriers to create a strong, organised, and progressive real estate sector in the MMR.The vision of CREDAI-MCHI is to empower the Real Estate fraternity of the Mumbai Metropolitan Region as it preserves, protects, and advances the right to housing for all. To continue being a trusted ally, guiding their members, supporting the Government on policy advocacy, and assisting those they serve through the ever-evolving real estate fraternity. Speaking on his vision for 2025 - 2027, Mr. Sukhraj Nahar, President of CREDAI-MCHI stated, “Our sector has always built Mumbai's skyline. Now, we must also build its soul. Mission CARES is our declaration to the government, home buyers, and our own conscience—that we will develop with empathy, digitise with purpose, green our cities with urgency, and ensure every home is accessible and dignified. This is a pivotal moment to move beyond rhetoric and deliver real, measurable impact.” Mr. Rushi Mehta, Secretary, CREDAI-MCHI emphasized, “The real estate sector touches lives in every square foot it creates. We are not just asking the government to act—we are showing them that the industry is ready to co-create better policies, embrace tech, and uplift every worker, homebuyer, and citizen. Mission CARES represents CREDAI-MCHI’s renewed commitment to building with compassion, ensuring access for all, restoring green spaces, driving economic growth through innovation, and skilling the workforce that shapes the region’s skylines. The five pillars will guide all member initiatives over the next two years.” Mr. Domnic Romell, Immediate Past President, CREDAI-MCHI extended his full support to the new leadership. He said, “Over the last two years, we’ve set the stage for deeper collaboration between government bodies, developers, and civil society. I am confident that under Mr. Nahar’s leadership, CREDAI-MCHI will now scale new heights—not just in construction, but in conscience as well.” While handing over the baton to the incoming President, Mr. Romell further elaborated, "Our tenure was about turning challenges into opportunities and building a more transparent, inclusive ecosystem. Mission CARES is the natural evolution of that journey — a moral compass for the next era of real estate, ensuring that growth and responsibility go hand in hand.” Mr. Dhaval Ajmera, Outgoing Secretary, CREDAI-MCHI, stated, “We have always been builders; now we choose to be healers too. Mission CARES is not just a vision — it is a call to action for governments, civil society, and every stakeholder in the urban ecosystem to create a future where development is measured by the dignity, equity, and sustainability it brings. Real change in our sector comes from consistent, well-calibrated policy interventions. Mission CARES strengthens our resolve to embed inclusion, green growth, and technology adoption into the governance framework, ensuring that ambition transforms into action.” Mumbai’s developers currently pay an average of ₹54,221 per square meter as approval costs, among the highest in the country. Premiums, duties, and levies often constitute 35–40% of the total project cost, placing a significant financial burden on homebuyers and delaying project timelines. “Compliance costs are one of the biggest roadblocks to affordable housing,” noted Mr. Keval Valambhia, Chief Operating Officer, CREDAI-MCHI. He added, “At CREDAI-MCHI, we are pushing for single-window clearances, rationalized premiums, and tech-led approvals. Prop Tech will enable AI-driven project tracking and blockchain-backed compliance, making the process faster and more transparent. The shift from paperwork to real-time systems is critical. Every rupee saved in friction is a rupee that builds scale, trust, and better homes. Because at the end, building better homes is about building a stronger India together.” The CARES framework commits the organisation to 5 pillars: Compassion through CSR and social welfare for construction workers, women, children, and underserved communities. Affordability in Housing through policy reforms and innovative development models. Reforestation &amp; Urban Greening to offset the carbon impact of construction and improve city liveability. Empowerment through PropTech to drive transparency, digital transformation, and economic growth. Skilling of 10,000+ workers annually to power India’s infrastructure boom with capable hands and secure livelihoods. The new leadership has outlined an ambitious but pragmatic roadmap for the next 24 months: Establishment of a PropTech Lab to accelerate innovation adoption. Creation of an Affordable Housing Innovation Cell (AHIC). Launch of mobile Skilling Labs across the MMR region. Dialogue with the state to rationalize development premiums and stamp duties. Integration of green scorecards in every member project. Under its CSR vision, CREDAI-MCHI has committed to organising 100+ free health camps annually, supporting over 1,000 students with scholarships (especially girls), operating 25 daycare centres for construction workers’ families, maintaining zero child labour across all member sites, and mobilising ₹10 crore+ for disaster relief and social programmes. The affordable housing mandate aims to promote 10,000+ affordable units through member projects by 2026, publish a policy white paper on regulatory reforms for faster approvals, create an Affordable Housing Innovation Cell, and conduct three regional workshops with urban bodies on rental and worker housing. The focus is on ensuring affordability without compromising on quality, sustainability, or access to civic amenities. In line with its environmental commitments, the reforestation agenda targets the planting of 1 million trees across 50+ urban locations by 2026, integrating minimum green buffers in all new member projects, and creating five model biodiversity parks in partnership with local authorities. The economic growth and innovation pillar will see 70% of member developers adopt at least one PropTech solution, 20+ startups onboarded to the new PropTech Lab, and the listing of 10+ REIT-ready assets. On skilling, CREDAI-MCHI will train 10,000+ construction workers annually, issue 2,500+ Green Job Cards, and deploy three mobile skilling labs across the Mumbai Metropolitan Region to deliver on-site training in green construction, safety, and emerging technologies. With over 2,200 member developers, CREDAI-MCHI’s Change of Guard 2025–2027 marks the beginning of a decisive chapter — one where the industry pledges to build not only for today’s cities but for tomorrow’s generations, guided by measurable goals that blend economic growth, environmental stewardship, and social equity. ABOUT CREDAI-MCHI CREDAI-MCHI is the apex body of real estate developers in the Mumbai Metropolitan Region. (MMR). With an impressive membership of over 2200+ leading developers in MMR, CREDAI-MCHI has extended its reach throughout the region, establishing units in various locations such as Thane, Kalyan-Dombivli, Mira-Virar, Raigad, Navi Mumbai, Palghar-Boisar, Bhiwandi, Uran-Dronagiri, Shahapur-Murbad, and most recently in Alibaug, Karjat-Khalapur-Khopoli, and Pen. Being the only Government-recognised body for private sector developers in MMR, CREDAI-MCHI is dedicated to promoting the industry’s organisation and progress. The association is committed to driving policy reform, housing innovation, and sustainable development in partnership with the government and urban stakeholders. As a part of CREDAI National, an apex body of 13000 developers across the nation, CREDAI-MCHI has emerged as a preferred platform for regional discussions on housing and habitat by establishing close and strong ties with the government. It is committed to breaking barriers to create a strong, organised, and progressive real estate sector in the MMR.The vision of CREDAI-MCHI is to empower the Real Estate fraternity of the Mumbai Metropolitan Region as it preserves, protects, and advances the right to housing for all. To continue being a trusted ally, guiding their members, supporting the Government on policy advocacy, and assisting those they serve through the ever-evolving real estate fraternity. Speaking on his vision for 2025 - 2027, Mr. Sukhraj Nahar, President of CREDAI-MCHI stated, “Our sector has always built Mumbai's skyline. Now, we must also build its soul. Mission CARES is our declaration to the government, home buyers, and our own conscience—that we will develop with empathy, digitise with purpose, green our cities with urgency, and ensure every home is accessible and dignified. This is a pivotal moment to move beyond rhetoric and deliver real, measurable impact.” Mr. Rushi Mehta, Secretary, CREDAI-MCHI emphasized, “The real estate sector touches lives in every square foot it creates. We are not just asking the government to act—we are showing them that the industry is ready to co-create better policies, embrace tech, and uplift every worker, homebuyer, and citizen. Mission CARES represents CREDAI-MCHI’s renewed commitment to building with compassion, ensuring access for all, restoring green spaces, driving economic growth through innovation, and skilling the workforce that shapes the region’s skylines. The five pillars will guide all member initiatives over the next two years.” Mr. Domnic Romell, Immediate Past President, CREDAI-MCHI extended his full support to the new leadership. He said, “Over the last two years, we’ve set the stage for deeper collaboration between government bodies, developers, and civil society. I am confident that under Mr. Nahar’s leadership, CREDAI-MCHI will now scale new heights—not just in construction, but in conscience as well.” While handing over the baton to the incoming President, Mr. Romell further elaborated, "Our tenure was about turning challenges into opportunities and building a more transparent, inclusive ecosystem. Mission CARES is the natural evolution of that journey — a moral compass for the next era of real estate, ensuring that growth and responsibility go hand in hand.” Mr. Dhaval Ajmera, Outgoing Secretary, CREDAI-MCHI, stated, “We have always been builders; now we choose to be healers too. Mission CARES is not just a vision — it is a call to action for governments, civil society, and every stakeholder in the urban ecosystem to create a future where development is measured by the dignity, equity, and sustainability it brings. Real change in our sector comes from consistent, well-calibrated policy interventions. Mission CARES strengthens our resolve to embed inclusion, green growth, and technology adoption into the governance framework, ensuring that ambition transforms into action.” Mumbai’s developers currently pay an average of ₹54,221 per square meter as approval costs, among the highest in the country. Premiums, duties, and levies often constitute 35–40% of the total project cost, placing a significant financial burden on homebuyers and delaying project timelines. “Compliance costs are one of the biggest roadblocks to affordable housing,” noted Mr. Keval Valambhia, Chief Operating Officer, CREDAI-MCHI. He added, “At CREDAI-MCHI, we are pushing for single-window clearances, rationalized premiums, and tech-led approvals. Prop Tech will enable AI-driven project tracking and blockchain-backed compliance, making the process faster and more transparent. The shift from paperwork to real-time systems is critical. Every rupee saved in friction is a rupee that builds scale, trust, and better homes. Because at the end, building better homes is about building a stronger India together.” The CARES framework commits the organisation to 5 pillars: Compassion through CSR and social welfare for construction workers, women, children, and underserved communities. Affordability in Housing through policy reforms and innovative development models. Reforestation &amp; Urban Greening to offset the carbon impact of construction and improve city liveability. Empowerment through PropTech to drive transparency, digital transformation, and economic growth. Skilling of 10,000+ workers annually to power India’s infrastructure boom with capable hands and secure livelihoods. The new leadership has outlined an ambitious but pragmatic roadmap for the next 24 months: Establishment of a PropTech Lab to accelerate innovation adoption. Creation of an Affordable Housing Innovation Cell (AHIC). Launch of mobile Skilling Labs across the MMR region. Dialogue with the state to rationalize development premiums and stamp duties. Integration of green scorecards in every member project. Under its CSR vision, CREDAI-MCHI has committed to organising 100+ free health camps annually, supporting over 1,000 students with scholarships (especially girls), operating 25 daycare centres for construction workers’ families, maintaining zero child labour across all member sites, and mobilising ₹10 crore+ for disaster relief and social programmes. The affordable housing mandate aims to promote 10,000+ affordable units through member projects by 2026, publish a policy white paper on regulatory reforms for faster approvals, create an Affordable Housing Innovation Cell, and conduct three regional workshops with urban bodies on rental and worker housing. The focus is on ensuring affordability without compromising on quality, sustainability, or access to civic amenities. In line with its environmental commitments, the reforestation agenda targets the planting of 1 million trees across 50+ urban locations by 2026, integrating minimum green buffers in all new member projects, and creating five model biodiversity parks in partnership with local authorities. The economic growth and innovation pillar will see 70% of member developers adopt at least one PropTech solution, 20+ startups onboarded to the new PropTech Lab, and the listing of 10+ REIT-ready assets. On skilling, CREDAI-MCHI will train 10,000+ construction workers annually, issue 2,500+ Green Job Cards, and deploy three mobile skilling labs across the Mumbai Metropolitan Region to deliver on-site training in green construction, safety, and emerging technologies. With over 2,200 member developers, CREDAI-MCHI’s Change of Guard 2025–2027 marks the beginning of a decisive chapter — one where the industry pledges to build not only for today’s cities but for tomorrow’s generations, guided by measurable goals that blend economic growth, environmental stewardship, and social equity. ABOUT CREDAI-MCHI CREDAI-MCHI is the apex body of real estate developers in the Mumbai Metropolitan Region. (MMR). With an impressive membership of over 2200+ leading developers in MMR, CREDAI-MCHI has extended its reach throughout the region, establishing units in various locations such as Thane, Kalyan-Dombivli, Mira-Virar, Raigad, Navi Mumbai, Palghar-Boisar, Bhiwandi, Uran-Dronagiri, Shahapur-Murbad, and most recently in Alibaug, Karjat-Khalapur-Khopoli, and Pen. Being the only Government-recognised body for private sector developers in MMR, CREDAI-MCHI is dedicated to promoting the industry’s organisation and progress. The association is committed to driving policy reform, housing innovation, and sustainable development in partnership with the government and urban stakeholders. As a part of CREDAI National, an apex body of 13000 developers across the nation, CREDAI-MCHI has emerged as a preferred platform for regional discussions on housing and habitat by establishing close and strong ties with the government. It is committed to breaking barriers to create a strong, organised, and progressive real estate sector in the MMR.The vision of CREDAI-MCHI is to empower the Real Estate fraternity of the Mumbai Metropolitan Region as it preserves, protects, and advances the right to housing for all. To continue being a trusted ally, guiding their members, supporting the Government on policy advocacy, and assisting those they serve through the ever-evolving real estate fraternity. Speaking on his vision for 2025 - 2027, Mr. Sukhraj Nahar, President of CREDAI-MCHI stated, “Our sector has always built Mumbai's skyline. Now, we must also build its soul. Mission CARES is our declaration to the government, home buyers, and our own conscience—that we will develop with empathy, digitise with purpose, green our cities with urgency, and ensure every home is accessible and dignified. This is a pivotal moment to move beyond rhetoric and deliver real, measurable impact.” Mr. Rushi Mehta, Secretary, CREDAI-MCHI emphasized, “The real estate sector touches lives in every square foot it creates. We are not just asking the government to act—we are showing them that the industry is ready to co-create better policies, embrace tech, and uplift every worker, homebuyer, and citizen. Mission CARES represents CREDAI-MCHI’s renewed commitment to building with compassion, ensuring access for all, restoring green spaces, driving economic growth through innovation, and skilling the workforce that shapes the region’s skylines. The five pillars will guide all member initiatives over the next two years.” Mr. Domnic Romell, Immediate Past President, CREDAI-MCHI extended his full support to the new leadership. He said, “Over the last two years, we’ve set the stage for deeper collaboration between government bodies, developers, and civil society. I am confident that under Mr. Nahar’s leadership, CREDAI-MCHI will now scale new heights—not just in construction, but in conscience as well.” While handing over the baton to the incoming President, Mr. Romell further elaborated, "Our tenure was about turning challenges into opportunities and building a more transparent, inclusive ecosystem. Mission CARES is the natural evolution of that journey — a moral compass for the next era of real estate, ensuring that growth and responsibility go hand in hand.” Mr. Dhaval Ajmera, Outgoing Secretary, CREDAI-MCHI, stated, “We have always been builders; now we choose to be healers too. Mission CARES is not just a vision — it is a call to action for governments, civil society, and every stakeholder in the urban ecosystem to create a future where development is measured by the dignity, equity, and sustainability it brings. Real change in our sector comes from consistent, well-calibrated policy interventions. Mission CARES strengthens our resolve to embed inclusion, green growth, and technology adoption into the governance framework, ensuring that ambition transforms into action.” Mumbai’s developers currently pay an average of ₹54,221 per square meter as approval costs, among the highest in the country. Premiums, duties, and levies often constitute 35–40% of the total project cost, placing a significant financial burden on homebuyers and delaying project timelines. “Compliance costs are one of the biggest roadblocks to affordable housing,” noted Mr. Keval Valambhia, Chief Operating Officer, CREDAI-MCHI. He added, “At CREDAI-MCHI, we are pushing for single-window clearances, rationalized premiums, and tech-led approvals. Prop Tech will enable AI-driven project tracking and blockchain-backed compliance, making the process faster and more transparent. The shift from paperwork to real-time systems is critical. Every rupee saved in friction is a rupee that builds scale, trust, and better homes. Because at the end, building better homes is about building a stronger India together.” The CARES framework commits the organisation to 5 pillars: Compassion through CSR and social welfare for construction workers, women, children, and underserved communities. Affordability in Housing through policy reforms and innovative development models. Reforestation &amp; Urban Greening to offset the carbon impact of construction and improve city liveability. Empowerment through PropTech to drive transparency, digital transformation, and economic growth. Skilling of 10,000+ workers annually to power India’s infrastructure boom with capable hands and secure livelihoods. The new leadership has outlined an ambitious but pragmatic roadmap for the next 24 months: Establishment of a PropTech Lab to accelerate innovation adoption. Creation of an Affordable Housing Innovation Cell (AHIC). Launch of mobile Skilling Labs across the MMR region. Dialogue with the state to rationalize development premiums and stamp duties. Integration of green scorecards in every member project. Under its CSR vision, CREDAI-MCHI has committed to organising 100+ free health camps annually, supporting over 1,000 students with scholarships (especially girls), operating 25 daycare centres for construction workers’ families, maintaining zero child labour across all member sites, and mobilising ₹10 crore+ for disaster relief and social programmes. The affordable housing mandate aims to promote 10,000+ affordable units through member projects by 2026, publish a policy white paper on regulatory reforms for faster approvals, create an Affordable Housing Innovation Cell, and conduct three regional workshops with urban bodies on rental and worker housing. The focus is on ensuring affordability without compromising on quality, sustainability, or access to civic amenities. In line with its environmental commitments, the reforestation agenda targets the planting of 1 million trees across 50+ urban locations by 2026, integrating minimum green buffers in all new member projects, and creating five model biodiversity parks in partnership with local authorities. The economic growth and innovation pillar will see 70% of member developers adopt at least one PropTech solution, 20+ startups onboarded to the new PropTech Lab, and the listing of 10+ REIT-ready assets. On skilling, CREDAI-MCHI will train 10,000+ construction workers annually, issue 2,500+ Green Job Cards, and deploy three mobile skilling labs across the Mumbai Metropolitan Region to deliver on-site training in green construction, safety, and emerging technologies. With over 2,200 member developers, CREDAI-MCHI’s Change of Guard 2025–2027 marks the beginning of a decisive chapter — one where the industry pledges to build not only for today’s cities but for tomorrow’s generations, guided by measurable goals that blend economic growth, environmental stewardship, and social equity. ABOUT CREDAI-MCHI CREDAI-MCHI is the apex body of real estate developers in the Mumbai Metropolitan Region. (MMR). With an impressive membership of over 2200+ leading developers in MMR, CREDAI-MCHI has extended its reach throughout the region, establishing units in various locations such as Thane, Kalyan-Dombivli, Mira-Virar, Raigad, Navi Mumbai, Palghar-Boisar, Bhiwandi, Uran-Dronagiri, Shahapur-Murbad, and most recently in Alibaug, Karjat-Khalapur-Khopoli, and Pen. Being the only Government-recognised body for private sector developers in MMR, CREDAI-MCHI is dedicated to promoting the industry’s organisation and progress. The association is committed to driving policy reform, housing innovation, and sustainable development in partnership with the government and urban stakeholders. As a part of CREDAI National, an apex body of 13000 developers across the nation, CREDAI-MCHI has emerged as a preferred platform for regional discussions on housing and habitat by establishing close and strong ties with the government. It is committed to breaking barriers to create a strong, organised, and progressive real estate sector in the MMR.The vision of CREDAI-MCHI is to empower the Real Estate fraternity of the Mumbai Metropolitan Region as it preserves, protects, and advances the right to housing for all. To continue being a trusted ally, guiding their members, supporting the Government on policy advocacy, and assisting those they serve through the ever-evolving real estate fraternity. Speaking on his vision for 2025 - 2027, Mr. Sukhraj Nahar, President of CREDAI-MCHI stated, “Our sector has always built Mumbai's skyline. Now, we must also build its soul. Mission CARES is our declaration to the government, home buyers, and our own conscience—that we will develop with empathy, digitise with purpose, green our cities with urgency, and ensure every home is accessible and dignified. This is a pivotal moment to move beyond rhetoric and deliver real, measurable impact.” Mr. Rushi Mehta, Secretary, CREDAI-MCHI emphasized, “The real estate sector touches lives in every square foot it creates. We are not just asking the government to act—we are showing them that the industry is ready to co-create better policies, embrace tech, and uplift every worker, homebuyer, and citizen. Mission CARES represents CREDAI-MCHI’s renewed commitment to building with compassion, ensuring access for all, restoring green spaces, driving economic growth through innovation, and skilling the workforce that shapes the region’s skylines. The five pillars will guide all member initiatives over the next two years.” Mr. Domnic Romell, Immediate Past President, CREDAI-MCHI extended his full support to the new leadership. He said, “Over the last two years, we’ve set the stage for deeper collaboration between government bodies, developers, and civil society. I am confident that under Mr. Nahar’s leadership, CREDAI-MCHI will now scale new heights—not just in construction, but in conscience as well.” While handing over the baton to the incoming President, Mr. Romell further elaborated, "Our tenure was about turning challenges into opportunities and building a more transparent, inclusive ecosystem. Mission CARES is the natural evolution of that journey — a moral compass for the next era of real estate, ensuring that growth and responsibility go hand in hand.” Mr. Dhaval Ajmera, Outgoing Secretary, CREDAI-MCHI, stated, “We have always been builders; now we choose to be healers too. Mission CARES is not just a vision — it is a call to action for governments, civil society, and every stakeholder in the urban ecosystem to create a future where development is measured by the dignity, equity, and sustainability it brings. Real change in our sector comes from consistent, well-calibrated policy interventions. Mission CARES strengthens our resolve to embed inclusion, green growth, and technology adoption into the governance framework, ensuring that ambition transforms into action.” Mumbai’s developers currently pay an average of ₹54,221 per square meter as approval costs, among the highest in the country. Premiums, duties, and levies often constitute 35–40% of the total project cost, placing a significant financial burden on homebuyers and delaying project timelines. “Compliance costs are one of the biggest roadblocks to affordable housing,” noted Mr. Keval Valambhia, Chief Operating Officer, CREDAI-MCHI. He added, “At CREDAI-MCHI, we are pushing for single-window clearances, rationalized premiums, and tech-led approvals. Prop Tech will enable AI-driven project tracking and blockchain-backed compliance, making the process faster and more transparent. The shift from paperwork to real-time systems is critical. Every rupee saved in friction is a rupee that builds scale, trust, and better homes. Because at the end, building better homes is about building a stronger India together.” The CARES framework commits the organisation to 5 pillars: Compassion through CSR and social welfare for construction workers, women, children, and underserved communities. Affordability in Housing through policy reforms and innovative development models. Reforestation &amp; Urban Greening to offset the carbon impact of construction and improve city liveability. Empowerment through PropTech to drive transparency, digital transformation, and economic growth. Skilling of 10,000+ workers annually to power India’s infrastructure boom with capable hands and secure livelihoods. The new leadership has outlined an ambitious but pragmatic roadmap for the next 24 months: Establishment of a PropTech Lab to accelerate innovation adoption. Creation of an Affordable Housing Innovation Cell (AHIC). Launch of mobile Skilling Labs across the MMR region. Dialogue with the state to rationalize development premiums and stamp duties. Integration of green scorecards in every member project. Under its CSR vision, CREDAI-MCHI has committed to organising 100+ free health camps annually, supporting over 1,000 students with scholarships (especially girls), operating 25 daycare centres for construction workers’ families, maintaining zero child labour across all member sites, and mobilising ₹10 crore+ for disaster relief and social programmes. The affordable housing mandate aims to promote 10,000+ affordable units through member projects by 2026, publish a policy white paper on regulatory reforms for faster approvals, create an Affordable Housing Innovation Cell, and conduct three regional workshops with urban bodies on rental and worker housing. The focus is on ensuring affordability without compromising on quality, sustainability, or access to civic amenities. In line with its environmental commitments, the reforestation agenda targets the planting of 1 million trees across 50+ urban locations by 2026, integrating minimum green buffers in all new member projects, and creating five model biodiversity parks in partnership with local authorities. The economic growth and innovation pillar will see 70% of member developers adopt at least one PropTech solution, 20+ startups onboarded to the new PropTech Lab, and the listing of 10+ REIT-ready assets. On skilling, CREDAI-MCHI will train 10,000+ construction workers annually, issue 2,500+ Green Job Cards, and deploy three mobile skilling labs across the Mumbai Metropolitan Region to deliver on-site training in green construction, safety, and emerging technologies. With over 2,200 member developers, CREDAI-MCHI’s Change of Guard 2025–2027 marks the beginning of a decisive chapter — one where the industry pledges to build not only for today’s cities but for tomorrow’s generations, guided by measurable goals that blend economic growth, environmental stewardship, and social equity. ABOUT CREDAI-MCHI CREDAI-MCHI is the apex body of real estate developers in the Mumbai Metropolitan Region. (MMR). With an impressive membership of over 2200+ leading developers in MMR, CREDAI-MCHI has extended its reach throughout the region, establishing units in various locations such as Thane, Kalyan-Dombivli, Mira-Virar, Raigad, Navi Mumbai, Palghar-Boisar, Bhiwandi, Uran-Dronagiri, Shahapur-Murbad, and most recently in Alibaug, Karjat-Khalapur-Khopoli, and Pen. Being the only Government-recognised body for private sector developers in MMR, CREDAI-MCHI is dedicated to promoting the industry’s organisation and progress. The association is committed to driving policy reform, housing innovation, and sustainable development in partnership with the government and urban stakeholders. As a part of CREDAI National, an apex body of 13000 developers across the nation, CREDAI-MCHI has emerged as a preferred platform for regional discussions on housing and habitat by establishing close and strong ties with the government. It is committed to breaking barriers to create a strong, organised, and progressive real estate sector in the MMR.The vision of CREDAI-MCHI is to empower the Real Estate fraternity of the Mumbai Metropolitan Region as it preserves, protects, and advances the right to housing for all. To continue being a trusted ally, guiding their members, supporting the Government on policy advocacy, and assisting those they serve through the ever-evolving real estate fraternity. Mr. Rushi Mehta, Secretary, CREDAI-MCHI emphasized, “The real estate sector touches lives in every square foot it creates. We are not just asking the government to act—we are showing them that the industry is ready to co-create better policies, embrace tech, and uplift every worker, homebuyer, and citizen. Mission CARES represents CREDAI-MCHI’s renewed commitment to building with compassion, ensuring access for all, restoring green spaces, driving economic growth through innovation, and skilling the workforce that shapes the region’s skylines. The five pillars will guide all member initiatives over the next two years.” Mr. Domnic Romell, Immediate Past President, CREDAI-MCHI extended his full support to the new leadership. He said, “Over the last two years, we’ve set the stage for deeper collaboration between government bodies, developers, and civil society. I am confident that under Mr. Nahar’s leadership, CREDAI-MCHI will now scale new heights—not just in construction, but in conscience as well.” While handing over the baton to the incoming President, Mr. Romell further elaborated, "Our tenure was about turning challenges into opportunities and building a more transparent, inclusive ecosystem. Mission CARES is the natural evolution of that journey — a moral compass for the next era of real estate, ensuring that growth and responsibility go hand in hand.” Mr. Dhaval Ajmera, Outgoing Secretary, CREDAI-MCHI, stated, “We have always been builders; now we choose to be healers too. Mission CARES is not just a vision — it is a call to action for governments, civil society, and every stakeholder in the urban ecosystem to create a future where development is measured by the dignity, equity, and sustainability it brings. Real change in our sector comes from consistent, well-calibrated policy interventions. Mission CARES strengthens our resolve to embed inclusion, green growth, and technology adoption into the governance framework, ensuring that ambition transforms into action.” Mumbai’s developers currently pay an average of ₹54,221 per square meter as approval costs, among the highest in the country. Premiums, duties, and levies often constitute 35–40% of the total project cost, placing a significant financial burden on homebuyers and delaying project timelines. “Compliance costs are one of the biggest roadblocks to affordable housing,” noted Mr. Keval Valambhia, Chief Operating Officer, CREDAI-MCHI. He added, “At CREDAI-MCHI, we are pushing for single-window clearances, rationalized premiums, and tech-led approvals. Prop Tech will enable AI-driven project tracking and blockchain-backed compliance, making the process faster and more transparent. The shift from paperwork to real-time systems is critical. Every rupee saved in friction is a rupee that builds scale, trust, and better homes. Because at the end, building better homes is about building a stronger India together.” The CARES framework commits the organisation to 5 pillars: Compassion through CSR and social welfare for construction workers, women, children, and underserved communities. Affordability in Housing through policy reforms and innovative development models. Reforestation &amp; Urban Greening to offset the carbon impact of construction and improve city liveability. Empowerment through PropTech to drive transparency, digital transformation, and economic growth. Skilling of 10,000+ workers annually to power India’s infrastructure boom with capable hands and secure livelihoods. The new leadership has outlined an ambitious but pragmatic roadmap for the next 24 months: Establishment of a PropTech Lab to accelerate innovation adoption. Creation of an Affordable Housing Innovation Cell (AHIC). Launch of mobile Skilling Labs across the MMR region. Dialogue with the state to rationalize development premiums and stamp duties. Integration of green scorecards in every member project. Under its CSR vision, CREDAI-MCHI has committed to organising 100+ free health camps annually, supporting over 1,000 students with scholarships (especially girls), operating 25 daycare centres for construction workers’ families, maintaining zero child labour across all member sites, and mobilising ₹10 crore+ for disaster relief and social programmes. The affordable housing mandate aims to promote 10,000+ affordable units through member projects by 2026, publish a policy white paper on regulatory reforms for faster approvals, create an Affordable Housing Innovation Cell, and conduct three regional workshops with urban bodies on rental and worker housing. The focus is on ensuring affordability without compromising on quality, sustainability, or access to civic amenities. In line with its environmental commitments, the reforestation agenda targets the planting of 1 million trees across 50+ urban locations by 2026, integrating minimum green buffers in all new member projects, and creating five model biodiversity parks in partnership with local authorities. The economic growth and innovation pillar will see 70% of member developers adopt at least one PropTech solution, 20+ startups onboarded to the new PropTech Lab, and the listing of 10+ REIT-ready assets. On skilling, CREDAI-MCHI will train 10,000+ construction workers annually, issue 2,500+ Green Job Cards, and deploy three mobile skilling labs across the Mumbai Metropolitan Region to deliver on-site training in green construction, safety, and emerging technologies. With over 2,200 member developers, CREDAI-MCHI’s Change of Guard 2025–2027 marks the beginning of a decisive chapter — one where the industry pledges to build not only for today’s cities but for tomorrow’s generations, guided by measurable goals that blend economic growth, environmental stewardship, and social equity. ABOUT CREDAI-MCHI CREDAI-MCHI is the apex body of real estate developers in the Mumbai Metropolitan Region. (MMR). With an impressive membership of over 2200+ leading developers in MMR, CREDAI-MCHI has extended its reach throughout the region, establishing units in various locations such as Thane, Kalyan-Dombivli, Mira-Virar, Raigad, Navi Mumbai, Palghar-Boisar, Bhiwandi, Uran-Dronagiri, Shahapur-Murbad, and most recently in Alibaug, Karjat-Khalapur-Khopoli, and Pen. Being the only Government-recognised body for private sector developers in MMR, CREDAI-MCHI is dedicated to promoting the industry’s organisation and progress. The association is committed to driving policy reform, housing innovation, and sustainable development in partnership with the government and urban stakeholders. As a part of CREDAI National, an apex body of 13000 developers across the nation, CREDAI-MCHI has emerged as a preferred platform for regional discussions on housing and habitat by establishing close and strong ties with the government. It is committed to breaking barriers to create a strong, organised, and progressive real estate sector in the MMR.The vision of CREDAI-MCHI is to empower the Real Estate fraternity of the Mumbai Metropolitan Region as it preserves, protects, and advances the right to housing for all. To continue being a trusted ally, guiding their members, supporting the Government on policy advocacy, and assisting those they serve through the ever-evolving real estate fraternity. Mr. Rushi Mehta, Secretary, CREDAI-MCHI emphasized, “The real estate sector touches lives in every square foot it creates. We are not just asking the government to act—we are showing them that the industry is ready to co-create better policies, embrace tech, and uplift every worker, homebuyer, and citizen. Mission CARES represents CREDAI-MCHI’s renewed commitment to building with compassion, ensuring access for all, restoring green spaces, driving economic growth through innovation, and skilling the workforce that shapes the region’s skylines. The five pillars will guide all member initiatives over the next two years.” Mr. Domnic Romell, Immediate Past President, CREDAI-MCHI extended his full support to the new leadership. He said, “Over the last two years, we’ve set the stage for deeper collaboration between government bodies, developers, and civil society. I am confident that under Mr. Nahar’s leadership, CREDAI-MCHI will now scale new heights—not just in construction, but in conscience as well.” While handing over the baton to the incoming President, Mr. Romell further elaborated, "Our tenure was about turning challenges into opportunities and building a more transparent, inclusive ecosystem. Mission CARES is the natural evolution of that journey — a moral compass for the next era of real estate, ensuring that growth and responsibility go hand in hand.” Mr. Dhaval Ajmera, Outgoing Secretary, CREDAI-MCHI, stated, “We have always been builders; now we choose to be healers too. Mission CARES is not just a vision — it is a call to action for governments, civil society, and every stakeholder in the urban ecosystem to create a future where development is measured by the dignity, equity, and sustainability it brings. Real change in our sector comes from consistent, well-calibrated policy interventions. Mission CARES strengthens our resolve to embed inclusion, green growth, and technology adoption into the governance framework, ensuring that ambition transforms into action.” Mumbai’s developers currently pay an average of ₹54,221 per square meter as approval costs, among the highest in the country. Premiums, duties, and levies often constitute 35–40% of the total project cost, placing a significant financial burden on homebuyers and delaying project timelines. “Compliance costs are one of the biggest roadblocks to affordable housing,” noted Mr. Keval Valambhia, Chief Operating Officer, CREDAI-MCHI. He added, “At CREDAI-MCHI, we are pushing for single-window clearances, rationalized premiums, and tech-led approvals. Prop Tech will enable AI-driven project tracking and blockchain-backed compliance, making the process faster and more transparent. The shift from paperwork to real-time systems is critical. Every rupee saved in friction is a rupee that builds scale, trust, and better homes. Because at the end, building better homes is about building a stronger India together.” The CARES framework commits the organisation to 5 pillars: Compassion through CSR and social welfare for construction workers, women, children, and underserved communities. Affordability in Housing through policy reforms and innovative development models. Reforestation &amp; Urban Greening to offset the carbon impact of construction and improve city liveability. Empowerment through PropTech to drive transparency, digital transformation, and economic growth. Skilling of 10,000+ workers annually to power India’s infrastructure boom with capable hands and secure livelihoods. The new leadership has outlined an ambitious but pragmatic roadmap for the next 24 months: Establishment of a PropTech Lab to accelerate innovation adoption. Creation of an Affordable Housing Innovation Cell (AHIC). Launch of mobile Skilling Labs across the MMR region. Dialogue with the state to rationalize development premiums and stamp duties. Integration of green scorecards in every member project. Under its CSR vision, CREDAI-MCHI has committed to organising 100+ free health camps annually, supporting over 1,000 students with scholarships (especially girls), operating 25 daycare centres for construction workers’ families, maintaining zero child labour across all member sites, and mobilising ₹10 crore+ for disaster relief and social programmes. The affordable housing mandate aims to promote 10,000+ affordable units through member projects by 2026, publish a policy white paper on regulatory reforms for faster approvals, create an Affordable Housing Innovation Cell, and conduct three regional workshops with urban bodies on rental and worker housing. The focus is on ensuring affordability without compromising on quality, sustainability, or access to civic amenities. In line with its environmental commitments, the reforestation agenda targets the planting of 1 million trees across 50+ urban locations by 2026, integrating minimum green buffers in all new member projects, and creating five model biodiversity parks in partnership with local authorities. The economic growth and innovation pillar will see 70% of member developers adopt at least one PropTech solution, 20+ startups onboarded to the new PropTech Lab, and the listing of 10+ REIT-ready assets. On skilling, CREDAI-MCHI will train 10,000+ construction workers annually, issue 2,500+ Green Job Cards, and deploy three mobile skilling labs across the Mumbai Metropolitan Region to deliver on-site training in green construction, safety, and emerging technologies. With over 2,200 member developers, CREDAI-MCHI’s Change of Guard 2025–2027 marks the beginning of a decisive chapter — one where the industry pledges to build not only for today’s cities but for tomorrow’s generations, guided by measurable goals that blend economic growth, environmental stewardship, and social equity. ABOUT CREDAI-MCHI CREDAI-MCHI is the apex body of real estate developers in the Mumbai Metropolitan Region. (MMR). With an impressive membership of over 2200+ leading developers in MMR, CREDAI-MCHI has extended its reach throughout the region, establishing units in various locations such as Thane, Kalyan-Dombivli, Mira-Virar, Raigad, Navi Mumbai, Palghar-Boisar, Bhiwandi, Uran-Dronagiri, Shahapur-Murbad, and most recently in Alibaug, Karjat-Khalapur-Khopoli, and Pen. Being the only Government-recognised body for private sector developers in MMR, CREDAI-MCHI is dedicated to promoting the industry’s organisation and progress. The association is committed to driving policy reform, housing innovation, and sustainable development in partnership with the government and urban stakeholders. As a part of CREDAI National, an apex body of 13000 developers across the nation, CREDAI-MCHI has emerged as a preferred platform for regional discussions on housing and habitat by establishing close and strong ties with the government. It is committed to breaking barriers to create a strong, organised, and progressive real estate sector in the MMR.The vision of CREDAI-MCHI is to empower the Real Estate fraternity of the Mumbai Metropolitan Region as it preserves, protects, and advances the right to housing for all. To continue being a trusted ally, guiding their members, supporting the Government on policy advocacy, and assisting those they serve through the ever-evolving real estate fraternity. Mr. Rushi Mehta, Secretary, CREDAI-MCHI emphasized, “The real estate sector touches lives in every square foot it creates. We are not just asking the government to act—we are showing them that the industry is ready to co-create better policies, embrace tech, and uplift every worker, homebuyer, and citizen. Mission CARES represents CREDAI-MCHI’s renewed commitment to building with compassion, ensuring access for all, restoring green spaces, driving economic growth through innovation, and skilling the workforce that shapes the region’s skylines. The five pillars will guide all member initiatives over the next two years.” Mr. Domnic Romell, Immediate Past President, CREDAI-MCHI extended his full support to the new leadership. He said, “Over the last two years, we’ve set the stage for deeper collaboration between government bodies, developers, and civil society. I am confident that under Mr. Nahar’s leadership, CREDAI-MCHI will now scale new heights—not just in construction, but in conscience as well.” While handing over the baton to the incoming President, Mr. Romell further elaborated, "Our tenure was about turning challenges into opportunities and building a more transparent, inclusive ecosystem. Mission CARES is the natural evolution of that journey — a moral compass for the next era of real estate, ensuring that growth and responsibility go hand in hand.” Mr. Dhaval Ajmera, Outgoing Secretary, CREDAI-MCHI, stated, “We have always been builders; now we choose to be healers too. Mission CARES is not just a vision — it is a call to action for governments, civil society, and every stakeholder in the urban ecosystem to create a future where development is measured by the dignity, equity, and sustainability it brings. Real change in our sector comes from consistent, well-calibrated policy interventions. Mission CARES strengthens our resolve to embed inclusion, green growth, and technology adoption into the governance framework, ensuring that ambition transforms into action.” Mumbai’s developers currently pay an average of ₹54,221 per square meter as approval costs, among the highest in the country. Premiums, duties, and levies often constitute 35–40% of the total project cost, placing a significant financial burden on homebuyers and delaying project timelines. “Compliance costs are one of the biggest roadblocks to affordable housing,” noted Mr. Keval Valambhia, Chief Operating Officer, CREDAI-MCHI. He added, “At CREDAI-MCHI, we are pushing for single-window clearances, rationalized premiums, and tech-led approvals. Prop Tech will enable AI-driven project tracking and blockchain-backed compliance, making the process faster and more transparent. The shift from paperwork to real-time systems is critical. Every rupee saved in friction is a rupee that builds scale, trust, and better homes. Because at the end, building better homes is about building a stronger India together.” The CARES framework commits the organisation to 5 pillars: Compassion through CSR and social welfare for construction workers, women, children, and underserved communities. Affordability in Housing through policy reforms and innovative development models. Reforestation &amp; Urban Greening to offset the carbon impact of construction and improve city liveability. Empowerment through PropTech to drive transparency, digital transformation, and economic growth. Skilling of 10,000+ workers annually to power India’s infrastructure boom with capable hands and secure livelihoods. The new leadership has outlined an ambitious but pragmatic roadmap for the next 24 months: Establishment of a PropTech Lab to accelerate innovation adoption. Creation of an Affordable Housing Innovation Cell (AHIC). Launch of mobile Skilling Labs across the MMR region. Dialogue with the state to rationalize development premiums and stamp duties. Integration of green scorecards in every member project. Under its CSR vision, CREDAI-MCHI has committed to organising 100+ free health camps annually, supporting over 1,000 students with scholarships (especially girls), operating 25 daycare centres for construction workers’ families, maintaining zero child labour across all member sites, and mobilising ₹10 crore+ for disaster relief and social programmes. The affordable housing mandate aims to promote 10,000+ affordable units through member projects by 2026, publish a policy white paper on regulatory reforms for faster approvals, create an Affordable Housing Innovation Cell, and conduct three regional workshops with urban bodies on rental and worker housing. The focus is on ensuring affordability without compromising on quality, sustainability, or access to civic amenities. In line with its environmental commitments, the reforestation agenda targets the planting of 1 million trees across 50+ urban locations by 2026, integrating minimum green buffers in all new member projects, and creating five model biodiversity parks in partnership with local authorities. The economic growth and innovation pillar will see 70% of member developers adopt at least one PropTech solution, 20+ startups onboarded to the new PropTech Lab, and the listing of 10+ REIT-ready assets. On skilling, CREDAI-MCHI will train 10,000+ construction workers annually, issue 2,500+ Green Job Cards, and deploy three mobile skilling labs across the Mumbai Metropolitan Region to deliver on-site training in green construction, safety, and emerging technologies. With over 2,200 member developers, CREDAI-MCHI’s Change of Guard 2025–2027 marks the beginning of a decisive chapter — one where the industry pledges to build not only for today’s cities but for tomorrow’s generations, guided by measurable goals that blend economic growth, environmental stewardship, and social equity. ABOUT CREDAI-MCHI CREDAI-MCHI is the apex body of real estate developers in the Mumbai Metropolitan Region. (MMR). With an impressive membership of over 2200+ leading developers in MMR, CREDAI-MCHI has extended its reach throughout the region, establishing units in various locations such as Thane, Kalyan-Dombivli, Mira-Virar, Raigad, Navi Mumbai, Palghar-Boisar, Bhiwandi, Uran-Dronagiri, Shahapur-Murbad, and most recently in Alibaug, Karjat-Khalapur-Khopoli, and Pen. Being the only Government-recognised body for private sector developers in MMR, CREDAI-MCHI is dedicated to promoting the industry’s organisation and progress. The association is committed to driving policy reform, housing innovation, and sustainable development in partnership with the government and urban stakeholders. As a part of CREDAI National, an apex body of 13000 developers across the nation, CREDAI-MCHI has emerged as a preferred platform for regional discussions on housing and habitat by establishing close and strong ties with the government. It is committed to breaking barriers to create a strong, organised, and progressive real estate sector in the MMR.The vision of CREDAI-MCHI is to empower the Real Estate fraternity of the Mumbai Metropolitan Region as it preserves, protects, and advances the right to housing for all. To continue being a trusted ally, guiding their members, supporting the Government on policy advocacy, and assisting those they serve through the ever-evolving real estate fraternity. Mr. Rushi Mehta, Secretary, CREDAI-MCHI emphasized, “The real estate sector touches lives in every square foot it creates. We are not just asking the government to act—we are showing them that the industry is ready to co-create better policies, embrace tech, and uplift every worker, homebuyer, and citizen. Mission CARES represents CREDAI-MCHI’s renewed commitment to building with compassion, ensuring access for all, restoring green spaces, driving economic growth through innovation, and skilling the workforce that shapes the region’s skylines. The five pillars will guide all member initiatives over the next two years.” Mr. Domnic Romell, Immediate Past President, CREDAI-MCHI extended his full support to the new leadership. He said, “Over the last two years, we’ve set the stage for deeper collaboration between government bodies, developers, and civil society. I am confident that under Mr. Nahar’s leadership, CREDAI-MCHI will now scale new heights—not just in construction, but in conscience as well.” While handing over the baton to the incoming President, Mr. Romell further elaborated, "Our tenure was about turning challenges into opportunities and building a more transparent, inclusive ecosystem. Mission CARES is the natural evolution of that journey — a moral compass for the next era of real estate, ensuring that growth and responsibility go hand in hand.” Mr. Dhaval Ajmera, Outgoing Secretary, CREDAI-MCHI, stated, “We have always been builders; now we choose to be healers too. Mission CARES is not just a vision — it is a call to action for governments, civil society, and every stakeholder in the urban ecosystem to create a future where development is measured by the dignity, equity, and sustainability it brings. Real change in our sector comes from consistent, well-calibrated policy interventions. Mission CARES strengthens our resolve to embed inclusion, green growth, and technology adoption into the governance framework, ensuring that ambition transforms into action.” Mumbai’s developers currently pay an average of ₹54,221 per square meter as approval costs, among the highest in the country. Premiums, duties, and levies often constitute 35–40% of the total project cost, placing a significant financial burden on homebuyers and delaying project timelines. “Compliance costs are one of the biggest roadblocks to affordable housing,” noted Mr. Keval Valambhia, Chief Operating Officer, CREDAI-MCHI. He added, “At CREDAI-MCHI, we are pushing for single-window clearances, rationalized premiums, and tech-led approvals. Prop Tech will enable AI-driven project tracking and blockchain-backed compliance, making the process faster and more transparent. The shift from paperwork to real-time systems is critical. Every rupee saved in friction is a rupee that builds scale, trust, and better homes. Because at the end, building better homes is about building a stronger India together.” The CARES framework commits the organisation to 5 pillars: Compassion through CSR and social welfare for construction workers, women, children, and underserved communities. Affordability in Housing through policy reforms and innovative development models. Reforestation &amp; Urban Greening to offset the carbon impact of construction and improve city liveability. Empowerment through PropTech to drive transparency, digital transformation, and economic growth. Skilling of 10,000+ workers annually to power India’s infrastructure boom with capable hands and secure livelihoods. The new leadership has outlined an ambitious but pragmatic roadmap for the next 24 months: Establishment of a PropTech Lab to accelerate innovation adoption. Creation of an Affordable Housing Innovation Cell (AHIC). Launch of mobile Skilling Labs across the MMR region. Dialogue with the state to rationalize development premiums and stamp duties. Integration of green scorecards in every member project. Under its CSR vision, CREDAI-MCHI has committed to organising 100+ free health camps annually, supporting over 1,000 students with scholarships (especially girls), operating 25 daycare centres for construction workers’ families, maintaining zero child labour across all member sites, and mobilising ₹10 crore+ for disaster relief and social programmes. The affordable housing mandate aims to promote 10,000+ affordable units through member projects by 2026, publish a policy white paper on regulatory reforms for faster approvals, create an Affordable Housing Innovation Cell, and conduct three regional workshops with urban bodies on rental and worker housing. The focus is on ensuring affordability without compromising on quality, sustainability, or access to civic amenities. In line with its environmental commitments, the reforestation agenda targets the planting of 1 million trees across 50+ urban locations by 2026, integrating minimum green buffers in all new member projects, and creating five model biodiversity parks in partnership with local authorities. The economic growth and innovation pillar will see 70% of member developers adopt at least one PropTech solution, 20+ startups onboarded to the new PropTech Lab, and the listing of 10+ REIT-ready assets. On skilling, CREDAI-MCHI will train 10,000+ construction workers annually, issue 2,500+ Green Job Cards, and deploy three mobile skilling labs across the Mumbai Metropolitan Region to deliver on-site training in green construction, safety, and emerging technologies. With over 2,200 member developers, CREDAI-MCHI’s Change of Guard 2025–2027 marks the beginning of a decisive chapter — one where the industry pledges to build not only for today’s cities but for tomorrow’s generations, guided by measurable goals that blend economic growth, environmental stewardship, and social equity. ABOUT CREDAI-MCHI CREDAI-MCHI is the apex body of real estate developers in the Mumbai Metropolitan Region. (MMR). With an impressive membership of over 2200+ leading developers in MMR, CREDAI-MCHI has extended its reach throughout the region, establishing units in various locations such as Thane, Kalyan-Dombivli, Mira-Virar, Raigad, Navi Mumbai, Palghar-Boisar, Bhiwandi, Uran-Dronagiri, Shahapur-Murbad, and most recently in Alibaug, Karjat-Khalapur-Khopoli, and Pen. Being the only Government-recognised body for private sector developers in MMR, CREDAI-MCHI is dedicated to promoting the industry’s organisation and progress. The association is committed to driving policy reform, housing innovation, and sustainable development in partnership with the government and urban stakeholders. As a part of CREDAI National, an apex body of 13000 developers across the nation, CREDAI-MCHI has emerged as a preferred platform for regional discussions on housing and habitat by establishing close and strong ties with the government. It is committed to breaking barriers to create a strong, organised, and progressive real estate sector in the MMR.The vision of CREDAI-MCHI is to empower the Real Estate fraternity of the Mumbai Metropolitan Region as it preserves, protects, and advances the right to housing for all. To continue being a trusted ally, guiding their members, supporting the Government on policy advocacy, and assisting those they serve through the ever-evolving real estate fraternity. Mr. Rushi Mehta, Secretary, CREDAI-MCHI emphasized, “The real estate sector touches lives in every square foot it creates. We are not just asking the government to act—we are showing them that the industry is ready to co-create better policies, embrace tech, and uplift every worker, homebuyer, and citizen. Mission CARES represents CREDAI-MCHI’s renewed commitment to building with compassion, ensuring access for all, restoring green spaces, driving economic growth through innovation, and skilling the workforce that shapes the region’s skylines. The five pillars will guide all member initiatives over the next two years.” Mr. Domnic Romell, Immediate Past President, CREDAI-MCHI extended his full support to the new leadership. He said, “Over the last two years, we’ve set the stage for deeper collaboration between government bodies, developers, and civil society. I am confident that under Mr. Nahar’s leadership, CREDAI-MCHI will now scale new heights—not just in construction, but in conscience as well.” While handing over the baton to the incoming President, Mr. Romell further elaborated, "Our tenure was about turning challenges into opportunities and building a more transparent, inclusive ecosystem. Mission CARES is the natural evolution of that journey — a moral compass for the next era of real estate, ensuring that growth and responsibility go hand in hand.” Mr. Dhaval Ajmera, Outgoing Secretary, CREDAI-MCHI, stated, “We have always been builders; now we choose to be healers too. Mission CARES is not just a vision — it is a call to action for governments, civil society, and every stakeholder in the urban ecosystem to create a future where development is measured by the dignity, equity, and sustainability it brings. Real change in our sector comes from consistent, well-calibrated policy interventions. Mission CARES strengthens our resolve to embed inclusion, green growth, and technology adoption into the governance framework, ensuring that ambition transforms into action.” Mumbai’s developers currently pay an average of ₹54,221 per square meter as approval costs, among the highest in the country. Premiums, duties, and levies often constitute 35–40% of the total project cost, placing a significant financial burden on homebuyers and delaying project timelines. “Compliance costs are one of the biggest roadblocks to affordable housing,” noted Mr. Keval Valambhia, Chief Operating Officer, CREDAI-MCHI. He added, “At CREDAI-MCHI, we are pushing for single-window clearances, rationalized premiums, and tech-led approvals. Prop Tech will enable AI-driven project tracking and blockchain-backed compliance, making the process faster and more transparent. The shift from paperwork to real-time systems is critical. Every rupee saved in friction is a rupee that builds scale, trust, and better homes. Because at the end, building better homes is about building a stronger India together.” The CARES framework commits the organisation to 5 pillars: Compassion through CSR and social welfare for construction workers, women, children, and underserved communities. Affordability in Housing through policy reforms and innovative development models. Reforestation &amp; Urban Greening to offset the carbon impact of construction and improve city liveability. Empowerment through PropTech to drive transparency, digital transformation, and economic growth. Skilling of 10,000+ workers annually to power India’s infrastructure boom with capable hands and secure livelihoods. The new leadership has outlined an ambitious but pragmatic roadmap for the next 24 months: Establishment of a PropTech Lab to accelerate innovation adoption. Creation of an Affordable Housing Innovation Cell (AHIC). Launch of mobile Skilling Labs across the MMR region. Dialogue with the state to rationalize development premiums and stamp duties. Integration of green scorecards in every member project. Under its CSR vision, CREDAI-MCHI has committed to organising 100+ free health camps annually, supporting over 1,000 students with scholarships (especially girls), operating 25 daycare centres for construction workers’ families, maintaining zero child labour across all member sites, and mobilising ₹10 crore+ for disaster relief and social programmes. The affordable housing mandate aims to promote 10,000+ affordable units through member projects by 2026, publish a policy white paper on regulatory reforms for faster approvals, create an Affordable Housing Innovation Cell, and conduct three regional workshops with urban bodies on rental and worker housing. The focus is on ensuring affordability without compromising on quality, sustainability, or access to civic amenities. In line with its environmental commitments, the reforestation agenda targets the planting of 1 million trees across 50+ urban locations by 2026, integrating minimum green buffers in all new member projects, and creating five model biodiversity parks in partnership with local authorities. The economic growth and innovation pillar will see 70% of member developers adopt at least one PropTech solution, 20+ startups onboarded to the new PropTech Lab, and the listing of 10+ REIT-ready assets. On skilling, CREDAI-MCHI will train 10,000+ construction workers annually, issue 2,500+ Green Job Cards, and deploy three mobile skilling labs across the Mumbai Metropolitan Region to deliver on-site training in green construction, safety, and emerging technologies. With over 2,200 member developers, CREDAI-MCHI’s Change of Guard 2025–2027 marks the beginning of a decisive chapter — one where the industry pledges to build not only for today’s cities but for tomorrow’s generations, guided by measurable goals that blend economic growth, environmental stewardship, and social equity. ABOUT CREDAI-MCHI CREDAI-MCHI is the apex body of real estate developers in the Mumbai Metropolitan Region. (MMR). With an impressive membership of over 2200+ leading developers in MMR, CREDAI-MCHI has extended its reach throughout the region, establishing units in various locations such as Thane, Kalyan-Dombivli, Mira-Virar, Raigad, Navi Mumbai, Palghar-Boisar, Bhiwandi, Uran-Dronagiri, Shahapur-Murbad, and most recently in Alibaug, Karjat-Khalapur-Khopoli, and Pen. Being the only Government-recognised body for private sector developers in MMR, CREDAI-MCHI is dedicated to promoting the industry’s organisation and progress. The association is committed to driving policy reform, housing innovation, and sustainable development in partnership with the government and urban stakeholders. As a part of CREDAI National, an apex body of 13000 developers across the nation, CREDAI-MCHI has emerged as a preferred platform for regional discussions on housing and habitat by establishing close and strong ties with the government. It is committed to breaking barriers to create a strong, organised, and progressive real estate sector in the MMR.The vision of CREDAI-MCHI is to empower the Real Estate fraternity of the Mumbai Metropolitan Region as it preserves, protects, and advances the right to housing for all. To continue being a trusted ally, guiding their members, supporting the Government on policy advocacy, and assisting those they serve through the ever-evolving real estate fraternity. Mr. Rushi Mehta, Secretary, CREDAI-MCHI emphasized, “The real estate sector touches lives in every square foot it creates. We are not just asking the government to act—we are showing them that the industry is ready to co-create better policies, embrace tech, and uplift every worker, homebuyer, and citizen. Mission CARES represents CREDAI-MCHI’s renewed commitment to building with compassion, ensuring access for all, restoring green spaces, driving economic growth through innovation, and skilling the workforce that shapes the region’s skylines. The five pillars will guide all member initiatives over the next two years.” Mr. Domnic Romell, Immediate Past President, CREDAI-MCHI extended his full support to the new leadership. He said, “Over the last two years, we’ve set the stage for deeper collaboration between government bodies, developers, and civil society. I am confident that under Mr. Nahar’s leadership, CREDAI-MCHI will now scale new heights—not just in construction, but in conscience as well.” While handing over the baton to the incoming President, Mr. Romell further elaborated, "Our tenure was about turning challenges into opportunities and building a more transparent, inclusive ecosystem. Mission CARES is the natural evolution of that journey — a moral compass for the next era of real estate, ensuring that growth and responsibility go hand in hand.” Mr. Dhaval Ajmera, Outgoing Secretary, CREDAI-MCHI, stated, “We have always been builders; now we choose to be healers too. Mission CARES is not just a vision — it is a call to action for governments, civil society, and every stakeholder in the urban ecosystem to create a future where development is measured by the dignity, equity, and sustainability it brings. Real change in our sector comes from consistent, well-calibrated policy interventions. Mission CARES strengthens our resolve to embed inclusion, green growth, and technology adoption into the governance framework, ensuring that ambition transforms into action.” Mumbai’s developers currently pay an average of ₹54,221 per square meter as approval costs, among the highest in the country. Premiums, duties, and levies often constitute 35–40% of the total project cost, placing a significant financial burden on homebuyers and delaying project timelines. “Compliance costs are one of the biggest roadblocks to affordable housing,” noted Mr. Keval Valambhia, Chief Operating Officer, CREDAI-MCHI. He added, “At CREDAI-MCHI, we are pushing for single-window clearances, rationalized premiums, and tech-led approvals. Prop Tech will enable AI-driven project tracking and blockchain-backed compliance, making the process faster and more transparent. The shift from paperwork to real-time systems is critical. Every rupee saved in friction is a rupee that builds scale, trust, and better homes. Because at the end, building better homes is about building a stronger India together.” The CARES framework commits the organisation to 5 pillars: Compassion through CSR and social welfare for construction workers, women, children, and underserved communities. Affordability in Housing through policy reforms and innovative development models. Reforestation &amp; Urban Greening to offset the carbon impact of construction and improve city liveability. Empowerment through PropTech to drive transparency, digital transformation, and economic growth. Skilling of 10,000+ workers annually to power India’s infrastructure boom with capable hands and secure livelihoods. The new leadership has outlined an ambitious but pragmatic roadmap for the next 24 months: Establishment of a PropTech Lab to accelerate innovation adoption. Creation of an Affordable Housing Innovation Cell (AHIC). Launch of mobile Skilling Labs across the MMR region. Dialogue with the state to rationalize development premiums and stamp duties. Integration of green scorecards in every member project. Under its CSR vision, CREDAI-MCHI has committed to organising 100+ free health camps annually, supporting over 1,000 students with scholarships (especially girls), operating 25 daycare centres for construction workers’ families, maintaining zero child labour across all member sites, and mobilising ₹10 crore+ for disaster relief and social programmes. The affordable housing mandate aims to promote 10,000+ affordable units through member projects by 2026, publish a policy white paper on regulatory reforms for faster approvals, create an Affordable Housing Innovation Cell, and conduct three regional workshops with urban bodies on rental and worker housing. The focus is on ensuring affordability without compromising on quality, sustainability, or access to civic amenities. In line with its environmental commitments, the reforestation agenda targets the planting of 1 million trees across 50+ urban locations by 2026, integrating minimum green buffers in all new member projects, and creating five model biodiversity parks in partnership with local authorities. The economic growth and innovation pillar will see 70% of member developers adopt at least one PropTech solution, 20+ startups onboarded to the new PropTech Lab, and the listing of 10+ REIT-ready assets. On skilling, CREDAI-MCHI will train 10,000+ construction workers annually, issue 2,500+ Green Job Cards, and deploy three mobile skilling labs across the Mumbai Metropolitan Region to deliver on-site training in green construction, safety, and emerging technologies. With over 2,200 member developers, CREDAI-MCHI’s Change of Guard 2025–2027 marks the beginning of a decisive chapter — one where the industry pledges to build not only for today’s cities but for tomorrow’s generations, guided by measurable goals that blend economic growth, environmental stewardship, and social equity. ABOUT CREDAI-MCHI CREDAI-MCHI is the apex body of real estate developers in the Mumbai Metropolitan Region. (MMR). With an impressive membership of over 2200+ leading developers in MMR, CREDAI-MCHI has extended its reach throughout the region, establishing units in various locations such as Thane, Kalyan-Dombivli, Mira-Virar, Raigad, Navi Mumbai, Palghar-Boisar, Bhiwandi, Uran-Dronagiri, Shahapur-Murbad, and most recently in Alibaug, Karjat-Khalapur-Khopoli, and Pen. Being the only Government-recognised body for private sector developers in MMR, CREDAI-MCHI is dedicated to promoting the industry’s organisation and progress. The association is committed to driving policy reform, housing innovation, and sustainable development in partnership with the government and urban stakeholders. As a part of CREDAI National, an apex body of 13000 developers across the nation, CREDAI-MCHI has emerged as a preferred platform for regional discussions on housing and habitat by establishing close and strong ties with the government. It is committed to breaking barriers to create a strong, organised, and progressive real estate sector in the MMR.The vision of CREDAI-MCHI is to empower the Real Estate fraternity of the Mumbai Metropolitan Region as it preserves, protects, and advances the right to housing for all. To continue being a trusted ally, guiding their members, supporting the Government on policy advocacy, and assisting those they serve through the ever-evolving real estate fraternity. Mr. Domnic Romell, Immediate Past President, CREDAI-MCHI extended his full support to the new leadership. He said, “Over the last two years, we’ve set the stage for deeper collaboration between government bodies, developers, and civil society. I am confident that under Mr. Nahar’s leadership, CREDAI-MCHI will now scale new heights—not just in construction, but in conscience as well.” While handing over the baton to the incoming President, Mr. Romell further elaborated, "Our tenure was about turning challenges into opportunities and building a more transparent, inclusive ecosystem. Mission CARES is the natural evolution of that journey — a moral compass for the next era of real estate, ensuring that growth and responsibility go hand in hand.” Mr. Dhaval Ajmera, Outgoing Secretary, CREDAI-MCHI, stated, “We have always been builders; now we choose to be healers too. Mission CARES is not just a vision — it is a call to action for governments, civil society, and every stakeholder in the urban ecosystem to create a future where development is measured by the dignity, equity, and sustainability it brings. Real change in our sector comes from consistent, well-calibrated policy interventions. Mission CARES strengthens our resolve to embed inclusion, green growth, and technology adoption into the governance framework, ensuring that ambition transforms into action.” Mumbai’s developers currently pay an average of ₹54,221 per square meter as approval costs, among the highest in the country. Premiums, duties, and levies often constitute 35–40% of the total project cost, placing a significant financial burden on homebuyers and delaying project timelines. “Compliance costs are one of the biggest roadblocks to affordable housing,” noted Mr. Keval Valambhia, Chief Operating Officer, CREDAI-MCHI. He added, “At CREDAI-MCHI, we are pushing for single-window clearances, rationalized premiums, and tech-led approvals. Prop Tech will enable AI-driven project tracking and blockchain-backed compliance, making the process faster and more transparent. The shift from paperwork to real-time systems is critical. Every rupee saved in friction is a rupee that builds scale, trust, and better homes. Because at the end, building better homes is about building a stronger India together.” The CARES framework commits the organisation to 5 pillars: Compassion through CSR and social welfare for construction workers, women, children, and underserved communities. Affordability in Housing through policy reforms and innovative development models. Reforestation &amp; Urban Greening to offset the carbon impact of construction and improve city liveability. Empowerment through PropTech to drive transparency, digital transformation, and economic growth. Skilling of 10,000+ workers annually to power India’s infrastructure boom with capable hands and secure livelihoods. The new leadership has outlined an ambitious but pragmatic roadmap for the next 24 months: Establishment of a PropTech Lab to accelerate innovation adoption. Creation of an Affordable Housing Innovation Cell (AHIC). Launch of mobile Skilling Labs across the MMR region. Dialogue with the state to rationalize development premiums and stamp duties. Integration of green scorecards in every member project. Under its CSR vision, CREDAI-MCHI has committed to organising 100+ free health camps annually, supporting over 1,000 students with scholarships (especially girls), operating 25 daycare centres for construction workers’ families, maintaining zero child labour across all member sites, and mobilising ₹10 crore+ for disaster relief and social programmes. The affordable housing mandate aims to promote 10,000+ affordable units through member projects by 2026, publish a policy white paper on regulatory reforms for faster approvals, create an Affordable Housing Innovation Cell, and conduct three regional workshops with urban bodies on rental and worker housing. The focus is on ensuring affordability without compromising on quality, sustainability, or access to civic amenities. In line with its environmental commitments, the reforestation agenda targets the planting of 1 million trees across 50+ urban locations by 2026, integrating minimum green buffers in all new member projects, and creating five model biodiversity parks in partnership with local authorities. The economic growth and innovation pillar will see 70% of member developers adopt at least one PropTech solution, 20+ startups onboarded to the new PropTech Lab, and the listing of 10+ REIT-ready assets. On skilling, CREDAI-MCHI will train 10,000+ construction workers annually, issue 2,500+ Green Job Cards, and deploy three mobile skilling labs across the Mumbai Metropolitan Region to deliver on-site training in green construction, safety, and emerging technologies. With over 2,200 member developers, CREDAI-MCHI’s Change of Guard 2025–2027 marks the beginning of a decisive chapter — one where the industry pledges to build not only for today’s cities but for tomorrow’s generations, guided by measurable goals that blend economic growth, environmental stewardship, and social equity. ABOUT CREDAI-MCHI CREDAI-MCHI is the apex body of real estate developers in the Mumbai Metropolitan Region. (MMR). With an impressive membership of over 2200+ leading developers in MMR, CREDAI-MCHI has extended its reach throughout the region, establishing units in various locations such as Thane, Kalyan-Dombivli, Mira-Virar, Raigad, Navi Mumbai, Palghar-Boisar, Bhiwandi, Uran-Dronagiri, Shahapur-Murbad, and most recently in Alibaug, Karjat-Khalapur-Khopoli, and Pen. Being the only Government-recognised body for private sector developers in MMR, CREDAI-MCHI is dedicated to promoting the industry’s organisation and progress. The association is committed to driving policy reform, housing innovation, and sustainable development in partnership with the government and urban stakeholders. As a part of CREDAI National, an apex body of 13000 developers across the nation, CREDAI-MCHI has emerged as a preferred platform for regional discussions on housing and habitat by establishing close and strong ties with the government. It is committed to breaking barriers to create a strong, organised, and progressive real estate sector in the MMR.The vision of CREDAI-MCHI is to empower the Real Estate fraternity of the Mumbai Metropolitan Region as it preserves, protects, and advances the right to housing for all. To continue being a trusted ally, guiding their members, supporting the Government on policy advocacy, and assisting those they serve through the ever-evolving real estate fraternity. Mr. Domnic Romell, Immediate Past President, CREDAI-MCHI extended his full support to the new leadership. He said, “Over the last two years, we’ve set the stage for deeper collaboration between government bodies, developers, and civil society. I am confident that under Mr. Nahar’s leadership, CREDAI-MCHI will now scale new heights—not just in construction, but in conscience as well.” While handing over the baton to the incoming President, Mr. Romell further elaborated, "Our tenure was about turning challenges into opportunities and building a more transparent, inclusive ecosystem. Mission CARES is the natural evolution of that journey — a moral compass for the next era of real estate, ensuring that growth and responsibility go hand in hand.” Mr. Dhaval Ajmera, Outgoing Secretary, CREDAI-MCHI, stated, “We have always been builders; now we choose to be healers too. Mission CARES is not just a vision — it is a call to action for governments, civil society, and every stakeholder in the urban ecosystem to create a future where development is measured by the dignity, equity, and sustainability it brings. Real change in our sector comes from consistent, well-calibrated policy interventions. Mission CARES strengthens our resolve to embed inclusion, green growth, and technology adoption into the governance framework, ensuring that ambition transforms into action.” Mumbai’s developers currently pay an average of ₹54,221 per square meter as approval costs, among the highest in the country. Premiums, duties, and levies often constitute 35–40% of the total project cost, placing a significant financial burden on homebuyers and delaying project timelines. “Compliance costs are one of the biggest roadblocks to affordable housing,” noted Mr. Keval Valambhia, Chief Operating Officer, CREDAI-MCHI. He added, “At CREDAI-MCHI, we are pushing for single-window clearances, rationalized premiums, and tech-led approvals. Prop Tech will enable AI-driven project tracking and blockchain-backed compliance, making the process faster and more transparent. The shift from paperwork to real-time systems is critical. Every rupee saved in friction is a rupee that builds scale, trust, and better homes. Because at the end, building better homes is about building a stronger India together.” The CARES framework commits the organisation to 5 pillars: Compassion through CSR and social welfare for construction workers, women, children, and underserved communities. Affordability in Housing through policy reforms and innovative development models. Reforestation &amp; Urban Greening to offset the carbon impact of construction and improve city liveability. Empowerment through PropTech to drive transparency, digital transformation, and economic growth. Skilling of 10,000+ workers annually to power India’s infrastructure boom with capable hands and secure livelihoods. The new leadership has outlined an ambitious but pragmatic roadmap for the next 24 months: Establishment of a PropTech Lab to accelerate innovation adoption. Creation of an Affordable Housing Innovation Cell (AHIC). Launch of mobile Skilling Labs across the MMR region. Dialogue with the state to rationalize development premiums and stamp duties. Integration of green scorecards in every member project. Under its CSR vision, CREDAI-MCHI has committed to organising 100+ free health camps annually, supporting over 1,000 students with scholarships (especially girls), operating 25 daycare centres for construction workers’ families, maintaining zero child labour across all member sites, and mobilising ₹10 crore+ for disaster relief and social programmes. The affordable housing mandate aims to promote 10,000+ affordable units through member projects by 2026, publish a policy white paper on regulatory reforms for faster approvals, create an Affordable Housing Innovation Cell, and conduct three regional workshops with urban bodies on rental and worker housing. The focus is on ensuring affordability without compromising on quality, sustainability, or access to civic amenities. In line with its environmental commitments, the reforestation agenda targets the planting of 1 million trees across 50+ urban locations by 2026, integrating minimum green buffers in all new member projects, and creating five model biodiversity parks in partnership with local authorities. The economic growth and innovation pillar will see 70% of member developers adopt at least one PropTech solution, 20+ startups onboarded to the new PropTech Lab, and the listing of 10+ REIT-ready assets. On skilling, CREDAI-MCHI will train 10,000+ construction workers annually, issue 2,500+ Green Job Cards, and deploy three mobile skilling labs across the Mumbai Metropolitan Region to deliver on-site training in green construction, safety, and emerging technologies. With over 2,200 member developers, CREDAI-MCHI’s Change of Guard 2025–2027 marks the beginning of a decisive chapter — one where the industry pledges to build not only for today’s cities but for tomorrow’s generations, guided by measurable goals that blend economic growth, environmental stewardship, and social equity. ABOUT CREDAI-MCHI CREDAI-MCHI is the apex body of real estate developers in the Mumbai Metropolitan Region. (MMR). With an impressive membership of over 2200+ leading developers in MMR, CREDAI-MCHI has extended its reach throughout the region, establishing units in various locations such as Thane, Kalyan-Dombivli, Mira-Virar, Raigad, Navi Mumbai, Palghar-Boisar, Bhiwandi, Uran-Dronagiri, Shahapur-Murbad, and most recently in Alibaug, Karjat-Khalapur-Khopoli, and Pen. Being the only Government-recognised body for private sector developers in MMR, CREDAI-MCHI is dedicated to promoting the industry’s organisation and progress. The association is committed to driving policy reform, housing innovation, and sustainable development in partnership with the government and urban stakeholders. As a part of CREDAI National, an apex body of 13000 developers across the nation, CREDAI-MCHI has emerged as a preferred platform for regional discussions on housing and habitat by establishing close and strong ties with the government. It is committed to breaking barriers to create a strong, organised, and progressive real estate sector in the MMR.The vision of CREDAI-MCHI is to empower the Real Estate fraternity of the Mumbai Metropolitan Region as it preserves, protects, and advances the right to housing for all. To continue being a trusted ally, guiding their members, supporting the Government on policy advocacy, and assisting those they serve through the ever-evolving real estate fraternity. Mr. Domnic Romell, Immediate Past President, CREDAI-MCHI extended his full support to the new leadership. He said, “Over the last two years, we’ve set the stage for deeper collaboration between government bodies, developers, and civil society. I am confident that under Mr. Nahar’s leadership, CREDAI-MCHI will now scale new heights—not just in construction, but in conscience as well.” While handing over the baton to the incoming President, Mr. Romell further elaborated, "Our tenure was about turning challenges into opportunities and building a more transparent, inclusive ecosystem. Mission CARES is the natural evolution of that journey — a moral compass for the next era of real estate, ensuring that growth and responsibility go hand in hand.” Mr. Dhaval Ajmera, Outgoing Secretary, CREDAI-MCHI, stated, “We have always been builders; now we choose to be healers too. Mission CARES is not just a vision — it is a call to action for governments, civil society, and every stakeholder in the urban ecosystem to create a future where development is measured by the dignity, equity, and sustainability it brings. Real change in our sector comes from consistent, well-calibrated policy interventions. Mission CARES strengthens our resolve to embed inclusion, green growth, and technology adoption into the governance framework, ensuring that ambition transforms into action.” Mumbai’s developers currently pay an average of ₹54,221 per square meter as approval costs, among the highest in the country. Premiums, duties, and levies often constitute 35–40% of the total project cost, placing a significant financial burden on homebuyers and delaying project timelines. “Compliance costs are one of the biggest roadblocks to affordable housing,” noted Mr. Keval Valambhia, Chief Operating Officer, CREDAI-MCHI. He added, “At CREDAI-MCHI, we are pushing for single-window clearances, rationalized premiums, and tech-led approvals. Prop Tech will enable AI-driven project tracking and blockchain-backed compliance, making the process faster and more transparent. The shift from paperwork to real-time systems is critical. Every rupee saved in friction is a rupee that builds scale, trust, and better homes. Because at the end, building better homes is about building a stronger India together.” The CARES framework commits the organisation to 5 pillars: Compassion through CSR and social welfare for construction workers, women, children, and underserved communities. Affordability in Housing through policy reforms and innovative development models. Reforestation &amp; Urban Greening to offset the carbon impact of construction and improve city liveability. Empowerment through PropTech to drive transparency, digital transformation, and economic growth. Skilling of 10,000+ workers annually to power India’s infrastructure boom with capable hands and secure livelihoods. The new leadership has outlined an ambitious but pragmatic roadmap for the next 24 months: Establishment of a PropTech Lab to accelerate innovation adoption. Creation of an Affordable Housing Innovation Cell (AHIC). Launch of mobile Skilling Labs across the MMR region. Dialogue with the state to rationalize development premiums and stamp duties. Integration of green scorecards in every member project. Under its CSR vision, CREDAI-MCHI has committed to organising 100+ free health camps annually, supporting over 1,000 students with scholarships (especially girls), operating 25 daycare centres for construction workers’ families, maintaining zero child labour across all member sites, and mobilising ₹10 crore+ for disaster relief and social programmes. The affordable housing mandate aims to promote 10,000+ affordable units through member projects by 2026, publish a policy white paper on regulatory reforms for faster approvals, create an Affordable Housing Innovation Cell, and conduct three regional workshops with urban bodies on rental and worker housing. The focus is on ensuring affordability without compromising on quality, sustainability, or access to civic amenities. In line with its environmental commitments, the reforestation agenda targets the planting of 1 million trees across 50+ urban locations by 2026, integrating minimum green buffers in all new member projects, and creating five model biodiversity parks in partnership with local authorities. The economic growth and innovation pillar will see 70% of member developers adopt at least one PropTech solution, 20+ startups onboarded to the new PropTech Lab, and the listing of 10+ REIT-ready assets. On skilling, CREDAI-MCHI will train 10,000+ construction workers annually, issue 2,500+ Green Job Cards, and deploy three mobile skilling labs across the Mumbai Metropolitan Region to deliver on-site training in green construction, safety, and emerging technologies. With over 2,200 member developers, CREDAI-MCHI’s Change of Guard 2025–2027 marks the beginning of a decisive chapter — one where the industry pledges to build not only for today’s cities but for tomorrow’s generations, guided by measurable goals that blend economic growth, environmental stewardship, and social equity. ABOUT CREDAI-MCHI CREDAI-MCHI is the apex body of real estate developers in the Mumbai Metropolitan Region. (MMR). With an impressive membership of over 2200+ leading developers in MMR, CREDAI-MCHI has extended its reach throughout the region, establishing units in various locations such as Thane, Kalyan-Dombivli, Mira-Virar, Raigad, Navi Mumbai, Palghar-Boisar, Bhiwandi, Uran-Dronagiri, Shahapur-Murbad, and most recently in Alibaug, Karjat-Khalapur-Khopoli, and Pen. Being the only Government-recognised body for private sector developers in MMR, CREDAI-MCHI is dedicated to promoting the industry’s organisation and progress. The association is committed to driving policy reform, housing innovation, and sustainable development in partnership with the government and urban stakeholders. As a part of CREDAI National, an apex body of 13000 developers across the nation, CREDAI-MCHI has emerged as a preferred platform for regional discussions on housing and habitat by establishing close and strong ties with the government. It is committed to breaking barriers to create a strong, organised, and progressive real estate sector in the MMR.The vision of CREDAI-MCHI is to empower the Real Estate fraternity of the Mumbai Metropolitan Region as it preserves, protects, and advances the right to housing for all. To continue being a trusted ally, guiding their members, supporting the Government on policy advocacy, and assisting those they serve through the ever-evolving real estate fraternity. Mr. Domnic Romell, Immediate Past President, CREDAI-MCHI extended his full support to the new leadership. He said, “Over the last two years, we’ve set the stage for deeper collaboration between government bodies, developers, and civil society. I am confident that under Mr. Nahar’s leadership, CREDAI-MCHI will now scale new heights—not just in construction, but in conscience as well.” While handing over the baton to the incoming President, Mr. Romell further elaborated, "Our tenure was about turning challenges into opportunities and building a more transparent, inclusive ecosystem. Mission CARES is the natural evolution of that journey — a moral compass for the next era of real estate, ensuring that growth and responsibility go hand in hand.” Mr. Dhaval Ajmera, Outgoing Secretary, CREDAI-MCHI, stated, “We have always been builders; now we choose to be healers too. Mission CARES is not just a vision — it is a call to action for governments, civil society, and every stakeholder in the urban ecosystem to create a future where development is measured by the dignity, equity, and sustainability it brings. Real change in our sector comes from consistent, well-calibrated policy interventions. Mission CARES strengthens our resolve to embed inclusion, green growth, and technology adoption into the governance framework, ensuring that ambition transforms into action.” Mumbai’s developers currently pay an average of ₹54,221 per square meter as approval costs, among the highest in the country. Premiums, duties, and levies often constitute 35–40% of the total project cost, placing a significant financial burden on homebuyers and delaying project timelines. “Compliance costs are one of the biggest roadblocks to affordable housing,” noted Mr. Keval Valambhia, Chief Operating Officer, CREDAI-MCHI. He added, “At CREDAI-MCHI, we are pushing for single-window clearances, rationalized premiums, and tech-led approvals. Prop Tech will enable AI-driven project tracking and blockchain-backed compliance, making the process faster and more transparent. The shift from paperwork to real-time systems is critical. Every rupee saved in friction is a rupee that builds scale, trust, and better homes. Because at the end, building better homes is about building a stronger India together.” The CARES framework commits the organisation to 5 pillars: Compassion through CSR and social welfare for construction workers, women, children, and underserved communities. Affordability in Housing through policy reforms and innovative development models. Reforestation &amp; Urban Greening to offset the carbon impact of construction and improve city liveability. Empowerment through PropTech to drive transparency, digital transformation, and economic growth. Skilling of 10,000+ workers annually to power India’s infrastructure boom with capable hands and secure livelihoods. The new leadership has outlined an ambitious but pragmatic roadmap for the next 24 months: Establishment of a PropTech Lab to accelerate innovation adoption. Creation of an Affordable Housing Innovation Cell (AHIC). Launch of mobile Skilling Labs across the MMR region. Dialogue with the state to rationalize development premiums and stamp duties. Integration of green scorecards in every member project. Under its CSR vision, CREDAI-MCHI has committed to organising 100+ free health camps annually, supporting over 1,000 students with scholarships (especially girls), operating 25 daycare centres for construction workers’ families, maintaining zero child labour across all member sites, and mobilising ₹10 crore+ for disaster relief and social programmes. The affordable housing mandate aims to promote 10,000+ affordable units through member projects by 2026, publish a policy white paper on regulatory reforms for faster approvals, create an Affordable Housing Innovation Cell, and conduct three regional workshops with urban bodies on rental and worker housing. The focus is on ensuring affordability without compromising on quality, sustainability, or access to civic amenities. In line with its environmental commitments, the reforestation agenda targets the planting of 1 million trees across 50+ urban locations by 2026, integrating minimum green buffers in all new member projects, and creating five model biodiversity parks in partnership with local authorities. The economic growth and innovation pillar will see 70% of member developers adopt at least one PropTech solution, 20+ startups onboarded to the new PropTech Lab, and the listing of 10+ REIT-ready assets. On skilling, CREDAI-MCHI will train 10,000+ construction workers annually, issue 2,500+ Green Job Cards, and deploy three mobile skilling labs across the Mumbai Metropolitan Region to deliver on-site training in green construction, safety, and emerging technologies. With over 2,200 member developers, CREDAI-MCHI’s Change of Guard 2025–2027 marks the beginning of a decisive chapter — one where the industry pledges to build not only for today’s cities but for tomorrow’s generations, guided by measurable goals that blend economic growth, environmental stewardship, and social equity. ABOUT CREDAI-MCHI CREDAI-MCHI is the apex body of real estate developers in the Mumbai Metropolitan Region. (MMR). With an impressive membership of over 2200+ leading developers in MMR, CREDAI-MCHI has extended its reach throughout the region, establishing units in various locations such as Thane, Kalyan-Dombivli, Mira-Virar, Raigad, Navi Mumbai, Palghar-Boisar, Bhiwandi, Uran-Dronagiri, Shahapur-Murbad, and most recently in Alibaug, Karjat-Khalapur-Khopoli, and Pen. Being the only Government-recognised body for private sector developers in MMR, CREDAI-MCHI is dedicated to promoting the industry’s organisation and progress. The association is committed to driving policy reform, housing innovation, and sustainable development in partnership with the government and urban stakeholders. As a part of CREDAI National, an apex body of 13000 developers across the nation, CREDAI-MCHI has emerged as a preferred platform for regional discussions on housing and habitat by establishing close and strong ties with the government. It is committed to breaking barriers to create a strong, organised, and progressive real estate sector in the MMR.The vision of CREDAI-MCHI is to empower the Real Estate fraternity of the Mumbai Metropolitan Region as it preserves, protects, and advances the right to housing for all. To continue being a trusted ally, guiding their members, supporting the Government on policy advocacy, and assisting those they serve through the ever-evolving real estate fraternity. Mr. Domnic Romell, Immediate Past President, CREDAI-MCHI extended his full support to the new leadership. He said, “Over the last two years, we’ve set the stage for deeper collaboration between government bodies, developers, and civil society. I am confident that under Mr. Nahar’s leadership, CREDAI-MCHI will now scale new heights—not just in construction, but in conscience as well.” While handing over the baton to the incoming President, Mr. Romell further elaborated, "Our tenure was about turning challenges into opportunities and building a more transparent, inclusive ecosystem. Mission CARES is the natural evolution of that journey — a moral compass for the next era of real estate, ensuring that growth and responsibility go hand in hand.” Mr. Dhaval Ajmera, Outgoing Secretary, CREDAI-MCHI, stated, “We have always been builders; now we choose to be healers too. Mission CARES is not just a vision — it is a call to action for governments, civil society, and every stakeholder in the urban ecosystem to create a future where development is measured by the dignity, equity, and sustainability it brings. Real change in our sector comes from consistent, well-calibrated policy interventions. Mission CARES strengthens our resolve to embed inclusion, green growth, and technology adoption into the governance framework, ensuring that ambition transforms into action.” Mumbai’s developers currently pay an average of ₹54,221 per square meter as approval costs, among the highest in the country. Premiums, duties, and levies often constitute 35–40% of the total project cost, placing a significant financial burden on homebuyers and delaying project timelines. “Compliance costs are one of the biggest roadblocks to affordable housing,” noted Mr. Keval Valambhia, Chief Operating Officer, CREDAI-MCHI. He added, “At CREDAI-MCHI, we are pushing for single-window clearances, rationalized premiums, and tech-led approvals. Prop Tech will enable AI-driven project tracking and blockchain-backed compliance, making the process faster and more transparent. The shift from paperwork to real-time systems is critical. Every rupee saved in friction is a rupee that builds scale, trust, and better homes. Because at the end, building better homes is about building a stronger India together.” The CARES framework commits the organisation to 5 pillars: Compassion through CSR and social welfare for construction workers, women, children, and underserved communities. Affordability in Housing through policy reforms and innovative development models. Reforestation &amp; Urban Greening to offset the carbon impact of construction and improve city liveability. Empowerment through PropTech to drive transparency, digital transformation, and economic growth. Skilling of 10,000+ workers annually to power India’s infrastructure boom with capable hands and secure livelihoods. The new leadership has outlined an ambitious but pragmatic roadmap for the next 24 months: Establishment of a PropTech Lab to accelerate innovation adoption. Creation of an Affordable Housing Innovation Cell (AHIC). Launch of mobile Skilling Labs across the MMR region. Dialogue with the state to rationalize development premiums and stamp duties. Integration of green scorecards in every member project. Under its CSR vision, CREDAI-MCHI has committed to organising 100+ free health camps annually, supporting over 1,000 students with scholarships (especially girls), operating 25 daycare centres for construction workers’ families, maintaining zero child labour across all member sites, and mobilising ₹10 crore+ for disaster relief and social programmes. The affordable housing mandate aims to promote 10,000+ affordable units through member projects by 2026, publish a policy white paper on regulatory reforms for faster approvals, create an Affordable Housing Innovation Cell, and conduct three regional workshops with urban bodies on rental and worker housing. The focus is on ensuring affordability without compromising on quality, sustainability, or access to civic amenities. In line with its environmental commitments, the reforestation agenda targets the planting of 1 million trees across 50+ urban locations by 2026, integrating minimum green buffers in all new member projects, and creating five model biodiversity parks in partnership with local authorities. The economic growth and innovation pillar will see 70% of member developers adopt at least one PropTech solution, 20+ startups onboarded to the new PropTech Lab, and the listing of 10+ REIT-ready assets. On skilling, CREDAI-MCHI will train 10,000+ construction workers annually, issue 2,500+ Green Job Cards, and deploy three mobile skilling labs across the Mumbai Metropolitan Region to deliver on-site training in green construction, safety, and emerging technologies. With over 2,200 member developers, CREDAI-MCHI’s Change of Guard 2025–2027 marks the beginning of a decisive chapter — one where the industry pledges to build not only for today’s cities but for tomorrow’s generations, guided by measurable goals that blend economic growth, environmental stewardship, and social equity. ABOUT CREDAI-MCHI CREDAI-MCHI is the apex body of real estate developers in the Mumbai Metropolitan Region. (MMR). With an impressive membership of over 2200+ leading developers in MMR, CREDAI-MCHI has extended its reach throughout the region, establishing units in various locations such as Thane, Kalyan-Dombivli, Mira-Virar, Raigad, Navi Mumbai, Palghar-Boisar, Bhiwandi, Uran-Dronagiri, Shahapur-Murbad, and most recently in Alibaug, Karjat-Khalapur-Khopoli, and Pen. Being the only Government-recognised body for private sector developers in MMR, CREDAI-MCHI is dedicated to promoting the industry’s organisation and progress. The association is committed to driving policy reform, housing innovation, and sustainable development in partnership with the government and urban stakeholders. As a part of CREDAI National, an apex body of 13000 developers across the nation, CREDAI-MCHI has emerged as a preferred platform for regional discussions on housing and habitat by establishing close and strong ties with the government. It is committed to breaking barriers to create a strong, organised, and progressive real estate sector in the MMR.The vision of CREDAI-MCHI is to empower the Real Estate fraternity of the Mumbai Metropolitan Region as it preserves, protects, and advances the right to housing for all. To continue being a trusted ally, guiding their members, supporting the Government on policy advocacy, and assisting those they serve through the ever-evolving real estate fraternity. Mr. Domnic Romell, Immediate Past President, CREDAI-MCHI extended his full support to the new leadership. He said, “Over the last two years, we’ve set the stage for deeper collaboration between government bodies, developers, and civil society. I am confident that under Mr. Nahar’s leadership, CREDAI-MCHI will now scale new heights—not just in construction, but in conscience as well.” While handing over the baton to the incoming President, Mr. Romell further elaborated, "Our tenure was about turning challenges into opportunities and building a more transparent, inclusive ecosystem. Mission CARES is the natural evolution of that journey — a moral compass for the next era of real estate, ensuring that growth and responsibility go hand in hand.” Mr. Dhaval Ajmera, Outgoing Secretary, CREDAI-MCHI, stated, “We have always been builders; now we choose to be healers too. Mission CARES is not just a vision — it is a call to action for governments, civil society, and every stakeholder in the urban ecosystem to create a future where development is measured by the dignity, equity, and sustainability it brings. Real change in our sector comes from consistent, well-calibrated policy interventions. Mission CARES strengthens our resolve to embed inclusion, green growth, and technology adoption into the governance framework, ensuring that ambition transforms into action.” Mumbai’s developers currently pay an average of ₹54,221 per square meter as approval costs, among the highest in the country. Premiums, duties, and levies often constitute 35–40% of the total project cost, placing a significant financial burden on homebuyers and delaying project timelines. “Compliance costs are one of the biggest roadblocks to affordable housing,” noted Mr. Keval Valambhia, Chief Operating Officer, CREDAI-MCHI. He added, “At CREDAI-MCHI, we are pushing for single-window clearances, rationalized premiums, and tech-led approvals. Prop Tech will enable AI-driven project tracking and blockchain-backed compliance, making the process faster and more transparent. The shift from paperwork to real-time systems is critical. Every rupee saved in friction is a rupee that builds scale, trust, and better homes. Because at the end, building better homes is about building a stronger India together.” The CARES framework commits the organisation to 5 pillars: Compassion through CSR and social welfare for construction workers, women, children, and underserved communities. Affordability in Housing through policy reforms and innovative development models. Reforestation &amp; Urban Greening to offset the carbon impact of construction and improve city liveability. Empowerment through PropTech to drive transparency, digital transformation, and economic growth. Skilling of 10,000+ workers annually to power India’s infrastructure boom with capable hands and secure livelihoods. The new leadership has outlined an ambitious but pragmatic roadmap for the next 24 months: Establishment of a PropTech Lab to accelerate innovation adoption. Creation of an Affordable Housing Innovation Cell (AHIC). Launch of mobile Skilling Labs across the MMR region. Dialogue with the state to rationalize development premiums and stamp duties. Integration of green scorecards in every member project. Under its CSR vision, CREDAI-MCHI has committed to organising 100+ free health camps annually, supporting over 1,000 students with scholarships (especially girls), operating 25 daycare centres for construction workers’ families, maintaining zero child labour across all member sites, and mobilising ₹10 crore+ for disaster relief and social programmes. The affordable housing mandate aims to promote 10,000+ affordable units through member projects by 2026, publish a policy white paper on regulatory reforms for faster approvals, create an Affordable Housing Innovation Cell, and conduct three regional workshops with urban bodies on rental and worker housing. The focus is on ensuring affordability without compromising on quality, sustainability, or access to civic amenities. In line with its environmental commitments, the reforestation agenda targets the planting of 1 million trees across 50+ urban locations by 2026, integrating minimum green buffers in all new member projects, and creating five model biodiversity parks in partnership with local authorities. The economic growth and innovation pillar will see 70% of member developers adopt at least one PropTech solution, 20+ startups onboarded to the new PropTech Lab, and the listing of 10+ REIT-ready assets. On skilling, CREDAI-MCHI will train 10,000+ construction workers annually, issue 2,500+ Green Job Cards, and deploy three mobile skilling labs across the Mumbai Metropolitan Region to deliver on-site training in green construction, safety, and emerging technologies. With over 2,200 member developers, CREDAI-MCHI’s Change of Guard 2025–2027 marks the beginning of a decisive chapter — one where the industry pledges to build not only for today’s cities but for tomorrow’s generations, guided by measurable goals that blend economic growth, environmental stewardship, and social equity. ABOUT CREDAI-MCHI CREDAI-MCHI is the apex body of real estate developers in the Mumbai Metropolitan Region. (MMR). With an impressive membership of over 2200+ leading developers in MMR, CREDAI-MCHI has extended its reach throughout the region, establishing units in various locations such as Thane, Kalyan-Dombivli, Mira-Virar, Raigad, Navi Mumbai, Palghar-Boisar, Bhiwandi, Uran-Dronagiri, Shahapur-Murbad, and most recently in Alibaug, Karjat-Khalapur-Khopoli, and Pen. Being the only Government-recognised body for private sector developers in MMR, CREDAI-MCHI is dedicated to promoting the industry’s organisation and progress. The association is committed to driving policy reform, housing innovation, and sustainable development in partnership with the government and urban stakeholders. As a part of CREDAI National, an apex body of 13000 developers across the nation, CREDAI-MCHI has emerged as a preferred platform for regional discussions on housing and habitat by establishing close and strong ties with the government. It is committed to breaking barriers to create a strong, organised, and progressive real estate sector in the MMR.The vision of CREDAI-MCHI is to empower the Real Estate fraternity of the Mumbai Metropolitan Region as it preserves, protects, and advances the right to housing for all. To continue being a trusted ally, guiding their members, supporting the Government on policy advocacy, and assisting those they serve through the ever-evolving real estate fraternity. Mr. Dhaval Ajmera, Outgoing Secretary, CREDAI-MCHI, stated, “We have always been builders; now we choose to be healers too. Mission CARES is not just a vision — it is a call to action for governments, civil society, and every stakeholder in the urban ecosystem to create a future where development is measured by the dignity, equity, and sustainability it brings. Real change in our sector comes from consistent, well-calibrated policy interventions. Mission CARES strengthens our resolve to embed inclusion, green growth, and technology adoption into the governance framework, ensuring that ambition transforms into action.” Mumbai’s developers currently pay an average of ₹54,221 per square meter as approval costs, among the highest in the country. Premiums, duties, and levies often constitute 35–40% of the total project cost, placing a significant financial burden on homebuyers and delaying project timelines. “Compliance costs are one of the biggest roadblocks to affordable housing,” noted Mr. Keval Valambhia, Chief Operating Officer, CREDAI-MCHI. He added, “At CREDAI-MCHI, we are pushing for single-window clearances, rationalized premiums, and tech-led approvals. Prop Tech will enable AI-driven project tracking and blockchain-backed compliance, making the process faster and more transparent. The shift from paperwork to real-time systems is critical. Every rupee saved in friction is a rupee that builds scale, trust, and better homes. Because at the end, building better homes is about building a stronger India together.” The CARES framework commits the organisation to 5 pillars: Compassion through CSR and social welfare for construction workers, women, children, and underserved communities. Affordability in Housing through policy reforms and innovative development models. Reforestation &amp; Urban Greening to offset the carbon impact of construction and improve city liveability. Empowerment through PropTech to drive transparency, digital transformation, and economic growth. Skilling of 10,000+ workers annually to power India’s infrastructure boom with capable hands and secure livelihoods. The new leadership has outlined an ambitious but pragmatic roadmap for the next 24 months: Establishment of a PropTech Lab to accelerate innovation adoption. Creation of an Affordable Housing Innovation Cell (AHIC). Launch of mobile Skilling Labs across the MMR region. Dialogue with the state to rationalize development premiums and stamp duties. Integration of green scorecards in every member project. Under its CSR vision, CREDAI-MCHI has committed to organising 100+ free health camps annually, supporting over 1,000 students with scholarships (especially girls), operating 25 daycare centres for construction workers’ families, maintaining zero child labour across all member sites, and mobilising ₹10 crore+ for disaster relief and social programmes. The affordable housing mandate aims to promote 10,000+ affordable units through member projects by 2026, publish a policy white paper on regulatory reforms for faster approvals, create an Affordable Housing Innovation Cell, and conduct three regional workshops with urban bodies on rental and worker housing. The focus is on ensuring affordability without compromising on quality, sustainability, or access to civic amenities. In line with its environmental commitments, the reforestation agenda targets the planting of 1 million trees across 50+ urban locations by 2026, integrating minimum green buffers in all new member projects, and creating five model biodiversity parks in partnership with local authorities. The economic growth and innovation pillar will see 70% of member developers adopt at least one PropTech solution, 20+ startups onboarded to the new PropTech Lab, and the listing of 10+ REIT-ready assets. On skilling, CREDAI-MCHI will train 10,000+ construction workers annually, issue 2,500+ Green Job Cards, and deploy three mobile skilling labs across the Mumbai Metropolitan Region to deliver on-site training in green construction, safety, and emerging technologies. With over 2,200 member developers, CREDAI-MCHI’s Change of Guard 2025–2027 marks the beginning of a decisive chapter — one where the industry pledges to build not only for today’s cities but for tomorrow’s generations, guided by measurable goals that blend economic growth, environmental stewardship, and social equity. ABOUT CREDAI-MCHI CREDAI-MCHI is the apex body of real estate developers in the Mumbai Metropolitan Region. (MMR). With an impressive membership of over 2200+ leading developers in MMR, CREDAI-MCHI has extended its reach throughout the region, establishing units in various locations such as Thane, Kalyan-Dombivli, Mira-Virar, Raigad, Navi Mumbai, Palghar-Boisar, Bhiwandi, Uran-Dronagiri, Shahapur-Murbad, and most recently in Alibaug, Karjat-Khalapur-Khopoli, and Pen. Being the only Government-recognised body for private sector developers in MMR, CREDAI-MCHI is dedicated to promoting the industry’s organisation and progress. The association is committed to driving policy reform, housing innovation, and sustainable development in partnership with the government and urban stakeholders. As a part of CREDAI National, an apex body of 13000 developers across the nation, CREDAI-MCHI has emerged as a preferred platform for regional discussions on housing and habitat by establishing close and strong ties with the government. It is committed to breaking barriers to create a strong, organised, and progressive real estate sector in the MMR.The vision of CREDAI-MCHI is to empower the Real Estate fraternity of the Mumbai Metropolitan Region as it preserves, protects, and advances the right to housing for all. To continue being a trusted ally, guiding their members, supporting the Government on policy advocacy, and assisting those they serve through the ever-evolving real estate fraternity. Mr. Dhaval Ajmera, Outgoing Secretary, CREDAI-MCHI, stated, “We have always been builders; now we choose to be healers too. Mission CARES is not just a vision — it is a call to action for governments, civil society, and every stakeholder in the urban ecosystem to create a future where development is measured by the dignity, equity, and sustainability it brings. Real change in our sector comes from consistent, well-calibrated policy interventions. Mission CARES strengthens our resolve to embed inclusion, green growth, and technology adoption into the governance framework, ensuring that ambition transforms into action.” Mumbai’s developers currently pay an average of ₹54,221 per square meter as approval costs, among the highest in the country. Premiums, duties, and levies often constitute 35–40% of the total project cost, placing a significant financial burden on homebuyers and delaying project timelines. “Compliance costs are one of the biggest roadblocks to affordable housing,” noted Mr. Keval Valambhia, Chief Operating Officer, CREDAI-MCHI. He added, “At CREDAI-MCHI, we are pushing for single-window clearances, rationalized premiums, and tech-led approvals. Prop Tech will enable AI-driven project tracking and blockchain-backed compliance, making the process faster and more transparent. The shift from paperwork to real-time systems is critical. Every rupee saved in friction is a rupee that builds scale, trust, and better homes. Because at the end, building better homes is about building a stronger India together.” The CARES framework commits the organisation to 5 pillars: Compassion through CSR and social welfare for construction workers, women, children, and underserved communities. Affordability in Housing through policy reforms and innovative development models. Reforestation &amp; Urban Greening to offset the carbon impact of construction and improve city liveability. Empowerment through PropTech to drive transparency, digital transformation, and economic growth. Skilling of 10,000+ workers annually to power India’s infrastructure boom with capable hands and secure livelihoods. The new leadership has outlined an ambitious but pragmatic roadmap for the next 24 months: Establishment of a PropTech Lab to accelerate innovation adoption. Creation of an Affordable Housing Innovation Cell (AHIC). Launch of mobile Skilling Labs across the MMR region. Dialogue with the state to rationalize development premiums and stamp duties. Integration of green scorecards in every member project. Under its CSR vision, CREDAI-MCHI has committed to organising 100+ free health camps annually, supporting over 1,000 students with scholarships (especially girls), operating 25 daycare centres for construction workers’ families, maintaining zero child labour across all member sites, and mobilising ₹10 crore+ for disaster relief and social programmes. The affordable housing mandate aims to promote 10,000+ affordable units through member projects by 2026, publish a policy white paper on regulatory reforms for faster approvals, create an Affordable Housing Innovation Cell, and conduct three regional workshops with urban bodies on rental and worker housing. The focus is on ensuring affordability without compromising on quality, sustainability, or access to civic amenities. In line with its environmental commitments, the reforestation agenda targets the planting of 1 million trees across 50+ urban locations by 2026, integrating minimum green buffers in all new member projects, and creating five model biodiversity parks in partnership with local authorities. The economic growth and innovation pillar will see 70% of member developers adopt at least one PropTech solution, 20+ startups onboarded to the new PropTech Lab, and the listing of 10+ REIT-ready assets. On skilling, CREDAI-MCHI will train 10,000+ construction workers annually, issue 2,500+ Green Job Cards, and deploy three mobile skilling labs across the Mumbai Metropolitan Region to deliver on-site training in green construction, safety, and emerging technologies. With over 2,200 member developers, CREDAI-MCHI’s Change of Guard 2025–2027 marks the beginning of a decisive chapter — one where the industry pledges to build not only for today’s cities but for tomorrow’s generations, guided by measurable goals that blend economic growth, environmental stewardship, and social equity. ABOUT CREDAI-MCHI CREDAI-MCHI is the apex body of real estate developers in the Mumbai Metropolitan Region. (MMR). With an impressive membership of over 2200+ leading developers in MMR, CREDAI-MCHI has extended its reach throughout the region, establishing units in various locations such as Thane, Kalyan-Dombivli, Mira-Virar, Raigad, Navi Mumbai, Palghar-Boisar, Bhiwandi, Uran-Dronagiri, Shahapur-Murbad, and most recently in Alibaug, Karjat-Khalapur-Khopoli, and Pen. Being the only Government-recognised body for private sector developers in MMR, CREDAI-MCHI is dedicated to promoting the industry’s organisation and progress. The association is committed to driving policy reform, housing innovation, and sustainable development in partnership with the government and urban stakeholders. As a part of CREDAI National, an apex body of 13000 developers across the nation, CREDAI-MCHI has emerged as a preferred platform for regional discussions on housing and habitat by establishing close and strong ties with the government. It is committed to breaking barriers to create a strong, organised, and progressive real estate sector in the MMR.The vision of CREDAI-MCHI is to empower the Real Estate fraternity of the Mumbai Metropolitan Region as it preserves, protects, and advances the right to housing for all. To continue being a trusted ally, guiding their members, supporting the Government on policy advocacy, and assisting those they serve through the ever-evolving real estate fraternity. Mr. Dhaval Ajmera, Outgoing Secretary, CREDAI-MCHI, stated, “We have always been builders; now we choose to be healers too. Mission CARES is not just a vision — it is a call to action for governments, civil society, and every stakeholder in the urban ecosystem to create a future where development is measured by the dignity, equity, and sustainability it brings. Real change in our sector comes from consistent, well-calibrated policy interventions. Mission CARES strengthens our resolve to embed inclusion, green growth, and technology adoption into the governance framework, ensuring that ambition transforms into action.” Mumbai’s developers currently pay an average of ₹54,221 per square meter as approval costs, among the highest in the country. Premiums, duties, and levies often constitute 35–40% of the total project cost, placing a significant financial burden on homebuyers and delaying project timelines. “Compliance costs are one of the biggest roadblocks to affordable housing,” noted Mr. Keval Valambhia, Chief Operating Officer, CREDAI-MCHI. He added, “At CREDAI-MCHI, we are pushing for single-window clearances, rationalized premiums, and tech-led approvals. Prop Tech will enable AI-driven project tracking and blockchain-backed compliance, making the process faster and more transparent. The shift from paperwork to real-time systems is critical. Every rupee saved in friction is a rupee that builds scale, trust, and better homes. Because at the end, building better homes is about building a stronger India together.” The CARES framework commits the organisation to 5 pillars: Compassion through CSR and social welfare for construction workers, women, children, and underserved communities. Affordability in Housing through policy reforms and innovative development models. Reforestation &amp; Urban Greening to offset the carbon impact of construction and improve city liveability. Empowerment through PropTech to drive transparency, digital transformation, and economic growth. Skilling of 10,000+ workers annually to power India’s infrastructure boom with capable hands and secure livelihoods. The new leadership has outlined an ambitious but pragmatic roadmap for the next 24 months: Establishment of a PropTech Lab to accelerate innovation adoption. Creation of an Affordable Housing Innovation Cell (AHIC). Launch of mobile Skilling Labs across the MMR region. Dialogue with the state to rationalize development premiums and stamp duties. Integration of green scorecards in every member project. Under its CSR vision, CREDAI-MCHI has committed to organising 100+ free health camps annually, supporting over 1,000 students with scholarships (especially girls), operating 25 daycare centres for construction workers’ families, maintaining zero child labour across all member sites, and mobilising ₹10 crore+ for disaster relief and social programmes. The affordable housing mandate aims to promote 10,000+ affordable units through member projects by 2026, publish a policy white paper on regulatory reforms for faster approvals, create an Affordable Housing Innovation Cell, and conduct three regional workshops with urban bodies on rental and worker housing. The focus is on ensuring affordability without compromising on quality, sustainability, or access to civic amenities. In line with its environmental commitments, the reforestation agenda targets the planting of 1 million trees across 50+ urban locations by 2026, integrating minimum green buffers in all new member projects, and creating five model biodiversity parks in partnership with local authorities. The economic growth and innovation pillar will see 70% of member developers adopt at least one PropTech solution, 20+ startups onboarded to the new PropTech Lab, and the listing of 10+ REIT-ready assets. On skilling, CREDAI-MCHI will train 10,000+ construction workers annually, issue 2,500+ Green Job Cards, and deploy three mobile skilling labs across the Mumbai Metropolitan Region to deliver on-site training in green construction, safety, and emerging technologies. With over 2,200 member developers, CREDAI-MCHI’s Change of Guard 2025–2027 marks the beginning of a decisive chapter — one where the industry pledges to build not only for today’s cities but for tomorrow’s generations, guided by measurable goals that blend economic growth, environmental stewardship, and social equity. ABOUT CREDAI-MCHI CREDAI-MCHI is the apex body of real estate developers in the Mumbai Metropolitan Region. (MMR). With an impressive membership of over 2200+ leading developers in MMR, CREDAI-MCHI has extended its reach throughout the region, establishing units in various locations such as Thane, Kalyan-Dombivli, Mira-Virar, Raigad, Navi Mumbai, Palghar-Boisar, Bhiwandi, Uran-Dronagiri, Shahapur-Murbad, and most recently in Alibaug, Karjat-Khalapur-Khopoli, and Pen. Being the only Government-recognised body for private sector developers in MMR, CREDAI-MCHI is dedicated to promoting the industry’s organisation and progress. The association is committed to driving policy reform, housing innovation, and sustainable development in partnership with the government and urban stakeholders. As a part of CREDAI National, an apex body of 13000 developers across the nation, CREDAI-MCHI has emerged as a preferred platform for regional discussions on housing and habitat by establishing close and strong ties with the government. It is committed to breaking barriers to create a strong, organised, and progressive real estate sector in the MMR.The vision of CREDAI-MCHI is to empower the Real Estate fraternity of the Mumbai Metropolitan Region as it preserves, protects, and advances the right to housing for all. To continue being a trusted ally, guiding their members, supporting the Government on policy advocacy, and assisting those they serve through the ever-evolving real estate fraternity. Mr. Dhaval Ajmera, Outgoing Secretary, CREDAI-MCHI, stated, “We have always been builders; now we choose to be healers too. Mission CARES is not just a vision — it is a call to action for governments, civil society, and every stakeholder in the urban ecosystem to create a future where development is measured by the dignity, equity, and sustainability it brings. Real change in our sector comes from consistent, well-calibrated policy interventions. Mission CARES strengthens our resolve to embed inclusion, green growth, and technology adoption into the governance framework, ensuring that ambition transforms into action.” Mumbai’s developers currently pay an average of ₹54,221 per square meter as approval costs, among the highest in the country. Premiums, duties, and levies often constitute 35–40% of the total project cost, placing a significant financial burden on homebuyers and delaying project timelines. “Compliance costs are one of the biggest roadblocks to affordable housing,” noted Mr. Keval Valambhia, Chief Operating Officer, CREDAI-MCHI. He added, “At CREDAI-MCHI, we are pushing for single-window clearances, rationalized premiums, and tech-led approvals. Prop Tech will enable AI-driven project tracking and blockchain-backed compliance, making the process faster and more transparent. The shift from paperwork to real-time systems is critical. Every rupee saved in friction is a rupee that builds scale, trust, and better homes. Because at the end, building better homes is about building a stronger India together.” The CARES framework commits the organisation to 5 pillars: Compassion through CSR and social welfare for construction workers, women, children, and underserved communities. Affordability in Housing through policy reforms and innovative development models. Reforestation &amp; Urban Greening to offset the carbon impact of construction and improve city liveability. Empowerment through PropTech to drive transparency, digital transformation, and economic growth. Skilling of 10,000+ workers annually to power India’s infrastructure boom with capable hands and secure livelihoods. The new leadership has outlined an ambitious but pragmatic roadmap for the next 24 months: Establishment of a PropTech Lab to accelerate innovation adoption. Creation of an Affordable Housing Innovation Cell (AHIC). Launch of mobile Skilling Labs across the MMR region. Dialogue with the state to rationalize development premiums and stamp duties. Integration of green scorecards in every member project. Under its CSR vision, CREDAI-MCHI has committed to organising 100+ free health camps annually, supporting over 1,000 students with scholarships (especially girls), operating 25 daycare centres for construction workers’ families, maintaining zero child labour across all member sites, and mobilising ₹10 crore+ for disaster relief and social programmes. The affordable housing mandate aims to promote 10,000+ affordable units through member projects by 2026, publish a policy white paper on regulatory reforms for faster approvals, create an Affordable Housing Innovation Cell, and conduct three regional workshops with urban bodies on rental and worker housing. The focus is on ensuring affordability without compromising on quality, sustainability, or access to civic amenities. In line with its environmental commitments, the reforestation agenda targets the planting of 1 million trees across 50+ urban locations by 2026, integrating minimum green buffers in all new member projects, and creating five model biodiversity parks in partnership with local authorities. The economic growth and innovation pillar will see 70% of member developers adopt at least one PropTech solution, 20+ startups onboarded to the new PropTech Lab, and the listing of 10+ REIT-ready assets. On skilling, CREDAI-MCHI will train 10,000+ construction workers annually, issue 2,500+ Green Job Cards, and deploy three mobile skilling labs across the Mumbai Metropolitan Region to deliver on-site training in green construction, safety, and emerging technologies. With over 2,200 member developers, CREDAI-MCHI’s Change of Guard 2025–2027 marks the beginning of a decisive chapter — one where the industry pledges to build not only for today’s cities but for tomorrow’s generations, guided by measurable goals that blend economic growth, environmental stewardship, and social equity. ABOUT CREDAI-MCHI CREDAI-MCHI is the apex body of real estate developers in the Mumbai Metropolitan Region. (MMR). With an impressive membership of over 2200+ leading developers in MMR, CREDAI-MCHI has extended its reach throughout the region, establishing units in various locations such as Thane, Kalyan-Dombivli, Mira-Virar, Raigad, Navi Mumbai, Palghar-Boisar, Bhiwandi, Uran-Dronagiri, Shahapur-Murbad, and most recently in Alibaug, Karjat-Khalapur-Khopoli, and Pen. Being the only Government-recognised body for private sector developers in MMR, CREDAI-MCHI is dedicated to promoting the industry’s organisation and progress. The association is committed to driving policy reform, housing innovation, and sustainable development in partnership with the government and urban stakeholders. As a part of CREDAI National, an apex body of 13000 developers across the nation, CREDAI-MCHI has emerged as a preferred platform for regional discussions on housing and habitat by establishing close and strong ties with the government. It is committed to breaking barriers to create a strong, organised, and progressive real estate sector in the MMR.The vision of CREDAI-MCHI is to empower the Real Estate fraternity of the Mumbai Metropolitan Region as it preserves, protects, and advances the right to housing for all. To continue being a trusted ally, guiding their members, supporting the Government on policy advocacy, and assisting those they serve through the ever-evolving real estate fraternity. Mr. Dhaval Ajmera, Outgoing Secretary, CREDAI-MCHI, stated, “We have always been builders; now we choose to be healers too. Mission CARES is not just a vision — it is a call to action for governments, civil society, and every stakeholder in the urban ecosystem to create a future where development is measured by the dignity, equity, and sustainability it brings. Real change in our sector comes from consistent, well-calibrated policy interventions. Mission CARES strengthens our resolve to embed inclusion, green growth, and technology adoption into the governance framework, ensuring that ambition transforms into action.” Mumbai’s developers currently pay an average of ₹54,221 per square meter as approval costs, among the highest in the country. Premiums, duties, and levies often constitute 35–40% of the total project cost, placing a significant financial burden on homebuyers and delaying project timelines. “Compliance costs are one of the biggest roadblocks to affordable housing,” noted Mr. Keval Valambhia, Chief Operating Officer, CREDAI-MCHI. He added, “At CREDAI-MCHI, we are pushing for single-window clearances, rationalized premiums, and tech-led approvals. Prop Tech will enable AI-driven project tracking and blockchain-backed compliance, making the process faster and more transparent. The shift from paperwork to real-time systems is critical. Every rupee saved in friction is a rupee that builds scale, trust, and better homes. Because at the end, building better homes is about building a stronger India together.” The CARES framework commits the organisation to 5 pillars: Compassion through CSR and social welfare for construction workers, women, children, and underserved communities. Affordability in Housing through policy reforms and innovative development models. Reforestation &amp; Urban Greening to offset the carbon impact of construction and improve city liveability. Empowerment through PropTech to drive transparency, digital transformation, and economic growth. Skilling of 10,000+ workers annually to power India’s infrastructure boom with capable hands and secure livelihoods. The new leadership has outlined an ambitious but pragmatic roadmap for the next 24 months: Establishment of a PropTech Lab to accelerate innovation adoption. Creation of an Affordable Housing Innovation Cell (AHIC). Launch of mobile Skilling Labs across the MMR region. Dialogue with the state to rationalize development premiums and stamp duties. Integration of green scorecards in every member project. Under its CSR vision, CREDAI-MCHI has committed to organising 100+ free health camps annually, supporting over 1,000 students with scholarships (especially girls), operating 25 daycare centres for construction workers’ families, maintaining zero child labour across all member sites, and mobilising ₹10 crore+ for disaster relief and social programmes. The affordable housing mandate aims to promote 10,000+ affordable units through member projects by 2026, publish a policy white paper on regulatory reforms for faster approvals, create an Affordable Housing Innovation Cell, and conduct three regional workshops with urban bodies on rental and worker housing. The focus is on ensuring affordability without compromising on quality, sustainability, or access to civic amenities. In line with its environmental commitments, the reforestation agenda targets the planting of 1 million trees across 50+ urban locations by 2026, integrating minimum green buffers in all new member projects, and creating five model biodiversity parks in partnership with local authorities. The economic growth and innovation pillar will see 70% of member developers adopt at least one PropTech solution, 20+ startups onboarded to the new PropTech Lab, and the listing of 10+ REIT-ready assets. On skilling, CREDAI-MCHI will train 10,000+ construction workers annually, issue 2,500+ Green Job Cards, and deploy three mobile skilling labs across the Mumbai Metropolitan Region to deliver on-site training in green construction, safety, and emerging technologies. With over 2,200 member developers, CREDAI-MCHI’s Change of Guard 2025–2027 marks the beginning of a decisive chapter — one where the industry pledges to build not only for today’s cities but for tomorrow’s generations, guided by measurable goals that blend economic growth, environmental stewardship, and social equity. ABOUT CREDAI-MCHI CREDAI-MCHI is the apex body of real estate developers in the Mumbai Metropolitan Region. (MMR). With an impressive membership of over 2200+ leading developers in MMR, CREDAI-MCHI has extended its reach throughout the region, establishing units in various locations such as Thane, Kalyan-Dombivli, Mira-Virar, Raigad, Navi Mumbai, Palghar-Boisar, Bhiwandi, Uran-Dronagiri, Shahapur-Murbad, and most recently in Alibaug, Karjat-Khalapur-Khopoli, and Pen. Being the only Government-recognised body for private sector developers in MMR, CREDAI-MCHI is dedicated to promoting the industry’s organisation and progress. The association is committed to driving policy reform, housing innovation, and sustainable development in partnership with the government and urban stakeholders. As a part of CREDAI National, an apex body of 13000 developers across the nation, CREDAI-MCHI has emerged as a preferred platform for regional discussions on housing and habitat by establishing close and strong ties with the government. It is committed to breaking barriers to create a strong, organised, and progressive real estate sector in the MMR.The vision of CREDAI-MCHI is to empower the Real Estate fraternity of the Mumbai Metropolitan Region as it preserves, protects, and advances the right to housing for all. To continue being a trusted ally, guiding their members, supporting the Government on policy advocacy, and assisting those they serve through the ever-evolving real estate fraternity. Mr. Dhaval Ajmera, Outgoing Secretary, CREDAI-MCHI, stated, “We have always been builders; now we choose to be healers too. Mission CARES is not just a vision — it is a call to action for governments, civil society, and every stakeholder in the urban ecosystem to create a future where development is measured by the dignity, equity, and sustainability it brings. Real change in our sector comes from consistent, well-calibrated policy interventions. Mission CARES strengthens our resolve to embed inclusion, green growth, and technology adoption into the governance framework, ensuring that ambition transforms into action.” Mumbai’s developers currently pay an average of ₹54,221 per square meter as approval costs, among the highest in the country. Premiums, duties, and levies often constitute 35–40% of the total project cost, placing a significant financial burden on homebuyers and delaying project timelines. “Compliance costs are one of the biggest roadblocks to affordable housing,” noted Mr. Keval Valambhia, Chief Operating Officer, CREDAI-MCHI. He added, “At CREDAI-MCHI, we are pushing for single-window clearances, rationalized premiums, and tech-led approvals. Prop Tech will enable AI-driven project tracking and blockchain-backed compliance, making the process faster and more transparent. The shift from paperwork to real-time systems is critical. Every rupee saved in friction is a rupee that builds scale, trust, and better homes. Because at the end, building better homes is about building a stronger India together.” The CARES framework commits the organisation to 5 pillars: Compassion through CSR and social welfare for construction workers, women, children, and underserved communities. Affordability in Housing through policy reforms and innovative development models. Reforestation &amp; Urban Greening to offset the carbon impact of construction and improve city liveability. Empowerment through PropTech to drive transparency, digital transformation, and economic growth. Skilling of 10,000+ workers annually to power India’s infrastructure boom with capable hands and secure livelihoods. The new leadership has outlined an ambitious but pragmatic roadmap for the next 24 months: Establishment of a PropTech Lab to accelerate innovation adoption. Creation of an Affordable Housing Innovation Cell (AHIC). Launch of mobile Skilling Labs across the MMR region. Dialogue with the state to rationalize development premiums and stamp duties. Integration of green scorecards in every member project. Under its CSR vision, CREDAI-MCHI has committed to organising 100+ free health camps annually, supporting over 1,000 students with scholarships (especially girls), operating 25 daycare centres for construction workers’ families, maintaining zero child labour across all member sites, and mobilising ₹10 crore+ for disaster relief and social programmes. The affordable housing mandate aims to promote 10,000+ affordable units through member projects by 2026, publish a policy white paper on regulatory reforms for faster approvals, create an Affordable Housing Innovation Cell, and conduct three regional workshops with urban bodies on rental and worker housing. The focus is on ensuring affordability without compromising on quality, sustainability, or access to civic amenities. In line with its environmental commitments, the reforestation agenda targets the planting of 1 million trees across 50+ urban locations by 2026, integrating minimum green buffers in all new member projects, and creating five model biodiversity parks in partnership with local authorities. The economic growth and innovation pillar will see 70% of member developers adopt at least one PropTech solution, 20+ startups onboarded to the new PropTech Lab, and the listing of 10+ REIT-ready assets. On skilling, CREDAI-MCHI will train 10,000+ construction workers annually, issue 2,500+ Green Job Cards, and deploy three mobile skilling labs across the Mumbai Metropolitan Region to deliver on-site training in green construction, safety, and emerging technologies. With over 2,200 member developers, CREDAI-MCHI’s Change of Guard 2025–2027 marks the beginning of a decisive chapter — one where the industry pledges to build not only for today’s cities but for tomorrow’s generations, guided by measurable goals that blend economic growth, environmental stewardship, and social equity. ABOUT CREDAI-MCHI CREDAI-MCHI is the apex body of real estate developers in the Mumbai Metropolitan Region. (MMR). With an impressive membership of over 2200+ leading developers in MMR, CREDAI-MCHI has extended its reach throughout the region, establishing units in various locations such as Thane, Kalyan-Dombivli, Mira-Virar, Raigad, Navi Mumbai, Palghar-Boisar, Bhiwandi, Uran-Dronagiri, Shahapur-Murbad, and most recently in Alibaug, Karjat-Khalapur-Khopoli, and Pen. Being the only Government-recognised body for private sector developers in MMR, CREDAI-MCHI is dedicated to promoting the industry’s organisation and progress. The association is committed to driving policy reform, housing innovation, and sustainable development in partnership with the government and urban stakeholders. As a part of CREDAI National, an apex body of 13000 developers across the nation, CREDAI-MCHI has emerged as a preferred platform for regional discussions on housing and habitat by establishing close and strong ties with the government. It is committed to breaking barriers to create a strong, organised, and progressive real estate sector in the MMR.The vision of CREDAI-MCHI is to empower the Real Estate fraternity of the Mumbai Metropolitan Region as it preserves, protects, and advances the right to housing for all. To continue being a trusted ally, guiding their members, supporting the Government on policy advocacy, and assisting those they serve through the ever-evolving real estate fraternity. Mumbai’s developers currently pay an average of ₹54,221 per square meter as approval costs, among the highest in the country. Premiums, duties, and levies often constitute 35–40% of the total project cost, placing a significant financial burden on homebuyers and delaying project timelines. “Compliance costs are one of the biggest roadblocks to affordable housing,” noted Mr. Keval Valambhia, Chief Operating Officer, CREDAI-MCHI. He added, “At CREDAI-MCHI, we are pushing for single-window clearances, rationalized premiums, and tech-led approvals. Prop Tech will enable AI-driven project tracking and blockchain-backed compliance, making the process faster and more transparent. The shift from paperwork to real-time systems is critical. Every rupee saved in friction is a rupee that builds scale, trust, and better homes. Because at the end, building better homes is about building a stronger India together.” The CARES framework commits the organisation to 5 pillars: Compassion through CSR and social welfare for construction workers, women, children, and underserved communities. Affordability in Housing through policy reforms and innovative development models. Reforestation &amp; Urban Greening to offset the carbon impact of construction and improve city liveability. Empowerment through PropTech to drive transparency, digital transformation, and economic growth. Skilling of 10,000+ workers annually to power India’s infrastructure boom with capable hands and secure livelihoods. The new leadership has outlined an ambitious but pragmatic roadmap for the next 24 months: Establishment of a PropTech Lab to accelerate innovation adoption. Creation of an Affordable Housing Innovation Cell (AHIC). Launch of mobile Skilling Labs across the MMR region. Dialogue with the state to rationalize development premiums and stamp duties. Integration of green scorecards in every member project. Under its CSR vision, CREDAI-MCHI has committed to organising 100+ free health camps annually, supporting over 1,000 students with scholarships (especially girls), operating 25 daycare centres for construction workers’ families, maintaining zero child labour across all member sites, and mobilising ₹10 crore+ for disaster relief and social programmes. The affordable housing mandate aims to promote 10,000+ affordable units through member projects by 2026, publish a policy white paper on regulatory reforms for faster approvals, create an Affordable Housing Innovation Cell, and conduct three regional workshops with urban bodies on rental and worker housing. The focus is on ensuring affordability without compromising on quality, sustainability, or access to civic amenities. In line with its environmental commitments, the reforestation agenda targets the planting of 1 million trees across 50+ urban locations by 2026, integrating minimum green buffers in all new member projects, and creating five model biodiversity parks in partnership with local authorities. The economic growth and innovation pillar will see 70% of member developers adopt at least one PropTech solution, 20+ startups onboarded to the new PropTech Lab, and the listing of 10+ REIT-ready assets. On skilling, CREDAI-MCHI will train 10,000+ construction workers annually, issue 2,500+ Green Job Cards, and deploy three mobile skilling labs across the Mumbai Metropolitan Region to deliver on-site training in green construction, safety, and emerging technologies. With over 2,200 member developers, CREDAI-MCHI’s Change of Guard 2025–2027 marks the beginning of a decisive chapter — one where the industry pledges to build not only for today’s cities but for tomorrow’s generations, guided by measurable goals that blend economic growth, environmental stewardship, and social equity. ABOUT CREDAI-MCHI CREDAI-MCHI is the apex body of real estate developers in the Mumbai Metropolitan Region. (MMR). With an impressive membership of over 2200+ leading developers in MMR, CREDAI-MCHI has extended its reach throughout the region, establishing units in various locations such as Thane, Kalyan-Dombivli, Mira-Virar, Raigad, Navi Mumbai, Palghar-Boisar, Bhiwandi, Uran-Dronagiri, Shahapur-Murbad, and most recently in Alibaug, Karjat-Khalapur-Khopoli, and Pen. Being the only Government-recognised body for private sector developers in MMR, CREDAI-MCHI is dedicated to promoting the industry’s organisation and progress. The association is committed to driving policy reform, housing innovation, and sustainable development in partnership with the government and urban stakeholders. As a part of CREDAI National, an apex body of 13000 developers across the nation, CREDAI-MCHI has emerged as a preferred platform for regional discussions on housing and habitat by establishing close and strong ties with the government. It is committed to breaking barriers to create a strong, organised, and progressive real estate sector in the MMR.The vision of CREDAI-MCHI is to empower the Real Estate fraternity of the Mumbai Metropolitan Region as it preserves, protects, and advances the right to housing for all. To continue being a trusted ally, guiding their members, supporting the Government on policy advocacy, and assisting those they serve through the ever-evolving real estate fraternity. Mumbai’s developers currently pay an average of ₹54,221 per square meter as approval costs, among the highest in the country. Premiums, duties, and levies often constitute 35–40% of the total project cost, placing a significant financial burden on homebuyers and delaying project timelines. “Compliance costs are one of the biggest roadblocks to affordable housing,” noted Mr. Keval Valambhia, Chief Operating Officer, CREDAI-MCHI. He added, “At CREDAI-MCHI, we are pushing for single-window clearances, rationalized premiums, and tech-led approvals. Prop Tech will enable AI-driven project tracking and blockchain-backed compliance, making the process faster and more transparent. The shift from paperwork to real-time systems is critical. Every rupee saved in friction is a rupee that builds scale, trust, and better homes. Because at the end, building better homes is about building a stronger India together.” The CARES framework commits the organisation to 5 pillars: Compassion through CSR and social welfare for construction workers, women, children, and underserved communities. Affordability in Housing through policy reforms and innovative development models. Reforestation &amp; Urban Greening to offset the carbon impact of construction and improve city liveability. Empowerment through PropTech to drive transparency, digital transformation, and economic growth. Skilling of 10,000+ workers annually to power India’s infrastructure boom with capable hands and secure livelihoods. The new leadership has outlined an ambitious but pragmatic roadmap for the next 24 months: Establishment of a PropTech Lab to accelerate innovation adoption. Creation of an Affordable Housing Innovation Cell (AHIC). Launch of mobile Skilling Labs across the MMR region. Dialogue with the state to rationalize development premiums and stamp duties. Integration of green scorecards in every member project. Under its CSR vision, CREDAI-MCHI has committed to organising 100+ free health camps annually, supporting over 1,000 students with scholarships (especially girls), operating 25 daycare centres for construction workers’ families, maintaining zero child labour across all member sites, and mobilising ₹10 crore+ for disaster relief and social programmes. The affordable housing mandate aims to promote 10,000+ affordable units through member projects by 2026, publish a policy white paper on regulatory reforms for faster approvals, create an Affordable Housing Innovation Cell, and conduct three regional workshops with urban bodies on rental and worker housing. The focus is on ensuring affordability without compromising on quality, sustainability, or access to civic amenities. In line with its environmental commitments, the reforestation agenda targets the planting of 1 million trees across 50+ urban locations by 2026, integrating minimum green buffers in all new member projects, and creating five model biodiversity parks in partnership with local authorities. The economic growth and innovation pillar will see 70% of member developers adopt at least one PropTech solution, 20+ startups onboarded to the new PropTech Lab, and the listing of 10+ REIT-ready assets. On skilling, CREDAI-MCHI will train 10,000+ construction workers annually, issue 2,500+ Green Job Cards, and deploy three mobile skilling labs across the Mumbai Metropolitan Region to deliver on-site training in green construction, safety, and emerging technologies. With over 2,200 member developers, CREDAI-MCHI’s Change of Guard 2025–2027 marks the beginning of a decisive chapter — one where the industry pledges to build not only for today’s cities but for tomorrow’s generations, guided by measurable goals that blend economic growth, environmental stewardship, and social equity. ABOUT CREDAI-MCHI CREDAI-MCHI is the apex body of real estate developers in the Mumbai Metropolitan Region. (MMR). With an impressive membership of over 2200+ leading developers in MMR, CREDAI-MCHI has extended its reach throughout the region, establishing units in various locations such as Thane, Kalyan-Dombivli, Mira-Virar, Raigad, Navi Mumbai, Palghar-Boisar, Bhiwandi, Uran-Dronagiri, Shahapur-Murbad, and most recently in Alibaug, Karjat-Khalapur-Khopoli, and Pen. Being the only Government-recognised body for private sector developers in MMR, CREDAI-MCHI is dedicated to promoting the industry’s organisation and progress. The association is committed to driving policy reform, housing innovation, and sustainable development in partnership with the government and urban stakeholders. As a part of CREDAI National, an apex body of 13000 developers across the nation, CREDAI-MCHI has emerged as a preferred platform for regional discussions on housing and habitat by establishing close and strong ties with the government. It is committed to breaking barriers to create a strong, organised, and progressive real estate sector in the MMR.The vision of CREDAI-MCHI is to empower the Real Estate fraternity of the Mumbai Metropolitan Region as it preserves, protects, and advances the right to housing for all. To continue being a trusted ally, guiding their members, supporting the Government on policy advocacy, and assisting those they serve through the ever-evolving real estate fraternity. Mumbai’s developers currently pay an average of ₹54,221 per square meter as approval costs, among the highest in the country. Premiums, duties, and levies often constitute 35–40% of the total project cost, placing a significant financial burden on homebuyers and delaying project timelines. “Compliance costs are one of the biggest roadblocks to affordable housing,” noted Mr. Keval Valambhia, Chief Operating Officer, CREDAI-MCHI. He added, “At CREDAI-MCHI, we are pushing for single-window clearances, rationalized premiums, and tech-led approvals. Prop Tech will enable AI-driven project tracking and blockchain-backed compliance, making the process faster and more transparent. The shift from paperwork to real-time systems is critical. Every rupee saved in friction is a rupee that builds scale, trust, and better homes. Because at the end, building better homes is about building a stronger India together.” The CARES framework commits the organisation to 5 pillars: Compassion through CSR and social welfare for construction workers, women, children, and underserved communities. Affordability in Housing through policy reforms and innovative development models. Reforestation &amp; Urban Greening to offset the carbon impact of construction and improve city liveability. Empowerment through PropTech to drive transparency, digital transformation, and economic growth. Skilling of 10,000+ workers annually to power India’s infrastructure boom with capable hands and secure livelihoods. The new leadership has outlined an ambitious but pragmatic roadmap for the next 24 months: Establishment of a PropTech Lab to accelerate innovation adoption. Creation of an Affordable Housing Innovation Cell (AHIC). Launch of mobile Skilling Labs across the MMR region. Dialogue with the state to rationalize development premiums and stamp duties. Integration of green scorecards in every member project. Under its CSR vision, CREDAI-MCHI has committed to organising 100+ free health camps annually, supporting over 1,000 students with scholarships (especially girls), operating 25 daycare centres for construction workers’ families, maintaining zero child labour across all member sites, and mobilising ₹10 crore+ for disaster relief and social programmes. The affordable housing mandate aims to promote 10,000+ affordable units through member projects by 2026, publish a policy white paper on regulatory reforms for faster approvals, create an Affordable Housing Innovation Cell, and conduct three regional workshops with urban bodies on rental and worker housing. The focus is on ensuring affordability without compromising on quality, sustainability, or access to civic amenities. In line with its environmental commitments, the reforestation agenda targets the planting of 1 million trees across 50+ urban locations by 2026, integrating minimum green buffers in all new member projects, and creating five model biodiversity parks in partnership with local authorities. The economic growth and innovation pillar will see 70% of member developers adopt at least one PropTech solution, 20+ startups onboarded to the new PropTech Lab, and the listing of 10+ REIT-ready assets. On skilling, CREDAI-MCHI will train 10,000+ construction workers annually, issue 2,500+ Green Job Cards, and deploy three mobile skilling labs across the Mumbai Metropolitan Region to deliver on-site training in green construction, safety, and emerging technologies. With over 2,200 member developers, CREDAI-MCHI’s Change of Guard 2025–2027 marks the beginning of a decisive chapter — one where the industry pledges to build not only for today’s cities but for tomorrow’s generations, guided by measurable goals that blend economic growth, environmental stewardship, and social equity. ABOUT CREDAI-MCHI CREDAI-MCHI is the apex body of real estate developers in the Mumbai Metropolitan Region. (MMR). With an impressive membership of over 2200+ leading developers in MMR, CREDAI-MCHI has extended its reach throughout the region, establishing units in various locations such as Thane, Kalyan-Dombivli, Mira-Virar, Raigad, Navi Mumbai, Palghar-Boisar, Bhiwandi, Uran-Dronagiri, Shahapur-Murbad, and most recently in Alibaug, Karjat-Khalapur-Khopoli, and Pen. Being the only Government-recognised body for private sector developers in MMR, CREDAI-MCHI is dedicated to promoting the industry’s organisation and progress. The association is committed to driving policy reform, housing innovation, and sustainable development in partnership with the government and urban stakeholders. As a part of CREDAI National, an apex body of 13000 developers across the nation, CREDAI-MCHI has emerged as a preferred platform for regional discussions on housing and habitat by establishing close and strong ties with the government. It is committed to breaking barriers to create a strong, organised, and progressive real estate sector in the MMR.The vision of CREDAI-MCHI is to empower the Real Estate fraternity of the Mumbai Metropolitan Region as it preserves, protects, and advances the right to housing for all. To continue being a trusted ally, guiding their members, supporting the Government on policy advocacy, and assisting those they serve through the ever-evolving real estate fraternity. Mumbai’s developers currently pay an average of ₹54,221 per square meter as approval costs, among the highest in the country. Premiums, duties, and levies often constitute 35–40% of the total project cost, placing a significant financial burden on homebuyers and delaying project timelines. “Compliance costs are one of the biggest roadblocks to affordable housing,” noted Mr. Keval Valambhia, Chief Operating Officer, CREDAI-MCHI. He added, “At CREDAI-MCHI, we are pushing for single-window clearances, rationalized premiums, and tech-led approvals. Prop Tech will enable AI-driven project tracking and blockchain-backed compliance, making the process faster and more transparent. The shift from paperwork to real-time systems is critical. Every rupee saved in friction is a rupee that builds scale, trust, and better homes. Because at the end, building better homes is about building a stronger India together.” The CARES framework commits the organisation to 5 pillars: Compassion through CSR and social welfare for construction workers, women, children, and underserved communities. Affordability in Housing through policy reforms and innovative development models. Reforestation &amp; Urban Greening to offset the carbon impact of construction and improve city liveability. Empowerment through PropTech to drive transparency, digital transformation, and economic growth. Skilling of 10,000+ workers annually to power India’s infrastructure boom with capable hands and secure livelihoods. The new leadership has outlined an ambitious but pragmatic roadmap for the next 24 months: Establishment of a PropTech Lab to accelerate innovation adoption. Creation of an Affordable Housing Innovation Cell (AHIC). Launch of mobile Skilling Labs across the MMR region. Dialogue with the state to rationalize development premiums and stamp duties. Integration of green scorecards in every member project. Under its CSR vision, CREDAI-MCHI has committed to organising 100+ free health camps annually, supporting over 1,000 students with scholarships (especially girls), operating 25 daycare centres for construction workers’ families, maintaining zero child labour across all member sites, and mobilising ₹10 crore+ for disaster relief and social programmes. The affordable housing mandate aims to promote 10,000+ affordable units through member projects by 2026, publish a policy white paper on regulatory reforms for faster approvals, create an Affordable Housing Innovation Cell, and conduct three regional workshops with urban bodies on rental and worker housing. The focus is on ensuring affordability without compromising on quality, sustainability, or access to civic amenities. In line with its environmental commitments, the reforestation agenda targets the planting of 1 million trees across 50+ urban locations by 2026, integrating minimum green buffers in all new member projects, and creating five model biodiversity parks in partnership with local authorities. The economic growth and innovation pillar will see 70% of member developers adopt at least one PropTech solution, 20+ startups onboarded to the new PropTech Lab, and the listing of 10+ REIT-ready assets. On skilling, CREDAI-MCHI will train 10,000+ construction workers annually, issue 2,500+ Green Job Cards, and deploy three mobile skilling labs across the Mumbai Metropolitan Region to deliver on-site training in green construction, safety, and emerging technologies. With over 2,200 member developers, CREDAI-MCHI’s Change of Guard 2025–2027 marks the beginning of a decisive chapter — one where the industry pledges to build not only for today’s cities but for tomorrow’s generations, guided by measurable goals that blend economic growth, environmental stewardship, and social equity. ABOUT CREDAI-MCHI CREDAI-MCHI is the apex body of real estate developers in the Mumbai Metropolitan Region. (MMR). With an impressive membership of over 2200+ leading developers in MMR, CREDAI-MCHI has extended its reach throughout the region, establishing units in various locations such as Thane, Kalyan-Dombivli, Mira-Virar, Raigad, Navi Mumbai, Palghar-Boisar, Bhiwandi, Uran-Dronagiri, Shahapur-Murbad, and most recently in Alibaug, Karjat-Khalapur-Khopoli, and Pen. Being the only Government-recognised body for private sector developers in MMR, CREDAI-MCHI is dedicated to promoting the industry’s organisation and progress. The association is committed to driving policy reform, housing innovation, and sustainable development in partnership with the government and urban stakeholders. As a part of CREDAI National, an apex body of 13000 developers across the nation, CREDAI-MCHI has emerged as a preferred platform for regional discussions on housing and habitat by establishing close and strong ties with the government. It is committed to breaking barriers to create a strong, organised, and progressive real estate sector in the MMR.The vision of CREDAI-MCHI is to empower the Real Estate fraternity of the Mumbai Metropolitan Region as it preserves, protects, and advances the right to housing for all. To continue being a trusted ally, guiding their members, supporting the Government on policy advocacy, and assisting those they serve through the ever-evolving real estate fraternity. Mumbai’s developers currently pay an average of ₹54,221 per square meter as approval costs, among the highest in the country. Premiums, duties, and levies often constitute 35–40% of the total project cost, placing a significant financial burden on homebuyers and delaying project timelines. “Compliance costs are one of the biggest roadblocks to affordable housing,” noted Mr. Keval Valambhia, Chief Operating Officer, CREDAI-MCHI. He added, “At CREDAI-MCHI, we are pushing for single-window clearances, rationalized premiums, and tech-led approvals. Prop Tech will enable AI-driven project tracking and blockchain-backed compliance, making the process faster and more transparent. The shift from paperwork to real-time systems is critical. Every rupee saved in friction is a rupee that builds scale, trust, and better homes. Because at the end, building better homes is about building a stronger India together.” The CARES framework commits the organisation to 5 pillars: Compassion through CSR and social welfare for construction workers, women, children, and underserved communities. Affordability in Housing through policy reforms and innovative development models. Reforestation &amp; Urban Greening to offset the carbon impact of construction and improve city liveability. Empowerment through PropTech to drive transparency, digital transformation, and economic growth. Skilling of 10,000+ workers annually to power India’s infrastructure boom with capable hands and secure livelihoods. The new leadership has outlined an ambitious but pragmatic roadmap for the next 24 months: Establishment of a PropTech Lab to accelerate innovation adoption. Creation of an Affordable Housing Innovation Cell (AHIC). Launch of mobile Skilling Labs across the MMR region. Dialogue with the state to rationalize development premiums and stamp duties. Integration of green scorecards in every member project. Under its CSR vision, CREDAI-MCHI has committed to organising 100+ free health camps annually, supporting over 1,000 students with scholarships (especially girls), operating 25 daycare centres for construction workers’ families, maintaining zero child labour across all member sites, and mobilising ₹10 crore+ for disaster relief and social programmes. The affordable housing mandate aims to promote 10,000+ affordable units through member projects by 2026, publish a policy white paper on regulatory reforms for faster approvals, create an Affordable Housing Innovation Cell, and conduct three regional workshops with urban bodies on rental and worker housing. The focus is on ensuring affordability without compromising on quality, sustainability, or access to civic amenities. In line with its environmental commitments, the reforestation agenda targets the planting of 1 million trees across 50+ urban locations by 2026, integrating minimum green buffers in all new member projects, and creating five model biodiversity parks in partnership with local authorities. The economic growth and innovation pillar will see 70% of member developers adopt at least one PropTech solution, 20+ startups onboarded to the new PropTech Lab, and the listing of 10+ REIT-ready assets. On skilling, CREDAI-MCHI will train 10,000+ construction workers annually, issue 2,500+ Green Job Cards, and deploy three mobile skilling labs across the Mumbai Metropolitan Region to deliver on-site training in green construction, safety, and emerging technologies. With over 2,200 member developers, CREDAI-MCHI’s Change of Guard 2025–2027 marks the beginning of a decisive chapter — one where the industry pledges to build not only for today’s cities but for tomorrow’s generations, guided by measurable goals that blend economic growth, environmental stewardship, and social equity. ABOUT CREDAI-MCHI CREDAI-MCHI is the apex body of real estate developers in the Mumbai Metropolitan Region. (MMR). With an impressive membership of over 2200+ leading developers in MMR, CREDAI-MCHI has extended its reach throughout the region, establishing units in various locations such as Thane, Kalyan-Dombivli, Mira-Virar, Raigad, Navi Mumbai, Palghar-Boisar, Bhiwandi, Uran-Dronagiri, Shahapur-Murbad, and most recently in Alibaug, Karjat-Khalapur-Khopoli, and Pen. Being the only Government-recognised body for private sector developers in MMR, CREDAI-MCHI is dedicated to promoting the industry’s organisation and progress. The association is committed to driving policy reform, housing innovation, and sustainable development in partnership with the government and urban stakeholders. As a part of CREDAI National, an apex body of 13000 developers across the nation, CREDAI-MCHI has emerged as a preferred platform for regional discussions on housing and habitat by establishing close and strong ties with the government. It is committed to breaking barriers to create a strong, organised, and progressive real estate sector in the MMR.The vision of CREDAI-MCHI is to empower the Real Estate fraternity of the Mumbai Metropolitan Region as it preserves, protects, and advances the right to housing for all. To continue being a trusted ally, guiding their members, supporting the Government on policy advocacy, and assisting those they serve through the ever-evolving real estate fraternity. Mumbai’s developers currently pay an average of ₹54,221 per square meter as approval costs, among the highest in the country. Premiums, duties, and levies often constitute 35–40% of the total project cost, placing a significant financial burden on homebuyers and delaying project timelines. “Compliance costs are one of the biggest roadblocks to affordable housing,” noted Mr. Keval Valambhia, Chief Operating Officer, CREDAI-MCHI. He added, “At CREDAI-MCHI, we are pushing for single-window clearances, rationalized premiums, and tech-led approvals. Prop Tech will enable AI-driven project tracking and blockchain-backed compliance, making the process faster and more transparent. The shift from paperwork to real-time systems is critical. Every rupee saved in friction is a rupee that builds scale, trust, and better homes. Because at the end, building better homes is about building a stronger India together.” The CARES framework commits the organisation to 5 pillars: Compassion through CSR and social welfare for construction workers, women, children, and underserved communities. Affordability in Housing through policy reforms and innovative development models. Reforestation &amp; Urban Greening to offset the carbon impact of construction and improve city liveability. Empowerment through PropTech to drive transparency, digital transformation, and economic growth. Skilling of 10,000+ workers annually to power India’s infrastructure boom with capable hands and secure livelihoods. The new leadership has outlined an ambitious but pragmatic roadmap for the next 24 months: Establishment of a PropTech Lab to accelerate innovation adoption. Creation of an Affordable Housing Innovation Cell (AHIC). Launch of mobile Skilling Labs across the MMR region. Dialogue with the state to rationalize development premiums and stamp duties. Integration of green scorecards in every member project. Under its CSR vision, CREDAI-MCHI has committed to organising 100+ free health camps annually, supporting over 1,000 students with scholarships (especially girls), operating 25 daycare centres for construction workers’ families, maintaining zero child labour across all member sites, and mobilising ₹10 crore+ for disaster relief and social programmes. The affordable housing mandate aims to promote 10,000+ affordable units through member projects by 2026, publish a policy white paper on regulatory reforms for faster approvals, create an Affordable Housing Innovation Cell, and conduct three regional workshops with urban bodies on rental and worker housing. The focus is on ensuring affordability without compromising on quality, sustainability, or access to civic amenities. In line with its environmental commitments, the reforestation agenda targets the planting of 1 million trees across 50+ urban locations by 2026, integrating minimum green buffers in all new member projects, and creating five model biodiversity parks in partnership with local authorities. The economic growth and innovation pillar will see 70% of member developers adopt at least one PropTech solution, 20+ startups onboarded to the new PropTech Lab, and the listing of 10+ REIT-ready assets. On skilling, CREDAI-MCHI will train 10,000+ construction workers annually, issue 2,500+ Green Job Cards, and deploy three mobile skilling labs across the Mumbai Metropolitan Region to deliver on-site training in green construction, safety, and emerging technologies. With over 2,200 member developers, CREDAI-MCHI’s Change of Guard 2025–2027 marks the beginning of a decisive chapter — one where the industry pledges to build not only for today’s cities but for tomorrow’s generations, guided by measurable goals that blend economic growth, environmental stewardship, and social equity. ABOUT CREDAI-MCHI CREDAI-MCHI is the apex body of real estate developers in the Mumbai Metropolitan Region. (MMR). With an impressive membership of over 2200+ leading developers in MMR, CREDAI-MCHI has extended its reach throughout the region, establishing units in various locations such as Thane, Kalyan-Dombivli, Mira-Virar, Raigad, Navi Mumbai, Palghar-Boisar, Bhiwandi, Uran-Dronagiri, Shahapur-Murbad, and most recently in Alibaug, Karjat-Khalapur-Khopoli, and Pen. Being the only Government-recognised body for private sector developers in MMR, CREDAI-MCHI is dedicated to promoting the industry’s organisation and progress. The association is committed to driving policy reform, housing innovation, and sustainable development in partnership with the government and urban stakeholders. As a part of CREDAI National, an apex body of 13000 developers across the nation, CREDAI-MCHI has emerged as a preferred platform for regional discussions on housing and habitat by establishing close and strong ties with the government. It is committed to breaking barriers to create a strong, organised, and progressive real estate sector in the MMR.The vision of CREDAI-MCHI is to empower the Real Estate fraternity of the Mumbai Metropolitan Region as it preserves, protects, and advances the right to housing for all. To continue being a trusted ally, guiding their members, supporting the Government on policy advocacy, and assisting those they serve through the ever-evolving real estate fraternity. The CARES framework commits the organisation to 5 pillars: Compassion through CSR and social welfare for construction workers, women, children, and underserved communities. Affordability in Housing through policy reforms and innovative development models. Reforestation &amp; Urban Greening to offset the carbon impact of construction and improve city liveability. Empowerment through PropTech to drive transparency, digital transformation, and economic growth. Skilling of 10,000+ workers annually to power India’s infrastructure boom with capable hands and secure livelihoods. The new leadership has outlined an ambitious but pragmatic roadmap for the next 24 months: Establishment of a PropTech Lab to accelerate innovation adoption. Creation of an Affordable Housing Innovation Cell (AHIC). Launch of mobile Skilling Labs across the MMR region. Dialogue with the state to rationalize development premiums and stamp duties. Integration of green scorecards in every member project. Under its CSR vision, CREDAI-MCHI has committed to organising 100+ free health camps annually, supporting over 1,000 students with scholarships (especially girls), operating 25 daycare centres for construction workers’ families, maintaining zero child labour across all member sites, and mobilising ₹10 crore+ for disaster relief and social programmes. The affordable housing mandate aims to promote 10,000+ affordable units through member projects by 2026, publish a policy white paper on regulatory reforms for faster approvals, create an Affordable Housing Innovation Cell, and conduct three regional workshops with urban bodies on rental and worker housing. The focus is on ensuring affordability without compromising on quality, sustainability, or access to civic amenities. In line with its environmental commitments, the reforestation agenda targets the planting of 1 million trees across 50+ urban locations by 2026, integrating minimum green buffers in all new member projects, and creating five model biodiversity parks in partnership with local authorities. The economic growth and innovation pillar will see 70% of member developers adopt at least one PropTech solution, 20+ startups onboarded to the new PropTech Lab, and the listing of 10+ REIT-ready assets. On skilling, CREDAI-MCHI will train 10,000+ construction workers annually, issue 2,500+ Green Job Cards, and deploy three mobile skilling labs across the Mumbai Metropolitan Region to deliver on-site training in green construction, safety, and emerging technologies. With over 2,200 member developers, CREDAI-MCHI’s Change of Guard 2025–2027 marks the beginning of a decisive chapter — one where the industry pledges to build not only for today’s cities but for tomorrow’s generations, guided by measurable goals that blend economic growth, environmental stewardship, and social equity. ABOUT CREDAI-MCHI CREDAI-MCHI is the apex body of real estate developers in the Mumbai Metropolitan Region. (MMR). With an impressive membership of over 2200+ leading developers in MMR, CREDAI-MCHI has extended its reach throughout the region, establishing units in various locations such as Thane, Kalyan-Dombivli, Mira-Virar, Raigad, Navi Mumbai, Palghar-Boisar, Bhiwandi, Uran-Dronagiri, Shahapur-Murbad, and most recently in Alibaug, Karjat-Khalapur-Khopoli, and Pen. Being the only Government-recognised body for private sector developers in MMR, CREDAI-MCHI is dedicated to promoting the industry’s organisation and progress. The association is committed to driving policy reform, housing innovation, and sustainable development in partnership with the government and urban stakeholders. As a part of CREDAI National, an apex body of 13000 developers across the nation, CREDAI-MCHI has emerged as a preferred platform for regional discussions on housing and habitat by establishing close and strong ties with the government. It is committed to breaking barriers to create a strong, organised, and progressive real estate sector in the MMR.The vision of CREDAI-MCHI is to empower the Real Estate fraternity of the Mumbai Metropolitan Region as it preserves, protects, and advances the right to housing for all. To continue being a trusted ally, guiding their members, supporting the Government on policy advocacy, and assisting those they serve through the ever-evolving real estate fraternity. The CARES framework commits the organisation to 5 pillars: Compassion through CSR and social welfare for construction workers, women, children, and underserved communities. Affordability in Housing through policy reforms and innovative development models. Reforestation &amp; Urban Greening to offset the carbon impact of construction and improve city liveability. Empowerment through PropTech to drive transparency, digital transformation, and economic growth. Skilling of 10,000+ workers annually to power India’s infrastructure boom with capable hands and secure livelihoods. The new leadership has outlined an ambitious but pragmatic roadmap for the next 24 months: Establishment of a PropTech Lab to accelerate innovation adoption. Creation of an Affordable Housing Innovation Cell (AHIC). Launch of mobile Skilling Labs across the MMR region. Dialogue with the state to rationalize development premiums and stamp duties. Integration of green scorecards in every member project. Under its CSR vision, CREDAI-MCHI has committed to organising 100+ free health camps annually, supporting over 1,000 students with scholarships (especially girls), operating 25 daycare centres for construction workers’ families, maintaining zero child labour across all member sites, and mobilising ₹10 crore+ for disaster relief and social programmes. The affordable housing mandate aims to promote 10,000+ affordable units through member projects by 2026, publish a policy white paper on regulatory reforms for faster approvals, create an Affordable Housing Innovation Cell, and conduct three regional workshops with urban bodies on rental and worker housing. The focus is on ensuring affordability without compromising on quality, sustainability, or access to civic amenities. In line with its environmental commitments, the reforestation agenda targets the planting of 1 million trees across 50+ urban locations by 2026, integrating minimum green buffers in all new member projects, and creating five model biodiversity parks in partnership with local authorities. The economic growth and innovation pillar will see 70% of member developers adopt at least one PropTech solution, 20+ startups onboarded to the new PropTech Lab, and the listing of 10+ REIT-ready assets. On skilling, CREDAI-MCHI will train 10,000+ construction workers annually, issue 2,500+ Green Job Cards, and deploy three mobile skilling labs across the Mumbai Metropolitan Region to deliver on-site training in green construction, safety, and emerging technologies. With over 2,200 member developers, CREDAI-MCHI’s Change of Guard 2025–2027 marks the beginning of a decisive chapter — one where the industry pledges to build not only for today’s cities but for tomorrow’s generations, guided by measurable goals that blend economic growth, environmental stewardship, and social equity. ABOUT CREDAI-MCHI CREDAI-MCHI is the apex body of real estate developers in the Mumbai Metropolitan Region. (MMR). With an impressive membership of over 2200+ leading developers in MMR, CREDAI-MCHI has extended its reach throughout the region, establishing units in various locations such as Thane, Kalyan-Dombivli, Mira-Virar, Raigad, Navi Mumbai, Palghar-Boisar, Bhiwandi, Uran-Dronagiri, Shahapur-Murbad, and most recently in Alibaug, Karjat-Khalapur-Khopoli, and Pen. Being the only Government-recognised body for private sector developers in MMR, CREDAI-MCHI is dedicated to promoting the industry’s organisation and progress. The association is committed to driving policy reform, housing innovation, and sustainable development in partnership with the government and urban stakeholders. As a part of CREDAI National, an apex body of 13000 developers across the nation, CREDAI-MCHI has emerged as a preferred platform for regional discussions on housing and habitat by establishing close and strong ties with the government. It is committed to breaking barriers to create a strong, organised, and progressive real estate sector in the MMR.The vision of CREDAI-MCHI is to empower the Real Estate fraternity of the Mumbai Metropolitan Region as it preserves, protects, and advances the right to housing for all. To continue being a trusted ally, guiding their members, supporting the Government on policy advocacy, and assisting those they serve through the ever-evolving real estate fraternity. The CARES framework commits the organisation to 5 pillars: Compassion through CSR and social welfare for construction workers, women, children, and underserved communities. Affordability in Housing through policy reforms and innovative development models. Reforestation &amp; Urban Greening to offset the carbon impact of construction and improve city liveability. Empowerment through PropTech to drive transparency, digital transformation, and economic growth. Skilling of 10,000+ workers annually to power India’s infrastructure boom with capable hands and secure livelihoods. The new leadership has outlined an ambitious but pragmatic roadmap for the next 24 months: Establishment of a PropTech Lab to accelerate innovation adoption. Creation of an Affordable Housing Innovation Cell (AHIC). Launch of mobile Skilling Labs across the MMR region. Dialogue with the state to rationalize development premiums and stamp duties. Integration of green scorecards in every member project. Under its CSR vision, CREDAI-MCHI has committed to organising 100+ free health camps annually, supporting over 1,000 students with scholarships (especially girls), operating 25 daycare centres for construction workers’ families, maintaining zero child labour across all member sites, and mobilising ₹10 crore+ for disaster relief and social programmes. The affordable housing mandate aims to promote 10,000+ affordable units through member projects by 2026, publish a policy white paper on regulatory reforms for faster approvals, create an Affordable Housing Innovation Cell, and conduct three regional workshops with urban bodies on rental and worker housing. The focus is on ensuring affordability without compromising on quality, sustainability, or access to civic amenities. In line with its environmental commitments, the reforestation agenda targets the planting of 1 million trees across 50+ urban locations by 2026, integrating minimum green buffers in all new member projects, and creating five model biodiversity parks in partnership with local authorities. The economic growth and innovation pillar will see 70% of member developers adopt at least one PropTech solution, 20+ startups onboarded to the new PropTech Lab, and the listing of 10+ REIT-ready assets. On skilling, CREDAI-MCHI will train 10,000+ construction workers annually, issue 2,500+ Green Job Cards, and deploy three mobile skilling labs across the Mumbai Metropolitan Region to deliver on-site training in green construction, safety, and emerging technologies. With over 2,200 member developers, CREDAI-MCHI’s Change of Guard 2025–2027 marks the beginning of a decisive chapter — one where the industry pledges to build not only for today’s cities but for tomorrow’s generations, guided by measurable goals that blend economic growth, environmental stewardship, and social equity. ABOUT CREDAI-MCHI CREDAI-MCHI is the apex body of real estate developers in the Mumbai Metropolitan Region. (MMR). With an impressive membership of over 2200+ leading developers in MMR, CREDAI-MCHI has extended its reach throughout the region, establishing units in various locations such as Thane, Kalyan-Dombivli, Mira-Virar, Raigad, Navi Mumbai, Palghar-Boisar, Bhiwandi, Uran-Dronagiri, Shahapur-Murbad, and most recently in Alibaug, Karjat-Khalapur-Khopoli, and Pen. Being the only Government-recognised body for private sector developers in MMR, CREDAI-MCHI is dedicated to promoting the industry’s organisation and progress. The association is committed to driving policy reform, housing innovation, and sustainable development in partnership with the government and urban stakeholders. As a part of CREDAI National, an apex body of 13000 developers across the nation, CREDAI-MCHI has emerged as a preferred platform for regional discussions on housing and habitat by establishing close and strong ties with the government. It is committed to breaking barriers to create a strong, organised, and progressive real estate sector in the MMR.The vision of CREDAI-MCHI is to empower the Real Estate fraternity of the Mumbai Metropolitan Region as it preserves, protects, and advances the right to housing for all. To continue being a trusted ally, guiding their members, supporting the Government on policy advocacy, and assisting those they serve through the ever-evolving real estate fraternity. The CARES framework commits the organisation to 5 pillars: Compassion through CSR and social welfare for construction workers, women, children, and underserved communities. Affordability in Housing through policy reforms and innovative development models. Reforestation &amp; Urban Greening to offset the carbon impact of construction and improve city liveability. Empowerment through PropTech to drive transparency, digital transformation, and economic growth. Skilling of 10,000+ workers annually to power India’s infrastructure boom with capable hands and secure livelihoods. The new leadership has outlined an ambitious but pragmatic roadmap for the next 24 months: Establishment of a PropTech Lab to accelerate innovation adoption. Creation of an Affordable Housing Innovation Cell (AHIC). Launch of mobile Skilling Labs across the MMR region. Dialogue with the state to rationalize development premiums and stamp duties. Integration of green scorecards in every member project. Under its CSR vision, CREDAI-MCHI has committed to organising 100+ free health camps annually, supporting over 1,000 students with scholarships (especially girls), operating 25 daycare centres for construction workers’ families, maintaining zero child labour across all member sites, and mobilising ₹10 crore+ for disaster relief and social programmes. The affordable housing mandate aims to promote 10,000+ affordable units through member projects by 2026, publish a policy white paper on regulatory reforms for faster approvals, create an Affordable Housing Innovation Cell, and conduct three regional workshops with urban bodies on rental and worker housing. The focus is on ensuring affordability without compromising on quality, sustainability, or access to civic amenities. In line with its environmental commitments, the reforestation agenda targets the planting of 1 million trees across 50+ urban locations by 2026, integrating minimum green buffers in all new member projects, and creating five model biodiversity parks in partnership with local authorities. The economic growth and innovation pillar will see 70% of member developers adopt at least one PropTech solution, 20+ startups onboarded to the new PropTech Lab, and the listing of 10+ REIT-ready assets. On skilling, CREDAI-MCHI will train 10,000+ construction workers annually, issue 2,500+ Green Job Cards, and deploy three mobile skilling labs across the Mumbai Metropolitan Region to deliver on-site training in green construction, safety, and emerging technologies. With over 2,200 member developers, CREDAI-MCHI’s Change of Guard 2025–2027 marks the beginning of a decisive chapter — one where the industry pledges to build not only for today’s cities but for tomorrow’s generations, guided by measurable goals that blend economic growth, environmental stewardship, and social equity. ABOUT CREDAI-MCHI CREDAI-MCHI is the apex body of real estate developers in the Mumbai Metropolitan Region. (MMR). With an impressive membership of over 2200+ leading developers in MMR, CREDAI-MCHI has extended its reach throughout the region, establishing units in various locations such as Thane, Kalyan-Dombivli, Mira-Virar, Raigad, Navi Mumbai, Palghar-Boisar, Bhiwandi, Uran-Dronagiri, Shahapur-Murbad, and most recently in Alibaug, Karjat-Khalapur-Khopoli, and Pen. Being the only Government-recognised body for private sector developers in MMR, CREDAI-MCHI is dedicated to promoting the industry’s organisation and progress. The association is committed to driving policy reform, housing innovation, and sustainable development in partnership with the government and urban stakeholders. As a part of CREDAI National, an apex body of 13000 developers across the nation, CREDAI-MCHI has emerged as a preferred platform for regional discussions on housing and habitat by establishing close and strong ties with the government. It is committed to breaking barriers to create a strong, organised, and progressive real estate sector in the MMR.The vision of CREDAI-MCHI is to empower the Real Estate fraternity of the Mumbai Metropolitan Region as it preserves, protects, and advances the right to housing for all. To continue being a trusted ally, guiding their members, supporting the Government on policy advocacy, and assisting those they serve through the ever-evolving real estate fraternity. The CARES framework commits the organisation to 5 pillars: Compassion through CSR and social welfare for construction workers, women, children, and underserved communities. Affordability in Housing through policy reforms and innovative development models. Reforestation &amp; Urban Greening to offset the carbon impact of construction and improve city liveability. Empowerment through PropTech to drive transparency, digital transformation, and economic growth. Skilling of 10,000+ workers annually to power India’s infrastructure boom with capable hands and secure livelihoods. The new leadership has outlined an ambitious but pragmatic roadmap for the next 24 months: Establishment of a PropTech Lab to accelerate innovation adoption. Creation of an Affordable Housing Innovation Cell (AHIC). Launch of mobile Skilling Labs across the MMR region. Dialogue with the state to rationalize development premiums and stamp duties. Integration of green scorecards in every member project. Under its CSR vision, CREDAI-MCHI has committed to organising 100+ free health camps annually, supporting over 1,000 students with scholarships (especially girls), operating 25 daycare centres for construction workers’ families, maintaining zero child labour across all member sites, and mobilising ₹10 crore+ for disaster relief and social programmes. The affordable housing mandate aims to promote 10,000+ affordable units through member projects by 2026, publish a policy white paper on regulatory reforms for faster approvals, create an Affordable Housing Innovation Cell, and conduct three regional workshops with urban bodies on rental and worker housing. The focus is on ensuring affordability without compromising on quality, sustainability, or access to civic amenities. In line with its environmental commitments, the reforestation agenda targets the planting of 1 million trees across 50+ urban locations by 2026, integrating minimum green buffers in all new member projects, and creating five model biodiversity parks in partnership with local authorities. The economic growth and innovation pillar will see 70% of member developers adopt at least one PropTech solution, 20+ startups onboarded to the new PropTech Lab, and the listing of 10+ REIT-ready assets. On skilling, CREDAI-MCHI will train 10,000+ construction workers annually, issue 2,500+ Green Job Cards, and deploy three mobile skilling labs across the Mumbai Metropolitan Region to deliver on-site training in green construction, safety, and emerging technologies. With over 2,200 member developers, CREDAI-MCHI’s Change of Guard 2025–2027 marks the beginning of a decisive chapter — one where the industry pledges to build not only for today’s cities but for tomorrow’s generations, guided by measurable goals that blend economic growth, environmental stewardship, and social equity. ABOUT CREDAI-MCHI CREDAI-MCHI is the apex body of real estate developers in the Mumbai Metropolitan Region. (MMR). With an impressive membership of over 2200+ leading developers in MMR, CREDAI-MCHI has extended its reach throughout the region, establishing units in various locations such as Thane, Kalyan-Dombivli, Mira-Virar, Raigad, Navi Mumbai, Palghar-Boisar, Bhiwandi, Uran-Dronagiri, Shahapur-Murbad, and most recently in Alibaug, Karjat-Khalapur-Khopoli, and Pen. Being the only Government-recognised body for private sector developers in MMR, CREDAI-MCHI is dedicated to promoting the industry’s organisation and progress. The association is committed to driving policy reform, housing innovation, and sustainable development in partnership with the government and urban stakeholders. As a part of CREDAI National, an apex body of 13000 developers across the nation, CREDAI-MCHI has emerged as a preferred platform for regional discussions on housing and habitat by establishing close and strong ties with the government. It is committed to breaking barriers to create a strong, organised, and progressive real estate sector in the MMR.The vision of CREDAI-MCHI is to empower the Real Estate fraternity of the Mumbai Metropolitan Region as it preserves, protects, and advances the right to housing for all. To continue being a trusted ally, guiding their members, supporting the Government on policy advocacy, and assisting those they serve through the ever-evolving real estate fraternity. The CARES framework commits the organisation to 5 pillars: Compassion through CSR and social welfare for construction workers, women, children, and underserved communities. Affordability in Housing through policy reforms and innovative development models. Reforestation &amp; Urban Greening to offset the carbon impact of construction and improve city liveability. Empowerment through PropTech to drive transparency, digital transformation, and economic growth. Skilling of 10,000+ workers annually to power India’s infrastructure boom with capable hands and secure livelihoods. The new leadership has outlined an ambitious but pragmatic roadmap for the next 24 months: Establishment of a PropTech Lab to accelerate innovation adoption. Creation of an Affordable Housing Innovation Cell (AHIC). Launch of mobile Skilling Labs across the MMR region. Dialogue with the state to rationalize development premiums and stamp duties. Integration of green scorecards in every member project. Under its CSR vision, CREDAI-MCHI has committed to organising 100+ free health camps annually, supporting over 1,000 students with scholarships (especially girls), operating 25 daycare centres for construction workers’ families, maintaining zero child labour across all member sites, and mobilising ₹10 crore+ for disaster relief and social programmes. The affordable housing mandate aims to promote 10,000+ affordable units through member projects by 2026, publish a policy white paper on regulatory reforms for faster approvals, create an Affordable Housing Innovation Cell, and conduct three regional workshops with urban bodies on rental and worker housing. The focus is on ensuring affordability without compromising on quality, sustainability, or access to civic amenities. In line with its environmental commitments, the reforestation agenda targets the planting of 1 million trees across 50+ urban locations by 2026, integrating minimum green buffers in all new member projects, and creating five model biodiversity parks in partnership with local authorities. The economic growth and innovation pillar will see 70% of member developers adopt at least one PropTech solution, 20+ startups onboarded to the new PropTech Lab, and the listing of 10+ REIT-ready assets. On skilling, CREDAI-MCHI will train 10,000+ construction workers annually, issue 2,500+ Green Job Cards, and deploy three mobile skilling labs across the Mumbai Metropolitan Region to deliver on-site training in green construction, safety, and emerging technologies. With over 2,200 member developers, CREDAI-MCHI’s Change of Guard 2025–2027 marks the beginning of a decisive chapter — one where the industry pledges to build not only for today’s cities but for tomorrow’s generations, guided by measurable goals that blend economic growth, environmental stewardship, and social equity. ABOUT CREDAI-MCHI CREDAI-MCHI is the apex body of real estate developers in the Mumbai Metropolitan Region. (MMR). With an impressive membership of over 2200+ leading developers in MMR, CREDAI-MCHI has extended its reach throughout the region, establishing units in various locations such as Thane, Kalyan-Dombivli, Mira-Virar, Raigad, Navi Mumbai, Palghar-Boisar, Bhiwandi, Uran-Dronagiri, Shahapur-Murbad, and most recently in Alibaug, Karjat-Khalapur-Khopoli, and Pen. Being the only Government-recognised body for private sector developers in MMR, CREDAI-MCHI is dedicated to promoting the industry’s organisation and progress. The association is committed to driving policy reform, housing innovation, and sustainable development in partnership with the government and urban stakeholders. As a part of CREDAI National, an apex body of 13000 developers across the nation, CREDAI-MCHI has emerged as a preferred platform for regional discussions on housing and habitat by establishing close and strong ties with the government. It is committed to breaking barriers to create a strong, organised, and progressive real estate sector in the MMR.The vision of CREDAI-MCHI is to empower the Real Estate fraternity of the Mumbai Metropolitan Region as it preserves, protects, and advances the right to housing for all. To continue being a trusted ally, guiding their members, supporting the Government on policy advocacy, and assisting those they serve through the ever-evolving real estate fraternity. Compassion through CSR and social welfare for construction workers, women, children, and underserved communities. Affordability in Housing through policy reforms and innovative development models. Reforestation &amp; Urban Greening to offset the carbon impact of construction and improve city liveability. Empowerment through PropTech to drive transparency, digital transformation, and economic growth. Skilling of 10,000+ workers annually to power India’s infrastructure boom with capable hands and secure livelihoods. The new leadership has outlined an ambitious but pragmatic roadmap for the next 24 months: Establishment of a PropTech Lab to accelerate innovation adoption. Creation of an Affordable Housing Innovation Cell (AHIC). Launch of mobile Skilling Labs across the MMR region. Dialogue with the state to rationalize development premiums and stamp duties. Integration of green scorecards in every member project. Under its CSR vision, CREDAI-MCHI has committed to organising 100+ free health camps annually, supporting over 1,000 students with scholarships (especially girls), operating 25 daycare centres for construction workers’ families, maintaining zero child labour across all member sites, and mobilising ₹10 crore+ for disaster relief and social programmes. The affordable housing mandate aims to promote 10,000+ affordable units through member projects by 2026, publish a policy white paper on regulatory reforms for faster approvals, create an Affordable Housing Innovation Cell, and conduct three regional workshops with urban bodies on rental and worker housing. The focus is on ensuring affordability without compromising on quality, sustainability, or access to civic amenities. In line with its environmental commitments, the reforestation agenda targets the planting of 1 million trees across 50+ urban locations by 2026, integrating minimum green buffers in all new member projects, and creating five model biodiversity parks in partnership with local authorities. The economic growth and innovation pillar will see 70% of member developers adopt at least one PropTech solution, 20+ startups onboarded to the new PropTech Lab, and the listing of 10+ REIT-ready assets. On skilling, CREDAI-MCHI will train 10,000+ construction workers annually, issue 2,500+ Green Job Cards, and deploy three mobile skilling labs across the Mumbai Metropolitan Region to deliver on-site training in green construction, safety, and emerging technologies. With over 2,200 member developers, CREDAI-MCHI’s Change of Guard 2025–2027 marks the beginning of a decisive chapter — one where the industry pledges to build not only for today’s cities but for tomorrow’s generations, guided by measurable goals that blend economic growth, environmental stewardship, and social equity. ABOUT CREDAI-MCHI CREDAI-MCHI is the apex body of real estate developers in the Mumbai Metropolitan Region. (MMR). With an impressive membership of over 2200+ leading developers in MMR, CREDAI-MCHI has extended its reach throughout the region, establishing units in various locations such as Thane, Kalyan-Dombivli, Mira-Virar, Raigad, Navi Mumbai, Palghar-Boisar, Bhiwandi, Uran-Dronagiri, Shahapur-Murbad, and most recently in Alibaug, Karjat-Khalapur-Khopoli, and Pen. Being the only Government-recognised body for private sector developers in MMR, CREDAI-MCHI is dedicated to promoting the industry’s organisation and progress. The association is committed to driving policy reform, housing innovation, and sustainable development in partnership with the government and urban stakeholders. As a part of CREDAI National, an apex body of 13000 developers across the nation, CREDAI-MCHI has emerged as a preferred platform for regional discussions on housing and habitat by establishing close and strong ties with the government. It is committed to breaking barriers to create a strong, organised, and progressive real estate sector in the MMR.The vision of CREDAI-MCHI is to empower the Real Estate fraternity of the Mumbai Metropolitan Region as it preserves, protects, and advances the right to housing for all. To continue being a trusted ally, guiding their members, supporting the Government on policy advocacy, and assisting those they serve through the ever-evolving real estate fraternity. Compassion through CSR and social welfare for construction workers, women, children, and underserved communities. Affordability in Housing through policy reforms and innovative development models. Reforestation &amp; Urban Greening to offset the carbon impact of construction and improve city liveability. Empowerment through PropTech to drive transparency, digital transformation, and economic growth. Skilling of 10,000+ workers annually to power India’s infrastructure boom with capable hands and secure livelihoods. The new leadership has outlined an ambitious but pragmatic roadmap for the next 24 months: Establishment of a PropTech Lab to accelerate innovation adoption. Creation of an Affordable Housing Innovation Cell (AHIC). Launch of mobile Skilling Labs across the MMR region. Dialogue with the state to rationalize development premiums and stamp duties. Integration of green scorecards in every member project. Under its CSR vision, CREDAI-MCHI has committed to organising 100+ free health camps annually, supporting over 1,000 students with scholarships (especially girls), operating 25 daycare centres for construction workers’ families, maintaining zero child labour across all member sites, and mobilising ₹10 crore+ for disaster relief and social programmes. The affordable housing mandate aims to promote 10,000+ affordable units through member projects by 2026, publish a policy white paper on regulatory reforms for faster approvals, create an Affordable Housing Innovation Cell, and conduct three regional workshops with urban bodies on rental and worker housing. The focus is on ensuring affordability without compromising on quality, sustainability, or access to civic amenities. In line with its environmental commitments, the reforestation agenda targets the planting of 1 million trees across 50+ urban locations by 2026, integrating minimum green buffers in all new member projects, and creating five model biodiversity parks in partnership with local authorities. The economic growth and innovation pillar will see 70% of member developers adopt at least one PropTech solution, 20+ startups onboarded to the new PropTech Lab, and the listing of 10+ REIT-ready assets. On skilling, CREDAI-MCHI will train 10,000+ construction workers annually, issue 2,500+ Green Job Cards, and deploy three mobile skilling labs across the Mumbai Metropolitan Region to deliver on-site training in green construction, safety, and emerging technologies. With over 2,200 member developers, CREDAI-MCHI’s Change of Guard 2025–2027 marks the beginning of a decisive chapter — one where the industry pledges to build not only for today’s cities but for tomorrow’s generations, guided by measurable goals that blend economic growth, environmental stewardship, and social equity. ABOUT CREDAI-MCHI CREDAI-MCHI is the apex body of real estate developers in the Mumbai Metropolitan Region. (MMR). With an impressive membership of over 2200+ leading developers in MMR, CREDAI-MCHI has extended its reach throughout the region, establishing units in various locations such as Thane, Kalyan-Dombivli, Mira-Virar, Raigad, Navi Mumbai, Palghar-Boisar, Bhiwandi, Uran-Dronagiri, Shahapur-Murbad, and most recently in Alibaug, Karjat-Khalapur-Khopoli, and Pen. Being the only Government-recognised body for private sector developers in MMR, CREDAI-MCHI is dedicated to promoting the industry’s organisation and progress. The association is committed to driving policy reform, housing innovation, and sustainable development in partnership with the government and urban stakeholders. As a part of CREDAI National, an apex body of 13000 developers across the nation, CREDAI-MCHI has emerged as a preferred platform for regional discussions on housing and habitat by establishing close and strong ties with the government. It is committed to breaking barriers to create a strong, organised, and progressive real estate sector in the MMR.The vision of CREDAI-MCHI is to empower the Real Estate fraternity of the Mumbai Metropolitan Region as it preserves, protects, and advances the right to housing for all. To continue being a trusted ally, guiding their members, supporting the Government on policy advocacy, and assisting those they serve through the ever-evolving real estate fraternity. Compassion through CSR and social welfare for construction workers, women, children, and underserved communities. Affordability in Housing through policy reforms and innovative development models. Reforestation &amp; Urban Greening to offset the carbon impact of construction and improve city liveability. Empowerment through PropTech to drive transparency, digital transformation, and economic growth. Skilling of 10,000+ workers annually to power India’s infrastructure boom with capable hands and secure livelihoods. The new leadership has outlined an ambitious but pragmatic roadmap for the next 24 months: Establishment of a PropTech Lab to accelerate innovation adoption. Creation of an Affordable Housing Innovation Cell (AHIC). Launch of mobile Skilling Labs across the MMR region. Dialogue with the state to rationalize development premiums and stamp duties. Integration of green scorecards in every member project. Under its CSR vision, CREDAI-MCHI has committed to organising 100+ free health camps annually, supporting over 1,000 students with scholarships (especially girls), operating 25 daycare centres for construction workers’ families, maintaining zero child labour across all member sites, and mobilising ₹10 crore+ for disaster relief and social programmes. The affordable housing mandate aims to promote 10,000+ affordable units through member projects by 2026, publish a policy white paper on regulatory reforms for faster approvals, create an Affordable Housing Innovation Cell, and conduct three regional workshops with urban bodies on rental and worker housing. The focus is on ensuring affordability without compromising on quality, sustainability, or access to civic amenities. In line with its environmental commitments, the reforestation agenda targets the planting of 1 million trees across 50+ urban locations by 2026, integrating minimum green buffers in all new member projects, and creating five model biodiversity parks in partnership with local authorities. The economic growth and innovation pillar will see 70% of member developers adopt at least one PropTech solution, 20+ startups onboarded to the new PropTech Lab, and the listing of 10+ REIT-ready assets. On skilling, CREDAI-MCHI will train 10,000+ construction workers annually, issue 2,500+ Green Job Cards, and deploy three mobile skilling labs across the Mumbai Metropolitan Region to deliver on-site training in green construction, safety, and emerging technologies. With over 2,200 member developers, CREDAI-MCHI’s Change of Guard 2025–2027 marks the beginning of a decisive chapter — one where the industry pledges to build not only for today’s cities but for tomorrow’s generations, guided by measurable goals that blend economic growth, environmental stewardship, and social equity. ABOUT CREDAI-MCHI CREDAI-MCHI is the apex body of real estate developers in the Mumbai Metropolitan Region. (MMR). With an impressive membership of over 2200+ leading developers in MMR, CREDAI-MCHI has extended its reach throughout the region, establishing units in various locations such as Thane, Kalyan-Dombivli, Mira-Virar, Raigad, Navi Mumbai, Palghar-Boisar, Bhiwandi, Uran-Dronagiri, Shahapur-Murbad, and most recently in Alibaug, Karjat-Khalapur-Khopoli, and Pen. Being the only Government-recognised body for private sector developers in MMR, CREDAI-MCHI is dedicated to promoting the industry’s organisation and progress. The association is committed to driving policy reform, housing innovation, and sustainable development in partnership with the government and urban stakeholders. As a part of CREDAI National, an apex body of 13000 developers across the nation, CREDAI-MCHI has emerged as a preferred platform for regional discussions on housing and habitat by establishing close and strong ties with the government. It is committed to breaking barriers to create a strong, organised, and progressive real estate sector in the MMR.The vision of CREDAI-MCHI is to empower the Real Estate fraternity of the Mumbai Metropolitan Region as it preserves, protects, and advances the right to housing for all. To continue being a trusted ally, guiding their members, supporting the Government on policy advocacy, and assisting those they serve through the ever-evolving real estate fraternity. Compassion through CSR and social welfare for construction workers, women, children, and underserved communities. Affordability in Housing through policy reforms and innovative development models. Reforestation &amp; Urban Greening to offset the carbon impact of construction and improve city liveability. Empowerment through PropTech to drive transparency, digital transformation, and economic growth. Skilling of 10,000+ workers annually to power India’s infrastructure boom with capable hands and secure livelihoods. The new leadership has outlined an ambitious but pragmatic roadmap for the next 24 months: Establishment of a PropTech Lab to accelerate innovation adoption. Creation of an Affordable Housing Innovation Cell (AHIC). Launch of mobile Skilling Labs across the MMR region. Dialogue with the state to rationalize development premiums and stamp duties. Integration of green scorecards in every member project. Under its CSR vision, CREDAI-MCHI has committed to organising 100+ free health camps annually, supporting over 1,000 students with scholarships (especially girls), operating 25 daycare centres for construction workers’ families, maintaining zero child labour across all member sites, and mobilising ₹10 crore+ for disaster relief and social programmes. The affordable housing mandate aims to promote 10,000+ affordable units through member projects by 2026, publish a policy white paper on regulatory reforms for faster approvals, create an Affordable Housing Innovation Cell, and conduct three regional workshops with urban bodies on rental and worker housing. The focus is on ensuring affordability without compromising on quality, sustainability, or access to civic amenities. In line with its environmental commitments, the reforestation agenda targets the planting of 1 million trees across 50+ urban locations by 2026, integrating minimum green buffers in all new member projects, and creating five model biodiversity parks in partnership with local authorities. The economic growth and innovation pillar will see 70% of member developers adopt at least one PropTech solution, 20+ startups onboarded to the new PropTech Lab, and the listing of 10+ REIT-ready assets. On skilling, CREDAI-MCHI will train 10,000+ construction workers annually, issue 2,500+ Green Job Cards, and deploy three mobile skilling labs across the Mumbai Metropolitan Region to deliver on-site training in green construction, safety, and emerging technologies. With over 2,200 member developers, CREDAI-MCHI’s Change of Guard 2025–2027 marks the beginning of a decisive chapter — one where the industry pledges to build not only for today’s cities but for tomorrow’s generations, guided by measurable goals that blend economic growth, environmental stewardship, and social equity. ABOUT CREDAI-MCHI CREDAI-MCHI is the apex body of real estate developers in the Mumbai Metropolitan Region. (MMR). With an impressive membership of over 2200+ leading developers in MMR, CREDAI-MCHI has extended its reach throughout the region, establishing units in various locations such as Thane, Kalyan-Dombivli, Mira-Virar, Raigad, Navi Mumbai, Palghar-Boisar, Bhiwandi, Uran-Dronagiri, Shahapur-Murbad, and most recently in Alibaug, Karjat-Khalapur-Khopoli, and Pen. Being the only Government-recognised body for private sector developers in MMR, CREDAI-MCHI is dedicated to promoting the industry’s organisation and progress. The association is committed to driving policy reform, housing innovation, and sustainable development in partnership with the government and urban stakeholders. As a part of CREDAI National, an apex body of 13000 developers across the nation, CREDAI-MCHI has emerged as a preferred platform for regional discussions on housing and habitat by establishing close and strong ties with the government. It is committed to breaking barriers to create a strong, organised, and progressive real estate sector in the MMR.The vision of CREDAI-MCHI is to empower the Real Estate fraternity of the Mumbai Metropolitan Region as it preserves, protects, and advances the right to housing for all. To continue being a trusted ally, guiding their members, supporting the Government on policy advocacy, and assisting those they serve through the ever-evolving real estate fraternity. Compassion through CSR and social welfare for construction workers, women, children, and underserved communities. Affordability in Housing through policy reforms and innovative development models. Reforestation &amp; Urban Greening to offset the carbon impact of construction and improve city liveability. Empowerment through PropTech to drive transparency, digital transformation, and economic growth. Skilling of 10,000+ workers annually to power India’s infrastructure boom with capable hands and secure livelihoods. The new leadership has outlined an ambitious but pragmatic roadmap for the next 24 months: Establishment of a PropTech Lab to accelerate innovation adoption. Creation of an Affordable Housing Innovation Cell (AHIC). Launch of mobile Skilling Labs across the MMR region. Dialogue with the state to rationalize development premiums and stamp duties. Integration of green scorecards in every member project. Under its CSR vision, CREDAI-MCHI has committed to organising 100+ free health camps annually, supporting over 1,000 students with scholarships (especially girls), operating 25 daycare centres for construction workers’ families, maintaining zero child labour across all member sites, and mobilising ₹10 crore+ for disaster relief and social programmes. The affordable housing mandate aims to promote 10,000+ affordable units through member projects by 2026, publish a policy white paper on regulatory reforms for faster approvals, create an Affordable Housing Innovation Cell, and conduct three regional workshops with urban bodies on rental and worker housing. The focus is on ensuring affordability without compromising on quality, sustainability, or access to civic amenities. In line with its environmental commitments, the reforestation agenda targets the planting of 1 million trees across 50+ urban locations by 2026, integrating minimum green buffers in all new member projects, and creating five model biodiversity parks in partnership with local authorities. The economic growth and innovation pillar will see 70% of member developers adopt at least one PropTech solution, 20+ startups onboarded to the new PropTech Lab, and the listing of 10+ REIT-ready assets. On skilling, CREDAI-MCHI will train 10,000+ construction workers annually, issue 2,500+ Green Job Cards, and deploy three mobile skilling labs across the Mumbai Metropolitan Region to deliver on-site training in green construction, safety, and emerging technologies. With over 2,200 member developers, CREDAI-MCHI’s Change of Guard 2025–2027 marks the beginning of a decisive chapter — one where the industry pledges to build not only for today’s cities but for tomorrow’s generations, guided by measurable goals that blend economic growth, environmental stewardship, and social equity. ABOUT CREDAI-MCHI CREDAI-MCHI is the apex body of real estate developers in the Mumbai Metropolitan Region. (MMR). With an impressive membership of over 2200+ leading developers in MMR, CREDAI-MCHI has extended its reach throughout the region, establishing units in various locations such as Thane, Kalyan-Dombivli, Mira-Virar, Raigad, Navi Mumbai, Palghar-Boisar, Bhiwandi, Uran-Dronagiri, Shahapur-Murbad, and most recently in Alibaug, Karjat-Khalapur-Khopoli, and Pen. Being the only Government-recognised body for private sector developers in MMR, CREDAI-MCHI is dedicated to promoting the industry’s organisation and progress. The association is committed to driving policy reform, housing innovation, and sustainable development in partnership with the government and urban stakeholders. As a part of CREDAI National, an apex body of 13000 developers across the nation, CREDAI-MCHI has emerged as a preferred platform for regional discussions on housing and habitat by establishing close and strong ties with the government. It is committed to breaking barriers to create a strong, organised, and progressive real estate sector in the MMR.The vision of CREDAI-MCHI is to empower the Real Estate fraternity of the Mumbai Metropolitan Region as it preserves, protects, and advances the right to housing for all. To continue being a trusted ally, guiding their members, supporting the Government on policy advocacy, and assisting those they serve through the ever-evolving real estate fraternity. The new leadership has outlined an ambitious but pragmatic roadmap for the next 24 months: Establishment of a PropTech Lab to accelerate innovation adoption. Creation of an Affordable Housing Innovation Cell (AHIC). Launch of mobile Skilling Labs across the MMR region. Dialogue with the state to rationalize development premiums and stamp duties. Integration of green scorecards in every member project. Under its CSR vision, CREDAI-MCHI has committed to organising 100+ free health camps annually, supporting over 1,000 students with scholarships (especially girls), operating 25 daycare centres for construction workers’ families, maintaining zero child labour across all member sites, and mobilising ₹10 crore+ for disaster relief and social programmes. The affordable housing mandate aims to promote 10,000+ affordable units through member projects by 2026, publish a policy white paper on regulatory reforms for faster approvals, create an Affordable Housing Innovation Cell, and conduct three regional workshops with urban bodies on rental and worker housing. The focus is on ensuring affordability without compromising on quality, sustainability, or access to civic amenities. In line with its environmental commitments, the reforestation agenda targets the planting of 1 million trees across 50+ urban locations by 2026, integrating minimum green buffers in all new member projects, and creating five model biodiversity parks in partnership with local authorities. The economic growth and innovation pillar will see 70% of member developers adopt at least one PropTech solution, 20+ startups onboarded to the new PropTech Lab, and the listing of 10+ REIT-ready assets. On skilling, CREDAI-MCHI will train 10,000+ construction workers annually, issue 2,500+ Green Job Cards, and deploy three mobile skilling labs across the Mumbai Metropolitan Region to deliver on-site training in green construction, safety, and emerging technologies. With over 2,200 member developers, CREDAI-MCHI’s Change of Guard 2025–2027 marks the beginning of a decisive chapter — one where the industry pledges to build not only for today’s cities but for tomorrow’s generations, guided by measurable goals that blend economic growth, environmental stewardship, and social equity. ABOUT CREDAI-MCHI CREDAI-MCHI is the apex body of real estate developers in the Mumbai Metropolitan Region. (MMR). With an impressive membership of over 2200+ leading developers in MMR, CREDAI-MCHI has extended its reach throughout the region, establishing units in various locations such as Thane, Kalyan-Dombivli, Mira-Virar, Raigad, Navi Mumbai, Palghar-Boisar, Bhiwandi, Uran-Dronagiri, Shahapur-Murbad, and most recently in Alibaug, Karjat-Khalapur-Khopoli, and Pen. Being the only Government-recognised body for private sector developers in MMR, CREDAI-MCHI is dedicated to promoting the industry’s organisation and progress. The association is committed to driving policy reform, housing innovation, and sustainable development in partnership with the government and urban stakeholders. As a part of CREDAI National, an apex body of 13000 developers across the nation, CREDAI-MCHI has emerged as a preferred platform for regional discussions on housing and habitat by establishing close and strong ties with the government. It is committed to breaking barriers to create a strong, organised, and progressive real estate sector in the MMR.The vision of CREDAI-MCHI is to empower the Real Estate fraternity of the Mumbai Metropolitan Region as it preserves, protects, and advances the right to housing for all. To continue being a trusted ally, guiding their members, supporting the Government on policy advocacy, and assisting those they serve through the ever-evolving real estate fraternity. The new leadership has outlined an ambitious but pragmatic roadmap for the next 24 months: Establishment of a PropTech Lab to accelerate innovation adoption. Creation of an Affordable Housing Innovation Cell (AHIC). Launch of mobile Skilling Labs across the MMR region. Dialogue with the state to rationalize development premiums and stamp duties. Integration of green scorecards in every member project. Under its CSR vision, CREDAI-MCHI has committed to organising 100+ free health camps annually, supporting over 1,000 students with scholarships (especially girls), operating 25 daycare centres for construction workers’ families, maintaining zero child labour across all member sites, and mobilising ₹10 crore+ for disaster relief and social programmes. The affordable housing mandate aims to promote 10,000+ affordable units through member projects by 2026, publish a policy white paper on regulatory reforms for faster approvals, create an Affordable Housing Innovation Cell, and conduct three regional workshops with urban bodies on rental and worker housing. The focus is on ensuring affordability without compromising on quality, sustainability, or access to civic amenities. In line with its environmental commitments, the reforestation agenda targets the planting of 1 million trees across 50+ urban locations by 2026, integrating minimum green buffers in all new member projects, and creating five model biodiversity parks in partnership with local authorities. The economic growth and innovation pillar will see 70% of member developers adopt at least one PropTech solution, 20+ startups onboarded to the new PropTech Lab, and the listing of 10+ REIT-ready assets. On skilling, CREDAI-MCHI will train 10,000+ construction workers annually, issue 2,500+ Green Job Cards, and deploy three mobile skilling labs across the Mumbai Metropolitan Region to deliver on-site training in green construction, safety, and emerging technologies. With over 2,200 member developers, CREDAI-MCHI’s Change of Guard 2025–2027 marks the beginning of a decisive chapter — one where the industry pledges to build not only for today’s cities but for tomorrow’s generations, guided by measurable goals that blend economic growth, environmental stewardship, and social equity. ABOUT CREDAI-MCHI CREDAI-MCHI is the apex body of real estate developers in the Mumbai Metropolitan Region. (MMR). With an impressive membership of over 2200+ leading developers in MMR, CREDAI-MCHI has extended its reach throughout the region, establishing units in various locations such as Thane, Kalyan-Dombivli, Mira-Virar, Raigad, Navi Mumbai, Palghar-Boisar, Bhiwandi, Uran-Dronagiri, Shahapur-Murbad, and most recently in Alibaug, Karjat-Khalapur-Khopoli, and Pen. Being the only Government-recognised body for private sector developers in MMR, CREDAI-MCHI is dedicated to promoting the industry’s organisation and progress. The association is committed to driving policy reform, housing innovation, and sustainable development in partnership with the government and urban stakeholders. As a part of CREDAI National, an apex body of 13000 developers across the nation, CREDAI-MCHI has emerged as a preferred platform for regional discussions on housing and habitat by establishing close and strong ties with the government. It is committed to breaking barriers to create a strong, organised, and progressive real estate sector in the MMR.The vision of CREDAI-MCHI is to empower the Real Estate fraternity of the Mumbai Metropolitan Region as it preserves, protects, and advances the right to housing for all. To continue being a trusted ally, guiding their members, supporting the Government on policy advocacy, and assisting those they serve through the ever-evolving real estate fraternity. The new leadership has outlined an ambitious but pragmatic roadmap for the next 24 months: Establishment of a PropTech Lab to accelerate innovation adoption. Creation of an Affordable Housing Innovation Cell (AHIC). Launch of mobile Skilling Labs across the MMR region. Dialogue with the state to rationalize development premiums and stamp duties. Integration of green scorecards in every member project. Under its CSR vision, CREDAI-MCHI has committed to organising 100+ free health camps annually, supporting over 1,000 students with scholarships (especially girls), operating 25 daycare centres for construction workers’ families, maintaining zero child labour across all member sites, and mobilising ₹10 crore+ for disaster relief and social programmes. The affordable housing mandate aims to promote 10,000+ affordable units through member projects by 2026, publish a policy white paper on regulatory reforms for faster approvals, create an Affordable Housing Innovation Cell, and conduct three regional workshops with urban bodies on rental and worker housing. The focus is on ensuring affordability without compromising on quality, sustainability, or access to civic amenities. In line with its environmental commitments, the reforestation agenda targets the planting of 1 million trees across 50+ urban locations by 2026, integrating minimum green buffers in all new member projects, and creating five model biodiversity parks in partnership with local authorities. The economic growth and innovation pillar will see 70% of member developers adopt at least one PropTech solution, 20+ startups onboarded to the new PropTech Lab, and the listing of 10+ REIT-ready assets. On skilling, CREDAI-MCHI will train 10,000+ construction workers annually, issue 2,500+ Green Job Cards, and deploy three mobile skilling labs across the Mumbai Metropolitan Region to deliver on-site training in green construction, safety, and emerging technologies. With over 2,200 member developers, CREDAI-MCHI’s Change of Guard 2025–2027 marks the beginning of a decisive chapter — one where the industry pledges to build not only for today’s cities but for tomorrow’s generations, guided by measurable goals that blend economic growth, environmental stewardship, and social equity. ABOUT CREDAI-MCHI CREDAI-MCHI is the apex body of real estate developers in the Mumbai Metropolitan Region. (MMR). With an impressive membership of over 2200+ leading developers in MMR, CREDAI-MCHI has extended its reach throughout the region, establishing units in various locations such as Thane, Kalyan-Dombivli, Mira-Virar, Raigad, Navi Mumbai, Palghar-Boisar, Bhiwandi, Uran-Dronagiri, Shahapur-Murbad, and most recently in Alibaug, Karjat-Khalapur-Khopoli, and Pen. Being the only Government-recognised body for private sector developers in MMR, CREDAI-MCHI is dedicated to promoting the industry’s organisation and progress. The association is committed to driving policy reform, housing innovation, and sustainable development in partnership with the government and urban stakeholders. As a part of CREDAI National, an apex body of 13000 developers across the nation, CREDAI-MCHI has emerged as a preferred platform for regional discussions on housing and habitat by establishing close and strong ties with the government. It is committed to breaking barriers to create a strong, organised, and progressive real estate sector in the MMR.The vision of CREDAI-MCHI is to empower the Real Estate fraternity of the Mumbai Metropolitan Region as it preserves, protects, and advances the right to housing for all. To continue being a trusted ally, guiding their members, supporting the Government on policy advocacy, and assisting those they serve through the ever-evolving real estate fraternity. The new leadership has outlined an ambitious but pragmatic roadmap for the next 24 months: Establishment of a PropTech Lab to accelerate innovation adoption. Creation of an Affordable Housing Innovation Cell (AHIC). Launch of mobile Skilling Labs across the MMR region. Dialogue with the state to rationalize development premiums and stamp duties. Integration of green scorecards in every member project. Under its CSR vision, CREDAI-MCHI has committed to organising 100+ free health camps annually, supporting over 1,000 students with scholarships (especially girls), operating 25 daycare centres for construction workers’ families, maintaining zero child labour across all member sites, and mobilising ₹10 crore+ for disaster relief and social programmes. The affordable housing mandate aims to promote 10,000+ affordable units through member projects by 2026, publish a policy white paper on regulatory reforms for faster approvals, create an Affordable Housing Innovation Cell, and conduct three regional workshops with urban bodies on rental and worker housing. The focus is on ensuring affordability without compromising on quality, sustainability, or access to civic amenities. In line with its environmental commitments, the reforestation agenda targets the planting of 1 million trees across 50+ urban locations by 2026, integrating minimum green buffers in all new member projects, and creating five model biodiversity parks in partnership with local authorities. The economic growth and innovation pillar will see 70% of member developers adopt at least one PropTech solution, 20+ startups onboarded to the new PropTech Lab, and the listing of 10+ REIT-ready assets. On skilling, CREDAI-MCHI will train 10,000+ construction workers annually, issue 2,500+ Green Job Cards, and deploy three mobile skilling labs across the Mumbai Metropolitan Region to deliver on-site training in green construction, safety, and emerging technologies. With over 2,200 member developers, CREDAI-MCHI’s Change of Guard 2025–2027 marks the beginning of a decisive chapter — one where the industry pledges to build not only for today’s cities but for tomorrow’s generations, guided by measurable goals that blend economic growth, environmental stewardship, and social equity. ABOUT CREDAI-MCHI CREDAI-MCHI is the apex body of real estate developers in the Mumbai Metropolitan Region. (MMR). With an impressive membership of over 2200+ leading developers in MMR, CREDAI-MCHI has extended its reach throughout the region, establishing units in various locations such as Thane, Kalyan-Dombivli, Mira-Virar, Raigad, Navi Mumbai, Palghar-Boisar, Bhiwandi, Uran-Dronagiri, Shahapur-Murbad, and most recently in Alibaug, Karjat-Khalapur-Khopoli, and Pen. Being the only Government-recognised body for private sector developers in MMR, CREDAI-MCHI is dedicated to promoting the industry’s organisation and progress. The association is committed to driving policy reform, housing innovation, and sustainable development in partnership with the government and urban stakeholders. As a part of CREDAI National, an apex body of 13000 developers across the nation, CREDAI-MCHI has emerged as a preferred platform for regional discussions on housing and habitat by establishing close and strong ties with the government. It is committed to breaking barriers to create a strong, organised, and progressive real estate sector in the MMR.The vision of CREDAI-MCHI is to empower the Real Estate fraternity of the Mumbai Metropolitan Region as it preserves, protects, and advances the right to housing for all. To continue being a trusted ally, guiding their members, supporting the Government on policy advocacy, and assisting those they serve through the ever-evolving real estate fraternity. Establishment of a PropTech Lab to accelerate innovation adoption. Creation of an Affordable Housing Innovation Cell (AHIC). Launch of mobile Skilling Labs across the MMR region. Dialogue with the state to rationalize development premiums and stamp duties. Integration of green scorecards in every member project. Under its CSR vision, CREDAI-MCHI has committed to organising 100+ free health camps annually, supporting over 1,000 students with scholarships (especially girls), operating 25 daycare centres for construction workers’ families, maintaining zero child labour across all member sites, and mobilising ₹10 crore+ for disaster relief and social programmes. The affordable housing mandate aims to promote 10,000+ affordable units through member projects by 2026, publish a policy white paper on regulatory reforms for faster approvals, create an Affordable Housing Innovation Cell, and conduct three regional workshops with urban bodies on rental and worker housing. The focus is on ensuring affordability without compromising on quality, sustainability, or access to civic amenities. In line with its environmental commitments, the reforestation agenda targets the planting of 1 million trees across 50+ urban locations by 2026, integrating minimum green buffers in all new member projects, and creating five model biodiversity parks in partnership with local authorities. The economic growth and innovation pillar will see 70% of member developers adopt at least one PropTech solution, 20+ startups onboarded to the new PropTech Lab, and the listing of 10+ REIT-ready assets. On skilling, CREDAI-MCHI will train 10,000+ construction workers annually, issue 2,500+ Green Job Cards, and deploy three mobile skilling labs across the Mumbai Metropolitan Region to deliver on-site training in green construction, safety, and emerging technologies. With over 2,200 member developers, CREDAI-MCHI’s Change of Guard 2025–2027 marks the beginning of a decisive chapter — one where the industry pledges to build not only for today’s cities but for tomorrow’s generations, guided by measurable goals that blend economic growth, environmental stewardship, and social equity. ABOUT CREDAI-MCHI CREDAI-MCHI is the apex body of real estate developers in the Mumbai Metropolitan Region. (MMR). With an impressive membership of over 2200+ leading developers in MMR, CREDAI-MCHI has extended its reach throughout the region, establishing units in various locations such as Thane, Kalyan-Dombivli, Mira-Virar, Raigad, Navi Mumbai, Palghar-Boisar, Bhiwandi, Uran-Dronagiri, Shahapur-Murbad, and most recently in Alibaug, Karjat-Khalapur-Khopoli, and Pen. Being the only Government-recognised body for private sector developers in MMR, CREDAI-MCHI is dedicated to promoting the industry’s organisation and progress. The association is committed to driving policy reform, housing innovation, and sustainable development in partnership with the government and urban stakeholders. As a part of CREDAI National, an apex body of 13000 developers across the nation, CREDAI-MCHI has emerged as a preferred platform for regional discussions on housing and habitat by establishing close and strong ties with the government. It is committed to breaking barriers to create a strong, organised, and progressive real estate sector in the MMR.The vision of CREDAI-MCHI is to empower the Real Estate fraternity of the Mumbai Metropolitan Region as it preserves, protects, and advances the right to housing for all. To continue being a trusted ally, guiding their members, supporting the Government on policy advocacy, and assisting those they serve through the ever-evolving real estate fraternity. Establishment of a PropTech Lab to accelerate innovation adoption. Creation of an Affordable Housing Innovation Cell (AHIC). Launch of mobile Skilling Labs across the MMR region. Dialogue with the state to rationalize development premiums and stamp duties. Integration of green scorecards in every member project. Under its CSR vision, CREDAI-MCHI has committed to organising 100+ free health camps annually, supporting over 1,000 students with scholarships (especially girls), operating 25 daycare centres for construction workers’ families, maintaining zero child labour across all member sites, and mobilising ₹10 crore+ for disaster relief and social programmes. The affordable housing mandate aims to promote 10,000+ affordable units through member projects by 2026, publish a policy white paper on regulatory reforms for faster approvals, create an Affordable Housing Innovation Cell, and conduct three regional workshops with urban bodies on rental and worker housing. The focus is on ensuring affordability without compromising on quality, sustainability, or access to civic amenities. In line with its environmental commitments, the reforestation agenda targets the planting of 1 million trees across 50+ urban locations by 2026, integrating minimum green buffers in all new member projects, and creating five model biodiversity parks in partnership with local authorities. The economic growth and innovation pillar will see 70% of member developers adopt at least one PropTech solution, 20+ startups onboarded to the new PropTech Lab, and the listing of 10+ REIT-ready assets. On skilling, CREDAI-MCHI will train 10,000+ construction workers annually, issue 2,500+ Green Job Cards, and deploy three mobile skilling labs across the Mumbai Metropolitan Region to deliver on-site training in green construction, safety, and emerging technologies. With over 2,200 member developers, CREDAI-MCHI’s Change of Guard 2025–2027 marks the beginning of a decisive chapter — one where the industry pledges to build not only for today’s cities but for tomorrow’s generations, guided by measurable goals that blend economic growth, environmental stewardship, and social equity. ABOUT CREDAI-MCHI CREDAI-MCHI is the apex body of real estate developers in the Mumbai Metropolitan Region. (MMR). With an impressive membership of over 2200+ leading developers in MMR, CREDAI-MCHI has extended its reach throughout the region, establishing units in various locations such as Thane, Kalyan-Dombivli, Mira-Virar, Raigad, Navi Mumbai, Palghar-Boisar, Bhiwandi, Uran-Dronagiri, Shahapur-Murbad, and most recently in Alibaug, Karjat-Khalapur-Khopoli, and Pen. Being the only Government-recognised body for private sector developers in MMR, CREDAI-MCHI is dedicated to promoting the industry’s organisation and progress. The association is committed to driving policy reform, housing innovation, and sustainable development in partnership with the government and urban stakeholders. As a part of CREDAI National, an apex body of 13000 developers across the nation, CREDAI-MCHI has emerged as a preferred platform for regional discussions on housing and habitat by establishing close and strong ties with the government. It is committed to breaking barriers to create a strong, organised, and progressive real estate sector in the MMR.The vision of CREDAI-MCHI is to empower the Real Estate fraternity of the Mumbai Metropolitan Region as it preserves, protects, and advances the right to housing for all. To continue being a trusted ally, guiding their members, supporting the Government on policy advocacy, and assisting those they serve through the ever-evolving real estate fraternity. Establishment of a PropTech Lab to accelerate innovation adoption. Creation of an Affordable Housing Innovation Cell (AHIC). Launch of mobile Skilling Labs across the MMR region. Dialogue with the state to rationalize development premiums and stamp duties. Integration of green scorecards in every member project. Under its CSR vision, CREDAI-MCHI has committed to organising 100+ free health camps annually, supporting over 1,000 students with scholarships (especially girls), operating 25 daycare centres for construction workers’ families, maintaining zero child labour across all member sites, and mobilising ₹10 crore+ for disaster relief and social programmes. The affordable housing mandate aims to promote 10,000+ affordable units through member projects by 2026, publish a policy white paper on regulatory reforms for faster approvals, create an Affordable Housing Innovation Cell, and conduct three regional workshops with urban bodies on rental and worker housing. The focus is on ensuring affordability without compromising on quality, sustainability, or access to civic amenities. In line with its environmental commitments, the reforestation agenda targets the planting of 1 million trees across 50+ urban locations by 2026, integrating minimum green buffers in all new member projects, and creating five model biodiversity parks in partnership with local authorities. The economic growth and innovation pillar will see 70% of member developers adopt at least one PropTech solution, 20+ startups onboarded to the new PropTech Lab, and the listing of 10+ REIT-ready assets. On skilling, CREDAI-MCHI will train 10,000+ construction workers annually, issue 2,500+ Green Job Cards, and deploy three mobile skilling labs across the Mumbai Metropolitan Region to deliver on-site training in green construction, safety, and emerging technologies. With over 2,200 member developers, CREDAI-MCHI’s Change of Guard 2025–2027 marks the beginning of a decisive chapter — one where the industry pledges to build not only for today’s cities but for tomorrow’s generations, guided by measurable goals that blend economic growth, environmental stewardship, and social equity. ABOUT CREDAI-MCHI CREDAI-MCHI is the apex body of real estate developers in the Mumbai Metropolitan Region. (MMR). With an impressive membership of over 2200+ leading developers in MMR, CREDAI-MCHI has extended its reach throughout the region, establishing units in various locations such as Thane, Kalyan-Dombivli, Mira-Virar, Raigad, Navi Mumbai, Palghar-Boisar, Bhiwandi, Uran-Dronagiri, Shahapur-Murbad, and most recently in Alibaug, Karjat-Khalapur-Khopoli, and Pen. Being the only Government-recognised body for private sector developers in MMR, CREDAI-MCHI is dedicated to promoting the industry’s organisation and progress. The association is committed to driving policy reform, housing innovation, and sustainable development in partnership with the government and urban stakeholders. As a part of CREDAI National, an apex body of 13000 developers across the nation, CREDAI-MCHI has emerged as a preferred platform for regional discussions on housing and habitat by establishing close and strong ties with the government. It is committed to breaking barriers to create a strong, organised, and progressive real estate sector in the MMR.The vision of CREDAI-MCHI is to empower the Real Estate fraternity of the Mumbai Metropolitan Region as it preserves, protects, and advances the right to housing for all. To continue being a trusted ally, guiding their members, supporting the Government on policy advocacy, and assisting those they serve through the ever-evolving real estate fraternity. Establishment of a PropTech Lab to accelerate innovation adoption. Creation of an Affordable Housing Innovation Cell (AHIC). Launch of mobile Skilling Labs across the MMR region. Dialogue with the state to rationalize development premiums and stamp duties. Integration of green scorecards in every member project. Under its CSR vision, CREDAI-MCHI has committed to organising 100+ free health camps annually, supporting over 1,000 students with scholarships (especially girls), operating 25 daycare centres for construction workers’ families, maintaining zero child labour across all member sites, and mobilising ₹10 crore+ for disaster relief and social programmes. The affordable housing mandate aims to promote 10,000+ affordable units through member projects by 2026, publish a policy white paper on regulatory reforms for faster approvals, create an Affordable Housing Innovation Cell, and conduct three regional workshops with urban bodies on rental and worker housing. The focus is on ensuring affordability without compromising on quality, sustainability, or access to civic amenities. In line with its environmental commitments, the reforestation agenda targets the planting of 1 million trees across 50+ urban locations by 2026, integrating minimum green buffers in all new member projects, and creating five model biodiversity parks in partnership with local authorities. The economic growth and innovation pillar will see 70% of member developers adopt at least one PropTech solution, 20+ startups onboarded to the new PropTech Lab, and the listing of 10+ REIT-ready assets. On skilling, CREDAI-MCHI will train 10,000+ construction workers annually, issue 2,500+ Green Job Cards, and deploy three mobile skilling labs across the Mumbai Metropolitan Region to deliver on-site training in green construction, safety, and emerging technologies. With over 2,200 member developers, CREDAI-MCHI’s Change of Guard 2025–2027 marks the beginning of a decisive chapter — one where the industry pledges to build not only for today’s cities but for tomorrow’s generations, guided by measurable goals that blend economic growth, environmental stewardship, and social equity. ABOUT CREDAI-MCHI CREDAI-MCHI is the apex body of real estate developers in the Mumbai Metropolitan Region. (MMR). With an impressive membership of over 2200+ leading developers in MMR, CREDAI-MCHI has extended its reach throughout the region, establishing units in various locations such as Thane, Kalyan-Dombivli, Mira-Virar, Raigad, Navi Mumbai, Palghar-Boisar, Bhiwandi, Uran-Dronagiri, Shahapur-Murbad, and most recently in Alibaug, Karjat-Khalapur-Khopoli, and Pen. Being the only Government-recognised body for private sector developers in MMR, CREDAI-MCHI is dedicated to promoting the industry’s organisation and progress. The association is committed to driving policy reform, housing innovation, and sustainable development in partnership with the government and urban stakeholders. As a part of CREDAI National, an apex body of 13000 developers across the nation, CREDAI-MCHI has emerged as a preferred platform for regional discussions on housing and habitat by establishing close and strong ties with the government. It is committed to breaking barriers to create a strong, organised, and progressive real estate sector in the MMR.The vision of CREDAI-MCHI is to empower the Real Estate fraternity of the Mumbai Metropolitan Region as it preserves, protects, and advances the right to housing for all. To continue being a trusted ally, guiding their members, supporting the Government on policy advocacy, and assisting those they serve through the ever-evolving real estate fraternity. Establishment of a PropTech Lab to accelerate innovation adoption. Creation of an Affordable Housing Innovation Cell (AHIC). Launch of mobile Skilling Labs across the MMR region. Dialogue with the state to rationalize development premiums and stamp duties. Integration of green scorecards in every member project. Under its CSR vision, CREDAI-MCHI has committed to organising 100+ free health camps annually, supporting over 1,000 students with scholarships (especially girls), operating 25 daycare centres for construction workers’ families, maintaining zero child labour across all member sites, and mobilising ₹10 crore+ for disaster relief and social programmes. The affordable housing mandate aims to promote 10,000+ affordable units through member projects by 2026, publish a policy white paper on regulatory reforms for faster approvals, create an Affordable Housing Innovation Cell, and conduct three regional workshops with urban bodies on rental and worker housing. The focus is on ensuring affordability without compromising on quality, sustainability, or access to civic amenities. In line with its environmental commitments, the reforestation agenda targets the planting of 1 million trees across 50+ urban locations by 2026, integrating minimum green buffers in all new member projects, and creating five model biodiversity parks in partnership with local authorities. The economic growth and innovation pillar will see 70% of member developers adopt at least one PropTech solution, 20+ startups onboarded to the new PropTech Lab, and the listing of 10+ REIT-ready assets. On skilling, CREDAI-MCHI will train 10,000+ construction workers annually, issue 2,500+ Green Job Cards, and deploy three mobile skilling labs across the Mumbai Metropolitan Region to deliver on-site training in green construction, safety, and emerging technologies. With over 2,200 member developers, CREDAI-MCHI’s Change of Guard 2025–2027 marks the beginning of a decisive chapter — one where the industry pledges to build not only for today’s cities but for tomorrow’s generations, guided by measurable goals that blend economic growth, environmental stewardship, and social equity. ABOUT CREDAI-MCHI CREDAI-MCHI is the apex body of real estate developers in the Mumbai Metropolitan Region. (MMR). With an impressive membership of over 2200+ leading developers in MMR, CREDAI-MCHI has extended its reach throughout the region, establishing units in various locations such as Thane, Kalyan-Dombivli, Mira-Virar, Raigad, Navi Mumbai, Palghar-Boisar, Bhiwandi, Uran-Dronagiri, Shahapur-Murbad, and most recently in Alibaug, Karjat-Khalapur-Khopoli, and Pen. Being the only Government-recognised body for private sector developers in MMR, CREDAI-MCHI is dedicated to promoting the industry’s organisation and progress. The association is committed to driving policy reform, housing innovation, and sustainable development in partnership with the government and urban stakeholders. As a part of CREDAI National, an apex body of 13000 developers across the nation, CREDAI-MCHI has emerged as a preferred platform for regional discussions on housing and habitat by establishing close and strong ties with the government. It is committed to breaking barriers to create a strong, organised, and progressive real estate sector in the MMR.The vision of CREDAI-MCHI is to empower the Real Estate fraternity of the Mumbai Metropolitan Region as it preserves, protects, and advances the right to housing for all. To continue being a trusted ally, guiding their members, supporting the Government on policy advocacy, and assisting those they serve through the ever-evolving real estate fraternity. Under its CSR vision, CREDAI-MCHI has committed to organising 100+ free health camps annually, supporting over 1,000 students with scholarships (especially girls), operating 25 daycare centres for construction workers’ families, maintaining zero child labour across all member sites, and mobilising ₹10 crore+ for disaster relief and social programmes. The affordable housing mandate aims to promote 10,000+ affordable units through member projects by 2026, publish a policy white paper on regulatory reforms for faster approvals, create an Affordable Housing Innovation Cell, and conduct three regional workshops with urban bodies on rental and worker housing. The focus is on ensuring affordability without compromising on quality, sustainability, or access to civic amenities. In line with its environmental commitments, the reforestation agenda targets the planting of 1 million trees across 50+ urban locations by 2026, integrating minimum green buffers in all new member projects, and creating five model biodiversity parks in partnership with local authorities. The economic growth and innovation pillar will see 70% of member developers adopt at least one PropTech solution, 20+ startups onboarded to the new PropTech Lab, and the listing of 10+ REIT-ready assets. On skilling, CREDAI-MCHI will train 10,000+ construction workers annually, issue 2,500+ Green Job Cards, and deploy three mobile skilling labs across the Mumbai Metropolitan Region to deliver on-site training in green construction, safety, and emerging technologies. With over 2,200 member developers, CREDAI-MCHI’s Change of Guard 2025–2027 marks the beginning of a decisive chapter — one where the industry pledges to build not only for today’s cities but for tomorrow’s generations, guided by measurable goals that blend economic growth, environmental stewardship, and social equity. ABOUT CREDAI-MCHI CREDAI-MCHI is the apex body of real estate developers in the Mumbai Metropolitan Region. (MMR). With an impressive membership of over 2200+ leading developers in MMR, CREDAI-MCHI has extended its reach throughout the region, establishing units in various locations such as Thane, Kalyan-Dombivli, Mira-Virar, Raigad, Navi Mumbai, Palghar-Boisar, Bhiwandi, Uran-Dronagiri, Shahapur-Murbad, and most recently in Alibaug, Karjat-Khalapur-Khopoli, and Pen. Being the only Government-recognised body for private sector developers in MMR, CREDAI-MCHI is dedicated to promoting the industry’s organisation and progress. The association is committed to driving policy reform, housing innovation, and sustainable development in partnership with the government and urban stakeholders. As a part of CREDAI National, an apex body of 13000 developers across the nation, CREDAI-MCHI has emerged as a preferred platform for regional discussions on housing and habitat by establishing close and strong ties with the government. It is committed to breaking barriers to create a strong, organised, and progressive real estate sector in the MMR.The vision of CREDAI-MCHI is to empower the Real Estate fraternity of the Mumbai Metropolitan Region as it preserves, protects, and advances the right to housing for all. To continue being a trusted ally, guiding their members, supporting the Government on policy advocacy, and assisting those they serve through the ever-evolving real estate fraternity. Under its CSR vision, CREDAI-MCHI has committed to organising 100+ free health camps annually, supporting over 1,000 students with scholarships (especially girls), operating 25 daycare centres for construction workers’ families, maintaining zero child labour across all member sites, and mobilising ₹10 crore+ for disaster relief and social programmes. The affordable housing mandate aims to promote 10,000+ affordable units through member projects by 2026, publish a policy white paper on regulatory reforms for faster approvals, create an Affordable Housing Innovation Cell, and conduct three regional workshops with urban bodies on rental and worker housing. The focus is on ensuring affordability without compromising on quality, sustainability, or access to civic amenities. In line with its environmental commitments, the reforestation agenda targets the planting of 1 million trees across 50+ urban locations by 2026, integrating minimum green buffers in all new member projects, and creating five model biodiversity parks in partnership with local authorities. The economic growth and innovation pillar will see 70% of member developers adopt at least one PropTech solution, 20+ startups onboarded to the new PropTech Lab, and the listing of 10+ REIT-ready assets. On skilling, CREDAI-MCHI will train 10,000+ construction workers annually, issue 2,500+ Green Job Cards, and deploy three mobile skilling labs across the Mumbai Metropolitan Region to deliver on-site training in green construction, safety, and emerging technologies. With over 2,200 member developers, CREDAI-MCHI’s Change of Guard 2025–2027 marks the beginning of a decisive chapter — one where the industry pledges to build not only for today’s cities but for tomorrow’s generations, guided by measurable goals that blend economic growth, environmental stewardship, and social equity. ABOUT CREDAI-MCHI CREDAI-MCHI is the apex body of real estate developers in the Mumbai Metropolitan Region. (MMR). With an impressive membership of over 2200+ leading developers in MMR, CREDAI-MCHI has extended its reach throughout the region, establishing units in various locations such as Thane, Kalyan-Dombivli, Mira-Virar, Raigad, Navi Mumbai, Palghar-Boisar, Bhiwandi, Uran-Dronagiri, Shahapur-Murbad, and most recently in Alibaug, Karjat-Khalapur-Khopoli, and Pen. Being the only Government-recognised body for private sector developers in MMR, CREDAI-MCHI is dedicated to promoting the industry’s organisation and progress. The association is committed to driving policy reform, housing innovation, and sustainable development in partnership with the government and urban stakeholders. As a part of CREDAI National, an apex body of 13000 developers across the nation, CREDAI-MCHI has emerged as a preferred platform for regional discussions on housing and habitat by establishing close and strong ties with the government. It is committed to breaking barriers to create a strong, organised, and progressive real estate sector in the MMR.The vision of CREDAI-MCHI is to empower the Real Estate fraternity of the Mumbai Metropolitan Region as it preserves, protects, and advances the right to housing for all. To continue being a trusted ally, guiding their members, supporting the Government on policy advocacy, and assisting those they serve through the ever-evolving real estate fraternity. Under its CSR vision, CREDAI-MCHI has committed to organising 100+ free health camps annually, supporting over 1,000 students with scholarships (especially girls), operating 25 daycare centres for construction workers’ families, maintaining zero child labour across all member sites, and mobilising ₹10 crore+ for disaster relief and social programmes. The affordable housing mandate aims to promote 10,000+ affordable units through member projects by 2026, publish a policy white paper on regulatory reforms for faster approvals, create an Affordable Housing Innovation Cell, and conduct three regional workshops with urban bodies on rental and worker housing. The focus is on ensuring affordability without compromising on quality, sustainability, or access to civic amenities. In line with its environmental commitments, the reforestation agenda targets the planting of 1 million trees across 50+ urban locations by 2026, integrating minimum green buffers in all new member projects, and creating five model biodiversity parks in partnership with local authorities. The economic growth and innovation pillar will see 70% of member developers adopt at least one PropTech solution, 20+ startups onboarded to the new PropTech Lab, and the listing of 10+ REIT-ready assets. On skilling, CREDAI-MCHI will train 10,000+ construction workers annually, issue 2,500+ Green Job Cards, and deploy three mobile skilling labs across the Mumbai Metropolitan Region to deliver on-site training in green construction, safety, and emerging technologies. With over 2,200 member developers, CREDAI-MCHI’s Change of Guard 2025–2027 marks the beginning of a decisive chapter — one where the industry pledges to build not only for today’s cities but for tomorrow’s generations, guided by measurable goals that blend economic growth, environmental stewardship, and social equity. ABOUT CREDAI-MCHI CREDAI-MCHI is the apex body of real estate developers in the Mumbai Metropolitan Region. (MMR). With an impressive membership of over 2200+ leading developers in MMR, CREDAI-MCHI has extended its reach throughout the region, establishing units in various locations such as Thane, Kalyan-Dombivli, Mira-Virar, Raigad, Navi Mumbai, Palghar-Boisar, Bhiwandi, Uran-Dronagiri, Shahapur-Murbad, and most recently in Alibaug, Karjat-Khalapur-Khopoli, and Pen. Being the only Government-recognised body for private sector developers in MMR, CREDAI-MCHI is dedicated to promoting the industry’s organisation and progress. The association is committed to driving policy reform, housing innovation, and sustainable development in partnership with the government and urban stakeholders. As a part of CREDAI National, an apex body of 13000 developers across the nation, CREDAI-MCHI has emerged as a preferred platform for regional discussions on housing and habitat by establishing close and strong ties with the government. It is committed to breaking barriers to create a strong, organised, and progressive real estate sector in the MMR.The vision of CREDAI-MCHI is to empower the Real Estate fraternity of the Mumbai Metropolitan Region as it preserves, protects, and advances the right to housing for all. To continue being a trusted ally, guiding their members, supporting the Government on policy advocacy, and assisting those they serve through the ever-evolving real estate fraternity. Under its CSR vision, CREDAI-MCHI has committed to organising 100+ free health camps annually, supporting over 1,000 students with scholarships (especially girls), operating 25 daycare centres for construction workers’ families, maintaining zero child labour across all member sites, and mobilising ₹10 crore+ for disaster relief and social programmes. The affordable housing mandate aims to promote 10,000+ affordable units through member projects by 2026, publish a policy white paper on regulatory reforms for faster approvals, create an Affordable Housing Innovation Cell, and conduct three regional workshops with urban bodies on rental and worker housing. The focus is on ensuring affordability without compromising on quality, sustainability, or access to civic amenities. In line with its environmental commitments, the reforestation agenda targets the planting of 1 million trees across 50+ urban locations by 2026, integrating minimum green buffers in all new member projects, and creating five model biodiversity parks in partnership with local authorities. The economic growth and innovation pillar will see 70% of member developers adopt at least one PropTech solution, 20+ startups onboarded to the new PropTech Lab, and the listing of 10+ REIT-ready assets. On skilling, CREDAI-MCHI will train 10,000+ construction workers annually, issue 2,500+ Green Job Cards, and deploy three mobile skilling labs across the Mumbai Metropolitan Region to deliver on-site training in green construction, safety, and emerging technologies. With over 2,200 member developers, CREDAI-MCHI’s Change of Guard 2025–2027 marks the beginning of a decisive chapter — one where the industry pledges to build not only for today’s cities but for tomorrow’s generations, guided by measurable goals that blend economic growth, environmental stewardship, and social equity. ABOUT CREDAI-MCHI CREDAI-MCHI is the apex body of real estate developers in the Mumbai Metropolitan Region. (MMR). With an impressive membership of over 2200+ leading developers in MMR, CREDAI-MCHI has extended its reach throughout the region, establishing units in various locations such as Thane, Kalyan-Dombivli, Mira-Virar, Raigad, Navi Mumbai, Palghar-Boisar, Bhiwandi, Uran-Dronagiri, Shahapur-Murbad, and most recently in Alibaug, Karjat-Khalapur-Khopoli, and Pen. Being the only Government-recognised body for private sector developers in MMR, CREDAI-MCHI is dedicated to promoting the industry’s organisation and progress. The association is committed to driving policy reform, housing innovation, and sustainable development in partnership with the government and urban stakeholders. As a part of CREDAI National, an apex body of 13000 developers across the nation, CREDAI-MCHI has emerged as a preferred platform for regional discussions on housing and habitat by establishing close and strong ties with the government. It is committed to breaking barriers to create a strong, organised, and progressive real estate sector in the MMR.The vision of CREDAI-MCHI is to empower the Real Estate fraternity of the Mumbai Metropolitan Region as it preserves, protects, and advances the right to housing for all. To continue being a trusted ally, guiding their members, supporting the Government on policy advocacy, and assisting those they serve through the ever-evolving real estate fraternity. The affordable housing mandate aims to promote 10,000+ affordable units through member projects by 2026, publish a policy white paper on regulatory reforms for faster approvals, create an Affordable Housing Innovation Cell, and conduct three regional workshops with urban bodies on rental and worker housing. The focus is on ensuring affordability without compromising on quality, sustainability, or access to civic amenities. In line with its environmental commitments, the reforestation agenda targets the planting of 1 million trees across 50+ urban locations by 2026, integrating minimum green buffers in all new member projects, and creating five model biodiversity parks in partnership with local authorities. The economic growth and innovation pillar will see 70% of member developers adopt at least one PropTech solution, 20+ startups onboarded to the new PropTech Lab, and the listing of 10+ REIT-ready assets. On skilling, CREDAI-MCHI will train 10,000+ construction workers annually, issue 2,500+ Green Job Cards, and deploy three mobile skilling labs across the Mumbai Metropolitan Region to deliver on-site training in green construction, safety, and emerging technologies. With over 2,200 member developers, CREDAI-MCHI’s Change of Guard 2025–2027 marks the beginning of a decisive chapter — one where the industry pledges to build not only for today’s cities but for tomorrow’s generations, guided by measurable goals that blend economic growth, environmental stewardship, and social equity. ABOUT CREDAI-MCHI CREDAI-MCHI is the apex body of real estate developers in the Mumbai Metropolitan Region. (MMR). With an impressive membership of over 2200+ leading developers in MMR, CREDAI-MCHI has extended its reach throughout the region, establishing units in various locations such as Thane, Kalyan-Dombivli, Mira-Virar, Raigad, Navi Mumbai, Palghar-Boisar, Bhiwandi, Uran-Dronagiri, Shahapur-Murbad, and most recently in Alibaug, Karjat-Khalapur-Khopoli, and Pen. Being the only Government-recognised body for private sector developers in MMR, CREDAI-MCHI is dedicated to promoting the industry’s organisation and progress. The association is committed to driving policy reform, housing innovation, and sustainable development in partnership with the government and urban stakeholders. As a part of CREDAI National, an apex body of 13000 developers across the nation, CREDAI-MCHI has emerged as a preferred platform for regional discussions on housing and habitat by establishing close and strong ties with the government. It is committed to breaking barriers to create a strong, organised, and progressive real estate sector in the MMR.The vision of CREDAI-MCHI is to empower the Real Estate fraternity of the Mumbai Metropolitan Region as it preserves, protects, and advances the right to housing for all. To continue being a trusted ally, guiding their members, supporting the Government on policy advocacy, and assisting those they serve through the ever-evolving real estate fraternity. The affordable housing mandate aims to promote 10,000+ affordable units through member projects by 2026, publish a policy white paper on regulatory reforms for faster approvals, create an Affordable Housing Innovation Cell, and conduct three regional workshops with urban bodies on rental and worker housing. The focus is on ensuring affordability without compromising on quality, sustainability, or access to civic amenities. In line with its environmental commitments, the reforestation agenda targets the planting of 1 million trees across 50+ urban locations by 2026, integrating minimum green buffers in all new member projects, and creating five model biodiversity parks in partnership with local authorities. The economic growth and innovation pillar will see 70% of member developers adopt at least one PropTech solution, 20+ startups onboarded to the new PropTech Lab, and the listing of 10+ REIT-ready assets. On skilling, CREDAI-MCHI will train 10,000+ construction workers annually, issue 2,500+ Green Job Cards, and deploy three mobile skilling labs across the Mumbai Metropolitan Region to deliver on-site training in green construction, safety, and emerging technologies. With over 2,200 member developers, CREDAI-MCHI’s Change of Guard 2025–2027 marks the beginning of a decisive chapter — one where the industry pledges to build not only for today’s cities but for tomorrow’s generations, guided by measurable goals that blend economic growth, environmental stewardship, and social equity. ABOUT CREDAI-MCHI CREDAI-MCHI is the apex body of real estate developers in the Mumbai Metropolitan Region. (MMR). With an impressive membership of over 2200+ leading developers in MMR, CREDAI-MCHI has extended its reach throughout the region, establishing units in various locations such as Thane, Kalyan-Dombivli, Mira-Virar, Raigad, Navi Mumbai, Palghar-Boisar, Bhiwandi, Uran-Dronagiri, Shahapur-Murbad, and most recently in Alibaug, Karjat-Khalapur-Khopoli, and Pen. Being the only Government-recognised body for private sector developers in MMR, CREDAI-MCHI is dedicated to promoting the industry’s organisation and progress. The association is committed to driving policy reform, housing innovation, and sustainable development in partnership with the government and urban stakeholders. As a part of CREDAI National, an apex body of 13000 developers across the nation, CREDAI-MCHI has emerged as a preferred platform for regional discussions on housing and habitat by establishing close and strong ties with the government. It is committed to breaking barriers to create a strong, organised, and progressive real estate sector in the MMR.The vision of CREDAI-MCHI is to empower the Real Estate fraternity of the Mumbai Metropolitan Region as it preserves, protects, and advances the right to housing for all. To continue being a trusted ally, guiding their members, supporting the Government on policy advocacy, and assisting those they serve through the ever-evolving real estate fraternity. The affordable housing mandate aims to promote 10,000+ affordable units through member projects by 2026, publish a policy white paper on regulatory reforms for faster approvals, create an Affordable Housing Innovation Cell, and conduct three regional workshops with urban bodies on rental and worker housing. The focus is on ensuring affordability without compromising on quality, sustainability, or access to civic amenities. In line with its environmental commitments, the reforestation agenda targets the planting of 1 million trees across 50+ urban locations by 2026, integrating minimum green buffers in all new member projects, and creating five model biodiversity parks in partnership with local authorities. The economic growth and innovation pillar will see 70% of member developers adopt at least one PropTech solution, 20+ startups onboarded to the new PropTech Lab, and the listing of 10+ REIT-ready assets. On skilling, CREDAI-MCHI will train 10,000+ construction workers annually, issue 2,500+ Green Job Cards, and deploy three mobile skilling labs across the Mumbai Metropolitan Region to deliver on-site training in green construction, safety, and emerging technologies. With over 2,200 member developers, CREDAI-MCHI’s Change of Guard 2025–2027 marks the beginning of a decisive chapter — one where the industry pledges to build not only for today’s cities but for tomorrow’s generations, guided by measurable goals that blend economic growth, environmental stewardship, and social equity. ABOUT CREDAI-MCHI CREDAI-MCHI is the apex body of real estate developers in the Mumbai Metropolitan Region. (MMR). With an impressive membership of over 2200+ leading developers in MMR, CREDAI-MCHI has extended its reach throughout the region, establishing units in various locations such as Thane, Kalyan-Dombivli, Mira-Virar, Raigad, Navi Mumbai, Palghar-Boisar, Bhiwandi, Uran-Dronagiri, Shahapur-Murbad, and most recently in Alibaug, Karjat-Khalapur-Khopoli, and Pen. Being the only Government-recognised body for private sector developers in MMR, CREDAI-MCHI is dedicated to promoting the industry’s organisation and progress. The association is committed to driving policy reform, housing innovation, and sustainable development in partnership with the government and urban stakeholders. As a part of CREDAI National, an apex body of 13000 developers across the nation, CREDAI-MCHI has emerged as a preferred platform for regional discussions on housing and habitat by establishing close and strong ties with the government. It is committed to breaking barriers to create a strong, organised, and progressive real estate sector in the MMR.The vision of CREDAI-MCHI is to empower the Real Estate fraternity of the Mumbai Metropolitan Region as it preserves, protects, and advances the right to housing for all. To continue being a trusted ally, guiding their members, supporting the Government on policy advocacy, and assisting those they serve through the ever-evolving real estate fraternity. The affordable housing mandate aims to promote 10,000+ affordable units through member projects by 2026, publish a policy white paper on regulatory reforms for faster approvals, create an Affordable Housing Innovation Cell, and conduct three regional workshops with urban bodies on rental and worker housing. The focus is on ensuring affordability without compromising on quality, sustainability, or access to civic amenities. In line with its environmental commitments, the reforestation agenda targets the planting of 1 million trees across 50+ urban locations by 2026, integrating minimum green buffers in all new member projects, and creating five model biodiversity parks in partnership with local authorities. The economic growth and innovation pillar will see 70% of member developers adopt at least one PropTech solution, 20+ startups onboarded to the new PropTech Lab, and the listing of 10+ REIT-ready assets. On skilling, CREDAI-MCHI will train 10,000+ construction workers annually, issue 2,500+ Green Job Cards, and deploy three mobile skilling labs across the Mumbai Metropolitan Region to deliver on-site training in green construction, safety, and emerging technologies. With over 2,200 member developers, CREDAI-MCHI’s Change of Guard 2025–2027 marks the beginning of a decisive chapter — one where the industry pledges to build not only for today’s cities but for tomorrow’s generations, guided by measurable goals that blend economic growth, environmental stewardship, and social equity. ABOUT CREDAI-MCHI CREDAI-MCHI is the apex body of real estate developers in the Mumbai Metropolitan Region. (MMR). With an impressive membership of over 2200+ leading developers in MMR, CREDAI-MCHI has extended its reach throughout the region, establishing units in various locations such as Thane, Kalyan-Dombivli, Mira-Virar, Raigad, Navi Mumbai, Palghar-Boisar, Bhiwandi, Uran-Dronagiri, Shahapur-Murbad, and most recently in Alibaug, Karjat-Khalapur-Khopoli, and Pen. Being the only Government-recognised body for private sector developers in MMR, CREDAI-MCHI is dedicated to promoting the industry’s organisation and progress. The association is committed to driving policy reform, housing innovation, and sustainable development in partnership with the government and urban stakeholders. As a part of CREDAI National, an apex body of 13000 developers across the nation, CREDAI-MCHI has emerged as a preferred platform for regional discussions on housing and habitat by establishing close and strong ties with the government. It is committed to breaking barriers to create a strong, organised, and progressive real estate sector in the MMR.The vision of CREDAI-MCHI is to empower the Real Estate fraternity of the Mumbai Metropolitan Region as it preserves, protects, and advances the right to housing for all. To continue being a trusted ally, guiding their members, supporting the Government on policy advocacy, and assisting those they serve through the ever-evolving real estate fraternity. The affordable housing mandate aims to promote 10,000+ affordable units through member projects by 2026, publish a policy white paper on regulatory reforms for faster approvals, create an Affordable Housing Innovation Cell, and conduct three regional workshops with urban bodies on rental and worker housing. The focus is on ensuring affordability without compromising on quality, sustainability, or access to civic amenities. In line with its environmental commitments, the reforestation agenda targets the planting of 1 million trees across 50+ urban locations by 2026, integrating minimum green buffers in all new member projects, and creating five model biodiversity parks in partnership with local authorities. The economic growth and innovation pillar will see 70% of member developers adopt at least one PropTech solution, 20+ startups onboarded to the new PropTech Lab, and the listing of 10+ REIT-ready assets. On skilling, CREDAI-MCHI will train 10,000+ construction workers annually, issue 2,500+ Green Job Cards, and deploy three mobile skilling labs across the Mumbai Metropolitan Region to deliver on-site training in green construction, safety, and emerging technologies. With over 2,200 member developers, CREDAI-MCHI’s Change of Guard 2025–2027 marks the beginning of a decisive chapter — one where the industry pledges to build not only for today’s cities but for tomorrow’s generations, guided by measurable goals that blend economic growth, environmental stewardship, and social equity. ABOUT CREDAI-MCHI CREDAI-MCHI is the apex body of real estate developers in the Mumbai Metropolitan Region. (MMR). With an impressive membership of over 2200+ leading developers in MMR, CREDAI-MCHI has extended its reach throughout the region, establishing units in various locations such as Thane, Kalyan-Dombivli, Mira-Virar, Raigad, Navi Mumbai, Palghar-Boisar, Bhiwandi, Uran-Dronagiri, Shahapur-Murbad, and most recently in Alibaug, Karjat-Khalapur-Khopoli, and Pen. Being the only Government-recognised body for private sector developers in MMR, CREDAI-MCHI is dedicated to promoting the industry’s organisation and progress. The association is committed to driving policy reform, housing innovation, and sustainable development in partnership with the government and urban stakeholders. As a part of CREDAI National, an apex body of 13000 developers across the nation, CREDAI-MCHI has emerged as a preferred platform for regional discussions on housing and habitat by establishing close and strong ties with the government. It is committed to breaking barriers to create a strong, organised, and progressive real estate sector in the MMR.The vision of CREDAI-MCHI is to empower the Real Estate fraternity of the Mumbai Metropolitan Region as it preserves, protects, and advances the right to housing for all. To continue being a trusted ally, guiding their members, supporting the Government on policy advocacy, and assisting those they serve through the ever-evolving real estate fraternity. The affordable housing mandate aims to promote 10,000+ affordable units through member projects by 2026, publish a policy white paper on regulatory reforms for faster approvals, create an Affordable Housing Innovation Cell, and conduct three regional workshops with urban bodies on rental and worker housing. The focus is on ensuring affordability without compromising on quality, sustainability, or access to civic amenities. In line with its environmental commitments, the reforestation agenda targets the planting of 1 million trees across 50+ urban locations by 2026, integrating minimum green buffers in all new member projects, and creating five model biodiversity parks in partnership with local authorities. The economic growth and innovation pillar will see 70% of member developers adopt at least one PropTech solution, 20+ startups onboarded to the new PropTech Lab, and the listing of 10+ REIT-ready assets. On skilling, CREDAI-MCHI will train 10,000+ construction workers annually, issue 2,500+ Green Job Cards, and deploy three mobile skilling labs across the Mumbai Metropolitan Region to deliver on-site training in green construction, safety, and emerging technologies. With over 2,200 member developers, CREDAI-MCHI’s Change of Guard 2025–2027 marks the beginning of a decisive chapter — one where the industry pledges to build not only for today’s cities but for tomorrow’s generations, guided by measurable goals that blend economic growth, environmental stewardship, and social equity. ABOUT CREDAI-MCHI CREDAI-MCHI is the apex body of real estate developers in the Mumbai Metropolitan Region. (MMR). With an impressive membership of over 2200+ leading developers in MMR, CREDAI-MCHI has extended its reach throughout the region, establishing units in various locations such as Thane, Kalyan-Dombivli, Mira-Virar, Raigad, Navi Mumbai, Palghar-Boisar, Bhiwandi, Uran-Dronagiri, Shahapur-Murbad, and most recently in Alibaug, Karjat-Khalapur-Khopoli, and Pen. Being the only Government-recognised body for private sector developers in MMR, CREDAI-MCHI is dedicated to promoting the industry’s organisation and progress. The association is committed to driving policy reform, housing innovation, and sustainable development in partnership with the government and urban stakeholders. As a part of CREDAI National, an apex body of 13000 developers across the nation, CREDAI-MCHI has emerged as a preferred platform for regional discussions on housing and habitat by establishing close and strong ties with the government. It is committed to breaking barriers to create a strong, organised, and progressive real estate sector in the MMR.The vision of CREDAI-MCHI is to empower the Real Estate fraternity of the Mumbai Metropolitan Region as it preserves, protects, and advances the right to housing for all. To continue being a trusted ally, guiding their members, supporting the Government on policy advocacy, and assisting those they serve through the ever-evolving real estate fraternity. In line with its environmental commitments, the reforestation agenda targets the planting of 1 million trees across 50+ urban locations by 2026, integrating minimum green buffers in all new member projects, and creating five model biodiversity parks in partnership with local authorities. The economic growth and innovation pillar will see 70% of member developers adopt at least one PropTech solution, 20+ startups onboarded to the new PropTech Lab, and the listing of 10+ REIT-ready assets. On skilling, CREDAI-MCHI will train 10,000+ construction workers annually, issue 2,500+ Green Job Cards, and deploy three mobile skilling labs across the Mumbai Metropolitan Region to deliver on-site training in green construction, safety, and emerging technologies. With over 2,200 member developers, CREDAI-MCHI’s Change of Guard 2025–2027 marks the beginning of a decisive chapter — one where the industry pledges to build not only for today’s cities but for tomorrow’s generations, guided by measurable goals that blend economic growth, environmental stewardship, and social equity. ABOUT CREDAI-MCHI CREDAI-MCHI is the apex body of real estate developers in the Mumbai Metropolitan Region. (MMR). With an impressive membership of over 2200+ leading developers in MMR, CREDAI-MCHI has extended its reach throughout the region, establishing units in various locations such as Thane, Kalyan-Dombivli, Mira-Virar, Raigad, Navi Mumbai, Palghar-Boisar, Bhiwandi, Uran-Dronagiri, Shahapur-Murbad, and most recently in Alibaug, Karjat-Khalapur-Khopoli, and Pen. Being the only Government-recognised body for private sector developers in MMR, CREDAI-MCHI is dedicated to promoting the industry’s organisation and progress. The association is committed to driving policy reform, housing innovation, and sustainable development in partnership with the government and urban stakeholders. As a part of CREDAI National, an apex body of 13000 developers across the nation, CREDAI-MCHI has emerged as a preferred platform for regional discussions on housing and habitat by establishing close and strong ties with the government. It is committed to breaking barriers to create a strong, organised, and progressive real estate sector in the MMR.The vision of CREDAI-MCHI is to empower the Real Estate fraternity of the Mumbai Metropolitan Region as it preserves, protects, and advances the right to housing for all. To continue being a trusted ally, guiding their members, supporting the Government on policy advocacy, and assisting those they serve through the ever-evolving real estate fraternity. In line with its environmental commitments, the reforestation agenda targets the planting of 1 million trees across 50+ urban locations by 2026, integrating minimum green buffers in all new member projects, and creating five model biodiversity parks in partnership with local authorities. The economic growth and innovation pillar will see 70% of member developers adopt at least one PropTech solution, 20+ startups onboarded to the new PropTech Lab, and the listing of 10+ REIT-ready assets. On skilling, CREDAI-MCHI will train 10,000+ construction workers annually, issue 2,500+ Green Job Cards, and deploy three mobile skilling labs across the Mumbai Metropolitan Region to deliver on-site training in green construction, safety, and emerging technologies. With over 2,200 member developers, CREDAI-MCHI’s Change of Guard 2025–2027 marks the beginning of a decisive chapter — one where the industry pledges to build not only for today’s cities but for tomorrow’s generations, guided by measurable goals that blend economic growth, environmental stewardship, and social equity. ABOUT CREDAI-MCHI CREDAI-MCHI is the apex body of real estate developers in the Mumbai Metropolitan Region. (MMR). With an impressive membership of over 2200+ leading developers in MMR, CREDAI-MCHI has extended its reach throughout the region, establishing units in various locations such as Thane, Kalyan-Dombivli, Mira-Virar, Raigad, Navi Mumbai, Palghar-Boisar, Bhiwandi, Uran-Dronagiri, Shahapur-Murbad, and most recently in Alibaug, Karjat-Khalapur-Khopoli, and Pen. Being the only Government-recognised body for private sector developers in MMR, CREDAI-MCHI is dedicated to promoting the industry’s organisation and progress. The association is committed to driving policy reform, housing innovation, and sustainable development in partnership with the government and urban stakeholders. As a part of CREDAI National, an apex body of 13000 developers across the nation, CREDAI-MCHI has emerged as a preferred platform for regional discussions on housing and habitat by establishing close and strong ties with the government. It is committed to breaking barriers to create a strong, organised, and progressive real estate sector in the MMR.The vision of CREDAI-MCHI is to empower the Real Estate fraternity of the Mumbai Metropolitan Region as it preserves, protects, and advances the right to housing for all. To continue being a trusted ally, guiding their members, supporting the Government on policy advocacy, and assisting those they serve through the ever-evolving real estate fraternity. In line with its environmental commitments, the reforestation agenda targets the planting of 1 million trees across 50+ urban locations by 2026, integrating minimum green buffers in all new member projects, and creating five model biodiversity parks in partnership with local authorities. The economic growth and innovation pillar will see 70% of member developers adopt at least one PropTech solution, 20+ startups onboarded to the new PropTech Lab, and the listing of 10+ REIT-ready assets. On skilling, CREDAI-MCHI will train 10,000+ construction workers annually, issue 2,500+ Green Job Cards, and deploy three mobile skilling labs across the Mumbai Metropolitan Region to deliver on-site training in green construction, safety, and emerging technologies. With over 2,200 member developers, CREDAI-MCHI’s Change of Guard 2025–2027 marks the beginning of a decisive chapter — one where the industry pledges to build not only for today’s cities but for tomorrow’s generations, guided by measurable goals that blend economic growth, environmental stewardship, and social equity. ABOUT CREDAI-MCHI CREDAI-MCHI is the apex body of real estate developers in the Mumbai Metropolitan Region. (MMR). With an impressive membership of over 2200+ leading developers in MMR, CREDAI-MCHI has extended its reach throughout the region, establishing units in various locations such as Thane, Kalyan-Dombivli, Mira-Virar, Raigad, Navi Mumbai, Palghar-Boisar, Bhiwandi, Uran-Dronagiri, Shahapur-Murbad, and most recently in Alibaug, Karjat-Khalapur-Khopoli, and Pen. Being the only Government-recognised body for private sector developers in MMR, CREDAI-MCHI is dedicated to promoting the industry’s organisation and progress. The association is committed to driving policy reform, housing innovation, and sustainable development in partnership with the government and urban stakeholders. As a part of CREDAI National, an apex body of 13000 developers across the nation, CREDAI-MCHI has emerged as a preferred platform for regional discussions on housing and habitat by establishing close and strong ties with the government. It is committed to breaking barriers to create a strong, organised, and progressive real estate sector in the MMR.The vision of CREDAI-MCHI is to empower the Real Estate fraternity of the Mumbai Metropolitan Region as it preserves, protects, and advances the right to housing for all. To continue being a trusted ally, guiding their members, supporting the Government on policy advocacy, and assisting those they serve through the ever-evolving real estate fraternity. In line with its environmental commitments, the reforestation agenda targets the planting of 1 million trees across 50+ urban locations by 2026, integrating minimum green buffers in all new member projects, and creating five model biodiversity parks in partnership with local authorities. The economic growth and innovation pillar will see 70% of member developers adopt at least one PropTech solution, 20+ startups onboarded to the new PropTech Lab, and the listing of 10+ REIT-ready assets. On skilling, CREDAI-MCHI will train 10,000+ construction workers annually, issue 2,500+ Green Job Cards, and deploy three mobile skilling labs across the Mumbai Metropolitan Region to deliver on-site training in green construction, safety, and emerging technologies. With over 2,200 member developers, CREDAI-MCHI’s Change of Guard 2025–2027 marks the beginning of a decisive chapter — one where the industry pledges to build not only for today’s cities but for tomorrow’s generations, guided by measurable goals that blend economic growth, environmental stewardship, and social equity. ABOUT CREDAI-MCHI CREDAI-MCHI is the apex body of real estate developers in the Mumbai Metropolitan Region. (MMR). With an impressive membership of over 2200+ leading developers in MMR, CREDAI-MCHI has extended its reach throughout the region, establishing units in various locations such as Thane, Kalyan-Dombivli, Mira-Virar, Raigad, Navi Mumbai, Palghar-Boisar, Bhiwandi, Uran-Dronagiri, Shahapur-Murbad, and most recently in Alibaug, Karjat-Khalapur-Khopoli, and Pen. Being the only Government-recognised body for private sector developers in MMR, CREDAI-MCHI is dedicated to promoting the industry’s organisation and progress. The association is committed to driving policy reform, housing innovation, and sustainable development in partnership with the government and urban stakeholders. As a part of CREDAI National, an apex body of 13000 developers across the nation, CREDAI-MCHI has emerged as a preferred platform for regional discussions on housing and habitat by establishing close and strong ties with the government. It is committed to breaking barriers to create a strong, organised, and progressive real estate sector in the MMR.The vision of CREDAI-MCHI is to empower the Real Estate fraternity of the Mumbai Metropolitan Region as it preserves, protects, and advances the right to housing for all. To continue being a trusted ally, guiding their members, supporting the Government on policy advocacy, and assisting those they serve through the ever-evolving real estate fraternity. In line with its environmental commitments, the reforestation agenda targets the planting of 1 million trees across 50+ urban locations by 2026, integrating minimum green buffers in all new member projects, and creating five model biodiversity parks in partnership with local authorities. The economic growth and innovation pillar will see 70% of member developers adopt at least one PropTech solution, 20+ startups onboarded to the new PropTech Lab, and the listing of 10+ REIT-ready assets. On skilling, CREDAI-MCHI will train 10,000+ construction workers annually, issue 2,500+ Green Job Cards, and deploy three mobile skilling labs across the Mumbai Metropolitan Region to deliver on-site training in green construction, safety, and emerging technologies. With over 2,200 member developers, CREDAI-MCHI’s Change of Guard 2025–2027 marks the beginning of a decisive chapter — one where the industry pledges to build not only for today’s cities but for tomorrow’s generations, guided by measurable goals that blend economic growth, environmental stewardship, and social equity. ABOUT CREDAI-MCHI CREDAI-MCHI is the apex body of real estate developers in the Mumbai Metropolitan Region. (MMR). With an impressive membership of over 2200+ leading developers in MMR, CREDAI-MCHI has extended its reach throughout the region, establishing units in various locations such as Thane, Kalyan-Dombivli, Mira-Virar, Raigad, Navi Mumbai, Palghar-Boisar, Bhiwandi, Uran-Dronagiri, Shahapur-Murbad, and most recently in Alibaug, Karjat-Khalapur-Khopoli, and Pen. Being the only Government-recognised body for private sector developers in MMR, CREDAI-MCHI is dedicated to promoting the industry’s organisation and progress. The association is committed to driving policy reform, housing innovation, and sustainable development in partnership with the government and urban stakeholders. As a part of CREDAI National, an apex body of 13000 developers across the nation, CREDAI-MCHI has emerged as a preferred platform for regional discussions on housing and habitat by establishing close and strong ties with the government. It is committed to breaking barriers to create a strong, organised, and progressive real estate sector in the MMR.The vision of CREDAI-MCHI is to empower the Real Estate fraternity of the Mumbai Metropolitan Region as it preserves, protects, and advances the right to housing for all. To continue being a trusted ally, guiding their members, supporting the Government on policy advocacy, and assisting those they serve through the ever-evolving real estate fraternity. In line with its environmental commitments, the reforestation agenda targets the planting of 1 million trees across 50+ urban locations by 2026, integrating minimum green buffers in all new member projects, and creating five model biodiversity parks in partnership with local authorities. The economic growth and innovation pillar will see 70% of member developers adopt at least one PropTech solution, 20+ startups onboarded to the new PropTech Lab, and the listing of 10+ REIT-ready assets. On skilling, CREDAI-MCHI will train 10,000+ construction workers annually, issue 2,500+ Green Job Cards, and deploy three mobile skilling labs across the Mumbai Metropolitan Region to deliver on-site training in green construction, safety, and emerging technologies. With over 2,200 member developers, CREDAI-MCHI’s Change of Guard 2025–2027 marks the beginning of a decisive chapter — one where the industry pledges to build not only for today’s cities but for tomorrow’s generations, guided by measurable goals that blend economic growth, environmental stewardship, and social equity. ABOUT CREDAI-MCHI CREDAI-MCHI is the apex body of real estate developers in the Mumbai Metropolitan Region. (MMR). With an impressive membership of over 2200+ leading developers in MMR, CREDAI-MCHI has extended its reach throughout the region, establishing units in various locations such as Thane, Kalyan-Dombivli, Mira-Virar, Raigad, Navi Mumbai, Palghar-Boisar, Bhiwandi, Uran-Dronagiri, Shahapur-Murbad, and most recently in Alibaug, Karjat-Khalapur-Khopoli, and Pen. Being the only Government-recognised body for private sector developers in MMR, CREDAI-MCHI is dedicated to promoting the industry’s organisation and progress. The association is committed to driving policy reform, housing innovation, and sustainable development in partnership with the government and urban stakeholders. As a part of CREDAI National, an apex body of 13000 developers across the nation, CREDAI-MCHI has emerged as a preferred platform for regional discussions on housing and habitat by establishing close and strong ties with the government. It is committed to breaking barriers to create a strong, organised, and progressive real estate sector in the MMR.The vision of CREDAI-MCHI is to empower the Real Estate fraternity of the Mumbai Metropolitan Region as it preserves, protects, and advances the right to housing for all. To continue being a trusted ally, guiding their members, supporting the Government on policy advocacy, and assisting those they serve through the ever-evolving real estate fraternity. The economic growth and innovation pillar will see 70% of member developers adopt at least one PropTech solution, 20+ startups onboarded to the new PropTech Lab, and the listing of 10+ REIT-ready assets. On skilling, CREDAI-MCHI will train 10,000+ construction workers annually, issue 2,500+ Green Job Cards, and deploy three mobile skilling labs across the Mumbai Metropolitan Region to deliver on-site training in green construction, safety, and emerging technologies. With over 2,200 member developers, CREDAI-MCHI’s Change of Guard 2025–2027 marks the beginning of a decisive chapter — one where the industry pledges to build not only for today’s cities but for tomorrow’s generations, guided by measurable goals that blend economic growth, environmental stewardship, and social equity. ABOUT CREDAI-MCHI CREDAI-MCHI is the apex body of real estate developers in the Mumbai Metropolitan Region. (MMR). With an impressive membership of over 2200+ leading developers in MMR, CREDAI-MCHI has extended its reach throughout the region, establishing units in various locations such as Thane, Kalyan-Dombivli, Mira-Virar, Raigad, Navi Mumbai, Palghar-Boisar, Bhiwandi, Uran-Dronagiri, Shahapur-Murbad, and most recently in Alibaug, Karjat-Khalapur-Khopoli, and Pen. Being the only Government-recognised body for private sector developers in MMR, CREDAI-MCHI is dedicated to promoting the industry’s organisation and progress. The association is committed to driving policy reform, housing innovation, and sustainable development in partnership with the government and urban stakeholders. As a part of CREDAI National, an apex body of 13000 developers across the nation, CREDAI-MCHI has emerged as a preferred platform for regional discussions on housing and habitat by establishing close and strong ties with the government. It is committed to breaking barriers to create a strong, organised, and progressive real estate sector in the MMR.The vision of CREDAI-MCHI is to empower the Real Estate fraternity of the Mumbai Metropolitan Region as it preserves, protects, and advances the right to housing for all. To continue being a trusted ally, guiding their members, supporting the Government on policy advocacy, and assisting those they serve through the ever-evolving real estate fraternity. The economic growth and innovation pillar will see 70% of member developers adopt at least one PropTech solution, 20+ startups onboarded to the new PropTech Lab, and the listing of 10+ REIT-ready assets. On skilling, CREDAI-MCHI will train 10,000+ construction workers annually, issue 2,500+ Green Job Cards, and deploy three mobile skilling labs across the Mumbai Metropolitan Region to deliver on-site training in green construction, safety, and emerging technologies. With over 2,200 member developers, CREDAI-MCHI’s Change of Guard 2025–2027 marks the beginning of a decisive chapter — one where the industry pledges to build not only for today’s cities but for tomorrow’s generations, guided by measurable goals that blend economic growth, environmental stewardship, and social equity. ABOUT CREDAI-MCHI CREDAI-MCHI is the apex body of real estate developers in the Mumbai Metropolitan Region. (MMR). With an impressive membership of over 2200+ leading developers in MMR, CREDAI-MCHI has extended its reach throughout the region, establishing units in various locations such as Thane, Kalyan-Dombivli, Mira-Virar, Raigad, Navi Mumbai, Palghar-Boisar, Bhiwandi, Uran-Dronagiri, Shahapur-Murbad, and most recently in Alibaug, Karjat-Khalapur-Khopoli, and Pen. Being the only Government-recognised body for private sector developers in MMR, CREDAI-MCHI is dedicated to promoting the industry’s organisation and progress. The association is committed to driving policy reform, housing innovation, and sustainable development in partnership with the government and urban stakeholders. As a part of CREDAI National, an apex body of 13000 developers across the nation, CREDAI-MCHI has emerged as a preferred platform for regional discussions on housing and habitat by establishing close and strong ties with the government. It is committed to breaking barriers to create a strong, organised, and progressive real estate sector in the MMR.The vision of CREDAI-MCHI is to empower the Real Estate fraternity of the Mumbai Metropolitan Region as it preserves, protects, and advances the right to housing for all. To continue being a trusted ally, guiding their members, supporting the Government on policy advocacy, and assisting those they serve through the ever-evolving real estate fraternity. The economic growth and innovation pillar will see 70% of member developers adopt at least one PropTech solution, 20+ startups onboarded to the new PropTech Lab, and the listing of 10+ REIT-ready assets. On skilling, CREDAI-MCHI will train 10,000+ construction workers annually, issue 2,500+ Green Job Cards, and deploy three mobile skilling labs across the Mumbai Metropolitan Region to deliver on-site training in green construction, safety, and emerging technologies. With over 2,200 member developers, CREDAI-MCHI’s Change of Guard 2025–2027 marks the beginning of a decisive chapter — one where the industry pledges to build not only for today’s cities but for tomorrow’s generations, guided by measurable goals that blend economic growth, environmental stewardship, and social equity. ABOUT CREDAI-MCHI CREDAI-MCHI is the apex body of real estate developers in the Mumbai Metropolitan Region. (MMR). With an impressive membership of over 2200+ leading developers in MMR, CREDAI-MCHI has extended its reach throughout the region, establishing units in various locations such as Thane, Kalyan-Dombivli, Mira-Virar, Raigad, Navi Mumbai, Palghar-Boisar, Bhiwandi, Uran-Dronagiri, Shahapur-Murbad, and most recently in Alibaug, Karjat-Khalapur-Khopoli, and Pen. Being the only Government-recognised body for private sector developers in MMR, CREDAI-MCHI is dedicated to promoting the industry’s organisation and progress. The association is committed to driving policy reform, housing innovation, and sustainable development in partnership with the government and urban stakeholders. As a part of CREDAI National, an apex body of 13000 developers across the nation, CREDAI-MCHI has emerged as a preferred platform for regional discussions on housing and habitat by establishing close and strong ties with the government. It is committed to breaking barriers to create a strong, organised, and progressive real estate sector in the MMR.The vision of CREDAI-MCHI is to empower the Real Estate fraternity of the Mumbai Metropolitan Region as it preserves, protects, and advances the right to housing for all. To continue being a trusted ally, guiding their members, supporting the Government on policy advocacy, and assisting those they serve through the ever-evolving real estate fraternity. The economic growth and innovation pillar will see 70% of member developers adopt at least one PropTech solution, 20+ startups onboarded to the new PropTech Lab, and the listing of 10+ REIT-ready assets. On skilling, CREDAI-MCHI will train 10,000+ construction workers annually, issue 2,500+ Green Job Cards, and deploy three mobile skilling labs across the Mumbai Metropolitan Region to deliver on-site training in green construction, safety, and emerging technologies. With over 2,200 member developers, CREDAI-MCHI’s Change of Guard 2025–2027 marks the beginning of a decisive chapter — one where the industry pledges to build not only for today’s cities but for tomorrow’s generations, guided by measurable goals that blend economic growth, environmental stewardship, and social equity. ABOUT CREDAI-MCHI CREDAI-MCHI is the apex body of real estate developers in the Mumbai Metropolitan Region. (MMR). With an impressive membership of over 2200+ leading developers in MMR, CREDAI-MCHI has extended its reach throughout the region, establishing units in various locations such as Thane, Kalyan-Dombivli, Mira-Virar, Raigad, Navi Mumbai, Palghar-Boisar, Bhiwandi, Uran-Dronagiri, Shahapur-Murbad, and most recently in Alibaug, Karjat-Khalapur-Khopoli, and Pen. Being the only Government-recognised body for private sector developers in MMR, CREDAI-MCHI is dedicated to promoting the industry’s organisation and progress. The association is committed to driving policy reform, housing innovation, and sustainable development in partnership with the government and urban stakeholders. As a part of CREDAI National, an apex body of 13000 developers across the nation, CREDAI-MCHI has emerged as a preferred platform for regional discussions on housing and habitat by establishing close and strong ties with the government. It is committed to breaking barriers to create a strong, organised, and progressive real estate sector in the MMR.The vision of CREDAI-MCHI is to empower the Real Estate fraternity of the Mumbai Metropolitan Region as it preserves, protects, and advances the right to housing for all. To continue being a trusted ally, guiding their members, supporting the Government on policy advocacy, and assisting those they serve through the ever-evolving real estate fraternity. The economic growth and innovation pillar will see 70% of member developers adopt at least one PropTech solution, 20+ startups onboarded to the new PropTech Lab, and the listing of 10+ REIT-ready assets. On skilling, CREDAI-MCHI will train 10,000+ construction workers annually, issue 2,500+ Green Job Cards, and deploy three mobile skilling labs across the Mumbai Metropolitan Region to deliver on-site training in green construction, safety, and emerging technologies. With over 2,200 member developers, CREDAI-MCHI’s Change of Guard 2025–2027 marks the beginning of a decisive chapter — one where the industry pledges to build not only for today’s cities but for tomorrow’s generations, guided by measurable goals that blend economic growth, environmental stewardship, and social equity. ABOUT CREDAI-MCHI CREDAI-MCHI is the apex body of real estate developers in the Mumbai Metropolitan Region. (MMR). With an impressive membership of over 2200+ leading developers in MMR, CREDAI-MCHI has extended its reach throughout the region, establishing units in various locations such as Thane, Kalyan-Dombivli, Mira-Virar, Raigad, Navi Mumbai, Palghar-Boisar, Bhiwandi, Uran-Dronagiri, Shahapur-Murbad, and most recently in Alibaug, Karjat-Khalapur-Khopoli, and Pen. Being the only Government-recognised body for private sector developers in MMR, CREDAI-MCHI is dedicated to promoting the industry’s organisation and progress. The association is committed to driving policy reform, housing innovation, and sustainable development in partnership with the government and urban stakeholders. As a part of CREDAI National, an apex body of 13000 developers across the nation, CREDAI-MCHI has emerged as a preferred platform for regional discussions on housing and habitat by establishing close and strong ties with the government. It is committed to breaking barriers to create a strong, organised, and progressive real estate sector in the MMR.The vision of CREDAI-MCHI is to empower the Real Estate fraternity of the Mumbai Metropolitan Region as it preserves, protects, and advances the right to housing for all. To continue being a trusted ally, guiding their members, supporting the Government on policy advocacy, and assisting those they serve through the ever-evolving real estate fraternity. The economic growth and innovation pillar will see 70% of member developers adopt at least one PropTech solution, 20+ startups onboarded to the new PropTech Lab, and the listing of 10+ REIT-ready assets. On skilling, CREDAI-MCHI will train 10,000+ construction workers annually, issue 2,500+ Green Job Cards, and deploy three mobile skilling labs across the Mumbai Metropolitan Region to deliver on-site training in green construction, safety, and emerging technologies. With over 2,200 member developers, CREDAI-MCHI’s Change of Guard 2025–2027 marks the beginning of a decisive chapter — one where the industry pledges to build not only for today’s cities but for tomorrow’s generations, guided by measurable goals that blend economic growth, environmental stewardship, and social equity. ABOUT CREDAI-MCHI CREDAI-MCHI is the apex body of real estate developers in the Mumbai Metropolitan Region. (MMR). With an impressive membership of over 2200+ leading developers in MMR, CREDAI-MCHI has extended its reach throughout the region, establishing units in various locations such as Thane, Kalyan-Dombivli, Mira-Virar, Raigad, Navi Mumbai, Palghar-Boisar, Bhiwandi, Uran-Dronagiri, Shahapur-Murbad, and most recently in Alibaug, Karjat-Khalapur-Khopoli, and Pen. Being the only Government-recognised body for private sector developers in MMR, CREDAI-MCHI is dedicated to promoting the industry’s organisation and progress. The association is committed to driving policy reform, housing innovation, and sustainable development in partnership with the government and urban stakeholders. As a part of CREDAI National, an apex body of 13000 developers across the nation, CREDAI-MCHI has emerged as a preferred platform for regional discussions on housing and habitat by establishing close and strong ties with the government. It is committed to breaking barriers to create a strong, organised, and progressive real estate sector in the MMR.The vision of CREDAI-MCHI is to empower the Real Estate fraternity of the Mumbai Metropolitan Region as it preserves, protects, and advances the right to housing for all. To continue being a trusted ally, guiding their members, supporting the Government on policy advocacy, and assisting those they serve through the ever-evolving real estate fraternity. On skilling, CREDAI-MCHI will train 10,000+ construction workers annually, issue 2,500+ Green Job Cards, and deploy three mobile skilling labs across the Mumbai Metropolitan Region to deliver on-site training in green construction, safety, and emerging technologies. With over 2,200 member developers, CREDAI-MCHI’s Change of Guard 2025–2027 marks the beginning of a decisive chapter — one where the industry pledges to build not only for today’s cities but for tomorrow’s generations, guided by measurable goals that blend economic growth, environmental stewardship, and social equity. ABOUT CREDAI-MCHI CREDAI-MCHI is the apex body of real estate developers in the Mumbai Metropolitan Region. (MMR). With an impressive membership of over 2200+ leading developers in MMR, CREDAI-MCHI has extended its reach throughout the region, establishing units in various locations such as Thane, Kalyan-Dombivli, Mira-Virar, Raigad, Navi Mumbai, Palghar-Boisar, Bhiwandi, Uran-Dronagiri, Shahapur-Murbad, and most recently in Alibaug, Karjat-Khalapur-Khopoli, and Pen. Being the only Government-recognised body for private sector developers in MMR, CREDAI-MCHI is dedicated to promoting the industry’s organisation and progress. The association is committed to driving policy reform, housing innovation, and sustainable development in partnership with the government and urban stakeholders. As a part of CREDAI National, an apex body of 13000 developers across the nation, CREDAI-MCHI has emerged as a preferred platform for regional discussions on housing and habitat by establishing close and strong ties with the government. It is committed to breaking barriers to create a strong, organised, and progressive real estate sector in the MMR.The vision of CREDAI-MCHI is to empower the Real Estate fraternity of the Mumbai Metropolitan Region as it preserves, protects, and advances the right to housing for all. To continue being a trusted ally, guiding their members, supporting the Government on policy advocacy, and assisting those they serve through the ever-evolving real estate fraternity. On skilling, CREDAI-MCHI will train 10,000+ construction workers annually, issue 2,500+ Green Job Cards, and deploy three mobile skilling labs across the Mumbai Metropolitan Region to deliver on-site training in green construction, safety, and emerging technologies. With over 2,200 member developers, CREDAI-MCHI’s Change of Guard 2025–2027 marks the beginning of a decisive chapter — one where the industry pledges to build not only for today’s cities but for tomorrow’s generations, guided by measurable goals that blend economic growth, environmental stewardship, and social equity. ABOUT CREDAI-MCHI CREDAI-MCHI is the apex body of real estate developers in the Mumbai Metropolitan Region. (MMR). With an impressive membership of over 2200+ leading developers in MMR, CREDAI-MCHI has extended its reach throughout the region, establishing units in various locations such as Thane, Kalyan-Dombivli, Mira-Virar, Raigad, Navi Mumbai, Palghar-Boisar, Bhiwandi, Uran-Dronagiri, Shahapur-Murbad, and most recently in Alibaug, Karjat-Khalapur-Khopoli, and Pen. Being the only Government-recognised body for private sector developers in MMR, CREDAI-MCHI is dedicated to promoting the industry’s organisation and progress. The association is committed to driving policy reform, housing innovation, and sustainable development in partnership with the government and urban stakeholders. As a part of CREDAI National, an apex body of 13000 developers across the nation, CREDAI-MCHI has emerged as a preferred platform for regional discussions on housing and habitat by establishing close and strong ties with the government. It is committed to breaking barriers to create a strong, organised, and progressive real estate sector in the MMR.The vision of CREDAI-MCHI is to empower the Real Estate fraternity of the Mumbai Metropolitan Region as it preserves, protects, and advances the right to housing for all. To continue being a trusted ally, guiding their members, supporting the Government on policy advocacy, and assisting those they serve through the ever-evolving real estate fraternity. On skilling, CREDAI-MCHI will train 10,000+ construction workers annually, issue 2,500+ Green Job Cards, and deploy three mobile skilling labs across the Mumbai Metropolitan Region to deliver on-site training in green construction, safety, and emerging technologies. With over 2,200 member developers, CREDAI-MCHI’s Change of Guard 2025–2027 marks the beginning of a decisive chapter — one where the industry pledges to build not only for today’s cities but for tomorrow’s generations, guided by measurable goals that blend economic growth, environmental stewardship, and social equity. ABOUT CREDAI-MCHI CREDAI-MCHI is the apex body of real estate developers in the Mumbai Metropolitan Region. (MMR). With an impressive membership of over 2200+ leading developers in MMR, CREDAI-MCHI has extended its reach throughout the region, establishing units in various locations such as Thane, Kalyan-Dombivli, Mira-Virar, Raigad, Navi Mumbai, Palghar-Boisar, Bhiwandi, Uran-Dronagiri, Shahapur-Murbad, and most recently in Alibaug, Karjat-Khalapur-Khopoli, and Pen. Being the only Government-recognised body for private sector developers in MMR, CREDAI-MCHI is dedicated to promoting the industry’s organisation and progress. The association is committed to driving policy reform, housing innovation, and sustainable development in partnership with the government and urban stakeholders. As a part of CREDAI National, an apex body of 13000 developers across the nation, CREDAI-MCHI has emerged as a preferred platform for regional discussions on housing and habitat by establishing close and strong ties with the government. It is committed to breaking barriers to create a strong, organised, and progressive real estate sector in the MMR.The vision of CREDAI-MCHI is to empower the Real Estate fraternity of the Mumbai Metropolitan Region as it preserves, protects, and advances the right to housing for all. To continue being a trusted ally, guiding their members, supporting the Government on policy advocacy, and assisting those they serve through the ever-evolving real estate fraternity. On skilling, CREDAI-MCHI will train 10,000+ construction workers annually, issue 2,500+ Green Job Cards, and deploy three mobile skilling labs across the Mumbai Metropolitan Region to deliver on-site training in green construction, safety, and emerging technologies. With over 2,200 member developers, CREDAI-MCHI’s Change of Guard 2025–2027 marks the beginning of a decisive chapter — one where the industry pledges to build not only for today’s cities but for tomorrow’s generations, guided by measurable goals that blend economic growth, environmental stewardship, and social equity. ABOUT CREDAI-MCHI CREDAI-MCHI is the apex body of real estate developers in the Mumbai Metropolitan Region. (MMR). With an impressive membership of over 2200+ leading developers in MMR, CREDAI-MCHI has extended its reach throughout the region, establishing units in various locations such as Thane, Kalyan-Dombivli, Mira-Virar, Raigad, Navi Mumbai, Palghar-Boisar, Bhiwandi, Uran-Dronagiri, Shahapur-Murbad, and most recently in Alibaug, Karjat-Khalapur-Khopoli, and Pen. Being the only Government-recognised body for private sector developers in MMR, CREDAI-MCHI is dedicated to promoting the industry’s organisation and progress. The association is committed to driving policy reform, housing innovation, and sustainable development in partnership with the government and urban stakeholders. As a part of CREDAI National, an apex body of 13000 developers across the nation, CREDAI-MCHI has emerged as a preferred platform for regional discussions on housing and habitat by establishing close and strong ties with the government. It is committed to breaking barriers to create a strong, organised, and progressive real estate sector in the MMR.The vision of CREDAI-MCHI is to empower the Real Estate fraternity of the Mumbai Metropolitan Region as it preserves, protects, and advances the right to housing for all. To continue being a trusted ally, guiding their members, supporting the Government on policy advocacy, and assisting those they serve through the ever-evolving real estate fraternity. On skilling, CREDAI-MCHI will train 10,000+ construction workers annually, issue 2,500+ Green Job Cards, and deploy three mobile skilling labs across the Mumbai Metropolitan Region to deliver on-site training in green construction, safety, and emerging technologies. With over 2,200 member developers, CREDAI-MCHI’s Change of Guard 2025–2027 marks the beginning of a decisive chapter — one where the industry pledges to build not only for today’s cities but for tomorrow’s generations, guided by measurable goals that blend economic growth, environmental stewardship, and social equity. ABOUT CREDAI-MCHI CREDAI-MCHI is the apex body of real estate developers in the Mumbai Metropolitan Region. (MMR). With an impressive membership of over 2200+ leading developers in MMR, CREDAI-MCHI has extended its reach throughout the region, establishing units in various locations such as Thane, Kalyan-Dombivli, Mira-Virar, Raigad, Navi Mumbai, Palghar-Boisar, Bhiwandi, Uran-Dronagiri, Shahapur-Murbad, and most recently in Alibaug, Karjat-Khalapur-Khopoli, and Pen. Being the only Government-recognised body for private sector developers in MMR, CREDAI-MCHI is dedicated to promoting the industry’s organisation and progress. The association is committed to driving policy reform, housing innovation, and sustainable development in partnership with the government and urban stakeholders. As a part of CREDAI National, an apex body of 13000 developers across the nation, CREDAI-MCHI has emerged as a preferred platform for regional discussions on housing and habitat by establishing close and strong ties with the government. It is committed to breaking barriers to create a strong, organised, and progressive real estate sector in the MMR.The vision of CREDAI-MCHI is to empower the Real Estate fraternity of the Mumbai Metropolitan Region as it preserves, protects, and advances the right to housing for all. To continue being a trusted ally, guiding their members, supporting the Government on policy advocacy, and assisting those they serve through the ever-evolving real estate fraternity. On skilling, CREDAI-MCHI will train 10,000+ construction workers annually, issue 2,500+ Green Job Cards, and deploy three mobile skilling labs across the Mumbai Metropolitan Region to deliver on-site training in green construction, safety, and emerging technologies. With over 2,200 member developers, CREDAI-MCHI’s Change of Guard 2025–2027 marks the beginning of a decisive chapter — one where the industry pledges to build not only for today’s cities but for tomorrow’s generations, guided by measurable goals that blend economic growth, environmental stewardship, and social equity. ABOUT CREDAI-MCHI CREDAI-MCHI is the apex body of real estate developers in the Mumbai Metropolitan Region. (MMR). With an impressive membership of over 2200+ leading developers in MMR, CREDAI-MCHI has extended its reach throughout the region, establishing units in various locations such as Thane, Kalyan-Dombivli, Mira-Virar, Raigad, Navi Mumbai, Palghar-Boisar, Bhiwandi, Uran-Dronagiri, Shahapur-Murbad, and most recently in Alibaug, Karjat-Khalapur-Khopoli, and Pen. Being the only Government-recognised body for private sector developers in MMR, CREDAI-MCHI is dedicated to promoting the industry’s organisation and progress. The association is committed to driving policy reform, housing innovation, and sustainable development in partnership with the government and urban stakeholders. As a part of CREDAI National, an apex body of 13000 developers across the nation, CREDAI-MCHI has emerged as a preferred platform for regional discussions on housing and habitat by establishing close and strong ties with the government. It is committed to breaking barriers to create a strong, organised, and progressive real estate sector in the MMR.The vision of CREDAI-MCHI is to empower the Real Estate fraternity of the Mumbai Metropolitan Region as it preserves, protects, and advances the right to housing for all. To continue being a trusted ally, guiding their members, supporting the Government on policy advocacy, and assisting those they serve through the ever-evolving real estate fraternity. With over 2,200 member developers, CREDAI-MCHI’s Change of Guard 2025–2027 marks the beginning of a decisive chapter — one where the industry pledges to build not only for today’s cities but for tomorrow’s generations, guided by measurable goals that blend economic growth, environmental stewardship, and social equity. ABOUT CREDAI-MCHI CREDAI-MCHI is the apex body of real estate developers in the Mumbai Metropolitan Region. (MMR). With an impressive membership of over 2200+ leading developers in MMR, CREDAI-MCHI has extended its reach throughout the region, establishing units in various locations such as Thane, Kalyan-Dombivli, Mira-Virar, Raigad, Navi Mumbai, Palghar-Boisar, Bhiwandi, Uran-Dronagiri, Shahapur-Murbad, and most recently in Alibaug, Karjat-Khalapur-Khopoli, and Pen. Being the only Government-recognised body for private sector developers in MMR, CREDAI-MCHI is dedicated to promoting the industry’s organisation and progress. The association is committed to driving policy reform, housing innovation, and sustainable development in partnership with the government and urban stakeholders. As a part of CREDAI National, an apex body of 13000 developers across the nation, CREDAI-MCHI has emerged as a preferred platform for regional discussions on housing and habitat by establishing close and strong ties with the government. It is committed to breaking barriers to create a strong, organised, and progressive real estate sector in the MMR.The vision of CREDAI-MCHI is to empower the Real Estate fraternity of the Mumbai Metropolitan Region as it preserves, protects, and advances the right to housing for all. To continue being a trusted ally, guiding their members, supporting the Government on policy advocacy, and assisting those they serve through the ever-evolving real estate fraternity. With over 2,200 member developers, CREDAI-MCHI’s Change of Guard 2025–2027 marks the beginning of a decisive chapter — one where the industry pledges to build not only for today’s cities but for tomorrow’s generations, guided by measurable goals that blend economic growth, environmental stewardship, and social equity. ABOUT CREDAI-MCHI CREDAI-MCHI is the apex body of real estate developers in the Mumbai Metropolitan Region. (MMR). With an impressive membership of over 2200+ leading developers in MMR, CREDAI-MCHI has extended its reach throughout the region, establishing units in various locations such as Thane, Kalyan-Dombivli, Mira-Virar, Raigad, Navi Mumbai, Palghar-Boisar, Bhiwandi, Uran-Dronagiri, Shahapur-Murbad, and most recently in Alibaug, Karjat-Khalapur-Khopoli, and Pen. Being the only Government-recognised body for private sector developers in MMR, CREDAI-MCHI is dedicated to promoting the industry’s organisation and progress. The association is committed to driving policy reform, housing innovation, and sustainable development in partnership with the government and urban stakeholders. As a part of CREDAI National, an apex body of 13000 developers across the nation, CREDAI-MCHI has emerged as a preferred platform for regional discussions on housing and habitat by establishing close and strong ties with the government. It is committed to breaking barriers to create a strong, organised, and progressive real estate sector in the MMR.The vision of CREDAI-MCHI is to empower the Real Estate fraternity of the Mumbai Metropolitan Region as it preserves, protects, and advances the right to housing for all. To continue being a trusted ally, guiding their members, supporting the Government on policy advocacy, and assisting those they serve through the ever-evolving real estate fraternity. With over 2,200 member developers, CREDAI-MCHI’s Change of Guard 2025–2027 marks the beginning of a decisive chapter — one where the industry pledges to build not only for today’s cities but for tomorrow’s generations, guided by measurable goals that blend economic growth, environmental stewardship, and social equity. ABOUT CREDAI-MCHI CREDAI-MCHI is the apex body of real estate developers in the Mumbai Metropolitan Region. (MMR). With an impressive membership of over 2200+ leading developers in MMR, CREDAI-MCHI has extended its reach throughout the region, establishing units in various locations such as Thane, Kalyan-Dombivli, Mira-Virar, Raigad, Navi Mumbai, Palghar-Boisar, Bhiwandi, Uran-Dronagiri, Shahapur-Murbad, and most recently in Alibaug, Karjat-Khalapur-Khopoli, and Pen. Being the only Government-recognised body for private sector developers in MMR, CREDAI-MCHI is dedicated to promoting the industry’s organisation and progress. The association is committed to driving policy reform, housing innovation, and sustainable development in partnership with the government and urban stakeholders. As a part of CREDAI National, an apex body of 13000 developers across the nation, CREDAI-MCHI has emerged as a preferred platform for regional discussions on housing and habitat by establishing close and strong ties with the government. It is committed to breaking barriers to create a strong, organised, and progressive real estate sector in the MMR.The vision of CREDAI-MCHI is to empower the Real Estate fraternity of the Mumbai Metropolitan Region as it preserves, protects, and advances the right to housing for all. To continue being a trusted ally, guiding their members, supporting the Government on policy advocacy, and assisting those they serve through the ever-evolving real estate fraternity. With over 2,200 member developers, CREDAI-MCHI’s Change of Guard 2025–2027 marks the beginning of a decisive chapter — one where the industry pledges to build not only for today’s cities but for tomorrow’s generations, guided by measurable goals that blend economic growth, environmental stewardship, and social equity. ABOUT CREDAI-MCHI CREDAI-MCHI is the apex body of real estate developers in the Mumbai Metropolitan Region. (MMR). With an impressive membership of over 2200+ leading developers in MMR, CREDAI-MCHI has extended its reach throughout the region, establishing units in various locations such as Thane, Kalyan-Dombivli, Mira-Virar, Raigad, Navi Mumbai, Palghar-Boisar, Bhiwandi, Uran-Dronagiri, Shahapur-Murbad, and most recently in Alibaug, Karjat-Khalapur-Khopoli, and Pen. Being the only Government-recognised body for private sector developers in MMR, CREDAI-MCHI is dedicated to promoting the industry’s organisation and progress. The association is committed to driving policy reform, housing innovation, and sustainable development in partnership with the government and urban stakeholders. As a part of CREDAI National, an apex body of 13000 developers across the nation, CREDAI-MCHI has emerged as a preferred platform for regional discussions on housing and habitat by establishing close and strong ties with the government. It is committed to breaking barriers to create a strong, organised, and progressive real estate sector in the MMR.The vision of CREDAI-MCHI is to empower the Real Estate fraternity of the Mumbai Metropolitan Region as it preserves, protects, and advances the right to housing for all. To continue being a trusted ally, guiding their members, supporting the Government on policy advocacy, and assisting those they serve through the ever-evolving real estate fraternity. With over 2,200 member developers, CREDAI-MCHI’s Change of Guard 2025–2027 marks the beginning of a decisive chapter — one where the industry pledges to build not only for today’s cities but for tomorrow’s generations, guided by measurable goals that blend economic growth, environmental stewardship, and social equity. ABOUT CREDAI-MCHI CREDAI-MCHI is the apex body of real estate developers in the Mumbai Metropolitan Region. (MMR). With an impressive membership of over 2200+ leading developers in MMR, CREDAI-MCHI has extended its reach throughout the region, establishing units in various locations such as Thane, Kalyan-Dombivli, Mira-Virar, Raigad, Navi Mumbai, Palghar-Boisar, Bhiwandi, Uran-Dronagiri, Shahapur-Murbad, and most recently in Alibaug, Karjat-Khalapur-Khopoli, and Pen. Being the only Government-recognised body for private sector developers in MMR, CREDAI-MCHI is dedicated to promoting the industry’s organisation and progress. The association is committed to driving policy reform, housing innovation, and sustainable development in partnership with the government and urban stakeholders. As a part of CREDAI National, an apex body of 13000 developers across the nation, CREDAI-MCHI has emerged as a preferred platform for regional discussions on housing and habitat by establishing close and strong ties with the government. It is committed to breaking barriers to create a strong, organised, and progressive real estate sector in the MMR.The vision of CREDAI-MCHI is to empower the Real Estate fraternity of the Mumbai Metropolitan Region as it preserves, protects, and advances the right to housing for all. To continue being a trusted ally, guiding their members, supporting the Government on policy advocacy, and assisting those they serve through the ever-evolving real estate fraternity. With over 2,200 member developers, CREDAI-MCHI’s Change of Guard 2025–2027 marks the beginning of a decisive chapter — one where the industry pledges to build not only for today’s cities but for tomorrow’s generations, guided by measurable goals that blend economic growth, environmental stewardship, and social equity. ABOUT CREDAI-MCHI CREDAI-MCHI is the apex body of real estate developers in the Mumbai Metropolitan Region. (MMR). With an impressive membership of over 2200+ leading developers in MMR, CREDAI-MCHI has extended its reach throughout the region, establishing units in various locations such as Thane, Kalyan-Dombivli, Mira-Virar, Raigad, Navi Mumbai, Palghar-Boisar, Bhiwandi, Uran-Dronagiri, Shahapur-Murbad, and most recently in Alibaug, Karjat-Khalapur-Khopoli, and Pen. Being the only Government-recognised body for private sector developers in MMR, CREDAI-MCHI is dedicated to promoting the industry’s organisation and progress. The association is committed to driving policy reform, housing innovation, and sustainable development in partnership with the government and urban stakeholders. As a part of CREDAI National, an apex body of 13000 developers across the nation, CREDAI-MCHI has emerged as a preferred platform for regional discussions on housing and habitat by establishing close and strong ties with the government. It is committed to breaking barriers to create a strong, organised, and progressive real estate sector in the MMR.The vision of CREDAI-MCHI is to empower the Real Estate fraternity of the Mumbai Metropolitan Region as it preserves, protects, and advances the right to housing for all. To continue being a trusted ally, guiding their members, supporting the Government on policy advocacy, and assisting those they serve through the ever-evolving real estate fraternity. ABOUT CREDAI-MCHI CREDAI-MCHI is the apex body of real estate developers in the Mumbai Metropolitan Region. (MMR). With an impressive membership of over 2200+ leading developers in MMR, CREDAI-MCHI has extended its reach throughout the region, establishing units in various locations such as Thane, Kalyan-Dombivli, Mira-Virar, Raigad, Navi Mumbai, Palghar-Boisar, Bhiwandi, Uran-Dronagiri, Shahapur-Murbad, and most recently in Alibaug, Karjat-Khalapur-Khopoli, and Pen. Being the only Government-recognised body for private sector developers in MMR, CREDAI-MCHI is dedicated to promoting the industry’s organisation and progress. The association is committed to driving policy reform, housing innovation, and sustainable development in partnership with the government and urban stakeholders. As a part of CREDAI National, an apex body of 13000 developers across the nation, CREDAI-MCHI has emerged as a preferred platform for regional discussions on housing and habitat by establishing close and strong ties with the government. It is committed to breaking barriers to create a strong, organised, and progressive real estate sector in the MMR.The vision of CREDAI-MCHI is to empower the Real Estate fraternity of the Mumbai Metropolitan Region as it preserves, protects, and advances the right to housing for all. To continue being a trusted ally, guiding their members, supporting the Government on policy advocacy, and assisting those they serve through the ever-evolving real estate fraternity. ABOUT CREDAI-MCHI CREDAI-MCHI is the apex body of real estate developers in the Mumbai Metropolitan Region. (MMR). With an impressive membership of over 2200+ leading developers in MMR, CREDAI-MCHI has extended its reach throughout the region, establishing units in various locations such as Thane, Kalyan-Dombivli, Mira-Virar, Raigad, Navi Mumbai, Palghar-Boisar, Bhiwandi, Uran-Dronagiri, Shahapur-Murbad, and most recently in Alibaug, Karjat-Khalapur-Khopoli, and Pen. Being the only Government-recognised body for private sector developers in MMR, CREDAI-MCHI is dedicated to promoting the industry’s organisation and progress. The association is committed to driving policy reform, housing innovation, and sustainable development in partnership with the government and urban stakeholders. As a part of CREDAI National, an apex body of 13000 developers across the nation, CREDAI-MCHI has emerged as a preferred platform for regional discussions on housing and habitat by establishing close and strong ties with the government. It is committed to breaking barriers to create a strong, organised, and progressive real estate sector in the MMR.The vision of CREDAI-MCHI is to empower the Real Estate fraternity of the Mumbai Metropolitan Region as it preserves, protects, and advances the right to housing for all. To continue being a trusted ally, guiding their members, supporting the Government on policy advocacy, and assisting those they serve through the ever-evolving real estate fraternity. ABOUT CREDAI-MCHI CREDAI-MCHI is the apex body of real estate developers in the Mumbai Metropolitan Region. (MMR). With an impressive membership of over 2200+ leading developers in MMR, CREDAI-MCHI has extended its reach throughout the region, establishing units in various locations such as Thane, Kalyan-Dombivli, Mira-Virar, Raigad, Navi Mumbai, Palghar-Boisar, Bhiwandi, Uran-Dronagiri, Shahapur-Murbad, and most recently in Alibaug, Karjat-Khalapur-Khopoli, and Pen. Being the only Government-recognised body for private sector developers in MMR, CREDAI-MCHI is dedicated to promoting the industry’s organisation and progress. The association is committed to driving policy reform, housing innovation, and sustainable development in partnership with the government and urban stakeholders. As a part of CREDAI National, an apex body of 13000 developers across the nation, CREDAI-MCHI has emerged as a preferred platform for regional discussions on housing and habitat by establishing close and strong ties with the government. It is committed to breaking barriers to create a strong, organised, and progressive real estate sector in the MMR.The vision of CREDAI-MCHI is to empower the Real Estate fraternity of the Mumbai Metropolitan Region as it preserves, protects, and advances the right to housing for all. To continue being a trusted ally, guiding their members, supporting the Government on policy advocacy, and assisting those they serve through the ever-evolving real estate fraternity. ABOUT CREDAI-MCHI CREDAI-MCHI is the apex body of real estate developers in the Mumbai Metropolitan Region. (MMR). With an impressive membership of over 2200+ leading developers in MMR, CREDAI-MCHI has extended its reach throughout the region, establishing units in various locations such as Thane, Kalyan-Dombivli, Mira-Virar, Raigad, Navi Mumbai, Palghar-Boisar, Bhiwandi, Uran-Dronagiri, Shahapur-Murbad, and most recently in Alibaug, Karjat-Khalapur-Khopoli, and Pen. Being the only Government-recognised body for private sector developers in MMR, CREDAI-MCHI is dedicated to promoting the industry’s organisation and progress. The association is committed to driving policy reform, housing innovation, and sustainable development in partnership with the government and urban stakeholders. As a part of CREDAI National, an apex body of 13000 developers across the nation, CREDAI-MCHI has emerged as a preferred platform for regional discussions on housing and habitat by establishing close and strong ties with the government. It is committed to breaking barriers to create a strong, organised, and progressive real estate sector in the MMR.The vision of CREDAI-MCHI is to empower the Real Estate fraternity of the Mumbai Metropolitan Region as it preserves, protects, and advances the right to housing for all. To continue being a trusted ally, guiding their members, supporting the Government on policy advocacy, and assisting those they serve through the ever-evolving real estate fraternity. ABOUT CREDAI-MCHI CREDAI-MCHI is the apex body of real estate developers in the Mumbai Metropolitan Region. (MMR). With an impressive membership of over 2200+ leading developers in MMR, CREDAI-MCHI has extended its reach throughout the region, establishing units in various locations such as Thane, Kalyan-Dombivli, Mira-Virar, Raigad, Navi Mumbai, Palghar-Boisar, Bhiwandi, Uran-Dronagiri, Shahapur-Murbad, and most recently in Alibaug, Karjat-Khalapur-Khopoli, and Pen. Being the only Government-recognised body for private sector developers in MMR, CREDAI-MCHI is dedicated to promoting the industry’s organisation and progress. The association is committed to driving policy reform, housing innovation, and sustainable development in partnership with the government and urban stakeholders. As a part of CREDAI National, an apex body of 13000 developers across the nation, CREDAI-MCHI has emerged as a preferred platform for regional discussions on housing and habitat by establishing close and strong ties with the government. It is committed to breaking barriers to create a strong, organised, and progressive real estate sector in the MMR.The vision of CREDAI-MCHI is to empower the Real Estate fraternity of the Mumbai Metropolitan Region as it preserves, protects, and advances the right to housing for all. To continue being a trusted ally, guiding their members, supporting the Government on policy advocacy, and assisting those they serve through the ever-evolving real estate fraternity. ABOUT CREDAI-MCHI CREDAI-MCHI is the apex body of real estate developers in the Mumbai Metropolitan Region. (MMR). With an impressive membership of over 2200+ leading developers in MMR, CREDAI-MCHI has extended its reach throughout the region, establishing units in various locations such as Thane, Kalyan-Dombivli, Mira-Virar, Raigad, Navi Mumbai, Palghar-Boisar, Bhiwandi, Uran-Dronagiri, Shahapur-Murbad, and most recently in Alibaug, Karjat-Khalapur-Khopoli, and Pen. Being the only Government-recognised body for private sector developers in MMR, CREDAI-MCHI is dedicated to promoting the industry’s organisation and progress. The association is committed to driving policy reform, housing innovation, and sustainable development in partnership with the government and urban stakeholders. As a part of CREDAI National, an apex body of 13000 developers across the nation, CREDAI-MCHI has emerged as a preferred platform for regional discussions on housing and habitat by establishing close and strong ties with the government. It is committed to breaking barriers to create a strong, organised, and progressive real estate sector in the MMR.The vision of CREDAI-MCHI is to empower the Real Estate fraternity of the Mumbai Metropolitan Region as it preserves, protects, and advances the right to housing for all. To continue being a trusted ally, guiding their members, supporting the Government on policy advocacy, and assisting those they serve through the ever-evolving real estate fraternity. CREDAI-MCHI is the apex body of real estate developers in the Mumbai Metropolitan Region. (MMR). With an impressive membership of over 2200+ leading developers in MMR, CREDAI-MCHI has extended its reach throughout the region, establishing units in various locations such as Thane, Kalyan-Dombivli, Mira-Virar, Raigad, Navi Mumbai, Palghar-Boisar, Bhiwandi, Uran-Dronagiri, Shahapur-Murbad, and most recently in Alibaug, Karjat-Khalapur-Khopoli, and Pen. Being the only Government-recognised body for private sector developers in MMR, CREDAI-MCHI is dedicated to promoting the industry’s organisation and progress. The association is committed to driving policy reform, housing innovation, and sustainable development in partnership with the government and urban stakeholders. As a part of CREDAI National, an apex body of 13000 developers across the nation, CREDAI-MCHI has emerged as a preferred platform for regional discussions on housing and habitat by establishing close and strong ties with the government. It is committed to breaking barriers to create a strong, organised, and progressive real estate sector in the MMR.The vision of CREDAI-MCHI is to empower the Real Estate fraternity of the Mumbai Metropolitan Region as it preserves, protects, and advances the right to housing for all. To continue being a trusted ally, guiding their members, supporting the Government on policy advocacy, and assisting those they serve through the ever-evolving real estate fraternity. CREDAI-MCHI is the apex body of real estate developers in the Mumbai Metropolitan Region. (MMR). With an impressive membership of over 2200+ leading developers in MMR, CREDAI-MCHI has extended its reach throughout the region, establishing units in various locations such as Thane, Kalyan-Dombivli, Mira-Virar, Raigad, Navi Mumbai, Palghar-Boisar, Bhiwandi, Uran-Dronagiri, Shahapur-Murbad, and most recently in Alibaug, Karjat-Khalapur-Khopoli, and Pen. Being the only Government-recognised body for private sector developers in MMR, CREDAI-MCHI is dedicated to promoting the industry’s organisation and progress. The association is committed to driving policy reform, housing innovation, and sustainable development in partnership with the government and urban stakeholders. As a part of CREDAI National, an apex body of 13000 developers across the nation, CREDAI-MCHI has emerged as a preferred platform for regional discussions on housing and habitat by establishing close and strong ties with the government. It is committed to breaking barriers to create a strong, organised, and progressive real estate sector in the MMR.The vision of CREDAI-MCHI is to empower the Real Estate fraternity of the Mumbai Metropolitan Region as it preserves, protects, and advances the right to housing for all. To continue being a trusted ally, guiding their members, supporting the Government on policy advocacy, and assisting those they serve through the ever-evolving real estate fraternity. CREDAI-MCHI is the apex body of real estate developers in the Mumbai Metropolitan Region. (MMR). With an impressive membership of over 2200+ leading developers in MMR, CREDAI-MCHI has extended its reach throughout the region, establishing units in various locations such as Thane, Kalyan-Dombivli, Mira-Virar, Raigad, Navi Mumbai, Palghar-Boisar, Bhiwandi, Uran-Dronagiri, Shahapur-Murbad, and most recently in Alibaug, Karjat-Khalapur-Khopoli, and Pen. Being the only Government-recognised body for private sector developers in MMR, CREDAI-MCHI is dedicated to promoting the industry’s organisation and progress. The association is committed to driving policy reform, housing innovation, and sustainable development in partnership with the government and urban stakeholders. As a part of CREDAI National, an apex body of 13000 developers across the nation, CREDAI-MCHI has emerged as a preferred platform for regional discussions on housing and habitat by establishing close and strong ties with the government. It is committed to breaking barriers to create a strong, organised, and progressive real estate sector in the MMR.The vision of CREDAI-MCHI is to empower the Real Estate fraternity of the Mumbai Metropolitan Region as it preserves, protects, and advances the right to housing for all. To continue being a trusted ally, guiding their members, supporting the Government on policy advocacy, and assisting those they serve through the ever-evolving real estate fraternity. CREDAI-MCHI is the apex body of real estate developers in the Mumbai Metropolitan Region. (MMR). With an impressive membership of over 2200+ leading developers in MMR, CREDAI-MCHI has extended its reach throughout the region, establishing units in various locations such as Thane, Kalyan-Dombivli, Mira-Virar, Raigad, Navi Mumbai, Palghar-Boisar, Bhiwandi, Uran-Dronagiri, Shahapur-Murbad, and most recently in Alibaug, Karjat-Khalapur-Khopoli, and Pen. Being the only Government-recognised body for private sector developers in MMR, CREDAI-MCHI is dedicated to promoting the industry’s organisation and progress. The association is committed to driving policy reform, housing innovation, and sustainable development in partnership with the government and urban stakeholders. As a part of CREDAI National, an apex body of 13000 developers across the nation, CREDAI-MCHI has emerged as a preferred platform for regional discussions on housing and habitat by establishing close and strong ties with the government. It is committed to breaking barriers to create a strong, organised, and progressive real estate sector in the MMR.The vision of CREDAI-MCHI is to empower the Real Estate fraternity of the Mumbai Metropolitan Region as it preserves, protects, and advances the right to housing for all. To continue being a trusted ally, guiding their members, supporting the Government on policy advocacy, and assisting those they serve through the ever-evolving real estate fraternity. CREDAI-MCHI is the apex body of real estate developers in the Mumbai Metropolitan Region. (MMR). With an impressive membership of over 2200+ leading developers in MMR, CREDAI-MCHI has extended its reach throughout the region, establishing units in various locations such as Thane, Kalyan-Dombivli, Mira-Virar, Raigad, Navi Mumbai, Palghar-Boisar, Bhiwandi, Uran-Dronagiri, Shahapur-Murbad, and most recently in Alibaug, Karjat-Khalapur-Khopoli, and Pen. Being the only Government-recognised body for private sector developers in MMR, CREDAI-MCHI is dedicated to promoting the industry’s organisation and progress. The association is committed to driving policy reform, housing innovation, and sustainable development in partnership with the government and urban stakeholders. As a part of CREDAI National, an apex body of 13000 developers across the nation, CREDAI-MCHI has emerged as a preferred platform for regional discussions on housing and habitat by establishing close and strong ties with the government. It is committed to breaking barriers to create a strong, organised, and progressive real estate sector in the MMR.The vision of CREDAI-MCHI is to empower the Real Estate fraternity of the Mumbai Metropolitan Region as it preserves, protects, and advances the right to housing for all. To continue being a trusted ally, guiding their members, supporting the Government on policy advocacy, and assisting those they serve through the ever-evolving real estate fraternity. CREDAI-MCHI is the apex body of real estate developers in the Mumbai Metropolitan Region. (MMR). With an impressive membership of over 2200+ leading developers in MMR, CREDAI-MCHI has extended its reach throughout the region, establishing units in various locations such as Thane, Kalyan-Dombivli, Mira-Virar, Raigad, Navi Mumbai, Palghar-Boisar, Bhiwandi, Uran-Dronagiri, Shahapur-Murbad, and most recently in Alibaug, Karjat-Khalapur-Khopoli, and Pen. Being the only Government-recognised body for private sector developers in MMR, CREDAI-MCHI is dedicated to promoting the industry’s organisation and progress. The association is committed to driving policy reform, housing innovation, and sustainable development in partnership with the government and urban stakeholders. As a part of CREDAI National, an apex body of 13000 developers across the nation, CREDAI-MCHI has emerged as a preferred platform for regional discussions on housing and habitat by establishing close and strong ties with the government. It is committed to breaking barriers to create a strong, organised, and progressive real estate sector in the MMR.The vision of CREDAI-MCHI is to empower the Real Estate fraternity of the Mumbai Metropolitan Region as it preserves, protects, and advances the right to housing for all. To continue being a trusted ally, guiding their members, supporting the Government on policy advocacy, and assisting those they serve through the ever-evolving real estate fraternity. As a part of CREDAI National, an apex body of 13000 developers across the nation, CREDAI-MCHI has emerged as a preferred platform for regional discussions on housing and habitat by establishing close and strong ties with the government. It is committed to breaking barriers to create a strong, organised, and progressive real estate sector in the MMR.The vision of CREDAI-MCHI is to empower the Real Estate fraternity of the Mumbai Metropolitan Region as it preserves, protects, and advances the right to housing for all. To continue being a trusted ally, guiding their members, supporting the Government on policy advocacy, and assisting those they serve through the ever-evolving real estate fraternity. As a part of CREDAI National, an apex body of 13000 developers across the nation, CREDAI-MCHI has emerged as a preferred platform for regional discussions on housing and habitat by establishing close and strong ties with the government. It is committed to breaking barriers to create a strong, organised, and progressive real estate sector in the MMR.The vision of CREDAI-MCHI is to empower the Real Estate fraternity of the Mumbai Metropolitan Region as it preserves, protects, and advances the right to housing for all. To continue being a trusted ally, guiding their members, supporting the Government on policy advocacy, and assisting those they serve through the ever-evolving real estate fraternity. As a part of CREDAI National, an apex body of 13000 developers across the nation, CREDAI-MCHI has emerged as a preferred platform for regional discussions on housing and habitat by establishing close and strong ties with the government. It is committed to breaking barriers to create a strong, organised, and progressive real estate sector in the MMR.The vision of CREDAI-MCHI is to empower the Real Estate fraternity of the Mumbai Metropolitan Region as it preserves, protects, and advances the right to housing for all. To continue being a trusted ally, guiding their members, supporting the Government on policy advocacy, and assisting those they serve through the ever-evolving real estate fraternity. As a part of CREDAI National, an apex body of 13000 developers across the nation, CREDAI-MCHI has emerged as a preferred platform for regional discussions on housing and habitat by establishing close and strong ties with the government. It is committed to breaking barriers to create a strong, organised, and progressive real estate sector in the MMR.The vision of CREDAI-MCHI is to empower the Real Estate fraternity of the Mumbai Metropolitan Region as it preserves, protects, and advances the right to housing for all. To continue being a trusted ally, guiding their members, supporting the Government on policy advocacy, and assisting those they serve through the ever-evolving real estate fraternity. As a part of CREDAI National, an apex body of 13000 developers across the nation, CREDAI-MCHI has emerged as a preferred platform for regional discussions on housing and habitat by establishing close and strong ties with the government. It is committed to breaking barriers to create a strong, organised, and progressive real estate sector in the MMR.The vision of CREDAI-MCHI is to empower the Real Estate fraternity of the Mumbai Metropolitan Region as it preserves, protects, and advances the right to housing for all. To continue being a trusted ally, guiding their members, supporting the Government on policy advocacy, and assisting those they serve through the ever-evolving real estate fraternity. As a part of CREDAI National, an apex body of 13000 developers across the nation, CREDAI-MCHI has emerged as a preferred platform for regional discussions on housing and habitat by establishing close and strong ties with the government. It is committed to breaking barriers to create a strong, organised, and progressive real estate sector in the MMR.The vision of CREDAI-MCHI is to empower the Real Estate fraternity of the Mumbai Metropolitan Region as it preserves, protects, and advances the right to housing for all. To continue being a trusted ally, guiding their members, supporting the Government on policy advocacy, and assisting those they serve through the ever-evolving real estate fraternity. Sangri Today Apr 28, 2022 0 Sangri Today Apr 28, 2022 0 Sangri Today Apr 28, 2022 0 Sangri Today May 7, 2022 0 Sangri Today May 4, 2022 0 Sangri Today May 3, 2022 0 PNN Aug 5, 2025 0 PNN Oct 26, 2024 0 PNN Aug 13, 2024 0 PNN Jan 27, 2023 0 PNN Apr 20, 2024 0 Sangri Today May 3, 2024 0 Sangri Today Apr 23, 2024 0 Sangri Today Apr 20, 2024 0 Sangri Today Apr 17, 2024 0 Mamta Choudhary Apr 16, 2024 0 PNN Apr 11, 2024 0 Sangri Today May 26, 2023 1 Sangri Today Jun 4, 2022 0 NewsVoir Mar 2, 2023 1 Join our subscribers list to get the latest news, updates and special offers directly in your inbox</w:t>
       </w:r>
     </w:p>
     <w:p>
@@ -2045,7 +2045,7 @@
       </w:pPr>
       <w:r>
         <w:rPr/>
-        <w:t>Title: Nagpur Unveils Rs 25,567-Crore Urban Mobility Plan With Bus Hubs, Two Mass Transit Corridors, Road Links To Metro Stations</w:t>
+        <w:t>Title: Maharashtra's Development Under CM Fadnavis's Vision Highlighted</w:t>
       </w:r>
     </w:p>
     <w:p>
@@ -2057,16 +2057,16 @@
         <w:t xml:space="preserve">URL: </w:t>
       </w:r>
       <w:r>
-        <w:t xml:space="preserve"> https://swarajyamag.com/news-brief/nagpur-unveils-rs-25567-crore-urban-mobility-plan-with-bus-hubs-two-mass-transit-corridors-road-links-to-metro-stations</w:t>
-      </w:r>
-    </w:p>
-    <w:p>
-      <w:pPr>
-        <w:pStyle w:val="Normal"/>
-      </w:pPr>
-      <w:r>
-        <w:rPr/>
-        <w:t>Content: News Brief Arjun Brij Jul 28, 2025, 12:56 PM | Updated 12:55 PM IST Save &amp; read from anywhere! Bookmark stories for easy access on any device or the Swarajya app. Nagpur is set for a major transport revamp as the Maharashtra Metro Rail Corporation Limited (Maha Metro) has prepared a Comprehensive Mobility Plan (CMP) worth Rs 25,567 crore to ease growing congestion and expand public transport across the city. At a meeting chaired by Chief Minister Devendra Fadnavis, the CMP was discussed with inputs from Union Minister Nitin Gadkari, Minister Chandrashekhar Bawankule, senior bureaucrats, and public representatives. Post-Covid urban expansion has placed immense pressure on Nagpur’s road network, with hundreds of vehicles being registered every day, Gadkari noted during the meeting. He urged authorities to act swiftly under the new plan to prevent public transport from being overwhelmed. Bawankule suggested that the CMP also cover new road links from metro stations to settlements and provide robust connectivity to industrial hubs in Koradi, Kamthi, Kanhan, and Khaparkheda, where energy plants and mines are located. To improve accessibility, the plan proposes developing bus station hubs at Parsodi, Khairi, Wadi, Kapasi, and Kamthi, alongside strengthening services in non-metro areas. Upgradation of Morbhavan and Ganeshpeth bus stations has also been prioritised. Under CMP Phase 1, two High Capacity Mass Rapid Transit System (MRTS) corridors are planned: the 11.5 km Sitabuldi–Koradi line and the 25 km Mankapur Chowk–Rachana Junction corridor on the Inner Ring Road, with a combined estimated cost of Rs 8,625 crore. Of these, the Sitabuldi–Koradi line has been given top priority for early development. Originally drafted by the Nagpur Improvement Trust in 2013, the plan was revised by Maha Metro in 2018 and has now been updated again to meet the wider needs of the future. Officials said the CMP aligns with MoHUA guidelines, ensuring an integrated, inclusive, and sustainable transport system for the Nagpur Metropolitan Region. Also Read: Uttar Pradesh Sets Plot Rates To Accelerate Defence Corridor And Industrial Cluster Development Arjun Brij is an Editorial Associate at Swarajya. He tweets at @arjun_brij Join our WhatsApp channel - no spam, only sharp analysis Comments ↓ About Swarajya Shaping the modern Indian's worldview, speaking on behalf of those invested in the cultural and economic prosperity of India. Published since 1956. Swarajya is a publication by Kovai Media Private Limited. Useful Links Useful Links Participate Stay Connected</w:t>
+        <w:t xml:space="preserve"> https://www.editorji.com/india-news/maharashtras-growth-under-cm-fadnaviss-leadership-1755233012401</w:t>
+      </w:r>
+    </w:p>
+    <w:p>
+      <w:pPr>
+        <w:pStyle w:val="Normal"/>
+      </w:pPr>
+      <w:r>
+        <w:rPr/>
+        <w:t>Content: Maharashtra leads India's growth. Atmanirbhar Bharat emphasized. Gadchiroli to become a steel hub. Son of Ex-Taiwan Legislator Jailed for Illegal Fuel Transfer to North Korea Hurricanes, Immigration, and Safety Concerns in Florida Trump Sanctions India, CPEC Phase II, Pakistan Violence, India UN Criticism, Bangladesh Elections 17th IDSFFK: Palestinian Documentary Anthology Debuts Violence Against Religious Minorities Surges in Pakistan: HRCP Report AITA Discord Unfolds: Conflicting Team Manager Picks Spark Debate Keshav Maharaj Tops ICC ODI Rankings; Kuldeep Yadav Slips to Third Impact of Online Gaming Bill 2025 on India's Gaming Industry CM Fadnavis highlighted Maharashtra's pivotal role in India, focusing on infrastructure, AI, and Atmanirbhar Bharat during his Independence Day speech. Editorji News Desk Mumbai, Aug 15: Maharashtra Chief Minister Devendra Fadnavis on Friday highlighted the state's pivotal role in India's growth trajectory, emphasizing its proactive steps towards progress. During his speech at Mantralaya, the state's central administrative headquarters, following the flag-hoisting ceremony on the 79th Independence Day, Fadnavis paid homage to freedom fighters, martyrs of India's independence struggle, and soldiers safeguarding the nation's borders. He remarked on the security forces' formidable demonstration of strength during Operation Sindoor, which saw the strategic targeting of terrorist and military sites in Pakistan, projecting a robust image of a 'New India' to the globe. Under Prime Minister Narendra Modi's leadership, Fadnavis noted, India has catapulted from the 11th largest economy globally to the fourth. He affirmed that India's development trajectory is unstoppable and mentioned the nation's strides in the space sector. He underscored the significance of the 'Atmanirbhar Bharat' initiative, calling for collective efforts to ensure its success. Indigenously produced goods, he pointed out, play a critical role in this vision. Maharashtra alone accounts for 40% of the Foreign Direct Investment (FDI) coming into India. The Chief Minister proudly stated that Maharashtra leads in manufacturing, exports, and start-up sectors. Initiatives in education and human resource development are being robustly pursued. For the past five years, Maharashtra has provided free electricity to farmers and is making notable progress in solar and green energy. Fadnavis highlighted advances in artificial intelligence applications in agriculture and the government's commitment to making Gadchiroli district free from Naxal influence. He envisioned Gadchiroli emerging as the country's steel hub within the next decade. He emphasized infrastructure enhancements as a government priority, focusing on the development of new airports, ports, and the upgrade of existing facilities. Maharashtra, he asserted, is a cornerstone in India's development narrative. Earlier, Fadnavis celebrated by hoisting the national flag at 'Varsha', his official residence, and performed a similar ceremony at the Bombay High Court in south Mumbai. Mumbai, Aug 15: Maharashtra Chief Minister Devendra Fadnavis on Friday highlighted the state's pivotal role in India's growth trajectory, emphasizing its proactive steps towards progress. During his speech at Mantralaya, the state's central administrative headquarters, following the flag-hoisting ceremony on the 79th Independence Day, Fadnavis paid homage to freedom fighters, martyrs of India's independence struggle, and soldiers safeguarding the nation's borders. He remarked on the security forces' formidable demonstration of strength during Operation Sindoor, which saw the strategic targeting of terrorist and military sites in Pakistan, projecting a robust image of a 'New India' to the globe. Under Prime Minister Narendra Modi's leadership, Fadnavis noted, India has catapulted from the 11th largest economy globally to the fourth. He affirmed that India's development trajectory is unstoppable and mentioned the nation's strides in the space sector. He underscored the significance of the 'Atmanirbhar Bharat' initiative, calling for collective efforts to ensure its success. Indigenously produced goods, he pointed out, play a critical role in this vision. Maharashtra alone accounts for 40% of the Foreign Direct Investment (FDI) coming into India. The Chief Minister proudly stated that Maharashtra leads in manufacturing, exports, and start-up sectors. Initiatives in education and human resource development are being robustly pursued. For the past five years, Maharashtra has provided free electricity to farmers and is making notable progress in solar and green energy. Fadnavis highlighted advances in artificial intelligence applications in agriculture and the government's commitment to making Gadchiroli district free from Naxal influence. He envisioned Gadchiroli emerging as the country's steel hub within the next decade. He emphasized infrastructure enhancements as a government priority, focusing on the development of new airports, ports, and the upgrade of existing facilities. Maharashtra, he asserted, is a cornerstone in India's development narrative. Earlier, Fadnavis celebrated by hoisting the national flag at 'Varsha', his official residence, and performed a similar ceremony at the Bombay High Court in south Mumbai. ADVERTISEMENT Maharashtra's Development Under CM Fadnavis's Vision Highlighted Amit Shah moves bills in Lok Sabha for removal of PM, CMs, ministers arrested on criminal charges Punjab transport minister addresses union demands in key meeting Chhattisgarh cabinet expanded; 3 first-term MLAs take oath, strength rises to 14 Minister reviews nutrition schemes, Anganwadis and Poshan Abhiyaan NDA candidate Radhakrishan files nomination papers for vice presidential election ADVERTISEMENT Punjab plans separate authority for industrial focal points Chhattisgarh CM Sai reviews implementation of government schemes, issues strict directives to collectors Chhattisgarh govt approves 90-acre land allotment at concessional rate to boost IT sector MP CM Mohan Yadav vows strict action on crimes against women, drugs and love jihad MP CM Mohan Yadav calls for dairy branding, infrastructure and veterinary training MP cabinet clears key projects: EMC cluster, Ayurvedic colleges, endocrinology dept, and new leave rules Uttarakhand CM Dhami orders magisterial inquiry into panchayat poll violence, two cops to be transferred Amendments to Uttarakhand anti-conversion law tabled in assembly Delhi CM Rekha Gupta attacked during 'Jan Sunwai', accused detained PM to visit Gayaji to launch projects, address rally on Aug 22 ahead of Bihar assembly polls Editorji is a popular short video news and information platform based in India. It was founded in 2018 by Vikram Chandra, one of India’s leading journalists, and has risen to prominence in the digital news space in a relatively short span of time. The platform is primarily designed for mobile devices, with applications available for Android and iOS. +91 11 4035 6666 / info@editorji.com 3rd floor, Plot B, Khasara no 360, Sultanpur, New Delhi, Delhi 110030 Send Feedback Contact Us</w:t>
       </w:r>
     </w:p>
     <w:p>
@@ -2084,7 +2084,7 @@
       </w:pPr>
       <w:r>
         <w:rPr/>
-        <w:t>Title: Maharashtra CM to launch one crore tree plantation campaign in Gadchiroli district</w:t>
+        <w:t>Title: Mumbai Coastal Road To Be Open 24 Hours From I-Day: Maha CM</w:t>
       </w:r>
     </w:p>
     <w:p>
@@ -2096,16 +2096,16 @@
         <w:t xml:space="preserve">URL: </w:t>
       </w:r>
       <w:r>
-        <w:t xml:space="preserve"> https://www.newsonair.gov.in/maharashtra-cm-to-launch-one-crore-tree-plantation-campaign-in-gadchiroli-district/</w:t>
-      </w:r>
-    </w:p>
-    <w:p>
-      <w:pPr>
-        <w:pStyle w:val="Normal"/>
-      </w:pPr>
-      <w:r>
-        <w:rPr/>
-        <w:t>Content: Download Mobile App Site Admin | July 22, 2025 12:22 PM Maharashtra Chief Minister Devendra Fadnavis will launch a one crore tree plantation campaign in the Gadchiroli district today. The drive is being taken in Naxal-affected Gadchiroli district under the Statewide campaign “Green Maharashtra, Prosperous Maharashtra”. The main programme will be held at the Agriculture College, Gadchiroli. In the first phase, 40 lakh saplings will be planted in the Gadchiroli district in the first phase of the “Green Maharashtra” campaign, which aims to plant one crore trees in the district. Mr. Fadnavis will also lay the foundation stone of development works, including a 100-bed Hospital, a CBSE school, a Steel plant and a smart township in the Konsari village. 6 hours ago 2 hours ago 8 hours ago 8 hours ago 8 hours ago Privacy Policy | Copyright © 2025 News On Air. All rights reserved Last Updated: 20th Aug 2025 | Visitors: 1480625</w:t>
+        <w:t xml:space="preserve"> https://zeenews.india.com/mobility/mumbai-coastal-road-to-be-open-24-hours-from-i-day-maha-cm-2946068.html</w:t>
+      </w:r>
+    </w:p>
+    <w:p>
+      <w:pPr>
+        <w:pStyle w:val="Normal"/>
+      </w:pPr>
+      <w:r>
+        <w:rPr/>
+        <w:t>Content: Chief Minister Devendra Fadnavis on Thursday announced that the Mumbai Coastal Road will be opened for vehicular traffic for 24 hours from August 15. Trending Photos Mumbai: Chief Minister Devendra Fadnavis on Thursday announced that the Mumbai Coastal Road will be opened for vehicular traffic for 24 hours from August 15. He said the dream of 'Mumbai within 59 minutes' will be fulfilled soon. The metro network is expanding rapidly, and at least 50 kilometres of metro lines are being completed every year. Also, the road network is being built well, and two important link bridges have been inaugurated to relieve Mumbaikars from traffic congestion. This will save time in travelling between the eastern and western suburbs. He was speaking on the occasion of the launch of a slew of development projects being carried out by the Mumbai Metropolitan Region Development Authority and the Brihanmumbai Municipal Corporation. Saying that the coastal road in Mumbai will be open for 24 hours from August 15, CM Fadnavis said that drivers should follow the traffic rules on the coastal road as it is under CCTV surveillance. “This road will be revolutionary from the point of view of traffic. It includes a walking track and a cycle track that are attractive for pedestrians,” he added. The Chief Minister said that parallel routes are being built to reduce traffic congestion on the Western Express Highway. “Tunnels, link bridges and flyovers connecting various parts of Mumbai will be useful for easing traffic. The aim is to complete the ongoing development projects in Mumbai by 2028-29. While developing Mumbai, we insist that it should be environment-friendly. Sustainable development cannot be achieved by ignoring the environment. Therefore, the environment is being considered first while implementing development projects. Better and more modern technology than foreign technologies is being used for newly constructed projects,” he added. According to CM Fadnavis, soon, the air-conditioned coaches with automatic doors like the metro will be available in suburban railways as well. He asserted that Metro projects are not only for improving traffic, but are also an effective way to generate employment. Providing good accommodation and facilities to employees increases their efficiency. He also expressed confidence that the pace of Mumbai's progress will be further increased without compromising on development. Deputy Chief Minister Shinde said that the ongoing projects in the city are bringing positive changes in the lifestyle of the citizens. The metro network has expanded to more than 450 km, which will make travel between the eastern and western suburbs easier. Traffic congestion will be reduced, fuel will be saved, and time will be saved. Metro and other projects are being implemented at a rapid pace to improve the quality of the public transport system. He also said that some projects have been completed ahead of schedule. Deputy Chief Minister Pawar said that the pace of Mumbai's progress is essential for the development of the country. Since Mumbai is the financial capital, development works are being carried out for its all-round development. The government is committed to public safety and quality infrastructure. He was speaking on the occasion of the launch of a slew of development projects being carried out by the Mumbai Metropolitan Region Development Authority and the Brihanmumbai Municipal Corporation. Saying that the coastal road in Mumbai will be open for 24 hours from August 15, CM Fadnavis said that drivers should follow the traffic rules on the coastal road as it is under CCTV surveillance. “This road will be revolutionary from the point of view of traffic. It includes a walking track and a cycle track that are attractive for pedestrians,” he added. The Chief Minister said that parallel routes are being built to reduce traffic congestion on the Western Express Highway. “Tunnels, link bridges and flyovers connecting various parts of Mumbai will be useful for easing traffic. The aim is to complete the ongoing development projects in Mumbai by 2028-29. While developing Mumbai, we insist that it should be environment-friendly. Sustainable development cannot be achieved by ignoring the environment. Therefore, the environment is being considered first while implementing development projects. Better and more modern technology than foreign technologies is being used for newly constructed projects,” he added. According to CM Fadnavis, soon, the air-conditioned coaches with automatic doors like the metro will be available in suburban railways as well. He asserted that Metro projects are not only for improving traffic, but are also an effective way to generate employment. Providing good accommodation and facilities to employees increases their efficiency. He also expressed confidence that the pace of Mumbai's progress will be further increased without compromising on development. Deputy Chief Minister Shinde said that the ongoing projects in the city are bringing positive changes in the lifestyle of the citizens. The metro network has expanded to more than 450 km, which will make travel between the eastern and western suburbs easier. Traffic congestion will be reduced, fuel will be saved, and time will be saved. Metro and other projects are being implemented at a rapid pace to improve the quality of the public transport system. He also said that some projects have been completed ahead of schedule. Deputy Chief Minister Pawar said that the pace of Mumbai's progress is essential for the development of the country. Since Mumbai is the financial capital, development works are being carried out for its all-round development. The government is committed to public safety and quality infrastructure. “This road will be revolutionary from the point of view of traffic. It includes a walking track and a cycle track that are attractive for pedestrians,” he added. The Chief Minister said that parallel routes are being built to reduce traffic congestion on the Western Express Highway. “Tunnels, link bridges and flyovers connecting various parts of Mumbai will be useful for easing traffic. The aim is to complete the ongoing development projects in Mumbai by 2028-29. While developing Mumbai, we insist that it should be environment-friendly. Sustainable development cannot be achieved by ignoring the environment. Therefore, the environment is being considered first while implementing development projects. Better and more modern technology than foreign technologies is being used for newly constructed projects,” he added. According to CM Fadnavis, soon, the air-conditioned coaches with automatic doors like the metro will be available in suburban railways as well. He asserted that Metro projects are not only for improving traffic, but are also an effective way to generate employment. Providing good accommodation and facilities to employees increases their efficiency. He also expressed confidence that the pace of Mumbai's progress will be further increased without compromising on development. Deputy Chief Minister Shinde said that the ongoing projects in the city are bringing positive changes in the lifestyle of the citizens. The metro network has expanded to more than 450 km, which will make travel between the eastern and western suburbs easier. Traffic congestion will be reduced, fuel will be saved, and time will be saved. Metro and other projects are being implemented at a rapid pace to improve the quality of the public transport system. He also said that some projects have been completed ahead of schedule. Deputy Chief Minister Pawar said that the pace of Mumbai's progress is essential for the development of the country. Since Mumbai is the financial capital, development works are being carried out for its all-round development. The government is committed to public safety and quality infrastructure. “Tunnels, link bridges and flyovers connecting various parts of Mumbai will be useful for easing traffic. The aim is to complete the ongoing development projects in Mumbai by 2028-29. While developing Mumbai, we insist that it should be environment-friendly. Sustainable development cannot be achieved by ignoring the environment. Therefore, the environment is being considered first while implementing development projects. Better and more modern technology than foreign technologies is being used for newly constructed projects,” he added. According to CM Fadnavis, soon, the air-conditioned coaches with automatic doors like the metro will be available in suburban railways as well. He asserted that Metro projects are not only for improving traffic, but are also an effective way to generate employment. Providing good accommodation and facilities to employees increases their efficiency. He also expressed confidence that the pace of Mumbai's progress will be further increased without compromising on development. Deputy Chief Minister Shinde said that the ongoing projects in the city are bringing positive changes in the lifestyle of the citizens. The metro network has expanded to more than 450 km, which will make travel between the eastern and western suburbs easier. Traffic congestion will be reduced, fuel will be saved, and time will be saved. Metro and other projects are being implemented at a rapid pace to improve the quality of the public transport system. He also said that some projects have been completed ahead of schedule. Deputy Chief Minister Pawar said that the pace of Mumbai's progress is essential for the development of the country. Since Mumbai is the financial capital, development works are being carried out for its all-round development. The government is committed to public safety and quality infrastructure. According to CM Fadnavis, soon, the air-conditioned coaches with automatic doors like the metro will be available in suburban railways as well. He asserted that Metro projects are not only for improving traffic, but are also an effective way to generate employment. Providing good accommodation and facilities to employees increases their efficiency. He also expressed confidence that the pace of Mumbai's progress will be further increased without compromising on development. Deputy Chief Minister Shinde said that the ongoing projects in the city are bringing positive changes in the lifestyle of the citizens. The metro network has expanded to more than 450 km, which will make travel between the eastern and western suburbs easier. Traffic congestion will be reduced, fuel will be saved, and time will be saved. Metro and other projects are being implemented at a rapid pace to improve the quality of the public transport system. He also said that some projects have been completed ahead of schedule. Deputy Chief Minister Pawar said that the pace of Mumbai's progress is essential for the development of the country. Since Mumbai is the financial capital, development works are being carried out for its all-round development. The government is committed to public safety and quality infrastructure. He also expressed confidence that the pace of Mumbai's progress will be further increased without compromising on development. Deputy Chief Minister Shinde said that the ongoing projects in the city are bringing positive changes in the lifestyle of the citizens. The metro network has expanded to more than 450 km, which will make travel between the eastern and western suburbs easier. Traffic congestion will be reduced, fuel will be saved, and time will be saved. Metro and other projects are being implemented at a rapid pace to improve the quality of the public transport system. He also said that some projects have been completed ahead of schedule. Deputy Chief Minister Pawar said that the pace of Mumbai's progress is essential for the development of the country. Since Mumbai is the financial capital, development works are being carried out for its all-round development. The government is committed to public safety and quality infrastructure. Deputy Chief Minister Pawar said that the pace of Mumbai's progress is essential for the development of the country. Since Mumbai is the financial capital, development works are being carried out for its all-round development. The government is committed to public safety and quality infrastructure. Stay informed on all the latest news, real-time breaking news updates, and follow all the important headlines in india news andworld News on Zee News. Live Tv Thank you</w:t>
       </w:r>
     </w:p>
     <w:p>
@@ -2123,7 +2123,7 @@
       </w:pPr>
       <w:r>
         <w:rPr/>
-        <w:t>Title: Maharashtra Cabinet Reshuffle Buzz Grows As Fadnavis Meets BJP Top Brass In Delhi</w:t>
+        <w:t>Title: As chawl residents move into modern homes Fadnavis urges them to treat new possession as gold</w:t>
       </w:r>
     </w:p>
     <w:p>
@@ -2135,16 +2135,16 @@
         <w:t xml:space="preserve">URL: </w:t>
       </w:r>
       <w:r>
-        <w:t xml:space="preserve"> https://www.news18.com/politics/maharashtra-cabinet-reshuffle-buzz-grows-as-fadnavis-meets-bjp-top-brass-in-delhi-ws-kl-9465331.html</w:t>
-      </w:r>
-    </w:p>
-    <w:p>
-      <w:pPr>
-        <w:pStyle w:val="Normal"/>
-      </w:pPr>
-      <w:r>
-        <w:rPr/>
-        <w:t>Content: The political landscape in Maharashtra is abuzz with speculation about a significant cabinet reshuffle. The development comes after chief minister Devendra Fadnavis’s recent visit to Delhi and his back-to-back meetings with top BJP leadership. While the Chief Minister’s Office (CMO) maintains that the meetings focussed on developmental projects for the state, sources within the ruling Mahayuti alliance suggest that something more substantial is in the works. The timing of these meetings, particularly after a series of embarrassing controversies involving state ministers, has only intensified the speculation. Two recent viral videos have put the Fadnavis government on the defensive. One video shared by NCP(SP) MLA Rohit Pawar on social media platform X shows agriculture minister and NCP leader Manikarao Kokate playing an online card game on his phone during an assembly session. Another, meanwhile, depicts Shiv Sena leader and minister Sanjay Shirsat sitting casually in his bedroom with a bag allegedly full of cash lying next to him. Both videos sparked criticism from the Opposition during the recently concluded monsoon session of the Maharashtra Assembly. They have not only embarrassed the government but also raised questions about ministerial conduct. According to Mahayuti insiders, Fadnavis has requested both deputy chief ministers, Eknath Shinde of Shiv Sena and Ajit Pawar of NCP, to take a call on the future of their respective party ministers. If no action is taken soon, the BJP may consider a reshuffle, potentially involving changes in portfolios. Swipe Left For Next Video Sources further reveal that the BJP’s state leadership is eager to introduce younger and more experienced faces from Shiv Sena and NCP. The intention is to induct ministers who align better with the BJP’s disciplined and performance-oriented approach and who won’t tarnish the government’s image. The recent Delhi trip was Fadnavis’s first in nearly two months, during which detailed discussions were held with senior BJP leaders. Regardless of whether the cabinet reshuffle occurs immediately or after a delay, it is evident that pressure is building within the Mahayuti alliance to improve its image before the upcoming elections. Latest Blogs</w:t>
+        <w:t xml:space="preserve"> https://www.theweek.in/wire-updates/business/2025/08/14/bom13-mh-fadnavis-chawls-new-flats.html</w:t>
+      </w:r>
+    </w:p>
+    <w:p>
+      <w:pPr>
+        <w:pStyle w:val="Normal"/>
+      </w:pPr>
+      <w:r>
+        <w:rPr/>
+        <w:t>Content: Mumbai, Aug 14 (PTI) As over 550 families got possession of their new flats under the BDD chawl redevelopment project in Worli, Maharashtra Chief Minister Devendra Fadnavis on Thursday urged them not to sell their properties and preserve them as "gold" to be passed on to the next generation.Speaking at an event after handing over keys of new homes to 556 eligible residents, Fadnavis noted BDD (Bombay Development Directorate) chawls (buildings divided into small rooms) were not just low-cost housing units, but a witness to the history of Mumbai's social and economic transformation.Recalling the hurdles faced while undertaking the redevelopment project, which turned chawls, housing Marathi-speaking people working in Mumbai's mills and factories in single-room dwellings, into modern homes in high-rises, he said there were litigations as old as 90 years.A major hurdle, Fadnavis pointed out, was the expectation that a real estate developer will redevelop the BDD chawls located in Worli, central Mumbai.He said four to five plans were prepared by different real estate developers, but they were only interested in saleable area.Fadnavis said in his first term as chief minister (2014-2019), the state government decided that state-run Maharashtra Housing and Area Development Authority (MHADA) will manage the redevelopment of the chawls.Global tenders were floated following which contractors were hired for rebuilding the BDD chawls and transforming them into modern homes.The ground-breaking ceremony of the mega project was held on April 22, 2017, Fadnavis recalled."Earlier it used to be gold that would be passed on to the next generation. The (property) rates in Mumbai are equal to the price of gold. It is this house that we need to give to the future generation," Fadnavis said while addressing the new home owners.On the occasion, Deputy Chief Minister Ajit Pawar urged Fadnavis and his second deputy, Eknath Shinde, who holds urban development and housing portfolios, to add a clause in agreement to ensure the residents are not able to sell the new houses for 10-15 years.This way Marathi manoos (Marathi-speaking people) will stay put in Mumbai, Pawar said. (This story has not been edited by THE WEEK and is auto-generated from PTI) 'Declare wet drought, grant Rs 50,000 per hectare aid': Congress demands relief for Maharashtra farmers ‘Torture, sleep deprivation, ingestion of toxic products’: What French Kick streamer Jean Pormanove went through before death on livestream ICC ODI Rankings: Virat Kohli, Rohit Sharma 'go missing' from Top 10 before retirement? ‘Coolie’ vs ‘War 2’ day 6 box office collection: As excitement falters, so does the box office Meta rolls out AI audio translations for Reels: How it works and why it matters Copyright © 2024 All rights reserved</w:t>
       </w:r>
     </w:p>
     <w:p>
@@ -2162,7 +2162,7 @@
       </w:pPr>
       <w:r>
         <w:rPr/>
-        <w:t>Title: PM Modi extends birthday wishes to Fadnavis and Ajit Pawar</w:t>
+        <w:t>Title: Mumbai Need Not Be Singapore Or Shanghai, We Are Developing ‘Third Mumbai’: CM Fadnavis</w:t>
       </w:r>
     </w:p>
     <w:p>
@@ -2174,16 +2174,16 @@
         <w:t xml:space="preserve">URL: </w:t>
       </w:r>
       <w:r>
-        <w:t xml:space="preserve"> https://theprint.in/india/pm-modi-extends-birthday-wishes-to-fadnavis-and-ajit-pawar/2698643/</w:t>
-      </w:r>
-    </w:p>
-    <w:p>
-      <w:pPr>
-        <w:pStyle w:val="Normal"/>
-      </w:pPr>
-      <w:r>
-        <w:rPr/>
-        <w:t>Content: Mumbai, July 22 (PTI) Prime Minister Narendra Modi on Tuesday greeted Maharashtra Chief Minister Devendra Fadnavis and his deputy Ajit Pawar on their birthday. “Best wishes to Maharashtra Chief Minister Shri Devendra Fadnavis ji on his birthday. He is working tirelessly for Maharashtra’s progress and empowering the poor and the downtrodden. May he lead a long and healthy life in service of the people,” Modi posted on X handle. He appreciated Ajit Pawar, who heads the NCP, for “making a valuable contribution to strengthening the NDA’s good governance agenda in Maharashtra”. Show Full Article Mumbai, July 22 (PTI) Prime Minister Narendra Modi on Tuesday greeted Maharashtra Chief Minister Devendra Fadnavis and his deputy Ajit Pawar on their birthday. “Best wishes to Maharashtra Chief Minister Shri Devendra Fadnavis ji on his birthday. He is working tirelessly for Maharashtra’s progress and empowering the poor and the downtrodden. May he lead a long and healthy life in service of the people,” Modi posted on X handle. He appreciated Ajit Pawar, who heads the NCP, for “making a valuable contribution to strengthening the NDA’s good governance agenda in Maharashtra”. Show Full Article “Best wishes to Maharashtra Chief Minister Shri Devendra Fadnavis ji on his birthday. He is working tirelessly for Maharashtra’s progress and empowering the poor and the downtrodden. May he lead a long and healthy life in service of the people,” Modi posted on X handle. He appreciated Ajit Pawar, who heads the NCP, for “making a valuable contribution to strengthening the NDA’s good governance agenda in Maharashtra”. Show Full Article He appreciated Ajit Pawar, who heads the NCP, for “making a valuable contribution to strengthening the NDA’s good governance agenda in Maharashtra”. Reacting to the PM’s message, Fadnavis, who is celebrating his 55th birthday, said, “It is very encouraging to work even harder under your guidance and leadership. Will keep trying best to serve the people.” Pawar, 66, echoed Fadnavis, saying, “We shall continue to work hard for the welfare of our people under your leadership”. Pawar’s wife and Rajya Sabha MP Sunetra Pawar and his cousin Supriya Sule also wished him on X. Deputy Chief Minister Eknath Shinde of Shiv Sena hailed Fadnavis as a top friend of the Mahayuti, an able administrator, and a visionary leader who is well-versed in law and economics. In a post on X, Shinde dubbed Fadnavis an epitome with various qualities. He said Fadnavis is an important leader on the state’s path to development. Shinde stated that Ajit Pawar has an extraordinary hold on economics. Pawar is an excellent administrator and a sensitive leader who has only the motto of Maharashtra’s progress, Shinde posted on X. Maharashtra Governor C.P. Radhakrishnan released a coffee table book titled ‘Maharashtra Nayak’ on Fadnavis at Raj Bhavan. The book was conceived by BJP leader and state cabinet minister Girish Mahajan. The governor congratulated Mahajan for this thoughtful initiative, which encapsulates Fadnavis’s journey from a young public servant to a statesman of national stature, a Raj Bhavan release stated. The governor noted that the book presents a rich and vivid portrayal of Fadnavis’s multifaceted contributions to Maharashtra, India, and the global arena. “It chronicles not just his political milestones but the personal values that shaped his leadership, the values deeply rooted in the ethos of the Rashtriya Swayamsevak Sangh (RSS), instilled in him from childhood,” he said. The governor also highlighted the legacy of selfless service inherited from Fadnavis’s father, the late Gangadharrao Fadnavis, and his aunt Shobhatai Fadnavis. He said throughout his public life, Fadnavis demonstrated consistent and visionary leadership, guiding Maharashtra through some of its most progressive reforms. The governor applauded initiatives launched by Fadnavis, such as Jalyukt Shivar Abhiyan, Samruddhi Mahamarg, the Right to Services Act, and the Aaple Sarkar grievance redressal mechanism. “Under the leadership of Fadnavis, Maharashtra became India’s top FDI destination, attracting nearly half the nation’s total foreign investment that year. His vision also brought to life landmark infrastructure projects such as the Mumbai Metro expansion, the Atal Setu sea bridge, and numerous PPP-driven urban and rural initiatives”, the release stated. He also praised Fadnavis’ leadership in starting three game-changing projects, namely the deep-sea port at Wadhwan, Navi Mumbai International Airport, and transforming Gadchiroli from a symbol of backwardness and left-wing extremism into the steel district of India. The governor also extended his birthday wishes to Ajit Pawar. He expressed the hope that Maharashtra will become a USD 3 trillion economy and achieve all-inclusive progress by 2047 under the leadership of Fadnavis. Fadnavis had appealed to his well-wishers to contribute to the CM Relief Fund instead of putting up his banners and posters wishing him on his birthday. “You can’t make me happy by putting up banners and posters. I will appreciate your contribution to the CM Relief fund,” he said. PTI MR PR NSK This report is auto-generated from PTI news service. ThePrint holds no responsibility for its content. Reacting to the PM’s message, Fadnavis, who is celebrating his 55th birthday, said, “It is very encouraging to work even harder under your guidance and leadership. Will keep trying best to serve the people.” Pawar, 66, echoed Fadnavis, saying, “We shall continue to work hard for the welfare of our people under your leadership”. Pawar’s wife and Rajya Sabha MP Sunetra Pawar and his cousin Supriya Sule also wished him on X. Deputy Chief Minister Eknath Shinde of Shiv Sena hailed Fadnavis as a top friend of the Mahayuti, an able administrator, and a visionary leader who is well-versed in law and economics. In a post on X, Shinde dubbed Fadnavis an epitome with various qualities. He said Fadnavis is an important leader on the state’s path to development. Shinde stated that Ajit Pawar has an extraordinary hold on economics. Pawar is an excellent administrator and a sensitive leader who has only the motto of Maharashtra’s progress, Shinde posted on X. Maharashtra Governor C.P. Radhakrishnan released a coffee table book titled ‘Maharashtra Nayak’ on Fadnavis at Raj Bhavan. The book was conceived by BJP leader and state cabinet minister Girish Mahajan. The governor congratulated Mahajan for this thoughtful initiative, which encapsulates Fadnavis’s journey from a young public servant to a statesman of national stature, a Raj Bhavan release stated. The governor noted that the book presents a rich and vivid portrayal of Fadnavis’s multifaceted contributions to Maharashtra, India, and the global arena. “It chronicles not just his political milestones but the personal values that shaped his leadership, the values deeply rooted in the ethos of the Rashtriya Swayamsevak Sangh (RSS), instilled in him from childhood,” he said. The governor also highlighted the legacy of selfless service inherited from Fadnavis’s father, the late Gangadharrao Fadnavis, and his aunt Shobhatai Fadnavis. He said throughout his public life, Fadnavis demonstrated consistent and visionary leadership, guiding Maharashtra through some of its most progressive reforms. The governor applauded initiatives launched by Fadnavis, such as Jalyukt Shivar Abhiyan, Samruddhi Mahamarg, the Right to Services Act, and the Aaple Sarkar grievance redressal mechanism. “Under the leadership of Fadnavis, Maharashtra became India’s top FDI destination, attracting nearly half the nation’s total foreign investment that year. His vision also brought to life landmark infrastructure projects such as the Mumbai Metro expansion, the Atal Setu sea bridge, and numerous PPP-driven urban and rural initiatives”, the release stated. He also praised Fadnavis’ leadership in starting three game-changing projects, namely the deep-sea port at Wadhwan, Navi Mumbai International Airport, and transforming Gadchiroli from a symbol of backwardness and left-wing extremism into the steel district of India. The governor also extended his birthday wishes to Ajit Pawar. He expressed the hope that Maharashtra will become a USD 3 trillion economy and achieve all-inclusive progress by 2047 under the leadership of Fadnavis. Fadnavis had appealed to his well-wishers to contribute to the CM Relief Fund instead of putting up his banners and posters wishing him on his birthday. “You can’t make me happy by putting up banners and posters. I will appreciate your contribution to the CM Relief fund,” he said. PTI MR PR NSK This report is auto-generated from PTI news service. ThePrint holds no responsibility for its content. Pawar’s wife and Rajya Sabha MP Sunetra Pawar and his cousin Supriya Sule also wished him on X. Deputy Chief Minister Eknath Shinde of Shiv Sena hailed Fadnavis as a top friend of the Mahayuti, an able administrator, and a visionary leader who is well-versed in law and economics. In a post on X, Shinde dubbed Fadnavis an epitome with various qualities. He said Fadnavis is an important leader on the state’s path to development. Shinde stated that Ajit Pawar has an extraordinary hold on economics. Pawar is an excellent administrator and a sensitive leader who has only the motto of Maharashtra’s progress, Shinde posted on X. Maharashtra Governor C.P. Radhakrishnan released a coffee table book titled ‘Maharashtra Nayak’ on Fadnavis at Raj Bhavan. The book was conceived by BJP leader and state cabinet minister Girish Mahajan. The governor congratulated Mahajan for this thoughtful initiative, which encapsulates Fadnavis’s journey from a young public servant to a statesman of national stature, a Raj Bhavan release stated. The governor noted that the book presents a rich and vivid portrayal of Fadnavis’s multifaceted contributions to Maharashtra, India, and the global arena. “It chronicles not just his political milestones but the personal values that shaped his leadership, the values deeply rooted in the ethos of the Rashtriya Swayamsevak Sangh (RSS), instilled in him from childhood,” he said. The governor also highlighted the legacy of selfless service inherited from Fadnavis’s father, the late Gangadharrao Fadnavis, and his aunt Shobhatai Fadnavis. He said throughout his public life, Fadnavis demonstrated consistent and visionary leadership, guiding Maharashtra through some of its most progressive reforms. The governor applauded initiatives launched by Fadnavis, such as Jalyukt Shivar Abhiyan, Samruddhi Mahamarg, the Right to Services Act, and the Aaple Sarkar grievance redressal mechanism. “Under the leadership of Fadnavis, Maharashtra became India’s top FDI destination, attracting nearly half the nation’s total foreign investment that year. His vision also brought to life landmark infrastructure projects such as the Mumbai Metro expansion, the Atal Setu sea bridge, and numerous PPP-driven urban and rural initiatives”, the release stated. He also praised Fadnavis’ leadership in starting three game-changing projects, namely the deep-sea port at Wadhwan, Navi Mumbai International Airport, and transforming Gadchiroli from a symbol of backwardness and left-wing extremism into the steel district of India. The governor also extended his birthday wishes to Ajit Pawar. He expressed the hope that Maharashtra will become a USD 3 trillion economy and achieve all-inclusive progress by 2047 under the leadership of Fadnavis. Fadnavis had appealed to his well-wishers to contribute to the CM Relief Fund instead of putting up his banners and posters wishing him on his birthday. “You can’t make me happy by putting up banners and posters. I will appreciate your contribution to the CM Relief fund,” he said. PTI MR PR NSK This report is auto-generated from PTI news service. ThePrint holds no responsibility for its content. Deputy Chief Minister Eknath Shinde of Shiv Sena hailed Fadnavis as a top friend of the Mahayuti, an able administrator, and a visionary leader who is well-versed in law and economics. In a post on X, Shinde dubbed Fadnavis an epitome with various qualities. He said Fadnavis is an important leader on the state’s path to development. Shinde stated that Ajit Pawar has an extraordinary hold on economics. Pawar is an excellent administrator and a sensitive leader who has only the motto of Maharashtra’s progress, Shinde posted on X. Maharashtra Governor C.P. Radhakrishnan released a coffee table book titled ‘Maharashtra Nayak’ on Fadnavis at Raj Bhavan. The book was conceived by BJP leader and state cabinet minister Girish Mahajan. The governor congratulated Mahajan for this thoughtful initiative, which encapsulates Fadnavis’s journey from a young public servant to a statesman of national stature, a Raj Bhavan release stated. The governor noted that the book presents a rich and vivid portrayal of Fadnavis’s multifaceted contributions to Maharashtra, India, and the global arena. “It chronicles not just his political milestones but the personal values that shaped his leadership, the values deeply rooted in the ethos of the Rashtriya Swayamsevak Sangh (RSS), instilled in him from childhood,” he said. The governor also highlighted the legacy of selfless service inherited from Fadnavis’s father, the late Gangadharrao Fadnavis, and his aunt Shobhatai Fadnavis. He said throughout his public life, Fadnavis demonstrated consistent and visionary leadership, guiding Maharashtra through some of its most progressive reforms. The governor applauded initiatives launched by Fadnavis, such as Jalyukt Shivar Abhiyan, Samruddhi Mahamarg, the Right to Services Act, and the Aaple Sarkar grievance redressal mechanism. “Under the leadership of Fadnavis, Maharashtra became India’s top FDI destination, attracting nearly half the nation’s total foreign investment that year. His vision also brought to life landmark infrastructure projects such as the Mumbai Metro expansion, the Atal Setu sea bridge, and numerous PPP-driven urban and rural initiatives”, the release stated. He also praised Fadnavis’ leadership in starting three game-changing projects, namely the deep-sea port at Wadhwan, Navi Mumbai International Airport, and transforming Gadchiroli from a symbol of backwardness and left-wing extremism into the steel district of India. The governor also extended his birthday wishes to Ajit Pawar. He expressed the hope that Maharashtra will become a USD 3 trillion economy and achieve all-inclusive progress by 2047 under the leadership of Fadnavis. Fadnavis had appealed to his well-wishers to contribute to the CM Relief Fund instead of putting up his banners and posters wishing him on his birthday. “You can’t make me happy by putting up banners and posters. I will appreciate your contribution to the CM Relief fund,” he said. PTI MR PR NSK This report is auto-generated from PTI news service. ThePrint holds no responsibility for its content. In a post on X, Shinde dubbed Fadnavis an epitome with various qualities. He said Fadnavis is an important leader on the state’s path to development. Shinde stated that Ajit Pawar has an extraordinary hold on economics. Pawar is an excellent administrator and a sensitive leader who has only the motto of Maharashtra’s progress, Shinde posted on X. Maharashtra Governor C.P. Radhakrishnan released a coffee table book titled ‘Maharashtra Nayak’ on Fadnavis at Raj Bhavan. The book was conceived by BJP leader and state cabinet minister Girish Mahajan. The governor congratulated Mahajan for this thoughtful initiative, which encapsulates Fadnavis’s journey from a young public servant to a statesman of national stature, a Raj Bhavan release stated. The governor noted that the book presents a rich and vivid portrayal of Fadnavis’s multifaceted contributions to Maharashtra, India, and the global arena. “It chronicles not just his political milestones but the personal values that shaped his leadership, the values deeply rooted in the ethos of the Rashtriya Swayamsevak Sangh (RSS), instilled in him from childhood,” he said. The governor also highlighted the legacy of selfless service inherited from Fadnavis’s father, the late Gangadharrao Fadnavis, and his aunt Shobhatai Fadnavis. He said throughout his public life, Fadnavis demonstrated consistent and visionary leadership, guiding Maharashtra through some of its most progressive reforms. The governor applauded initiatives launched by Fadnavis, such as Jalyukt Shivar Abhiyan, Samruddhi Mahamarg, the Right to Services Act, and the Aaple Sarkar grievance redressal mechanism. “Under the leadership of Fadnavis, Maharashtra became India’s top FDI destination, attracting nearly half the nation’s total foreign investment that year. His vision also brought to life landmark infrastructure projects such as the Mumbai Metro expansion, the Atal Setu sea bridge, and numerous PPP-driven urban and rural initiatives”, the release stated. He also praised Fadnavis’ leadership in starting three game-changing projects, namely the deep-sea port at Wadhwan, Navi Mumbai International Airport, and transforming Gadchiroli from a symbol of backwardness and left-wing extremism into the steel district of India. The governor also extended his birthday wishes to Ajit Pawar. He expressed the hope that Maharashtra will become a USD 3 trillion economy and achieve all-inclusive progress by 2047 under the leadership of Fadnavis. Fadnavis had appealed to his well-wishers to contribute to the CM Relief Fund instead of putting up his banners and posters wishing him on his birthday. “You can’t make me happy by putting up banners and posters. I will appreciate your contribution to the CM Relief fund,” he said. PTI MR PR NSK This report is auto-generated from PTI news service. ThePrint holds no responsibility for its content. He said Fadnavis is an important leader on the state’s path to development. Shinde stated that Ajit Pawar has an extraordinary hold on economics. Pawar is an excellent administrator and a sensitive leader who has only the motto of Maharashtra’s progress, Shinde posted on X. Maharashtra Governor C.P. Radhakrishnan released a coffee table book titled ‘Maharashtra Nayak’ on Fadnavis at Raj Bhavan. The book was conceived by BJP leader and state cabinet minister Girish Mahajan. The governor congratulated Mahajan for this thoughtful initiative, which encapsulates Fadnavis’s journey from a young public servant to a statesman of national stature, a Raj Bhavan release stated. The governor noted that the book presents a rich and vivid portrayal of Fadnavis’s multifaceted contributions to Maharashtra, India, and the global arena. “It chronicles not just his political milestones but the personal values that shaped his leadership, the values deeply rooted in the ethos of the Rashtriya Swayamsevak Sangh (RSS), instilled in him from childhood,” he said. The governor also highlighted the legacy of selfless service inherited from Fadnavis’s father, the late Gangadharrao Fadnavis, and his aunt Shobhatai Fadnavis. He said throughout his public life, Fadnavis demonstrated consistent and visionary leadership, guiding Maharashtra through some of its most progressive reforms. The governor applauded initiatives launched by Fadnavis, such as Jalyukt Shivar Abhiyan, Samruddhi Mahamarg, the Right to Services Act, and the Aaple Sarkar grievance redressal mechanism. “Under the leadership of Fadnavis, Maharashtra became India’s top FDI destination, attracting nearly half the nation’s total foreign investment that year. His vision also brought to life landmark infrastructure projects such as the Mumbai Metro expansion, the Atal Setu sea bridge, and numerous PPP-driven urban and rural initiatives”, the release stated. He also praised Fadnavis’ leadership in starting three game-changing projects, namely the deep-sea port at Wadhwan, Navi Mumbai International Airport, and transforming Gadchiroli from a symbol of backwardness and left-wing extremism into the steel district of India. The governor also extended his birthday wishes to Ajit Pawar. He expressed the hope that Maharashtra will become a USD 3 trillion economy and achieve all-inclusive progress by 2047 under the leadership of Fadnavis. Fadnavis had appealed to his well-wishers to contribute to the CM Relief Fund instead of putting up his banners and posters wishing him on his birthday. “You can’t make me happy by putting up banners and posters. I will appreciate your contribution to the CM Relief fund,” he said. PTI MR PR NSK This report is auto-generated from PTI news service. ThePrint holds no responsibility for its content. Shinde stated that Ajit Pawar has an extraordinary hold on economics. Pawar is an excellent administrator and a sensitive leader who has only the motto of Maharashtra’s progress, Shinde posted on X. Maharashtra Governor C.P. Radhakrishnan released a coffee table book titled ‘Maharashtra Nayak’ on Fadnavis at Raj Bhavan. The book was conceived by BJP leader and state cabinet minister Girish Mahajan. The governor congratulated Mahajan for this thoughtful initiative, which encapsulates Fadnavis’s journey from a young public servant to a statesman of national stature, a Raj Bhavan release stated. The governor noted that the book presents a rich and vivid portrayal of Fadnavis’s multifaceted contributions to Maharashtra, India, and the global arena. “It chronicles not just his political milestones but the personal values that shaped his leadership, the values deeply rooted in the ethos of the Rashtriya Swayamsevak Sangh (RSS), instilled in him from childhood,” he said. The governor also highlighted the legacy of selfless service inherited from Fadnavis’s father, the late Gangadharrao Fadnavis, and his aunt Shobhatai Fadnavis. He said throughout his public life, Fadnavis demonstrated consistent and visionary leadership, guiding Maharashtra through some of its most progressive reforms. The governor applauded initiatives launched by Fadnavis, such as Jalyukt Shivar Abhiyan, Samruddhi Mahamarg, the Right to Services Act, and the Aaple Sarkar grievance redressal mechanism. “Under the leadership of Fadnavis, Maharashtra became India’s top FDI destination, attracting nearly half the nation’s total foreign investment that year. His vision also brought to life landmark infrastructure projects such as the Mumbai Metro expansion, the Atal Setu sea bridge, and numerous PPP-driven urban and rural initiatives”, the release stated. He also praised Fadnavis’ leadership in starting three game-changing projects, namely the deep-sea port at Wadhwan, Navi Mumbai International Airport, and transforming Gadchiroli from a symbol of backwardness and left-wing extremism into the steel district of India. The governor also extended his birthday wishes to Ajit Pawar. He expressed the hope that Maharashtra will become a USD 3 trillion economy and achieve all-inclusive progress by 2047 under the leadership of Fadnavis. Fadnavis had appealed to his well-wishers to contribute to the CM Relief Fund instead of putting up his banners and posters wishing him on his birthday. “You can’t make me happy by putting up banners and posters. I will appreciate your contribution to the CM Relief fund,” he said. PTI MR PR NSK This report is auto-generated from PTI news service. ThePrint holds no responsibility for its content. Maharashtra Governor C.P. Radhakrishnan released a coffee table book titled ‘Maharashtra Nayak’ on Fadnavis at Raj Bhavan. The book was conceived by BJP leader and state cabinet minister Girish Mahajan. The governor congratulated Mahajan for this thoughtful initiative, which encapsulates Fadnavis’s journey from a young public servant to a statesman of national stature, a Raj Bhavan release stated. The governor noted that the book presents a rich and vivid portrayal of Fadnavis’s multifaceted contributions to Maharashtra, India, and the global arena. “It chronicles not just his political milestones but the personal values that shaped his leadership, the values deeply rooted in the ethos of the Rashtriya Swayamsevak Sangh (RSS), instilled in him from childhood,” he said. The governor also highlighted the legacy of selfless service inherited from Fadnavis’s father, the late Gangadharrao Fadnavis, and his aunt Shobhatai Fadnavis. He said throughout his public life, Fadnavis demonstrated consistent and visionary leadership, guiding Maharashtra through some of its most progressive reforms. The governor applauded initiatives launched by Fadnavis, such as Jalyukt Shivar Abhiyan, Samruddhi Mahamarg, the Right to Services Act, and the Aaple Sarkar grievance redressal mechanism. “Under the leadership of Fadnavis, Maharashtra became India’s top FDI destination, attracting nearly half the nation’s total foreign investment that year. His vision also brought to life landmark infrastructure projects such as the Mumbai Metro expansion, the Atal Setu sea bridge, and numerous PPP-driven urban and rural initiatives”, the release stated. He also praised Fadnavis’ leadership in starting three game-changing projects, namely the deep-sea port at Wadhwan, Navi Mumbai International Airport, and transforming Gadchiroli from a symbol of backwardness and left-wing extremism into the steel district of India. The governor also extended his birthday wishes to Ajit Pawar. He expressed the hope that Maharashtra will become a USD 3 trillion economy and achieve all-inclusive progress by 2047 under the leadership of Fadnavis. Fadnavis had appealed to his well-wishers to contribute to the CM Relief Fund instead of putting up his banners and posters wishing him on his birthday. “You can’t make me happy by putting up banners and posters. I will appreciate your contribution to the CM Relief fund,” he said. PTI MR PR NSK This report is auto-generated from PTI news service. ThePrint holds no responsibility for its content. The book was conceived by BJP leader and state cabinet minister Girish Mahajan. The governor congratulated Mahajan for this thoughtful initiative, which encapsulates Fadnavis’s journey from a young public servant to a statesman of national stature, a Raj Bhavan release stated. The governor noted that the book presents a rich and vivid portrayal of Fadnavis’s multifaceted contributions to Maharashtra, India, and the global arena. “It chronicles not just his political milestones but the personal values that shaped his leadership, the values deeply rooted in the ethos of the Rashtriya Swayamsevak Sangh (RSS), instilled in him from childhood,” he said. The governor also highlighted the legacy of selfless service inherited from Fadnavis’s father, the late Gangadharrao Fadnavis, and his aunt Shobhatai Fadnavis. He said throughout his public life, Fadnavis demonstrated consistent and visionary leadership, guiding Maharashtra through some of its most progressive reforms. The governor applauded initiatives launched by Fadnavis, such as Jalyukt Shivar Abhiyan, Samruddhi Mahamarg, the Right to Services Act, and the Aaple Sarkar grievance redressal mechanism. “Under the leadership of Fadnavis, Maharashtra became India’s top FDI destination, attracting nearly half the nation’s total foreign investment that year. His vision also brought to life landmark infrastructure projects such as the Mumbai Metro expansion, the Atal Setu sea bridge, and numerous PPP-driven urban and rural initiatives”, the release stated. He also praised Fadnavis’ leadership in starting three game-changing projects, namely the deep-sea port at Wadhwan, Navi Mumbai International Airport, and transforming Gadchiroli from a symbol of backwardness and left-wing extremism into the steel district of India. The governor also extended his birthday wishes to Ajit Pawar. He expressed the hope that Maharashtra will become a USD 3 trillion economy and achieve all-inclusive progress by 2047 under the leadership of Fadnavis. Fadnavis had appealed to his well-wishers to contribute to the CM Relief Fund instead of putting up his banners and posters wishing him on his birthday. “You can’t make me happy by putting up banners and posters. I will appreciate your contribution to the CM Relief fund,” he said. PTI MR PR NSK This report is auto-generated from PTI news service. ThePrint holds no responsibility for its content. The governor congratulated Mahajan for this thoughtful initiative, which encapsulates Fadnavis’s journey from a young public servant to a statesman of national stature, a Raj Bhavan release stated. The governor noted that the book presents a rich and vivid portrayal of Fadnavis’s multifaceted contributions to Maharashtra, India, and the global arena. “It chronicles not just his political milestones but the personal values that shaped his leadership, the values deeply rooted in the ethos of the Rashtriya Swayamsevak Sangh (RSS), instilled in him from childhood,” he said. The governor also highlighted the legacy of selfless service inherited from Fadnavis’s father, the late Gangadharrao Fadnavis, and his aunt Shobhatai Fadnavis. He said throughout his public life, Fadnavis demonstrated consistent and visionary leadership, guiding Maharashtra through some of its most progressive reforms. The governor applauded initiatives launched by Fadnavis, such as Jalyukt Shivar Abhiyan, Samruddhi Mahamarg, the Right to Services Act, and the Aaple Sarkar grievance redressal mechanism. “Under the leadership of Fadnavis, Maharashtra became India’s top FDI destination, attracting nearly half the nation’s total foreign investment that year. His vision also brought to life landmark infrastructure projects such as the Mumbai Metro expansion, the Atal Setu sea bridge, and numerous PPP-driven urban and rural initiatives”, the release stated. He also praised Fadnavis’ leadership in starting three game-changing projects, namely the deep-sea port at Wadhwan, Navi Mumbai International Airport, and transforming Gadchiroli from a symbol of backwardness and left-wing extremism into the steel district of India. The governor also extended his birthday wishes to Ajit Pawar. He expressed the hope that Maharashtra will become a USD 3 trillion economy and achieve all-inclusive progress by 2047 under the leadership of Fadnavis. Fadnavis had appealed to his well-wishers to contribute to the CM Relief Fund instead of putting up his banners and posters wishing him on his birthday. “You can’t make me happy by putting up banners and posters. I will appreciate your contribution to the CM Relief fund,” he said. PTI MR PR NSK This report is auto-generated from PTI news service. ThePrint holds no responsibility for its content. The governor noted that the book presents a rich and vivid portrayal of Fadnavis’s multifaceted contributions to Maharashtra, India, and the global arena. “It chronicles not just his political milestones but the personal values that shaped his leadership, the values deeply rooted in the ethos of the Rashtriya Swayamsevak Sangh (RSS), instilled in him from childhood,” he said. The governor also highlighted the legacy of selfless service inherited from Fadnavis’s father, the late Gangadharrao Fadnavis, and his aunt Shobhatai Fadnavis. He said throughout his public life, Fadnavis demonstrated consistent and visionary leadership, guiding Maharashtra through some of its most progressive reforms. The governor applauded initiatives launched by Fadnavis, such as Jalyukt Shivar Abhiyan, Samruddhi Mahamarg, the Right to Services Act, and the Aaple Sarkar grievance redressal mechanism. “Under the leadership of Fadnavis, Maharashtra became India’s top FDI destination, attracting nearly half the nation’s total foreign investment that year. His vision also brought to life landmark infrastructure projects such as the Mumbai Metro expansion, the Atal Setu sea bridge, and numerous PPP-driven urban and rural initiatives”, the release stated. He also praised Fadnavis’ leadership in starting three game-changing projects, namely the deep-sea port at Wadhwan, Navi Mumbai International Airport, and transforming Gadchiroli from a symbol of backwardness and left-wing extremism into the steel district of India. The governor also extended his birthday wishes to Ajit Pawar. He expressed the hope that Maharashtra will become a USD 3 trillion economy and achieve all-inclusive progress by 2047 under the leadership of Fadnavis. Fadnavis had appealed to his well-wishers to contribute to the CM Relief Fund instead of putting up his banners and posters wishing him on his birthday. “You can’t make me happy by putting up banners and posters. I will appreciate your contribution to the CM Relief fund,” he said. PTI MR PR NSK This report is auto-generated from PTI news service. ThePrint holds no responsibility for its content. “It chronicles not just his political milestones but the personal values that shaped his leadership, the values deeply rooted in the ethos of the Rashtriya Swayamsevak Sangh (RSS), instilled in him from childhood,” he said. The governor also highlighted the legacy of selfless service inherited from Fadnavis’s father, the late Gangadharrao Fadnavis, and his aunt Shobhatai Fadnavis. He said throughout his public life, Fadnavis demonstrated consistent and visionary leadership, guiding Maharashtra through some of its most progressive reforms. The governor applauded initiatives launched by Fadnavis, such as Jalyukt Shivar Abhiyan, Samruddhi Mahamarg, the Right to Services Act, and the Aaple Sarkar grievance redressal mechanism. “Under the leadership of Fadnavis, Maharashtra became India’s top FDI destination, attracting nearly half the nation’s total foreign investment that year. His vision also brought to life landmark infrastructure projects such as the Mumbai Metro expansion, the Atal Setu sea bridge, and numerous PPP-driven urban and rural initiatives”, the release stated. He also praised Fadnavis’ leadership in starting three game-changing projects, namely the deep-sea port at Wadhwan, Navi Mumbai International Airport, and transforming Gadchiroli from a symbol of backwardness and left-wing extremism into the steel district of India. The governor also extended his birthday wishes to Ajit Pawar. He expressed the hope that Maharashtra will become a USD 3 trillion economy and achieve all-inclusive progress by 2047 under the leadership of Fadnavis. Fadnavis had appealed to his well-wishers to contribute to the CM Relief Fund instead of putting up his banners and posters wishing him on his birthday. “You can’t make me happy by putting up banners and posters. I will appreciate your contribution to the CM Relief fund,” he said. PTI MR PR NSK This report is auto-generated from PTI news service. ThePrint holds no responsibility for its content. The governor also highlighted the legacy of selfless service inherited from Fadnavis’s father, the late Gangadharrao Fadnavis, and his aunt Shobhatai Fadnavis. He said throughout his public life, Fadnavis demonstrated consistent and visionary leadership, guiding Maharashtra through some of its most progressive reforms. The governor applauded initiatives launched by Fadnavis, such as Jalyukt Shivar Abhiyan, Samruddhi Mahamarg, the Right to Services Act, and the Aaple Sarkar grievance redressal mechanism. “Under the leadership of Fadnavis, Maharashtra became India’s top FDI destination, attracting nearly half the nation’s total foreign investment that year. His vision also brought to life landmark infrastructure projects such as the Mumbai Metro expansion, the Atal Setu sea bridge, and numerous PPP-driven urban and rural initiatives”, the release stated. He also praised Fadnavis’ leadership in starting three game-changing projects, namely the deep-sea port at Wadhwan, Navi Mumbai International Airport, and transforming Gadchiroli from a symbol of backwardness and left-wing extremism into the steel district of India. The governor also extended his birthday wishes to Ajit Pawar. He expressed the hope that Maharashtra will become a USD 3 trillion economy and achieve all-inclusive progress by 2047 under the leadership of Fadnavis. Fadnavis had appealed to his well-wishers to contribute to the CM Relief Fund instead of putting up his banners and posters wishing him on his birthday. “You can’t make me happy by putting up banners and posters. I will appreciate your contribution to the CM Relief fund,” he said. PTI MR PR NSK This report is auto-generated from PTI news service. ThePrint holds no responsibility for its content. He said throughout his public life, Fadnavis demonstrated consistent and visionary leadership, guiding Maharashtra through some of its most progressive reforms. The governor applauded initiatives launched by Fadnavis, such as Jalyukt Shivar Abhiyan, Samruddhi Mahamarg, the Right to Services Act, and the Aaple Sarkar grievance redressal mechanism. “Under the leadership of Fadnavis, Maharashtra became India’s top FDI destination, attracting nearly half the nation’s total foreign investment that year. His vision also brought to life landmark infrastructure projects such as the Mumbai Metro expansion, the Atal Setu sea bridge, and numerous PPP-driven urban and rural initiatives”, the release stated. He also praised Fadnavis’ leadership in starting three game-changing projects, namely the deep-sea port at Wadhwan, Navi Mumbai International Airport, and transforming Gadchiroli from a symbol of backwardness and left-wing extremism into the steel district of India. The governor also extended his birthday wishes to Ajit Pawar. He expressed the hope that Maharashtra will become a USD 3 trillion economy and achieve all-inclusive progress by 2047 under the leadership of Fadnavis. Fadnavis had appealed to his well-wishers to contribute to the CM Relief Fund instead of putting up his banners and posters wishing him on his birthday. “You can’t make me happy by putting up banners and posters. I will appreciate your contribution to the CM Relief fund,” he said. PTI MR PR NSK This report is auto-generated from PTI news service. ThePrint holds no responsibility for its content. The governor applauded initiatives launched by Fadnavis, such as Jalyukt Shivar Abhiyan, Samruddhi Mahamarg, the Right to Services Act, and the Aaple Sarkar grievance redressal mechanism. “Under the leadership of Fadnavis, Maharashtra became India’s top FDI destination, attracting nearly half the nation’s total foreign investment that year. His vision also brought to life landmark infrastructure projects such as the Mumbai Metro expansion, the Atal Setu sea bridge, and numerous PPP-driven urban and rural initiatives”, the release stated. He also praised Fadnavis’ leadership in starting three game-changing projects, namely the deep-sea port at Wadhwan, Navi Mumbai International Airport, and transforming Gadchiroli from a symbol of backwardness and left-wing extremism into the steel district of India. The governor also extended his birthday wishes to Ajit Pawar. He expressed the hope that Maharashtra will become a USD 3 trillion economy and achieve all-inclusive progress by 2047 under the leadership of Fadnavis. Fadnavis had appealed to his well-wishers to contribute to the CM Relief Fund instead of putting up his banners and posters wishing him on his birthday. “You can’t make me happy by putting up banners and posters. I will appreciate your contribution to the CM Relief fund,” he said. PTI MR PR NSK This report is auto-generated from PTI news service. ThePrint holds no responsibility for its content. “Under the leadership of Fadnavis, Maharashtra became India’s top FDI destination, attracting nearly half the nation’s total foreign investment that year. His vision also brought to life landmark infrastructure projects such as the Mumbai Metro expansion, the Atal Setu sea bridge, and numerous PPP-driven urban and rural initiatives”, the release stated. He also praised Fadnavis’ leadership in starting three game-changing projects, namely the deep-sea port at Wadhwan, Navi Mumbai International Airport, and transforming Gadchiroli from a symbol of backwardness and left-wing extremism into the steel district of India. The governor also extended his birthday wishes to Ajit Pawar. He expressed the hope that Maharashtra will become a USD 3 trillion economy and achieve all-inclusive progress by 2047 under the leadership of Fadnavis. Fadnavis had appealed to his well-wishers to contribute to the CM Relief Fund instead of putting up his banners and posters wishing him on his birthday. “You can’t make me happy by putting up banners and posters. I will appreciate your contribution to the CM Relief fund,” he said. PTI MR PR NSK This report is auto-generated from PTI news service. ThePrint holds no responsibility for its content. He also praised Fadnavis’ leadership in starting three game-changing projects, namely the deep-sea port at Wadhwan, Navi Mumbai International Airport, and transforming Gadchiroli from a symbol of backwardness and left-wing extremism into the steel district of India. The governor also extended his birthday wishes to Ajit Pawar. He expressed the hope that Maharashtra will become a USD 3 trillion economy and achieve all-inclusive progress by 2047 under the leadership of Fadnavis. Fadnavis had appealed to his well-wishers to contribute to the CM Relief Fund instead of putting up his banners and posters wishing him on his birthday. “You can’t make me happy by putting up banners and posters. I will appreciate your contribution to the CM Relief fund,” he said. PTI MR PR NSK This report is auto-generated from PTI news service. ThePrint holds no responsibility for its content. The governor also extended his birthday wishes to Ajit Pawar. He expressed the hope that Maharashtra will become a USD 3 trillion economy and achieve all-inclusive progress by 2047 under the leadership of Fadnavis. Fadnavis had appealed to his well-wishers to contribute to the CM Relief Fund instead of putting up his banners and posters wishing him on his birthday. “You can’t make me happy by putting up banners and posters. I will appreciate your contribution to the CM Relief fund,” he said. PTI MR PR NSK This report is auto-generated from PTI news service. ThePrint holds no responsibility for its content. He expressed the hope that Maharashtra will become a USD 3 trillion economy and achieve all-inclusive progress by 2047 under the leadership of Fadnavis. Fadnavis had appealed to his well-wishers to contribute to the CM Relief Fund instead of putting up his banners and posters wishing him on his birthday. “You can’t make me happy by putting up banners and posters. I will appreciate your contribution to the CM Relief fund,” he said. PTI MR PR NSK This report is auto-generated from PTI news service. ThePrint holds no responsibility for its content. Fadnavis had appealed to his well-wishers to contribute to the CM Relief Fund instead of putting up his banners and posters wishing him on his birthday. “You can’t make me happy by putting up banners and posters. I will appreciate your contribution to the CM Relief fund,” he said. PTI MR PR NSK This report is auto-generated from PTI news service. ThePrint holds no responsibility for its content. “You can’t make me happy by putting up banners and posters. I will appreciate your contribution to the CM Relief fund,” he said. PTI MR PR NSK This report is auto-generated from PTI news service. ThePrint holds no responsibility for its content. This report is auto-generated from PTI news service. ThePrint holds no responsibility for its content. Subscribe to our channels on YouTube, Telegram &amp; WhatsApp Support Our Journalism India needs fair, non-hyphenated and questioning journalism, packed with on-ground reporting. ThePrint – with exceptional reporters, columnists and editors – is doing just that. Sustaining this needs support from wonderful readers like you. Whether you live in India or overseas, you can take a paid subscription by clicking here. Support Our Journalism Save my name, email, and website in this browser for the next time I comment. Δ Required fields are marked * Name * Email * Δ Copyright © 2025 Printline Media Pvt. Ltd. All rights reserved.</w:t>
+        <w:t xml:space="preserve"> https://www.news18.com/india/mumbai-need-not-be-singapore-or-shanghai-others-should-aspire-to-be-like-mumbai-fadnavis-9503593.html</w:t>
+      </w:r>
+    </w:p>
+    <w:p>
+      <w:pPr>
+        <w:pStyle w:val="Normal"/>
+      </w:pPr>
+      <w:r>
+        <w:rPr/>
+        <w:t>Content: Maharashtra Chief Minister Devendra Fadnavis on Wednesday said that Mumbai does not need to become like Singapore or Shanghai, instead, other cities should aspire to be like Mumbai. Fadnavis made the remarks while speaking at the CNN-News18 Townhall, Mumbai edition. “Mumbai will remain Mumbai — why should we try to make it like Shanghai or Singapore? Mumbai has its own character, and I believe that character is even better than that of Shanghai or Singapore," Fadnavis said in response to a question on whether he envisions Mumbai becoming like Shanghai or Singapore. #CNNNews18Townhall | Mumbai has its own character which is better than Singapore and Shanghai. You will see a lot of transformation in the next 5 years. We are creating a new futuristic third Mumbai: @Dev_Fadnavis, Maharashtra CM#Mumbai | @AnchorAnandN pic.twitter.com/BbNE2sQb4g— News18 (@CNNnews18) August 13, 2025 Fadnavis further stated that while Mumbai has some gaps in infrastructure and housing, efforts to address them began in 2014, and the ongoing transformation is visible now. “There are only a few infrastructure gaps in Mumbai, and some gaps in housing. We need to bridge those, and we began that work in 2014. Now, you can already see the transformation, and in the next five years, you’ll see even more," the Chief Minister said. “Why should we try to become like Shanghai or Singapore? People should focus on building a city like Mumbai, and we should prepare the city accordingly," he added. Fadnavis further said that Mumbai has seen significant transformation in recent years, with the Dharavi housing project being a key example of this change. “Dharavi is a transformational project through which we will provide proper, permanent housing with all necessary facilities to 10 lakh people," he said. Speaking about infrastructure development, the Chief Minister said, “We are developing ‘Third Mumbai’—which will come up between the Atal Setu and the Navi Mumbai airport. This new Mumbai is a futuristic city. It includes an ‘Edu City’ where seven top-ranked global universities have already come in, and five more are on the way. Just today, I finalised talks with another leading university." Swipe Left For Next Video He also said that Mumbai will have a bullet train within the next two to three years. Criticising previous governments, Fadnavis claimed that Mumbai had failed to develop over the past 25 years due to what he described as “chronic capitalism" by those in power at the time. Latest Blogs</w:t>
       </w:r>
     </w:p>
     <w:p>
@@ -2201,6 +2201,435 @@
       </w:pPr>
       <w:r>
         <w:rPr/>
+        <w:t>Title: Maharashtra To Play Key Role In Realising Vision Of Viksit Bharat: Fadnavis</w:t>
+      </w:r>
+    </w:p>
+    <w:p>
+      <w:pPr>
+        <w:pStyle w:val="Normal"/>
+      </w:pPr>
+      <w:r>
+        <w:rPr/>
+        <w:t xml:space="preserve">URL: </w:t>
+      </w:r>
+      <w:r>
+        <w:t xml:space="preserve"> https://www.deccanchronicle.com/nation/maharashtra-to-play-key-role-in-realising-vision-of-viksit-bharat-fadnavis-1897779</w:t>
+      </w:r>
+    </w:p>
+    <w:p>
+      <w:pPr>
+        <w:pStyle w:val="Normal"/>
+      </w:pPr>
+      <w:r>
+        <w:rPr/>
+        <w:t>Content: Mumbai:Hoisting the national flag at Mantralaya on the occasion of India’s 79th Independence Day, Chief Minister Devendra Fadnavis affirmed that Maharashtra would play a pivotal role in achieving the vision of Viksit Bharat (Developed India). He highlighted numerous mega infrastructure projects — ranging from roads and airports to ports — and emphasised the need to tap into the state’s immense potential to fuel national growth. “Under the leadership of Prime Minister Narendra Modi, the country is making continuous progress. In just a decade, India has advanced from being the eleventh-largest economy to the fourth-largest in the world. Maharashtra, as a key contributor to this journey, is progressing rapidly. The concept of Viksit Maharashtra is a critical part of the dream of Viksit Bharat," said Mr. Fadnavis while addressing the gathering at Mantralaya. The ceremony was also attended by Chief Justice of the Bombay High Court Alok Aradhe, Chief Secretary Rajesh Kumar, and other dignitaries. Referring to the ongoing construction of the Vadhavan Port, the Chief Minister stated that it will rank among the top ten ports globally. “With this, Maharashtra and India will emerge as major maritime powers,” he said. Mr. Fadnavis also pointed out that Maharashtra accounts for 40 per cent of all direct foreign investments coming into the country. “No one can stop India’s growth story today. We are making strides across sectors — from space exploration to self-reliance in manufacturing. Our goal is to ensure that global-quality products and systems are built in India. Innovation, startups, and advanced technologies must thrive here. The country is firmly moving in that direction,” he said, underscoring the importance of the Atmanirbhar Bharat (self-reliant India) initiative. He reiterated the Prime Minister’s call for promoting Swadeshi products wherever possible. The Chief Minister also drew attention to various state-led infrastructure initiatives, startup incentives, and schemes aimed at strengthening the agricultural sector. “We are confident that Maharashtra will be the leading contributor to India’s development journey. It is essential that we all work together to realize this goal,” he added. Mr. Fadnavis also lauded the Indian Army for its success in Operation Sindoor, saying it demonstrated India’s growing strength on the global stage. “In this operation, the Army systematically destroyed terrorist bases, repelling attacks on our nation. This showed the world the strength of the new India. I extend my congratulations and gratitude to the officers and soldiers who participated in Operation Sindoor,” he said.</w:t>
+      </w:r>
+    </w:p>
+    <w:p>
+      <w:pPr>
+        <w:pStyle w:val="Heading3"/>
+      </w:pPr>
+      <w:r>
+        <w:rPr/>
+        <w:t>Article 58</w:t>
+      </w:r>
+    </w:p>
+    <w:p>
+      <w:pPr>
+        <w:pStyle w:val="Normal"/>
+      </w:pPr>
+      <w:r>
+        <w:rPr/>
+        <w:t>Title: 'Decision In Place Since 1988': Fadnavis Clarifies Amid Row Over Independence Day Meat Ban</w:t>
+      </w:r>
+    </w:p>
+    <w:p>
+      <w:pPr>
+        <w:pStyle w:val="Normal"/>
+      </w:pPr>
+      <w:r>
+        <w:rPr/>
+        <w:t xml:space="preserve">URL: </w:t>
+      </w:r>
+      <w:r>
+        <w:t xml:space="preserve"> https://www.news18.com/politics/decision-in-place-since-1988-fadnavis-clarifies-amid-row-over-independence-day-meat-ban-ws-l-9504018.html</w:t>
+      </w:r>
+    </w:p>
+    <w:p>
+      <w:pPr>
+        <w:pStyle w:val="Normal"/>
+      </w:pPr>
+      <w:r>
+        <w:rPr/>
+        <w:t>Content: After nearly half a dozen civic bodies in Maharashtra ordered closure of meat shops and abattoirs on Independence Day, the BJP made a clarification amid an intensifying controversy over the move. Chief Minister Devendra Fadnavis cited a 1988 state government resolution (GR) empowering civic bodies to impose such restrictions. He said this is not a new decision and has been in place since 1988, also existing when the Uddhav Thackeray-led government was in power. He said the state government is not interested in policing people’s food choices, but did not make it clear if the ban will be removed. “This decision has been in place since 1988, we have not made any new decision. Even when Uddhav Thackeray was the chief minister, this decision existed, and it is still in place now. We have not taken any new decision," Fadnavis told reporters. Watch the video here: Mumbai, Maharashtra: On the Kalyan-Dombivli Municipal Corporation's (KDMC) order banning meat sales on Independence Day, CM Devendra Fadnavis says, "This decision has been in place since 1988, we have not made any new decision. Even when Uddhav Thackeray was the Chief Minister,… pic.twitter.com/Rf8Cq3EFdD— IANS (@ians_india) August 13, 2025 Municipal corporations in Nagpur, Nashik, Malegaon, Chhatrapati Sambhajinagar and Kalyan-Dombivli have issued orders directing closure of slaughterhouses and meat shops within their jurisdiction on August 15. Some of them have said these facilities will remain shut on certain other days, too, in view of Hindu and Jain festivals. He, however, asserted that the state government was not interested in regulating people’s food choices and described the row over abattoir closures on Independence Day as an “unnecessary" controversy. “The state government is not interested in (knowing) who eats what. We have many other issues to address," he said. The Ajit Pawar-led NCP, which is a part of the ruling Mahayuti government, has questioned the closure of meat shops on August 15 even as opposition parties criticised the move. The BJP, however, said the policy to keep abattoirs shut on Independence Day was originally framed by the Congress government then led by Shankarrao Chavan in 1988 and first implemented when NCP (SP) president Sharad Pawar took over as chief minister. “Within a month in 1988, Sharad Pawar became the chief minister and implemented the policy for the first time," state BJP chief spokesperson Keshav Upadhye said. Upadhye asked NCP (SP) MLA Jitendra Awhad and Shiv Sena (UBT) leader Aaditya Thackeray, who have opposed the closure, if they will question Sharad Pawar about the policy. He said during the MVA government (November 2019 to June 2022), in which both Awhad and Thackeray were ministers, the same practice continued without any protest from them. “Will they seek a response from Sharad Pawar for taking such a decision back then? Will they criticise him too? Awhad and Thackeray should respond to it now," he said. “Both (Awhad and Thackeray) have lost their (original) parties and government. Therefore, they are depressed and find fault with any decision to target the state government." Aaditya earlier said the Kalyan-Dombivli civic commissioner should be suspended as it was not for him to dictate people’s dietary choices. The Congress, meanwhile, claimed the Mahayuti government was creating controversies on “nonsensical" issues such as pigeon-feeding in cities and banning meat sale on Independence Day to divert attention from serious issues. A day ago, deputy CM Ajit Pawar expressed displeasure over the closure of slaughterhouses and shops selling meat on August 15 saying it was wrong to impose such a ban. He said such types of restrictions are generally imposed considering faith-related sensitivities on occasions like Ashadhi Ekadashi, Mahashivratri, and Mahavir Jayanti. Swipe Left For Next Video “It is wrong to impose such a ban. In major cities, people of different castes and religions reside. If it is an emotional issue, then people accept it (ban) for a day. But if you clamp such orders on Maharashtra Day, Independence Day and Republic Day, then it is difficult," he added. (With agency inputs) Latest Blogs</w:t>
+      </w:r>
+    </w:p>
+    <w:p>
+      <w:pPr>
+        <w:pStyle w:val="Heading3"/>
+      </w:pPr>
+      <w:r>
+        <w:rPr/>
+        <w:t>Article 59</w:t>
+      </w:r>
+    </w:p>
+    <w:p>
+      <w:pPr>
+        <w:pStyle w:val="Normal"/>
+      </w:pPr>
+      <w:r>
+        <w:rPr/>
+        <w:t>Title: Fadnavis congratulates Governor Radhakrishnan for being named as NDA’s vice-president candidate</w:t>
+      </w:r>
+    </w:p>
+    <w:p>
+      <w:pPr>
+        <w:pStyle w:val="Normal"/>
+      </w:pPr>
+      <w:r>
+        <w:rPr/>
+        <w:t xml:space="preserve">URL: </w:t>
+      </w:r>
+      <w:r>
+        <w:t xml:space="preserve"> https://www.theweek.in/wire-updates/national/2025/08/17/bom24-mh-vp-candidate-fadnavis.html</w:t>
+      </w:r>
+    </w:p>
+    <w:p>
+      <w:pPr>
+        <w:pStyle w:val="Normal"/>
+      </w:pPr>
+      <w:r>
+        <w:rPr/>
+        <w:t>Content: Mumbai, Aug 17 (PTI) Maharashtra Chief Minister Devendra Fadnavis on Sunday congratulated Governor CP Radhakrishnan for his nomination as the vice-presidential candidate of the ruling National Democratic Alliance. “Heartiest Congratulations to Maharashtra Governor Hon. CP Radhakrishnan ji, on his selection as the National Democratic Alliance (NDA) candidate for the Vice President of India,” Fadnavis said in a post on X. Throughout his tenure as a Member of Parliament, and governor in various states, Radhakrishnan has garnered extensive expertise in a wide range of legislative and constitutional matters, said the CM. “His selection as the VP Candidate fills us all, as Maharashtrians, with immense pride,” said Fadnavis. Deputy CM Ajit Pawar also congratulated Radhakrishnan. “Congratulations to incumbent Maharashtra Governor Shri C.P. Radhakrishnan ji on being announced as NDA’s candidate for the Vice Presidential election,” Pawar wrote on X. “I am sure once elected, his long standing experience and dedication will only enrich this high constitutional office,” he added. The vice-presidential election, necessitated by the sudden resignation of incumbent Jagdeep Dhankhar last month, is scheduled for September 9. The last date for filing nomination is August 21. (This story has not been edited by THE WEEK and is auto-generated from PTI) Dharmasthala case: 2 decades later, Bengaluru woman releases photo of daughter allegedly missing after 2003 trip to village Durand Cup 2025 quarterfinal update: East Bengal win iconic Kolkata Derby; rookies Diamond Harbour FC shock Jamshedpur FC 'Coolie' vs 'War 2' Day 4 Box Office Collection: Will Rajinikanth movie enter ₹200 club before Hrithik Roshan-Jr NTR starrer? Tariff relief hopes dashed? US team cancels India trip as trade dispute deepens When are Gamescom and PAX West? Major gaming events to see new video game launches soon Copyright © 2024 All rights reserved</w:t>
+      </w:r>
+    </w:p>
+    <w:p>
+      <w:pPr>
+        <w:pStyle w:val="Heading3"/>
+      </w:pPr>
+      <w:r>
+        <w:rPr/>
+        <w:t>Article 60</w:t>
+      </w:r>
+    </w:p>
+    <w:p>
+      <w:pPr>
+        <w:pStyle w:val="Normal"/>
+      </w:pPr>
+      <w:r>
+        <w:rPr/>
+        <w:t>Title: Spread awareness on Operation Sindoor during Ganesh festival Fadnavis</w:t>
+      </w:r>
+    </w:p>
+    <w:p>
+      <w:pPr>
+        <w:pStyle w:val="Normal"/>
+      </w:pPr>
+      <w:r>
+        <w:rPr/>
+        <w:t xml:space="preserve">URL: </w:t>
+      </w:r>
+      <w:r>
+        <w:t xml:space="preserve"> https://www.theweek.in/wire-updates/national/2025/08/14/bes31-mh-operation-sindoor-fadnavis.html</w:t>
+      </w:r>
+    </w:p>
+    <w:p>
+      <w:pPr>
+        <w:pStyle w:val="Normal"/>
+      </w:pPr>
+      <w:r>
+        <w:rPr/>
+        <w:t>Content: Mumbai, Aug 13 (PTI) Maharashtra Chief Minister Devendra Fadnavis on Wednesday urged Ganesh mandals to spread awareness on Operation Sindoor and swadeshi during the upcoming festival. Fadnavis chaired a review meeting, attended by Deputy Chief Minister Ajit Pawar, his cabinet colleagues Mangal Prabhat Lodha, Pankaj Bhoyar and Yogesh Kadam, and Chief Secretary Rajesh Kumar. Fadnavis instructed the administration to take measures to ensure that devotees face no inconvenience during the festival, beginning August 27. "He also expressed the expectation that tableaux based on Operation Sindoor be dedicated to the soldiers," an official statement said. The chief minister instructed the grant of continuous five-year permissions to idol makers, similar to public Ganesh mandals. He said idol makers should renew these permits every year. They should also take advantage of the computerised single-window system introduced by the municipal corporation for permission applications. The CM directed that the number of artificial ponds for immersing idols and boats used for deep sea immersions be increased. In view of the state festival status accorded to Ganesh festival, extensive planning has been undertaken to celebrate it on a large scale. All concessions given to Ganesh mandals last year will be continued this year as well. Fadnavis said the law should be followed while celebrating the festival. As Eid-e-Milad also falls during the Ganesh festival period, care should be taken to maintain religious harmony and ensure that law and order are not disturbed. He said the state government will take positive steps, within the limits set by the court, to extend the number of days for which permission is granted to use loudspeakers during the festival. It was decided not to levy property tax on the offices of Ganesh mandals if they give written declarations that these places are not used for commercial purposes. (This story has not been edited by THE WEEK and is auto-generated from PTI) Now a Mahayuti ally too opposes Independence Day meat ban in Maharastra civic bodies. Devendra Fadnavis cornered? Who is Saaniya Chandok? Arjun Tendulkar engaged to Ravi Ghai's granddaughter 'War 2' review and release updates: The Hrithik Roshan and Jr NTR film expected to have a bumper opening Asian Paints, Berger Paints ramp up expansion, reach amid heightened competition and sluggish demand Geopolitics did not kill off India’s global capability centres; They evolved, instead! Copyright © 2024 All rights reserved</w:t>
+      </w:r>
+    </w:p>
+    <w:p>
+      <w:pPr>
+        <w:pStyle w:val="Heading3"/>
+      </w:pPr>
+      <w:r>
+        <w:rPr/>
+        <w:t>Article 61</w:t>
+      </w:r>
+    </w:p>
+    <w:p>
+      <w:pPr>
+        <w:pStyle w:val="Normal"/>
+      </w:pPr>
+      <w:r>
+        <w:rPr/>
+        <w:t>Title: Those who speak of Maharashtra 'asmita' should support Radhakrishnan for VP post Fadnavis</w:t>
+      </w:r>
+    </w:p>
+    <w:p>
+      <w:pPr>
+        <w:pStyle w:val="Normal"/>
+      </w:pPr>
+      <w:r>
+        <w:rPr/>
+        <w:t xml:space="preserve">URL: </w:t>
+      </w:r>
+      <w:r>
+        <w:t xml:space="preserve"> https://www.theweek.in/wire-updates/national/2025/08/18/bom25-mh-governor-ld-fadnavis.html</w:t>
+      </w:r>
+    </w:p>
+    <w:p>
+      <w:pPr>
+        <w:pStyle w:val="Normal"/>
+      </w:pPr>
+      <w:r>
+        <w:rPr/>
+        <w:t>Content: Mumbai, Aug 18 (PTI) Maharashtra Chief Minister Devendra Fadnavis on Monday called upon MPs from the state cutting across party lines, specially from the Shiv Sena (UBT) and NCP (SP), to support Governor CP Radhakrishnan's candidature for the post of vice president. The ruling National Democratic Alliance (NDA) on Sunday named Radhakrishnan (67), a seasoned BJP leader belonging to a key OBC caste from Tamil Nadu with an RSS background, as its vice-presidential candidate. Talking to reporters, Fadnavis said even though Radhakrishnan belongs to Tamil Nadu, he is a registered voter in Mumbai and cast his vote here in the last year's Maharashtra assembly polls. "When he files his nomination for the vice president's post, he will mention that he is a registered voter in Mumbai. It is a matter of great pride for Maharashtra," he said. Fadnavis said political parties like the opposition Shiv Sena (UBT) and NCP (SP), which espouse Maharashtra's "asmita" (pride), should support Radhakrishnan's candidature. Replying to a question, the CM said he would request Sena (UBT) head Uddhav Thackeray and NCP (SP) chief Sharad Pawar to support Radhakrishnan, considering he is the state's governor and a voter from Mumbai. The electoral college for poll to the post of Vice President of India consists of all members of both Houses of Parliament. The Shiv Sena (UBT) has nine Lok Sabha and two Rajya Sabha members, while the NCP (SP) has 10 Lok Sabha and two Rajya Sabha members. With the NDA enjoying the support of at least 422 members in the electoral college of 781 MPs, Radhakrishnan’s victory in any contest against the Opposition is a foregone conclusion. The majority mark is 391. Earlier in the day, Fadnavis paid a courtesy visit to Radhakrishnan at the Raj Bhavan in Mumbai. Radhakrishnan later left for New Delhi. At the airport here, Fadnavis, accompanied by state Cultural Affairs Minister Ashish Shelar, presented to the governor a book containing the unpublished letters of Maratha king Chhatrapati Shivaji Maharaj, a release from the Raj Bhavan said. BJP president J P Nadda on Sunday made the announcement about Radhakrishnan's candidature for the vice president's post following a meeting of the party's parliamentary board, which included Prime Minister Narendra Modi, and consultation with the party's allies. Nadda appealed for unanimous election of Radhakrishnan (67), an OBC leader and two-time former Lok Sabha member from Coimbatore, to the constitutional position, saying BJP leaders had spoken to the opposition parties over the last week and will reach out to them again. (This story has not been edited by THE WEEK and is auto-generated from PTI) 'Declare wet drought, grant Rs 50,000 per hectare aid': Congress demands relief for Maharashtra farmers ICC ODI Rankings: Virat Kohli, Rohit Sharma 'go missing' from Top 10 before retirement? ‘Coolie’ vs ‘War 2’ day 6 box office collection: As excitement falters, so does the box office Job losses, setback for payment apps like Razorpay, PhonePe! Dream11, My11Circle ban killing online gaming sector? Meta rolls out AI audio translations for Reels: How it works and why it matters Copyright © 2024 All rights reserved</w:t>
+      </w:r>
+    </w:p>
+    <w:p>
+      <w:pPr>
+        <w:pStyle w:val="Heading3"/>
+      </w:pPr>
+      <w:r>
+        <w:rPr/>
+        <w:t>Article 62</w:t>
+      </w:r>
+    </w:p>
+    <w:p>
+      <w:pPr>
+        <w:pStyle w:val="Normal"/>
+      </w:pPr>
+      <w:r>
+        <w:rPr/>
+        <w:t>Title: Mumbai rains: Maharashtra CM says 'observe precautions', warns of heavy rainfall, high tide; check BMC's advisory</w:t>
+      </w:r>
+    </w:p>
+    <w:p>
+      <w:pPr>
+        <w:pStyle w:val="Normal"/>
+      </w:pPr>
+      <w:r>
+        <w:rPr/>
+        <w:t xml:space="preserve">URL: </w:t>
+      </w:r>
+      <w:r>
+        <w:t xml:space="preserve"> https://www.livemint.com/news/mumbai-rains-maharashtra-cm-says-observe-precautions-warns-of-heavy-rainfall-high-tide-check-bmcs-advisory-11755573270369.html</w:t>
+      </w:r>
+    </w:p>
+    <w:p>
+      <w:pPr>
+        <w:pStyle w:val="Normal"/>
+      </w:pPr>
+      <w:r>
+        <w:rPr/>
+        <w:t>Content: As Mumbai rains continue to wreak havoc for the fourth day in a row, Maharashtra Chief Minister Devendra Fadnavis on Monday issued a warning about the severe weather conditions. The India Meteorological Department issued a red alert for several parts of the state, predicting extremely heavy rains on Tuesday, August 19. Mumbai's Forbes Reservoir, F South Office, recorded 109 mm rainfall in just 4 hours between 4:00 AM and 8:00 AM on August 19, Brihanmumbai Municipal Corporation (BMC) said. "In the last 2 days, Maharashtra has received widespread rainfall. Red Alert and Orange Alert have been issued for several districts. Even for the next three days, until 21st August, half of the districts in Maharashtra have either Red Alert or Orange Alert. We discussed the precautions that need to be taken due to this," ANI quoted Maharashtra CM as saying. Several water reservoirs have started overflowing, including Modak Sagar Dam, Tansa Dam, Tulsi lake and Vihar lake. In the 24 hour period before 6:00 AM on August 19, Mumbai recorded 217 mm rain. A total of 14 places in Mumbai were waterlogged following the recent rain, including Hindmata, Gandhi Market, King's Circle, Dadar Railway Station, Hindu Colony, Andheri Subway, Shivdi Railway Station and Na M Joshi Marg, among others. Flight and train operations were disrupted and schools and colleges in Mumbai have been closed due to the heavy rain. Stay updated with the latest Trending, India , World and US news. Celebrate the spirit of Independence Day 2025 by exploring live updates and key moments from the 79th Independence Day celebrations in India. Complement your patriotic mood by sharing heartfelt wishes, quotes, and images for a Happy 79th Independence Day with loved ones. Download the Mint app and read premium stories Log in to our website to save your bookmarks. It'll just take a moment.</w:t>
+      </w:r>
+    </w:p>
+    <w:p>
+      <w:pPr>
+        <w:pStyle w:val="Heading3"/>
+      </w:pPr>
+      <w:r>
+        <w:rPr/>
+        <w:t>Article 63</w:t>
+      </w:r>
+    </w:p>
+    <w:p>
+      <w:pPr>
+        <w:pStyle w:val="Normal"/>
+      </w:pPr>
+      <w:r>
+        <w:rPr/>
+        <w:t>Title: Spread awareness on Operation Sindoor during Ganesh festival: Fadnavis</w:t>
+      </w:r>
+    </w:p>
+    <w:p>
+      <w:pPr>
+        <w:pStyle w:val="Normal"/>
+      </w:pPr>
+      <w:r>
+        <w:rPr/>
+        <w:t xml:space="preserve">URL: </w:t>
+      </w:r>
+      <w:r>
+        <w:t xml:space="preserve"> https://theprint.in/india/spread-awareness-on-operation-sindoor-during-ganesh-festival-fadnavis/2720722/</w:t>
+      </w:r>
+    </w:p>
+    <w:p>
+      <w:pPr>
+        <w:pStyle w:val="Normal"/>
+      </w:pPr>
+      <w:r>
+        <w:rPr/>
+        <w:t>Content: Mumbai, Aug 13 (PTI) Maharashtra Chief Minister Devendra Fadnavis on Wednesday urged Ganesh mandals to spread awareness on Operation Sindoor and swadeshi during the upcoming festival. Fadnavis chaired a review meeting, attended by Deputy Chief Minister Ajit Pawar, his cabinet colleagues Mangal Prabhat Lodha, Pankaj Bhoyar and Yogesh Kadam, and Chief Secretary Rajesh Kumar. Fadnavis instructed the administration to take measures to ensure that devotees face no inconvenience during the festival, beginning August 27. Show Full Article Mumbai, Aug 13 (PTI) Maharashtra Chief Minister Devendra Fadnavis on Wednesday urged Ganesh mandals to spread awareness on Operation Sindoor and swadeshi during the upcoming festival. Fadnavis chaired a review meeting, attended by Deputy Chief Minister Ajit Pawar, his cabinet colleagues Mangal Prabhat Lodha, Pankaj Bhoyar and Yogesh Kadam, and Chief Secretary Rajesh Kumar. Fadnavis instructed the administration to take measures to ensure that devotees face no inconvenience during the festival, beginning August 27. Show Full Article Fadnavis chaired a review meeting, attended by Deputy Chief Minister Ajit Pawar, his cabinet colleagues Mangal Prabhat Lodha, Pankaj Bhoyar and Yogesh Kadam, and Chief Secretary Rajesh Kumar. Fadnavis instructed the administration to take measures to ensure that devotees face no inconvenience during the festival, beginning August 27. Show Full Article Fadnavis instructed the administration to take measures to ensure that devotees face no inconvenience during the festival, beginning August 27. “He also expressed the expectation that tableaux based on Operation Sindoor be dedicated to the soldiers,” an official statement said. The chief minister instructed the grant of continuous five-year permissions to idol makers, similar to public Ganesh mandals. He said idol makers should renew these permits every year. They should also take advantage of the computerised single-window system introduced by the municipal corporation for permission applications. The CM directed that the number of artificial ponds for immersing idols and boats used for deep sea immersions be increased. In view of the state festival status accorded to Ganesh festival, extensive planning has been undertaken to celebrate it on a large scale. All concessions given to Ganesh mandals last year will be continued this year as well. Fadnavis said the law should be followed while celebrating the festival. As Eid-e-Milad also falls during the Ganesh festival period, care should be taken to maintain religious harmony and ensure that law and order are not disturbed. He said the state government will take positive steps, within the limits set by the court, to extend the number of days for which permission is granted to use loudspeakers during the festival. It was decided not to levy property tax on the offices of Ganesh mandals if they give written declarations that these places are not used for commercial purposes. PTI PR NSK This report is auto-generated from PTI news service. ThePrint holds no responsibility for its content. “He also expressed the expectation that tableaux based on Operation Sindoor be dedicated to the soldiers,” an official statement said. The chief minister instructed the grant of continuous five-year permissions to idol makers, similar to public Ganesh mandals. He said idol makers should renew these permits every year. They should also take advantage of the computerised single-window system introduced by the municipal corporation for permission applications. The CM directed that the number of artificial ponds for immersing idols and boats used for deep sea immersions be increased. In view of the state festival status accorded to Ganesh festival, extensive planning has been undertaken to celebrate it on a large scale. All concessions given to Ganesh mandals last year will be continued this year as well. Fadnavis said the law should be followed while celebrating the festival. As Eid-e-Milad also falls during the Ganesh festival period, care should be taken to maintain religious harmony and ensure that law and order are not disturbed. He said the state government will take positive steps, within the limits set by the court, to extend the number of days for which permission is granted to use loudspeakers during the festival. It was decided not to levy property tax on the offices of Ganesh mandals if they give written declarations that these places are not used for commercial purposes. PTI PR NSK This report is auto-generated from PTI news service. ThePrint holds no responsibility for its content. The chief minister instructed the grant of continuous five-year permissions to idol makers, similar to public Ganesh mandals. He said idol makers should renew these permits every year. They should also take advantage of the computerised single-window system introduced by the municipal corporation for permission applications. The CM directed that the number of artificial ponds for immersing idols and boats used for deep sea immersions be increased. In view of the state festival status accorded to Ganesh festival, extensive planning has been undertaken to celebrate it on a large scale. All concessions given to Ganesh mandals last year will be continued this year as well. Fadnavis said the law should be followed while celebrating the festival. As Eid-e-Milad also falls during the Ganesh festival period, care should be taken to maintain religious harmony and ensure that law and order are not disturbed. He said the state government will take positive steps, within the limits set by the court, to extend the number of days for which permission is granted to use loudspeakers during the festival. It was decided not to levy property tax on the offices of Ganesh mandals if they give written declarations that these places are not used for commercial purposes. PTI PR NSK This report is auto-generated from PTI news service. ThePrint holds no responsibility for its content. They should also take advantage of the computerised single-window system introduced by the municipal corporation for permission applications. The CM directed that the number of artificial ponds for immersing idols and boats used for deep sea immersions be increased. In view of the state festival status accorded to Ganesh festival, extensive planning has been undertaken to celebrate it on a large scale. All concessions given to Ganesh mandals last year will be continued this year as well. Fadnavis said the law should be followed while celebrating the festival. As Eid-e-Milad also falls during the Ganesh festival period, care should be taken to maintain religious harmony and ensure that law and order are not disturbed. He said the state government will take positive steps, within the limits set by the court, to extend the number of days for which permission is granted to use loudspeakers during the festival. It was decided not to levy property tax on the offices of Ganesh mandals if they give written declarations that these places are not used for commercial purposes. PTI PR NSK This report is auto-generated from PTI news service. ThePrint holds no responsibility for its content. The CM directed that the number of artificial ponds for immersing idols and boats used for deep sea immersions be increased. In view of the state festival status accorded to Ganesh festival, extensive planning has been undertaken to celebrate it on a large scale. All concessions given to Ganesh mandals last year will be continued this year as well. Fadnavis said the law should be followed while celebrating the festival. As Eid-e-Milad also falls during the Ganesh festival period, care should be taken to maintain religious harmony and ensure that law and order are not disturbed. He said the state government will take positive steps, within the limits set by the court, to extend the number of days for which permission is granted to use loudspeakers during the festival. It was decided not to levy property tax on the offices of Ganesh mandals if they give written declarations that these places are not used for commercial purposes. PTI PR NSK This report is auto-generated from PTI news service. ThePrint holds no responsibility for its content. In view of the state festival status accorded to Ganesh festival, extensive planning has been undertaken to celebrate it on a large scale. All concessions given to Ganesh mandals last year will be continued this year as well. Fadnavis said the law should be followed while celebrating the festival. As Eid-e-Milad also falls during the Ganesh festival period, care should be taken to maintain religious harmony and ensure that law and order are not disturbed. He said the state government will take positive steps, within the limits set by the court, to extend the number of days for which permission is granted to use loudspeakers during the festival. It was decided not to levy property tax on the offices of Ganesh mandals if they give written declarations that these places are not used for commercial purposes. PTI PR NSK This report is auto-generated from PTI news service. ThePrint holds no responsibility for its content. Fadnavis said the law should be followed while celebrating the festival. As Eid-e-Milad also falls during the Ganesh festival period, care should be taken to maintain religious harmony and ensure that law and order are not disturbed. He said the state government will take positive steps, within the limits set by the court, to extend the number of days for which permission is granted to use loudspeakers during the festival. It was decided not to levy property tax on the offices of Ganesh mandals if they give written declarations that these places are not used for commercial purposes. PTI PR NSK This report is auto-generated from PTI news service. ThePrint holds no responsibility for its content. He said the state government will take positive steps, within the limits set by the court, to extend the number of days for which permission is granted to use loudspeakers during the festival. It was decided not to levy property tax on the offices of Ganesh mandals if they give written declarations that these places are not used for commercial purposes. PTI PR NSK This report is auto-generated from PTI news service. ThePrint holds no responsibility for its content. It was decided not to levy property tax on the offices of Ganesh mandals if they give written declarations that these places are not used for commercial purposes. PTI PR NSK This report is auto-generated from PTI news service. ThePrint holds no responsibility for its content. This report is auto-generated from PTI news service. ThePrint holds no responsibility for its content. Subscribe to our channels on YouTube, Telegram &amp; WhatsApp Support Our Journalism India needs fair, non-hyphenated and questioning journalism, packed with on-ground reporting. ThePrint – with exceptional reporters, columnists and editors – is doing just that. Sustaining this needs support from wonderful readers like you. Whether you live in India or overseas, you can take a paid subscription by clicking here. Support Our Journalism Save my name, email, and website in this browser for the next time I comment. Δ Required fields are marked * Name * Email * Δ Copyright © 2025 Printline Media Pvt. Ltd. All rights reserved.</w:t>
+      </w:r>
+    </w:p>
+    <w:p>
+      <w:pPr>
+        <w:pStyle w:val="Heading3"/>
+      </w:pPr>
+      <w:r>
+        <w:rPr/>
+        <w:t>Article 64</w:t>
+      </w:r>
+    </w:p>
+    <w:p>
+      <w:pPr>
+        <w:pStyle w:val="Normal"/>
+      </w:pPr>
+      <w:r>
+        <w:rPr/>
+        <w:t>Title: 'Third Mumbai' to boost metropolitan region development Fadnavis</w:t>
+      </w:r>
+    </w:p>
+    <w:p>
+      <w:pPr>
+        <w:pStyle w:val="Normal"/>
+      </w:pPr>
+      <w:r>
+        <w:rPr/>
+        <w:t xml:space="preserve">URL: </w:t>
+      </w:r>
+      <w:r>
+        <w:t xml:space="preserve"> https://www.theweek.in/wire-updates/business/2025/08/19/bom3-mh-third-mumbai-cm.html</w:t>
+      </w:r>
+    </w:p>
+    <w:p>
+      <w:pPr>
+        <w:pStyle w:val="Normal"/>
+      </w:pPr>
+      <w:r>
+        <w:rPr/>
+        <w:t>Content: Mumbai, Aug 19 (PTI) Maharashtra Chief Minister Devendra Fadnavis has said his government is developing 'Third Mumbai' in neighbouring Raigad district to boost development in the Mumbai Metropolitan Region (MMR). This would mark a new chapter in the state's economic growth, Fadnavis said on Monday at the inauguration of the expanded office of global investment banking giant Goldman Sachs in Worli area here. The CM also held discussions with investors during the event. "The opening of Goldman Sachs' new facility is a matter of pride for the state. It reaffirms Maharashtra's skilled workforce, robust markets, and investor-friendly environment. This also underlines the state's leadership in the financial sector," he noted. "The state government is committed to development and is working with the private sector to build 'Third Mumbai'. The new city will host centres of international universities and will play a crucial role in the economic growth of both Mumbai and Maharashtra. The project will include medical colleges, innovation hubs, and research facilities," the CM said. Research in areas like quantum computing and AI-based systems will be a key feature, he added. Fadnavis assured that connectivity between Mumbai and 'Third Mumbai' would be seamless, supported by infrastructure projects like the Coastal Road, Atal Setu and the ongoing Worli-Sewri Link Road. Appealing to private investors to take an initiative in the development of the new city, the CM said, "Good development happens through public-private partnerships. All necessary clearances for incoming investors will be fast-tracked at the government level. Maharashtra is an investor-friendly state. We are continuously improving our ease-of-doing-business rankings." The state is ensuring no obstacles come in the way of investors, and if any issues arise, they are resolved promptly, he said. Kevin Sneader, president of Goldman Sachs, said opportunities in the Indian market are of great significance to the firm. Goldman Sachs India CEO Sanjay Chatterjee said the new office marks a milestone in the company's journey in India, adding the design of the new space focuses on collaboration, innovation, and employee well-being. A statement from the CM's Office said Goldman Sachs began its services in India in the 1980s and established full ownership presence in Mumbai in 2006. It currently offers investment banking, equity sales and trading, fixed income securities, asset management, and research services, the statement said. (This story has not been edited by THE WEEK and is auto-generated from PTI) A South vs South contest? Opposition to declare Vice President candidate today Did Trump pause White House talks with EU leaders midway to call Putin? 17 years of Virat Kohli: Here are 5 of his unique achievements in international cricket 'Dept. Q' Season 2: Will Matthew Goode’s Detective Carl Morck be back? 100-year plan to reach a black hole? Italian scientist discusses tiny spacecraft that could achieve this feat | INTERVIEW Copyright © 2024 All rights reserved</w:t>
+      </w:r>
+    </w:p>
+    <w:p>
+      <w:pPr>
+        <w:pStyle w:val="Heading3"/>
+      </w:pPr>
+      <w:r>
+        <w:rPr/>
+        <w:t>Article 65</w:t>
+      </w:r>
+    </w:p>
+    <w:p>
+      <w:pPr>
+        <w:pStyle w:val="Normal"/>
+      </w:pPr>
+      <w:r>
+        <w:rPr/>
+        <w:t>Title: BMC Polls Likely In October, November Or December, EC Will Take Final Call: CM Fadnavis</w:t>
+      </w:r>
+    </w:p>
+    <w:p>
+      <w:pPr>
+        <w:pStyle w:val="Normal"/>
+      </w:pPr>
+      <w:r>
+        <w:rPr/>
+        <w:t xml:space="preserve">URL: </w:t>
+      </w:r>
+      <w:r>
+        <w:t xml:space="preserve"> https://www.news18.com/cities/mumbai-news/bmc-polls-likely-in-october-november-or-december-ec-will-take-final-call-cm-fadnavis-ws-l-9503646.html</w:t>
+      </w:r>
+    </w:p>
+    <w:p>
+      <w:pPr>
+        <w:pStyle w:val="Normal"/>
+      </w:pPr>
+      <w:r>
+        <w:rPr/>
+        <w:t>Content: Maharashtra Chief Minister Devendra Fadnavis on Wednesday said that the Brihanmumbai Municipal Corporation (BMC) elections are likely to be held in October, November, or December, but the final decision lies with the Election Commission (EC). Speaking at the CNN-News18 Townhall, Mumbai edition, Fadnavis clarified that conducting elections is not the responsibility of the state government but of the Election Commission. He said the EC has already begun the necessary formalities. “The first step involves the formation of wards for Zilla Parishads, Nagar Palikas, and Mahanagar Palikas, which is almost complete. After that, the EC will release the updated voters’ list," Fadnavis explained. #CNNNews18Townhall | EC will decide regarding the BMC polls. The matter is not of vote-chori, it is about ‘dimag-chori’. If your claims are right, give an affidavit. let the EC face it. Rahul Gandhi has no evidence: @Dev_Fadnavis, Maharashtra CM#BMCElections | @AnchorAnandN pic.twitter.com/1bKSsizlhx— News18 (@CNNnews18) August 13, 2025 He further added that the Election Commission has indicated it will not be possible to conduct all local body elections at once, and therefore they will be held in three phases — starting with Zilla Parishads, followed by Nagar Palikas and then Mahanagar Palikas. Based on this, Fadnavis said he expects the BMC elections to take place anytime between October and December. The Chief Minister also said there is no division within the Mahayuti alliance and confirmed that all partners will contest the BMC elections together. Dismissing any speculation of a rift, Fadnavis said, “Eknath Shinde and I are on the same page." Swipe Left For Next Video The Mahayuti alliance includes the Bharatiya Janata Party (BJP), the Ajit Pawar-led Nationalist Congress Party (NCP), and the Eknath Shinde-led Shiv Sena. ALSO READ: Mumbai Need Not Be Singapore Or Shanghai, Others Should Aspire To Be Like Mumbai: CM Fadnavis Latest Blogs</w:t>
+      </w:r>
+    </w:p>
+    <w:p>
+      <w:pPr>
+        <w:pStyle w:val="Heading3"/>
+      </w:pPr>
+      <w:r>
+        <w:rPr/>
+        <w:t>Article 66</w:t>
+      </w:r>
+    </w:p>
+    <w:p>
+      <w:pPr>
+        <w:pStyle w:val="Normal"/>
+      </w:pPr>
+      <w:r>
+        <w:rPr/>
+        <w:t>Title: Ajit Pawar, Aaditya Thackeray term August 15 meat ban 'wrong', Fadnavis distances govt from decision</w:t>
+      </w:r>
+    </w:p>
+    <w:p>
+      <w:pPr>
+        <w:pStyle w:val="Normal"/>
+      </w:pPr>
+      <w:r>
+        <w:rPr/>
+        <w:t xml:space="preserve">URL: </w:t>
+      </w:r>
+      <w:r>
+        <w:t xml:space="preserve"> https://www.indiatvnews.com/maharashtra/ajit-pawar-aaditya-thackeray-slam-august-15-independence-day-meat-ban-orders-in-maharashtra-call-it-wrong-in-state-devendra-fadnavis-2025-08-13-1003355</w:t>
+      </w:r>
+    </w:p>
+    <w:p>
+      <w:pPr>
+        <w:pStyle w:val="Normal"/>
+      </w:pPr>
+      <w:r>
+        <w:rPr/>
+        <w:t>Content: After Shiv Sena (UBT) leader Aaditya Thackeray’s sharp criticism of civic bodies over meat shop closure orders on Independence Day (August 15), Maharashtra deputy chief minister Ajit Pawar has also opposed the move, calling it “wrong” and unnecessary for a national holiday. Several municipal corporations in the state, including Kalyan Dombivli and Malegaon, have announced bans on the sale of meat and closure of slaughterhouses on August 15. ‘Ban wrong on national holidays’: Ajit Pawar Speaking to media, Ajit Pawar said such restrictions are typically observed on faith-centric festivals like Ashadhi Ekadashi, Mahashivratri, or Mahavir Jayanti out of respect for religious sentiments. “It is wrong to impose such a ban on August 15. Major cities have residents from different castes and religions. People may accept it for a day if it’s an emotional issue linked to faith. But imposing such orders on Maharashtra Day, Independence Day, or Republic Day is difficult,” Pawar said. Fadnavis on 'meat ban' in Maharashtra on Aug 15 Meanwhile, Maharashtra Chief Minister Devendra Fadnavis said the state government has no interest in regulating what people eat, dismissing the controversy over the closure of abattoirs on August 15 as 'unnecessary'. ‘Our Navratri prasad has prawns’: Aaditya Thackeray Aaditya Thackeray went a step further, demanding the suspension of the KDMC commissioner, saying it was not their job to decide citizens’ dietary choices. “In our house, even during Navratri, our prasad has prawns and fish- this is our tradition, our Hinduism. What we eat on Independence Day is our right and freedom. We will definitely eat non-veg,” Thackeray asserted, calling the order an unwarranted intrusion into personal choice. In a post on X, he wrote, “The KDMC commissioner has no right to interfere. Instead of imposing vegetarianism, fix the bad roads and civic services. Citizens will eat what they want- vegetarian or non-vegetarian.” Nagpur joins list of Maharashtra cities enforcing August 15 meat shop ban The Nagpur Municipal Corporation (NMC) has announced that all slaughterhouses, meat outlets, and shops selling meat within city limits will remain closed on August 15, citing the twin occasions of Independence Day and Gokul Ashtami. The festival, marking the birth of Lord Krishna, coincides with Independence Day this year. The decision aligns Nagpur with other civic bodies in Maharashtra that have issued similar directives, sparking political debate in recent days. After Shiv Sena (UBT) leader Aaditya Thackeray’s sharp criticism of civic bodies over meat shop closure orders on Independence Day (August 15), Maharashtra deputy chief minister Ajit Pawar has also opposed the move, calling it “wrong” and unnecessary for a national holiday. Several municipal corporations in the state, including Kalyan Dombivli and Malegaon, have announced bans on the sale of meat and closure of slaughterhouses on August 15. Speaking to media, Ajit Pawar said such restrictions are typically observed on faith-centric festivals like Ashadhi Ekadashi, Mahashivratri, or Mahavir Jayanti out of respect for religious sentiments. “It is wrong to impose such a ban on August 15. Major cities have residents from different castes and religions. People may accept it for a day if it’s an emotional issue linked to faith. But imposing such orders on Maharashtra Day, Independence Day, or Republic Day is difficult,” Pawar said. Meanwhile, Maharashtra Chief Minister Devendra Fadnavis said the state government has no interest in regulating what people eat, dismissing the controversy over the closure of abattoirs on August 15 as 'unnecessary'. Aaditya Thackeray went a step further, demanding the suspension of the KDMC commissioner, saying it was not their job to decide citizens’ dietary choices. “In our house, even during Navratri, our prasad has prawns and fish- this is our tradition, our Hinduism. What we eat on Independence Day is our right and freedom. We will definitely eat non-veg,” Thackeray asserted, calling the order an unwarranted intrusion into personal choice. In a post on X, he wrote, “The KDMC commissioner has no right to interfere. Instead of imposing vegetarianism, fix the bad roads and civic services. Citizens will eat what they want- vegetarian or non-vegetarian.” According to an official statement, the order was issued on August 12 by NMC Deputy Commissioner (Solid Waste Management) Rajesh Bhagat. It mandates a complete halt to the slaughter of animals and sale of meat on the day. The directive warns that violators will face strict action from the municipal corporation’s flying squad. Alongside KDMC and Malegaon, the Chhatrapati Sambhajinagar Municipal Corporation also announced a two-day ban- August 15 for Gokul Ashtami and August 20 for Paryushan Parva, a major Jain festival. The order prohibits slaughtering animals and selling meat within city limits on these dates, warning of strict action against violators. © 2009-2025 Independent News Service. All rights reserved.</w:t>
+      </w:r>
+    </w:p>
+    <w:p>
+      <w:pPr>
+        <w:pStyle w:val="Heading3"/>
+      </w:pPr>
+      <w:r>
+        <w:rPr/>
+        <w:t>Article 67</w:t>
+      </w:r>
+    </w:p>
+    <w:p>
+      <w:pPr>
+        <w:pStyle w:val="Normal"/>
+      </w:pPr>
+      <w:r>
+        <w:rPr/>
+        <w:t>Title: Allies BJP, NCP differ on meat sale ban on Aug 15; Fadnavis says no need to curb food choices</w:t>
+      </w:r>
+    </w:p>
+    <w:p>
+      <w:pPr>
+        <w:pStyle w:val="Normal"/>
+      </w:pPr>
+      <w:r>
+        <w:rPr/>
+        <w:t xml:space="preserve">URL: </w:t>
+      </w:r>
+      <w:r>
+        <w:t xml:space="preserve"> https://theprint.in/india/allies-bjp-ncp-differ-on-meat-sale-ban-on-aug-15-fadnavis-says-no-need-to-curb-food-choices/2720570/</w:t>
+      </w:r>
+    </w:p>
+    <w:p>
+      <w:pPr>
+        <w:pStyle w:val="Normal"/>
+      </w:pPr>
+      <w:r>
+        <w:rPr/>
+        <w:t>Content: Mumbai, Aug 13 (PTI) Ruling allies BJP and NCP spoke in different voices after nearly half a dozen civic bodies in Maharashtra ordered closure of meat shops and abattoirs on Independence Day, while Chief Minister Devendra Fadnavis on Wednesday said the government was not interested in policing people’s food choices. Municipal corporations in Nagpur, Nashik, Malegaon, Chhatrapati Sambhajinagar and Kalyan-Dombivli have issued orders directing closure of slaughterhouses and meat shops within their jurisdiction on August 15. Some of them have said these facilities will remain shut on certain other days, too, in view of Hindu and Jain festivals. The Nationalist Congress Party (NCP) led by Deputy Chief Minister Ajit Pawar questioned the closure, while its ally in the ruling Mahayuti coalition, BJP, defended the move, citing a 1988 state government resolution (GR) empowering civic bodies to impose such restrictions. Show Full Article Mumbai, Aug 13 (PTI) Ruling allies BJP and NCP spoke in different voices after nearly half a dozen civic bodies in Maharashtra ordered closure of meat shops and abattoirs on Independence Day, while Chief Minister Devendra Fadnavis on Wednesday said the government was not interested in policing people’s food choices. Municipal corporations in Nagpur, Nashik, Malegaon, Chhatrapati Sambhajinagar and Kalyan-Dombivli have issued orders directing closure of slaughterhouses and meat shops within their jurisdiction on August 15. Some of them have said these facilities will remain shut on certain other days, too, in view of Hindu and Jain festivals. The Nationalist Congress Party (NCP) led by Deputy Chief Minister Ajit Pawar questioned the closure, while its ally in the ruling Mahayuti coalition, BJP, defended the move, citing a 1988 state government resolution (GR) empowering civic bodies to impose such restrictions. Show Full Article Municipal corporations in Nagpur, Nashik, Malegaon, Chhatrapati Sambhajinagar and Kalyan-Dombivli have issued orders directing closure of slaughterhouses and meat shops within their jurisdiction on August 15. Some of them have said these facilities will remain shut on certain other days, too, in view of Hindu and Jain festivals. The Nationalist Congress Party (NCP) led by Deputy Chief Minister Ajit Pawar questioned the closure, while its ally in the ruling Mahayuti coalition, BJP, defended the move, citing a 1988 state government resolution (GR) empowering civic bodies to impose such restrictions. Show Full Article The Nationalist Congress Party (NCP) led by Deputy Chief Minister Ajit Pawar questioned the closure, while its ally in the ruling Mahayuti coalition, BJP, defended the move, citing a 1988 state government resolution (GR) empowering civic bodies to impose such restrictions. Opposition parties have also criticised the move. The BJP said the policy to keep abattoirs shut on Independence Day was first implemented in 1988 when NCP (SP) president Sharad Pawar was the chief minister of Maharashtra, and sought to know if the opposition would question the veteran politician about it. Maharashtra BJP chief spokesperson Keshav Upadhye posed this question to opposition NCP (SP) MLA Jitendra Awhad and Shiv Sena (UBT) legislator Aaditya Thackeray who have also opposed the closure. Upadhye said the policy to keep abattoirs shut on August 15 was originally framed by the Congress government then led by Shankarrao Chavan. “Within a month in 1988, Sharad Pawar became the chief minister and implemented the policy for the first time,” he said. During the Maha Vikas Aghadi (MVA) government (November 2019-June 2022), in which both Awhad and Thackeray were ministers, the same practice continued without any protest from them, the BJP member claimed. “Will they seek a response from Sharad Pawar for taking such a decision back then? Will they criticise him too? Awhad and Thackeray should respond to it now,” Upadhye said. “Both (Awhad and Thackeray) have lost their (original) parties and government. Therefore, they are depressed and find fault with any decision to target the state government,” he opined. Chief Minister Fadnavis asserted the state government was not interested in regulating people’s food choices and described the row over abattoir closures on Independence Day as an “unnecessary” controversy. “The state government is not interested in (knowing) who eats what. We have many other issues to address,” Fadnavis told reporters here. Asked about some municipal corporations ordering closure of abattoir on August 15, the CM, “The state never took such a decision. A GR was issued in August 1988. Municipal corporations take such decisions (ordering closure of slaughterhouses) on their own. Even I was not aware of such a GR existing for such a long period.” “I also learned about it (GR) through the media. Similar decisions were taken when (Shiv Sena UBT leader) Uddhav Thackeray was chief minister of Maharashtra (November 2019-June 22),” he opined. Deputy CM Ajit Pawar on Tuesday expressed displeasure over some civic bodies ordering the closure of slaughterhouses and shops selling meat on August 15, saying it was wrong to impose such a ban. Such types of restrictions are generally imposed considering faith-related sensitivities on occasions like Ashadhi Ekadashi, Mahashivratri, Mahavir Jayanti, Ajit Pawar said. “It is wrong to impose such a ban. In major cities, people of different castes and religions reside. If it is an emotional issue, then people accept it (ban) for a day. But if you clamp such orders on Maharashtra Day, Independence Day and Republic Day, then it is difficult,” the deputy CM stated. The Chhatrapati Sambhajinagar Municipal Corporation has announced the closure of slaughterhouses, and shops selling meat within city limits on two days – August 15 and 20. It stated the closure was ordered on August 15 on the occasion of Gokul Ashtami, a Hindu festival that celebrates the birth of Lord Krishna, and August 20, which marks the beginning of ‘Paryushan Parva’ – a key festival of the Jain community characterised by fasting and prayers. Aaditya Thackeray earlier said the Kalyan-Dombivli civic commissioner should be suspended as it was not for him to dictate people’s dietary choices. The Congress claimed the Mahayuti government was creating controversies on “nonsensical” issues such as pigeon-feeding in cities and banning sale of meat on Independence Day to divert attention from serious issues. The BJP was stoking caste-based and communal tensions as part of its political strategy, state Congress chief Harshwardhan Sapkal alleged. “The Maharashtra government should not tell us what time we should eat meat, what spices or salt should we use; it should not try to control our personal habits, marriages, or our thinking process. Such things have no place in our state, but this government is deliberately doing it,” Sapkal said. AIMIM president Asaduddin Owaisi also opposed the decision by municipal corporations to shut down slaughterhouses and meat shops on August 15, terming it as “unconstitutional”, and sought to know the link between meat consumption and Independence Day celebrations. “These meat bans violate people’s right to liberty, privacy, livelihood, culture, nutrition and religion,” the Lok Sabha MP told reporters in Hyderabad. PTI PR ND AW CLS COR GK NP NSK KRK VT SJR VVK RSY This report is auto-generated from PTI news service. ThePrint holds no responsibility for its content. Opposition parties have also criticised the move. The BJP said the policy to keep abattoirs shut on Independence Day was first implemented in 1988 when NCP (SP) president Sharad Pawar was the chief minister of Maharashtra, and sought to know if the opposition would question the veteran politician about it. Maharashtra BJP chief spokesperson Keshav Upadhye posed this question to opposition NCP (SP) MLA Jitendra Awhad and Shiv Sena (UBT) legislator Aaditya Thackeray who have also opposed the closure. Upadhye said the policy to keep abattoirs shut on August 15 was originally framed by the Congress government then led by Shankarrao Chavan. “Within a month in 1988, Sharad Pawar became the chief minister and implemented the policy for the first time,” he said. During the Maha Vikas Aghadi (MVA) government (November 2019-June 2022), in which both Awhad and Thackeray were ministers, the same practice continued without any protest from them, the BJP member claimed. “Will they seek a response from Sharad Pawar for taking such a decision back then? Will they criticise him too? Awhad and Thackeray should respond to it now,” Upadhye said. “Both (Awhad and Thackeray) have lost their (original) parties and government. Therefore, they are depressed and find fault with any decision to target the state government,” he opined. Chief Minister Fadnavis asserted the state government was not interested in regulating people’s food choices and described the row over abattoir closures on Independence Day as an “unnecessary” controversy. “The state government is not interested in (knowing) who eats what. We have many other issues to address,” Fadnavis told reporters here. Asked about some municipal corporations ordering closure of abattoir on August 15, the CM, “The state never took such a decision. A GR was issued in August 1988. Municipal corporations take such decisions (ordering closure of slaughterhouses) on their own. Even I was not aware of such a GR existing for such a long period.” “I also learned about it (GR) through the media. Similar decisions were taken when (Shiv Sena UBT leader) Uddhav Thackeray was chief minister of Maharashtra (November 2019-June 22),” he opined. Deputy CM Ajit Pawar on Tuesday expressed displeasure over some civic bodies ordering the closure of slaughterhouses and shops selling meat on August 15, saying it was wrong to impose such a ban. Such types of restrictions are generally imposed considering faith-related sensitivities on occasions like Ashadhi Ekadashi, Mahashivratri, Mahavir Jayanti, Ajit Pawar said. “It is wrong to impose such a ban. In major cities, people of different castes and religions reside. If it is an emotional issue, then people accept it (ban) for a day. But if you clamp such orders on Maharashtra Day, Independence Day and Republic Day, then it is difficult,” the deputy CM stated. The Chhatrapati Sambhajinagar Municipal Corporation has announced the closure of slaughterhouses, and shops selling meat within city limits on two days – August 15 and 20. It stated the closure was ordered on August 15 on the occasion of Gokul Ashtami, a Hindu festival that celebrates the birth of Lord Krishna, and August 20, which marks the beginning of ‘Paryushan Parva’ – a key festival of the Jain community characterised by fasting and prayers. Aaditya Thackeray earlier said the Kalyan-Dombivli civic commissioner should be suspended as it was not for him to dictate people’s dietary choices. The Congress claimed the Mahayuti government was creating controversies on “nonsensical” issues such as pigeon-feeding in cities and banning sale of meat on Independence Day to divert attention from serious issues. The BJP was stoking caste-based and communal tensions as part of its political strategy, state Congress chief Harshwardhan Sapkal alleged. “The Maharashtra government should not tell us what time we should eat meat, what spices or salt should we use; it should not try to control our personal habits, marriages, or our thinking process. Such things have no place in our state, but this government is deliberately doing it,” Sapkal said. AIMIM president Asaduddin Owaisi also opposed the decision by municipal corporations to shut down slaughterhouses and meat shops on August 15, terming it as “unconstitutional”, and sought to know the link between meat consumption and Independence Day celebrations. “These meat bans violate people’s right to liberty, privacy, livelihood, culture, nutrition and religion,” the Lok Sabha MP told reporters in Hyderabad. PTI PR ND AW CLS COR GK NP NSK KRK VT SJR VVK RSY This report is auto-generated from PTI news service. ThePrint holds no responsibility for its content. The BJP said the policy to keep abattoirs shut on Independence Day was first implemented in 1988 when NCP (SP) president Sharad Pawar was the chief minister of Maharashtra, and sought to know if the opposition would question the veteran politician about it. Maharashtra BJP chief spokesperson Keshav Upadhye posed this question to opposition NCP (SP) MLA Jitendra Awhad and Shiv Sena (UBT) legislator Aaditya Thackeray who have also opposed the closure. Upadhye said the policy to keep abattoirs shut on August 15 was originally framed by the Congress government then led by Shankarrao Chavan. “Within a month in 1988, Sharad Pawar became the chief minister and implemented the policy for the first time,” he said. During the Maha Vikas Aghadi (MVA) government (November 2019-June 2022), in which both Awhad and Thackeray were ministers, the same practice continued without any protest from them, the BJP member claimed. “Will they seek a response from Sharad Pawar for taking such a decision back then? Will they criticise him too? Awhad and Thackeray should respond to it now,” Upadhye said. “Both (Awhad and Thackeray) have lost their (original) parties and government. Therefore, they are depressed and find fault with any decision to target the state government,” he opined. Chief Minister Fadnavis asserted the state government was not interested in regulating people’s food choices and described the row over abattoir closures on Independence Day as an “unnecessary” controversy. “The state government is not interested in (knowing) who eats what. We have many other issues to address,” Fadnavis told reporters here. Asked about some municipal corporations ordering closure of abattoir on August 15, the CM, “The state never took such a decision. A GR was issued in August 1988. Municipal corporations take such decisions (ordering closure of slaughterhouses) on their own. Even I was not aware of such a GR existing for such a long period.” “I also learned about it (GR) through the media. Similar decisions were taken when (Shiv Sena UBT leader) Uddhav Thackeray was chief minister of Maharashtra (November 2019-June 22),” he opined. Deputy CM Ajit Pawar on Tuesday expressed displeasure over some civic bodies ordering the closure of slaughterhouses and shops selling meat on August 15, saying it was wrong to impose such a ban. Such types of restrictions are generally imposed considering faith-related sensitivities on occasions like Ashadhi Ekadashi, Mahashivratri, Mahavir Jayanti, Ajit Pawar said. “It is wrong to impose such a ban. In major cities, people of different castes and religions reside. If it is an emotional issue, then people accept it (ban) for a day. But if you clamp such orders on Maharashtra Day, Independence Day and Republic Day, then it is difficult,” the deputy CM stated. The Chhatrapati Sambhajinagar Municipal Corporation has announced the closure of slaughterhouses, and shops selling meat within city limits on two days – August 15 and 20. It stated the closure was ordered on August 15 on the occasion of Gokul Ashtami, a Hindu festival that celebrates the birth of Lord Krishna, and August 20, which marks the beginning of ‘Paryushan Parva’ – a key festival of the Jain community characterised by fasting and prayers. Aaditya Thackeray earlier said the Kalyan-Dombivli civic commissioner should be suspended as it was not for him to dictate people’s dietary choices. The Congress claimed the Mahayuti government was creating controversies on “nonsensical” issues such as pigeon-feeding in cities and banning sale of meat on Independence Day to divert attention from serious issues. The BJP was stoking caste-based and communal tensions as part of its political strategy, state Congress chief Harshwardhan Sapkal alleged. “The Maharashtra government should not tell us what time we should eat meat, what spices or salt should we use; it should not try to control our personal habits, marriages, or our thinking process. Such things have no place in our state, but this government is deliberately doing it,” Sapkal said. AIMIM president Asaduddin Owaisi also opposed the decision by municipal corporations to shut down slaughterhouses and meat shops on August 15, terming it as “unconstitutional”, and sought to know the link between meat consumption and Independence Day celebrations. “These meat bans violate people’s right to liberty, privacy, livelihood, culture, nutrition and religion,” the Lok Sabha MP told reporters in Hyderabad. PTI PR ND AW CLS COR GK NP NSK KRK VT SJR VVK RSY This report is auto-generated from PTI news service. ThePrint holds no responsibility for its content. Maharashtra BJP chief spokesperson Keshav Upadhye posed this question to opposition NCP (SP) MLA Jitendra Awhad and Shiv Sena (UBT) legislator Aaditya Thackeray who have also opposed the closure. Upadhye said the policy to keep abattoirs shut on August 15 was originally framed by the Congress government then led by Shankarrao Chavan. “Within a month in 1988, Sharad Pawar became the chief minister and implemented the policy for the first time,” he said. During the Maha Vikas Aghadi (MVA) government (November 2019-June 2022), in which both Awhad and Thackeray were ministers, the same practice continued without any protest from them, the BJP member claimed. “Will they seek a response from Sharad Pawar for taking such a decision back then? Will they criticise him too? Awhad and Thackeray should respond to it now,” Upadhye said. “Both (Awhad and Thackeray) have lost their (original) parties and government. Therefore, they are depressed and find fault with any decision to target the state government,” he opined. Chief Minister Fadnavis asserted the state government was not interested in regulating people’s food choices and described the row over abattoir closures on Independence Day as an “unnecessary” controversy. “The state government is not interested in (knowing) who eats what. We have many other issues to address,” Fadnavis told reporters here. Asked about some municipal corporations ordering closure of abattoir on August 15, the CM, “The state never took such a decision. A GR was issued in August 1988. Municipal corporations take such decisions (ordering closure of slaughterhouses) on their own. Even I was not aware of such a GR existing for such a long period.” “I also learned about it (GR) through the media. Similar decisions were taken when (Shiv Sena UBT leader) Uddhav Thackeray was chief minister of Maharashtra (November 2019-June 22),” he opined. Deputy CM Ajit Pawar on Tuesday expressed displeasure over some civic bodies ordering the closure of slaughterhouses and shops selling meat on August 15, saying it was wrong to impose such a ban. Such types of restrictions are generally imposed considering faith-related sensitivities on occasions like Ashadhi Ekadashi, Mahashivratri, Mahavir Jayanti, Ajit Pawar said. “It is wrong to impose such a ban. In major cities, people of different castes and religions reside. If it is an emotional issue, then people accept it (ban) for a day. But if you clamp such orders on Maharashtra Day, Independence Day and Republic Day, then it is difficult,” the deputy CM stated. The Chhatrapati Sambhajinagar Municipal Corporation has announced the closure of slaughterhouses, and shops selling meat within city limits on two days – August 15 and 20. It stated the closure was ordered on August 15 on the occasion of Gokul Ashtami, a Hindu festival that celebrates the birth of Lord Krishna, and August 20, which marks the beginning of ‘Paryushan Parva’ – a key festival of the Jain community characterised by fasting and prayers. Aaditya Thackeray earlier said the Kalyan-Dombivli civic commissioner should be suspended as it was not for him to dictate people’s dietary choices. The Congress claimed the Mahayuti government was creating controversies on “nonsensical” issues such as pigeon-feeding in cities and banning sale of meat on Independence Day to divert attention from serious issues. The BJP was stoking caste-based and communal tensions as part of its political strategy, state Congress chief Harshwardhan Sapkal alleged. “The Maharashtra government should not tell us what time we should eat meat, what spices or salt should we use; it should not try to control our personal habits, marriages, or our thinking process. Such things have no place in our state, but this government is deliberately doing it,” Sapkal said. AIMIM president Asaduddin Owaisi also opposed the decision by municipal corporations to shut down slaughterhouses and meat shops on August 15, terming it as “unconstitutional”, and sought to know the link between meat consumption and Independence Day celebrations. “These meat bans violate people’s right to liberty, privacy, livelihood, culture, nutrition and religion,” the Lok Sabha MP told reporters in Hyderabad. PTI PR ND AW CLS COR GK NP NSK KRK VT SJR VVK RSY This report is auto-generated from PTI news service. ThePrint holds no responsibility for its content. Upadhye said the policy to keep abattoirs shut on August 15 was originally framed by the Congress government then led by Shankarrao Chavan. “Within a month in 1988, Sharad Pawar became the chief minister and implemented the policy for the first time,” he said. During the Maha Vikas Aghadi (MVA) government (November 2019-June 2022), in which both Awhad and Thackeray were ministers, the same practice continued without any protest from them, the BJP member claimed. “Will they seek a response from Sharad Pawar for taking such a decision back then? Will they criticise him too? Awhad and Thackeray should respond to it now,” Upadhye said. “Both (Awhad and Thackeray) have lost their (original) parties and government. Therefore, they are depressed and find fault with any decision to target the state government,” he opined. Chief Minister Fadnavis asserted the state government was not interested in regulating people’s food choices and described the row over abattoir closures on Independence Day as an “unnecessary” controversy. “The state government is not interested in (knowing) who eats what. We have many other issues to address,” Fadnavis told reporters here. Asked about some municipal corporations ordering closure of abattoir on August 15, the CM, “The state never took such a decision. A GR was issued in August 1988. Municipal corporations take such decisions (ordering closure of slaughterhouses) on their own. Even I was not aware of such a GR existing for such a long period.” “I also learned about it (GR) through the media. Similar decisions were taken when (Shiv Sena UBT leader) Uddhav Thackeray was chief minister of Maharashtra (November 2019-June 22),” he opined. Deputy CM Ajit Pawar on Tuesday expressed displeasure over some civic bodies ordering the closure of slaughterhouses and shops selling meat on August 15, saying it was wrong to impose such a ban. Such types of restrictions are generally imposed considering faith-related sensitivities on occasions like Ashadhi Ekadashi, Mahashivratri, Mahavir Jayanti, Ajit Pawar said. “It is wrong to impose such a ban. In major cities, people of different castes and religions reside. If it is an emotional issue, then people accept it (ban) for a day. But if you clamp such orders on Maharashtra Day, Independence Day and Republic Day, then it is difficult,” the deputy CM stated. The Chhatrapati Sambhajinagar Municipal Corporation has announced the closure of slaughterhouses, and shops selling meat within city limits on two days – August 15 and 20. It stated the closure was ordered on August 15 on the occasion of Gokul Ashtami, a Hindu festival that celebrates the birth of Lord Krishna, and August 20, which marks the beginning of ‘Paryushan Parva’ – a key festival of the Jain community characterised by fasting and prayers. Aaditya Thackeray earlier said the Kalyan-Dombivli civic commissioner should be suspended as it was not for him to dictate people’s dietary choices. The Congress claimed the Mahayuti government was creating controversies on “nonsensical” issues such as pigeon-feeding in cities and banning sale of meat on Independence Day to divert attention from serious issues. The BJP was stoking caste-based and communal tensions as part of its political strategy, state Congress chief Harshwardhan Sapkal alleged. “The Maharashtra government should not tell us what time we should eat meat, what spices or salt should we use; it should not try to control our personal habits, marriages, or our thinking process. Such things have no place in our state, but this government is deliberately doing it,” Sapkal said. AIMIM president Asaduddin Owaisi also opposed the decision by municipal corporations to shut down slaughterhouses and meat shops on August 15, terming it as “unconstitutional”, and sought to know the link between meat consumption and Independence Day celebrations. “These meat bans violate people’s right to liberty, privacy, livelihood, culture, nutrition and religion,” the Lok Sabha MP told reporters in Hyderabad. PTI PR ND AW CLS COR GK NP NSK KRK VT SJR VVK RSY This report is auto-generated from PTI news service. ThePrint holds no responsibility for its content. “Within a month in 1988, Sharad Pawar became the chief minister and implemented the policy for the first time,” he said. During the Maha Vikas Aghadi (MVA) government (November 2019-June 2022), in which both Awhad and Thackeray were ministers, the same practice continued without any protest from them, the BJP member claimed. “Will they seek a response from Sharad Pawar for taking such a decision back then? Will they criticise him too? Awhad and Thackeray should respond to it now,” Upadhye said. “Both (Awhad and Thackeray) have lost their (original) parties and government. Therefore, they are depressed and find fault with any decision to target the state government,” he opined. Chief Minister Fadnavis asserted the state government was not interested in regulating people’s food choices and described the row over abattoir closures on Independence Day as an “unnecessary” controversy. “The state government is not interested in (knowing) who eats what. We have many other issues to address,” Fadnavis told reporters here. Asked about some municipal corporations ordering closure of abattoir on August 15, the CM, “The state never took such a decision. A GR was issued in August 1988. Municipal corporations take such decisions (ordering closure of slaughterhouses) on their own. Even I was not aware of such a GR existing for such a long period.” “I also learned about it (GR) through the media. Similar decisions were taken when (Shiv Sena UBT leader) Uddhav Thackeray was chief minister of Maharashtra (November 2019-June 22),” he opined. Deputy CM Ajit Pawar on Tuesday expressed displeasure over some civic bodies ordering the closure of slaughterhouses and shops selling meat on August 15, saying it was wrong to impose such a ban. Such types of restrictions are generally imposed considering faith-related sensitivities on occasions like Ashadhi Ekadashi, Mahashivratri, Mahavir Jayanti, Ajit Pawar said. “It is wrong to impose such a ban. In major cities, people of different castes and religions reside. If it is an emotional issue, then people accept it (ban) for a day. But if you clamp such orders on Maharashtra Day, Independence Day and Republic Day, then it is difficult,” the deputy CM stated. The Chhatrapati Sambhajinagar Municipal Corporation has announced the closure of slaughterhouses, and shops selling meat within city limits on two days – August 15 and 20. It stated the closure was ordered on August 15 on the occasion of Gokul Ashtami, a Hindu festival that celebrates the birth of Lord Krishna, and August 20, which marks the beginning of ‘Paryushan Parva’ – a key festival of the Jain community characterised by fasting and prayers. Aaditya Thackeray earlier said the Kalyan-Dombivli civic commissioner should be suspended as it was not for him to dictate people’s dietary choices. The Congress claimed the Mahayuti government was creating controversies on “nonsensical” issues such as pigeon-feeding in cities and banning sale of meat on Independence Day to divert attention from serious issues. The BJP was stoking caste-based and communal tensions as part of its political strategy, state Congress chief Harshwardhan Sapkal alleged. “The Maharashtra government should not tell us what time we should eat meat, what spices or salt should we use; it should not try to control our personal habits, marriages, or our thinking process. Such things have no place in our state, but this government is deliberately doing it,” Sapkal said. AIMIM president Asaduddin Owaisi also opposed the decision by municipal corporations to shut down slaughterhouses and meat shops on August 15, terming it as “unconstitutional”, and sought to know the link between meat consumption and Independence Day celebrations. “These meat bans violate people’s right to liberty, privacy, livelihood, culture, nutrition and religion,” the Lok Sabha MP told reporters in Hyderabad. PTI PR ND AW CLS COR GK NP NSK KRK VT SJR VVK RSY This report is auto-generated from PTI news service. ThePrint holds no responsibility for its content. During the Maha Vikas Aghadi (MVA) government (November 2019-June 2022), in which both Awhad and Thackeray were ministers, the same practice continued without any protest from them, the BJP member claimed. “Will they seek a response from Sharad Pawar for taking such a decision back then? Will they criticise him too? Awhad and Thackeray should respond to it now,” Upadhye said. “Both (Awhad and Thackeray) have lost their (original) parties and government. Therefore, they are depressed and find fault with any decision to target the state government,” he opined. Chief Minister Fadnavis asserted the state government was not interested in regulating people’s food choices and described the row over abattoir closures on Independence Day as an “unnecessary” controversy. “The state government is not interested in (knowing) who eats what. We have many other issues to address,” Fadnavis told reporters here. Asked about some municipal corporations ordering closure of abattoir on August 15, the CM, “The state never took such a decision. A GR was issued in August 1988. Municipal corporations take such decisions (ordering closure of slaughterhouses) on their own. Even I was not aware of such a GR existing for such a long period.” “I also learned about it (GR) through the media. Similar decisions were taken when (Shiv Sena UBT leader) Uddhav Thackeray was chief minister of Maharashtra (November 2019-June 22),” he opined. Deputy CM Ajit Pawar on Tuesday expressed displeasure over some civic bodies ordering the closure of slaughterhouses and shops selling meat on August 15, saying it was wrong to impose such a ban. Such types of restrictions are generally imposed considering faith-related sensitivities on occasions like Ashadhi Ekadashi, Mahashivratri, Mahavir Jayanti, Ajit Pawar said. “It is wrong to impose such a ban. In major cities, people of different castes and religions reside. If it is an emotional issue, then people accept it (ban) for a day. But if you clamp such orders on Maharashtra Day, Independence Day and Republic Day, then it is difficult,” the deputy CM stated. The Chhatrapati Sambhajinagar Municipal Corporation has announced the closure of slaughterhouses, and shops selling meat within city limits on two days – August 15 and 20. It stated the closure was ordered on August 15 on the occasion of Gokul Ashtami, a Hindu festival that celebrates the birth of Lord Krishna, and August 20, which marks the beginning of ‘Paryushan Parva’ – a key festival of the Jain community characterised by fasting and prayers. Aaditya Thackeray earlier said the Kalyan-Dombivli civic commissioner should be suspended as it was not for him to dictate people’s dietary choices. The Congress claimed the Mahayuti government was creating controversies on “nonsensical” issues such as pigeon-feeding in cities and banning sale of meat on Independence Day to divert attention from serious issues. The BJP was stoking caste-based and communal tensions as part of its political strategy, state Congress chief Harshwardhan Sapkal alleged. “The Maharashtra government should not tell us what time we should eat meat, what spices or salt should we use; it should not try to control our personal habits, marriages, or our thinking process. Such things have no place in our state, but this government is deliberately doing it,” Sapkal said. AIMIM president Asaduddin Owaisi also opposed the decision by municipal corporations to shut down slaughterhouses and meat shops on August 15, terming it as “unconstitutional”, and sought to know the link between meat consumption and Independence Day celebrations. “These meat bans violate people’s right to liberty, privacy, livelihood, culture, nutrition and religion,” the Lok Sabha MP told reporters in Hyderabad. PTI PR ND AW CLS COR GK NP NSK KRK VT SJR VVK RSY This report is auto-generated from PTI news service. ThePrint holds no responsibility for its content. “Will they seek a response from Sharad Pawar for taking such a decision back then? Will they criticise him too? Awhad and Thackeray should respond to it now,” Upadhye said. “Both (Awhad and Thackeray) have lost their (original) parties and government. Therefore, they are depressed and find fault with any decision to target the state government,” he opined. Chief Minister Fadnavis asserted the state government was not interested in regulating people’s food choices and described the row over abattoir closures on Independence Day as an “unnecessary” controversy. “The state government is not interested in (knowing) who eats what. We have many other issues to address,” Fadnavis told reporters here. Asked about some municipal corporations ordering closure of abattoir on August 15, the CM, “The state never took such a decision. A GR was issued in August 1988. Municipal corporations take such decisions (ordering closure of slaughterhouses) on their own. Even I was not aware of such a GR existing for such a long period.” “I also learned about it (GR) through the media. Similar decisions were taken when (Shiv Sena UBT leader) Uddhav Thackeray was chief minister of Maharashtra (November 2019-June 22),” he opined. Deputy CM Ajit Pawar on Tuesday expressed displeasure over some civic bodies ordering the closure of slaughterhouses and shops selling meat on August 15, saying it was wrong to impose such a ban. Such types of restrictions are generally imposed considering faith-related sensitivities on occasions like Ashadhi Ekadashi, Mahashivratri, Mahavir Jayanti, Ajit Pawar said. “It is wrong to impose such a ban. In major cities, people of different castes and religions reside. If it is an emotional issue, then people accept it (ban) for a day. But if you clamp such orders on Maharashtra Day, Independence Day and Republic Day, then it is difficult,” the deputy CM stated. The Chhatrapati Sambhajinagar Municipal Corporation has announced the closure of slaughterhouses, and shops selling meat within city limits on two days – August 15 and 20. It stated the closure was ordered on August 15 on the occasion of Gokul Ashtami, a Hindu festival that celebrates the birth of Lord Krishna, and August 20, which marks the beginning of ‘Paryushan Parva’ – a key festival of the Jain community characterised by fasting and prayers. Aaditya Thackeray earlier said the Kalyan-Dombivli civic commissioner should be suspended as it was not for him to dictate people’s dietary choices. The Congress claimed the Mahayuti government was creating controversies on “nonsensical” issues such as pigeon-feeding in cities and banning sale of meat on Independence Day to divert attention from serious issues. The BJP was stoking caste-based and communal tensions as part of its political strategy, state Congress chief Harshwardhan Sapkal alleged. “The Maharashtra government should not tell us what time we should eat meat, what spices or salt should we use; it should not try to control our personal habits, marriages, or our thinking process. Such things have no place in our state, but this government is deliberately doing it,” Sapkal said. AIMIM president Asaduddin Owaisi also opposed the decision by municipal corporations to shut down slaughterhouses and meat shops on August 15, terming it as “unconstitutional”, and sought to know the link between meat consumption and Independence Day celebrations. “These meat bans violate people’s right to liberty, privacy, livelihood, culture, nutrition and religion,” the Lok Sabha MP told reporters in Hyderabad. PTI PR ND AW CLS COR GK NP NSK KRK VT SJR VVK RSY This report is auto-generated from PTI news service. ThePrint holds no responsibility for its content. “Both (Awhad and Thackeray) have lost their (original) parties and government. Therefore, they are depressed and find fault with any decision to target the state government,” he opined. Chief Minister Fadnavis asserted the state government was not interested in regulating people’s food choices and described the row over abattoir closures on Independence Day as an “unnecessary” controversy. “The state government is not interested in (knowing) who eats what. We have many other issues to address,” Fadnavis told reporters here. Asked about some municipal corporations ordering closure of abattoir on August 15, the CM, “The state never took such a decision. A GR was issued in August 1988. Municipal corporations take such decisions (ordering closure of slaughterhouses) on their own. Even I was not aware of such a GR existing for such a long period.” “I also learned about it (GR) through the media. Similar decisions were taken when (Shiv Sena UBT leader) Uddhav Thackeray was chief minister of Maharashtra (November 2019-June 22),” he opined. Deputy CM Ajit Pawar on Tuesday expressed displeasure over some civic bodies ordering the closure of slaughterhouses and shops selling meat on August 15, saying it was wrong to impose such a ban. Such types of restrictions are generally imposed considering faith-related sensitivities on occasions like Ashadhi Ekadashi, Mahashivratri, Mahavir Jayanti, Ajit Pawar said. “It is wrong to impose such a ban. In major cities, people of different castes and religions reside. If it is an emotional issue, then people accept it (ban) for a day. But if you clamp such orders on Maharashtra Day, Independence Day and Republic Day, then it is difficult,” the deputy CM stated. The Chhatrapati Sambhajinagar Municipal Corporation has announced the closure of slaughterhouses, and shops selling meat within city limits on two days – August 15 and 20. It stated the closure was ordered on August 15 on the occasion of Gokul Ashtami, a Hindu festival that celebrates the birth of Lord Krishna, and August 20, which marks the beginning of ‘Paryushan Parva’ – a key festival of the Jain community characterised by fasting and prayers. Aaditya Thackeray earlier said the Kalyan-Dombivli civic commissioner should be suspended as it was not for him to dictate people’s dietary choices. The Congress claimed the Mahayuti government was creating controversies on “nonsensical” issues such as pigeon-feeding in cities and banning sale of meat on Independence Day to divert attention from serious issues. The BJP was stoking caste-based and communal tensions as part of its political strategy, state Congress chief Harshwardhan Sapkal alleged. “The Maharashtra government should not tell us what time we should eat meat, what spices or salt should we use; it should not try to control our personal habits, marriages, or our thinking process. Such things have no place in our state, but this government is deliberately doing it,” Sapkal said. AIMIM president Asaduddin Owaisi also opposed the decision by municipal corporations to shut down slaughterhouses and meat shops on August 15, terming it as “unconstitutional”, and sought to know the link between meat consumption and Independence Day celebrations. “These meat bans violate people’s right to liberty, privacy, livelihood, culture, nutrition and religion,” the Lok Sabha MP told reporters in Hyderabad. PTI PR ND AW CLS COR GK NP NSK KRK VT SJR VVK RSY This report is auto-generated from PTI news service. ThePrint holds no responsibility for its content. Chief Minister Fadnavis asserted the state government was not interested in regulating people’s food choices and described the row over abattoir closures on Independence Day as an “unnecessary” controversy. “The state government is not interested in (knowing) who eats what. We have many other issues to address,” Fadnavis told reporters here. Asked about some municipal corporations ordering closure of abattoir on August 15, the CM, “The state never took such a decision. A GR was issued in August 1988. Municipal corporations take such decisions (ordering closure of slaughterhouses) on their own. Even I was not aware of such a GR existing for such a long period.” “I also learned about it (GR) through the media. Similar decisions were taken when (Shiv Sena UBT leader) Uddhav Thackeray was chief minister of Maharashtra (November 2019-June 22),” he opined. Deputy CM Ajit Pawar on Tuesday expressed displeasure over some civic bodies ordering the closure of slaughterhouses and shops selling meat on August 15, saying it was wrong to impose such a ban. Such types of restrictions are generally imposed considering faith-related sensitivities on occasions like Ashadhi Ekadashi, Mahashivratri, Mahavir Jayanti, Ajit Pawar said. “It is wrong to impose such a ban. In major cities, people of different castes and religions reside. If it is an emotional issue, then people accept it (ban) for a day. But if you clamp such orders on Maharashtra Day, Independence Day and Republic Day, then it is difficult,” the deputy CM stated. The Chhatrapati Sambhajinagar Municipal Corporation has announced the closure of slaughterhouses, and shops selling meat within city limits on two days – August 15 and 20. It stated the closure was ordered on August 15 on the occasion of Gokul Ashtami, a Hindu festival that celebrates the birth of Lord Krishna, and August 20, which marks the beginning of ‘Paryushan Parva’ – a key festival of the Jain community characterised by fasting and prayers. Aaditya Thackeray earlier said the Kalyan-Dombivli civic commissioner should be suspended as it was not for him to dictate people’s dietary choices. The Congress claimed the Mahayuti government was creating controversies on “nonsensical” issues such as pigeon-feeding in cities and banning sale of meat on Independence Day to divert attention from serious issues. The BJP was stoking caste-based and communal tensions as part of its political strategy, state Congress chief Harshwardhan Sapkal alleged. “The Maharashtra government should not tell us what time we should eat meat, what spices or salt should we use; it should not try to control our personal habits, marriages, or our thinking process. Such things have no place in our state, but this government is deliberately doing it,” Sapkal said. AIMIM president Asaduddin Owaisi also opposed the decision by municipal corporations to shut down slaughterhouses and meat shops on August 15, terming it as “unconstitutional”, and sought to know the link between meat consumption and Independence Day celebrations. “These meat bans violate people’s right to liberty, privacy, livelihood, culture, nutrition and religion,” the Lok Sabha MP told reporters in Hyderabad. PTI PR ND AW CLS COR GK NP NSK KRK VT SJR VVK RSY This report is auto-generated from PTI news service. ThePrint holds no responsibility for its content. “The state government is not interested in (knowing) who eats what. We have many other issues to address,” Fadnavis told reporters here. Asked about some municipal corporations ordering closure of abattoir on August 15, the CM, “The state never took such a decision. A GR was issued in August 1988. Municipal corporations take such decisions (ordering closure of slaughterhouses) on their own. Even I was not aware of such a GR existing for such a long period.” “I also learned about it (GR) through the media. Similar decisions were taken when (Shiv Sena UBT leader) Uddhav Thackeray was chief minister of Maharashtra (November 2019-June 22),” he opined. Deputy CM Ajit Pawar on Tuesday expressed displeasure over some civic bodies ordering the closure of slaughterhouses and shops selling meat on August 15, saying it was wrong to impose such a ban. Such types of restrictions are generally imposed considering faith-related sensitivities on occasions like Ashadhi Ekadashi, Mahashivratri, Mahavir Jayanti, Ajit Pawar said. “It is wrong to impose such a ban. In major cities, people of different castes and religions reside. If it is an emotional issue, then people accept it (ban) for a day. But if you clamp such orders on Maharashtra Day, Independence Day and Republic Day, then it is difficult,” the deputy CM stated. The Chhatrapati Sambhajinagar Municipal Corporation has announced the closure of slaughterhouses, and shops selling meat within city limits on two days – August 15 and 20. It stated the closure was ordered on August 15 on the occasion of Gokul Ashtami, a Hindu festival that celebrates the birth of Lord Krishna, and August 20, which marks the beginning of ‘Paryushan Parva’ – a key festival of the Jain community characterised by fasting and prayers. Aaditya Thackeray earlier said the Kalyan-Dombivli civic commissioner should be suspended as it was not for him to dictate people’s dietary choices. The Congress claimed the Mahayuti government was creating controversies on “nonsensical” issues such as pigeon-feeding in cities and banning sale of meat on Independence Day to divert attention from serious issues. The BJP was stoking caste-based and communal tensions as part of its political strategy, state Congress chief Harshwardhan Sapkal alleged. “The Maharashtra government should not tell us what time we should eat meat, what spices or salt should we use; it should not try to control our personal habits, marriages, or our thinking process. Such things have no place in our state, but this government is deliberately doing it,” Sapkal said. AIMIM president Asaduddin Owaisi also opposed the decision by municipal corporations to shut down slaughterhouses and meat shops on August 15, terming it as “unconstitutional”, and sought to know the link between meat consumption and Independence Day celebrations. “These meat bans violate people’s right to liberty, privacy, livelihood, culture, nutrition and religion,” the Lok Sabha MP told reporters in Hyderabad. PTI PR ND AW CLS COR GK NP NSK KRK VT SJR VVK RSY This report is auto-generated from PTI news service. ThePrint holds no responsibility for its content. Asked about some municipal corporations ordering closure of abattoir on August 15, the CM, “The state never took such a decision. A GR was issued in August 1988. Municipal corporations take such decisions (ordering closure of slaughterhouses) on their own. Even I was not aware of such a GR existing for such a long period.” “I also learned about it (GR) through the media. Similar decisions were taken when (Shiv Sena UBT leader) Uddhav Thackeray was chief minister of Maharashtra (November 2019-June 22),” he opined. Deputy CM Ajit Pawar on Tuesday expressed displeasure over some civic bodies ordering the closure of slaughterhouses and shops selling meat on August 15, saying it was wrong to impose such a ban. Such types of restrictions are generally imposed considering faith-related sensitivities on occasions like Ashadhi Ekadashi, Mahashivratri, Mahavir Jayanti, Ajit Pawar said. “It is wrong to impose such a ban. In major cities, people of different castes and religions reside. If it is an emotional issue, then people accept it (ban) for a day. But if you clamp such orders on Maharashtra Day, Independence Day and Republic Day, then it is difficult,” the deputy CM stated. The Chhatrapati Sambhajinagar Municipal Corporation has announced the closure of slaughterhouses, and shops selling meat within city limits on two days – August 15 and 20. It stated the closure was ordered on August 15 on the occasion of Gokul Ashtami, a Hindu festival that celebrates the birth of Lord Krishna, and August 20, which marks the beginning of ‘Paryushan Parva’ – a key festival of the Jain community characterised by fasting and prayers. Aaditya Thackeray earlier said the Kalyan-Dombivli civic commissioner should be suspended as it was not for him to dictate people’s dietary choices. The Congress claimed the Mahayuti government was creating controversies on “nonsensical” issues such as pigeon-feeding in cities and banning sale of meat on Independence Day to divert attention from serious issues. The BJP was stoking caste-based and communal tensions as part of its political strategy, state Congress chief Harshwardhan Sapkal alleged. “The Maharashtra government should not tell us what time we should eat meat, what spices or salt should we use; it should not try to control our personal habits, marriages, or our thinking process. Such things have no place in our state, but this government is deliberately doing it,” Sapkal said. AIMIM president Asaduddin Owaisi also opposed the decision by municipal corporations to shut down slaughterhouses and meat shops on August 15, terming it as “unconstitutional”, and sought to know the link between meat consumption and Independence Day celebrations. “These meat bans violate people’s right to liberty, privacy, livelihood, culture, nutrition and religion,” the Lok Sabha MP told reporters in Hyderabad. PTI PR ND AW CLS COR GK NP NSK KRK VT SJR VVK RSY This report is auto-generated from PTI news service. ThePrint holds no responsibility for its content. Deputy CM Ajit Pawar on Tuesday expressed displeasure over some civic bodies ordering the closure of slaughterhouses and shops selling meat on August 15, saying it was wrong to impose such a ban. Such types of restrictions are generally imposed considering faith-related sensitivities on occasions like Ashadhi Ekadashi, Mahashivratri, Mahavir Jayanti, Ajit Pawar said. “It is wrong to impose such a ban. In major cities, people of different castes and religions reside. If it is an emotional issue, then people accept it (ban) for a day. But if you clamp such orders on Maharashtra Day, Independence Day and Republic Day, then it is difficult,” the deputy CM stated. The Chhatrapati Sambhajinagar Municipal Corporation has announced the closure of slaughterhouses, and shops selling meat within city limits on two days – August 15 and 20. It stated the closure was ordered on August 15 on the occasion of Gokul Ashtami, a Hindu festival that celebrates the birth of Lord Krishna, and August 20, which marks the beginning of ‘Paryushan Parva’ – a key festival of the Jain community characterised by fasting and prayers. Aaditya Thackeray earlier said the Kalyan-Dombivli civic commissioner should be suspended as it was not for him to dictate people’s dietary choices. The Congress claimed the Mahayuti government was creating controversies on “nonsensical” issues such as pigeon-feeding in cities and banning sale of meat on Independence Day to divert attention from serious issues. The BJP was stoking caste-based and communal tensions as part of its political strategy, state Congress chief Harshwardhan Sapkal alleged. “The Maharashtra government should not tell us what time we should eat meat, what spices or salt should we use; it should not try to control our personal habits, marriages, or our thinking process. Such things have no place in our state, but this government is deliberately doing it,” Sapkal said. AIMIM president Asaduddin Owaisi also opposed the decision by municipal corporations to shut down slaughterhouses and meat shops on August 15, terming it as “unconstitutional”, and sought to know the link between meat consumption and Independence Day celebrations. “These meat bans violate people’s right to liberty, privacy, livelihood, culture, nutrition and religion,” the Lok Sabha MP told reporters in Hyderabad. PTI PR ND AW CLS COR GK NP NSK KRK VT SJR VVK RSY This report is auto-generated from PTI news service. ThePrint holds no responsibility for its content. Such types of restrictions are generally imposed considering faith-related sensitivities on occasions like Ashadhi Ekadashi, Mahashivratri, Mahavir Jayanti, Ajit Pawar said. “It is wrong to impose such a ban. In major cities, people of different castes and religions reside. If it is an emotional issue, then people accept it (ban) for a day. But if you clamp such orders on Maharashtra Day, Independence Day and Republic Day, then it is difficult,” the deputy CM stated. The Chhatrapati Sambhajinagar Municipal Corporation has announced the closure of slaughterhouses, and shops selling meat within city limits on two days – August 15 and 20. It stated the closure was ordered on August 15 on the occasion of Gokul Ashtami, a Hindu festival that celebrates the birth of Lord Krishna, and August 20, which marks the beginning of ‘Paryushan Parva’ – a key festival of the Jain community characterised by fasting and prayers. Aaditya Thackeray earlier said the Kalyan-Dombivli civic commissioner should be suspended as it was not for him to dictate people’s dietary choices. The Congress claimed the Mahayuti government was creating controversies on “nonsensical” issues such as pigeon-feeding in cities and banning sale of meat on Independence Day to divert attention from serious issues. The BJP was stoking caste-based and communal tensions as part of its political strategy, state Congress chief Harshwardhan Sapkal alleged. “The Maharashtra government should not tell us what time we should eat meat, what spices or salt should we use; it should not try to control our personal habits, marriages, or our thinking process. Such things have no place in our state, but this government is deliberately doing it,” Sapkal said. AIMIM president Asaduddin Owaisi also opposed the decision by municipal corporations to shut down slaughterhouses and meat shops on August 15, terming it as “unconstitutional”, and sought to know the link between meat consumption and Independence Day celebrations. “These meat bans violate people’s right to liberty, privacy, livelihood, culture, nutrition and religion,” the Lok Sabha MP told reporters in Hyderabad. PTI PR ND AW CLS COR GK NP NSK KRK VT SJR VVK RSY This report is auto-generated from PTI news service. ThePrint holds no responsibility for its content. “It is wrong to impose such a ban. In major cities, people of different castes and religions reside. If it is an emotional issue, then people accept it (ban) for a day. But if you clamp such orders on Maharashtra Day, Independence Day and Republic Day, then it is difficult,” the deputy CM stated. The Chhatrapati Sambhajinagar Municipal Corporation has announced the closure of slaughterhouses, and shops selling meat within city limits on two days – August 15 and 20. It stated the closure was ordered on August 15 on the occasion of Gokul Ashtami, a Hindu festival that celebrates the birth of Lord Krishna, and August 20, which marks the beginning of ‘Paryushan Parva’ – a key festival of the Jain community characterised by fasting and prayers. Aaditya Thackeray earlier said the Kalyan-Dombivli civic commissioner should be suspended as it was not for him to dictate people’s dietary choices. The Congress claimed the Mahayuti government was creating controversies on “nonsensical” issues such as pigeon-feeding in cities and banning sale of meat on Independence Day to divert attention from serious issues. The BJP was stoking caste-based and communal tensions as part of its political strategy, state Congress chief Harshwardhan Sapkal alleged. “The Maharashtra government should not tell us what time we should eat meat, what spices or salt should we use; it should not try to control our personal habits, marriages, or our thinking process. Such things have no place in our state, but this government is deliberately doing it,” Sapkal said. AIMIM president Asaduddin Owaisi also opposed the decision by municipal corporations to shut down slaughterhouses and meat shops on August 15, terming it as “unconstitutional”, and sought to know the link between meat consumption and Independence Day celebrations. “These meat bans violate people’s right to liberty, privacy, livelihood, culture, nutrition and religion,” the Lok Sabha MP told reporters in Hyderabad. PTI PR ND AW CLS COR GK NP NSK KRK VT SJR VVK RSY This report is auto-generated from PTI news service. ThePrint holds no responsibility for its content. The Chhatrapati Sambhajinagar Municipal Corporation has announced the closure of slaughterhouses, and shops selling meat within city limits on two days – August 15 and 20. It stated the closure was ordered on August 15 on the occasion of Gokul Ashtami, a Hindu festival that celebrates the birth of Lord Krishna, and August 20, which marks the beginning of ‘Paryushan Parva’ – a key festival of the Jain community characterised by fasting and prayers. Aaditya Thackeray earlier said the Kalyan-Dombivli civic commissioner should be suspended as it was not for him to dictate people’s dietary choices. The Congress claimed the Mahayuti government was creating controversies on “nonsensical” issues such as pigeon-feeding in cities and banning sale of meat on Independence Day to divert attention from serious issues. The BJP was stoking caste-based and communal tensions as part of its political strategy, state Congress chief Harshwardhan Sapkal alleged. “The Maharashtra government should not tell us what time we should eat meat, what spices or salt should we use; it should not try to control our personal habits, marriages, or our thinking process. Such things have no place in our state, but this government is deliberately doing it,” Sapkal said. AIMIM president Asaduddin Owaisi also opposed the decision by municipal corporations to shut down slaughterhouses and meat shops on August 15, terming it as “unconstitutional”, and sought to know the link between meat consumption and Independence Day celebrations. “These meat bans violate people’s right to liberty, privacy, livelihood, culture, nutrition and religion,” the Lok Sabha MP told reporters in Hyderabad. PTI PR ND AW CLS COR GK NP NSK KRK VT SJR VVK RSY This report is auto-generated from PTI news service. ThePrint holds no responsibility for its content. Aaditya Thackeray earlier said the Kalyan-Dombivli civic commissioner should be suspended as it was not for him to dictate people’s dietary choices. The Congress claimed the Mahayuti government was creating controversies on “nonsensical” issues such as pigeon-feeding in cities and banning sale of meat on Independence Day to divert attention from serious issues. The BJP was stoking caste-based and communal tensions as part of its political strategy, state Congress chief Harshwardhan Sapkal alleged. “The Maharashtra government should not tell us what time we should eat meat, what spices or salt should we use; it should not try to control our personal habits, marriages, or our thinking process. Such things have no place in our state, but this government is deliberately doing it,” Sapkal said. AIMIM president Asaduddin Owaisi also opposed the decision by municipal corporations to shut down slaughterhouses and meat shops on August 15, terming it as “unconstitutional”, and sought to know the link between meat consumption and Independence Day celebrations. “These meat bans violate people’s right to liberty, privacy, livelihood, culture, nutrition and religion,” the Lok Sabha MP told reporters in Hyderabad. PTI PR ND AW CLS COR GK NP NSK KRK VT SJR VVK RSY This report is auto-generated from PTI news service. ThePrint holds no responsibility for its content. The Congress claimed the Mahayuti government was creating controversies on “nonsensical” issues such as pigeon-feeding in cities and banning sale of meat on Independence Day to divert attention from serious issues. The BJP was stoking caste-based and communal tensions as part of its political strategy, state Congress chief Harshwardhan Sapkal alleged. “The Maharashtra government should not tell us what time we should eat meat, what spices or salt should we use; it should not try to control our personal habits, marriages, or our thinking process. Such things have no place in our state, but this government is deliberately doing it,” Sapkal said. AIMIM president Asaduddin Owaisi also opposed the decision by municipal corporations to shut down slaughterhouses and meat shops on August 15, terming it as “unconstitutional”, and sought to know the link between meat consumption and Independence Day celebrations. “These meat bans violate people’s right to liberty, privacy, livelihood, culture, nutrition and religion,” the Lok Sabha MP told reporters in Hyderabad. PTI PR ND AW CLS COR GK NP NSK KRK VT SJR VVK RSY This report is auto-generated from PTI news service. ThePrint holds no responsibility for its content. The BJP was stoking caste-based and communal tensions as part of its political strategy, state Congress chief Harshwardhan Sapkal alleged. “The Maharashtra government should not tell us what time we should eat meat, what spices or salt should we use; it should not try to control our personal habits, marriages, or our thinking process. Such things have no place in our state, but this government is deliberately doing it,” Sapkal said. AIMIM president Asaduddin Owaisi also opposed the decision by municipal corporations to shut down slaughterhouses and meat shops on August 15, terming it as “unconstitutional”, and sought to know the link between meat consumption and Independence Day celebrations. “These meat bans violate people’s right to liberty, privacy, livelihood, culture, nutrition and religion,” the Lok Sabha MP told reporters in Hyderabad. PTI PR ND AW CLS COR GK NP NSK KRK VT SJR VVK RSY This report is auto-generated from PTI news service. ThePrint holds no responsibility for its content. “The Maharashtra government should not tell us what time we should eat meat, what spices or salt should we use; it should not try to control our personal habits, marriages, or our thinking process. Such things have no place in our state, but this government is deliberately doing it,” Sapkal said. AIMIM president Asaduddin Owaisi also opposed the decision by municipal corporations to shut down slaughterhouses and meat shops on August 15, terming it as “unconstitutional”, and sought to know the link between meat consumption and Independence Day celebrations. “These meat bans violate people’s right to liberty, privacy, livelihood, culture, nutrition and religion,” the Lok Sabha MP told reporters in Hyderabad. PTI PR ND AW CLS COR GK NP NSK KRK VT SJR VVK RSY This report is auto-generated from PTI news service. ThePrint holds no responsibility for its content. AIMIM president Asaduddin Owaisi also opposed the decision by municipal corporations to shut down slaughterhouses and meat shops on August 15, terming it as “unconstitutional”, and sought to know the link between meat consumption and Independence Day celebrations. “These meat bans violate people’s right to liberty, privacy, livelihood, culture, nutrition and religion,” the Lok Sabha MP told reporters in Hyderabad. PTI PR ND AW CLS COR GK NP NSK KRK VT SJR VVK RSY This report is auto-generated from PTI news service. ThePrint holds no responsibility for its content. “These meat bans violate people’s right to liberty, privacy, livelihood, culture, nutrition and religion,” the Lok Sabha MP told reporters in Hyderabad. PTI PR ND AW CLS COR GK NP NSK KRK VT SJR VVK RSY This report is auto-generated from PTI news service. ThePrint holds no responsibility for its content. This report is auto-generated from PTI news service. ThePrint holds no responsibility for its content. Subscribe to our channels on YouTube, Telegram &amp; WhatsApp Support Our Journalism India needs fair, non-hyphenated and questioning journalism, packed with on-ground reporting. ThePrint – with exceptional reporters, columnists and editors – is doing just that. Sustaining this needs support from wonderful readers like you. Whether you live in India or overseas, you can take a paid subscription by clicking here. Support Our Journalism Save my name, email, and website in this browser for the next time I comment. Δ Required fields are marked * Name * Email * Δ Copyright © 2025 Printline Media Pvt. Ltd. All rights reserved.</w:t>
+      </w:r>
+    </w:p>
+    <w:p>
+      <w:pPr>
+        <w:pStyle w:val="Heading3"/>
+      </w:pPr>
+      <w:r>
+        <w:rPr/>
+        <w:t>Article 68</w:t>
+      </w:r>
+    </w:p>
+    <w:p>
+      <w:pPr>
+        <w:pStyle w:val="Normal"/>
+      </w:pPr>
+      <w:r>
+        <w:rPr/>
         <w:t>Title: Latest</w:t>
       </w:r>
     </w:p>
@@ -2213,16 +2642,16 @@
         <w:t xml:space="preserve">URL: </w:t>
       </w:r>
       <w:r>
-        <w:t xml:space="preserve"> https://www.daijiworld.com/news/newsDisplay?newsID=1287438</w:t>
-      </w:r>
-    </w:p>
-    <w:p>
-      <w:pPr>
-        <w:pStyle w:val="Normal"/>
-      </w:pPr>
-      <w:r>
-        <w:rPr/>
-        <w:t>Content: Daijiworld Media Network - Mumbai Mumbai, Jul 26: Maharashtra Chief Minister Devendra Fadnavis on Saturday called for the formation of a joint committee between the textiles and energy departments to explore the use of solar power in the state’s textile sector, aiming to resolve longstanding power supply challenges faced by the industry.Chairing a high-level review meeting of the textiles department, Fadnavis also directed that a uniform financial assistance framework be established for new cooperative spinning mills, with specific budgetary provisions from departments focused on Social Justice, Tribal Development, and OBC Welfare. He stressed the modernisation and grading of cooperative spinning mills while extending the interest subsidy scheme on loans, and sought a detailed report on the potential reopening of closed National Textile Corporation (NTC) mills in Maharashtra to be submitted to the Centre. Among key directives: • Amend the Integrated and Sustainable Textile Policy 2023–28• Devise a policy to recover government dues from cooperative spinning and power loom units• Expedite registration of all power looms across the state• Secure a no-objection certificate from the Maharashtra State Khadi Village Industries Board for renovation work at the Silk Directorate in Pune Fadnavis also reviewed multiple proposals, including: • Creation of a new Maharashtra State Textiles Development Corporation• Merger of the Textiles Commissionerate and Silk Directorate• A scheme for rehabilitation and leasing of spinning mills• Revision of project valuation for spinning mills from Rs 80.9 crore to Rs 118 crore• Permanent acquisition of land in Satara district from the Red Cross Society for silk department use Textiles minister Sanjay Savkare, MLC Amrish Patel, and senior departmental officials were present at the meeting. Disclaimer: Please write your correct name and email address. Kindly do not post any personal, abusive, defamatory, infringing, obscene, indecent, discriminatory or unlawful or similar comments. Daijiworld.com will not be responsible for any defamatory message posted under this article. Please note that sending false messages to insult, defame, intimidate, mislead or deceive people or to intentionally cause public disorder is punishable under law. It is obligatory on Daijiworld to provide the IP address and other details of senders of such comments, to the authority concerned upon request. Hence, sending offensive comments using daijiworld will be purely at your own risk, and in no way will Daijiworld.com be held responsible.</w:t>
+        <w:t xml:space="preserve"> https://daijiworld.com/news/newsDisplay?newsID=1289652</w:t>
+      </w:r>
+    </w:p>
+    <w:p>
+      <w:pPr>
+        <w:pStyle w:val="Normal"/>
+      </w:pPr>
+      <w:r>
+        <w:rPr/>
+        <w:t>Content: Daijiworld Media Network - Mumbai Mumbai, Aug 18: Maharashtra Chief Minister Devendra Fadnavis on Monday announced that the upcoming urban and economic hub being developed in Raigad district — dubbed ‘Third Mumbai’ — will mark a transformative phase in the state's growth story. Speaking at an investor-focused event, Fadnavis outlined a bold vision for the project, describing it as a next-generation centre of innovation, research, and infrastructure that will complement and expand Mumbai’s existing economic influence. “The ‘Third Mumbai’ will not just be an extension of the city — it will be a futuristic hub for medical, technological, and educational advancement,” said the Chief Minister. “A medical college, an international university centre, and a full-fledged innovation hub with facilities for quantum computing and AI-based research are being planned.” Fadnavis emphasized that the project would thrive on robust public-private partnerships. He called on private investors to take advantage of the state's fast-track approval systems and reiterated Maharashtra’s status as a business-friendly destination. “We are committed to creating an ecosystem where investment can flourish without bureaucratic hurdles,” he assured. Connectivity is expected to be a key strength of ‘Third Mumbai’. The hub will be linked to the existing city through major infrastructure projects including the Coastal Road, the Atal Setu, and the under-construction Worli-Shivadi link road — enabling seamless integration with Mumbai’s commercial core. Positioning Maharashtra as a leader in Ease of Doing Business, Fadnavis said: “Our goal is to make sure investors encounter no roadblocks. When issues arise, we are resolving them immediately.” He also underscored the symbolic and strategic importance of the private banking sector’s involvement in the state, calling the opening of a new private bank office a “milestone for Maharashtra’s economic momentum.” According to him, this reflects the state’s skilled workforce, robust market base, and supportive regulatory environment. As development begins to take shape in Raigad, the ‘Third Mumbai’ is being projected not only as a physical expansion but also as a statement of Maharashtra’s intent to lead the next era of economic and technological innovation in India. Disclaimer: Please write your correct name and email address. Kindly do not post any personal, abusive, defamatory, infringing, obscene, indecent, discriminatory or unlawful or similar comments. Daijiworld.com will not be responsible for any defamatory message posted under this article. Please note that sending false messages to insult, defame, intimidate, mislead or deceive people or to intentionally cause public disorder is punishable under law. It is obligatory on Daijiworld to provide the IP address and other details of senders of such comments, to the authority concerned upon request. Hence, sending offensive comments using daijiworld will be purely at your own risk, and in no way will Daijiworld.com be held responsible.</w:t>
       </w:r>
     </w:p>
     <w:p>
@@ -2231,16 +2660,16 @@
       </w:pPr>
       <w:r>
         <w:rPr/>
-        <w:t>Article 58</w:t>
-      </w:r>
-    </w:p>
-    <w:p>
-      <w:pPr>
-        <w:pStyle w:val="Normal"/>
-      </w:pPr>
-      <w:r>
-        <w:rPr/>
-        <w:t>Title: Latest</w:t>
+        <w:t>Article 69</w:t>
+      </w:r>
+    </w:p>
+    <w:p>
+      <w:pPr>
+        <w:pStyle w:val="Normal"/>
+      </w:pPr>
+      <w:r>
+        <w:rPr/>
+        <w:t>Title: Mumbai Now Gets 5.25-km Sea-Facing Promenade, Coastal Road To Stay Open All Day</w:t>
       </w:r>
     </w:p>
     <w:p>
@@ -2252,16 +2681,16 @@
         <w:t xml:space="preserve">URL: </w:t>
       </w:r>
       <w:r>
-        <w:t xml:space="preserve"> https://daijiworld.com/news/newsDisplay?newsID=1286963</w:t>
-      </w:r>
-    </w:p>
-    <w:p>
-      <w:pPr>
-        <w:pStyle w:val="Normal"/>
-      </w:pPr>
-      <w:r>
-        <w:rPr/>
-        <w:t>Content: Daijiworld Media Network - Mumbai Mumbai, Jul 21: Maharashtra Chief Minister Devendra Fadnavis on Monday announced a bold step toward digital governance, declaring that government services will now be delivered entirely online, eliminating the need for in-person visits under the newly introduced ‘No Office Day’ concept. Speaking at the MoU signing ceremony between the Directorate of Information Technology and the civic-tech organisation Samagra, Fadnavis emphasized that digital systems are no longer optional but essential. “All government schemes and services will now be accessible at one place online. Citizens won’t need to visit offices — the offline process will end,” he said. Highlighting the increasing use of platforms like WhatsApp, Fadnavis noted that services are being integrated into familiar apps for greater accessibility. “A detailed schedule will be created, with targets and deadlines for each department, ensuring faster service delivery to citizens,” he added. The Chief Minister stressed that inter-departmental coordination will be key to this transformation and that digitisation will help build greater public trust in government operations. He also hailed the agreement with Samagra as a step toward fundamental change in public service delivery. Among those present at the event were IT and Cultural Affairs Minister Ashish Shelar, Additional Chief Secretaries Vikas Kharge and Iqbal Singh Chahal, Rural Development Principal Secretary Eknath Dawle, IT Director Kanhuraj Bagate, Development Commissioner Dipendra Singh Kushwaha, and Samagra CEO Gaurav Goyal, among other senior officials. Disclaimer: Please write your correct name and email address. Kindly do not post any personal, abusive, defamatory, infringing, obscene, indecent, discriminatory or unlawful or similar comments. Daijiworld.com will not be responsible for any defamatory message posted under this article. Please note that sending false messages to insult, defame, intimidate, mislead or deceive people or to intentionally cause public disorder is punishable under law. It is obligatory on Daijiworld to provide the IP address and other details of senders of such comments, to the authority concerned upon request. Hence, sending offensive comments using daijiworld will be purely at your own risk, and in no way will Daijiworld.com be held responsible.</w:t>
+        <w:t xml:space="preserve"> https://www.news18.com/cities/mumbai-news/mumbai-now-gets-5-25-km-sea-facing-promenade-coastal-road-to-stay-open-all-day-ws-l-9506466.html</w:t>
+      </w:r>
+    </w:p>
+    <w:p>
+      <w:pPr>
+        <w:pStyle w:val="Normal"/>
+      </w:pPr>
+      <w:r>
+        <w:rPr/>
+        <w:t>Content: Maharashtra Chief Minister Devendra Fadnavis on Wednesday virtually inaugurated a 5.25-km promenade and four pedestrian underpasses on the Mumbai Coastal Road, promising the city not just faster travel but a front-row seat to the Arabian Sea. Starting Thursday, August 15, Mumbaikars will be able to stroll, jog, or cycle along a stretch over twice the length of Marine Drive. The walkway runs from Priyadarshini Park to Worli, with broad footpaths, landscaped gardens, flowering plants, cycle tracks, and wheelchair-friendly ramps. Benches placed at intervals encourage visitors to pause and enjoy panoramic sea views, while underpasses at Bhulabhai Desai Road, Haji Ali Junction, near Worli Dairy, and Bindumadhav Thackeray Chowk provide safe, convenient access. “This promenade will redefine the way Mumbai connects with its coastline," Fadnavis said during the launch from MMRDA’s new Bandra (East) headquarters. The Chief Minister urged motorists to obey speed limits when the Coastal Road opens for 24-hour vehicular movement from midnight on Independence Day, warning that CCTV cameras would catch and penalise violators, NDTV reported. Swipe Left For Next Video Deputy CM Eknath Shinde described the project as part of Mumbai’s “urban makeover," highlighting ongoing beautification efforts and plans for a 70-hectare park along the road. Constructed on reclaimed land and engineered to endure harsh monsoon tides, the promenade serves as both a public leisure spot and a coastal defence. For residents, it offers a new place to walk, cycle, and relax. Latest Blogs</w:t>
       </w:r>
     </w:p>
     <w:p>
@@ -2270,16 +2699,16 @@
       </w:pPr>
       <w:r>
         <w:rPr/>
-        <w:t>Article 59</w:t>
-      </w:r>
-    </w:p>
-    <w:p>
-      <w:pPr>
-        <w:pStyle w:val="Normal"/>
-      </w:pPr>
-      <w:r>
-        <w:rPr/>
-        <w:t>Title: Maharashtra CM Fadnavis 'Shocked' By Acquittals In 2006 Mumbai Blasts, To Move Top Court</w:t>
+        <w:t>Article 70</w:t>
+      </w:r>
+    </w:p>
+    <w:p>
+      <w:pPr>
+        <w:pStyle w:val="Normal"/>
+      </w:pPr>
+      <w:r>
+        <w:rPr/>
+        <w:t>Title: Imaginary problem, unnecessary Bill</w:t>
       </w:r>
     </w:p>
     <w:p>
@@ -2291,16 +2720,16 @@
         <w:t xml:space="preserve">URL: </w:t>
       </w:r>
       <w:r>
-        <w:t xml:space="preserve"> https://www.news18.com/cities/mumbai-news/maharashtra-cm-fadnavis-shocked-by-acquittals-in-2006-mumbai-blasts-to-move-top-court-9454267.html</w:t>
-      </w:r>
-    </w:p>
-    <w:p>
-      <w:pPr>
-        <w:pStyle w:val="Normal"/>
-      </w:pPr>
-      <w:r>
-        <w:rPr/>
-        <w:t>Content: Maharashtra Chief Minister Devendra Fadnavis on Monday expressed “shock" over the Bombay High Court’s acquittal of all 12 people in relation to the 2006 Mumbai train bombings case, and said that the government will challenge the verdict in the Supreme Court. “The verdict of the Bombay High Court is very shocking and we will challenge it in the Supreme Court," he said. Earlier today, the 12 persons, who were arrested in 2006 for their involvement in the July 11, 2006, serial train blasts, were acquitted by the High Court. The prosecution had claimed that the accused individuals belonged to the banned Students’ Islamic Movement of India (SIMI). The trial court had in 2015 sent 5 accused to a death sentence and seven others to life imprisonment in connection with the case. A special bench of Justices Anil Kilor and Shyam Chandak observed that “the prosecution has utterly failed in establishing the case beyond a reasonable doubt". A series of powerful blasts had taken place in local trains in Mumbai during the evening rush hour on July 11, 2006. Seven blasts within a span of 11 minutes in the first-class compartments killed 189 people and left several others injured. Kamal Ansari from Bihar, Mohammad Faisal Ataur Rahman Shaikh from Mumbai, Ehtesham Qutubuddin Siddiqui from Thane, Naveed Hussain Khan from Secunderabad, and Asif Khan from Jalgaon in Maharashtra were found guilty of planting the bombs and were given the death penalty. By law, the trial court’s decision to give them the death sentence had to be confirmed by the High Court before it could be carried out. In 2015, the Maharashtra government approached the High Court to get this confirmation. At the same time, the five convicts also filed appeals to challenge the special court’s ruling. One of the accused died in 2021 due to COVID-19. Swipe Left For Next Video In July 2024, the High Court set up a special bench led by Justice Kilor, which held regular hearings for almost six months. Five months ago, the court had finished hearing the case and reserved its judgment. Latest Blogs</w:t>
+        <w:t xml:space="preserve"> https://www.nationalheraldindia.com/opinion/urban-naxals-imaginary-problem-unnecessary-bill</w:t>
+      </w:r>
+    </w:p>
+    <w:p>
+      <w:pPr>
+        <w:pStyle w:val="Normal"/>
+      </w:pPr>
+      <w:r>
+        <w:rPr/>
+        <w:t>Content: Follow Us We celebrated Independence Day this month, the culmination of our freedom struggle. Independence and freedom from what? From alien rule and from oppressive laws — no matter who imposes them on us. The governor of Maharashtra, C.P. Radhakrishnan, is currently examining a legislation passed by the state called the ‘Maharashtra Special Public Security Bill’. I have written to the governor, on behalf of Amnesty International India, and asked him to not sign it and instead to deny his assent. Framed as a countermeasure against those who have come to be called 'urban Naxals', the Bill threatens constitutionally and internationally protected human rights. Naxalism is seen as a decades-old rural and communist-inspired movement. 'Urban Naxalism' in the present discussion presumably refers to alleged support for this movement by intellectuals, academics and others. The term 'urban Naxalism' has no legal definition in India. With its vague language, discriminatory focus, absence of judicial oversight, and high potential for misuse, the Bill risks criminalising legitimate dissent in one of our largest states. It introduces overboard and ideologically biased provisions that pose an immediate threat to international and constitutionally protected rights. As may be expected, chief minister Devendra Fadnavis has asserted that the law will not be used to suppress critics of the government. However, if the term 'urban Naxal' has no legal definition in India, then what is it? It is a rhetorical and politically charged phrase — popularised in media and political discourse, not jurisprudence. Its very vagueness allows it to be weaponised against civil society, often conflating peaceful dissent with sedition or terrorism. There is a troubling precedent. The Bhima Koregaon case, in which 16 activists were arrested under the Unlawful Activities (Prevention) Act UAPA, demonstrates how this label has been used to detain individuals for years without trial. Many of those accused were not linked to any act of violence, but merely to the expression of critical views, advocacy for marginalised communities, or the defence of civil liberties. Notably, the arrests began in 2018 during Fadnavis’ earlier tenure as chief minister. Seven years later, trials have yet to commence, bail remains denied to six of the activists, and one of the accused, Father Stan Swamy, died in custody. The 'urban Naxal' narrative has dangerously blurred the line between non-violent political opposition and violent extremism. Such conflation is not only incompatible with India’s constitutional values but also violates its international legal obligations. The law has other troubling elements, such as discrimination. Its opening paragraphs identify “Left Wing Extremist organisations or similar organisations” as its focus. This singles out ideologies for criminalisation and violates Article 26 of the International Covenant on Civil and Political Rights, which guarantees equal protection under the law regardless of political opinion, and which India is a signatory to. Punishing membership to an organisation solely based on ideas without proof of incitement of, or participation in, violence is also violative of Indians’ rights. The law defines “unlawful activity” using imprecise and subjective terms such as “menace to public order” or “tendency to interfere with the administration of law”. These definitions could encompass peaceful protest or civil disobedience, the foundational elements of our freedom struggle. Section 3 empowers the executive to declare organisations “unlawful”, with no provision for prompt and impartial judicial review. The Advisory Board tasked with reviewing such declarations comprises only government appointees, meaning they will be kangaroo courts. Sections in the law permitting searches and seizures based on an officer’s “opinion” or “personal knowledge” strip away judicial safeguards and open the door to arbitrary action. This violates the rights guaranteeing fair trial and due process in searches, protecting individuals against unlawful interference with one’s home, property, and privacy. Section 14 prohibits appeals, while Section 17 provides blanket immunity to government officials, even in cases of abuse. Such clauses eliminate accountability. As has become the fashion, colonial-style oppression on jailing people is present in this law also. Section 15 renders all offences under the Bill non-bailable and cognisable, despite the vagueness of their definitions. This facilitates prolonged pre-trial detention without judicial scrutiny. On top of everything else, the law isn’t needed: India already possess very restrictive counterterrorism and criminal laws, including the UAPA, MCOCA, and Bharatiya Nyaya Sanhita, which criminalise the same or similar alleged conduct. The new Bill adds another weapon to suppress dissent, turning the legal process itself into punishment and further eroding civil liberties. If signed and enforced, the law under the guise of security represents a grave and unnecessary expansion of state power at the cost of fundamental rights. Far from safeguarding Maharashtra, it criminalises dissent, debate, and accountability. The misuse of vague terms like 'urban Naxal' has already caused immense harm. Assenting to this Bill would legitimise a framework that enables abuse and impunity over justice. This is why I have urged the governor, with the utmost respect, to withhold assent to the Bill. The observation of Independence Day should not be restricted to the symbolism of flag-raising and saluting and long speeches. What should be observed is our continuing commitment to freedom, the protection of civil liberties, the preservation of human rights and access to justice. This law is a violation of all of these and for this reason, one hopes it is not inflicted on Indians. Views are personal. Read more of Aakar Patel's writing here Follow us on: Facebook, Twitter, Google News, Instagram Join our official telegram channel (@nationalherald) and stay updated with the latest headlines</w:t>
       </w:r>
     </w:p>
     <w:p>
@@ -2309,16 +2738,16 @@
       </w:pPr>
       <w:r>
         <w:rPr/>
-        <w:t>Article 60</w:t>
-      </w:r>
-    </w:p>
-    <w:p>
-      <w:pPr>
-        <w:pStyle w:val="Normal"/>
-      </w:pPr>
-      <w:r>
-        <w:rPr/>
-        <w:t>Title: Nagpur News - Latest Updates and Breaking Headlines</w:t>
+        <w:t>Article 71</w:t>
+      </w:r>
+    </w:p>
+    <w:p>
+      <w:pPr>
+        <w:pStyle w:val="Normal"/>
+      </w:pPr>
+      <w:r>
+        <w:rPr/>
+        <w:t>Title: We missed the bus earlier no compromise on Mumbai's development now Fadnavis</w:t>
       </w:r>
     </w:p>
     <w:p>
@@ -2330,16 +2759,16 @@
         <w:t xml:space="preserve">URL: </w:t>
       </w:r>
       <w:r>
-        <w:t xml:space="preserve"> https://www.nagpurtoday.in/cm-fadnavis-inaugurates-1-2-gw-mega-solar-factory-in-nagpur/07231427</w:t>
-      </w:r>
-    </w:p>
-    <w:p>
-      <w:pPr>
-        <w:pStyle w:val="Normal"/>
-      </w:pPr>
-      <w:r>
-        <w:rPr/>
-        <w:t>Content: Nagpur: In a landmark move towards strengthening Maharashtra’s green energy mission, Chief Minister Devendra Fadnavis inaugurated a state-of-the-art 1.2 gigawatt (GW) solar module manufacturing unit developed by WORLDONE Energies. The event also marked the groundbreaking ceremony of a 2.5 megawatt (MW) green hydrogen production plant, further underlining the state’s commitment to sustainable and self-reliant energy solutions. The high-profile event was held at WORLDONE Energies’ corporate campus in Nagpur and witnessed participation from leading figures in the energy, industry, and media sectors. Highlights of the event: · Inauguration of the 1.2 GW solar manufacturing facility. This cutting-edge facility will manufacture: · Solar PV Modules · Silicon Ingots and Wafers · Inverters · Battery Energy Storage Systems (BESS) With a dual focus on domestic energy needs and global export markets such as the United States, WORLDONE Energies aims to position India as a major player in renewable technology manufacturing. Mark Garvin, Co-Founder of WORLDONE Energies, stated: “This factory reflects our commitment to combine Indian innovation with global market reach.” Groundbreaking of the 2.5 MW Green Hydrogen Plant This plant, to be powered entirely by solar energy, will focus on producing green hydrogen — a clean, zero-emission fuel critical to decarbonizing industrial sectors. The project promises to enhance energy self-reliance and contribute significantly to India’s Net Zero Carbon Mission. The event was graced by Maharashtra CM Devendra Fadnavis, State Revenue Minister Chandrashekhar Bawankule, MLC Parinay Fuke, MLA Ashish Deshmukh, renowned industrialist Pyare Khan, film producer and media entrepreneur Anubhav Sinha and WORLDONE Energies Co-Founder Mark Garvin. The initiative was widely praised, particularly the vision and leadership of project founder Murtaza Kothawala, who was lauded for spearheading this transformative development in Nagpur. A milestone for Maharashtra and India Speaking at the event, Murtaza Kothawala, Founder and Managing Director of WORLDONE Energies, said: “We are on a mission to deliver world-class green energy solutions made in India, built to global standards.” This ambitious initiative by WORLDONE Energies is being seen as a major leap forward for India’s clean energy ecosystem, signaling a future of affordable, indigenous, and sustainable energy infrastructure. With this, Nagpur takes centre-stage in Maharashtra’s renewable energy journey, aligning seamlessly with India’s vision for a carbon-neutral future.</w:t>
+        <w:t xml:space="preserve"> https://www.theweek.in/wire-updates/business/2025/08/14/bom39-mh-fadnavis-mumbai.html</w:t>
+      </w:r>
+    </w:p>
+    <w:p>
+      <w:pPr>
+        <w:pStyle w:val="Normal"/>
+      </w:pPr>
+      <w:r>
+        <w:rPr/>
+        <w:t>Content: Mumbai, Aug 14 (PTI) Maharashtra Chief Minister Devendra Fadnavis on Thursday said though there has been some delay, there will be no compromise on the development of Mumbai now as he inaugurated several infrastructure projects in the city aimed at addressing traffic woes. The dream of travelling from one point to another point of the city in 59 minutes, envisaged in 2018, can definitely be achieved through infrastructure and public transport interventions, he said."There will be no compromise on development. The work we are doing now should have been done yesterday. So we missed the bus. But we are catching up. We will not let the pace slow down," Fadnavis said.The city will soon get AC local trains with a closed door system, and Railway Minister Ashwini Vaishnaw will shortly make an announcement in this regard, Fadnavis said. The chief minister, along with his deputies Ajit Pawar and Eknath Shinde, inaugurated a promenade and cycling track on the Coastal Road. The Coastal Road will be open 24x7 from Friday, Fadnavis said, while cautioning people, especially the youth, not to demonstrate their driving skills. The road is under CCTV surveillance and offenders will face action, he said.He also inaugurated a curved cable-stayed bridge, the first in South Asia, connecting the Eastern Express Highway with Western Express Highway, linking the eastern suburbs to Vile Parle in the western suburbs.The bridge is one of the six exit interventions planned to decongest the business district of Bandra Kurla Complex, Fadnavis said.In 2015-16, it was decided that BKC will have six exit interventions, of which five are now complete and the sixth one will be completed by year end, he said.The Mumbai Metropolitan Regional Development Authority (MMRDA) should commission 50 km of Metro route every year, he said. (This story has not been edited by THE WEEK and is auto-generated from PTI) Education, drugs, suicides: TN Governor Ravi slams DMK government in Indenpendence Day address; Stalin, cabinet to boycott tea party Why should India care about Trump-Putin meeting in Alaska? Ibrahima Konate's Real Madrid transfer may happen as Liverpool traget Marc Guehi after Giovanni Leoni: Report Which are Lokesh Kanagaraj's Top 5 films so far? Hint: Rajinikanth's 'Coolie' not in the list Independence day special: 6 amazing open-world video games to experience freedom Copyright © 2024 All rights reserved</w:t>
       </w:r>
     </w:p>
     <w:p>
@@ -2348,16 +2777,16 @@
       </w:pPr>
       <w:r>
         <w:rPr/>
-        <w:t>Article 61</w:t>
-      </w:r>
-    </w:p>
-    <w:p>
-      <w:pPr>
-        <w:pStyle w:val="Normal"/>
-      </w:pPr>
-      <w:r>
-        <w:rPr/>
-        <w:t>Title: Maharashtra Cabinet Reshuffle: Final Decision with CM Fadnavis, Says Bawankule</w:t>
+        <w:t>Article 72</w:t>
+      </w:r>
+    </w:p>
+    <w:p>
+      <w:pPr>
+        <w:pStyle w:val="Normal"/>
+      </w:pPr>
+      <w:r>
+        <w:rPr/>
+        <w:t>Title: Fadnavis meets Guv Radhakrishnan presents him book of Shivaji Maharaj's letters</w:t>
       </w:r>
     </w:p>
     <w:p>
@@ -2369,16 +2798,16 @@
         <w:t xml:space="preserve">URL: </w:t>
       </w:r>
       <w:r>
-        <w:t xml:space="preserve"> https://www.dailypioneer.com/2025/india/maharashtra-cabinet-reshuffle--final-decision-with-cm-fadnavis--says-bawankule.html</w:t>
-      </w:r>
-    </w:p>
-    <w:p>
-      <w:pPr>
-        <w:pStyle w:val="Normal"/>
-      </w:pPr>
-      <w:r>
-        <w:rPr/>
-        <w:t>Content: GO LIVE Nagpur, July 26 (PTI) Speculation over a possible cabinet reshuffle in Maharashtra gained traction on Saturday, with senior BJP leader and minister Chandrashekhar Bawankule emphasizing that Chief Minister Devendra Fadnavis holds the final authority in the matter. Amid growing rumors about potential portfolio swaps or the removal of controversial ministers following Fadnavis’ meeting with Union ministers in Delhi, Bawankule clarified, “Chief Minister Devendra Fadnavis, NCP (SP) chief Ajit Pawar, and Shiv Sena head Eknath Shinde can decide for their parties, which is their right. However, the final decision rests with Fadnavis as he is the chief minister of the state.” Bawankule also took aim at Congress leader Rahul Gandhi, demanding an apology over Gandhi’s recent admission that he failed to adequately safeguard the interests of the OBC community in the past. “Rahul Gandhi should apologise to the nation and the OBC community, as it is clear that the Congress used OBCs merely as a vote bank,” he said. Commenting on the reports suggesting Sudhir Mungantiwar could replace Rahul Narwekar as the Maharashtra Assembly Speaker, Bawankule dismissed the claims, accusing Shiv Sena-UBT mouthpiece Saamana of spreading “misleading news” to garner attention. On the issue of financial irregularities in the Mukhyamantri Mazi Ladki Bahin Yojana, Bawankule asserted that men who fraudulently availed of the scheme must return the funds, adding that cases should be filed against them. The buzz surrounding the future of certain ministers—particularly those from Eknath Shinde’s Shiv Sena—continues, with state agriculture minister Manikrao Kokate facing criticism after videos allegedly showing him playing a card game during assembly sessions went viral. While Kokate has denied the allegations and threatened legal action, Deputy CM Ajit Pawar has assured a thorough review of the matter. Nagpur, July 26 (PTI) Speculation over a possible cabinet reshuffle in Maharashtra gained traction on Saturday, with senior BJP leader and minister Chandrashekhar Bawankule emphasizing that Chief Minister Devendra Fadnavis holds the final authority in the matter. Amid growing rumors about potential portfolio swaps or the removal of controversial ministers following Fadnavis’ meeting with Union ministers in Delhi, Bawankule clarified, “Chief Minister Devendra Fadnavis, NCP (SP) chief Ajit Pawar, and Shiv Sena head Eknath Shinde can decide for their parties, which is their right. However, the final decision rests with Fadnavis as he is the chief minister of the state.” Bawankule also took aim at Congress leader Rahul Gandhi, demanding an apology over Gandhi’s recent admission that he failed to adequately safeguard the interests of the OBC community in the past. “Rahul Gandhi should apologise to the nation and the OBC community, as it is clear that the Congress used OBCs merely as a vote bank,” he said. Commenting on the reports suggesting Sudhir Mungantiwar could replace Rahul Narwekar as the Maharashtra Assembly Speaker, Bawankule dismissed the claims, accusing Shiv Sena-UBT mouthpiece Saamana of spreading “misleading news” to garner attention. On the issue of financial irregularities in the Mukhyamantri Mazi Ladki Bahin Yojana, Bawankule asserted that men who fraudulently availed of the scheme must return the funds, adding that cases should be filed against them. The buzz surrounding the future of certain ministers—particularly those from Eknath Shinde’s Shiv Sena—continues, with state agriculture minister Manikrao Kokate facing criticism after videos allegedly showing him playing a card game during assembly sessions went viral. While Kokate has denied the allegations and threatened legal action, Deputy CM Ajit Pawar has assured a thorough review of the matter.</w:t>
+        <w:t xml:space="preserve"> https://www.theweek.in/wire-updates/national/2025/08/18/bom20-mh-governor-fadnavis.html</w:t>
+      </w:r>
+    </w:p>
+    <w:p>
+      <w:pPr>
+        <w:pStyle w:val="Normal"/>
+      </w:pPr>
+      <w:r>
+        <w:rPr/>
+        <w:t>Content: Mumbai, Aug 18 (PTI) Maharashtra Chief Minister Devendra Fadnavis on Monday paid a courtesy visit to Governor C P Radhakrishnan, who has been named as the NDA's vice-presidential candidate, at the Raj Bhavan in Mumbai. Radhakrishnan later left for New Delhi. At the airport here, Fadnavis, accompanied by state Cultural Affairs Minister Ashish Shelar, presented to the governor a book containing the unpublished letters of Maratha king Chhatrapati Shivaji Maharaj, a release from the Raj Bhavan said. The ruling National Democratic Alliance (NDA) on Sunday named Radhakrishnan, a seasoned BJP leader belonging to a key OBC caste from Tamil Nadu with an RSS background, as its vice-presidential candidate. BJP president J P Nadda made the announcement following a meeting of the party's parliamentary board, which included Prime Minister Narendra Modi, and consultation with the party's allies. Nadda appealed for unanimous election of Radhakrishnan (67), an OBC leader and two-time former Lok Sabha member from Coimbatore, to the constitutional position, saying BJP leaders had spoken to the opposition parties over the last week and will reach out to them again. (This story has not been edited by THE WEEK and is auto-generated from PTI) Where did it rain the most in Mumbai today? BMC reveals how much rainfall did Chembur, Dadar receive on Monday Durand Cup 2025 quarterfinal update: East Bengal win iconic Kolkata Derby; rookies Diamond Harbour FC shock Jamshedpur FC Prime Video announces new series 'Raakh' from 'Paatal Lok' co-director; Ali Fazal to star Tariff relief hopes dashed? US team cancels India trip as trade dispute deepens 100-year plan to reach a black hole? Italian scientist discusses tiny spacecraft that could achieve this feat | INTERVIEW Copyright © 2024 All rights reserved</w:t>
       </w:r>
     </w:p>
     <w:p>
@@ -2387,16 +2816,16 @@
       </w:pPr>
       <w:r>
         <w:rPr/>
-        <w:t>Article 62</w:t>
-      </w:r>
-    </w:p>
-    <w:p>
-      <w:pPr>
-        <w:pStyle w:val="Normal"/>
-      </w:pPr>
-      <w:r>
-        <w:rPr/>
-        <w:t>Title: Student Protest Delhi: SFI Students Protest Against Devendra Fadnavis at JNU Campus</w:t>
+        <w:t>Article 73</w:t>
+      </w:r>
+    </w:p>
+    <w:p>
+      <w:pPr>
+        <w:pStyle w:val="Normal"/>
+      </w:pPr>
+      <w:r>
+        <w:rPr/>
+        <w:t>Title: Fadnavis govt creating nonsensical controversies to avoid discussion on important issues Congress</w:t>
       </w:r>
     </w:p>
     <w:p>
@@ -2408,16 +2837,16 @@
         <w:t xml:space="preserve">URL: </w:t>
       </w:r>
       <w:r>
-        <w:t xml:space="preserve"> https://english.lokshahi.com/india/sfi-students-protest-against-devendra-fadnavis-at-jnu-campus</w:t>
-      </w:r>
-    </w:p>
-    <w:p>
-      <w:pPr>
-        <w:pStyle w:val="Normal"/>
-      </w:pPr>
-      <w:r>
-        <w:rPr/>
-        <w:t>Content: Today, Chief Minister Devendra Fadnavis went to Delhi and was supposed to attend a program at JNU. However, before Fadnavis could arrive, slogans like 'Devendra Fadnavis, Eknath Shinde Go Bank' were loudly chanted, and the Students Federation of India (SFI) started a protest at the JNU campus. Also, the protest is ongoing with banners stating 'Propaganda will not continue.' It is said that this protest is due to the Marathi-Hindi dispute in Maharashtra. Currently, there are assaults on outsiders over the Hindi-Marathi dispute in Maharashtra, and students are protesting, questioning why the inauguration is being done by the Chief Minister of Maharashtra. © english-lokshahi 2025</w:t>
+        <w:t xml:space="preserve"> https://www.theweek.in/wire-updates/national/2025/08/13/bom36-mh-congress-ld-govt.html</w:t>
+      </w:r>
+    </w:p>
+    <w:p>
+      <w:pPr>
+        <w:pStyle w:val="Normal"/>
+      </w:pPr>
+      <w:r>
+        <w:rPr/>
+        <w:t>Content: Mumbai, Aug 13 (PTI) The BJP-led Maharashtra government was creating controversies on "nonsensical" issues such as pigeon-feeding in cities and sale of meat on Independence Day to divert attention from serious issues, the Congress alleged on Wednesday. The BJP was "daily stoking" caste-based or communal tensions as part of its political strategy, state Congress chief Harshwardhan Sapkal told reporters. The government was engineering "nonsensical" debates to divert attention, the state Congress chief said. "The Maharashtra government should not tell us what time we should eat meat, what spices or salt we should use; it should not try to control our personal habits, marriages, or our thinking process. Such things have no place in our state, but this government is deliberately doing it," he said. Instead of instigating "kabutar (pigeon) jihad", the government should take a building from minister Mangal Prabhat Lodha to house pigeons and provide a hospital for the birds, he said, referring to the ongoing debate on whether kabutarkhanas or pigeon-feeding spots in Mumbai should be shut down in view of health hazards. Lodha, whose family is in the construction business, has opposed an outright ban on kabutarkhanas.Pigeon droppings and feathers cause serious respiratory infections, said Sapkal, adding that his friend and writer Narendra Lanjewar died of such an infection. The Congress leader also targeted Chief Minister Devendra Fadnavis. "Former chief minister (late) Vilasrao Deshmukh had set up a Danga Kabu Pathak' (riot control team) as a first responder force to deal with law and order situations in every district. But chief minister Fadnavis has createdDanga Karo Pathak' which visits places like Nashik, Nagpur and Pune to cause social unrest. Now they are doing the same thing in Mumbai," he alleged. "People have understood the truth behind this 'Kabutar-jihad'," Sapkal added. More than half of Mumbai's land was given to the Adani group through projects such as Dharavi and Motilal Nagar redevelopment, Sapkal alleged. On the ban imposed on meat sale on Independence Day in some cities, Sapkal said the BJP wanted to create unnecessary controversies to avoid discussion on its own past, claiming that leaders of the saffron party's predecessor, the Jana Sangh, never took part in the freedom movement but accepted pension from the British. Asked about NCP leader Dhananjay Munde continuing to stay in his official bungalow after his resignation as a minister, he said, "Munde resigned but his lust for power did not disappear. He may have been given an assurance that he will be re-inducted into the cabinet after some time, so he is still living in the official bungalow." He also described Fadnavis as the "most helpless chief minister of the state ever" as he could not remove inefficient ministers. Meanwhile, Congress leader Balasaheb Thorat, said kindness to animals is alright but if it’s hurting people's health, it should be revisited. "If you are living on the 75th floor after earning ‘Punya’ and the person living there will have to live with lung diseases, what will we think of? I don’t want to target any religion but health should be given a thought,” Thorat said in Nashik on Kabutarkhana issue. (This story has not been edited by THE WEEK and is auto-generated from PTI) Kerala weather forecast: Red alert for 9 dams; holiday for Thrissur schools, colleges; exams postponed Durand Cup 2025 quarterfinal update: East Bengal win iconic Kolkata Derby; rookies Diamond Harbour FC shock Jamshedpur FC 'Coolie' vs 'War 2' Day 4 Box Office Collection: Will Rajinikanth movie enter ₹200 club before Hrithik Roshan-Jr NTR starrer? Tariff relief hopes dashed? US team cancels India trip as trade dispute deepens When are Gamescom and PAX West? Major gaming events to see new video game launches soon Copyright © 2024 All rights reserved</w:t>
       </w:r>
     </w:p>
     <w:p>
@@ -2426,16 +2855,16 @@
       </w:pPr>
       <w:r>
         <w:rPr/>
-        <w:t>Article 63</w:t>
-      </w:r>
-    </w:p>
-    <w:p>
-      <w:pPr>
-        <w:pStyle w:val="Normal"/>
-      </w:pPr>
-      <w:r>
-        <w:rPr/>
-        <w:t>Title: Notice from Pune Sessions Court to Amruta Fadnavis</w:t>
+        <w:t>Article 74</w:t>
+      </w:r>
+    </w:p>
+    <w:p>
+      <w:pPr>
+        <w:pStyle w:val="Normal"/>
+      </w:pPr>
+      <w:r>
+        <w:rPr/>
+        <w:t>Title: BDD Chawl residents get new houses CM says hold on to them like gold</w:t>
       </w:r>
     </w:p>
     <w:p>
@@ -2447,16 +2876,16 @@
         <w:t xml:space="preserve">URL: </w:t>
       </w:r>
       <w:r>
-        <w:t xml:space="preserve"> https://english.lokshahi.com/maharashtra/notice-from-pune-sessions-court-to-amruta-fadnavis-know-about-more</w:t>
-      </w:r>
-    </w:p>
-    <w:p>
-      <w:pPr>
-        <w:pStyle w:val="Normal"/>
-      </w:pPr>
-      <w:r>
-        <w:rPr/>
-        <w:t>Content: Amruta Fadnavis, wife of Maharashtra Chief Minister Devendra Fadnavis, has once again come into the spotlight. This time, the reason for the discussion is the ongoing case against her regarding defamation on social media. In April 2025, a case emerged where offensive, false, and defamatory content about Amruta Fadnavis was posted on social media. She filed a complaint against seven individuals at the Pune Cyber Crime Police Station regarding this matter. The police promptly took action and arrested all seven accused by sending them notices. Currently, five of these seven accused are in police custody, while two are absconding. Against this backdrop, the Pune Sessions Court has now issued a notice to Amruta Fadnavis. The court has directed her to either appear in person to clarify her personal statement in this case or submit her statement in writing through her lawyer. Although this case is currently sub judice, discussions about it have surged on social media. The repeated campaigns against the Fadnavis family on social media, the possible political motivations behind them, and the complexities in the investigation of this case have caught everyone's attention. Meanwhile, Amruta Fadnavis has not yet given an official response in this case. However, she has previously given strong responses to trolling against her on social media. Now, the political and legal circles in the state are keenly watching what direction the next hearing in this case takes. © english-lokshahi 2025</w:t>
+        <w:t xml:space="preserve"> https://www.theweek.in/wire-updates/national/2025/08/14/bom40-mh-ld-fadnavis-chawls-new-flats.html</w:t>
+      </w:r>
+    </w:p>
+    <w:p>
+      <w:pPr>
+        <w:pStyle w:val="Normal"/>
+      </w:pPr>
+      <w:r>
+        <w:rPr/>
+        <w:t>Content: Mumbai, Aug 14 (PTI) As over 550 families got possession of new flats under the BDD Chawl redevelopment project in the city, Maharashtra Chief Minister Devendra Fadnavis on Thursday urged them to hold on to their new houses "like gold" and not to sell them off. Speaking at an event where he handed over keys of new houses to 556 eligible residents, Fadnavis noted that the Bombay Development Directorate Chawl or tenements in central Mumbai's Worli was not just a bunch of low-cost housing units but a witness to Mumbai's social and economic transformation.Deputy Chief Ministers Eknath Shinde and Ajit Pawar, and deputy chairperson of legislative council Neelam Gorhe were present at the event besides Shiv Sena (UBT) MLCs Sachin Ahir and Sunil Shinde. Local MLA and Shiv Sena (UBT) leader Aaditya Thackeray, however, skipped the event.Speaking at another event, Fadnavis announced that the famous dabbawallas or tiffin carriers of Mumbai will get 500 square feet houses for Rs 25.50 lakh each.The Worli BDD Chawl redevelopment project was executed by government housing agency MHADA in collaboration with Tata Projects and Capacit'e Infraprojects.The aging and dilapidated structures built over a century ago have been now replaced by 33 high-rise towers of 40 floors each, housing 2BHK apartments with a 500 square feet carpet area. Recalling the hurdles faced while undertaking the redevelopment project, which turned single-room houses of Marathi-speaking mill and factory workers into modern homes in high-rises, Fadnavis said there were litigations going back 90 years.A major hurdle, he pointed out, was the expectation that a real estate developer will redevelop the BDD Chawls. Various real estate developers presented four or five plans, but they were only interested in saleable area, the chief minister said.In his first term as chief minister (2014-2019), the state government decided that state-run Maharashtra Housing and Area Development Authority (MHADA) will manage the redevelopment of the Chawls, he said.The ground-breaking ceremony of the mega project was held on April 22, 2017, Fadnavis recalled."Earlier, gold would be passed on to the next generation. The (property) rates in Mumbai are equal to the price of gold. It is this house that we need to give to the future generation," Fadnavis told the new home owners.Ajit Pawar urged Fadnavis and Eknath Shinde, who holds urban development and housing portfolios, to add a clause in agreement to ensure the residents are not able to sell the new houses for 10-15 years.This way `Marathi manoos' (native Marathi speakers) will stay put in Mumbai, Pawar said.Deputy Chief Minister Shinde said the dream of hundreds of families who were staying in the Chawls for the last three-four generations has come true due to the successful execution of the project. (This story has not been edited by THE WEEK and is auto-generated from PTI) Education, drugs, suicides: TN Governor Ravi slams DMK government in Indenpendence Day address; Stalin, cabinet to boycott tea party Ibrahima Konate's Real Madrid transfer may happen as Liverpool traget Marc Guehi after Giovanni Leoni: Report Which are Lokesh Kanagaraj's Top 5 films so far? Hint: Rajinikanth's 'Coolie' not in the list Why is Bitcoin hitting $124000 mark and will it rise further in the coming weeks? Independence day special: 6 amazing open-world video games to experience freedom Copyright © 2024 All rights reserved</w:t>
       </w:r>
     </w:p>
     <w:p>
@@ -2465,16 +2894,16 @@
       </w:pPr>
       <w:r>
         <w:rPr/>
-        <w:t>Article 64</w:t>
-      </w:r>
-    </w:p>
-    <w:p>
-      <w:pPr>
-        <w:pStyle w:val="Normal"/>
-      </w:pPr>
-      <w:r>
-        <w:rPr/>
-        <w:t>Title: Maharashtra: Will entire cabinet see a major reshuffle, or will just one minister be affected?</w:t>
+        <w:t>Article 75</w:t>
+      </w:r>
+    </w:p>
+    <w:p>
+      <w:pPr>
+        <w:pStyle w:val="Normal"/>
+      </w:pPr>
+      <w:r>
+        <w:rPr/>
+        <w:t>Title: Mumbai rain Highlights: 7 people dead across Maharashtra, says CM Devendra Fadnavis</w:t>
       </w:r>
     </w:p>
     <w:p>
@@ -2486,16 +2915,16 @@
         <w:t xml:space="preserve">URL: </w:t>
       </w:r>
       <w:r>
-        <w:t xml:space="preserve"> https://www.theweek.in/news/india/2025/07/28/maharashtra-will-entire-cabinet-see-a-major-reshuffle-or-will-just-one-minister-be-affected.html</w:t>
-      </w:r>
-    </w:p>
-    <w:p>
-      <w:pPr>
-        <w:pStyle w:val="Normal"/>
-      </w:pPr>
-      <w:r>
-        <w:rPr/>
-        <w:t>Content: The speculations about a cabinet reshuffle in Maharashtra are mainly centred around either getting rid of various controversial ministers, or modifying their portfolios. Speculations run rife that Maharashtra's political landscape is set to be reshaped by a significant cabinet reshuffle. These speculations intensified on Saturday following Maharashtra CM Devendra Fadnavis’ recent visit to Delhi, as well as his back-to-back meetings with the BJP top brass. The speculations are mainly centred around either getting rid of various controversial ministers, or modifying their portfolios. ALSO READ | Will Eknath Shinde and Uddhav Thackeray join hands and make one big Shiv Sena again? When asked about the speculations, senior BJP leader and minister Chandrashekhar Bawankule reiterated that while NCP (SP) chief Ajit Pawar and Shiv Sena supremo Eknath Shinde could decide for their parties—which was their “right”—he also declared that the “final decision rests with Fadnavis as he is the chief minister of the state", as per a PTI report. Other ministers whose actions have triggered questions about ministerial conduct are Shiv Sena MLA Sanjay Shirsat and BJP minister Girish Mahajan. Shirsat was seen in a viral video smoking casually in his hotel room with a bag—allegedly full of cash—lying next to him. #WATCH | Mumbai, Maharashtra: On a purported viral video showing him sitting beside a bag filled with cash, Maharashtra Minister Sanjay Shirsat says, "This is a well-thought-out conspiracy. I am sitting comfortably in my house, and my dog is sitting as well. Someone has recorded… pic.twitter.com/SwPiZVmnWe ALSO READ | Maharashtra: Congress president calls out BJP 'witch' tactics of pressure, threats, and promises to pull members from other parties Calling it a “well-thought-out conspiracy” to tarnish his reputation, he alleged that he was being spied on. Notably, the viral video clip was posted online a day after Shirsat was served an income tax notice over his rapid financial growth. BJP minister Girish Mahajan was criticised after a photo of him with Praful Lodha, the accused in a “honeytrap” case, circulated online. Shiv Sena ministers such as Sanjay Rathod and Yogesh Kadam, as well as NCP minister Narhari Zirwal have also drawn flak for inefficiency. Political sources on Monday offered THE WEEK another possible outcome: that amid all this speculation of a cabinet reshuffle, only Maharashtra Agriculture Minister Manikrao Kokate (NCP) would be affected. ALSO READ | 'Remove Manikrao Kokate': Maharashtra Congress president attacks minister's actions in Assembly Kokate has been mired in controversies since the beginning of this year, with the most recent ones being a viral video of him playing online rummy during a session of the Legislative Assembly earlier this month, and his comment calling the government a “beggar”. #WATCH | Nashik | On being accused by NCP-SCP MLA Rohit Pawar on 'X' of playing rummy while in the Maharashtra Assembly session, Maharashtra Minister Manikrao Kokate, says, "Rohit Pawar has become addicted to playing rummy. It wasn't rummy, but solitaire on my phone. Some PA or… pic.twitter.com/yO5I4OB2Vj However, he continued to deny all the allegations against him, threatening to sue those responsible in what he calls attempts to “defame” him. Both Kokate and Shirsat were criticised by the Opposition during the monsoon session of the Maharashtra Assembly, which concluded on July 18. Join our WhatsApp Channel to get the latest news, exclusives and videos on WhatsApp Why should India care about Trump-Putin meeting in Alaska? Ibrahima Konate's Real Madrid transfer may happen as Liverpool traget Marc Guehi after Giovanni Leoni: Report Which are Lokesh Kanagaraj's Top 5 films so far? Hint: Rajinikanth's 'Coolie' not in the list Why is Bitcoin hitting $124000 mark and will it rise further in the coming weeks? Independence day special: 6 amazing open-world video games to experience freedom Decoding Bihar's political landscape: New players and old equations How pickleball has become a social movement in India A near-death experience transforms a couple's life Evolving luxury *Articles appearing as INFOCUS/THE WEEK FOCUS are marketing initiatives Copyright © 2024 All rights reserved</w:t>
+        <w:t xml:space="preserve"> https://www.india.com/news/india/mumbai-rain-live-updates-heavy-rains-lashes-city-orange-alert-for-today-red-alert-in-pune-satara-ratnagiri-local-trains-delayed-traffic-jams-8017300/</w:t>
+      </w:r>
+    </w:p>
+    <w:p>
+      <w:pPr>
+        <w:pStyle w:val="Normal"/>
+      </w:pPr>
+      <w:r>
+        <w:rPr/>
+        <w:t>Content: click this icon for latest updates Mumbai Rain Updates: After an Orange Alert was issued by IMD, the city witnessed heavy rain accompanied by strong winds. Heavy rain alert for Bandra, Dadar, Worli &amp; adjoining suburbs. According to IMD’s orange alert and AccuWeather, Navi Mumbai faces heavy rain today (Aug 18), with 50-75mm possible and flooding risks. Updates to this live blog have been stopped. 7 dead across Maharashtra. The IMD has issued a Red and Orange alert for 24 hours in several districts of Maharashtra. Vikhroli recieves 135mm rain till 5.30pm People carry ailing kin on their backs at waterlogged Chembur hospital, 15 of 36 districts in Maharashtra are under red, orange alert for the next 2 days. Wall collapses on shanties in Chembur. Panchganga River’s water level rises in Kolhapur. The weather office has issued a red alert, warning of ‘extremely heavy’ rainfall in some areas. All seven pumps at the Hindmata Pumping Station have been activated to drain accumulated rainwater in the Hindmata area. 🌧️हिंदमाता परिसरातील पावसाचे पाणी उपसा करण्यासाठी हिंदमाता उदंचन केंद्र येथील सातही पंप कार्यान्वित आहेत. ☔ 🌧️सखल भागात साचलेल्या पाण्याचा निचरा वेगाने सुरु असून परिसरातील वाहतूक सुरळीत सुरू आहे.— 🌧️All seven pumps at the Hindmata Pumping Station have been activated to… pic.twitter.com/IFzMaKLgL8 — माझी Mumbai, आपली BMC (@mybmc) August 18, 2025 He is working as Chief Sub Editor with India.com and has experience in Digital Media and YouTube. He has covered Budget 2023, 2024, 2025 for reputed channels. Born and brought up in Mumbai, he is an e ... Read More For breaking news and live news updates, like us on Facebook or follow us on Twitter and Instagram. Read more on Latest India News on India.com. Shillong Teer Lottery 1st and 2nd Round Lucky Winning Numbers for August 20 (Wednesday) 2025 Shillong Teer Lottery 1st and 2nd Round Lucky Winning Numbers for August 19 (Tuesday) 2025 Union Minister Amit Shah moves bills in LS for removal of PM, CMs; they can be removed if... Oracle boss Ellison faces major setback after sacking workers in India at Trump's behest, loses Rs 1306050000000 in single day, company's stock down by... Mumbai Rain Highlights: Passengers rescued from stranded monorail, CM Fadnavis says next 48 hours critical Mumbai Rains Live Updates: 21 dead across Maharashtra, multiple local trains cancelled, flights services disrupted Mumbai Local train Update: Multiple train services CANCELLED as heavy rains lash Mumbai, Check full list here Mumbai Rains: Schools and colleges OPEN today? Officials issue statement, says... Mumbai Rains Latest Update: IMD Issues Red-Orange Alert for These Areas, Indigo issues advisory, offices likely to remain... Mumbai rains: Schools in Mumbai NOT closed for August 20, BMC issues clarification to viral school closure notice By clicking “Accept All Cookies”, you agree to the storing of cookies on your device to enhance site navigation, analyze site usage, and assist in our marketing efforts Cookies Policy.</w:t>
       </w:r>
     </w:p>
     <w:p>
@@ -2504,16 +2933,16 @@
       </w:pPr>
       <w:r>
         <w:rPr/>
-        <w:t>Article 65</w:t>
-      </w:r>
-    </w:p>
-    <w:p>
-      <w:pPr>
-        <w:pStyle w:val="Normal"/>
-      </w:pPr>
-      <w:r>
-        <w:rPr/>
-        <w:t>Title: Verdict shocking: Maharashtra to challenge Mumbai train blasts acquittals</w:t>
+        <w:t>Article 76</w:t>
+      </w:r>
+    </w:p>
+    <w:p>
+      <w:pPr>
+        <w:pStyle w:val="Normal"/>
+      </w:pPr>
+      <w:r>
+        <w:rPr/>
+        <w:t>Title: Heavy rains lash Nanded Five missing scores stranded says CM Fadnavis Army unit deployed</w:t>
       </w:r>
     </w:p>
     <w:p>
@@ -2525,16 +2954,16 @@
         <w:t xml:space="preserve">URL: </w:t>
       </w:r>
       <w:r>
-        <w:t xml:space="preserve"> https://www.indiatoday.in/india/story/maharashtra-government-to-challenge-2006-mumbai-train-blasts-verdict-high-court-2759215-2025-07-21</w:t>
-      </w:r>
-    </w:p>
-    <w:p>
-      <w:pPr>
-        <w:pStyle w:val="Normal"/>
-      </w:pPr>
-      <w:r>
-        <w:rPr/>
-        <w:t>Content: The Maharashtra government on Monday announced it will challenge the Bombay High Court’s acquittal of 12 accused in the 2006 Mumbai train blasts case. Chief Minister Devendra Fadnavis described the court's verdict as "shocking" and confirmed that the state will move the Supreme Court against it."I will go through the entire order. I have discussed it with the lawyers, and the high court verdict will be challenged in the Supreme Court," Fadnavis told reporters.Earlier in the day, a special bench of the Bombay High Court comprising Justices Anil Kilor and Shyam Chandak acquitted all 12 men who were convicted in the case in 2015 by a special court. The bench ruled that the prosecution had "utterly failed" to prove the charges and that it was “hard to believe the accused committed the crime.”The High Court came down heavily on the prosecution and said that the prosecution had failed to even bring on record the type of bombs used in the crime, which had claimed over 180 lives on July 11, 2006 and that the evidence relied on by it was not conclusive to convict the accused. The bench rejected the state's plea seeking confirmation of the death penalty for five of the 12 accused and dismissed the confirmation appeals filed by the Maharashtra government.The court observed that key witnesses were unreliable, identification parades were questionable, and confessional statements were extracted through torture.advertisement"The defence had raised serious questions about the test identification parade. Many witnesses remained silent for unusually long periods, some over four years, and then suddenly identified the accused. This is abnormal," the bench noted.- EndsWith inputs from PTI.Published By: Akshat TrivediPublished On: Jul 21, 2025Must Watch The Maharashtra government on Monday announced it will challenge the Bombay High Court’s acquittal of 12 accused in the 2006 Mumbai train blasts case. Chief Minister Devendra Fadnavis described the court's verdict as "shocking" and confirmed that the state will move the Supreme Court against it."I will go through the entire order. I have discussed it with the lawyers, and the high court verdict will be challenged in the Supreme Court," Fadnavis told reporters.Earlier in the day, a special bench of the Bombay High Court comprising Justices Anil Kilor and Shyam Chandak acquitted all 12 men who were convicted in the case in 2015 by a special court. The bench ruled that the prosecution had "utterly failed" to prove the charges and that it was “hard to believe the accused committed the crime.”The High Court came down heavily on the prosecution and said that the prosecution had failed to even bring on record the type of bombs used in the crime, which had claimed over 180 lives on July 11, 2006 and that the evidence relied on by it was not conclusive to convict the accused. The bench rejected the state's plea seeking confirmation of the death penalty for five of the 12 accused and dismissed the confirmation appeals filed by the Maharashtra government.The court observed that key witnesses were unreliable, identification parades were questionable, and confessional statements were extracted through torture.advertisement"The defence had raised serious questions about the test identification parade. Many witnesses remained silent for unusually long periods, some over four years, and then suddenly identified the accused. This is abnormal," the bench noted.- EndsWith inputs from PTI.Published By: Akshat TrivediPublished On: Jul 21, 2025Must Watch "I will go through the entire order. I have discussed it with the lawyers, and the high court verdict will be challenged in the Supreme Court," Fadnavis told reporters.Earlier in the day, a special bench of the Bombay High Court comprising Justices Anil Kilor and Shyam Chandak acquitted all 12 men who were convicted in the case in 2015 by a special court. The bench ruled that the prosecution had "utterly failed" to prove the charges and that it was “hard to believe the accused committed the crime.”The High Court came down heavily on the prosecution and said that the prosecution had failed to even bring on record the type of bombs used in the crime, which had claimed over 180 lives on July 11, 2006 and that the evidence relied on by it was not conclusive to convict the accused. The bench rejected the state's plea seeking confirmation of the death penalty for five of the 12 accused and dismissed the confirmation appeals filed by the Maharashtra government.The court observed that key witnesses were unreliable, identification parades were questionable, and confessional statements were extracted through torture.advertisement"The defence had raised serious questions about the test identification parade. Many witnesses remained silent for unusually long periods, some over four years, and then suddenly identified the accused. This is abnormal," the bench noted.- EndsWith inputs from PTI.Published By: Akshat TrivediPublished On: Jul 21, 2025Must Watch Earlier in the day, a special bench of the Bombay High Court comprising Justices Anil Kilor and Shyam Chandak acquitted all 12 men who were convicted in the case in 2015 by a special court. The bench ruled that the prosecution had "utterly failed" to prove the charges and that it was “hard to believe the accused committed the crime.”The High Court came down heavily on the prosecution and said that the prosecution had failed to even bring on record the type of bombs used in the crime, which had claimed over 180 lives on July 11, 2006 and that the evidence relied on by it was not conclusive to convict the accused. The bench rejected the state's plea seeking confirmation of the death penalty for five of the 12 accused and dismissed the confirmation appeals filed by the Maharashtra government.The court observed that key witnesses were unreliable, identification parades were questionable, and confessional statements were extracted through torture.advertisement"The defence had raised serious questions about the test identification parade. Many witnesses remained silent for unusually long periods, some over four years, and then suddenly identified the accused. This is abnormal," the bench noted.- EndsWith inputs from PTI.Published By: Akshat TrivediPublished On: Jul 21, 2025Must Watch The High Court came down heavily on the prosecution and said that the prosecution had failed to even bring on record the type of bombs used in the crime, which had claimed over 180 lives on July 11, 2006 and that the evidence relied on by it was not conclusive to convict the accused. The bench rejected the state's plea seeking confirmation of the death penalty for five of the 12 accused and dismissed the confirmation appeals filed by the Maharashtra government.The court observed that key witnesses were unreliable, identification parades were questionable, and confessional statements were extracted through torture.advertisement"The defence had raised serious questions about the test identification parade. Many witnesses remained silent for unusually long periods, some over four years, and then suddenly identified the accused. This is abnormal," the bench noted.- EndsWith inputs from PTI.Published By: Akshat TrivediPublished On: Jul 21, 2025Must Watch The court observed that key witnesses were unreliable, identification parades were questionable, and confessional statements were extracted through torture. "The defence had raised serious questions about the test identification parade. Many witnesses remained silent for unusually long periods, some over four years, and then suddenly identified the accused. This is abnormal," the bench noted.- EndsWith inputs from PTI.Published By: Akshat TrivediPublished On: Jul 21, 2025Must Watch</w:t>
+        <w:t xml:space="preserve"> https://www.theweek.in/wire-updates/national/2025/08/18/bom17-mh-rains-nanded.html</w:t>
+      </w:r>
+    </w:p>
+    <w:p>
+      <w:pPr>
+        <w:pStyle w:val="Normal"/>
+      </w:pPr>
+      <w:r>
+        <w:rPr/>
+        <w:t>Content: Mumbai, Aug 18 (PTI) Five persons are missing and several others stranded due to heavy rains in Mukhed taluka of Maharashtra's Nanded district, Chief Minister Devendra Fadnavis said on Monday.There has been a significant rise in the water level of Lendi dam, an inter state irrigation project between Maharashtra and Telangana, located in the taluka, more than 600 kilometres from here, while large amount of water is flowing into the area from Latur, Udgir and neighbouring Karnataka, the CM informed."Yesterday, the rainfall here was approximately 206 mm. As a result, daily life in Ravangaon, Bhaswadi, Bhingeli, and Hasnal has been affected. In Ravangaon (in Mukhed taluka), 225 persons are trapped in floodwaters, those in extremely adverse conditions have been evacuated. Efforts are underway to relocate the remaining citizens to safer locations," Fadnavis said in a post on X.In Hasnal, eight citizens have been rescued, while in Bhaswadi, 20 citizens are stranded but are safe. In Bhingeli, 40 citizens are stranded but are safe, the CM added.Five persons are missing and a search is being conducted for them, the chief minister said.The CM said he was in constant contact with the collectors of Nanded, Latur and Bidar (in Karnataka) and all authorities are coordinating with each other for rescue operations."One NDRF team, one military unit, and a police team are working in coordination for the rescue efforts. A military unit from Chhatrapati Sambhajinagar has also been dispatched. The local administration has been instructed to stay in the affected areas and coordinate continuously," said the CM who also reviewed the flood and rain situation across the state from the Mantralaya control room here in the afternoon.Earlier in the day, Nanded collector Rahul Kardile told PTI an Army team of 15 members will be deployed in Mukhed, he said."Water discharge from dams is also underway. I have also called the irrigation department secretary of neighbouring Telangana state and requested them to manage water discharge from Pochampad Dam in their jurisdiction if needed. The State Disaster Response Force (SDRF) rescued 21 people stranded in Ravangaon and Hasnal villages of Mukhed taluka amid heavy rains on Sunday," the collector said. (This story has not been edited by THE WEEK and is auto-generated from PTI) 'Declare wet drought, grant Rs 50,000 per hectare aid': Congress demands relief for Maharashtra farmers ICC ODI Rankings: Virat Kohli, Rohit Sharma 'go missing' from Top 10 before retirement? ‘Coolie’ vs ‘War 2’ day 6 box office collection: As excitement falters, so does the box office Job losses, setback for payment apps like Razorpay, PhonePe! Dream11, My11Circle ban killing online gaming sector? Meta rolls out AI audio translations for Reels: How it works and why it matters Copyright © 2024 All rights reserved</w:t>
       </w:r>
     </w:p>
     <w:p>
@@ -2543,16 +2972,16 @@
       </w:pPr>
       <w:r>
         <w:rPr/>
-        <w:t>Article 66</w:t>
-      </w:r>
-    </w:p>
-    <w:p>
-      <w:pPr>
-        <w:pStyle w:val="Normal"/>
-      </w:pPr>
-      <w:r>
-        <w:rPr/>
-        <w:t>Title: SIR of electoral rolls will protect rights of genuine voters Fadnavis</w:t>
+        <w:t>Article 77</w:t>
+      </w:r>
+    </w:p>
+    <w:p>
+      <w:pPr>
+        <w:pStyle w:val="Normal"/>
+      </w:pPr>
+      <w:r>
+        <w:rPr/>
+        <w:t>Title: Mumbai gets key infra boost on I-Day eve: 2 bridges and a promenade among 5 projects inaugurated</w:t>
       </w:r>
     </w:p>
     <w:p>
@@ -2564,16 +2993,16 @@
         <w:t xml:space="preserve">URL: </w:t>
       </w:r>
       <w:r>
-        <w:t xml:space="preserve"> https://www.theweek.in/wire-updates/national/2025/07/28/bom20-mh-fadnavis-sir.html</w:t>
-      </w:r>
-    </w:p>
-    <w:p>
-      <w:pPr>
-        <w:pStyle w:val="Normal"/>
-      </w:pPr>
-      <w:r>
-        <w:rPr/>
-        <w:t>Content: Wardha (Maharashtra), July 28 (PTI) Chief Minister Devendra Fadnavis on Monday said the Special Intensive Revision (SIR) of voters' rolls will provide accurate lists of voters and hailed the exercise conducted by the Election Commission in poll-bound Bihar. Addressing the media in Wardha on the sidelines of the regional meeting of the BJP, Fadnavis said he had approached the High Court in 2012 with a plea to conduct an intensive revision of electoral rolls. He downplayed the potential reunion between Uddhav Thackeray and his cousin Raj Thackeray for the upcoming polls to the Mumbai civic body. "The people of Mumbai have decided to elect the mayor of Mahayuti. Hence, whether they (the Shiv Sena-UBT and MNS) come together or fight separately or whatever, but the mayor will be from the Mahayuti alliance," he said. Mahayuti comprises the BJP, Shiv Sena, headed by Deputy Chief Minister Eknath Shinde, and NCP, led by Deputy CM Ajit Pawar. Earlier in the day, the Supreme Court refused to stay the publication of draft electoral rolls in Bihar and stated that it would once and for all decide pleas against the Election Commission's special intensive revision (SIR) of electoral rolls. Reacting to the SC's ruling, Fadnavis said, "We have been demanding the SIR of electoral rolls. Over the last 20 years, many voters have shifted to new residential addresses, while some have relocated. Some names are included in old as well as new addresses, while some people had died". He thanked the Election Commission (for the SIR of voters' rolls in Bihar), saying this exercise will provide a correct list of voters and ensure the smooth implementation of the voters' rights. Fadnavis slammed Congress leader P Chidambaram over his reported remarks that the terrorists behind the Pahalgam could have been "homegrown". "I am not surprised, as these people had doubted surgical strikes earlier. The problem is with their mentality which cannot be changed. Even people are questioning the integrity of such leaders," he added. The senior BJP leader attributed the ruckus created by the opposition in Parliament to their ulterior motive to frame a specific narrative over Operation Sindoor. "The Opposition doesn't want discussion on the success of the operation Sindoor and how our brave soldiers brought Pakistan to its knees. They lacked the guts to face the discussion," he added. He backed RSS chief Mohan Bhagwat for his remarks on Bharat nomenclature. Bhagwat on Sunday said that ‘Bharat’ should not be translated as otherwise it would lose its identity and along with it the respect it enjoys in the world. Bhagwat also said that while India is ‘Bharat’, it should be kept as such when we talk, write or speak about it, whether in public or personal spaces. "There is nothing controversial about what Mohanji Bhagwat has said. Bharat is Bharat. We use Bharat and India in the Constitution. It will be more apt to call the country Bharat," Fadnavis added. (This story has not been edited by THE WEEK and is auto-generated from PTI) Explained: Key amendments to Uttarakhand’s Panchayati Raj Act? EPL transfers: Chelsea fast-track discussions with Manchester United for Alejandro Garnacho ‘Coolie’ vs ‘War 2’ day 6 box office collection: As excitement falters, so does the box office Dream11, Winzo, My11Circle to be banned but not BGMI, Real Cricket under online gaming bill 2025. Why? 5 POINTS Meta rolls out AI audio translations for Reels: How it works and why it matters Copyright © 2024 All rights reserved</w:t>
+        <w:t xml:space="preserve"> https://www.moneycontrol.com/city/mumbai-gets-key-infra-boost-on-i-day-eve-2-bridges-and-a-promenade-among-5-projects-inaugurated-article-13458559.html</w:t>
+      </w:r>
+    </w:p>
+    <w:p>
+      <w:pPr>
+        <w:pStyle w:val="Normal"/>
+      </w:pPr>
+      <w:r>
+        <w:rPr/>
+        <w:t>Content: My Account Follow us on: Powered By See the top gainers, losers, invest and get updated what's happening in the crypto market Invest Now Powered By This functionality will provide users with ease of access navigation and enable create a new revenue line by generating leads of potential customers for brokers in a more integrated manner. Invest Now Mumbai got a big boost to its transport network as the Maharashtra government on Thursday inaugurated five major infrastructure projects in the city. These include a unique curved cable-stayed bridge that extends the Santacruz-Chembur Link Road (SCLR), a new arm of the Kalanagar Flyover, and a scenic promenade for pedestrians and cyclists along the Mumbai Coastal Road, Hindustan Times reported. “These projects are set to significantly enhance Mumbai’s urban mobility, strengthen infrastructure resilience and boost workforce capabilities,” said Sanjay Mukherjee, metropolitan commissioner, Mumbai Metropolitan Region Development Authority (MMRDA). The most significant development is the cable-stayed bridge that passes over the Western Express Highway (WEH). This bridge is the third and final extension of the SCLR project, which began construction in 2016. Motorists coming from the eastern suburbs or from Bandra Kurla Complex (BKC) via the SCLR can now skip the heavily congested Kalina junction and directly join the WEH after the Vakola Flyover. Chief Minister Devendra Fadnavis called the bridge a “proud achievement,” highlighting that it is South Asia’s first sharp-curve cable-stayed bridge. “This will make travel between the Eastern and Western Express Highways much easier,” he said during an online inauguration event at BKC. Deputy CM Eknath Shinde added that the new link would allow travel from Chembur to Dahisar without hitting a single traffic signal. However, despite the bridge’s opening, after years of delays and at a cost of around Rs 1,000 crore, slow-moving traffic on the WEH remains a challenge. Fadnavis said the problem will be eased once the second phase of the Mumbai Coastal Road opens in the coming years. Kalanagar Flyover gets a new armAnother project opened on Thursday was a 340-metre arm of the Kalanagar Flyover, costing Rs 20 crore. This addition will help vehicles coming from Dharavi’s T Junction travel toward south Mumbai and the Bandra-Worli Sea Link without passing through the busy Kalanagar junction. Fadnavis noted that his earlier government had decided in 2015-16 to increase the number of entry and exit points to BKC. With the SCLR bridge and the new Kalanagar Flyover arm, five out of six planned access points are now complete. The last one, linking the Asian Heart Hospital Road with the Vakola flyover, is expected to open in December. Mumbai Coastal Road promenade and 24/7 accessStarting this Saturday, motorists will be able to use the first phase of the Mumbai Coastal Road in south Mumbai around the clock. Until now, it was open only from 7 am to midnight. The state also inaugurated 5.25 km of the planned 7.5-km-long coastal road promenade, replacing the old Worli Sea Face walkway. The new promenade stretches from Priyadarshini Park to Haji Ali and from Baroda Palace to Worli. It includes four pedestrian underpasses at Bindumadhav Thackeray Chowk in Worli, the Worli Dairy School on Khan Abdul Gaffar Khan Marg, the Haji Ali junction, and the Akriti parking lot at Bhulabhai Desai Marg. Better connectivity at Mumbai AirportAlong with these road projects, MMRDA and the Mumbai Metro Rail Corporation (MMRC) opened a new 100-metre foot overbridge at Terminal 2 of the Chhatrapati Shivaji Maharaj International Airport. MMRC posted on X (formerly Twitter): “No more rushing through traffic before your flight. From CSMIA–T2 Metro Station to Airport Terminal-2 in just a few steps. The bridge connects Lift Entry/Exit A1 at ground level directly to the terminal.” Discover the latest Business News, Budget 2025 News, Sensex, and Nifty updates. Obtain Personal Finance insights, tax queries, and expert opinions on Moneycontrol or download the Moneycontrol App to stay updated! Sensex Today Delhi CM Rekha Gupta ITR Filing CP Radhakrishnan Parliament Session Live Mumbai Rains Pune Rains Paytm Share Price GST on Cars Online Gaming Bill Business Markets Stocks India News City News Economy Mutual Funds Personal Finance IPO News Startups Home Currencies Commodities Pre-Market IPO Global Market Bonds Home Loans up to 50 Lakhs Credit Cards Lifetime Free Finance TrackerNew Fixed Deposits Fixed Deposit Comparison Fixed Income Home MC 30 Top Ranked Funds ETFs Mutual Fund Screener Income Tax Calculator EMI Calculator Retirement Planning Gratuity Calculator Petrol Price in India Diesel Price in India Stock Markets News18 Firstpost CNBC TV18 News18 Hindi Cricketnext Overdrive About Us Contact Us Advisory Alert Advertise with Us SupportDisclaimer Privacy Policy Cookie Policy Terms &amp; Conditions Financial Terms (Glossary) Sitemap Investors Copyright © Network18 Media &amp; Investments Limited. All rights reserved. Reproduction of news articles, photos, videos or any other content in whole or in part in any form or medium without express written permission of moneycontrol.com is prohibited. You are already a Moneycontrol Pro user.</w:t>
       </w:r>
     </w:p>
     <w:p>
@@ -2582,16 +3011,16 @@
       </w:pPr>
       <w:r>
         <w:rPr/>
-        <w:t>Article 67</w:t>
-      </w:r>
-    </w:p>
-    <w:p>
-      <w:pPr>
-        <w:pStyle w:val="Normal"/>
-      </w:pPr>
-      <w:r>
-        <w:rPr/>
-        <w:t>Title: Gadchiroli will figure among top 10 districts of Maharashtra in 5 years: Fadnavis</w:t>
+        <w:t>Article 78</w:t>
+      </w:r>
+    </w:p>
+    <w:p>
+      <w:pPr>
+        <w:pStyle w:val="Normal"/>
+      </w:pPr>
+      <w:r>
+        <w:rPr/>
+        <w:t>Title: Fadnavis Assesses Regulations Before Ganeshotsav 2025</w:t>
       </w:r>
     </w:p>
     <w:p>
@@ -2603,16 +3032,16 @@
         <w:t xml:space="preserve">URL: </w:t>
       </w:r>
       <w:r>
-        <w:t xml:space="preserve"> https://theprint.in/india/gadchiroli-will-figure-among-top-10-districts-of-maharashtra-in-5-years-fadnavis/2698427/</w:t>
-      </w:r>
-    </w:p>
-    <w:p>
-      <w:pPr>
-        <w:pStyle w:val="Normal"/>
-      </w:pPr>
-      <w:r>
-        <w:rPr/>
-        <w:t>Content: Gadchiroli, Jul 22 (PTI) Maharashtra Chief Minister Devendra Fadnavis on Tuesday said Gadchiroli, once a hotbed of Naxal activity, will figure among the top 10 districts of the state in terms of per capita income in the next five years. Fadnavis was addressing a gathering at Lloyds Metals &amp; Energy Ltd, Konsari, where he inaugurated and laid the foundation stone for various projects for Gadchiroli, one of the least developed districts of the state, located in the Vidarbha region. “At present, Gadchiroli figures among the bottom two districts of Maharashtra in terms of the per capita income of people. I want to tell you that in the next five years, it will be among the top 10 districts of the state,” he said. Show Full Article Gadchiroli, Jul 22 (PTI) Maharashtra Chief Minister Devendra Fadnavis on Tuesday said Gadchiroli, once a hotbed of Naxal activity, will figure among the top 10 districts of the state in terms of per capita income in the next five years. Fadnavis was addressing a gathering at Lloyds Metals &amp; Energy Ltd, Konsari, where he inaugurated and laid the foundation stone for various projects for Gadchiroli, one of the least developed districts of the state, located in the Vidarbha region. “At present, Gadchiroli figures among the bottom two districts of Maharashtra in terms of the per capita income of people. I want to tell you that in the next five years, it will be among the top 10 districts of the state,” he said. Show Full Article Fadnavis was addressing a gathering at Lloyds Metals &amp; Energy Ltd, Konsari, where he inaugurated and laid the foundation stone for various projects for Gadchiroli, one of the least developed districts of the state, located in the Vidarbha region. “At present, Gadchiroli figures among the bottom two districts of Maharashtra in terms of the per capita income of people. I want to tell you that in the next five years, it will be among the top 10 districts of the state,” he said. Show Full Article “At present, Gadchiroli figures among the bottom two districts of Maharashtra in terms of the per capita income of people. I want to tell you that in the next five years, it will be among the top 10 districts of the state,” he said. Fadnavis laid the foundation stone for a 4.5 MTPA Integrated Steel Plant, a 100-bed hospital in Konsari, a modern CBSE school in Konsari, Lloyds Township at Somanpalli and inaugurated a slurry pipeline from Hedri to Konsari, an iron ore grinding unit at Hedri and a pellet plant at Konsari. He said that the integrated steel plant will provide employment to around 20,000 people when it is completed in 30 months. The chief minister said teaching and skill development programmes are being held in Gadchiroli for locals to ensure they get priority in job recruitment. He said a steel cluster will come up in Gadchiroli, and efforts will be taken to produce excellent quality green steel at lower prices than China. Lloyds Metals &amp; Energy Ltd has taken this task, and the government will provide necessary support in this initiative to surpass China, Fadnavis said. He said 14,000 people are working in Lloyds Metals &amp; Energy Ltd alone in Gadchiroli. PTI CLS COR ARU This report is auto-generated from PTI news service. ThePrint holds no responsibility for its content. Fadnavis laid the foundation stone for a 4.5 MTPA Integrated Steel Plant, a 100-bed hospital in Konsari, a modern CBSE school in Konsari, Lloyds Township at Somanpalli and inaugurated a slurry pipeline from Hedri to Konsari, an iron ore grinding unit at Hedri and a pellet plant at Konsari. He said that the integrated steel plant will provide employment to around 20,000 people when it is completed in 30 months. The chief minister said teaching and skill development programmes are being held in Gadchiroli for locals to ensure they get priority in job recruitment. He said a steel cluster will come up in Gadchiroli, and efforts will be taken to produce excellent quality green steel at lower prices than China. Lloyds Metals &amp; Energy Ltd has taken this task, and the government will provide necessary support in this initiative to surpass China, Fadnavis said. He said 14,000 people are working in Lloyds Metals &amp; Energy Ltd alone in Gadchiroli. PTI CLS COR ARU This report is auto-generated from PTI news service. ThePrint holds no responsibility for its content. He said that the integrated steel plant will provide employment to around 20,000 people when it is completed in 30 months. The chief minister said teaching and skill development programmes are being held in Gadchiroli for locals to ensure they get priority in job recruitment. He said a steel cluster will come up in Gadchiroli, and efforts will be taken to produce excellent quality green steel at lower prices than China. Lloyds Metals &amp; Energy Ltd has taken this task, and the government will provide necessary support in this initiative to surpass China, Fadnavis said. He said 14,000 people are working in Lloyds Metals &amp; Energy Ltd alone in Gadchiroli. PTI CLS COR ARU This report is auto-generated from PTI news service. ThePrint holds no responsibility for its content. The chief minister said teaching and skill development programmes are being held in Gadchiroli for locals to ensure they get priority in job recruitment. He said a steel cluster will come up in Gadchiroli, and efforts will be taken to produce excellent quality green steel at lower prices than China. Lloyds Metals &amp; Energy Ltd has taken this task, and the government will provide necessary support in this initiative to surpass China, Fadnavis said. He said 14,000 people are working in Lloyds Metals &amp; Energy Ltd alone in Gadchiroli. PTI CLS COR ARU This report is auto-generated from PTI news service. ThePrint holds no responsibility for its content. He said a steel cluster will come up in Gadchiroli, and efforts will be taken to produce excellent quality green steel at lower prices than China. Lloyds Metals &amp; Energy Ltd has taken this task, and the government will provide necessary support in this initiative to surpass China, Fadnavis said. He said 14,000 people are working in Lloyds Metals &amp; Energy Ltd alone in Gadchiroli. PTI CLS COR ARU This report is auto-generated from PTI news service. ThePrint holds no responsibility for its content. Lloyds Metals &amp; Energy Ltd has taken this task, and the government will provide necessary support in this initiative to surpass China, Fadnavis said. He said 14,000 people are working in Lloyds Metals &amp; Energy Ltd alone in Gadchiroli. PTI CLS COR ARU This report is auto-generated from PTI news service. ThePrint holds no responsibility for its content. He said 14,000 people are working in Lloyds Metals &amp; Energy Ltd alone in Gadchiroli. PTI CLS COR ARU This report is auto-generated from PTI news service. ThePrint holds no responsibility for its content. This report is auto-generated from PTI news service. ThePrint holds no responsibility for its content. Subscribe to our channels on YouTube, Telegram &amp; WhatsApp Support Our Journalism India needs fair, non-hyphenated and questioning journalism, packed with on-ground reporting. ThePrint – with exceptional reporters, columnists and editors – is doing just that. Sustaining this needs support from wonderful readers like you. Whether you live in India or overseas, you can take a paid subscription by clicking here. Support Our Journalism Save my name, email, and website in this browser for the next time I comment. Δ Required fields are marked * Name * Email * Δ Copyright © 2025 Printline Media Pvt. Ltd. All rights reserved.</w:t>
+        <w:t xml:space="preserve"> https://www.indiaherald.com/Politics/Read/994841630/Fadnavis-Assesses-Regulations-Before-Ganeshotsav-</w:t>
+      </w:r>
+    </w:p>
+    <w:p>
+      <w:pPr>
+        <w:pStyle w:val="Normal"/>
+      </w:pPr>
+      <w:r>
+        <w:rPr/>
+        <w:t>Content: As the city prepares for the grand Ganeshotsav festivities, maharashtra leader minister devendra fadnavis convened a key law and order evaluation assembly on the Sahyadri guest house in mumbai on Wednesday, august thirteen, to check security measures for the imminent Ganesha pageant. Maharashtra director fashionable of police (DGP) rashmi Shukla, mumbai police Commissioner Deven Bharti, and numerous senior police officers participated within the protection assessment assembly. The country government declared 'Sarvajanik Ganeshotsav' the state competition and decided to undergo the costs of establishing and selling the grand party throughout the kingdom. Ganeshotsav 2025: POP Ganesh Idol charges soar; Devotees likely to opt for Shadu Clay. Naresh Dahibavkar, president of the Brihanmumbai Sarvajanik Ganeshotsav Samanvay Samiti (BSGSS) become also present on the meeting chaired by the CM. Dahibavkar stated, "each 12 months we keep our meeting from the law-and-order angle, where we enhance pending matters with the BMC, traffic department, and police department-issues that have been on our time table for the past three-4 months." "For the remaining 2-3 years, you have got visible that round one lakh devotees accumulate during immersion, so right planning is needed for his or her peaceful arrival," stated Dahibavkar. The ten-day competition of Ganeshotsav 2025 will start with ganesh chaturthi (first day of competition) on august 27 and could finish on Ganesh Visarjan, also called Anant Chaturdashi, on september 6, 2025. Disclaimer: This content has been sourced and edited from Indiaherald. While we have made adjustments for clarity and presentation, the unique content material belongs to its respective authors and internet site. We do not claim possession of the content material. Empowering 140+ Indians within and abroad with entertainment, infotainment, credible, independent, issue based journalism oriented latest updates on politics, movies. India Herald Group of Publishers P LIMITED is MediaTech division of prestigious Kotii Group of Technological Ventures R&amp;D P LIMITED, Which is core purposed to be empowering 760+ crore people across 230+ countries of this wonderful world. India Herald Group of Publishers P LIMITED is New Generation Online Media Group, which brings wealthy knowledge of information from PRINT media and Candid yet Fluid presentation from electronic media together into digital media space for our users. With the help of dedicated journalists team of about 450+ years experience; India Herald Group of Publishers Private LIMITED is the first and only true digital online publishing media groups to have such a dedicated team. Dream of empowering over 1300 million Indians across the world to stay connected with their mother land [from Web, Phone, Tablet and other Smart devices] multiplies India Herald Group of Publishers Private LIMITED team energy to bring the best into all our media initiatives such as https://www.indiaherald.com</w:t>
       </w:r>
     </w:p>
     <w:p>
@@ -2621,16 +3050,16 @@
       </w:pPr>
       <w:r>
         <w:rPr/>
-        <w:t>Article 68</w:t>
-      </w:r>
-    </w:p>
-    <w:p>
-      <w:pPr>
-        <w:pStyle w:val="Normal"/>
-      </w:pPr>
-      <w:r>
-        <w:rPr/>
-        <w:t>Title: Maharashtra govt considers challenging HC decision to acquit 2006 train blasts’ accused</w:t>
+        <w:t>Article 79</w:t>
+      </w:r>
+    </w:p>
+    <w:p>
+      <w:pPr>
+        <w:pStyle w:val="Normal"/>
+      </w:pPr>
+      <w:r>
+        <w:rPr/>
+        <w:t>Title: Maharashtra: Devendra Fadnavis Says Uddhav Thackeray Lost Public Trust by Ditching BJP Post-2019 Elections</w:t>
       </w:r>
     </w:p>
     <w:p>
@@ -2642,16 +3071,16 @@
         <w:t xml:space="preserve">URL: </w:t>
       </w:r>
       <w:r>
-        <w:t xml:space="preserve"> https://www.newsonair.gov.in/maharashtra-govt-considers-challenging-hc-decision-to-acquit-accused-of-2006-mumbai-train-blasts/</w:t>
-      </w:r>
-    </w:p>
-    <w:p>
-      <w:pPr>
-        <w:pStyle w:val="Normal"/>
-      </w:pPr>
-      <w:r>
-        <w:rPr/>
-        <w:t>Content: Download Mobile App Site Admin | July 21, 2025 9:29 PM The Maharashtra government is considering challenging the Bombay High Court’s decision to acquit all 12 accused in the 2006 Mumbai train blasts case. Speaking to reporters, State Minister Chandrashekhar Bawankule said the government will first study the court’s order and assess its legal merits before deciding on the next step. He said if the state has any additional information, CM Devendra Fadnavis will present it in detail. The High Court, today, overturned the 2015 convictions, stating that the prosecution failed to prove the charges. The judges noted that even the type of bombs used wasn’t clearly established, and the evidence presented was not sufficient for conviction. The blasts, which occurred on 11th July 2006, killed over 180 people and injured several others across Mumbai’s suburban train network. Former BJP MP Kirit Somaiya today visited Additional Chief Secretary (Home) Iqbal Singh Chahal at the state secretariat along with victims’ families and claimed that CM Devendra Fadnavis assured them of swift legal action and expert consultation. 6 hours ago 2 hours ago 8 hours ago 8 hours ago 8 hours ago Privacy Policy | Copyright © 2025 News On Air. All rights reserved Last Updated: 20th Aug 2025 | Visitors: 1480625</w:t>
+        <w:t xml:space="preserve"> https://www.lokmattimes.com/maharashtra/maharashtra-devendra-fadnavis-says-uddhav-thackeray-lost-public-trust-by-ditching-bjp-post-2019-elections-a510/</w:t>
+      </w:r>
+    </w:p>
+    <w:p>
+      <w:pPr>
+        <w:pStyle w:val="Normal"/>
+      </w:pPr>
+      <w:r>
+        <w:rPr/>
+        <w:t>Content: Marathi | Hindi FOLLOW US : City By Lokmat Times Desk | Updated: August 12, 2025 11:00 IST2025-08-12T10:55:45+5:302025-08-12T11:00:43+5:30 Maharashtra: Ahead of municipal election chaos, Shive sena (UBT)-led by Udhhav Thackeray held a Janakrosh morcha against the corrupt ministers in ruling government demanding the immediate removal of them from the party. During the rally Uddhav Thackeray showed support to Rahul Gandhi for his stand against the Election Commission of India (ECI). While giving reply to Uddhav Thackeray, Fadnavis stated that you have denied public mandate in 2019 by breaking ties with BJP. He said, “Uddhav Thackeray is a mandate thief. People sent him home because he betrayed their trust. His followers are also coffin thieves – they even made money off coffin purchases,” Fadnavis said. Chief Minister Devendra Fadnavis accused Uddhav Thackeray of betraying the public mandate for personal gain, arguing that Thackeray'sactions, driven by a lust for power, have alienated the people and rendered him unfit to lecture others on democratic principles." Uddhav Thackeray also said that, "When we were in power, no minister accused of wrongdoing was spared. The Mahayuti government, however, shelters those facing serious allegations,” Thackeray said, warning that the protests would intensify if the ministers were not sacked. “We gave them (government) evidence (against ministers) and yet there is no action on them. Someone is running a dance bar, another has a bag full of notes. There is no need of even any probe now, yet the CM does not sack the ministers,” Speaking to reporters, Chief Minister Devendra Fadnavis said that he is a mandate thief and his followers are blatant shroud thieves. Because his followers also stole while buying shrouds. They made money from that too. Now should Uddhav Thackeray be called the leader of shroud thieves? Chief Minister Devendra Fadnavis retaliated by saying that he does not like to use such language. The defeat that is happening is unbearable and cannot be explained People in the opposition party do not have faith in the Indian Constitution and the Indian judiciary. The Election Commission, which was created by the Constitution, gave them four letters. They said, tell what you are saying on oath. Why don't the people making the accusations go? Why don't they have the courage? Why don't they give evidence? They are fugitives who lie and run away every day. The defeat that is happening is unbearable and cannot be explained, said Chief Minister Devendra Fadnavis. Also Read: Sena Shinde Cadre in Nashik Wants to Go Solo in Upcoming Maharashtra Local Body Polls Fadanvis call the Janakrosh Morcha protests as Uddhav Thackeray's personal outage. He Said, “This is not public outrage; it is personal frustration. They lost power and the CM’s chair, so they are venting their anger.” FOLLOW US : Copyright ©2025 Lokmat Media Pvt Ltd</w:t>
       </w:r>
     </w:p>
     <w:p>
@@ -2660,16 +3089,16 @@
       </w:pPr>
       <w:r>
         <w:rPr/>
-        <w:t>Article 69</w:t>
-      </w:r>
-    </w:p>
-    <w:p>
-      <w:pPr>
-        <w:pStyle w:val="Normal"/>
-      </w:pPr>
-      <w:r>
-        <w:rPr/>
-        <w:t>Title: Maharashtra govt signs MoU with digital firm to make all services &amp; schemes online</w:t>
+        <w:t>Article 80</w:t>
+      </w:r>
+    </w:p>
+    <w:p>
+      <w:pPr>
+        <w:pStyle w:val="Normal"/>
+      </w:pPr>
+      <w:r>
+        <w:rPr/>
+        <w:t>Title: Maharashtra CM Devendra Fadnavis &amp; Ajit Pawar Congratulate CP Radhakrishnan On Being Named NDA’s Vice-Presidential Candidate (VIDEO)</w:t>
       </w:r>
     </w:p>
     <w:p>
@@ -2681,16 +3110,16 @@
         <w:t xml:space="preserve">URL: </w:t>
       </w:r>
       <w:r>
-        <w:t xml:space="preserve"> https://www.newsonair.gov.in/maharashtra-govt-signs-mou-with-digital-firm-to-make-all-services-schemes-online/</w:t>
-      </w:r>
-    </w:p>
-    <w:p>
-      <w:pPr>
-        <w:pStyle w:val="Normal"/>
-      </w:pPr>
-      <w:r>
-        <w:rPr/>
-        <w:t>Content: Download Mobile App Site Admin | July 21, 2025 10:17 PM Maharashtra Chief Minister Devendra Fadnavis today said that digital governance is no longer an option but a necessity. Speaking at the signing of an MoU between the Government of Maharashtra and the digital solutions firm Samagra, the Chief Minister emphasized that all government services and schemes will soon be available online, accessible through platforms like WhatsApp. Under this initiative, citizens will be able to avail services without visiting government offices, in line with the new “No Office Day” policy aimed at ending offline processes. The agreement aims to bring all departments together to deliver faster, transparent, and citizen-friendly services. CM Fadnavis added that each department will work with clear timelines and targets to ensure implementation. The Chief Minister expressed confidence that this digital shift will boost the government’s efficiency and improve public trust. 6 hours ago 2 hours ago 8 hours ago 8 hours ago 8 hours ago Privacy Policy | Copyright © 2025 News On Air. All rights reserved Last Updated: 20th Aug 2025 | Visitors: 1480625</w:t>
+        <w:t xml:space="preserve"> https://www.freepressjournal.in/mumbai/maharashtra-cm-devendra-fadnavis-ajit-pawar-congratulate-cp-radhakrishnan-on-being-named-ndas-vice-presidential-candidate-video</w:t>
+      </w:r>
+    </w:p>
+    <w:p>
+      <w:pPr>
+        <w:pStyle w:val="Normal"/>
+      </w:pPr>
+      <w:r>
+        <w:rPr/>
+        <w:t>Content: Mumbai: Maharashtra Chief Minister Devendra Fadnavis on Sunday congratulated Governor CP Radhakrishnan for his nomination as the vice-presidential candidate of the ruling National Democratic Alliance. "Heartiest Congratulations to Maharashtra Governor Hon. CP Radhakrishnan ji, on his selection as the National Democratic Alliance (NDA) candidate for the Vice President of India," Fadnavis said in a post on X. Let us know! 👂What type of content would you like to see from us this year? Let us know! 👂What type of content would you like to see from us this year? Throughout his tenure as a Member of Parliament, and governor in various states, Radhakrishnan has garnered extensive expertise in a wide range of legislative and constitutional matters, said the CM. "His selection as the VP Candidate fills us all, as Maharashtrians, with immense pride," said Fadnavis. Deputy CM Ajit Pawar also congratulated Radhakrishnan. "Congratulations to incumbent Maharashtra Governor Shri C.P. Radhakrishnan ji on being announced as NDA's candidate for the Vice Presidential election," Pawar wrote on X. Let us know! 👂What type of content would you like to see from us this year? "I am sure once elected, his long standing experience and dedication will only enrich this high constitutional office," he added. The vice-presidential election, necessitated by the sudden resignation of incumbent Jagdeep Dhankhar last month, is scheduled for September 9. The last date for filing nomination is August 21. (Except for the headline, this article has not been edited by FPJ's editorial team and is auto-generated from an agency feed.)</w:t>
       </w:r>
     </w:p>
     <w:p>
@@ -2699,16 +3128,16 @@
       </w:pPr>
       <w:r>
         <w:rPr/>
-        <w:t>Article 70</w:t>
-      </w:r>
-    </w:p>
-    <w:p>
-      <w:pPr>
-        <w:pStyle w:val="Normal"/>
-      </w:pPr>
-      <w:r>
-        <w:rPr/>
-        <w:t>Title: Nagpur News - Latest Updates and Breaking Headlines</w:t>
+        <w:t>Article 81</w:t>
+      </w:r>
+    </w:p>
+    <w:p>
+      <w:pPr>
+        <w:pStyle w:val="Normal"/>
+      </w:pPr>
+      <w:r>
+        <w:rPr/>
+        <w:t>Title: Ganeshotsav 2025: Maharashtra CM Devendra Fadnavis Holds Law and Order Review Meeting Ahead of Ganpati Festival</w:t>
       </w:r>
     </w:p>
     <w:p>
@@ -2720,16 +3149,16 @@
         <w:t xml:space="preserve">URL: </w:t>
       </w:r>
       <w:r>
-        <w:t xml:space="preserve"> https://www.nagpurtoday.in/cm-fadnavis-launches-tuberculosis-free-nagpur-campaign/07281525</w:t>
-      </w:r>
-    </w:p>
-    <w:p>
-      <w:pPr>
-        <w:pStyle w:val="Normal"/>
-      </w:pPr>
-      <w:r>
-        <w:rPr/>
-        <w:t>Content: Nagpur: IF tuberculosis patients, who are known to be contagious, are diagnosed and treated on time, the risk of infection does not disappear. In order to ensure that no Tuberculosis (TB) patient remains untreated in Nagpur metropolis, the mobile van of the Tuberculosis diagnosis and testing centre created by Indira Gandhi Government Medical College and Hospital was flagged off by Chief Minister Devendra Fadnavis. On this occasion, MLAs Pravin Datke, Dr Ashish Deshmukh, District Collector Dr Vipin Itankar, Bharatiya Janata Party City President Dayashankar Tiwari, Dean Dr Ravi Chouhan, Dr Sagar Pandey, and dignitaries were present. About 1 lakh high-risk individuals in the Nagpur metropolis will be tested through this campaign.</w:t>
+        <w:t xml:space="preserve"> https://www.lokmattimes.com/maharashtra/ganeshotsav-2025-maharashtra-cm-devendra-fadnavis-holds-law-and-order-review-meeting-ahead-of-ganpati-festival-a517/</w:t>
+      </w:r>
+    </w:p>
+    <w:p>
+      <w:pPr>
+        <w:pStyle w:val="Normal"/>
+      </w:pPr>
+      <w:r>
+        <w:rPr/>
+        <w:t>Content: Marathi | Hindi FOLLOW US : City By Lokmat Times Desk | Updated: August 13, 2025 16:17 IST2025-08-13T15:25:49+5:302025-08-13T16:17:21+5:30 As the city prepares for the grand Ganeshotsav festivities, Maharashtra Chief Minister Devendra Fadnavis convened a key law and order review meeting at the Sahyadri Guest House in Mumbai on Wednesday, August 13, to review security measures for the upcoming Ganesha festival. Maharashtra Director General of Police (DGP) Rashmi Shukla, Mumbai Police Commissioner Deven Bharti, and several senior police officials participated in the security review meeting. #BREAKING Maharashtra Chief Minister Devendra Fadnavis called a law and order review meeting ahead of the Ganeshotsav festival. The meeting was held at Sahyadri Guest House in Mumbai. Maharashtra DGP Rashmi Shukla, Mumbai Police Commissioner Deven Bharti, and other senior Mumbai… pic.twitter.com/lwHAboyBot— IANS (@ians_india) August 13, 2025The state government declared ‘Sarvajanik Ganeshotsav’ the state festival and decided to bear the expenses of organising and promoting the grand celebration across the state. Also Read | Ganeshotsav 2025: POP Ganesh Idol Prices Soar; Devotees Likely to Opt for Shadu Clay.Naresh Dahibavkar, president of the Brihanmumbai Sarvajanik Ganeshotsav Samanvay Samiti (BSGSS) was also present at the meeting chaired by the CM. Dahibavkar said, "Every year we hold our meeting from the law-and-order perspective, where we raise pending matters with the BMC, traffic department, and police department—issues that have been on our agenda for the past 3–4 months."Mumbai, Maharashtra: On the meeting with CM Devendra Fadnavis and police officials regarding arrangements for Ganesh Chaturthi celebrations, Naresh Dahibavkar, president of the Brihanmumbai Sarvajanik Ganeshotsav Samanvay Samiti (BSGSS), says, "Every year we hold our meeting from… pic.twitter.com/p111t9kiTp— IANS (@ians_india) August 13, 2025"For the last 2–3 years, you have seen that around one lakh devotees gather during immersion, so proper planning is needed for their peaceful arrival," said Dahibavkar.Also Read | Mumbai Ganeshotsav 2025: BMC Issues Guidelines, Urges Citizens to Celebrate Eco-Friendly Way.The ten-day festival of Ganeshotsav 2025 will begin with Ganesh Chaturthi (first day of festival) on August 27 and will conclude on Ganesh Visarjan, also known as Anant Chaturdashi, on September 6, 2025.Open in app #BREAKING Maharashtra Chief Minister Devendra Fadnavis called a law and order review meeting ahead of the Ganeshotsav festival. The meeting was held at Sahyadri Guest House in Mumbai. Maharashtra DGP Rashmi Shukla, Mumbai Police Commissioner Deven Bharti, and other senior Mumbai… pic.twitter.com/lwHAboyBot The state government declared ‘Sarvajanik Ganeshotsav’ the state festival and decided to bear the expenses of organising and promoting the grand celebration across the state. Also Read | Ganeshotsav 2025: POP Ganesh Idol Prices Soar; Devotees Likely to Opt for Shadu Clay. Naresh Dahibavkar, president of the Brihanmumbai Sarvajanik Ganeshotsav Samanvay Samiti (BSGSS) was also present at the meeting chaired by the CM. Dahibavkar said, "Every year we hold our meeting from the law-and-order perspective, where we raise pending matters with the BMC, traffic department, and police department—issues that have been on our agenda for the past 3–4 months." Mumbai, Maharashtra: On the meeting with CM Devendra Fadnavis and police officials regarding arrangements for Ganesh Chaturthi celebrations, Naresh Dahibavkar, president of the Brihanmumbai Sarvajanik Ganeshotsav Samanvay Samiti (BSGSS), says, "Every year we hold our meeting from… pic.twitter.com/p111t9kiTp— IANS (@ians_india) August 13, 2025"For the last 2–3 years, you have seen that around one lakh devotees gather during immersion, so proper planning is needed for their peaceful arrival," said Dahibavkar.Also Read | Mumbai Ganeshotsav 2025: BMC Issues Guidelines, Urges Citizens to Celebrate Eco-Friendly Way.The ten-day festival of Ganeshotsav 2025 will begin with Ganesh Chaturthi (first day of festival) on August 27 and will conclude on Ganesh Visarjan, also known as Anant Chaturdashi, on September 6, 2025.Open in app Mumbai, Maharashtra: On the meeting with CM Devendra Fadnavis and police officials regarding arrangements for Ganesh Chaturthi celebrations, Naresh Dahibavkar, president of the Brihanmumbai Sarvajanik Ganeshotsav Samanvay Samiti (BSGSS), says, "Every year we hold our meeting from… pic.twitter.com/p111t9kiTp "For the last 2–3 years, you have seen that around one lakh devotees gather during immersion, so proper planning is needed for their peaceful arrival," said Dahibavkar. Also Read | Mumbai Ganeshotsav 2025: BMC Issues Guidelines, Urges Citizens to Celebrate Eco-Friendly Way. The ten-day festival of Ganeshotsav 2025 will begin with Ganesh Chaturthi (first day of festival) on August 27 and will conclude on Ganesh Visarjan, also known as Anant Chaturdashi, on September 6, 2025. FOLLOW US : Copyright ©2025 Lokmat Media Pvt Ltd</w:t>
       </w:r>
     </w:p>
     <w:p>
@@ -2738,16 +3167,16 @@
       </w:pPr>
       <w:r>
         <w:rPr/>
-        <w:t>Article 71</w:t>
-      </w:r>
-    </w:p>
-    <w:p>
-      <w:pPr>
-        <w:pStyle w:val="Normal"/>
-      </w:pPr>
-      <w:r>
-        <w:rPr/>
-        <w:t>Title: 'We Are Not Enemies': Maharashtra CM Devendra Fadnavis Thanks Sharad Pawar &amp; Uddhav Thackeray For Birthday Wishes</w:t>
+        <w:t>Article 82</w:t>
+      </w:r>
+    </w:p>
+    <w:p>
+      <w:pPr>
+        <w:pStyle w:val="Normal"/>
+      </w:pPr>
+      <w:r>
+        <w:rPr/>
+        <w:t>Title: Maharashtra CM Devendra Fadnavis Announces Major Power Reforms for Farmers on 79th Independence Day</w:t>
       </w:r>
     </w:p>
     <w:p>
@@ -2759,16 +3188,16 @@
         <w:t xml:space="preserve">URL: </w:t>
       </w:r>
       <w:r>
-        <w:t xml:space="preserve"> https://www.freepressjournal.in/mumbai/we-are-not-enemies-maharashtra-cm-devendra-fadnavis-thanks-sharad-pawar-uddhav-thackeray-for-birthday-wishes</w:t>
-      </w:r>
-    </w:p>
-    <w:p>
-      <w:pPr>
-        <w:pStyle w:val="Normal"/>
-      </w:pPr>
-      <w:r>
-        <w:rPr/>
-        <w:t>Content: Mumbai: Maharashtra Chief Minister Devendra Fadnavis on Tuesday thanked NCP (SP) president Sharad Pawar and Shiv Sena (UBT) head Uddhav Thackeray for effusively praising him in a coffee table book released on his birthday, saying they were his ideological opponents, not enemies. Governor C P Radhakrishnan released the coffee table book titled 'Maharashtra Nayak' on Fadnavis at Raj Bhavan to mark the CM's 55th birthday. Asked about the remarks made by Thackeray and Pawar, his political opponents and former CMs, in the book about his zeal and passion towards work, Fadnavis, who belongs to their rival party BJP, said he was thankful to them for their effusive praise. "We are ideological opponents and not enemies," the CM insisted while speaking to reporters in Nagpur, his hometown. "Sharad Pawar is a large-hearted and senior leader. His comments are priceless for me," he said. In the book, Pawar (84) has written that when he sees Fadnavis, it reminds him of the time when he himself became Maharashtra's Chief Minister for the first time in 1978. Pawar was just 38 when he became CM, making him the youngest politician to occupy the top post in the state. The Rajya Sabha member noted that Fadnavis was knowledgeable and has a strong grip on the state administration. In a lighter vein, the former Union minister likened his own body structure to Fadnavis, saying the "similarity of being on the heavier side was never a deterrent to work hard. How doesn't he get tired, I wonder." Thackeray, in his piece in the book, has described Fadnavis as a studious and loyal politician, who has succeeded in strengthening his party in Maharashtra, which was once a Congress stronghold. The Shiv Sena (UBT) leader, a former CM, has written that Fadnavis has a chance of getting a bigger role at the national level and wished him well for the future. Fadnavis, a three-time chief minister, assumed the top office for the first time in 2014 at the age of 44, making him the second-youngest CM in Maharashtra's history after Pawar. He is also the BJP's first chief minister of Maharashtra and his rise to the top position reflects the saffron outfit's growing support base in a state where the Congress once ruled the roost. (Except for the headline, this article has not been edited by FPJ's editorial team and is auto-generated from an agency feed.)</w:t>
+        <w:t xml:space="preserve"> https://www.lokmattimes.com/mumbai/maharashtra-cm-devendra-fadnavis-announces-major-power-reforms-for-farmers-on-79th-independence-day-a525/</w:t>
+      </w:r>
+    </w:p>
+    <w:p>
+      <w:pPr>
+        <w:pStyle w:val="Normal"/>
+      </w:pPr>
+      <w:r>
+        <w:rPr/>
+        <w:t>Content: Marathi | Hindi FOLLOW US : City By Lokmat Times Desk | Updated: August 15, 2025 11:07 IST2025-08-15T11:05:18+5:302025-08-15T11:07:07+5:30 On the occasion of India’s 79th Independence Day, Maharashtra Chief Minister Devendra Fadnavis announced a series of initiatives aimed at empowering farmers. Speaking after hoisting the national flag in Mumbai, Fadnavis declared that farmers in the state will now receive free electricity for the next five years. He also highlighted the ongoing ‘Chief Minister Solar Agriculture Project’, which will ensure 12 hours of uninterrupted green electricity during the day by December 2026. Once completed, Maharashtra will be the first state in the country to offer such a facility, significantly boosting agricultural productivity and reducing farmers’ dependence on conventional power sources. #WATCH | Mumbai: Maharashtra CM Devendra Fadnavis hoisted the Tricolour on the 79th Independence Day. pic.twitter.com/EALHNeMmqn— ANI (@ANI) August 15, 2025Fadnavis further assured that the state government is committed to improving irrigation and water availability for agriculture. He mentioned that river-linking projects are progressing rapidly, ensuring a steady supply of water for both farming and industries. The Chief Minister emphasized that these initiatives, coupled with infrastructural advancements in rural areas, will transform Maharashtra’s agricultural landscape. He reiterated the importance of self-reliance through the use of indigenous products and technologies, underlining that strong farmer welfare policies are essential for the state to maintain its leadership in manufacturing, exports, and start-ups.Also Read: Independence Day 2025: Mumbai Marks 79th Year of Freedom with Stirring Naval Performances (Watch Videos)Alongside these farmer-centric reforms, Fadnavis spoke on broader state development. He praised Maharashtra’s contribution to India’s economy, noting that 40% of the nation’s foreign investment flows into the state, which leads in manufacturing, exports, and start-ups. He commended the Indian Armed Forces for ‘Operation Sindoor’, which showcased India’s military strength by destroying terrorist and Pakistani targets with precision. Highlighting the nation’s economic rise from the 11th to the 4th largest economy in a decade, he urged industries to create world-class products domestically to strengthen the country’s global competitiveness.The Chief Minister also addressed infrastructure, law and order, and rural progress. He lauded security forces for freeing Gadchiroli from Maoists and Naxals, paving the way for it to become a steel hub. Key projects like Vadhavan Port, the modernization of airports in Pune, Nagpur, Gadchiroli, and Amravati, and the Samruddhi Expressway are advancing rapidly. Cement-concrete roads are being built in villages with over 1,000 residents, improving rural connectivity. Concluding his speech, Fadnavis reaffirmed Maharashtra’s commitment to following the path laid by Chhatrapati Shivaji Maharaj and the saints, ensuring development that uplifts farmers and strengthens the state’s economic backbone.Open in app #WATCH | Mumbai: Maharashtra CM Devendra Fadnavis hoisted the Tricolour on the 79th Independence Day. pic.twitter.com/EALHNeMmqn Fadnavis further assured that the state government is committed to improving irrigation and water availability for agriculture. He mentioned that river-linking projects are progressing rapidly, ensuring a steady supply of water for both farming and industries. The Chief Minister emphasized that these initiatives, coupled with infrastructural advancements in rural areas, will transform Maharashtra’s agricultural landscape. He reiterated the importance of self-reliance through the use of indigenous products and technologies, underlining that strong farmer welfare policies are essential for the state to maintain its leadership in manufacturing, exports, and start-ups. Also Read: Independence Day 2025: Mumbai Marks 79th Year of Freedom with Stirring Naval Performances (Watch Videos) Alongside these farmer-centric reforms, Fadnavis spoke on broader state development. He praised Maharashtra’s contribution to India’s economy, noting that 40% of the nation’s foreign investment flows into the state, which leads in manufacturing, exports, and start-ups. He commended the Indian Armed Forces for ‘Operation Sindoor’, which showcased India’s military strength by destroying terrorist and Pakistani targets with precision. Highlighting the nation’s economic rise from the 11th to the 4th largest economy in a decade, he urged industries to create world-class products domestically to strengthen the country’s global competitiveness. The Chief Minister also addressed infrastructure, law and order, and rural progress. He lauded security forces for freeing Gadchiroli from Maoists and Naxals, paving the way for it to become a steel hub. Key projects like Vadhavan Port, the modernization of airports in Pune, Nagpur, Gadchiroli, and Amravati, and the Samruddhi Expressway are advancing rapidly. Cement-concrete roads are being built in villages with over 1,000 residents, improving rural connectivity. Concluding his speech, Fadnavis reaffirmed Maharashtra’s commitment to following the path laid by Chhatrapati Shivaji Maharaj and the saints, ensuring development that uplifts farmers and strengthens the state’s economic backbone. FOLLOW US : Copyright ©2025 Lokmat Media Pvt Ltd</w:t>
       </w:r>
     </w:p>
     <w:p>
@@ -2777,16 +3206,16 @@
       </w:pPr>
       <w:r>
         <w:rPr/>
-        <w:t>Article 72</w:t>
-      </w:r>
-    </w:p>
-    <w:p>
-      <w:pPr>
-        <w:pStyle w:val="Normal"/>
-      </w:pPr>
-      <w:r>
-        <w:rPr/>
-        <w:t>Title: Devendra Fadnavis Downplays Raj-Uddhav Reunion: ‘Birthday Wishes Shouldn’t Be Seen Politically’</w:t>
+        <w:t>Article 83</w:t>
+      </w:r>
+    </w:p>
+    <w:p>
+      <w:pPr>
+        <w:pStyle w:val="Normal"/>
+      </w:pPr>
+      <w:r>
+        <w:rPr/>
+        <w:t>Title: Mumbai News: CM Devendra Fadnavis Unveils Vision to Reach Anywhere in the City in Just 59 Minutes</w:t>
       </w:r>
     </w:p>
     <w:p>
@@ -2798,16 +3227,16 @@
         <w:t xml:space="preserve">URL: </w:t>
       </w:r>
       <w:r>
-        <w:t xml:space="preserve"> https://www.lokmattimes.com/maharashtra/devendra-fadnavis-downplays-raj-uddhav-reunion-birthday-wishes-shouldnt-be-seen-politically-a475/</w:t>
-      </w:r>
-    </w:p>
-    <w:p>
-      <w:pPr>
-        <w:pStyle w:val="Normal"/>
-      </w:pPr>
-      <w:r>
-        <w:rPr/>
-        <w:t>Content: Marathi | Hindi FOLLOW US : City By Lokmat English Desk | Updated: July 28, 2025 15:34 IST2025-07-28T15:33:38+5:302025-07-28T15:34:26+5:30 For the first time in 13 years, Maharashtra Navnirman Sena (MNS) chief Raj Thackeray entered the Matoshree - the storied residence of the Thackerays in Mumbai - to celebrate cousin and Shiv Sena (UBT) chief Uddhav Thackeray's birthday. Raj had last entered the residence in 2012 at the time of Balasaheb Thackeray's death. Raj was accompanied by MNS leaders Bala Nandgaonkar and Nitin Sardesai. Speakimh on the developmant, Maharashtra Chief Minister Devendra Fadnavis said that the meeting should not be viewed politically. He added that Raj Thackeray went to wish Uddhav Thackeray on his birthday, and this moment should not be viewed from a political lens, reported news agency ANI. CM Devendra Fadnavis, while talking to ANI, said, "Raj Thackeray went to wish Uddhav Thackeray on his birthday. It's a matter of happiness. Why should we view it politically? We also extend our best wishes to Uddhav ji. Going to wish someone on their birthday should not be seen through a political lens."Further commenting on the upcoming local election, he added, "You saw what's in the heart of Maharashtra during the Assembly elections. You will see it again in the upcoming local body elections. Just because something is in the mind of a leader of a particular party doesn't mean it reflects the sentiments of all of Maharashtra… The estranged cousins-turned-comrades reunited earlier this month by sharing a political stage for the first time in two decades on the issue of Marathi identity and "imposition" of the Hindi language. They addressed a "victory" rally together in Worli, during which Uddhav hinted at contesting the upcoming civic elections together. "We have come together to stay together. We will together capture power in the Mumbai civic body and Maharashtra," the former Chief Minister said, evoking loud cheers from the crowd.Raj had quit the Shiv Sena in 2005 over differences with Uddhav and formed his own party - the MNS. Since then, they had contested elections against each other. FOLLOW US : Copyright ©2025 Lokmat Media Pvt Ltd</w:t>
+        <w:t xml:space="preserve"> https://www.lokmattimes.com/maharashtra/mumbai-news-cm-devendra-fadnavis-unveils-vision-to-reach-anywhere-in-the-city-in-just-59-minutes-a525/</w:t>
+      </w:r>
+    </w:p>
+    <w:p>
+      <w:pPr>
+        <w:pStyle w:val="Normal"/>
+      </w:pPr>
+      <w:r>
+        <w:rPr/>
+        <w:t>Content: Marathi | Hindi FOLLOW US : City By Lokmat Times Desk | Updated: August 15, 2025 15:51 IST2025-08-15T15:43:44+5:302025-08-15T15:51:12+5:30 Maharashtra Chief Minister Devendra Fadnavis on Thursday highlighted that the long-envisioned dream of “Mumbai within 59 minutes” is soon to become a reality. Speaking on the eve of Independence Day, he said the metro network is expanding rapidly, with at least 50 kilometres of new routes being completed annually. Road infrastructure is also strengthening, promising a congestion-free commute for Mumbaikars. Devendra Fadnavis stressed that the city’s development is receiving fresh momentum, with transformative projects aimed at easing travel and improving connectivity, making Mumbai a more efficient, modern, and livable metropolis in the coming years. At the Mumbai Metropolitan Region Development Authority (MMRDA) podium in Bandra, Devendra Fadnavis inaugurated and launched several projects by MMRDA and the Brihanmumbai Municipal Corporation (BMC). He announced that from Independence Day, the Mumbai Coastal Road will be open 24 hours for citizens. The project includes a scenic pedestrian walkway and cycling track and will be under complete CCTV surveillance. Devendra Fadnavis added that parallel roads are being built to ease traffic on the Western Express Highway, with tunnels, link bridges, and flyovers connecting different parts of Mumbai. The goal is to complete all major projects by 2028–29. Also Read: Maharashtra CM Devendra Fadnavis Announces Major Power Reforms for Farmers on 79th Independence Day Emphasising sustainability, Devendra Fadnavis said Mumbai’s growth must be environmentally friendly. He asserted that sustainable development cannot ignore environmental concerns, and all projects are designed with this priority. For new infrastructure, advanced and modern technology, surpassing even some international standards, is being adopted. Devendra Fadnavis announced that Mumbai’s suburban railways will also feature metro-like air-conditioned coaches with automatic doors. He noted that metro projects are not only improving transportation but also generating significant employment. With proper housing and facilities for workers, efficiency increases. He assured that Mumbai’s pace of progress will accelerate without compromising on quality development. FOLLOW US : Copyright ©2025 Lokmat Media Pvt Ltd</w:t>
       </w:r>
     </w:p>
     <w:p>
@@ -2816,16 +3245,16 @@
       </w:pPr>
       <w:r>
         <w:rPr/>
-        <w:t>Article 73</w:t>
-      </w:r>
-    </w:p>
-    <w:p>
-      <w:pPr>
-        <w:pStyle w:val="Normal"/>
-      </w:pPr>
-      <w:r>
-        <w:rPr/>
-        <w:t>Title: Maharashtra CM Devendra Fadnavis Turns 55; Warm Wishes, Warm Wishes And Praise Pour In From Allies And Rivals Alike</w:t>
+        <w:t>Article 84</w:t>
+      </w:r>
+    </w:p>
+    <w:p>
+      <w:pPr>
+        <w:pStyle w:val="Normal"/>
+      </w:pPr>
+      <w:r>
+        <w:rPr/>
+        <w:t>Title: Maharashtra CM Devendra Fadnavis Tries AI-Powered Cricket Simulator During IBM Visit In Mumbai</w:t>
       </w:r>
     </w:p>
     <w:p>
@@ -2837,16 +3266,16 @@
         <w:t xml:space="preserve">URL: </w:t>
       </w:r>
       <w:r>
-        <w:t xml:space="preserve"> https://www.freepressjournal.in/mumbai/maharashtra-cm-devendra-fadnavis-turns-55-warm-wishes-warm-wishes-and-praise-pour-in-from-allies-and-rivals-alike</w:t>
-      </w:r>
-    </w:p>
-    <w:p>
-      <w:pPr>
-        <w:pStyle w:val="Normal"/>
-      </w:pPr>
-      <w:r>
-        <w:rPr/>
-        <w:t>Content: Maharashtra Deputy Chief Minister Devendra Fadnavis turned 55 on Tuesday, and the occasion saw a shower of greetings from across the political and social spectrum. From national leaders like Prime Minister Narendra Modi and Union Home Minister Amit Shah to local citizens and party workers, birthday wishes poured in for the senior BJP leader. However, what made the day truly remarkable were the warm tributes and surprising praise from two of his long-standing political rivals: Nationalist Congress Party (Sharad Pawar faction) chief Sharad Pawar and Shiv Sena (UBT) leader Uddhav Thackeray. Adding to the significance of the occasion, a commemorative coffee table book titled “Maharashtracha Mahanayak” (The Great Leader of Maharashtra) was unveiled, spearheaded by Maharashtra's Disaster Management Minister Girish Mahajan. The book, which chronicles Fadnavis’ political journey and achievements, features special contributions from both Pawar and Thackeray—unusual and notable for their candid admiration. Sharad Pawar’s Candid Praise: “A Leader With Boundless Energy” In his essay, Sharad Pawar drew parallels between Fadnavis’ energy and his own early days as Maharashtra’s Chief Minister. He remarked, “Watching Devendra’s energetic and tireless style of functioning reminds me of my own initial years in politics. He doesn’t seem to tire, and it often makes me wonder where this energy comes from.” Pawar noted that although Fadnavis was born into a politically aware family, the early demise of his father posed a significant emotional and professional challenge. “Recovering from that personal tragedy and rising with such tenacity is commendable. His success is purely his own,” he wrote. Highlighting Fadnavis’ sharp intellect and legal acumen, Pawar described him as a “spontaneous speaker and a diplomatic politician who has left his mark even when out of power.” As state BJP president, Fadnavis’ leadership was “noteworthy” and eventually earned him the chief minister’s chair at a remarkably young age. Pawar also touched upon the changing nature of politics. “Today’s political landscape is no longer about just ideological debates during elections. The constant back-and-forth and polarisation are draining our energy and taking attention away from policy and governance.” Invoking Kautilya’s political philosophy, Pawar stressed that a true leader works for public good beyond political survival. “Fadnavis has proven his capability. I hope he crosses even more significant milestones beyond state politics, contributing to the nation. May he continue to preserve Maharashtra’s progressive, scientific, and cultural identity.” Uddhav Thackeray: “A Sharp, Capable Politician Destined for Bigger Roles” Uddhav Thackeray too offered sincere wishes to his former political ally-turned-opponent. Recounting their time together in government between 2014 and 2019, Thackeray said, “I saw up close how deeply he studied issues, how driven he was to resolve problems, and how passionately he worked for the state.” Calling Fadnavis “intelligent and sincere,” Thackeray acknowledged his early start in politics. “He entered the Nagpur Municipal Corporation at 22 and became the youngest Mayor of Nagpur at 27—an early sign of leadership and grit.” Thackeray also praised Fadnavis’ ability to simplify complex issues. “His book on the state budget presented economic ideas in a language the common man could understand. His efforts have always centred around the people—be it slum dwellers, workers, or small communities.” Reflecting on their shared governance, Thackeray said Fadnavis supported several cultural initiatives and policy moves to promote Marathi cinema and theatre. “Despite political differences, I see in him a politician who faces challenges with diplomacy and learning. His political career has national potential,” he added, noting that Fadnavis is likely to be entrusted with major responsibilities at the Centre in the future.</w:t>
+        <w:t xml:space="preserve"> https://www.freepressjournal.in/mumbai/maharashtra-cm-devendra-fadnavis-tries-ai-powered-cricket-simulator-during-ibm-visit-in-mumbai</w:t>
+      </w:r>
+    </w:p>
+    <w:p>
+      <w:pPr>
+        <w:pStyle w:val="Normal"/>
+      </w:pPr>
+      <w:r>
+        <w:rPr/>
+        <w:t>Content: Mumbai, August 13: Maharashtra Chief Minister Devendra Fadnavis on Tuesday shared a glimpse of his visit to IBM’s innovation hub in Mumbai, where he explored cutting-edge technologies and even tried his hand at an AI-powered cricket simulator. In a post on social media, accompanied by a picture of him holding a cricket bat, Fadnavis wrote, “Enjoyed exploring IBM’s innovative space in Mumbai, witnessing how technology, AI and creativity are shaping the future. The AI-powered cricket simulator was particularly engaging and showcased India’s progress toward a digitally empowered, technologically advanced nation.” Let us know! 👂What type of content would you like to see from us this year? Maharashtra Chief Minister Devendra Fadnavis inaugurated IBM’s new office in Mumbai today, calling it a pivotal step toward shaping the future of both Maharashtra and India. He said the centre would drive the vision of Viksit Bharat and Viksit Maharashtra through emerging technologies like artificial intelligence and quantum computing, which he believes will transform sectors including business, governance, security, logistics and agriculture. Citing a recent deepfake incident involving his image and voice, Fadnavis acknowledged AI’s risks but stressed that technology itself offers solutions. He also highlighted quantum computing’s potential in sustainable, climate-resilient agriculture that could benefit nearly half of Maharashtra’s population, and emphasised the need to develop skilled human resources through collaborations like this one. The CM’s visit focused on understanding how artificial intelligence, data analytics and creative solutions are being used to drive progress in various sectors. The cricket simulator, which uses AI to track batting performance and simulate real-time match conditions, was among the highlights of the tour. Fadnavis praised the advancements being made in technology and expressed optimism that innovations like these could help position India as a global leader in the digital space.</w:t>
       </w:r>
     </w:p>
     <w:p>
@@ -2855,16 +3284,16 @@
       </w:pPr>
       <w:r>
         <w:rPr/>
-        <w:t>Article 74</w:t>
-      </w:r>
-    </w:p>
-    <w:p>
-      <w:pPr>
-        <w:pStyle w:val="Normal"/>
-      </w:pPr>
-      <w:r>
-        <w:rPr/>
-        <w:t>Title: Maharashtra CM Devendra Fadnavis Vows to Challenge Bombay HC Acquittal in 7/11 Mumbai Blasts Case</w:t>
+        <w:t>Article 85</w:t>
+      </w:r>
+    </w:p>
+    <w:p>
+      <w:pPr>
+        <w:pStyle w:val="Normal"/>
+      </w:pPr>
+      <w:r>
+        <w:rPr/>
+        <w:t>Title: Maharashtra CM Fadnavis Predicts Imminent Change in BMC at Dahi Handi Celebrations</w:t>
       </w:r>
     </w:p>
     <w:p>
@@ -2876,16 +3305,16 @@
         <w:t xml:space="preserve">URL: </w:t>
       </w:r>
       <w:r>
-        <w:t xml:space="preserve"> https://theobserverpost.com/maharashtra-cm-devendra-fadnavis-vows-to-challenge-bombay-hc-acquittal-in-7-11-mumbai-blasts-case/</w:t>
-      </w:r>
-    </w:p>
-    <w:p>
-      <w:pPr>
-        <w:pStyle w:val="Normal"/>
-      </w:pPr>
-      <w:r>
-        <w:rPr/>
-        <w:t>Content: Hi, what are you looking for? Air India Flight to London Crashes After Takeoff From Ahmedabad, 242 On Board BSF Jawan Purnam Kumar Shaw Returned to India After Pakistan Custody Since April 23 “India and Pakistan Agree to ‘Full and Immediate Ceasefire,’ Trump Announces Following U.S. Mediation India Suspends Indus Waters Treaty, Closes Attari-Wagah Border, and Expels Pakistani Diplomats in Response to Pahalgam Attack UP: Two Muslim Minors arrested in Bareilly for Posters Calling to Boycott ‘Israeli Products’ ‘Violation of Constitution’: Owaisi Slams Bills Enabling Removal of PM, CMs in Custody Govt to Table Bill in Lok Sabha to Oust PM, CMs Held for 30 Days Delhi Court Acquits Akil, Rahees and Irshad in 2020 Riots Case, Flags “Callous” Probe NCERT Adds Operation Sindoor to Textbooks, Highlights Army’s Role, Muslim Solidarity, and Kashmiri Civilian Support Right-Wing Activists Stage Dharna Outside Hyderabad Madrasa, Demand Closure of 400-Year-Old Mosque School IPSP Intensifies BDS Campaign, Calls for Boycott of Adidas, Coca-Cola, Reliance Over ‘Gaza Genocide’ “India Is a Dear Friend, The Best Chapters in Our Ties Are Still Ahead”: Benjamin Netanyahu Trump and Putin Meet in Alaska, Strike Warm Tone but No Deal Reached Priyanka Gandhi Calls Israeli Airstrike Killing Five Al Jazeera Journalists in Gaza a “Cold-Blooded Murder” US Declares Balochistan Liberation Army, Majeed Brigade as Foreign Terrorist Organisations AMU Protest Over 36% Fee Hike Turns Physical; Female Student Injured, Agitation Continues Three Kanwariyas Arrested in Mirzapur for Assaulting CRPF Jawan Over Train Ticket Dispute Everybody with a Smartphone is a Citizen Journalist across the Occupied Palestinian Territories Sherkot Imam Booked for Collecting Donations for Gaza; Muslim Community Alleges Harassment Israel Posts Map Showing Jammu &amp; Kashmir as Part of Pakistan for Second Time in Months, Issues Apology After Backlash In photos: Over 7,000 homes near Chandola Talab in Ahmedabad torn down, families left homeless In Photos: Bulldozers Tear Through Delhi’s Taimoor Nagar, Displacing Over 100 Families In Photos: The Ruins of Homes and Lives After Government’s Crackdown in Kashmir Supreme Court Considers Interim Stay on Parts of Waqf (Amendment) Act; Union Govt Resists Proposed Changes Lok Sabha Passes Controversial Waqf Bill After Heated 12-Hour Debate Lok Sabha Elections 2024: A Mandate to Protect or Rewrite India’s Constitution? AMU at Crossroads: Balancing Jobs &amp; Resisting Hatred in Aligarh Elections From Bulldozers to Bombs: How Israel Became the Hindu Right’s Role Model Naming the Real Target: Bengali Muslims, Not Just Bengalis 7/11 Mumbai Blasts: If All 12 Were Innocent, Who Was Guilty? Review: ‘Special Ops 2’ Dials Down Jingoism, But Still Echoes Right-Wing Nationalist Rhetoric “Santosh”: A Gripping Tale of Caste, Corruption, and Complicity Silenced by Censorship Delhi: 39-Year-Old Son Arrested for Repeatedly Raping 65-Year-Old Mother After Alleged Kidnapping, Minor Girl’s Dead Body Found in Kashmir’s Ganderbal; Locals Demand Justice 33-Yr-Old Surjeet Rapes &amp; Murders Minor Cousin Same Day She Tied Rakhi on Him in UP’s Auraiya Bangladeshi Minor, 14, Raped by 200 Men in 3 Months in India; Trafficked After Failing Exam Ghaziabad: Hindu Yuva Vahini Leader Accused of Drugging, Raping Law Student Seeking Career Help Delhi University Drops Kashmir, Palestine from Psychology Syllabus; Critics Call It “Syllabus Saffronisation” Three Israeli Hostages Freed as Ceasefire Brings Respite to Gaza After 15 Months of War “I Will Be Substantially Raising the Tariff Paid by India to the USA”: Donald Trump Warns Explained: Why the US Is Raising Import Duties on Indian Goods and What It Means Congress Calls Out Modi’s ‘Mismanagement’ as Trump Hits India with New Tariffs Trump’s Tariff Decision May Hurt India’s Economy, Say Experts; Hope Rests on Trade Talks Trump Imposes 25% Tariff on Indian Imports Citing Russia Ties, US-India Trade Tensions Escalate Fact check: J&amp;K Muslim Teacher killed in Shelling Shown as Terrorist by Indian media Fact Check: No Muslim Connection Found in Jalgaon Rape-Murder Case, Despite Claims By Right-Wing Groups Video Showing Students Chanting ‘Jai Shri Ram’ at Kota’s Allen Institute is from June 2023 Aligarh: FIR Against MANUU Scholar, Former AMU Student Leader Talha Mannan for ‘Inflammatory Speeches’ at Fee Protest Jamia Millia Islamia Students Stunned as Fees Jump: 147% in Social Work, 95% in Environmental Science, 88% in Education Gujarat Adds Bhagavad Gita Recitation to Class IX–XII Curriculum; Activists Seek Equal Space for All Faiths Tipu Sultan, Raziya Sultan, Nur Jahan Dropped from Class 8 NCERT Textbook Under NEP Revamp NCERT to Introduce Classroom Module on Operation Sindoor; Lok Sabha Debate Scheduled Today Election Commission Drops Cricketer Rinku Singh as Voter Awareness Brand Ambassador After Engagement to SP MP Priya Saroj ‘My Conscience Won’t Allow It’: Owaisi Refuses to Watch India-Pakistan Match After Pahalgam Attack, Questions Government’s Stand Cricketer Yash Dayal Faces Second Rape Allegation, Now Under POCSO Case in Jaipur AMU’s Nabeela Khan Leads Uttar Pradesh to Gold at Federation Cup Roller Skating Derby Mohammed Afsal Becomes First Indian to Run 800m Under 1:45, Breaks National Record By Published Flipboard Reddit Pinterest Whatsapp Whatsapp Email Maharashtra Chief Minister Devendra Fadnavis has announced that his government will challenge the Bombay High Court’s recent decision to acquit 12 men in the 7/11 Mumbai train blasts case. Speaking to reporters on Monday, Fadnavis said the judgment was “shocking” and that he would examine the entire order closely before moving the Supreme Court. “I have discussed the matter with the lawyers. The high court verdict will definitely be challenged in the Supreme Court,” Fadnavis said. The 2006 Mumbai train bombings killed more than 180 people and injured hundreds. But after 19 years, the Bombay High Court ruled that the prosecution failed to prove the case beyond doubt. The court said the evidence presented was not convincing and it was “hard to believe the accused committed the crime.” In its detailed judgment, the special bench of Justices Anil Kilor and Shyam Chandak said the prosecution had not even established what type of bombs were used in the blasts. The judges allowed the appeals filed by the 12 accused, overturning the convictions and sentences handed down by a special court in 2015. Five of the men had been sentenced to death. The high court refused to confirm those death penalties and dismissed the state’s plea to uphold them. Flipboard Reddit Pinterest Whatsapp Whatsapp Email A Delhi court has acquitted three men accused of arson and criminal conspiracy in connection with the February 2020 northeast Delhi riots, citing doubts... The National Council of Educational Research and Training (NCERT) has prepared two special modules on Operation Sindoor for students of classes 3 to 12,... A case has been filed in Aligarh against Talha Mannan, a PhD scholar at Maulana Azad National Urdu University, Hyderabad, and former student leader... In Hyderabad’s Balapur, a group of right-wing activists staged a dharna outside Madarsa Noomania, demanding its closure. The seminary, which has been running for... Copyright © 2025 The Observer Post. All Rights Reserved.</w:t>
+        <w:t xml:space="preserve"> https://www.devdiscourse.com/article/entertainment/3543870-maharashtra-cm-fadnavis-predicts-imminent-change-in-bmc-at-dahi-handi-celebrations</w:t>
+      </w:r>
+    </w:p>
+    <w:p>
+      <w:pPr>
+        <w:pStyle w:val="Normal"/>
+      </w:pPr>
+      <w:r>
+        <w:rPr/>
+        <w:t>Content: Maharashtra Chief Minister Devendra Fadnavis, in a subtle critique of the Shiv Sena (UBT), suggested that significant changes are on the horizon for the Brihanmumbai Municipal Corporation (BMC). He asserted that the BJP-led Mahayuti alliance had eliminated corruption within the civic body, proclaiming a shift towards development. Amid the looming civic elections, Fadnavis participated in Dahi Handi festivities in Mumbai and Thane, underscoring the state's developmental progress. He expressed confidence in the Mahayuti government's role in advancing Mumbai's growth. The celebrations also served as a platform for political posturing, with Dahi Handi dedicated to security personnel and a call for safe festivities. Fadnavis commended Deputy CM Eknath Shinde for embodying the spirit of the late Balasaheb Thackeray, reflecting the festival's intersection with upcoming local body polls. (With inputs from agencies.) Email: info@devdiscourse.com Phone: +91-720-6444012, +91-7027739813, 14, 15 © Copyright 2025</w:t>
       </w:r>
     </w:p>
     <w:p>
@@ -2894,16 +3323,16 @@
       </w:pPr>
       <w:r>
         <w:rPr/>
-        <w:t>Article 75</w:t>
-      </w:r>
-    </w:p>
-    <w:p>
-      <w:pPr>
-        <w:pStyle w:val="Normal"/>
-      </w:pPr>
-      <w:r>
-        <w:rPr/>
-        <w:t>Title: 'Don’t View It Politically': Says Maharashtra CM Devendra Fadnavis On Raj-Uddhav Birthday Meet At Matoshree</w:t>
+        <w:t>Article 86</w:t>
+      </w:r>
+    </w:p>
+    <w:p>
+      <w:pPr>
+        <w:pStyle w:val="Normal"/>
+      </w:pPr>
+      <w:r>
+        <w:rPr/>
+        <w:t>Title: CM Devendra Fadnavis Meets Netherlands Yogasana Chief on Global Initiatives</w:t>
       </w:r>
     </w:p>
     <w:p>
@@ -2915,16 +3344,16 @@
         <w:t xml:space="preserve">URL: </w:t>
       </w:r>
       <w:r>
-        <w:t xml:space="preserve"> https://www.freepressjournal.in/mumbai/dont-view-it-politically-says-maharashtra-cm-devendra-fadnavis-on-raj-uddhav-birthday-meet-at-matoshree</w:t>
-      </w:r>
-    </w:p>
-    <w:p>
-      <w:pPr>
-        <w:pStyle w:val="Normal"/>
-      </w:pPr>
-      <w:r>
-        <w:rPr/>
-        <w:t>Content: Maharashtra Chief Minister Devendra Fadnavis urged people not to interpret the recent meeting between Maharashtra Navnirman Sena (MNS) chief Raj Thackeray and Shiv Sena (UBT) leader Uddhav Thackeray through a political lens. Speaking to the media, Fadnavis said, “Raj Thackeray went to wish Uddhav Thackeray on his birthday. It’s a matter of happiness. Why should we view it politically? We also extend our best wishes to Uddhav ji.” The chief minister’s clarification came in response to the buzz surrounding Raj Thackeray’s visit to Matoshree, Uddhav Thackeray’s residence, which took place on the latter’s 65th birthday. What’s in the Heart of Maharashtra Will Be Seen Again: Fadnavis Commenting on the upcoming local body elections, Fadnavis added, “You saw what’s in the heart of Maharashtra during the Assembly elections. You will see it again in the upcoming local polls. Just because something is in the mind of a leader of a particular party doesn’t mean it reflects the sentiments of all of Maharashtra.” His statement was seen as a subtle response to growing speculations around the potential political implications of the Thackeray brothers' renewed rapport. Birthday Bonding: Raj Thackeray Visits Matoshree On Sunday, visuals of Raj Thackeray visiting Matoshree surfaced on social media, with Shiv Sena (UBT) sharing the moment on X. “Maharashtra Navnirman Sena president Rajsaheb Thackeray extended birthday greetings to party chief Uddhavsaheb Thackeray,” the party posted. This meeting came just weeks after the Thackeray brothers shared a stage at a joint rally on July 5, where they voiced strong opposition against the alleged Hindi imposition in Maharashtra. माझे मोठे बंधू, शिवसेना पक्षप्रमुख श्री. उद्धव ठाकरे यांच्या वाढदिवसानिमित्त त्यांना मातोश्री या कै. माननीय श्री.बाळासाहेब ठाकरे यांच्या निवासस्थानी जाऊन शुभेच्छा दिल्या... pic.twitter.com/sFp2Hduubx INDIA Bloc Leaders Shower Birthday Wishes on Uddhav Several leaders from the INDIA alliance also extended birthday greetings to Uddhav Thackeray. Congress MP Rahul Gandhi wrote on X, “Heartfelt birthday wishes and congratulations to Shiv Sena President and INDIA alliance partner Uddhav Thackeray ji. May you stay healthy, live long, and together we will fight for the interests and rights of the people of Maharashtra.” शिवसेना अध्यक्ष और INDIA गठबंधन के साथी उद्धव ठाकरे जी को जन्मदिन की हार्दिक शुभकामनाएं और बधाई।आप स्वस्थ रहें, दीर्घायु हों, और महाराष्ट्र के लोगों के हितों और अधिकारों की लड़ाई हम साथ-साथ लड़ेंगे। Tamil Nadu Chief Minister MK Stalin also praised Uddhav’s linguistic stance, saying, “Your bold resistance to #HindiImposition and your firm stand to uphold Maharashtra’s identity have united the Marathi people... Wishing you strength as you continue to defend federalism and linguistic dignity.” Birthday greetings to @ShivSenaUBT_ President, Thiru. Uddhav Thackeray.Your bold resistance to #HindiImposition and your firm stand to uphold Maharashtra’s identity have united the Marathi people in standing up for their language.Wishing you strength as you continue to defend… ‘Lighthouse in Every Storm’: Sanjay Raut’s Tribute Shiv Sena (UBT) MP Sanjay Raut added a poetic touch to the occasion, posting, “Shiv Sena chief, my friend Uddhav Thackeray, who stands firm like a lighthouse in every storm, heartfelt birthday wishes to you! Jai Maharashtra!”</w:t>
+        <w:t xml:space="preserve"> https://www.transcontinentaltimes.com/netherlands-yogasana-sports-nysa/</w:t>
+      </w:r>
+    </w:p>
+    <w:p>
+      <w:pPr>
+        <w:pStyle w:val="Normal"/>
+      </w:pPr>
+      <w:r>
+        <w:rPr/>
+        <w:t>Content: Adv. Pranita Adwait Deshpande presents books, cultural symbols, and shares initiatives on promoting Yogasana in the Netherlands Published: INDIA: The Chief Minister of Maharashtra, Shri Devendra Fadnavis, held a meeting at Mantralaya in Mumbai with Adv. Pranita Adwait Deshpande, President of the Netherlands Yogasana Sports Association (NYSA). Deshpande, who has been instrumental in bringing Indian Yogasana to an international platform, was accompanied by her husband, Adwait Deshpande, an International Cricket Council (ICC) and Koninklijke Nederlandse Cricket Bond (KNCB) umpire, along with their son, Ansh Deshpande. During the meeting, Adv. Deshpande presented the Chief Minister with three of her published books, each reflecting her literary and academic pursuits. Alongside the books, she gifted a replica of the celebrated Dutch Golden Age painting Girl with a Pearl Earring by Johannes Vermeer, dating to around 1665. The gesture, she explained, symbolized her cultural bond with the Netherlands, where she has lived and worked since 2017. She also presented a memento from the Netherlands Yogasana Sports Association, an organization she founded and continues to lead. Also Read: Hollywood Meets Bollywood: Steven Seagal’s Steamroller Productions Expands Into India The interaction provided an opportunity for Adv. Deshpande to outline the work of NYSA. The association has been active in promoting Yogasana as a competitive sport across the Netherlands, drawing on India’s ancient traditions of yoga while adapting them for a modern sporting framework. Under her leadership, NYSA has worked to introduce Yogasana into community life, schools, and events in the Netherlands, helping to build bridges between Indian cultural heritage and European audiences. She also spoke about her professional work at the International Criminal Court (ICC), where she has been engaged in matters concerning global justice and human rights. The discussion highlighted how her dual roles in law and cultural promotion have allowed her to represent Indian values on both legal and social platforms internationally. Another part of the meeting was devoted to her entrepreneurial activity. In recent years, Adv. Deshpande established Ansh Overseas B.V., an import-export company based in the Netherlands, with the aim of representing Indian agricultural products in European markets. The initiative, she noted, was designed to strengthen trade connections and open up opportunities for Indian producers in a wider market. Since moving to the Netherlands in 2017, she has focused on building cultural and business linkages while also fully integrating into Dutch society, including gaining proficiency in the Dutch language. This personal journey, she explained, has been one of balancing family, professional responsibilities, and a commitment to advancing Indian traditions abroad. The meeting also included a more personal note. Adv. Deshpande recalled the influence of her grandfather, the late Shri Vasudeorao Manbhekar, who served as Vidarbha Pramukh of the Rashtriya Swayamsevak Sangh (RSS). She shared memories of his role in shaping her values and sense of cultural identity. The recollection highlighted how personal history and family heritage often form the foundation for public and professional achievements. For Chief Minister Fadnavis, the occasion offered insight into the ways in which members of the Indian diaspora continue to play a role in carrying forward Indian traditions while contributing meaningfully to their adopted countries. The meeting underscored the growing importance of cultural diplomacy, where individuals act as bridges between societies through their professional, entrepreneurial, and social contributions. By the conclusion of the exchange, both sides had reflected on the interconnectedness of cultural heritage, international law, sport, and commerce. The gathering illustrated how personal initiatives and institutional support can come together to enhance India’s visibility and influence abroad. As global interest in yoga continues to expand, efforts such as those led by NYSA provide a structured path for Yogasana to be recognized not only as a practice of well-being but also as a legitimate sport. Adv. Deshpande’s meeting with the Chief Minister added momentum to this vision, reinforcing the broader narrative of India’s cultural reach in the modern world. Also Read: National Summit Focuses on ESG Integration for India’s 2047 Vision Covering trending topics in India with a focus on education, entrepreneurship, and employment Copyright © Transcontinental Times | All Rights Reserved</w:t>
       </w:r>
     </w:p>
     <w:p>
@@ -2933,16 +3362,16 @@
       </w:pPr>
       <w:r>
         <w:rPr/>
-        <w:t>Article 76</w:t>
-      </w:r>
-    </w:p>
-    <w:p>
-      <w:pPr>
-        <w:pStyle w:val="Normal"/>
-      </w:pPr>
-      <w:r>
-        <w:rPr/>
-        <w:t>Title: PM Modi &amp; Leaders Extend Birthday Wishes To Maharashtra Chief Minister Devendra Fadnavis &amp; Deputy CM Ajit Pawar</w:t>
+        <w:t>Article 87</w:t>
+      </w:r>
+    </w:p>
+    <w:p>
+      <w:pPr>
+        <w:pStyle w:val="Normal"/>
+      </w:pPr>
+      <w:r>
+        <w:rPr/>
+        <w:t>Title: 'Dahi Handi Dedicated To Soldiers Of Operation Sindoor': Maharashtra CM Devendra Fadnavis Addresses Celebration In Ghatkopar</w:t>
       </w:r>
     </w:p>
     <w:p>
@@ -2954,16 +3383,16 @@
         <w:t xml:space="preserve">URL: </w:t>
       </w:r>
       <w:r>
-        <w:t xml:space="preserve"> https://www.freepressjournal.in/mumbai/pm-modi-leaders-extend-birthday-wishes-to-maharashtra-chief-minister-devendra-fadnavis-deputy-cm-ajit-pawar</w:t>
-      </w:r>
-    </w:p>
-    <w:p>
-      <w:pPr>
-        <w:pStyle w:val="Normal"/>
-      </w:pPr>
-      <w:r>
-        <w:rPr/>
-        <w:t>Content: New Delhi: Prime Minister Narendra Modi on Tuesday extended birthday wishes to Nationalist Congress Party (NCP) chief Ajit Pawar, whose party remains an alliance partner in the Bharatiya Janata Party-led Mahayuti government in the state. Pawar serves as the Deputy Chief Minister in the Devendra Fadnavis-led Maharashtra government. PM Modi's Tweet "Birthday greetings to Ajit Pawar Ji. He is making a valuable contribution to strengthening the NDA's good governance agenda in Maharashtra. May he be blessed with a long and healthy life," PM Modi posted on X. Birthday greetings to Shri Ajit Pawar Ji. He is making a valuable contribution to strengthening the NDA’s good governance agenda in Maharashtra. May he be blessed with a long and healthy life.@AjitPawarSpeaks Maharashtra Deputy CM Eknath Shinde Extends His Wishes Deputy Chief Minister Eknath Shinde also extended his wishes to Pawar and said, "Heartfelt birthday wishes to the Deputy Chief Minister of Maharashtra State, Ajit Pawar." महाराष्ट्र राज्याचे उप-मुख्यमंत्री श्री.अजित पवार यांना वाढदिवसाच्या हार्दिक शुभेच्छा.#AjitPawar #Birthday #Greetings@AjitPawarSpeaks pic.twitter.com/mTe6uv81HH Maharashtra Deputy CM Ajit Pawar Extends Birthday Wishes To CM Devendra Fadnavis Meanwhile, Ajit Pawar, who shares his birthday with his colleague, extended wishes to Maharashtra Chief Minister Devendra Fadnavis, wishing him good health and long life. "Heartfelt birthday wishes to the Chief Minister of Maharashtra and my colleague, Devendraji Fadnavis! May you be blessed with excellent health and a long life," Pawar posted on X. महाराष्ट्र राज्याचे मुख्यमंत्री आणि माझे सहकारी मा.श्री. देवेंद्रजी फडणवीस यांना वाढदिवसाच्या मनःपूर्वक शुभेच्छा ! आपणांस उत्तम स्वास्थ्य व दीर्घायुष्य लाभो, ही सदिच्छा.@Dev_Fadnavis pic.twitter.com/BqlS3rsUUr PM Modi Extends Wishes To Maharashtra CM Devendra Fadnavis PM Modi also wished Fadnavis on his birthday, saying, "Best wishes to Maharashtra Chief Minister Devendra Fadnavis on his birthday. He's working tirelessly for Maharashtra's progress and empowering the poor and downtrodden. May he lead a long and healthy life in service of the people." Earlier on Monday, Prime Minister Modi met with senior Union Ministers, including Amit Shah, JP Nadda, Rajnath Singh, Shivraj Singh Chouhan, Nirmala Sitharaman, Kiren Rijiju, and Arjun Meghwal. The Prime Minister was informed about the discussions in the Business Advisory Committee (BAC) and the opposition's insistence that he make a statement in the House, according to sources. The PM was also briefed about the opposition's ruckus, particularly their demand for his availability to speak on the issue of "Operation Sindoor, they said. In his customary remarks ahead of the commencement of the Parliament Session, the PM said, "This monsoon session is like a 'Vijay Utsav' celebration of victory. The whole world has seen the strength of India's military power. The target set by the Indian Army in Operation Sindoor was achieved 100 per cent." "Under Operation Sindoor, the houses of the masters of terrorists were razed to the ground within 22 minutes. The world has been very attracted to this new form of Made in India military power. These days, whenever I meet people of the world, the world's attraction towards the Made in India weapons being made by India is increasing," he said. (Except for the headline, this article has not been edited by FPJ's editorial team and is auto-generated from an agency feed.)</w:t>
+        <w:t xml:space="preserve"> https://www.freepressjournal.in/mumbai/dahi-handi-dedicated-to-soldiers-of-operation-sindoor-maharashtra-cm-devendra-fadnavis-addresses-celebration-in-ghatkopar</w:t>
+      </w:r>
+    </w:p>
+    <w:p>
+      <w:pPr>
+        <w:pStyle w:val="Normal"/>
+      </w:pPr>
+      <w:r>
+        <w:rPr/>
+        <w:t>Content: Mumbai: On the occasion of Krishna Janmashtami, Maharashtra Chief Minister Devendra Fadnavis addressed the Dahi Handi celebrations in Mumbai on Saturday, highlighting the significance of the event and its dedication to the Indian Army. Speaking at the celebrations, the Chief Minister said, "On the occasion of Shri Krishna Janmashtami, grand Dahi Handi programs are being organised across Mumbai, and in Ghatkopar, MLA Ram Kadam has organised a Dahi Handi dedicated to the soldiers of Operation Sindoor. In Operation Sindoor, under the leadership of PM Modi, our soldiers broke the 'Handi' of Pakistan's sins, and today, all our soldiers are being saluted." #WATCH | Mumbai: Maharashtra Chief Minister Devendra Fadnavis says, "I extend my best wishes to everyone on the occasion of Krishna Janmashtami and Dahi Handi. This festival is being celebrated with great enthusiasm in Mumbai, Maharashtra. No matter how much it rains, the… pic.twitter.com/oVvuL6AeTp He further extended his greetings to citizens on the festive occasion, stating, "I extend my best wishes to everyone on the occasion of Krishna Janmashtami and Dahi Handi. This festival is being celebrated with great enthusiasm in Mumbai, Maharashtra. No matter how much it rains, the enthusiasm of our Govindas here cannot be dampened, as reported by news agency ANI. Further he mentioned that, "Change is bound to happen because the pot of sins has already been broken. Now a new pot is about to be set, and we will work to distribute its butter to all sections of society." #WATCH | Mumbai: Maharashtra Chief Minister Devendra Fadnavis says, "On the occasion of Shri Krishna Janmashtami, grand Dahi Handi programs are being organised across Mumbai, and in Ghatkopar, MLA Ram Kadam has organised a Dahi Handi dedicated to the soldiers of Operation… pic.twitter.com/RH325SrexD The Chief Minister’s remarks came during a day of grand celebrations across the city, with Dahi Handi events taking place in multiple areas, drawing large crowds despite the rainy weather. Maharashtra Deputy CM Eknath Shinde &amp; Actor Sharad Kelkar Attend Anand Dighe Dahi Handi Event In Thane Maharashtra Deputy Chief Minister Eknath Shinde attended the Anand Dighe Dahi Handi celebrations held in Thane on Saturday. The event, hosted by the Tembi Naka Mitra Mandal, attracted a massive crowd along with several notable personalities, including actor Sharad Kelkar from the film and television industry. A video from the celebration that surfaced online captured the vibrant atmosphere, showcasing the energy of the crowd, the presence of special guests, and the traditional formation of human pyramids by the Govinda Pathaks.</w:t>
       </w:r>
     </w:p>
     <w:p>
@@ -2972,16 +3401,16 @@
       </w:pPr>
       <w:r>
         <w:rPr/>
-        <w:t>Article 77</w:t>
-      </w:r>
-    </w:p>
-    <w:p>
-      <w:pPr>
-        <w:pStyle w:val="Normal"/>
-      </w:pPr>
-      <w:r>
-        <w:rPr/>
-        <w:t>Title: Maharashtra CM Devendra Fadnavis on Minister Manikrao Kokate’s Viral Rummy Video: “Whatever Happened Is Not Dignified” (WATCH)</w:t>
+        <w:t>Article 88</w:t>
+      </w:r>
+    </w:p>
+    <w:p>
+      <w:pPr>
+        <w:pStyle w:val="Normal"/>
+      </w:pPr>
+      <w:r>
+        <w:rPr/>
+        <w:t>Title: Dahi Handi 2025: Maharashtra CM Devendra Fadnavis, DCM Eknath Shinde Attend Celebrations In Mumbai &amp; Thane</w:t>
       </w:r>
     </w:p>
     <w:p>
@@ -2993,16 +3422,16 @@
         <w:t xml:space="preserve">URL: </w:t>
       </w:r>
       <w:r>
-        <w:t xml:space="preserve"> https://www.lokmattimes.com/maharashtra/maharashtra-cm-devendra-fadnavis-on-minister-manikrao-kokates-viral-rummy-video-whatever-happened-is-not-dignified-watch-a507/</w:t>
-      </w:r>
-    </w:p>
-    <w:p>
-      <w:pPr>
-        <w:pStyle w:val="Normal"/>
-      </w:pPr>
-      <w:r>
-        <w:rPr/>
-        <w:t>Content: Marathi | Hindi FOLLOW US : City By Lokmat English Desk | Updated: July 21, 2025 23:57 IST2025-07-21T21:24:57+5:302025-07-21T23:57:03+5:30 Maharashtra Chief Minister Devendra Fadnavis on Monday called the viral video showing Agriculture Minister Manikrao Kokate allegedly playing rummy inside the Assembly premises "highly inappropriate" and "not dignified." Speaking to reporters, Fadnavis said even if a member is not actively involved in proceedings, they must sit with seriousness during discussions in the House. Mumbai, Maharashtra: On Maharashtra Minister Manikrao Kokate playing rummy in the Assembly premises, CM Devendra Fadnavis says, "I believe this is highly inappropriate. Even if one is not actively participating in the proceedings, it is important to sit with seriousness during… pic.twitter.com/6nu6aGWNy1— IANS (@ians_india) July 21, 2025"I believe this is highly inappropriate. Even if one is not actively participating in the proceedings, it is important to sit with seriousness during Assembly discussions. Sometimes, while reading papers, such situations may arise, but a video showing someone playing rummy is certainly not acceptable. He has clarified that they were not playing rummy, but whatever happened is not dignified,” CM Fadnavis said as quoted by IANS.The controversy began when NCP MLA Rohit Pawar posted a video from the ongoing monsoon session of the legislature, alleging Kokate was playing a game of rummy on his mobile phone during the session. However, Kokate denied the charges and explained that the advertisement appeared when he started YouTube. Following this, MLA Jitendra Awhad posted two more videos claiming that Kokate was not skipping ads but playing online Rummy.Meanwhile, growing discontent has also been reported within the NCP camp over the incident. State unit president Sunil Tatkare said the final decision regarding action against Kokate will be taken by Deputy Chief Minister Ajit Pawar.Read Also | Ajit Pawar Asks NCP Youth President Suraj Chavan to Resign After Clash Over Minister's Mobile 'Game' VideoTalking to reporters in Tuljapur, Tatkare said, "The statements made by the agriculture minister in the past were not correct. Party president Ajit Pawar had earlier spoken to him about that. In this video issue also, Pawar will take a serious note and instructions will be given to Kokate accordingly." The issue has triggered demands for Kokate's resignation from opposition members. The situation turned violent when NCP workers allegedly assaulted Chhava Sanghatna activists after they confronted Tatkare and threw playing cards during a press conference in Latur.Chaos by Chhava Organization in #Latur; Cards Thrown in Front of Sunil Tatkare#Protesting against the #Agriculture Minister, Chhava activists created a ruckus at the #LaturGovernment Guest House; clash broke out with NCP workers, police intervened to restore order.#Latur#NCPpic.twitter.com/Ua92fgOVn2— Lokmat Times Nagpur (@LokmatTimes_ngp) July 20, 2025Tatkare condemned the incident. He said, “The NCP has always stood for peace. The incident in Latur is condemnable. I understand the feelings of Chhava Sanghatna workers. Even though they threw playing cards at me, I stayed calm and thanked them.”During his visit to Tuljapur, Tatkare met activists of the Chhava Sanghatna at their office. The activists demanded action against Suraj Chavan.Open in app Mumbai, Maharashtra: On Maharashtra Minister Manikrao Kokate playing rummy in the Assembly premises, CM Devendra Fadnavis says, "I believe this is highly inappropriate. Even if one is not actively participating in the proceedings, it is important to sit with seriousness during… pic.twitter.com/6nu6aGWNy1 "I believe this is highly inappropriate. Even if one is not actively participating in the proceedings, it is important to sit with seriousness during Assembly discussions. Sometimes, while reading papers, such situations may arise, but a video showing someone playing rummy is certainly not acceptable. He has clarified that they were not playing rummy, but whatever happened is not dignified,” CM Fadnavis said as quoted by IANS. The controversy began when NCP MLA Rohit Pawar posted a video from the ongoing monsoon session of the legislature, alleging Kokate was playing a game of rummy on his mobile phone during the session. However, Kokate denied the charges and explained that the advertisement appeared when he started YouTube. Following this, MLA Jitendra Awhad posted two more videos claiming that Kokate was not skipping ads but playing online Rummy. Meanwhile, growing discontent has also been reported within the NCP camp over the incident. State unit president Sunil Tatkare said the final decision regarding action against Kokate will be taken by Deputy Chief Minister Ajit Pawar. Read Also | Ajit Pawar Asks NCP Youth President Suraj Chavan to Resign After Clash Over Minister's Mobile 'Game' Video Talking to reporters in Tuljapur, Tatkare said, "The statements made by the agriculture minister in the past were not correct. Party president Ajit Pawar had earlier spoken to him about that. In this video issue also, Pawar will take a serious note and instructions will be given to Kokate accordingly." The issue has triggered demands for Kokate's resignation from opposition members. The situation turned violent when NCP workers allegedly assaulted Chhava Sanghatna activists after they confronted Tatkare and threw playing cards during a press conference in Latur. Chaos by Chhava Organization in #Latur; Cards Thrown in Front of Sunil Tatkare#Protesting against the #Agriculture Minister, Chhava activists created a ruckus at the #LaturGovernment Guest House; clash broke out with NCP workers, police intervened to restore order.#Latur#NCPpic.twitter.com/Ua92fgOVn2— Lokmat Times Nagpur (@LokmatTimes_ngp) July 20, 2025Tatkare condemned the incident. He said, “The NCP has always stood for peace. The incident in Latur is condemnable. I understand the feelings of Chhava Sanghatna workers. Even though they threw playing cards at me, I stayed calm and thanked them.”During his visit to Tuljapur, Tatkare met activists of the Chhava Sanghatna at their office. The activists demanded action against Suraj Chavan.Open in app Chaos by Chhava Organization in #Latur; Cards Thrown in Front of Sunil Tatkare#Protesting against the #Agriculture Minister, Chhava activists created a ruckus at the #LaturGovernment Guest House; clash broke out with NCP workers, police intervened to restore order.#Latur#NCPpic.twitter.com/Ua92fgOVn2 Tatkare condemned the incident. He said, “The NCP has always stood for peace. The incident in Latur is condemnable. I understand the feelings of Chhava Sanghatna workers. Even though they threw playing cards at me, I stayed calm and thanked them.” During his visit to Tuljapur, Tatkare met activists of the Chhava Sanghatna at their office. The activists demanded action against Suraj Chavan. FOLLOW US : Copyright ©2025 Lokmat Media Pvt Ltd</w:t>
+        <w:t xml:space="preserve"> https://www.freepressjournal.in/mumbai/dahi-handi-2025-maharashtra-cm-devendra-fadnavis-dcm-eknath-shinde-attend-celebrations-in-mumbai-thane</w:t>
+      </w:r>
+    </w:p>
+    <w:p>
+      <w:pPr>
+        <w:pStyle w:val="Normal"/>
+      </w:pPr>
+      <w:r>
+        <w:rPr/>
+        <w:t>Content: Mumbai: Maharashtra Chief Minister Devendra Fadnavis attended multiple Dahi Handi celebrations across Mumbai and Thane on the occasion of Krishna Janmashtami 2025 on Saturday. He was joined by Deputy Chief Minister Eknath Shinde at several key events. In Thane, both leaders were present at the grand Dahi Handi organised by the Tembhi Naka Mitra Mandal, which drew thousands of enthusiastic Govindas. CM Fadnavis also reached Vartak Nagar for the celebrations organised by Minister Pratap Sarnaik. ठाण्याची हंडी...मानाची हंडी...दिघे साहेबांची ऐतिहासिक हंडी!🪈 Celebrated 'DahiHandi Utsav 2025' with thousands of Govindas at Tembhi Naka, Thane, organised by Tembhi Naka Mitra Mandal.🪈 हजारो उत्साहवर्धक गोविंदांसमवेत टेंभी नाका मित्र मंडळाद्वारे आयोजित टेंभी नाका, ठाणे… pic.twitter.com/MHvQbhk0KN गोविंदा आला रे आला...🪈 Celebrated 'DahiHandi Utsav 2025' with enthusiastic Govindas organised by Kapil Patil Foundation, Samanvay Yuva Pratishthan and Sanskar Pratishthan at Chhatrapati Shivaji Maharaj Chowk, Bhiwandi.🪈 कपिल पाटील फाऊंडेशन, समन्वय युवा प्रतिष्ठान व संस्कार… pic.twitter.com/h7GVUfKSYF संस्कृती महाराष्ट्राची, हंडी ठाण्याची, हंडी अभिमानाची!🪈 Celebrated ‘Gokul Handi 2025’ with enthusiastic Govindas organised by Sharda Sankalp Pratishthan at Gokulnagar, Thane.🪈 उत्साहवर्धक गोविंदांसमवेत शारदा संकल्प प्रतिष्ठानद्वारे गोकुळनगर, ठाणे येथे आयोजित 'गोकुळ हंडी… pic.twitter.com/vK8ciCnMu4 Other notable events attended or highlighted included: Chhatrapati Shivaji Maharaj Chowk, Bhiwandi: DahiHandi Utsav 2025 organised by Kapil Patil Foundation, Samanvay Yuva Pratishthan, and Sanskar Pratishthan. Gokulnagar, Thane: Gokul Handi 2025 was celebrated with vibrant participation, organised by Sharda Sankalp Pratishthan. Sankalp Chowk, Thane: Celebrated DahiHandi Utsav 2025 with enthusiastic Govindas, organised by Sankalp Pratishthan. Jambori Maidan, Worli: Parivartan Dahi Handi Utsav 2025 organised by Adv. Santosh Pandey, marked by energetic performances and large public turnout. संकल्प नवी उंची गाठण्याचा.... 🪈Celebrated 'DahiHandi Utsav 2025' with enthusiastic Govindas organised by Sankalp Pratishthan at Sankalp Chowk, Thane.🪈 संकल्प प्रतिष्ठानतर्फे संकल्प चौक, ठाणे येथे आयोजित 'दहीहंडी उत्सव 2025' गोविंदांसह मोठ्या उत्साहात साजरा केला.🪈 संकल्प… pic.twitter.com/fbp2lVJjaE Let us know! 👂What type of content would you like to see from us this year? The Chief Minister praised the spirit of the youth and the cultural significance of Dahi Handi, while also extending greetings on Krishna Janmashtami. These events reflected the vibrant and festive mood across Maharashtra, showcasing unity, tradition, and devotion through the Govinda pyramids. Mumbai's Kokan Nagar Govinda Breaks World Record With 10 Thar Human Pyramid, Earns ₹25 Lakh Cash Prize Dahi Handi celebrations in Mumbai reached new heights this year—literally. While the spotlight usually shines on the renowned Jai Jawan Govinda Pathak, it was Jogeshwari-based Konkan Nagar Govinda Pathak that stole the show by making history with a never-before-seen 10-tier human pyramid, leaving Mumbaikars in awe. Starting early Saturday, Govinda squads from across Mumbai and Thane gathered to push their limits. But it was Konkan Nagar who emerged victorious in the afternoon, successfully forming a ten-level pyramid and securing a cash prize of Rs 25 lakh.</w:t>
       </w:r>
     </w:p>
     <w:p>
@@ -3011,16 +3440,16 @@
       </w:pPr>
       <w:r>
         <w:rPr/>
-        <w:t>Article 78</w:t>
-      </w:r>
-    </w:p>
-    <w:p>
-      <w:pPr>
-        <w:pStyle w:val="Normal"/>
-      </w:pPr>
-      <w:r>
-        <w:rPr/>
-        <w:t>Title: Online Gaming Ban: Maharashtra CM Devendra Fadnavis Mulls Shutdown Of Online Gaming Due To Rise In Suicide, Scams, And Crimes</w:t>
+        <w:t>Article 89</w:t>
+      </w:r>
+    </w:p>
+    <w:p>
+      <w:pPr>
+        <w:pStyle w:val="Normal"/>
+      </w:pPr>
+      <w:r>
+        <w:rPr/>
+        <w:t>Title: "Government Not Interested In Regulating People’s Food Choices": CM Devendra Fadnavis on Independence Day Meat Ban Row</w:t>
       </w:r>
     </w:p>
     <w:p>
@@ -3032,16 +3461,16 @@
         <w:t xml:space="preserve">URL: </w:t>
       </w:r>
       <w:r>
-        <w:t xml:space="preserve"> https://www.freepressjournal.in/tech/online-gaming-ban-maharashtra-cm-devendra-fadnavis-mulls-shutdown-in-state-due-to-rise-in-suicide-scams-and-crimes</w:t>
-      </w:r>
-    </w:p>
-    <w:p>
-      <w:pPr>
-        <w:pStyle w:val="Normal"/>
-      </w:pPr>
-      <w:r>
-        <w:rPr/>
-        <w:t>Content: Maharashtra Chief Minister Devendra Fadnavis is calling for a complete ban on online gaming within the state, citing alarming spikes in addiction, financial ruin, crimes, and suicides linked to real-money gaming. Fadnavis confirmed to the assembly that he has written to Union IT Minister Ashwini Vaishnaw and is working closely with the Centre, stressing that current IT rules are insufficient to curb harm. In the Assembly, Fadnavis said that he has written to the Centre, urging it to regulate or ban online real money gaming. “The Centre has jurisdiction over online gaming regulation because the majority of these platforms are hosted outside of India. We are committed to working closely with the Union government to combat this growing threat,” he was quoted as saying in reports. In recent years, online gaming has spawned a web of distressing cases. In one gut-wrenching example, a man in Dharashiv allegedly sold his land, poisoned his pregnant wife and 2-year-old, and then took his own life after falling into crippling losses from online rummy. Another tragedy from Pimpri‑Chinchwad involved a 16‑year‑old boy who leapt from a 14th‑floor balcony after succumbing to gambling addiction. Cyber fraud tied to gaming is also soaring. In Mohali, police uncovered an Rs. 18 crore online-gaming fraud syndicate that entrapped people through fake WhatsApp pitches, with eight arrested . In Mumbai’s Navi Mumbai, a businessman lost Rs. 2.74 crore to online betting over two years—prompting a police FIR. Fadnavis warned that unchecked gaming platforms are “a new-age addiction” fuelling mental health crises and criminal activity, calling for a crackdown on celebrity endorsements that glamourise gambling With nearly 97 illegal betting cases since 2023—including dozens in Mumbai—the state’s cyber police have intensified searches, training 3,000 officers, opening 50 cyber labs, and launching helpline services 1945/1930, though admits only central legislation can truly shut down offshore platforms.</w:t>
+        <w:t xml:space="preserve"> https://www.lokmattimes.com/maharashtra/government-not-interested-in-regulating-peoples-food-choices-cm-devendra-fadnavis-on-independence-day-meat-ban-row-a507/</w:t>
+      </w:r>
+    </w:p>
+    <w:p>
+      <w:pPr>
+        <w:pStyle w:val="Normal"/>
+      </w:pPr>
+      <w:r>
+        <w:rPr/>
+        <w:t>Content: Marathi | Hindi FOLLOW US : City By Lokmat Times Desk | Updated: August 13, 2025 21:47 IST2025-08-13T21:16:34+5:302025-08-13T21:47:03+5:30 Mumbai: Maharashtra Chief Minister Devendra Fadnavis on Wednesday called the controversy over the closure of abattoirs and meat shops on Independence Day “unnecessary.” He said the state government has no interest in regulating what people eat. Fadnavis said he was unaware of a 37-year-old government resolution allowing municipal corporations to close slaughterhouses on certain days, including August 15. He said municipal corporations make such decisions independently. The Chief Minister added that similar orders were also issued during Shiv Sena (UBT) leader Uddhav Thackeray’s tenure as chief minister. “The state government is not interested in (knowing) who eats what. We have many other issues to address,” Fadnavis told reporters here. “Some people even went ahead and called vegetarian people as impotent. This nonsense should stop at once,” he said. “The state never took such a decision. A government resolution (GR) was issued in August 1988. Municipal corporations take such decisions (ordering closure of slaughterhouses) on their own. Even I was not aware of such a GR existing for such a long period.” “I also learned about it (GR) through the media. Similar decisions were taken when (Shiv Sena UBT leader) Uddhav Thackeray was chief minister of Maharashtra (November 2019-June 22),” he opined. Shiv Sena (UBT) MLA Aaditya Thackeray criticised the Kalyan-Dombivli Municipal Corporation order, saying citizens have the right to eat non-vegetarian food. He said the closure is neither a matter of religion nor of national interest and called for the suspension of the municipal commissioner. Deputy Chief Minister Ajit Pawar criticised the closures, saying such bans are generally imposed only for religious occasions like Ashadhi Ekadashi, Mahashivratri and Mahavir Jayanti. He said imposing the ban on national holidays such as Maharashtra Day, Independence Day and Republic Day is difficult because major cities are home to people of different religions and castes. In addition to Kalyan-Dombivli, the Chhatrapati Sambhajinagar Municipal Corporation banned animal slaughter and meat sales on August 15 and 20. Reports also indicate that the Malegaon Municipal Corporation in Nashik district has issued a similar order. (With inputs from agencies) FOLLOW US : Copyright ©2025 Lokmat Media Pvt Ltd</w:t>
       </w:r>
     </w:p>
     <w:p>
@@ -3050,16 +3479,16 @@
       </w:pPr>
       <w:r>
         <w:rPr/>
-        <w:t>Article 79</w:t>
-      </w:r>
-    </w:p>
-    <w:p>
-      <w:pPr>
-        <w:pStyle w:val="Normal"/>
-      </w:pPr>
-      <w:r>
-        <w:rPr/>
-        <w:t>Title: R Madhavan meets Maharashtra CM Devendra Fadnavis</w:t>
+        <w:t>Article 90</w:t>
+      </w:r>
+    </w:p>
+    <w:p>
+      <w:pPr>
+        <w:pStyle w:val="Normal"/>
+      </w:pPr>
+      <w:r>
+        <w:rPr/>
+        <w:t>Title: Mumbai: Devendra Fadnavis attends Independence Day Celebrations #Gallery</w:t>
       </w:r>
     </w:p>
     <w:p>
@@ -3071,16 +3500,16 @@
         <w:t xml:space="preserve">URL: </w:t>
       </w:r>
       <w:r>
-        <w:t xml:space="preserve"> https://www.zoomtventertainment.com/bollywood/r-madhavan-meets-maharashtra-cm-devendra-fadnavis-article-152318542</w:t>
-      </w:r>
-    </w:p>
-    <w:p>
-      <w:pPr>
-        <w:pStyle w:val="Normal"/>
-      </w:pPr>
-      <w:r>
-        <w:rPr/>
-        <w:t>Content: home bollywood Updated Jul 21, 2025, 04:13 PM IST R Madhavan Honoured To Meet Maharashtra CM Devendra Fadnavis, Thanks For Collab Between FTII-MFSCDC. (Credit: Instagram) SSMB 29: Has Mahesh Babu Departed for Tanzania for the Upcoming Schedule of SS Rajamouli's Film? Anurag Kashyap CRITICIZES Vijay Subramaniam Over AI Film Chiranjeevi Hanuman: You Belong in the Gutter Priyanshi Yadav Discusses Difficulties Encountered During Filming of Chakravarti Samrat Prithviraj Chauhan – EXCLUSIVE Dragon: Is Jr NTR's House Set Constructed for an Astonishing Rs 15 Crore? Here's What We Have Learned Ramayana: Amit Sial Cast as Sugriv in Ranbir Kapoor's Mythological Film Directed by Nitesh Tiwari – Report Mumbai Downpour: Hina Khan, Gurmeet Choudhary, Abhinav Shukla Commend Resilience of Locals as City Grinds to a Halt SSMB 29: Priyanka Chopra Arrives in Nairobi to Film Key Sequences for Her Upcoming Project with Mahesh Babu and SS Rajamouli. Mammootty Makes His Comeback to Cinema After Health Concerns; Excited Fans and Politicians Declare 'Our King Mammukka Is Returning' Follow Us : © 2025 Bennett, Coleman &amp; Company Limited</w:t>
+        <w:t xml:space="preserve"> https://www.socialnews.xyz/2025/08/15/mumbai-devendra-fadnavis-attends-independence-day-celebrations-gallery/</w:t>
+      </w:r>
+    </w:p>
+    <w:p>
+      <w:pPr>
+        <w:pStyle w:val="Normal"/>
+      </w:pPr>
+      <w:r>
+        <w:rPr/>
+        <w:t>Content: Home » Gallery » Politics » Mumbai: Devendra Fadnavis attends Independence Day Celebrations #Gallery Posted By: Social News XYZ August 15, 2025 An Indo-American News website. It covers Gossips, Politics, Movies, Technolgy, and Sports News and Photo Galleries and Live Coverage of Events via Youtube. The website is established in 2015 and is owned by AGK FIRE INC. Copyright 2025 | AGK FIRE INC| Terms of Service / Privacy Policy | Contact Us</w:t>
       </w:r>
     </w:p>
     <w:p>
@@ -3089,16 +3518,16 @@
       </w:pPr>
       <w:r>
         <w:rPr/>
-        <w:t>Article 80</w:t>
-      </w:r>
-    </w:p>
-    <w:p>
-      <w:pPr>
-        <w:pStyle w:val="Normal"/>
-      </w:pPr>
-      <w:r>
-        <w:rPr/>
-        <w:t>Title: 'Opposition Can’t Compete On Development, So Spreads Lies Before Every Election': Maharashtra CM Devendra Fadnavis</w:t>
+        <w:t>Article 91</w:t>
+      </w:r>
+    </w:p>
+    <w:p>
+      <w:pPr>
+        <w:pStyle w:val="Normal"/>
+      </w:pPr>
+      <w:r>
+        <w:rPr/>
+        <w:t>Title: Maharashtra: Political One-Upmanship On Display As Chief Minister Devendra Fadnavis Attends 14 Dahi Handi Events, Deputy CM Eknath Shinde 20</w:t>
       </w:r>
     </w:p>
     <w:p>
@@ -3110,16 +3539,16 @@
         <w:t xml:space="preserve">URL: </w:t>
       </w:r>
       <w:r>
-        <w:t xml:space="preserve"> https://www.freepressjournal.in/mumbai/opposition-cant-compete-on-development-so-spreads-lies-before-every-election-maharashtra-cm-devendra-fadnavis</w:t>
-      </w:r>
-    </w:p>
-    <w:p>
-      <w:pPr>
-        <w:pStyle w:val="Normal"/>
-      </w:pPr>
-      <w:r>
-        <w:rPr/>
-        <w:t>Content: Wardha: The opposition starts running a campaign of misinformation and false narratives ahead of polls because they cannot compete with the government when it comes to development, Maharashtra Chief Minister Devendra Fadnavis said on Monday. Addressing BJP workers of the state's Vidarbha region here, he also hailed the Maharashtra Special Public Security Bill, while asserting that "99 per cent of opposers have not even read the legislation". "We have changed the face of every city since 2014. We should keep in mind that our opponents cannot compete with us on the issue of development. They cannot compete with the development initiated by Prime Minister Narendra Modi. Hence, they carry out a misinformation campaign and create false narratives every day," Fadnavis said. The opposition does not want to discuss issues related to development because these parties know citizens will then ask them what they did when they were in power, the CM added. मोदीजींनी देशाला विकासाची जी गती आणि उंची मिळवून दिली आहे त्याच्याशी विरोधक स्पर्धा करूच शकत नाहीत. कारण तेवढी क्षमता त्यांच्यात नाही. म्हणून ते लोकांना चुकीची माहिती देऊन अफवा पसरवतात आणि लोकांची दिशाभूल करण्याचा प्रयत्न करतात.@Dev_Fadnavis pic.twitter.com/cduujLR9oI Citing the example of the Maharashtra Special Public Security Bill, he said the opposition is creating a false narrative that it is unconstitutional and meant to supress the voices of people. "The government had formed a committee with regards to the Bill, which included leaders from all parties. The Bill was unanimously passed in the legislature after discussions. However, some of them (opposition) got injections from the high command and some parrots started speaking against the Bill," he said. The Bill has been brought in to take action against "urban Naxals" and those who plan to spread anarchy and instigate people against the Constitution, Fadnavis said. "Urban Naxals made Maharashtra their centre after they were banned in states where such bills were introduced. I can vouch that 99 per cent of those speaking against the Bill have not even read it. But these persons are trying to create a false narrative. They will continue to come up with such narratives ahead of (local body) polls," he said. During the Lok Sabha elections, the opposition said the BJP wanted to change the Constitution, but they failed to create such misinformation during the November assembly polls (which the BJP-led Mahayuti won comprehensively), he said. "Since they do not want discussions on development, they will bring narrative of language, caste etc. In the next two months they will bring narratives which have no connection to the progress of people," Fadnavis asserted. (Except for the headline, this article has not been edited by FPJ's editorial team and is auto-generated from an agency feed.)</w:t>
+        <w:t xml:space="preserve"> https://www.freepressjournal.in/mumbai/maharashtra-political-one-upmanship-on-display-as-chief-minister-devendra-fadnavis-attends-14-dahi-handi-events-deputy-cm-eknath-shinde-20</w:t>
+      </w:r>
+    </w:p>
+    <w:p>
+      <w:pPr>
+        <w:pStyle w:val="Normal"/>
+      </w:pPr>
+      <w:r>
+        <w:rPr/>
+        <w:t>Content: Mumbai: Dahi Handi may be billed as a cultural event, but in Mumbai’s political calendar it has become a gladiatorial arena where leaders clamber to the top almost as frenetically as the govindas themselves. Dahi Handi Events Attended By Maharashtra CM Devendra Fadnavis On Saturday, Chief Minister Devendra Fadnavis attended no fewer than 14 handis while his deputy, Eknath Shinde, bested him with a score touching 20. Of the CM’s 14 engagements, seven were in Thane and adjoining areas—Shinde’s traditional bastion—underlining the BJP’s ambition to consolidate its own footprint there, regardless of its alliance arithmetic with the Shinde-led Shiv Sena. सनातन चेतनेची कास धरत खर्‍या विकासाची व्याख्या सांगणारा उत्सव! दहीहंडी उत्सव,भारतीय संस्कृतीला सनातन ठेवणाऱ्या मूळतत्त्वांना कर्मयोगाच्या माध्यमातून जनमाणसात रुजवणारा हा सण आहे. भगवान श्रीकृष्णाने एकतेचे सामर्थ्य अधोरेखित करत लोण्याच्या प्रतिकात्मक रूपातून साधनांच्या न्याय्य… pic.twitter.com/bWvAYYOtj0 At Worli’s Parivartan Dahi Handi, organised by BJP leader Santosh Pande inside Aaditya Thackeray’s assembly turf, Fadnavis couldn’t resist lobbing a pot-shot at the Shiv Sena (UBT). “We have broken the handi of sins of those who looted the BMC,” he declared, promising that the BJP-led Mahayuti was ushering in a “handi of development.” The dig is significant with elections to the BMC and several other civic bodies looming. Flanked by Mumbai BJP president and Cultural Affairs Minister Ashish Shelar, the CM signalled that the ruling combine was ready to storm the nation’s richest civic body. Fadnavis’s remarks came in the backdrop of Sena (UBT) MP Sanjay Raut’s claim that his party and Raj Thackeray’s Maharashtra Navnirman Sena would fight civic polls together. The CM, however, sought to paint the Uddhav camp as mired in corruption, a theme the BJP hopes will resonate with voters tired of decades of Sena dominance in the corporation. Ever since the Shinde-Fadnavis government came to power in 2022, Dahi Handi has received a political facelift. It was promptly accorded “adventure sport” status, with the state underwriting insurance for one lakh govindas who risk life and limb to smash the dangling pots of curd and cash. This year’s cover is being marketed as proof that the alliance cares as much for the men forming human pyramids as for the voters they symbolise. At Thane’s Tembhi Naka Mitra Mandal, Fadnavis turned effusive, hailing Shinde as the “true Shiv Sainik of Balasaheb Thackeray” and heir to the late Anand Dighe’s legacy. But the subtext was unmistakable: while the govindas climbed upward, the BJP too is scrambling to reach the political summit of Mumbai’s civic citadel.</w:t>
       </w:r>
     </w:p>
     <w:p>
@@ -3128,16 +3557,16 @@
       </w:pPr>
       <w:r>
         <w:rPr/>
-        <w:t>Article 81</w:t>
-      </w:r>
-    </w:p>
-    <w:p>
-      <w:pPr>
-        <w:pStyle w:val="Normal"/>
-      </w:pPr>
-      <w:r>
-        <w:rPr/>
-        <w:t>Title: 'They Don't Have Courage To Debate': Maha CM Devendra Fadnavis Lashes Out At Opposition For Creating Ruckus In Parliament</w:t>
+        <w:t>Article 92</w:t>
+      </w:r>
+    </w:p>
+    <w:p>
+      <w:pPr>
+        <w:pStyle w:val="Normal"/>
+      </w:pPr>
+      <w:r>
+        <w:rPr/>
+        <w:t>Title: Video: Dhule Woman Paints Maharashtra CM Devendra Fadnavis's Sketch With Her Own Blood</w:t>
       </w:r>
     </w:p>
     <w:p>
@@ -3149,16 +3578,16 @@
         <w:t xml:space="preserve">URL: </w:t>
       </w:r>
       <w:r>
-        <w:t xml:space="preserve"> https://www.freepressjournal.in/india/they-dont-have-courage-to-debate-maha-cm-devendra-fadnavis-lashes-out-at-opposition-for-creating-ruckus-in-parliament</w:t>
-      </w:r>
-    </w:p>
-    <w:p>
-      <w:pPr>
-        <w:pStyle w:val="Normal"/>
-      </w:pPr>
-      <w:r>
-        <w:rPr/>
-        <w:t>Content: Maharashtra Chief Minister Devendra Fadnavis lashed out at Opposition parties, alleging they don't want discussion on Operation Sindoor because the truth will come out and their false narrative will collapse. Speaking to media in Wardha, Fadnavis said, "The opposition doesn't want to talk about Operation Sindoor because they know that if a discussion takes place, the truth will come out—how our brave soldiers and armed forces have globally demonstrated their capabilities and compelled Pakistan to kneel. Their false narrative will collapse." Let us know! 👂What type of content would you like to see from us this year? "There is a war tactic called 'shoot and scoot'—fire and run. That's exactly what they do—they fire lies and then run away. They don't have the courage to debate," he added. Here, the Maharashtra Chief Minister criticised senior Congress leader P Chidambaram for his remarks saying "There is no proof Pahalgam terrorists came from Pakistan." Let us know! 👂What type of content would you like to see from us this year? Fadnavis said, "I'm not surprised at all. These are the same people who earlier raised questions about the air strike and the surgical strike. Due to such tendencies, the public has now questioned them in return. The problem is their mindset, and nothing can be done about such a mentality.</w:t>
+        <w:t xml:space="preserve"> https://www.freepressjournal.in/pune/video-dhule-woman-paints-maharashtra-cm-devendra-fadnaviss-sketch-with-her-own-blood</w:t>
+      </w:r>
+    </w:p>
+    <w:p>
+      <w:pPr>
+        <w:pStyle w:val="Normal"/>
+      </w:pPr>
+      <w:r>
+        <w:rPr/>
+        <w:t>Content: Dhule: A Bharatiya Janata Party (BJP) woman worker has painted a sketch of Maharashtra Chief Minister Devendra Fadnavis. BJP's Maharashtra Social Media handle has uploaded a video about it. The name of the woman is Sneha Ahirrao. Let us know! 👂What type of content would you like to see from us this year? In the video, it can be seen that the woman is pulling her blood out with a syringe. Then the blood is used to paint CM Fadnavis’ sketch drawn with pencil. The sketch features Fadnavis wearing a 'Feta' (Maharashtrian turban). The sketch reads 'Ladkya Bahinincha Ladka Bhau... Deva Bhau' which translates to beloved sisters' beloved brother... Deva Bhau. CM Fadnavis, a three-time Maharashtra Chief Minister, was one of the key leaders along with then CM Eknath Shinde and Deputy CM Ajit Pawar to introduce the Maharashtra Mukhyamantri Majhi Ladki Bahin Yojana. The Maharashtra government gave a green signal to the Mukhyamantri Majhi Ladki Bahin Yojana on 28 June 2024. Under this scheme, women in the state will get ₹1,500 every month. The idea is to help them become financially independent. It also hopes to support better health and nutrition. Most importantly, the scheme recognises the important role women play in their families. Since then, Devendra Fadnavis became CM, and his party workers fondly call him Deva Bhau, their beloved brother. Let us know! 👂What type of content would you like to see from us this year? CM Devendra Fadnavis reposted the X post by BJP Maharashtra, thanking the woman. He said that MLA Anup Agarwal told him about it. He wrote, "MLA Anup Bhaiya informed me that you drew my portrait using your own blood. I sincerely thank you for this loving gesture. This bond of affection is truly precious to me. Still, I would request that you not take such a painful step. Your love and blessings are the greatest strength for me. Your blood is invaluable, so please take care of yourself from now on. Once again, thank you."</w:t>
       </w:r>
     </w:p>
     <w:p>
@@ -3167,16 +3596,16 @@
       </w:pPr>
       <w:r>
         <w:rPr/>
-        <w:t>Article 82</w:t>
-      </w:r>
-    </w:p>
-    <w:p>
-      <w:pPr>
-        <w:pStyle w:val="Normal"/>
-      </w:pPr>
-      <w:r>
-        <w:rPr/>
-        <w:t>Title: ‘Establish BJP’s Dominance At Every Level’: CM Devendra Fadnavis Slams Opposition’s ‘Misinformation Campaign’ Ahead Of Local Body Polls; VIDEO</w:t>
+        <w:t>Article 93</w:t>
+      </w:r>
+    </w:p>
+    <w:p>
+      <w:pPr>
+        <w:pStyle w:val="Normal"/>
+      </w:pPr>
+      <w:r>
+        <w:rPr/>
+        <w:t>Title: Maharashtra CM Devendra Fadnavis, Singapore DPM Gan Kim Yong Attend Green &amp; Digital Maritime Corridor Dialogue At JNPA</w:t>
       </w:r>
     </w:p>
     <w:p>
@@ -3188,16 +3617,16 @@
         <w:t xml:space="preserve">URL: </w:t>
       </w:r>
       <w:r>
-        <w:t xml:space="preserve"> https://www.freepressjournal.in/mumbai/establish-bjps-dominance-at-every-level-cm-devendra-fadnavis-slams-oppositions-misinformation-campaign-ahead-of-local-body-polls-video</w:t>
-      </w:r>
-    </w:p>
-    <w:p>
-      <w:pPr>
-        <w:pStyle w:val="Normal"/>
-      </w:pPr>
-      <w:r>
-        <w:rPr/>
-        <w:t>Content: Mumbai: Maharashtra Chief Minister Devendra Fadnavis, while addressing BJP workers at a rally in Wardha on Monday, laid out a detailed strategy for the upcoming local body elections and strongly criticized the opposition for running what he called a “misinformation campaign” due to their inability to match the BJP’s development record. LIVE | 🪷 विदर्भ भाजपा बैठक 🕧 दु. १२.४४ वा. | २८-०७-२०२५📍वर्धा.@BJP4Maharashtra#Maharashtra #Wardha #BJP https://t.co/ZhfbnLW6Qz Grassroots Dominance Stressed Fadnavis confirmed that the Mahayuti alliance—which includes the BJP and its allies—will contest the upcoming local body elections together. However, he emphasized that BJP workers must ensure the party’s "undisputed dominance" is visible at the grassroots level. “We will contest the Zilla Parishad, Nagar Palika, and possibly the Municipal Corporation elections as part of the Mahayuti. Local-level decisions will be decentralized, and wherever issues arise, party workers must consult with leadership,” Fadnavis said. 🕜 1.36pm | 28-7-2025📍Wardha.LIVE | Media Interaction#Maharashtra #Wardha https://t.co/JkGl0CaZMN No Criticism of Alliance Partners He instructed party workers not to criticize alliance partners even in constituencies where seat-sharing is not possible, stressing unity across the alliance. “In 2017, despite being in government with us, Uddhav Thackeray would target us daily. We must not repeat that mistake. Where Mahayuti is not possible, contest in a friendly manner. But remember—our goal is to establish the BJP’s dominance at every level,” he asserted. Call for Unity Within BJP The Chief Minister also addressed internal disputes within the party, calling on leaders and cadres to put aside differences ahead of the elections. “There are minor disputes in some districts—these are not serious. BJP is a family. Just as brothers sometimes argue, these things happen. But before elections, we must sit together and resolve everything. Many parties collapsed because internal fighting weakened them. We must not let that happen to us,” he warned. Fadnavis issued a clear message: anyone trying to sabotage the party from within would be dealt with firmly. “If someone tries to drag the party down, the party will drag them down instead,” he said. Opposition Accused of Spreading Misinformation The CM reserved sharp criticism for the opposition, accusing them of being unable to counter the government’s development agenda and resorting instead to spreading lies and negativity. “The opposition cannot challenge us on development. They know that, which is why they create false narratives. This was their strategy even during the assembly elections. But we reached the people with our work and vision, and they trusted us,” Fadnavis said. Defends Public Security Bill Referring to the Maharashtra Special Public Security Bill, he defended the legislation while alleging that most opposition leaders hadn’t even read it. “Ninety-nine per cent of those opposing the Bill have not even read it. They falsely claim it is unconstitutional or meant to suppress dissent. It’s nothing but political fear-mongering,” he added.</w:t>
+        <w:t xml:space="preserve"> https://www.freepressjournal.in/mumbai/cm-devendra-fadnavis-singapore-dpm-gan-kim-yong-attend-green-digital-maritime-corridor-dialogue-at-jnpa</w:t>
+      </w:r>
+    </w:p>
+    <w:p>
+      <w:pPr>
+        <w:pStyle w:val="Normal"/>
+      </w:pPr>
+      <w:r>
+        <w:rPr/>
+        <w:t>Content: Mumbai: Maharashtra Chief Minister Devendra Fadnavis and Singapore’s Deputy Prime Minister Gan Kim Yong participated in a dialogue on the Green and Digital Maritime Corridor held at JNPA as part of India Maritime Week on Tuesday. CM Devendra Fadnavis, with Gan Kim Yong, Deputy Prime Minister of Singapore and Jeffrey Siow, Minister of Transport for Singapore, presided over the MoU signing and exchange ceremony between the Government of Maharashtra and Mapletree Investments Pte Ltd., Singapore, at JNPA, Uran. The signing marks a major step towards international collaboration, paving the way for an investment of Rs 3000 crore and the creation of 5000 direct employment opportunities across Mumbai, Pune, Nagpur, and other industrial precincts in Maharashtra. 🤝CM Devendra Fadnavis along with Gan Kim Yong, Deputy Prime Minister of Singapore and Jeffrey Siow, Minister of Transport for Singapore, presided over the MoU signing and exchange between the Government of Maharashtra and Mapletree Investments Pte Ltd., Singapore, at JNPA, Uran,… pic.twitter.com/5xQRJbeNos It was an absolute honour to welcome HE Gan Kim Yong, Deputy Prime Minister and Minister for Trade and Industry of Singapore and Mr Jeffrey Siow, Minister of Transport for Singapore at JNPA, Uran.Maharashtra and Singapore continues to strengthen cooperation to develop port… pic.twitter.com/8spXPfvVRE In an X post shared by the Maharashtra CM Devendra Fadnavis, he wrote: "It was an absolute honour to welcome HE Gan Kim Yong, Deputy Prime Minister and Minister for Trade and Industry of Singapore and Mr Jeffrey Siow, Minister of Transport for Singapore, at JNPA, Uran." He further added, "Maharashtra and Singapore continue to strengthen cooperation to develop port facilities, boost trade and deepen economic ties for mutual growth and opportunity." He also added that this strategic partnership will drive the development of Logistics &amp; Warehousing Parks, Industrial Parks and Data Centres. 🔸CM Devendra Fadnavis, along with Gan Kim Yong, Deputy Prime Minister of Singapore and Jeffrey Siow, Minister of Transport for Singapore, reviewed and inspected the soon to be inaugurated Phase 2 of PSA's newly constructed Bharat Mumbai Container Terminal (BMCT) at JNPA, Uran.… pic.twitter.com/UtEh9P2JOr 🔸CM Devendra Fadnavis, along with Gan Kim Yong, Deputy Prime Minister of Singapore and Jeffrey Siow, Minister of Transport for Singapore at the Leaders' Dialogue on Green and Digital Maritime Corridors.🔸मुख्यमंत्री देवेंद्र फडणवीस यांची सिंगापूरचे उपपंतप्रधान गन किम योंग आणि… pic.twitter.com/gLovRgkfdb In addition, the Maharashtra CM Devendra Fadnavis mentioned that, "along with Gan Kim Yong, Deputy Prime Minister of Singapore and Jeffrey Siow, Minister of Transport for Singapore, reviewed and inspected the soon-to-be inaugurated Phase 2 of PSA's newly constructed Bharat Mumbai Container Terminal (BMCT) at JNPA, Uran." Maharashtra Cabinet Approves 15,000 Police Posts, Ration Margin Hike, Airfare Subsidy, and Loan Reform Measures In another news story from Maharashtra, the Maharashtra Cabinet, led by Chief Minister Devendra Fadnavis, has approved four key decisions impacting law enforcement, public distribution, air travel, and social welfare schemes. 15,000 New Vacancies to Be Filled in Maharashtra Police Force The state government has decided to fill approximately 15,000 vacant posts in the Maharashtra Police Department. This includes positions that were left vacant in 2024, as well as those expected to become vacant in 2025.</w:t>
       </w:r>
     </w:p>
     <w:p>
@@ -3206,16 +3635,16 @@
       </w:pPr>
       <w:r>
         <w:rPr/>
-        <w:t>Article 83</w:t>
-      </w:r>
-    </w:p>
-    <w:p>
-      <w:pPr>
-        <w:pStyle w:val="Normal"/>
-      </w:pPr>
-      <w:r>
-        <w:rPr/>
-        <w:t>Title: Pune: Food Distribution And Book Donation Drive Held In Wanawadi To Celebrate Devendra Fadnavis’s Birthday</w:t>
+        <w:t>Article 94</w:t>
+      </w:r>
+    </w:p>
+    <w:p>
+      <w:pPr>
+        <w:pStyle w:val="Normal"/>
+      </w:pPr>
+      <w:r>
+        <w:rPr/>
+        <w:t>Title: Mumbai: Devendra Fadnavis Attends Leaders’ Dialogue on Green and Digital Maritime Corridors #Gallery</w:t>
       </w:r>
     </w:p>
     <w:p>
@@ -3227,16 +3656,16 @@
         <w:t xml:space="preserve">URL: </w:t>
       </w:r>
       <w:r>
-        <w:t xml:space="preserve"> https://www.mypunepulse.com/pune-food-distribution-and-book-donation-drive-held-in-wanawadi-to-celebrate-devendra-fadnaviss-birthday/</w:t>
-      </w:r>
-    </w:p>
-    <w:p>
-      <w:pPr>
-        <w:pStyle w:val="Normal"/>
-      </w:pPr>
-      <w:r>
-        <w:rPr/>
-        <w:t>Content: PUNE PULSE Trusted-Connected-Targeted PUNE PULSE Pune: Food Distribution And Book Donation Drive Held In Wanawadi To Celebrate Devendra Fadnavis’s Birthday Pune, July 22, 2025: To celebrate the birthday of Maharashtra’s beloved Chief Minister, Shri Devendra Fadnavis, a food distribution and book donation program was organised at the Divyang Kalyankari Shikshan Sanstha in Wanwadi, Pune. Responding to CM Fadnavis’s appeal to avoid unnecessary celebrations and instead undertake socially beneficial initiatives, this program focused on supporting differently-abled children. During the event, nutritious snacks were distributed to the students, followed by the donation of educational books. The smiles on the faces of the children brought immense joy and satisfaction to all present. The program witnessed the presence of several dignitaries, including BJP Pune City General Secretary Mahesh Punde, Sameer Shendkar, Madanrao Shinde, Prakash Kate, Rajendra Bibve, Praveen Jagtap, Laxman Lonkar, Nitin Lonkar, Sanjay Wanjale, Bharat Shendkar, Praveen Lohokare, Raju Adgale, Prashant Srivastava, Sanjana Sharma, Omkar Kubasde, Yash Ahirkar, and many others who extended their support to the initiative. The event was organised by Akshay Madanrao Shinde, BJP General Secretary, Hadapsar Assembly. By combining celebration with service, the initiative stood as a testament to community spirit and the commitment to uplifting underprivileged sections of society.</w:t>
+        <w:t xml:space="preserve"> https://www.socialnews.xyz/2025/08/12/mumbai-devendra-fadnavis-attends-leaders-dialogue-on-green-and-digital-maritime-corridors-gallery/</w:t>
+      </w:r>
+    </w:p>
+    <w:p>
+      <w:pPr>
+        <w:pStyle w:val="Normal"/>
+      </w:pPr>
+      <w:r>
+        <w:rPr/>
+        <w:t>Content: Home » Gallery » Other » Mumbai: Devendra Fadnavis Attends Leaders’ Dialogue on Green and Digital Maritime Corridors #Gallery Posted By: Social News XYZ August 12, 2025 Mumbai: Maharashtra Chief Minister Devendra Fadnavis with Singapore’s Deputy Prime Minister Gan Kim Yong and Minister of Transport Jeffrey Siow during the Leaders’ Dialogue on Green and Digital Maritime Corridors, in Mumbai on Tuesday, August 12, 2025. (Photo: IANS/Maharashtra CMO) Mumbai: Maharashtra Chief Minister Devendra Fadnavis lights a ceremonial lamp as Singapore’s Deputy Prime Minister Gan Kim Yong looks on during the Leaders’ Dialogue on Green and Digital Maritime Corridors, in Mumbai on Tuesday, August 12, 2025. (Photo: IANS/Maharashtra CMO) An Indo-American News website. It covers Gossips, Politics, Movies, Technolgy, and Sports News and Photo Galleries and Live Coverage of Events via Youtube. The website is established in 2015 and is owned by AGK FIRE INC. Copyright 2025 | AGK FIRE INC| Terms of Service / Privacy Policy | Contact Us</w:t>
       </w:r>
     </w:p>
     <w:p>
@@ -3245,16 +3674,16 @@
       </w:pPr>
       <w:r>
         <w:rPr/>
-        <w:t>Article 84</w:t>
-      </w:r>
-    </w:p>
-    <w:p>
-      <w:pPr>
-        <w:pStyle w:val="Normal"/>
-      </w:pPr>
-      <w:r>
-        <w:rPr/>
-        <w:t>Title: Pune Rave Party Raid: Devendra Fadnavis Says Crime Committed After Eknath Khadse's Son-in-Law Arrested</w:t>
+        <w:t>Article 95</w:t>
+      </w:r>
+    </w:p>
+    <w:p>
+      <w:pPr>
+        <w:pStyle w:val="Normal"/>
+      </w:pPr>
+      <w:r>
+        <w:rPr/>
+        <w:t>Title: Work Progressing at a Fast Pace: Maharashtra CM Devendra Fadnavis Confident About Timely Completion of Navi Mumbai Airport</w:t>
       </w:r>
     </w:p>
     <w:p>
@@ -3266,16 +3695,16 @@
         <w:t xml:space="preserve">URL: </w:t>
       </w:r>
       <w:r>
-        <w:t xml:space="preserve"> https://www.lokmattimes.com/maharashtra/pune-rave-party-raid-devendra-fadnavis-says-crime-committed-after-eknath-khadses-son-in-law-arrested-a475/</w:t>
-      </w:r>
-    </w:p>
-    <w:p>
-      <w:pPr>
-        <w:pStyle w:val="Normal"/>
-      </w:pPr>
-      <w:r>
-        <w:rPr/>
-        <w:t>Content: Marathi | Hindi FOLLOW US : City By Lokmat English Desk | Updated: July 27, 2025 21:30 IST2025-07-27T21:30:00+5:302025-07-27T21:30:00+5:30 In a shocking turn of events, Pune police raided a rave party in the upscale Kharadi area, arresting Pranjal Khadse, son-in-law of former minister Eknath Khadse. Chief Minister Devendra Fadnavis said that although it appears that a crime was committed, he will only be able to talk more about it after he receives a proper briefing. Reacting to the arrest, CM Fadnavis said, “Even I saw it only in the media. I've been attending programmes since morning, so I haven't received an actual briefing on it yet. Based on what is being shown in the media, the police have busted a rave party, and some people have been found there. Drugs were reportedly found.” “Once I receive a proper briefing, I will be able to comment on it. Prima facie, it appears that a crime has taken place at that location,” the CM was quoted by ANI as saying. Nagpur, Maharashtra: On NCP (SP) leader Eknath Khadse’s son-in-law's detention at Pune rave party, CM Devendra Fadnavis says, "I have come to know about this matter only through the media, as I have been occupied with various events since morning and haven't had the opportunity… pic.twitter.com/DOz9fqxx0N— IANS (@ians_india) July 27, 2025The police's Crime Branch carried out the raid at the studio apartment located in the upscale Kharadi area of Maharashtra's Pune city based on a tip-off about a rave party, an official told PTI.The raid was conducted around 3.30 am on Sunday and a “drug party” was busted at the studio apartment, Deputy Commissioner of Police (Crime) Nikhil Pingle said at a press conference in Pune. During the raid and subsequent search, police seized 2.7 grams of cocaine-like substance, 70 gm of a ganja-like substance, a hookah pot, various hookah flavours, and liquor, and beer bottles, Pingle said."We have arrested seven individuals, identified as Pranjal Khewalkar, Nikhil Poptani, Sameer Sayyad, Shripad Yadav, Sachin Bhombe, Isha Singh and Prachi Sharma, under relevant sections of the Narcotic Drugs and Psychotropic Substances (NDPS) Act," he said.All the accused were sent for medical examination and their reports are awaited, the official said. Reacting to the raid, Eknath Khadse said it should be probed if there was a political motive behind the police action. Shiv Sena (UBT) deputy leader Sushma Andhare said the raid is a message for those speaking against the government.Open in app Nagpur, Maharashtra: On NCP (SP) leader Eknath Khadse’s son-in-law's detention at Pune rave party, CM Devendra Fadnavis says, "I have come to know about this matter only through the media, as I have been occupied with various events since morning and haven't had the opportunity… pic.twitter.com/DOz9fqxx0N The police's Crime Branch carried out the raid at the studio apartment located in the upscale Kharadi area of Maharashtra's Pune city based on a tip-off about a rave party, an official told PTI.The raid was conducted around 3.30 am on Sunday and a “drug party” was busted at the studio apartment, Deputy Commissioner of Police (Crime) Nikhil Pingle said at a press conference in Pune. During the raid and subsequent search, police seized 2.7 grams of cocaine-like substance, 70 gm of a ganja-like substance, a hookah pot, various hookah flavours, and liquor, and beer bottles, Pingle said. "We have arrested seven individuals, identified as Pranjal Khewalkar, Nikhil Poptani, Sameer Sayyad, Shripad Yadav, Sachin Bhombe, Isha Singh and Prachi Sharma, under relevant sections of the Narcotic Drugs and Psychotropic Substances (NDPS) Act," he said.All the accused were sent for medical examination and their reports are awaited, the official said. Reacting to the raid, Eknath Khadse said it should be probed if there was a political motive behind the police action. Shiv Sena (UBT) deputy leader Sushma Andhare said the raid is a message for those speaking against the government. FOLLOW US : Copyright ©2025 Lokmat Media Pvt Ltd</w:t>
+        <w:t xml:space="preserve"> https://www.lokmattimes.com/navi-mumbai/work-progressing-at-a-fast-pace-maharashtra-cm-devendra-fadnavis-confident-about-timely-completion-of-navi-mumbai-airport-a475/</w:t>
+      </w:r>
+    </w:p>
+    <w:p>
+      <w:pPr>
+        <w:pStyle w:val="Normal"/>
+      </w:pPr>
+      <w:r>
+        <w:rPr/>
+        <w:t>Content: Marathi | Hindi FOLLOW US : City By Lokmat Times Desk | Updated: August 13, 2025 14:58 IST2025-08-13T14:48:50+5:302025-08-13T14:58:02+5:30 Maharashtra Chief Minister Devendra Fadnavis on Tuesday said work on the Navi Mumbai International Airport (NMIA) is progressing at a rapid pace and expressed confidence it will be completed on schedule. Asked by reporters about the impact of 50 percent American tariffs on Indian exports, he informed a preliminary meeting had been held to identify the sectors in Maharashtra that are likely to be affected by the high duties and to explore ways to support them. "We have formed a high-power committee to review the situation in different regions, identify alternative markets, and suggest measures to help affected industries. The recommendations of this committee will be implemented," the CM assured.In a digital-driven economy, data centres are needed to increase efficiency in every sphere and Maharashtra enjoys a leadership position in this segment, he emphasised."Work on the Navi Mumbai International Airport is going on at a fast pace. I feel we will be able to complete it within the planned timeline," Fadnavis said, responding to a query on the likely completion date of the project. The Chief Minister was speaking to the media after inaugurating the Capital Line Data Centre in Navi Mumbai, which he described as the most technologically advanced facility of its kind in India.Highlighting Maharashtra's leadership in the country’s data infrastructure sector, he said 60 percent of India’s total data centre capacity is located in the state."We are living in a digital economy. To increase efficiency in every sphere, we need data centres. Establishing such capabilities in our country is most important. I am proud to say that 60 percent of India's data centre capacity is in Maharashtra," he opined. The new facility features world-class technology and advanced systems to support the growing demands of the digital economy. Fadnavis lauded its completion speed and operational arrangements, calling it a model for future projects. During the event, the state government signed a memorandum of understanding (MoU) worth Rs 20,000 crore with data centre operators for further investment in Maharashtra. FOLLOW US : Copyright ©2025 Lokmat Media Pvt Ltd</w:t>
       </w:r>
     </w:p>
     <w:p>
@@ -3284,16 +3713,16 @@
       </w:pPr>
       <w:r>
         <w:rPr/>
-        <w:t>Article 85</w:t>
-      </w:r>
-    </w:p>
-    <w:p>
-      <w:pPr>
-        <w:pStyle w:val="Normal"/>
-      </w:pPr>
-      <w:r>
-        <w:rPr/>
-        <w:t>Title: Record 102 Job Fairs On Maharashtra CM Devendra Fadnavis' Birthday See 57,000 Registrations, 27,000 Employed In Single Day</w:t>
+        <w:t>Article 96</w:t>
+      </w:r>
+    </w:p>
+    <w:p>
+      <w:pPr>
+        <w:pStyle w:val="Normal"/>
+      </w:pPr>
+      <w:r>
+        <w:rPr/>
+        <w:t>Title: Raigad: Devendra Fadnavis Reviews BMCT Phase 2 with Singapore Leaders #Gallery</w:t>
       </w:r>
     </w:p>
     <w:p>
@@ -3305,16 +3734,16 @@
         <w:t xml:space="preserve">URL: </w:t>
       </w:r>
       <w:r>
-        <w:t xml:space="preserve"> https://www.freepressjournal.in/mumbai/record-102-job-fairs-on-maharashtra-cm-devendra-fadnavis-birthday-see-57000-registrations-27000-employed-in-single-day</w:t>
-      </w:r>
-    </w:p>
-    <w:p>
-      <w:pPr>
-        <w:pStyle w:val="Normal"/>
-      </w:pPr>
-      <w:r>
-        <w:rPr/>
-        <w:t>Content: Mumbai: On the occasion of Chief Minister Shri Devendra Fadnavis ji's birthday, the state-wide Pandit Deendayal Upadhyay Job Fair organized by the Department of Skill, Employment and Entrepreneurship witnessed a record 57,000 youth registering, and 27,000 youth securing employment in a single day. Skill Development Minister Shri Mangal Prabhat Lodha stated that the department undertook this unique initiative so that the youth of the state could make the Chief Minister’s birthday unforgettable, marking a new chapter in their careers. He was speaking at the job fair organized at Sharda Mandir High School, Gamdevi, Mumbai. About The Event This event was jointly organized by the District Skill Development, Employment and Entrepreneurship Guidance Centre, Mumbai City, and Sharda Mandir High School. Over 100 such fairs were held across Maharashtra. Minister Lodha added that the Hon Chief Minister Shri Devendra Fadnavis ji has the vision for development and has taken Maharashtra to new heights, has focused special attention on youth employment. Accordingly, this initiative was conducted. Thousands of dreams of the youth are being fulfilled through these job fairs, setting them on the path to a bright future. Minister Lodha expressed confidence that such initiatives would continue under the Chief Minister’s guidance. Through the Pandit Deendayal Upadhyay Job Fairs organized across Maharashtra, thousands of youth are getting opportunities to work in private as well as government corporations. Employment opportunities are being provided in sectors like industry, information technology, insurance, logistics, management, and services. At the job fair held at Sharda Mandir High School, Gamdevi, Mumbai, a total of 25 establishments participated, including five government corporations. About 500 young men and women registered for this particular fair. While the main objective of these fairs is to facilitate employment, the Skill Development Department is also providing information about government schemes and guidance on self-employment, informed Assistant Commissioner of the Skill Development Department, Shailesh Bhagat. Skill Development Guidance Officers Vidya Shinge and Mukesh Sankhe were also present on the occasion.</w:t>
+        <w:t xml:space="preserve"> https://www.socialnews.xyz/2025/08/12/raigad-devendra-fadnavis-reviews-bmct-phase-2-with-singapore-leaders-gallery/</w:t>
+      </w:r>
+    </w:p>
+    <w:p>
+      <w:pPr>
+        <w:pStyle w:val="Normal"/>
+      </w:pPr>
+      <w:r>
+        <w:rPr/>
+        <w:t>Content: Home » Gallery » Raigad: Devendra Fadnavis Reviews BMCT Phase 2 with Singapore Leaders #Gallery Posted By: Social News XYZ August 12, 2025 An Indo-American News website. It covers Gossips, Politics, Movies, Technolgy, and Sports News and Photo Galleries and Live Coverage of Events via Youtube. The website is established in 2015 and is owned by AGK FIRE INC. Copyright 2025 | AGK FIRE INC| Terms of Service / Privacy Policy | Contact Us</w:t>
       </w:r>
     </w:p>
     <w:p>
@@ -3323,16 +3752,16 @@
       </w:pPr>
       <w:r>
         <w:rPr/>
-        <w:t>Article 86</w:t>
-      </w:r>
-    </w:p>
-    <w:p>
-      <w:pPr>
-        <w:pStyle w:val="Normal"/>
-      </w:pPr>
-      <w:r>
-        <w:rPr/>
-        <w:t>Title: Maharashtra Politics: CM Devendra Fadnavis And Aaditya Thackeray Spotted At Same Hotel, Fueling Alliance Speculation</w:t>
+        <w:t>Article 97</w:t>
+      </w:r>
+    </w:p>
+    <w:p>
+      <w:pPr>
+        <w:pStyle w:val="Normal"/>
+      </w:pPr>
+      <w:r>
+        <w:rPr/>
+        <w:t>Title: Mumbai: BMC Elections Likely Between October And December, Says CM Devendra Fadnavis</w:t>
       </w:r>
     </w:p>
     <w:p>
@@ -3344,16 +3773,16 @@
         <w:t xml:space="preserve">URL: </w:t>
       </w:r>
       <w:r>
-        <w:t xml:space="preserve"> https://www.freepressjournal.in/mumbai/maharashtra-politics-cm-devendra-fadnavis-and-aaditya-thackeray-spotted-at-same-hotel-fueling-alliance-speculation</w:t>
-      </w:r>
-    </w:p>
-    <w:p>
-      <w:pPr>
-        <w:pStyle w:val="Normal"/>
-      </w:pPr>
-      <w:r>
-        <w:rPr/>
-        <w:t>Content: A fresh wave of political speculation has emerged in Maharashtra after reports surfaced that Chief Minister Devendra Fadnavis and Shiv Sena (Thackeray faction) MLA Aaditya Thackeray were seen at the same hotel in Mumbai on Saturday night. According to sources, both leaders were present at the Sofitel Hotel in Mumbai, leading to intense curiosity over possible new political alignments. Just two days earlier, a private meeting between CM Devendra Fadnavis and Shiv Sena (UBT) chief Uddhav Thackeray had raised eyebrows. Now, reports of Aaditya and Fadnavis being at the same venue have further fueled speculation about a potential shift in the state's political equations. Sources clarified that both leaders were attending separate events at the hotel and that there was no formal meeting between them. However, with increasing instances of interaction between the Thackeray family and Fadnavis in recent weeks, political circles are abuzz with theories about future alliances. Speaking to the media, Aaditya Thackeray said he had gone to the hotel for a dinner with friends. “During dinner, I was watching the news about a meeting between the Chief Minister and me. But I feel there’s one person who won’t like such news—he’ll be disappointed and might head to his village,” he remarked, cryptically. Adding to the intrigue, Devendra Fadnavis recently made a direct political overture to Uddhav Thackeray, offering him a place in the ruling alliance. During a session, Fadnavis said: “Uddhavji, there is no scope for us to return to the Opposition benches until 2029. But if you wish to join us, the door is open. We can discuss it in a different way. Your Shiv Sena is still our ally.” This open invitation to rejoin the government caused a stir, considering the strained relations between the BJP and Shiv Sena (UBT) since their split in 2019. In response, Uddhav Thackeray said such matters should be handled with a spirit of cooperation and mutual respect. “Things that happen in the House with friendliness should be taken in the same way,” he remarked, refraining from outright rejection or acceptance of the proposal. Earlier, Uddhav Thackeray and Devendra Fadnavis had met in the office of Legislative Council Chairman Ram Shinde. Addressing the media afterward, Fadnavis downplayed the encounter.</w:t>
+        <w:t xml:space="preserve"> https://www.freepressjournal.in/mumbai/mumbai-bmc-elections-likely-between-october-and-december-says-cm-devendra-fadnavis</w:t>
+      </w:r>
+    </w:p>
+    <w:p>
+      <w:pPr>
+        <w:pStyle w:val="Normal"/>
+      </w:pPr>
+      <w:r>
+        <w:rPr/>
+        <w:t>Content: Maharashtra Chief Minister Devendra Fadnavis has said elections to the Brihanmumbai Municipal Corporation (BMC) are likely to be held in October, November or December, though the final decision will be taken by the Election Commission (EC). Speaking at the Mumbai edition of the CNN-News18 Townhall on Wednesday, Fadnavis stressed that it is the EC, not the state government, that has the authority to set the election date. Election Preparations Already in Motion According to Fadnavis, the EC has already started the groundwork for the polls. “The first step involves forming wards for Zilla Parishads, Nagar Palikas and Mahanagar Palikas, this is almost complete. Once that’s done, the updated voters’ list will be released,” he explained. He said the EC has indicated that holding all local body elections simultaneously would not be feasible, and so voting will take place in three phases: Zilla Parishads first, followed by Nagar Palikas, and finally Mahanagar Palikas. Mahayuti to Contest United Based on this schedule, Fadnavis said he expects the BMC elections to fall between October and December. He also dismissed speculation of any divisions within the Mahayuti alliance, confirming that all partners will contest the polls together. “Eknath Shinde and I are on the same page,” he said. The Mahayuti alliance consists of the Bharatiya Janata Party (BJP), the Ajit Pawar-led Nationalist Congress Party (NCP), and the Eknath Shinde-led Shiv Sena.</w:t>
       </w:r>
     </w:p>
     <w:p>
@@ -3362,16 +3791,16 @@
       </w:pPr>
       <w:r>
         <w:rPr/>
-        <w:t>Article 87</w:t>
-      </w:r>
-    </w:p>
-    <w:p>
-      <w:pPr>
-        <w:pStyle w:val="Normal"/>
-      </w:pPr>
-      <w:r>
-        <w:rPr/>
-        <w:t>Title: Devendra Fadnavis Meets Amit Shah in Delhi; Cabinet Reshuffle Speculation Gathers Steam in Maharashtra</w:t>
+        <w:t>Article 98</w:t>
+      </w:r>
+    </w:p>
+    <w:p>
+      <w:pPr>
+        <w:pStyle w:val="Normal"/>
+      </w:pPr>
+      <w:r>
+        <w:rPr/>
+        <w:t>Title: Mumbai Infrastructure Update: CM Devendra Fadnavis Inaugurates Metro Institute, Santacruz–Chembur Link Road &amp; Coastal Promenade Today</w:t>
       </w:r>
     </w:p>
     <w:p>
@@ -3383,16 +3812,16 @@
         <w:t xml:space="preserve">URL: </w:t>
       </w:r>
       <w:r>
-        <w:t xml:space="preserve"> https://www.freepressjournal.in/mumbai/devendra-fadnavis-meets-amit-shah-in-delhi-cabinet-reshuffle-speculation-gathers-steam-in-maharashtra</w:t>
-      </w:r>
-    </w:p>
-    <w:p>
-      <w:pPr>
-        <w:pStyle w:val="Normal"/>
-      </w:pPr>
-      <w:r>
-        <w:rPr/>
-        <w:t>Content: Maharashtra Chief Minister Devendra Fadnavis met Union Home Minister Amit Shah in Delhi on Friday, officially calling it a 'courtesy visit.' But behind the pleasantries, political circles are abuzz with speculation of a cabinet reshuffle in Maharashtra. The closed-door meeting at Shah’s Parliament office lasted around 25 minutes, reportedly covering not just alliance friction within the Mahayuti, but also the performance and portfolios of some state ministers. “Had a courtesy meeting with our leader, Hon Union Home Minister, Minister of Cooperation @AmitShahji in New Delhi,” Fadnavis posted on X. However, insiders suggest this was more than just protocol. Had a courtesy meeting with our leader, Hon Union Home Minister, Minister of Cooperation @AmitShah ji in New Delhi. आमचे नेते, मा. केंद्रीय गृहमंत्री, सहकार मंत्री अमितभाई शाह यांची नवी दिल्ली येथे सदिच्छा भेट घेतली. #NewDelhi #Maharashtra pic.twitter.com/BLxef0SB1C Controversial Ministers May Be Shown the Door According to reports, discussions were held on replacing or reassigning ministers facing allegations or public backlash. The names of Sanjay Shirsat, Sanjay Rathod, Yogesh Kadam, and Manikrao Kokate are reportedly being considered for removal. Shiv Sena (UBT) MP Sanjay Raut stoked the buzz, claiming that “some ministers will soon be dropped” in a tactical move to clean the cabinet ahead of local body elections. Chemical Project Gets Centre’s Green Light Apart from political churn, the Fadnavis-Shah meeting also discussed development projects. A major chemical factory proposal has received Centre’s approval, a move that could boost industrial growth and employment in Maharashtra. Poll Pressure Mounts Maharashtra is gearing up for local body elections, pending since 2022 due to OBC reservation litigation. Adding to the intrigue, Uddhav and Raj Thackeray recently shared a stage after two decades, fueling talk of a possible alliance, a move that could reshape the Mahayuti’s game plan.</w:t>
+        <w:t xml:space="preserve"> https://www.freepressjournal.in/mumbai/mumbai-infrastructure-update-cm-devendra-fadnavis-inaugurates-metro-institute-santacruzchembur-link-road-coastal-promenade-today</w:t>
+      </w:r>
+    </w:p>
+    <w:p>
+      <w:pPr>
+        <w:pStyle w:val="Normal"/>
+      </w:pPr>
+      <w:r>
+        <w:rPr/>
+        <w:t>Content: Mumbai has taken another step forward in its infrastructure growth, with several major projects by the Mumbai Metropolitan Region Development Authority (MMRDA) inaugurated on Thursday by Maharashtra Chief Minister Devendra Fadnavis. The newly inaugurated facilities aim to improve transport efficiency, ease congestion, and enhance urban living for residents across the city. 🔸Dedication and Inauguration of various projects of the Mumbai Metropolitan Region Development Authority (MMRDA) at the hands of CM Devendra Fadnavis.✅ New building of the Metro Training Institute at Mandale✅ Santacruz–Chembur Link Road (Phase 1)✅ Staff housing building… pic.twitter.com/cm8VNWGVXZ Major Projects Opened Among the highlights was the new building of the Metro Training Institute at Mandale, designed to strengthen the training capacity for Mumbai Metro operations. The Santacruz–Chembur Link Road (Phase 1), expected to significantly cut travel time between the two busy suburbs, was also opened to the public. In Malvani, a staff housing building was inaugurated, providing improved living facilities for MMRDA personnel. At Kalanagar Junction, one of Mumbai’s most notorious traffic bottlenecks, the Arm D Flyover has been completed to help decongest the area. The CM also inaugurated a 5.25 km-long promenade and pedestrian underpass along the Dharmaveer SwarajyaRakshak Chhatrapati Sambhaji Maharaj Mumbai Coastal Road (South), giving citizens enhanced waterfront access and improved pedestrian safety. Dignitaries in Attendance Deputy Chief Ministers Eknath Shinde and Ajit Pawar, along with Minister Adv Ashish Shelar and other senior officials, attended the event, underlining the projects’ importance in Mumbai’s development plan. Speaking at the ceremony, CM Fadnavis said the newly opened infrastructure would “transform commuting experiences, strengthen connectivity, and add to the quality of life for Mumbaikars.”</w:t>
       </w:r>
     </w:p>
     <w:p>
@@ -3401,16 +3830,16 @@
       </w:pPr>
       <w:r>
         <w:rPr/>
-        <w:t>Article 88</w:t>
-      </w:r>
-    </w:p>
-    <w:p>
-      <w:pPr>
-        <w:pStyle w:val="Normal"/>
-      </w:pPr>
-      <w:r>
-        <w:rPr/>
-        <w:t>Title: Devendra Fadnavis: Shaping Maharashtra’s Future With Vision</w:t>
+        <w:t>Article 99</w:t>
+      </w:r>
+    </w:p>
+    <w:p>
+      <w:pPr>
+        <w:pStyle w:val="Normal"/>
+      </w:pPr>
+      <w:r>
+        <w:rPr/>
+        <w:t>Title: Maharashtra CM Devendra Fadnavis Breaks Silence On KDMC’s Meat Ban On Independence Day: Here’s What He Said</w:t>
       </w:r>
     </w:p>
     <w:p>
@@ -3422,16 +3851,16 @@
         <w:t xml:space="preserve">URL: </w:t>
       </w:r>
       <w:r>
-        <w:t xml:space="preserve"> https://www.freepressjournal.in/analysis/devendra-fadnavis-shaping-maharashtras-future-with-vision</w:t>
-      </w:r>
-    </w:p>
-    <w:p>
-      <w:pPr>
-        <w:pStyle w:val="Normal"/>
-      </w:pPr>
-      <w:r>
-        <w:rPr/>
-        <w:t>Content: As India sets its sights on becoming a developed nation by 2047, a vision laid out by prime minister Narendra Modi, Maharashtra is moving in step, guided with confidence by chief minister Devendra Fadnavis whose birthday falls today, July 22. His foresight and decisive governance are propelling the state toward the ambitious goal of becoming a trillion-dollar economy. Fadnavis has consistently set high benchmarks. Within the first 100 days of his current tenure, he introduced a transformative departmental evaluation system that is transparent, data-driven, and publicly disclosed. This has fostered a culture of accountability and sent a clear message that performance matters. Skill development, employment, entrepreneurship, and innovation remain at the core of his agenda. Maharashtra today hosts over 28,000 active startups, many of them founded by women. The Punyashlok Ahilyadevi Holkar Women Startup Scheme has already disbursed Rs 2.34 crore to 52 women entrepreneurs, and its reach continues to grow. To further strengthen the startup ecosystem, a unique integrated facility is being developed at the government minority ITI in Mumbai’s Chandivali, which will become India’s only and one-of-its-kind center fostering a vibrant startup culture. Alongside this, 20 ITIs across the state are being upgraded with cutting-edge laboratories to meet modern industrial demands. Maharashtra is also setting an example with its plan to build India’s first Innovative City, modeled on Gujarat’s Gift City, in Navi Mumbai. This city will span 250 acres with a planned investment of Rs 500 crore. On the global front, a Global Skill Development Center in collaboration with Singapore’s ITE Education Services will soon open. It will offer young Maharashtrians access to world-class training and employment opportunities, a testament to Fadnavis’ vision for a globally competitive workforce. The Chief Minister’s Yuva Karya Prashikshan Yojana is another transformative initiative which has already benefited 1.5 lakh youths, with Rs 481 crore invested so far. Between December 2024 and May 2025, a total of 1,34,303 candidates secured employment through state-run initiatives. During this period, 203 job fairs were organized, advertising over 1.20 lakh vacancies. Amongst the 63,441 participants, 23,854 candidates were successfully placed. Through the National Career Service and Model Career Centre, 1,26,482 candidates from Maharashtra registered and 62,862 received counselling between December 2024 and June 2025. Minister Mangal Prabhat Lodha | (The author is minister for skill development, employment, entrepreneurship &amp; Innovation, Maharashtra)</w:t>
+        <w:t xml:space="preserve"> https://www.freepressjournal.in/mumbai/maharashtra-cm-devendra-fadnavis-breaks-silence-on-kdmcs-meat-ban-on-independence-day-heres-what-he-said</w:t>
+      </w:r>
+    </w:p>
+    <w:p>
+      <w:pPr>
+        <w:pStyle w:val="Normal"/>
+      </w:pPr>
+      <w:r>
+        <w:rPr/>
+        <w:t>Content: Mumbai: Maharashtra Chief Minister Devendra Fadnavis has responded to the ongoing discussion around the Kalyan-Dombivli Municipal Corporation (KDMC) order banning meat sales on Independence Day, clarifying that the decision is not new and has been in place for decades. Speaking on the matter, Fadnavis stated: "This decision has been in place since 1988; we have not made any new decision. Even when Uddhav Thackeray was the Chief Minister, this decision existed, and it is still in place now. We have not taken any new decision," as reported by the news agency IANS. Mumbai, Maharashtra: On the Kalyan-Dombivli Municipal Corporation's (KDMC) order banning meat sales on Independence Day, CM Devendra Fadnavis says, "This decision has been in place since 1988, we have not made any new decision. Even when Uddhav Thackeray was the Chief Minister,… pic.twitter.com/Rf8Cq3EFdD The KDMC order had sparked some political debate, but the Chief Minister was clear in distancing the current administration from taking any fresh stance on the issue. He emphasised the historical continuity of the policy, pointing out that it remained unchanged when Uddhav Thackeray was the Chief Minister. Fadnavis’s remarks aimed to underline that the meat sale ban on national holidays like Independence Day is a long-standing practice, not a newly imposed rule, and therefore should not be politicised or misunderstood as a recent move by the current government. 'They Cannot Tell Us What To Eat': Aaditya Thackeray Slams KDMC Over Meat Shop Ban On Independence Day Shiv Sena (UBT) MLA Aaditya Thackeray has strongly criticised the reported decision by the Kalyan-Dombivli Municipal Corporation (KDMC) to shut down all slaughterhouses and meat shops on August 15, India’s Independence Day. Describing the move as an infringement on personal freedoms, Thackeray questioned the reasoning behind such restrictions, emphasising that food choices should not be linked to religion or national identity. Aaditya Thackeray mentioned that, "In our house, even on Navratri, our prasad has prawns, fish, because this is our tradition, this is our Hinduism... This is not a matter of religion, and it is not a matter of national interest," as reported by news agency ANI.</w:t>
       </w:r>
     </w:p>
     <w:p>
@@ -3440,16 +3869,16 @@
       </w:pPr>
       <w:r>
         <w:rPr/>
-        <w:t>Article 89</w:t>
-      </w:r>
-    </w:p>
-    <w:p>
-      <w:pPr>
-        <w:pStyle w:val="Normal"/>
-      </w:pPr>
-      <w:r>
-        <w:rPr/>
-        <w:t>Title: 'Part Of Maharashtra's Tradition,' Minister Chandrashekhar Bawankule Responds To Shiv Sena (UBT) Chief Uddhav Thackeray's Praise For CM Devendra Fadnavis</w:t>
+        <w:t>Article 100</w:t>
+      </w:r>
+    </w:p>
+    <w:p>
+      <w:pPr>
+        <w:pStyle w:val="Normal"/>
+      </w:pPr>
+      <w:r>
+        <w:rPr/>
+        <w:t>Title: Fadnavis Congratulates Radhakrishnan: NDA's New Vice Presidential Candidate</w:t>
       </w:r>
     </w:p>
     <w:p>
@@ -3461,16 +3890,16 @@
         <w:t xml:space="preserve">URL: </w:t>
       </w:r>
       <w:r>
-        <w:t xml:space="preserve"> https://www.freepressjournal.in/mumbai/part-of-maharashtras-tradition-minister-chandrashekhar-bawankule-responds-to-shiv-sena-ubt-chief-uddhav-thackerays-praise-for-cm-devendra-fadnavis</w:t>
-      </w:r>
-    </w:p>
-    <w:p>
-      <w:pPr>
-        <w:pStyle w:val="Normal"/>
-      </w:pPr>
-      <w:r>
-        <w:rPr/>
-        <w:t>Content: Mumbai: Maharashtra Minister Chandrashekhar Bawankule on Wednesday reacted to Shiv Sena (UBT) chief Uddhav Thackeray's praise for Chief Minister Devendra Fadnavis, stating that it reflects Maharashtra's cultural tradition of appreciating an individual's good work on their birthday. "It is part of Maharashtra's tradition to commend the achievements of an individual on their birthday. Uddhavji has appreciated Devendra Fadnavis's work, his vision, and particularly the roadmap he has outlined for a developed Maharashtra by 2029. This vision has received a significant boost, and Uddhav Thackeray's praise is extremely significant, not just for state politics but for all political parties," Bawankule said. Nagpur | On Uddhav Thackeray praising Devendra Fadnavis, Maharashtra Minister Chandrashekhar Bawankule says, "It is a part of Maharashtra's cultural tradition to appreciate and commend the good work and achievements of an individual on their birthday. I believe that Uddhavji has… pic.twitter.com/IQZHW6wHmV On the Chief Minister's birthday, Uddhav Thackeray shared his views about him in a coffee table book titled "Maharashtra Nayak." This coffee table book was released by the Governor of Maharashtra on the occasion of the birthday of Maharashtra's Chief Minister, Devendra Fadnavis. In his article about Devendra Fadnavis, Uddhav Thackeray has written many positive things about him, such as that Fadnavis is a wise and credible leader who works with people's interests in mind. Thackeray has also stated that CM Fadanvis has a good understanding of the people's problems and is keen to solve them. Thackeray has also stated that in the coming days, Devendra Fadnavis will assume a more prominent role in national politics. In the same book, Sharad Pawar has also appreciated Devendra Fadnavis, stating that he has secured the CM post of Maharashtra for the third time because he is very focused and dedicated to whatever he does. Sharad Pawar also said that whenever he sees Devendra Fadnavis, he is reminded of his early days of 1978, when he (Pawar) became CM of Maharashtra for the first time. CM Devendra Fadanvis has also reacted to these comments about him in the above-mentioned coffee table book, responding to questions of reporters in Nagpur. "Uddhav Thackeray and myself, we are ideological opponents, but not enemies of each other," he said. He further said, "Sharad Pawar is a senior leader and whatever he says about me is a very valuable comment for me." (Except for the headline, this article has not been edited by FPJ's editorial team and is auto-generated from an agency feed.)</w:t>
+        <w:t xml:space="preserve"> https://www.devdiscourse.com/article/headlines/3545017-fadnavis-congratulates-radhakrishnan-ndas-new-vice-presidential-candidate</w:t>
+      </w:r>
+    </w:p>
+    <w:p>
+      <w:pPr>
+        <w:pStyle w:val="Normal"/>
+      </w:pPr>
+      <w:r>
+        <w:rPr/>
+        <w:t>Content: Upon returning from Kolhapur, Maharashtra Chief Minister Devendra Fadnavis made a notable visit to Raj Bhavan in Mumbai, where he personally extended his congratulations to Governor CP Radhakrishnan. The governor has been selected as the National Democratic Alliance's (NDA) candidate for Vice President of India, marking a significant development in the political landscape. During the meeting, Fadnavis not only lauded Radhakrishnan's commendable service but also offered his best wishes. The Vice Presidential election, set for September 9, will be conducted under the supervision of Rajnath Singh, as confirmed by reliable sources. On the preceding Sunday, the NDA declared Radhakrishnan, the current Maharashtra Governor, as their pick, following a pivotal Parliamentary Board meeting of the BJP in New Delhi. BJP National President JP Nadda expressed the party's intention to reach out to the Opposition to smooth the path toward a non-contested election. He emphasized ongoing communications with opposition leaders to secure broader support for Radhakrishnan's candidacy, underscoring a strategic move towards an unopposed election. This follows the vacancy left by Jagdeep Dhankhar's resignation due to health concerns, effective immediately from July 21. (With inputs from agencies.) Email: info@devdiscourse.com Phone: +91-720-6444012, +91-7027739813, 14, 15 © Copyright 2025</w:t>
       </w:r>
     </w:p>
     <w:p>
@@ -3479,16 +3908,16 @@
       </w:pPr>
       <w:r>
         <w:rPr/>
-        <w:t>Article 90</w:t>
-      </w:r>
-    </w:p>
-    <w:p>
-      <w:pPr>
-        <w:pStyle w:val="Normal"/>
-      </w:pPr>
-      <w:r>
-        <w:rPr/>
-        <w:t>Title: VIDEO: 'Devendra Fadnavis Most Helpless CM In Maharashtra's History,' Says Congress Leader Harshwardhan Sapkal</w:t>
+        <w:t>Article 101</w:t>
+      </w:r>
+    </w:p>
+    <w:p>
+      <w:pPr>
+        <w:pStyle w:val="Normal"/>
+      </w:pPr>
+      <w:r>
+        <w:rPr/>
+        <w:t>Title: Maharashtra Government Brings Back Sword of Shrimant Raje Raghuji Bhonsle; Devendra Fadnavis, Eknath Shinde, and Ajit Pawar to Attend Darshan Ceremony</w:t>
       </w:r>
     </w:p>
     <w:p>
@@ -3500,16 +3929,16 @@
         <w:t xml:space="preserve">URL: </w:t>
       </w:r>
       <w:r>
-        <w:t xml:space="preserve"> https://www.freepressjournal.in/mumbai/video-devendra-fadnavis-most-helpless-cm-in-maharashtras-history-says-congress-leader-harshwardhan-sapkal</w:t>
-      </w:r>
-    </w:p>
-    <w:p>
-      <w:pPr>
-        <w:pStyle w:val="Normal"/>
-      </w:pPr>
-      <w:r>
-        <w:rPr/>
-        <w:t>Content: Mumbai: Maharashtra Congress president Harshwardhan Sapkal launched a scathing attack on the ruling BJP-led alliance on Wednesday, calling Chief Minister Devendra Fadnavis the “most helpless CM in the state's history.” His remarks come amid a series of embarrassing controversies involving alliance ministers and MLAs. Congress Cites Ministerial Misconduct to Slam BJP Rule in Maharashtra Speaking to reporters, Sapkal pointed to recent incidents, including Agriculture Minister Manikrao Kokate being caught playing rummy on his phone inside the legislative council, and Shiv Sena MLA Sanjay Gaikwad assaulting a canteen worker over stale food. LIVE 🔴 | महाराष्ट्र काँग्रेस प्रदेशाध्यक्ष श्री.हर्षवर्धनजी सपकाळ यांचा पत्रकारांशी संवाद | मुंबई https://t.co/6yzw190ZX6 BJP Government Has Turned Maharashtra Into a Political Circus: Sapkal “Every day, his ministers are involved in one scandal or another, but all the CM does is tolerate them,” Sapkal said. "Maharashtra once had a proud political legacy from leaders like Yashwantrao Chavan to Vilasrao Deshmukh and Prithviraj Chavan. But for the past ten years, the BJP government has turned Maharashtra into a circus." In a fiery statement, he likened the state assembly to a card club and the outside political environment to a wrestling arena, squarely blaming Fadnavis for the chaos. “This government doesn't respect democracy. It acts with a ‘we do what we want’ mentality,” Sapkal charged. “One minister is caught with bags full of cash, another plays rummy in the assembly, and a third reportedly has a dance bar operating under his mother's name. These ministers should be immediately sacked, but Fadnavis appears weak and powerless.” Law and Order Collapse Under BJP Rule, Says Sapkal Sapkal also highlighted the deteriorating law and order situation in the state. “Women are increasingly unsafe. Drug trafficking from Gujarat is booming, pushing youth into addiction. Gangs like the 'Koyta Gang' are running wild, and illegal businesses are thriving. There's no fear of the police anymore. This lawlessness and criminal culture is a direct result of Fadnavis’s failed leadership.” Birthday compliments don't mean political endorsement, Sapkal clarifies When asked about recent birthday wishes extended to Fadnavis by senior leaders Sharad Pawar and Uddhav Thackeray, Sapkal dismissed any political significance. “This is part of Maharashtra’s political culture. We do not treat political opponents as enemies. Ideological battles are fought with ideas, not hostility. These wishes don’t imply any change in political alignments.”</w:t>
+        <w:t xml:space="preserve"> https://www.lokmattimes.com/mumbai/maharashtra-government-brings-back-sword-of-shrimant-raje-raghuji-bhonsle-devendra-fadnavis-eknath-shinde-and-ajit-pawar-to-attend-darshan-ceremony-a525/</w:t>
+      </w:r>
+    </w:p>
+    <w:p>
+      <w:pPr>
+        <w:pStyle w:val="Normal"/>
+      </w:pPr>
+      <w:r>
+        <w:rPr/>
+        <w:t>Content: Marathi | Hindi FOLLOW US : City By Lokmat Times Desk | Updated: August 17, 2025 19:36 IST2025-08-17T19:32:08+5:302025-08-17T19:36:49+5:30 The historic sword of Shrimant Raje Raghuji Bhonsle, a symbol of valor and Maratha pride, will reach Mumbai from London on Monday. The Maharashtra government successfully acquired this priceless artifact through a recent auction, fulfilling a long-standing demand to bring it back to the state. The arrival of the sword is expected to draw immense cultural and historical significance, as it represents the legacy of one of the most respected Maratha leaders. The momentous event marks another milestone in the government’s ongoing efforts to preserve and showcase Maharashtra’s heritage on both national and global platforms. Cultural Affairs Minister Ashish Shelar is scheduled to formally receive the sword at Mumbai’s international airport early on Monday. Following the reception, tributes will be paid to the statue of Chhatrapati Shivaji Maharaj located at the airport premises. To celebrate the sword’s return, a grand bike rally will be organized, symbolizing pride and reverence for Maratha traditions. Later, the sword will be placed on a beautifully decorated chariot and ceremoniously taken to the PL Deshpande Maharashtra Kala Academy, where it will be housed as part of cultural festivities. Also Read: Maharashtra Shock: 13-Year-Old Girl Succumbs to Snakebite While Asleep in Karanpura In the evening, a special program titled ‘Sena Saheb Subha Parakram Darshan’ will be organized jointly by the Cultural Affairs Department, Archaeology and Museums Department, the Directorate of Cultural Affairs, and the PL Deshpande Maharashtra Kala Academy. The event will be graced by several dignitaries including Chief Minister Devendra Fadnavis, Deputy Chief Ministers Eknath Shinde and Ajit Pawar. Adding further importance, Shrimant Mudhoji Raje Bhonsle, a descendant of Shrimant Raje Raghuji Bhonsle, will also be present to witness the grand celebrations honoring his illustrious ancestor. Cultural Affairs Minister Ashish Shelar further announced that a week-long exhibition will be held to display the legendary sword, accompanied by detailed presentations on twelve iconic forts of Maharashtra. The exhibition is scheduled from August 19 to August 25, 2025, at the Art Gallery of the PL Deshpande Maharashtra Kala Academy in Prabhadevi, Mumbai. Open daily from 11 am to 7 pm, the exhibition will allow citizens to experience the Maratha legacy up close. Entry will be free of cost, ensuring that people from all walks of life can participate in this unique cultural celebration. FOLLOW US : Copyright ©2025 Lokmat Media Pvt Ltd</w:t>
       </w:r>
     </w:p>
     <w:p>
@@ -3518,16 +3947,16 @@
       </w:pPr>
       <w:r>
         <w:rPr/>
-        <w:t>Article 91</w:t>
-      </w:r>
-    </w:p>
-    <w:p>
-      <w:pPr>
-        <w:pStyle w:val="Normal"/>
-      </w:pPr>
-      <w:r>
-        <w:rPr/>
-        <w:t>Title: Navi Mumbai News: ACTREC Director Urges CM Devendra Fadnavis To Stop Quarrying Near Tata Cancer Hospital</w:t>
+        <w:t>Article 102</w:t>
+      </w:r>
+    </w:p>
+    <w:p>
+      <w:pPr>
+        <w:pStyle w:val="Normal"/>
+      </w:pPr>
+      <w:r>
+        <w:rPr/>
+        <w:t>Title: IBM's New Mumbai Hub: A Quantum Leap for Maharashtra's Future</w:t>
       </w:r>
     </w:p>
     <w:p>
@@ -3539,16 +3968,16 @@
         <w:t xml:space="preserve">URL: </w:t>
       </w:r>
       <w:r>
-        <w:t xml:space="preserve"> https://www.freepressjournal.in/mumbai/navi-mumbai-news-actrec-director-urges-cm-devendra-fadnavis-to-stop-quarrying-near-tata-cancer-hospital</w:t>
-      </w:r>
-    </w:p>
-    <w:p>
-      <w:pPr>
-        <w:pStyle w:val="Normal"/>
-      </w:pPr>
-      <w:r>
-        <w:rPr/>
-        <w:t>Content: Unregulated stone quarrying on the Kharghar Hills behind the Tata Cancer Hospital has triggered serious structural damage to buildings on the hospital campus and is putting the lives of vulnerable cancer patients at risk. Concerned, the centre has made an urgent appeal to Maharashtra Chief Minister Devendra Fadnavis to halt the illegal quarrying activities immediately. In a strongly worded letter, Dr. Pankaj Chaturvedi, Director of ACTREC highlighted how blasting operations and deep drilling in the northwest hill near the hospital have led to the destruction of green cover, excavation of multiple pits, and intense noise and dust pollution. “The blasting not only compromises air quality but also directly endangers patients undergoing sensitive treatments like bone marrow transplants and proton therapy,” he warned. The illegal activities have already caused visible structural damage. “Buildings constructed 25 years ago within the ACTREC campus are now showing cracked beams and slabs. Rainwater seepage and fungal growth in cleanrooms are posing additional threats to patient care,” Dr. Chaturvedi stated. He also noted that highly sensitive medical equipment, which requires a dust-free environment, is under constant threat due to airborne particulates from the quarrying. Further compounding the crisis, Right to Information (RTI) data obtained by the environmental group NatConnect Foundation revealed that the quarrying operations have no official permissions. Panvel Tahsildar’s office confirmed that no government approvals were granted for the activity behind the hospital. Environmentalist B N Kumar, director of NatConnect, noted that the quarry also lacks mandatory environmental clearance, in violation of a 2018 National Green Tribunal (NGT) order regarding Parsik Hills. Despite the monsoon season, blasting and crushing have continued unabated. The dust generated from these activities now blankets surrounding residential areas, including sectors 22, 30, and 35, and even infiltrates the hospital’s sterile zones. “This is a matter of grave concern for immuno compromised patients,” Dr. Chaturvedi said. Moreover, the quarry lies dangerously close to the Pandavkada Waterfalls, an eco-tourism site, and near the under-construction Kharghar-Turbhe tunnel. Trucks ferrying stone from the site are frequently seen on the roads, adding to air and noise pollution, said Jyoti Nadkarni from the Kharghar Hill and Wetlands Forum. With biodiversity under threat and a once-thriving hill nearly erased, Dr. Chaturvedi urged the state government to take swift action to shut down the illegal operations and explore sustainable alternatives. “Preserving patient health, safeguarding the environment, and protecting the structural integrity of our facility must be a collective priority,” he concluded.</w:t>
+        <w:t xml:space="preserve"> https://www.devdiscourse.com/article/business/3540239-ibms-new-mumbai-hub-a-quantum-leap-for-maharashtras-future</w:t>
+      </w:r>
+    </w:p>
+    <w:p>
+      <w:pPr>
+        <w:pStyle w:val="Normal"/>
+      </w:pPr>
+      <w:r>
+        <w:rPr/>
+        <w:t>Content: In a significant move marking technological advancement, Maharashtra Chief Minister Devendra Fadnavis on Wednesday inaugurated IBM's new office in Mumbai. Celebrating more than a corporate achievement, Fadnavis highlighted the opening as a crucial step in charting the future of Maharashtra and India. He asserted, "This isn't merely IBM's experience centre, but a hub where India's and Maharashtra's futures are crafted." The Chief Minister underscored the transformative promise of emerging technologies like Artificial Intelligence (AI) and quantum computing, asserting Maharashtra's alignment with the vision of Viksit Bharat and Viksit Maharashtra. He remarked, "Quantum computing will revolutionize all facets of life, particularly impacting business, government, security, and finance sectors positively." Illustrating the real-world impacts of AI, he shared a personal anecdote about encountering a doctored clip on social media misrepresenting him, shining a light on AI's challenges. Yet, Fadnavis remained optimistic, emphasizing that technology holds its solutions, particularly via AI and quantum computing. Prioritizing sustainability and climate-resilient farming, Fadnavis discussed how quantum innovations could enhance lives in Maharashtra. He stated, "Quantum computing can drive sustainable agriculture, potentially transforming livelihoods for 40-45% of Maharashtra's populace." He concluded by addressing the need for skilled manpower, viewing IBM's collaboration as an avenue to develop a skilled workforce in quantum computing, as IBM leads in global hybrid cloud, AI, and consulting. According to their website, IBM aids clients in over 175 countries to harness data insights, improve processes, and gain competitive advantages. (ANI) (With inputs from agencies.) Email: info@devdiscourse.com Phone: +91-720-6444012, +91-7027739813, 14, 15 © Copyright 2025</w:t>
       </w:r>
     </w:p>
     <w:p>
@@ -3557,16 +3986,16 @@
       </w:pPr>
       <w:r>
         <w:rPr/>
-        <w:t>Article 92</w:t>
-      </w:r>
-    </w:p>
-    <w:p>
-      <w:pPr>
-        <w:pStyle w:val="Normal"/>
-      </w:pPr>
-      <w:r>
-        <w:rPr/>
-        <w:t>Title: 'BJP’s Mega Blood Donation Drive On Fadnavis’ Birthday Sets Two World Records,' Says Asia Book Of Records</w:t>
+        <w:t>Article 103</w:t>
+      </w:r>
+    </w:p>
+    <w:p>
+      <w:pPr>
+        <w:pStyle w:val="Normal"/>
+      </w:pPr>
+      <w:r>
+        <w:rPr/>
+        <w:t>Title: ‘Mumbai Will Remain Mumbai, Not a Copy of Shanghai or Singapore': Maharashtra CM Devendra Fadnavis</w:t>
       </w:r>
     </w:p>
     <w:p>
@@ -3578,16 +4007,16 @@
         <w:t xml:space="preserve">URL: </w:t>
       </w:r>
       <w:r>
-        <w:t xml:space="preserve"> https://www.freepressjournal.in/mumbai/bjps-mega-blood-donation-drive-on-fadnavis-birthday-sets-two-world-records-says-asia-book-of-records</w:t>
-      </w:r>
-    </w:p>
-    <w:p>
-      <w:pPr>
-        <w:pStyle w:val="Normal"/>
-      </w:pPr>
-      <w:r>
-        <w:rPr/>
-        <w:t>Content: The massive blood donation drive organized by the Bharatiya Janata Party (BJP) on the occasion of Maharashtra Deputy Chief Minister Devendra Fadnavis' birthday has created history by setting two world records. Recognising this achievement, the Asia Book of World Records on Wednesday honoured BJP Maharashtra State President Ravindra Chavan with a certificate of appreciation. This remarkable feat includes organizing 1,088 blood donation camps across all 1,221 party mandals in a single day and collecting a record 78,313 units of blood — both accomplishments now officially recognized by the Asia Book of World Records. The initiative was carried out by the BJP Maharashtra unit in collaboration with the Dr. Shyama Prasad Mukherjee Nyas. At a felicitation ceremony held at the BJP State Headquarters, the recognition was presented to Mr. Chavan by senior adjudicators Sanjay Bhola and Seema Mannikot of the Asia Book of World Records. Several prominent leaders were present on the occasion, including Minister for OBC Welfare Atul Save, BJP State General Secretary MLA Vikrant Patil, Madhavi Naik, Rajesh Pandey, Vijay Chaudhary, State Headquarters In-charge Ravindra Anaspure, and Media Department Head Navnath Ban. Speaking at the event, Ravindra Chavan said, “It is a matter of great pride and joy that the party has set two world records through this mega blood donation drive on the birthday of Deputy Chief Minister Devendra Fadnavis. Following the party's core principle of service to society, CM Fadnavis has always worked tirelessly for the people. This initiative allowed us to express our collective respect and gratitude towards him.” He also expressed heartfelt thanks to the thousands of blood donors who came forward with a strong sense of social responsibility and participated in this record-setting event. Chavan acknowledged that it was the collective organizational strength and commitment of party workers, office-bearers, and BJP headquarters staff that made this success possible. He humbly stated that he accepted the certificate not in his personal capacity, but as a representative of the entire BJP family in Maharashtra.</w:t>
+        <w:t xml:space="preserve"> https://www.freepressjournal.in/mumbai/mumbai-will-remain-mumbai-not-a-copy-of-shanghai-or-singapore-maharashtra-cm-devendra-fadnavis</w:t>
+      </w:r>
+    </w:p>
+    <w:p>
+      <w:pPr>
+        <w:pStyle w:val="Normal"/>
+      </w:pPr>
+      <w:r>
+        <w:rPr/>
+        <w:t>Content: Maharashtra Chief Minister Devendra Fadnavis on Wednesday said that Mumbai does not need to become like Singapore or Shanghai, instead, other cities should aspire to be like Mumbai. Fadnavis made the remarks while speaking at the CNN-News18 Townhall, Mumbai edition. “Mumbai will remain Mumbai, why should we try to make it like Shanghai or Singapore? Mumbai has its own character, and I believe that character is even better than that of Shanghai or Singapore," Fadnavis said in response to a question on whether he envisions Mumbai becoming like Shanghai or Singapore. Fadnavis further stated that while Mumbai has some gaps in infrastructure and housing, efforts to address them began in 2014 and the ongoing transformation is visible now. “There are only a few infrastructure gaps in Mumbai, and some gaps in housing. We need to bridge those and we began that work in 2014. Now, you can already see the transformation, and in the next five years, you’ll see even more," the Chief Minister said. “Why should we try to become like Shanghai or Singapore? People should focus on building a city like Mumbai, and we should prepare the city accordingly," he added. Fadnavis further said that Mumbai has seen significant transformation in recent years, with the Dharavi housing project being a key example of this change. “Dharavi is a transformational project through which we will provide proper, permanent housing with all necessary facilities to 10 lakh people," he said. Speaking about infrastructure development, the Chief Minister said, “We are developing ‘Third Mumbai’—which will come up between the Atal Setu and the Navi Mumbai airport. This new Mumbai is a futuristic city. It includes an ‘Edu City’ where seven top-ranked global universities have already come in, and five more are on the way. Just today, I finalised talks with another leading university." He also said that Mumbai will have a bullet train within the next two to three years. Criticising previous governments, Fadnavis claimed that Mumbai had failed to develop over the past 25 years due to what he described as chronic capitalism by those in power at the time.</w:t>
       </w:r>
     </w:p>
     <w:p>
@@ -3596,16 +4025,16 @@
       </w:pPr>
       <w:r>
         <w:rPr/>
-        <w:t>Article 93</w:t>
-      </w:r>
-    </w:p>
-    <w:p>
-      <w:pPr>
-        <w:pStyle w:val="Normal"/>
-      </w:pPr>
-      <w:r>
-        <w:rPr/>
-        <w:t>Title: Maharashtra To Ensure Primary Health Access Within 3 Km Radius For All In 4 Years: CM Devendra Fadnavis</w:t>
+        <w:t>Article 104</w:t>
+      </w:r>
+    </w:p>
+    <w:p>
+      <w:pPr>
+        <w:pStyle w:val="Normal"/>
+      </w:pPr>
+      <w:r>
+        <w:rPr/>
+        <w:t>Title: 'Third Mumbai' Initiative Sparks New Wave of Economic Growth in Maharashtra</w:t>
       </w:r>
     </w:p>
     <w:p>
@@ -3617,16 +4046,16 @@
         <w:t xml:space="preserve">URL: </w:t>
       </w:r>
       <w:r>
-        <w:t xml:space="preserve"> https://www.freepressjournal.in/mumbai/maharashtra-to-ensure-primary-health-access-within-3-km-radius-for-all-in-4-years-cm-devendra-fadnavis</w:t>
-      </w:r>
-    </w:p>
-    <w:p>
-      <w:pPr>
-        <w:pStyle w:val="Normal"/>
-      </w:pPr>
-      <w:r>
-        <w:rPr/>
-        <w:t>Content: Nagpur: A comprehensive plan has been made to establish the country's best health services in Maharashtra in the next four years, under which primary facilities will be available to every person within a 3-kilometre radius, Chief Minister Devendra Fadnavis said on Sunday. Addressing a gathering after inaugurating the Late Bhanutai Gadkari Memorial Diagnostic Centre here, he said the cost of treatment is going up along with advancements in technology, which highlighted the need to give more people affordable and subsidised care under the government health system. The Maharashtra government and the Centre are working on this aspect, Fadnavis added. 🔸Inauguration of 'Late Bhanutai Gadkari Memorial Diagnostic Centre' at the hands of CM Devendra Fadnavis, in the esteemed presence of Union Minister Nitin Gadkari.Minister Chandrashekhar Bawankule, MLA Pravin Datke, MLA Dr Ashish Deshmukh, Smt. Kanchan Gadkari and other… pic.twitter.com/chxCHWuIsP "A study of health services has shown that the government has developed very good tertiary treatment facilities in Maharashtra but we are lacking to some extent when it comes to primary health services. If we go by the ratio, then 60 per cent of funds should go to primary health services and 40 per cent to tertiary services," he said. If the primary health services are strengthened, then it lessens the load on tertiary services, because 60 to 70 per cent patients get treated for their diseases in the primary health segment, he pointed out. "The state government has prepared a plan to provide primary health services to every person within a 3-kilometre radius in urban and rural areas. We are developing a network of primary, secondary and tertiary health services. With the help of external aided agencies and the Union government, we will try to establish the best health services in the country in Maharashtra in the next four years," Fadnavis asserted. Union Minister Nitin Gadkari also addressed the event at Late Bhanutai Gadkari Memorial Diagnostic Centre, which is named after his mother. Gadkari emphasised that whatever he has achieved and has been able to do in life is because of the blessings and teachings of his mother. His mother always taught him to serve the poor, the Union minister of road transport and highways and local Lok Sabha MP told the gathering. This diagnostic centre will greatly help the needy and poor since services will be available at very affordable prices, Gadkari informed. "Through such social initiatives, I learnt that the meaning of politics is not just power politics. I always tell my colleagues that politics is an instrument for social and economic reforms in society," he said. (Except for the headline, this article has not been edited by FPJ's editorial team and is auto-generated from an agency feed.)</w:t>
+        <w:t xml:space="preserve"> https://www.devdiscourse.com/article/science-environment/3545659-third-mumbai-initiative-sparks-new-wave-of-economic-growth-in-maharashtra</w:t>
+      </w:r>
+    </w:p>
+    <w:p>
+      <w:pPr>
+        <w:pStyle w:val="Normal"/>
+      </w:pPr>
+      <w:r>
+        <w:rPr/>
+        <w:t>Content: Maharashtra Chief Minister Devendra Fadnavis revealed the government's plan to establish a 'Third Mumbai' in Raigad district, aiming to spur economic growth in the Mumbai Metropolitan Region (MMR). This initiative was announced during the inauguration of Goldman Sachs' expanded office in Worli on Monday. Fadnavis emphasized that the opening of Goldman Sachs' facility showcases Maharashtra's skilled workforce and investment-friendly atmosphere. He reaffirmed the state's leadership in the financial sector and its commitment to fostering development through public-private partnerships. The proposed 'Third Mumbai' will prioritize seamless connectivity with Mumbai via infrastructure projects like the Coastal Road and Atal Setu. Promising fast-track clearances for investors, Fadnavis encouraged private sector participation, highlighting features like international universities, research hubs, and innovation centers. (With inputs from agencies.) Email: info@devdiscourse.com Phone: +91-720-6444012, +91-7027739813, 14, 15 © Copyright 2025</w:t>
       </w:r>
     </w:p>
     <w:p>
@@ -3635,16 +4064,16 @@
       </w:pPr>
       <w:r>
         <w:rPr/>
-        <w:t>Article 94</w:t>
-      </w:r>
-    </w:p>
-    <w:p>
-      <w:pPr>
-        <w:pStyle w:val="Normal"/>
-      </w:pPr>
-      <w:r>
-        <w:rPr/>
-        <w:t>Title: Maharashtra: BJP To Hold Statewide Blood Donation Drive On CM Fadnavis’ Birthday</w:t>
+        <w:t>Article 105</w:t>
+      </w:r>
+    </w:p>
+    <w:p>
+      <w:pPr>
+        <w:pStyle w:val="Normal"/>
+      </w:pPr>
+      <w:r>
+        <w:rPr/>
+        <w:t>Title: Change is inevitable in BMC polls, CM Fadnavis</w:t>
       </w:r>
     </w:p>
     <w:p>
@@ -3656,16 +4085,16 @@
         <w:t xml:space="preserve">URL: </w:t>
       </w:r>
       <w:r>
-        <w:t xml:space="preserve"> https://www.freepressjournal.in/mumbai/maharashtra-bjp-to-hold-statewide-blood-donation-drive-on-cm-fadnavis-birthday</w:t>
-      </w:r>
-    </w:p>
-    <w:p>
-      <w:pPr>
-        <w:pStyle w:val="Normal"/>
-      </w:pPr>
-      <w:r>
-        <w:rPr/>
-        <w:t>Content: On the occasion of Chief Minister Devendra Fadnavis’ birthday on July 22, the Maharashtra unit of the BJP will organise a massive blood donation drive across the state. BJP state president Ravindra Chavan announced this initiative through a press release. As part of the celebration, blood donation camps will be held in every mandal of the party's organisational structure. The party aims to mark the day with record-breaking blood collection, symbolically offering birthday wishes to the CM through this social cause. Chavan urged all BJP members and supporters to actively participate in this statewide 'maha-raktadan shibir' and make it a grand success. He also mentioned that by July 19, each blood donor’s form should be filled and submitted. Additionally, every district president has been assigned a target of at least 100 blood donors per mandal. The initiative is expected to see participation from thousands of volunteers and is being positioned as both a celebration and a service to society.</w:t>
+        <w:t xml:space="preserve"> https://www.lokmattimes.com/national/change-is-inevitable-in-bmc-polls-cm-fadnavis/</w:t>
+      </w:r>
+    </w:p>
+    <w:p>
+      <w:pPr>
+        <w:pStyle w:val="Normal"/>
+      </w:pPr>
+      <w:r>
+        <w:rPr/>
+        <w:t>Content: Marathi | Hindi FOLLOW US : City By IANS | Updated: August 16, 2025 15:25 IST2025-08-16T15:18:17+5:302025-08-16T15:25:04+5:30 Mumbai, Aug 16 Chief Minister Devendra Fadnavis on Saturday targeted the Shiv Sena-UBT, saying that the transformation is inevitable in the Brihanmumbai Municipal Corporation (BMC), ruled by the Thackeray camp for over 25 years.He attended the Parivartan Dahi Handi festival at Worli Jamboree Ground, which falls in the Assembly constituency of Shiv Sena-UBT legislator and former minister Aaditya Thackeray.He chose the Dahi Handi festival to reiterate that the BJP-led Mahayuti is capable and fully prepared to win the BMC elections while downplaying the possible alliance between the Uddhav Thackeray-led Shiv Sena-UBT and Raj Thackeray-founded Maharashtra Navnirman Sena."Transformation is inevitable in the Municipal Corporation (in Mumbai). We have broken the pot of sin in the Municipal Corporation. Pap ki handi ab toot chuki hai aur ab aisi handi dobara nahin lagne wali (Now the pot of development will be placed in that place). Whatever butter is in that pot of development, the effort will be made to take it to the common man," said the chief minister, who was accompanied by the Cultural Affairs Minister and Mumbai BJP president Ashish Shekar.He wished everyone a happy Dahi Handi and Janmashtami.Without directly naming the Thackeray camp, CM Fadnavis said, "You (journalists) know where it (butter) was going. The people know who ate the butter."Stepping up the attack against the Thackeray camp, the chief minister said that there were restrictions on Dahi Handi and Ganesh Utsav (imposed by the Uddhav Thackeray-led government during its rule), adding that all those curbs were removed when the previous Eknath Shinde-led government took over in the state."Now there is a Mahayuti government and all restrictions have been removed. There is immense enthusiasm. Dahi Handi is being celebrated with enthusiasm," he expressed."It has been raining since last night, and rain is expected today. No matter how much rain falls, the rain of Govinda’s enthusiasm is bigger than that. Our Govinda's passion and enthusiasm never diminish," he noted.Meanwhile, CM Fadnavis will visit 14 Dahi Handi events in Mumbai, Thane and Bhiwandi, while Deputy Chief Minister Shinde will attend over 20 such events during the day.Ahead of the upcoming civic body elections in Mumbai, Thane and adjoining areas, the Mahayuti has proposed a massive outreach on the occasion of Dahi Handi and Janmashtami festival.CM Fadnavis and DCMs Eknath Shinde and Ajit Pawar have claimed that the change is inevitable in the BMC elections in particular, as the Mahayuti is set to outpace the Shiv Sena-UBT, MNS, Congress and NCP-SP.Disclaimer: This post has been auto-published from an agency feed without any modifications to the text and has not been reviewed by an editorOpen in app He attended the Parivartan Dahi Handi festival at Worli Jamboree Ground, which falls in the Assembly constituency of Shiv Sena-UBT legislator and former minister Aaditya Thackeray. He chose the Dahi Handi festival to reiterate that the BJP-led Mahayuti is capable and fully prepared to win the BMC elections while downplaying the possible alliance between the Uddhav Thackeray-led Shiv Sena-UBT and Raj Thackeray-founded Maharashtra Navnirman Sena. "Transformation is inevitable in the Municipal Corporation (in Mumbai). We have broken the pot of sin in the Municipal Corporation. Pap ki handi ab toot chuki hai aur ab aisi handi dobara nahin lagne wali (Now the pot of development will be placed in that place). Whatever butter is in that pot of development, the effort will be made to take it to the common man," said the chief minister, who was accompanied by the Cultural Affairs Minister and Mumbai BJP president Ashish Shekar. He wished everyone a happy Dahi Handi and Janmashtami. Without directly naming the Thackeray camp, CM Fadnavis said, "You (journalists) know where it (butter) was going. The people know who ate the butter." Stepping up the attack against the Thackeray camp, the chief minister said that there were restrictions on Dahi Handi and Ganesh Utsav (imposed by the Uddhav Thackeray-led government during its rule), adding that all those curbs were removed when the previous Eknath Shinde-led government took over in the state. "Now there is a Mahayuti government and all restrictions have been removed. There is immense enthusiasm. Dahi Handi is being celebrated with enthusiasm," he expressed. "It has been raining since last night, and rain is expected today. No matter how much rain falls, the rain of Govinda’s enthusiasm is bigger than that. Our Govinda's passion and enthusiasm never diminish," he noted. Meanwhile, CM Fadnavis will visit 14 Dahi Handi events in Mumbai, Thane and Bhiwandi, while Deputy Chief Minister Shinde will attend over 20 such events during the day. Ahead of the upcoming civic body elections in Mumbai, Thane and adjoining areas, the Mahayuti has proposed a massive outreach on the occasion of Dahi Handi and Janmashtami festival. CM Fadnavis and DCMs Eknath Shinde and Ajit Pawar have claimed that the change is inevitable in the BMC elections in particular, as the Mahayuti is set to outpace the Shiv Sena-UBT, MNS, Congress and NCP-SP. Disclaimer: This post has been auto-published from an agency feed without any modifications to the text and has not been reviewed by an editor FOLLOW US : Copyright ©2025 Lokmat Media Pvt Ltd</w:t>
       </w:r>
     </w:p>
     <w:p>
@@ -3674,16 +4103,16 @@
       </w:pPr>
       <w:r>
         <w:rPr/>
-        <w:t>Article 95</w:t>
-      </w:r>
-    </w:p>
-    <w:p>
-      <w:pPr>
-        <w:pStyle w:val="Normal"/>
-      </w:pPr>
-      <w:r>
-        <w:rPr/>
-        <w:t>Title: Tata Memorial's ACTREC Director Flags Grave Environmental Hazards Near Cancer Centre In Kharghar, Urges CM Devendra Fadnavis To Act</w:t>
+        <w:t>Article 106</w:t>
+      </w:r>
+    </w:p>
+    <w:p>
+      <w:pPr>
+        <w:pStyle w:val="Normal"/>
+      </w:pPr>
+      <w:r>
+        <w:rPr/>
+        <w:t>Title: Ganeshotsav 2025: Ganpati Mandals Urge CM Devendra Fadnavis To Waive BMC Road-Digging Fines</w:t>
       </w:r>
     </w:p>
     <w:p>
@@ -3695,16 +4124,16 @@
         <w:t xml:space="preserve">URL: </w:t>
       </w:r>
       <w:r>
-        <w:t xml:space="preserve"> https://www.freepressjournal.in/mumbai/tata-memorials-actrec-director-flags-grave-environmental-hazards-near-cancer-centre-in-kharghar-urges-cm-devendra-fadnavis-to-act</w:t>
-      </w:r>
-    </w:p>
-    <w:p>
-      <w:pPr>
-        <w:pStyle w:val="Normal"/>
-      </w:pPr>
-      <w:r>
-        <w:rPr/>
-        <w:t>Content: The Tata Memorial Centre’s Advanced Centre for Treatment, Research and Education in Cancer (ACTREC), Kharghar has raised alarm over unregulated stone quarrying activities taking place in the nearby hill region. About The Letter In a letter addressed to Chief Minister Devendra Fadnavis, Dr. Pankaj Chaturvedi, Director of the Centre, highlighted the dangers posed to the facility located in Sector 22, Kharghar, due to the ongoing illegal quarrying. Dated July 10, 2025, the letter details the deteriorating environmental conditions caused by intensive blasting and drilling operations on the northwestern hill adjacent to the ACTREC campus. The resulting noise and dust pollution are posing a significant threat to both vulnerable cancer patients and the surrounding ecosystem. The letter also describes the damage caused by repeated excavation in what was once a lush green area. Explosions and drilling generate deafening noise, while clouds of toxic dust are reported to be infiltrating even the sterile zones of the hospital. Patients undergoing sensitive treatments, such as bone marrow transplants and proton therapy, are said to be the worst affected. Local residents and senior citizens have already flagged the issue multiple times, citing violations of National Green Tribunal (NGT) guidelines, which require strict environmental clearances for such quarrying operations clearances that are allegedly being ignored. The hospital has expensive advanced cancer care equipment and dust is their enemy," said activist and director of Nat connect Foundation BN Kumar “It is unimaginable to have dust particles in the air when cancer patients get treated here,” he said.</w:t>
+        <w:t xml:space="preserve"> https://www.freepressjournal.in/mumbai/ganeshotsav-2025-ganpati-mandals-urge-cm-devendra-fadnavis-to-waive-bmc-road-digging-fines</w:t>
+      </w:r>
+    </w:p>
+    <w:p>
+      <w:pPr>
+        <w:pStyle w:val="Normal"/>
+      </w:pPr>
+      <w:r>
+        <w:rPr/>
+        <w:t>Content: Mumbai: The Brihanmumbai Sarvajanik Ganeshotsav Samanvay Samiti has urged Chief Minister Devendra Fadnavis to waive off penalty of Rs 2,000 per pothole imposed by the BMC to Ganpati mandals. BMC Fine Reduced After Samiti Protest This year for the first time, the BMC had imposed fine of Rs 15,000 per hole for mandals to discourage them from digging the newly concretised roads in the city. Several sarvajanik Ganpati mandals dig holes on the roads to erect their pandals. However, after protest by the samiti, the civic body reversed the fine to Rs 2,000 per hole. Mumbai has approximately 12,000 sarvajanik Ganpati mandals, of which the BMC last year gave permissions to more than 2,200 mandals to set up pandals. CM Promises Consideration For Complete Waiver Samiti's President Naresh Dahibhawkar said, "The CM has promised to consider completely waiving off the fines. Almost 60% of the mandals do not dig the road as their pandals are not big. Whoever does it, they are fill the holes immediately after the festival ends. From last couple of years the BMC is imposing fine of Rs 2,000, however, none of the mandals paid as they filled the holes themselves." "Many mandals are not rich enough to pay the penalties. Thus, we requested to waive it off as they have promised to fill it immediately," Dahibhawkar said. The samiti had meeting with CM Devendra Fadnavis, DCM Ajit Pawar and other ministers ahead of the 10-days Ganesh festival which starts from August 27. Shiv Sena Issues Warning Over Highway Potholes Meanwhile, on Tuesday during a meeting with Ganpati mandals representatives, Shiv Sena (UBT) chief Uddhav Thackeray issued a strong warning that Ganpati mandals will not pay any penalty for road-digging unless the state government first repairs every single pothole on the Mumbai-Goa highway. He pointed out that Ganpati mandals traditionally dig small holes in the ground to fix bamboo poles. Also Watch: Additional Request To Waive Fire Engine Charges The samiti on Wednesday also requested the CM to waive off the amount of Rs 1.25 lakh per day towards fire engines deployed near Lalbaugcha Raja. The most famous and one the tallest Lalbaugcha Raja Ganpati in celebrated full fervour for 10 days and lakhs of devotees across the country visit. As preventive measures, the Mumbai Fire Brigade deploys a fire engine 24/7 near the mandal.</w:t>
       </w:r>
     </w:p>
     <w:p>
@@ -3713,16 +4142,16 @@
       </w:pPr>
       <w:r>
         <w:rPr/>
-        <w:t>Article 96</w:t>
-      </w:r>
-    </w:p>
-    <w:p>
-      <w:pPr>
-        <w:pStyle w:val="Normal"/>
-      </w:pPr>
-      <w:r>
-        <w:rPr/>
-        <w:t>Title: 'Gadchiroli Will Figure Among Top 10 Districts Of Maharashtra In 5 Years': CM Devendra Fadnavis</w:t>
+        <w:t>Article 107</w:t>
+      </w:r>
+    </w:p>
+    <w:p>
+      <w:pPr>
+        <w:pStyle w:val="Normal"/>
+      </w:pPr>
+      <w:r>
+        <w:rPr/>
+        <w:t>Title: NDA Vice President-nominee Radhakrishnan expresses gratitude to PM Modi, Amit Shah, Fadnavis</w:t>
       </w:r>
     </w:p>
     <w:p>
@@ -3734,16 +4163,16 @@
         <w:t xml:space="preserve">URL: </w:t>
       </w:r>
       <w:r>
-        <w:t xml:space="preserve"> https://www.freepressjournal.in/mumbai/gadchiroli-will-figure-among-top-10-districts-of-maharashtra-in-5-years-cm-devendra-fadnavis</w:t>
-      </w:r>
-    </w:p>
-    <w:p>
-      <w:pPr>
-        <w:pStyle w:val="Normal"/>
-      </w:pPr>
-      <w:r>
-        <w:rPr/>
-        <w:t>Content: Gadchiroli: Maharashtra Chief Minister Devendra Fadnavis on Tuesday said Gadchiroli, once a hotbed of Naxal activity, will figure among the top 10 districts of the state in terms of per capita income in the next five years. Fadnavis was addressing a gathering at Lloyds Metals &amp; Energy Ltd, Konsari, where he inaugurated and laid the foundation stone for various projects for Gadchiroli, one of the least developed districts of the state, located in the Vidarbha region. Let us know! 👂What type of content would you like to see from us this year? "At present, Gadchiroli figures among the bottom two districts of Maharashtra in terms of the per capita income of people. I want to tell you that in the next five years, it will be among the top 10 districts of the state," he said. Fadnavis laid the foundation stone for a 4.5 MTPA Integrated Steel Plant, a 100-bed hospital in Konsari, a modern CBSE school in Konsari, Lloyds Township at Somanpalli and inaugurated a slurry pipeline from Hedri to Konsari, an iron ore grinding unit at Hedri and a pellet plant at Konsari. He said that the integrated steel plant will provide employment to around 20,000 people when it is completed in 30 months. The chief minister said teaching and skill development programmes are being held in Gadchiroli for locals to ensure they get priority in job recruitment. He said a steel cluster will come up in Gadchiroli, and efforts will be taken to produce excellent quality green steel at lower prices than China. Lloyds Metals &amp; Energy Ltd has taken this task, and the government will provide necessary support in this initiative to surpass China, Fadnavis said. He said 14,000 people are working in Lloyds Metals &amp; Energy Ltd alone in Gadchiroli. (Except for the headline, this article has not been edited by FPJ's editorial team and is auto-generated from an agency feed.)</w:t>
+        <w:t xml:space="preserve"> https://www.socialnews.xyz/2025/08/17/nda-vice-president-nominee-radhakrishnan-expresses-gratitude-to-pm-modi-amit-shah-fadnavis/</w:t>
+      </w:r>
+    </w:p>
+    <w:p>
+      <w:pPr>
+        <w:pStyle w:val="Normal"/>
+      </w:pPr>
+      <w:r>
+        <w:rPr/>
+        <w:t>Content: Home » National » NDA Vice President-nominee Radhakrishnan expresses gratitude to PM Modi, Amit Shah, Fadnavis Posted By: Gopi August 17, 2025 New Delhi, Aug 17 (SocialNews.XYZ) Maharashtra Governor C.P. Radhakrishnan on Sunday expressed deep gratitude to Prime Minister Narendra Modi, Union Home Minister Amit Shah, BJP President J.P. Nadda, Andhra and Maharashtra Chief Ministers Chandrababu Naidu and Devendra Fadnavis, respectively, after being declared the National Democratic Alliance’s candidate for the Vice Presidential election. In a series of posts on X, Radhakrishnan said he was "moved and touched beyond words" by the confidence reposed in him by the NDA leadership. "My heartfelt thanks to our beloved People’s leader, our most respected Honourable Prime Minister Shri @narendramodi Ji, our most respected Honourable Home Minister Shri @AmitShah Ji, BJP President Shri @JPNadda Ji, parliamentary board members, NDA partners and ministers for choosing me as their Vice-Presidential candidate. I assure to work hard for the Nation until my last breath. Jai Hind!" he wrote. Union Home Minister Amit Shah, while congratulating him, described Radhakrishnan as an experienced parliamentarian and administrator. "Your roles as a parliamentarian and as governor of different states have played a significant role in effectively fulfilling the constitutional duties. I am sure your vast experience and wisdom will enhance the prestige of the Upper House and achieve new milestones," Shah said on X, adding his gratitude to PM Modi and the BJP parliamentary board for the decision. Radhakrishnan responded by thanking the Home Minister and calling him a "beloved and respected people’s leader". Andhra Pradesh Chief Minister and TDP chief N. Chandrababu Naidu also welcomed the announcement, calling Radhakrishnan a "senior statesman who has long served the nation with distinction". He added that the Telugu Desam Party "warmly welcomes his nomination and extends full support". Replying, Radhakrishnan said: “My heartfelt thanks to our beloved People’s leader, our most respected Honourable Chief Minister of Andhra Pradesh Shri. @ncbn Garu." Maharashtra Chief Minister Devendra Fadnavis too congratulated him, saying his nomination "fills all Maharashtrians with immense pride". He highlighted Radhakrishnan’s legislative and constitutional expertise gained during his tenure as a two-time MP and Governor of different states. Radhakrishnan, in turn, conveyed “heartfelt thanks” to Fadnavis for the warm wishes. He also thanked Defence Minister Rajnath Singh, Finance Minister Nirmala Sitharaman and Commerce Minister Piyush Goyal. Radhakrishnan, a two-time MP from Coimbatore and the sitting Governor of Maharashtra, is the NDA’s official candidate in the Vice-Presidential election, scheduled for next month. Source: IANS Gopi Adusumilli is a Programmer. He is the editor of SocialNews.XYZ and President of AGK Fire Inc. He enjoys designing websites, developing mobile applications and publishing news articles on current events from various authenticated news sources. When it comes to writing he likes to write about current world politics and Indian Movies. His future plans include developing SocialNews.XYZ into a News website that has no bias or judgment towards any. He can be reached at gopi@socialnews.xyzMail | Web | Twitter Gopi Adusumilli is a Programmer. He is the editor of SocialNews.XYZ and President of AGK Fire Inc. He enjoys designing websites, developing mobile applications and publishing news articles on current events from various authenticated news sources. When it comes to writing he likes to write about current world politics and Indian Movies. His future plans include developing SocialNews.XYZ into a News website that has no bias or judgment towards any. He can be reached at gopi@socialnews.xyz Copyright 2025 | AGK FIRE INC| Terms of Service / Privacy Policy | Contact Us</w:t>
       </w:r>
     </w:p>
     <w:p>
@@ -3752,16 +4181,16 @@
       </w:pPr>
       <w:r>
         <w:rPr/>
-        <w:t>Article 97</w:t>
-      </w:r>
-    </w:p>
-    <w:p>
-      <w:pPr>
-        <w:pStyle w:val="Normal"/>
-      </w:pPr>
-      <w:r>
-        <w:rPr/>
-        <w:t>Title: Maharashtra set to gain big from Indo-UK Trade Agreement: CM Fadnavis</w:t>
+        <w:t>Article 108</w:t>
+      </w:r>
+    </w:p>
+    <w:p>
+      <w:pPr>
+        <w:pStyle w:val="Normal"/>
+      </w:pPr>
+      <w:r>
+        <w:rPr/>
+        <w:t>Title: VIDEO: 'Mumbai Cannot Be Affordable, Focus Should Be On MMR Housing,' Says CM Devendra Fadnavis At CREDAI-MCHI Event</w:t>
       </w:r>
     </w:p>
     <w:p>
@@ -3773,16 +4202,16 @@
         <w:t xml:space="preserve">URL: </w:t>
       </w:r>
       <w:r>
-        <w:t xml:space="preserve"> https://www.lokmattimes.com/national/maharashtra-set-to-gain-big-from-indo-uk-trade-agreement-cm-fadnavis/</w:t>
-      </w:r>
-    </w:p>
-    <w:p>
-      <w:pPr>
-        <w:pStyle w:val="Normal"/>
-      </w:pPr>
-      <w:r>
-        <w:rPr/>
-        <w:t>Content: Marathi | Hindi FOLLOW US : City By IANS | Updated: July 24, 2025 22:34 IST2025-07-24T22:26:04+5:302025-07-24T22:34:35+5:30 Mumbai, July 24 Maharashtra Chief Minister Devendra Fadnavis on Thursday said that his state is set to gain big from landmark India-UK Trade Agreement. In his post on X, CM Fadnavis said: “Many Congratulations and thanks to Hon PM Narendra Modi Ji for the landmark India–UK Free Trade Agreement, which brings immense benefits Indians including Maharashtra’s farmers, artisans and service sector too!”He further stated: “Farmers in Maharashtra to gain from increased exports of mangoes, grapes, jackfruits, millets &amp; organic produce. Better international reach and margins for turmeric, pepper, and cardamom. Kolhapuri leather footwear industry to get a global push with zero-duty access for leather &amp; footwear Boost for MSME hubs like Kolhapur, making them more globally competitive. This visionary agreement opens new doors for Maharashtra’s rural economy and traditional industries. Gratitude to PM Modi for empowering Maharashtra’s farmers and artisans on the global stage.”According to the government release, the FTA marks a significant milestone in India’s engagement with major developed economies and reflects a shared commitment to strengthening economic integration.As the world’s fourth and sixth largest economies respectively, India and the UK’s bilateral engagement holds global economic significance.The signing of the India-UK Comprehensive Economic and Trade Agreement (CETA) follows the successful conclusion of negotiations announced on May 6, 2025. The bilateral trade between the two countries stand at nearly $56 billion, with a joint goal to double this figure by 2030.CETA secures unprecedented duty-free access for 99 per cent of India’s exports to the UK, covering nearly the entire trade basket.This is expected to open new opportunities for labour-intensive industries such as textiles, marine products, leather, footwear, sports goods, toys, and gems and jewellery, alongside fast-growing sectors like engineering goods, auto components, and organic chemicals. The services sector, a strong driver of India’s economy, will also see wide-ranging benefits.The agreement provides greater market access in IT and IT-enabled services, financial and legal services, professional and educational services, and digital trade. Indian professionals, including those deployed by companies to work in UK across all services sectors, professionals deployed on contracts such as architects, engineers, chefs, yoga instructors, and musicians, will benefit from simplified visa procedures.CETA is expected to boost trade volumes significantly in the coming years, creating jobs, expanding exports, and supporting a deeper, more resilient economic relationship between India and the United Kingdom.Disclaimer: This post has been auto-published from an agency feed without any modifications to the text and has not been reviewed by an editorOpen in app In his post on X, CM Fadnavis said: “Many Congratulations and thanks to Hon PM Narendra Modi Ji for the landmark India–UK Free Trade Agreement, which brings immense benefits Indians including Maharashtra’s farmers, artisans and service sector too!” He further stated: “Farmers in Maharashtra to gain from increased exports of mangoes, grapes, jackfruits, millets &amp; organic produce. Better international reach and margins for turmeric, pepper, and cardamom. Kolhapuri leather footwear industry to get a global push with zero-duty access for leather &amp; footwear Boost for MSME hubs like Kolhapur, making them more globally competitive. This visionary agreement opens new doors for Maharashtra’s rural economy and traditional industries. Gratitude to PM Modi for empowering Maharashtra’s farmers and artisans on the global stage.” According to the government release, the FTA marks a significant milestone in India’s engagement with major developed economies and reflects a shared commitment to strengthening economic integration. As the world’s fourth and sixth largest economies respectively, India and the UK’s bilateral engagement holds global economic significance. The signing of the India-UK Comprehensive Economic and Trade Agreement (CETA) follows the successful conclusion of negotiations announced on May 6, 2025. The bilateral trade between the two countries stand at nearly $56 billion, with a joint goal to double this figure by 2030. CETA secures unprecedented duty-free access for 99 per cent of India’s exports to the UK, covering nearly the entire trade basket. This is expected to open new opportunities for labour-intensive industries such as textiles, marine products, leather, footwear, sports goods, toys, and gems and jewellery, alongside fast-growing sectors like engineering goods, auto components, and organic chemicals. The services sector, a strong driver of India’s economy, will also see wide-ranging benefits. The agreement provides greater market access in IT and IT-enabled services, financial and legal services, professional and educational services, and digital trade. Indian professionals, including those deployed by companies to work in UK across all services sectors, professionals deployed on contracts such as architects, engineers, chefs, yoga instructors, and musicians, will benefit from simplified visa procedures. CETA is expected to boost trade volumes significantly in the coming years, creating jobs, expanding exports, and supporting a deeper, more resilient economic relationship between India and the United Kingdom. Disclaimer: This post has been auto-published from an agency feed without any modifications to the text and has not been reviewed by an editor FOLLOW US : Copyright ©2025 Lokmat Media Pvt Ltd</w:t>
+        <w:t xml:space="preserve"> https://www.freepressjournal.in/mumbai/video-mumbai-cannot-be-affordable-focus-should-be-on-mmr-housing-says-cm-devendra-fadnavis-at-credai-mchi-event</w:t>
+      </w:r>
+    </w:p>
+    <w:p>
+      <w:pPr>
+        <w:pStyle w:val="Normal"/>
+      </w:pPr>
+      <w:r>
+        <w:rPr/>
+        <w:t>Content: Mumbai: Maharashtra Chief Minister Devendra Fadnavis on Thursday said it is unrealistic to expect Mumbai to be “affordable” for homebuyers, citing the city’s high land costs, regulatory constraints, and urban density. Instead, he called for developing large-scale affordable housing across the Mumbai Metropolitan Region (MMR) with robust transport connectivity to the city. High Costs Make Mumbai Unaffordable, Says Fadnavis Speaking at a CREDAI-MCHI event, Fadnavis said, “Mumbai will never be affordable — that’s the reality. But the MMR can be affordable if we ensure world-class connectivity and infrastructure so that people can live there and easily commute to Mumbai.” LIVE | Change of Guard Ceremony of CREDAI-MCHI🕘 9.13 pm | 14-08-2025📍BKC, Mumbai.#Maharashtra #Mumbai https://t.co/6s65iIGi9W Focus Shifts to Affordable Homes Across MMR He highlighted ongoing metro projects, expressways, and suburban rail upgrades as critical to integrating MMR towns into the city’s economic ecosystem. He also urged developers to focus on cluster redevelopment, slum rehabilitation, and adoption of advanced construction technologies to speed up project timelines. Reforms and Industry Participation Highlighted Fadnavis recalled his government’s role in implementing the Real Estate (Regulation and Development) Act (RERA) in Maharashtra, framing Mumbai’s development plan with industry participation, and pushing reforms to improve the ease of doing business in the construction sector. Education City Near Navi Mumbai Airport Announced He also spoke about upcoming initiatives such as an “education city” near the Navi Mumbai airport, which is expected to host 12 world-class universities, generate housing demand, and spur regional economic growth. Also Watch: “The real challenge is to bring new technology, global standards, and better planning to Mumbai and the MMR,” he said, adding that these measures could balance growth with affordability in the wider region. To get details on exclusive and budget-friendly property deals in Mumbai &amp; surrounding regions, do visit: https://budgetproperties.in/</w:t>
       </w:r>
     </w:p>
     <w:p>
@@ -3791,16 +4220,16 @@
       </w:pPr>
       <w:r>
         <w:rPr/>
-        <w:t>Article 98</w:t>
-      </w:r>
-    </w:p>
-    <w:p>
-      <w:pPr>
-        <w:pStyle w:val="Normal"/>
-      </w:pPr>
-      <w:r>
-        <w:rPr/>
-        <w:t>Title: Derogatory Post Against Amruta Fadnavis: Pune Court Rejects Anticipatory Bail Plea Of Two Accused</w:t>
+        <w:t>Article 109</w:t>
+      </w:r>
+    </w:p>
+    <w:p>
+      <w:pPr>
+        <w:pStyle w:val="Normal"/>
+      </w:pPr>
+      <w:r>
+        <w:rPr/>
+        <w:t>Title: Goldman Sachs Expands In Mumbai, Devendra Fadnavis Inaugurates New Worli Office</w:t>
       </w:r>
     </w:p>
     <w:p>
@@ -3812,16 +4241,16 @@
         <w:t xml:space="preserve">URL: </w:t>
       </w:r>
       <w:r>
-        <w:t xml:space="preserve"> https://www.freepressjournal.in/pune/derogatory-post-against-amruta-fadnavis-pune-court-rejects-anticipatory-bail-plea-of-two-accused</w:t>
-      </w:r>
-    </w:p>
-    <w:p>
-      <w:pPr>
-        <w:pStyle w:val="Normal"/>
-      </w:pPr>
-      <w:r>
-        <w:rPr/>
-        <w:t>Content: A Pune court rejected the anticipatory bail pleas of two persons in connection with an allegedly objectionable social media post against Maharashtra Chief Minister Devendra Fadnavis' wife, Amruta Fadnavis. The court, however, granted bail to four others in the case, which was registered by Pune cyber police in April on the complaint of advocate Basavraj Yadvad. Seven persons, identified as Nikhil Sankpal, Datta Chaudhari, Baliram Pandit, Ashish Wankhede, Shailesh Varma, Bhumish Save and Abhijit Phadnis, were named in the cases and all were issued notices to join the investigation. Only Sankpal responded to the notice, while Chaudhari, Pandit, Wankhede and Varma were subsequently arrested. Save and Phadnis remained absconding. Sankpal was the one who uploaded the post, which was viewed by over 16,000 people, liked by 895, and retweeted by 187, including the remaining six accused named in the complaint, as per police. Chaudhari, Pandit, Wankhede and Varma sought bail before Additional Sessions Judge A.S. Gandhi, while absconding accused Save and Phadnis moved anticipatory bail pleas. "The four arrested accused were granted bail. The anticipatory bail pleas of Save and Phadnis were rejected. While opposing the bail pleas, we argued that character is an ornament for any woman, and since the post was derogatory, bail should not be granted," Public Prosecutor Rajesh Kavediya said. Advocate SK Jain, representing Amruta Fadnavis, also opposed the bail pleas. In its order, the court observed the accused had posted or retweeted derogatory content intended to defame and outrage the modesty of a woman. "The accused did not verify the truthfulness of the content before retweeting. Despite being served notices by the police, they failed to cooperate with the investigation. Hence, they are not entitled to anticipatory bail," the judge noted. The prosecution also told the court Save, after retweeting the derogatory post, had uploaded another post claiming he would provide legal assistance to the persons against whom such cases are registered. "This tweet was posted after registration of the FIR. This shows the accused intentionally posted such derogative matters on social media against the minister and his wife. Such conduct of the accused is not justifiable," the order stated.</w:t>
+        <w:t xml:space="preserve"> https://www.freepressjournal.in/business/goldman-sachs-expands-in-mumbai-devendra-fadnavis-inaugurates-new-worli-office</w:t>
+      </w:r>
+    </w:p>
+    <w:p>
+      <w:pPr>
+        <w:pStyle w:val="Normal"/>
+      </w:pPr>
+      <w:r>
+        <w:rPr/>
+        <w:t>Content: Mumbai: Goldman Sachs, the global investment banking leader, has opened a brand-new office in Mumbai’s Worli business hub. The new space is almost 50 percent bigger than its earlier office in the city, showing the firm’s rising focus on India. Inside the New Office The Mumbai office is spread across the entire 10th floor and part of the 9th floor of Ascent Worli. It comes with modern facilities such as: - Large conference centers - Open collaboration areas - Well-designed meeting rooms One special highlight is that a meeting room has been named ‘Mumbai Baithak’, giving a local touch to the global firm. Inauguration by Chief Minister The new office was inaugurated by Maharashtra Chief Minister Devendra Fadnavis. His presence at the event signals the state government’s strong support for global financial firms investing and expanding in Mumbai. Inaugurated the Mumbai office of Goldman Sachs India Securities Pvt. Ltd. today and was delighted to see that their meeting room is named ‘Mumbai Baithak’.गोल्डमन सॅक्स इंडिया सिक्युरिटिज प्रा. लि.च्या मुंबई कार्यालयाचे आज उद्घाटन केले, तेव्हा त्यांच्या कार्यालयातील बैठकीच्या… pic.twitter.com/yizQwOgFMo Goldman Sachs in India – A Long Journey Goldman Sachs has had a presence in India since the 1980s. A key step came in 2006, when the company set up its wholly owned onshore operations in Mumbai. Over the years, it has steadily built a bigger role in India’s financial markets. Big Investments in the Country Since 2006, Goldman Sachs has invested more than USD 8.5 billion across different sectors in India. This shows its confidence in the country’s economic growth and long-term potential. Why the Expansion Matters This expansion shows that India is becoming a much bigger part of Goldman Sachs’ global strategy. With its larger office and growing workforce in Mumbai, the firm is expected to contribute more to India’s financial services industry and economic growth.</w:t>
       </w:r>
     </w:p>
     <w:p>
@@ -3830,16 +4259,16 @@
       </w:pPr>
       <w:r>
         <w:rPr/>
-        <w:t>Article 99</w:t>
-      </w:r>
-    </w:p>
-    <w:p>
-      <w:pPr>
-        <w:pStyle w:val="Normal"/>
-      </w:pPr>
-      <w:r>
-        <w:rPr/>
-        <w:t>Title: Buzz Over Maharashtra Cabinet Reshuffle As CM Fadnavis Seeks Central Nod for Key Projects In Delhi Meetings</w:t>
+        <w:t>Article 110</w:t>
+      </w:r>
+    </w:p>
+    <w:p>
+      <w:pPr>
+        <w:pStyle w:val="Normal"/>
+      </w:pPr>
+      <w:r>
+        <w:rPr/>
+        <w:t>Title: 'No Plan To Control Citizens’ Food Choices Amid Meat Ban Row': Maharashtra CM Devendra Fadnavis (VIDEO)</w:t>
       </w:r>
     </w:p>
     <w:p>
@@ -3851,16 +4280,16 @@
         <w:t xml:space="preserve">URL: </w:t>
       </w:r>
       <w:r>
-        <w:t xml:space="preserve"> https://www.freepressjournal.in/mumbai/buzz-over-maharashtra-cabinet-reshuffle-as-cm-fadnavis-seeks-central-nod-for-key-projects-in-delhi-meetings</w:t>
-      </w:r>
-    </w:p>
-    <w:p>
-      <w:pPr>
-        <w:pStyle w:val="Normal"/>
-      </w:pPr>
-      <w:r>
-        <w:rPr/>
-        <w:t>Content: The state political circles were abuzz with rumours of a cabinet reshuffle after Chief Minister Devendra Fadnavis, on Friday, met senior Union Ministers in New Delhi to secure approvals and grants for some crucial projects. Fadnavis met Amit Shah, Nirmala Sitharaman, JP Nadda and Shivraj Singh Chouhan. He also held meetings with NITI Aayog CEO BVR Subrahmanyam and member Rajiv Gauba, among others. Shiv Sena (UBT) MLA claimed as many as eight Maharashtra portfolios will get new ministers, including Assembly Speaker Rahul Narvekar, who could be replaced with Sudhir Mungantiwar. Raut’s claim was linked with Deputy CM Ajit Pawar’s statement on agriculture minister Manikrao Kokate, who has recently been caught in a series of controversies. However, Shrikant Shinde, the MP son of Deputy CM Eknath Shinde, denied any such plans. Had a courtesy meeting with our leader, Hon Union Home Minister, Minister of Cooperation @AmitShah ji in New Delhi. आमचे नेते, मा. केंद्रीय गृहमंत्री, सहकार मंत्री अमितभाई शाह यांची नवी दिल्ली येथे सदिच्छा भेट घेतली. #NewDelhi #Maharashtra pic.twitter.com/BLxef0SB1C Meanwhile, the CM discussed with Sitharaman five projects for which Maharashtra is seeking funds from global financial institutions. The state needs over $3.5 billion as per a statement issued by the Chief Minister’s Office (CMO). Sitharaman appreciated Maharashtra’s fiscal prudence and directed the Department of Economic Affairs (DEA) to approve the multi-year pipeline for the Mukhyamantri Gram Sadak Yojana ($⁠1 billion from the Asian Development Bank) to connect villages with over 1,000 population to the core road network for last-mile connectivity (see box for other projects). 🔸CM Devendra Fadnavis met B.V.R. Subrahmanyam, CEO of NITI Aayog, and Member Rajiv Gauba in New Delhi today.NITI Aayog appreciated Maharashtra’s financial discipline for maintaining the FRBM limit at 18%, well below the permissible 25%.Detailed discussions and presentations… pic.twitter.com/k1MjAl2Xim 📸 Group Photo!A click with our MPs and Ministers from Maharashtra at Sansad Bhawan, New Delhi.@khadseraksha @DrBhagwatKarad @SmitaWagh_ @AnupSDhotre @drhemantsavara #NewDelhi #Maharashtra pic.twitter.com/hn3Wv4Pzgt In the meeting with Nadda, the CM discussed a proposed fertiliser manufacturing plant in Nagpur district. The 12.7 lakh-tonne capacity project will be a joint venture involving GAIL, the fertilisers department and the state government. The state has requested a subsidy and the Centre’s support for the Rs10,000 crore project. During his meeting with Chouhan, the CM requested a push for a Rs22,490 crore project to build 14,000km of cement roads in rural areas, with maintenance-free standards for 25 years. The state is looking for financial assistance from the Asian Development Bank. माननीय केंद्रीय मंत्री श्री @ChouhanShivraj जी से आज नई दिल्ली स्थित कृषि भवन में महाराष्ट्र के माननीय मुख्यमंत्री श्री @Dev_Fadnavis जी ने आत्मीय भेंट की।@CMOMaharashtra pic.twitter.com/GE5TomvImk At the NITI Aayog meeting, Fadnavis discussed several tech-driven and sustainable initiatives, including AI-based NCD (non-communicable disease) screening, Rs4,300 crore bamboo-based industrial cluster, Marathwada water grid, Daman Ganga-Godavari river-linking project and skill development initiatives connecting ITIs (Industrial Training Institutes) with private industry. NITI Aayog officials lauded the state’s fiscal prudence – maintaining the limit of borrowings at 18% against the permitted 25% under the Fiscal Responsibility and Budget Management (FRBM), the CMO stated. The meetings with Amit Shah and Rajnath Singh were courtesy calls where issues related to the state’s ongoing Central collaborations were discussed, the CMO stated.</w:t>
+        <w:t xml:space="preserve"> https://www.freepressjournal.in/mumbai/no-plan-to-control-citizens-food-choices-amid-meat-ban-row-maharashtra-cm-devendra-fadnavis-video</w:t>
+      </w:r>
+    </w:p>
+    <w:p>
+      <w:pPr>
+        <w:pStyle w:val="Normal"/>
+      </w:pPr>
+      <w:r>
+        <w:rPr/>
+        <w:t>Content: Mumbai: Maharashtra Chief Minister Devendra Fadnavis has firmly stated that the state government has no intention of controlling citizens’ food choices, following a political storm over meat sale bans imposed by some municipal corporations on Independence Day. The controversy erupted after municipal bodies in Nagpur, Kalyan-Dombivli, Malegaon, Chhatrapati Sambhajinagar, and Amravati announced that meat shops would remain closed on August 15. Opposition parties strongly criticised the move, with leaders like Jitendra Awhad, Sanjay Raut, and even Deputy Chief Minister Ajit Pawar opposing the decision. Fadnavis on Wednesday clarified that the decision was not taken by the current state government but was based on a 1988 government resolution issued during the tenure of a previous administration. “The state government has made no such decision. This rule has been in place since 1988, and several municipal corporations have been following it annually. I only learnt about the recent bans through media reports,” he said. Let us know! 👂What type of content would you like to see from us this year? According to Fadnavis, when he asked municipal authorities why they imposed the ban, they cited the 1988 resolution and pointed out that even during Uddhav Thackeray’s tenure as Chief Minister, similar decisions had been taken. “Ultimately, the government has no interest in deciding what people should eat. People are free to choose their diet. This controversy is being manufactured as if our government took the decision. Such absurdity, like calling vegetarians ‘impotent’, must stop,” he remarked, stressing that his administration is focused on more pressing issues. However, Deputy Chief Minister Ajit Pawar termed such restrictions “wrong” and emphasised that citizens have the right to choose their own diet. “In our state, some people are vegetarian, and some are non-vegetarian. Such bans are not appropriate. Important cities have people from various communities, and while sentiments matter, imposing bans on days like Maharashtra Day, Republic Day, or Independence Day could become problematic,” Pawar said. Shiv Sena (UBT) MP Sanjay Raut launched a scathing attack, questioning whether Maharashtra had become a “prison of bans”. “If you don’t want to eat meat on Independence Day, don’t eat it—but why impose it on others? This is the land of Chhatrapati Shivaji Maharaj, not a vegetarian state. Are we doing this under someone’s pressure? Even during battles, Shivaji Maharaj’s warriors ate meat. You can’t fight wars on rice and ghee alone. Fadnavis is making Maharashtra weak and spineless,” Raut charged. Maharashtra Pradesh Congress Committee president Harshvardhan Sapkal accused the BJP of using such directives to divert attention from its historical record. “Independence Day is a national festival, not a BJP event. When the entire nation fought for freedom, BJP’s ideological ancestors sided with the British. To cover up these dark stains, they are now issuing food diktats,” Sapkal alleged. He further claimed that the BJP’s “One Nation, One Leader” approach seeks to impose uniformity in leadership, clothing, language, and food, thereby eroding India’s unity in diversity. “First, they fuelled Hindu-Muslim tensions, then Maratha-OBC disputes, then Marathi-Hindi divisions, and now this Independence Day meat ban. This is about tightening government control over people’s lives,” Sapkal said.</w:t>
       </w:r>
     </w:p>
     <w:p>
@@ -3869,16 +4298,16 @@
       </w:pPr>
       <w:r>
         <w:rPr/>
-        <w:t>Article 100</w:t>
-      </w:r>
-    </w:p>
-    <w:p>
-      <w:pPr>
-        <w:pStyle w:val="Normal"/>
-      </w:pPr>
-      <w:r>
-        <w:rPr/>
-        <w:t>Title: 'No Banners &amp; Hoardings': CM Fadnavis Urges Supporters To Donate Money To Mukhyamantri Sahayata Nidhi On Birthday Eve (VIDEO)</w:t>
+        <w:t>Article 111</w:t>
+      </w:r>
+    </w:p>
+    <w:p>
+      <w:pPr>
+        <w:pStyle w:val="Normal"/>
+      </w:pPr>
+      <w:r>
+        <w:rPr/>
+        <w:t>Title: Maharashtra CM Labels Meat Ban Controversy as 'Unnecessary'</w:t>
       </w:r>
     </w:p>
     <w:p>
@@ -3890,16 +4319,16 @@
         <w:t xml:space="preserve">URL: </w:t>
       </w:r>
       <w:r>
-        <w:t xml:space="preserve"> https://www.freepressjournal.in/mumbai/no-banners-hoardings-cm-fadnavis-urges-supporters-to-donate-money-to-mukhyamantri-sahayata-nidhi-on-birthday-eve-video</w:t>
-      </w:r>
-    </w:p>
-    <w:p>
-      <w:pPr>
-        <w:pStyle w:val="Normal"/>
-      </w:pPr>
-      <w:r>
-        <w:rPr/>
-        <w:t>Content: Maharashtra Chief Minister Devendra Fadnavis, who turns 55 tomorrow (22 July), has asked his supporters not to display banners and hoardings for his birthday. Instead, he has urged them to donate to the Mukhyamantri Sahayata Nidhi (Chief Minister’s Relief Fund), which provides financial aid for the treatment of underprivileged patients. Let us know! 👂What type of content would you like to see from us this year? Speaking to the media in Mumbai, Fadnavis said, “I have always advised against putting up banners and hoardings for my birthday. This year, I am requesting people to donate to the Mukhyamantri Sahayata Nidhi instead—this will help fund medical treatment for those in need.” Fadnavis on Bombay HC’s 2006 Train Blasts Verdict Responding to the recent Bombay High Court judgment acquitting 12 individuals arrested in connection with the 11 July 2006 serial train blasts, the Chief Minister stated that the government would challenge the ruling in the Supreme Court. “The Bombay High Court’s verdict is deeply shocking, and we will appeal against it in the Supreme Court,” he said. There is an interesting fact to know about Devendra Fadnavis - he shares his birthday with his cabinet colleague and Nationalist Congress Party chief, Ajit Pawar. Fadnavis was born on 22 July 1970, while Ajit Pawar was born on 22 July 1959.</w:t>
+        <w:t xml:space="preserve"> https://www.devdiscourse.com/article/law-order/3540127-maharashtra-cm-labels-meat-ban-controversy-as-unnecessary</w:t>
+      </w:r>
+    </w:p>
+    <w:p>
+      <w:pPr>
+        <w:pStyle w:val="Normal"/>
+      </w:pPr>
+      <w:r>
+        <w:rPr/>
+        <w:t>Content: Maharashtra's Chief Minister Devendra Fadnavis has dismissed the uproar over the closure of abattoirs and meat shops on Independence Day as unnecessary. Speaking to reporters, Fadnavis stressed that the state government has no interest in monitoring citizens' dietary preferences, noting that the decisions stem from municipal authorities. The CM revealed that he was unaware of a 37-year-old government resolution permitting such closures, which municipal corporations interpret at their discretion. Fadnavis highlighted that similar decisions occurred during Uddhav Thackeray's tenure as Maharashtra's chief. Deputy Chief Minister Ajit Pawar also expressed disapproval of the bans, emphasizing that imposing such restrictions is inappropriate given the state's diverse population and the significance of the day. Several cities have directed the closure of meat shops, inciting debate across the state. (With inputs from agencies.) Email: info@devdiscourse.com Phone: +91-720-6444012, +91-7027739813, 14, 15 © Copyright 2025</w:t>
       </w:r>
     </w:p>
     <w:p>
@@ -3908,16 +4337,16 @@
       </w:pPr>
       <w:r>
         <w:rPr/>
-        <w:t>Article 101</w:t>
-      </w:r>
-    </w:p>
-    <w:p>
-      <w:pPr>
-        <w:pStyle w:val="Normal"/>
-      </w:pPr>
-      <w:r>
-        <w:rPr/>
-        <w:t>Title: Nagpur News - Latest Updates and Breaking Headlines</w:t>
+        <w:t>Article 112</w:t>
+      </w:r>
+    </w:p>
+    <w:p>
+      <w:pPr>
+        <w:pStyle w:val="Normal"/>
+      </w:pPr>
+      <w:r>
+        <w:rPr/>
+        <w:t>Title: Mumbai: Fadnavis meets Governor after NDA VP nomination #Gallery</w:t>
       </w:r>
     </w:p>
     <w:p>
@@ -3929,16 +4358,16 @@
         <w:t xml:space="preserve">URL: </w:t>
       </w:r>
       <w:r>
-        <w:t xml:space="preserve"> https://www.nagpurtoday.in/nagpur-cm-fadnavis-inaugurates-1-2-gw-solar-plant-green-hydrogen-project/07231250</w:t>
-      </w:r>
-    </w:p>
-    <w:p>
-      <w:pPr>
-        <w:pStyle w:val="Normal"/>
-      </w:pPr>
-      <w:r>
-        <w:rPr/>
-        <w:t>Content: Nagpur: In a significant step towards green energy advancement, Maharashtra Chief Minister Devendra Fadnavis inaugurated a state-of-the-art 1.2 gigawatt solar module manufacturing unit of WorldOne Energies in Nagpur. The grand ceremony, held at the company’s corporate campus, also witnessed the foundation stone laying of a 2.5 megawatt green hydrogen production plant—both projects seen as key milestones in India’s journey toward sustainable and self-reliant energy solutions. The newly launched solar manufacturing facility is among the largest of its kind in the country. It will manufacture a range of advanced technologies including solar PV modules, silicon ingots and wafers, inverters, and battery energy storage systems (BESS). With a focus on both domestic requirements and international exports, including markets like the United States, the unit is expected to play a crucial role in enhancing India’s green manufacturing capabilities. Speaking at the event, WorldOne Energies Co-Founder Mark Garvin highlighted the company’s commitment to innovation and global standards. “This factory represents our pledge to bring Indian innovation to global markets. It’s a testament to our belief in a cleaner, greener, and more self-sufficient energy future,” he said. The 2.5 MW green hydrogen plant, for which the foundation stone was laid, will be fully powered by solar energy. Once operational, it will provide clean and renewable hydrogen fuel for industrial use, significantly contributing to the development of a circular, low-carbon economy. The event was attended by several key dignitaries, including Energy Minister Chandrashekhar Bawankule, MLAs Parinay Fuke and Ashish Deshmukh, noted industrialist Pyare Khan, and filmmaker Anubhav Vinod Sinha. The initiative drew special praise for project promoter Muratza Kothawala, whose leadership and vision have been central to bringing this green energy mission to life. “We aim to offer world-class green energy solutions from India by combining local manufacturing with global standards,” Kothawala said, underscoring the project’s commitment to sustainability and technological excellence. This initiative is expected to position Maharashtra as a frontrunner in renewable energy and marks a bold step in support of India’s Net Zero Carbon Mission. For Nagpur, it paves the way toward becoming a national hub for clean energy production and innovation. With the launch of this facility, WorldOne Energies has opened a new chapter in India’s clean energy story, one that promises long-term impact on environmental conservation, industrial transformation, and energy self-reliance.</w:t>
+        <w:t xml:space="preserve"> https://www.socialnews.xyz/2025/08/17/mumbai-fadnavis-meets-governor-after-nda-vp-nomination-gallery/</w:t>
+      </w:r>
+    </w:p>
+    <w:p>
+      <w:pPr>
+        <w:pStyle w:val="Normal"/>
+      </w:pPr>
+      <w:r>
+        <w:rPr/>
+        <w:t>Content: Home » Gallery » Politics » Mumbai: Fadnavis meets Governor after NDA VP nomination #Gallery Posted By: Social News XYZ August 17, 2025 An Indo-American News website. It covers Gossips, Politics, Movies, Technolgy, and Sports News and Photo Galleries and Live Coverage of Events via Youtube. The website is established in 2015 and is owned by AGK FIRE INC. Copyright 2025 | AGK FIRE INC| Terms of Service / Privacy Policy | Contact Us</w:t>
       </w:r>
     </w:p>
     <w:p>
@@ -3947,16 +4376,16 @@
       </w:pPr>
       <w:r>
         <w:rPr/>
-        <w:t>Article 102</w:t>
-      </w:r>
-    </w:p>
-    <w:p>
-      <w:pPr>
-        <w:pStyle w:val="Normal"/>
-      </w:pPr>
-      <w:r>
-        <w:rPr/>
-        <w:t>Title: 2006 Mumbai Blasts Verdict: CM Fadnavis Expresses Shock, Says Will Challenge Bombay HC Decision In SC</w:t>
+        <w:t>Article 113</w:t>
+      </w:r>
+    </w:p>
+    <w:p>
+      <w:pPr>
+        <w:pStyle w:val="Normal"/>
+      </w:pPr>
+      <w:r>
+        <w:rPr/>
+        <w:t>Title: Cooperation of IBM is necessary to achieve goal of 'Viksit Maharashtra': CM Fadnavis</w:t>
       </w:r>
     </w:p>
     <w:p>
@@ -3968,16 +4397,16 @@
         <w:t xml:space="preserve">URL: </w:t>
       </w:r>
       <w:r>
-        <w:t xml:space="preserve"> https://www.freepressjournal.in/mumbai/2006-mumbai-blasts-verdict-cm-fadnavis-expresses-shock-says-will-challenge-bombay-hc-decision-in-sc</w:t>
-      </w:r>
-    </w:p>
-    <w:p>
-      <w:pPr>
-        <w:pStyle w:val="Normal"/>
-      </w:pPr>
-      <w:r>
-        <w:rPr/>
-        <w:t>Content: Maharashtra Chief Minister Devendra Fadnavis expressed shock at the Bombay High Court's Monday verdict acquitting all 12 convicts in the 2006 Mumbai train bombings case (commonly referred to as the 7/11 attacks), stating the government would challenge the judgment in the Supreme Court. Let us know! 👂What type of content would you like to see from us this year? "The verdict of the Bombay High Court is very shocking, and we will challenge it in the Supreme Court," the Chief Minister said. Court Overturns 2015 Convictions In a major setback for the Maharashtra government, the Bombay High Court acquitted all 12 defendants, ruling that the prosecution had "utterly failed" to prove its case. The court observed it was "hard to believe they committed the crime." The prosecution had alleged the accused belonged to the banned Students' Islamic Movement of India (SIMI). The High Court overturned the 2015 verdict by a special MCOCA court that had sentenced five individuals to death and seven to life imprisonment. One accused died in prison in 2022 while the appeal was pending; the court ruled the acquittal applied posthumously. Evidence Deemed Insufficient The 671-page judgment stated: "The prosecution has utterly failed to establish the offence beyond reasonable doubt... It is unsafe to conclude the appellants committed these offences." The court dismissed the prosecution's evidence as inconclusive, finding witness statements and alleged recoveries had "no evidentiary value." Background of the 2006 Attacks Seven coordinated bomb explosions struck Mumbai's local trains during evening rush hour on 11 July 2006, killing 189 people and injuring over 800 within an 11-minute period. Under law, death sentences require High Court confirmation before execution. The Maharashtra government sought this confirmation in 2015, while the convicted individuals appealed. One of the accused died of COVID-19 complications in 2021. In July 2024, the High Court constituted a special bench led by Justice Kilor, which conducted regular hearings for six months before reserving judgment five months before to Monday's ruling.</w:t>
+        <w:t xml:space="preserve"> https://www.lokmattimes.com/national/cooperation-of-ibm-is-necessary-to-achieve-goal-of-viksit-maharashtra-cm-fadnavis/</w:t>
+      </w:r>
+    </w:p>
+    <w:p>
+      <w:pPr>
+        <w:pStyle w:val="Normal"/>
+      </w:pPr>
+      <w:r>
+        <w:rPr/>
+        <w:t>Content: Marathi | Hindi FOLLOW US : City By IANS | Updated: August 13, 2025 23:14 IST2025-08-13T23:09:59+5:302025-08-13T23:14:59+5:30 Mumbai, Aug 13 Maharashtra Chief Minister Devendra Fadnavis said on Wednesday that the cooperation of International Business Machines (IBM) is necessary for fulfilling the goal of a 'Viksit Maharashtra'. He also added that India is currently the fastest growing economy in the world."Along with a Viksit Bharat, the dream of a Viskit Maharashtra is being realised," Chief Minister Fadnavis said.He expressed his confidence that IBM will contribute to the state government's "Mission Viksit Maharashtra".He was speaking after inaugurating the IBM office in Mumbai.Expressing satisfaction over the opening of an office by IBM in Mumbai, CM Fadnavis said, "IBM will work with the state government for the development of the state based on quantum computing and artificial intelligence technology.""Quantum computing technology is bringing positive changes in every sphere of life. The impact of this technology is seen increasing in all sectors. Maharashtra is also going to lead the way on the path of progress with this technology. Therefore, the MoU signed with IBM is important for the progress of the state and it aims at innovation and technology exchange. MoU will also help identify opportunities to support the Government's Quantum mission and strategic initiatives," the Chief Minister added.He said that climate change has created great challenges for the agriculture sector.This technology will play a valuable role in the development of sustainable agriculture, he added."With the help of this technology, it will be possible to take measures to solve the problems faced by agriculture," the Chief Minister said.He also expressed his belief that this will definitely make the lives of farmers easy.In a post on social media platform X, CM Fadnavis said, "Enjoyed exploring IBM's innovative space in Mumbai, witnessing how technology, AI and creativity are shaping the future. The AI-powered cricket simulator, was particularly engaging and showcase India's progress toward a digitally empowered, technologically advanced nation."Disclaimer: This post has been auto-published from an agency feed without any modifications to the text and has not been reviewed by an editorOpen in app He also added that India is currently the fastest growing economy in the world. "Along with a Viksit Bharat, the dream of a Viskit Maharashtra is being realised," Chief Minister Fadnavis said. He expressed his confidence that IBM will contribute to the state government's "Mission Viksit Maharashtra". He was speaking after inaugurating the IBM office in Mumbai. Expressing satisfaction over the opening of an office by IBM in Mumbai, CM Fadnavis said, "IBM will work with the state government for the development of the state based on quantum computing and artificial intelligence technology." "Quantum computing technology is bringing positive changes in every sphere of life. The impact of this technology is seen increasing in all sectors. Maharashtra is also going to lead the way on the path of progress with this technology. Therefore, the MoU signed with IBM is important for the progress of the state and it aims at innovation and technology exchange. MoU will also help identify opportunities to support the Government's Quantum mission and strategic initiatives," the Chief Minister added. He said that climate change has created great challenges for the agriculture sector. This technology will play a valuable role in the development of sustainable agriculture, he added. "With the help of this technology, it will be possible to take measures to solve the problems faced by agriculture," the Chief Minister said. He also expressed his belief that this will definitely make the lives of farmers easy. In a post on social media platform X, CM Fadnavis said, "Enjoyed exploring IBM's innovative space in Mumbai, witnessing how technology, AI and creativity are shaping the future. The AI-powered cricket simulator, was particularly engaging and showcase India's progress toward a digitally empowered, technologically advanced nation." Disclaimer: This post has been auto-published from an agency feed without any modifications to the text and has not been reviewed by an editor FOLLOW US : Copyright ©2025 Lokmat Media Pvt Ltd</w:t>
       </w:r>
     </w:p>
     <w:p>
@@ -3986,16 +4415,16 @@
       </w:pPr>
       <w:r>
         <w:rPr/>
-        <w:t>Article 103</w:t>
-      </w:r>
-    </w:p>
-    <w:p>
-      <w:pPr>
-        <w:pStyle w:val="Normal"/>
-      </w:pPr>
-      <w:r>
-        <w:rPr/>
-        <w:t>Title: Mumbai 2006 Train Blasts: Fadnavis Terms Acquittal Of 12 As 'Shocking', Announces To Move SC</w:t>
+        <w:t>Article 114</w:t>
+      </w:r>
+    </w:p>
+    <w:p>
+      <w:pPr>
+        <w:pStyle w:val="Normal"/>
+      </w:pPr>
+      <w:r>
+        <w:rPr/>
+        <w:t>Title: Independence Day 2025: 'Maharashtra Racing Ahead, Powering India’s Growth Dream,' Says CM Devendra Fadnavis; VIDEO</w:t>
       </w:r>
     </w:p>
     <w:p>
@@ -4007,16 +4436,16 @@
         <w:t xml:space="preserve">URL: </w:t>
       </w:r>
       <w:r>
-        <w:t xml:space="preserve"> https://www.thedailyjagran.com/maharashtra/mumbai-2006-train-blasts-fadnavis-terms-acquittal-of-12-as-shocking-announces-to-move-sc-10254342</w:t>
-      </w:r>
-    </w:p>
-    <w:p>
-      <w:pPr>
-        <w:pStyle w:val="Normal"/>
-      </w:pPr>
-      <w:r>
-        <w:rPr/>
-        <w:t>Content: Mumbai News: The Bombay High Court on Monday acquitted all 12 people earlier convicted in the 2006 Mumbai serial train bombings case, nearly 19 years after the deadly blasts that killed 189 people and injured over 800. The decision has triggered strong reactions, with Maharashtra Deputy Chief Minister Devendra Fadnavis calling the verdict “shocking” and confirming that the state government will challenge it in the Supreme Court. In 2015, a special court under the Maharashtra Control of Organised Crime Act (MCOCA) had sentenced five of the accused to death and seven others to life imprisonment. However, a special High Court bench comprising Justice Anil Kilor and Justice Shyam Chandak overturned the convictions, stating that the prosecution had "utterly failed" to prove the charges beyond reasonable doubt. ALSO READ: Maharashtra Crime: Palghar Man Missing For 15 Days Found Buried Under Floor, Wife And Her Alleged Lover Missing The attacks took place on July 11, 2006, when seven bomb explosions occurred within just 11 minutes during the evening rush hour in Mumbai's local trains. Explosives hidden inside pressure cookers were placed in first-class compartments of trains originating from Churchgate. The blasts happened near stations including Matunga Road, Mahim Junction, Bandra, Khar Road, Jogeshwari, Bhayandar and Borivali, causing massive casualties and panic. The prosecution had earlier claimed that the 12 men were associated with the banned Students’ Islamic Movement of India (SIMI) and were responsible for planting the bombs. Those sentenced to death included Kamal Ansari (Bihar), Mohammad Faisal Shaikh (Mumbai), Ehtesham Siddiqui (Thane), Naveed Khan (Secunderabad), and Asif Khan (Jalgaon). The remaining seven, Mohammed Sajid Ansari, Mohammed Ali, Dr Tanveer Ansari, Majid Shafi, Muzzammil Shaikh, Sohail Shaikh, and Zamir Shaikh, were given life imprisonment for being part of the conspiracy. ALSO READ: 189 Killed, Zero Accused? Know Why Bombay HC Acquitted 12 Convicts Of 2006 Mumbai Train Blasts The trial court's decision was sent to the High Court for confirmation, as required by law in death penalty cases. While the Maharashtra government sought the confirmation, the convicted individuals also appealed against their sentences. One of the accused died in 2021 due to COVID-19. In July 2024, a special bench led by Justice Kilor was formed to hear the case. After nearly six months of hearings, the bench reserved its verdict five months ago and announced its ruling on Monday, acquitting all the accused. Connect, share, thrive together. The Daily Jagran brings you all the latest and breaking news from India and around the world. Get live English news from India, World, Politics, Entertainment, Lifestyle, Business, Education, Sports, Technology, and much more. Follow thedailyjagran.com to stay updated with the latest English news. For any feedback or complaint, email to : compliant_gro@jagrannewmedia.com Copyright © 2025 Jagran Prakashan Limited.</w:t>
+        <w:t xml:space="preserve"> https://www.freepressjournal.in/mumbai/independence-day-2025-maharashtra-racing-ahead-powering-indias-growth-dream-says-cm-devendra-fadnavis-video</w:t>
+      </w:r>
+    </w:p>
+    <w:p>
+      <w:pPr>
+        <w:pStyle w:val="Normal"/>
+      </w:pPr>
+      <w:r>
+        <w:rPr/>
+        <w:t>Content: Mumbai: “Maharashtra is progressing rapidly within the nation’s overall development framework and contributing significantly to the vision of a developed India,” Chief Minister Devendra Fadnavis said after hoisting the flag on the occasion of the 79th Independence Day on Friday. The main state-level flag hoisting ceremony was held at Mantralaya, where Chief Minister Devendra Fadnavis unfurled the flag and addressed the gathering. Focus on Atmanirbhar Bharat “Maharashtra’s growth story will not stop here. Prime Minister Narendra Modi’s call for Atmanirbhar Bharat is of utmost importance. We all must work together to make India self-reliant. In just a decade, India has moved from being the world’s 11th largest economy to the 4th largest economy,” he said. भारतीय स्वातंत्र्य दिनानिमित्त ध्वजारोहण कार्यक्रम येथे, भारताच्या विकासयात्रेत महाराष्ट्राचे योगदान अधोरेखित करणारे माझे संबोधन... (15-8-2025📍मंत्रालय, मुंबई) #Maharashtra #IndependenceDay #ViksitBharat pic.twitter.com/hYjI3mlzE0 Chief Justice of the Bombay High Court Alok Aradhe, chief secretary Rajesh Kumar, Amruta Fadnavis, medical education minister Hasan Mushrif, Maharashtra Public Service Commission chairman Rajneesh Seth, chief electoral officer Dinesh Waghmare, DGP Rashmi Shukla, BMC chief Bhushan Gagrani and senior officials from various departments and the Indian Army, Navy, Air Force, Coast Guard were also present. #Maharashtra #DevendraFadnavis #Independenceday2025 pic.twitter.com/DGX0Naxy8E “The Prime Minister has appealed for the adoption of indigenous products wherever possible, to strengthen Atma Nirbhar Bharat. Accordingly, the state needs to be made a hub for start-ups, technology and innovation,” the CM said. ॥ जयतु जयतु भारतम् ॥🇮🇳🇮🇳CM Devendra Fadnavis attended the flag hoisting ceremony of Bombay High Court on the occasion of Indian Independence Day, at the hands of Hon Chief Justice of Bombay High Court, Alok Aradhe.🇮🇳 मुख्यमंत्री देवेंद्र फडणवीस यांच्या प्रमुख उपस्थितीत व… pic.twitter.com/lraVJaqAUn FDI and Manufacturing Leadership Highlighting Maharashtra’s role, he said that of all the foreign direct investment coming into India, 40% has been invested in Maharashtra. Maharashtra ranks first in manufacturing, exports-imports and start-ups. Alongside excellent education systems, the state is focusing on developing human resources, with skill-based training enabling Maharashtra to contribute significantly to the country’s development in the future. Green Power for Farmers Once completed by December 2026, the Mukhyamantri Saur Krushi Vahini Yojana will ensure 12 hours of daytime electricity for farmers, making Maharashtra the first state to provide 100% green power, Fadnavis said. Major Irrigation Projects Major irrigation projects are underway, including interlinking of rivers such as the Wainganga-Nalganga scheme, and diverting water flowing into the sea into the Godavari basin to drought-proof North Maharashtra and Marathwada. Similarly, projects will bring water into the Tapi basin, creating substantial water reserves for agriculture, industry and drinking purposes, the CM said. Also Watch: Gadchiroli Development “Gadchiroli is now almost free from Naxal and Maoist activities and is emerging as the country’s new steel hub. In the next ten years, it will have the nation’s largest steel production capacity,” he added.</w:t>
       </w:r>
     </w:p>
     <w:p>
@@ -4025,16 +4454,16 @@
       </w:pPr>
       <w:r>
         <w:rPr/>
-        <w:t>Article 104</w:t>
-      </w:r>
-    </w:p>
-    <w:p>
-      <w:pPr>
-        <w:pStyle w:val="Normal"/>
-      </w:pPr>
-      <w:r>
-        <w:rPr/>
-        <w:t>Title: NCP-SP Leader Eknath Khadse Demands CBI Probe Into Alleged Honeytrap Cases Involving Maharashtra Ministers</w:t>
+        <w:t>Article 115</w:t>
+      </w:r>
+    </w:p>
+    <w:p>
+      <w:pPr>
+        <w:pStyle w:val="Normal"/>
+      </w:pPr>
+      <w:r>
+        <w:rPr/>
+        <w:t>Title: Mumbai: CM Devendra Fadnavis meets C.P. Radhakrishnan #Gallery</w:t>
       </w:r>
     </w:p>
     <w:p>
@@ -4046,16 +4475,16 @@
         <w:t xml:space="preserve">URL: </w:t>
       </w:r>
       <w:r>
-        <w:t xml:space="preserve"> https://www.freepressjournal.in/mumbai/ncp-sp-leader-eknath-khadse-demands-cbi-probe-into-alleged-honeytrap-cases-involving-maharashtra-ministers</w:t>
-      </w:r>
-    </w:p>
-    <w:p>
-      <w:pPr>
-        <w:pStyle w:val="Normal"/>
-      </w:pPr>
-      <w:r>
-        <w:rPr/>
-        <w:t>Content: Jalgaon: Former Maharashtra Minister and NCP leader Eknath Khadse has demanded a Central Bureau of Investigation (CBI) probe into the alleged honeytrap cases of some officials and ministers in the state. Khadse claimed that the Maharashtra government is trying to suppress the issue as they fear that the names of their own ministers can surface in the case. "CBI should probe honeytrap cases. The government is trying to suppress it. They are worried that the names of their own ministers can surface. The name of Minister Girish Mahajan is also surfacing, but whether he was involved or not will only become certain after the probe. Why is the government investigating honeytrap cases at such a slow pace?" Khadse told reporters. #WATCH | Jalgaon, Maharashtra | NCP-SCP MLC Eknath Khadse said, "There were four cases of honey trap in Maharashtra, and FIRs were filed in three places. One in Saki Naka and MIDC in Andheri, and the third in the Bavdhan Police Station area, Pune, where a person named Praful… pic.twitter.com/qJ6ic7OKaK "In Nashik, the names of 72 officers have surfaced in a honey trap case. There is a possibility that government officials may be involved," he added. Earlier, Shiv Sena (UBT) leader Sanjay Raut also made similar allegations against the Fadnavis government. मुख्य मंत्री देवेंद्रजी विधानसभेतही दिशाभूल करतात,महाराष्ट्रात हनी ट्रॅप नाही असे त्यांनी सांगितले:या एका फोटोची सीबीआय मार्फत चौकशी होऊद्या!दुध का दूध पानी का पानी होईल!४ मंत्री अनेक अधिकारी अडकले आहेत!शिवसेनेतून फुटलेले ४ तरुण खासदार (तेंव्हा )याच ट्रॅप मुळे पळाले . ⁦ pic.twitter.com/DduL723OOw "Chief Minister Devendraji misleads even in the Legislative Assembly. He said there is no honey trap in Maharashtra: Let there be a CBI inquiry into this one photo! The truth will be revealed! 4 ministers. Many officials are trapped! 4 young MPs who broke away from Shiv Sena (at that time) fled because of this very trap," Raut alleged in a post on X. Maharashtra Chief Minister Devendra Fadnavis has rejected the allegations and informed the legislative assembly earlier this month that no case of honeytrap has come to light in the state. (Except for the headline, this article has not been edited by FPJ's editorial team and is auto-generated from an agency feed.)</w:t>
+        <w:t xml:space="preserve"> https://www.socialnews.xyz/2025/08/18/mumbai-cm-devendra-fadnavis-meets-c-p-radhakrishnan-gallery/</w:t>
+      </w:r>
+    </w:p>
+    <w:p>
+      <w:pPr>
+        <w:pStyle w:val="Normal"/>
+      </w:pPr>
+      <w:r>
+        <w:rPr/>
+        <w:t>Content: Home » Gallery » Politics » Mumbai: CM Devendra Fadnavis meets C.P. Radhakrishnan #Gallery Posted By: Social News XYZ August 18, 2025 An Indo-American News website. It covers Gossips, Politics, Movies, Technolgy, and Sports News and Photo Galleries and Live Coverage of Events via Youtube. The website is established in 2015 and is owned by AGK FIRE INC. Copyright 2025 | AGK FIRE INC| Terms of Service / Privacy Policy | Contact Us</w:t>
       </w:r>
     </w:p>
     <w:p>
@@ -4064,16 +4493,16 @@
       </w:pPr>
       <w:r>
         <w:rPr/>
-        <w:t>Article 105</w:t>
-      </w:r>
-    </w:p>
-    <w:p>
-      <w:pPr>
-        <w:pStyle w:val="Normal"/>
-      </w:pPr>
-      <w:r>
-        <w:rPr/>
-        <w:t>Title: वे थकते क्यों नहीं… शरद पवार ने की देवेंद्र फडणवीस की तारीफ, कार्यशैली को बताया जबरदस्त</w:t>
+        <w:t>Article 116</w:t>
+      </w:r>
+    </w:p>
+    <w:p>
+      <w:pPr>
+        <w:pStyle w:val="Normal"/>
+      </w:pPr>
+      <w:r>
+        <w:rPr/>
+        <w:t>Title: Independence Day: CM Devendra Fadnavis To Lead August 15 Flag Hoisting; Rehearsal Conducted At Mantralaya</w:t>
       </w:r>
     </w:p>
     <w:p>
@@ -4085,16 +4514,16 @@
         <w:t xml:space="preserve">URL: </w:t>
       </w:r>
       <w:r>
-        <w:t xml:space="preserve"> https://www.tv9hindi.com/india/ncp-chief-sharad-pawar-praises-devendra-fadnavis-despite-political-differences-3401728.html</w:t>
-      </w:r>
-    </w:p>
-    <w:p>
-      <w:pPr>
-        <w:pStyle w:val="Normal"/>
-      </w:pPr>
-      <w:r>
-        <w:rPr/>
-        <w:t>Content: By signing in or creating an account, you agree with Associated Broadcasting Company's Terms &amp; Conditions and Privacy Policy. राजनीतिक प्रतिद्वंद्विता के बावजूद भी एनसीपी चीफ शरद पवार ने महाराष्ट्र के मुख्यमंत्री देवेंद्र फडणवीस की तारीफ की है. उन्होंने फडणवीस के काम करने की शैली को जबरदस्त बताया है. पवार ने कहा कि मैं उनके काम को देखकर सोचता हूं कि वे थकते क्यों नहीं हैं? शरद पवार ने एक इंटरव्यू में बातचीत के दौरान यह बात कही. इस इंटरव्यू में उनसे फडणवीस के साथ अपने संबंधों और महाराष्ट्र की राजनीति में चल रहे घटनाक्रमों को लेकर सवाल किया गया था. बातचीत के दौरान शरद पवार ने कहा कि दो विपरीत विचारधाराओं के लोग एक साथ काम कर सकते हैं. यह उन्होंने और फडणवीस ने अपनी कार्यशैली से दिखाया है. पवार ने जोर देकर कहा कि उनकी और फडणवीस की कार्यशैली के बीच एक अद्भुत तालमेल है और इस बात से कोई इनकार नहीं कर सकता. पवार ने फडणवीस के काम के प्रति समर्पण को स्वीकार करते हुए कहा कि वे प्रतिदिन 18-19 घंटे काम करते हैं. उन्होंने फडणवीस की कार्यक्षमता और ऊर्जा की सराहना की और कहा कि इतनी मेहनत के बाद भी फडणवीस थकते क्यों नहीं हैं? पवार ने कहा कि फडणवीस हमेशा काम में लगे रहते हैं, चाहे वह सरकारी योजनाएं हों या राजनीतिक मुद्दे. फडणवीस के पास हमेशा कोई न कोई नया काम होता है, जिससे वे लगातार जुड़े रहते हैं. उन्होंने ये भी कहा कि फडणवीस की महाराष्ट्र के शासन और प्रशासन पर मजबूत पकड़ है. फडणवीस ने मुख्यमंत्री रहते हुए और उपमुख्यमंत्री के रूप में भी प्रशासन पर अपनी मजबूत पकड़ बनाए रखी. पवार ने इस बात पर भी जोर दिया कि राजनीतिक मतभेदों के बावजूद, फडणवीस के साथ उनका व्यक्तिगत तालमेल बहुत अच्छा है. उन्होंने कहा कि दोनों नेता हमेशा एक-दूसरे का सम्मान करते हैं और व्यक्तिगत संबंधों को राजनीति से अलग रखते हैं. पवार ने बताया कि फडणवीस ने कई महत्वपूर्ण फैसले लिए हैं, जो राज्य के विकास के लिए आवश्यक थे. उन्होंने कहा कि फडणवीस एक दूरदर्शी नेता हैं, जो राज्य के भविष्य के लिए हमेशा सोचते हैं.</w:t>
+        <w:t xml:space="preserve"> https://www.freepressjournal.in/mumbai/independence-day-cm-devendra-fadnavis-to-lead-august-15-flag-hoisting-rehearsal-conducted-at-mantralaya</w:t>
+      </w:r>
+    </w:p>
+    <w:p>
+      <w:pPr>
+        <w:pStyle w:val="Normal"/>
+      </w:pPr>
+      <w:r>
+        <w:rPr/>
+        <w:t>Content: Mumbai: Ahead of the state’s official Independence Day celebrations, a rehearsal for the flag hoisting ceremony was conducted today at the Maharashtra Ministry. The main event will take place on August 15, 2025, at 9:05 AM, with Chief Minister Devendra Fadnavis scheduled to hoist the national flag. During the rehearsal, Sunil Sonar, Under Secretary of the Protocol Department, performed the flag hoisting in the presence of senior officials. Senior Officials and Security Presence The event was attended by Deputy Commissioner of Police Pravin Mundhe, Assistant Commissioner of Police for CM’s Security Milind Kurde, Srinivas Ghadge, and senior officials from the Ministry, Public Works Department, and police force. भारताच्या स्वातंत्र्यदिनानिमित्त मंत्रालयात राज्याचा मुख्य शासकीय कार्यक्रम १५ ऑगस्ट २०२५ रोजी सकाळी ९.०५ वाजता मुख्यमंत्री @Dev_Fadnavis यांच्या हस्ते #ध्वजारोहण करून साजरा होणार आहे. यानिमित्त आज राजशिष्टाचार विभागाचे अवर सचिव सुनील सोनार यांच्या हस्ते ध्वजारोहण करण्यात येऊन… pic.twitter.com/QiH5I0K0hJ The ceremonial parade featured contingents from the Mumbai Police, State Reserve Police Force, Madhya Pradesh Police Force, and mounted police units, ensuring a grand and disciplined rehearsal ahead of the national event.</w:t>
       </w:r>
     </w:p>
     <w:p>
@@ -4103,16 +4532,16 @@
       </w:pPr>
       <w:r>
         <w:rPr/>
-        <w:t>Article 106</w:t>
-      </w:r>
-    </w:p>
-    <w:p>
-      <w:pPr>
-        <w:pStyle w:val="Normal"/>
-      </w:pPr>
-      <w:r>
-        <w:rPr/>
-        <w:t>Title: बदल रही फिजा! ये क्‍या हुआ, उद्धव-शरद पवार अचानक क्‍यों हो गए फडणवीस के 'फैन'?</w:t>
+        <w:t>Article 117</w:t>
+      </w:r>
+    </w:p>
+    <w:p>
+      <w:pPr>
+        <w:pStyle w:val="Normal"/>
+      </w:pPr>
+      <w:r>
+        <w:rPr/>
+        <w:t>Title: Independence Day 2025: CM Devendra Fadnavis Hoists Tricolour, Hails Maharashtra's Role In Unstoppable National Progress</w:t>
       </w:r>
     </w:p>
     <w:p>
@@ -4124,16 +4553,16 @@
         <w:t xml:space="preserve">URL: </w:t>
       </w:r>
       <w:r>
-        <w:t xml:space="preserve"> https://zeenews.india.com/hindi/explainer/uddhav-thackeray-and-sharad-pawar-praises-devendra-fadnavis-chandrashekhar-bawankule-response/2851753</w:t>
-      </w:r>
-    </w:p>
-    <w:p>
-      <w:pPr>
-        <w:pStyle w:val="Normal"/>
-      </w:pPr>
-      <w:r>
-        <w:rPr/>
-        <w:t>Content: Uddhav Thackeray and Devendra Fadnavis: कुछ दिन पहले महाराष्‍ट्र विधानसभा के भीतर हल्‍के-फुल्‍के अंदाज में सीएम देवेंद्र फडणवीस ने उद्धव ठाकरे से पाला बदलते हुए सत्‍ता पक्ष में आने के लिए कहा. बात निकली थी तो दूर तलक जानी ही थी. Trending Photos Maharashtra Politics: कुछ दिन पहले महाराष्‍ट्र विधानसभा के भीतर हल्‍के-फुल्‍के अंदाज में सीएम देवेंद्र फडणवीस ने उद्धव ठाकरे से पाला बदलते हुए सत्‍ता पक्ष में आने के लिए कहा. बात निकली थी तो दूर तलक जानी ही थी. अब उसके बाद 22 जुलाई को देवेंद्र फडणवीस के जन्‍मदिन के मौके पर उद्धव ठाकरे ने फडणवीस की दिल खोलकर तारीफ कर डाली. इसका असर ये हुआ कि महाराष्‍ट्र की सियासत में खलबली मच गई. और तो और उद्धव का बचाव करने कोई और नहीं महाराष्‍ट्र के सीनियर मिनिस्‍टर और बीजेपी नेता चंद्रशेखर बावनकुले उतरे. बावनकुले ने कहा कि ये महाराष्‍ट्र की परंपरा का हिस्‍सा है कि जब किसी का जन्‍मदिन या विशेष अवसर होता है तो उसके अच्‍छे कार्यों के बारे में चर्चा की जाती है. उद्धव ने उसी संस्‍कृति का निर्वाह करते हुए देवेंद्र फडणवीस के कार्यों, रोडमैप और 2029 तक विकसित महाराष्‍ट्र के उनके विजन को सराहा है. उद्धव की सराहना न केवल सूबे की सियासत के लिहाज से मायने रखती है बल्कि सभी दलों के लिए भी ये अहम है. दरअसल देवेंद्र फडणवीस के जन्‍मदिन के उपलक्ष्‍य में राज्‍यपाल ने 'महाराष्‍ट्र नायक' नाम से एक कॉफी टेबल बुक जारी की. उसमें ही उद्धव ठाकरे ने फडणवीस की जमकर तारीफ की है. इस बुक में अपने आर्टिकल में उद्धव ठाकरे ने फडणवीस को प्रतिभाशाली और विश्‍वसनीय नेता करार देते हुए जनता के हितों में काम करने वाला शख्‍स बताया. उन्‍होंने ये भी कहा कि सीएम फडणवीस को जनता की समस्‍याओं की गहरी समझ है और वो उनको सुलझाने का माद्दा रखते हैं. उन्‍होंने ये भी कहा कि आने वाले दिनों में देवेंद्र फडणवीस राष्‍ट्रीय राजनीति में बड़ी भूमिका निभाएंगे. ऑपरेशन सिंदूर को लेकर US ने UN में दोहराई ट्रंप की दलील, भारत ने खोल दी 'पोल' शरद पवार ने क्‍या कहा? इस कॉफी बुक में शरद पवार ने अपने आर्टिकल में कहा कि देवेंद्र फडणवीस इस कारण तीसरी बार मुख्‍यमंत्री बन सके क्‍योंकि वो बहुत फोकस्‍ड और काम के प्रति समर्पित हैं. उन्‍होंने ये भी कहा कि जब भी वो फडणवीस को देखते हैं तो उनको अपने शुरुआती दिनों की याद आती है जब वह 1978 में पहली बार महाराष्‍ट्र के सीएम बने थे. देवेंद्र फडणवीस की प्रतिक्रिया सीएम फडणवीस ने नागपुर में पत्रकारों से बातचीत करते हुए अपनी प्रतिक्रिया देते हुए कहा कि उद्धव ठाकरे और हम कोई एक-दूसरे के दुश्‍मन नहीं बल्कि राजनीतिक विरोधी हैं. इसके साथ ही ये जोड़ा कि शरद पवार बहुत वरिष्‍ठ नेता हैं और उन्‍होंने जो राय व्‍यक्‍त की वो मेरे लिए बहुत मायने रखती है. बावनकुले ने कहा कि ये महाराष्‍ट्र की परंपरा का हिस्‍सा है कि जब किसी का जन्‍मदिन या विशेष अवसर होता है तो उसके अच्‍छे कार्यों के बारे में चर्चा की जाती है. उद्धव ने उसी संस्‍कृति का निर्वाह करते हुए देवेंद्र फडणवीस के कार्यों, रोडमैप और 2029 तक विकसित महाराष्‍ट्र के उनके विजन को सराहा है. उद्धव की सराहना न केवल सूबे की सियासत के लिहाज से मायने रखती है बल्कि सभी दलों के लिए भी ये अहम है. दरअसल देवेंद्र फडणवीस के जन्‍मदिन के उपलक्ष्‍य में राज्‍यपाल ने 'महाराष्‍ट्र नायक' नाम से एक कॉफी टेबल बुक जारी की. उसमें ही उद्धव ठाकरे ने फडणवीस की जमकर तारीफ की है. इस बुक में अपने आर्टिकल में उद्धव ठाकरे ने फडणवीस को प्रतिभाशाली और विश्‍वसनीय नेता करार देते हुए जनता के हितों में काम करने वाला शख्‍स बताया. उन्‍होंने ये भी कहा कि सीएम फडणवीस को जनता की समस्‍याओं की गहरी समझ है और वो उनको सुलझाने का माद्दा रखते हैं. उन्‍होंने ये भी कहा कि आने वाले दिनों में देवेंद्र फडणवीस राष्‍ट्रीय राजनीति में बड़ी भूमिका निभाएंगे. ऑपरेशन सिंदूर को लेकर US ने UN में दोहराई ट्रंप की दलील, भारत ने खोल दी 'पोल' शरद पवार ने क्‍या कहा? इस कॉफी बुक में शरद पवार ने अपने आर्टिकल में कहा कि देवेंद्र फडणवीस इस कारण तीसरी बार मुख्‍यमंत्री बन सके क्‍योंकि वो बहुत फोकस्‍ड और काम के प्रति समर्पित हैं. उन्‍होंने ये भी कहा कि जब भी वो फडणवीस को देखते हैं तो उनको अपने शुरुआती दिनों की याद आती है जब वह 1978 में पहली बार महाराष्‍ट्र के सीएम बने थे. देवेंद्र फडणवीस की प्रतिक्रिया सीएम फडणवीस ने नागपुर में पत्रकारों से बातचीत करते हुए अपनी प्रतिक्रिया देते हुए कहा कि उद्धव ठाकरे और हम कोई एक-दूसरे के दुश्‍मन नहीं बल्कि राजनीतिक विरोधी हैं. इसके साथ ही ये जोड़ा कि शरद पवार बहुत वरिष्‍ठ नेता हैं और उन्‍होंने जो राय व्‍यक्‍त की वो मेरे लिए बहुत मायने रखती है. दरअसल देवेंद्र फडणवीस के जन्‍मदिन के उपलक्ष्‍य में राज्‍यपाल ने 'महाराष्‍ट्र नायक' नाम से एक कॉफी टेबल बुक जारी की. उसमें ही उद्धव ठाकरे ने फडणवीस की जमकर तारीफ की है. इस बुक में अपने आर्टिकल में उद्धव ठाकरे ने फडणवीस को प्रतिभाशाली और विश्‍वसनीय नेता करार देते हुए जनता के हितों में काम करने वाला शख्‍स बताया. उन्‍होंने ये भी कहा कि सीएम फडणवीस को जनता की समस्‍याओं की गहरी समझ है और वो उनको सुलझाने का माद्दा रखते हैं. उन्‍होंने ये भी कहा कि आने वाले दिनों में देवेंद्र फडणवीस राष्‍ट्रीय राजनीति में बड़ी भूमिका निभाएंगे. ऑपरेशन सिंदूर को लेकर US ने UN में दोहराई ट्रंप की दलील, भारत ने खोल दी 'पोल' शरद पवार ने क्‍या कहा? इस कॉफी बुक में शरद पवार ने अपने आर्टिकल में कहा कि देवेंद्र फडणवीस इस कारण तीसरी बार मुख्‍यमंत्री बन सके क्‍योंकि वो बहुत फोकस्‍ड और काम के प्रति समर्पित हैं. उन्‍होंने ये भी कहा कि जब भी वो फडणवीस को देखते हैं तो उनको अपने शुरुआती दिनों की याद आती है जब वह 1978 में पहली बार महाराष्‍ट्र के सीएम बने थे. देवेंद्र फडणवीस की प्रतिक्रिया सीएम फडणवीस ने नागपुर में पत्रकारों से बातचीत करते हुए अपनी प्रतिक्रिया देते हुए कहा कि उद्धव ठाकरे और हम कोई एक-दूसरे के दुश्‍मन नहीं बल्कि राजनीतिक विरोधी हैं. इसके साथ ही ये जोड़ा कि शरद पवार बहुत वरिष्‍ठ नेता हैं और उन्‍होंने जो राय व्‍यक्‍त की वो मेरे लिए बहुत मायने रखती है. ऑपरेशन सिंदूर को लेकर US ने UN में दोहराई ट्रंप की दलील, भारत ने खोल दी 'पोल' शरद पवार ने क्‍या कहा? इस कॉफी बुक में शरद पवार ने अपने आर्टिकल में कहा कि देवेंद्र फडणवीस इस कारण तीसरी बार मुख्‍यमंत्री बन सके क्‍योंकि वो बहुत फोकस्‍ड और काम के प्रति समर्पित हैं. उन्‍होंने ये भी कहा कि जब भी वो फडणवीस को देखते हैं तो उनको अपने शुरुआती दिनों की याद आती है जब वह 1978 में पहली बार महाराष्‍ट्र के सीएम बने थे. देवेंद्र फडणवीस की प्रतिक्रिया सीएम फडणवीस ने नागपुर में पत्रकारों से बातचीत करते हुए अपनी प्रतिक्रिया देते हुए कहा कि उद्धव ठाकरे और हम कोई एक-दूसरे के दुश्‍मन नहीं बल्कि राजनीतिक विरोधी हैं. इसके साथ ही ये जोड़ा कि शरद पवार बहुत वरिष्‍ठ नेता हैं और उन्‍होंने जो राय व्‍यक्‍त की वो मेरे लिए बहुत मायने रखती है. शरद पवार ने क्‍या कहा? इस कॉफी बुक में शरद पवार ने अपने आर्टिकल में कहा कि देवेंद्र फडणवीस इस कारण तीसरी बार मुख्‍यमंत्री बन सके क्‍योंकि वो बहुत फोकस्‍ड और काम के प्रति समर्पित हैं. उन्‍होंने ये भी कहा कि जब भी वो फडणवीस को देखते हैं तो उनको अपने शुरुआती दिनों की याद आती है जब वह 1978 में पहली बार महाराष्‍ट्र के सीएम बने थे. देवेंद्र फडणवीस की प्रतिक्रिया सीएम फडणवीस ने नागपुर में पत्रकारों से बातचीत करते हुए अपनी प्रतिक्रिया देते हुए कहा कि उद्धव ठाकरे और हम कोई एक-दूसरे के दुश्‍मन नहीं बल्कि राजनीतिक विरोधी हैं. इसके साथ ही ये जोड़ा कि शरद पवार बहुत वरिष्‍ठ नेता हैं और उन्‍होंने जो राय व्‍यक्‍त की वो मेरे लिए बहुत मायने रखती है. देवेंद्र फडणवीस की प्रतिक्रिया सीएम फडणवीस ने नागपुर में पत्रकारों से बातचीत करते हुए अपनी प्रतिक्रिया देते हुए कहा कि उद्धव ठाकरे और हम कोई एक-दूसरे के दुश्‍मन नहीं बल्कि राजनीतिक विरोधी हैं. इसके साथ ही ये जोड़ा कि शरद पवार बहुत वरिष्‍ठ नेता हैं और उन्‍होंने जो राय व्‍यक्‍त की वो मेरे लिए बहुत मायने रखती है. Thank you By clicking “Accept All Cookies”, you agree to the storing of cookies on your device to enhance site navigation, analyze site usage, and assist in our marketing efforts.</w:t>
+        <w:t xml:space="preserve"> https://www.freepressjournal.in/mumbai/independence-day-2025-cm-devendra-fadnavis-hoists-tricolour-hails-maharashtras-role-in-unstoppable-national-progress</w:t>
+      </w:r>
+    </w:p>
+    <w:p>
+      <w:pPr>
+        <w:pStyle w:val="Normal"/>
+      </w:pPr>
+      <w:r>
+        <w:rPr/>
+        <w:t>Content: Maharashtra Chief Minister Devendra Fadnavis on Friday hailed the state’s role as a key driver in India’s unstoppable growth story and reaffirmed his government’s commitment to development across sectors. Speaking after hoisting the Tricolour at Mantralaya on the occasion of the 79th Independence Day, Fadnavis paid homage to the freedom fighters, martyrs and soldiers safeguarding the nation’s borders. He lauded the valour of India’s armed forces, citing Operation Sindoor as an example of the country’s military prowess in eliminating terrorist and strategic targets in Pakistan. “Under Prime Minister Narendra Modi’s leadership, India has climbed from the 11th to the 4th largest economy in the world. No one can halt the country’s progress, we are even making our mark in space,” he said. Fadnavis stressed the importance of the ‘Atmanirbhar Bharat’ mission, urging people to embrace swadeshi (indigenous products) and work collectively towards a developed India. He highlighted Maharashtra’s contribution, noting that the state accounts for 40 per cent of the nation’s total foreign direct investment. #WATCH | Mumbai: Maharashtra CM Devendra Fadnavis hoisted the Tricolour on the 79th Independence Day. pic.twitter.com/EALHNeMmqn The Chief Minister said Maharashtra leads in manufacturing, exports, and start-ups, while also focusing on education, skill development, and human resource growth. Farmers have been receiving free electricity for the past five years, and the state is actively developing solar and green energy projects. On rural and industrial development, he announced that Gadchiroli, once affected by Naxal insurgency, is on track to become a steel hub within a decade. He added that artificial intelligence is being integrated into agriculture to boost productivity. भारत माता की जय!LIVE | भारतीय स्वातंत्र्य दिनानिमित्त ध्वजारोहण 🕘 स. ९.०८ वा. | १५-८-२०२५📍मंत्रालय, मुंबई.#Maharashtra #IndependenceDay2025 #JaiHind https://t.co/3Y7IdF4Ytk Fadnavis also underlined the state’s infrastructure push, including new airports and ports, alongside upgrades to existing facilities. “Maharashtra is the biggest participant in the nation’s development journey,” he asserted.</w:t>
       </w:r>
     </w:p>
     <w:p>
@@ -4142,16 +4571,16 @@
       </w:pPr>
       <w:r>
         <w:rPr/>
-        <w:t>Article 107</w:t>
-      </w:r>
-    </w:p>
-    <w:p>
-      <w:pPr>
-        <w:pStyle w:val="Normal"/>
-      </w:pPr>
-      <w:r>
-        <w:rPr/>
-        <w:t>Title: Maharashtra: 'महाराष्ट्र के इतिहास में देवेंद्र फडणवीस सबसे लाचार मुख्यमंत्री', कांग्रेस नेता सपकाल का तंज</w:t>
+        <w:t>Article 118</w:t>
+      </w:r>
+    </w:p>
+    <w:p>
+      <w:pPr>
+        <w:pStyle w:val="Normal"/>
+      </w:pPr>
+      <w:r>
+        <w:rPr/>
+        <w:t>Title: CREDAI-MCHI Appoints Sukhraj Nahar As 18th President In Presence Of CM Devendra Fadnavis</w:t>
       </w:r>
     </w:p>
     <w:p>
@@ -4163,16 +4592,16 @@
         <w:t xml:space="preserve">URL: </w:t>
       </w:r>
       <w:r>
-        <w:t xml:space="preserve"> https://www.amarujala.com/india-news/devendra-fadnavis-most-helpless-cm-in-maharashtra-history-congress-leader-harshwardhan-sapkal-2025-07-23</w:t>
-      </w:r>
-    </w:p>
-    <w:p>
-      <w:pPr>
-        <w:pStyle w:val="Normal"/>
-      </w:pPr>
-      <w:r>
-        <w:rPr/>
-        <w:t>Content: मेरा शहर Link Copied सत्तारूढ़ गठबंधन के विधायकों से जुड़े हालिया विवादों पर तीखी टिप्पणी करते हुए महाराष्ट्र कांग्रेस अध्यक्ष हर्षवर्धन सपकाल ने बुधवार को मुख्यमंत्री देवेंद्र फडणवीस पर जोरदार हमला बोला। उन्होंने कहा कि देवेंद्र फडणवीस राज्य के इतिहास में सबसे लाचार मुख्यमंत्री हैं। सपकाल ने कृषि मंत्री माणिकराव कोकाटे को विधान परिषद में अपने मोबाइल फोन पर गेम खेलते हुए और शिवसेना विधायक संजय गायकवाड़ की ओर से बासी खाना परोसने पर एक कैंटीन कर्मचारी के साथ मारपीट का जिक्र किया। और पढ़ें Trending Videos यह वीडियो/विज्ञापन हटाएं सपकाल ने कहा, 'हर दिन उनके मंत्री किसी न किसी विवाद में फंस जाते हैं, लेकिन उनकी किस्मत बस उन्हें बर्दाश्त करने की है।' कांग्रेस नेता ने आगे कहा, 'ऐसा लगता है कि फडणवीस विधानसभा के अंदर एक क्लब चला रहे हैं और सत्तारूढ़ भाजपा के नेतृत्व वाले गठबंधन के नेताओं ने बाहर एक डब्ल्यूडब्ल्यूएफ अखाड़ा खोल रखा है।' विज्ञापन विज्ञापन 'सरकार के अंदर ट्रिपल इंजन का गैंगवार चल रहा' राज्य में कानून-व्यवस्था की स्थिति पर बात करते हुए उन्होंने कहा कि सरकार के अंदर ट्रिपल इंजन का गैंगवार चल रहा है। उनका इशारा महायुति गठबंधन की ओर था, जिसमें भाजपा, शिवसेना और राकांपा शामिल हैं। सपकाल ने आगे कहा कि बीड में हत्याएं हो रही हैं, 'कोयता' गिरोह बेलगाम हो रहे हैं और एक मंत्री की मां के नाम पर डांस बार चल रहा है। फडणवीस-आदित्य की बैठक पर कही यह बात हाल ही में फडणवीस और शिवसेना (यूबीटी) विधायक आदित्य ठाकरे के बीच बंद कमरे में हुई बैठक पर सपकाल ने कहा, 'मुझे नहीं लगता कि कुछ होने वाला है, क्योंकि भाजपा ने ही शिवसेना को दोफाड़ किया था। उन्होंने शिवसेना का नाम और चुनाव चिह्न भी छीन लिया है।' उद्धव ठाकरे और शरद पवार पर टिप्पणी करने से इनकार कांग्रेस नेता ने शिवसेना (यूबीटी) प्रमुख उद्धव ठाकरे और राकांपा (सपा) अध्यक्ष शरद पवार की ओर से मुख्यमंत्री फडणवीस की प्रशंसा करने के बारे में भी ज्यादा कुछ कहने से इनकार कर दिया। उन्होंने कहा कि राजनीतिक मतभेदों के बावजूद किसी को शुभकामनाएं देना महाराष्ट्र की संस्कृति का हिस्सा है। सपकाल ने कहा कि हालांकि फडणवीस और भाजपा ने ऐसे नेताओं को संरक्षण दिया है, जो अभद्र भाषा का इस्तेमाल करते हैं और हर जगह राजनीति तलाशते हैं। रहें हर खबर से अपडेट, डाउनलोड करें Android Hindi News apps, iOS Hindi News apps और Amarujala Hindi News apps अपने मोबाइल पे|Get all India News in Hindi related to live update of politics, sports, entertainment, technology and education etc. Stay updated with us for all breaking news from India News and more news in Hindi. Next Article Please wait... Please wait... Delete All Cookies Followed</w:t>
+        <w:t xml:space="preserve"> https://www.freepressjournal.in/mumbai/credai-mchi-appoints-sukhraj-nahar-as-18th-president-in-presence-of-cm-devendra-fadnavis</w:t>
+      </w:r>
+    </w:p>
+    <w:p>
+      <w:pPr>
+        <w:pStyle w:val="Normal"/>
+      </w:pPr>
+      <w:r>
+        <w:rPr/>
+        <w:t>Content: Mumbai: CREDAI-MCHI, the apex body representing real estate developers in the Mumbal Metropolitan Region (MMR), has announced the appointment of Sukhraj Nahar, Chairman of Nahar Group, as its 18th President for the 2025-2027 term in a Change of Guard ceremony held at Jio World Centre on Thursday August 14th. The event was attended by Chief Minister of Maharashtra, Devendra Fadnavis. Nahar succeeds Domnic Romell who has served the association over the past two years. CM Fadnavis said that generational projects cannot be done. Meaning projects cannot go on and on for years. He said, “ What all support is needed we (govt) are ready to extend. To make Mumbai slum free, new technology should be adopted and place for such mechanism government will be provided.” Let us know! 👂What type of content would you like to see from us this year? CM also empathised on new upcoming infrastructure projects which will upgrade the city landscape and decongest the city especially parallel road is being constructed to Western Express Highway which will take away 60% traffic load. Atal Setu has opened opportunity in Mumbai 3.0, CM added. Speaking on his vision for 2025 - 2027, Sukhraj Nahar, President of CREDAI-MCHI stated," Our sector has always built Mumbai's skyline. Now, we must also build its soul. Mission CARES is our declaration to the government, home buyers, and our own conscience-that we will develop with empathy, digitise with purpose, green our cities with urgency, and ensure every home is accessible and dignified. This is a pivotal moment to move beyond rhetoric and deliver real, measurable impact." While he also urged CM to remove obstacles in the real estate sector and form a dedicated committee so the roadblocks can be overcome and affordable homes can be built. Domnic Romell, Immediate Past President, CREDAI-MCHI extended his full support to the new leadership. While Dhaval Ajmera, Outgoing Secretary, CREDAI-MCHI, stated, "We have always been builders; now we choose to be healers too. Mission CARES is not just a vision it is a call to action for governments, civil society, and every stakeholder in the urban ecosystem to create a future where development is measured by the dignity, equity, and sustainability it brings.” Mumbai's developers currently pay an average of ₹54,221 per square meter as approval costs, among the highest in the country. Premiums, duties, and levies often constitute 35- 40% of the total project cost, placing a significant financial burden on homebuyers and delaying project timelines. "Compliance costs are one of the biggest roadblocks to affordable housing," noted Keval Valambhia, Chief Operating Officer, CREDAI-MCHI.</w:t>
       </w:r>
     </w:p>
     <w:p>
@@ -4181,16 +4610,16 @@
       </w:pPr>
       <w:r>
         <w:rPr/>
-        <w:t>Article 108</w:t>
-      </w:r>
-    </w:p>
-    <w:p>
-      <w:pPr>
-        <w:pStyle w:val="Normal"/>
-      </w:pPr>
-      <w:r>
-        <w:rPr/>
-        <w:t>Title: Hindi vs Marathi: 'हरेक मराठी व्यक्ति को मराठी भाषा पर गर्व', जेएनयू में बोले महाराष्ट्र सीएम देवेंद्र फडणवीस</w:t>
+        <w:t>Article 119</w:t>
+      </w:r>
+    </w:p>
+    <w:p>
+      <w:pPr>
+        <w:pStyle w:val="Normal"/>
+      </w:pPr>
+      <w:r>
+        <w:rPr/>
+        <w:t>Title: Mumbai Rains: Maharashtra CM Devendra Fadnavis Chairs Review Meeting On Excessive Rainfall At Mantralaya |VIDEO</w:t>
       </w:r>
     </w:p>
     <w:p>
@@ -4202,16 +4631,16 @@
         <w:t xml:space="preserve">URL: </w:t>
       </w:r>
       <w:r>
-        <w:t xml:space="preserve"> https://www.amarujala.com/delhi-ncr/cm-devendra-fadnavis-called-marathi-language-oldest-language-of-country-at-jnu-2025-07-24</w:t>
-      </w:r>
-    </w:p>
-    <w:p>
-      <w:pPr>
-        <w:pStyle w:val="Normal"/>
-      </w:pPr>
-      <w:r>
-        <w:rPr/>
-        <w:t>Content: मेरा शहर Link Copied भाषा संचार का माध्यम है। लेकिन मतभेद का नहीं। मातृभाषा महत्वपूर्ण है। हरेक मराठी व्यक्ति को मराठी भाषा पर गर्व है। मराठी पर जोर देना स्वाभाविक और उचित है। मगर, हमें अन्य भारतीय भाषाओं का भी सम्मान करना चाहिए। मराठी भाषा देश की सबसे प्राचीन भाषा है। भाषा मतभेद का कारण नहीं बन सकती और एक मराठी व्यक्ति ऐसे मुद्दों पर कभी भी संकीर्ण सोच नहीं रख सकता। यह बातें महाराष्ट्र के मुख्यमंत्री देवेंद्र फडणवीस ने जवाहरलाल नेहरू विश्वविद्यालय (जेएनयू) में मराठी भाषा साहित्य और संस्कृति के लिए कुसुमाग्रज विशेष केंद्र के उद्घाटन के मौके पर कही। साथ ही महाराष्ट्र के मुख्यमंत्री ने जेएनयू में छत्रपति शिवाजी महाराज विशेष सुरक्षा एवं सामारिक अध्ययन केंद्र की आधारशिला भी रखी। और पढ़ें Trending Videos यह वीडियो/विज्ञापन हटाएं मुख्यमंत्री ने मराठी और हिंदी भाषा के मुद्दे पर बोलते हुए कहा कि यह बहस मराठी और हिंदी की नहीं है। मराठी का कोई विकल्प नहीं है। एक मराठी व्यक्ति को मराठी स्वीकार करनी ही होगी। लेकिन हमारी नीति मराठी के साथ-साथ अन्य भारतीय भाषाओं की भी है। उनकी सरकार की नीति मराठी के साथ-साथ अन्य भारतीय भाषाओं की रही है। विज्ञापन विज्ञापन छत्रपति शिवाजी की प्रतिमा होगी स्थापित हमें मराठी सीखनी और अन्य भाषाएं भी जाननी चाहिए। मैं बार-बार कहता हूं कि एक मराठी व्यक्ति कभी भी संकीर्ण सोच वाला नहीं हो सकता। छत्रपति शिवाजी महाराज ने हमें कभी संकीर्ण सोच रखने की शिक्षा नहीं दी। उनको मानने वाला संकीर्ण सोच का नहीं हो सकता है। मुख्यमंत्री देवेंद्र फडणवीस ने कहा कि जेएनयू परिसर में छत्रपति शिवाजी की एक प्रतिमा भी स्थापित की जाएगी। इस पर कुलगुरु शांतिश्री डी पंडित ने सहमति व्यक्त की। केंद्र से कर सकेंगे स्नातकोत्तर बता दें कि कुसुमाग्रज विशेष केंद्र मराठी भाषा, साहित्य और सांस्कृतिक परंपराओं पर केंद्रित होगा और इसका नाम प्रतिष्ठित मराठी कवि और ज्ञानपीठ पुरस्कार विजेता के नाम पर रखा गया है। यह सांस्कृतिक समझ को बढ़ावा देने के लिए स्नातकोत्तर और प्रमाणपत्र स्तर के कार्यक्रम प्रदान करेगा। जबकि छत्रपति शिवाजी महाराज सुरक्षा और सामरिक अध्ययन विशेष केंद्र मराठा साम्राज्य पर आधारित स्वदेशी सामरिक परंपराओं पर नवाचार करेगा। इस केंद्र के लिए महाराष्ट्र सरकार ने दस करोड़ रुपये की राशि आवंटित की है। ये भी पढ़ें: दिल्ली-यूपी-गुजरात में हमले की प्लानिंग: आतंकियों से हुई पूछताछ, किया ऑपरेशन सिंदूर और ऑपरेशन बूनयान का खुलासा रहें हर खबर से अपडेट, डाउनलोड करें Android Hindi News App, iOS Hindi News App और Amarujala Hindi News APP अपने मोबाइल पे|Get all India News in Hindi related to live update of politics, sports, entertainment, technology and education etc. Stay updated with us for all breaking news from India News and more news in Hindi. Next Article Please wait... Please wait... Delete All Cookies Followed</w:t>
+        <w:t xml:space="preserve"> https://www.freepressjournal.in/mumbai/mumbai-rains-cm-devendra-fadnavis-chairs-review-meeting-on-excessive-rainfall-at-mantralaya-video</w:t>
+      </w:r>
+    </w:p>
+    <w:p>
+      <w:pPr>
+        <w:pStyle w:val="Normal"/>
+      </w:pPr>
+      <w:r>
+        <w:rPr/>
+        <w:t>Content: Mumbai: Amid continued heavy rainfall across Mumbai and several parts of Maharashtra, Chief Minister Devendra Fadnavis chaired a high-level review meeting on Monday to assess the ongoing weather situation and response measures. The meeting was held at the Mantralaya Control Room, where senior officials from disaster management, police, municipal bodies, and other key departments were present. The discussion focused on areas worst affected by waterlogging, traffic disruption, and delayed transport services, including airport and suburban train operations. Authorities were instructed to remain on high alert and ensure swift coordination among agencies to respond to emergencies. Let us know! 👂What type of content would you like to see from us this year? Let us know! 👂What type of content would you like to see from us this year? Maharashtra CM Devendra Fadnavis mentioned, "Maharashtra has experienced heavy rainfall over the past two days. Several districts are under red and orange alerts, and by 21st August, more districts will face similar alerts. We discussed necessary precautionary measures..." Retaining Wall Collapse Damages 7 Homes in Chembur Amid Heavy Rains Heavy rainfall over the past two days triggered a landslide-like incident in Mumbai’s Chembur area on Sunday evening, when a retaining wall on a hillside collapsed onto several hutments in Ashok Nagar near Vashi Naka. The incident occurred around 7 pm, damaging at least seven houses. Thankfully, no injuries were reported. A dramatic video capturing the exact moment of the wall collapse has since gone viral on social media. According to officials, the wall constructed by the Mumbai Metropolitan Region Development Authority (MMRDA) gave way due to the pressure caused by continuous heavy showers. Residents reportedly noticed cracks and falling debris just in time and rushed out of their homes, narrowly avoiding what could have been a serious tragedy. “Luckily, people managed to get out quickly. Otherwise, the collapse could have led to casualties,” an official said. Emergency teams from the Mumbai Fire Brigade and the Brihanmumbai Municipal Corporation (BMC) reached the site promptly after being alerted. Debris was cleared, and rescue operations were carried out to ensure no one was trapped. The BMC later arranged temporary shelter for the displaced families at Marvali Church in Chembur, where basic facilities such as food and water have been provided. Local MLA Sana Malik visited the affected site to assess the situation and assured residents of further assistance.</w:t>
       </w:r>
     </w:p>
     <w:p>
@@ -4220,16 +4649,16 @@
       </w:pPr>
       <w:r>
         <w:rPr/>
-        <w:t>Article 109</w:t>
-      </w:r>
-    </w:p>
-    <w:p>
-      <w:pPr>
-        <w:pStyle w:val="Normal"/>
-      </w:pPr>
-      <w:r>
-        <w:rPr/>
-        <w:t>Title: Maharashtra: उद्धव ठाकरे ने की देवेंद्र फडणवीस की तारीफ, मंत्री चंद्रशेखर बावनकुले बोले- ‘ये कोई राजनीति नहीं...’</w:t>
+        <w:t>Article 120</w:t>
+      </w:r>
+    </w:p>
+    <w:p>
+      <w:pPr>
+        <w:pStyle w:val="Normal"/>
+      </w:pPr>
+      <w:r>
+        <w:rPr/>
+        <w:t>Title: ⚡Devendra Fadnavis Says ‘Third Mumbai’ Will Open a New Chapter of Economic Development</w:t>
       </w:r>
     </w:p>
     <w:p>
@@ -4241,16 +4670,16 @@
         <w:t xml:space="preserve">URL: </w:t>
       </w:r>
       <w:r>
-        <w:t xml:space="preserve"> https://www.abplive.com/states/maharashtra/chandrashekhar-bawankule-on-uddhav-thackeray-praising-cm-devendra-fadnavis-2983924</w:t>
-      </w:r>
-    </w:p>
-    <w:p>
-      <w:pPr>
-        <w:pStyle w:val="Normal"/>
-      </w:pPr>
-      <w:r>
-        <w:rPr/>
-        <w:t>Content: महाराष्ट्र के पूर्व मुख्यमंत्री उद्धव ठाकरे द्वारा उपमुख्यमंत्री देवेंद्र फडणवीस की तारीफ को लेकर राजनीतिक गलियारों में हलचल तेज हो गई है. नागपुर में इस पर प्रतिक्रिया देते हुए महाराष्ट्र सरकार में मंत्री चंद्रशेखर बावनकुले ने कहा कि "किसी के जन्मदिन पर उनके अच्छे कार्यों की सराहना करना महाराष्ट्र की सांस्कृतिक परंपरा का हिस्सा है. उन्होंने कहा, 'उद्धव ठाकरे ने फडणवीस के विकास के विज़न की प्रशंसा की है, खासतौर पर 2029 तक विकसित महाराष्ट्र के लिए जो लक्ष्य रखा गया है, उसकी सराहना करना सभी राजनीतिक दलों के लिए सकारात्मक संदेश है. यह कोई राजनीतिक घटना नहीं बल्कि एक प्रकार का प्रोत्साहन है." हाल ही में महाराष्ट्र के राज्यपाल सी.पी. राधाकृष्णन ने देवेंद्र फडणवीस के 55वें जन्मदिन के अवसर पर राजभवन में ‘महाराष्ट्र नायक’ नामक एक कॉफी टेबल बुक का विमोचन किया. इस पुस्तक में राज्य की राजनीति में फडणवीस के योगदान को बताया है. किताब में उद्धव ठाकरे और शरद पवार दोनों के उद्धरण शामिल हैं, जिसमें उन्होंने फडणवीस की कार्यशैली और नेतृत्व क्षमता की प्रशंसा की है. ठाकरे ने लिखा कि फडणवीस एक अध्ययनशील और वफादार नेता हैं जिन्होंने महाराष्ट्र में बीजेपी को मजबूत किया- जो कभी कांग्रेस का गढ़ था. फडणवीस ने नागपुर में पत्रकारों से बातचीत करते हुए ठाकरे की इस टिप्पणी का स्वागत किया. उन्होंने कहा, “हम वैचारिक विरोधी हैं, दुश्मन नहीं. मैं उद्धव ठाकरे का आभारी हूं.” ठाकरे ने अपने लेख में यह भी उल्लेख किया कि फडणवीस को राष्ट्रीय स्तर पर बड़ी भूमिका निभाने का अवसर मिल सकता है. यह एक दुर्लभ क्षण था जब विरोधी दलों के नेता सार्वजनिक रूप से एक-दूसरे के कार्यों की सराहना करते नजर आए. Source: IOCL We use cookies to improve your experience, analyze traffic, and personalize content. By clicking "Allow All Cookies", you agree to our use of cookies.</w:t>
+        <w:t xml:space="preserve"> https://www.latestly.com/quickly/india/news/devendra-fadnavis-says-third-mumbai-will-open-a-new-chapter-of-economic-development-7064927.html</w:t>
+      </w:r>
+    </w:p>
+    <w:p>
+      <w:pPr>
+        <w:pStyle w:val="Normal"/>
+      </w:pPr>
+      <w:r>
+        <w:rPr/>
+        <w:t>Content: By IANS Maharashtra CM Devendra Fadnavis further stated that the state government is committed to development and it is working to create a 'Third Mumbai' in partnership with the private sector. An international university centre is being set up in 'Third Mumbai'.</w:t>
       </w:r>
     </w:p>
     <w:p>
@@ -4259,16 +4688,16 @@
       </w:pPr>
       <w:r>
         <w:rPr/>
-        <w:t>Article 110</w:t>
-      </w:r>
-    </w:p>
-    <w:p>
-      <w:pPr>
-        <w:pStyle w:val="Normal"/>
-      </w:pPr>
-      <w:r>
-        <w:rPr/>
-        <w:t>Title: CM फडणवीस के मुरीद हुए शरद पवार, कहा- उन्हें देखकर अपने दिन याद आते हैं, वो कभी नहीं थकते</w:t>
+        <w:t>Article 121</w:t>
+      </w:r>
+    </w:p>
+    <w:p>
+      <w:pPr>
+        <w:pStyle w:val="Normal"/>
+      </w:pPr>
+      <w:r>
+        <w:rPr/>
+        <w:t>Title: Mumbai Gears Up For Ganeshotsav: CM Devendra Fadnavis Reviews Security Plan</w:t>
       </w:r>
     </w:p>
     <w:p>
@@ -4280,16 +4709,16 @@
         <w:t xml:space="preserve">URL: </w:t>
       </w:r>
       <w:r>
-        <w:t xml:space="preserve"> https://www.patrika.com/mumbai-news/sharad-pawar-praises-maharashtra-cm-devendra-fadnavis-said-he-never-get-tired-19799092</w:t>
-      </w:r>
-    </w:p>
-    <w:p>
-      <w:pPr>
-        <w:pStyle w:val="Normal"/>
-      </w:pPr>
-      <w:r>
-        <w:rPr/>
-        <w:t>Content: ताजा खबरें राज्य मौसम बिहार चुनाव 2025 कुलिश जन्मशती वर्ष पत्रिका स्पेशल राष्ट्रीय मनोरंजन ज्योतिष स्वास्थ्य खेल धर्म राजनीति विश्व OTT शिक्षा ओपिनियन ऑटो टेक गैजेट लाइफस्टाइल ब्यूटी महिला बिजनेस क्राइम जॉब्स ई-पेपर मेरी खबर शॉर्ट्स ई-पेपर मुंबई • Dinesh Dubey • Jul 22, 2025 महाराष्ट्र के मुख्यमंत्री देवेंद्र फडणवीस को उनके 55वें जन्मदिन पर देश के शीर्ष नेताओं और सहयोगियों ने शुभकामनाएं दीं। प्रधानमंत्री नरेंद्र मोदी, केंद्रीय गृहमंत्री अमित शाह से लेकर एनसीपी (एसपी) सुप्रीमों शरद पवार, शिवसेना (UBT) प्रमुख उद्धव ठाकरे और उपमुख्यमंत्री एकनाथ शिंदे सहित कई प्रमुख नेताओं ने फडणवीस के योगदान और कार्यशैली की सराहना की और उनके दीर्घायु व स्वस्थ जीवन की कामना की। बीजेपी के कद्दावर नेता फडणवीस के 55वें जन्मदिन पर प्रकाशित ‘महाराष्ट्र नायक’ नामक कॉफी टेबल बुक ने राजनीतिक गलियारों में हलचल मचा दी है। इस पुस्तक में राष्ट्रवादी कांग्रेस पार्टी (शरद पवार गुट) के अध्यक्ष शरद पवार द्वारा लिखा गया लेख चर्चा का केंद्र बना हुआ है, जिसमें उन्होंने फडणवीस की जमकर तारीफ की है। उन्होंने यहां तक कहा है कि उन्हें फडणवीस को देखकर अपने दिन याद आते है। पवार ने फडणवीस की ऊर्जा, मेहनत और राजनीतिक सफर की सराहना की है। ये भी पढ़ें शरद पवार ने लेख में लिखा, "जिस तेजी से देवेंद्र फडणवीस काम करते हैं, वह काबिल-ए-तारीफ है। उनकी ऊर्जा और समर्पण देखकर कई बार सोचता हूं कि वे थकते क्यों नहीं हैं?" उन्होंने यह भी कहा कि फडणवीस की कार्यशैली उन्हें उनके मुख्यमंत्री काल की याद दिलाती है। इस दौरान उन्होंने मजाकिया लहजे में कहा कि हम दोनों का शरीर भले ही एक्टिव शख्स जैसा ना हो, लेकिन काम के मामले में हम में कोई कमी नहीं है। पवार ने फडणवीस के राजनीतिक संघर्ष की भी सराहना करते हुए कहा कि उन्होंने बहुत कम उम्र में अपने पिता और मार्गदर्शक को खो दिया था, लेकिन इसके बावजूद उन्होंने अपने मेहनत व काम से अपनी जगह बनाई। वरिष्ठ नेता ने कहा, "राज्य भाजपा अध्यक्ष के रूप में उनके कार्यकाल ने उन्हें मुख्यमंत्री पद तक पहुंचाने में अहम भूमिका निभाई। सत्ता में न होते हुए भी उन्होंने अपनी बौद्धिक क्षमता, संयम और संवाद-कौशल से महाराष्ट्र की राजनीति में छाप छोड़ी।" शरद पवार ने यह भी माना कि भले ही दोनों अलग विचारधाराओं से आते हैं, लेकिन जनसेवा के प्रति समर्पण और मेहनत में कोई फर्क नहीं है। देवेंद्र फडणवीस को जन्मदिन की बधाई देने वालों में शिवसेना (उद्धव गुट) के प्रमुख उद्धव ठाकरे भी शामिल रहे। उन्होंने फडणवीस की महाराष्ट्र की प्रगति और आम जनता के लिए किए गए कार्यों की सराहना की। ठाकरे ने इस लेख में कहा कि फडणवीस की काबिलियत केंद्र की राजनीति में जाने जैसी है, उनका सियासी सफर बहुत आगे तक जाएगा। ठाकरे ने कहा कि फडणवीस में केंद्रीय राजनीति वाली क्षमता है। उन्हें भविष्य में राष्ट्रीय स्तर पर महत्वपूर्ण जिम्मेदारी मिलने की संभावना है, क्योंकि उनका सिखने वाला स्वभाव और प्रशासनिक कौशल पार्टी के लिए उपयोगी साबित होगा। देवेंद्र फडणवीस की भाजपा में छवि एक तेजतर्रार, अध्ययनशील और पार्टी के प्रति निष्ठावान नेता की है। खबर शेयर करें: Updated on: 22 Jul 2025 07:10 pm Published on: 22 Jul 2025 07:08 pm DOWNLOAD ON Play Store DOWNLOAD ON App Store Trending Topics Asia Cup 2025 PM Modi Bihar Elections 2025 Top Categories राष्ट्रीय मनोरंजन स्वास्थ्य राजस्थान मध्य प्रदेश Legal Grievance Policy This website follows the DNPA’s code of conduct Statutory provisions on reporting (sexual offenses) Privacy Policy About Us Code of Conduct RSS Copyright © 2025 Patrika Group. All Rights Reserved.</w:t>
+        <w:t xml:space="preserve"> https://www.freepressjournal.in/mumbai/mumbai-gears-up-for-ganeshotsav-cm-devendra-fadnavis-reviews-security-plan</w:t>
+      </w:r>
+    </w:p>
+    <w:p>
+      <w:pPr>
+        <w:pStyle w:val="Normal"/>
+      </w:pPr>
+      <w:r>
+        <w:rPr/>
+        <w:t>Content: With Mumbai gearing up for the grand Ganeshotsav festivities, Maharashtra Chief Minister Devendra Fadnavis convened a crucial law-and-order review meeting on Wednesday at Sahyadri Guest House. The meeting focused on preparations to ensure a safe and smooth celebration of the upcoming Ganesha festival. #BREAKING Maharashtra Chief Minister Devendra Fadnavis called a law and order review meeting ahead of the Ganeshotsav festival. The meeting was held at Sahyadri Guest House in Mumbai. Maharashtra DGP Rashmi Shukla, Mumbai Police Commissioner Deven Bharti, and other senior Mumbai… pic.twitter.com/lwHAboyBot Senior Police Officials Attend High-Level Meet Maharashtra Director General of Police (DGP) Rashmi Shukla, Mumbai Police Commissioner Deven Bharti, and several senior police officers were present at the review session. Discussions revolved around crowd management, traffic arrangements, and public safety during the 10-day festival. State Declares Ganeshotsav as ‘State Festival’ The Maharashtra government has officially declared ‘Sarvajanik Ganeshotsav’ as the state festival. It will bear the expenses for organising and promoting celebrations across the state, aiming to make the event inclusive and grand. Mumbai, Maharashtra: On the meeting with CM Devendra Fadnavis and police officials regarding arrangements for Ganesh Chaturthi celebrations, Naresh Dahibavkar, president of the Brihanmumbai Sarvajanik Ganeshotsav Samanvay Samiti (BSGSS), says, "Every year we hold our meeting from… pic.twitter.com/p111t9kiTp Coordination with Civic and Police Departments Naresh Dahibavkar, president of the Brihanmumbai Sarvajanik Ganeshotsav Samanvay Samiti (BSGSS), also attended the meeting. “Every year we discuss law-and-order issues and raise pending matters with the BMC, traffic police, and law enforcement—concerns that have been on our agenda for the last 3–4 months,” Dahibavkar said. Dahibavkar noted that in recent years, nearly one lakh devotees gather during Ganesh immersion. “Proper planning is needed to ensure their peaceful and safe participation,” he emphasised. Festival Dates Ganeshotsav 2025 will begin on August 27 with Ganesh Chaturthi and conclude on September 6 with Ganesh Visarjan (Anant Chaturdashi).</w:t>
       </w:r>
     </w:p>
     <w:p>
@@ -4298,16 +4727,16 @@
       </w:pPr>
       <w:r>
         <w:rPr/>
-        <w:t>Article 111</w:t>
-      </w:r>
-    </w:p>
-    <w:p>
-      <w:pPr>
-        <w:pStyle w:val="Normal"/>
-      </w:pPr>
-      <w:r>
-        <w:rPr/>
-        <w:t>Title: देवेंद्र फडणवीस की जीत को सुप्रीम कोर्ट में चुनौती, कांग्रेस नेता प्रफुल्ल गुडधे पाटिल ने हाईकोर्ट के निर्णय के खिलाफ दायर की याचिका</w:t>
+        <w:t>Article 122</w:t>
+      </w:r>
+    </w:p>
+    <w:p>
+      <w:pPr>
+        <w:pStyle w:val="Normal"/>
+      </w:pPr>
+      <w:r>
+        <w:rPr/>
+        <w:t>Title: Mumbai Infrastructure Boost: CM Devendra Fadnavis, DCMs Eknath Shinde &amp; Ajit Pawar Inaugurate 4 Key MMRDA Projects To Transform City Mobility; VIDEO</w:t>
       </w:r>
     </w:p>
     <w:p>
@@ -4319,16 +4748,16 @@
         <w:t xml:space="preserve">URL: </w:t>
       </w:r>
       <w:r>
-        <w:t xml:space="preserve"> https://www.ucnnews.live/politics/devendra-fadnavis-victory-challenged-in-supreme-court-congress-leader-prafulla-gudhe-patil-filed-a-petition-against-the-high-court-s-decision-1753760004711</w:t>
-      </w:r>
-    </w:p>
-    <w:p>
-      <w:pPr>
-        <w:pStyle w:val="Normal"/>
-      </w:pPr>
-      <w:r>
-        <w:rPr/>
-        <w:t>Content: admin News Admin नागपुर: महाराष्ट्र के मुख्यमंत्री देवेंद्र फडणवीस की विधानसभा चुनाव में जीत को अब सुप्रीम कोर्ट में चुनौती दी गई है। कांग्रेस उम्मीदवार प्रफुल्ल गुडधे ने उच्च न्यायालय के फैसले को सुप्रीम कोर्ट में चुनौती देते हुए पुनः चुनाव याचिका दाखिल की है। नागपुर दक्षिण-पश्चिम विधानसभा सीट से भाजपा नेता देवेंद्र फडणवीस की जीत को कांग्रेस उम्मीदवार प्रफुल्ल गुडधे ने सुप्रीम कोर्ट में चुनौती दी है। इससे पहले बॉम्बे हाईकोर्ट की नागपुर पीठ ने याचिका खारिज कर दी थी, क्योंकि चुनाव याचिका दायर करते समय याचिकाकर्ता अनुपस्थित थे और तय समय सीमा के भीतर धारा 81 के तहत प्रक्रिया पूरी नहीं की गई थी। हाईकोर्ट से राहत मिलने के बाद फडणवीस की जीत बरकरार रही, लेकिन अब गुडधे ने इस फैसले को सर्वोच्च न्यायालय में चुनौती दी है। खबर है कि वरिष्ठ अधिवक्ता अभिषेक मनु सिंघवी सुप्रीम कोर्ट में गुडधे की पैरवी कर सकते हैं। प्रफुल्ल गुडधे का दावा है कि चुनाव प्रक्रिया में कई अनियमितताएं थीं और चुनाव में तय किये गए नियमों का पालन नहीं हुआ। Copyright © All rights reserved</w:t>
+        <w:t xml:space="preserve"> https://www.freepressjournal.in/mumbai/mumbai-infrastructure-boost-cm-devendra-fadnavis-dcms-eknath-shinde-ajit-pawar-inaugurate-4-key-mmrda-projects-to-transform-city-mobility-video</w:t>
+      </w:r>
+    </w:p>
+    <w:p>
+      <w:pPr>
+        <w:pStyle w:val="Normal"/>
+      </w:pPr>
+      <w:r>
+        <w:rPr/>
+        <w:t>Content: Mumbai: The Mumbai Metropolitan Region Development Authority (MMRDA) on Thursday August 14th launched the inauguration of four significant infrastructure projects that marks a transformative leap in Mumbai’s urban development and metro expansion. These projects were inaugurated by Chief Minister Devendra Fadnavis, along with Deputy Chief Minister Eknath Shinde, Chairman MMRDA; Deputy Chief Minister Ajit Pawar and other prominent officers, Ministers. 🔸Dedication and Inauguration of various projects of the Mumbai Metropolitan Region Development Authority (MMRDA) at the hands of CM Devendra Fadnavis.✅ New building of the Metro Training Institute at Mandale✅ Santacruz–Chembur Link Road (Phase 1)✅ Staff housing building… pic.twitter.com/cm8VNWGVXZ LIVE | वरळी येथील बीडीडी चाळ पुनर्विकास प्रकल्पातील 556 पुनर्वसन सदनिकांचे वितरण🕐 दु. १२.५४ वा. | १४-८-२०२५📍मुंबई.#Maharashtra #Mumbai #BDDChawl https://t.co/LFFSQQpiMI The four projects unveiled are the Mumbai Metro Simulator Training Centre at Mandale Depot, the Santacruz-Chembur Link Road (SCLR) extension corridor, the Metro Staff Residence Building at Malvani, and Kalanagar Sub Flyover (Arm D). These projects are set to significantly enhance Mumbai’s urban mobility, strengthen infrastructure resilience, and boost workforce capabilities. Project features: मुख्यमंत्री देवेंद्र फडणवीस यांच्या हस्ते आज सांताक्रूज-चेंबूर लिंक रोड (भाग-1)चे लोकार्पण संपन्न झाले. सांताक्रुज-चेंबूर लिंक रोड पूर्णत्वास नेणाऱ्या 'वाय' पायलॉनवर आधारित केबल स्टेड ब्रिजची विस्तृत माहिती देणारी हि AV... @Dev_Fadnavis @MMRDAOfficial#Maharashtra… pic.twitter.com/nnq294Tk2y 1. SANTACRUZ Chembur link road Extension- • South Asia’s First sharp curvature span 100-m radius cable stayed bridge • Signal-free connectivity between Eastern and Western Express highway • Saves approximately 1 hour of travel time from Chembur to vileparle • 215-m orthotropic steel deck; total length 1.66 km; width 8.50 m Cost—200 crore मुंबई महानगर प्रदेश विकास प्राधिकरणाद्वारे मंडाळे, मानखुर्द येथे उभारण्यात आलेल्या मेट्रो प्रशिक्षण केंद्राच्या नूतन इमारतीचे उदघाटन करण्यात आले, या प्रशिक्षण केंद्राबद्दल विस्तृत माहिती देणारी ही AV...@Dev_Fadnavis @MMRDAOfficial #Maharashtra #DevendraFadnavis #MMRDA pic.twitter.com/MXZqg8cLDh 2. MMTI- MUMBAI METRO TRAINING INSTITUTE • Largest metro training centre in India • Simulation-based driving and maintenance training • Built to international standards • Capacity for 144 trainees at a time • Savings of ₹255 crore in training costs in 10 yrs. • Ability to train metro employees from across India Cost-70 crore मुख्यमंत्री देवेंद्र फडणवीस यांच्या हस्ते आज मालवणी, मुंबई येथील एमएमआरडीए कर्मचारी निवासस्थान इमारतींचे उदघाटन संपन्न झाले. मुंबई महानगर क्षेत्रातील मेट्रो संचालन अधिक प्रभावीपणे होण्यासाठी, कर्मचाऱ्यांना कार्यक्षेत्राच्या जवळ निवासस्थान उपलब्ध करून देणे हा या प्रकल्पामागील… pic.twitter.com/NX8CFgosiC 3. Staff quarters Malad Malvani • Residential facility for Maha Mumbai Metro staff • Two 20-storey buildings with 156 flats each (1&amp;2 BHK) • Equipped with fireproof doors and safety systems • Robotic car parking &amp; 241 flats are under construction Cost-90 crore सायन-वांद्रे लिंक रोडला थेट वांद्रे-वरळी सी लिंकशी जोडणाऱ्या कलानगर जंक्शन येथील आर्म D उड्डाणपुलाची विस्तृत माहिती देणारी ही AV...@Dev_Fadnavis @MMRDAOfficial#Maharashtra #DevendraFadnavis #Infrastructure #Development pic.twitter.com/VR1H4Xa5BE 4. KALANAGAR Flyover D Arm: • East-west link between Dharavi and Bandra Worli Sea Link • Signal-free travel from South Mumbai to Dharavi • Constructed in limited available space • Length 340 m; width 8.5 m Cost-20 crore Devendra Fadnavis Stated that, MMRDA has been delivering engineering marvels that are transforming Mumbai’s connectivity. While Deputy Chief Minister, Eknath Shinde, &amp; Chairman MMRDA said that the Metro is Mumbai’s lifeline. It will ease the load on our railways and give citizens relief from traffic congestion. MMRDA has completed challenging projects using advanced technology, and the government is committed to delivering people-centric projects without compromising on quality. With STPs coming online, our seas will be blue again. Both echoed, “As India’s financial capital, Mumbai must grow as a global hub, fulfilling the vision of our Hon’ble Prime Minister — a goal that is of great importance to all of us.” Deputy Chief Minister Ajit Pawar, Said, “The projects inaugurated today by MMRDA are not just structures of concrete, steel, and technology, but a guarantee of speed, quality, and safety for Mumbai’s future. These projects will make the city’s transport network more robust, efficient, and environmentally friendly. The rapid expansion of the Metro will provide safe and comfortable travel for citizens, while projects like the Coastal Road have eased traffic pressure.” Also Watch: MMRDA Commissioner, Dr. Sanjay Mukherjee, IAS, Said: “These 3 landmark projects embody our commitment to integrating cutting-edge technology, sustainable infrastructure, and enhanced connectivity to meet the growing needs of our city. The Mumbai Metro Simulator Training Centre, in particular, sets a new benchmark for workforce readiness, while the Santacruz-Chembur Link Road and Kalanagar Flyover will significantly ease commuter congestion and reduce travel time. Together with the Metro Staff Residence, these initiatives reinforce our vision of a safer, smarter, and more efficient Mumbai, ensuring a better quality of life for all citizens.” To get details on exclusive and budget-friendly property deals in Mumbai &amp; surrounding regions, do visit: https://budgetproperties.in/</w:t>
       </w:r>
     </w:p>
     <w:p>
@@ -4337,16 +4766,16 @@
       </w:pPr>
       <w:r>
         <w:rPr/>
-        <w:t>Article 112</w:t>
-      </w:r>
-    </w:p>
-    <w:p>
-      <w:pPr>
-        <w:pStyle w:val="Normal"/>
-      </w:pPr>
-      <w:r>
-        <w:rPr/>
-        <w:t>Title: फडणवीस से मुलाकात और उद्धव-आदित्य की बातें, महाराष्ट्र में नए गठजोड़ का इशारा</w:t>
+        <w:t>Article 123</w:t>
+      </w:r>
+    </w:p>
+    <w:p>
+      <w:pPr>
+        <w:pStyle w:val="Normal"/>
+      </w:pPr>
+      <w:r>
+        <w:rPr/>
+        <w:t>Title: Maharashtra CM Devendra Fadnavis hands over keys to owners of BDD Chawl Redevelopment Project in Worli</w:t>
       </w:r>
     </w:p>
     <w:p>
@@ -4358,16 +4787,16 @@
         <w:t xml:space="preserve">URL: </w:t>
       </w:r>
       <w:r>
-        <w:t xml:space="preserve"> https://www.aajtak.in/opinion-analysis-/story/devendra-fadnavis-aditya-thackeray-meeting-uddhav-mva-threat-to-eknath-shinde-maharashtra-politics-opnm1-dskc-2293345-2025-07-22</w:t>
-      </w:r>
-    </w:p>
-    <w:p>
-      <w:pPr>
-        <w:pStyle w:val="Normal"/>
-      </w:pPr>
-      <w:r>
-        <w:rPr/>
-        <w:t>Content: Feedback आदित्य ठाकरे की देवेंद्र फडणवीस से दोबारा मिलने की खबर, और उद्धव ठाकरे के महाविकास आघाड़ी पर बदले बदले विचार - महाराष्ट्र में मौजूदा राजनीतिक समीकरणों के बदलाव का मजबूत संकेत है. बेशक महाराष्ट्र के मुख्यमंत्री देवेंद्र फडणवीस पूरे मामले के केंद्र में बने हुए हैं, लेकिन खतरा तो लगता है डिप्टी सीएम एकनाथ शिंदे पर ही मंडरा रहा है, खास तौर पर आदित्य ठाकरे के बयान के बाद. ऊपर से शिवसेना (UBT) नेता उद्धव ठाकरे का महाराष्ट्र में विपक्षी गठबंधन MVA से मोहभंग हो जाना - महाराष्ट्र की राजनीति में बदलाव की दिशा में तेजी से बढ़ रहे समीकरणों की संभावना को कंफर्म भी कर रहा है. बड़ा सवाल ये है कि क्या महाराष्ट्र में भी बिहार वाली फिल्म बनने लगी है, और अभी जो कुछ नजर आ रहा है वो ट्रेलर है? और क्या एकनाथ शिंदे के साथ भी पशुपति कुमार पारस जैसा व्यवहार होने की आशंका है? होटल में साढ़े 4 घंटे, लेकिन मुलाकात कितनी देर चली जिस तरह देवेंद्र फडणवीस से उद्धव ठाकरे और आदित्य ठाकरे की पहली मुलाकात की खबर आई थी, दूसरी मुलाकात की भी आई है. पहली मुलाकात 20 मिनट तक चली थी, लेकिन दूसरी मुलाकात कितनी देर हुई ये अभी नहीं पक्के तौर पर पता नहीं चला है. बस इतना बताया जा रहा है कि देवेंद्र फडणवीस और आदित्य ठाकरे दोनों बांद्रा स्थित सोफिटेल होटल में चार घंटे से ज्यादा देर तक मौजूद थे. पहली मुलाकात महाराष्ट्र विधान परिषद के सभापति के कक्ष में हुई थी - और मुलाकातों का ये सिलसिला देवेंद्र फडणवीस के उद्धव ठाकरे को सरकार में शामिल होने के संभावित ऑफर के बाद शुरू हुआ है. बताते हैं कि देवेंद्र फडणवीस और आदित्य ठाकरे दोनों होटल में अलग अलग कार्यक्रमों में शामिल होने पहुंचे थे, और उसी दौरान मुलाकात हुई - मुलाकात की बात भी आदित्य ठाकरे के बयान से पक्की हो जाती है. 19 जुलाई की शाम, आदित्य ठाकरे होटल पहुंचे थे, और घंटे भर बाद देवेंद्र फडणवीस भी पहुंच गये - और दोनों के होटल के कैफेटेरिया में मिलने की चर्चा है. मुलाकात के सवाल पर शिवसेना (UBT) नेता आदित्य ठाकरे ने जो कुछ कहा है, वो चर्चाओं को गंभीर समझने के लिए काफी है. आदित्य ठाकरे किसी नेता का नाम भी नहीं लेते हैं, लेकिन आसानी से समझ आ जाता है कि बात एकनाथ शिंदे की हो रही है. आदित्य ठाकरे कहते हैं, हम मुलाकात की खबर सुन रहे हैं… अब खबर देखने के बाद एक व्यक्ति अपने गांव जाएगा… जो चल रहा है उसे चलने दें. उद्धव का भी MVA से मन भर गया है विपक्षी गठबंधन MVA पर उद्धव ठाकरे की ताजा राय भी आदित्य ठाकरे के बयान को सपोर्ट कर रही है. उद्धव ठाकरे लगता है गठबंधन साथियों से अब काफी निराश हो चुके हैं. उद्धव ठाकरे का मानना है कि 2024 के महाराष्ट्र विधानसभा चुनाव में जिस तरह की गलतियां हुईं, उसी के कारण गठबंधन सहयोगी लोकसभा चुनाव जैसा प्रदर्शन नहीं कर पाये. शिवसेना (UBT) के मुखपत्र ‘सामना’ के साथ इंटरव्यू में उद्धव ठाकरे ने कहा है, 2024 के लोकसभा चुनाव में महाविकास आघाड़ी के प्रभावशाली प्रदर्शन के बाद का उत्साह विधानसभा चुनाव में सहयोगी दल अपनी अपनी जीत पर फोकस हो गये, जो निजी अहंकार में तब्दील हो गया, जो आखिरकार हार की वजह बना. लोकसभा चुनाव में MVA को महाराष्ट्र की 48 में से 30 सीटें हासिल हुई थीं. लेकिन, पांच महीने बाद हुए विधानसभा चुनाव में महाविकास आघाड़ी के हिस्से में 288 में से 46 सीटें ही आईं - ध्यान देने वाली बात ये थी कि सहयोगी दलों में सबसे ज्यादा सीटें उद्धव ठाकरे को ही मिली थीं. लगे हाथ उद्धव ठाकरे ने चेतावनी भी दी है, 'ये एक गलती थी जिसे सुधारना होगा… अगर भविष्य में ऐसी गलतियां होती रहीं तो साथ रहने का कोई मतलब नहीं है. और इस तरह, अपने हिसाब से, उद्धव ठाकरे ने करीब करीब साफ कर दिया है कि कांग्रेस और शरद पवार के साथ आगे वो राजनीतिक सहयोगी बने रहने के लिए मूड में नहीं हैं - और ये महाराष्ट्र की विपक्षी राजनीति के लिए एक बड़ा संकेत भी है. क्या सब कुछ बिहार जैसा हो रहा है महाराष्ट्र विधानसभा चुनाव में उद्धव ठाकरे चाहते थे कि उनको विपक्षी गठबंधन की तरफ से मुख्यमंत्री पद का चेहरा घोषित कर दिया जाये, लेकिन न तो शरद पवार माने, न ही गांधी परिवार. उद्धव ठाकरे ने तब आदित्य ठाकरे के साथ दिल्ली तक का दौरा भी किया था. अब उद्धव ठाकरे को भी देवेंद्र फडणवीस की बात सही लग रही होगी. 2029 तक तो सत्ता में आने की दूर दूर तक कोई संभावना नहीं है. साथ ही, शरद पवार और डिप्टी सीएम अजित पवार के बीच जो खिचड़ी पक रही है, एक अलग आशंका बनी रहती होगी, कहीं पवार अपना पावर न दिखा दें - और यही वजह है कि उद्धव ठाकरे नई रणनीति पर काम करने लगे हैं. एकनाथ शिंदे से भी लगता है देवेंद्र फणडवीस का मन भर चुका है. अब तो वो बोझ ही लग रहे होंगे. नाराज तो वो चुनाव नतीजे आने के बाद से ही हैं, मुख्यमंत्री नहीं बनाये जाने को लेकर. ऊपर से अब उनके कोटे के मंत्रियों पर भी भ्रष्टाचार के आरोप लग रहे हैं. किसी घर नोटों के बंडल देखे जा रहे हैं, तो किसी के परिवार के बार पर पुलिस का एक्शन - लगता है एकनाथ शिंदे में भी बीजेपी बिहार के पशुपति कुमार पारस वाली की छवि देखने लगी है. और जैसे चिराग पासवान को बीजेपी के साथ की जरूरत हो गई थी, उद्धव ठाकरे की वैसी ही स्थिति हो चुकी है. उद्धव ठाकरे को सिर्फ सत्ता ही नहीं मिल रही है, चिराग पासवान की तरह जानी दुश्मन एकनाथ शिंदे को भी निबटा दिये जाने के संकेत उद्धव ठाकरे को दिये गये हो सकते हैं - भला ऐसा ऑफर कौन छोड़ना चाहेगा? Copyright © 2025 Living Media India Limited. For reprint rights: Syndications Today होम वीडियो लाइव टीवी न्यूज़ रील मेन्यू मेन्यू</w:t>
+        <w:t xml:space="preserve"> https://www.lokmattimes.com/business/maharashtra-cm-devendra-fadnavis-hands-over-keys-to-owners-of-bdd-chawl-redevelopment-project-in-worli/</w:t>
+      </w:r>
+    </w:p>
+    <w:p>
+      <w:pPr>
+        <w:pStyle w:val="Normal"/>
+      </w:pPr>
+      <w:r>
+        <w:rPr/>
+        <w:t>Content: Marathi | Hindi FOLLOW US : City By ANI | Updated: August 14, 2025 18:19 IST2025-08-14T18:14:39+5:302025-08-14T18:19:57+5:30 New Delhi [India], August 14 : In a landmark moment redefining Mumbai's urban landscape, TCC Construction Pvt Ltd, a joint venture between Capacit'e Infraprojects and Tata Projects, the executing construction partners, has handed over the first phase of newly redeveloped homes under the BDD Chawl Redevelopment Project in Worli. The ceremonial handover took place today in the presence of the Chief Minister of Maharashtra, Devendra Fadnavis along with Eknath Shinde, Deputy Chief Minister and Housing Minister of Maharashtra and Ajit Pawar, Deputy Chief Minister, dignitaries and senior officials from the Maharashtra Housing and Area Development Authority (MHADA), and leadership teams from Tata Projects and Capacit'e Infraprojects. Spearheaded by MHADA, in joint collaboration with Tata Projects Ltd. and Capacit'e Infraprojects Ltd., the Worli BDD Chawl redevelopment project is one of the largest and most ambitious public housing transformations in the country. Once home to aging and dilapidated structures built over a century ago, the site will be transformed into a modern urban habitat consisting of 33 high-rise towers with 40 floors each. These towers house spacious 2BHK apartments with a 500 sq. ft. carpet area, designed to meet the aspirations of modern living while staying rooted in community values. During the event, keys were ceremoniously handed over to the 556 flat owners under Phase 1 of the project. With state-of-the-art amenities, modern infrastructure, and thoughtfully designed residences, the project marks a significant step in fulfilling the long-cherished dreams of BDD Chawl residents. Speaking at the handover ceremony, the Chief Minister of Maharashtra, Devendra Fadnavis, said: "The redevelopment of BDD Chawls is not just about constructing new buildings, it is about restoring dignity, comfort, and security to thousands of Mumbaikars who have waited for decades. Guided by Prime Minister Narendra Modi's vision of inclusive and transformative urban development, we have ensured 500 sq. ft. homes with world-class amenities, and awarded this project through a global tender to reputed firms like Tata Projects and Capacit'e Infraprojects. This is proof that with the right intent and execution, government-led redevelopment can be faster, transparent, and truly people-centric" Vinayak Pai, MD and CEO, Tata Projects Limited, said, "The BDD Chawl redevelopment pushed us to redefine what's possible when engineering excellence aligns with social impact. Constructing 33 towers, each rising 40 storeys, while keeping families at the heart of this transformation, demanded innovation at every level. Our joint venture with Capacit'e has set new benchmarks in speed and quality of execution." "The handover of the first redeveloped flats under the BDD Chawl project represents a pivotal milestone in Mumbai's urban transformation journey. This initiative exemplifies what's possible when visionary governance, engineering excellence, and collaborative execution come together with purpose. We congratulate MHADA and the Government of Maharashtra for its leadership and thank Tata Projects for their partnership in this endeavour," said Rohit Katyal, Chairman &amp; Executive Director, Capacit'e Infraprojects Limited. The redevelopment stands as a testament to inclusive urban progress and represents one of India's largest urban renewal efforts aligned with the vision of Viksit Bharat 2047, setting a national benchmark for community-focused infrastructure development. Disclaimer: This post has been auto-published from an agency feed without any modifications to the text and has not been reviewed by an editor FOLLOW US : Copyright ©2025 Lokmat Media Pvt Ltd</w:t>
       </w:r>
     </w:p>
     <w:p>
@@ -4376,16 +4805,16 @@
       </w:pPr>
       <w:r>
         <w:rPr/>
-        <w:t>Article 113</w:t>
-      </w:r>
-    </w:p>
-    <w:p>
-      <w:pPr>
-        <w:pStyle w:val="Normal"/>
-      </w:pPr>
-      <w:r>
-        <w:rPr/>
-        <w:t>Title: हिंदी-मराठी विवाद, मुंबई धमाकों के आरोपियों की रिहाई... JNU में क्या-क्या बोले सीएम फडणवीस?</w:t>
+        <w:t>Article 124</w:t>
+      </w:r>
+    </w:p>
+    <w:p>
+      <w:pPr>
+        <w:pStyle w:val="Normal"/>
+      </w:pPr>
+      <w:r>
+        <w:rPr/>
+        <w:t>Title: Maharashtra CM Devendra Fadnavis Urges Balance Between Health Concerns &amp; Religious Sentiments In Pigeon Feeding Dispute (VIDEO)</w:t>
       </w:r>
     </w:p>
     <w:p>
@@ -4397,16 +4826,16 @@
         <w:t xml:space="preserve">URL: </w:t>
       </w:r>
       <w:r>
-        <w:t xml:space="preserve"> https://zeenews.india.com/hindi/india/cm-devendra-fadnavis-spoke-about-accused-of-mumbai-blasts-and-hindi-marathi-controversy-in-jnu/2853867</w:t>
-      </w:r>
-    </w:p>
-    <w:p>
-      <w:pPr>
-        <w:pStyle w:val="Normal"/>
-      </w:pPr>
-      <w:r>
-        <w:rPr/>
-        <w:t>Content: Devendra Fadnavis: महाराष्ट्र में हिंदी और मराठी को लेकर काफी ज्यादा घमासान मचा हुआ है. इसी बीच मुख्यमंत्री देवेंद्र फडणवीस ने JNU में श्री छत्रपति शिवाजी महाराज सुरक्षा और सामरिक अध्ययन केंद्र की आधारशिला रखी और उन्होंने मराठी भाषा के साथ इस मुद्दे पर चर्चा की. Trending Photos New Delhi News: महाराष्ट्र में हिंदी और मराठी भाषा को लेकर छिड़ी तकरार खत्म होने का नाम ही नहीं ले रही है. हर दिन कोई न कोई वीडियो ऐसा आता है जिसमें भाषा को लेकर लोगों के बीच विवाद होता हुआ दिखाई देता है. यह मुद्दा सड़कों से निकलकर सियासी गलियारों में पहुंच गया है. राजनेता भाषा को मुद्दा बनाकर रैलियां कर रहे हैं. इसी बीच महाराष्ट्र के मुख्यमंत्री देवेंद्र फडणवीस ने JNU में श्री छत्रपति शिवाजी महाराज सुरक्षा और सामरिक अध्ययन केंद्र की आधारशिला रखी. साथ ही मराठी भाषा, साहित्य और संस्कृति के लिए कुसुमाग्रज विशेष केंद्र का उद्घाटन किया. यहां पर उन्होंने मराठी भाषा और मुंबई ट्रेन विस्फोट में बरी किए गए आरोपियों के बारे में भी बात की. अध्ययन केंद्र पर बोले नई दिल्ली में मीडिया से बात करते हुए महाराष्ट्र के मुख्यमंत्री देवेन्द्र फडणवीस ने कहा, "मुझे इस बात की बहुत खुशी है कि JNU में छत्रपति शिवाजी महाराज की सामरिक शक्ति के ऊपर अध्ययन केंद्र और मराठी भाषा का अध्ययन केंद्र शुरू हुआ है. छत्रपति शिवाजी महाराज ने इस देश में स्वराज की शुरूआत की,उनके नाम पर अध्ययन केंद्र की शुरूआत होना, यह अपने आप में बहुत बड़ी बात है. भारत की सामुद्रिक शक्ति को पहचानने वाले सबसे पहले छत्रपति महाराज थे. उन्होंने समुद्र पर ऐसे किले बनाए जिससे दुश्मन अंदर आ सकें. उनके जमाने में यहां अंग्रेज आने से डरते थे. जो सामरिक चिंतन छत्रपति महाराज करते थे, उसी का अध्ययन आज यहां पर होगा, यह बहुत खुशी की बात है. | Delhi: Maharashtra CM Devendra Fadnavis says, "I am delighted that at JNU, a Centre for Studies on the Strategic Strength of Chhatrapati Shivaji Maharaj and a Centre for Marathi Language have been established. Chhatrapati Shivaji Maharaj initiated 'swarajya' in this… https://t.co/1zoETNyp9J pic.twitter.com/BK8SAWKdjR — ANI (@ANI) July 24, 2025 मराठी भाषा पर कही ये बात इसके अलावा कहा कि यह स्वाभाविक है कि महाराष्ट्र में मराठी भाषा बोलने का अनुरोध किया जाएगा, यह किसी तरह का गलत काम नहीं है पर भाषा को लेकर कोई विवाद या भाषा को लेकर किसी के साथ दुर्व्यवहार बर्दाश्त नहीं किया जाएगा. जब भी ऐसी कोई घटना हुई है, हमने सख्त कार्रवाई की है, अगर कोई ऐसा करने की कोशिश करता है, तो हम कार्रवाई करेंगे. | Delhi: Maharashtra CM Devendra Fadnavis says, "It is natural that Marathi language will be requested for (to be spoken) in Maharashtra. This is not wrong. But any controversy over language, or manhandling anyone over the language will not be tolerated. We have taken… pic.twitter.com/5k0tTwkIZE — ANI (@ANI) July 24, 2025 ट्रेन विस्फोट के आरोपियों पर भी बोले 2006 के मुंबई ट्रेन विस्फोट मामले में 12 आरोपियों को बरी करने के बॉम्बे हाईकोर्ट के फैसले सुप्रीम कोर्ट द्वारा रोक लगाए जाने पर कहा कि "हम संतुष्ट हैं कि सुप्रीम कोर्ट ने इस पर रोक लगा दी है. हाईकोर्ट ने उन्हें बरी कर दिया था और इसीलिए महाराष्ट्र सरकार ने सुप्रीम कोर्ट का रुख किया था. आज सुप्रीम कोर्ट ने इस आदेश पर रोक लगा दी है. मुझे लगता है कि यह सही कदम है. महाराष्ट्र में भाषा को लेकर विवाद महाराष्ट्र में हिंदी और मराठी भाषा को लेकर विवाद मचा है. बीते दिन कुछ मनसे कार्यकर्ताओं ने मराठी न बोलने की वजह से एक रेस्टोरेंट के मालिक को पीटा था और कहा था कि महाराष्ट्र में रहने वाले लोगों को मराठी बोलना पड़ेगा. इस वीडियो पर लोग काफी ज्यादा तंज कस रहे थे. मराठी के मुद्दे को लेकर सालों से दूर रहे उद्धव ठाकरे और राज ठाकरे भी एक मंच पर आ गए. राज ठाकरे ने कहा था कि हिंदी को महाराष्ट्र के ऊपर थोपा जा रहा है. अध्ययन केंद्र पर बोले नई दिल्ली में मीडिया से बात करते हुए महाराष्ट्र के मुख्यमंत्री देवेन्द्र फडणवीस ने कहा, "मुझे इस बात की बहुत खुशी है कि JNU में छत्रपति शिवाजी महाराज की सामरिक शक्ति के ऊपर अध्ययन केंद्र और मराठी भाषा का अध्ययन केंद्र शुरू हुआ है. छत्रपति शिवाजी महाराज ने इस देश में स्वराज की शुरूआत की,उनके नाम पर अध्ययन केंद्र की शुरूआत होना, यह अपने आप में बहुत बड़ी बात है. भारत की सामुद्रिक शक्ति को पहचानने वाले सबसे पहले छत्रपति महाराज थे. उन्होंने समुद्र पर ऐसे किले बनाए जिससे दुश्मन अंदर आ सकें. उनके जमाने में यहां अंग्रेज आने से डरते थे. जो सामरिक चिंतन छत्रपति महाराज करते थे, उसी का अध्ययन आज यहां पर होगा, यह बहुत खुशी की बात है. | Delhi: Maharashtra CM Devendra Fadnavis says, "I am delighted that at JNU, a Centre for Studies on the Strategic Strength of Chhatrapati Shivaji Maharaj and a Centre for Marathi Language have been established. Chhatrapati Shivaji Maharaj initiated 'swarajya' in this… https://t.co/1zoETNyp9J pic.twitter.com/BK8SAWKdjR — ANI (@ANI) July 24, 2025 मराठी भाषा पर कही ये बात इसके अलावा कहा कि यह स्वाभाविक है कि महाराष्ट्र में मराठी भाषा बोलने का अनुरोध किया जाएगा, यह किसी तरह का गलत काम नहीं है पर भाषा को लेकर कोई विवाद या भाषा को लेकर किसी के साथ दुर्व्यवहार बर्दाश्त नहीं किया जाएगा. जब भी ऐसी कोई घटना हुई है, हमने सख्त कार्रवाई की है, अगर कोई ऐसा करने की कोशिश करता है, तो हम कार्रवाई करेंगे. | Delhi: Maharashtra CM Devendra Fadnavis says, "It is natural that Marathi language will be requested for (to be spoken) in Maharashtra. This is not wrong. But any controversy over language, or manhandling anyone over the language will not be tolerated. We have taken… pic.twitter.com/5k0tTwkIZE — ANI (@ANI) July 24, 2025 ट्रेन विस्फोट के आरोपियों पर भी बोले 2006 के मुंबई ट्रेन विस्फोट मामले में 12 आरोपियों को बरी करने के बॉम्बे हाईकोर्ट के फैसले सुप्रीम कोर्ट द्वारा रोक लगाए जाने पर कहा कि "हम संतुष्ट हैं कि सुप्रीम कोर्ट ने इस पर रोक लगा दी है. हाईकोर्ट ने उन्हें बरी कर दिया था और इसीलिए महाराष्ट्र सरकार ने सुप्रीम कोर्ट का रुख किया था. आज सुप्रीम कोर्ट ने इस आदेश पर रोक लगा दी है. मुझे लगता है कि यह सही कदम है. महाराष्ट्र में भाषा को लेकर विवाद महाराष्ट्र में हिंदी और मराठी भाषा को लेकर विवाद मचा है. बीते दिन कुछ मनसे कार्यकर्ताओं ने मराठी न बोलने की वजह से एक रेस्टोरेंट के मालिक को पीटा था और कहा था कि महाराष्ट्र में रहने वाले लोगों को मराठी बोलना पड़ेगा. इस वीडियो पर लोग काफी ज्यादा तंज कस रहे थे. मराठी के मुद्दे को लेकर सालों से दूर रहे उद्धव ठाकरे और राज ठाकरे भी एक मंच पर आ गए. राज ठाकरे ने कहा था कि हिंदी को महाराष्ट्र के ऊपर थोपा जा रहा है. | Delhi: Maharashtra CM Devendra Fadnavis says, "I am delighted that at JNU, a Centre for Studies on the Strategic Strength of Chhatrapati Shivaji Maharaj and a Centre for Marathi Language have been established. Chhatrapati Shivaji Maharaj initiated 'swarajya' in this… https://t.co/1zoETNyp9J pic.twitter.com/BK8SAWKdjR — ANI (@ANI) July 24, 2025 मराठी भाषा पर कही ये बात इसके अलावा कहा कि यह स्वाभाविक है कि महाराष्ट्र में मराठी भाषा बोलने का अनुरोध किया जाएगा, यह किसी तरह का गलत काम नहीं है पर भाषा को लेकर कोई विवाद या भाषा को लेकर किसी के साथ दुर्व्यवहार बर्दाश्त नहीं किया जाएगा. जब भी ऐसी कोई घटना हुई है, हमने सख्त कार्रवाई की है, अगर कोई ऐसा करने की कोशिश करता है, तो हम कार्रवाई करेंगे. | Delhi: Maharashtra CM Devendra Fadnavis says, "It is natural that Marathi language will be requested for (to be spoken) in Maharashtra. This is not wrong. But any controversy over language, or manhandling anyone over the language will not be tolerated. We have taken… pic.twitter.com/5k0tTwkIZE — ANI (@ANI) July 24, 2025 ट्रेन विस्फोट के आरोपियों पर भी बोले 2006 के मुंबई ट्रेन विस्फोट मामले में 12 आरोपियों को बरी करने के बॉम्बे हाईकोर्ट के फैसले सुप्रीम कोर्ट द्वारा रोक लगाए जाने पर कहा कि "हम संतुष्ट हैं कि सुप्रीम कोर्ट ने इस पर रोक लगा दी है. हाईकोर्ट ने उन्हें बरी कर दिया था और इसीलिए महाराष्ट्र सरकार ने सुप्रीम कोर्ट का रुख किया था. आज सुप्रीम कोर्ट ने इस आदेश पर रोक लगा दी है. मुझे लगता है कि यह सही कदम है. महाराष्ट्र में भाषा को लेकर विवाद महाराष्ट्र में हिंदी और मराठी भाषा को लेकर विवाद मचा है. बीते दिन कुछ मनसे कार्यकर्ताओं ने मराठी न बोलने की वजह से एक रेस्टोरेंट के मालिक को पीटा था और कहा था कि महाराष्ट्र में रहने वाले लोगों को मराठी बोलना पड़ेगा. इस वीडियो पर लोग काफी ज्यादा तंज कस रहे थे. मराठी के मुद्दे को लेकर सालों से दूर रहे उद्धव ठाकरे और राज ठाकरे भी एक मंच पर आ गए. राज ठाकरे ने कहा था कि हिंदी को महाराष्ट्र के ऊपर थोपा जा रहा है. | Delhi: Maharashtra CM Devendra Fadnavis says, "I am delighted that at JNU, a Centre for Studies on the Strategic Strength of Chhatrapati Shivaji Maharaj and a Centre for Marathi Language have been established. Chhatrapati Shivaji Maharaj initiated 'swarajya' in this… https://t.co/1zoETNyp9J pic.twitter.com/BK8SAWKdjR — ANI (@ANI) July 24, 2025 — ANI (@ANI) July 24, 2025 मराठी भाषा पर कही ये बात इसके अलावा कहा कि यह स्वाभाविक है कि महाराष्ट्र में मराठी भाषा बोलने का अनुरोध किया जाएगा, यह किसी तरह का गलत काम नहीं है पर भाषा को लेकर कोई विवाद या भाषा को लेकर किसी के साथ दुर्व्यवहार बर्दाश्त नहीं किया जाएगा. जब भी ऐसी कोई घटना हुई है, हमने सख्त कार्रवाई की है, अगर कोई ऐसा करने की कोशिश करता है, तो हम कार्रवाई करेंगे. | Delhi: Maharashtra CM Devendra Fadnavis says, "It is natural that Marathi language will be requested for (to be spoken) in Maharashtra. This is not wrong. But any controversy over language, or manhandling anyone over the language will not be tolerated. We have taken… pic.twitter.com/5k0tTwkIZE — ANI (@ANI) July 24, 2025 ट्रेन विस्फोट के आरोपियों पर भी बोले 2006 के मुंबई ट्रेन विस्फोट मामले में 12 आरोपियों को बरी करने के बॉम्बे हाईकोर्ट के फैसले सुप्रीम कोर्ट द्वारा रोक लगाए जाने पर कहा कि "हम संतुष्ट हैं कि सुप्रीम कोर्ट ने इस पर रोक लगा दी है. हाईकोर्ट ने उन्हें बरी कर दिया था और इसीलिए महाराष्ट्र सरकार ने सुप्रीम कोर्ट का रुख किया था. आज सुप्रीम कोर्ट ने इस आदेश पर रोक लगा दी है. मुझे लगता है कि यह सही कदम है. महाराष्ट्र में भाषा को लेकर विवाद महाराष्ट्र में हिंदी और मराठी भाषा को लेकर विवाद मचा है. बीते दिन कुछ मनसे कार्यकर्ताओं ने मराठी न बोलने की वजह से एक रेस्टोरेंट के मालिक को पीटा था और कहा था कि महाराष्ट्र में रहने वाले लोगों को मराठी बोलना पड़ेगा. इस वीडियो पर लोग काफी ज्यादा तंज कस रहे थे. मराठी के मुद्दे को लेकर सालों से दूर रहे उद्धव ठाकरे और राज ठाकरे भी एक मंच पर आ गए. राज ठाकरे ने कहा था कि हिंदी को महाराष्ट्र के ऊपर थोपा जा रहा है. | Delhi: Maharashtra CM Devendra Fadnavis says, "It is natural that Marathi language will be requested for (to be spoken) in Maharashtra. This is not wrong. But any controversy over language, or manhandling anyone over the language will not be tolerated. We have taken… pic.twitter.com/5k0tTwkIZE — ANI (@ANI) July 24, 2025 ट्रेन विस्फोट के आरोपियों पर भी बोले 2006 के मुंबई ट्रेन विस्फोट मामले में 12 आरोपियों को बरी करने के बॉम्बे हाईकोर्ट के फैसले सुप्रीम कोर्ट द्वारा रोक लगाए जाने पर कहा कि "हम संतुष्ट हैं कि सुप्रीम कोर्ट ने इस पर रोक लगा दी है. हाईकोर्ट ने उन्हें बरी कर दिया था और इसीलिए महाराष्ट्र सरकार ने सुप्रीम कोर्ट का रुख किया था. आज सुप्रीम कोर्ट ने इस आदेश पर रोक लगा दी है. मुझे लगता है कि यह सही कदम है. महाराष्ट्र में भाषा को लेकर विवाद महाराष्ट्र में हिंदी और मराठी भाषा को लेकर विवाद मचा है. बीते दिन कुछ मनसे कार्यकर्ताओं ने मराठी न बोलने की वजह से एक रेस्टोरेंट के मालिक को पीटा था और कहा था कि महाराष्ट्र में रहने वाले लोगों को मराठी बोलना पड़ेगा. इस वीडियो पर लोग काफी ज्यादा तंज कस रहे थे. मराठी के मुद्दे को लेकर सालों से दूर रहे उद्धव ठाकरे और राज ठाकरे भी एक मंच पर आ गए. राज ठाकरे ने कहा था कि हिंदी को महाराष्ट्र के ऊपर थोपा जा रहा है. | Delhi: Maharashtra CM Devendra Fadnavis says, "It is natural that Marathi language will be requested for (to be spoken) in Maharashtra. This is not wrong. But any controversy over language, or manhandling anyone over the language will not be tolerated. We have taken… pic.twitter.com/5k0tTwkIZE — ANI (@ANI) July 24, 2025 — ANI (@ANI) July 24, 2025 ट्रेन विस्फोट के आरोपियों पर भी बोले 2006 के मुंबई ट्रेन विस्फोट मामले में 12 आरोपियों को बरी करने के बॉम्बे हाईकोर्ट के फैसले सुप्रीम कोर्ट द्वारा रोक लगाए जाने पर कहा कि "हम संतुष्ट हैं कि सुप्रीम कोर्ट ने इस पर रोक लगा दी है. हाईकोर्ट ने उन्हें बरी कर दिया था और इसीलिए महाराष्ट्र सरकार ने सुप्रीम कोर्ट का रुख किया था. आज सुप्रीम कोर्ट ने इस आदेश पर रोक लगा दी है. मुझे लगता है कि यह सही कदम है. महाराष्ट्र में भाषा को लेकर विवाद महाराष्ट्र में हिंदी और मराठी भाषा को लेकर विवाद मचा है. बीते दिन कुछ मनसे कार्यकर्ताओं ने मराठी न बोलने की वजह से एक रेस्टोरेंट के मालिक को पीटा था और कहा था कि महाराष्ट्र में रहने वाले लोगों को मराठी बोलना पड़ेगा. इस वीडियो पर लोग काफी ज्यादा तंज कस रहे थे. मराठी के मुद्दे को लेकर सालों से दूर रहे उद्धव ठाकरे और राज ठाकरे भी एक मंच पर आ गए. राज ठाकरे ने कहा था कि हिंदी को महाराष्ट्र के ऊपर थोपा जा रहा है. महाराष्ट्र में भाषा को लेकर विवाद महाराष्ट्र में हिंदी और मराठी भाषा को लेकर विवाद मचा है. बीते दिन कुछ मनसे कार्यकर्ताओं ने मराठी न बोलने की वजह से एक रेस्टोरेंट के मालिक को पीटा था और कहा था कि महाराष्ट्र में रहने वाले लोगों को मराठी बोलना पड़ेगा. इस वीडियो पर लोग काफी ज्यादा तंज कस रहे थे. मराठी के मुद्दे को लेकर सालों से दूर रहे उद्धव ठाकरे और राज ठाकरे भी एक मंच पर आ गए. राज ठाकरे ने कहा था कि हिंदी को महाराष्ट्र के ऊपर थोपा जा रहा है. Breaking News in Hindi और Latest News in Hindi सबसे पहले मिलेगी आपको सिर्फ Zee News Hindi पर. Hindi News और India News in Hindi के लिए जुड़े रहें हमारे साथ. Thank you By clicking “Accept All Cookies”, you agree to the storing of cookies on your device to enhance site navigation, analyze site usage, and assist in our marketing efforts.</w:t>
+        <w:t xml:space="preserve"> https://www.freepressjournal.in/mumbai/maharashtra-cm-devendra-fadnavis-urges-balance-between-health-concerns-religious-sentiments-in-pigeon-feeding-dispute-video</w:t>
+      </w:r>
+    </w:p>
+    <w:p>
+      <w:pPr>
+        <w:pStyle w:val="Normal"/>
+      </w:pPr>
+      <w:r>
+        <w:rPr/>
+        <w:t>Content: Mumbai: Maharashtra Chief Minister Devendra Fadnavis on Wednesday advocated finding the middle ground to resolve the row over feeding of pigeons at public places, taking into account health concerns and religious sentiments of people. Talking to reporters here, he said some people are trying to politicise the pigeon feeding issue, which is being heard in the Bombay High Court, but they will not succeed in their efforts. The CM suggested creating designated pigeon feeding places where there are no human settlements. Let us know! 👂What type of content would you like to see from us this year? The Brihanmumbai Municipal Corporation (BMC) has shut down kabutarkhanas (pigeon feeding spots), including a popular site in Dadar, citing health hazards associated with the practice. The decision has led to legal challenges in the high court and protests by a section of people. Asked about the closure of the Dadar Kabutarkhana, Fadnavis said, "Two things are clear -- people's health is important and it should be protected. There are some issues related to faith as well. We can take care of both and find a way. We can create feeding places where there is no human residence. Controlled feeding was also an option. There are different ways of finding solutions to the issue." He noted the matter was not about conflict but about society at large, and assured both health concerns and religious sentiments would be taken into account. "Some people are trying to politicise this issue. Mumbai residents will not fall prey to it," the CM maintained. The pigeon feeding issue has drawn political attention recently, with the opposition Congress accusing the government of deliberately raising it to divert people's attention from important matters. Earlier in the day, the BMC told the HC it intends to allow controlled feeding of pigeons for two hours each morning at the Dadar Kabutarkhana subject to conditions. A bench of Justices G S Kulkarni and Arif Doctor, however, stated that before granting any such permission, the municipal corporation has to first issue a public notice inviting objections and then take a decision on allowing controlled feeding of the birds at the popular site in Dadar. Since the BMC's decision to close kabutarkhanas in the city and prohibit feeding of pigeons was in larger interest of public health, the sanctity of the same has to be maintained, the court noted, while hearing a bunch of petitions. (Except for the headline, this article has not been edited by FPJ's editorial team and is auto-generated from an agency feed.)</w:t>
       </w:r>
     </w:p>
     <w:p>
@@ -4415,16 +4844,16 @@
       </w:pPr>
       <w:r>
         <w:rPr/>
-        <w:t>Article 114</w:t>
-      </w:r>
-    </w:p>
-    <w:p>
-      <w:pPr>
-        <w:pStyle w:val="Normal"/>
-      </w:pPr>
-      <w:r>
-        <w:rPr/>
-        <w:t>Title: महाराष्ट्र में महायुति संकट बढ़ा: शिंदे-फडणवीस में किस वजह से फाइल वाॅर तेज़</w:t>
+        <w:t>Article 125</w:t>
+      </w:r>
+    </w:p>
+    <w:p>
+      <w:pPr>
+        <w:pStyle w:val="Normal"/>
+      </w:pPr>
+      <w:r>
+        <w:rPr/>
+        <w:t>Title: Mumbai Records 177 mm Rain In 6 Hours, CM Devendra Fadnavis Urges Caution Amid High Tide Alert</w:t>
       </w:r>
     </w:p>
     <w:p>
@@ -4436,16 +4865,16 @@
         <w:t xml:space="preserve">URL: </w:t>
       </w:r>
       <w:r>
-        <w:t xml:space="preserve"> https://www.satyahindi.com/maharashtra/power-tussle-intensifies-in-mahayuti-maharashtra-shinde-fadnavis-to-go-separate-ways-146538.html</w:t>
-      </w:r>
-    </w:p>
-    <w:p>
-      <w:pPr>
-        <w:pStyle w:val="Normal"/>
-      </w:pPr>
-      <w:r>
-        <w:rPr/>
-        <w:t>Content: Maharashtra Mahayuti Crisis: महाराष्ट्र के सीएम देवेंद्र फडणवीस और डिप्टी सीएम एकनाथ शिंदे के बीच सत्ता संघर्ष बढ़ रहा है। दोनों में फाइल वाॅर शुरू हो गया है। महायुति में राजनीतिक तनाव, प्रशासनिक संघर्ष पर उनके संभावित असर को जानिए। सीएम देवेंद्र फडणवीस और डिप्टी सीएम एकनाथ शिंदे महाराष्ट्र की राजनीति में एक बार फिर से सत्तारूढ़ महायुति गठबंधन के दो प्रमुख नेताओं, मुख्यमंत्री देवेंद्र फडणवीस और उपमुख्यमंत्री एकनाथ शिंदे के बीच तनाव बढ़ता नजर आ रहा है। दोनों नेताओं के बीच चल रहा 'फाइल युद्ध' अब खुलकर सामने आ गया है, जो शिवसेना और भारतीय जनता पार्टी (बीजेपी) के बीच गठबंधन की एकता पर सवाल उठा रहा है। सत्य हिन्दी कुछ पत्रकारों की अपनी कोशिश है। जब मुख्यधारा का मीडिया देख कर न देखे, सुन कर न सुने, गोद में हो, लोभ में हो या किसी डर में, तब सत्य के लिए कौन बोलेगा? हमने सोचा, आवाज़ कहीं से उठनी चाहिए। सिलसिला कहीं से शुरू होना चाहिए। ताकि आप कर सकें सही फ़ैसला। क्योंकि आपको जानना चाहिए सच! यदि आपको 'सत्य हिन्दी' पर छपी किसी सामग्री या वीडियो कंटेंट में सम्पादकीय आचार संहिता की चूक को लेकर कोई शिकायत है तो आप Grievance Redressal लिंक क्लिक कर अपनी शिकायत हमारे Grievance Officer को भेज सकते हैं। All Rights Reserved Designed &amp; Developed By BytesBrick</w:t>
+        <w:t xml:space="preserve"> https://www.freepressjournal.in/mumbai/mumbai-records-177-mm-rain-in-6-hours-cm-devendra-fadnavis-urges-caution-amid-high-tide-alert</w:t>
+      </w:r>
+    </w:p>
+    <w:p>
+      <w:pPr>
+        <w:pStyle w:val="Normal"/>
+      </w:pPr>
+      <w:r>
+        <w:rPr/>
+        <w:t>Content: Mumbai: Maharashtra Chief Minister Devendra Fadnavis said Mumbai received 177 millimetres of rain in a 6-8 hour period on Monday and asked citizens to observe all precautions since more is expected through the day along with high tides. 14 Spots Waterlogged, But Metro Services Unhindered Talking to reporters here after reviewing the rain and flood situation across Maharashtra, he said waterlogging is being witnessed in 14 places in the metropolis. Suburban train services were slightly delayed but are functioning well, while metro rail services remain unaffected despite such heavy rains, Fadnavis added. महाराष्ट्र में भारी बारिश से निपटने के लिए विभिन्न प्रकार की व्यवस्था, कई जिलों में रेड व ऑरेंज अलर्ट, आपदा प्रबंधन, किसानों को नुकसान भरपाई, मा. राज्यपाल सीपी राधाकृष्णन जी इनका उप राष्ट्रपति पद के लिए एनडीए के उम्मीदवार हेतु चुने जाना एवं विविध मुद्दों पर मीडिया से संवाद...… pic.twitter.com/iDPIJj93Bz "Offices have been told to allow workers to leave for home at 4pm. After 6.30 pm, 3m to 4m tides are expected. The decision on closure of schools on Tuesday will be taken at an appropriate time. Citizens must not venture out without reason," he said. The CM said crops spread across 4 lakh hectares have been affected statewide and district collectors have been authorized to take decisions regarding relief and rescue operations. Talks are on with Karnataka regarding discharge of Allmatti dam water from that state, Fadnavis said. Minister Ashish Shelar Takes Stock of Mumbai Flood Impact Meanwhile, Mumbai suburban district guardian minister Ashish Shelar said he had reviewed the situation in the metropolis through the disaster management cell of the BMC and had taken stock of the rainfall, flooding, school conditions and public transport. "Local train services were functional with some disruptions, while BEST has been instructed to operate additional bus services if passengers are stranded at major (railway) terminals such as Dadar and Mumbai Central," he said. All top civic and police officials are on the ground, the minister and senior BJP leader said. Trees and branches have fallen in some 30 to 40 locations in the city and instructions have been issued to remove such hurdles and restore vehicular traffic speedily, Shelar informed. He said one person was injured at Napean Sea Road in south Mumbai after a protection wall fell on a tree due to heavy rains. "The BMC commissioner and Mumbai police commissioner have appealed to people that they should step out of their homes only if required. Holidays have been declared for schools in the noon sessions and for colleges," Shelar said. Pumping stations are functioning optimally across the city, and authorities are reviewing how much water is receding with the help of the pumps, he said. (Except for the headline, this article has not been edited by FPJ's editorial team and is auto-generated from an agency feed.)</w:t>
       </w:r>
     </w:p>
     <w:p>
@@ -4454,16 +4883,16 @@
       </w:pPr>
       <w:r>
         <w:rPr/>
-        <w:t>Article 115</w:t>
-      </w:r>
-    </w:p>
-    <w:p>
-      <w:pPr>
-        <w:pStyle w:val="Normal"/>
-      </w:pPr>
-      <w:r>
-        <w:rPr/>
-        <w:t>Title: Maharashtra: गढ़चिरौली में सीएम फडणवीस बोले- विकास रोकने की साजिश कर रहे शहरी नक्सली, विदेश से मिल रही फंडिंग</w:t>
+        <w:t>Article 126</w:t>
+      </w:r>
+    </w:p>
+    <w:p>
+      <w:pPr>
+        <w:pStyle w:val="Normal"/>
+      </w:pPr>
+      <w:r>
+        <w:rPr/>
+        <w:t>Title: Worli's Rebirthed BDD Chawls: Mumbai's New Gold Standard</w:t>
       </w:r>
     </w:p>
     <w:p>
@@ -4475,16 +4904,16 @@
         <w:t xml:space="preserve">URL: </w:t>
       </w:r>
       <w:r>
-        <w:t xml:space="preserve"> https://www.amarujala.com/india-news/cm-devendra-fadnavis-said-urban-naxals-using-foreign-funds-to-keep-gadchiroli-away-from-development-2025-07-22</w:t>
-      </w:r>
-    </w:p>
-    <w:p>
-      <w:pPr>
-        <w:pStyle w:val="Normal"/>
-      </w:pPr>
-      <w:r>
-        <w:rPr/>
-        <w:t>Content: मेरा शहर मुख्यमंत्री देवेंद्र फडणवीस ने गढ़चिरौली में विकास परियोजनाओं के उद्घाटन के दौरान कहा कि जिले में नक्सलवाद तेजी से खत्म हो रहा है। उन्होंने शहरी नक्सलवाद पर चिंता जताते हुए बताया कि स्टील प्लांट की नींव रखते ही सोशल मीडिया पर आदिवासियों की जमीन छीने जाने की अफवाहें फैलाई गईं। Link Copied महाराष्ट्र के मुख्यमंत्री देवेंद्र फडणवीस ने गढ़चिरौली जिले में कई विकास परियोजनाओं का उद्घाटन और शिलान्यास किया। इस दौरान उन्होंने जिले के कोनसारी में लॉयड्स मेटल्स एंड एनर्जी लिमिटेड के एक कार्यक्रम में हिस्सा भी लिया। कार्यक्रम के संबोधन में उन्होंने गढ़चिरौली में तेजी से खत्म हो रहे नक्सलवाद पर जोर दिया। उन्होंने कहा कि गढ़चिरौली में नक्सलवाद तेजी से खत्म हो रहा है और अब जंगलों में कुछ गिने-चुने नक्सली ही बचे हैं। सीएम ने अन्य बचे हुए से हिंसा छोड़कर मुख्यधारा में लौटने की अपील की। शहरी नक्सलवाद पर जताई चिंता अपने संबोधन के दौरान मुख्यमंत्री फडणवीस ने शहरी नक्सलवाद को लेकर चिंता जताई। उन्होंने कहा कि जब गढ़चिरौली में विकास शुरू हुआ, जैसे ही यहां स्टील प्लांट की नींव रखी गई, अगले ही दिन सोशल मीडिया पर अफवाहों का सिलसिला शुरू हो गया कि आदिवासियों की जमीन छीनी जा रही है और जंगलों की कटाई हो रही है। विज्ञापन विज्ञापन ये भी पढ़ें:- Politics: 'विपक्ष कर रहा गुंडागर्दी, भारत कोई धर्मशाला नहीं', एसआईआर के मुद्दे पर प्रदर्शन को लेकर BJP हमलावर फडणवीस ने कहा कि उन्होंने इस मामले में पुलिस और गढ़चिरौली के आईजी संदीप पाटिल से जांच करवाई तो चौंकाने वाली बात सामने आई। फडणवीस ने कहा कि जांच में पता चला कि इन अफवाहों के पीछे जो लोग थे, वो महाराष्ट्र के नहीं थे। दो लोग कोलकाता और दो लोग बंगलूरू से यह अभियान चला रहे थे। ये भी पढ़ें:- Kanwar Yatra: कांवड़ यात्रा में फूलों की वर्षा से लेकर कड़ी निगरानी तक, दूसरे राज्य भी अपना रहे यूपी मॉडल विदेशी फंडिंग मिलने के दावा साथ ही सीएम फडणवीस ने ये भी कहा कि अफवाह फैलाने वाले लोगों को विदेशी फंडिंग मिल रही थी और वे सोशल मीडिया के जरिए लोगों को संविधान और सरकार के खिलाफ भड़काने की कोशिश कर रहे थे। सीएम ने कहा कि कुछ तथाकथित शहरी नक्सली झूठी बातें फैलाकर आदिवासियों को गुमराह कर रहे हैं और उन्हें विकास से दूर रखने की साजिश कर रहे हैं। उन्होंने लोगों से सतर्क रहने की अपील की और भरोसा दिलाया कि सरकार हर वर्ग को साथ लेकर विकास कर रही है। रहें हर खबर से अपडेट, डाउनलोड करें Android Hindi News apps, iOS Hindi News apps और Amarujala Hindi News apps अपने मोबाइल पे|Get all India News in Hindi related to live update of politics, sports, entertainment, technology and education etc. Stay updated with us for all breaking news from India News and more news in Hindi. Next Article Please wait... Please wait... Delete All Cookies Followed</w:t>
+        <w:t xml:space="preserve"> https://www.devdiscourse.com/article/science-environment/3541262-worlis-rebirthed-bdd-chawls-mumbais-new-gold-standard</w:t>
+      </w:r>
+    </w:p>
+    <w:p>
+      <w:pPr>
+        <w:pStyle w:val="Normal"/>
+      </w:pPr>
+      <w:r>
+        <w:rPr/>
+        <w:t>Content: Maharashtra Chief Minister Devendra Fadnavis handed over keys to the newly redeveloped homes at the BDD chawls in Worli to 556 families, urging them to preserve the properties as an asset for future generations. These flats, he said, should serve as a legacy, equating their value to the historical significance of gold. The BDD chawls, under redevelopment, reflect Mumbai's socio-economic transformation. Fadnavis recounted the challenges faced, including long-standing litigations, and the initial expectation of private developers' involvement. Overcoming these, the state-run MHADA was tasked with the responsibility, leading to the groundbreaking project starting on April 22, 2017. During the ceremony, Deputy Chief Minister Ajit Pawar proposed a clause to restrict the resale of these homes for a decade or more, aimed at maintaining the Marathi-speaking population within Mumbai, thus echoing the cultural roots and community ties woven into the city's fabric. (With inputs from agencies.) Email: info@devdiscourse.com Phone: +91-720-6444012, +91-7027739813, 14, 15 © Copyright 2025</w:t>
       </w:r>
     </w:p>
     <w:p>
@@ -4493,16 +4922,16 @@
       </w:pPr>
       <w:r>
         <w:rPr/>
-        <w:t>Article 116</w:t>
-      </w:r>
-    </w:p>
-    <w:p>
-      <w:pPr>
-        <w:pStyle w:val="Normal"/>
-      </w:pPr>
-      <w:r>
-        <w:rPr/>
-        <w:t>Title: महाराष्ट्र में बदल रही राजनीति! सिर्फ तारीफ और आभार या शरद पवार-उद्धव ठाकरे की फडणवीस से बन रही अलग ट्यूनिंग?</w:t>
+        <w:t>Article 127</w:t>
+      </w:r>
+    </w:p>
+    <w:p>
+      <w:pPr>
+        <w:pStyle w:val="Normal"/>
+      </w:pPr>
+      <w:r>
+        <w:rPr/>
+        <w:t>Title: Maharashtra CM Devendra Fadnavis Inaugurates Worli BDD Chawl Redevelopment Building In Mumbai; Hands Over Keys To 1st Batch Of 566 Flats | Videos</w:t>
       </w:r>
     </w:p>
     <w:p>
@@ -4514,16 +4943,16 @@
         <w:t xml:space="preserve">URL: </w:t>
       </w:r>
       <w:r>
-        <w:t xml:space="preserve"> https://www.tv9hindi.com/india/maharashtra-politics-devendra-fadnavis-sharad-pawar-uddhav-thackeray-coffee-table-book-3402465.html</w:t>
-      </w:r>
-    </w:p>
-    <w:p>
-      <w:pPr>
-        <w:pStyle w:val="Normal"/>
-      </w:pPr>
-      <w:r>
-        <w:rPr/>
-        <w:t>Content: By signing in or creating an account, you agree with Associated Broadcasting Company's Terms &amp; Conditions and Privacy Policy. महाराष्ट्र की सियासत में इन दिनों अलग ही रंग देखने को मिल रहा है. ऐसा इसलिए क्योंकि सरकार और विपक्ष के तेवर पिछले दिनों से बदले-बदले नजर आ रहे हैं. यही कारण है कि राजनीतिक गलियारों में कई तरह की चर्चाएं हो रही हैं. इन सब के बीच सीएम देवेंद्र फडणवीस ने हाल ही में शरद पवार और उद्धव ठाकरे को धन्यवाद दिया. ये धन्यवाद कॉफी टेबल बुक में की तारीफ के लिए था. इसके साथ ही उन्होंने कहा कि हम वैचारिक रूप से विरोधी हैं, दुश्मन नहीं हैं. महाराष्ट्र के मुख्यमंत्री देवेंद्र फडणवीस ने मंगलवार को अपने जन्मदिन पर जारी एक कॉफी टेबल बुक में एनसीपी (SP) अध्यक्ष शरद पवार और शिवसेना (UBT) अध्यक्ष उद्धव ठाकरे की तारीफ की. उन्होंने कहा कि वे वैचारिक विरोधी हैं, दुश्मन नहीं हैं. इसके साथ ही उन्होंने आगे कहा कि शरद पवार एक बड़े दिल वाले और सीनियर नेता हैं. उनकी टिप्पणियां मेरे लिए अमूल्य हैं. 84 वर्षीय पवार ने अपनी पुस्तक में लिखा है कि जब वे फडणवीस को देखते हैं, तो उन्हें वह समय याद आता है जब वे स्वयं 1978 में पहली बार महाराष्ट्र के मुख्यमंत्री बने थे. पवार जब मुख्यमंत्री बने थे, तब उनकी उम्र सिर्फ़ 38 वर्ष थी, जिससे वे राज्य के शीर्ष पद पर आसीन होने वाले सबसे कम उम्र के राजनेता बन गए थे. उन्होंने कहा कि फडणवीस की राज्य प्रशासन पर उनकी मजबूत पकड़ है. मजाकिया अंदाज में पूर्व केंद्रीय मंत्री ने अपने शरीर की तुलना फडणवीस से करते हुए कहा, “भारी होने की समानता कभी भी कड़ी मेहनत करने में बाधा नहीं बनी है. मुझे आश्चर्य है कि वे थकते कैसे नहीं है” शिवसेना (UBT) अध्यक्ष उद्धव ठाकरे ने बुक में अपने लेख में फडणवीस को एक अध्ययनशील और लोयल राजनेता बताया है, जिन्होंने महाराष्ट्र में अपनी पार्टी को मजबूत करने में सफलता प्राप्त की है, जो कभी कांग्रेस का गढ़ था. शिवसेना (यूबीटी) नेता और पूर्व मुख्यमंत्री फडणवीस ने लिखा है कि फडणवीस के पास राष्ट्रीय स्तर पर बड़ी भूमिका निभाने का मौका है और उन्होंने उनके भविष्य के लिए शुभकामनाएं दीं. महाराष्ट्र के तीन बार मुख्यमंत्री रह चुके देवेंद्र फडणवीस ने 2014 में 44 साल की उम्र में पहली बार बड़ा पद संभाला था, जिससे वह पवार के बाद महाराष्ट्र के इतिहास में दूसरे सबसे कम उम्र के मुख्यमंत्री बन गए. महाराष्ट्र में पिछले कुछ दिनों से राजनीति के अलग ही रंग देखने को मिल रहे हैं. सीएम फडणवीस ने पिछले दिनों विधान भवन में उद्धव की वापसी को लेकर बात कही थी. इसके बाद दोनों नेताओं के बीच बातचीत भी हुई थी. यही कारण है कि महाराष्ट्र की राजनीति की चर्चा देश भर में हो रही हैं. राजनीतिक जानकारों की मानें तो इस समय कुछ न कुछ तो पक रहा है, जिसका परिणाम आने वाले समय में देखने को मिलेगा.</w:t>
+        <w:t xml:space="preserve"> https://www.freepressjournal.in/mumbai/maharashtra-cm-devendra-fadnavis-inaugurates-worli-bdd-chawl-redevelopment-building-in-mumbai-hands-over-keys-to-1st-batch-of-566-flats-videos</w:t>
+      </w:r>
+    </w:p>
+    <w:p>
+      <w:pPr>
+        <w:pStyle w:val="Normal"/>
+      </w:pPr>
+      <w:r>
+        <w:rPr/>
+        <w:t>Content: Mumbai: Maharashtra Chief Minister Devendra Fadnavis on Thursday inaugurated the first phase of the Worli BDD Chawl Redevelopment Project, a landmark initiative touted as one of Asia’s largest urban renewal programme. The event, held at Yashwantrao Chavan Natyagruha in Matunga (West), saw Fadnavis hand over keys to newly constructed flats to 556 eligible residents. Deputy Chief Ministers Eknath Shinde and Ajit Pawar, along with senior minister and officials, were present at the ceremony. Let us know! 👂What type of content would you like to see from us this year? Let us know! 👂What type of content would you like to see from us this year? Let us know! 👂What type of content would you like to see from us this year? Details Of The Mega Project The redevelopment, undertaken by MHADA’s Mumbai Housing and Area Development Board, marks a historic step in rehabilitating long-time chawl residents into modern homes. The first phase covers residents from D and E wings of Building No. 01. Currently, 9,689 residents from 121 old chawls in Worli are set to be rehabilitated, with 65 per cent of the total land earmarked for this purpose. Eligible residents, who previously lived in 160 sq ft rooms, are being provided ownership of spacious 2BHK flats with a carpet area of 500 sq ft, completely free of cost. The redevelopment plan envisions 34 rehabilitation towers of 40 storeys each, each flat coming with a stilt-plus-six-level podium parking and landscaped gardens on the seventh floor. A Self-Sufficient Modern Township The ambitious project will create a self-contained township with facilities such as a commercial complex, schools, hospitals, gyms, hostels, and sustainable infrastructure including sewage treatment plants, solar energy systems and rainwater harvesting. MHADA will maintain the rehabilitated buildings for the next 12 years. In a nod to the BDD’s century-old legacy, heritage spaces like Jamboree Maidan and Ambedkar Maidan will be preserved, and one old chawl building will be converted into a museum to showcase the history of BDD chawls. Transit Support &amp; Expansion Plans Residents have been moved to temporary transit accommodations or have opted for a monthly rent allowance. Eligible occupants are receiving an advance rent of Rs 25,000 per month for 11 months. By December this year, MHADA aims to complete an additional 3,989 flats across all three BDD redevelopment sites, Worli, N.M. Joshi Marg and Naigaon. Across the 86-acre project footprint, 207 chawls housing 15,593 residents are slated for redevelopment. The N.M. Joshi Marg site will include 14 rehabilitation buildings for 2,560 units, while Naigaon (Dadar) will feature 20 rehabilitation buildings for 3,344 units. Tata projects and Capacit’e Infraprojects Ltd jointly carrying out Worli BDD chawl redevelopment project. Rohit Katyal, Chairman &amp; Executive Director, Capacit’e Infraprojects Ltd said, “we’re grateful for the opportunity to help create homes that offer better living conditions while staying true to the spirit of the BDD community, which has been rooted here for generations. It’s a privilege to contribute to such a historic and people-centric transformation.”</w:t>
       </w:r>
     </w:p>
     <w:p>
@@ -4532,16 +4961,16 @@
       </w:pPr>
       <w:r>
         <w:rPr/>
-        <w:t>Article 117</w:t>
-      </w:r>
-    </w:p>
-    <w:p>
-      <w:pPr>
-        <w:pStyle w:val="Normal"/>
-      </w:pPr>
-      <w:r>
-        <w:rPr/>
-        <w:t>Title: महाराष्ट्र में SIR की उठी मांग, विपक्ष पर बरसे CM फडणवीस, मोहन भागवत का किया बचाव</w:t>
+        <w:t>Article 128</w:t>
+      </w:r>
+    </w:p>
+    <w:p>
+      <w:pPr>
+        <w:pStyle w:val="Normal"/>
+      </w:pPr>
+      <w:r>
+        <w:rPr/>
+        <w:t>Title: Maharashtra's Mega City Vision: Building Beyond Dubai</w:t>
       </w:r>
     </w:p>
     <w:p>
@@ -4553,16 +4982,16 @@
         <w:t xml:space="preserve">URL: </w:t>
       </w:r>
       <w:r>
-        <w:t xml:space="preserve"> https://www.patrika.com/mumbai-news/maharashtra-voter-list-sir-demand-raised-by-cm-fadnavis-lashed-out-at-the-opposition-19816826</w:t>
-      </w:r>
-    </w:p>
-    <w:p>
-      <w:pPr>
-        <w:pStyle w:val="Normal"/>
-      </w:pPr>
-      <w:r>
-        <w:rPr/>
-        <w:t>Content: ताजा खबरें राज्य मौसम बिहार चुनाव 2025 कुलिश जन्मशती वर्ष पत्रिका स्पेशल राष्ट्रीय मनोरंजन ज्योतिष स्वास्थ्य खेल धर्म राजनीति विश्व OTT शिक्षा ओपिनियन ऑटो टेक गैजेट लाइफस्टाइल ब्यूटी महिला बिजनेस क्राइम जॉब्स ई-पेपर मेरी खबर शॉर्ट्स ई-पेपर मुंबई • Dinesh Dubey • Jul 28, 2025 बिहार में वोटर लिस्ट में विशेष गहन पुनरीक्षण (एसआईआर) को लेकर विवाद जारी है। इसी बीच अब महाराष्ट्र में भारतीय जनता पार्टी (BJP) ने वोटर लिस्ट में गहन पुनरीक्षण (एसआईआर) की मांग की है। यह मांग खुद महाराष्ट्र के मुख्यमंत्री देवेंद्र फडणवीस ने की है। इस दौरान उन्होंने संसद में ‘ऑपरेशन सिंदूर’ पर सवाल खड़े करने के लिए विपक्ष पर जोरदार हमला बोला है। वर्धा में प्रेस कांफ्रेंस को संबोधित करते हुए फडणवीस ने कहा कि विपक्ष ‘ऑपरेशन सिंदूर’ पर चर्चा से भाग रहा है क्योंकि उन्हें पता है कि सच्चाई सामने आ जाएगी, कैसे हमारे जांबाज जवानों और सैन्य बलों ने पाकिस्तान को झुकने पर मजबूर कर दिया। उन्होंने विपक्ष की रणनीति को ‘शूट एंड स्कूट’ यानी झूठ बोलो और भागो वाली रणनीति करार दिया। विपक्ष अगर चर्चा करेगा तो उसकी झूठी कहानी ध्वस्त हो जाएगी। लेकिन उनमें बहस करने का साहस ही नहीं है। कांग्रेस नेता पी चिदंबरम द्वारा ‘पहलगाम के आतंकी पाकिस्तान से आए, इसका कोई सबूत नहीं’ कहे जाने पर सियम फडणवीस ने कहा, “इस बयान पर मुझे आश्चर्य नहीं हुआ। ये वही लोग हैं जिन्होंने सर्जिकल स्ट्राइक और एयर स्ट्राइक पर भी सवाल उठाए थे। जनता ने अब इन्हीं से सवाल करना शुरू कर दिया है। समस्या उनकी मानसिकता में है और ऐसी मानसिकता के बारे में कुछ नहीं किया जा सकता।” ये भी पढ़ें वहीँ, फडणवीस ने मतदाता सूची के विशेष गहन पुनरीक्षण (SIR) की मांग करते हुए कहा कि पिछले 20 वर्षों से वोटर वेरिफिकेशन नहीं हुआ, जिससे कई फर्जी नाम, मृत व्यक्तियों के नाम और एक ही व्यक्ति के दो जगह नाम जैसी समस्याएं सामने आई हैं। इससे नागरिकों का वोट डालने का अधिकार प्रभावित हो रहा है। उन्होंने बताया कि उन्होंने 2012 में इस मुद्दे पर हाईकोर्ट में याचिका भी दायर की थी। उन्होंने कहा, "हमारी यह मांग है कि विशेष गहन पुनरीक्षण (SIR) होना चाहिए क्योंकि हमारी मतदाता सूची में पिछले 20 सालों में विशेष गहन पुनरीक्षण ना होने के कारण बहुत सारे नाम हैं जो उचित नहीं हैं... मैं खुद इसे करवाने की मांग को लेकर 2012 में हाईकोर्ट गया था। देश के चुनाव आयोग को इस विशेष गहन पुनरीक्षण के कारण एक बहुत सटीक लिस्ट मिलेगी और लोगों का जो मताधिकार है, वह भी इस कारण अच्छे से अमल में आएगा।" आरएसएस प्रमुख मोहन भागवत के बयान पर सीएम फडणवीस ने कहा, "संविधान में 'भारत' और 'इंडिया' दोनों शब्दों का इस्तेमाल किया गया है। हालांकि, अगर हम 'भारत' का इस्तेमाल करते हैं, तो यह ज्यादा बेहतर होगा। हम 'भारत' शब्द के इस्तेमाल को बढ़ावा देने का प्रयास करेंगे... मोहन भागवत ने कुछ भी विवादास्पद नहीं कहा है... इसे विवाद बनाने का कोई कारण नहीं है।" ये भी पढ़ें खबर शेयर करें: Published on: 28 Jul 2025 07:28 pm DOWNLOAD ON Play Store DOWNLOAD ON App Store Trending Topics Asia Cup 2025 PM Modi Bihar Elections 2025 Top Categories राष्ट्रीय मनोरंजन स्वास्थ्य राजस्थान मध्य प्रदेश Legal Grievance Policy This website follows the DNPA’s code of conduct Statutory provisions on reporting (sexual offenses) Privacy Policy About Us Code of Conduct RSS Copyright © 2025 Patrika Group. All Rights Reserved.</w:t>
+        <w:t xml:space="preserve"> https://www.devdiscourse.com/article/headlines/3542407-maharashtras-mega-city-vision-building-beyond-dubai</w:t>
+      </w:r>
+    </w:p>
+    <w:p>
+      <w:pPr>
+        <w:pStyle w:val="Normal"/>
+      </w:pPr>
+      <w:r>
+        <w:rPr/>
+        <w:t>Content: During the CREDAI-MCHI Change of Guard 2025 event, Maharashtra Chief Minister Devendra Fadnavis applauded new president Sukhraj Nahar and expressed aspirations for Mumbai's growth, suggesting the city could outshine Dubai. Fadnavis cited the state's pioneering adoption of RERA, lauding its success and the improvements it brought to Maharashtra's real estate landscape. He acknowledged the state's efforts towards enhancing ease of doing business, receiving commendations from the World Bank. Despite frustrations over unaffordable housing, projects like the Bandra Versova sea link and future infrastructure investments signal substantial progress. Fadnavis remains steadfast in his vision of a transformational decade for Mumbai, aspiring to an economic valuation of $1.5 trillion. (With inputs from agencies.) Email: info@devdiscourse.com Phone: +91-720-6444012, +91-7027739813, 14, 15 © Copyright 2025</w:t>
       </w:r>
     </w:p>
     <w:p>
@@ -4571,16 +5000,16 @@
       </w:pPr>
       <w:r>
         <w:rPr/>
-        <w:t>Article 118</w:t>
-      </w:r>
-    </w:p>
-    <w:p>
-      <w:pPr>
-        <w:pStyle w:val="Normal"/>
-      </w:pPr>
-      <w:r>
-        <w:rPr/>
-        <w:t>Title: मराठी नहीं बोलने पर किसी को पीटा तो… CM फडणवीस ने फिर दी चेतावनी, मनसे की गुंडागर्दी रुकेगी?</w:t>
+        <w:t>Article 129</w:t>
+      </w:r>
+    </w:p>
+    <w:p>
+      <w:pPr>
+        <w:pStyle w:val="Normal"/>
+      </w:pPr>
+      <w:r>
+        <w:rPr/>
+        <w:t>Title: Rapid redevelopment key to making Mumbai slum-free: CM Fadnavis</w:t>
       </w:r>
     </w:p>
     <w:p>
@@ -4592,16 +5021,16 @@
         <w:t xml:space="preserve">URL: </w:t>
       </w:r>
       <w:r>
-        <w:t xml:space="preserve"> https://www.patrika.com/mumbai-news/raj-thackeray-mns-hooliganism-when-stop-for-marathi-in-maharashtra-cm-fadnavis-warn-again-19805349</w:t>
-      </w:r>
-    </w:p>
-    <w:p>
-      <w:pPr>
-        <w:pStyle w:val="Normal"/>
-      </w:pPr>
-      <w:r>
-        <w:rPr/>
-        <w:t>Content: ताजा खबरें राज्य मौसम बिहार चुनाव 2025 कुलिश जन्मशती वर्ष पत्रिका स्पेशल राष्ट्रीय मनोरंजन ज्योतिष स्वास्थ्य खेल धर्म राजनीति विश्व OTT शिक्षा ओपिनियन ऑटो टेक गैजेट लाइफस्टाइल ब्यूटी महिला बिजनेस क्राइम जॉब्स ई-पेपर मेरी खबर शॉर्ट्स ई-पेपर मुंबई • Dinesh Dubey • Jul 24, 2025 महाराष्ट्र में मराठी बनाम हिंदी भाषा को लेकर विवाद थमने का नाम नहीं ले रहा है। महाराष्ट्र नवनिर्माण सेना (मनसे) के कार्यकर्ता लगातार हिंदी भाषी गरीबों को मराठी न बोलने पर धमका रहे हैं, मारपीट कर रहे हैं। कई घटनाओं में पुलिस ने कार्रवाई भी की है, लेकिन इसका मनसे नेताओं और कार्यकर्ताओं पर कोई खास असर नहीं दिखाई दे रहा है। इस बीच मुख्यमंत्री देवेंद्र फडणवीस ने एक बार फिर ऐसे मामलों को लेकर सख्त रुख अपनाया है। उन्होंने साफ चेतावनी दी है कि मराठी भाषा के नाम पर अगर कोई हिंसा करेगा, तो उसके खिलाफ कड़ी कानूनी कार्रवाई की जाएगी। उन्होंने कहा कि ऐसी घटनाएं किसी भी हाल में बर्दाश्त नहीं की जाएंगी। दिल्ली में जेएनयू में छत्रपति शिवाजी महाराज सुरक्षा और सामरिक अध्ययन के लिए विशेष केंद्र के उद्घाटन समारोह पर आये सीएम फडणवीस ने कहा, "यह स्वाभाविक है कि महाराष्ट्र में मराठी भाषा बोलने का अनुरोध किया जाएगा। यह गलत नहीं है। लेकिन भाषा को लेकर कोई विवाद या भाषा को लेकर किसी के साथ मारपीट करता है तो ये बर्दाश्त नहीं किया जाएगा। जब भी ऐसी कोई घटना हुई है, हमने सख्त कार्रवाई की है। आगे भी अगर कोई ऐसा करने की कोशिश करेगा तो हम सख्त कार्रवाई करेंगे।" हालांकि, यह ध्यान देने वाली बात है कि मुख्यमंत्री फडणवीस ने इसी साल अप्रैल में भी ऐसी ही सख्त चेतावनी दी थी, लेकिन इसके बावजूद राज्य में गैर-मराठी लोगों पर हमले और दुर्व्यवहार की घटनाएं थमी नहीं हैं। ये भी पढ़ें ताजा मामला महाराष्ट्र के नांदेड के एक एसटी बस डिपो से सामने आया है। जहां कथित तौर पर मराठी भाषा के अपमान का आरोप लगाकर मनसे के कार्यकर्ताओं ने एक शौचालय संचालक को पीट दिया और जबरन माफी मंगवाई। नांदेड शहर के मुख्य एसटी बस डिपो पर उत्तर भारतीय शौचालय संचालक लोगों से 5 रुपये वसूल कर रहा था। इसको लेकर एक स्थानीय मराठी भाषी व्यक्ति की उससे बहस हो गई। इसके बाद स्थानीय व्यक्ति ने मराठी में बात करने के लिए दबाव बनाया तो शौचालय संचालक ने कहा की वह मराठी में नहीं बात करेगा, उसे हिंदी आती है। स्थानीय व्यक्ति ने इस पूरी घटना का वीडियो बनाया गया और मनसे कार्यकर्ताओं को भेज दिया। अगले दिन मनसे कार्यकर्ता वहां पहुंचे और शौचालय संचालक की पिटाई की, साथ ही उससे सार्वजनिक रूप से माफी मंगवाई। इस घटना का वीडियो सोशल मीडिया पर वायरल हो गया है। इससे पहले मुंबई की सेंट्रल लाइन की एक लोकल ट्रेन के लेडीज कोच में मराठी और हिंदी भाषा को लेकर महिला यात्रियों के बीच तीखी बहस हो गई। जिसका वीडियो सोशल मीडिया पर वायरल हो गया। बताया जा रहा है कि मामूली सीट विवाद से शुरू हुई बहस भाषा विवाद में बदल गई। इसके बाद मुंबई के घाटकोपर इलाके से ऐसा ही एक वीडियो सामने आया है। इस वीडियो में छोटा सा होटल चलाने वाली एक महिला और कुछ लोगों के बीच मराठी बनाम हिंदी को लेकर तीखी बहस देखी जा सकती है। आरोप है कि स्थानीय लोगों के समूह ने महिला पर मराठी में बात करने का दबाव बनाया। लेकिन महिला ने साफ इनकार करते हुए हिंदी में ही बातचीत करने की जिद की। बहस के दौरान महिला ने कहा, मराठी नहीं, हिंदी में बोलो। क्या तुम भारत से नहीं हो? घटना के बाद शिवसेना उबाठा की कुछ महिला कार्यकर्ता मौके पर पहुंची और महिला से जबरन माफी मंगवाई। ये भी पढ़ें खबर शेयर करें: Updated on: 24 Jul 2025 08:16 pm Published on: 24 Jul 2025 08:10 pm DOWNLOAD ON Play Store DOWNLOAD ON App Store Trending Topics Asia Cup 2025 PM Modi Bihar Elections 2025 Top Categories राष्ट्रीय मनोरंजन स्वास्थ्य राजस्थान मध्य प्रदेश Legal Grievance Policy This website follows the DNPA’s code of conduct Statutory provisions on reporting (sexual offenses) Privacy Policy About Us Code of Conduct RSS Copyright © 2025 Patrika Group. All Rights Reserved.</w:t>
+        <w:t xml:space="preserve"> https://madhyamamonline.com/india/rapid-redevelopment-key-to-making-mumbai-slum-free-cm-fadnavis-1438009</w:t>
+      </w:r>
+    </w:p>
+    <w:p>
+      <w:pPr>
+        <w:pStyle w:val="Normal"/>
+      </w:pPr>
+      <w:r>
+        <w:rPr/>
+        <w:t>Content: Mumbai: Maharashtra Chief Minister Devendra Fadnavis has stressed the need for fast-tracked redevelopment projects to achieve the goal of a slum-free Mumbai. Speaking at an event on Thursday, he said projects must be completed within fixed timelines to avoid delays. “If we want to make Mumbai slum-free and carry out redevelopment quickly, we cannot have projects dragging on for decades. Once a project starts, the plot should be readied within a year to a year and a quarter, and the rehabilitation building should be constructed within the next year. Only then will the dream of a slum-free Mumbai come true,” he said. Fadnavis emphasized that such transformation could be achieved through new ideas, advanced technology and innovative approaches. He noted that large-scale redevelopment was already under way in the city, with the first phase of the BDD Chawl redevelopment handed over to residents on Thursday. “People who lived for nearly 100 years in 161 sq ft houses are now getting 500 sq ft flats. This is the largest urban redevelopment project in Asia. Along with redevelopment, slum redevelopment offers another major opportunity for Mumbai. Cluster development is also creating new possibilities. Today, Mumbai boasts world-class architecture, iconic buildings, and excellent amenities,” he said. The Chief Minister also called for adopting cutting-edge construction technologies, noting that an 80-storey building could now be completed in just 120 days. He pointed to major infrastructure works, including the Bandra–Versova Sea Link, which is 60 per cent complete and expected to finish in two years, with extensions planned to Dahisar and later to Bhayandar. He said the Western Expressway currently carries 60 per cent of Mumbai’s traffic, and a parallel connection from the sea link to Bhayandar–Vasai–Virar is being developed, with future plans to extend it to the port. “All this will open up the entire northern belt for the real estate industry,” he remarked. Fadnavis added that while preparing Mumbai’s new development plan, various constraints including defense, naval, and forest regulations had to be considered due to the city’s diversity and coastal location. He also said the Atal Setu had created the opportunity for a “Third Mumbai”, which would include an ‘Edu City’ close to the upcoming Navi Mumbai International Airport. “With the central government allowing foreign universities to set up in India, world-class education can be provided here. On 300 acres, plans are in place to host 12 of the world’s top universities, with land and certain shared infrastructure provided by the government. Agreements have been signed with seven universities, some of which are starting their campuses immediately. A total of one lakh residential students will live here, generating immense economic and social vibrancy,” he said.</w:t>
       </w:r>
     </w:p>
     <w:p>
@@ -4610,16 +5039,16 @@
       </w:pPr>
       <w:r>
         <w:rPr/>
-        <w:t>Article 119</w:t>
-      </w:r>
-    </w:p>
-    <w:p>
-      <w:pPr>
-        <w:pStyle w:val="Normal"/>
-      </w:pPr>
-      <w:r>
-        <w:rPr/>
-        <w:t>Title: Mumbai Train Blast Case पर हाई कोर्ट के फैसले पर आया देवेंद्र फडणवीस का बयान, सुप्रीम कोर्ट जाएगी सरकार</w:t>
+        <w:t>Article 130</w:t>
+      </w:r>
+    </w:p>
+    <w:p>
+      <w:pPr>
+        <w:pStyle w:val="Normal"/>
+      </w:pPr>
+      <w:r>
+        <w:rPr/>
+        <w:t>Title: Fadnavis Calls for Operation Sindoor Awareness During Ganesh Festival</w:t>
       </w:r>
     </w:p>
     <w:p>
@@ -4631,16 +5060,16 @@
         <w:t xml:space="preserve">URL: </w:t>
       </w:r>
       <w:r>
-        <w:t xml:space="preserve"> https://hindi.news24online.com/state/mumbai/mumbai-train-serial-blast-case-bombay-high-court-decision-cm-devendra-fadnavis-supreme-court/1259867/</w:t>
-      </w:r>
-    </w:p>
-    <w:p>
-      <w:pPr>
-        <w:pStyle w:val="Normal"/>
-      </w:pPr>
-      <w:r>
-        <w:rPr/>
-        <w:t>Content: ---विज्ञापन--- मुंबई लोकल ट्रेन सीरियल ब्लास्ट मामले में बॉम्बे हाई कोर्ट ने सभी 11 आरोपियों को बरी कर दिया है। इस मामले में एक आरोपी को मौत की सजा दी गई थी जबकि 5 आरोपियों को फांसी और 7 लोगों को उम्रकैद की सजा हुई थी लेकिन 19 साल बाद सभी आरोपी बरी कर दिए गए हैं। अब इस मामले को लेकर महाराष्ट्र के मुख्यमंत्री देवेंद्र फडणवीस का कहना है कि बॉम्बे हाईकोर्ट का फैसला हम सभी के लिए चौंकाने वाला है। हम इस फैसले को सुप्रीम कोर्ट में चैलेंज करेंगे। #WATCH | मुंबई: महाराष्ट्र के मुख्यमंत्री देवेंद्र फडणवीस ने 2006 के मुंबई ट्रेन बम विस्फोटों के संबंध में बॉम्बे हाई कोर्ट द्वारा सभी 12 आरोपियों को बरी किए जाने पर कहा, “बॉम्बे हाईकोर्ट द्वारा दिया गया फैसला हमारे लिए चौंकाने वाला है, हम इसे सुप्रीम कोर्ट में चुनौती देंगे।” pic.twitter.com/vtOcMGblZy — ANI_HindiNews (@AHindinews) July 21, 2025 मुंबई ट्रेन बम विस्फोटों के संबंध में बॉम्बे हाई कोर्ट द्वारा सभी 12 आरोपियों को बरी किए जाने पर महाराष्ट्र के गृह मंत्री योगेश रामदास कदम ने कहा कि उच्च न्यायालय का आधिकारिक आदेश जारी होने के बाद सरकार की ओर से जो भी आवश्यक कार्रवाई होगी, वह करेंगे। मेरे लिए अभी कुछ कहना उचित नहीं होगा। मुख्यमंत्री इस पर बोलेंगे। वहीं शिवसेना (UBT) नेता आदित्य ठाकरे ने कहा कि हम अदालती मामले पर ज्यादा कुछ नहीं कहेंगे, लेकिन सरकार को इसपर स्पष्टीकरण देना चाहिए। गृह मंत्री को बोलना होगा। पहले उन्हें (मुख्यमंत्री) अपील(सुप्रीम कोर्ट में) करनी दीजिए। यह मामला बहुत पुराना है, इसपर दोनों ओर से पक्ष ज्यादा पढ़े बिना मैं इस पर बात नहीं करूंगा। AIMIM के राष्ट्रीय प्रवक्ता वारिस पठान ने कहा कि बॉम्बे हाईकोर्ट का यह एक स्वागत योग्य फैसला है। यह सत्य और न्याय की जीत है। 12 निर्दोष मुसलमानों को केवल संदेह के आधार पर गिरफ्तार कर जेल में डाल दिया गया था। उन्हें आज 19 साल बाद न्याय मिला है। उन्हें आज निर्दोष घोषित किया गया है। इनमें से कई लोगों ने एटीएस द्वारा लगाए गए झूठे मामले में अपनी जवानी, माता-पिता और अपने जीवन के 19 साल खो दिए। इसकी जवाबदेही कौन लेगा? यह भी पढ़ें : मुंबई ट्रेन ब्लास्ट के सभी 11 दोषी बरी, 5 को फांसी और 7 को हुई थी उम्रकैद वारिसपठान ने आगे कहा कि उन्होंने 19 सालों में 12 जिंदगियां बर्बाद कर दीं। केवल मुसलमानों को ही मकोका और यूएपीए जैसे कठोर कानूनों का खामियाजा भुगतना पड़ता है। हाईकोर्ट ने कहा कि कबूलनामे दबाव, धमकी, बल और जबरदस्ती से किए गए थे। असली अपराधी खुलेआम घूम रहे हैं। एटीएस उन्हें कब गिरफ्तार करेगी? उन्हें अब तक गिरफ्तार क्यों नहीं किया गया? hindi.news24online.com पर पढ़ें ताजा मुंबई, राष्ट्रीय समाचार (National News), खेल, मनोरंजन, धर्म, लाइफ़स्टाइल, हेल्थ, शिक्षा से जुड़ी हर खबर। ब्रेकिंग न्यूज और हर खबर की अपडेट के लिए न्यूज 24 ऐप डाउनलोड कर अपना अनुभव शानदार बनाएं। ---विज्ञापन--- ---विज्ञापन--- B.A.G Convergence Limited Film City, Sector 16A, Noida, Uttar Pradesh 201301 Phone: 0120 - 4602424/6652424 Email: info@bagnetwork.in</w:t>
+        <w:t xml:space="preserve"> https://www.devdiscourse.com/article/entertainment/3540668-fadnavis-calls-for-operation-sindoor-awareness-during-ganesh-festival</w:t>
+      </w:r>
+    </w:p>
+    <w:p>
+      <w:pPr>
+        <w:pStyle w:val="Normal"/>
+      </w:pPr>
+      <w:r>
+        <w:rPr/>
+        <w:t>Content: Maharashtra Chief Minister Devendra Fadnavis has called on Ganesh mandals to use the upcoming Ganesh festival to promote awareness regarding Operation Sindoor and the swadeshi movement. This initiative was discussed during a review meeting that included key political figures such as Deputy Chief Minister Ajit Pawar and Chief Secretary Rajesh Kumar. The Chief Minister has outlined directives to ensure a seamless experience for devotees and has emphasized the necessity of adhering to lawful celebrations, particularly with Eid-e-Milad coinciding with the festival. Fadnavis also highlighted the importance of religious harmony during the celebrations. Efforts to enhance the festival include extending loudspeaker use within legal limits, expanding facilities for idol immersions, and introducing streamlined permissions for idol makers through a computerized system. Additionally, Ganesh mandals will not incur property taxes if they declare their offices are not used commercially. (With inputs from agencies.) Email: info@devdiscourse.com Phone: +91-720-6444012, +91-7027739813, 14, 15 © Copyright 2025</w:t>
       </w:r>
     </w:p>
     <w:p>
@@ -4649,16 +5078,16 @@
       </w:pPr>
       <w:r>
         <w:rPr/>
-        <w:t>Article 120</w:t>
-      </w:r>
-    </w:p>
-    <w:p>
-      <w:pPr>
-        <w:pStyle w:val="Normal"/>
-      </w:pPr>
-      <w:r>
-        <w:rPr/>
-        <w:t>Title: ﻿मुख्यमंत्री देवेंद्र फडणवीस की मौजूदगी में वर्धा में विदर्भ भाजपा कार्यकर्ताओं की बैठक, पार्टी के भीतर गुटबाजी से बचने की दी सलाह</w:t>
+        <w:t>Article 131</w:t>
+      </w:r>
+    </w:p>
+    <w:p>
+      <w:pPr>
+        <w:pStyle w:val="Normal"/>
+      </w:pPr>
+      <w:r>
+        <w:rPr/>
+        <w:t>Title: Mumbai: Fadnavis Inaugurates Worli BDD Chawl Redevelopment Flats #Gallery</w:t>
       </w:r>
     </w:p>
     <w:p>
@@ -4670,16 +5099,16 @@
         <w:t xml:space="preserve">URL: </w:t>
       </w:r>
       <w:r>
-        <w:t xml:space="preserve"> https://www.ucnnews.live/politics/meeting-of-vidarbha-bjp-workers-in-wardha-in-the-presence-of-chief-minister-devendra-fadnavis-advice-given-to-avoid-factionalism-within-the-party-1753707379311</w:t>
-      </w:r>
-    </w:p>
-    <w:p>
-      <w:pPr>
-        <w:pStyle w:val="Normal"/>
-      </w:pPr>
-      <w:r>
-        <w:rPr/>
-        <w:t>Content: admin News Admin वर्धा: मुख्यमंत्री देवेंद्र फडणवीस की मौजूदगी में वर्धा में विदर्भ भाजपा कार्यकर्ताओं की बैठक हुई। इस बैठक में देवेंद्र फडणवीस ने विधानसभा चुनाव में प्रदर्शन के लिए विदर्भ भाजपा कार्यकर्ताओं की प्रशंसा की। इसके साथ ही उन्होंने आगामी स्थानीय निकाय चुनावों की तैयारी करने और चुनाव अवधि के दौरान पार्टी के भीतर विवाद और गुटबाजी से बचने की भी सलाह दी। स्थानीय निकाय चुनावों के बारे में बोलते हुए, देवेंद्र फडणवीस ने कहा, “अब, चुनाव की पूर्व संध्या पर, कई विवाद उठाए जाएंगे। उन्होंने विधानसभा चुनावों के दौरान इस तरह के विवाद उठाए ताकि लोग हमारे द्वारा किए गए काम को न समझें। लेकिन हम अपने काम के साथ लोगों के पास गए और लोगों ने हमें वोट दिया। इसलिए, अब भी, हमें लोगों के पास जाना होगा और सरकार द्वारा किए गए कार्यों और सरकार के विजन को उनके सामने रखना होगा।” देवेंद्र फडणवीस ने आगे कहा, “मुझे लगता है कि हमें अभी से तैयारी शुरू कर देनी चाहिए। ये तीनों चुनाव एक के बाद एक होंगे। पहले जिला परिषद या नगर पालिका के चुनाव होंगे और अंत में नगर निगम के चुनाव होंगे। 2017 में भी इसी तरह तीन चरणों में चुनाव हुए थे। इसी तरह, चुनाव आयोग इन चुनावों को भी कराएगा।” Copyright © All rights reserved</w:t>
+        <w:t xml:space="preserve"> https://www.socialnews.xyz/2025/08/14/mumbai-fadnavis-inaugurates-worli-bdd-chawl-redevelopment-flats-gallery/</w:t>
+      </w:r>
+    </w:p>
+    <w:p>
+      <w:pPr>
+        <w:pStyle w:val="Normal"/>
+      </w:pPr>
+      <w:r>
+        <w:rPr/>
+        <w:t>Content: Home » Gallery » Mumbai: Fadnavis Inaugurates Worli BDD Chawl Redevelopment Flats #Gallery Posted By: Social News XYZ August 14, 2025 Mumbai: Maharashtra Chief Minister Devendra Fadnavis, along with Deputy Chief Ministers Eknath Shinde and Ajit Pawar, during the inauguration of flats under the Worli BDD Chawl Redevelopment Project, in Mumbai, Thursday, August 14, 2025. (Photo: IANS/X/@CMOMaharashtra) Mumbai: Maharashtra Chief Minister Devendra Fadnavis, along with Deputy Chief Ministers Eknath Shinde and Ajit Pawar, during the inauguration of flats under the Worli BDD Chawl Redevelopment Project, in Mumbai, Thursday, August 14, 2025. (Photo: IANS/X/@CMOMaharashtra) An Indo-American News website. It covers Gossips, Politics, Movies, Technolgy, and Sports News and Photo Galleries and Live Coverage of Events via Youtube. The website is established in 2015 and is owned by AGK FIRE INC. Copyright 2025 | AGK FIRE INC| Terms of Service / Privacy Policy | Contact Us</w:t>
       </w:r>
     </w:p>
     <w:p>
@@ -4688,16 +5117,16 @@
       </w:pPr>
       <w:r>
         <w:rPr/>
-        <w:t>Article 121</w:t>
-      </w:r>
-    </w:p>
-    <w:p>
-      <w:pPr>
-        <w:pStyle w:val="Normal"/>
-      </w:pPr>
-      <w:r>
-        <w:rPr/>
-        <w:t>Title: महाराष्ट्र में 'हनीट्रैप' मामले को लेकर फडणवीस और नाना पटोले में वार-पलटवार, देखें</w:t>
+        <w:t>Article 132</w:t>
+      </w:r>
+    </w:p>
+    <w:p>
+      <w:pPr>
+        <w:pStyle w:val="Normal"/>
+      </w:pPr>
+      <w:r>
+        <w:rPr/>
+        <w:t>Title: Historic Sword Of Raje Raghuji Bhonsle Returns To Maharashtra After Auction In London; CM Devendra Fadnavis Shares Mega Update</w:t>
       </w:r>
     </w:p>
     <w:p>
@@ -4709,16 +5138,16 @@
         <w:t xml:space="preserve">URL: </w:t>
       </w:r>
       <w:r>
-        <w:t xml:space="preserve"> https://www.aajtak.in/india/maharashtra/video/political-turmoil-in-maharashtra-over-the-honey-trap-case-with-allegations-against-ministers-and-officials-ytvd-2293029-2025-07-22</w:t>
-      </w:r>
-    </w:p>
-    <w:p>
-      <w:pPr>
-        <w:pStyle w:val="Normal"/>
-      </w:pPr>
-      <w:r>
-        <w:rPr/>
-        <w:t>Content: Feedback महाराष्ट्र में हनीट्रैप केस को लेकर सियासी घमासान छिड़ गया है. कांग्रेस विधायक नाना पटोले ने विधानसभा में पेन ड्राइव में सबूत होने का दावा करते हुए कई मंत्रियों और 70 से ज्यादा अधिकारियों के इसमें शामिल होने का आरोप लगाया था. मुख्यमंत्री देवेंद्र फडणवीस ने इन आरोपों को खारिज कर दिया था. अब शिवसेना यूबीटी और एनसीपी शरद गुट ने सरकार पर हमला बोला है. Copyright © 2025 Living Media India Limited. For reprint rights: Syndications Today होम वीडियो लाइव टीवी न्यूज़ रील मेन्यू मेन्यू</w:t>
+        <w:t xml:space="preserve"> https://www.freepressjournal.in/mumbai/historic-sword-of-raje-raghuji-bhonsle-returns-to-maharashtra-after-auction-in-london</w:t>
+      </w:r>
+    </w:p>
+    <w:p>
+      <w:pPr>
+        <w:pStyle w:val="Normal"/>
+      </w:pPr>
+      <w:r>
+        <w:rPr/>
+        <w:t>Content: Mumbai: A significant and historic artefact of the Maratha Empire, the sword of Raje Raghuji Bhonsle, founder of the Nagpur Bhonsle dynasty, was recently put up for auction. The Maharashtra state government purchased the sword on April 29, and it has now officially come into the government’s possession. State Minister for Cultural Affairs, Ashish Shelar, accepted the sword in London. Due to certain technical reasons, the acquisition had to be made through an intermediary. All legal procedures were completed via this intermediary, and it has been taken into possession. 🚩आपल्या मराठा साम्राज्यातील एक मौलिक आणि ऐतिहासिक ठेव असलेली, नागपूरच्या भोसले घराण्याचे संस्थापक राजे रघुजी भोसले यांची ऐतिहासिक तलवार ही लिलावात निघाली होती. ती राज्य सरकारने 29 एप्रिल रोजी खरेदी केल्यानंतर, आज त्याचा प्रत्यक्ष ताबा राज्य सरकारकडे आला आहे.माझे सहकारी आणि… pic.twitter.com/gnE4SZORtX In a post shared on X by the Chief Minister of Maharashtra, Devendra Fadnavis, he mentioned, "A valuable and historical treasure of our Maratha Empire, the historic sword of Raje Raghuji Bhonsle, the founder of the Nagpur Bhonsle dynasty, was put up for auction. After the state government purchased it on April 29, it has now officially come into the possession of the state government today." The sword is expected to arrive in Maharashtra soon, where it will remain under the permanent custody of the state government. Notably, Chhatrapati Shahu Maharaj had bestowed the title of ‘Senasahibsubha’ upon Raje Raghuji Bhonsle. Raje Raghuji Bhonsle was known for leading several successful military campaigns, extending the Maratha Empire’s reach into Bengal and Odisha, and asserting political and military dominance in South India. The sword itself is a remarkable specimen of the Maratha-style Firang sword. It features a single-edged blade with intricate gold engravings. Crafted in Europe, such blades were highly esteemed during that period. At the base of the blade’s spine, the inscription ‘Shrimant Raghoji Bhonsle Senasahibsubha’ is etched in gold. Experts believe the sword was likely taken during the East India Company’s plundering of the Bhonsle treasury in Nagpur in 1817. The state government now proudly holds this cultural treasure, and special appreciation goes to Minister Ashish Shelar and his team for their dedicated efforts in bringing it back.</w:t>
       </w:r>
     </w:p>
     <w:p>
@@ -4727,16 +5156,16 @@
       </w:pPr>
       <w:r>
         <w:rPr/>
-        <w:t>Article 122</w:t>
-      </w:r>
-    </w:p>
-    <w:p>
-      <w:pPr>
-        <w:pStyle w:val="Normal"/>
-      </w:pPr>
-      <w:r>
-        <w:rPr/>
-        <w:t>Title: Devendra Fadnavis Birthday: ऐसा रहा देवेंद्र फडणवीस का RSS से लेकर महाराष्ट्र के सीएम तक का सफर, आज मना रहे 55वां जन्मदिन</w:t>
+        <w:t>Article 133</w:t>
+      </w:r>
+    </w:p>
+    <w:p>
+      <w:pPr>
+        <w:pStyle w:val="Normal"/>
+      </w:pPr>
+      <w:r>
+        <w:rPr/>
+        <w:t>Title: Meat Ban On August 15 Sparks Row In Maharashtra: What CM Devendra Fadnavis Said</w:t>
       </w:r>
     </w:p>
     <w:p>
@@ -4748,16 +5177,16 @@
         <w:t xml:space="preserve">URL: </w:t>
       </w:r>
       <w:r>
-        <w:t xml:space="preserve"> https://www.prabhasakshi.com/national/devendra-fadnavis-journey-from-rss-to-cm-of-maharashtra-celebrating-55th-birthday</w:t>
-      </w:r>
-    </w:p>
-    <w:p>
-      <w:pPr>
-        <w:pStyle w:val="Normal"/>
-      </w:pPr>
-      <w:r>
-        <w:rPr/>
-        <w:t>Content: बिज़नेस स्पोर्ट्स मिसाल बेमिसाल लाइफस्टाइल मनोरंजन जगत राजनीति धर्म आज यानी की 22 जुलाई को महाराष्ट्र के मुख्यमंत्री देवेंद्र फडणवीस अपना 55वां जन्मदिन मना रहे हैं। देवेंद्र महाराष्ट्र के उन नेताओं में हैं, जिनको महाराष्ट्र में भाजपा की सत्ता में वापसी का श्रेय दिया जाता है। देवेंद्र फडणवीस भाजपा के वह नेता हैं, जिन्होंने कम समय में महाराष्ट्र में सीएम के पद पर रहते हुए अन्य कई राजनीतिक उपलब्धियां हासिल की है। तो आइए जानते हैं उनके जन्मदिन के मौके पर देवेंद्र फडणवीस के जीवन से जुड़ी कुछ रोचक बातो के बारे में... महाराष्ट्र के नागपुर में 22 जुलाई 1970 को देवेंद्र फडणवीस का जन्म हुआ था। वह एक हिंदू मराठी परिवार से ताल्लुक रखते हैं। इनके पिता का नाम गंगाधर फडणवीस और मां का नाम सरिता फडणवीस है। इसके पिता नागपुर से महाराष्ट्र विधान परिषद के सदस्य के रूप में कार्यरत थे, वहीं मां विदर्भ हाउसिंग क्रेडिट सोसाइटी के पूर्व निदेशक थीं। देवेंद्र फडणवीस की शुरूआती शिक्षा तत्कालीन प्रधानमंत्री इंदिरा गांधी के नाम पर चलने वाले स्कूल इंदिरा कॉन्वेंट से हुई थी। आपातकाल के समय फडणवीस के पिता गंगाधर फडणवीस जनसंघ के सदस्य थे, ऐसे में वह सरकार के खिलाफ विरोध प्रदर्शन में शामिल हुए और इस कारण उनको जेल भी जाना पड़ा। पिता के जेल जाने पर देवेंद्र ने इंदिरा कॉन्वेंट में पढ़ने से इंकार कर दिया था। देवेंद्र उस पीएम के नाम पर बने स्कूल में नहीं जाना चाहते थे, जिसे देवेंद्र ने अपने पिता को जेल जाने के लिए जिम्मेदार ठहराया था। इसके बाद देवेंद्र नागपुर के सरस्वती विद्यालय में पढ़े थे और फिर उच्च शिक्षा के लिए उन्होंने धरमपेठ जूनियर कॉलेज में दाखिला लिया। उन्होंने कानून में ग्रेजुएशन की डिग्री हासिल की और फिर बिजनेस मैनेजमेंट में पोस्ट ग्रेजुएशन किया। देवेंद्र के राजनीतिक करियर की शुरूआत 90 के दशक के मध्य में हुई थी। वह एक छात्र के रूप में भाजपा से संबद्ध ABVP के सक्रिय सदस्य थे। साल 1992 में 22 साल की उम्र में वह कोर्पोरेटर बन गए और फिर 5 साल बाद यानी की साल 1997 में 27 साल की उम्र में वह नागपुर नगर निगम के सबसे कम उम्र के मेयर बने। वहीं भारत के इतिहास में दूसरे सबसे कम उम्र के मेयर बने थे। साल 1999 में फडणवीस महाराष्ट्र विधानसभा में नागपुर का प्रतिनिधित्व कर रहे हैं। उन्होंने 31 अक्टूबर 2014 से 12 नवंबर 2019 तक महाराष्ट्र के 18वें सीएम के तौर पर काम किया। वह शरद पवार के बाद राज्य के इतिहास में दूसरे सबसे कम उम्र के सीएम बने थे। साल 2019 से 2022 तक वह महाराष्ट्र विधानसभा में विपक्ष के नेता रहे। वहीं साल 2013 से 2015 तक भाजपा की महाराष्ट्र राज्य इकाई के भी अध्यक्ष रहे। हालांकि राजनीतिक संकट के कारण नवंबर 2019 को देवेंद्र फडणवीस को इस्तीफा देना पड़ा। वहीं दिसंबर 2024 में देवेंद्र फडणवीस ने तीसरी बार राज्य के सीएम पद की शपथ ली। Tags अन्य न्यूज़ Quick Links प्रभासाक्षी.कॉम पर आपको मिलेंगे देश-दुनिया के ताज़ा समाचार हिंदी में, Get all the Latest News in Hindi, Breaking News in Hindi, Videos in Hindi, Hindi News Live, Hindi News on prabhasakshi.com आप हमें फॉलो भी कर सकते है हमसे सम्पर्क करें</w:t>
+        <w:t xml:space="preserve"> https://timelinedaily.com/india/meat-ban-on-august-15-sparks-row-in-maharashtra-what-cm-devendra-fadnavis-said</w:t>
+      </w:r>
+    </w:p>
+    <w:p>
+      <w:pPr>
+        <w:pStyle w:val="Normal"/>
+      </w:pPr>
+      <w:r>
+        <w:rPr/>
+        <w:t>Content: The move seems to have left the ruling Maha Yuti alliance divided. (image:facebook.com/devendra.fadnavis/) Mumbai, Maharashtra: A political row has erupted in Maharashtra after several civic bodies across India ordered slaughterhouses and meat shops to remain shut on August 15. Some municipal corporations extended the closure to August 16 for Janmashtami. The move seems to have left the ruling Maha Yuti alliance divided. While the BJP has justified the decision, its alliance partners, the NCP and Shiv Sena, are not convinced and have expressed strong disagreement. Meanwhile, the opposition Maha Vikas Aghadi (MVA) criticised the state government for interfering with people’s food choices. Also Read | ‘For Parliament, Executive’: SC On J&amp;K Statehood Restoration; Says Can’t Ignore Pahalgam The orders have been issued by corporations including Nagpur, Kalyan-Dombivli, and Chhatrapati Sambhajinagar Malegaon. When reporters asked Chief Minister Devendra Fadnavis about the ban, he said that he had come to know about it through media reports and that his government had no interest in telling people what they can or cannot eat. “First of all, this state government has not taken any such decision. . . . When I looked into it, I asked several municipal corporations why they had taken such a decision. They sent me the 1988 government resolution (GR) and also informed me that they have been issuing such circulars every year since then,” the NDTV reports, as Fadnavis is saying. “Ultimately, the government has no interest in deciding what someone should eat. We have many other important issues in front of us,” he added. Fadnavis further stated that it was wrong to unnecessarily create controversy over a decision that was made in 1988 and to now present it as a new decision by present government. Also Read | Why India’s Govt Advises Against Using WhatsApp Web On Office Laptops? Deputy Chief Minister and NCP President Ajit Pawar has also raised objections regarding the ban. “One would have understood the ban if it were on Ashadhi Ekadashi, Maha Shivratri or Mahavir Jayanti. But when there is no such occasion, why should meat shops be forced to remain closed ? . . . Now you will ban it during Independence Day, Republic Day, Maharashtra Day . . . this is difficult,” Pawar said. Opposition leaders argued that the alleged ban was an attempt to impose vegetarianism in the state. Several parties, including not only the opposition but also alliance partners, stated that they would protest against the ban if it was not withdrawn. © 2024 TimelineDaily</w:t>
       </w:r>
     </w:p>
     <w:p>
@@ -4766,16 +5195,16 @@
       </w:pPr>
       <w:r>
         <w:rPr/>
-        <w:t>Article 123</w:t>
-      </w:r>
-    </w:p>
-    <w:p>
-      <w:pPr>
-        <w:pStyle w:val="Normal"/>
-      </w:pPr>
-      <w:r>
-        <w:rPr/>
-        <w:t>Title: महाराष्ट्र सरकार में हो सकता है बड़ा उलटफेर, कई मंत्रियों पर गिरेगी गाज!</w:t>
+        <w:t>Article 134</w:t>
+      </w:r>
+    </w:p>
+    <w:p>
+      <w:pPr>
+        <w:pStyle w:val="Normal"/>
+      </w:pPr>
+      <w:r>
+        <w:rPr/>
+        <w:t>Title: Rapid redevelopment essential for a slum free Mumbai: CM Fadnavis</w:t>
       </w:r>
     </w:p>
     <w:p>
@@ -4787,16 +5216,16 @@
         <w:t xml:space="preserve">URL: </w:t>
       </w:r>
       <w:r>
-        <w:t xml:space="preserve"> https://hindi.news24online.com/state/mumbai/maharashtra-cm-devendra-fadnavis-meet-amit-shah-cabinet-reshuffle-2025-ministers/1263916/</w:t>
-      </w:r>
-    </w:p>
-    <w:p>
-      <w:pPr>
-        <w:pStyle w:val="Normal"/>
-      </w:pPr>
-      <w:r>
-        <w:rPr/>
-        <w:t>Content: ---विज्ञापन--- पिछले एक सप्ताह से महाराष्ट्र की फडणवीस सरकार में मंत्रियों के बदलाव की चर्चा ज़ोरों पर है। ऐसे में मुख्यमंत्री देवेंद्र फडणवीस ने गृह मंत्री अमित शाह से मुलाकात की है। दोनों नेताओं के बीच करीब 25 मिनट तक बातचीत हुई। इस मुलाकात के बाद अजीत गुट और शिंदे गुट के कुछ मंत्रियों के पसीने छूट रहे हैं। ये वे मंत्री हैं जिन्होंने अपनी ही सरकार की छवि खराब की है। सबसे पहले पायदान पर हैं अजीत गुट के विधायक और कृषि मंत्री माणिकराव कोकाटे, जो हाल ही में विधान परिषद में रमी खेलते हुए पकड़े गए थे। शिंदे गुट के विधायक और मंत्री संजय शिरसाट पर भी गाज गिरने के पूरे आसार हैं। शिरसाट का नोटों के बैग के साथ वीडियो वायरल हुआ था। शिंदे गुट के राज्य मंत्री योगेश कदम के परिवार के नाम पर बार का लाइसेंस पाया गया। इतना ही नहीं, विपक्ष का आरोप है कि बार की आड़ में वहां डांस बार चलाया जा रहा है। शिंदे गुट के मंत्री संजय राठौड़ और भरत गोगावले को लेकर भी शिकायतें सीएम के पास पहुंच चुकी हैं। शिवसेना के मुखपत्र ‘सामना’ में दावा किया गया है कि जल्द ही फडणवीस सरकार के 8 मंत्रियों की विकेट गिरने वाली है। ये सभी मंत्री शिंदे और पवार की पार्टी के हैं। मुख्यमंत्री देवेंद्र फडणवीस हैं लेकिन सरकार का रिमोट कंट्रोल अमित शाह के पास है। यह भी पढ़ें : एकनाथ शिंदे को बड़ा झटका, अब बिना CM स्वीकृति के पास नहीं होगी नगर विकास की फाइलें महाराष्ट्र में नई सरकार आने के बाद सीएम और दो डिप्टी सीएम ने शपथ ली थी। इसके बाद हुए मंत्रिमंडल विस्तार के दौरान सभी मंत्रियों को बता दिया गया था कि परफॉर्मेंस ठीक नहीं रहा तो मंत्री पद से हटाया जाएगा। पिछले कुछ दिनों से फडणवीस सरकार की फजीहत इन सहयोगी दलों के मंत्रियों ने की है। ऐसे में बीजेपी के मंत्री भी सीएम से मांग कर रहे हैं कि इन मंत्रियों को रोका जाए। hindi.news24online.com पर पढ़ें ताजा मुंबई, राष्ट्रीय समाचार (National News), खेल, मनोरंजन, धर्म, लाइफ़स्टाइल, हेल्थ, शिक्षा से जुड़ी हर खबर। ब्रेकिंग न्यूज और हर खबर की अपडेट के लिए न्यूज 24 ऐप डाउनलोड कर अपना अनुभव शानदार बनाएं। ---विज्ञापन--- ---विज्ञापन--- B.A.G Convergence Limited Film City, Sector 16A, Noida, Uttar Pradesh 201301 Phone: 0120 - 4602424/6652424 Email: info@bagnetwork.in</w:t>
+        <w:t xml:space="preserve"> https://www.lokmattimes.com/national/rapid-redevelopment-essential-for-a-slum-free-mumbai-cm-fadnavis/</w:t>
+      </w:r>
+    </w:p>
+    <w:p>
+      <w:pPr>
+        <w:pStyle w:val="Normal"/>
+      </w:pPr>
+      <w:r>
+        <w:rPr/>
+        <w:t>Content: Marathi | Hindi FOLLOW US : City By IANS | Updated: August 15, 2025 14:15 IST2025-08-15T14:06:47+5:302025-08-15T14:15:05+5:30 Mumbai, Aug 15 Chief Minister Devendra Fadnavis said the implementation of speedy redevelopment is necessary to make Mumbai slum-free. To make Mumbai slum free, the projects should be completed in a time-bound manner, avoiding delays.Speaking at an event on Thursday, the Chief Minister said, "If we want to make Mumbai slum-free and carry out redevelopment quickly, we cannot have projects dragging on for decades. Once a project starts, the plot should be readied within a year to a year and a quarter, and the rehabilitation building should be constructed within the next year. Only then will the dream of a slum-free Mumbai come true."He emphasised that this transformation can be achieved through new ideas, new technologies, and an innovative approach.CM Fadnavis said that large-scale redevelopment is currently underway in Mumbai. The first phase of the BDD Chawl redevelopment on Thursday has been handed over to residents."People who lived for nearly 100 years in 161 sq ft houses are now getting 500 sq ft flats. This is the largest urban redevelopment project in Asia. Along with redevelopment, slum redevelopment offers another major opportunity for Mumbai. Cluster development is also creating new possibilities. Today, Mumbai boasts world-class architecture, iconic buildings, and excellent amenities," he remarked.He further said that the latest technologies available worldwide should be brought to Mumbai. In the construction sector, such technology now allows an 80-storey building to be built in just 120 days. Major infrastructure projects are also underway in Mumbai."The Bandra–Versova Sea Link project is 60 per cent complete and will be finished within the next two years. Work is also in progress to extend the sea link to Dahisar, and later to Bhayandar. The Western Expressway currently carries 60 per cent of Mumbai's traffic; a parallel connection from the sea link to Bhayandar–Vasai–Virar is being developed and will later be extended to the port. All this will open up the entire northern belt for the real estate industry," he added.CM Fadnavis said that when preparing Mumbai's new development plan, the city's diversity and its coastal location meant that many rules, military, naval, and forest regulations would have to be considered.CM Fadnavis said that the Atal Setu has opened the opportunity to create a "Third Mumbai". "An 'Edu City' will be built there, just minutes away from the upcoming Navi Mumbai International Airport," he said."With the central government allowing foreign universities to set up in India, world-class education can be provided here. On 300 acres, plans are in place to host 12 of the world’s top universities, with land and certain shared infrastructure provided by the government. Agreements have been signed with seven universities, some of which are starting their campuses immediately. A total of one lakh residential students will live here, generating immense economic and social vibrancy," he added.Disclaimer: This post has been auto-published from an agency feed without any modifications to the text and has not been reviewed by an editorOpen in app To make Mumbai slum free, the projects should be completed in a time-bound manner, avoiding delays. Speaking at an event on Thursday, the Chief Minister said, "If we want to make Mumbai slum-free and carry out redevelopment quickly, we cannot have projects dragging on for decades. Once a project starts, the plot should be readied within a year to a year and a quarter, and the rehabilitation building should be constructed within the next year. Only then will the dream of a slum-free Mumbai come true." He emphasised that this transformation can be achieved through new ideas, new technologies, and an innovative approach. CM Fadnavis said that large-scale redevelopment is currently underway in Mumbai. The first phase of the BDD Chawl redevelopment on Thursday has been handed over to residents. "People who lived for nearly 100 years in 161 sq ft houses are now getting 500 sq ft flats. This is the largest urban redevelopment project in Asia. Along with redevelopment, slum redevelopment offers another major opportunity for Mumbai. Cluster development is also creating new possibilities. Today, Mumbai boasts world-class architecture, iconic buildings, and excellent amenities," he remarked. He further said that the latest technologies available worldwide should be brought to Mumbai. In the construction sector, such technology now allows an 80-storey building to be built in just 120 days. Major infrastructure projects are also underway in Mumbai. "The Bandra–Versova Sea Link project is 60 per cent complete and will be finished within the next two years. Work is also in progress to extend the sea link to Dahisar, and later to Bhayandar. The Western Expressway currently carries 60 per cent of Mumbai's traffic; a parallel connection from the sea link to Bhayandar–Vasai–Virar is being developed and will later be extended to the port. All this will open up the entire northern belt for the real estate industry," he added. CM Fadnavis said that when preparing Mumbai's new development plan, the city's diversity and its coastal location meant that many rules, military, naval, and forest regulations would have to be considered. CM Fadnavis said that the Atal Setu has opened the opportunity to create a "Third Mumbai". "An 'Edu City' will be built there, just minutes away from the upcoming Navi Mumbai International Airport," he said. "With the central government allowing foreign universities to set up in India, world-class education can be provided here. On 300 acres, plans are in place to host 12 of the world’s top universities, with land and certain shared infrastructure provided by the government. Agreements have been signed with seven universities, some of which are starting their campuses immediately. A total of one lakh residential students will live here, generating immense economic and social vibrancy," he added. Disclaimer: This post has been auto-published from an agency feed without any modifications to the text and has not been reviewed by an editor FOLLOW US : Copyright ©2025 Lokmat Media Pvt Ltd</w:t>
       </w:r>
     </w:p>
     <w:p>
@@ -4805,16 +5234,16 @@
       </w:pPr>
       <w:r>
         <w:rPr/>
-        <w:t>Article 124</w:t>
-      </w:r>
-    </w:p>
-    <w:p>
-      <w:pPr>
-        <w:pStyle w:val="Normal"/>
-      </w:pPr>
-      <w:r>
-        <w:rPr/>
-        <w:t>Title: महाराष्ट्र के सीएम फडणवीस ने जेएनयू में छत्रपति शिवाजी महाराज सुरक्षा एवं सामरिक अध्ययन केंद्र का किया उद्घाटन</w:t>
+        <w:t>Article 135</w:t>
+      </w:r>
+    </w:p>
+    <w:p>
+      <w:pPr>
+        <w:pStyle w:val="Normal"/>
+      </w:pPr>
+      <w:r>
+        <w:rPr/>
+        <w:t>Title: Mumbai Coastal Road Project: 7.47-Km Seafront Promenade To Open On August 15; CM Devendra Fadnavis To Virtually Inaugurate</w:t>
       </w:r>
     </w:p>
     <w:p>
@@ -4826,16 +5255,16 @@
         <w:t xml:space="preserve">URL: </w:t>
       </w:r>
       <w:r>
-        <w:t xml:space="preserve"> https://hindinews.careers360.com/maharashtra-cm-fadnavis-inaugurates-chhatrapati-shivaji-maharaj-centre-for-security-and-strategic-studies-at-jnu</w:t>
-      </w:r>
-    </w:p>
-    <w:p>
-      <w:pPr>
-        <w:pStyle w:val="Normal"/>
-      </w:pPr>
-      <w:r>
-        <w:rPr/>
-        <w:t>Content: Santosh Kumar | July 24, 2025 | 07:47 PM IST | 2 mins read जेएनयू का नया केंद्र बहुभाषावाद और सांस्कृतिक समझ को बढ़ावा देने के लिए स्नातकोत्तर और प्रमाणपत्र स्तर के कार्यक्रम प्रदान करेगा। नई दिल्ली: जवाहरलाल नेहरू विश्वविद्यालय (जेएनयू) में दो नए शैक्षणिक केंद्रों, कुसुमाग्रज मराठी भाषा, साहित्य और संस्कृति के लिए विशेष केंद्र तथा छत्रपति शिवाजी महाराज सुरक्षा और सामरिक अध्ययन के लिए विशेष केंद्र का उद्घाटन किया गया। उद्घाटन समारोह का नेतृत्व महाराष्ट्र के मुख्यमंत्री देवेंद्र फडणवीस ने जेएनयू कन्वेंशन सेंटर में किया। इस भाषा केंद्र का नाम प्रसिद्ध कवि और ज्ञानपीठ पुरस्कार विजेता कुसुमाग्रज के नाम पर रखा गया है और यह मराठी भाषा, साहित्य और सांस्कृतिक परंपराओं पर केंद्रित होगा। इस अवसर पर बोलते हुए मुख्यमंत्री देवेंद्र फडणवीस ने कहा, "मुझे बहुत खुशी है कि जेएनयू में छत्रपति शिवाजी महाराज की सामरिक शक्ति पर एक अध्ययन केंद्र और मराठी भाषा पर एक अध्ययन केंद्र शुरू किया गया है।" उन्होंने कहा, "छत्रपति शिवाजी महाराज के नाम पर एक अध्ययन केंद्र का खुलना अपने आप में बहुत बड़ी बात है। छत्रपति महाराज जो रणनीतिक सोच रखते थे, आज उसका अध्ययन यहां होगा, यह बहुत खुशी की बात है।" जेएनयू की कुलपति शांतिश्री धुलिपुडी पंडित ने एनईपी 2020 के प्रतिबिंब के रूप में दो नए केंद्रों के महत्व और भारतीय ज्ञान प्रणालियों और भाषाओं को बढ़ावा देने के लिए विश्वविद्यालय की प्रतिबद्धता पर प्रकाश डाला। मराठी केंद्र शुरू किए जाने पर उन्होंने कहा, "वर्तमान राज्य सरकार मराठी को महत्व दे रही है, जिसे केंद्र द्वारा शास्त्रीय भाषाओं में से एक घोषित किया गया है, क्योंकि मराठी एक बहुत प्रतिष्ठित भाषा है और अपने साहित्य के लिए जानी जाती है।" कुसुमाग्रज विशेष केंद्र मराठी भाषा, साहित्य और सांस्कृतिक परंपराओं पर केंद्रित होगा और इसका नाम प्रसिद्ध मराठी कवि कुसुमाग्रज के नाम पर रखा गया है, जिन्हें ज्ञानपीठ पुरस्कार से सम्मानित किया गया था। वे महानतम मराठी कवियों में से एक हैं। Also readनालंदा यूनिवर्सिटी में बीते 5 साल में छात्रों की संख्या बढ़ी, 2024-25 में 1,270 स्टूडेंट्स ने लिया दाखिला यह केंद्र बहुभाषावाद और सांस्कृतिक समझ को बढ़ावा देने के लिए स्नातकोत्तर और प्रमाणपत्र स्तर के कार्यक्रम प्रदान करेगा। कुलपति ने कहा, "यह नई शिक्षा नीति के अनुरूप मराठी में एमए और प्रमाणपत्र पाठ्यक्रम प्रदान करेगा।" विभिन्न विषयों और राज्यों के छात्रों को इसमें भाग लेने के लिए प्रोत्साहित किया जाएगा। जैसे कोई भी पीजी या पीएचडी छात्र एक साथ मराठी में यह सर्टिफिकेट कोर्स कर सकता है और इससे सभी को अवसर मिलेगा क्योंकि जेएनयू में सभी राज्यों के छात्र हैं। विदेश राज्य मंत्री ने बताया कि वर्ष 2020-21 में कुल 460 छात्रों ने विभिन्न प्रोग्राम में दाखिला लिया और 2024-25 में यह संख्या बढ़कर 1,270 तक पहुंच गई, जिसमें 402 पीजी एवं पीएचडी छात्र तथा 868 लघुकालिक पाठ्यक्रमों के छात्र शामिल हैं। Start you preparation journey for JEE / NEET for free today with our APP</w:t>
+        <w:t xml:space="preserve"> https://www.freepressjournal.in/mumbai/mumbai-coastal-road-project-747-km-seafront-promenade-to-open-on-august-15-cm-devendra-fadnavis-to-virtually-inaugurate</w:t>
+      </w:r>
+    </w:p>
+    <w:p>
+      <w:pPr>
+        <w:pStyle w:val="Normal"/>
+      </w:pPr>
+      <w:r>
+        <w:rPr/>
+        <w:t>Content: Mumbai: Mumbai is all set to unveil one of its most iconic public spaces, the long-awaited seafront promenade along the Coastal Road which will officially open to the public on August 15 at 4:30 PM. Stretching 7.47 km in length and 20 metres in width, this grand promenade promises to become a new recreational landmark for the city. First Phase Covers Priyadarshini Park to Haji Ali, Baroda Palace to Worli In the first phase, two key sections, a 5.25 km stretch from Priyadarshini Park to Haji Ali, and from Baroda Palace to Worli will be thrown open for citizens. The promenade will be virtually inaugurated on August 14 by Chief Minister Devendra Fadnavis. The Coastal Road will be open for 24x7 vehicular traffic starting from midnight this Friday. The new promenade, stretching from Priyadarshini Park to the Worli end of the Bandra-Worli Sea Link (BWSL), is more than twice the length of the iconic 3.5-kilometre Marine Drive promenade. Two major sections, a 2.75 km stretch from Tata Garden to Haji Ali and a 2.5 km stretch between Lovegrove Nullah (Worli Gutter) and B.M. Thackeray Chowk was completed last month. Mumbai’s 7.47-km Coastal Road promenade to open August 15, with CM Devendra Fadnavis inaugurating virtually; first phase covers Priyadarshini Park to Worli | File Photo However, after a month-long wait, the promenade will finally open to the public along with four pedestrian underpasses (PuPs) that will provide direct access to the seafront. The inaugural event for the promenade and four PuPs will be streamed live from the new administrative headquarters of the Mumbai Metropolitan Region Development Authority (MMRDA) in Bandra (East). 19 Access Points and Four Pedestrian Underpasses The promenade will feature 19 access points, with pedestrian entry currently available at key locations such as the Akruti Parking Building on Bhulabhai Desai Road, Vatsalabai Desai Chowk (Haji Ali Junction), Khan Abdul Gaffar Khan Road near Worli Milk School, and Bindumadhav Thackeray Chowk in Worli. Mumbai’s 7.47-km Coastal Road promenade to open August 15, with CM Devendra Fadnavis inaugurating virtually; first phase covers Priyadarshini Park to Worli | File Photo Promenade Packed with Public Amenities “All underpasses feature stairs and ramps to ensure easy access for cyclists and people with disabilities. The promenade will also include fitness facilities such as a dedicated cycle track, ample seating, and lush greenery with flowering plants and coastal trees, creating a vibrant and accessible public space,” said a senior civic official. He further added that the remaining 2.5 km stretch between Haji Ali and Worli is expected to be completed within the next 18 months, and the remaining access points will open once the final section of the promenade is ready. Coastal Road Goes 24x7 from August 15 The Mumbai Coastal Road project features a 10.58-km, 8-lane expressway connecting Worli to Marine Drive, developed at a total cost of Rs 13,984 crore. The road has been gradually opened in phases over the past year and is currently operational from 7:00 AM to midnight. Beginning midnight on Friday, August 15, it will be open to traffic 24 hours a day. Also Watch: The BMC is also developing underground parking facilities at key locations Bhulabhai Desai Marg, Haji Ali (1,200 vehicles), Worli Dairy (200 vehicles), and Worli Seaface (200 vehicles). Of these, the two facilities at Worli have already been completed.</w:t>
       </w:r>
     </w:p>
     <w:p>
@@ -4844,16 +5273,16 @@
       </w:pPr>
       <w:r>
         <w:rPr/>
-        <w:t>Article 125</w:t>
-      </w:r>
-    </w:p>
-    <w:p>
-      <w:pPr>
-        <w:pStyle w:val="Normal"/>
-      </w:pPr>
-      <w:r>
-        <w:rPr/>
-        <w:t>Title: उद्धव ठाकरे-शरद पवार ने की फडणवीस की तारीफ, देखें क्या बोले?</w:t>
+        <w:t>Article 136</w:t>
+      </w:r>
+    </w:p>
+    <w:p>
+      <w:pPr>
+        <w:pStyle w:val="Normal"/>
+      </w:pPr>
+      <w:r>
+        <w:rPr/>
+        <w:t>Title: Video: Gold Kalash Installed At Sant Dnyaneshwar Temple In Pune's Alandi; CM Fadnavis, DCM Shinde Present</w:t>
       </w:r>
     </w:p>
     <w:p>
@@ -4865,16 +5294,16 @@
         <w:t xml:space="preserve">URL: </w:t>
       </w:r>
       <w:r>
-        <w:t xml:space="preserve"> https://www.aajtak.in/india/maharashtra/video/opposition-leader-uddhav-thackeray-sharad-pawar-praises-cm-fadnavis-ytvd-2294026-2025-07-23</w:t>
-      </w:r>
-    </w:p>
-    <w:p>
-      <w:pPr>
-        <w:pStyle w:val="Normal"/>
-      </w:pPr>
-      <w:r>
-        <w:rPr/>
-        <w:t>Content: Feedback महाराष्ट्र की सियासत में एक नई तस्वीर सामने आई है, जहां विपक्ष में बैठे शरद पवार और उद्धव ठाकरे ने मुख्यमंत्री देवेंद्र फडणवीस की जमकर तारीफ की है. उद्धव ठाकरे ने फडणवीस को बुद्धिमान और ईमानदार बताया है, साथ ही कहा कि भविष्य में उन्हें केंद्र में अहम जिम्मेदारी मिल सकती है. वहीं, शरद पवार ने फडणवीस की तारीफ करते हुए कहा कि वे थकते नहीं हैं. Copyright © 2025 Living Media India Limited. For reprint rights: Syndications Today होम वीडियो लाइव टीवी न्यूज़ रील मेन्यू मेन्यू</w:t>
+        <w:t xml:space="preserve"> https://www.freepressjournal.in/pune/video-gold-kalash-installed-at-sant-dnyaneshwar-temple-in-punes-alandi-cm-fadnavis-dcm-shinde-present</w:t>
+      </w:r>
+    </w:p>
+    <w:p>
+      <w:pPr>
+        <w:pStyle w:val="Normal"/>
+      </w:pPr>
+      <w:r>
+        <w:rPr/>
+        <w:t>Content: Alandi: Alandi's Shree Sant Dnyaneshwar Maharaj Samadhi Mandir has joined a rare list of temples in India that have a full-gold kalash (spire) on top of the temple. The kalash was installed on Friday afternoon by the trustees of the Shree Sant Dnyaneshwar Maharaj Samadhi Sansthan. Let us know! 👂What type of content would you like to see from us this year? The event was attended by Maharashtra Chief Minister Devendra Fadnavis, Deputy Chief Minister Eknath Shinde, Rural Development Minister Jay Kumar Gore, Deputy Chairman of the Maharashtra Legislative Council Dr. Neelam Gore, local MPs and MLAs, trustees, and donors. The kalash was installed on the occasion of the 750th birth anniversary of Sant Shreshta Dnyaneshwar Maharaj. The kalash is made entirely of gold, weighing 22 kgs. Dnyaneshwari's audiobook was also released on this occasion, something every Indian can hear. Kalash Photo | Sourced CM Devendra Fadnavis, speaking after the installation, said, "Not many temples in India have a full-gold kalash on top. Alandi has joined the rare cultural heritage list of the country today. My family and ancestors must have done something good; that’s why it is a privilege for me to come as chief guest at this event." Eknath Shinde echoed similar emotions, congratulating everyone for being there and thanking them for the opportunity. "I’m here as a Warkari, not as a politician," he said.</w:t>
       </w:r>
     </w:p>
     <w:p>
@@ -4883,16 +5312,16 @@
       </w:pPr>
       <w:r>
         <w:rPr/>
-        <w:t>Article 126</w:t>
-      </w:r>
-    </w:p>
-    <w:p>
-      <w:pPr>
-        <w:pStyle w:val="Normal"/>
-      </w:pPr>
-      <w:r>
-        <w:rPr/>
-        <w:t>Title: उद्धव ठाकरे की सरकार ‘हनीट्रैप’ से गिरी, 4 युवा सांसद और 17 विधायक फंसे… संजय राउत का सनसनीखेज दावा</w:t>
+        <w:t>Article 137</w:t>
+      </w:r>
+    </w:p>
+    <w:p>
+      <w:pPr>
+        <w:pStyle w:val="Normal"/>
+      </w:pPr>
+      <w:r>
+        <w:rPr/>
+        <w:t>Title: Maharashtra's Unstoppable Growth Under Fadnavis</w:t>
       </w:r>
     </w:p>
     <w:p>
@@ -4904,16 +5333,16 @@
         <w:t xml:space="preserve">URL: </w:t>
       </w:r>
       <w:r>
-        <w:t xml:space="preserve"> https://www.patrika.com/mumbai-news/uddhav-thackeray-government-toppled-by-honeytrap-sanjay-raut-big-claim-maharashtra-politics-19796418</w:t>
-      </w:r>
-    </w:p>
-    <w:p>
-      <w:pPr>
-        <w:pStyle w:val="Normal"/>
-      </w:pPr>
-      <w:r>
-        <w:rPr/>
-        <w:t>Content: ताजा खबरें राज्य मौसम बिहार चुनाव 2025 कुलिश जन्मशती वर्ष पत्रिका स्पेशल राष्ट्रीय मनोरंजन ज्योतिष स्वास्थ्य खेल धर्म राजनीति विश्व OTT शिक्षा ओपिनियन ऑटो टेक गैजेट लाइफस्टाइल ब्यूटी महिला बिजनेस क्राइम जॉब्स ई-पेपर मेरी खबर शॉर्ट्स ई-पेपर मुंबई • Dinesh Dubey • Jul 21, 2025 Maharashtra Politics : महाराष्ट्र की राजनीति में हनीट्रैप का मुद्दा तूल पकड़ता जा रहा है। विपक्ष के दावों और बीजेपी नीत महायुति सरकार की सफाई के बीच सियासी पारा चढ़ता जा रहा है। इस बीच, उद्धव ठाकरे की शिवसेना (उबाठा) के वरिष्ठ नेता संजय राउत ने सोमवार को इस मामले में एक के बाद एक कई सनसनीखेज आरोप लगाए और दावा किया कि तीन साल पहले महाविकास आघाड़ी (MVA) सरकार का पतन भी 'हनी ट्रैप' की वजह से ही हुआ था। संजय राउत ने दावा किया की इस हनी ट्रैप कांड में हमारे चार युवा सांसदों और 16-17 विधायकों को फंसाया गया और उन्हें हमारा साथ छोड़ने के लिए मजबूर किया गया। उन्होंने आरोप लगाया कि जिन नेताओं को फंसाया गया, उन्हें कुछ सीडी और पेन ड्राइव के जरिए ब्लैकमेल किया गया। कुछ नेता डरकर सूरत गए, ताकि सीडी लीक न हो जाए। राज्यसभा सांसद राउत ने यह भी दावा किया कि बीजेपी के लिए काम करने वाले प्रफुल्ल लोढ़ा ने नेताओं को हनी ट्रैप के जाल में फंसाया। उन्होंने आरोप लगाते हुए कहा कि भले ही भाजपा अब पल्ला झाड़ रही हो, लेकिन लोढा के मुख्यमंत्री देवेंद्र फडणवीस के साथ की तस्वीरें मौजूद हैं। ये भी पढ़ें उद्धव गुट के कद्दावर नेता राउत ने कहा, देवेंद्र फडणवीस के ठीक बगल में हनीट्रैप वाला बैठा था, और अब वे कह रहे हैं कि कुछ नहीं हुआ है। लेकिन हम सब जानते हैं कि यह झूठ है। उन्होंने यह भी आरोप लगाया कि पुलिस अब चार पेन ड्राइव और दो सीडी की तलाश में जुटी है, जिनमें कथित आपत्तिजनक सामग्री होने का दावा किया जा रहा है। फडणवीस और महाजन को भी सब पता है कि इसमें क्या है। वहीं, महाराष्ट्र के मुख्यमंत्री व गृहमंत्री फडणवीस ने पहले ही हनीट्रैप के आरोपों को बेबुनियाद बताते हुए खारिज कर दिया है। लेकिन राउत के नए आरोपों ने इस मुद्दे को और भी गंभीर बना दिया है। क्या वाकई जून 2022 में महाराष्ट्र की अघाड़ी सरकार 'हनी ट्रैप' की वजह से गिरी थी? यह सवाल अब जनता और राजनीतिक हलकों में गूंजने लगा है। हालांकि इस मामले की सच्चाई जांच के बाद ही सामने आएगी। सीएम फडणवीस ने स्पष्ट किया कि अब तक किसी मंत्री, पूर्व मंत्री या विधायक के खिलाफ हनीट्रैप से जुड़ी कोई शिकायत नहीं मिली हैं। फडणवीस ने शुक्रवार को महाराष्ट्र विधानसभा में विपक्ष पर कटाक्ष करते हुए कहा था, ना कोई हनी है, ना कोई ट्रैप है। अगर कोई ऐसी चीज है तो वो हमें भी बताओ। बिना पुख्ता सबूत के आरोप लगाना ठीक नहीं है। इस दौरान मुख्यमंत्री फडणवीस ने विपक्ष को सलाह देते हुए कहा था, ऐसे गंभीर आरोप लगाने से पहले पुख्ता सबूत लाने चाहिए। सदन छोड़कर जाने या शो मचाने से कुछ नहीं होगा। सत्ता पक्ष को घेरने के लिए तथ्यों-सबूतों के साथ आईये। उन्होंने कहा था, "नाना पटोले जी, इस तरह सदन का समय बर्बाद नहीं करना चाहिए। सही सबूत लाईए, उसे मजबूती से पेश करिए। सत्ता पक्ष की बोलती बंद कर दीजिए। लेकिन ऐसी बातें मत कहिए जो सच नहीं हो।" बता दें कि कांग्रेस विधायक नाना पटोले ने कुछ दिन पहले विधानसभा में एक पेनड्राइव लहराते हुए दावा किया था कि इसमें हनीट्रैप से जुड़े बड़े सबूत हैं। पटोले ने कहा था, "राज्य के 72 से ज्यादा अधिकारी और कुछ मंत्री हनी ट्रैप के जाल में फंस चुके हैं। हनी ट्रैप के जरिए गोपनीय जानकारी जुटाई जा रही है। साथ ही कुछ अधिकारियों को ब्लैकमेल किया गया है और वह आत्महत्या जैसे गंभीर कदम उठाने के बारे में सोच रहे हैं। सरकार इस मामले को दबा रही है।“ ये भी पढ़ें खबर शेयर करें: Updated on: 21 Jul 2025 06:43 pm Published on: 21 Jul 2025 06:38 pm DOWNLOAD ON Play Store DOWNLOAD ON App Store Trending Topics Asia Cup 2025 PM Modi Bihar Elections 2025 Top Categories राष्ट्रीय मनोरंजन स्वास्थ्य राजस्थान मध्य प्रदेश Legal Grievance Policy This website follows the DNPA’s code of conduct Statutory provisions on reporting (sexual offenses) Privacy Policy About Us Code of Conduct RSS Copyright © 2025 Patrika Group. All Rights Reserved.</w:t>
+        <w:t xml:space="preserve"> https://www.devdiscourse.com/article/business/3542420-maharashtras-unstoppable-growth-under-fadnavis</w:t>
+      </w:r>
+    </w:p>
+    <w:p>
+      <w:pPr>
+        <w:pStyle w:val="Normal"/>
+      </w:pPr>
+      <w:r>
+        <w:rPr/>
+        <w:t>Content: Maharashtra's Chief Minister, Devendra Fadnavis, on Friday, underscored the state's pivotal role in India's burgeoning economy during his Independence Day address. Speaking from Mantralaya, he paid homage to freedom fighters and military personnel and spotlighted Maharashtra's strides in manufacturing and exports, particularly noting its 40% share of the nation's FDI. Fadnavis elaborated on the state's achievements in AI-related agricultural advancements, infrastructure development, and its ongoing work to become a leader in solar and green energy. (With inputs from agencies.) Email: info@devdiscourse.com Phone: +91-720-6444012, +91-7027739813, 14, 15 © Copyright 2025</w:t>
       </w:r>
     </w:p>
     <w:p>
@@ -4922,16 +5351,16 @@
       </w:pPr>
       <w:r>
         <w:rPr/>
-        <w:t>Article 127</w:t>
-      </w:r>
-    </w:p>
-    <w:p>
-      <w:pPr>
-        <w:pStyle w:val="Normal"/>
-      </w:pPr>
-      <w:r>
-        <w:rPr/>
-        <w:t>Title: राज ठाकरे की 13 साल बाद 'मातोश्री' में एंट्री, सीएम फडणवीस बोले- इसे राजनीतिक चश्मे से न देखें</w:t>
+        <w:t>Article 138</w:t>
+      </w:r>
+    </w:p>
+    <w:p>
+      <w:pPr>
+        <w:pStyle w:val="Normal"/>
+      </w:pPr>
+      <w:r>
+        <w:rPr/>
+        <w:t>Title: VIDEO: 'Historic Sword Of Raghuji Bhonsle Connects Youth With Maharashtra’s Glorious History,' Says CM Devendra Fadnavis</w:t>
       </w:r>
     </w:p>
     <w:p>
@@ -4943,16 +5372,16 @@
         <w:t xml:space="preserve">URL: </w:t>
       </w:r>
       <w:r>
-        <w:t xml:space="preserve"> https://www.timesnowhindi.com/india/what-did-cm-fadnavis-say-on-raj-thackeray-entry-into-matoshree-after-13-years-article-152358565</w:t>
-      </w:r>
-    </w:p>
-    <w:p>
-      <w:pPr>
-        <w:pStyle w:val="Normal"/>
-      </w:pPr>
-      <w:r>
-        <w:rPr/>
-        <w:t>Content: Theme Login to get the latest articles, videos, gallery and a lot more… Updated Jul 27, 2025, 23:14 IST महाराष्ट्र सीएम देवेंद्र फडणवीस (फाइल फोटो-PTI) शिवसेना (यूबीटी) के प्रमुख उद्धव ठाकरे के जन्मदिन पर महाराष्ट्र नवनिर्माण सेना (मनसे) के प्रमुख राज ठाकरे की 'मातोश्री' में 13 साल बाद एंट्री हुई। दोनों नेताओं की इस मुलाकात पर महाराष्ट्र के मुख्यमंत्री देवेंद्र फडणवीस का बयान आया है। उन्होंने उद्धव ठाकरे के जन्मदिन पर बधाई दी और कहा कि इस मुलाकात को राजनीतिक चश्मे से नहीं देखना चाहिए। ये भी पढ़ें- पुणे रेव पार्टी में क्या कर रहे थे एकनाथ खडसे के दामाद? सात गिरफ्तार; जानिए फडणवीस ने क्या कहा IANS के अनुसार महाराष्ट्र के मुख्यमंत्री देवेंद्र फडणवीस ने मीडिया से बात करते हुए कहा, "यह खुशी की बात है कि आज उद्धव ठाकरे का जन्मदिन है और राज ठाकरे उन्हें शुभकामनाएं देने गए। इसमें राजनीति देखने की कोई जरूरत नहीं है।" उन्होंने आगे कहा कि यह एक व्यक्तिगत और पारिवारिक क्षण है, जिसे राजनीतिक चश्मे से नहीं देखा जाना चाहिए। मैं उनके स्वस्थ और लंबे जीवन की कामना करता हूं। महाराष्ट्र में कैबिनेट और राज्य मंत्री के बीच हुए विवाद पर सीएम देवेंद्र फडणवीस ने कहा, "किसी को भी इस तरह के पत्र लिखकर विवाद पैदा नहीं करना चाहिए। मंत्रियों को एक-दूसरे के साथ संवाद करना चाहिए और अगर किसी मंत्री को कोई समस्या है, तो उन्हें सीधे मेरे पास आना चाहिए ताकि उसका समाधान किया जा सके।" देश और दुनिया की ताजा ख़बरें (Hindi News) पढ़ें हिंदी में और देखें छोटी बड़ी सभी न्यूज़ Times Now Navbharat Live TV पर। देश (India News) अपडेट और चुनाव (Elections) की ताजा समाचार के लिए जुड़े रहे Times Now Navbharat से। शिशुपाल कुमार टाइम्स नाउ नवभारत डिजिटल के न्यूज डेस्क में कार्यरत हैं और उन्हें पत्रकारिता में 13 वर्षों का अनुभव है। पटना से ताल्लुक रखने वाले शिशुपा...और देखें hindi news india पटरी पर आ रहे भारत-चीन के रिश्ते, दिल्ली में प्रधानमंत्री मोदी से मिले चीन के विदेश मंत्री वांग यी Chhattisgarh Cabinet: छत्तीसगढ़ मंत्रिमंडल का होगा विस्तार, 3 भाजपा विधायकों के शपथ लेने की संभावना 'कांग्रेस ने हमेशा अपने सहयोगियों को धोखा दिया है, गोवा में उसके साथ...' बोले AAP नेता विश्व में हो रहे डिजिटल खतरे को कम कर सकता है साइबर सुरक्षा और डिजिटल ऑडिट मुस्लिम लड़की की शादी पर हरियाणा HC के फैसले को चुनौती देने वाली NCPCR की अर्जी खारिज, SC की बड़ी टिप्पणी Follow Us : © 2025 Bennett, Coleman &amp; Company Limited</w:t>
+        <w:t xml:space="preserve"> https://www.freepressjournal.in/mumbai/video-historic-sword-of-raghuji-bhonsle-connects-youth-with-maharashtras-glorious-history-says-cm-devendra-fadnavis</w:t>
+      </w:r>
+    </w:p>
+    <w:p>
+      <w:pPr>
+        <w:pStyle w:val="Normal"/>
+      </w:pPr>
+      <w:r>
+        <w:rPr/>
+        <w:t>Content: Mumbai: Chief Minister Devendra Fadnavis said that the historic sword of Shrimant Raje Raghuji Bhonsle has played a significant role in connecting the younger generation with history. “Through this sword, we have reconnected with our glorious past. As it reaches Nagpur and other parts of the state, it will remind the youth of how Hindavi Swarajya expanded,” he stated at a grand ceremony held today. Grand Ceremony at P. L. Deshpande Maharashtra Kala Academy The event, organized at the P. L. Deshpande Maharashtra Kala Academy in Prabhadevi, marked the official unveiling and exhibition of the legendary sword in the presence of CM Fadnavis. The program was also attended by Cultural Affairs Minister Adv. Ashish Shelar, Mudhoji Raje Bhonsle, along with a large gathering of citizens. 🔸मुख्यमंत्री देवेंद्र फडणवीस इनके करकमलों से 'सेनासाहिबसुभा श्रीमंत राजे रघुजी भोसले इनके ऐतिहासिक तलवार के प्रदर्शन' का उदघाटन व लोकार्पण। इस अवसर पर मंत्री एड. आशिष शेलार, श्रीमंत राजे रघुजी भोसले इनके वंशज श्रीमंत राजे मुधोजी भोसले, विधायक राणाजगजितसिंह पाटील, विधायक डॉ. संजय… pic.twitter.com/JnieGa5KjJ CM Highlights Valor of Bhonsle Dynasty Highlighting the valorous legacy of the Bhonsle dynasty of Nagpur, CM Fadnavis said, “It is necessary to take this proud history to as many people as possible. UNESCO’s recognition of 12 forts, the return of Chhatrapati Shivaji Maharaj’s ‘Wagh Nakh’, and other such heritage symbols have allowed us to reconnect with history. Efforts to bring back relics and treasures of the Maratha Empire will continue. Under Prime Minister Narendra Modi’s leadership, thousands of historical artifacts have been restored to India, and Maharashtra will also reclaim its legacy.” The Historic Sword Returns to Maharashtra, Reviving the Legacy of Our Glorious History!Dedicated and inaugurated the Exhibition of the Historic Sword of Senasahibsubha Shrimant Raje Raghuji Bhonsle in Mumbai today.This sword is not just an artifact; it is a living connection… https://t.co/cdHieZiQaw pic.twitter.com/ey53yg3sPo LIVE | 'सेनासाहिबसुभा श्रीमंत राजे रघुजी भोसले यांच्या ऐतिहासिक तलवारीचे प्रदर्शन व गौरव समारंभ' 🕢 संध्या. ७.१७ वा. | १८-८-२०२५📍मुंबई. #Maharashtra #Mumbai #HistoricSword https://t.co/JWEBbGoWdh अनेक शतकांनंतर संपूर्ण हिंदुस्थानावर एकछत्री अंमल मराठा साम्राज्याने उभे केले!अनेक शतकों के बाद संपूर्ण हिन्दुस्तान पर मराठा साम्राज्य ने एकछत्र राज स्थापित किया !(श्रीमंत राजे रघुजी भोसले यांच्या ऐतिहासिक तलवारीचे प्रदर्शन | मुंबई | 18-8-2025)#Maharashtra #MarathaHistory… pic.twitter.com/pvkWcmbJzl Cultural Affairs Minister Calls Sword a Symbol of Swarajya Cultural Affairs Minister Adv. Ashish Shelar, speaking on the occasion, called the sword a symbol of Swarajya that will inspire generations to come. “This is not merely an object but a testimony to our valor and the grandeur of the Maratha Empire looted during British rule. Raghuji Raje Bhonsle, following the ideals of Chhatrapati Shivaji Maharaj, expanded the Maratha Empire from Bengal to Odisha and Telangana. Bringing back this sword is not just the return of valor but a cultural rebirth,” he said emotionally. Initiatives Highlight Maharashtra’s Cultural Legacy Shelar further added that initiatives like securing global heritage status for forts of Chhatrapati Shivaji Maharaj and reclaiming historic treasures reflect the true spirit of ‘Virasat Se Vikas Tak’ (from heritage to development). “Our commitment is to carry Maharashtra’s cultural legacy, valor, and festivals like Ganeshotsav to the global stage,” he emphasized. Also Watch: Descendant’s Tribute and Book Release On the occasion, Mudhoji Raje Bhonsle, descendant of Raghuji Raje Bhonsle, also expressed his sentiments, while CM Fadnavis released the book ‘Marathyacha Darara’ (The Pride of the Marathas).</w:t>
       </w:r>
     </w:p>
     <w:p>
@@ -4961,16 +5390,16 @@
       </w:pPr>
       <w:r>
         <w:rPr/>
-        <w:t>Article 128</w:t>
-      </w:r>
-    </w:p>
-    <w:p>
-      <w:pPr>
-        <w:pStyle w:val="Normal"/>
-      </w:pPr>
-      <w:r>
-        <w:rPr/>
-        <w:t>Title: क्या महाराष्ट्र की बदल रही राजनीतिक फिजा? शरद और उद्धव के मुरीद हुए फडणवीस, बोले- वह दुश्मन नहीं</w:t>
+        <w:t>Article 139</w:t>
+      </w:r>
+    </w:p>
+    <w:p>
+      <w:pPr>
+        <w:pStyle w:val="Normal"/>
+      </w:pPr>
+      <w:r>
+        <w:rPr/>
+        <w:t>Title: Heavy Rain Forecast for Mumbai: CM Fadnavis Reviews Flood Situation Across Maharashtra, with the Next 12 Hours Critical</w:t>
       </w:r>
     </w:p>
     <w:p>
@@ -4982,16 +5411,16 @@
         <w:t xml:space="preserve">URL: </w:t>
       </w:r>
       <w:r>
-        <w:t xml:space="preserve"> https://www.timesnowhindi.com/india/we-are-ideological-opponents-not-enemies-says-devendra-fadnavis-on-thackeray-sharad-pawar-article-152328702</w:t>
-      </w:r>
-    </w:p>
-    <w:p>
-      <w:pPr>
-        <w:pStyle w:val="Normal"/>
-      </w:pPr>
-      <w:r>
-        <w:rPr/>
-        <w:t>Content: Theme Login to get the latest articles, videos, gallery and a lot more… Updated Jul 23, 2025, 08:29 IST मुख्यमंत्री देवेंद्र फडणवीस (दाएं), शिवसेना (यूबीटी) प्रमुख उद्धव ठाकरे (बीच) और राकांपा (एसपी) शरद पवार (बाएं) Maharashtra Politics: महाराष्ट्र के मुख्यमंत्री देवेंद्र फडणवीस ने मंगलवार को अपने जन्मदिन पर जारी ‘कॉफी टेबल बुक’ में उनकी प्रशंसा करने के लिए राष्ट्रवादी कांग्रेस पार्टी (एसपी) के अध्यक्ष शरद पवार और शिवसेना (उबाठा) प्रमुख उद्धव ठाकरे को धन्यवाद देते हुए कहा कि वे उनके वैचारिक विरोधी हैं, दुश्मन नहीं। महाराष्ट्र के राज्यपाल सीपी राधाकृष्णन ने फडणवीस के 55वें जन्मदिन के अवसर पर राजभवन में उन पर 'महाराष्ट्र नायक' नामक एक ‘कॉफी टेबल बुक’ का विमोचन किया। पुस्तक में ठाकरे और पवार द्वारा उनके काम के प्रति उत्साह और जुनून के बारे में की गई टिप्पणियों के बारे में पूछे जाने पर फडणवीस ने कहा कि वह उद्धव ठाकरे के आभारी हैं। यह भी पढ़ें: क्या सुधर रहे पुराने रिश्ते? ठाकरे संग फडणवीस की नजदीकी! फिर होटल में दिखे आदित्य; राउत ने बता दी सही बात समाचार एजेंसी भाषा के मुताबिक, नागपुर में पत्रकारों से बात करते हुए फडणवीस ने कहा कि हम वैचारिक रूप से विरोधी हैं, दुश्मन नहीं। शरद पवार एक बड़े दिल वाले और वरिष्ठ नेता हैं। उनकी टिप्पणियां मेरे लिए अमूल्य हैं। पुस्तक में पवार (84) ने लिखा है कि जब वह फडणवीस को देखते हैं, तो उन्हें वह समय याद आता है, जब वह (पवार) 1978 में पहली बार महाराष्ट्र के मुख्यमंत्री बने थे। पवार जब मुख्यमंत्री बने थे, तब उनकी उम्र सिर्फ 38 वर्ष थी, जिससे वह राज्य में शीर्ष पद पर आसीन होने वाले सबसे युवा नेता बन गए थे। हल्के-फुल्के अंदाज में, पूर्व केंद्रीय मंत्री पवार ने अपनी शारीरिक बनावट की तुलना फडणवीस से करते हुए कहा, "भारी भरकम होने की समानता कभी भी कड़ी मेहनत करने में बाधक नहीं रही। मुझे आश्चर्य होता है कि वह थकते कैसे नहीं।" यह भी पढ़ें: क्या महाराष्ट्र में होने वाला है बड़ा खेला? उद्धव के बाद बेटे आदित्य ने CM फडणवीस से की मुलाकात ठाकरे ने किताब में अपने लेख में फडणवीस को एक अध्ययनशील और वफादार नेता बताया है, जिन्होंने महाराष्ट्र में अपनी पार्टी को मजबूत करने में कामयाबी हासिल की है, जो कभी कांग्रेस का गढ़ हुआ करता था। शिवसेना (उबाठा) नेता और पूर्व मुख्यमंत्री ठाकरे ने लिखा है कि फडणवीस के पास राष्ट्रीय स्तर पर बड़ी भूमिका पाने का मौका है। उन्होंने फडणवीस को भविष्य के लिए शुभकामनाएं दीं। देश और दुनिया की ताजा ख़बरें (Hindi News) पढ़ें हिंदी में और देखें छोटी बड़ी सभी न्यूज़ Times Now Navbharat Live TV पर। देश (India News) अपडेट और चुनाव (Elections) की ताजा समाचार के लिए जुड़े रहे Times Now Navbharat से। टाइम्स नाउ नवभारत डिजिटल में बतौर सीनियर कॉपी एडिटर कीबोर्ड पीट रहा हूं। परत-दर-परत खबरों को खंगालना और छानना आदतों में शुमार है। पत्रकारिता एवं जनसंच...और देखें hindi news india भ्रष्टाचार पर पीएम-सीएम, मंत्रियों को पद से हटाने वाला बिल पेश होते ही लोकसभा में जबरदस्त हंगामा, विपक्षी सांसदों ने फाड़ी विधेयक की कॉपी 'चुनाव डेटा में हेरफेर से नैरेटिव गढ़ने की कोशिश', ICSSR ने लिया संज्ञान, CSDS के खिलाफ एक्शन की तैयारी Online Gaming: विपक्ष के हंगामे के बीच लोकसभा में ऑनलाइन गेमिंग को विनियमित करने वाला विधेयक हुआ पेश पीएम-सीएम, मंत्री 30 दिन तक गिरफ्तार रहे तो छोड़ना होगा पद...बिल पर सियासी संग्राम, विपक्ष ने खोला मोर्चा Vice President Nomination: एनडीए उम्मीदवार सीपी राधाकृष्णन ने उपराष्ट्रपति पद के लिए किया नामांकन, PM मोदी बने प्रस्तावक Follow Us : © 2025 Bennett, Coleman &amp; Company Limited</w:t>
+        <w:t xml:space="preserve"> https://www.lokmattimes.com/mumbai/heavy-rain-forecast-for-mumbai-cm-fadnavis-reviews-flood-situation-across-maharashtra-with-the-next-12-hours-critical-a475/</w:t>
+      </w:r>
+    </w:p>
+    <w:p>
+      <w:pPr>
+        <w:pStyle w:val="Normal"/>
+      </w:pPr>
+      <w:r>
+        <w:rPr/>
+        <w:t>Content: Marathi | Hindi FOLLOW US : City By Lokmat Times Desk | Updated: August 18, 2025 16:38 IST2025-08-18T16:36:46+5:302025-08-18T16:38:04+5:30 Maharashtra Chief Minister Devendra Fadnavis has issued a warning of heavy rainfall in Mumbai over the next two days, urging the public to stay cautious. He highlighted that the high tide is expected around 6:30 PM, and the next 12 hours are crucial. To assess the situation, CM Fadnavis visited the Disaster Management Department and held discussions with district collectors and divisional commissioners from across the state. During the meeting, CM Fadnavis took stock of the ongoing rainfall and flood conditions. He was joined by district collectors and the Municipal Commissioner of Mumbai, Bhushan Gagri. The Chief Minister shared that Mumbai had received 170 mm of rainfall in the last six hours, with Chembur recording the highest rainfall. Traffic is slow at 14 locations, and while local trains have not been suspended, their speed has reduced, resulting in delays. Fadnavis mentioned that heavy rainfall may continue in Mumbai for the next 10 to 12 hours. He also stated that after 4 PM, government employees will be allowed to leave work early. With the high tide expected at 6:30 PM, the public is urged to remain vigilant. The municipal corporation has made preparations based on the rainfall forecast, and decisions regarding school closures will be made after reviewing evening alerts. For the past two days, several regions in the state have experienced intense rainfall. Red and orange alerts have been issued for 15 to 16 districts. Authorities are closely monitoring water levels in major rivers such as Vashishti, Amba, and Kundalika. The state has also been focusing on the damage caused in Nashik's Raver taluka, which has reported the highest impact. The Maharashtra government has requested the Karnataka government to release water from the Almatti Dam to manage the situation. In the Pune division's Ghats section, a red alert has been issued, and flooding is expected in parts of Marathwada, including Beed, Latur, and Nanded. In Nanded's Mukhed area, Vikramabad has recorded 206 mm of rainfall. NDRF and SDRF teams are on the ground, as nearly 100,000 hectares of crops have been damaged, affecting around 200 villages. FOLLOW US : Copyright ©2025 Lokmat Media Pvt Ltd</w:t>
       </w:r>
     </w:p>
     <w:p>
@@ -5000,16 +5429,16 @@
       </w:pPr>
       <w:r>
         <w:rPr/>
-        <w:t>Article 129</w:t>
-      </w:r>
-    </w:p>
-    <w:p>
-      <w:pPr>
-        <w:pStyle w:val="Normal"/>
-      </w:pPr>
-      <w:r>
-        <w:rPr/>
-        <w:t>Title: उद्धव ठाकरे, शरद पवार के बारे में फडणवीस बोले- हम वैचारिक रूप से विरोधी हैं, दुश्मन नहीं</w:t>
+        <w:t>Article 140</w:t>
+      </w:r>
+    </w:p>
+    <w:p>
+      <w:pPr>
+        <w:pStyle w:val="Normal"/>
+      </w:pPr>
+      <w:r>
+        <w:rPr/>
+        <w:t>Title: Maharashtra CM Devendra Fadnavis hands over keys to owners of BDD Chawl Redevelopment Project in Worli</w:t>
       </w:r>
     </w:p>
     <w:p>
@@ -5021,16 +5450,16 @@
         <w:t xml:space="preserve">URL: </w:t>
       </w:r>
       <w:r>
-        <w:t xml:space="preserve"> https://www.timesnowhindi.com/cities/mumbai-news/fadnavis-said-about-uddhav-thackeray-and-sharad-pawar-we-are-ideological-opponents-not-enemies-article-152327591</w:t>
-      </w:r>
-    </w:p>
-    <w:p>
-      <w:pPr>
-        <w:pStyle w:val="Normal"/>
-      </w:pPr>
-      <w:r>
-        <w:rPr/>
-        <w:t>Content: Theme Login to get the latest articles, videos, gallery and a lot more… Updated Jul 23, 2025, 00:01 IST फडणवीस और पूर्व मुख्यमंत्री उद्धव ठाकरे (फाइल फोटो: PTI) महाराष्ट्र के मुख्यमंत्री देवेंद्र फडणवीस ने मंगलवार को अपने जन्मदिन पर जारी ‘कॉफी टेबल बुक’ में उनकी प्रशंसा करने के लिए राष्ट्रवादी कांग्रेस पार्टी (एसपी) के अध्यक्ष शरद पवार और शिवसेना (उबाठा) प्रमुख उद्धव ठाकरे को धन्यवाद देते हुए कहा कि वे उनके वैचारिक विरोधी हैं, दुश्मन नहीं।महाराष्ट्र के राज्यपाल सीपी राधाकृष्णन ने फडणवीस के 55वें जन्मदिन के अवसर पर राजभवन में उन पर 'महाराष्ट्र नायक' नामक एक ‘कॉफी टेबल बुक’ का विमोचन किया। पुस्तक में ठाकरे और पवार द्वारा उनके काम के प्रति उत्साह और जुनून के बारे में की गई टिप्पणियों के बारे में पूछे जाने पर फडणवीस ने कहा कि वह उद्धव ठाकरे के आभारी हैं। पुस्तक में पवार ने लिखा है कि जब वह फडणवीस को देखते हैं, तो उन्हें वह समय याद आता है, जब वह (पवार) 1978 में पहली बार महाराष्ट्र के मुख्यमंत्री बने थे। पवार जब मुख्यमंत्री बने थे, तब उनकी उम्र सिर्फ 38 वर्ष थी, जिससे वह राज्य में शीर्ष पद पर आसीन होने वाले सबसे युवा नेता बन गए थे। हल्के-फुल्के अंदाज में, पूर्व केंद्रीय मंत्री पवार ने अपनी शारीरिक बनावट की तुलना फडणवीस से करते हुए कहा, "भारी भरकम होने की समानता कभी भी कड़ी मेहनत करने में बाधक नहीं रही। मुझे आश्चर्य होता है कि वह थकते कैसे नहीं।" ठाकरे ने किताब में अपने लेख में फडणवीस को एक अध्ययनशील और वफादार नेता बताया है, जिन्होंने महाराष्ट्र में अपनी पार्टी को मजबूत करने में कामयाबी हासिल की है, जो कभी कांग्रेस का गढ़ हुआ करता था। शिवसेना (उबाठा) नेता और पूर्व मुख्यमंत्री ठाकरे ने लिखा है कि फडणवीस के पास राष्ट्रीय स्तर पर बड़ी भूमिका पाने का मौका है। उन्होंने फडणवीस को भविष्य के लिए शुभकामनाएं दीं। देश और दुनिया की ताजा ख़बरें (Hindi News) पढ़ें हिंदी में और देखें छोटी बड़ी सभी न्यूज़ Times Now Navbharat Live TV पर। मुंबई (Cities News) अपडेट और चुनाव (Elections) की ताजा समाचार के लिए जुड़े रहे Times Now Navbharat से। रवि वैश्य 'Times Now नवभारत' डिजिटल के 'न्यूज डेस्क' में Assistant Editor के रूप कार्यरत हैं, 'खबरों के संसार' में काम करते हुए करीब 20 साल से ज्यादा ...और देखें hindi news cities mumbai news आज का मौसम, 20 August 2025 IMD Weather Forecast LIVE: MP के इन जिलों में चार दिनों तक बरसेंगे बादल, मुंबई में येलो अलर्ट; जानें आपके शहर में कैसा रहेगा मौसम BEST के चुनाव में नहीं चली उद्धव-राज की जोड़ी, ठाकरे ब्रदर्स को मिली हार जानिए क्या रहा रिजल्ट Bihar: अस्पताल में बेटा, घर जाकर निकला बेटी; परिजनों ने लगाया नर्स पर बच्चा बदलने का आरोप KMP एक्सप्रेसवे पर भीषण हादसा, कैंटर और पिकअप की भिडंत से 4 मजदूरों की मौत; 33 लोग घायल CM Rekha Gupta Attacked: CCTV फुटेज से हुआ हमलावर की संदिग्ध गतिविधियों का खुलासा? दिल्ली पुलिस को सौंपा गया Video Follow Us : © 2025 Bennett, Coleman &amp; Company Limited</w:t>
+        <w:t xml:space="preserve"> https://english.newsnationtv.com/business/maharashtra-cm-devendra-fadnavis-hands-over-keys-to-owners-of-bdd-chawl-redevelopment-project-in-worli20250814181439</w:t>
+      </w:r>
+    </w:p>
+    <w:p>
+      <w:pPr>
+        <w:pStyle w:val="Normal"/>
+      </w:pPr>
+      <w:r>
+        <w:rPr/>
+        <w:t>Content: 0 By clicking the button, I accept the Terms of Use of the service and its Privacy Policy, as well as consent to the processing of personal data. Don’t have an account? Signup Powered by : Follow Us (source : ANI) ( Photo Credit : ani) New Delhi [India], August 14 (ANI): In a landmark moment redefining Mumbai urban landscape, TCC Construction Pvt Ltd, a joint venture between Capacite Infraprojects and Tata Projects, the executing construction partners, has handed over the first phase of newly redeveloped homes under the BDD Chawl Redevelopment Project in Worli. The ceremonial handover took place today in the presence of the Chief Minister of Maharashtra, Devendra Fadnavis along with Eknath Shinde, Deputy Chief Minister and Housing Minister of Maharashtra and Ajit Pawar, Deputy Chief Minister, dignitaries and senior officials from the Maharashtra Housing and Area Development Authority (MHADA), and leadership teams from Tata Projects and Capacite Infraprojects. Spearheaded by MHADA, in joint collaboration with Tata Projects Ltd. and Capacite Infraprojects Ltd., the Worli BDD Chawl redevelopment project is one of the largest and most ambitious public housing transformations in the country. Once home to aging and dilapidated structures built over a century ago, the site will be transformed into a modern urban habitat consisting of 33 high-rise towers with 40 floors each. These towers house spacious 2BHK apartments with a 500 sq. ft. carpet area, designed to meet the aspirations of modern living while staying rooted in community values. During the event, keys were ceremoniously handed over to the 556 flat owners under Phase 1 of the project. With state-of-the-art amenities, modern infrastructure, and thoughtfully designed residences, the project marks a significant step in fulfilling the long-cherished dreams of BDD Chawl residents. Speaking at the handover ceremony, the Chief Minister of Maharashtra, Devendra Fadnavis, said: The redevelopment of BDD Chawls is not just about constructing new buildings, it is about restoring dignity, comfort, and security to thousands of Mumbaikars who have waited for decades. Guided by Prime Minister Narendra Modi vision of inclusive and transformative urban development, we have ensured 500 sq. ft. homes with world-class amenities, and awarded this project through a global tender to reputed firms like Tata Projects and Capacite Infraprojects. This is proof that with the right intent and execution, government-led redevelopment can be faster, transparent, and truly people-centric Vinayak Pai, MD and CEO, Tata Projects Limited, said, The BDD Chawl redevelopment pushed us to redefine what possible when engineering excellence aligns with social impact. Constructing 33 towers, each rising 40 storeys, while keeping families at the heart of this transformation, demanded innovation at every level. Our joint venture with Capacite has set new benchmarks in speed and quality of execution. The handover of the first redeveloped flats under the BDD Chawl project represents a pivotal milestone in Mumbai urban transformation journey. This initiative exemplifies what possible when visionary governance, engineering excellence, and collaborative execution come together with purpose. We congratulate MHADA and the Government of Maharashtra for its leadership and thank Tata Projects for their partnership in this endeavour, said Rohit Katyal, Chairman &amp; Executive Director, Capacite Infraprojects Limited. The redevelopment stands as a testament to inclusive urban progress and represents one of India largest urban renewal efforts aligned with the vision of Viksit Bharat 2047, setting a national benchmark for community-focused infrastructure development. (ANI) Disclaimer: This news article is a direct feed from ANI and has not been edited by the News Nation team. The news agency is solely responsible for its content. Subscribe to our Newsletter! Share this article If you liked this article share it with your friends.they will thank you later</w:t>
       </w:r>
     </w:p>
     <w:p>
@@ -5039,16 +5468,16 @@
       </w:pPr>
       <w:r>
         <w:rPr/>
-        <w:t>Article 130</w:t>
-      </w:r>
-    </w:p>
-    <w:p>
-      <w:pPr>
-        <w:pStyle w:val="Normal"/>
-      </w:pPr>
-      <w:r>
-        <w:rPr/>
-        <w:t>Title: महाराष्ट्र में फिर पलट सकती है सरकार? क्या गुल खिला रहे उद्धव और फडणवीस</w:t>
+        <w:t>Article 141</w:t>
+      </w:r>
+    </w:p>
+    <w:p>
+      <w:pPr>
+        <w:pStyle w:val="Normal"/>
+      </w:pPr>
+      <w:r>
+        <w:rPr/>
+        <w:t>Title: Chawl redevelopment project: Maha CM Fadnavis hands over 556 flats at Worli in Phase 1</w:t>
       </w:r>
     </w:p>
     <w:p>
@@ -5060,16 +5489,16 @@
         <w:t xml:space="preserve">URL: </w:t>
       </w:r>
       <w:r>
-        <w:t xml:space="preserve"> https://zeenews.india.com/hindi/india/maharashtra-politics-cm-fadnavis-meeting-with-uddhav-thackery/2848842</w:t>
-      </w:r>
-    </w:p>
-    <w:p>
-      <w:pPr>
-        <w:pStyle w:val="Normal"/>
-      </w:pPr>
-      <w:r>
-        <w:rPr/>
-        <w:t>Content: Maharashtra Goverment: महाराष्ट्र में इन सियासत गरमाई हुई है. मुख्यंमंत्री देवेंद्र फडणवीस और शिवसेना (UBT) के नेता उद्धव ठाकरे के बीच हुई मुलाकात ने एक नई हलचल पैदा कर दी है. Trending Photos Maharashtra Politics: महाराष्ट्र की राजनीति में इन दिनों तहलका मचा हुआ है. बता दें कि मुख्यंमंत्री देवेंद्र फडणवीस और शिवसेना (UBT) के नेता उद्धव ठाकरे के बीच मुलाकात हुई है, जिससे राजनीति में उथल-पुथल मची है. सूत्रों की मानें तो यह बैठक अचानक नहीं बल्कि पहले ही प्लान की गई थी. इसका संबंध फडणवीस की उद्धव ठाकरे के बेटे आदित्य ठाकरे से पहले हुई मुलाकात से जोड़ा जा रहा है. इस बैठक में एकनाथ सिंदे मौजूद नहीं थे, जिसके 2 दिन बाद आदित्य और फडणवीस मुंबई के BKC होटल में एकसाथ पाए गए थे. शिंदे के नेताओं के खिलाफ साजिश? बता दें कि फडणवीस का इस तरह से ठाकरे के साथ बैठकों का सिलसिला शिंदे के मंत्रियों और विधायकों के खिलाफ शिवसेना ( UBT) की आक्रामकता को दर्शा रहा है, जो विवादों में फंसकर अपनी ही पार्टी की भलाई के लिए काम नहीं कर रहे हैं. बता दें कि शिंदे के सहयोगी नाराज हैं कि अनिल परब और अंबादास दानवे जैसे शिवसेना UBT के नेता उनके मंत्रियों पर हमला करने के लिए जानकारी जुटाने में कामयाब हो रहे हैं. बता दें कि बीते दिनों अंबादास दानवे ने सोशल जस्टिस मिनिस्टर संजय शिरसाट को उनके बेटे की होटल खरीद बोली को लेकर टारगेट किया था. वहीं अनिल परब ने गृह राज्य मंत्री योगेश कदम पर कांदिवली में एक इलिगल डांस बार को लेकर हमला बोला था. ऐसे में शिंदे के सहयोगियों को संदेह है कि विभाग के अंदर से ही कोई उनतक जानकारी पहुंचा रहा है. ऐसे में महाराष्ट्र की राजनीति में और उलटफेर होने की आशंका जताई जा रही है. ये भी पढ़ें- मुंबई लोकल ट्रेन ब्लास्ट केस में बॉम्बे हाईकोर्ट का बड़ा फैसला, सभी 12 आरोपियों को किया बरी डांस बार को लेकर विवाद बता दें कि अनिल परब ने शिवसेना के वरिष्ठ नेता रामदास कदम और उनके बेटे योगेश कदम के डांस बार का मुद्दा उठाया था, जिसके चलते इस 30 मई साल 2025 को बंद करना पड़ा. बार का लाइसेंस रामदास कदम की पत्नी ज्योति के नाम पर था. यह बाद खुद रामदास ने स्वीकारी, हालांकि उन्होंने यह जरूर कहा कि पिछले 25 सालों से यह बार उन्होंने किसी दूसरे व्यक्ति को चलाने के लिए दिया है. उन्होंने कहा कि पुलिस के छापे के बाद इसे बंद भी कर दिया गया. ये भी पढ़ें- मॉनसून सत्र में पेश होंगे कौन-कौन से बिल, किन मुद्दों पर बढ़ सकती है तकरार, जानें पूरी डीटेल्स महाराष्ट्र में फिर बदलेगी सरकार? बता दें कि महाराष्ट्र की राजनीति में शिंदे और फडणवीस के बीच खटास पैदा होने के कयास लगाए जा रहे हैं. वहीं अब उद्धव, आदित्य ठाकरे और फडणवीस के बीच की मुलाकात इस चर्चा पर जोर दे रही है कि कहीं उद्धव की पार्टी वापस भाजपा के साथ हाथ मिलाना तो नहीं चाहती? बता दें कि साल 2019 में विधानसभा चुनाव के बाद उद्धव ठाकरे ने मुख्यमंत्री की कुर्सी को लेकर भाजपा के साथ गठबंधन तोड़ दिया था और NCP-कांग्रेस के साथ मिलकर सरकार बनाई थी, हालांकि साल 2022 में एकनाथ शिंदे की बगावत के बाद ये सरकार गिर गई थी. शिंदे के नेताओं के खिलाफ साजिश? बता दें कि फडणवीस का इस तरह से ठाकरे के साथ बैठकों का सिलसिला शिंदे के मंत्रियों और विधायकों के खिलाफ शिवसेना ( UBT) की आक्रामकता को दर्शा रहा है, जो विवादों में फंसकर अपनी ही पार्टी की भलाई के लिए काम नहीं कर रहे हैं. बता दें कि शिंदे के सहयोगी नाराज हैं कि अनिल परब और अंबादास दानवे जैसे शिवसेना UBT के नेता उनके मंत्रियों पर हमला करने के लिए जानकारी जुटाने में कामयाब हो रहे हैं. बता दें कि बीते दिनों अंबादास दानवे ने सोशल जस्टिस मिनिस्टर संजय शिरसाट को उनके बेटे की होटल खरीद बोली को लेकर टारगेट किया था. वहीं अनिल परब ने गृह राज्य मंत्री योगेश कदम पर कांदिवली में एक इलिगल डांस बार को लेकर हमला बोला था. ऐसे में शिंदे के सहयोगियों को संदेह है कि विभाग के अंदर से ही कोई उनतक जानकारी पहुंचा रहा है. ऐसे में महाराष्ट्र की राजनीति में और उलटफेर होने की आशंका जताई जा रही है. ये भी पढ़ें- मुंबई लोकल ट्रेन ब्लास्ट केस में बॉम्बे हाईकोर्ट का बड़ा फैसला, सभी 12 आरोपियों को किया बरी डांस बार को लेकर विवाद बता दें कि अनिल परब ने शिवसेना के वरिष्ठ नेता रामदास कदम और उनके बेटे योगेश कदम के डांस बार का मुद्दा उठाया था, जिसके चलते इस 30 मई साल 2025 को बंद करना पड़ा. बार का लाइसेंस रामदास कदम की पत्नी ज्योति के नाम पर था. यह बाद खुद रामदास ने स्वीकारी, हालांकि उन्होंने यह जरूर कहा कि पिछले 25 सालों से यह बार उन्होंने किसी दूसरे व्यक्ति को चलाने के लिए दिया है. उन्होंने कहा कि पुलिस के छापे के बाद इसे बंद भी कर दिया गया. ये भी पढ़ें- मॉनसून सत्र में पेश होंगे कौन-कौन से बिल, किन मुद्दों पर बढ़ सकती है तकरार, जानें पूरी डीटेल्स महाराष्ट्र में फिर बदलेगी सरकार? बता दें कि महाराष्ट्र की राजनीति में शिंदे और फडणवीस के बीच खटास पैदा होने के कयास लगाए जा रहे हैं. वहीं अब उद्धव, आदित्य ठाकरे और फडणवीस के बीच की मुलाकात इस चर्चा पर जोर दे रही है कि कहीं उद्धव की पार्टी वापस भाजपा के साथ हाथ मिलाना तो नहीं चाहती? बता दें कि साल 2019 में विधानसभा चुनाव के बाद उद्धव ठाकरे ने मुख्यमंत्री की कुर्सी को लेकर भाजपा के साथ गठबंधन तोड़ दिया था और NCP-कांग्रेस के साथ मिलकर सरकार बनाई थी, हालांकि साल 2022 में एकनाथ शिंदे की बगावत के बाद ये सरकार गिर गई थी. ये भी पढ़ें- मुंबई लोकल ट्रेन ब्लास्ट केस में बॉम्बे हाईकोर्ट का बड़ा फैसला, सभी 12 आरोपियों को किया बरी डांस बार को लेकर विवाद बता दें कि अनिल परब ने शिवसेना के वरिष्ठ नेता रामदास कदम और उनके बेटे योगेश कदम के डांस बार का मुद्दा उठाया था, जिसके चलते इस 30 मई साल 2025 को बंद करना पड़ा. बार का लाइसेंस रामदास कदम की पत्नी ज्योति के नाम पर था. यह बाद खुद रामदास ने स्वीकारी, हालांकि उन्होंने यह जरूर कहा कि पिछले 25 सालों से यह बार उन्होंने किसी दूसरे व्यक्ति को चलाने के लिए दिया है. उन्होंने कहा कि पुलिस के छापे के बाद इसे बंद भी कर दिया गया. ये भी पढ़ें- मॉनसून सत्र में पेश होंगे कौन-कौन से बिल, किन मुद्दों पर बढ़ सकती है तकरार, जानें पूरी डीटेल्स महाराष्ट्र में फिर बदलेगी सरकार? बता दें कि महाराष्ट्र की राजनीति में शिंदे और फडणवीस के बीच खटास पैदा होने के कयास लगाए जा रहे हैं. वहीं अब उद्धव, आदित्य ठाकरे और फडणवीस के बीच की मुलाकात इस चर्चा पर जोर दे रही है कि कहीं उद्धव की पार्टी वापस भाजपा के साथ हाथ मिलाना तो नहीं चाहती? बता दें कि साल 2019 में विधानसभा चुनाव के बाद उद्धव ठाकरे ने मुख्यमंत्री की कुर्सी को लेकर भाजपा के साथ गठबंधन तोड़ दिया था और NCP-कांग्रेस के साथ मिलकर सरकार बनाई थी, हालांकि साल 2022 में एकनाथ शिंदे की बगावत के बाद ये सरकार गिर गई थी. डांस बार को लेकर विवाद बता दें कि अनिल परब ने शिवसेना के वरिष्ठ नेता रामदास कदम और उनके बेटे योगेश कदम के डांस बार का मुद्दा उठाया था, जिसके चलते इस 30 मई साल 2025 को बंद करना पड़ा. बार का लाइसेंस रामदास कदम की पत्नी ज्योति के नाम पर था. यह बाद खुद रामदास ने स्वीकारी, हालांकि उन्होंने यह जरूर कहा कि पिछले 25 सालों से यह बार उन्होंने किसी दूसरे व्यक्ति को चलाने के लिए दिया है. उन्होंने कहा कि पुलिस के छापे के बाद इसे बंद भी कर दिया गया. ये भी पढ़ें- मॉनसून सत्र में पेश होंगे कौन-कौन से बिल, किन मुद्दों पर बढ़ सकती है तकरार, जानें पूरी डीटेल्स महाराष्ट्र में फिर बदलेगी सरकार? बता दें कि महाराष्ट्र की राजनीति में शिंदे और फडणवीस के बीच खटास पैदा होने के कयास लगाए जा रहे हैं. वहीं अब उद्धव, आदित्य ठाकरे और फडणवीस के बीच की मुलाकात इस चर्चा पर जोर दे रही है कि कहीं उद्धव की पार्टी वापस भाजपा के साथ हाथ मिलाना तो नहीं चाहती? बता दें कि साल 2019 में विधानसभा चुनाव के बाद उद्धव ठाकरे ने मुख्यमंत्री की कुर्सी को लेकर भाजपा के साथ गठबंधन तोड़ दिया था और NCP-कांग्रेस के साथ मिलकर सरकार बनाई थी, हालांकि साल 2022 में एकनाथ शिंदे की बगावत के बाद ये सरकार गिर गई थी. ये भी पढ़ें- मॉनसून सत्र में पेश होंगे कौन-कौन से बिल, किन मुद्दों पर बढ़ सकती है तकरार, जानें पूरी डीटेल्स महाराष्ट्र में फिर बदलेगी सरकार? बता दें कि महाराष्ट्र की राजनीति में शिंदे और फडणवीस के बीच खटास पैदा होने के कयास लगाए जा रहे हैं. वहीं अब उद्धव, आदित्य ठाकरे और फडणवीस के बीच की मुलाकात इस चर्चा पर जोर दे रही है कि कहीं उद्धव की पार्टी वापस भाजपा के साथ हाथ मिलाना तो नहीं चाहती? बता दें कि साल 2019 में विधानसभा चुनाव के बाद उद्धव ठाकरे ने मुख्यमंत्री की कुर्सी को लेकर भाजपा के साथ गठबंधन तोड़ दिया था और NCP-कांग्रेस के साथ मिलकर सरकार बनाई थी, हालांकि साल 2022 में एकनाथ शिंदे की बगावत के बाद ये सरकार गिर गई थी. महाराष्ट्र में फिर बदलेगी सरकार? बता दें कि महाराष्ट्र की राजनीति में शिंदे और फडणवीस के बीच खटास पैदा होने के कयास लगाए जा रहे हैं. वहीं अब उद्धव, आदित्य ठाकरे और फडणवीस के बीच की मुलाकात इस चर्चा पर जोर दे रही है कि कहीं उद्धव की पार्टी वापस भाजपा के साथ हाथ मिलाना तो नहीं चाहती? बता दें कि साल 2019 में विधानसभा चुनाव के बाद उद्धव ठाकरे ने मुख्यमंत्री की कुर्सी को लेकर भाजपा के साथ गठबंधन तोड़ दिया था और NCP-कांग्रेस के साथ मिलकर सरकार बनाई थी, हालांकि साल 2022 में एकनाथ शिंदे की बगावत के बाद ये सरकार गिर गई थी. Breaking News in Hindi और Latest News in Hindi सबसे पहले मिलेगी आपको सिर्फ Zee News Hindi पर. Hindi News और India News in Hindi के लिए जुड़े रहें हमारे साथ. Thank you By clicking “Accept All Cookies”, you agree to the storing of cookies on your device to enhance site navigation, analyze site usage, and assist in our marketing efforts.</w:t>
+        <w:t xml:space="preserve"> https://www.socialnews.xyz/2025/08/14/chawl-redevelopment-project-maha-cm-fadnavis-hands-over-556-flats-at-worli-in-phase-1/?utm_source=rss&amp;utm_medium=rss&amp;utm_campaign=chawl-redevelopment-project-maha-cm-fadnavis-hands-over-556-flats-at-worli-in-phase-1</w:t>
+      </w:r>
+    </w:p>
+    <w:p>
+      <w:pPr>
+        <w:pStyle w:val="Normal"/>
+      </w:pPr>
+      <w:r>
+        <w:rPr/>
+        <w:t>Content: Home » National » Chawl redevelopment project: Maha CM Fadnavis hands over 556 flats at Worli in Phase 1 Posted By: Gopi August 14, 2025 Mumbai, Aug 14 (SocialNews.XYZ) Maharashrra Chief Minister Devendra Fadnavis on Thursday handed over 556 flats under the Worli BDD (Bombay Development Directorate) Chawl Redevelopment Project in Worli. Deputy Chief Ministers Eknath Shinde and Ajit Pawar, Deputy Chairperson of the Legislative Council Neelam Gorhe, Minister Mangal Prabhat Lodha, Minister Ashish Shelar, among others were also present. “Today was a special day for the families who have been living in BDD Chawl in Worli for many generations. Before the distribution of flats in the two rehabilitation buildings, which have been completed in the first phase of the BDD Chawl redevelopment project, the building was inaugurated by Chief Minister Devendra Fadnavis and Deputy Chief Ministers Eknath Shinde and Deputy Chief Minister Ajit Pawar. They also inspected the building and the flats,” said a government release. It further added that with the inauguration of two rehabilitation buildings it was a fulfilment of the dream of houses for BDD residents. Under the Worli BDD Chawl Redevelopment Project, beneficiaries who are currently residing in 160-sqft rooms are being relocated to 2 BHK ownership flats of 500 sq. ft. carpet area, free of cost. It was implemented by the MHADA’s Mumbai Housing and Area Development Board. This is the first phase of the redevelopment project, which will ultimately rehabilitate 9,689 people from 121 old slums in Worli. Flats that were handed over on Thursday are part of the D and E wings in Building No. 1. The remaining houses in the first phase will be handed over to the residents, also in a phased manner, said MHADA officials. According to the state housing department, the BDD Chawl Redevelopment Project is one of yen major urban renewal initiatives. The Worli project will rehabilitate 9,689 residents from 121 old chawls. MHADA has allocated 65 per cent of the total land for rehabilitation purposes. The plan includes 34 rehabilitation towers of 40 storeys each. Each flat will come with one parking space in the stilt plus six-level podium parking, and a landscaped eco-friendly garden being developed on the seventh-floor podium. The BDD Chawl Redevelopment Project covers about 86 acres across Worli, N.M. Joshi Marg (Parel), and Naigaon in Mumbai, with a total of 207 chawls to be redeveloped and 15,593 residents to be rehabilitated. The N.M. Joshi Marg project includes 2,560 residential and commercial units with 14 rehabilitation buildings under construction, while at Naigaon (Dadar), work is underway to build 20 rehabilitation buildings for 3,344 units, said the housing department sources. Source: IANS Gopi Adusumilli is a Programmer. He is the editor of SocialNews.XYZ and President of AGK Fire Inc. He enjoys designing websites, developing mobile applications and publishing news articles on current events from various authenticated news sources. When it comes to writing he likes to write about current world politics and Indian Movies. His future plans include developing SocialNews.XYZ into a News website that has no bias or judgment towards any. He can be reached at gopi@socialnews.xyzMail | Web | Twitter Gopi Adusumilli is a Programmer. He is the editor of SocialNews.XYZ and President of AGK Fire Inc. He enjoys designing websites, developing mobile applications and publishing news articles on current events from various authenticated news sources. When it comes to writing he likes to write about current world politics and Indian Movies. His future plans include developing SocialNews.XYZ into a News website that has no bias or judgment towards any. He can be reached at gopi@socialnews.xyz Copyright 2025 | AGK FIRE INC| Terms of Service / Privacy Policy | Contact Us</w:t>
       </w:r>
     </w:p>
     <w:p>
@@ -5078,16 +5507,16 @@
       </w:pPr>
       <w:r>
         <w:rPr/>
-        <w:t>Article 131</w:t>
-      </w:r>
-    </w:p>
-    <w:p>
-      <w:pPr>
-        <w:pStyle w:val="Normal"/>
-      </w:pPr>
-      <w:r>
-        <w:rPr/>
-        <w:t>Title: 'न कोई हनी है, न ट्रैप है', सीएम फडणवीस के जवाब पर संजय राउत ने मंत्री की फोटो शेयर कर किया बड़ा दावा</w:t>
+        <w:t>Article 142</w:t>
+      </w:r>
+    </w:p>
+    <w:p>
+      <w:pPr>
+        <w:pStyle w:val="Normal"/>
+      </w:pPr>
+      <w:r>
+        <w:rPr/>
+        <w:t>Title: Maharashtra's Legal Leap: Ensuring Advocate Safety and Expanding Justice</w:t>
       </w:r>
     </w:p>
     <w:p>
@@ -5099,16 +5528,16 @@
         <w:t xml:space="preserve">URL: </w:t>
       </w:r>
       <w:r>
-        <w:t xml:space="preserve"> https://hindi.oneindia.com/news/maharashtra/honey-trap-allegation-cm-fadnavis-reply-sanjay-raut-shared-minister-photo-demanded-cbi-investigation-1344475.html</w:t>
-      </w:r>
-    </w:p>
-    <w:p>
-      <w:pPr>
-        <w:pStyle w:val="Normal"/>
-      </w:pPr>
-      <w:r>
-        <w:rPr/>
-        <w:t>Content: Maharashtra Honey trap allegation: महाराष्‍ट्र विधानसभा सत्र के मानसून सत्र के आखिरी दिन हनी ट्रैप मामले पर मुख्‍यमंत्री देवेंद्र फडणवीस ने खुलकर जवाब दिया था। कांग्रेस नेता नाना पटोले के आरोप पर सीएम फडणवीस ने हनी ट्रैप से जुड़ी कोई भी शिकायत ना मिलने की बात कही थी। उन्‍होंने विपक्ष पर तंज कसते हुए ये भी कहा था 'ना कोई हनी है और ना कोई ट्रैप' है। अगर कोई चीज हे तो वो हमें भी बताओ। बिना पुख्‍ता सबूत के आरोप लगाना ठीक नहीं है। सीएम फडणवीस के इस जवाब के बाद अब शिवसेना (यूटीबी) सांसद संजय राउत ने सीएम फडणवीस को आड़े हाथ लेते हुए उनकी कैबिनेट के एक मंत्री की तस्‍वीर सोशल मीडिया पर पोस्‍ट करके हनीट्रैप स्‍कैंडल का दावा किया है। राउत ने मुख्‍यमंत्री पर सदन को गुमराह करने का आरोप लगाते हुए, तस्‍वीर की सीबीआई जांच करवा लेने की है। जानिए क्‍या है पूरा मामला? पहले बता दें कांग्रेस नेता नाना पटोले ने दावा किया था कि महाराष्‍ट्र के 72 से अधिक अधिकारी और मंत्री हनी ट्रैप के जाल में फंस चुके हैं। हनी ट्रैप के माध्‍यम से सीक्रेट जानकारी जुटाई जा रही है और अधिकारियों को ब्लैकमेल किया गया है। वो सुसाइड जैसा कदम उठाने के बारे में सोच रहे है। उन्‍होंने ये भी आरोप लगाया था कि सरकार इस मामले को दबा रही है। नाना पटोले के इस दावे का जवाब फडणवीस ने सदन में दिया था और कहा था कि किसी भी अधिकारी, मंत्री से जुड़ी कोई भी ऐसी शिकायत नहीं मिली है। फडणवीस के इस जबाव के बाद अब उद्धव ठाकरे की शिवसेना (यूबीटी) के सांसद संजय राउत ने जो फोटो शेयर की है उसमें महाराष्‍ट्र की फडणवीस कैबिनेट के मंत्री गिरीज महाजन और प्रफुल लोढ़ा है। महाजन को प्रफुल लोढ़ा मिठाई खिलाते हुए फोटो में नजर आ रहे हैं। याद रहे प्रफुल लोढ़ा को हनीट्रैप मामले में पुलिस ने अरेस्‍ट किया है। जलगांव जिले के जामनेर के मूल निवासी प्रफुल लोढ़ा के खिलाफ मुंबई में दो केस दर्ज हैं। एक बलात्‍कार से जुड़ा मामला है और दूसरा पॉस्‍को एक्‍ट के तहत केस दर्ज है। प्रफुल लोढ़ा महाराष्‍ट्र सरकार के मंत्री गिरीश महाजन के काफी करीबी बताए जाते हैं। संजय राउत ने अपनी ये पोस्‍ट मराठी भाषा में लिखी हैं, जिसमें उन्‍होंने लिखा,"मुख्‍ममंत्री देवेंद्र फडणवीस ने सदन को गुमराह किया है। सीएम ने दावा किया महाराष्‍ट्र में कोई हनीट्रैप नहीं हुआ। इस मामले का सच सामने आकर रहेगा।" इसके साथ ही राउत ने ये भी दावा किया कि हनीट्रैप में महाराष्‍ट्र सरकार के चार मंत्री और कई अधिकारी फंसे थे। उन्‍होंने ये भी दावा कि शिवसेना के चार युवा सांसद जो पार्टी छोड़कर गए उन्‍होंने हनी ट्रैप के कारण ही ऐसा किया। अपनी पोस्‍ट के अंत में संजय राउत ने सीबीआई जांच की मांग की है।</w:t>
+        <w:t xml:space="preserve"> https://www.devdiscourse.com/article/law-order/3544716-maharashtras-legal-leap-ensuring-advocate-safety-and-expanding-justice</w:t>
+      </w:r>
+    </w:p>
+    <w:p>
+      <w:pPr>
+        <w:pStyle w:val="Normal"/>
+      </w:pPr>
+      <w:r>
+        <w:rPr/>
+        <w:t>Content: In a significant move, Maharashtra Chief Minister Devendra Fadnavis announced his government's intention to introduce a law aimed at ensuring the safety of advocates. Speaking at an event in Kolhapur, where Chief Justice of India B R Gavai inaugurated a new circuit bench for the Bombay High Court, Fadnavis emphasized the positive stance of his administration regarding this legislative demand. Fadnavis reiterated the government's commitment to modernize and upgrade the state's court infrastructure, aiming to facilitate swifter justice delivery to the general public. The new circuit bench in Kolhapur marks the successful conclusion of a five-decade-long demand, representing a historic achievement for the region. Highlighting the efforts leading up to this development, Fadnavis recalled the state cabinet's decision in 2015 to establish the circuit bench and highlighted the dedicated advocacy efforts by Minister Chandrakant Patil. The new bench is expected to drive comprehensive development in Kolhapur, elevating its status alongside other key regional centers. (With inputs from agencies.) Email: info@devdiscourse.com Phone: +91-720-6444012, +91-7027739813, 14, 15 © Copyright 2025</w:t>
       </w:r>
     </w:p>
     <w:p>
@@ -5117,16 +5546,16 @@
       </w:pPr>
       <w:r>
         <w:rPr/>
-        <w:t>Article 132</w:t>
-      </w:r>
-    </w:p>
-    <w:p>
-      <w:pPr>
-        <w:pStyle w:val="Normal"/>
-      </w:pPr>
-      <w:r>
-        <w:rPr/>
-        <w:t>Title: Maharashtra Politics: फडणवीस कैबिनेट में बड़े फेरबदल की तैयारी, आधा दर्जन मंत्रियों पर गिर सकती है गाज! जानें पूरा मामला</w:t>
+        <w:t>Article 143</w:t>
+      </w:r>
+    </w:p>
+    <w:p>
+      <w:pPr>
+        <w:pStyle w:val="Normal"/>
+      </w:pPr>
+      <w:r>
+        <w:rPr/>
+        <w:t>Title: Cooperation of IBM is necessary to achieve goal of 'Viksit Maharashtra': Devendra Fadnavis</w:t>
       </w:r>
     </w:p>
     <w:p>
@@ -5138,16 +5567,16 @@
         <w:t xml:space="preserve">URL: </w:t>
       </w:r>
       <w:r>
-        <w:t xml:space="preserve"> https://www.patrika.com/mumbai-news/maharashtra-fadnavis-cabinet-reshuffle-soon-many-ministers-can-be-dropped-19804803</w:t>
-      </w:r>
-    </w:p>
-    <w:p>
-      <w:pPr>
-        <w:pStyle w:val="Normal"/>
-      </w:pPr>
-      <w:r>
-        <w:rPr/>
-        <w:t>Content: ताजा खबरें राज्य मौसम बिहार चुनाव 2025 कुलिश जन्मशती वर्ष पत्रिका स्पेशल राष्ट्रीय मनोरंजन ज्योतिष स्वास्थ्य खेल धर्म राजनीति विश्व OTT शिक्षा ओपिनियन ऑटो टेक गैजेट लाइफस्टाइल ब्यूटी महिला बिजनेस क्राइम जॉब्स ई-पेपर मेरी खबर शॉर्ट्स ई-पेपर मुंबई • Dinesh Dubey • Jul 24, 2025 महाराष्ट्र में आगामी स्थानीय और नगर निकाय चुनावों से पहले मुख्यमंत्री देवेंद्र फडणवीस अपने मंत्रिमंडल में बड़ा फेरबदल कर सकते हैं। रिपोर्ट्स के अनुसार, पिछले छह महीनों में कामकाज में पिछड़ने वाले, विवादों में घिरे और घोटालों के आरोप झेल रहे कई मंत्रियों को पद से हटाया जा सकता है। इस संभावित फेरबदल की सबसे अहम बात यह है कि मुख्यमंत्री के बेहद करीबी और राज्य के जल संसाधन मंत्री गिरीश महाजन की भी मंत्रिमंडल से छुट्टी हो सकते है, हालांकि उन्हें भाजपा संगठन में अहम जिम्मेदारी दे सकती है। मिली जानकारी के मुताबिक, शिवसेना (शिंदे गुट) के संजय शिरसाट, संजय राठोड, भरत गोगावले और योगेश कदम की मंत्रिपद से छुट्टी हो सकती है। ये सभी नेता किसी न किसी वजह से विपक्ष के निशाने पर रहें है। इनके साथ-साथ एनसीपी (अजित पवार गुट) के माणिकराव कोकाटे और नरहरी झिरवल भी रडार पर हैं। बीजेपी नेता गिरीश महाजन को सीएम फडणवीस का बेहद विश्वसनीय सहयोगी माना जाता है। ऐसे में उन्हें आगामी निकाय चुनावों के लिए संगठन में बड़ी भूमिका दी जा सकती है। इसके लिए उन्हें मंत्रिपद की जिम्मेदारी से मुक्त किया जा सकता है। सूत्रों का कहना है कि महाराष्ट्र विधानसभा अध्यक्ष (स्पीकर) राहुल नार्वेकर को भी मंत्रिमंडल में जगह मिल सकती है। नार्वेकर 2022 में उद्धव ठाकरे नीत महाविकास अघाड़ी (MVA) सरकार के गिरने के बाद से विधानसभा अध्यक्ष हैं, वे मंत्री पद की इच्छा लंबे समय से जता रहे हैं। अब पार्टी उनकी इस मांग को पूरा कर सकती है। एकनाथ शिंदे की सरकार में मंत्री रहे भाजपा के वरिष्ठ नेता सुधीर मुनगंटीवार को फडणवीस मंत्रिमंडल से बाहर रखा गया है। हालांकि, वे लगातार सरकार के फैसले पर सवाल उठाते आ रहे हैं। खबर है कि बीजेपी उन्हें विधानसभा अध्यक्ष पद से नवाज सकती है। कहा जा रहा है कि भाजपा स्थानीय निकाय चुनावों से पहले पार्टी संगठन और मंत्रिमंडल दोनों स्तरों पर नए चेहरे सामने लाने की तैयारी में है। इसे न केवल पार्टी की छवि को मजबूत करने के प्रयास के रूप में देखा जा रहा है, बल्कि कुशल नेताओं को आगे लाकर विपक्ष पर रणनीतिक बढ़त हासिल करने का प्रयास भी माना जा रहा है। मुख्यमंत्री फडणवीस ने मंत्रियों को 100 दिनों का लक्ष्य दिया था, जिसके अनुसार उनके कामकाज का ऑडिट किया गया है। कौन मंत्री कैसा काम कर रहा है, कितना काम किया- इसकी पूरी जानकारी जुटाई गई है। इसमें जिन मंत्रियों का प्रदर्शन कमजोर रहा है, उन्हें हटाया जा सकता है। एनसीपी (अजित पवार गुट) के वरिष्ठ नेता धर्मरावबाबा आत्राम ने भी इस ओर संकेत दिए हैं। उन्होंने कहा कि मंत्रिमंडल में बदलाव का माहौल बनता दिख रहा है। कुछ मंत्रियों को हटाया जाएगा और नए चेहरों को मौका दिया जाएगा। उन्होंने आगे कहा कि सरकारी में ऐसे मंत्री चाहिए जिनमें ऊर्जा हो और जो बेहतर प्रदर्शन कर सकें, क्योंकि मुख्यमंत्री और उपमुख्यमंत्री अब परफॉर्मेंस चाहते हैं। ऐसे में आने वाले दिनों में मंत्रिमंडल में नए चेहरे नजर आ सकते हैं और कुछ मंत्रियों को बाहर का रास्ता दिखाया जा सकता है। खबर शेयर करें: Published on: 24 Jul 2025 05:30 pm DOWNLOAD ON Play Store DOWNLOAD ON App Store Trending Topics Asia Cup 2025 PM Modi Bihar Elections 2025 Top Categories राष्ट्रीय मनोरंजन स्वास्थ्य राजस्थान मध्य प्रदेश Legal Grievance Policy This website follows the DNPA’s code of conduct Statutory provisions on reporting (sexual offenses) Privacy Policy About Us Code of Conduct RSS Copyright © 2025 Patrika Group. All Rights Reserved.</w:t>
+        <w:t xml:space="preserve"> https://www.5dariyanews.com/news/464628-Cooperation-of-IBM-is-necessary-to-achieve-goal-of-Viksit-Maharashtra-Devendra-Fadnavis</w:t>
+      </w:r>
+    </w:p>
+    <w:p>
+      <w:pPr>
+        <w:pStyle w:val="Normal"/>
+      </w:pPr>
+      <w:r>
+        <w:rPr/>
+        <w:t>Content: Empanelment By Govt. of Punjab &amp; Govt. of Haryana Multilingual News Portal since 2011 English हिन्दी ਪੰਜਾਬੀ RNI No: PUNMUL/2011/49000 Multilingual News Portal since 2011 English हिन्दी ਪੰਜਾਬੀ RNI No: PUNMUL/2011/49000 Web Admin Maharashtra Chief Minister Devendra Fadnavis said on Wednesday that the cooperation of International Business Machines (IBM) is necessary for fulfilling the goal of a 'Viksit Maharashtra'. He also added that India is currently the fastest growing economy in the world. "Along with a Viksit Bharat, the dream of a Viskit Maharashtra is being realised," Chief Minister Fadnavis said.He expressed his confidence that IBM will contribute to the state government's "Mission Viksit Maharashtra".He was speaking after inaugurating the IBM office in Mumbai. Expressing satisfaction over the opening of an office by IBM in Mumbai, CM Fadnavis said, "IBM will work with the state government for the development of the state based on quantum computing and artificial intelligence technology." "Quantum computing technology is bringing positive changes in every sphere of life. The impact of this technology is seen increasing in all sectors. Maharashtra is also going to lead the way on the path of progress with this technology. Therefore, the MoU signed with IBM is important for the progress of the state and it aims at innovation and technology exchange. MoU will also help identify opportunities to support the Government's Quantum mission and strategic initiatives," the Chief Minister added. He said that climate change has created great challenges for the agriculture sector.This technology will play a valuable role in the development of sustainable agriculture, he added."With the help of this technology, it will be possible to take measures to solve the problems faced by agriculture," the Chief Minister said. He also expressed his belief that this will definitely make the lives of farmers easy.In a post on social media platform X, CM Fadnavis said, "Enjoyed exploring IBM's innovative space in Mumbai, witnessing how technology, AI and creativity are shaping the future. The AI-powered cricket simulator, was particularly engaging and showcase India's progress toward a digitally empowered, technologically advanced nation." View All Sponsored Ads 5 Dariya News SCO 59-D, Top Floor, City Heart Kharar, Dist. SAS Nagar Punjab 140301 (India) Mob: 99148 10266 Email: [email protected]</w:t>
       </w:r>
     </w:p>
     <w:p>
@@ -5156,16 +5585,16 @@
       </w:pPr>
       <w:r>
         <w:rPr/>
-        <w:t>Article 133</w:t>
-      </w:r>
-    </w:p>
-    <w:p>
-      <w:pPr>
-        <w:pStyle w:val="Normal"/>
-      </w:pPr>
-      <w:r>
-        <w:rPr/>
-        <w:t>Title: राज-उद्धव ठाकरे की मुलाकात से क्या बदल जाएगी महाराष्ट्र की सियासत? जानें क्या बोले फडणवीस और पवार</w:t>
+        <w:t>Article 144</w:t>
+      </w:r>
+    </w:p>
+    <w:p>
+      <w:pPr>
+        <w:pStyle w:val="Normal"/>
+      </w:pPr>
+      <w:r>
+        <w:rPr/>
+        <w:t>Title: Viksit Maharashtra making special contribution in realising dream of Viksit Bharat, says CM Fadnavis</w:t>
       </w:r>
     </w:p>
     <w:p>
@@ -5177,16 +5606,16 @@
         <w:t xml:space="preserve">URL: </w:t>
       </w:r>
       <w:r>
-        <w:t xml:space="preserve"> https://www.tv9hindi.com/state/maharashtra/uddhav-thackeray-birthday-mns-shiv-sena-ubt-alliance-speculation-rises-after-raj-thackeray-matoshri-visit-3409342.html</w:t>
-      </w:r>
-    </w:p>
-    <w:p>
-      <w:pPr>
-        <w:pStyle w:val="Normal"/>
-      </w:pPr>
-      <w:r>
-        <w:rPr/>
-        <w:t>Content: By signing in or creating an account, you agree with Associated Broadcasting Company's Terms &amp; Conditions and Privacy Policy. महाराष्ट्र में शिवसेना (उद्धव गुट) और राज ठाकरे की पार्टी मनसे की निकाय चुनाव में तालमेल की अटकलें लग रही हैं. इस बीच रविलार को ठाकरे गुट के प्रमुख और पूर्व मुख्यमंत्री उद्धव ठाकरे रविवार को अपना 65वां जन्मदिन मना रहे हैं. मनसे प्रमुख राज ठाकरे ने रविवार को उद्धव ठाकरे से मुलाकात की और उन्हें जन्मदिन की शुभकामनाएं दीं. राज ठाकरे छह साल बाद मातोश्री गए, इससे पहले 2019 में राज ठाकरे अपने बेटे अमित ठाकरे की शादी का निमंत्रण कार्ड देने मातोश्री गए थे. इसके बाद, मुख्यमंत्री देवेंद्र फडणवीस और उपमुख्यमंत्री अजित पवार ने राज और उद्धव ठाकरे की मुलाकात पर प्रतिक्रिया दी है. मुख्यमंत्री देवेंद्र फडणवीस से पत्रकारों ने राज और उद्धव ठाकरे की मुलाकात के बारे में सवाल किया. इस पर बोलते हुए मुख्यमंत्री ने कहा, “उद्धवजी का जन्मदिन है, यह खुशी की बात है कि राज ठाकरे उन्हें बधाई देने गए. हमारी भी शुभकामनाएं उद्धव ठाकरे को हैं. जब हम उन्हें जन्मदिन की बधाई देने जाते हैं तो इसमें राजनीति देखना ठीक नहीं है.” दोनों दलों के बीच गठबंधन पर बोलते हुए उद्धव ठाकरे ने कहा था कि महाराष्ट्र के मन में जो होगा, वही होगा. इस बारे में पूछे जाने पर देवेंद्र फडणवीस ने कहा, “हमने विधानसभा चुनावों में देखा है कि राज्य के मन में क्या है? अब स्थानीय निकाय चुनावों में भी महाराष्ट्र के मन में क्या है, यह देखा जाएगा. अब यह कहना सही नहीं होगा कि कुछ पार्टी नेताओं के मन में जो है, वही महाराष्ट्र के मन में है.” एनसीपी नेता और महाराष्ट्र के उपमुख्यमंत्री अजित पवार ने इस मुलाकात पर कहा कि राज ठाकरे और उद्धव ठाकरे एक बार फिर साथ आ गए हैं, आप इसे कैसे देखते हैं? यह सवाल इस दौरान अजित पवार से पूछा गया, जिसका जवाब देते हुए अजित पवार ने कहा कि वह इस मुलाकात को बहुत सकारात्मक रूप से देखते हैं. उन्होंने कहा कि यह उनके परिवार का मामला है, उनके विचार स्वतंत्र हैं, भाइयों को क्या करना चाहिए? अगर आप और आपका भाई अलग हुए थे और बीस साल बाद साथ आए हैं, तो आपको बुरा क्यों लगना चाहिए? राज ठाकरे से मुलाकात पर बोलते हुए उद्धव ठाकरे ने कहा, “इस मुलाकात से खुशी दोगुनी हो गई है. सिर्फ दोगुनी नहीं. कई गुना बढ़ गई है तो, निश्चित रूप से आगे सब अच्छा होगा. हम कई सालों बाद मिले. हम उस घर में मिले जहां हम पले-बढ़े. हम उस व्यक्ति के कमरे में गए जिसने हमें पाला-पोसा. आज कई सालों बाद राज हमारे घर आए और हमें शुभकामनाएं दीं. हमारी भाषा में दोगुने के लिए एक शब्द होता है, लेकिन उद्धव ठाकरे ने कहा है कि यह खुशी उससे कई गुना ज्यादा है.” वहीं, राज ठाकरे ने ट्वीट कर बताया कि उद्धव ठाकरे ने उन्हें शुभकामनाएं दी हैं. इसमें राज ने कहा, “मेरे बड़े भाई, शिवसेना पार्टी प्रमुख उद्धव ठाकरे के जन्मदिन के अवसर पर, मैं दिवंगत बालासाहेब ठाकरे के निवास मातोश्री गया और उन्हें शुभकामनाएं दीं.” इनपुट-टीवी9 मराठी</w:t>
+        <w:t xml:space="preserve"> https://www.lokmattimes.com/national/viksit-maharashtra-making-special-contribution-in-realising-dream-of-viksit-bharat-says-cm-fadnavis/</w:t>
+      </w:r>
+    </w:p>
+    <w:p>
+      <w:pPr>
+        <w:pStyle w:val="Normal"/>
+      </w:pPr>
+      <w:r>
+        <w:rPr/>
+        <w:t>Content: Marathi | Hindi FOLLOW US : City By IANS | Updated: August 15, 2025 14:59 IST2025-08-15T14:51:17+5:302025-08-15T14:59:59+5:30 Mumbai, Aug 15 Chief Minister Devendra Fadnavis on Friday said the state is moving forward very rapidly in the entire development system of India, and that Viksit Maharashtra is making a special contribution to realise the dream of a Viksit Bharat. “The country is continuously progressing under the leadership of Prime Minister Narendra Modi. In just a decade, India has made a huge leap from the eleventh-largest economy in the world to the fourth-largest economy. Today, the state of Maharashtra is moving forward very rapidly in the entire development system of India. Viksit Maharashtra is making a special contribution to the dream of a Viksit India. This development story of the country will not stop anymore. The Prime Minister has given the slogan of Atmanirbhar Bharat, which is very important. We all have to make joint efforts to make India self-reliant,” he asserted.After flag hoisting on the occasion of the country's 79th Independence Day at Mantralaya, the chief minister said that today no one can stop India's development story. India is making progress in various fields. India has also taken a firm step in the space sector. To make India self-reliant, all the products and systems that exist in the world will have to be manufactured in India with quality. "Innovation, startups, and technology will have to be established in India with the same level of capability. India is moving in that direction," he said.Referring to Prime Minister Narendra Modi’s call for 'Swadeshi', the chief minister said, wherever possible, everyone will have to work to strengthen the country to become Atmanirbhar by opting for Swadeshi.“During Operation Sindoor, the Indian Army showed the whole world the power of the country. In Operation Sindoor, the Indian Army destroyed all the terrorist bases in a very disciplined manner. Through this, the attacks on India were repelled. Due to this, the world has also understood what the new India is. Therefore, I congratulate and thank all the Army officers and soldiers who participated in Operation Sindoor,” he added.Pointing out Maharashtra’s preeminence in attracting the highest foreign direct investment, CM Fadnavis said the state has received 40 per cent of the total FDI at the national level. “This investment is generating a large amount of employment in the state. Maharashtra is at the top in the manufacturing, import-export and startup sectors. This is a big development race. Maharashtra has started efforts to develop human resources along with a good education system. The state will contribute to the entire development system of the country in the future through skilled and trained Human Resources,” he remarked.CM Fadnavis said that Maharashtra has decided to provide free electricity to farmers so that they get electricity for 12 hours a day, and for this, the world's largest distributed solar project is underway in Maharashtra under the Mukhyamantri Saur Krishi Vahini Yojana. "After this project is completed in December 2026, farmers will definitely get electricity for 12 hours a day. At that time, Maharashtra will be the first state to provide 100 per cent green electricity," he noted.“A large amount of work is going on in the field of irrigation, especially through river linking projects, be it the Wainganga, Nalganga scheme or bringing water flowing into the Godavari basin to make North Maharashtra and Marathwada drought-free or bringing water to the Tapi basin through various river linking projects. Due to these projects, Maharashtra will become an important state that creates abundant water reserves to provide drinking water to farmers, industries and large-scale agriculture,” said the chief minister.In the field of agriculture, too, by using artificial intelligence, the CM said the government is making efforts to benefit the agriculture sector and protect it from climate change.CM Fadnavis said that the security forces and police have maintained law and order in Maharashtra. Gadchiroli has almost become free from Maoists. “Gadchiroli is now being developed as the new steel hub of the country. In the next ten years, the largest steel capacity in the country will be created,” he added.According to the chief minister, Maharashtra is a leader in infrastructure development. “Various infrastructure projects have been undertaken in Maharashtra. Along with roads and airports, the work of development of Vadhavan Port has been undertaken. This port is among the top ten ports in the world, and it will make Maharashtra and India a new maritime power. At the same time, the work of constructing new airports or modernising airports in Pune, Mumbai, Nagpur, Gadchiroli, Amravati and Chhatrapati Sambhajinagar is also underway,” he said.CM Fadnavis said that the 701 km Samruddhi Mahamarg and the proposed Rs 86,000 crore Shaktipeeth Mahamarg are creating a network of highways. Along with that, it has also been decided to take concrete roads to every village with a population of up to 1,000. He added that the development story will continue as Maharashtra will be the biggest participant in the development story of India.Disclaimer: This post has been auto-published from an agency feed without any modifications to the text and has not been reviewed by an editorOpen in app “The country is continuously progressing under the leadership of Prime Minister Narendra Modi. In just a decade, India has made a huge leap from the eleventh-largest economy in the world to the fourth-largest economy. Today, the state of Maharashtra is moving forward very rapidly in the entire development system of India. Viksit Maharashtra is making a special contribution to the dream of a Viksit India. This development story of the country will not stop anymore. The Prime Minister has given the slogan of Atmanirbhar Bharat, which is very important. We all have to make joint efforts to make India self-reliant,” he asserted. After flag hoisting on the occasion of the country's 79th Independence Day at Mantralaya, the chief minister said that today no one can stop India's development story. India is making progress in various fields. India has also taken a firm step in the space sector. To make India self-reliant, all the products and systems that exist in the world will have to be manufactured in India with quality. "Innovation, startups, and technology will have to be established in India with the same level of capability. India is moving in that direction," he said. Referring to Prime Minister Narendra Modi’s call for 'Swadeshi', the chief minister said, wherever possible, everyone will have to work to strengthen the country to become Atmanirbhar by opting for Swadeshi. “During Operation Sindoor, the Indian Army showed the whole world the power of the country. In Operation Sindoor, the Indian Army destroyed all the terrorist bases in a very disciplined manner. Through this, the attacks on India were repelled. Due to this, the world has also understood what the new India is. Therefore, I congratulate and thank all the Army officers and soldiers who participated in Operation Sindoor,” he added. Pointing out Maharashtra’s preeminence in attracting the highest foreign direct investment, CM Fadnavis said the state has received 40 per cent of the total FDI at the national level. “This investment is generating a large amount of employment in the state. Maharashtra is at the top in the manufacturing, import-export and startup sectors. This is a big development race. Maharashtra has started efforts to develop human resources along with a good education system. The state will contribute to the entire development system of the country in the future through skilled and trained Human Resources,” he remarked. CM Fadnavis said that Maharashtra has decided to provide free electricity to farmers so that they get electricity for 12 hours a day, and for this, the world's largest distributed solar project is underway in Maharashtra under the Mukhyamantri Saur Krishi Vahini Yojana. "After this project is completed in December 2026, farmers will definitely get electricity for 12 hours a day. At that time, Maharashtra will be the first state to provide 100 per cent green electricity," he noted. “A large amount of work is going on in the field of irrigation, especially through river linking projects, be it the Wainganga, Nalganga scheme or bringing water flowing into the Godavari basin to make North Maharashtra and Marathwada drought-free or bringing water to the Tapi basin through various river linking projects. Due to these projects, Maharashtra will become an important state that creates abundant water reserves to provide drinking water to farmers, industries and large-scale agriculture,” said the chief minister. In the field of agriculture, too, by using artificial intelligence, the CM said the government is making efforts to benefit the agriculture sector and protect it from climate change. CM Fadnavis said that the security forces and police have maintained law and order in Maharashtra. Gadchiroli has almost become free from Maoists. “Gadchiroli is now being developed as the new steel hub of the country. In the next ten years, the largest steel capacity in the country will be created,” he added. According to the chief minister, Maharashtra is a leader in infrastructure development. “Various infrastructure projects have been undertaken in Maharashtra. Along with roads and airports, the work of development of Vadhavan Port has been undertaken. This port is among the top ten ports in the world, and it will make Maharashtra and India a new maritime power. At the same time, the work of constructing new airports or modernising airports in Pune, Mumbai, Nagpur, Gadchiroli, Amravati and Chhatrapati Sambhajinagar is also underway,” he said. CM Fadnavis said that the 701 km Samruddhi Mahamarg and the proposed Rs 86,000 crore Shaktipeeth Mahamarg are creating a network of highways. Along with that, it has also been decided to take concrete roads to every village with a population of up to 1,000. He added that the development story will continue as Maharashtra will be the biggest participant in the development story of India. Disclaimer: This post has been auto-published from an agency feed without any modifications to the text and has not been reviewed by an editor FOLLOW US : Copyright ©2025 Lokmat Media Pvt Ltd</w:t>
       </w:r>
     </w:p>
     <w:p>
@@ -5195,16 +5624,16 @@
       </w:pPr>
       <w:r>
         <w:rPr/>
-        <w:t>Article 134</w:t>
-      </w:r>
-    </w:p>
-    <w:p>
-      <w:pPr>
-        <w:pStyle w:val="Normal"/>
-      </w:pPr>
-      <w:r>
-        <w:rPr/>
-        <w:t>Title: महाराष्ट्र के CM देवेंद्र फडणवीस ने आखिर क्यों कहा- ये अन्याय है? समझिए सारा माजरा</w:t>
+        <w:t>Article 145</w:t>
+      </w:r>
+    </w:p>
+    <w:p>
+      <w:pPr>
+        <w:pStyle w:val="Normal"/>
+      </w:pPr>
+      <w:r>
+        <w:rPr/>
+        <w:t>Title: Allies BJP, NCP differ on meat sale ban on Aug 15; Fadnavis says no need to curb food choices</w:t>
       </w:r>
     </w:p>
     <w:p>
@@ -5216,16 +5645,16 @@
         <w:t xml:space="preserve">URL: </w:t>
       </w:r>
       <w:r>
-        <w:t xml:space="preserve"> https://zeenews.india.com/hindi/zee-hindustan/video/mumbai-train-blast-case-maharashtra-cm-devendra-fadnavis-says-ye-anyay-hai/2852184</w:t>
-      </w:r>
-    </w:p>
-    <w:p>
-      <w:pPr>
-        <w:pStyle w:val="Normal"/>
-      </w:pPr>
-      <w:r>
-        <w:rPr/>
-        <w:t>Content: 189 मौतें, सैकड़ों घायल... और 19 साल बाद सब बरी! मुंबई ट्रेन ब्लास्ट मामले में बॉम्बे हाईकोर्ट के चौंकाने वाले फैसले के खिलाफ अब महाराष्ट्र सरकार सुप्रीम कोर्ट पहुंच गई है. 11 जुलाई 2006 के इन धमाकों के दोषियों को बरी किए जाने के बाद पीड़ितों के न्याय की उम्मीद एक बार फिर देश की सर्वोच्च अदालत पर टिक गई है. इस बीच महाराष्ट्र के मुख्यमंत्री देवेंद्र फडणवीस ने इस मसले को लेकर बड़ा बयान दिया है. उन्होंने स्पष्ट शब्दों में ये कहा है कि ये अन्याय है. इस वीडियो में इस ब्लास्ट से जुड़ी हर पहलू को समझिए. 189 मौतें, सैकड़ों घायल... और 19 साल बाद सब बरी! मुंबई ट्रेन ब्लास्ट मामले में बॉम्बे हाईकोर्ट के चौंकाने वाले फैसले के खिलाफ अब महाराष्ट्र सरकार सुप्रीम कोर्ट पहुंच गई है. 11 जुलाई 2006 के इन धमाकों के दोषियों को बरी किए जाने के बाद पीड़ितों के न्याय की उम्मीद एक बार फिर देश की सर्वोच्च अदालत पर टिक गई है. इस बीच महाराष्ट्र के मुख्यमंत्री देवेंद्र फडणवीस ने इस मसले को लेकर बड़ा बयान दिया है. उन्होंने स्पष्ट शब्दों में ये कहा है कि ये अन्याय है. इस वीडियो में इस ब्लास्ट से जुड़ी हर पहलू को समझिए.</w:t>
+        <w:t xml:space="preserve"> https://english.metrovaartha.com/news/states/allies-bjp-ncp-differ-on-meat-sale-ban-on-aug-15-fadnavis-says-no-need-to-curb-food-choices</w:t>
+      </w:r>
+    </w:p>
+    <w:p>
+      <w:pPr>
+        <w:pStyle w:val="Normal"/>
+      </w:pPr>
+      <w:r>
+        <w:rPr/>
+        <w:t>Content: Mumbai | Ruling allies BJP and NCP spoke in different voices after nearly half a dozen civic bodies in Maharashtra ordered closure of meat shops and abattoirs on Independence Day, while Chief Minister Devendra Fadnavis on Wednesday said the government was not interested in policing people’s food choices. Municipal corporations in Nagpur, Nashik, Malegaon, Chhatrapati Sambhajinagar and Kalyan-Dombivli have issued orders directing closure of slaughterhouses and meat shops within their jurisdiction on August 15. Some of them have said these facilities will remain shut on certain other days, too, in view of Hindu and Jain festivals. The Nationalist Congress Party (NCP) led by Deputy Chief Minister Ajit Pawar questioned the closure, while its ally in the ruling Mahayuti coalition, BJP, defended the move, citing a 1988 state government resolution (GR) empowering civic bodies to impose such restrictions. Opposition parties have also criticised the move. The BJP said the policy to keep abattoirs shut on Independence Day was first implemented in 1988 when NCP (SP) president Sharad Pawar was the chief minister of Maharashtra, and sought to know if the opposition would question the veteran politician about it. Maharashtra BJP chief spokesperson Keshav Upadhye posed this question to opposition NCP (SP) MLA Jitendra Awhad and Shiv Sena (UBT) legislator Aaditya Thackeray who have also opposed the closure. Upadhye said the policy to keep abattoirs shut on August 15 was originally framed by the Congress government then led by Shankarrao Chavan. "Within a month in 1988, Sharad Pawar became the chief minister and implemented the policy for the first time," he said. During the Maha Vikas Aghadi (MVA) government (November 2019-June 2022), in which both Awhad and Thackeray were ministers, the same practice continued without any protest from them, the BJP member claimed. "Will they seek a response from Sharad Pawar for taking such a decision back then? Will they criticise him too? Awhad and Thackeray should respond to it now," Upadhye said. "Both (Awhad and Thackeray) have lost their (original) parties and government. Therefore, they are depressed and find fault with any decision to target the state government," he opined. Chief Minister Fadnavis asserted the state government was not interested in regulating people’s food choices and described the row over abattoir closures on Independence Day as an "unnecessary" controversy. "The state government is not interested in (knowing) who eats what. We have many other issues to address," Fadnavis told reporters here. Asked about some municipal corporations ordering closure of abattoir on August 15, the CM, "The state never took such a decision. A GR was issued in August 1988. Municipal corporations take such decisions (ordering closure of slaughterhouses) on their own. Even I was not aware of such a GR existing for such a long period." "I also learned about it (GR) through the media. Similar decisions were taken when (Shiv Sena UBT leader) Uddhav Thackeray was chief minister of Maharashtra (November 2019-June 22)," he opined. Deputy CM Ajit Pawar on Tuesday expressed displeasure over some civic bodies ordering the closure of slaughterhouses and shops selling meat on August 15, saying it was wrong to impose such a ban. Such types of restrictions are generally imposed considering faith-related sensitivities on occasions like Ashadhi Ekadashi, Mahashivratri, Mahavir Jayanti, Ajit Pawar said. "It is wrong to impose such a ban. In major cities, people of different castes and religions reside. If it is an emotional issue, then people accept it (ban) for a day. But if you clamp such orders on Maharashtra Day, Independence Day and Republic Day, then it is difficult," the deputy CM stated. The Chhatrapati Sambhajinagar Municipal Corporation has announced the closure of slaughterhouses, and shops selling meat within city limits on two days - August 15 and 20. It stated the closure was ordered on August 15 on the occasion of Gokul Ashtami, a Hindu festival that celebrates the birth of Lord Krishna, and August 20, which marks the beginning of 'Paryushan Parva' - a key festival of the Jain community characterised by fasting and prayers. Aaditya Thackeray earlier said the Kalyan-Dombivli civic commissioner should be suspended as it was not for him to dictate people's dietary choices. The Congress claimed the Mahayuti government was creating controversies on "nonsensical" issues such as pigeon-feeding in cities and banning sale of meat on Independence Day to divert attention from serious issues. The BJP was stoking caste-based and communal tensions as part of its political strategy, state Congress chief Harshwardhan Sapkal alleged. "The Maharashtra government should not tell us what time we should eat meat, what spices or salt should we use; it should not try to control our personal habits, marriages, or our thinking process. Such things have no place in our state, but this government is deliberately doing it," Sapkal said. AIMIM president Asaduddin Owaisi also opposed the decision by municipal corporations to shut down slaughterhouses and meat shops on August 15, terming it as "unconstitutional", and sought to know the link between meat consumption and Independence Day celebrations. "These meat bans violate people’s right to liberty, privacy, livelihood, culture, nutrition and religion," the Lok Sabha MP told reporters in Hyderabad. Follow Us © metrovaartha-en 2025 Powered by Quintype</w:t>
       </w:r>
     </w:p>
     <w:p>
@@ -5234,16 +5663,16 @@
       </w:pPr>
       <w:r>
         <w:rPr/>
-        <w:t>Article 135</w:t>
-      </w:r>
-    </w:p>
-    <w:p>
-      <w:pPr>
-        <w:pStyle w:val="Normal"/>
-      </w:pPr>
-      <w:r>
-        <w:rPr/>
-        <w:t>Title: उद्धव-फडणवीस की मुलाकात से Nitish Kumar की बढ़ रही टेंशन! BJP साध रही मुंबई से पटना तक सारे समीकरण</w:t>
+        <w:t>Article 146</w:t>
+      </w:r>
+    </w:p>
+    <w:p>
+      <w:pPr>
+        <w:pStyle w:val="Normal"/>
+      </w:pPr>
+      <w:r>
+        <w:rPr/>
+        <w:t>Title: Mumbai's Dahi Handi: A Festival of Change and Celebration</w:t>
       </w:r>
     </w:p>
     <w:p>
@@ -5255,16 +5684,16 @@
         <w:t xml:space="preserve">URL: </w:t>
       </w:r>
       <w:r>
-        <w:t xml:space="preserve"> https://hindi.oneindia.com/news/india/uddhav-thackeray-fadnavis-meeting-bjp-balancing-equations-from-mumbai-to-patna-nitish-kumar-tension-1344435.html</w:t>
-      </w:r>
-    </w:p>
-    <w:p>
-      <w:pPr>
-        <w:pStyle w:val="Normal"/>
-      </w:pPr>
-      <w:r>
-        <w:rPr/>
-        <w:t>Content: BJP News: महाराष्ट्र की राजनीति में इस वक्त अटकलों का दौर फिर तेज हो गया है। इस बार मुंबई में हुई एक मुलाकात ने बिहार की सियासत को भी प्रभावित करना शुरू कर दिया है। मुंबई में उद्धव ठाकरे और देवेंद्र फडणवीस की मुलाकात हुई और इसके बाद से कयास लगाए जा रहे हैं कि एक बार फिर शिवसेना (UBT) और बीजेपी साथ आ सकते हैं। महाराष्ट्र के एक नेता गिरीश महाजन ने तो दावा भी कर दिया है कि एनडीए (NDA) का संख्या बल मानसून सत्र में बढ़ सकता है। उद्धव ठाकरे और बीजेपी ने पिछले 4 सालों में एक दूसरे के खिलाफ जमकर बयानबाजी की है, लेकिन सियासत में ऐसी कटुताएं भुलाकर दोस्ती बहुत आम है। दूसरी ओर लोकसभा चुनाव 2024 में बीजेपी को बहुमत नहीं मिला और एनडीए में उनकी निर्भरता जेडीयू और टीडीपी पर है। हालांकि, अब तक दोनों ही दल अपनी निष्ठा गठबंधन के लिए जाहिर करते रहे हैं। इसके बाद भी एनडीए की संख्या बल बढ़ाने की बीजेपी की कोशिशों की खबरों को नकारा नहीं जा सकता है। उद्धव ठाकरे के सामने इस वक्त अपना राजनीतिक करियर और पार्टी का अस्तित्व बचाने की चुनौती है। ऐसी खबरें हैं कि ठाकरे की पार्टी के 7 सांसद इस वक्त एनडीए के संपर्क में हैं। विधानसभा चुनाव में पार्टी को करारी हार मिली और वह सिर्फ 20 सीटों तक सिमट गई थी। ऐसे में उद्धव अपने बेटे और पार्टी के भविष्य को देखते हुए एनडीए में जा सकते हैं। उद्धव ठाकरे की पार्टी के 9 सांसद हैं और एनडीए में अगर वह शामिल होते हैं, तो बीजेपी की निर्भरता नीतीश कुमार पर कम हो जाएगी। बिहार में होने वाले चुनाव में बीजेपी इस समीकरण के आधार पर नीतीश पर दबाव बना सकती है। यह भी पढ़ें: आप कब राजनीति में आ रहे? CM नीतीश कुमार के बेटे निशांत ने क्‍या दिया जवाब नीतीश कुमार के पलटी मारने की आदत को देखते हुए बीजेपी अब फूंक-फूंककर कदम रख रही है। एनडीए में जेडीयू के सांसदों की संख्या 12 है और संख्या बल के लिहाज से यह अहम आंकड़ा है। हालांकि, अगर नीतीश पलटी भी मारते हैं, तो केंद्र सरकार के पास उद्धव ठाकरे का समर्थन रहा तो सरकार पर कोई आंच नहीं आएगी। टीडीपी, एलजेपी (आर) जैसे दल बिना शर्त समर्थन दे रहे हैं। इस वक्त क्या है लोकसभा में स्थिति बीजेपी: 240 जेडीयू: 12 शिवसेना (UBT): 9 ऐसे में नीतीश कुमार के समर्थन वापस लेने की स्थिति में भी बीजेपी को संख्या बल के लिए परेशान नहीं होना होगा। दूसरी ओर बिहार के मुख्यमंत्री के स्वास्थ्य को लेकर भी खबरें आती रहती हैं कि वह पहले की तरह सक्रिय नहीं हैं। कुल मिलाकर बीजेपी अपने लिए सभी विकल्प मजबूत बनाकर रखना चाहती है। साफ है कि इस एक मुलाकात ने मुंबई से लेकर पटना तक के राजनीतिक गलियारों में हलचल मचा दी है। यह भी पढ़ें: Bihar Politics: नीतीश कुमार को पुराने दोस्त Upendra Kushwaha ने दी सलाह, 'JDU की कमान अब बेटे को सौंप दें' महाराष्ट्र विधानसभा चुनाव 2024 के बाद से ही ऐसी खबरें आ रही हैं कि एकनाथ शिंदे और देवेंद्र फडणवीस के बीच तनातनी चल रही है। शिंदे खुद को दबाव में महसूस करते हैं और उन्हें मनचाहे मंत्रालय नहीं मिले, जिसकी वजह से भी उन्हें गठबंधन में सहजता महसूस नहीं हो रही है। उद्धव ठाकरे के पास 20 विधायक हैं, जबकि शिवसेना (शिंदे गुट) के 57 विधायक हैं। इसके बावजूद बीजेपी के लिए सरकार बनाना कोई मुश्किल नहीं है क्योंकि खुद बीजेपी के अपने 132 विधायक हैं और अजित पवार बिना किसी शर्त के गठबंधन में हैं। लगातार कहते रहे हैं कि वह डिप्टी सीएम की जिम्मेदारी से संतुष्ट हैं। यह भी पढ़ें: Bihar Election 2025: 'फर्स्ट डिवीजन या थर्ड, नीतीश कुमार की CM कुर्सी पक्की' – JDU का चुनाव से पहले बड़ा ऐलान महाराष्ट्र की सियासत में जैसे समीकरण बन रहे हैं उसमें अब एकनाथ शिंदे की जरूरत बीजेपी को नहीं है। शिंदे के पास एनडीए में रहने के अलावा कोई विकल्प नहीं बचा है। हालांकि, अभी तक सारी संभावनाएं और संभावित समीकरणों कयासों के दौर में ही है। किसी भी पक्ष ने खुलकर इस मुद्दे पर कुछ कहा नहीं है।</w:t>
+        <w:t xml:space="preserve"> https://www.devdiscourse.com/article/politics/3543787-mumbais-dahi-handi-a-festival-of-change-and-celebration</w:t>
+      </w:r>
+    </w:p>
+    <w:p>
+      <w:pPr>
+        <w:pStyle w:val="Normal"/>
+      </w:pPr>
+      <w:r>
+        <w:rPr/>
+        <w:t>Content: Maharashtra Chief Minister Devendra Fadnavis has suggested an imminent shift within the Brihanmumbai Municipal Corporation (BMC), criticizing past management for alleged corruption. The BJP-led Mahayuti coalition, he claims, has initiated a phase of development to replace what they long perceived as malpractice in the civic body. Fadnavis made these remarks post the Dahi Handi celebrations in Mumbai, emphasizing the festival's importance. Celebrated in Maharashtra, the event marks Lord Krishna's birth and features participants forming human pyramids to break curd pots suspended in the air. This year's celebrations take on additional significance amidst upcoming local elections, with political parties eager to mobilize support. In Ghatkopkar, BJP MLA Ram Kadam dedicated a dahi handi to security forces, highlighting nationalist sentiments and linking the festivities to broader political narratives. (With inputs from agencies.) Email: info@devdiscourse.com Phone: +91-720-6444012, +91-7027739813, 14, 15 © Copyright 2025</w:t>
       </w:r>
     </w:p>
     <w:p>
@@ -5273,16 +5702,16 @@
       </w:pPr>
       <w:r>
         <w:rPr/>
-        <w:t>Article 136</w:t>
-      </w:r>
-    </w:p>
-    <w:p>
-      <w:pPr>
-        <w:pStyle w:val="Normal"/>
-      </w:pPr>
-      <w:r>
-        <w:rPr/>
-        <w:t>Title: एकनाथ शिंदे को बड़ा झटका, अब बिना CM स्वीकृति के पास नहीं होगी नगर विकास की फाइलें</w:t>
+        <w:t>Article 147</w:t>
+      </w:r>
+    </w:p>
+    <w:p>
+      <w:pPr>
+        <w:pStyle w:val="Normal"/>
+      </w:pPr>
+      <w:r>
+        <w:rPr/>
+        <w:t>Title: Maharashtra Rains: 5 Missing in Nanded, Over 200 Stranded Across Several Districts; Army, NDRF Deployed</w:t>
       </w:r>
     </w:p>
     <w:p>
@@ -5294,16 +5723,16 @@
         <w:t xml:space="preserve">URL: </w:t>
       </w:r>
       <w:r>
-        <w:t xml:space="preserve"> https://hindi.news24online.com/state/mumbai/eknath-shinde-urban-development-fund-cm-devendra-fadnavis-approval/1261240/</w:t>
-      </w:r>
-    </w:p>
-    <w:p>
-      <w:pPr>
-        <w:pStyle w:val="Normal"/>
-      </w:pPr>
-      <w:r>
-        <w:rPr/>
-        <w:t>Content: ---विज्ञापन--- Maharashtra Politics: महाराष्ट्र के मुख्यमंत्री देवेंद्र फडणवीस और उप मुख्यमंत्री एकनाथ शिंदे के बीच जारी सियासी घमासान और तेज होता जा रहा है। सीएम ने शिंदे के अगुवाई वाले नगर विकास विभाग की फिजूलखर्ची पर लगाम लगाते हुए विकास कार्यों को मंजूरी से पहले सीएम की अनुमति लेने के निर्देश जारी किए हैं। इन प्रतिबंधों के माध्यम से फडणवीस ने उपमुख्यमंत्री एकनाथ शिंदे की एकछत्र सत्ता पर लगाम लगाई है। महाराष्ट्र में महानगरपालिका चुनाव होने हैं। इससे पहले शिंदे और उनकी पार्टी शिवसेना ने अलग-अलग पार्टियों के दर्जनों पार्षदों को अपनी पार्टी में प्रवेश देकर उन्हें बड़े पैमाने पर विकास निधि देने का सिलसिला शुरू किया। इसके बाद बीजेपी और एनसीपी के विधायकों ने सीएम से शिकायत की कि जिन महानगरपालिकाओं में एनसीपी और बीजेपी की ताक़त है, उन्हें फंड नहीं दिया जा रहा। सीएम ने इस शिकायत को गंभीरता से लिया और नगर विकास विभाग द्वारा विविध योजनाओं के तहत बांटे जाने वाले फंड पर रोक लगा दी है। इसी के तहत विविध योजनाओं में काम को मंजूरी देते समय सीएम की मान्यता लेना जरूरी कर दिया गया है। फिर सीएम को अवगत कराया जाए ऐसी सूचना सीएम सचिवालय की तरफ से नियोजन और नगर विकास विभाग को दी गई है। ये भी पढ़ेंः पहाड़ के बगल से गुजर रही ट्रेन पर आ गिरा मलबा, कई यात्री हुए घायल विधानसभा चुनाव से पहले तत्कालीन सीएम एकनाथ शिंदे ने अपने विधायकों, पार्षदों और कुछ महानगरपालिकाओं को कई योजनाओं के तहत करोड़ों की विकास निधि दी थी। कुछ महानगरपालिकाओं में फंड का इस्तेमाल नहीं हुआ, तो कुछ कामों पर फिजूलखर्ची की गई थी। भले ही यह कहा जा रहा है कि विकास निधि तीनों पार्टियों को मिले, इसलिए सीएम ने यह फैसला लिया है, लेकिन सच्चाई यह है कि एकनाथ शिंदे की एकछत्र सत्ता पर लगाम लगाई गई है। ये भी पढ़ेंः ‘डॉक्टर व्यस्त हैं’ बोलना पड़ा महंगा, महाराष्ट्र में बिहार के लड़के ने रिसेप्शनिस्ट से की मारपीट hindi.news24online.com पर पढ़ें ताजा मुंबई, राष्ट्रीय समाचार (National News), खेल, मनोरंजन, धर्म, लाइफ़स्टाइल, हेल्थ, शिक्षा से जुड़ी हर खबर। ब्रेकिंग न्यूज और हर खबर की अपडेट के लिए न्यूज 24 ऐप डाउनलोड कर अपना अनुभव शानदार बनाएं। ---विज्ञापन--- ---विज्ञापन--- B.A.G Convergence Limited Film City, Sector 16A, Noida, Uttar Pradesh 201301 Phone: 0120 - 4602424/6652424 Email: info@bagnetwork.in</w:t>
+        <w:t xml:space="preserve"> https://www.lokmattimes.com/maharashtra/maharashtra-rains-5-missing-in-nanded-over-200-stranded-across-several-districts-army-ndrf-deployed-a517/</w:t>
+      </w:r>
+    </w:p>
+    <w:p>
+      <w:pPr>
+        <w:pStyle w:val="Normal"/>
+      </w:pPr>
+      <w:r>
+        <w:rPr/>
+        <w:t>Content: Marathi | Hindi FOLLOW US : City By Lokmat Times Desk | Updated: August 18, 2025 14:06 IST2025-08-18T14:05:57+5:302025-08-18T14:06:00+5:30 Maharashtra Chief Minister Devendra Fadnavis on Monday shared an update on the rain-hit state as heavy rainfall battered several districts, including Nanded, Mumbai, and Pune. At least five people went missing in Nanded district due to flooding caused by torrential rains in the early hours. “Five citizens are missing, and a search operation is underway,” said Fadnavis in a post on X. Giving further details on the relief and rescue operations, he said he had reviewed the situation with the district collector. The National Disaster Response Force (NDRF), the Indian Army, and other rescue teams have been deployed at the site for relief work. नांदेड जिल्ह्यातील मुखेड तालुक्यात अतिवृष्टीने लेंडी धरणाच्या पाणी पातळीत मोठी वाढ झाली आहे. शिवाय लातूर, उदगीर आणि कर्नाटकातून मोठ्या प्रमाणात पाणी येत आहे. काल येथे झालेला पाऊस सुमारे 206 मि.मी. इतका होता. त्यामुळे रावनगाव, भासवाडी, भिंगेली, हासनाळ येथील जनजीवन प्रभावित झाले…— Devendra Fadnavis (@Dev_Fadnavis) August 18, 2025“I am personally in constant contact with the Nanded District Collector, and the District Collectors of Nanded, Latur, and Bidar are coordinating with each other to carry out rescue operations,” he added.Also Read | Mumbai Local Train Update: Harbour Line Services Delayed Due to Waterlogging Between These Stations Amid Heavy Rains.“A military unit from Chhatrapati Sambhajinagar has also been dispatched. The local administration has been instructed to remain in the affected areas and coordinate continuously,” he said further.Over 200 people were reported stranded in different villages of Maharashtra amid heavy rainfall. The India Meteorological Department (IMD) has issued a yellow alert for Nanded district, forecasting heavy rains on Monday and Tuesday, according to news agency PTI.Nanded Collector Rahul Kardile confirmed that the district administration had called in a unit of the Indian Army to rescue people stranded in the floods.Fadnavis also said that due to heavy rains in Mukhed taluka of Nanded district, there has been a significant rise in the water level of the Lendi Dam.“Additionally, a large amount of water is flowing in from Latur, Udgir, and Karnataka. Yesterday, the rainfall here was approximately 206 mm. As a result, daily life in Ravangaon, Bhaswadi, Bhingeli, and Hasnal has been severely affected,” he said.“In Ravangaon, 225 citizens are trapped in floodwaters, and those in extremely adverse conditions have been evacuated. Efforts are underway to relocate the remaining citizens to safer locations. In Hasnal, eight citizens have been rescued. In Bhaswadi, 20 citizens are stranded but safe. In Bhingeli, 40 citizens are stranded but safe,” the CM added.More than 65 mm of rainfall was recorded in 80 revenue circles of Chhatrapati Sambhajinagar, Jalna, Nanded, and Parbhani districts on Sunday. A low-pressure area is forming over Central India, and under its influence, Konkan, Madhya Maharashtra (mainly the ghat areas), Mumbai, and Marathwada (mainly western and southern parts) are likely to receive heavy rainfall between August 18 and 19. This includes districts across Konkan, Nashik, Pune, Satara, Sangli, Kolhapur, Palghar, Thane, the Mumbai Metropolitan Region, Solapur, Dharashiv, and parts of Latur.नांदेड: मुखेड तालुक्यातील सहा गावांत पाणी शिरले; बेपत्ता १२ जणांचा शोध घेण्यासाठी एनडीआरएफ दलाला केले पाचारण #Nanded#marathwada#rainwaterpic.twitter.com/AI6w7MFoR3— Lokmat Chhatrapati Sambhajinagar (@milokmatabd) August 18, 2025In Dharashiv, heavy rains over the last three to four days have put 38,000 acres of crops at risk, with 108 villages affected during the kharif season. According to a preliminary report by the district administration, around 38,315 hectares of crops have been destroyed. Meanwhile, 53 animals, both large and small, were washed away in the floods in streams and rivers.Open in app नांदेड जिल्ह्यातील मुखेड तालुक्यात अतिवृष्टीने लेंडी धरणाच्या पाणी पातळीत मोठी वाढ झाली आहे. शिवाय लातूर, उदगीर आणि कर्नाटकातून मोठ्या प्रमाणात पाणी येत आहे. काल येथे झालेला पाऊस सुमारे 206 मि.मी. इतका होता. त्यामुळे रावनगाव, भासवाडी, भिंगेली, हासनाळ येथील जनजीवन प्रभावित झाले… “I am personally in constant contact with the Nanded District Collector, and the District Collectors of Nanded, Latur, and Bidar are coordinating with each other to carry out rescue operations,” he added. Also Read | Mumbai Local Train Update: Harbour Line Services Delayed Due to Waterlogging Between These Stations Amid Heavy Rains. “A military unit from Chhatrapati Sambhajinagar has also been dispatched. The local administration has been instructed to remain in the affected areas and coordinate continuously,” he said further. Over 200 people were reported stranded in different villages of Maharashtra amid heavy rainfall. The India Meteorological Department (IMD) has issued a yellow alert for Nanded district, forecasting heavy rains on Monday and Tuesday, according to news agency PTI. Nanded Collector Rahul Kardile confirmed that the district administration had called in a unit of the Indian Army to rescue people stranded in the floods. Fadnavis also said that due to heavy rains in Mukhed taluka of Nanded district, there has been a significant rise in the water level of the Lendi Dam. “Additionally, a large amount of water is flowing in from Latur, Udgir, and Karnataka. Yesterday, the rainfall here was approximately 206 mm. As a result, daily life in Ravangaon, Bhaswadi, Bhingeli, and Hasnal has been severely affected,” he said. “In Ravangaon, 225 citizens are trapped in floodwaters, and those in extremely adverse conditions have been evacuated. Efforts are underway to relocate the remaining citizens to safer locations. In Hasnal, eight citizens have been rescued. In Bhaswadi, 20 citizens are stranded but safe. In Bhingeli, 40 citizens are stranded but safe,” the CM added. More than 65 mm of rainfall was recorded in 80 revenue circles of Chhatrapati Sambhajinagar, Jalna, Nanded, and Parbhani districts on Sunday. A low-pressure area is forming over Central India, and under its influence, Konkan, Madhya Maharashtra (mainly the ghat areas), Mumbai, and Marathwada (mainly western and southern parts) are likely to receive heavy rainfall between August 18 and 19. This includes districts across Konkan, Nashik, Pune, Satara, Sangli, Kolhapur, Palghar, Thane, the Mumbai Metropolitan Region, Solapur, Dharashiv, and parts of Latur. नांदेड: मुखेड तालुक्यातील सहा गावांत पाणी शिरले; बेपत्ता १२ जणांचा शोध घेण्यासाठी एनडीआरएफ दलाला केले पाचारण #Nanded#marathwada#rainwaterpic.twitter.com/AI6w7MFoR3— Lokmat Chhatrapati Sambhajinagar (@milokmatabd) August 18, 2025In Dharashiv, heavy rains over the last three to four days have put 38,000 acres of crops at risk, with 108 villages affected during the kharif season. According to a preliminary report by the district administration, around 38,315 hectares of crops have been destroyed. Meanwhile, 53 animals, both large and small, were washed away in the floods in streams and rivers.Open in app नांदेड: मुखेड तालुक्यातील सहा गावांत पाणी शिरले; बेपत्ता १२ जणांचा शोध घेण्यासाठी एनडीआरएफ दलाला केले पाचारण #Nanded#marathwada#rainwaterpic.twitter.com/AI6w7MFoR3 In Dharashiv, heavy rains over the last three to four days have put 38,000 acres of crops at risk, with 108 villages affected during the kharif season. According to a preliminary report by the district administration, around 38,315 hectares of crops have been destroyed. Meanwhile, 53 animals, both large and small, were washed away in the floods in streams and rivers. FOLLOW US : Copyright ©2025 Lokmat Media Pvt Ltd</w:t>
       </w:r>
     </w:p>
     <w:p>
@@ -5312,16 +5741,16 @@
       </w:pPr>
       <w:r>
         <w:rPr/>
-        <w:t>Article 137</w:t>
-      </w:r>
-    </w:p>
-    <w:p>
-      <w:pPr>
-        <w:pStyle w:val="Normal"/>
-      </w:pPr>
-      <w:r>
-        <w:rPr/>
-        <w:t>Title: महाराष्ट्र में होने वाला है बड़ा खेल! शिवसेना से लेकर NCP में फिर लगेगी सेंध? BJP के मंत्री ने कर दिया बड़ा दावा</w:t>
+        <w:t>Article 148</w:t>
+      </w:r>
+    </w:p>
+    <w:p>
+      <w:pPr>
+        <w:pStyle w:val="Normal"/>
+      </w:pPr>
+      <w:r>
+        <w:rPr/>
+        <w:t>Title: Mumbai To Welcome Historic Sword Of Shrimant Raje Raghuji Bhonsale On August 18; To Be Ceremoniously Unveiled By CM Fadnavis</w:t>
       </w:r>
     </w:p>
     <w:p>
@@ -5333,16 +5762,16 @@
         <w:t xml:space="preserve">URL: </w:t>
       </w:r>
       <w:r>
-        <w:t xml:space="preserve"> https://www.tv9hindi.com/india/opposition-mps-touch-with-bjp-claims-maharashtra-minister-devendra-fadnavis-girish-mahajan-3399243.html</w:t>
-      </w:r>
-    </w:p>
-    <w:p>
-      <w:pPr>
-        <w:pStyle w:val="Normal"/>
-      </w:pPr>
-      <w:r>
-        <w:rPr/>
-        <w:t>Content: By signing in or creating an account, you agree with Associated Broadcasting Company's Terms &amp; Conditions and Privacy Policy. रविवार को महाराष्ट्र के जल संसाधन मंत्री गिरीश महाजन ने दावा करते हुए कहा कि विपक्ष के कुछ नेता जिसमें खासकर शिवसेना (यूबीटी) के सांसद शामिल हैं, वह भाजपा के संर्पक में हैं. उन्होंने भाजपा के सांसदों की संख्या बढ़ने का संकेत दिया. महाजन ने कहा कि भाजपा के सांसद बढ़ सकते हैं. चार सांसद पहले से ही संपर्क में थे और अब 3 सांसदों के शामिल होने की संभावना है. ये सांसद अलग-अलग पार्टियों के हैं. जिनमें ज्यादातर शिवसेना यूबीटी से हैं. सांसद संजय राउत ने एक इंटरव्यू के दौरान कहा कि ठाकरे केवल ब्रांड ही नहीं, बल्कि महाराष्ट्र, मराठी लोगों और हिंदू गौरव की पहचान हैं. जिसपर महाजन ने कहा कि ठाकरे ब्रांड ने बहुत पहले ही अपना महत्व खो दिया है. असली शिवसेना के नेता बालासाहेब ठाकरे थे, 2019 में उद्धव ठाकरे ने कांग्रेस के साथ गठबंधन कर लिया था, जिसके बाद स्थिति में बदलाव आ गया. उन्होंने बालासाहेब के विचारों को त्याग दिया. इसलिए ठाकरे ब्रांड का अस्तित्व खत्म हो गया. भाजपा के सांसदों की संख्या बढ़ने वाले दावे के बाद से महाराष्ट्र में कुछ खेल हो सकता है ऐसी अटकलें लगाई जा रही हैं. महाराष्ट्र में कुल सीटों की संख्या 48 है. जिसमें से उद्धव ठाकरे की अगुवाई वाली शिवसेना यूबीटी ने लोकसभा के चुनाव में 9 सीटें जीती थी. जबकि शरद पवार की अगुवाई वाली एनसीपी (एसपी) के पास 8 सांसद हैं. बीजेपी के पास 9 सासंद हैं. कांग्रेस के पास 13, शिवसेना के पास 7 और एनसीपी के पास 1 सांसद हैं. उन्होंने पूर्व राज्य इकाई प्रमुख नाना पटोले की आलोचना करते हुए कहा कि किसी सीडी या पेन ड्राइव के बारे में बात करते रहते हैं. अगर उनके पास कोई सबूत है तो उसे विधानसभा अध्यक्ष को सौंप दें. बिना सबूत पेश किए बयानबाजी करने का क्या मतलब है? वहीं नाना पटोले ने हनीट्रैप घोटाले का आरोप लगाया था जो कि ठाणे, नासिक और मुंबई में स्थित मंत्रालय में अधिकारियों से जुड़ा हुआ था. जिसपर फडनवीस ने विधानसभा में कहा कि हनीट्रैप से ब्लैकमेलिंग का कोई मामला नहीं आया. नासिक में एक महिला द्वारा शिकायत कराई गई थी, लेकिन उसे वापस ले लिया गया था. मुख्यमंत्री देवेंद्र फडणवीस और उद्धव ठाकरे के बीच हुई मुलाकात और उसके बाद शुरु हुई राजनीतिक अटकलों के सवाल पर महाजन ने कहा कि विधानसभा सत्र के दौरान यह मुलाकात हुई, जिसमें केवल हल्की-फुल्की बातचीत हुई. हर बार नेगेटिव टिप्पणी करने की जरूरत नहीं है.</w:t>
+        <w:t xml:space="preserve"> https://www.freepressjournal.in/mumbai/mumbai-to-welcome-historic-sword-of-shrimant-raje-raghuji-bhonsale-on-august-18-to-be-ceremoniously-unveiled-by-cm-fadnavis</w:t>
+      </w:r>
+    </w:p>
+    <w:p>
+      <w:pPr>
+        <w:pStyle w:val="Normal"/>
+      </w:pPr>
+      <w:r>
+        <w:rPr/>
+        <w:t>Content: Mumbai: The historic sword of Shrimant Raje Raghuji Bhonsle will arrive in Mumbai tomorrow, August 18, where it will be given a grand welcome by the Government of Maharashtra at the Mumbai International Airport. Later in the evening, it will be ceremoniously unveiled in the august presence of Chief Minister Devendra Fadnavis. Sword Secured The legendary sword of Shrimant Raje Raghuji Bhonsle was recently secured by the Government of Maharashtra through an auction. Cultural Affairs Minister Adv. Ashish Shelar took possession of the sword in London, and it will arrive in Mumbai tomorrow, August 18. At 10 a.m., Minister Adv. Ashish Shelar will formally receive the historic sword at the international airport. After paying homage to the statue of Chhatrapati Shivaji Maharaj at the airport, a bike rally will be held, after which the sword will be carried on a decorated chariot and taken to the P. L. Deshpande Maharashtra Kala Academy. Meanwhile, at 6 p.m., the Departments of Cultural Affairs, Archaeology and Museums, and the Directorate of Cultural Affairs, along with PL Deshpande Maharashtra Kala Academy, have organized the ‘Sena Saheb Subha Parakram Darshan’ ceremony. During the program, the exhibition and inauguration of the historic sword of Shrimant Raje Raghuji Bhonsle will be carried out at the hands of Chief Minister Devendra Fadnavis. Deputy Chief Ministers Eknath Shinde and Ajit Pawar, Minister for Cultural Affairs and IT and Guardian Minister of Suburban District Adv. Ashish Shelar will be present. Shrimant Mudhoji Raje Bhonsle, descendant of Shrimant Raje Raghuji Bhonsle, will also grace the occasion with his special presence. The event will also be attended by Dr. Kiran Kulkarni (IAS), Secretary, Department of Cultural Affairs, local MP Anil Desai, and MLA Mahesh Sawant, among others. 📌 Historic sword of legendary Maratha Commander Raghuji Bhosale returns to India!Cultural Affairs Minister Adv. Ashish Shelar received it from an intermediary in London. It will reach Mumbai on Monday, August 18. pic.twitter.com/i7ASFiowcu The program will be held on Monday, August 18, 2025, at 6:00 p.m. at the P. L. Deshpande Maharashtra Kala Academy, Prabhadevi, Mumbai. The event is open to all, and the Archaeology and Museums Directorate’s Director Dr. Tejas Madan Garge, PL Deshpande Maharashtra Kala Academy’s Director Meenal Joglekar, and Directorate of Cultural Affairs’ Director Vibhishan Chavare have appealed to citizens to attend in large numbers.</w:t>
       </w:r>
     </w:p>
     <w:p>
@@ -5351,16 +5780,16 @@
       </w:pPr>
       <w:r>
         <w:rPr/>
-        <w:t>Article 138</w:t>
-      </w:r>
-    </w:p>
-    <w:p>
-      <w:pPr>
-        <w:pStyle w:val="Normal"/>
-      </w:pPr>
-      <w:r>
-        <w:rPr/>
-        <w:t>Title: मुंबई ट्रेन ब्लास्ट केस: महाराष्ट्र सरकार का बड़ा फैसला, बॉम्बे हाई कोर्ट के फैसले को सुप्रीम कोर्ट में देगी चुनाती</w:t>
+        <w:t>Article 149</w:t>
+      </w:r>
+    </w:p>
+    <w:p>
+      <w:pPr>
+        <w:pStyle w:val="Normal"/>
+      </w:pPr>
+      <w:r>
+        <w:rPr/>
+        <w:t>Title: Meat Ban On Independence Day Spark Political Slugfest In Maharashtra; CM Fadnavis Says 'Govt Not Interested In...'</w:t>
       </w:r>
     </w:p>
     <w:p>
@@ -5372,16 +5801,16 @@
         <w:t xml:space="preserve">URL: </w:t>
       </w:r>
       <w:r>
-        <w:t xml:space="preserve"> https://www.tv9hindi.com/india/mumbai-local-train-blast-case-maharashtra-government-challenge-bombay-high-court-decision-in-supreme-court-3400316.html</w:t>
-      </w:r>
-    </w:p>
-    <w:p>
-      <w:pPr>
-        <w:pStyle w:val="Normal"/>
-      </w:pPr>
-      <w:r>
-        <w:rPr/>
-        <w:t>Content: By signing in or creating an account, you agree with Associated Broadcasting Company's Terms &amp; Conditions and Privacy Policy. मुंबई लोकल ट्रेन ब्लास्ट केस को लेकर महाराष्ट्र सरकार ने बड़ा फैसला लिया है. महाराष्ट्र सरकार लोकल ट्रेन बम धमाके में आरोपी को निर्दोष छोड़ने के बॉम्बे हाई कोर्ट के फैसले को सुप्रीम कोर्ट में चुनाती देगी. मुख्यमंत्री देवेंद्र फडणवीस ने इसका ऐलान किया है. फडणवीस ने कहा कि बॉम्बे हाईकोर्ट द्वारा दिया गया फैसला हमारे लिए चौंकाने वाला है, हम इसे सुप्रीम कोर्ट में चुनौती देंगे. दरअसल, इस केस में बॉम्बे हाईकोर्ट ने 19 साल बाद निचली अदालत के फैसलों को पलटते हुए सभी 12 लोगों को निर्दोष करार देते हुए बरी कर दिया. 2006 में मुंबई लोकल ट्रेन में ब्लास्ट हुआ था. इस हमले में 189 लोगों की मौत हो गई थी जबकि 800 से ज्यादा लोग घायल हुए थे. #WATCH | मुंबई: महाराष्ट्र के मुख्यमंत्री देवेंद्र फडणवीस ने 2006 के मुंबई ट्रेन बम विस्फोटों के संबंध में बॉम्बे हाई कोर्ट द्वारा सभी 12 आरोपियों को बरी किए जाने पर कहा, “बॉम्बे हाईकोर्ट द्वारा दिया गया फैसला हमारे लिए चौंकाने वाला है, हम इसे सुप्रीम कोर्ट में चुनौती देंगे।” pic.twitter.com/vtOcMGblZy — ANI_HindiNews (@AHindinews) July 21, 2025 दरअसल, साल 2015 में स्पेशल कोर्ट ने कुल 12 आरोपियों को दोषी करार दिया था, जिनमें से 5 को फांसी और 7 को उम्रकैद की सजा सुनाई गई थी. लेकिन अब हाईकोर्ट ने अपने फैसले में उन सभी दोषियों को दोषमुक्त करार देकर रिहा कर दिया. सजा पाए 12 आरोपियों में से एक आरोपी की 2022 में कोविड की वजह से जेल में ही मौत हो गई थी. बॉम्बे हाई कोर्ट ने कहा कि अभियोजन पक्ष ने अपराध साबित करने में पूरी तरह विफलता दिखाई. बम, हथियार, मैप आदि जैसे तकनीकी सबूत अभियोजन द्वारा रिकॉर्ड पर सही तरीके से पेश नहीं किए गए. आरोपियों से कथित जबरदस्ती कबूलनामे लिए गए, जिन्हें अदालत ने गैर-कानूनी माना. हाईकोर्ट ने निचली अदालत के फैसले को गलत ठहराया.</w:t>
+        <w:t xml:space="preserve"> https://www.thedailyjagran.com/maharashtra/meat-ban-on-independence-day-spark-political-slugfest-in-maharashtra-cm-fadnavis-says-govt-not-interested-in-10260038</w:t>
+      </w:r>
+    </w:p>
+    <w:p>
+      <w:pPr>
+        <w:pStyle w:val="Normal"/>
+      </w:pPr>
+      <w:r>
+        <w:rPr/>
+        <w:t>Content: Mumbai: A major political controversy has erupted in Maharashtra after several civic bodies directed slaughterhouses and meat shops to stay shut on Independence Day. The move has sparked division within the ruling Maha Yuti alliance, while the opposition Maha Vikas Aghadi accused the BJP of interfering with people's food choices. Meanwhile, Maharashtra CM Devendra Fadnavis dismissed the abattoir closure row as "unnecessary," saying the government has no interest in regulating people's food choices. ALSO READ: Meat Ban On Independence Day Sparks Political Uproar, Opposition MPs Call It 'Unconstitutional' | Row Explained "This decision has been in place since 1988, we have not made any new decision. Even when Uddhav Thackeray was the Chief Minister, this decision existed, and it is still in place now. We have not taken any new decision," Fadnavis said Mumbai, Maharashtra: On the Kalyan-Dombivli Municipal Corporation's (KDMC) order banning meat sales on Independence Day, CM Devendra Fadnavis says, "This decision has been in place since 1988, we have not made any new decision. Even when Uddhav Thackeray was the Chief Minister,… pic.twitter.com/Rf8Cq3EFdD The MVA, comprising the Congress, Uddhav Thackeray-led Shiv Sena (UBT), and Sharad Pawar’s NCP (SP), slammed the government over the directive. Meanwhile, Deputy Chief Minister and NCP President Ajit Pawar also raised objections, highlighting divisions within the ruling alliance. “One would have understood the ban if it were on Ashadhi Ekadashi, Maha Shivratri or Mahavir Jayanti. But when there is no such occasion, why should meat shops be forced to remain closed?…today it is 78 years that we have got Independence…some people are vegetarian and some are non-vegetarian…for years and ages people eat particular types of food. Now you will ban it during Independence Day, Republic Day, Maharashtra Day…this is difficult,” Ajit Pawar said. On Kalyan-Dombivli Municipal Corporation reportedly ordered the closure of all slaughterhouses and meat shops on August 15, Shiv Sena (UBT) MLA Aaditya Thackeray said, "In our house, even on Navratri, our prasad has prawns, fish, because this is our tradition, this is our Hinduism. This is not a matter of religion, and it is not a matter of national interest." #WATCH | Mumbai: On Kalyan-Dombivli Municipal Corporation reportedly ordered the closure of all slaughterhouses and meat shops on August 15, Shiv Sena (UBT) MLA Aaditya Thackeray says, "In our house, even on Navratri, our prasad has prawns, fish, because this is our tradition,… pic.twitter.com/ivxVhjHw2i "The Commissioner of Kalyan-Dombivli should be suspended. I don't know who he is. What we eat on Independence Day is our right, our freedom. They cannot tell us whether to eat veg or non-veg. We will definitely eat non-veg. We eat it in our house. In our house, even on Navratri, our prasad has prawns, fish, because this is our tradition, this is our Hinduism. This is not a matter of religion, and it is not a matter of national interest," he added. In Maharashtra, the Chhatrapati Sambhajinagar Municipal Corporation banned animal slaughter and meat sales on August 15 and 20, warning of action under the MMC Act, 1949. While officials said such orders date back to 1988, this year's enforcement, coinciding with Paryushan Parva, has sparked sharp criticism. The BJP, however, slammed the MVA saying that the decision of meat ban on Independence Day dates back to the late eighties. “There is no disagreement that the government should not decide what to eat and what not to eat. The BJP's stance is that everyone should respect the sentiments of the diverse communities in our country, which is united in its diversity. Will Aditya Thackeray and Jitendra Awhad, who are criticizing the Mahayuti government over the closure of slaughterhouses on August 15, protest against Sharad Pawar for the same slaughterhouse closure on August 15? Will they oppose it? Will they question him? This is the real question,” asked BJP spokesperson Keshav Upadhye. ALSO READ: Bengaluru: BBMP Bans Meat Sale And Animal Slaughter On May 12 For Buddha Purnima “The decision to close slaughterhouses on August 15 was not taken by the Maha Yuti government but was made on May 12, 1988, when Shankarrao Chavan was the Chief Minister and the Congress was in power. Subsequently, within a month, when Sharad Pawar became the Chief Minister, this decision to close slaughterhouses on August 15 was first implemented. Not only that, even two or three years ago, when both of them were ministers in the MVA government, slaughterhouses were closed on August 15, and at that time, neither of them uttered a single word against it,” he added. Connect, share, thrive together. The Daily Jagran brings you all the latest and breaking news from India and around the world. Get live English news from India, World, Politics, Entertainment, Lifestyle, Business, Education, Sports, Technology, and much more. Follow thedailyjagran.com to stay updated with the latest English news. For any feedback or complaint, email to : compliant_gro@jagrannewmedia.com Copyright © 2025 Jagran Prakashan Limited.</w:t>
       </w:r>
     </w:p>
     <w:p>
@@ -5390,16 +5819,16 @@
       </w:pPr>
       <w:r>
         <w:rPr/>
-        <w:t>Article 139</w:t>
-      </w:r>
-    </w:p>
-    <w:p>
-      <w:pPr>
-        <w:pStyle w:val="Normal"/>
-      </w:pPr>
-      <w:r>
-        <w:rPr/>
-        <w:t>Title: Nagpur News - Latest Updates and Breaking Headlines</w:t>
+        <w:t>Article 150</w:t>
+      </w:r>
+    </w:p>
+    <w:p>
+      <w:pPr>
+        <w:pStyle w:val="Normal"/>
+      </w:pPr>
+      <w:r>
+        <w:rPr/>
+        <w:t>Title: Amid heavy rains in Maharashtra, CM Fadnavis directs all agencies to be on alert</w:t>
       </w:r>
     </w:p>
     <w:p>
@@ -5411,16 +5840,16 @@
         <w:t xml:space="preserve">URL: </w:t>
       </w:r>
       <w:r>
-        <w:t xml:space="preserve"> https://www.nagpurtoday.in/chief-minister-fadnavis-inaugurated-mega-solar-factory-of-worldone-energies-bhoomi-pujan-of-green-hydrogen-plant/07231151</w:t>
-      </w:r>
-    </w:p>
-    <w:p>
-      <w:pPr>
-        <w:pStyle w:val="Normal"/>
-      </w:pPr>
-      <w:r>
-        <w:rPr/>
-        <w:t>Content: नागपुर: महाराष्ट्र में हरित ऊर्जा की दिशा में एक नया इतिहास रचते हुए, मुख्यमंत्री देवेंद्र फडणवीस ने नागपुर में स्थित WORLDONE Energies की 1.2 गीगावॉट सोलर मॉड्यूल मैन्युफैक्चरिंग यूनिट का उद्घाटन किया। इसी कार्यक्रम के दौरान उन्होंने 2.5 मेगावॉट ग्रीन हाइड्रोजन प्रोडक्शन प्लांट का भूमिपूजन भी किया। यह भव्य आयोजन वर्ल्डवन एनर्जीज़ के कॉर्पोरेट परिसर में संपन्न हुआ, जिसमें ऊर्जा क्षेत्र के दिग्गजों और उद्योग जगत की प्रतिष्ठित हस्तियों ने भाग लिया। यह अत्याधुनिक संयंत्र भारत में ही निम्नलिखित हरित तकनीकों का निर्माण करेगा: सोलर पीवी मॉड्यूल्स सिलिकॉन इनगट्स और वेफर्स इन्वर्टर्स बैटरी एनर्जी स्टोरेज सिस्टम (BESS) उद्देश्य:देश की ऊर्जा आवश्यकताओं को पूरा करने के साथ-साथ अमेरिका जैसे अंतरराष्ट्रीय बाज़ारों में भी निर्यात। Co-Founder श्री मार्क गारविन ने इस मौके पर कहा: “यह फैक्ट्री भारतीय नवाचार के साथ वैश्विक बाजारों तक पहुंचने की हमारी प्रतिबद्धता को दर्शाती है।” यह प्लांट पूरी तरह सौर ऊर्जा पर आधारित होगा। इसका उद्देश्य उद्योगों के लिए स्वच्छ, टिकाऊ और आत्मनिर्भर ऊर्जा का उत्पादन है। मुख्यमंत्री देवेंद्र फडणवीस मंत्री चंद्रशेखर बावनकुले, परिणय फुके, आशीष देशमुख उद्योगपति प्यारे खान फिल्म निर्माता अनुभव सिन्हा WORLDONE Energies के Co-Founder मार्क गारविन इस परियोजना के प्रवर्तक मुरतज़ा कोठावाला की पहल की व्यापक सराहना की गई। उन्होंने अपने विचार रखते हुए कहा: “हमारा मिशन है — भारत को विश्वस्तरीय हरित ऊर्जा समाधान देना, लोकल निर्माण के साथ ग्लोबल मानकों को अपनाकर।” यह परियोजना महाराष्ट्र को नवीकरणीय ऊर्जा के क्षेत्र में अग्रणी बनाएगी। भारत के Net Zero Carbon Mission की दिशा में यह एक सशक्त कदम है। नागपुर को हरित ऊर्जा हब के रूप में स्थापित करने की दिशा में एक बड़ी पहल। WORLDONE Energies की यह पहलकदमी भारत के ऊर्जा क्षेत्र में आत्मनिर्भरता, टिकाऊ विकास और पर्यावरण संरक्षण के नए अध्याय की शुरुआत है। यह नागपुर को देश की ग्रीन एनर्जी क्रांति के केंद्र में लाने का प्रयास है।</w:t>
+        <w:t xml:space="preserve"> https://www.thehawk.in/news/india/amid-heavy-rains-in-maharashtra-cm-fadnavis-directs-all-agencies-to-be-on-alert</w:t>
+      </w:r>
+    </w:p>
+    <w:p>
+      <w:pPr>
+        <w:pStyle w:val="Normal"/>
+      </w:pPr>
+      <w:r>
+        <w:rPr/>
+        <w:t>Content: Mumbai, Aug 19 (IANS) Amid heavy and incessant rains and floods across Maharashtra, Chief Minister Devendra Fadnavis on Tuesday instructed all agencies to be on alert mode to control the situation. “The district collectors have been asked to provide immediate assistance in case of loss of life, livestock and damage to houses. Panchnamas should also be done immediately for the damage to agriculture, and action has been taken to provide compensation as per the norms of NDRF,” he told reporters after the weekly cabinet meeting to review the situation arising out of heavy rains. Fadnavis said that there is prima facie information that crops on about 12 to 14 lakh acres in the state have been affected. “The intensity of the rains has not subsided yet. Therefore, instructions have been given to NDRF, SDRF and various disaster management agencies to be alert and coordinate. In accordance with the information received from the weather stations, alerts are being given to the citizens of the state about the rain every three hours. A cloudburst-like situation has arisen in the Nanded district. Initial reports indicate that eight people have died. All disaster control rooms in the state have been instructed to remain alert and maintain coordination regarding information sharing,” he added. “The state is experiencing heavy rainfall. Due to this, the discharge from various irrigation projects is being monitored. For this, coordination is being maintained with projects in neighbouring states regarding the discharge of water. We are also getting a good response from those states. Contact has been made, especially for more discharge from Hippargi. Coordination is also being made with the water resources departments of Telangana,” said the Chief Minister. Fadnavis stated that the Mumbai Metropolitan Region has been hit the hardest by the heavy rains. The rains have been continuing since Monday. “It is a fact that water has accumulated in many low-lying areas. But all the systems of the Brihanmumbai Municipal Corporation, along with the state machinery, are working in coordination. The services of suburban local trains were disrupted for a few hours. All agencies concerned are doing their utmost to control this entire situation. As a precaution, offices in the Mumbai city area were also given a holiday,” he added. A red alert had already been issued for Vasai and Palghar due to a low-pressure area in the Bay of Bengal. This low-pressure area will cause heavy rainfall. But where and how much rainfall is falling on it? A system has been set up to send alerts in this regard every three hours, said a government release. “There is heavy rain in the catchment areas of many rivers in the state. Due to this, some rivers have reached the danger mark. However, in Mumbai, the Mithi River crossed the danger level. Due to this, about 400 people had to be shifted to a safe place. But now the situation is under control. Deputy Chief Minister Eknath Shinde is keeping an eye on the situation in Mumbai city. He has also visited the Mithi River area. It is a fact that there has been a mess in removing silt from the Mithi River. Now, strange and miraculous things are coming out about it. The Brihanmumbai Municipal Corporation will now have to take action to remove the silt again, and orders have also been given in this regard,” said the Chief Minister. --IANS sj/uk</w:t>
       </w:r>
     </w:p>
     <w:p>
@@ -5429,16 +5858,16 @@
       </w:pPr>
       <w:r>
         <w:rPr/>
-        <w:t>Article 140</w:t>
-      </w:r>
-    </w:p>
-    <w:p>
-      <w:pPr>
-        <w:pStyle w:val="Normal"/>
-      </w:pPr>
-      <w:r>
-        <w:rPr/>
-        <w:t>Title: Mumbai Local को लगेंगे आधुनिकता के पंख, AC के साथ ही ऑटोमैटिक दरवाजे बनेंगे पहचान</w:t>
+        <w:t>Article 151</w:t>
+      </w:r>
+    </w:p>
+    <w:p>
+      <w:pPr>
+        <w:pStyle w:val="Normal"/>
+      </w:pPr>
+      <w:r>
+        <w:rPr/>
+        <w:t>Title: Mumbai News: MHADA Hands Over 556 Flats In Worli BDD Chawl Redevelopment, Fulfilling Decades-Old Housing Promise; VIDEO</w:t>
       </w:r>
     </w:p>
     <w:p>
@@ -5450,16 +5879,16 @@
         <w:t xml:space="preserve">URL: </w:t>
       </w:r>
       <w:r>
-        <w:t xml:space="preserve"> https://www.timesnowhindi.com/cities/mumbai-news/mumbai-local-will-be-upgraded-in-ac-trains-with-automatic-shut-off-doors-says-cm-fadnavis-article-152316493</w:t>
-      </w:r>
-    </w:p>
-    <w:p>
-      <w:pPr>
-        <w:pStyle w:val="Normal"/>
-      </w:pPr>
-      <w:r>
-        <w:rPr/>
-        <w:t>Content: Theme Login to get the latest articles, videos, gallery and a lot more… Updated Jul 21, 2025, 14:21 IST मुंबई लोकल में मिलेगी मेट्रो जैसी सुविधा (फोटो - AI Image) आमची मुंबई की लोकल ट्रेनों में सुधार के लिए महाराष्ट्र के मुख्यमंत्री देवेंद्र फडणवीस ने एक महत्वपूर्ण घोषणा की है। उन्होंने बताया कि मुंबई लोकल ट्रेनों को मेट्रो जैसी सुविधाओं से लैस किया जाएगा, जिसमें पूरी तरह से एसी कोच और ऑटोमैटिक दरवाजे शामिल होंगे। मुख्यमंत्री ने रविवार को महाराष्ट्र विधानसभा में यह घोषणा की, जहां फडणवीस ने मुंबई के दैनिक यात्रियों को बेहतर और सुरक्षित यात्रा का आश्वासन दिया। यह कदम 9 जून को हुई एक ट्रेन दुर्घटना के बाद उठाया गया, जिसमें पांच लोगों की जान चली गई थी। फडणवीस ने कहा कि खुले दरवाजों वाली भीड़भाड़ वाली लोकल ट्रेनों में दुर्घटनाएं होती हैं, जबकि मेट्रो ट्रेनों में ऑटोमैटिक दरवाजे और एसी सुविधा यात्रियों की सुरक्षा सुनिश्चित करती है। ये भी पढ़ें - Mumbai Rain: रातभर भारी बारिश के बाद कई इलाकों में पानी भरा, दिन में Low और रात को High Tide की चेतावनी रेल मंत्री अश्विनी वैष्णव जल्द ही इस योजना की आधिकारिक घोषणा करेंगे। इसके साथ ही सीएम फडणवीस ने स्पष्ट किया कि नए कोच पुरानी ट्रेनों में फिट नहीं किए जाएंगे, बल्कि ये पूरी तरह से नए होंगे। उन्होंने यह भी कहा कि मुंबई लोकल के किराये में किसी तरह की बढ़ोतरी नहीं की जाएगी, ताकि आम यात्री इस सुविधा का लाभ उठा सकें। मुंबई लोकल ट्रेनें रोजाना 75 लाख यात्रियों को ढोती हैं, और इस बदलाव से विशेष रूप से सुबह और शाम के भीड़भाड़ वाले घंटों में यात्रा में सुधार होगा। इसके अलावा, फडणवीस ने अन्य बुनियादी ढांचा परियोजनाओं की भी घोषणा की, जैसे कि कोलाबा-बीकेसी-आरे मेट्रो और नवी मुंबई अंतरराष्ट्रीय हवाई अड्डा, जो मुंबई और महाराष्ट्र की समुद्री और हवाई शक्ति को बढ़ाएंगे। देश और दुनिया की ताजा ख़बरें (Hindi News) पढ़ें हिंदी में और देखें छोटी बड़ी सभी न्यूज़ Times Now Navbharat Live TV पर। मुंबई (Cities News) अपडेट और चुनाव (Elections) की ताजा समाचार के लिए जुड़े रहे Times Now Navbharat से। साल 2006 से पत्रकारिता के क्षेत्र में हैं। शुरुआत में हिंदुस्तान, अमर उजाला और दैनिक जागरण जैसे अखबारों में फ्रीलांस करने के बाद स्थानीय अखबारों और मै...और देखें hindi news cities mumbai news आज का मौसम, 20 August 2025 IMD Weather Forecast LIVE: MP के इन जिलों में चार दिनों तक बरसेंगे बादल, मुंबई में येलो अलर्ट; जानें आपके शहर में कैसा रहेगा मौसम BEST के चुनाव में नहीं चली उद्धव-राज की जोड़ी, ठाकरे ब्रदर्स को मिली हार जानिए क्या रहा रिजल्ट Bihar: अस्पताल में बेटा, घर जाकर निकला बेटी; परिजनों ने लगाया नर्स पर बच्चा बदलने का आरोप KMP एक्सप्रेसवे पर भीषण हादसा, कैंटर और पिकअप की भिडंत से 4 मजदूरों की मौत; 33 लोग घायल CM Rekha Gupta Attacked: CCTV फुटेज से हुआ हमलावर की संदिग्ध गतिविधियों का खुलासा? दिल्ली पुलिस को सौंपा गया Video Follow Us : © 2025 Bennett, Coleman &amp; Company Limited</w:t>
+        <w:t xml:space="preserve"> https://www.freepressjournal.in/mumbai/mumbai-news-mhada-hands-over-556-flats-in-worli-bdd-chawl-redevelopment-fulfilling-decades-old-housing-promise-video</w:t>
+      </w:r>
+    </w:p>
+    <w:p>
+      <w:pPr>
+        <w:pStyle w:val="Normal"/>
+      </w:pPr>
+      <w:r>
+        <w:rPr/>
+        <w:t>Content: Mumbai: The Maharashtra Housing and Area Development Authority (MHADA) on Thursday August 14th handed over 556 new flats key to the original tenants of Worli Bombay Development Directorate Chawl. Chief Minister Devendra Fadnavis and both Deputy Chief Ministers Eknath Shinde and Ajit Pawar distributed the keys to the owners fulfilling the dream of giving the common man a rightful home in the heart of Mumbai. Emotional Moment for Residents Tears rolled out as the event saw joyful faces of residents who have been living in small matchbox size houses, who now will live in ownership two bedroom kitchen flats with attached toilet facilities comprising all modern amenities. वरळी बीडीडी चाळ पुनर्वसन प्रकल्पाच्या पहिल्या टप्प्याचे मुख्यमंत्र्यांचे हस्ते लोकार्पण🏠बीडीडी चाळ पुनर्वसन प्रकल्पाच्या पहिल्या टप्प्यांतर्गत वरळी येथील दोन पुनर्वसन इमारतींचे उद्घाटन आज राज्याचे मुख्यमंत्री मा. श्री. देवेंद्र फडणवीस यांच्या हस्ते pic.twitter.com/uVLjCDEKmF LIVE | वरळी येथील बीडीडी चाळ पुनर्विकास प्रकल्पातील 556 पुनर्वसन सदनिकांचे वितरण🕐 दु. १२.५४ वा. | १४-८-२०२५📍मुंबई.#Maharashtra #Mumbai #BDDChawl https://t.co/LFFSQQpiMI Precious as Gold, Says CM Fadnavis CM Fadnavis said, “just as older generations preserve gold to pass down to the next, the free 2BHK ownership flats—measuring 500 sq ft of carpet area—in the heart of Mumbai are even more precious than gold and should be preserved for the next generation, not sold.” Asia’s Largest Urban Renewal in Action Asia’s largest urban renewal initiative, the BDD Chawl Redevelopment Project, has now taken concrete shape. CM Fadnavis further said that MHADA is the nodal agency for this ambitious state government project, implemented through the Mumbai Housing &amp; Area Development Board. With today’s distribution of 556 flats in the D and E wings of Building No. 01 in the first phase, the state government has fulfilled a major promise. आणि राज्याचे उपमुख्यमंत्री श्री. एकनाथ शिंदे आणि उपमुख्यमंत्री श्री. अजित पवार यांच्या उपस्थितीमध्ये माटुंगा पश्चिम येथील यशवंत नाट्य मंदिर येथे करण्यात आले.यावेळी बीडीडी चाळीमधील रहिवाशांच्या चेहऱ्यावर आनंद आणि समाधान दोन्ही ओसंडून वाहत होते. pic.twitter.com/Tluee8nTVM Transparent and High-Quality Redevelopment The BDD chawl redevelopment project sets a benchmark for transparent, high-quality redevelopment. Eligible residents who previously lived in 160 sq ft rooms are being given ownership of modern, fully-equipped 500 sq ft 2BHK flats free of cost. Preserving Heritage Amid Progress The Worli BDD project will have 34 rehabilitation buildings of 40 storeys each. Besides, the government aims to ensure Mumbai residents get homes within the city through various redevelopment projects, including Abhyudaya Nagar (Kalachowki), Sindhi Colony (Sardar Nagar), MHADA’s 56 old colonies, PMGP Poonam Nagar (Andheri), and others, greatly increasing the housing stock. Interestingly, the government will also consider allotting BDD flats jointly in the names of both husband and wife. In total, the Worli BDD project will rehabilitate 9,689 residents from 121 old chawls, with 65% of the project land reserved for rehabilitation use. For decades, this project was stalled due to various reasons. The government decided to execute it directly through MHADA, without appointing a private developer, through a global tender process. Modern amenities like optimal land use, solar energy, rainwater harvesting, and waste management have been included. Future Phases Underway Despite challenges after the foundation stone ceremony, they were overcome with collective efforts. The second phase will be completed by October–November and the third by December, after which all Worli BDD chawl residents will have homes. MHADA will maintain the rehabilitated buildings for 12 years and preserve Jamboree Maidan and Ambedkar Maidan. An old chawl building will be conserved as a museum to preserve and share the history of the BDD chawls with future generations. Police personnel will also be rehabilitated, with flats priced at Rs 15 lakh instead of Rs 50 lakh. Deputy CMs Praise Milestone Deputy CM Eknath Shinde said, “Thousands of families who have lived in the BDD chawls for generations are now seeing their dream homes become reality. This is not just housing but modern, durable, and high-quality construction designed to last 100 years, with 12 years of maintenance-free living. The design maximises space and considers residents’ needs." Built during the British era for workers from across India, these chawls have witnessed labour movements, social struggles, and cultural events. Now, they will be replaced by modern towers with open spaces, gardens, playgrounds, and clubhouses, supporting a “walk-to-work” lifestyle. Shinde also suggested allotting ownership in women’s names. Deputy CM Ajit Pawar said, ”distribution of flats in the first phase is an emotional moment—residents are moving from cramped 160 sq ft homes to well-equipped 500 sq ft flats. Each key brought a smile of satisfaction. The BDD chawls, a “mini-India,” have played a key role in the country’s socio-political history. The state government is committed to similarly fulfilling the dreams of Dharavi residents and improving the living standards of ordinary Mumbaikars. Residents were urged not to sell these homes. Also Watch: BDD Chawl Redevelopment Project covers 207 chawls on 86 acres in Worli, NM Joshi Marg–Parel, and Naigaon (Dadar), rehabilitating 15,593 residents. Parel project will have 14 rehabilitation buildings for 2,560 residential and commercial units. Naigaon project will have 20 rehabilitation buildings for 3,344 units. To get details on exclusive and budget-friendly property deals in Mumbai &amp; surrounding regions, do visit: https://budgetproperties.in/</w:t>
       </w:r>
     </w:p>
     <w:p>
@@ -5468,16 +5897,16 @@
       </w:pPr>
       <w:r>
         <w:rPr/>
-        <w:t>Article 141</w:t>
-      </w:r>
-    </w:p>
-    <w:p>
-      <w:pPr>
-        <w:pStyle w:val="Normal"/>
-      </w:pPr>
-      <w:r>
-        <w:rPr/>
-        <w:t>Title: Mumbai Local Train: मुंबई लोकल ट्रेन के यात्रियों को मिलने वाली है ये बड़ी सौगात, सीएम फडणवीस ने किया खुलासा</w:t>
+        <w:t>Article 152</w:t>
+      </w:r>
+    </w:p>
+    <w:p>
+      <w:pPr>
+        <w:pStyle w:val="Normal"/>
+      </w:pPr>
+      <w:r>
+        <w:rPr/>
+        <w:t>Title: Viksit Maharashtra making special contribution in realising dream of Viksit Bharat, says CM Fadnavis</w:t>
       </w:r>
     </w:p>
     <w:p>
@@ -5489,16 +5918,16 @@
         <w:t xml:space="preserve">URL: </w:t>
       </w:r>
       <w:r>
-        <w:t xml:space="preserve"> https://hindi.oneindia.com/news/maharashtra/mumbai-local-train-passengers-will-get-ac-trains-metro-like-facelift-normal-fare-cm-fadnavis-re-1344273.html</w:t>
-      </w:r>
-    </w:p>
-    <w:p>
-      <w:pPr>
-        <w:pStyle w:val="Normal"/>
-      </w:pPr>
-      <w:r>
-        <w:rPr/>
-        <w:t>Content: Mumbai Local Train: महाराष्ट्र के मुख्यमंत्री देवेंद्र फडणवीस ने घोषणा की है कि मुंबई में जल्द ही वातानुकूलित लोकल ट्रेनें शुरू की जाएंगी, जो यात्रियों को आरामदायक और सुरक्षित यात्रा का अनुभव कराएंगी। इन ट्रेनों में मेट्रो जैसी सुविधाएं होंगी। विधानसभा को संबोधित करते हुए मुख्यमंत्री फडणवीस ने यह भी स्पष्ट किया कि टिकट की कीमतों में कोई वृद्धि नहीं की जाएगी। उन्होंने बताया कि इस संबंध में रेल मंत्री अश्विनी वैष्णव जल्द ही औपचारिक घोषणा करेंगे। फडणवीस ने आगे कहा कि अंडरग्राउंड कोलाबा-बीकेसी-आरे मेट्रो 3 का संचालन अक्टूबर तक शुरू होने की उम्मीद है, और नवी मुंबई अंतरराष्ट्रीय हवाई अड्डा सितंबर के अंत तक बनकर तैयार हो जाएगा। 9 जून को मुंब्रा में हुई ट्रेन दुर्घटना का जिक्र करते हुए, जिसमें पांच लोगों की जान चली गई थी, फडणवीस ने कहा कि मुंबईकरों के लिए ट्रेन यात्रा में दो वर्ग बन गए हैं, पहला, पूरी तरह से वातानुकूलित मेट्रो, जिसके दरवाजे बंद होते हैं और यात्रा आसान होती है, और दूसरा, भीड़भाड़ वाली उपनगरीय ट्रेनें, जिनमें खुले दरवाजों के कारण दुर्घटनाएं होती हैं। सीएम ने कहा कि उन्होंने प्रधानमंत्री मोदी और रेल मंत्री वैष्णव से अनुरोध किया है कि लोकल ट्रेनों में मेट्रो जैसे कोच लगाए जाएं - जो पूरी तरह से वातानुकूलित हों और जिनके दरवाजे बंद हों। उन्होंने यह भी मांग की कि इन कोचों को बिना किसी किराया वृद्धि के स्थापित किया जाए। फडणवीस के अनुसार, मुंबई में मौजूद केंद्रीय मंत्री वैष्णव ने इस मामले पर सकारात्मक निर्णय का आश्वासन दिया है और शहर लौटने पर वे आधिकारिक घोषणा करेंगे। उन्होंने कहा, "वैष्णव जल्द ही मुंबई आएंगे और आधिकारिक घोषणा करेंगे।" मुख्यमंत्री ने नवी मुंबई एयरपोर्ट इन्फ्लुएंस नोटिफाइड एरिया (NAINA) के विकास की जानकारी देते हुए बताया कि वधावन पोर्ट का काम भी तेजी से चल रहा है। उन्होंने कहा कि वधावन पोर्ट दुनिया के शीर्ष 10 बंदरगाहों में से एक होगा, जो मुंबई और महाराष्ट्र को नई समुद्री शक्ति प्रदान करेगा। फडणवीस ने यह भी बताया कि नवी मुंबई में एक एजुकेशन सिटी बनाई जा रही है, जहां शिक्षा पर होने वाला खर्च विदेशों की तुलना में 25% कम होगा। उन्होंने कहा कि उन्हें उम्मीद है कि यहां 10 विदेशी विश्वविद्यालय आएंगे, जिनमें से पांच प्रतिष्ठित विश्वविद्यालयों ने पहले ही समझौते पर हस्ताक्षर कर दिए हैं।</w:t>
+        <w:t xml:space="preserve"> https://www.sakshipost.com/news/viksit-maharashtra-making-special-contribution-realising-dream-viksit-bharat-says-cm-fadnavis</w:t>
+      </w:r>
+    </w:p>
+    <w:p>
+      <w:pPr>
+        <w:pStyle w:val="Normal"/>
+      </w:pPr>
+      <w:r>
+        <w:rPr/>
+        <w:t>Content: Mumbai, Aug 15 (IANS) Chief Minister Devendra Fadnavis on Friday said the state is moving forward very rapidly in the entire development system of India, and that Viksit Maharashtra is making a special contribution to realise the dream of a Viksit Bharat. “The country is continuously progressing under the leadership of Prime Minister Narendra Modi. In just a decade, India has made a huge leap from the eleventh-largest economy in the world to the fourth-largest economy. Today, the state of Maharashtra is moving forward very rapidly in the entire development system of India. Viksit Maharashtra is making a special contribution to the dream of a Viksit India. This development story of the country will not stop anymore. The Prime Minister has given the slogan of Atmanirbhar Bharat, which is very important. We all have to make joint efforts to make India self-reliant,” he asserted. After flag hoisting on the occasion of the country's 79th Independence Day at Mantralaya, the chief minister said that today no one can stop India's development story. India is making progress in various fields. India has also taken a firm step in the space sector. To make India self-reliant, all the products and systems that exist in the world will have to be manufactured in India with quality. "Innovation, startups, and technology will have to be established in India with the same level of capability. India is moving in that direction," he said. Referring to Prime Minister Narendra Modi’s call for 'Swadeshi', the chief minister said, wherever possible, everyone will have to work to strengthen the country to become Atmanirbhar by opting for Swadeshi. “During Operation Sindoor, the Indian Army showed the whole world the power of the country. In Operation Sindoor, the Indian Army destroyed all the terrorist bases in a very disciplined manner. Through this, the attacks on India were repelled. Due to this, the world has also understood what the new India is. Therefore, I congratulate and thank all the Army officers and soldiers who participated in Operation Sindoor,” he added. Pointing out Maharashtra’s preeminence in attracting the highest foreign direct investment, CM Fadnavis said the state has received 40 per cent of the total FDI at the national level. “This investment is generating a large amount of employment in the state. Maharashtra is at the top in the manufacturing, import-export and startup sectors. This is a big development race. Maharashtra has started efforts to develop human resources along with a good education system. The state will contribute to the entire development system of the country in the future through skilled and trained Human Resources,” he remarked. CM Fadnavis said that Maharashtra has decided to provide free electricity to farmers so that they get electricity for 12 hours a day, and for this, the world's largest distributed solar project is underway in Maharashtra under the Mukhyamantri Saur Krishi Vahini Yojana. "After this project is completed in December 2026, farmers will definitely get electricity for 12 hours a day. At that time, Maharashtra will be the first state to provide 100 per cent green electricity," he noted. “A large amount of work is going on in the field of irrigation, especially through river linking projects, be it the Wainganga, Nalganga scheme or bringing water flowing into the Godavari basin to make North Maharashtra and Marathwada drought-free or bringing water to the Tapi basin through various river linking projects. Due to these projects, Maharashtra will become an important state that creates abundant water reserves to provide drinking water to farmers, industries and large-scale agriculture,” said the chief minister. In the field of agriculture, too, by using artificial intelligence, the CM said the government is making efforts to benefit the agriculture sector and protect it from climate change. CM Fadnavis said that the security forces and police have maintained law and order in Maharashtra. Gadchiroli has almost become free from Maoists. “Gadchiroli is now being developed as the new steel hub of the country. In the next ten years, the largest steel capacity in the country will be created,” he added. According to the chief minister, Maharashtra is a leader in infrastructure development. “Various infrastructure projects have been undertaken in Maharashtra. Along with roads and airports, the work of development of Vadhavan Port has been undertaken. This port is among the top ten ports in the world, and it will make Maharashtra and India a new maritime power. At the same time, the work of constructing new airports or modernising airports in Pune, Mumbai, Nagpur, Gadchiroli, Amravati and Chhatrapati Sambhajinagar is also underway,” he said. CM Fadnavis said that the 701 km Samruddhi Mahamarg and the proposed Rs 86,000 crore Shaktipeeth Mahamarg are creating a network of highways. Along with that, it has also been decided to take concrete roads to every village with a population of up to 1,000. He added that the development story will continue as Maharashtra will be the biggest participant in the development story of India. Disclaimer: This story has not been edited by the Sakshi Post team and is auto-generated from syndicated feed. Read More: News | Politics | Entertainment | Lifestyle | Sports | Photos | Videos | Tech | Live TV | e-Paper | Education | Sakshi | Y.S.R | About Us | Contact Us | Privacy Policy | Media Kit | SakshiTV Complaint Redressal © Copyright Sakshi Post 2025 All rights reserved. Powered by Yodasoft Technologies Pvt Ltd</w:t>
       </w:r>
     </w:p>
     <w:p>
@@ -5507,16 +5936,16 @@
       </w:pPr>
       <w:r>
         <w:rPr/>
-        <w:t>Article 142</w:t>
-      </w:r>
-    </w:p>
-    <w:p>
-      <w:pPr>
-        <w:pStyle w:val="Normal"/>
-      </w:pPr>
-      <w:r>
-        <w:rPr/>
-        <w:t>Title: CM फडणवीस मुंबई लोकल ब्लास्ट के दोषियों की रिहाई से खुश नहीं, सुप्रीम कोर्ट जाएंगे</w:t>
+        <w:t>Article 153</w:t>
+      </w:r>
+    </w:p>
+    <w:p>
+      <w:pPr>
+        <w:pStyle w:val="Normal"/>
+      </w:pPr>
+      <w:r>
+        <w:rPr/>
+        <w:t>Title: Maharashtra CM Fadnavis Hands Over 1,348 PMAY Homes In Solapur, Announces IT Park To Boost Jobs</w:t>
       </w:r>
     </w:p>
     <w:p>
@@ -5528,16 +5957,16 @@
         <w:t xml:space="preserve">URL: </w:t>
       </w:r>
       <w:r>
-        <w:t xml:space="preserve"> https://www.thelallantop.com/india/post/2006-mumbai-train-blast-devendra-fadnavis-calls-bombay-hc-verdict-shocking-will-appeal-in-sc</w:t>
-      </w:r>
-    </w:p>
-    <w:p>
-      <w:pPr>
-        <w:pStyle w:val="Normal"/>
-      </w:pPr>
-      <w:r>
-        <w:rPr/>
-        <w:t>Content: महाराष्ट्र के मुख्यमंत्री देवेंद्र फडणवीस मुंबई लोकल सीरियल ब्लास्ट मामले के दोषियों को बरी करने के हाई कोर्ट के फैसले से खुश नहीं हैं. 21 जुलाई को बॉम्बे हाई कोर्ट ने इस मामले में निचली अदालत में दोषी करार दिए गए सभी 12 लोगों को रिहा कर दिया. इसके बाद सीएम फडणवीस ने हाई कोर्ट के फैसले पर असहमति जताई और कहा कि वे इसको सुप्रीम कोर्ट में चुनौती देंगे. कोर्ट के फैसले के बाद न्यूज एजेंसी ANI से बात करते हुए CM ने इसे ‘शॉकिंग’ बताते हुए कहा, "बॉम्बे हाई कोर्ट का फैसला चौंकाने वाला है और हम इसे सुप्रीम कोर्ट में चुनौती देंगे." #WATCH | Mumbai: On Bombay High Court acquitting all 12 people in relation to 2006 Mumbai train bombings, Maharashtra CM Devendra Fadnavis says, "The verdict of the Bombay High Court is very shocking and we will challenge it in the Supreme Court." pic.twitter.com/N9aQJMvW9y 11 जुलाई 2006 की शाम मुंबई की लोकल ट्रेनों में 11 मिनट के भीतर, सात धमाके हुए थे. इन धमाकों से 189 लोगों की मौत हो गई, जबकि 800 से अधिक घायल हुए थे. साल 2015 में एक स्पेशल कोर्ट ने महाराष्ट्र कंट्रोल ऑफ ऑर्गेनाइज्ड क्राइम्स एक्ट (MCOCA) के तहत एक आरोपी को बरी कर दिया था. बाकी 12 में से पांच को मौत की सजा और सात को उम्रकैद की सजा मिली थी. लेकिन 19 साल बाद 21 जुलाई 2025 को बॉम्बे हाई कोर्ट ने निचली अदालत के फैसले को पलटते हुए सभी 12 लोगों को रिहा कर दिया है. कोर्ट ने कहा कि अदालत में पेश किए गए सबूत आरोपियों को दोषी ठहराने के लिए पर्याप्त नहीं थे. इसे भी पढ़ें - मुंबई ट्रेन ब्लास्ट: 2015 में फांसी की सजा, 2025 में बरी, इस बीच क्या-क्या हुआ? बॉम्बे हाई कोर्ट के फैसले के बाद मामले में बरी किए गए मोहम्मद साजिद अंसारी ने ANI कहा, "मैं शुरू से कह रहा था कि मैं निर्दोष हूं. पुलिस ने हमारे खिलाफ झूठा केस बनाया. जिन 13 लोगों को गिरफ्तार किया गया, वे सभी निर्दोष हैं. ATS ने झूठी कहानी फैलाई. हमारे सभी कबूलनामे यातना देकर लिए गए. आज बॉम्बे हाई कोर्ट ने आखिरकार हमें निर्दोष करार दिया. मेरे जीवन के 19 साल बर्बाद हो गए. मेरी बेटी और पत्नी ने बहुत कुछ सहा है." रिहा किए गए एक अन्य शख्स जामिर अहमद के भाई शरीफुर रहमान ने बताया कि उनके भाई को 19 साल बाद बरी किया गया है. इस दौरान उनके परिवार को काफी परेशानियों का सामना करना पड़ा. रहमान ने कहा कि उनका भाई फिलहाल अमरावती जेल में है और हाई कोर्ट के फैसले के बाद उनके परिवार में खुशी का माहौल है. वीडियो: सलमान खान, बैटल ऑफ गलवान में आर्मी के जवानों से लेंगे ट्रेनिंग Advertisement Advertisement Advertisement</w:t>
+        <w:t xml:space="preserve"> https://www.freepressjournal.in/mumbai/maharashtra-cm-fadnavis-hands-over-1348-pmay-homes-in-solapur-announces-it-park-to-boost-jobs</w:t>
+      </w:r>
+    </w:p>
+    <w:p>
+      <w:pPr>
+        <w:pStyle w:val="Normal"/>
+      </w:pPr>
+      <w:r>
+        <w:rPr/>
+        <w:t>Content: Maharashtra Chief Minister Devendra Fadnavis on Saturday handed over 1,348 housing units built under the Pradhan Mantri Awas Yojana (Urban) in Solapur and announced that an IT Park will soon be developed in the city to boost employment opportunities for youth. Housing Distribution Ceremony Speaking at the distribution ceremony of 1,128 houses at Dahitne and 220 houses at Shelgi in Solapur, Fadnavis said the city is now ready for industrial growth with improved road connectivity and air services.“If the district administration identifies a suitable location, the Maharashtra Industrial Development Corporation (MIDC) will establish an IT Park here. This will attract IT industries and create large-scale employment for local youth,” he added. Projects Inaugurated by MHADA The housing projects, constructed by MHADA, were inaugurated in the presence of Guardian Minister Jaykumar Gore and Pune Housing Board Chairman Shivajirao Adhalrao Patil. Water and Infrastructure Development Highlighting the state’s commitment to Solapur’s holistic development, Fadnavis informed that the city will soon receive water supply through a closed pipeline system. Work on the sewage treatment plant has already started, while an Rs 850 crore water distribution project has been approved.“Every household in Solapur will get clean drinking water daily. Additional works at the airport will also be completed soon,” he added. 48,000 Houses Planned in Solapur The Chief Minister noted that under PMAY (Urban), a total of 48,000 houses are planned for Solapur. Out of these, 25,000 homes have already been constructed, and 20,000 allotted to beneficiaries. Prime Minister Narendra Modi has allocated Rs 1,000 crore for these projects.“Beneficiaries will only have to pay monthly installments equal to house rent. The houses will be registered in their names, ensuring security of ownership,” Fadnavis said. The Solapur Pattern in Housing He praised the “Solapur Pattern” in housing development, which has provided quality homes to the poor at affordable prices. “This model has become a benchmark for Maharashtra, showing how large-scale housing can be created with all basic amenities,” he remarked. Boost to Entrepreneurship Fadnavis also highlighted that through the Annasaheb Patil Economic Development Corporation, over 1.52 lakh entrepreneurs have been supported across Maharashtra with financial assistance worth Rs 13,000 crore. “The corporation has helped thousands in the Maratha community become self-reliant entrepreneurs who are now generating employment for others,” he said. ‘My Solapur, Beautiful Solapur’ Campaign Guardian Minister Jaykumar Gore expressed confidence that the new housing projects will bring joy to over 1,300 families. He also highlighted the government’s efforts to strengthen infrastructure, water supply, and air connectivity in Solapur. “With initiatives like the Solapur-Goa flight service and the upcoming Mumbai and Pune air connectivity, the city’s development will accelerate. Our vision is ‘My Solapur, Beautiful Solapur’—to make the city clean and prosperous,” Gore said.</w:t>
       </w:r>
     </w:p>
     <w:p>
@@ -5546,16 +5975,16 @@
       </w:pPr>
       <w:r>
         <w:rPr/>
-        <w:t>Article 143</w:t>
-      </w:r>
-    </w:p>
-    <w:p>
-      <w:pPr>
-        <w:pStyle w:val="Normal"/>
-      </w:pPr>
-      <w:r>
-        <w:rPr/>
-        <w:t>Title: कौन हैं ये महाराष्‍ट्र की फडणवीस सरकार के मंत्री? सदन में रमी खेलते VIDEO हुआ वायरल, सुप्रिया सुले ने घेरा</w:t>
+        <w:t>Article 154</w:t>
+      </w:r>
+    </w:p>
+    <w:p>
+      <w:pPr>
+        <w:pStyle w:val="Normal"/>
+      </w:pPr>
+      <w:r>
+        <w:rPr/>
+        <w:t>Title: Fadnavis meets Guv Radhakrishnan, presents him book of Shivaji Maharaj's letters</w:t>
       </w:r>
     </w:p>
     <w:p>
@@ -5567,16 +5996,16 @@
         <w:t xml:space="preserve">URL: </w:t>
       </w:r>
       <w:r>
-        <w:t xml:space="preserve"> https://hindi.oneindia.com/news/maharashtra/who-is-maharashtra-agriculture-minister-manik-rao-kokate-he-was-caught-playing-rummy-in-the-house-1344187.html</w:t>
-      </w:r>
-    </w:p>
-    <w:p>
-      <w:pPr>
-        <w:pStyle w:val="Normal"/>
-      </w:pPr>
-      <w:r>
-        <w:rPr/>
-        <w:t>Content: Who is Maharashtra Minister Manik Rao Kokate: महाराष्‍ट्र की देवेंद्र फडणवीस सरकार के कृषि मंत्री माणिकराव कोकाटे विधासनसभा सत्र में जब गंभीर मुद्दों पर चर्चा चल रही थी तब वो मोबाइल पर रमी खेलते हुए नजर आए। सदन में रमी खेलते हुए उनका सोशल मीडिया पर वी‍डियो वायरल हो गया है। जिसके बाद वो विपक्ष के निशाने पर आ चुके हैं। दरअसल, वीडियो वायरल होने के बाद एनसीपी (SP) नेता सुप्रिया सुले ने मंत्री माणिकराव कोकाटे के इस्तीफे की मांग करते हुए सरकार को घेरा है। उन्‍होंने कहा सरकार ऑनलाइन गेमिंग पर परिवारों को बर्बाद करने का आरोप लगाती है, वहीं एक राज्य मंत्री को विधानसभा सत्र के दौरान रमी खेलते हुए देखा गया है। सुप्रिया सुले ने कहा, "महाराष्ट्र के कृषि मंत्री का एक वीडियो सामने आया है। जब सदन चल रहा था और बहस जारी थी, तब वह अपने मोबाइल पर रमी खेल रहे थे, तीन महीनों में 750 किसानों ने आत्महत्या कर ली है और महाराष्ट्र के कृषि मंत्री ये गेम खेल रहे हैं। उन्हें इस गंदे काम के लिए इस्तीफा देना चाहिए, अन्यथा, मुख्यमंत्री को उन्हें हटा देना चाहिए। राष्ट्रवादी कांग्रेस पार्टी (SP) के नेता रोहित पवार ने इस वीडियो को शेयर करते हुए मंत्री और सरकार पर तीखा हमला बोला। रोहित पवार, जो पार्टी प्रमुख शरद पवार के पोते हैं, उन्‍होंने सोशल मीडिया प्लेटफॉर्म 'एक्स' पर लिखा, "जब राष्ट्रवादी गुट सत्ता में है और भाजपा से सलाह किए बिना कुछ नहीं कर सकता है, ऐसे में अनगिनत कृषि मुद्दे लंबित हैं और राज्य में प्रतिदिन आठ किसान आत्महत्या कर रहे हैं, कृषि मंत्री के पास रमी खेलने का समय है। क्या ये भटके हुए मंत्री और सरकार कभी फसल बीमा, ऋण माफी और मूल्य समर्थन की मांग करने वाले किसानों की निराशाजनक गुहार सुनेंगे? कभी गरीब किसानों के खेतों में आइये, महाराज?" हालांकि, माणिकराव कोकाटे ने अपनी सफाई में कहा कि किसी ने उनके फोन पर गेम डाउनलोड कर दिया था जिसे वह हटाने की कोशिश कर रहे थे। कोकाटे के अनुसार, उच्च सदन स्थगित हो गया था, इसलिए वह देखना चाहते थे कि निचले सदन में क्या हो रहा है। उन्होंने यूट्यूब खोलने के लिए अपना फोन निकाला। तभी उन्हें पता चला कि किसी ने उनके फोन पर एक गेम डाउनलोड कर दिया है। उन्होंने उस गेम को हटाने की कोशिश की, और उसी समय किसी ने वीडियो रिकॉर्ड कर लिया। कोकाटे ने कहा, "मैंने सिर्फ गेम को हटाया था। पूरा वीडियो जारी होना चाहिए। केवल एक छोटा सा क्लिप वायरल किया गया है। यह विपक्ष की साजिश है, लेकिन उनकी चालें कभी सफल नहीं होंगी।"' मणिकाराव कोकाटे अजित पवार की एनसीपी की विधायक और मौजूदा सरकार में कृषि मंत्री हैं। उनका जन्‍म महाराष्‍ट्र के नासिक में 26 सितंबर 1957 को हुआ। एनसीपी से पहले कांग्रेस में भी रहे कोटटे सिन्नार से पांच बार चुनाव (1999-2014, 2019-) जीत चुके हैं। दिसंबर 2024 में कोटाटे तीसरी बार फडणवीस सरकार में मंत्री बने। मणिकराव कोकाटे ने ही ₹1/बीमा योजना को लेकर कहा था फसल बीमा योजना जारी रखने की पुष्टि कि गलतियों को सुधारेंगे लेकिन बंद नहीं करेंगे। इसके अलावा कृषि विभाग में लेन‑देन में पारदर्शिता के लिए 'One‑Window System' लागू करने की योजना लाई। 30 साल पुराने धोखाधड़ी मामले में फ़्लैट अवैध तरीके से पाने के आरोप में नासिक कोर्ट द्वारा 2 वर्ष की सजा और 50 हजार का जुर्माना लग चुका है। बाद में जमानत हो गई थी। पहचान पूर्णतः गोपनीय , पेशेवर परामर्श सेवा iCALL मेंटल हेल्पलाइन नंबर: 9152987821 सोम - शनि: सुबह 10 बजे - शाम 8 बजे</w:t>
+        <w:t xml:space="preserve"> https://www.newsdrum.in/national/fadnavis-meets-guv-radhakrishnan-presents-him-book-of-shivaji-maharajs-letters-9672415</w:t>
+      </w:r>
+    </w:p>
+    <w:p>
+      <w:pPr>
+        <w:pStyle w:val="Normal"/>
+      </w:pPr>
+      <w:r>
+        <w:rPr/>
+        <w:t>Content: Follow Us Mumbai, Aug 18 (PTI) Maharashtra Chief Minister Devendra Fadnavis on Monday paid a courtesy visit to Governor C P Radhakrishnan, who has been named as the NDA's vice-presidential candidate, at the Raj Bhavan in Mumbai. Radhakrishnan later left for New Delhi. At the airport here, Fadnavis, accompanied by state Cultural Affairs Minister Ashish Shelar, presented to the governor a book containing the unpublished letters of Maratha king Chhatrapati Shivaji Maharaj, a release from the Raj Bhavan said. The ruling National Democratic Alliance (NDA) on Sunday named Radhakrishnan, a seasoned BJP leader belonging to a key OBC caste from Tamil Nadu with an RSS background, as its vice-presidential candidate. BJP president J P Nadda made the announcement following a meeting of the party's parliamentary board, which included Prime Minister Narendra Modi, and consultation with the party's allies. Nadda appealed for unanimous election of Radhakrishnan (67), an OBC leader and two-time former Lok Sabha member from Coimbatore, to the constitutional position, saying BJP leaders had spoken to the opposition parties over the last week and will reach out to them again. PTI MR GK Subscribe to our Newsletter! Share this article If you liked this article share it with your friends.they will thank you later</w:t>
       </w:r>
     </w:p>
     <w:p>
@@ -5585,16 +6014,16 @@
       </w:pPr>
       <w:r>
         <w:rPr/>
-        <w:t>Article 144</w:t>
-      </w:r>
-    </w:p>
-    <w:p>
-      <w:pPr>
-        <w:pStyle w:val="Normal"/>
-      </w:pPr>
-      <w:r>
-        <w:rPr/>
-        <w:t>Title: 'सरकार भिखारी'... ये क्या बोल गए अजित पवार गुट के मंत्री; CM फडणवीस ने किया पलटवार</w:t>
+        <w:t>Article 155</w:t>
+      </w:r>
+    </w:p>
+    <w:p>
+      <w:pPr>
+        <w:pStyle w:val="Normal"/>
+      </w:pPr>
+      <w:r>
+        <w:rPr/>
+        <w:t>Title: Fadnavis breaks 'Operation Sindoor' &amp; 'Parivartan', handi:Maha CM celebrates festival in Thackeray's constituency, says, 'Time for change in BMC as Paap Ki Handi broken</w:t>
       </w:r>
     </w:p>
     <w:p>
@@ -5606,16 +6035,16 @@
         <w:t xml:space="preserve">URL: </w:t>
       </w:r>
       <w:r>
-        <w:t xml:space="preserve"> https://zeenews.india.com/hindi/india/government-is-beggar-said-maharashtra-minister-manikrao-kokate-cm-devendra-fadnavis-it-inappropriate/2851181</w:t>
-      </w:r>
-    </w:p>
-    <w:p>
-      <w:pPr>
-        <w:pStyle w:val="Normal"/>
-      </w:pPr>
-      <w:r>
-        <w:rPr/>
-        <w:t>Content: Manikrao Kokate Statement: महाराष्ट्र के कृषि मंत्री माणिकराव कोकाटे ने फिर से विवादित बयान दिया है. उन्होंने अपने पिछले बयान पर सफाई देते हुए कहा कि सरकार भिखारी है. वहीं, इससे पहले वो विधानसभा में रमी गेम खेलने को लेकर विवादों में आ चुके हैं. Trending Photos Maharashtra Politics: महाराष्ट्र के कृषि मंत्री माणिकराव कोकाटे फिर से विवाद में फंस गए. उन्होंने मंगलवार को किसानों के बारे में दिए गए अपने पिछले बयान पर सफाई देते हुए सरकार को भिखारी कह दिया. इससे पहले वो राज्य विधानमंडल के मानसून सेशन के दौरान अपने मोबाइल फोन पर रमी खेलते हुए पकड़े गए थे. जबकि इस साल की शुरुआत में कोकाटे को किसानों की तुलना भिखारियों से करने पर कड़ी आलोचना का सामना करना पड़ा था. उन्होंने कहा था, 'यहां तक कि एक भिखारी भीख में एक रुपया भी नहीं लेता, लेकिन यहां हम एक रुपये में फसल बीमा दे रहे हैं. इसके बावजूद कुछ लोग इसका दुरुपयोग करने की कोशिश करते हैं.' हालांकि, मंगलवार को इस बयान पर सफाई देते हुए उन्होंने फिर से विवादित बयान दे दिया. उन्होंने कहा , 'सरकार किसानों को एक रुपया नहीं देती, बल्कि उनसे एक रुपया लेती है. सरकार भिखारी है.' नासिक जिले के सिन्नर विधान सीट से विधायक कोकाटे ने दावा किया कि अब बंद हो चुकी एक रुपये वाली फसल बीमा योजना के तहत 5 लाख से 5.3 लाख फर्जी आवेदन खारिज कर दिए गए और सुधारात्मक कदम उठाए गए. अब इस योजना की जगह प्रधानमंत्री फसल बीमा योजना लागू कर दी गई है. मंत्री की इस टिप्पणी पर प्रतिक्रिया देते हुए मुख्यमंत्री देवेंद्र फडणवीस ने कहा, 'अगर उन्होंने ऐसी टिप्पणी की है, तो मंत्रियों का इस तरह से बोलना अनुचित है. हमने फसल बीमा योजना में सुधारात्मक उपाय किए हैं, क्योंकि हमने देखा कि बीमा कंपनियों को लाभ हो रहा है, किसानों को नहीं.' 'हम इस अपमान को कभी बर्दाश्त नहीं करेंगे' सीएम फडणवीस ने कहा कि, ‘हमने कृषि क्षेत्र में हर साल 5,000 करोड़ रुपये का निवेश करने के लिए कदम उठाए हैं. चुनौतियों के बावजूद महाराष्ट्र की अर्थव्यवस्था अच्छी है.' इसके अलावा एनसीपी (सपा) सांसद सुप्रिया सुले ने भी कोकाटे की टिप्पणियों की आलोचना करते हुए उन्हें असंवेदनशील बताया. उन्होंने सोशल मीडिया हैंडल एक्स पर एक पोस्ट में कहा, 'यह राज्य के अब तक के सभी मुख्यमंत्रियों और राज्य के लोगों की कड़ी मेहनत का अपमान है. हम इस अपमान को कभी बर्दाश्त नहीं करेंगे.' 'जंगली रमी' खेलते हुए मंत्री का वीडियो वायरल पिछले हफ़्ते, एनसीपी (सपा) विधायक रोहित पवार ने एक वीडियो शेयर किया था, जिसमें महाराष्ट्र विधानमंडल के मानसून सेशन के दौरान मंत्री कोकाटे अपने फ़ोन पर रमी खेलते हुए दिखाई दे रहे थे. अगले दिन, जितेंद्र आव्हाड ने भी दो और वीडियो पोस्ट किए, जिनमें दावा किया गया कि कोकाटे कार्यवाही के दौरान 'जंगली रमी' खेल रहे थे. मंत्री कोकाटे ने दी ये सफाई वहीं, आरोपों को खारिज करते हुए कोकाटे ने कहा, 'मुझे नहीं पता कि ऑनलाइन रमी कैसे खेलते हैं. किसी को ओटीपी की जरूरत होती है, और गेम खेलने के लिए बैंक खाते को लिंक करना पड़ता है. कोई भी जांच सकता है कि मेरा मोबाइल फोन ऐसे किसी गेम से जुड़ा है या नहीं. मैं एक गेम को छोड़ने की कोशिश कर रहा था, जो 10 से 15 सेकंड के लिए मेरी स्क्रीन पर पॉप अप हुआ.' उन्होंने वीडियो प्रसारित करके कथित रूप से उन्हें बदनाम करने के लिए विपक्षी नेताओं के खिलाफ कानूनी कार्रवाई की भी धमकी दी. 'मैं क्यों इस्तीफा दूं' जब उनसे इस्तीफे की बढ़ती मांग के बारे में पूछा गया तो कोकाटे ने कड़ी प्रतिक्रिया देते हुए कहा, 'मुझे बताइए कि ऐसा क्या हुआ है जिसके लिए इस्तीफे की मांग की जा रही है. क्या मैंने किसी के साथ छेड़छाड़ की है? क्या मैंने कुछ चुराया है या किसानों के खिलाफ फैसला लिया है? क्या मेरी कोई आपराधिक पृष्ठभूमि है?' मुख्यमंत्री देवेंद्र फडणवीस ने भी वीडियो पर अपनी असहमति जताई, जिसपर कोकाटे ने कहा, 'मुख्यमंत्री की प्रतिक्रिया मीडिया रिपोर्टों पर आधारित है. यह सच है कि मैंने उन्हें इसकी जानकारी नहीं दी.' फ़र्ज़ी दस्तावेज़ मामले में सजा पर रोक कोकाटे ने दावा किया कि वह पिछले 25 सालों से विधायी नियमों का पालन कर रहे हैं, लेकिन कानूनी मुश्किलें बढ़ती ही जा रही हैं. नासिक ज़िले की एक मजिस्ट्रेट अदालत ने हाल ही में कोकाटे और उनके भाई सुनील कोकाटे को सरकारी कोटे के तहत फ्लैट हासिल करने के लिए फ़र्ज़ी दस्तावेज़ जमा करने का दोषी ठहराया. उन्हें दो साल की कैद की सज़ा सुनाई गई. हालांकि, ज़िला अदालत ने 5 मार्च को उनकी सज़ा पर रोक लगा दी थी. FAQs सवाल: महाराष्ट्र के कृषि मंत्री माणिकराव कोकाटे कहां से विधायक हैं? जवाब: माणिकराव कोकाटे नासिक जिले के सिन्नर विधान सीट से विधायक हैं. वो एनसीपी अजित पवार गुट के नेता हैं. सवाल: माणिकराव कोकाटे कितनी बार से MLA हैं? जवाब: माणिकराव कोकाटे सिन्नर सीट से 5वीं बार विधायक चुने गए हैं. सवाल: माणिकराव कोकाटे को क्यों मिली थी दो साल की सजा? जवाब: सरकारी कोटे के तहत फ्लैट हासिल करने के लिए फ़र्ज़ी दस्तावेज़ जमा करने के मामले में माणिकराव कोकाटे को दो साल की सजा सुनाई थी. हालांकि, बाद में जिला उनकी सजा पर रोक लगा दी. हालांकि, मंगलवार को इस बयान पर सफाई देते हुए उन्होंने फिर से विवादित बयान दे दिया. उन्होंने कहा , 'सरकार किसानों को एक रुपया नहीं देती, बल्कि उनसे एक रुपया लेती है. सरकार भिखारी है.' नासिक जिले के सिन्नर विधान सीट से विधायक कोकाटे ने दावा किया कि अब बंद हो चुकी एक रुपये वाली फसल बीमा योजना के तहत 5 लाख से 5.3 लाख फर्जी आवेदन खारिज कर दिए गए और सुधारात्मक कदम उठाए गए. अब इस योजना की जगह प्रधानमंत्री फसल बीमा योजना लागू कर दी गई है. मंत्री की इस टिप्पणी पर प्रतिक्रिया देते हुए मुख्यमंत्री देवेंद्र फडणवीस ने कहा, 'अगर उन्होंने ऐसी टिप्पणी की है, तो मंत्रियों का इस तरह से बोलना अनुचित है. हमने फसल बीमा योजना में सुधारात्मक उपाय किए हैं, क्योंकि हमने देखा कि बीमा कंपनियों को लाभ हो रहा है, किसानों को नहीं.' 'हम इस अपमान को कभी बर्दाश्त नहीं करेंगे' सीएम फडणवीस ने कहा कि, ‘हमने कृषि क्षेत्र में हर साल 5,000 करोड़ रुपये का निवेश करने के लिए कदम उठाए हैं. चुनौतियों के बावजूद महाराष्ट्र की अर्थव्यवस्था अच्छी है.' इसके अलावा एनसीपी (सपा) सांसद सुप्रिया सुले ने भी कोकाटे की टिप्पणियों की आलोचना करते हुए उन्हें असंवेदनशील बताया. उन्होंने सोशल मीडिया हैंडल एक्स पर एक पोस्ट में कहा, 'यह राज्य के अब तक के सभी मुख्यमंत्रियों और राज्य के लोगों की कड़ी मेहनत का अपमान है. हम इस अपमान को कभी बर्दाश्त नहीं करेंगे.' 'जंगली रमी' खेलते हुए मंत्री का वीडियो वायरल पिछले हफ़्ते, एनसीपी (सपा) विधायक रोहित पवार ने एक वीडियो शेयर किया था, जिसमें महाराष्ट्र विधानमंडल के मानसून सेशन के दौरान मंत्री कोकाटे अपने फ़ोन पर रमी खेलते हुए दिखाई दे रहे थे. अगले दिन, जितेंद्र आव्हाड ने भी दो और वीडियो पोस्ट किए, जिनमें दावा किया गया कि कोकाटे कार्यवाही के दौरान 'जंगली रमी' खेल रहे थे. मंत्री कोकाटे ने दी ये सफाई वहीं, आरोपों को खारिज करते हुए कोकाटे ने कहा, 'मुझे नहीं पता कि ऑनलाइन रमी कैसे खेलते हैं. किसी को ओटीपी की जरूरत होती है, और गेम खेलने के लिए बैंक खाते को लिंक करना पड़ता है. कोई भी जांच सकता है कि मेरा मोबाइल फोन ऐसे किसी गेम से जुड़ा है या नहीं. मैं एक गेम को छोड़ने की कोशिश कर रहा था, जो 10 से 15 सेकंड के लिए मेरी स्क्रीन पर पॉप अप हुआ.' उन्होंने वीडियो प्रसारित करके कथित रूप से उन्हें बदनाम करने के लिए विपक्षी नेताओं के खिलाफ कानूनी कार्रवाई की भी धमकी दी. 'मैं क्यों इस्तीफा दूं' जब उनसे इस्तीफे की बढ़ती मांग के बारे में पूछा गया तो कोकाटे ने कड़ी प्रतिक्रिया देते हुए कहा, 'मुझे बताइए कि ऐसा क्या हुआ है जिसके लिए इस्तीफे की मांग की जा रही है. क्या मैंने किसी के साथ छेड़छाड़ की है? क्या मैंने कुछ चुराया है या किसानों के खिलाफ फैसला लिया है? क्या मेरी कोई आपराधिक पृष्ठभूमि है?' मुख्यमंत्री देवेंद्र फडणवीस ने भी वीडियो पर अपनी असहमति जताई, जिसपर कोकाटे ने कहा, 'मुख्यमंत्री की प्रतिक्रिया मीडिया रिपोर्टों पर आधारित है. यह सच है कि मैंने उन्हें इसकी जानकारी नहीं दी.' फ़र्ज़ी दस्तावेज़ मामले में सजा पर रोक कोकाटे ने दावा किया कि वह पिछले 25 सालों से विधायी नियमों का पालन कर रहे हैं, लेकिन कानूनी मुश्किलें बढ़ती ही जा रही हैं. नासिक ज़िले की एक मजिस्ट्रेट अदालत ने हाल ही में कोकाटे और उनके भाई सुनील कोकाटे को सरकारी कोटे के तहत फ्लैट हासिल करने के लिए फ़र्ज़ी दस्तावेज़ जमा करने का दोषी ठहराया. उन्हें दो साल की कैद की सज़ा सुनाई गई. हालांकि, ज़िला अदालत ने 5 मार्च को उनकी सज़ा पर रोक लगा दी थी. FAQs सवाल: महाराष्ट्र के कृषि मंत्री माणिकराव कोकाटे कहां से विधायक हैं? जवाब: माणिकराव कोकाटे नासिक जिले के सिन्नर विधान सीट से विधायक हैं. वो एनसीपी अजित पवार गुट के नेता हैं. सवाल: माणिकराव कोकाटे कितनी बार से MLA हैं? जवाब: माणिकराव कोकाटे सिन्नर सीट से 5वीं बार विधायक चुने गए हैं. सवाल: माणिकराव कोकाटे को क्यों मिली थी दो साल की सजा? जवाब: सरकारी कोटे के तहत फ्लैट हासिल करने के लिए फ़र्ज़ी दस्तावेज़ जमा करने के मामले में माणिकराव कोकाटे को दो साल की सजा सुनाई थी. हालांकि, बाद में जिला उनकी सजा पर रोक लगा दी. मंत्री की इस टिप्पणी पर प्रतिक्रिया देते हुए मुख्यमंत्री देवेंद्र फडणवीस ने कहा, 'अगर उन्होंने ऐसी टिप्पणी की है, तो मंत्रियों का इस तरह से बोलना अनुचित है. हमने फसल बीमा योजना में सुधारात्मक उपाय किए हैं, क्योंकि हमने देखा कि बीमा कंपनियों को लाभ हो रहा है, किसानों को नहीं.' 'हम इस अपमान को कभी बर्दाश्त नहीं करेंगे' सीएम फडणवीस ने कहा कि, ‘हमने कृषि क्षेत्र में हर साल 5,000 करोड़ रुपये का निवेश करने के लिए कदम उठाए हैं. चुनौतियों के बावजूद महाराष्ट्र की अर्थव्यवस्था अच्छी है.' इसके अलावा एनसीपी (सपा) सांसद सुप्रिया सुले ने भी कोकाटे की टिप्पणियों की आलोचना करते हुए उन्हें असंवेदनशील बताया. उन्होंने सोशल मीडिया हैंडल एक्स पर एक पोस्ट में कहा, 'यह राज्य के अब तक के सभी मुख्यमंत्रियों और राज्य के लोगों की कड़ी मेहनत का अपमान है. हम इस अपमान को कभी बर्दाश्त नहीं करेंगे.' 'जंगली रमी' खेलते हुए मंत्री का वीडियो वायरल पिछले हफ़्ते, एनसीपी (सपा) विधायक रोहित पवार ने एक वीडियो शेयर किया था, जिसमें महाराष्ट्र विधानमंडल के मानसून सेशन के दौरान मंत्री कोकाटे अपने फ़ोन पर रमी खेलते हुए दिखाई दे रहे थे. अगले दिन, जितेंद्र आव्हाड ने भी दो और वीडियो पोस्ट किए, जिनमें दावा किया गया कि कोकाटे कार्यवाही के दौरान 'जंगली रमी' खेल रहे थे. मंत्री कोकाटे ने दी ये सफाई वहीं, आरोपों को खारिज करते हुए कोकाटे ने कहा, 'मुझे नहीं पता कि ऑनलाइन रमी कैसे खेलते हैं. किसी को ओटीपी की जरूरत होती है, और गेम खेलने के लिए बैंक खाते को लिंक करना पड़ता है. कोई भी जांच सकता है कि मेरा मोबाइल फोन ऐसे किसी गेम से जुड़ा है या नहीं. मैं एक गेम को छोड़ने की कोशिश कर रहा था, जो 10 से 15 सेकंड के लिए मेरी स्क्रीन पर पॉप अप हुआ.' उन्होंने वीडियो प्रसारित करके कथित रूप से उन्हें बदनाम करने के लिए विपक्षी नेताओं के खिलाफ कानूनी कार्रवाई की भी धमकी दी. 'मैं क्यों इस्तीफा दूं' जब उनसे इस्तीफे की बढ़ती मांग के बारे में पूछा गया तो कोकाटे ने कड़ी प्रतिक्रिया देते हुए कहा, 'मुझे बताइए कि ऐसा क्या हुआ है जिसके लिए इस्तीफे की मांग की जा रही है. क्या मैंने किसी के साथ छेड़छाड़ की है? क्या मैंने कुछ चुराया है या किसानों के खिलाफ फैसला लिया है? क्या मेरी कोई आपराधिक पृष्ठभूमि है?' मुख्यमंत्री देवेंद्र फडणवीस ने भी वीडियो पर अपनी असहमति जताई, जिसपर कोकाटे ने कहा, 'मुख्यमंत्री की प्रतिक्रिया मीडिया रिपोर्टों पर आधारित है. यह सच है कि मैंने उन्हें इसकी जानकारी नहीं दी.' फ़र्ज़ी दस्तावेज़ मामले में सजा पर रोक कोकाटे ने दावा किया कि वह पिछले 25 सालों से विधायी नियमों का पालन कर रहे हैं, लेकिन कानूनी मुश्किलें बढ़ती ही जा रही हैं. नासिक ज़िले की एक मजिस्ट्रेट अदालत ने हाल ही में कोकाटे और उनके भाई सुनील कोकाटे को सरकारी कोटे के तहत फ्लैट हासिल करने के लिए फ़र्ज़ी दस्तावेज़ जमा करने का दोषी ठहराया. उन्हें दो साल की कैद की सज़ा सुनाई गई. हालांकि, ज़िला अदालत ने 5 मार्च को उनकी सज़ा पर रोक लगा दी थी. FAQs सवाल: महाराष्ट्र के कृषि मंत्री माणिकराव कोकाटे कहां से विधायक हैं? जवाब: माणिकराव कोकाटे नासिक जिले के सिन्नर विधान सीट से विधायक हैं. वो एनसीपी अजित पवार गुट के नेता हैं. सवाल: माणिकराव कोकाटे कितनी बार से MLA हैं? जवाब: माणिकराव कोकाटे सिन्नर सीट से 5वीं बार विधायक चुने गए हैं. सवाल: माणिकराव कोकाटे को क्यों मिली थी दो साल की सजा? जवाब: सरकारी कोटे के तहत फ्लैट हासिल करने के लिए फ़र्ज़ी दस्तावेज़ जमा करने के मामले में माणिकराव कोकाटे को दो साल की सजा सुनाई थी. हालांकि, बाद में जिला उनकी सजा पर रोक लगा दी. सीएम फडणवीस ने कहा कि, ‘हमने कृषि क्षेत्र में हर साल 5,000 करोड़ रुपये का निवेश करने के लिए कदम उठाए हैं. चुनौतियों के बावजूद महाराष्ट्र की अर्थव्यवस्था अच्छी है.' इसके अलावा एनसीपी (सपा) सांसद सुप्रिया सुले ने भी कोकाटे की टिप्पणियों की आलोचना करते हुए उन्हें असंवेदनशील बताया. उन्होंने सोशल मीडिया हैंडल एक्स पर एक पोस्ट में कहा, 'यह राज्य के अब तक के सभी मुख्यमंत्रियों और राज्य के लोगों की कड़ी मेहनत का अपमान है. हम इस अपमान को कभी बर्दाश्त नहीं करेंगे.' 'जंगली रमी' खेलते हुए मंत्री का वीडियो वायरल पिछले हफ़्ते, एनसीपी (सपा) विधायक रोहित पवार ने एक वीडियो शेयर किया था, जिसमें महाराष्ट्र विधानमंडल के मानसून सेशन के दौरान मंत्री कोकाटे अपने फ़ोन पर रमी खेलते हुए दिखाई दे रहे थे. अगले दिन, जितेंद्र आव्हाड ने भी दो और वीडियो पोस्ट किए, जिनमें दावा किया गया कि कोकाटे कार्यवाही के दौरान 'जंगली रमी' खेल रहे थे. मंत्री कोकाटे ने दी ये सफाई वहीं, आरोपों को खारिज करते हुए कोकाटे ने कहा, 'मुझे नहीं पता कि ऑनलाइन रमी कैसे खेलते हैं. किसी को ओटीपी की जरूरत होती है, और गेम खेलने के लिए बैंक खाते को लिंक करना पड़ता है. कोई भी जांच सकता है कि मेरा मोबाइल फोन ऐसे किसी गेम से जुड़ा है या नहीं. मैं एक गेम को छोड़ने की कोशिश कर रहा था, जो 10 से 15 सेकंड के लिए मेरी स्क्रीन पर पॉप अप हुआ.' उन्होंने वीडियो प्रसारित करके कथित रूप से उन्हें बदनाम करने के लिए विपक्षी नेताओं के खिलाफ कानूनी कार्रवाई की भी धमकी दी. 'मैं क्यों इस्तीफा दूं' जब उनसे इस्तीफे की बढ़ती मांग के बारे में पूछा गया तो कोकाटे ने कड़ी प्रतिक्रिया देते हुए कहा, 'मुझे बताइए कि ऐसा क्या हुआ है जिसके लिए इस्तीफे की मांग की जा रही है. क्या मैंने किसी के साथ छेड़छाड़ की है? क्या मैंने कुछ चुराया है या किसानों के खिलाफ फैसला लिया है? क्या मेरी कोई आपराधिक पृष्ठभूमि है?' मुख्यमंत्री देवेंद्र फडणवीस ने भी वीडियो पर अपनी असहमति जताई, जिसपर कोकाटे ने कहा, 'मुख्यमंत्री की प्रतिक्रिया मीडिया रिपोर्टों पर आधारित है. यह सच है कि मैंने उन्हें इसकी जानकारी नहीं दी.' फ़र्ज़ी दस्तावेज़ मामले में सजा पर रोक कोकाटे ने दावा किया कि वह पिछले 25 सालों से विधायी नियमों का पालन कर रहे हैं, लेकिन कानूनी मुश्किलें बढ़ती ही जा रही हैं. नासिक ज़िले की एक मजिस्ट्रेट अदालत ने हाल ही में कोकाटे और उनके भाई सुनील कोकाटे को सरकारी कोटे के तहत फ्लैट हासिल करने के लिए फ़र्ज़ी दस्तावेज़ जमा करने का दोषी ठहराया. उन्हें दो साल की कैद की सज़ा सुनाई गई. हालांकि, ज़िला अदालत ने 5 मार्च को उनकी सज़ा पर रोक लगा दी थी. FAQs सवाल: महाराष्ट्र के कृषि मंत्री माणिकराव कोकाटे कहां से विधायक हैं? जवाब: माणिकराव कोकाटे नासिक जिले के सिन्नर विधान सीट से विधायक हैं. वो एनसीपी अजित पवार गुट के नेता हैं. सवाल: माणिकराव कोकाटे कितनी बार से MLA हैं? जवाब: माणिकराव कोकाटे सिन्नर सीट से 5वीं बार विधायक चुने गए हैं. सवाल: माणिकराव कोकाटे को क्यों मिली थी दो साल की सजा? जवाब: सरकारी कोटे के तहत फ्लैट हासिल करने के लिए फ़र्ज़ी दस्तावेज़ जमा करने के मामले में माणिकराव कोकाटे को दो साल की सजा सुनाई थी. हालांकि, बाद में जिला उनकी सजा पर रोक लगा दी. पिछले हफ़्ते, एनसीपी (सपा) विधायक रोहित पवार ने एक वीडियो शेयर किया था, जिसमें महाराष्ट्र विधानमंडल के मानसून सेशन के दौरान मंत्री कोकाटे अपने फ़ोन पर रमी खेलते हुए दिखाई दे रहे थे. अगले दिन, जितेंद्र आव्हाड ने भी दो और वीडियो पोस्ट किए, जिनमें दावा किया गया कि कोकाटे कार्यवाही के दौरान 'जंगली रमी' खेल रहे थे. मंत्री कोकाटे ने दी ये सफाई वहीं, आरोपों को खारिज करते हुए कोकाटे ने कहा, 'मुझे नहीं पता कि ऑनलाइन रमी कैसे खेलते हैं. किसी को ओटीपी की जरूरत होती है, और गेम खेलने के लिए बैंक खाते को लिंक करना पड़ता है. कोई भी जांच सकता है कि मेरा मोबाइल फोन ऐसे किसी गेम से जुड़ा है या नहीं. मैं एक गेम को छोड़ने की कोशिश कर रहा था, जो 10 से 15 सेकंड के लिए मेरी स्क्रीन पर पॉप अप हुआ.' उन्होंने वीडियो प्रसारित करके कथित रूप से उन्हें बदनाम करने के लिए विपक्षी नेताओं के खिलाफ कानूनी कार्रवाई की भी धमकी दी. 'मैं क्यों इस्तीफा दूं' जब उनसे इस्तीफे की बढ़ती मांग के बारे में पूछा गया तो कोकाटे ने कड़ी प्रतिक्रिया देते हुए कहा, 'मुझे बताइए कि ऐसा क्या हुआ है जिसके लिए इस्तीफे की मांग की जा रही है. क्या मैंने किसी के साथ छेड़छाड़ की है? क्या मैंने कुछ चुराया है या किसानों के खिलाफ फैसला लिया है? क्या मेरी कोई आपराधिक पृष्ठभूमि है?' मुख्यमंत्री देवेंद्र फडणवीस ने भी वीडियो पर अपनी असहमति जताई, जिसपर कोकाटे ने कहा, 'मुख्यमंत्री की प्रतिक्रिया मीडिया रिपोर्टों पर आधारित है. यह सच है कि मैंने उन्हें इसकी जानकारी नहीं दी.' फ़र्ज़ी दस्तावेज़ मामले में सजा पर रोक कोकाटे ने दावा किया कि वह पिछले 25 सालों से विधायी नियमों का पालन कर रहे हैं, लेकिन कानूनी मुश्किलें बढ़ती ही जा रही हैं. नासिक ज़िले की एक मजिस्ट्रेट अदालत ने हाल ही में कोकाटे और उनके भाई सुनील कोकाटे को सरकारी कोटे के तहत फ्लैट हासिल करने के लिए फ़र्ज़ी दस्तावेज़ जमा करने का दोषी ठहराया. उन्हें दो साल की कैद की सज़ा सुनाई गई. हालांकि, ज़िला अदालत ने 5 मार्च को उनकी सज़ा पर रोक लगा दी थी. FAQs सवाल: महाराष्ट्र के कृषि मंत्री माणिकराव कोकाटे कहां से विधायक हैं? जवाब: माणिकराव कोकाटे नासिक जिले के सिन्नर विधान सीट से विधायक हैं. वो एनसीपी अजित पवार गुट के नेता हैं. सवाल: माणिकराव कोकाटे कितनी बार से MLA हैं? जवाब: माणिकराव कोकाटे सिन्नर सीट से 5वीं बार विधायक चुने गए हैं. सवाल: माणिकराव कोकाटे को क्यों मिली थी दो साल की सजा? जवाब: सरकारी कोटे के तहत फ्लैट हासिल करने के लिए फ़र्ज़ी दस्तावेज़ जमा करने के मामले में माणिकराव कोकाटे को दो साल की सजा सुनाई थी. हालांकि, बाद में जिला उनकी सजा पर रोक लगा दी. वहीं, आरोपों को खारिज करते हुए कोकाटे ने कहा, 'मुझे नहीं पता कि ऑनलाइन रमी कैसे खेलते हैं. किसी को ओटीपी की जरूरत होती है, और गेम खेलने के लिए बैंक खाते को लिंक करना पड़ता है. कोई भी जांच सकता है कि मेरा मोबाइल फोन ऐसे किसी गेम से जुड़ा है या नहीं. मैं एक गेम को छोड़ने की कोशिश कर रहा था, जो 10 से 15 सेकंड के लिए मेरी स्क्रीन पर पॉप अप हुआ.' उन्होंने वीडियो प्रसारित करके कथित रूप से उन्हें बदनाम करने के लिए विपक्षी नेताओं के खिलाफ कानूनी कार्रवाई की भी धमकी दी. 'मैं क्यों इस्तीफा दूं' जब उनसे इस्तीफे की बढ़ती मांग के बारे में पूछा गया तो कोकाटे ने कड़ी प्रतिक्रिया देते हुए कहा, 'मुझे बताइए कि ऐसा क्या हुआ है जिसके लिए इस्तीफे की मांग की जा रही है. क्या मैंने किसी के साथ छेड़छाड़ की है? क्या मैंने कुछ चुराया है या किसानों के खिलाफ फैसला लिया है? क्या मेरी कोई आपराधिक पृष्ठभूमि है?' मुख्यमंत्री देवेंद्र फडणवीस ने भी वीडियो पर अपनी असहमति जताई, जिसपर कोकाटे ने कहा, 'मुख्यमंत्री की प्रतिक्रिया मीडिया रिपोर्टों पर आधारित है. यह सच है कि मैंने उन्हें इसकी जानकारी नहीं दी.' फ़र्ज़ी दस्तावेज़ मामले में सजा पर रोक कोकाटे ने दावा किया कि वह पिछले 25 सालों से विधायी नियमों का पालन कर रहे हैं, लेकिन कानूनी मुश्किलें बढ़ती ही जा रही हैं. नासिक ज़िले की एक मजिस्ट्रेट अदालत ने हाल ही में कोकाटे और उनके भाई सुनील कोकाटे को सरकारी कोटे के तहत फ्लैट हासिल करने के लिए फ़र्ज़ी दस्तावेज़ जमा करने का दोषी ठहराया. उन्हें दो साल की कैद की सज़ा सुनाई गई. हालांकि, ज़िला अदालत ने 5 मार्च को उनकी सज़ा पर रोक लगा दी थी. FAQs सवाल: महाराष्ट्र के कृषि मंत्री माणिकराव कोकाटे कहां से विधायक हैं? जवाब: माणिकराव कोकाटे नासिक जिले के सिन्नर विधान सीट से विधायक हैं. वो एनसीपी अजित पवार गुट के नेता हैं. सवाल: माणिकराव कोकाटे कितनी बार से MLA हैं? जवाब: माणिकराव कोकाटे सिन्नर सीट से 5वीं बार विधायक चुने गए हैं. सवाल: माणिकराव कोकाटे को क्यों मिली थी दो साल की सजा? जवाब: सरकारी कोटे के तहत फ्लैट हासिल करने के लिए फ़र्ज़ी दस्तावेज़ जमा करने के मामले में माणिकराव कोकाटे को दो साल की सजा सुनाई थी. हालांकि, बाद में जिला उनकी सजा पर रोक लगा दी. जब उनसे इस्तीफे की बढ़ती मांग के बारे में पूछा गया तो कोकाटे ने कड़ी प्रतिक्रिया देते हुए कहा, 'मुझे बताइए कि ऐसा क्या हुआ है जिसके लिए इस्तीफे की मांग की जा रही है. क्या मैंने किसी के साथ छेड़छाड़ की है? क्या मैंने कुछ चुराया है या किसानों के खिलाफ फैसला लिया है? क्या मेरी कोई आपराधिक पृष्ठभूमि है?' मुख्यमंत्री देवेंद्र फडणवीस ने भी वीडियो पर अपनी असहमति जताई, जिसपर कोकाटे ने कहा, 'मुख्यमंत्री की प्रतिक्रिया मीडिया रिपोर्टों पर आधारित है. यह सच है कि मैंने उन्हें इसकी जानकारी नहीं दी.' फ़र्ज़ी दस्तावेज़ मामले में सजा पर रोक कोकाटे ने दावा किया कि वह पिछले 25 सालों से विधायी नियमों का पालन कर रहे हैं, लेकिन कानूनी मुश्किलें बढ़ती ही जा रही हैं. नासिक ज़िले की एक मजिस्ट्रेट अदालत ने हाल ही में कोकाटे और उनके भाई सुनील कोकाटे को सरकारी कोटे के तहत फ्लैट हासिल करने के लिए फ़र्ज़ी दस्तावेज़ जमा करने का दोषी ठहराया. उन्हें दो साल की कैद की सज़ा सुनाई गई. हालांकि, ज़िला अदालत ने 5 मार्च को उनकी सज़ा पर रोक लगा दी थी. FAQs सवाल: महाराष्ट्र के कृषि मंत्री माणिकराव कोकाटे कहां से विधायक हैं? जवाब: माणिकराव कोकाटे नासिक जिले के सिन्नर विधान सीट से विधायक हैं. वो एनसीपी अजित पवार गुट के नेता हैं. सवाल: माणिकराव कोकाटे कितनी बार से MLA हैं? जवाब: माणिकराव कोकाटे सिन्नर सीट से 5वीं बार विधायक चुने गए हैं. सवाल: माणिकराव कोकाटे को क्यों मिली थी दो साल की सजा? जवाब: सरकारी कोटे के तहत फ्लैट हासिल करने के लिए फ़र्ज़ी दस्तावेज़ जमा करने के मामले में माणिकराव कोकाटे को दो साल की सजा सुनाई थी. हालांकि, बाद में जिला उनकी सजा पर रोक लगा दी. कोकाटे ने दावा किया कि वह पिछले 25 सालों से विधायी नियमों का पालन कर रहे हैं, लेकिन कानूनी मुश्किलें बढ़ती ही जा रही हैं. नासिक ज़िले की एक मजिस्ट्रेट अदालत ने हाल ही में कोकाटे और उनके भाई सुनील कोकाटे को सरकारी कोटे के तहत फ्लैट हासिल करने के लिए फ़र्ज़ी दस्तावेज़ जमा करने का दोषी ठहराया. उन्हें दो साल की कैद की सज़ा सुनाई गई. हालांकि, ज़िला अदालत ने 5 मार्च को उनकी सज़ा पर रोक लगा दी थी. FAQs सवाल: महाराष्ट्र के कृषि मंत्री माणिकराव कोकाटे कहां से विधायक हैं? जवाब: माणिकराव कोकाटे नासिक जिले के सिन्नर विधान सीट से विधायक हैं. वो एनसीपी अजित पवार गुट के नेता हैं. सवाल: माणिकराव कोकाटे कितनी बार से MLA हैं? जवाब: माणिकराव कोकाटे सिन्नर सीट से 5वीं बार विधायक चुने गए हैं. सवाल: माणिकराव कोकाटे को क्यों मिली थी दो साल की सजा? जवाब: सरकारी कोटे के तहत फ्लैट हासिल करने के लिए फ़र्ज़ी दस्तावेज़ जमा करने के मामले में माणिकराव कोकाटे को दो साल की सजा सुनाई थी. हालांकि, बाद में जिला उनकी सजा पर रोक लगा दी. FAQs सवाल: महाराष्ट्र के कृषि मंत्री माणिकराव कोकाटे कहां से विधायक हैं? जवाब: माणिकराव कोकाटे नासिक जिले के सिन्नर विधान सीट से विधायक हैं. वो एनसीपी अजित पवार गुट के नेता हैं. सवाल: माणिकराव कोकाटे कितनी बार से MLA हैं? जवाब: माणिकराव कोकाटे सिन्नर सीट से 5वीं बार विधायक चुने गए हैं. सवाल: माणिकराव कोकाटे को क्यों मिली थी दो साल की सजा? जवाब: सरकारी कोटे के तहत फ्लैट हासिल करने के लिए फ़र्ज़ी दस्तावेज़ जमा करने के मामले में माणिकराव कोकाटे को दो साल की सजा सुनाई थी. हालांकि, बाद में जिला उनकी सजा पर रोक लगा दी. सवाल: महाराष्ट्र के कृषि मंत्री माणिकराव कोकाटे कहां से विधायक हैं? जवाब: माणिकराव कोकाटे नासिक जिले के सिन्नर विधान सीट से विधायक हैं. वो एनसीपी अजित पवार गुट के नेता हैं. सवाल: माणिकराव कोकाटे कितनी बार से MLA हैं? जवाब: माणिकराव कोकाटे सिन्नर सीट से 5वीं बार विधायक चुने गए हैं. सवाल: माणिकराव कोकाटे को क्यों मिली थी दो साल की सजा? जवाब: सरकारी कोटे के तहत फ्लैट हासिल करने के लिए फ़र्ज़ी दस्तावेज़ जमा करने के मामले में माणिकराव कोकाटे को दो साल की सजा सुनाई थी. हालांकि, बाद में जिला उनकी सजा पर रोक लगा दी. सवाल: माणिकराव कोकाटे कितनी बार से MLA हैं? जवाब: माणिकराव कोकाटे सिन्नर सीट से 5वीं बार विधायक चुने गए हैं. सवाल: माणिकराव कोकाटे को क्यों मिली थी दो साल की सजा? जवाब: सरकारी कोटे के तहत फ्लैट हासिल करने के लिए फ़र्ज़ी दस्तावेज़ जमा करने के मामले में माणिकराव कोकाटे को दो साल की सजा सुनाई थी. हालांकि, बाद में जिला उनकी सजा पर रोक लगा दी. सवाल: माणिकराव कोकाटे को क्यों मिली थी दो साल की सजा? जवाब: सरकारी कोटे के तहत फ्लैट हासिल करने के लिए फ़र्ज़ी दस्तावेज़ जमा करने के मामले में माणिकराव कोकाटे को दो साल की सजा सुनाई थी. हालांकि, बाद में जिला उनकी सजा पर रोक लगा दी. Breaking News in Hindi और Latest News in Hindi सबसे पहले मिलेगी आपको सिर्फ Zee News Hindi पर. Hindi News और India News in Hindi के लिए जुड़े रहें हमारे साथ. Thank you By clicking “Accept All Cookies”, you agree to the storing of cookies on your device to enhance site navigation, analyze site usage, and assist in our marketing efforts.</w:t>
+        <w:t xml:space="preserve"> https://www.bhaskarenglish.in/local/maharashtra/mumbai/news/maha-cm-breaks-parivartan-operation-sindoor-handi-targeting-mva-in-aaditya-thackerays-worli-constituency-135690000.html</w:t>
+      </w:r>
+    </w:p>
+    <w:p>
+      <w:pPr>
+        <w:pStyle w:val="Normal"/>
+      </w:pPr>
+      <w:r>
+        <w:rPr/>
+        <w:t>Content: Get the latest news from your city Breaking the traditional dahi handi (earthen pot), Maharashtra chief minister Devendra Fadnavis first attended the Janmashtami celebrations, breaking the customary pot first at Jambori maidan in Worli, which happens to be Shiv Sena UBT MLA and son of former CM Uddhav, Aaditya Thackeray's constituency. This was the parivartan handi (pot for change). Fadnavis took a sharp dig at Sena UBT and other alliance partners in MVA. He said 'Change will surely happen, because the pot of sins (paap ki handi) has been broken and a new pot will be put up. We have broken the pot of sin in the Mumbai Municipal Corporation. Now we will put a pot of development there and our effort will be to take the butter from it to the common people. You know who was eating the butter of the people for so many years, and so do the people. No matter how much rain there is, the rain of Govinda's enthusiasm will not decrease. Dahikala is being celebrated everywhere in the traditional way." CM celebrates with retired armymen Fadnavis even visited Tembhi Naka in Thane, a stronghold of his ally and deputy chief minister Eknath Shinde and prior to that he went to Bhoiwada and BJP MLA Ram Kadam's handi in Ghatkopar. Suhas Mate's Aarambh in Vikhroli and former MP Mihir Kotecha's in Mulund, are some of the few handi celebrations Fadnavis attended. The Ghatkopar one by Kadam, is India's largest. "I am really happy that this handi dedicated to Operation Sindoor has been started by Ram Kadam. This operation was to smash the pots of Pakistan's sins. The way our forces and soldiers entered Pakistan and destroyed their terror launch pads and base of operations, showed the might of our defence across the world," added Fadnavis. Copyright © 2024-25 DB Corp ltd., All Rights Reserved This website follows the DNPA Code of Ethics.</w:t>
       </w:r>
     </w:p>
     <w:p>
@@ -5624,16 +6053,16 @@
       </w:pPr>
       <w:r>
         <w:rPr/>
-        <w:t>Article 145</w:t>
-      </w:r>
-    </w:p>
-    <w:p>
-      <w:pPr>
-        <w:pStyle w:val="Normal"/>
-      </w:pPr>
-      <w:r>
-        <w:rPr/>
-        <w:t>Title: मराठी बनाम हिंदी विवाद पर गवर्नर का बड़ा बयान, कहा- इस तरह नफरत फैलाएंगे तो कौन आएगा महाराष्ट्र</w:t>
+        <w:t>Article 156</w:t>
+      </w:r>
+    </w:p>
+    <w:p>
+      <w:pPr>
+        <w:pStyle w:val="Normal"/>
+      </w:pPr>
+      <w:r>
+        <w:rPr/>
+        <w:t>Title: CM Fadnavis unveils emblem for Ganeshotsav to be celebrated as Rajya Mahotsav</w:t>
       </w:r>
     </w:p>
     <w:p>
@@ -5645,16 +6074,16 @@
         <w:t xml:space="preserve">URL: </w:t>
       </w:r>
       <w:r>
-        <w:t xml:space="preserve"> https://www.patrika.com/mumbai-news/maharashtra-governor-cp-radhakrishnan-big-statement-on-marathi-vs-hindi-language-row-19798901</w:t>
-      </w:r>
-    </w:p>
-    <w:p>
-      <w:pPr>
-        <w:pStyle w:val="Normal"/>
-      </w:pPr>
-      <w:r>
-        <w:rPr/>
-        <w:t>Content: ताजा खबरें राज्य मौसम बिहार चुनाव 2025 कुलिश जन्मशती वर्ष पत्रिका स्पेशल राष्ट्रीय मनोरंजन ज्योतिष स्वास्थ्य खेल धर्म राजनीति विश्व OTT शिक्षा ओपिनियन ऑटो टेक गैजेट लाइफस्टाइल ब्यूटी महिला बिजनेस क्राइम जॉब्स ई-पेपर मेरी खबर शॉर्ट्स ई-पेपर मुंबई • Dinesh Dubey • Jul 22, 2025 महाराष्ट्र में खासकर मुंबई में 'मराठी बनाम हिंदी' विवाद का मामला थमने का नाम नहीं ले रहा है। आगामी मुंबई नगर निगम (BMC Election) चुनाव के चलते राज ठाकरे की पार्टी महाराष्ट्र नवनिर्माण सेना (मनसे) भाषा के मुद्दे पर आक्रामक रुख अपनाये हुए है। महाराष्ट्र में मराठी भाषा को लेकर जारी विवाद के बीच राज्यपाल सी. पी. राधाकृष्णन ने बड़ा बयान दिया है। मुंबई में राज्यपाल राधाकृष्णन ने एक पुराना अनुभव साझा करते हुए कहा, "जब मैं तमिलनाडु से सांसद था, तब मैंने देखा कि कुछ लोग हिंदी बोलने वालों को पीट रहे थे। होटल मालिक ने बताया कि वे तमिल नहीं बोलता, इसलिए उसे पीटा गया... अगर हम ऐसी नफरत फैलाएंगे, तो कौन आएगा और निवेश करेगा? ऐसा करके दीर्घकाल में हम महाराष्ट्र को नुकसान पहुंचा रहे हैं। मुझे खुद हिंदी नहीं आती और यह मेरे लिए एक बाधा है। हम सभी को अधिक से अधिक भाषाएं सीखनी चाहिए और अपनी मातृभाषा पर गर्व करना चाहिए।" वहीँ, इस विवाद पर महाराष्ट्र के मंत्री गिरीश महाजन ने सभी भाषाओं के सम्मान की बात कही है। मराठी भाषा के महत्व को स्वीकारते हुए भाजपा नेता ने कहा, "मराठी हमारी मातृभाषा है और हमारी प्राथमिकता भी। लेकिन अगर हम दूसरों पर मराठी बोलने का दबाव बनाएंगे या उन्हें पीटेंगे, तो वह भी राज्य के लिए गलत है। हम भी दूसरे राज्यों में जाते हैं, अगर हमें कोई जबरदस्ती तमिल या बंगाली बोलने को कहे तो कैसा लगेगा? हमारा देश भाषाओं की विविधता से भरा है, हमें हर भाषा से प्रेम करना चाहिए, लेकिन जबरदस्ती नहीं होनी चाहिए।" ये भी पढ़ें हाल के दिनों में मुंबई में मराठी भाषा को लेकर कुछ घटनाएं सामने आई थीं, जिनमें गैर-मराठी भाषी लोगों के साथ गाली-गलौज और मारपीट की गई। हाल ही में मुंबई की सेंट्रल लाइन की एक लोकल ट्रेन के लेडीज कोच में मराठी और हिंदी भाषा को लेकर महिला यात्रियों के बीच तीखी बहस हो गई। जिसका वीडियो सोशल मीडिया पर वायरल हो गया। बताया जा रहा है कि शुक्रवार शाम को मामूली सीट विवाद से शुरू हुई बात भाषा विवाद में बदल गई। इसके बाद मुंबई के घाटकोपर इलाके से ऐसा ही एक वीडियो सामने आया है। इस वीडियो में छोटा सा होटल चलाने वाली एक महिला और कुछ लोगों के बीच मराठी बनाम हिंदी को लेकर तीखी बहस देखी जा सकती है। आरोप है कि स्थानीय लोगों के समूह ने महिला पर मराठी में बात करने का दबाव बनाया। लेकिन महिला ने साफ इनकार करते हुए हिंदी में ही बातचीत करने की जिद की। बहस के दौरान महिला ने कहा, मराठी नहीं, हिंदी में बोलो। क्या तुम भारत से नहीं हो? घटना के बाद कुछ राजनीतिक पार्टी के कार्यकर्ता मौके पर पहुंचे और महिला से जबरन माफ़ी मंगवाई। महाराष्ट्र में आगामी स्थानीय और नगर निकाय चुनावों से पहले मराठी अस्मिता और भाषा के नाम पर राजनीति गरमाई हुई है। खासकर राज ठाकरे की मनसे (MNS) ने इस मुद्दे को आगामी बीएमसी चुनावों (BMC Election) से पहले प्रमुख एजेंडे में शामिल किया है, जिससे यह मामला और भी ज्यादा संवेदनशील हो गया है। हालांकि मुख्यमंत्री देवेंद्र फडणवीस ने इस पर कड़ा रुख अपनाते हुए स्पष्ट कहा है कि मराठी भाषा पर गर्व करना गलत नहीं है, लेकिन उसके नाम पर गुंडागर्दी करना, किसी भी हाल में बर्दाश्त नहीं किया जाएगा। खबर शेयर करें: Updated on: 22 Jul 2025 05:58 pm Published on: 22 Jul 2025 05:49 pm DOWNLOAD ON Play Store DOWNLOAD ON App Store Trending Topics Asia Cup 2025 PM Modi Bihar Elections 2025 Top Categories राष्ट्रीय मनोरंजन स्वास्थ्य राजस्थान मध्य प्रदेश Legal Grievance Policy This website follows the DNPA’s code of conduct Statutory provisions on reporting (sexual offenses) Privacy Policy About Us Code of Conduct RSS Copyright © 2025 Patrika Group. All Rights Reserved.</w:t>
+        <w:t xml:space="preserve"> https://www.thehawk.in/news/india/cm-fadnavis-unveils-emblem-for-ganeshotsav-to-be-celebrated-as-rajya-mahotsav</w:t>
+      </w:r>
+    </w:p>
+    <w:p>
+      <w:pPr>
+        <w:pStyle w:val="Normal"/>
+      </w:pPr>
+      <w:r>
+        <w:rPr/>
+        <w:t>Content: Mumbai, Aug 19 (IANS) Maharashtra Chief Minister Devendra Fadnavis, on Tuesday, after the weekly cabinet meeting, unveiled the emblem for Ganeshotsav, which will be celebrated as ‘Rajya Mahotsav’ from this year onwards. A fund of around Rs 11 crore has been allocated for a series of diverse cultural programmes, including competitions, illuminations, lectures and folk-art performances. This year, through the direct participation of the state government, Ganeshotsav will be showcased on national and international platforms, informed Cultural Affairs Minister Ashish Shelar. He added that the emblem will be prominently used as the official identity of the festival across all celebrations. From this year onwards, the Maharashtra Government will directly participate in the celebrations and take steps to elevate the festival to national and international prominence. This year, two themes – ‘Operation Sindoor’, a tribute to the valour of the Indian Army and ‘Swadeshi Jagar’, a call for building a self-reliant and Atmanirbhar Bharat- have been woven into the celebrations of Ganeshotsav, which has now been accorded the status of ‘Rajya Mahotsav’, said a government release. Minister Shelar said, “Maharashtra is a land rich in art, culture and tradition. It is blessed with the legacy of saints, social reformers, great leaders, warriors, spiritual thinkers and an inclusive heritage. This sacred land of the Deccan has been intellectually vibrant and socially united, laying the foundation for the state’s economic, social and cultural progress. Ganeshotsav has played a crucial role in fostering this unity. The centuries-old tradition of domestic Ganesh celebrations, and the decades-old public Ganeshotsav culture, are proud symbols of Maharashtra’s cultural and social harmony.” Minister Shelar further stated, “It is time that the importance and recognition of this proud heritage gets showcased to the world. By blending tradition with modernity, strengthening the festival’s social and cultural significance, bringing together all stakeholders, boosting tourism, preserving and promoting the rich traditions and rituals, we will establish Maharashtra on the global map.” He pointed out that the social and cultural significance of Ganeshotsav must be known to the world. “To keep the traditional essence of the festival intact while embracing modern elements, and to ensure every citizen of the state, directly or indirectly, feels connected to the celebrations, it is essential to declare Ganeshotsav as a state festival. The Government of Maharashtra will play a facilitative and enabling role in this,” he said. --IANS sj/uk</w:t>
       </w:r>
     </w:p>
     <w:p>
@@ -5663,16 +6092,16 @@
       </w:pPr>
       <w:r>
         <w:rPr/>
-        <w:t>Article 146</w:t>
-      </w:r>
-    </w:p>
-    <w:p>
-      <w:pPr>
-        <w:pStyle w:val="Normal"/>
-      </w:pPr>
-      <w:r>
-        <w:rPr/>
-        <w:t>Title: वो नेता जिसने इंदिरा के विरोध में छाेड़ा स्कूल, आज हैं सबसे अमीर सूबे के मुखिया</w:t>
+        <w:t>Article 157</w:t>
+      </w:r>
+    </w:p>
+    <w:p>
+      <w:pPr>
+        <w:pStyle w:val="Normal"/>
+      </w:pPr>
+      <w:r>
+        <w:rPr/>
+        <w:t>Title: CM Devendra Fadnavis Presents Rare Shivaji Maharaj Letters to Governor CP Radhakrishnan</w:t>
       </w:r>
     </w:p>
     <w:p>
@@ -5684,16 +6113,16 @@
         <w:t xml:space="preserve">URL: </w:t>
       </w:r>
       <w:r>
-        <w:t xml:space="preserve"> https://navbharatlive.com/maharashtra/nagpur/devendra-fadnavis-birthday-special-know-his-old-stories-left-school-in-protest-against-indira-gandhi-1292657.html</w:t>
-      </w:r>
-    </w:p>
-    <w:p>
-      <w:pPr>
-        <w:pStyle w:val="Normal"/>
-      </w:pPr>
-      <w:r>
-        <w:rPr/>
-        <w:t>Content: महाराष्ट्र के मुख्यमंत्री देवेंद्र फडणवीस (सोर्स: सोशल मीडिया) Devendra Fadnavis Birthday Special Story: ‘मेरा पानी उतरता देख, मेरे किनारे पर घर मत बसा लेना। मैं समंदर हूं, लौटकर वापस आऊंगा।’ इस लाइन ने महाराष्ट्र की राजनीति को बदल कर रख दिया। राज्य की दो बड़ी पार्टियां टूट गई और राज्य के सियासी समीकरण पूरी तरह बदल गए। यह लाइन कही थी, भाजपा नेता देंवेंद्र फडणवीस ने। महाराष्ट्र के मुख्यमंत्री देवेंद्र फडणवीस आज यानी 22 जुलाई 2025 को अपना 55वां जन्मदिन मना रहे हैं। नागपुर में जन्मे देवेंद्र फडणवीस आज भारतीय जनता पार्टी के वरिष्ठ नेताओं में से एक हैं। वे छात्र जीवन से ही राजनीति में आ गए थे। उनके बारे में कई किस्से हैं, लेकिन कुछ ऐसे भी हैं जो बहुत ही कम लोगों को मालूम हैं। आइए जानते हैं देवेंद्र फडणवीस के कुछ अनसूने किस्से… देवेंद्र फडणवीस जब पहली 1999 में बार विधायक बने थे तब वे बहुत युवा थे। उनकी उम्र केवल 29 साल थी। उस समय फडणवीस के पास न तो कोई गाड़ी थी और न ही कोई बड़ा राजनीतिक रसूख। वे साधारण परिवार से थे। उनके जानने वाले बताते है कि फडणवीस कभी-कभी नागपुर में विधानसभा जाने के लिए ऑटो रिक्शा का इस्तेमाल करते थे। स्थानीय लोग बताते हैं कि कई बार उन्होंने देवेंद्र फडणवीस को पब्लिक ट्रांसपोर्ट में सफर करते हुए भी देखा। एक बार तो विधानसभा सत्र के दिन उन्हें ऑटो रिक्शा नहीं मिला, तो वे करीब 2 किलोमीटर पैदल चलकर विधानसभा भवन पहुंचे थे। मुख्यमंत्री देवेंद्र फडणवीस अपने परिवार के साथ प्रधानमंत्री नरेंद्र मोदी से मिलते हुए (सोर्स: सोशल मीडिया) देवेंद्र के पिता गंगाधर राव राष्ट्रीय स्वयंसेवक संघ (RSS) और जनसंघ से जुड़े रहे। जब देवेंद्र फडणवीस नागपुर यूनिवर्सिटी में लॉ की पढ़ाई कर रहे थे, तब उन पर छात्र राजनीति में शामिल होने का बहुत दबाव था। लेकिन उन्होंने शुरुआत में मना कर दिया क्योंकि वह पढ़ाई पर ध्यान केंद्रित करना चाहते थे। यह भी पढ़ें:- Mumbai Train Blasts: HC के फैसले को सुप्रीम कोर्ट चुनौती देगी महाराष्ट्र सरकार! हालांकि, एक बार कॉलेज में भ्रष्टाचार से जुड़ी एक घटना हुई। इस पर कोई भी छात्र खुलकर बोलने को तैयार नहीं था। तब देवेंद्र फडणवीस सामने आए और भष्ट्राचार के मुद्दे पर आवाज़ उठाई, जिसने अनजाने में उन्हें एक नेता बना दिया। इस घटना ने देवेंद्र फडणवीस के जीवन की दिशा मोड़ दी। वे छात्र राजनीति में आ गए। इसके बाद वे नागपुर के पार्षद बने और फिर मेयर। उनका राजनीतिक कद लगातार बढ़ता गया, और 2014 में पहली बार वे महाराष्ट्र के मुख्यमंत्री बने। देवेंद्र फडणवीस के जीवन का एक और किस्सा है। उन्होंने अपनी प्रारंभिक शिक्षा इंदिरा कॉन्वेंट स्कूल से पूरी की। लेकिन इससे जुड़ी एक दिलचस्प कहानी है। दरअसल, देश में जब इंदिरा गांधी ने आपातकाल लगाया था इस समय देवेंद्र के पिता गंगाधर राव फडणवीस को गिरफ्तार कर लिया गया था। देवेंद्र ने इस गिरफ्तारी का विरोध करने के लिए अनोखा तरीका अपनाया। उन्होंने इंदिरा गांधी के नाम पर बने इस स्कूल से अपना नाम कटवा लिया था। Follow Us On © Copyright Navbharatlive 2025 All rights reserved.</w:t>
+        <w:t xml:space="preserve"> https://panasiabiz.com/111091/cm-devendra-fadnavis-presents-rare-shivaji-maharaj-letters-to-governor-cp-radhakrishnan/</w:t>
+      </w:r>
+    </w:p>
+    <w:p>
+      <w:pPr>
+        <w:pStyle w:val="Normal"/>
+      </w:pPr>
+      <w:r>
+        <w:rPr/>
+        <w:t>Content: August 18, 2025 Ritika Khara India, Mumbai, Politics, Viral Story 0 Mumbai, August 18, 2025 — Maharashtra Chief Minister Devendra Fadnavis paid a courtesy visit to Governor CP Radhakrishnan today at Raj Bhavan, Mumbai, reaffirming the state’s commitment to cultural preservation and historical scholarship. Earlier in the day, at the Chhatrapati Shivaji Maharaj International Airport, CM Fadnavis, accompanied by Minister for Cultural Affairs Ashish Shelar, presented the Governor with a rare book containing unpublished letters written by Chhatrapati Shivaji Maharaj. The gesture was part of a broader initiative to honor Maharashtra’s rich Maratha heritage and bring lesser-known historical documents into public awareness. The unpublished letters offer a glimpse into the strategic mind and visionary leadership of Shivaji Maharaj, whose legacy continues to inspire generations. Governor Radhakrishnan expressed deep appreciation for the gift, noting its historical value and the importance of preserving such treasures for future scholars and citizens. Maharashtra CM Devendra Fadnavis today paid a courtesy call on Governor CP Radhakrishnan at Raj Bhavan, Mumbai. At the Chhatrapati Shivaji Maharaj International Airport, Mumbai, the Chief Minister accompanied by the Minister for Cultural Affairs Ashish Shelar presented to the… pic.twitter.com/If0D4XPJkF — ANI (@ANI) August 18, 2025 Minister Ashish Shelar emphasized that the book is part of a larger archival project aimed at digitizing and publishing rare manuscripts and correspondences from the Maratha era. “This is not just a book—it’s a bridge to our past, and a beacon for our future,” he said. The meeting between the CM and Governor also touched upon upcoming cultural initiatives, including exhibitions, educational outreach, and collaborations with historical research institutions. CM Siddaramaiah and DyCM DK Shivakumar Inaugurate ₹80 Crore Hebbal Flyover to Ease Bengaluru Traffic ‘Coolie’ movie review, public response, and box‑office collections Your email address will not be published. Comment Name * Email * Website Save my name, email, and website in this browser for the next time I comment. Stream 14 New OTT Hits: ‘Elio’, ‘Mission: Impossible’ &amp; More on Netflix, Prime Aug 18–24 Amazon Launches $9,199 Two-Bedroom Tiny Home Online New Korean Dating Show ‘Matchmaking Camp’ Ignites Backlash Over Parental Meddling Costco Replaces Pepsi with Coca-Cola at All 630 Food Courts Tiffani Thiessen, 51, Bares All in Steamy Carrot Cake Video: Fans Go Wild Over ‘Naked’ Treat ‘I’m Pansexual, Not Lesbian’: Julia Fox Clarifies Her Sexuality Arlington Shooting: Newsmax Makeup Artist Travis Renee Baldwin Killed by Son Winnie Harlow Channels Sir Mix-a-Lot Vibes: ‘I Like Big Boats &amp; I Cannot Lie!’ on Luxe Yacht Escape with Fiancé Kyle Kuzma Powerball 2025 Revamp: $1.40 Ticket Price Fuels Bigger Jackpots and More Winners Australia Fires Back Amid Netanyahu’s Fiery Criticism Over Palestinian Statehood PanAsiaBiz was founded in August 2013. We are proud to have a small, but dedicated team devoted to News, and we distinguish ourselves from other news sources with our journalistic experience. We provide readers, subscribers, and advertisers with an array of content and tools throughout a range of online, social media, tablet, and mobile channels. We strive to provide the most relevant information to make sure our audience is up to date with happenings in the area. Our objectives are accompanied by our unbiased reporting. Copyright © 2025 | WordPress Theme by MH Themes</w:t>
       </w:r>
     </w:p>
     <w:p>
@@ -5702,16 +6131,16 @@
       </w:pPr>
       <w:r>
         <w:rPr/>
-        <w:t>Article 147</w:t>
-      </w:r>
-    </w:p>
-    <w:p>
-      <w:pPr>
-        <w:pStyle w:val="Normal"/>
-      </w:pPr>
-      <w:r>
-        <w:rPr/>
-        <w:t>Title: JNU News: जेएनयू पहुंचे CM देवेंद्र फडणवीस, छात्रों ने लगाए 'वापस जाओ' के नारे</w:t>
+        <w:t>Article 158</w:t>
+      </w:r>
+    </w:p>
+    <w:p>
+      <w:pPr>
+        <w:pStyle w:val="Normal"/>
+      </w:pPr>
+      <w:r>
+        <w:rPr/>
+        <w:t>Title: Heavy rains lash Nanded: Five missing, scores stranded, says CM Fadnavis; Army unit deployed</w:t>
       </w:r>
     </w:p>
     <w:p>
@@ -5723,16 +6152,16 @@
         <w:t xml:space="preserve">URL: </w:t>
       </w:r>
       <w:r>
-        <w:t xml:space="preserve"> https://www.haribhoomi.com/state-local/delhi-ncr/cm-devendra-fadnavis-reached-jnu-students-raised-slogans-of-go-back-638816</w:t>
-      </w:r>
-    </w:p>
-    <w:p>
-      <w:pPr>
-        <w:pStyle w:val="Normal"/>
-      </w:pPr>
-      <w:r>
-        <w:rPr/>
-        <w:t>Content: जेएनयू में महाराष्ट्र के सीएम देवेंद्र फडणवीस का विरोध करते छात्र। जवाहरलाल नेहरू विश्वविद्यालय में 'छत्रपति शिवाजी महाराज स्पेशल सेंटर- सिक्योरिटी एंड स्ट्रैटिजिक स्टडीज' की आधारशिला रखी गई। महाराष्ट्र के सीएम देवेंद्र फणडवीस ने बतौर मुख्य अतिथि इस सेंटर की आधारशिला रखने के साथ ही मराठी भाषा साहित्य और संस्कृति के प्रचार के लिए कुसुमाग्रज विशेष केंद्र का भी उद्घाटन किया। उन्होंने मराठी के साथ ही भारत की अन्य भाषाओं पर अपने विचार व्यक्त किए। इस दौरान जेएनयू के कुछ छात्र सीएम के लिए 'वापस जाओ' के नारे लगाते नजर आए। इस मौके पर सीएम फडणवीस ने कहा कि सबको यह लगता है कि महाराष्ट्र में मराठी और हिंदी के बीच विवाद है। लेकिन, हमारा मराठी और हिंदी के बीच किसी प्रकार का कोई विवाद नहीं है। मराठी जितनी जरूरी है, उतनी ही अन्य भारतीय भाषाएं भी जरूरी हैं। सभी भाषाओं को सम्मान मिलना चाहिए। उन्होंने कहा कि मराठी आनी चाहिए, लेकिन अन्य भाषाएं भी सीखनी चाहिए। महाराष्ट्र के मुख्यमंत्री ने आगे कहा कि देश के सभी विश्वविद्यालयों में मराठी पर शोध होने चाहिए। उन्होंने कहा कि हमें दुख होता है, जब अंग्रेजी भाषा को हमारी भारतीय भाषाओं की पीठ पर लाद दिया जाता है। उन्होंने उम्मीद जताई कि यहां के स्टूडेंट्स मराठी भाषा साहित्य और संस्कृति से रूबरू होकर गौरवांवित महसूस करेंगे। सीएम देवेंद्र फडणवीस के जेएनयू दौरे को लेकर जेएनयू स्टूडेंट्स यूनियन विरोध कर रही थी। ऐसे में दिल्ली पुलिस की तरफ से व्यापक सुरक्षा इंतजाम किए गए। इसके बावजूद प्रदर्शनकारी 'वापस जाओ' के नारे लगाते दिखे। © Copyright 2025: Haribhoomi All Rights Reserved. Powered by BLINK CMS</w:t>
+        <w:t xml:space="preserve"> https://www.newsdrum.in/national/heavy-rains-lash-nanded-five-missing-scores-stranded-says-cm-fadnavis-army-unit-deployed-9672306</w:t>
+      </w:r>
+    </w:p>
+    <w:p>
+      <w:pPr>
+        <w:pStyle w:val="Normal"/>
+      </w:pPr>
+      <w:r>
+        <w:rPr/>
+        <w:t>Content: Follow Us Mumbai: Five persons are missing and several others stranded due to heavy rains in Mukhed taluka of Maharashtra's Nanded district, Chief Minister Devendra Fadnavis said on Monday. There has been a significant rise in the water level of Lendi dam, an inter state irrigation project between Maharashtra and Telangana, located in the taluka, more than 600 kilometres from here, while large amount of water is flowing into the area from Latur, Udgir and neighbouring Karnataka, the CM informed. "Yesterday, the rainfall here was approximately 206 mm. As a result, daily life in Ravangaon, Bhaswadi, Bhingeli, and Hasnal has been affected. In Ravangaon (in Mukhed taluka), 225 persons are trapped in floodwaters, those in extremely adverse conditions have been evacuated. Efforts are underway to relocate the remaining citizens to safer locations," Fadnavis said in a post on X. नांदेड जिल्ह्यातील मुखेड तालुक्यात अतिवृष्टीने लेंडी धरणाच्या पाणी पातळीत मोठी वाढ झाली आहे. शिवाय लातूर, उदगीर आणि कर्नाटकातून मोठ्या प्रमाणात पाणी येत आहे. काल येथे झालेला पाऊस सुमारे 206 मि.मी. इतका होता. त्यामुळे रावनगाव, भासवाडी, भिंगेली, हासनाळ येथील जनजीवन प्रभावित झाले… In Hasnal, eight citizens have been rescued, while in Bhaswadi, 20 citizens are stranded but are safe. In Bhingeli, 40 citizens are stranded but are safe, the CM added. Five persons are missing and a search is being conducted for them, the chief minister said. The CM said he was in constant contact with the collectors of Nanded, Latur and Bidar (in Karnataka) and all authorities are coordinating with each other for rescue operations. "One NDRF team, one military unit, and a police team are working in coordination for the rescue efforts. A military unit from Chhatrapati Sambhajinagar has also been dispatched. The local administration has been instructed to stay in the affected areas and coordinate continuously," said the CM who also reviewed the flood and rain situation across the state from the Mantralaya control room here in the afternoon. Earlier in the day, Nanded collector Rahul Kardile told PTI an Army team of 15 members will be deployed in Mukhed, he said. "Water discharge from dams is also underway. I have also called the irrigation department secretary of neighbouring Telangana state and requested them to manage water discharge from Pochampad Dam in their jurisdiction if needed. The State Disaster Response Force (SDRF) rescued 21 people stranded in Ravangaon and Hasnal villages of Mukhed taluka amid heavy rains on Sunday," the collector said. Subscribe to our Newsletter! Share this article If you liked this article share it with your friends.they will thank you later</w:t>
       </w:r>
     </w:p>
     <w:p>
@@ -5741,16 +6170,16 @@
       </w:pPr>
       <w:r>
         <w:rPr/>
-        <w:t>Article 148</w:t>
-      </w:r>
-    </w:p>
-    <w:p>
-      <w:pPr>
-        <w:pStyle w:val="Normal"/>
-      </w:pPr>
-      <w:r>
-        <w:rPr/>
-        <w:t>Title: JNU पहुंचे CM फडणवीस का छात्रों ने किया विरोध, हिंदी-मराठी विवाद पर लगे नारे</w:t>
+        <w:t>Article 159</w:t>
+      </w:r>
+    </w:p>
+    <w:p>
+      <w:pPr>
+        <w:pStyle w:val="Normal"/>
+      </w:pPr>
+      <w:r>
+        <w:rPr/>
+        <w:t>Title: NDA Vice President-nominee Radhakrishnan expresses gratitude to PM Modi, Amit Shah, Fadnavis</w:t>
       </w:r>
     </w:p>
     <w:p>
@@ -5762,16 +6191,16 @@
         <w:t xml:space="preserve">URL: </w:t>
       </w:r>
       <w:r>
-        <w:t xml:space="preserve"> https://navbharatlive.com/maharashtra/students-protest-against-devendra-fadnavis-in-jnu-marathi-studies-centre-1295473.html</w:t>
-      </w:r>
-    </w:p>
-    <w:p>
-      <w:pPr>
-        <w:pStyle w:val="Normal"/>
-      </w:pPr>
-      <w:r>
-        <w:rPr/>
-        <w:t>Content: सीएम फडणवीस का JNU में विरोध (pic cfredit; social media) Students Protest Against Devendra Fadnavis in JNU: दिल्ली स्थित जवाहरलाल नेहरू विश्वविद्यालय में मराठी अध्ययन केंद्र का उद्घाटन मुख्यमंत्री देवेंद्र फडणवीस द्वारा किया गया। लेकिन, जेएनयू के कुछ छात्रों ने स्टूडेंट्स फेडरेशन ऑफ इंडिया के माध्यम से इस कार्यक्रम का विरोध किया। दिल्ली के प्रसिद्ध जवाहरलाल नेहरू विश्वविद्यालय में आज कुसुमाग्रज मराठी सामरिक अध्ययन केंद्र का उद्घाटन समारोह आयोजित किया गया था। इस कार्यक्रम में तीनों प्रमुख नेताओं, मुख्यमंत्री देवेंद्र फडणवीस, उपमुख्यमंत्री एकनाथ शिंदे और उपमुख्यमंत्री अजीत पवार को आमंत्रित किया गया था। इसी क्रम में आज मुख्यमंत्री देवेंद्र फडणवीस जेएनयू पहुंचे। देवेंद्र फडणवीस के साथ मराठी भाषा मंत्री उदय सामंत भी जेएनयू में मौजूद थे। देवेंद्र फडणवीस के शपथ ग्रहण समारोह के दौरान जेएनयू के कुछ छात्रों ने देवेंद्र फडणवीस का विरोध किया। स्टूडेंट्स फेडरेशन ऑफ इंडिया के छात्रों ने सीएम फडणवीस के खिलाफ विरोध प्रदर्शन किया। प्रदर्शनकारियों ने कहा, “महाराष्ट्र जाते समय मराठी बोलने पर जबरदस्ती करना गलत है। सीएम के सामने अलग-अलग प्रदर्शनकारियों ने अलग-अलग प्रतिक्रियाएं दी। कुछ प्रदर्शनकारियों ने देवेंद्र फडणवीस की आलोचना करते हुए कहा कि हिंदी सभी पर कैसे थोप सकते है? तो कुछ ने देवेंद्र फडणवीस का विरोध करते हुए कहा कि महाराष्ट्र में गैर-मराठी लोगों को पीटा जा रहा है। इसके लिए सरकार क्या कार्रवाई कर रही है? यह भी पढ़ें – JNU में खुलेगा कुसुमाग्रज मराठी भाषा स्टडी सेंटर, CM फडणवीस करेंगे उद्घाटन इस बीच, जेएनयू में मराठी भाषा के लिए एक अलग अध्ययन केंद्र स्थापित करने का प्रस्ताव 17 साल पहले रखा गया था। लेकिन यह सिर्फ दस्तावेजों तक ही सीमित रहा। यह हकीकत में साकार नहीं हुआ। इसलिए, मराठी भाषी छात्रों के मन में कई वर्षों से यह सवाल था कि हमारे मराठी के लिए यहां जगह क्यों नहीं है। आखिरकार, आज जेएनयू में मराठी अध्ययन केंद्र का उद्घाटन हो ही गया। लेकिन इस उद्घाटन कार्यक्रम के दौरान कुछ छात्रों ने विश्वविद्यालय परिसर में अराजकता फैला दी। सरकार राज्य में त्रिभाषा फार्मूला लागू करने का प्रयास कर रही है, लेकिन विपक्ष इसका विरोध कर रहा है।मनसे अध्यक्ष राज ठाकरे और पूर्व मुख्यमंत्री उद्धव ठाकरे ने यह रुख अपनाया है कि कक्षा एक से आगे हिंदी भाषा को अनिवार्य नहीं किया जाएगा। इससे राज्य में हिंदी बनाम मराठी का माहौल बन गया है। लेकिन जब ऐसी बहस चल रही है, तब देवेंद्र फडणवीस द्वारा दिल्ली के जेएनयू विश्वविद्यालय में मराठी अध्ययन केंद्र शुरू किया जा रहा है। Follow Us On © Copyright Navbharatlive 2025 All rights reserved.</w:t>
+        <w:t xml:space="preserve"> https://www.newsroomodisha.com/nda-vice-president-nominee-radhakrishnan-expresses-gratitude-to-pm-modi-amit-shah-fadnavis/</w:t>
+      </w:r>
+    </w:p>
+    <w:p>
+      <w:pPr>
+        <w:pStyle w:val="Normal"/>
+      </w:pPr>
+      <w:r>
+        <w:rPr/>
+        <w:t>Content: Publisher - Latest Odisha News, Breaking News Live, Odisha Current Headlines New Delhi: Maharashtra Governor C.P. Radhakrishnan on Sunday expressed deep gratitude to Prime Minister Narendra Modi, Union Home Minister Amit Shah, BJP President J.P. Nadda, Andhra and Maharashtra Chief Ministers Chandrababu Naidu and Devendra Fadnavis, respectively, after being declared the National Democratic Alliance’s candidate for the Vice Presidential election. In a series of posts on X, Radhakrishnan said he was “moved and touched beyond words” by the confidence reposed in him by the NDA leadership. “My heartfelt thanks to our beloved People’s leader, our most respected Honourable Prime Minister Shri @narendramodi Ji, our most respected Honourable Home Minister Shri @AmitShah Ji, BJP President Shri @JPNadda Ji, parliamentary board members, NDA partners and ministers for choosing me as their Vice-Presidential candidate. I assure to work hard for the Nation until my last breath. Jai Hind!” he wrote. Union Home Minister Amit Shah, while congratulating him, described Radhakrishnan as an experienced parliamentarian and administrator. “Your roles as a parliamentarian and as governor of different states have played a significant role in effectively fulfilling the constitutional duties. I am sure your vast experience and wisdom will enhance the prestige of the Upper House and achieve new milestones,” Shah said on X, adding his gratitude to PM Modi and the BJP parliamentary board for the decision. Radhakrishnan responded by thanking the Home Minister and calling him a “beloved and respected people’s leader”. Andhra Pradesh Chief Minister and TDP chief N. Chandrababu Naidu also welcomed the announcement, calling Radhakrishnan a “senior statesman who has long served the nation with distinction”. He added that the Telugu Desam Party “warmly welcomes his nomination and extends full support”. Replying, Radhakrishnan said: “My heartfelt thanks to our beloved People’s leader, our most respected Honourable Chief Minister of Andhra Pradesh Shri. @ncbn Garu.” Maharashtra Chief Minister Devendra Fadnavis too congratulated him, saying his nomination “fills all Maharashtrians with immense pride”. He highlighted Radhakrishnan’s legislative and constitutional expertise gained during his tenure as a two-time MP and Governor of different states. Radhakrishnan, in turn, conveyed “heartfelt thanks” to Fadnavis for the warm wishes. He also thanked Defence Minister Rajnath Singh, Finance Minister Nirmala Sitharaman and Commerce Minister Piyush Goyal. Radhakrishnan, a two-time MP from Coimbatore and the sitting Governor of Maharashtra, is the NDA’s official candidate in the Vice-Presidential election, scheduled for next month. –IANS Prev Post Red alert for 5 Andhra districts due to low pressure area in Bay of Bengal Next Post C.P. Radhakrishnan: From Tiruppur roots to NDA’s Vice-Presidential candidate Berhampur Rescues Minor Girl from Surat; Arrests Married Accused PM Modi Speaks to Naveen Patnaik, Wishes Him a Speedy Recovery Work on Mumbai-Ahmedabad bullet train project is in full swing: Vaishnaw BJD Urges Central Water Commission to Address Polavaram Project’s Impact on… Comments are closed, but trackbacks and pingbacks are open. National News CCTV footage shows attacker surveyed Delhi CM’s Shalimar Bagh residence,… MP judge aspirant Archana Tiwari ‘feigns disappearance’ to… Online Gaming Bill 2025 tabled in Lok Sabha; gaming industry welcomes… India to lead next wave of 5G, AI and IoT: PM Modi Odisha Berhampur Rescues Minor Girl from Surat; Arrests Married Accused PM Modi Speaks to Naveen Patnaik, Wishes Him a Speedy Recovery Work on Mumbai-Ahmedabad bullet train project is in full swing:… BJD Urges Central Water Commission to Address Polavaram Project’s… Welcome, Login to your account. Recover your password. A password will be e-mailed to you.</w:t>
       </w:r>
     </w:p>
     <w:p>
@@ -5780,16 +6209,16 @@
       </w:pPr>
       <w:r>
         <w:rPr/>
-        <w:t>Article 149</w:t>
-      </w:r>
-    </w:p>
-    <w:p>
-      <w:pPr>
-        <w:pStyle w:val="Normal"/>
-      </w:pPr>
-      <w:r>
-        <w:rPr/>
-        <w:t>Title: CM फडणवीस ने MFSCDC और FTI के साथ किया समझौता, आर माधवन ने खुशी की जाहिर</w:t>
+        <w:t>Article 160</w:t>
+      </w:r>
+    </w:p>
+    <w:p>
+      <w:pPr>
+        <w:pStyle w:val="Normal"/>
+      </w:pPr>
+      <w:r>
+        <w:rPr/>
+        <w:t>Title: महाराष्ट्र के इस जिले में बसाई जाएगी 'तीसरी मुंबई', मुख्यमंत्री देवेंद्र फडणवीस ने बताईं प्रोजेक्ट की अहम बातें</w:t>
       </w:r>
     </w:p>
     <w:p>
@@ -5801,16 +6230,16 @@
         <w:t xml:space="preserve">URL: </w:t>
       </w:r>
       <w:r>
-        <w:t xml:space="preserve"> https://navbharatlive.com/maharashtra/r-madhavan-honoured-to-meet-maharashtra-cm-devendra-fadnavis-signed-mou-between-mfscdc-and-ftii-1292499.html</w:t>
-      </w:r>
-    </w:p>
-    <w:p>
-      <w:pPr>
-        <w:pStyle w:val="Normal"/>
-      </w:pPr>
-      <w:r>
-        <w:rPr/>
-        <w:t>Content: सीएम फडणवीस, आर.माधवन, मंत्री आशिष शेलार R Madhavan met CM Fadnavis: महाराष्ट्र फिल्म, रंगमंच और सांस्कृतिक विकास निगम (MFSCDC) और भारतीय फिल्म एवं टेलीविजन संस्थान (FTII) के बीच सोमवार को पुणे में मुख्यमंत्री देवेंद्र फडणवीस की उपस्थिति में एक समझौता ज्ञापन (MoU) पर हस्ताक्षर किए गए। ‘सृजक की अर्थव्यवस्था’ के विकास के लिए कुशल मानव संसाधन विकास का लक्ष्य निर्धारित किया गया है। फडणवीस ने विश्वास व्यक्त किया कि यह सहयोग की शुरुआत है और भविष्य में महाराष्ट्र देश और दुनिया की रचनात्मक अर्थव्यवस्था का केंद्र बनेगा। इसी दौरान फडणवीस ने कहा कि आज आम आदमी भी सृजनकर्ता बन गया है। उन्होंने रचनात्मकता के माध्यम से अपने लिए एक जगह बनाई है और क्रिएटर्स इकोनॉमी आज एक आवश्यकता बन गई है। यह अर्थव्यवस्था 100 दिन में 92,000 करोड़ रुपए से बढ़कर 1 लाख करोड़ रुपए हो गई है। यह क्षेत्र बहुत तेजी से विस्तार कर रहा है। इस अवसर पर सांस्कृतिक मामलों के मंत्री एड. आशीष शेलार, अतिरिक्त मुख्य सचिव विकास खड़गे, एफटीआईआई के अध्यक्ष और अभिनेता आर. माधवन, फिल्मसिटी की प्रबंध निदेशक स्वाति म्हासे-पाटिल, एफटीआईआई कुलकुरु धीरज सिंह और अन्य उपस्थित रहे। यह भी पढ़ें – फडणवीस और निशिकांत पर भड़के संजय राउत, बोले- ये लोग तो दाऊद को भी BJP में… फडणवीस ने कहा कि इस क्षेत्र के लिए गुणवत्तापूर्ण और तकनीकी रूप से सक्षम जनशक्ति की तत्काल आवश्यकता है। नए युग में प्रशिक्षण और प्रमाणन दोनों ही बहुत आवश्यक हैं। कई लोगों को व्यावसायिक अवसर नहीं मिलते, क्योंकि उनके पास कौशल तो है, लेकिन प्रमाणपत्र नहीं है। यह समझौता प्रशिक्षण और प्रमाणन दोनों प्रदान करेगा। एफटीआईआई एक ऐसा संस्थान है, जो देश और दुनिया को गुणवत्तापूर्ण कलाकार प्रदान करता है, जबकि महाराष्ट्र का फिल्म सिटी व्यावसायिक फिल्मों का आधार है। फडणवीस ने कहा कि इसमें कोई संदेह नहीं है कि इन दो मजबूत संगठनों के एक साथ आने से एक तीसरा, अधिक रचनात्मक और मजबूत संगठन बनेगा। मंत्री एड. शेलार ने कहा कि एफटीआईआई की प्रवेश प्रक्रिया राष्ट्रीय स्तर की है। इस एमओयू से अब राज्य के ग्रामीण क्षेत्रों में रहने वाले विद्यार्थी भी राज्य स्तर पर प्रवेश ले सकेंगे। इसलिए अब गांवों के बच्चों को भी करियर के लिए चित्रनगरी की ओर रुख करना चाहिए। राज्य में गोरेगांव, कोल्हापुर, प्रभादेवी और कर्जत में केंद्र हैं। इस समझौते से महाराष्ट्र में रोजगार के अवसर पैदा होंगे। एफटीआईआई के अध्यक्ष आर. माधवन ने कहा कि छोटे शहरों से बड़ी संख्या में प्रतिभाशाली व्यक्ति उभर रहे हैं। एक महिला अचार बनाना सिखा रही है और वह एक छोटी सी झोपड़ी में ऑडियो टेप बनाकर उससे आय अर्जित कर रही है। महाराष्ट्र की यह प्रतिभा इतिहास रचने वाली है। पश्चिमी फिल्मों में हमेशा सुपरमैन, बैटमैन और स्पाइडरमैन को शक्तिशाली दिखाया जाता है, लेकिन अब समय आ गया है कि दुनिया हनुमान और कृष्ण की महानता को भी पहचाने। हमारे गांवों और शहरों के इन लोगों के पास बताने के लिए अनोखी कहानियां हैं। इनके माध्यम से हम ‘सुपर पावर’ और ‘सॉफ्ट पावर’ दोनों हासिल कर सकेंगे। Follow Us On © Copyright Navbharatlive 2025 All rights reserved.</w:t>
+        <w:t xml:space="preserve"> https://www.indiatv.in/paisa/business/third-mumbai-will-be-settled-in-raigad-district-of-maharashtra-chief-minister-devendra-fadnavis-told-the-important-points-of-the-project-2025-08-19-1156854</w:t>
+      </w:r>
+    </w:p>
+    <w:p>
+      <w:pPr>
+        <w:pStyle w:val="Normal"/>
+      </w:pPr>
+      <w:r>
+        <w:rPr/>
+        <w:t>Content: महाराष्ट्र के मुख्यमंत्री देवेंद्र फडणवीस ने सोमवार को कहा कि उनकी सरकार मुंबई महानगर क्षेत्र (MMR) में विकास को बढ़ावा देने के लिए पड़ोसी जिले रायगढ़ में 'तीसरी मुंबई' डेवलप कर रही है और ये राज्य के आर्थिक विकास में एक नया अध्याय लिखेगा। मुख्यमंत्री ने सोमवार को वर्ली में दिग्गज ग्लोबल इंवेस्टमेंट बैंकिंग कंपनी गोल्डमैन सैक्स के नए ऑफिस का उद्घाटन किया, जिसके बाद उन्होंने निवेशकों के साथ चर्चा के दौरान तीसरी मुंबई के बारे में बातचीत की। मुख्यमंत्री ने कहा, "राज्य सरकार विकास के लिए प्रतिबद्ध है और 'तीसरी मुंबई' के निर्माण के लिए प्राइवेट सेक्टर के साथ मिलकर काम कर रही है। ये नया शहर अंतरराष्ट्रीय विश्वविद्यालयों के केंद्रों की मेजबानी करेगा और मुंबई और महाराष्ट्र दोनों के आर्थिक विकास में महत्वपूर्ण भूमिका निभाएगा। इस प्रोजेक्ट में मेडिकल कॉलेज, इनोवेशन सेंटर और रिसर्च फैसिलिटी शामिल होंगी।" उन्होंने कहा, "गोल्डमैन सैक्स की नए ऑफिस का उद्घाटन राज्य के लिए गर्व की बात है। ये महाराष्ट्र के कुशल कार्यबल, मजबूत बाजारों और निवेशक-अनुकूल वातावरण की पुष्टि करता है। ये वित्तीय क्षेत्र में राज्य के नेतृत्व को भी रेखांकित करता है।" फडणवीस ने कहा कि क्वांटम कंप्यूटिंग और एआई-बेस्ड सिस्टम जैसे सेक्टर में रिसर्च एक प्रमुख विशेषता होगी। फडणवीस ने आश्वासन दिया कि मुंबई और 'तीसरी मुंबई' के बीच सीधी कनेक्टिविटी रहेगी, जिसे कोस्टल रोड, अटल सेतु और वर्ली-सिवरी लिंक रोड जैसे इंफ्रा प्रोजेक्ट्स से मदद मिलेगी। नए शहर के विकास में प्राइवेट इंवेस्टर्स से पहल करने का आग्रह करते हुए, मुख्यमंत्री ने कहा, "सार्वजनिक-निजी भागीदारी के माध्यम से अच्छा विकास होता है। आने वाले निवेशकों के लिए सभी जरूरी मंजूरियां सरकारी स्तर पर तेजी से पूरी की जाएंगी। महाराष्ट्र एक निवेशक-अनुकूल राज्य है। हम अपनी व्यापार सुगमता रैंकिंग में लगातार सुधार कर रहे हैं।" उन्होंने कहा कि राज्य ये सुनिश्चित कर रहा है कि निवेशकों के रास्ते में कोई बाधा न आए और अगर कोई समस्या आती भी है तो उसका तुरंत समाधान किया जाए। गोल्डमैन सैक्स के अध्यक्ष केविन स्नीडर ने कहा कि भारतीय बाजार में अवसर कंपनी के लिए बहुत महत्वपूर्ण हैं। गोल्डमैन सैक्स इंडिया के सीईओ संजय चटर्जी ने कहा कि नया ऑफिस भारत में कंपनी की यात्रा में एक मील का पत्थर है। गोल्डमैन सैक्स ने 1980 के दशक में भारत में अपनी सेवाएं शुरू कीं और 2006 में मुंबई में पूर्ण स्वामित्व स्थापित किया। Latest Business News लेटेस्ट न्यूज़ 2025 के चार बेस्ट IPO: लिस्टिंग के बाद सभी के शेयर 30% से ज्यादा चढ़े, इन वजहों से निवेशक हैं उत्साहित सोने-चांदी की कीमत में हो गया बड़ा उलटफेर, जानें प्रति 10 ग्राम Gold का 19 अगस्त को कितना रहा भाव? वाह-वाह! बिहार के लिए आ गई बहुत बड़ी खुशखबरी! आर्थिक तरक्की की रफ्तार का अनुमान जान लीजिए सट्टेबाजी से जुड़े ऐप्स पर लगेगी रोक, कोटा-बूंदी एयरपोर्ट पर भी कैबिनेट का फैसला, जानें ओडिशा को क्या मिला? भारत के साथ आया चीन- उर्वरकों, दुर्लभ खनिजों और बोरिंग मशीनों की सप्लाई पर लगे प्रतिबंध हटे © 2009-2025 Independent News Service. All rights reserved. सोने-चांदी की कीमत में हो गया बड़ा उलटफेर, जानें प्रति 10 ग्राम Gold का 19 अगस्त को कितना रहा भाव? वाह-वाह! बिहार के लिए आ गई बहुत बड़ी खुशखबरी! आर्थिक तरक्की की रफ्तार का अनुमान जान लीजिए सट्टेबाजी से जुड़े ऐप्स पर लगेगी रोक, कोटा-बूंदी एयरपोर्ट पर भी कैबिनेट का फैसला, जानें ओडिशा को क्या मिला? भारत के साथ आया चीन- उर्वरकों, दुर्लभ खनिजों और बोरिंग मशीनों की सप्लाई पर लगे प्रतिबंध हटे कपड़ा उद्योग के लिए बड़ी राहत- सरकार ने कच्चे कपास के आयात से हटाया सीमा शुल्क, एआईडीसी से भी मिली छूट पीएम मोदी का दिवाली गिफ्ट, 10% सस्ती हो सकती हैं ये गाड़ियां- यहां देखें नाम Fastag एनुअल पास की 15 अगस्त से होने जा रही है शुरुआत, आपके मन में आए हर सवाल का यहां है जवाब Automobile Sales: महिंद्रा की बिक्री में 26% की भारी बढ़ोतरी- जानें एमजी, मारुति, टाटा, हुंडई के लिए कैसा रहा जुलाई टाटा मोटर्स खरीदेगी इटली की ये ऑटोमोबाइल कंपनी, जानें कितने रुपये में होगी डील कभी मिली थी 2-स्टार रेटिंग, अब बनी सेफ्टी की मिसाल, इस कार ने पाई 5-स्टार रैंकिंग, कीमत यहां जान लीजिए ₹10,000 की SIP ने बनाया 1.9 करोड़ रुपये का फंड, इस म्यूचुअल फंड स्कीम ने निवेशकों को बनाया करोड़पति बंद पड़ी LIC पॉलिसी को दोबारा चालू कराने का सुनहरा मौका, सरकारी कंपनी ने शुरू किया विशेष अभियान Union Bank में जमा करें ₹2,00,000 और पाएं ₹30,908 का फिक्स ब्याज, चेक करें स्कीम की डिटेल्स Indian Bank में जमा करें ₹1,00,000 और पाएं ₹14,663 का फिक्स ब्याज, गारंटी के साथ 82% तक का ताबड़तोड़ रिटर्न, इन म्यूचुअल फंड्स ने निवेशकों पर की पैसों की बारिश सामान तौलने के बाद रेलवे स्टेशन में मिलेगी एंट्री, जल्द शुरू होगा एयरपोर्ट जैसा नियम- चेक करें लिमिट Dwarka Expressway: फास्टैग एनुअल पास चलेगा या नहीं, जानें नोएडा से गुरुग्राम जाने के लिए कितना लगेगा टोल उत्तर प्रदेश के इन एक्सप्रेसवे पर नहीं चलेगा FASTag Annual Pass, यहां जानें पूरी डिटेल्स देशभर में लागू हुआ FASTag Annual Pass, पहले दिन इतने लोगों ने खरीदा ₹3000 वाला पास ICICI Bank ने बदला मिनिमम बैलेंस का नियम, अब ₹50,000 की जगह केवल इतना रखना होगा जरूरी ITR फाइल करने के ये 8 बड़े फायदे जानते हैं आप! टैक्स सेविंग से लेकर आसान लोन तक लेना हो जाता है आसान Income Tax Bill, 2025: ट्रस्ट के लिए जारी रहेगी टैक्स छूट, डेडलाइन के बाद भी रिफंड का दावा कर सकेंगे लोग Income Tax Return जल्दी भरने से पहले जानें ये 5 गलतियां, हो सकती है भारी पेनाल्टी! ITR Filing 2025: किसके लिए कौन सा ITR फॉर्म है सही? रिटर्न फाइल करने से पहले यहां समझ लें ITR-3 फॉर्म अब ऑनलाइन उपलब्ध, जानें किस तरह के इनकम वाले करदाता भर सकते हैं रिटर्न मामूली बढ़त के साथ खुला शेयर बाजार, इन स्टॉक्स ने तेजी के साथ शुरू किया कारोबार शेयर बाजार ने लगाई लंबी छलांग, ऑटोमोबाइल और फाइनेंशियल स्टॉक्स में दिखा बूम- निफ्टी में 1% की बड़ी बढ़त 1 शेयर पर 100 रुपये का डिविडेंड देगी ये कंपनी, रिकॉर्ड डेट बेहद करीब Stock Market Today: पीएम मोदी के ऐलान का दिखा असर, झूम उठा सेंसेक्स, इन सेक्टर्स के शेयर हुए रॉकेट स्टॉक मार्केट के लिए कैसा रहेगा अगला हफ्ता, ये प्रमुख ट्रिगर्स तय करेंगे बाजार की चाल 2025 के चार बेस्ट IPO: लिस्टिंग के बाद सभी के शेयर 30% से ज्यादा चढ़े, इन वजहों से निवेशक हैं उत्साहित 160 गुना सब्सक्राइब हुआ ये IPO, चेक करें आज का लेटेस्ट GMP Price ये कंपनी भी लाएगी आईपीओ, सेबी के पास जमा कराए शुरुआती डॉक्यूमेंट्स, आप रहियेगा तैयार! BlueStone Jewellery IPO: पहले दिन कितना सब्सक्राइब हुआ आईपीओ, चेक करें अलॉटमेंट और लिस्टिंग डेट JSW Cement IPO: आईपीओ का आज आखिरी दिन, चेक करें GMP Price और सब्सक्रिप्शन स्टेटस</w:t>
       </w:r>
     </w:p>
     <w:p>
@@ -5819,16 +6248,16 @@
       </w:pPr>
       <w:r>
         <w:rPr/>
-        <w:t>Article 150</w:t>
-      </w:r>
-    </w:p>
-    <w:p>
-      <w:pPr>
-        <w:pStyle w:val="Normal"/>
-      </w:pPr>
-      <w:r>
-        <w:rPr/>
-        <w:t>Title: महायुति में बड़ी सर्जरी पर मंथन! शाह से मिले फडणवीस, महाराष्ट्र में सियासी हलचल</w:t>
+        <w:t>Article 161</w:t>
+      </w:r>
+    </w:p>
+    <w:p>
+      <w:pPr>
+        <w:pStyle w:val="Normal"/>
+      </w:pPr>
+      <w:r>
+        <w:rPr/>
+        <w:t>Title: मुंबई बनेगी सिंगापुर या फिर शंघाई? सीएम देवेंद्र फडणवीस ने कह दी मन की बात</w:t>
       </w:r>
     </w:p>
     <w:p>
@@ -5840,16 +6269,16 @@
         <w:t xml:space="preserve">URL: </w:t>
       </w:r>
       <w:r>
-        <w:t xml:space="preserve"> https://navbharatlive.com/politics/cm-fadnavis-met-amit-shah-reshuffle-in-maharashtra-cabinet-1296831.html</w:t>
-      </w:r>
-    </w:p>
-    <w:p>
-      <w:pPr>
-        <w:pStyle w:val="Normal"/>
-      </w:pPr>
-      <w:r>
-        <w:rPr/>
-        <w:t>Content: केंद्रीय गृहमंत्री अमित शाह से पुष्पगुच्छ भेंट करते सीएम देवेंद्र फडणवीस (सोर्स: एक्स@Dev_Fadnavis) CM Devendra Fadnavis met Amit Shah: मंत्रियों के कथित भ्रष्टाचारों एवं विवादों के कारण विपक्ष को मुख्यमंत्री देवेंद्र फडणवीस के नेतृत्ववाली महायुति सरकार पर निशाना साधने का मौका मिल रहा है। अटकलें लगाई जा रही हैं कि जनता में खराब हो रही सरकार की छवि को बचाने मुख्यमंत्री महायुति सरकार में बड़ी सर्जरी कर सकते हैं। इसके परिणाम स्वरूप कई मंत्रियों की राज्य मंत्रिमंडल से कटिंग हो सकती है तो वहीं मंत्री बनने की महत्वाकांक्षा रखने वाले कई विधायकों की ख्वाहिश पूरी हो सकती है। राज्य की महायुति सरकार सरकार में सर्जरी से पहले मंथन के लिए मुख्यमंत्री देवेंद्र फडणवीस दो दिवसीय दौरे पर दिल्ली पहुंचे हैं। शुक्रवार को उन्होंने केंद्रीय गृहमंत्री अमित शाह के साथ करीब 25 मिनट चर्चा की तो वहीं बीजेपी के राष्ट्रीय अध्यक्ष व केंद्रीय मंत्री जेपी नड्डा, केंद्रीय रक्षा मंत्री राजनाथ सिंह, केंद्रीय कृषि मंत्री शिवराज सिंह चौहान, केंद्रीय मंत्री मनोहर लाल खट्टर से भी मुलाकात करके उनका मार्गदर्शन लिया। पूर्ण बहुमत के साथ राज्य की सत्ता में आई बीजेपी नीत महायुति सरकार इन दिनों अपने ही मंत्रियों विधायकों से जुड़े विवादों के कारण संकटों का सामना कर रही है। अजित पवार की एनसीपी के नेता एवं कृषि मंत्री माणिकराव कोकाटे बार-बार कृषि और किसानों के संबंध में विवादित बयान देते रहे हैं। हाल ही में समाप्त हुए विधानमंडल के मानसून सत्र के दौरान सदन में रमी सर्कल (ताश) खेलते हुए उनका वीडियो वायरल हुआ था। उसके बाद विवादों में घिरे कोकाटे ने अपनी ही सरकार को भिखारी कह दिया। इसी तरह शिंदे की शिवसेना के मंत्री संजय शिरसाट होटल के सौदे के कारण सुर्खियों में आए। बाद में वायरल हुए एक वीडियो में शिरसाट नोटों के बैग के साथ नजर आए। यह भी पढ़ें:- जिसका डर था वही हुआ, NDA में पड़ी फूट! बिहार की सभी सीटों पर चुनाव लड़ेंगे चिराग मंत्री संजय राठोड अपने विभाग में पैसे लेकर नौकरी भर्ती के कारण सुर्खियों में आए। तो वहीं मंत्री भरत गोगावले, मंत्री दादा भुसे, विधायक संजय गायकवाड, बीजेपी विधायक गोपीचंद पडलकर आदि नेता भी विवाद अथवा भ्रष्टाचार के कारण सरकार की किरकिरी की वजह बन चुके हैं। इसलिए दावा किया जा रहा है कि सीएम फडणवीस करीब 8 मंत्रियों की मंत्रिमंडल से छुट्टी कर सकते हैं। अटकलें लगाई जा रही हैं कि मंत्रिमंडल में फेरबदल होने पर विधान सभा अध्यक्ष राहुल नार्वेकर को मंत्रिमंडल में स्थान मिल सकता है तो वहीं उनकी बीजेपी के वरिष्ठ नेता सुधीर मुनगंटीवार विधानसभा अध्यक्ष बन सकते हैं। इधर शिंदे की शिवसेना के संजय बांगर सहित कई दूसरे विधायक भी मंत्री बनने की आस लगाए बैठे हैं। संजय बांगर ने खुल कर कहा है कि वह स्वास्थ्य मंत्री बनने को तैयार हैं। इधर महाराष्ट्र बीजेपी अध्य़क्ष रविंद्र चव्हाण ने मंत्रिमंडल में फेरबदल या मंत्रियों को हटाने की अटकलों काे खारिज किया। उन्होंने कहा कि यह सिर्फ फेक नैरेटिव सेट करने का प्रयास हैं। Follow Us On © Copyright Navbharatlive 2025 All rights reserved.</w:t>
+        <w:t xml:space="preserve"> https://hindi.news18.com/videos/mumbai/mumbai-development-plan-cm-devendra-fadnavis-ke-mann-ki-baat-9509149.html</w:t>
+      </w:r>
+    </w:p>
+    <w:p>
+      <w:pPr>
+        <w:pStyle w:val="Normal"/>
+      </w:pPr>
+      <w:r>
+        <w:rPr/>
+        <w:t>Content: CM Devendra Fadnavis Video: महाराष्ट्र के मुख्यमंत्री देवेंद्र फडणवीस ने कहा कि मुंबई को सिंगापुर या शंघाई जैसा बनने की जरूरत नहीं है. उनकी राय में, दूसरी जगहों को मुंबई जैसा बनने की कोशिश करनी चाहिए. उन्होंने यह बात मुंबई में हुए CNN-News18 टाउनहॉल में कही. फडणवीस ने कहा, “मुंबई, मुंबई ही रहेगी. हमें इसे शंघाई या सिंगापुर बनाने की कोशिश क्यों करनी चाहिए? मुंबई का अपना एक चरित्र है, जो शंघाई और सिंगापुर से बेहतर है.</w:t>
       </w:r>
     </w:p>
     <w:p>
@@ -5858,16 +6287,16 @@
       </w:pPr>
       <w:r>
         <w:rPr/>
-        <w:t>Article 151</w:t>
-      </w:r>
-    </w:p>
-    <w:p>
-      <w:pPr>
-        <w:pStyle w:val="Normal"/>
-      </w:pPr>
-      <w:r>
-        <w:rPr/>
-        <w:t>Title: Pune Rave Party: पुणे पुलिस ने ग्रेड पार्टी का किया भंडाफोड़, सीएम देवेंद्र फडणवीस ने दी प्रतिक्रिया</w:t>
+        <w:t>Article 162</w:t>
+      </w:r>
+    </w:p>
+    <w:p>
+      <w:pPr>
+        <w:pStyle w:val="Normal"/>
+      </w:pPr>
+      <w:r>
+        <w:rPr/>
+        <w:t>Title: मुख्यमंत्री देवेंद्र फडणवीस ने दी राज्यपाल राधाकृष्णन को उपराष्ट्रपति पद की उम्मीदवारता पर बधाई</w:t>
       </w:r>
     </w:p>
     <w:p>
@@ -5879,16 +6308,16 @@
         <w:t xml:space="preserve">URL: </w:t>
       </w:r>
       <w:r>
-        <w:t xml:space="preserve"> https://www.bhaskarhindi.com/politics/maharashtra-news-pune-police-cm-devendra-fadnavis-bjp-minister-of-state-for-home-yogesh-kadam-pune-rave-party-1166513</w:t>
-      </w:r>
-    </w:p>
-    <w:p>
-      <w:pPr>
-        <w:pStyle w:val="Normal"/>
-      </w:pPr>
-      <w:r>
-        <w:rPr/>
-        <w:t>Content: Download App from डिजिटल डेस्क, मुंबई। महाराष्ट्र में एक बार फिर सियासत गरमा गई हैं। पुणे रेव पार्टी के नेता एकनाथ खडसे के दामाद प्रांजल समेत सात लोगों को पुलिस ने हिरासत में ले लिया है। इस मामले को लेकर राज्य के मुख्यमंत्री देवेंद्र फडणवीस ने प्रतिक्रिया दी है। उन्होंने बयान देते हुए कहा कि इस मामले की सूचना मीडिया के जरिए मिली है। सीएम ने कही ये बात मुख्यमंत्री ने कहा, "मुझे इस मामले की जानकारी मीडिया के माध्यम से मिली है। मैं सुबह से विभिन्न कार्यक्रमों में व्यस्त था और मुझे अभी तक इसकी वास्तविक जानकारी नहीं मिली है, लेकिन मीडिया रिपोर्ट्स के अनुसार, पुणे पुलिस ने एक रेव पार्टी का भंडाफोड़ किया है, जिसमें कुछ लोगों को हिरासत में लिया गया है और कुछ मात्रा में नशीले पदार्थ भी बरामद किए गए हैं।" इस मामले में प्रदेश के गृह राज्य मंत्री योगेश कदम ने बताया, "रेव पार्टी में शामिल लोगों के खिलाफ सख्त कानूनी कार्रवाई की जाएगी। जिसने भी कानून तोड़ा है, उसे परिणाम भुगतने होंगे।" एनसीपी विधायक ने इस मामले में कही ये बात एनसीपी (एसपी) विधायक रोहित पवार ने इस केस में कहा, "एकनाथ खडसे पिछले चार-पांच दिनों से बीजेपी के एक बड़े नेता के खिलाफ बोल रहे थे। रविवार (27 जुलाई) को सुबह जो कार्रवाई की गई है, ऐसा लगता है कि इसके पीछे राजनीतिक प्रतिशोध है। विधायक रोहित पवार ने कहा कि मैं मांग करता हूं कि जो भी जिम्मेदार है, उसके खिलाफ पुलिस कार्रवाई होनी चाहिए।" पुणे पुलिस ने बीते रविवार तड़के करीब 3.30 बजे एक बड़ी कार्रवाई की थी। शहर के खराड़ी इलाके के एक आलिशान अपार्टमेंट में एक बड़ी पार्टी चल रही थी, इसमें शराब, गांजा समेत कई हाई लेवल के नशीली पदार्थ थे। समाचार एजेंसी आईएएनएस ने पुलिस अधिकारी के मुताबिक बताया कि इस ग्रेड पार्टी में पुणे रेव पार्टी के वरिष्ठ नेता का रिश्तेदार भी शामिल है। उसके सहित सात लोगों को अरेस्ट किया गया है। पुलिस अधिकारी ने बताया कि इस पार्टी का आयोजन रेव पार्टी ने किया है। Created On : 28 July 2025 1:55 AM IST</w:t>
+        <w:t xml:space="preserve"> https://hindi.mid-day.com/news/india-news/article/chief-minister-devendra-fadnavis-congratulated-governor-radhakrishnan-on-his-candidature-for-the-post-of-vice-president-11180</w:t>
+      </w:r>
+    </w:p>
+    <w:p>
+      <w:pPr>
+        <w:pStyle w:val="Normal"/>
+      </w:pPr>
+      <w:r>
+        <w:rPr/>
+        <w:t>Content: Updated on: 18 August, 2025 09:32 AM IST | Mumbai Hindi Mid-day Online Correspondent | hmddigital@mid-day.com राष्ट्रीय जनतांत्रिक गठबंधन (एनडीए) ने महाराष्ट्र के राज्यपाल सी. पी. राधाकृष्णन को उपराष्ट्रपति पद का उम्मीदवार घोषित किया. X/Pics, Devendra Fadnavis राष्ट्रीय जनतांत्रिक गठबंधन (एनडीए) ने रविवार को महाराष्ट्र के राज्यपाल सी. पी. राधाकृष्णन को उपराष्ट्रपति पद के लिए उम्मीदवार घोषित कर राजनीतिक हलकों में नई हलचल पैदा कर दी. भारतीय जनता पार्टी के राष्ट्रीय अध्यक्ष जे. पी. नड्डा द्वारा जैसे ही इस फैसले की घोषणा की गई, वैसे ही देशभर से बधाइयों का सिलसिला शुरू हो गया. ADVERTISEMENT ADVERTISEMENT इसी क्रम में महाराष्ट्र के उपमुख्यमंत्री देवेंद्र फडणवीस भी रविवार को कोल्हापुर दौरे से लौटते ही सीधे मुंबई स्थित राजभवन पहुँचे. उन्होंने राज्यपाल राधाकृष्णन से मुलाकात कर उन्हें एनडीए का उम्मीदवार घोषित किए जाने पर हार्दिक शुभकामनाएँ दीं. इस दौरान दोनों नेताओं के बीच गर्मजोशी भरा संवाद हुआ और फडणवीस ने उनके अनुभव, कार्यशैली और सेवाभाव की सराहना की. देवेंद्र फडणवीस ने इस मुलाकात से जुड़ी तस्वीरें अपने सोशल मीडिया अकाउंट पर साझा करते हुए लिखा – “कोल्हापुर से वापस लौटने पर, मैंने मुंबई स्थित राजभवन में राज्यपाल सी. पी. राधाकृष्णन जी को भारत के उपराष्ट्रपति पद के लिए एनडीए का उम्मीदवार घोषित किए जाने पर बधाई दी.” उनकी इस पोस्ट पर पार्टी कार्यकर्ताओं और समर्थकों ने भी राधाकृष्णन को शुभकामनाएँ दीं. On returning back from Kolhapur, CM Devendra Fadnavis greeted and congratulated Governor CP Radhakrishnan at Raj Bhavan, Mumbai, for being announced as the National Democratic Alliance (NDA) candidate for the Vice President of India.मुख्यमंत्री श्री देवेंद्र फडणवीस यांनी… pic.twitter.com/7fSNCJFuK3 ज्ञात हो कि राधाकृष्णन का राजनीतिक करियर लंबा और प्रभावशाली रहा है. वे कई बार सांसद रह चुके हैं और संसदीय समितियों में भी सक्रिय भूमिका निभा चुके हैं. उनका सामाजिक और जनसेवा का अनुभव उन्हें इस पद के लिए और भी उपयुक्त बनाता है. एनडीए का मानना है कि उनके नेतृत्व में राज्यसभा की कार्यवाही और अधिक प्रभावी और गरिमामयी होगी. फडणवीस की यह शिष्टाचार भेंट भले ही औपचारिक रही हो, लेकिन राजनीतिक दृष्टि से इसे अहम माना जा रहा है. महाराष्ट्र की राजनीति इस समय कई उतार-चढ़ाव से गुजर रही है, ऐसे में यह मुलाकात एनडीए की एकजुटता और नेतृत्व पर भरोसे का प्रतीक कही जा रही है. देशभर में भाजपा और एनडीए समर्थक इस घोषणा का स्वागत कर रहे हैं. राजनीतिक विश्लेषकों का मानना है कि यदि राधाकृष्णन उपराष्ट्रपति पद पर निर्वाचित होते हैं तो यह दक्षिण भारत से आने वाले नेताओं की भूमिका को और अधिक मज़बूत करेगा. ADVERTISEMENT ADVERTISEMENT ADVERTISEMENT ADVERTISEMENT ADVERTISEMENT ADVERTISEMENT</w:t>
       </w:r>
     </w:p>
     <w:p>
@@ -5897,16 +6326,16 @@
       </w:pPr>
       <w:r>
         <w:rPr/>
-        <w:t>Article 152</w:t>
-      </w:r>
-    </w:p>
-    <w:p>
-      <w:pPr>
-        <w:pStyle w:val="Normal"/>
-      </w:pPr>
-      <w:r>
-        <w:rPr/>
-        <w:t>Title: महायुति में नहीं चलेगी मनमानी, शिंदे के नगर विकास पर CM फडणवीस ने कसी नकेल</w:t>
+        <w:t>Article 163</w:t>
+      </w:r>
+    </w:p>
+    <w:p>
+      <w:pPr>
+        <w:pStyle w:val="Normal"/>
+      </w:pPr>
+      <w:r>
+        <w:rPr/>
+        <w:t>Title: 15 अगस्त को मीट बैन पर सीएम देवेंद्र फडणवीस का बयान; सरकार का साफ संदेश- कौन क्या खाए, यह तय करना हमारा काम नहीं</w:t>
       </w:r>
     </w:p>
     <w:p>
@@ -5918,16 +6347,16 @@
         <w:t xml:space="preserve">URL: </w:t>
       </w:r>
       <w:r>
-        <w:t xml:space="preserve"> https://navbharatlive.com/maharashtra/mumbai/mahayuti-devendra-fadnavis-tightens-shinde-city-development-1294822.html</w:t>
-      </w:r>
-    </w:p>
-    <w:p>
-      <w:pPr>
-        <w:pStyle w:val="Normal"/>
-      </w:pPr>
-      <w:r>
-        <w:rPr/>
-        <w:t>Content: देवेंद्र फडणवीस और एकनाथ शिंदे (सौजन्य-सोशल मीडिया) Maharashtra Politics: महायुति सरकार में डिप्टी सीएम एकनाथ शिंदे की मुश्किलें लगातार बढ़ती जा रही हैं। सूत्रों के मुताबिक शिंदे के नगर विकास विभाग पर नकेल कस दिया गया है। ऐसे आरोप लग रहे थे कि एकनाथ शिंदे के नगर विकास विभाग से केवल शिवसेना के विधायकों को ही मनचाहा फंड मिल रहा है। इससे महायुति खेमे में खटास का माहौल बन रहा था। अब राज्य के मुख्यमंत्री देवेंद्र फडणवीस ने एक बड़ा फैसला लिया है। इस फैसले के तहत एकनाथ शिंदे को अब सीएमओ पर निर्भर रहना पड़ेगा। ऐसा इसलिए क्योंकि अब से एकनाथ शिंदे के नगर विकास विभाग से जुड़ी फाइल सीएमओ ऑफिस जाएगी जहां से हरी झंडी मिलने के बाद ही फंड वितरण को मंजूरी मिलेगी। नगर विकास विभाग राज्य मंत्रिमंडल के महत्वपूर्ण विभागों में से एक है। इस विभाग की जिम्मेदारी डिप्टी सीएम एकनाथ शिंदे के पास है। इस विभाग द्वारा विभिन्न योजनाओं के तहत विधायकों और नगर पालिका के नगरसेवकों को धन मुहैया कराया जाता है। लेकिन ऐसे आरोप लग रहे थे कि पिछले कुछ महीनों से नगर विकास विभाग से सिर्फ़ शिंदे गुट के विधायकों को धन दिया जा रहा था। इस वजह से कुछ विधायकों ने मुख्यमंत्री देवेंद्र फडणवीस से इसकी शिकायत की थी। इसके बाद अब इस विभाग पर कड़ी नजर रखने का फैसला किया गया है। अगर एकनाथ शिंदे अपने नगर विकास विभाग से कोई बड़ी राशि बांटना चाहते हैं तो उस निधि के लिए पहले मुख्यमंत्री की मंजूरी लेना अनिवार्य होगा। यह भी पढ़ें – Maharashtra Monsoon: पुणे, कोंकण समेत इन जिलों में रेड, तो विदर्भ में येलो अलर्ट सूत्रों के मुताबिक सीएम फडणवीस ने फैसला किया है कि महायुति के अंदर किसी की भी मनमानी नहीं चलेगी। बीजेपी का मानना है कि महायुति में शामिल सभी दलों के साथ बराबर का न्याय होना चाहिए। यही वजह है कि नगर विकास विभाग को लेकर यह अहम फैसला लिया गया। इससे पहले मुख्यमंत्री ने सहयोगी दलों के मनमाने प्रबंधन पर लगाम लगाई थी जिससे यह देखा गया था कि महायुति में किसी तरह की अराजकता न हो। खास बात यह कि नगरीय विकास विभाग एक मलाईदार विभाग है। इसलिए आगामी स्थानीय निकाय चुनावों के दौरान शहरी क्षेत्रों में नगरीय विकास विभाग से बड़ी मात्रा में निधि वितरित होने की संभावना है। Follow Us On © Copyright Navbharatlive 2025 All rights reserved.</w:t>
+        <w:t xml:space="preserve"> https://www.timesnowhindi.com/cities/mumbai-news/maharashtra-cm-devendra-fadnavis-no-new-decision-on-august-15-meat-ban-rule-in-place-since-1988-article-152459202</w:t>
+      </w:r>
+    </w:p>
+    <w:p>
+      <w:pPr>
+        <w:pStyle w:val="Normal"/>
+      </w:pPr>
+      <w:r>
+        <w:rPr/>
+        <w:t>Content: Theme Login to get the latest articles, videos, gallery and a lot more… Updated Aug 13, 2025, 18:29 IST 15 अगस्त पर मीट बैन को लेकर सीएम देवेंद्र फडणवीस का बयान Maharashtra 15 August Meat Ban: 15 अगस्त के मांस प्रतिबंध को लेकर राज्य सरकार ने स्पष्ट किया है कि इस संबंध में कोई नया निर्णय नहीं लिया गया है। मुख्यमंत्री देवेन्द्र फडणवीस ने बताया कि महाराष्ट्र में यह नियम 1988 से लागू है और उसी वर्ष इसका जीआर (GR) जारी किया गया था। किसी महानगरपालिका ने इस पर आदेश जारी किया है इसकी जानकारी मुझे भी मीडिया से मिली। जब मैंने कई महानगरपालिकाओं से पूछा कि ऐसा निर्णय क्यों लिया गया, तो उन्होंने बताया कि 1988 के जीआर के आधार पर हर साल यह निर्णय लिया जाता है। अधिकारियों ने मुझे उद्धव ठाकरे सरकार का भी आदेश भेजा है, जिसे मैं जल्द ही मीडिया के सामने रखूंगा। सरकार यह तय नहीं करती कि कौन क्या खाए, और इस पर पाबंदी लगाने का इरादा भी नहीं है, क्योंकि सरकार के पास और भी कई काम हैं। यह निर्णय हमारी मौजूदा सरकार का नहीं, बल्कि पूर्व सरकार का है और वही नियम अब तक चल रहा है। साथ ही, इस तरह के बयान कि "शाकाहारी खाने वाले नपुंसक हो रहे हैं", पूरी तरह मूर्खतापूर्ण हैं। हर व्यक्ति को जो खाना है वह खाने का अधिकार संविधान ने दिया है। साथ ही साथ मुख्यमंत्री यह भी कहा कि यह हमारी सरकार का निर्णय नहीं है, यह पुरानी सरकार द्वारा लिया गया निर्णय है जो चला आ रहा है। इससे पहले उपमुख्यमंत्री अजित पवार ने भी इस आदेश का विरोध जताते हुए कहा कि राष्ट्रीय पर्वों पर ऐसा प्रतिबंध उचित नहीं है। उनका तर्क है कि धार्मिक अवसरों पर यह समझ में आता है, लेकिन स्वतंत्रता दिवस जैसे राष्ट्रीय दिवस पर इसे लागू करना सही नहीं है। इसी कड़ी में नागपुर और मालेगांव नगर निगमों ने भी 15 अगस्त को मीट बिक्री और पशु वध पर रोक लगाने का निर्णय लिया है। देश और दुनिया की ताजा ख़बरें (Hindi News) पढ़ें हिंदी में और देखें छोटी बड़ी सभी न्यूज़ Times Now Navbharat Live TV पर। मुंबई (Cities News) अपडेट और चुनाव (Elections) की ताजा समाचार के लिए जुड़े रहे Times Now Navbharat से। मैं अतुल सिंह,मैं 14 वर्षों से अधिक समय से टीवी पत्रकारिता में विभिन्न क्षेत्रों को खबरों को कवर करने वाला अनुभवी पत्रकार हूं। वर्तमान में Times Now ...और देखें hindi news cities mumbai news जनसुनवाई के दौरान दिल्ली की सीएम रेखा गुप्ता पर हुआ हमला, पुलिस ने हमलावर को दबोचा टीचर मनीषा की मौत पर भड़का जनाक्रोश, भिवानी और चरखी दादरी में 48 घंटे इंटरनेट सेवाएं ठप आज का मौसम, 20 August 2025 IMD Weather Forecast LIVE: बिहार में मानसून ने ली करवट, मुंबई में भारी बारिश का रेड अलर्ट; जानें आपके शहर में मौसम का क्या है हाल Delhi Bomb Threat: दिल्ली के 50 स्कूलों को मिली बम से उड़ाने की धमकी, मचा हड़कंप महाराष्ट्र में भारी बारिश: पिछले 24 घंटे में 6 की मौत; मुंबई में कई लोकल ट्रेन आज भी रद्द, इंडिगो ने जारी की एडवाइजरी Follow Us : © 2025 Bennett, Coleman &amp; Company Limited</w:t>
       </w:r>
     </w:p>
     <w:p>
@@ -5936,16 +6365,16 @@
       </w:pPr>
       <w:r>
         <w:rPr/>
-        <w:t>Article 153</w:t>
-      </w:r>
-    </w:p>
-    <w:p>
-      <w:pPr>
-        <w:pStyle w:val="Normal"/>
-      </w:pPr>
-      <w:r>
-        <w:rPr/>
-        <w:t>Title: ‘महाराष्ट्र के मन में कौन? ये जल्द दिखेगा’, राज-उद्धव मिलन पर CM फडणवीस का जवाब</w:t>
+        <w:t>Article 164</w:t>
+      </w:r>
+    </w:p>
+    <w:p>
+      <w:pPr>
+        <w:pStyle w:val="Normal"/>
+      </w:pPr>
+      <w:r>
+        <w:rPr/>
+        <w:t>Title: मुंबई में गोविंदाओं की धूम: CM फडणवीस ने फोड़ी परिवर्तन की दही हांडी, कहा- महायुति सरकार ने फोड़ा पाप का घड़ा</w:t>
       </w:r>
     </w:p>
     <w:p>
@@ -5957,16 +6386,16 @@
         <w:t xml:space="preserve">URL: </w:t>
       </w:r>
       <w:r>
-        <w:t xml:space="preserve"> https://navbharatlive.com/maharashtra/devendra-fadnavis-on-raj-thackeray-enters-matoshree-after-13-years-maharashtra-politics-1298501.html</w:t>
-      </w:r>
-    </w:p>
-    <w:p>
-      <w:pPr>
-        <w:pStyle w:val="Normal"/>
-      </w:pPr>
-      <w:r>
-        <w:rPr/>
-        <w:t>Content: सीएम फडणवीस, उद्धव-राज ठाकरे (pic credit; social media) Devendra Fadnavis on Raj-Uddhav Thackeray: महाराष्ट्र की राजनीति में इस समय कई बड़े घटनाक्रम हो रहे हैं। मनसे अध्यक्ष राज ठाकरे 13 साल बाद उद्धव ठाकरे से मिलने उनके आवास ‘मातोश्री’ गए। उधर, मंत्री संजय शिरसाट और राज्य मंत्री माधुरी मिसाल के बीच लेटर वॉर देखने को मिला। तीसरी बड़ी घटना पुणे में रेव पार्टी के खिलाफ कार्रवाई थी। इस कार्रवाई में एकनाथ खडसे के दामाद को गिरफ्तार किया गया। मुख्यमंत्री देवेंद्र फडणवीस ने आज इन तीनों घटनाओं पर अपनी प्रतिक्रिया दी। मनसे अध्यक्ष राज ठाकरे आज शिवसेना प्रमुख उद्धव बालासाहेब ठाकरे के जन्मदिन के अवसर पर उनके आवास ‘मातोश्री’ पर गए। उन्होंने उद्धव ठाकरे को जन्मदिन की शुभकामनाएं दीं। महाराष्ट्र के मुख्यमंत्री देवेंद्र फडणवीस ने इस मुलाकात पर अपनी प्रतिक्रिया दी है। यह खुशी की बात है। मुझे लगता है कि आज उद्धव ठाकरे का जन्मदिन है। राज ठाकरे उन्हें बधाई देने गए थे।ये तो खुशी की बात है। इसमें राजनीति क्यों देखें? अगर आप उन्हें शुभकामनाएं देने गए हैं, तो हम भी उन्हें शुभकामनाएं देते हैं। देवेंद्र फडणवीस ने कहा, किसी को जन्मदिन की बधाई देने में राजनीति देखना सही नहीं है। आपने विधानसभा चुनावों में देखा कि महाराष्ट्र के मन में क्या है, और आप आगामी स्थानीय निकाय चुनावों में भी देखेंगे कि महाराष्ट्र के मन में क्या है। लेकिन यह कहना सही नहीं है कि जो कुछ पार्टी नेताओं के मन में है, वही महाराष्ट्र के मन में भी है। यह भी पढ़ें – ‘मेरे बड़े भाई…’, गुलदस्ता दिया-गले मिले, उद्धव से मुलाकात पर बोले राज- VIDEO देवेंद्र फडणवीस ने संजय शिरसाट और माधुरी मिसाल के लेटर वॉर पर भी जबाव दिया है। उन्होंने कहा कि मंत्रियों को इस तरह पत्र लिखकर विवाद पैदा नहीं करना चाहिए। मंत्रियों को आपस में बात करनी चाहिए। अगर मंत्रियों को कोई समस्या है, तो उन्हें आकर मुझे बताना चाहिए। इस तरह हम समस्याओं का समाधान कर सकते हैं। मंत्री और राज्य मंत्री दोनों ही सरकार का हिस्सा हैं। सारी शक्तियां मंत्रियों के पास हैं। मंत्रियों द्वारा दी गई शक्तियाँ राज्य मंत्रियों की शक्तियाँ हैं। इसलिए इसमें कोई भ्रम नहीं है। सीएम फडणवीस ने कहा लेकिन यह मानना गलत है कि राज्य मंत्रियों को बैठकें आयोजित करने का अधिकार नहीं है। राज्य मंत्रियों को बैठकें आयोजित करने का पूरा अधिकार है। लेकिन ऐसी बैठकों में नीतिगत निर्णय मंत्रियों से परामर्श किए बिना नहीं लिए जा सकते। देवेंद्र फडणवीस ने कहा, इसके लिए मंत्रियों की मंजूरी जरूरी है। मंत्री और राज्य मंत्री, दोनों को सामंजस्य दिखाना चाहिए। अगर कोई समस्या है, तो उन्हें मुझसे बात करनी चाहिए। सीएम फडणवीस ने कहा कि मैंने भी मीडिया में यह देखा है। जैसा कि आप खुद देख सकते हैं, मैं भी सुबह से ही इन कार्यक्रमों में मौजूद हूं। इसलिए मुझे उनकी ब्रीफिंग नहीं मिल सकी। लेकिन मीडिया में आई जानकारी के अनुसार, पुलिस ने एक रेव पार्टी के खिलाफ कार्रवाई की है। इसमें कुछ लोग मिले हैं, ड्रग्स मिले हैं, अब मैं इसकी पूरी जानकारी लूंगा, फिर बोलूंगा। लेकिन ऐसा लगता है कि इस तरह का अपराध किया गया है। Follow Us On © Copyright Navbharatlive 2025 All rights reserved.</w:t>
+        <w:t xml:space="preserve"> https://www.amarujala.com/india-news/govindas-are-in-full-swing-in-mumbai-cm-fadnavis-broke-the-curd-pot-of-change-news-in-hindi-2025-08-17</w:t>
+      </w:r>
+    </w:p>
+    <w:p>
+      <w:pPr>
+        <w:pStyle w:val="Normal"/>
+      </w:pPr>
+      <w:r>
+        <w:rPr/>
+        <w:t>Content: मेरा शहर महाराष्ट्र के मुख्यमंत्री देवेंद्र फडणवीस ने मुंबई के जांबोरी मैदान में आयोजित गोविंदा उत्सव में परिवर्तन की दही हांडी फोड़ी। इस दौरान उन्होंने शिवसेना यूबीटी की ओर इशारा करते हुए जमकर निशाना साधा। उन्होंने कहा कि बीएमसी चुनाव में में इस बार बदलाव तय है, क्योंकि भाजपा नीत महायुति ने नगर निकाय को लूटने वालों के पाप का घड़ा फोड़ दिया है। Link Copied जलगांव में खास अंदाज में हुआ दही-हांडी का उत्सव वहीं जलगांव में श्रीकृष्ण जन्माष्टमी के पावन अवसर पर खास अंदाज में दही-हांडी उत्सव का आयोजन किया गया। सागर पार्क मैदान में आयोजित इस दही-हांडी कार्यक्रम की खास बात यह रही कि इसे महिलाओं द्वारा महिलाओं के लिए आयोजित किया गया था। जिले भर से कुल 11 महिला गोविंदा पथकों ने इसमें हिस्सा लिया और पारंपरिक उल्लास के साथ श्रीकृष्ण जन्मोत्सव का जश्न मनाया। कार्यक्रम में बड़ी संख्या में लोग शामिल हुए और महिला गोविंदाओं का हौसला बढ़ाया। ये भी पढ़ें:- Shubhanshu Shukla: दिल्ली पहुंचे भारतीय अंतरिक्ष यात्री शुभांशु शुक्ला, केंद्रीय मंत्री-छात्रों ने किया स्वागत रहें हर खबर से अपडेट, डाउनलोड करें Android Hindi News apps, iOS Hindi News apps और Amarujala Hindi News apps अपने मोबाइल पे|Get all India News in Hindi related to live update of politics, sports, entertainment, technology and education etc. Stay updated with us for all breaking news from India News and more news in Hindi. Next Article Please wait... Please wait... Delete All Cookies Followed</w:t>
       </w:r>
     </w:p>
     <w:p>
@@ -5975,16 +6404,16 @@
       </w:pPr>
       <w:r>
         <w:rPr/>
-        <w:t>Article 154</w:t>
-      </w:r>
-    </w:p>
-    <w:p>
-      <w:pPr>
-        <w:pStyle w:val="Normal"/>
-      </w:pPr>
-      <w:r>
-        <w:rPr/>
-        <w:t>Title: संपादकीय: राजनीतिक सौजन्य की बानगी, शरद पवार व उद्धव ने की देवेंद्र की सराहना</w:t>
+        <w:t>Article 165</w:t>
+      </w:r>
+    </w:p>
+    <w:p>
+      <w:pPr>
+        <w:pStyle w:val="Normal"/>
+      </w:pPr>
+      <w:r>
+        <w:rPr/>
+        <w:t>Title: मुंबई को मिलेगी बंद दरवाजों वाली AC लोकल ट्रेन, CM फडणवीस बोले- 'विकास से अब कोई समझौता नहीं'</w:t>
       </w:r>
     </w:p>
     <w:p>
@@ -5996,16 +6425,16 @@
         <w:t xml:space="preserve">URL: </w:t>
       </w:r>
       <w:r>
-        <w:t xml:space="preserve"> https://navbharatlive.com/special-coverage/sharad-pawar-and-uddhav-praised-devendra-fadnavis-1296105.html</w:t>
-      </w:r>
-    </w:p>
-    <w:p>
-      <w:pPr>
-        <w:pStyle w:val="Normal"/>
-      </w:pPr>
-      <w:r>
-        <w:rPr/>
-        <w:t>Content: महाराष्ट्र की राजनीति (सौ. डिजाइन फोटो) नवभारत डिजिटल डेस्क: महाराष्ट्र की राजनीति में व्याप्त द्वेष और कटुता के बीच अचानक सौहार्द्रपूर्ण संस्कृति की बयार महसूस की गई जब शरद पवार और उद्धव ठाकरे ने राजनीति वैरभाव को परे रखते हुए मुख्यमंत्री देवेंद्र फडणवीस के 55वें जन्मदिन पर उनकी कार्यकुशलता की भूरि-भूरि प्रशंसा की।शरद पवार जैसे दिग्गज नेता ने कहा कि फडणवीस प्रतिदिन 18-19 घंटे काम करते हैं और इतनी मेहनत के बाद भी थकते नहीं हैं।वह एक दूरदर्शी नेता हैं जो राज्य के भविष्य के लिए हमेशा सोचते हैं।पवार ने कहा कि मुझे फडणवीस की कार्यशैली में अपनी छवि नजर आती है।वे 2 विपरीत विचारधारों के नेताओं के साथ भी काम कर सकते हैं।इसी तरह उद्धव ठाकरे ने भी फडणवीस की तारीफ करते हुए कहा कि वह ऐसे नेता हैं जो बड़े मौके के हकदार हैं। महाविकास आघाड़ी के 2 नेताओं द्वारा मुख्यमंत्री फडणवीस की कार्यशैली की खुले मन से सराहना यह दर्शाती है कि राजनीति में अब भी कहीं न कहीं सकारात्मकता का पहलू कायम है।वास्तव में ऐसा ही होना चाहिए।वैचारिक या सैद्धांतिक मतभेद हो सकते हैं लेकिन संबंधों में कटुता नहीं आनी चाहिए।महाराष्ट्र की राजनीति का ऊंचा स्तर भी लोगों ने देखा है जब बालासाहेब भारदे या शेषराव वानखेड़े जैसे स्पीकर या सभापति हुआ करते थे।सदन में ज्वलंत मुद्दों पर अभ्यासपूर्ण चर्चा हुआ करती थी।नेताओं में आत्मीयतापूर्ण संबंध रहा करते थे।अब राजनीतिक शत्रुता ही नहीं परस्पर संदेह का वातावरण भी बन गया है।हाल ही में विधान भवन में मारपीट की अशोभनीय घटना भी देखी गई।आलोचना की भाषा दूषित व अपमानजनक होती जा रही है।खास तौर पर 2014 के बाद से राजनीति के स्तर में गिरावट आई है। उस वर्ष 4 प्रमुख पार्टियों ने स्वतंत्र रूप से विधानसभा चुनाव लड़ा था जिसमें किसी भी पार्टी को बहुमत नहीं मिल पाया था।कुल 288 सीटों में से बीजेपी ने सर्वाधिक 122 सीटें जीती थीं।बीजेपी को सरकार बनाने का न्योता मिला था।तब शरद पवार ने सरकार को बाहर से समर्थन देने की घोषणा की थी।बाद में बीजेपी के खिलाफ चुनाव लड़नेवाली शिवसेना बीजेपी के साथ सत्ता में शामिल हुई किंतु सत्ता में रहते हुए भी शिवसेना के नेता बीजेपी व प्रधानमंत्री मोदी की आलोचना करते देखे गए।तब शिवसेना के मंत्री कहते थे कि हम अपने इस्तीफे हमेशा अपनी जेब में तैयार रखते हैं।शिवसेना का मुखपत्र भी केंद्र सरकार की आलोचना करता रहता था। खुद के हिंदुत्व को असली बताने की होड़ लगी थी।2019 के चुनाव में शिवसेना ने बीजेपी के साथ मिलकर चुनाव लड़ा जबकि देवेंद्र फडणवीस को भरोसा था कि वह बीजेपी को अपने दम पर निर्वाचित करवा सकते हैं लेकिन केंद्रीय निर्देश या दबाव की वजह से शिवसेना के साथ सीटों का बंटवारा करना पड़ा।बाद में महाविकास आघाड़ी का प्रयोग कर बीजेपी को अंगूठा दिखा दिया गया।फडणवीस बार-बार कहते थे कि मैं फिर वापस आऊंगा और उन्होंने पुन: सत्ता में आकर दिखा दिया।बाद में फडणवीस ने चाणक्य नीति पर चलते हुए शिवसेना और राकां दोनों को तोड़ कर हिसाब बराबर कर दिया।अब यदि शरद पवार ने फडणवीस के राजनीतिक कौशल की सराहना की है तो इसके पीछे कोई वजह जरूर होगी। लेख-चंद्रमोहन द्विवेदी के द्वारा Follow Us On © Copyright Navbharatlive 2025 All rights reserved.</w:t>
+        <w:t xml:space="preserve"> https://www.abplive.com/states/maharashtra/cm-devendra-fadnavis-inaugurates-cycling-tracks-on-mumbai-coatal-road-ac-local-trains-project-underway-2995915</w:t>
+      </w:r>
+    </w:p>
+    <w:p>
+      <w:pPr>
+        <w:pStyle w:val="Normal"/>
+      </w:pPr>
+      <w:r>
+        <w:rPr/>
+        <w:t>Content: महाराष्ट्र के मुख्यमंत्री देवेंद्र फडणवीस ने गुरुवार (14 अगस्त) को ऐलान किया कि अब मुंबई के विकास पर कोई समझौता नहीं किया जाएगा. हालांकि, कुछ देरी जरूर हुई. इसी कड़ी में सीएम फडणवीस ने ट्रैफिक की समस्याओं को दूर करने के लिए कई प्रोजेक्ट्स का उद्घाटन किया. इस दौरान सीएम देवेंद्र फडणवीस ने कहा कि साल 2018 में मुंबई के एक पॉइंट से दूसरे तक जाने के लिए 59 मिनट में यात्रा करने का सपना निश्चित रूप से पूरा हो सकता. इसके लिए मजबूत बुनियादी ढांचे और सार्वजनिक परिवहन की जरूरत है. विकास पर अब कोई समझौता नहीं किया जाएगा. मुंबई को जल्द मिलेगी एसी लोकल ट्रेनन्यूज एजेंसी पीटीआई की रिपोर्ट के मुताबिक, सीएम देवेंद्र फडणवीस ने कहा, "जो काम हम अभी कर रहे हैं, वह कल ही हो जाना चाहिए था. हम कुछ चूक जरूर गए लेकिन हम स्पीड पकड़ रहे हैं. हम यह गति धीमी नहीं होने देंगे." देवेंद्र फडणवीस ने कहा कि शहर को जल्द ही बंद दरवाजों वाली एसी लोकल ट्रेनें मिलेंगी और रेल मंत्री अश्विनी वैष्णव जल्द ही इस संबंध में घोषणा करेंगे. कोस्टल रोड पर स्टंट करने से CM ने किया मनामुख्यमंत्री ने अपने उप मुख्यमंत्री अजित पवार और एकनाथ शिंदे के साथ कोस्टल रोड पर सैर और साइकिलिंग के लिए ट्रैक का उद्घाटन किया. देवेंद्र फडणवीस ने कहा कि तटीय सड़क शुक्रवार से 24x7 खुली रहेगी. इस सड़क पर सीएम फडणवीस ने युवाओं को अपने ड्राइविंग कौशल का प्रदर्शन न करने की चेतावनी दी. सीएम फडणवीस ने बताया कि सड़क पर सीसीटीवी लगे हैं और नियमों की अनदेखी करने वालों पर एक्शन लिया जाएगा. उन्होंने साउथ एशिया के पहले घुमावदार केबल-स्टेड ब्रिज का भी उद्घाटन किया, जो ईस्टर्न एक्सप्रेस हाईवे को वेस्टर्न एक्सप्रेस हाईवे से जोड़ता है. साथ ही, पूर्वी उपनगरों को पश्चिमी उपनगरों में विले पार्ले से जोड़ता है. हर साल 50km मेट्रो रूट प्लान करना चाहिएसीएम फडणवीस ने कहा कि यह ब्रिज बांद्रा कुर्ला कॉम्प्लेक्स के व्यापारिक जिले में भीड़भाड़ कम करने के लिए बनाई गई छह निकास परियोजनाओं में से एक है. साल 2015-16 में यह निर्णय लिया गया था कि बीकेसी में छह निकास परियोजनाएं होंगी, जिनमें से पांच पूरी हो चुकी हैं. छठी परियोजना इस साल के अंत तक पूरी हो जाएगी. मुंबई महानगर क्षेत्रीय विकास प्राधिकरण (MMRDA) को हर साल 50 किलोमीटर मेट्रो मार्ग चालू करना चाहिए. Source: IOCL We use cookies to improve your experience, analyze traffic, and personalize content. By clicking "Allow All Cookies", you agree to our use of cookies.</w:t>
       </w:r>
     </w:p>
     <w:p>
@@ -6014,16 +6443,16 @@
       </w:pPr>
       <w:r>
         <w:rPr/>
-        <w:t>Article 155</w:t>
-      </w:r>
-    </w:p>
-    <w:p>
-      <w:pPr>
-        <w:pStyle w:val="Normal"/>
-      </w:pPr>
-      <w:r>
-        <w:rPr/>
-        <w:t>Title: कोकाटे की जाएगी कुर्सी! CM फडणवीस से मिलेंगे शरद पवार, क्या बाेले अजित पवार</w:t>
+        <w:t>Article 166</w:t>
+      </w:r>
+    </w:p>
+    <w:p>
+      <w:pPr>
+        <w:pStyle w:val="Normal"/>
+      </w:pPr>
+      <w:r>
+        <w:rPr/>
+        <w:t>Title: ऑपरेशन सिंदूर की थीम वाली दही हांडी महोत्सव में पहुंचे सीएम फडणवीस, मुंबई के घाटकोपर में भव्य आयोजन</w:t>
       </w:r>
     </w:p>
     <w:p>
@@ -6035,16 +6464,16 @@
         <w:t xml:space="preserve">URL: </w:t>
       </w:r>
       <w:r>
-        <w:t xml:space="preserve"> https://navbharatlive.com/maharashtra/sharad-pawar-will-meet-cm-fadnavis-minister-manikrao-kokate-resignation-discussed-1297331.html</w:t>
-      </w:r>
-    </w:p>
-    <w:p>
-      <w:pPr>
-        <w:pStyle w:val="Normal"/>
-      </w:pPr>
-      <w:r>
-        <w:rPr/>
-        <w:t>Content: शरद पवार के साथ सीएम फडणवीस, माणिकराव कोकाटे व अजित पवार (कॉन्सेप्ट फोटो) Maharashtra Politics: महाराष्ट्र में नगर निकाय चुनाव से पहले राजनीतिक सरगर्मी तेज़ हो गई है। महाराष्ट्र के कृषि मंत्री माणिकराव कोकाटे पिछले कुछ दिनों से विवादों के घेरे में है। पहले मानसून सत्र के दौरान विधान भवन में माेबाइल पर खेलते दिखे उसके बाद सरकार को ‘भिखारी’ कह दिया। इसके बाद से कोकाटे को मंत्री पद से हटाने की मांग तेज हो गई है। विपक्षी दल सरकार पर हमलावर है और कोकाटे के इस्तीफे की मांग कर रहे हैं। ऐसे में मंत्री कोकाटे की कुर्सी खतरे में दिख रही है। इसी बीच राष्ट्रवादी कांग्रेस पार्टी (शरदचंद्र पवार) सुप्रीमो शरद पवार कल यानी रविवार को महाराष्ट्र के मुख्यमंत्री देवेंद्र फडणवीस से मुलाकात कर सकते हैं। इस बैठक में कृषि मंत्री माणिकराव कोकाटे के विवादास्पद बयान, नितिन देशमुख पर हमले और अन्य राजनीतिक मुद्दों पर चर्चा होने की संभावना है। माना जा रहा है कि कोकाटे पर इस्तीफे का दबाव बढ़ रहा है, जिसके चलते यह बैठक अहम मानी जा रही है। इधर मंत्री कोकाटे के मुद्दे को लेकर उपमुख्यमंत्री अजित पवार भी मुख्यमंत्री देवेंद्र फडणवीस से मुलाकात कर सकते हैं। 24 जुलाई को अजित पवार ने कहा था कि माणिकराव कोकाटे के खिलाफ कार्रवाई का फैसला अगले सप्ताह उनसे मुलाकात और मुख्यमंत्री देवेंद्र फडणवीस से परामर्श के बाद लिया जाएगा। अजित पवार ने मंत्रियों को सलाह दी कि वे अपने आचरण और सार्वजनिक रूप से की गई टिप्पणियों के प्रति सतर्क रहें। कृषि मंत्री माणिकराव कोकाटे अजित पवार की अगुवाई वाली राष्ट्रवादी कांग्रेस पार्टी के नेता हैं। वह उस समय विवादों में आ गए थे, जब मानसून सत्र के दौरान विधान परिषद का एक वीडियो वायरल हुआ जिसमें वह कथित तौर पर अपने माेबाइल पर ‘रमी’ गेम खेलते हुए दिखाई दिए। यह भी पढ़ें:- महायुति में बड़ी सर्जरी पर मंथन! शाह से मिले फडणवीस, महाराष्ट्र में सियासी हलचल मंत्री माणिकराव कोकाटे ने सदन में मोबाइल फोन ‘रमी’ खेलने के विपक्ष के दावे का खंडन किया। लेकिन इसी समय वे एक और विवाद में फंस गए। उन्होंने किसानों पर अपनी पहले की टिप्पणी पर स्पष्टीकरण देने की कोशिश करते हुए सरकार को ‘भिखारी’ कह दिया। इस मामले को लेकर डिप्टी सीएम अजित पवार सोमवार या मंगलवार को कोकाटे से सकते है। उन्होंने कहा कि मैं उनसे मिलकर विधान परिषद में मोबाइल गेम खेलने तथा सरकार को ‘भिखारी’ कहने के उनके वीडियो के बारे में जानकारी लूंगा। पवार ने कहा कि कोकाटे से मुलाकात के बाद मैं और मुख्यमंत्री इस बारे में निर्णय लेंगे कि क्या कार्रवाई की जानी चाहिए। Follow Us On © Copyright Navbharatlive 2025 All rights reserved.</w:t>
+        <w:t xml:space="preserve"> https://www.indiatv.in/maharashtra/dahi-handi-festival-themed-on-operation-sindoor-organised-in-ghatkopar-area-of-mumbai-cm-fadnavis-2025-08-16-1156327</w:t>
+      </w:r>
+    </w:p>
+    <w:p>
+      <w:pPr>
+        <w:pStyle w:val="Normal"/>
+      </w:pPr>
+      <w:r>
+        <w:rPr/>
+        <w:t>Content: Yoga With Swami Ramdev: हेडेक का क्या है लंग कैंसर से कनेक्शन Aaj Ka Rashifal, 20 Aug, 2025: आचार्य इंदु प्रकाश जी से जानिए आज क्या कह रहे हैं आपके सितारे Aaj Ki Baat: आज चीन ने भारत को किस बात का भरोसा दिया? Muqabla: क्या Rahul Gandhi-Tejashwi Yadav वोट के लिए भ्रम फैला रहे? Coffee Par Kurukshetra: क्या झूठ से मोदी को हराना चाहते राहुल ? लोकसभा में 3 बिलों पर जमकर हुआ बवाल, विपक्ष ने फाड़ीं कॉपियां, फिर जो हुआ... देखें VIDEO मनी गेम्स पर लगेगी पाबंदी, नियम तोड़ने पर सख्त सजा! जानें ऑनलाइन गेमिंग बिल के 8 अहम प्रावधान भिवानी में मनीषा हत्याकांड पर बिश्नोई गैंग ने किया पोस्ट, कहा- 'हम कातिल को मौत के घाट...' दिल्ली की सीएम रेखा गुप्ता पर हमले के आरोपी की मां का आया बयान, जानें क्या कहा? 130वां संविधान संशोधन बिल 2025: पहले क्या प्रावधान थे? कानून बनने पर क्या होगा? जानें गाजा के होंगे टुकड़े, इजरायल ने वेस्ट वैंक को विभाजित करने वाली योजना को दी मंजूरी भारत-रूस संबंधों की नई स्फूर्ति देगी अमेरिका को टेंशन, जयशंकर ने की प्रमुख रूसी थिंक टैंक से मुलाकात Gaza में इजरायली सेना करने जा रही 50 हजार सैनिकों की तैनाती, हमास के खिलाफ युद्ध का नया चरण दुनिया का सबसे भूतिया जहाज और कमरा नंबर B340 का रहस्य, जानें क्यों दहशत का दूसरा नाम है क्वीन मैरी किम जोंग उन की बहन किम यो जोंग ने दक्षिण कोरिया को लेकर जमकर निकाली भड़ास, दिया बड़ा बयान Bigg Boss 19: तय हो गई कंटेस्टेंट की लिस्ट! गौरव खन्ना से लेकर अशनूर कौर की होगी एंट्री, कई नाम उड़ा देंगे होश 'जो नशे प्रमोट करते हैं', हनी सिंह की खिलाफत में उतरा ये धाकड़ पंजाबी सिंगर, जानें क्या है पूरा मामला खूबसूरत हीरोइन को रिझाने के लिए बिजनेसमैन ने खरीदा 100 करोड़ का घर, अब हैं 2 बच्चों के पिता, जेल में भी काटी रातें भाभी की मौत से टूटा सुपरस्टार, अंतिम संस्कार में फूट-फूटकर लगा रोने, वीडियो कर देगा इमोशनल 'तुम्हे गटर में होना चाहिए...' AI जनरेटेड फिल्म चिरंजीवी हनुमान के मेकर्स पर बिफरे अनुराग कश्यप, खुलकर बताई वजह टी20 एशिया कप में केवल दो ही बल्लेबाज लगा सके हैं सेंचुरी, एक तो विराट कोहली, दूसरा कौन? ICC ने ऑस्ट्रेलियाई खिलाड़ी पर लिया बड़ा एक्शन, पहले वनडे में की थी ये बड़ी गलती विराट कोहली और रोहित शर्मा का नाम आईसीसी वनडे रैंकिंग से अचानक गायब, टॉप 100 से भी कर दिया बेदखल T20 वर्ल्ड कप 2026 से पहले खेली जाएगी अहम सीरीज, तीन वनडे और 3 टी20 मैचों का होगा मुकाबला जिसे एशिया कप के लिए सेलेक्टर्स ने नहीं दिया भाव, आईसीसी रैंकिंग में उसी ने मारी छलांग वित्त मंत्री ने पेश की जीएसटी सुधार की योजना, टैक्स दरें घटाने और अनुपालन आसान करने पर जोर बुल्स की वापसी! सेंसेक्स 213 अंक मजबूत होकर बंद, निफ्टी फिर 25000 के पार, ये प्रमुख स्टॉक्स चढ़े 10 करोड़ से ज्यादा यात्री क्षमता वाले एयरपोर्ट्स में शामिल हुआ IGI, यहां देखें सभी 6 हवाई अड्डों की लिस्ट ''डोनाल्ड ट्रंप ने रूस-यूक्रेन युद्ध रुकवाने के लिए भारत पर लगाई पाबंदियां, खत्म करना चाहते हैं जंग'' बॉटेनिकल गार्डन से ग्रेटर नोएडा तक मेट्रो चलाने की प्लानिंग, NMRC ने तेज की कार्यवाही आज का दिन इन राशि वालों की लव लाइफ के लिए रहेगा मुश्किल, पार्टनर से हो सकता है झगड़ा, पढ़ें अपना लव राशिफल इन राशियों के काम में लोग डालेंगे रुकावट, अपने काम पर फोकस बनाए रखना ही है समझदारी; पढ़ें दैनिक राशिफल लव-लाइफ में इन दो राशियों को दूर करनी होगी गलतफहमी, वरना छूट जाएगा साथी का हाथ; पढ़ें लव राशिफल इन 2 राशियों को आज हो सकता है अचानक धन लाभ, इन्हें भी फिजूलखर्ची पर लगाना होगा रोक; पढ़ें दैनिक राशिफल 30 दिन सूर्य देव अपनी प्रिय राशि मे रहेंगे विराजमान, इन 4 राशियों के लिए रहेगा गोल्डन टाइम! क्या बिस्तर पर बैठकर नाम जप कर सकते हैं? जानिए क्या बोले प्रेमानंद महाराज हरतालिका तीज किस दिन है 26 या 27 अगस्त? जानिए बाकी तीज से क्यों है खास 7 सितंबर का चंद्र ग्रहण क्या भारत में दिखाई देगा? जानिए किन राशियों को देगा धन लाभ का सुख शुक्र-बुध की युति से कर्क राशि में बनेगा लक्ष्मीनारायण योग, नौकरी-बिजनेस में खूब पैसा कमाएंगी ये 3 राशियां साल में एक ही बार खिलता है ये दिव्य फूल, घर में लगा लिया तो चमक जाएगी किस्मत, सौभाग्यशाली ही कर पाते हैं इसके दर्शन न मुनमुन, न दिशा वकानी, 'तारक मेहता' की नई हीरोइन ग्लैमर से देती हैं 440 वोल्ट का झटका, चेहरे के नूर पर पिघलेगा दिल देश के लिए मेडल जीत चुका है ये एक्टर, कभी बेचना पड़ा था सबकुछ, आज हैं करोड़ों के मालिक सिनेमा की दुनिया में नई स्टारकिड की होगी एंट्री, डेब्यू करेगी महेश बाबू की भतीजी? इस डायरेक्टर ने उठाई जिम्मेदारी जसप्रीत बुमराह बनाम शाहीन शाह अफरीदी, 70 T20I मैचों के बाद कैसा था दोनों का रिकॉर्ड OnePlus 13s की औंधे मुंह गिरी कीमत, हजारों रुपये सस्ता मिल रहा 12GB रैम वाला फोन Explainer: भाई की हत्या, पिता को किया कैद, इस शहंशाह से आज भी लोग क्यों करते हैं नफरत? Explainer: धनखड़ के बाद राधाकृष्णन ही क्यों? NDA ने खेला तमिल दांव, I.N.D.I.A. की बढ़ेगी टेंशन Explainer: ट्रंप की सलाह से पुतिन जेलेंस्की छोड़ देंगे अपनी जिद? रूस यूक्रेन युद्ध में क्या होगा आगे पाकिस्तान में भी मनाई जाती है जन्माष्टमी, दुनिया के किन देशों में पूजे जाते हैं श्री कृष्ण, जानकर होंगे हैरान Explainer: तालिबान के शासन में कैसी है अफगानों की हालत? जानें, भारत के पड़ोसी देश में हो क्या रहा है विटामिन बी17 किस फल में पाया जाता है, इस Vitamin के स्वास्थ्य लाभों के बारे में भी जान लीजिए सिरदर्द मामूली या खतरनाक कैसे पहचानें, लंग कैंसर से क्या है इसका कनेक्शन, रामदेव ने बताए सिरदर्द दूर भगाने के उपाय किशमिश खाने से कौन सा अंग होता है सुपर एक्टिव? जानें Raisins खाने का सही समय और तरीका नींद से जुड़ी ये आदत हार्ट अटैक के खतरे को कर देती है कम, हाई ब्लड प्रेशर कंट्रोल करने में भी है असरदार रात को सोने से पहले पी लेंगे हींग का पानी तो एक साथ दूर होगी कई परेशानी, बस जान लें इस्तेमाल का सही तरीका अगर आपके इस उम्र में ही झड़ने शुरू हो गए हैं बाल, तो ये सामान्य बात नहीं, हो जाएं सावधान न चीनी न गुड़, इस ड्राईफ्रूट को डालकर बनाएं लड्डू, खाने वालों का पेट नहीं भरेगा, फटाफट नोट कर लें रेसिपी कैटरीना कैफ को पसंद है नीर डोसा, खाने में लगता है रुई सा मुलायम, इस रेसिपी को घर में आसानी से ट्राई कर सकते हैं भरवा मिर्च का चटपटा फ्लेवर बढ़ा देता है फीके खाने का भी स्वाद, जानें इस रेसिपी को बनाने और स्टोर करने का तरीका मिनटों में बनाएं 'दही तड़का' की ये वायरल रेसिपी, चावल संग खाने में आ जाएगा स्वाद, नोट करें विधि मुंबई: देश की आर्थिक राजधानी मुंबई के घाटकोपर इलाके में आयोजित दही हांडी महोत्सव में मुख्यमंत्री देवेंद्र फडणवीस भी शामिल हुए। बीएमसी चुनाव को लेकर यह दही हांडी महोत्सव काफी मायने रखता है। बड़ी संख्या में गोविंदाओं की टोली इस महोत्सव में शामिल हो रही है। मुंबई में लगातार हो रही बारिश के बावजूद इस कार्यक्रम में गोविंदाओं का उत्साह देखते बन रहा है। बड़ी तादाद में लोग इस महोत्वसव में शामिल हो रहे हैं। इस मौके पर सीएम देवेंद्र फडणवीस ने अपने संबोधन में कहा कि पाकिस्तान के पाप को फोड़ने का काम ऑपरेशन सिंदूर ने किया। जब पीएम ने कहा आतंकवाद को मिट्टी में मिला देंगे और उन्होंने किया। बता दें कि खराब मौसम के कारण यह कार्यक्रम अपने तय समय से देरी से शुरू हुआ। लेकिन खराब मौसम के बावजूद बड़ी तादाद में लोग इस महोत्सव में शामिल हुए। बारिश के चलते ऐसा लग रहा था कि शायद भीड़ कम होगी, लोग कम आएंगे लेकिन उम्मीद के विपरीत बड़ी तादाद में लोग इस कार्यक्रम में शामिल हुए। बता दें कि दही हांडी उत्सव में हिस्सा लेने वाले गोविंदाओं के लिए महाराष्ट्र सरकार ने बीमा कवरेज का ऐलान किया है। 1.5 लाख गोविंदाओं को बीमा कवरेज की यह सुविधा मिलेगी। इसके तहत गोविंदा की मौत होने पर अधिकतम 10 लाख रुपये का भुगतान किया जाएगा। महाराष्ट्र राज्य गोविंदा संघ को गोविंदाओं के प्रशिक्षण, आयु और भागीदारी की पुष्टि करने और उनका विवरण पुणे में खेल एवं युवा सेवा आयुक्त को प्रस्तुत करने के लिए नियुक्त किया गया है। जीआर में दुर्घटनाओं की छह श्रेणियों और उनके अनुसार बीमा भुगतानों का उल्लेख किया गया है। संपादक की पसंद मनी गेम्स पर लगेगी पाबंदी, नियम तोड़ने पर सख्त सजा! जानें ऑनलाइन गेमिंग बिल के 8 अहम प्रावधान लोकसभा में 3 बिलों पर जमकर हुआ बवाल, विपक्ष ने फाड़ीं कॉपियां, फिर जो हुआ... देखें VIDEO भिवानी में मनीषा हत्याकांड पर बिश्नोई गैंग ने किया पोस्ट, कहा- 'हम कातिल को मौत के घाट...' विराट कोहली और रोहित शर्मा का नाम आईसीसी वनडे रैंकिंग से अचानक गायब, टॉप 100 से भी कर दिया बेदखल © 2009-2025 Independent News Service. All rights reserved.</w:t>
       </w:r>
     </w:p>
     <w:p>
@@ -6053,16 +6482,16 @@
       </w:pPr>
       <w:r>
         <w:rPr/>
-        <w:t>Article 156</w:t>
-      </w:r>
-    </w:p>
-    <w:p>
-      <w:pPr>
-        <w:pStyle w:val="Normal"/>
-      </w:pPr>
-      <w:r>
-        <w:rPr/>
-        <w:t>Title: शिरसाट-मिसाल लेटर वॉर पर CM फडणवीस की टूक, बोले- राज्य मंत्रियों को बैठक लेने…</w:t>
+        <w:t>Article 167</w:t>
+      </w:r>
+    </w:p>
+    <w:p>
+      <w:pPr>
+        <w:pStyle w:val="Normal"/>
+      </w:pPr>
+      <w:r>
+        <w:rPr/>
+        <w:t>Title: CM फडणवीस ने 556 परिवारों को सौंपी BDD चॉल की चाबी, खुलकर दिखी सियासी रार, आदित्य ठाकरे ने बनाई दूरी</w:t>
       </w:r>
     </w:p>
     <w:p>
@@ -6074,16 +6503,16 @@
         <w:t xml:space="preserve">URL: </w:t>
       </w:r>
       <w:r>
-        <w:t xml:space="preserve"> https://navbharatlive.com/maharashtra/cm-devandra-fadnavis-reaction-on-shirsat-misal-letter-war-1298634.html</w:t>
-      </w:r>
-    </w:p>
-    <w:p>
-      <w:pPr>
-        <w:pStyle w:val="Normal"/>
-      </w:pPr>
-      <w:r>
-        <w:rPr/>
-        <w:t>Content: मुख्यमंत्री देवेंद्र फडणवीस, माधुरी मिसाल व संजय शिरसाट (सोर्स: सोशल मीडिया) मुंबई: सामाजिक न्याय मंत्री और शिवसेना शिंदे गुट के नेता संजय शिरसाट तथा राज्य मंत्री व बीजेपी नेता माधुरी मिसाल के बीच सामाजिक न्याय विभाग में अधिकारों को लेकर टकराव शुरू हो गया है। मंत्री मिसाल के विभाग की बैठक बुलाने और अधिकारियों को निर्देश देने पर कैबिनेट मंत्री शिरसाट ने पत्र लिखकर ऐतराज जताया था। उन्होंने मिसाल को कैबिनेट मंत्रियों के अधिकारों से अवगत कराया था। माधुरी मिसाल ने मंत्री शिरसाट की आपत्तियों को खारिज करते हुए स्पष्ट किया है कि वह राज्य मंत्री के रूप में अपने अधिकारों के संबंध में मुख्यमंत्री कार्यालय से कानूनी राय लेंगी। अब इस मामले पर मुख्यमंत्री फडणवीस ने प्रतिक्रिया दी है। मुख्यमंत्री देवेंद्र फडणवीस ने कहा कि किसी को भी इस तरह का पत्र लिखकर विवाद पैदा नहीं करना चाहिए। मंत्रियों को आपस में बात करनी चाहिए। यदि फिर भी कोई समस्या रह जाती है, तो मंत्री आकर मुझसे कह सकते हैं। मैं उनकी समस्याओं का समाधान करूंगा। सीएम ने कहा कि आखिरकार, मंत्री और राज्य मंत्री दोनों एक ही सरकार का हिस्सा हैं। सभी शक्तियां मंत्री के पास होती हैं। फडणवीस ने स्पष्ट किया कि मंत्री जो शक्तियां देते हैं, वो राज्य मंत्री के पास होती हैं। इसमें कोई भ्रम नहीं होना चाहिए लेकिन इसका अर्थ ये भी नहीं है कि राज्यमंत्री बैठक नहीं बुला सकते हैं। मुख्यमंत्री फडणवीस ने कहा कि यह कहना गलत है कि राज्य मंत्रियों को बैठकें करने का अधिकार नहीं है। लेकिन यदि ऐसी बैठकों में कोई नीतिगत निर्णय लिए जाते हैं, तो वे नीतिगत निर्णय मंत्री से बात किए बिना नहीं लिए जा सकते या अगर ऐसे निर्णय लिए जाते हैं, तो मंत्री की मंजूरी लेनी होगी। इसलिए मंत्रियों और राज्य मंत्रियों दोनों को सामंजस्य दिखाना चाहिए। यह भी पढ़ें:- 26 लाख ‘लाडकी बहनों’ को नहीं मिलेगा पैसा, मंत्री अदिति तटकरे ने किया बड़ा खुलासा महायुति सरकार में कैबिनेट मंत्री संजय शिरसाट ने राज्य मंत्री माधुरी मिसाल पर उनके अधिकारों में अतिक्रमण करते हुए सामाजिक न्याय विभाग के अधिकारियों की बैठक आयोजित करने और उन्होंने निर्देश देने का आरोप लगाया। शिरसाट ने इसके लिए राज्यमंत्री मिसाल को एक पत्र लिखकर अपनी नाराजगी व्यक्त की थी। उन्होंने कहा कि मेरे विभाग की बैठक मेरी अध्यक्षता में आयोजित की जानी चाहिए। उन्होंने मिसाल को कैबिनेट मंत्री एवं राज्य मंत्री के अधिकारों का एहसास दिलाने का भी प्रयास किया था। Follow Us On © Copyright Navbharatlive 2025 All rights reserved.</w:t>
+        <w:t xml:space="preserve"> https://www.aajtak.in/india/maharashtra/story/bbd-chawl-key-handover-cm-devendra-fadnavish-dharavi-redevelopment-row-political-tension-eknath-shinde-aditya-thackeray-ntcpbt-rpti-2310708-2025-08-14</w:t>
+      </w:r>
+    </w:p>
+    <w:p>
+      <w:pPr>
+        <w:pStyle w:val="Normal"/>
+      </w:pPr>
+      <w:r>
+        <w:rPr/>
+        <w:t>Content: Feedback मुंबई के वर्ली में गुरुवार को बीडीडी चॉल पुनर्विकास परियोजना के तहत तैयार 556 फ्लैट्स की चाबियां लाभार्थियों को सौंपी गईं. लाभार्थियों को फ्लैट की चाबी देने के लिए आयोजित कार्यक्रम में महाराष्ट्र के मुख्यमंत्री देवेंद्र फडणवीस के साथ दोनों उपमु्ख्यमंत्री एकनाथ शिंदे और अजित पवार भी मौजूद थे. माटुंगा स्थित यशवंतराव चव्हाण ऑडिटोरियम में आयोजित कार्यक्रम में वर्ली विधायक आदित्य ठाकरे को भी सीएम के साथ मंच साझा करना था. आदित्य ठाकरे ने इस ऐतिहासिक परियोजना पर क्रेडिट वार का हवाला देते हुए आयोजन से किनारा कर लिया. क्रेडिट वार के पीछे इस परियोजना के कई सरकारों के कार्यकाल का होना बताया जा रहा है. इस आयोजन के लिए निमंत्रण पत्र पर मुख्यमंत्री देवेंद्र फडणवीस के साथ ही डिप्टी सीएम एकनाथ शिंदे का नाम भी प्रमुखता से छपा था. कार्यक्रम का न्योता वर्ली विधायक आदित्य ठाकरे के साथ ही शिवसेना (यूबीटी) के क्षेत्रीय सांसद अरविंद सावंत को भी भेजा गया था. इस कार्यक्रम के दौरान भी शिवसेना (शिंदे) और शिवसेना (यूबीटी) की रार खुलकर दिखी. डिप्टी सीएम एकनाथ शिंदे ने अपना भाषण शुरू किया, नारे लगने लगे. कुछ लोग शिंदे के समर्थन में नारे लगा रहे थे, कुछ लोग ठाकरे के समर्थन में. एकनाथ शिंदे को नारे लगाती जनता से एकजुट होने, महायुति की जय के नारे लगाने की अपील करनी पड़ी. इस दौरान चर्चा धारावी पुनर्विकास परियोजना की भी हुई. यह भी पढ़ें: उद्धव ठाकरे का फडणवीस सरकार पर निशाना, शिंदे के 'दागी' मंत्रियों को हटाने की मांग सीएम फडणवीस और डिप्टी सीएम शिंदे ने धारावी पुनर्विकास परियोजना पर राजनीति करने का आरोप लगाते हुए कहा कि पात्रों के साथ ही अपात्रों को भी घर देने का वादा कर दिया गया था. डिप्टी सीएम अजित पवार ने कहा कि जैसे हमने बीडीडी चॉल का सपना पूरा किया, वैसे ही विरोध के बावजूद धारावी का सपना भी पूरा करेंगे. यह भी पढ़ें: एक ही पोस्ट, CM-डिप्टी सीएम ने की अलग-अलग नियुक्ति, फडणवीस-शिंदे के बीच क्या चल रहा? विपक्षी शिवसेना (यूबीटी) के विधायक सुनील शिंदे ने सरकार पर हमला बोलते हुए धारावी समेत मुंबई के प्रमुख स्थल अडानी समूह को सौंप रही है. उन्होंने यह भी दावा किया कि टीडीआर अडानी के नियंत्रण में होगा, जिससे एकाधिकार को बढ़ावा मिलेगा. बीडीडी चॉल परियोजना क्या है? बीडीडी चॉल परियोजना मुंबई के वर्ली, लोवर परेल और नायगांव स्थित पुराने बॉम्बे विकास निदेशालय की चॉल के आधुनिकीकरण की परियोजना है. MHADA की निगरानी में जीर्ण-शीर्ण घरों को सांस्कृतिक महत्व संरक्षित करते हुए आधुनिक रूप दिया जा रहा है. आधुनिक सुविधाओं वाली हाई राइज टॉवर्स वाली यह परियोजना मुंबई के शहरी पुनर्विकास की दिशा में महत्वपूर्ण कदम मानी जा रही है. Copyright © 2025 Living Media India Limited. For reprint rights: Syndications Today होम वीडियो लाइव टीवी न्यूज़ रील मेन्यू मेन्यू</w:t>
       </w:r>
     </w:p>
     <w:p>
@@ -6092,16 +6521,16 @@
       </w:pPr>
       <w:r>
         <w:rPr/>
-        <w:t>Article 157</w:t>
-      </w:r>
-    </w:p>
-    <w:p>
-      <w:pPr>
-        <w:pStyle w:val="Normal"/>
-      </w:pPr>
-      <w:r>
-        <w:rPr/>
-        <w:t>Title: वर्ल्ड चेस चैंपियन दिव्या को सम्मानित करेगी महाराष्ट्र सरकार, CM फडणवीस का ऐलान</w:t>
+        <w:t>Article 168</w:t>
+      </w:r>
+    </w:p>
+    <w:p>
+      <w:pPr>
+        <w:pStyle w:val="Normal"/>
+      </w:pPr>
+      <w:r>
+        <w:rPr/>
+        <w:t>Title: Ganesh Chaturthi: इस साल गणेशोत्सव में 'ऑपरेशन सिंदूर' और 'स्वदेशी' की झलक, महाराष्ट्र सरकार की बैठक में मंथन</w:t>
       </w:r>
     </w:p>
     <w:p>
@@ -6113,16 +6542,16 @@
         <w:t xml:space="preserve">URL: </w:t>
       </w:r>
       <w:r>
-        <w:t xml:space="preserve"> https://navbharatlive.com/sports/cricket/maharashtra-government-will-honor-of-world-chess-champion-divya-deshmukh-says-cm-devendra-fadnavis-1299838.html</w:t>
-      </w:r>
-    </w:p>
-    <w:p>
-      <w:pPr>
-        <w:pStyle w:val="Normal"/>
-      </w:pPr>
-      <w:r>
-        <w:rPr/>
-        <w:t>Content: सीएम फडणवीस और दिव्या (फोटो-सोशल मीडिया) Daughter of Nagpur Divya Deshmukh: नागपुर की दिव्या देशमुख ने फिडे महिला वर्ल्ड कप का खिताब जीतकर इतिहास रच दिया। दिव्या ने अपने ही हमवतन कोनेरू हम्पी को टाईब्रेकर में हराया। दिव्या की इस जीत के बाद महाराष्ट्र के मुख्यमंत्री देवेंद्र फडणवीस ने बधाई दी है। महाराष्ट्र के मुख्यमंत्री देवेंद्र फडणवीस ने सोमवार को नागपुर की दिव्या देशमुख को फिडे महिला शतरंज विश्व कप 2025 जीतने के लिए बधाई देते हुए कहा कि यह इस शहर और राज्य के लोगों के लिए गर्व का क्षण है। फडणवीस ने नागपुर में संवाददाता सम्मेलन में कहा कि महाराष्ट्र सरकार 19 वर्षीय ग्रैंडमास्टर को उनकी शानदार उपलब्धि के लिए सम्मानित करेगी। मुख्यमंत्री ने कहा कि यह बड़ी खुशी का क्षण है कि नागपुर और महाराष्ट्र की बेटी दिव्या देशमुख ने महिला विश्व कप जीता है और साथ ही ग्रैंडमास्टर का नॉर्म भी हासिल किया है। वह इस प्रतिष्ठित अंतरराष्ट्रीय खिताब जीतने वाली सबसे कम उम्र की शतरंज खिलाड़ी हैं। दिव्या ने भारतीय खिलाड़ियों के फाइनल में सोमवार को अनुभवी कोनेरू हम्पी को टाई-ब्रेकर तक चले मुकाबले में हराकर विश्व कप का खिताब जीता। वह शतरंज खिलाड़ी महिला विश्व कप जीतने वाली सबसे कम उम्र की खिलाड़ी बन गईं। फडणवीस ने हम्पी को भी बधाई देते हुए कहा कि मैं हम्पी को भी बधाई देना चाहता हूं, क्योंकि वह भी बहुत अच्छी खिलाड़ी हैं। नागपुर और महाराष्ट्र के लोगों के लिए यह बड़े गर्व का क्षण है कि हमारी बेटी (दिव्या देशमुख) इतनी कम उम्र में ग्रैंडमास्टर बन गई है। दिव्या देशमुख के परिवार के सदस्यों ने उनकी उपलब्धि की सराहना की और कहा कि उन्होंने परिवार, नागपुर, महाराष्ट्र और भारत को गौरवान्वित किया है। यह भी पढ़ें: PM Modi ने महिला चेस वर्ल्ड कप जीतने के बाद दिव्या को दी बधाई, कहा- कई युवाओं… इस चैंपियन खिलाड़ी की चाची स्मिता देशमुख ने पत्रकारों से कहा कि हम बहुत खुश हैं कि दिव्या ने हमारे परिवार, नागपुर और भारत को गौरवान्वित किया है। भारत ने इतने सालों बाद यह महिला शतरंज विश्व कप जीता है। हम भगवान को धन्यवाद देना चाहते हैं। उनके माता-पिता की इतने सालों की कड़ी मेहनत आखिरकार रंग लाई है। उन्होंने कहा कि हमारी खुशी का ठिकाना नहीं है और हमारे खुशी के आंसू रुक नहीं रहे हैं। हम चाहते हैं कि दिव्या भविष्य में और अधिक सफलता प्राप्त करें और भारत को गौरवान्वित करें। हम उनके घर लौटने का बेसब्री से इंतजार कर रहे हैं। (भाषा इनपुट के साथ) Follow Us On © Copyright Navbharatlive 2025 All rights reserved.</w:t>
+        <w:t xml:space="preserve"> https://www.amarujala.com/india-news/devendra-fadnavis-glimpse-of-operation-sindoor-and-swadeshi-in-ganeshotsav-this-year-2025-08-14</w:t>
+      </w:r>
+    </w:p>
+    <w:p>
+      <w:pPr>
+        <w:pStyle w:val="Normal"/>
+      </w:pPr>
+      <w:r>
+        <w:rPr/>
+        <w:t>Content: मेरा शहर मुंबई में इस साल का गणेशोत्सव खास रहेगा। मुख्यमंत्री देवेंद्र फडणवीस ने गणेश मंडलों से अपील की है कि वे ‘ऑपरेशन सिंदूर’ और ‘स्वदेशी’ विषयों को झांकियों और सजावट में शामिल करें। सीएम ने बताया कि इस खास पहल का उद्देश्य है कि लोगों को भारतीय सेना के शौर्य और देश में बने उत्पादों के महत्व से जोड़ा जाए। Link Copied देश की आर्थिक राजधानी मुंबई में इस साल का गणेशोत्सव खास होने वाला है। राज्य सरकार और गणेश मंडल मिलकर इस बार के उत्सव को ‘ऑपरेशन सिंदूर’ और ‘स्वदेशी’ अभियान से जोड़कर मनाने की तैयारी कर रहे हैं। मुख्यमंत्री देवेंद्र फडणवीस ने बुधवार को गणेशोत्सव मंडलों के पदाधिकारियों के साथ बैठक कर यह संदेश दिया कि इस बार के गणेशोत्सव में भारतीय सेना के शौर्य और स्वदेशी वस्तुओं के महत्व को दर्शाया जाए। इसको लेकर मुख्यमंत्री ने अपील की कि मंडल अपने पंडालों में ऑपरेशन सिंदूर की झलक दिखाएं, ताकि आम लोग देश के जवानों की बहादुरी और त्याग से जुड़ सकें। उन्होंने कहा कि यह अवसर है कि हम भारतीय सेना के शौर्य को आम जनता तक पहुंचाएं और उन्हें गर्व महसूस कराएं। विज्ञापन विज्ञापन ये भी पढ़ें:- 79th I-Day: लाल किले पर होंगे 171 खास मेहमान, निमंत्रण पत्रों पर ऑपरेशन सिंदूर व चिनाब पुल की झलक; जानिए सबकुछ राज्य सरकार ने बनाई उत्सव की विस्तृत योजना महाराष्ट्र सरकार ने गणेशोत्सव को ‘राजकीय उत्सव’ का दर्जा दिया है, इसलिए इस बार की तैयारियां भी उसी स्तर पर की जा रही हैं। मुख्यमंत्री ने बताया कि प्रशासन को निर्देश दिए गए हैं कि गणेश भक्तों को किसी भी तरह की परेशानी न हो। उन्होंने कहा कि विसर्जन, सुरक्षा, ट्रैफिक और साफ-सफाई जैसे सभी मुद्दों पर गंभीरता से काम किया जा रहा है। ये भी पढ़ें:- West Bengal Protests: उत्तर 24 परगना में डिलिवरी बॉय की मौत पर बवाल, पथराव के बाद पुलिस ने संभाला मोर्चा ईद-ए-मिलाद भी साथ में, कानून-व्यवस्था का ध्यान इसके साथ ही फडणवीस ने यह भी बताया कि गणेशोत्सव के दौरान ही ईद-ए-मिलाद का पर्व भी आ रहा है। इसलिए उन्होंने गणेश मंडलों से अपील की कि शांति और सौहार्द बनाए रखें और प्रशासन के साथ समन्वय बनाकर उत्सव को शांतिपूर्ण ढंग से मनाएं। बता दें कि इस अहम बैठक में उपमुख्यमंत्री अजीत पवार, कौशल विकास मंत्री मंगल प्रभात लोढ़ा, गृह राज्य मंत्री (ग्रामीण) डॉ. पंकज भोयर, गृह राज्य मंत्री (शहरी) योगेश कदम, और मुख्य सचिव राजेश कुमार सहित कई वरिष्ठ अधिकारी मौजूद रहे। रहें हर खबर से अपडेट, डाउनलोड करें Android Hindi News apps, iOS Hindi News apps और Amarujala Hindi News apps अपने मोबाइल पे|Get all India News in Hindi related to live update of politics, sports, entertainment, technology and education etc. Stay updated with us for all breaking news from India News and more news in Hindi. Next Article Please wait... Please wait... Delete All Cookies Followed</w:t>
       </w:r>
     </w:p>
     <w:p>
@@ -6131,16 +6560,16 @@
       </w:pPr>
       <w:r>
         <w:rPr/>
-        <w:t>Article 158</w:t>
-      </w:r>
-    </w:p>
-    <w:p>
-      <w:pPr>
-        <w:pStyle w:val="Normal"/>
-      </w:pPr>
-      <w:r>
-        <w:rPr/>
-        <w:t>Title: केंद्र ने महाराष्ट्र के लिए खोला खजाना! CM फडणवीस ने वित्त मंत्री सीतारमण से…</w:t>
+        <w:t>Article 169</w:t>
+      </w:r>
+    </w:p>
+    <w:p>
+      <w:pPr>
+        <w:pStyle w:val="Normal"/>
+      </w:pPr>
+      <w:r>
+        <w:rPr/>
+        <w:t>Title: महाराष्ट्र के नांदेड़ में फटा बादल, 15-16 जिलो में अलर्ट, CM फडणवीस बोले- फसलों को नुकसान</w:t>
       </w:r>
     </w:p>
     <w:p>
@@ -6152,16 +6581,16 @@
         <w:t xml:space="preserve">URL: </w:t>
       </w:r>
       <w:r>
-        <w:t xml:space="preserve"> https://navbharatlive.com/maharashtra/cm-fadnavis-met-union-finance-minister-nirmala-sitharaman-green-signal-to-many-big-projects-in-maharashtra-1296653.html</w:t>
-      </w:r>
-    </w:p>
-    <w:p>
-      <w:pPr>
-        <w:pStyle w:val="Normal"/>
-      </w:pPr>
-      <w:r>
-        <w:rPr/>
-        <w:t>Content: दिल्ली में केंद्रीय वित्त मंत्री निर्मला सीतारमण से मुलाकात करते मुख्यमंत्री देवेंद्र फडणवीस (सोर्स: एक्स@Dev_Fadnavis) CM Devendra Fadnavis Delhi Visit: दिल्ली के दो दिवसीय दौरे पर पहुंचे महाराष्ट्र के मुख्यमंत्री देवेंद्र फडणवीस शुक्रवार को केंद्रीय वित्त मंत्री निर्मला सीतारमण से मुलाकात करके महाराष्ट्र की उन परियोजनाओं पर विस्तृत चर्चा की, जिन्हें विभिन्न अंतरराष्ट्रीय वित्तीय संस्थानों से सहायता मिल रही है। इस दौरान केंद्रीय वित्त मंत्री ने महाराष्ट्र की राजकोषीय अनुशासन के लिए प्रशंसा की है और आर्थिक मामलों के विभाग (DEA) को अगली बहुवर्षीय परियोजनाओं को मंजूरी देने का निर्देश दिया। केंद्रीय वित्त मंत्री से सीएम फडणवीस से मुलाकात में विकास की जिन महत्वाकांक्षी परियोजनाओं की चर्चा हुई। 1- मुख्यमंत्री ग्राम सडक योजना- राज्य के 1000 से अधिक आबादी वाले गांवों को मुख्य सड़कों से जोड़ने वाली 1 बिलियन डॉलर (एडीबी) की लागत वाली मुख्यमंत्री ग्राम सड़क योजना से अंतिम छोर तक कनेक्टिविटी को मजबूती मिलेगी। 2- महाराष्ट्र-समुद्री तटीय लचीलापन और आर्थिक सुदृढ़ीकरण परियोजना (एम-शोर)- 500 मिलियन डॉलर (विश्व बैंक) वाली इस परियोजना के तहत प्रकृति-आधारित समाधानों का उपयोग करके जलमग्न होने की आशंका वाले समुद्र के तटीय इलाकों की रक्षा के लिए कार्यान्वित की जाएगी। 3- महाराष्ट्र शहरी जल संरक्षण और पुन: उपयोग कार्यक्रम – 500 मिलियन डॉलर (विश्व बैंक) यह परियोजना शहरी अपशिष्ट जल के 100 प्रतिशत उपचार और औद्योगिक उपयोग के लिए उसके पुन: उपयोग के उद्देश्य से गति पकड़ेगी। केंद्रीय मंत्री जेपी नड्डा के साथ अपनी बैठक में मुख्यमंत्री देवेंद्र फडणवीस ने विदर्भ में एक बड़ी उर्वरक परियोजना स्थापित करने पर चर्चा की। 12।7 लाख टन क्षमता वाली यह परियोजना गेल, उर्वरक विभाग और महाराष्ट्र सरकार के संयुक्त उद्यम के माध्यम से नागपुर जिले में साकार की जाएगी। इस परियोजना की लागत लगभग 10,000 करोड़ रुपए होगी। इसके लिए सब्सिडी प्रदान करने की भी मांग की गई है। नड्डा ने इस संबंध में कैबिनेट प्रस्ताव तैयार करने के निर्देश दिए। इस अवसर पर उर्वरक विभाग के सचिव रजत कुमार मिश्रा उपस्थित थे। महाराष्ट्र ने केंद्रीय ग्रामीण विकास मंत्रालय को महाराष्ट्र में 14,000 किलोमीटर सड़कें बनाने का प्रस्ताव सौंपा है। कुल प्रस्ताव 2.6 अरब डॉलर (लगभग 22,490 करोड़ रुपए) का है और इसमें एडीबी की सहायता ली जाएगी। ये सड़कें 25 साल तक रखरखाव-मुक्त आधार पर बनाई जाएंगी। केंद्रीय कृषि मंत्री शिवराज सिंह चौहान ने कहा कि यह किसानों के लिए एक बेहद महत्वाकांक्षी परियोजना होगी, जिससे उन्हें अच्छी कनेक्टिविटी मिलेगी। इस अवसर पर मुख्यमंत्री देवेंद्र फडणवीस ने इस परियोजना के लिए सहायता की मांग की। यह भी पढ़ें:- ‘रिटायरमेंट के बाद कोई पद नहीं लूंगा’, CJI गवई ने अमरावती से किया ऐलान शिवराज सिंह चौहान ने प्रधानमंत्री आवास योजना के तहत महाराष्ट्र में सर्वेक्षण कार्य अत्यंत तीव्र गति से पूरा करने के लिए फडणवीस को बधाई दी। उल्लेखनीय है कि केंद्र सरकार ने देश में सबसे ज़्यादा 30 लाख घरों को महाराष्ट्र में मंज़ूरी दी है। मुख्यमंत्री देवेंद्र फडणवीस ने नीति आयोग के सीईओ बीवीआर सुब्रमण्यम और सदस्य राजीव गौबा से मुलाकात की। नीति आयोग ने एफआरबीएम सीमा को 25 प्रतिशत से 18 प्रतिशत पर बनाए रखने के लिए महाराष्ट्र की प्रशंसा की। नीति आयोग ने आश्वासन दिया कि परियोजनाओं की मंजूरी में तेजी लाई जाएगी। 🔸CM Devendra Fadnavis met B.V.R. Subrahmanyam, CEO of NITI Aayog, and Member Rajiv Gauba in New Delhi today. NITI Aayog appreciated Maharashtra’s financial discipline for maintaining the FRBM limit at 18%, well below the permissible 25%. Detailed discussions and presentations… pic.twitter.com/k1MjAl2Xim — CMO Maharashtra (@CMOMaharashtra) July 25, 2025 एनसीडी (गैर-संचारी रोग) स्क्रीनिंग के लिए आर्टिफिशियल इंटेलिजेंस का उपयोग, बांस आधारित क्लस्टर (दोनों परियोजनाएं 500 मिलियन अमेरिकी डॉलर प्रत्येक की लागत की), मराठवाड़ा जल ग्रिड और दमनगंगा-गोदावरी नदी जोड़ो परियोजना के साथ-साथ अन्य जल संरक्षण परियोजनाएं (लगभग 1 बिलियन अमेरिकी डॉलर) और महाराष्ट्र में आईटीआई को निजी उद्योगों से जोड़कर कौशल प्रशिक्षण कार्यक्रम आदि परियोजनाओं पर विस्तार से चर्चा की गई और प्रस्तुतियां दी गईं। Follow Us On © Copyright Navbharatlive 2025 All rights reserved.</w:t>
+        <w:t xml:space="preserve"> https://www.abplive.com/states/delhi-ncr/weather-mumbai-rains-local-train-cloudburst-nanded-alert-in-15-16-districts-in-maharashtra-cm-devendra-fadnavis-said-damage-to-crops-2997472</w:t>
+      </w:r>
+    </w:p>
+    <w:p>
+      <w:pPr>
+        <w:pStyle w:val="Normal"/>
+      </w:pPr>
+      <w:r>
+        <w:rPr/>
+        <w:t>Content: महाराष्ट्र के नांदेड़ में मौसम का कहर देखने को मिला. सीएम देवेंद्र फडणवीस ने मीडिया से बातचीत में सोमवार (18 अगस्त) को कहा कि नांदेड़ के मुखेड तालुका में बादल फटने जैसी घटना हुई. मौके पर NDRF और SDRF की मदद ली जा रही हैं. उन्होंने कहा कि कुछ जगहों पर फसलों को भी काफी नुकसान हुआ है. नदियों के जलस्तर पर विशेष ध्यान दिया जा रहा है. 1 लाख हेक्टर से ज्यादा फसलों को नुकसान पहुंचा. 200 से ज्यादा गांव बाढ़ की चपेट में हैं. उन्होंने बताया कि मुंबई के कुछ जगहों पर 170 mm से ज्यादा बारिश हुई. सीएम ने कहा कि लोकल ट्रेनें बंद नहीं हुईं लेकिन उनकी गति धीमी हो गई. महाराष्ट्र के इमरजेंसी मैनेजमेंट मिनिस्टर गिरीश महाजन ने कहा कि राज्य में कल दोपहर से हो रही है. 4-5 लोग नहीं मिल रहे हैं. छानबीन जारी है. वो भी मिल जाएंगे. कुछ जिलों में रेड अलर्ट है. कही ऑरेंज अलर्ट भी है. नांदेड़ में ज्यादा बारिश हुई है. गांव पानी से घिरे हैं और रेस्क्यू जारी है. एक जगह सेना को भी लगाया गया है. मुख्यमंत्री ने कहा कि राज्य के अलग-अलग हिस्सों में भारी बारिश के संदर्भ में कंट्रोल रूम से संवाद साधा गया. 18 से 21 अगस्त के बीच और अधिक बारिश होने की संभावना है. अंबा-जगबुडी नदी चेतावनी स्तर तक पहुंच गई है. वशिष्टी नदी पर भी कड़ी नजर रखी जा रही है. तापी और हतनूर में अधिक पानी आने से रावेर क्षेत्र में पानी घुस गया है. जलगांव सबसे अधिक प्रभावित जिला है. Source: IOCL We use cookies to improve your experience, analyze traffic, and personalize content. By clicking "Allow All Cookies", you agree to our use of cookies.</w:t>
       </w:r>
     </w:p>
     <w:p>
@@ -6170,16 +6599,16 @@
       </w:pPr>
       <w:r>
         <w:rPr/>
-        <w:t>Article 159</w:t>
-      </w:r>
-    </w:p>
-    <w:p>
-      <w:pPr>
-        <w:pStyle w:val="Normal"/>
-      </w:pPr>
-      <w:r>
-        <w:rPr/>
-        <w:t>Title: अपराध: पुणे रेव पार्टी पर सीएम फडणवीस बोले- मीडिया से मिली जानकारी</w:t>
+        <w:t>Article 170</w:t>
+      </w:r>
+    </w:p>
+    <w:p>
+      <w:pPr>
+        <w:pStyle w:val="Normal"/>
+      </w:pPr>
+      <w:r>
+        <w:rPr/>
+        <w:t>Title: सार्वजनिक गणेशोत्सव मंडलों को 'ऑपरेशन सिंदूर' और 'स्वदेशी' के बारे में जागरूकता फैलानी चाहिए - मुख्यमंत्री देवेंद्र फडणवीस</w:t>
       </w:r>
     </w:p>
     <w:p>
@@ -6191,16 +6620,16 @@
         <w:t xml:space="preserve">URL: </w:t>
       </w:r>
       <w:r>
-        <w:t xml:space="preserve"> https://www.bhaskarhindi.com/other/mumbai-cm-devendra-fadnavis-attends-shivkalyan-raja-event-1166437</w:t>
-      </w:r>
-    </w:p>
-    <w:p>
-      <w:pPr>
-        <w:pStyle w:val="Normal"/>
-      </w:pPr>
-      <w:r>
-        <w:rPr/>
-        <w:t>Content: Download App from नागपुर, 27 जुलाई (आईएएनएस)। पुणे रेव पार्टी में महाराष्ट्र के एक बड़े नेता के दामाद को गिरफ्तार किए जाने पर राज्य की सियासत गरमा गई है। इस घटनाक्रम को लेकर महाराष्ट्र के मुख्यमंत्री देवेंद्र फडणवीस की प्रतिक्रिया आई है। उन्होंने कहा कि मुझे इस मामले की जानकारी मीडिया के माध्यम से मिली है। महाराष्ट्र के मुख्यमंत्री देवेंद्र फडणवीस ने कहा, "मुझे इस मामले की जानकारी मीडिया के माध्यम से मिली है। मैं सुबह से विभिन्न कार्यक्रमों में व्यस्त था और मुझे अभी तक इसकी वास्तविक जानकारी नहीं मिली है, लेकिन मीडिया रिपोर्ट्स के अनुसार, पुणे पुलिस ने एक रेव पार्टी का भंडाफोड़ किया है, जिसमें कुछ लोगों को हिरासत में लिया गया है और कुछ मात्रा में नशीले पदार्थ भी बरामद किए गए हैं।"पुणे रेव पार्टी पर महाराष्ट्र के गृह राज्य मंत्री योगेश कदम ने कहा, "रेव पार्टी में शामिल लोगों के खिलाफ सख्त कानूनी कार्रवाई की जाएगी। जिसने भी कानून तोड़ा है, उसे परिणाम भुगतने होंगे।"एनसीपी (एसपी) विधायक रोहित पवार ने पुणे में हुई कार्रवाई को राजनीति से प्रेरित बताया। उन्होंने कहा, "एकनाथ खडसे पिछले चार-पांच दिनों से भाजपा के एक बड़े नेता के खिलाफ बोल रहे थे। रविवार सुबह जो कार्रवाई की गई है, ऐसा लगता है कि इसके पीछे राजनीतिक प्रतिशोध है। मैं मांग करता हूं कि जो भी जिम्मेदार है, उसके खिलाफ पुलिस कार्रवाई होनी चाहिए।"महाराष्ट्र के पुणे शहर की पुलिस ने रेव पार्टी के खिलाफ बड़ी कार्रवाई की थी। पुणे में हुई इस रेव पार्टी में एक बड़ी राजनीतिक पार्टी का रिश्तेदार भी शामिल है।पुणे के आलिशान खराड़ी इलाके के एक अपार्टमेंट में रेव पार्टी चल रही थी। पुलिस की ओर से रविवार तड़के करीब 3:30 बजे कार्रवाई की गई। इस रेड में शराब, गांजा सहित कई नशीली सामग्री जब्त की गई थी।पुणे पुलिस ने आईएएनएस से बताया कि पुणे रेव पार्टी में एक बड़ी राजनीतिक पार्टी के वरिष्ठ नेता का रिश्तेदार भी गिरफ्तार किया गया है। उसे इस रेव पार्टी का मास्टरमाइंड बताया जा रहा है।अस्वीकरण: यह न्यूज़ ऑटो फ़ीड्स द्वारा स्वतः प्रकाशित हुई खबर है। इस न्यूज़ में BhaskarHindi.com टीम के द्वारा किसी भी तरह का कोई बदलाव या परिवर्तन (एडिटिंग) नहीं किया गया है| इस न्यूज की एवं न्यूज में उपयोग में ली गई सामग्रियों की सम्पूर्ण जवाबदारी केवल और केवल न्यूज़ एजेंसी की है एवं इस न्यूज में दी गई जानकारी का उपयोग करने से पहले संबंधित क्षेत्र के विशेषज्ञों (वकील / इंजीनियर / ज्योतिष / वास्तुशास्त्री / डॉक्टर / न्यूज़ एजेंसी / अन्य विषय एक्सपर्ट) की सलाह जरूर लें। अतः संबंधित खबर एवं उपयोग में लिए गए टेक्स्ट मैटर, फोटो, विडियो एवं ऑडिओ को लेकर BhaskarHindi.com न्यूज पोर्टल की कोई भी जिम्मेदारी नहीं है| महाराष्ट्र के मुख्यमंत्री देवेंद्र फडणवीस ने कहा, "मुझे इस मामले की जानकारी मीडिया के माध्यम से मिली है। मैं सुबह से विभिन्न कार्यक्रमों में व्यस्त था और मुझे अभी तक इसकी वास्तविक जानकारी नहीं मिली है, लेकिन मीडिया रिपोर्ट्स के अनुसार, पुणे पुलिस ने एक रेव पार्टी का भंडाफोड़ किया है, जिसमें कुछ लोगों को हिरासत में लिया गया है और कुछ मात्रा में नशीले पदार्थ भी बरामद किए गए हैं।" पुणे रेव पार्टी पर महाराष्ट्र के गृह राज्य मंत्री योगेश कदम ने कहा, "रेव पार्टी में शामिल लोगों के खिलाफ सख्त कानूनी कार्रवाई की जाएगी। जिसने भी कानून तोड़ा है, उसे परिणाम भुगतने होंगे।" एनसीपी (एसपी) विधायक रोहित पवार ने पुणे में हुई कार्रवाई को राजनीति से प्रेरित बताया। उन्होंने कहा, "एकनाथ खडसे पिछले चार-पांच दिनों से भाजपा के एक बड़े नेता के खिलाफ बोल रहे थे। रविवार सुबह जो कार्रवाई की गई है, ऐसा लगता है कि इसके पीछे राजनीतिक प्रतिशोध है। मैं मांग करता हूं कि जो भी जिम्मेदार है, उसके खिलाफ पुलिस कार्रवाई होनी चाहिए।" महाराष्ट्र के पुणे शहर की पुलिस ने रेव पार्टी के खिलाफ बड़ी कार्रवाई की थी। पुणे में हुई इस रेव पार्टी में एक बड़ी राजनीतिक पार्टी का रिश्तेदार भी शामिल है। पुणे के आलिशान खराड़ी इलाके के एक अपार्टमेंट में रेव पार्टी चल रही थी। पुलिस की ओर से रविवार तड़के करीब 3:30 बजे कार्रवाई की गई। इस रेड में शराब, गांजा सहित कई नशीली सामग्री जब्त की गई थी। पुणे पुलिस ने आईएएनएस से बताया कि पुणे रेव पार्टी में एक बड़ी राजनीतिक पार्टी के वरिष्ठ नेता का रिश्तेदार भी गिरफ्तार किया गया है। उसे इस रेव पार्टी का मास्टरमाइंड बताया जा रहा है। अस्वीकरण: यह न्यूज़ ऑटो फ़ीड्स द्वारा स्वतः प्रकाशित हुई खबर है। इस न्यूज़ में BhaskarHindi.com टीम के द्वारा किसी भी तरह का कोई बदलाव या परिवर्तन (एडिटिंग) नहीं किया गया है| इस न्यूज की एवं न्यूज में उपयोग में ली गई सामग्रियों की सम्पूर्ण जवाबदारी केवल और केवल न्यूज़ एजेंसी की है एवं इस न्यूज में दी गई जानकारी का उपयोग करने से पहले संबंधित क्षेत्र के विशेषज्ञों (वकील / इंजीनियर / ज्योतिष / वास्तुशास्त्री / डॉक्टर / न्यूज़ एजेंसी / अन्य विषय एक्सपर्ट) की सलाह जरूर लें। अतः संबंधित खबर एवं उपयोग में लिए गए टेक्स्ट मैटर, फोटो, विडियो एवं ऑडिओ को लेकर BhaskarHindi.com न्यूज पोर्टल की कोई भी जिम्मेदारी नहीं है| Created On : 27 July 2025 7:09 PM IST</w:t>
+        <w:t xml:space="preserve"> https://www.mumbailive.com/hi/civic/public-ganeshotsav-mandals-should-spread-awareness-about-'operation-sindoor'-and-'swadeshi'-chief-minister-devendra-fadnavis-89591</w:t>
+      </w:r>
+    </w:p>
+    <w:p>
+      <w:pPr>
+        <w:pStyle w:val="Normal"/>
+      </w:pPr>
+      <w:r>
+        <w:rPr/>
+        <w:t>Content: सार्वजनिक गणेशोत्सव मंडलों को ऑपरेशन सिंदूर के माध्यम से दुनिया को दिखाई गई भारत की शक्ति और इस वर्ष के गणेशोत्सव के दौरान स्वदेशी उत्पादों के उपयोग के बारे में जागरूकता फैलानी चाहिए। मुख्यमंत्री देवेंद्र फडणवीस ने सार्वजनिक गणेशोत्सव मंडलों से प्रशासन के साथ मिलकर इस गणेशोत्सव को शांतिपूर्ण और उत्साहपूर्ण वातावरण में मनाने की अपील की और यह भी आशा व्यक्त की कि 'ऑपरेशन सिंदूर' पर आधारित दृश्य जवानों को समर्पित किए जाएँगे। (Public Ganeshotsav mandals should spread awareness about Operation Sindoor and Swadeshi says Chief Minister Devendra Fadnavis) सह्याद्री अतिथि गृह में कानून-व्यवस्था की समीक्षा बैठक मुख्यमंत्री देवेंद्र फडणवीस ने प्रशासन को गणेशोत्सव के दौरान गणेश भक्तों को किसी भी प्रकार की परेशानी न हो, इसके लिए कार्रवाई करने के भी निर्देश दिए। सार्वजनिक गणेशोत्सव के अवसर पर सह्याद्री अतिथि गृह में कानून-व्यवस्था की समीक्षा बैठक आयोजित की गई। मुख्यमंत्री इस अवसर पर समीक्षा बैठक करते हुए बोल रहे थे। बैठक में उपमुख्यमंत्री अजीत पवार, कौशल विकास मंत्री मंगलप्रभात लोढ़ा, गृह राज्य मंत्री (ग्रामीण) डॉ. पंकज भोयर, गृह राज्य मंत्री (शहरी) योगेश कदम, मुख्य सचिव राजेश कुमार उपस्थित थे। लगातार पाँच वर्षों तक अनुमति प्रदान करने का निर्देश सार्वजनिक गणेशोत्सव मंडल की तरह मूर्ति निर्माताओं को भी लगातार पाँच वर्षों तक अनुमति प्रदान करने का निर्देश देते हुए, मुख्यमंत्री ने कहा कि मूर्ति निर्माता हर साल इन लाइसेंसों का नवीनीकरण करें। अनुमति के लिए नगर निगम द्वारा शुरू की गई कंप्यूटर प्रणाली पर आधारित एकल खिड़की योजना का लाभ उठाया जाना चाहिए। उन्होंने गणेश प्रतिमाओं के विसर्जन के लिए कृत्रिम झीलों की संख्या और समुद्र तट पर गहरे समुद्र में ऊँची प्रतिमाओं के विसर्जन के लिए नावों की संख्या बढ़ाने के भी निर्देश दिए। गणेशोत्सव को राजकीय उत्सव का दर्जा मुख्यमंत्री ने कहा कि राज्य सरकार ने गणेशोत्सव को राजकीय उत्सव का दर्जा दिया है। इसलिए, इस उत्सव को मनाने के लिए राज्य सरकार द्वारा बड़े पैमाने पर और विस्तृत योजना बनाई गई है। पिछले वर्ष गणेशोत्सव मंडलों को दी गई सभी रियायतें इस वर्ष भी बरकरार रखी जाएँगी। इस उत्सव को मनाते समय कानून का उचित पालन किया जाना चाहिए। चूँकि ईद-ए-मिलाद का त्यौहार भी गणेशोत्सव के दौरान ही पड़ता है, इसलिए धार्मिक सौहार्द बनाए रखते हुए इस बात का ध्यान रखा जाए कि कहीं भी कानून-व्यवस्था न बिगड़े। गणेशोत्सव के दौरान लाउडस्पीकर बजाने की अनुमति की अवधि बढ़ाने के लिए न्यायालय के निर्देशों के तहत सकारात्मक कार्रवाई की जाएगी। यह भी पढ़े- मुंबई- गणेशोत्सव के दौरान डीजे पर प्रतिबंध Loading next story...</w:t>
       </w:r>
     </w:p>
     <w:p>
@@ -6209,16 +6638,16 @@
       </w:pPr>
       <w:r>
         <w:rPr/>
-        <w:t>Article 160</w:t>
-      </w:r>
-    </w:p>
-    <w:p>
-      <w:pPr>
-        <w:pStyle w:val="Normal"/>
-      </w:pPr>
-      <w:r>
-        <w:rPr/>
-        <w:t>Title: No headline</w:t>
+        <w:t>Article 171</w:t>
+      </w:r>
+    </w:p>
+    <w:p>
+      <w:pPr>
+        <w:pStyle w:val="Normal"/>
+      </w:pPr>
+      <w:r>
+        <w:rPr/>
+        <w:t>Title: Mumbai Rain News : मुंबई में बारिश ने मचाया कोहराम, देवेंद्र फडणवीस का आया बयान</w:t>
       </w:r>
     </w:p>
     <w:p>
@@ -6230,16 +6659,16 @@
         <w:t xml:space="preserve">URL: </w:t>
       </w:r>
       <w:r>
-        <w:t xml:space="preserve"> https://ncrsamacharlive.in/newsdetails/latest_Post/maharashtra-program-organized-by-bjp-adhyaatmik-aghadi-journalism-on-devendra-fadnavis-birthday</w:t>
-      </w:r>
-    </w:p>
-    <w:p>
-      <w:pPr>
-        <w:pStyle w:val="Normal"/>
-      </w:pPr>
-      <w:r>
-        <w:rPr/>
-        <w:t>Content: जिला चुनें Top City States Top City States महाराष्ट्र: देवेंद्र फडणवीस के जन्मदिन पर भाजपा आध्यात्मिक आघाड़ी पत्रकारिता द्वारा आयोजित कार्यक्रम महाराष्ट्र: देवेंद्र फडणवीस के जन्मदिन पर भाजपा आध्यात्मिक आघाड़ी पत्रकारिता द्वारा आयोजित कार्यक्रम - Photo by : social media संक्षेप महाराष्ट्र: महाराष्ट्र राज्य के वर्तमान मुख्यमंत्री श्री देवेंद्र फडणवीस साहब ने तालुका पाथरी में भारतीय जनता पार्टी की ओर से विभिन्न स्थानों पर कार्यक्रम आयोजित किए। विस्तार महाराष्ट्र: महाराष्ट्र राज्य के वर्तमान मुख्यमंत्री श्री देवेंद्र फडणवीस साहब ने तालुका पाथरी में भारतीय जनता पार्टी की ओर से विभिन्न स्थानों पर कार्यक्रम आयोजित किए। भारतीय जनता पार्टी के कार्यकर्ताओं में विशेष उत्साह देखा गया, पार्टी और पद से ऊपर उठकर लोगों ने विभिन्न स्थानों पर कार्यक्रम आयोजित किए। रक्तदान शिविर, गौ-पूजा। विभिन्न धार्मिक कार्यक्रम, वृक्षारोपण, स्कूल साहित्य वितरण, मंदिर की सफाई और देवन्ना अभिषेक, यज्ञ आदि विभिन्न स्थानों पर आयोजित किए गए| विशेष रूप से श्री देवेंद्र फडणवीस साहब की इच्छा के अनुसार, उन्होंने पोस्टर और विज्ञापन बनाने की इच्छा व्यक्त की थी, लेकिन सभी कार्यक्रम उनके सम्मान में थे और शांतिपूर्ण ढंग से नहीं किए गए। परभणी जिले की पालकमंत्री मेघनाताई बोरडीकर ने सभी कार्यकर्ताओं से इस बारे में जिज्ञासा व्यक्त की। भारतीय जनता पार्टी आध्यात्मिक अघाड़ी के पूर्व तालुका अध्यक्ष प्रकाश केदारे की ओर से श्री देवेन्द्र फड़नवीस के जन्मदिन के अवसर पर माजी तालुका अध्यक्ष प्रकाश केदारे की ओर से रेनापुर शिवार में 108 पिंडी महादेव मंदिर, पंचमुखी गणेश मंदिर और पंचमुखी हनुमान मंदिर, पाथरी बाबुलतराशी की स्थापना की गई, इस कार्य में भारतीय जनता पार्टी आध्यात्मिक अघाड़ी के सभी कार्यकर्ताओं और महिलाओं ने भाग लिया। या फिर इस काम के लिए गोविंद सारंग, मौली सारंग, विष्णु पथ्रिकर, भैया घाट रे, वसंत पद्मावर, नितिन पाटिल, वैभव मुले, सीतारामजी चिंचाणे, बबनराव घाटुल, तुकाराम जी चिंचाणे, काशीनाथराव घोलप, नारायण चिंचाणे, सुभाष चिंचाणे, हनुमान गायकवाड, मनोज केदारे, विनोद धोत्रे और पाथरी तालुका माजी तालुक अध्यक्ष भारतीय जनता पार्टी प्रकाश देव। केदारे आदि कार्यकर्ता उपस्थित थे और विशेष बात यह रही कि 108 पिंडी महादेव मंदिर में पशुओं के लिए पानी की व्यवस्था की गई, नामदेव नगर की धर्मपत्नी काशीनाथराव घोलप को श्री फडणवीस साहब के जन्मदिन के उपलक्ष्य में भारतीय जनता पार्टी आध्यात्मिक आघाड़ी की ओर से तीन फुट बोर और सभी पाइप, साहित्य और मोटर सामग्री दी गई। बहुत-बहुत धन्यवाद। या कार्य आध्यात्मिक आघाड़ी के कार्यकर्ता, वैशाली धात्रे, चिंचनी बाई, स्नेहल होल्कर, भक्ति धात्रे, भाग्यश्री सारंग, मौली सारंग आदि उपस्थित रहे। महाराष्ट्र: महाराष्ट्र राज्य के वर्तमान मुख्यमंत्री श्री देवेंद्र फडणवीस साहब ने तालुका पाथरी में भारतीय जनता पार्टी की ओर से विभिन्न स्थानों पर कार्यक्रम आयोजित किए। भारतीय जनता पार्टी के कार्यकर्ताओं में विशेष उत्साह देखा गया, पार्टी और पद से ऊपर उठकर लोगों ने विभिन्न स्थानों पर कार्यक्रम आयोजित किए। रक्तदान शिविर, गौ-पूजा। विभिन्न धार्मिक कार्यक्रम, वृक्षारोपण, स्कूल साहित्य वितरण, मंदिर की सफाई और देवन्ना अभिषेक, यज्ञ आदि विभिन्न स्थानों पर आयोजित किए गए| विशेष रूप से श्री देवेंद्र फडणवीस साहब की इच्छा के अनुसार, उन्होंने पोस्टर और विज्ञापन बनाने की इच्छा व्यक्त की थी, लेकिन सभी कार्यक्रम उनके सम्मान में थे और शांतिपूर्ण ढंग से नहीं किए गए। परभणी जिले की पालकमंत्री मेघनाताई बोरडीकर ने सभी कार्यकर्ताओं से इस बारे में जिज्ञासा व्यक्त की। भारतीय जनता पार्टी आध्यात्मिक अघाड़ी के पूर्व तालुका अध्यक्ष प्रकाश केदारे की ओर से श्री देवेन्द्र फड़नवीस के जन्मदिन के अवसर पर माजी तालुका अध्यक्ष प्रकाश केदारे की ओर से रेनापुर शिवार में 108 पिंडी महादेव मंदिर, पंचमुखी गणेश मंदिर और पंचमुखी हनुमान मंदिर, पाथरी बाबुलतराशी की स्थापना की गई, इस कार्य में भारतीय जनता पार्टी आध्यात्मिक अघाड़ी के सभी कार्यकर्ताओं और महिलाओं ने भाग लिया। या फिर इस काम के लिए गोविंद सारंग, मौली सारंग, विष्णु पथ्रिकर, भैया घाट रे, वसंत पद्मावर, नितिन पाटिल, वैभव मुले, सीतारामजी चिंचाणे, बबनराव घाटुल, तुकाराम जी चिंचाणे, काशीनाथराव घोलप, नारायण चिंचाणे, सुभाष चिंचाणे, हनुमान गायकवाड, मनोज केदारे, विनोद धोत्रे और पाथरी तालुका माजी तालुक अध्यक्ष भारतीय जनता पार्टी प्रकाश देव। केदारे आदि कार्यकर्ता उपस्थित थे और विशेष बात यह रही कि 108 पिंडी महादेव मंदिर में पशुओं के लिए पानी की व्यवस्था की गई, नामदेव नगर की धर्मपत्नी काशीनाथराव घोलप को श्री फडणवीस साहब के जन्मदिन के उपलक्ष्य में भारतीय जनता पार्टी आध्यात्मिक आघाड़ी की ओर से तीन फुट बोर और सभी पाइप, साहित्य और मोटर सामग्री दी गई। बहुत-बहुत धन्यवाद। या कार्य आध्यात्मिक आघाड़ी के कार्यकर्ता, वैशाली धात्रे, चिंचनी बाई, स्नेहल होल्कर, भक्ति धात्रे, भाग्यश्री सारंग, मौली सारंग आदि उपस्थित रहे। उत्तर प्रदेश: 107वें उर्स-ए-रज़वी पर सपा नेता ने भेजी चादर, अमन और भाईचारे की दुआ की अपील उत्तर प्रदेश: पेड़ में फांसी का फंदा लगाकर युवक ने की आत्महत्या, परिवार में दुःख का माहौल उत्तर प्रदेश: कूटरचित दस्तावेज, चोरी और वारंटी अभियुक्त गिरफ्तार उत्तर प्रदेश: किसानों के खेतों तक पहुंचने वाला डीएपी,यूरिया कोल्ड स्टोरेज में डंप, 1228 बोरी खाद बरामद हरियाणा: 200 बेड अस्पताल की मांग को लेकर रामगढ़ भगवानपुर में धरना 64वें दिन भी जारी, 100 वर्षीय सोना देवी ने की अध्यक्षता मध्य प्रदेश: रतलाम पंजीयन कार्यालय, भ्रष्टाचार का गढ़ और जनता की मजबूरी उत्तर प्रदेश: अहरौरा रथ यात्रा मेले में ऐतिहासिक कुश्ती दंगल, पहलवानों ने दिखाया दमखम झारखण्ड: तेनुघाट रजवार टोला में 20वीं बार विधिवत संपन्न हुई मनसा देवी पूजा उत्तर प्रदेश: पीलाखार नदी में डूबे युवक का शव एनडीआरएफ ने निकाला, परिवार में मचा कोहराम गुजरात: जसवंत सिंह का राष्ट्रीय हॉकी टीम में चयन 24 अगस्त को होगा समाज गौरव सम्मान समारोह उत्तर प्रदेश: बारादरी क्षेत्र में प्लॉट को लेकर हुई लड़ाई, एक बुजुर्ग की गई जान उत्तर प्रदेश: गांव सतवाई में भगवान श्री कृष्ण के जन्म उत्सव बड़ी धूमधाम से मनाया गया महाराष्ट्र: प्रशासन की लापरवाही के कारण नालियों से गंदा पानी सामान्य नागरिक के घरों में बिहार: उपर वर्णित गांव में बारिश के कारण सड़को में हुआ कीचड़ छत्तीसगढ़: जांजगीर चांपा पुलिस ने गंभीर घटनाओं को और लूटपाट पर नियंत्रित रोकने के लिए करी अपील उत्तर प्रदेश: दुर्घटना को दावत दे रही गड्ढे से भरी सड़क, जिम्मेदार बैठा मौन उत्तर प्रदेश: रामपुर के सीहोर गांव में बर्ड फ्लू का कहर, हजारों मुर्गियां मरीं, 1 किमी इलाका सील उत्तर प्रदेश: तुगलपुर गांव में अवैध ठेली-पटरी और झुग्गियों पर चला प्राधिकरण का बुलडोजर, 25 दुकानें हटाईं राजस्थान: मनिका विश्वकर्म बनीं मिस यूनिवर्स इंडिया 2025, थाईलैंड में करेंगी भारत का प्रतिनिधित्व उत्तर प्रदेश: यूरिया की भारी किल्लत से किसान परेशान, खाद न मिलने पर प्रदर्शन, कृषि अधिकारी निलंबित उत्तर प्रदेश: 107वें उर्स-ए-रज़वी पर सपा नेता ने भेजी चादर, अमन और भाईचारे की दुआ की अपील उत्तर प्रदेश: पेड़ में फांसी का फंदा लगाकर युवक ने की आत्महत्या, परिवार में दुःख का माहौल उत्तर प्रदेश: कूटरचित दस्तावेज, चोरी और वारंटी अभियुक्त गिरफ्तार उत्तर प्रदेश: किसानों के खेतों तक पहुंचने वाला डीएपी,यूरिया कोल्ड स्टोरेज में डंप, 1228 बोरी खाद बरामद हरियाणा: 200 बेड अस्पताल की मांग को लेकर रामगढ़ भगवानपुर में धरना 64वें दिन भी जारी, 100 वर्षीय सोना देवी ने की अध्यक्षता मध्य प्रदेश: रतलाम पंजीयन कार्यालय, भ्रष्टाचार का गढ़ और जनता की मजबूरी Copy Link</w:t>
+        <w:t xml:space="preserve"> https://hindi.oneindia.com/videos/mumbai-rain-news-rain-wreaked-havoc-in-mumbai-devendra-fadnavis-statement-came-4259449.html</w:t>
+      </w:r>
+    </w:p>
+    <w:p>
+      <w:pPr>
+        <w:pStyle w:val="Normal"/>
+      </w:pPr>
+      <w:r>
+        <w:rPr/>
+        <w:t>Content: Mumbai Rain News: मुंबई (Mumbai) में मूसलाधार बारिश (Heavy rain) ने जनजीवन अस्त-व्यस्त कर दिया है। हालात ये हैं कि शहर के निचले इलाके जलमग्न हो गए हैं। बारिश को देखते हुए मौसम विभाग (IMD )ने रेड अलर्ट (Red ALERT) भी जारी कर दिया है। बारिश की वजह से मानो शहर की रफ्तार पर ही ब्रेक लग गया। शहर की यातायात व्यवस्था (Traffic system) चरमरा गई है। लोगों को आवाजाही में भारी दिक्कत हो रही है। मुंबई (Mumbai) की लाइफ लाइन कही जाने वाली लोकल ट्रेनें (Local Trains) भी देरी से चल रही हैं, जिससे यात्रियों को काफी परेशानी हो रही है। जगह-जगह जलजमाव से ट्रैफिक व्यवस्था भी बुरी तरह से प्रभावित हो रही है।...महाराष्ट्र के मुख्यमंत्री देवेंद्र फडणवीस (Devendra Fadnavis) ने कहा, "पिछले 2 दिनों में महाराष्ट्र में व्यापक वर्षा हुई है। कई जिलों के लिए रेड अलर्ट और ऑरेंज अलर्ट जारी किया गया है। अगले तीन दिनों, यानी 21 अगस्त तक, महाराष्ट्र के आधे जिलों में या तो रेड अलर्ट या ऑरेंज अलर्ट है</w:t>
       </w:r>
     </w:p>
     <w:p>
@@ -6248,16 +6677,16 @@
       </w:pPr>
       <w:r>
         <w:rPr/>
-        <w:t>Article 161</w:t>
-      </w:r>
-    </w:p>
-    <w:p>
-      <w:pPr>
-        <w:pStyle w:val="Normal"/>
-      </w:pPr>
-      <w:r>
-        <w:rPr/>
-        <w:t>Title: CM फडणवीस की बैठक से सुधीर मुनगंटीवार ने बनाई दूरी, भाजपा विधायक ने बताई ये वजह</w:t>
+        <w:t>Article 172</w:t>
+      </w:r>
+    </w:p>
+    <w:p>
+      <w:pPr>
+        <w:pStyle w:val="Normal"/>
+      </w:pPr>
+      <w:r>
+        <w:rPr/>
+        <w:t>Title: Maharashtra: 'महाराष्ट्र देश की विकास गाथा का अहम हिस्सा', स्वतंत्रता दिवस पर बोले सीएम फडणवीस</w:t>
       </w:r>
     </w:p>
     <w:p>
@@ -6269,16 +6698,16 @@
         <w:t xml:space="preserve">URL: </w:t>
       </w:r>
       <w:r>
-        <w:t xml:space="preserve"> https://navbharatlive.com/maharashtra/wardha/sudhir-mungantiwar-did-not-attend-bjp-meeting-in-wardha-1299905.html</w:t>
-      </w:r>
-    </w:p>
-    <w:p>
-      <w:pPr>
-        <w:pStyle w:val="Normal"/>
-      </w:pPr>
-      <w:r>
-        <w:rPr/>
-        <w:t>Content: सीएम देवेंद्र फडणवीस व सुधीर मुनगंटीवार (सोर्स: सोशल मीडिया) Sudhir Mungantiwar News: महाराष्ट्र स्थानीय निकाय चुनाव को लेकर भाजपा की वर्धा में सोमवार को विदर्भ स्तरीय बैठक हुई। इस बैठक में मुख्यमंत्री देवेंद्र फडणवीस, राजस्व मंत्री चंद्रशेखर बावनकुले समेत तमाम बड़े नेता व विदर्भ के नेता पहुंचे थे। लेकिन एक नेता की उपस्थिति ने राजनीति चर्चाओं को हवा दे दी है। भाजपा द्वारा आयोजित विदर्भ स्तरीय महत्वपूर्ण बैठक से पूर्व मंत्री तथा भाजपा के कद्दावर नेता सुधीर मुनगंटीवार ने दूरी बनाने के कारण बैठक में चर्चाओं का बाजार गरमाया था। सेवाग्राम रोड पर स्थित चरखा भवन में सोमवार को स्थानीय निकाय संस्था के चुनाव के संदर्भ में बैठक का आयोजन किया गया था। बैठक में मुख्यमंत्री के साथ राजस्व मंत्री, विदर्भ के मंत्री व अन्य बड़े नेता उपस्थित थे। मुनगंटीवार को बैठक के लिए उपस्थित रहना था। जिसकी जानकारी पार्टी द्वारा उन्हें भेजी गई थी। परंतु मुनगंटीवार बैठक से दूर रहे। उनकी अनुपस्थित चर्चा का विषय बन गई थी। इस संदर्भ में सुधीर मुनगंटीवार से संपर्क करने पर उन्होंने बताया कि, उनका 30 जुलाई को जन्मदिन है। इस दिन वह चंद्रपुर में उपस्थित नहीं रहते है। प्रतिवर्ष तीर्थदर्शन के लिये जाते है। इस बार भी पहले तीर्थ दर्शन के लिए जाना तय हुआ था। बैठक का नियोजन हाल ही में किया गया था। इस संदर्भ में वरिष्ठों को जानकारी दी गई थी। यह भी पढ़ें:- ‘मुंबई में बनेगा महायुति का महापौर’, CM फडणवीस बोले- उद्धव-राज मिलन से फर्क… वर्धा में भाजपा नेताओं को संबोधित करते हुए मुख्यमंत्री देवेंद्र फडणवीस ने कहा कि राज्य में शहरी नक्सलवाद बढ़ रहा है। देश को तोड़ने वाली शक्तियां फिर जागृत हुई है। उन्हें डॉ. बाबासाहब अंबेडकर का संविधान मान्य नहीं है। यह शक्तियां शहर में अपनी विचारधारा फैलाकर देश को खोखला करने के काम कर रही हैं। सीएम ने चेतावनी देते हुए कहा कि ऐसी देश विरोधी ताकतों को खत्म करने तक शांत नहीं बैठूंगा। वर्धा के चरखा सभागार में आयोजित भाजपा के सम्मेलन में श्रममंत्री आकाश फुंडकर, आदिवासी मंत्री अशोक उईके, वर्धा जिले के पालकमंत्री डॉ. पंकज भोयर, पूर्व सांसद रामदास तडस, विधायक दादाराव केचे, समीर कुणावार, राजेश बकाने, सुमित वानखेड़े, रणधीर सावरकर, जिलाध्यक्ष संजय गाते समेत पार्टी के सांसद, विधायक समेत प्रमुख नेता व पदाधिकारी उपस्थित थे। Follow Us On © Copyright Navbharatlive 2025 All rights reserved.</w:t>
+        <w:t xml:space="preserve"> https://www.amarujala.com/india-news/maharashtra-update-mumbai-thane-pune-crime-politics-education-event-and-other-news-in-hindi-2025-08-15</w:t>
+      </w:r>
+    </w:p>
+    <w:p>
+      <w:pPr>
+        <w:pStyle w:val="Normal"/>
+      </w:pPr>
+      <w:r>
+        <w:rPr/>
+        <w:t>Content: मेरा शहर Link Copied महाराष्ट्र के मुख्यमंत्री देवेंद्र फडणवीस ने 79वें स्वतंत्रता दिवस पर शुक्रवार को कहा कि महाराष्ट्र देश की “अविराम विकास यात्रा” का प्रमुख सहभागी है और अपने लक्ष्यों को हासिल करने के लिए ठोस कदम उठा रहा है। मंत्रालय में ध्वजारोहण के बाद उन्होंने स्वतंत्रता संग्राम सेनानियों, शहीदों और सीमा पर तैनात जवानों को नमन किया। फडणवीस ने कहा कि ऑपरेशन सिंदूर के दौरान सुरक्षा बलों ने पाकिस्तान में आतंकी और सैन्य ठिकानों को नष्ट कर भारत की ताकत दुनिया के सामने रखी। प्रधानमंत्री नरेंद्र मोदी के नेतृत्व में भारत 11वें स्थान से चौथी सबसे बड़ी अर्थव्यवस्था बना और अब अंतरिक्ष में भी अपनी मौजूदगी दर्ज कराई है। उन्होंने कहा कि ‘आत्मनिर्भर भारत’ के लक्ष्य में ‘स्वदेशी’ का प्रयोग अहम है और महाराष्ट्र इसमें मजबूत योगदान दे रहा है। देश में आने वाले कुल प्रत्यक्ष विदेशी निवेश (FDI) का 40% हिस्सा महाराष्ट्र को मिलता है। राज्य विनिर्माण, निर्यात और स्टार्ट-अप्स में शीर्ष पर है, साथ ही शिक्षा, मानव संसाधन, हरित ऊर्जा और एआई आधारित कृषि में भी प्रगति कर रहा है। फडणवीस ने बताया कि राज्य ने पांच वर्षों से किसानों को मुफ्त बिजली दी है, गढ़चिरोली को नक्सल मुक्त बनाने की दिशा में काम हो रहा है और आने वाले दशक में यह नया स्टील हब बनेगा। उन्होंने नए हवाई अड्डों, बंदरगाहों और अवसंरचना परियोजनाओं को राज्य की प्राथमिकता बताया। और पढ़ें Trending Videos यह वीडियो/विज्ञापन हटाएं ठाणे की इमारत में आग लगने से महिला की मौत महाराष्ट्र के ठाणे स्थित बालकुम इलाके में बृहस्पतिवार शाम एक इमारत की 22वीं मंजिल पर आग लगने से एक महिला की मौत हो गई। एक नगर निगम अधिकारी ने बताया कि आग लगने से एक व्यक्ति घायल हो गया और 375 लोगों को बचा लिया गया। ठाणे नगर निगम के क्षेत्रीय आपदा प्रबंधन प्रकोष्ठ के प्रमुख यासीन तड़वी के अनुसार, आग शाम करीब 6:40 बजे फ्लैट संख्या 2203 में लगी और उसी मंजिल की लॉबी तक फैल गई। उन्होंने बताया कि अग्निशमन दल, आपदा प्रबंधन और पुलिस कर्मियों के समन्वित प्रयास के बाद शाम 7:58 बजे तक आग बुझा दी गई। धुएं के कारण दो लोगों को अस्पताल में भर्ती कराया गया। उनमें से एक 36 वर्षीय जयश्री ठाकरे को अस्पताल पहुंचने पर मृत घोषित कर दिया गया। उन्होंने बताया कि 25वीं मंजिल पर रहने वाले राजेंद्र तिवारी नामक एक अन्य व्यक्ति की हालत फिलहाल स्थिर है। विज्ञापन विज्ञापन पुणे में स्वतंत्रता दिवस पर शराब बेचने के आरोप में पब मैनेजर पर केस दर्ज पुणे में स्वतंत्रता दिवस के मौके पर ‘ड्राई डे’ के बावजूद शराब बेचने के मामले में एक पब के मैनेजर के खिलाफ केस दर्ज किया गया है। पुलिस के मुताबिक, यह घटना शुक्रवार तड़के क़ल्यानीनगर इलाके के एक पब में हुई। येरवडा पुलिस स्टेशन के एक अधिकारी ने बताया कि उन्हें रात करीब 12:30 बजे सूचना मिली कि पब में शराब बेची जा रही है। पुलिस टीम ने करीब 1:10 बजे मौके पर पहुंचकर जांच की, जिसमें पाया गया कि पब में शराब की बिक्री जारी थी। इसके बाद पब मैनेजर रेमंड डी’सूजा के खिलाफ मामला दर्ज किया गया। अधिकारियों ने बताया कि पुलिस और आबकारी विभाग की टीम ने इसके बाद कल्यानीनगर और बंडगार्डन इलाके के पांच से छह अन्य पबों पर भी इसी तरह की कार्रवाई की। स्वतंत्रता दिवस के दिन शराब की बिक्री पर प्रतिबंध के बावजूद हो रही इस अवैध गतिविधि को लेकर स्थानीय प्रशासन सख्त रुख अपनाए हुए है। मलेशिया से नकली नोटों की तस्करी के आरोप में तीन लोग दोषी करार राष्ट्रीय जांच एजेंसी (एनआईए) की अदालत ने मलेशिया से भारत में उच्च गुणवत्ता वाले नकली नोटों की तस्करी में संलिप्तता के आरोप में तीन लोगों को दोषी ठहराया है। एक अधिकारी ने बृहस्पतिवार को बताया कि अदालत ने उन्हें कठोर कारावास की सजा सुनाई है। अधिकारी ने बताया कि दानिश हाजी मोहम्मद पेटीवाला और सरस्वती दत्ताराम उर्फ मुस्कान को पांच साल, छह महीने और दो दिन की कठोर कारावास और प्रत्येक पर 6,000 रुपये का जुर्माना लगाया गया है। एनआईए के बयान में कहा गया है कि अदालत के आदेश के अनुसार, जे कलील रहमान को पांच साल, पांच महीने और 18 दिन की कठोर कारावास और 5,000 रुपये का जुर्माना भरना होगा। अदालत ने तीनों को भारतीय दंड संहिता (आईपीसी) और गैरकानूनी गतिविधियां (रोकथाम) अधिनियम के विभिन्न प्रावधानों के तहत दोषी ठहराया है। एनआईए ने बताया कि यह मामला 2020 का है। सीमा शुल्क विभाग, मुंबई ने मलेशिया से आए एक पार्सल से 68,000 रुपये के नकली भारतीय मुद्रा नोट (एफआईसीएन) पकड़े थे। एनआईए ने बताया कि यह पार्सल संगीता कपूर नामक महिला के मुंबई स्थित गोरेगांव (पश्चिम) पते पर भेजा गया था। जांच में मुंबई के माहिम निवासी दानिश हाजी और उसकी प्रेमिका सरस्वती के साथ-साथ एक मलेशियाई निवासी आमिर मिर्जा उर्फ रफीक शेख की संलिप्तता का पता चला, जो एक वांछित भगोड़ा है, जिसके खिलाफ सितंबर 2020 में गैर-जमानती वारंट भी जारी किया गया था। मुंबई पुलिस के मुख्य नियंत्रण कक्ष को बम से उड़ाने की धमकी देने वाला गिरफ्तार मुंबई पुलिस के मुख्य नियंत्रण कक्ष को कथित तौर पर फोन करके बम से उड़ाने की धमकी देने के आरोप में एक व्यक्ति को गिरफ्तार किया गया है। एक अधिकारी ने बताया कि पुलिस ने सूरज धर्म जाधव (35) को गिरफ्तार किया है। अधिकारी ने कहा कि शहर में बम विस्फोटों की धमकी वाला एक कॉल आने के बाद, एक अज्ञात व्यक्ति के खिलाफ मामला दर्ज किया गया। हमारी जांच जाधव पर केंद्रित हो गई, जिसने पहले भी ऐसे कॉल किए हैं। घटना की आगे की जांच जारी है। गोरेगांव में इमारत की 23वीं मंजिल से कूदकर किशोरी ने दी जान मुंबई पुलिस के एक अधिकारी ने बताया कि बृहस्पतिवार को गोरेगांव पूर्व स्थित एक इमारत की 23वीं मंजिल से कूदकर एक किशोरी ने कथित तौर पर आत्महत्या कर ली। उन्होंने बताया कि यह घटना तड़के ओबेरॉय स्क्वायर परिसर में हुई। अधिकारी ने बताया कि 11वीं कक्षा की 17 वर्षीय छात्रा ने इमारत के सी विंग से छलांग लगा दी। एक महीने के भीतर परिसर में यह दूसरी घटना है। इससे पहले, एक छात्र ने ए विंग से कूदकर अपनी जान दे दी थी। उन्होंने बताया कि आरे कॉलोनी पुलिस स्टेशन में आकस्मिक मौत का मामला दर्ज किया गया है और घटना की आगे की जांच जारी है। नासिक में सुखोई की आवाज से घरों की खिड़कियां टूटीं, दहशत महाराष्ट्र के नासिक के डिंडोरी इलाके में बृहस्पतिवार सुबह लोगों को विस्फोट जैसी आवाज सुनाई दी। प्रत्यक्षदर्शियों ने बताया कि सुबह 11:20 बजे 25 किलोमीटर के दायरे में सुनाई देने वाली इस आवाज से कुछ घरों की खिड़कियों के शीशे टूट गए। बाद में वरिष्ठ पुलिस अधिकारी ने बताया कि यह आवाज सुखोई लड़ाकू विमान से आई थी। रहें हर खबर से अपडेट, डाउनलोड करें Android Hindi News apps, iOS Hindi News apps और Amarujala Hindi News apps अपने मोबाइल पे|Get all India News in Hindi related to live update of politics, sports, entertainment, technology and education etc. Stay updated with us for all breaking news from India News and more news in Hindi. Next Article Please wait... Please wait... Delete All Cookies Followed</w:t>
       </w:r>
     </w:p>
     <w:p>
@@ -6287,16 +6716,16 @@
       </w:pPr>
       <w:r>
         <w:rPr/>
-        <w:t>Article 162</w:t>
-      </w:r>
-    </w:p>
-    <w:p>
-      <w:pPr>
-        <w:pStyle w:val="Normal"/>
-      </w:pPr>
-      <w:r>
-        <w:rPr/>
-        <w:t>Title: राष्ट्रीय: 'ऑपरेशन महादेव' पर बोले फडणवीस, 'आतंकियों के खिलाफ इसी तरह का सलूक करेगी भारतीय सेना'</w:t>
+        <w:t>Article 173</w:t>
+      </w:r>
+    </w:p>
+    <w:p>
+      <w:pPr>
+        <w:pStyle w:val="Normal"/>
+      </w:pPr>
+      <w:r>
+        <w:rPr/>
+        <w:t>Title: मुख्यमंत्री देवेंद्र फडणवीस ने राज्य में भारी बारिश के मद्देनजर सभी एजेंसियों को सतर्क रहने के निर्देश दिए</w:t>
       </w:r>
     </w:p>
     <w:p>
@@ -6308,328 +6737,16 @@
         <w:t xml:space="preserve">URL: </w:t>
       </w:r>
       <w:r>
-        <w:t xml:space="preserve"> https://www.bhaskarhindi.com/other/cji-br-gavai-visits-maharashtra-legislative-assembly-1166846</w:t>
-      </w:r>
-    </w:p>
-    <w:p>
-      <w:pPr>
-        <w:pStyle w:val="Normal"/>
-      </w:pPr>
-      <w:r>
-        <w:rPr/>
-        <w:t>Content: Download App from मुंबई, 28 जुलाई (आईएएनएस)। जम्मू-कश्मीर में 'ऑपरेशन महादेव' के तहत भारतीय सेना ने तीन आतंकियों को मार गिराया। इसे लेकर महाराष्ट्र के मुख्यमंत्री देवेंद्र फडणवीस ने कहा कि जो भारत में आतंकवाद फैलाएगा, हमारी सेना उसके साथ इसी तरह का सलूक करेगी। सीएम देवेंद्र फडणवीस ने 'ऑपरेशन महादेव' पर प्रतिक्रिया व्यक्त करते हुए कहा कि भारतीय सुरक्षा बलों की ओर से लगातार आतंकियों के खिलाफ ऑपरेशन चलाया जा रहा है। मैं ऐसा मानता हूं कि भारतवासियों के लिए महत्वपूर्ण घटना है कि 'ऑपरेशन महादेव' के तहत तीन आतंकवादियों को मार गिराया गया है, जो भी भारत के खिलाफ लड़ाई करेगा, आतंकवाद फैलाएगा, हमारी सेना इस प्रकार का सलूक करेगी।महाराष्ट्र के मुख्यमंत्री ने नागपुर की दिव्या देशमुख के वूमेन चेस वर्ल्ड कप की जीत पर अपनी प्रतिक्रिया देते हुए कहा कि महाराष्ट्र सरकार की ओर से निश्चित तौर पर उनका सम्मान किया जाएगा। उन्होंने कहा कि यह बहुत खुशी की बात है कि महाराष्ट्र के नागपुर की रहने वाली दिव्या देशमुख ने यह खिताब जीता है। उन्होंने दुनिया की शीर्ष महिला शतरंज खिलाड़ियों में शुमार कोनेरू हम्पी को हराया। विशेष यह है कि बहुत कम उम्र में दिव्या ने यह मुकाम हासिल किया।देवेंद्र फडणवीस ने कहा कि नए भारत की परछाई देखने को मिल रही है, क्योंकि पिछले 10 वर्षों में प्रधानमंत्री नरेंद्र मोदी के नेतृत्व में जिस प्रकार से खेल और खिलाड़ियों को बढ़ावा दिया गया है, सारे टूर्नामेंट में चाहे नेशनल लेवल हों या इंटरनेशनल लेवल, हर जगह हमारे खिलाड़ी बहुत अच्छा परफॉर्म कर रहे हैं।अस्वीकरण: यह न्यूज़ ऑटो फ़ीड्स द्वारा स्वतः प्रकाशित हुई खबर है। इस न्यूज़ में BhaskarHindi.com टीम के द्वारा किसी भी तरह का कोई बदलाव या परिवर्तन (एडिटिंग) नहीं किया गया है| इस न्यूज की एवं न्यूज में उपयोग में ली गई सामग्रियों की सम्पूर्ण जवाबदारी केवल और केवल न्यूज़ एजेंसी की है एवं इस न्यूज में दी गई जानकारी का उपयोग करने से पहले संबंधित क्षेत्र के विशेषज्ञों (वकील / इंजीनियर / ज्योतिष / वास्तुशास्त्री / डॉक्टर / न्यूज़ एजेंसी / अन्य विषय एक्सपर्ट) की सलाह जरूर लें। अतः संबंधित खबर एवं उपयोग में लिए गए टेक्स्ट मैटर, फोटो, विडियो एवं ऑडिओ को लेकर BhaskarHindi.com न्यूज पोर्टल की कोई भी जिम्मेदारी नहीं है| सीएम देवेंद्र फडणवीस ने 'ऑपरेशन महादेव' पर प्रतिक्रिया व्यक्त करते हुए कहा कि भारतीय सुरक्षा बलों की ओर से लगातार आतंकियों के खिलाफ ऑपरेशन चलाया जा रहा है। मैं ऐसा मानता हूं कि भारतवासियों के लिए महत्वपूर्ण घटना है कि 'ऑपरेशन महादेव' के तहत तीन आतंकवादियों को मार गिराया गया है, जो भी भारत के खिलाफ लड़ाई करेगा, आतंकवाद फैलाएगा, हमारी सेना इस प्रकार का सलूक करेगी। महाराष्ट्र के मुख्यमंत्री ने नागपुर की दिव्या देशमुख के वूमेन चेस वर्ल्ड कप की जीत पर अपनी प्रतिक्रिया देते हुए कहा कि महाराष्ट्र सरकार की ओर से निश्चित तौर पर उनका सम्मान किया जाएगा। उन्होंने कहा कि यह बहुत खुशी की बात है कि महाराष्ट्र के नागपुर की रहने वाली दिव्या देशमुख ने यह खिताब जीता है। उन्होंने दुनिया की शीर्ष महिला शतरंज खिलाड़ियों में शुमार कोनेरू हम्पी को हराया। विशेष यह है कि बहुत कम उम्र में दिव्या ने यह मुकाम हासिल किया। देवेंद्र फडणवीस ने कहा कि नए भारत की परछाई देखने को मिल रही है, क्योंकि पिछले 10 वर्षों में प्रधानमंत्री नरेंद्र मोदी के नेतृत्व में जिस प्रकार से खेल और खिलाड़ियों को बढ़ावा दिया गया है, सारे टूर्नामेंट में चाहे नेशनल लेवल हों या इंटरनेशनल लेवल, हर जगह हमारे खिलाड़ी बहुत अच्छा परफॉर्म कर रहे हैं। अस्वीकरण: यह न्यूज़ ऑटो फ़ीड्स द्वारा स्वतः प्रकाशित हुई खबर है। इस न्यूज़ में BhaskarHindi.com टीम के द्वारा किसी भी तरह का कोई बदलाव या परिवर्तन (एडिटिंग) नहीं किया गया है| इस न्यूज की एवं न्यूज में उपयोग में ली गई सामग्रियों की सम्पूर्ण जवाबदारी केवल और केवल न्यूज़ एजेंसी की है एवं इस न्यूज में दी गई जानकारी का उपयोग करने से पहले संबंधित क्षेत्र के विशेषज्ञों (वकील / इंजीनियर / ज्योतिष / वास्तुशास्त्री / डॉक्टर / न्यूज़ एजेंसी / अन्य विषय एक्सपर्ट) की सलाह जरूर लें। अतः संबंधित खबर एवं उपयोग में लिए गए टेक्स्ट मैटर, फोटो, विडियो एवं ऑडिओ को लेकर BhaskarHindi.com न्यूज पोर्टल की कोई भी जिम्मेदारी नहीं है| Created On : 28 July 2025 11:43 PM IST</w:t>
-      </w:r>
-    </w:p>
-    <w:p>
-      <w:pPr>
-        <w:pStyle w:val="Heading3"/>
-      </w:pPr>
-      <w:r>
-        <w:rPr/>
-        <w:t>Article 163</w:t>
-      </w:r>
-    </w:p>
-    <w:p>
-      <w:pPr>
-        <w:pStyle w:val="Normal"/>
-      </w:pPr>
-      <w:r>
-        <w:rPr/>
-        <w:t>Title: सीएम देवेंद्र फडणवीस का आज जन्मदिन, महाराष्ट्र के सियासी परिदृश्य को दिया नया आकार</w:t>
-      </w:r>
-    </w:p>
-    <w:p>
-      <w:pPr>
-        <w:pStyle w:val="Normal"/>
-      </w:pPr>
-      <w:r>
-        <w:rPr/>
-        <w:t xml:space="preserve">URL: </w:t>
-      </w:r>
-      <w:r>
-        <w:t xml:space="preserve"> https://jantaserishta.com/national/cm-devendra-fadnaviss-birthday-today-gave-a-new-shape-to-the-political-scenario-of-maharashtra-4162487</w:t>
-      </w:r>
-    </w:p>
-    <w:p>
-      <w:pPr>
-        <w:pStyle w:val="Normal"/>
-      </w:pPr>
-      <w:r>
-        <w:rPr/>
-        <w:t>Content: मुंबई। महाराष्ट्र की राजनीति में देवेंद्र फडणवीस का नाम एक ऐसे नेता के रूप में उभरा है, जिन्होंने अपनी सूझबूझ, रणनीतिक दृष्टिकोण और दृढ़ संकल्प से राज्य के सियासी परिदृश्य को नया आकार दिया है। 22 जुलाई 1970 को नागपुर में जन्मे फडणवीस ने कम उम्र में ही राजनीति में कदम रखा और आज वे महाराष्ट्र के मुख्यमंत्री के रूप में अपनी तीसरी पारी खेल रहे हैं। उनकी यह यात्रा कठिनाइयों, चुनौतियों और उपलब्धियों से भरी रही है, जो उन्हें भारतीय जनता पार्टी के कद्दावर नेताओं में शुमार करती है। देवेंद्र फडणवीस का राजनीतिक सफर 1992 में शुरू हुआ, जब वे 22 साल की उम्र में नागपुर नगर निगम के सबसे युवा पार्षद बने। 1997 में वे नगर निगम के सबसे कम उम्र के मेयर चुने गए, जिसने उनकी नेतृत्व क्षमता को राष्ट्रीय स्तर पर पहचान दिलाई। फडणवीस 1999 से लगातार नागपुर दक्षिण-पश्चिम विधानसभा सीट से विधायक चुने जा रहे हैं। वह 2014 में 44 साल की उम्र में महाराष्ट्र के मुख्यमंत्री बने, जो शरद पवार के बाद राज्य के सबसे युवा मुख्यमंत्री थे। उनकी यह उपलब्धि उनकी मेहनत और राष्ट्रीय स्वयंसेवक संघ से जुड़े मूल्यों का परिणाम थी। देवेंद्र फडणवीस का पहला कार्यकाल (2014-2019) विकास और सुशासन के लिए जाना जाता है। उन्होंने ‘जलयुक्त शिवार’ जैसी महत्वाकांक्षी योजनाओं को लागू किया, जिसका उद्देश्य सूखाग्रस्त क्षेत्रों में जल संरक्षण था। इसके अलावा, मुंबई मेट्रो और समृद्धि महामार्ग जैसी परियोजनाओं ने राज्य के बुनियादी ढांचे को मजबूत किया। उनकी सरकार से कुछ विवाद भी जुडे़, जैसे किसानों की कर्जमाफी और मराठा आरक्षण आंदोलन, जिन्हें उन्होंने रणनीतिक रूप से संभाला। साल 2024 में देवेंद्र फडणवीस ने महाराष्ट्र विधानसभा चुनाव में भाजपा को 132 सीटों के साथ ऐतिहासिक जीत दिलाई, जिसने उन्हें फिर से मुख्यमंत्री पद के लिए स्वाभाविक पसंद बनाया। उन्होंने 5 दिसंबर 2024 को तीसरी बार मुख्यमंत्री पद की शपथ ली। इस बार उनकी चुनौती महायुति में सहयोगियों शिवसेना (एकनाथ शिंदे गुट) और एनसीपी (अजित पवार गुट) के साथ संतुलन बनाए रखने की है। हाल ही में, गणेशोत्सव को महाराष्ट्र का राजकीय उत्सव घोषित करने का उनका निर्णय सांस्कृतिक पहचान को मजबूत करने की दिशा में एक बड़ा कदम है। देवेंद्र फडणवीस की ताकत उनकी संगठनात्मक क्षमता, जनता से जुड़ाव और विपक्ष को जवाब देने की बेबाक शैली में निहित है। हालांकि, विपक्षी दलों और सहयोगियों के साथ तनाव उनके लिए चुनौती है। फिर भी, उन्हें ‘मैं समंदर हूं, लौट कर आऊंगा’ वाली छवि ने महाराष्ट्र की राजनीति का सबसे दमदार नेता बनाया है।</w:t>
-      </w:r>
-    </w:p>
-    <w:p>
-      <w:pPr>
-        <w:pStyle w:val="Heading3"/>
-      </w:pPr>
-      <w:r>
-        <w:rPr/>
-        <w:t>Article 164</w:t>
-      </w:r>
-    </w:p>
-    <w:p>
-      <w:pPr>
-        <w:pStyle w:val="Normal"/>
-      </w:pPr>
-      <w:r>
-        <w:rPr/>
-        <w:t>Title: शाह के पास महायुति का रिमोट कंट्रोल! राउत बोले- फडणवीस की क्षमता से बाहर फैसले</w:t>
-      </w:r>
-    </w:p>
-    <w:p>
-      <w:pPr>
-        <w:pStyle w:val="Normal"/>
-      </w:pPr>
-      <w:r>
-        <w:rPr/>
-        <w:t xml:space="preserve">URL: </w:t>
-      </w:r>
-      <w:r>
-        <w:t xml:space="preserve"> https://navbharatlive.com/maharashtra/mumbai/amit-shah-remote-control-mahayuti-sanjay-raut-over-maharashtra-cabinet-1296909.html</w:t>
-      </w:r>
-    </w:p>
-    <w:p>
-      <w:pPr>
-        <w:pStyle w:val="Normal"/>
-      </w:pPr>
-      <w:r>
-        <w:rPr/>
-        <w:t>Content: देवेंद्र फडणवी-संजय राउत-अमित शाह (सौजन्य-सोशल मीडिया) Sanjay Raut on Amit Shah: मंत्रिमंडल में किसे रखना है और किसे निकालना है, ये पूरी तरह से मुख्यमंत्री का अधिकार होता है, लेकिन इस सरकार का रिमोट कंट्रोल दिल्ली में अमित शाह के हाथ में है। मुख्यमंत्री देवेंद्र फडणवीस गुरुवार को दिल्ली में एक कार्यक्रम के लिए गए थे। मंत्रिमंडल में फिलहाल गड़बड़ का माहौल है और स्थिति उनके नियंत्रण से बाहर चली गई है, इसे सुलझाने के लिए वे गए थे, ऐसा दावा शिवसेना (उद्धव गुट) के नेता संजय राउत ने किया। मैं कुछ दिनों से कह रहा हूं कि इस मंत्रिमंडल के चार मंत्री बाहर जाने वाले हैं। संजय शिरसाट, माणिकराव कोकाटे, संजय राठोड और अब योगेश कदम के नाम इसमें जुड़े हैं। इसके अलावा भी कुछ नाम सामने आ रहे हैं, लेकिन केवल चार मंत्री ही नहीं, पूरे मंत्रिमंडल की सफाई करके नए चेहरे लेकर मंत्रिमंडल बनाना, ऐसी चर्चा दिल्ली और मुख्यमंत्री के करीबी वर्तुल में चल रही है। राउत ने कहा कि भ्रष्टाचार, किसान विरोधी बयान, लेडीज बार, घोटाले और पैसे की खुली थैलियां लेकर बैठना इस सरकार की छवि को खराब कर रहा है। ये बोझ अब फडणवीस की क्षमता से बाहर हो गया है, लेकिन वे इसे नहीं फेंक पा रहे, ऐसी स्थिति बनी है। जिनके पास 137 विधायकों का समर्थन है, उन्हें ऐसे बोझ के कारण झुकना नहीं चाहिए प्रहार संगठन के नेता बच्चू कडू ने महायुति सरकार से किसानों को कर्जमाफी देने के लिए दो दिनों का अल्टीमेटम दिया है। उन्होंने कहा कि अगर अगले दो दिन में सरकार कोई निर्णय नहीं लेती है तो मैं अपने समर्थकों के साथ मंत्रालय में घुस कर आंदोलन करूंगा, प्रहार नेता ने कहा कि यह सरकार किसानों की हमेशा से उपेक्षा कर रही है। अब इसे बर्दाश्त नहीं किया जाएगा। इससे पहले कडू ने गुरुवार को राज्य भर में चक्का जाम आंदोलन किया था। यह भी पढ़ें – जश्न के बाद राज ठाकरे ने मांगी माफी, बोले- विजय सम्मेलन में… राउत ने एकनाथ शिंदे पर भी हमला बोलते हुए दावा किया है कि झारखंड शराब और एंम्बुलेंस घोटाले की जांच में अब ईडी की भी एंट्री होगी। यूबीटी प्रवक्ता ने अंदेशा जताया है कि घोटाले के लिंक महायुति सरकार की कैबिनेट से भी जुड़े हो सकते हैं, उनके मुताबिक अब इसकी जांच होनी चाहिए कि कितना पैसा श्रीकांत के फाउंडेशन में गया। इसके अलावा घोटाले की रकम का कहां-कहां इस्तेमाल किया गया है 800 करोड़ के एम्बुलेंस घोटाले में टेंडर की राशि 600 करोड़ बढ़ा दी गई थी। घोटाले का पैसा श्रीकांत शिंदे मेडिकल फाउंडेशन में डायवर्ट किया गया। झारखंड शराब घोटाले के तार श्रीकांत शिंदे फाउंडेशन से जुड़े हैं Follow Us On © Copyright Navbharatlive 2025 All rights reserved.</w:t>
-      </w:r>
-    </w:p>
-    <w:p>
-      <w:pPr>
-        <w:pStyle w:val="Heading3"/>
-      </w:pPr>
-      <w:r>
-        <w:rPr/>
-        <w:t>Article 165</w:t>
-      </w:r>
-    </w:p>
-    <w:p>
-      <w:pPr>
-        <w:pStyle w:val="Normal"/>
-      </w:pPr>
-      <w:r>
-        <w:rPr/>
-        <w:t>Title: Devendra Fadnavis को Chandrashekhar Bawankule का भावुक पत्र, एक बार जरूर पढ़ना चाहिए</w:t>
-      </w:r>
-    </w:p>
-    <w:p>
-      <w:pPr>
-        <w:pStyle w:val="Normal"/>
-      </w:pPr>
-      <w:r>
-        <w:rPr/>
-        <w:t xml:space="preserve">URL: </w:t>
-      </w:r>
-      <w:r>
-        <w:t xml:space="preserve"> https://www.khabar24.tv/2025/07/24/chandrashekhar-bawankule-emotional-letter-to-devendra-fadnavis-must-read-once/</w:t>
-      </w:r>
-    </w:p>
-    <w:p>
-      <w:pPr>
-        <w:pStyle w:val="Normal"/>
-      </w:pPr>
-      <w:r>
-        <w:rPr/>
-        <w:t>Content: Khabar 24 Express 4 weeks ago Breaking News, Khabar24 Exclusive, Maharashtra, State News, खबरें, शख़्सियत Leave a comment 4 Views “देवेंद्र फडणवीस… एक ऐसा नाम जो महाराष्ट्र की राजनीति में दूरदर्शिता, दृढ़ संकल्प और विकास की पहचान बन चुका है।” मनीष कुमार अंकुर, मुंबई | खबर 24 एक्सप्रेस : आज महाराष्ट्र की राजनीति के मजबूत स्तंभ और बीजेपी के शीर्ष नेता देवेंद्र फडणवीस का जन्मदिन है। इस खास मौके पर उन्हें बधाइयों का तांता लगा है। लेकिन इन सब के बीच एक पत्र ने हर किसी का ध्यान खींचा है – राजस्व मंत्री चंद्रशेखर बावनकुले का भावनात्मक पत्र, जो अब सोशल मीडिया से लेकर राजनीतिक गलियारों तक चर्चा का विषय बना हुआ है। यह सिर्फ एक बधाई नहीं, बल्कि एक नेता द्वारा अपने मार्गदर्शक के प्रति श्रद्धा, विश्वास और सच्चे भावों की अभिव्यक्ति है। “देवेंद्रजी, आप न सिर्फ भारतीय जनता पार्टी के, बल्कि सार्वजनिक जीवन में कार्यरत प्रत्येक कार्यकर्ता के लिए एक प्रेरणास्त्रोत हैं।” पत्र की शुरुआत में ही बावनकुले ने सेवा, समर्पण और संकल्प के प्रतीक देवेंद्र फडणवीस को जन्मदिन की शुभकामनाएं दीं और आगे लिखा: “आप ‘राष्ट्र पहले, फिर पार्टी और फिर स्वयं’ – इस मूलमंत्र को न केवल मानते हैं, बल्कि उसे जीते हैं।” पत्र में बावनकुले ने न केवल फडणवीस की राजनीतिक दूरदृष्टि की सराहना की, बल्कि उनके कठिन समय में भी डटे रहने की संयमित शैली और अडिग आत्मबल की तारीफ की। बावनकुले ने पत्र में कुसुमाग्रज की एक भावुक कविता उद्धृत की: “अनंत है हमारी लक्ष्य-तृष्णा, अनंत हैं हमारी आशाएं, तुम ही हो किनारा, इस आम आदमी के लिए!” और साथ ही फडणवीस की वो गर्जना भी जो हर कार्यकर्ता को ऊर्जा से भर देती है: “मेरा पानी उतरता देख, मेरे किनारे पर घर मत बसा लेना, मैं समंदर हूं, लौटकर वापस आऊंगा!” बावनकुले ने लिखा कि फडणवीस केवल एक राजनीतिक नेता नहीं, बल्कि हर कार्यकर्ता के ‘Friend, Philosopher, and Guide’ हैं।उनका मार्गदर्शन सिर्फ विचारों का नहीं, बल्कि जीवन की दिशा तय करने वाला रहा है।उनके लिए लिखा गया यह पत्र महाराष्ट्र की राजनीतिक संस्कृति में संवेदना और संबंधों की मिसाल बन गया है। “माँ जगदंबा से मेरी प्रार्थना है कि आपको उत्तम स्वास्थ्य, लंबी उम्र और निरंतर लोककल्याण व राष्ट्रसेवा करने की शक्ति देती रहें।” इस एक वाक्य में भाव, आस्था और राजनीति का संतुलन स्पष्ट झलकता है। Khabar 24 Express की विशेष टिप्पणी इस पत्र ने एक बार फिर साबित कर दिया कि राजनीति केवल सत्ता की नहीं, संबंधों की भी दुनिया है।चंद्रशेखर बावनकुले ने अपने शब्दों से जो चित्र खींचा, उसमें देवेंद्र फडणवीस सिर्फ नेता नहीं, हर कार्यकर्ता की उम्मीद, हर युवा का आइडियल और हर जनसेवक के लिए मिसाल हैं। ऐसे ही खास रिपोर्ट्स और एक्सक्लूसिव कवरेज के लिए बने रहिए — Khabar 24 Express के साथ “जहाँ खबर मिलती है… दिल से” ब्यूरो रिपोर्ट : मनीष कुमार अंकुर . . Subscribe to get the latest posts sent to your email. Type your email… Subscribe 18 hours ago 2 days ago 2 days ago Anam Khan ने Rahul Bisht पर लगाए चौंकाने वाले आरोप, बोलीं- “गलत कामों में धकेलता है” Subscribe</w:t>
-      </w:r>
-    </w:p>
-    <w:p>
-      <w:pPr>
-        <w:pStyle w:val="Heading3"/>
-      </w:pPr>
-      <w:r>
-        <w:rPr/>
-        <w:t>Article 166</w:t>
-      </w:r>
-    </w:p>
-    <w:p>
-      <w:pPr>
-        <w:pStyle w:val="Normal"/>
-      </w:pPr>
-      <w:r>
-        <w:rPr/>
-        <w:t>Title: योगी आदित्यनाथ ने दी महाराष्ट्र के मुख्यमंत्री फडणवीस को जन्मदिन पर बधाई</w:t>
-      </w:r>
-    </w:p>
-    <w:p>
-      <w:pPr>
-        <w:pStyle w:val="Normal"/>
-      </w:pPr>
-      <w:r>
-        <w:rPr/>
-        <w:t xml:space="preserve">URL: </w:t>
-      </w:r>
-      <w:r>
-        <w:t xml:space="preserve"> https://www.ibc24.in/uttar-pradesh/uttar-pradesh-chief-minister-yogi-adityanath-wishes-maharashtra-cm-devendra-fadnavis-on-his-birthday-3173522.html</w:t>
-      </w:r>
-    </w:p>
-    <w:p>
-      <w:pPr>
-        <w:pStyle w:val="Normal"/>
-      </w:pPr>
-      <w:r>
-        <w:rPr/>
-        <w:t>Content: सवाल आपका है Home / Lucknow / Uttar Pradesh Chief Minister Yogi Adityanath wishes Maharashtra CM Devendra Fadnavis on his birthday लखनऊ, 22 जुलाई (भाषा) उत्तर प्रदेश के मुख्यमंत्री योगी आदित्यनाथ ने मंगलवार को महाराष्ट्र के मुख्यमंत्री देवेंद्र फडणवीस को जन्मदिन की बधाई दी और अपने राज्य को ‘‘प्रगति, पारदर्शिता और सुशासन’’ के पथ पर अग्रसर करने के लिए उनकी सराहना की। मुख्यमंत्री ने ‘एक्स’ पर अपने बधाई संदेश में लिखा, ‘महाराष्ट्र को प्रगति, पारदर्शिता और सुशासन के सुपथ पर ले जाने वाले लोकप्रिय नेता एवं माननीय मुख्यमंत्री देवेंद्र फडणवीस को जन्मदिन की हार्दिक बधाई!’ उन्होंने कहा, ‘भगवान श्री सिद्धिविनायक से प्रार्थना है कि आप सदैव स्वस्थ, दीर्घायु और जनसेवा के पथ पर समर्पित भाव से अग्रसर रहें। आपके यशस्वी नेतृत्व में महाराष्ट्र को नवगति, नवदिशा एवं नवसमृद्धि प्राप्त हो, यही मंगलकामना है।’ उत्तर प्रदेश के उप-मुख्यमंत्री केशव प्रसाद मौर्य ने भी महाराष्ट्र के मुख्यमंत्री को जन्मदिन की बधाई दी और उनकी दीर्घायु एवं स्वस्थ जीवन की कामना की। भाषा सलीम सिम्मी सिम्मी लखनऊ, 22 जुलाई (भाषा) उत्तर प्रदेश के मुख्यमंत्री योगी आदित्यनाथ ने मंगलवार को महाराष्ट्र के मुख्यमंत्री देवेंद्र फडणवीस को जन्मदिन की बधाई दी और अपने राज्य को ‘‘प्रगति, पारदर्शिता और सुशासन’’ के पथ पर अग्रसर करने के लिए उनकी सराहना की। मुख्यमंत्री ने ‘एक्स’ पर अपने बधाई संदेश में लिखा, ‘महाराष्ट्र को प्रगति, पारदर्शिता और सुशासन के सुपथ पर ले जाने वाले लोकप्रिय नेता एवं माननीय मुख्यमंत्री देवेंद्र फडणवीस को जन्मदिन की हार्दिक बधाई!’ उन्होंने कहा, ‘भगवान श्री सिद्धिविनायक से प्रार्थना है कि आप सदैव स्वस्थ, दीर्घायु और जनसेवा के पथ पर समर्पित भाव से अग्रसर रहें। आपके यशस्वी नेतृत्व में महाराष्ट्र को नवगति, नवदिशा एवं नवसमृद्धि प्राप्त हो, यही मंगलकामना है।’ उत्तर प्रदेश के उप-मुख्यमंत्री केशव प्रसाद मौर्य ने भी महाराष्ट्र के मुख्यमंत्री को जन्मदिन की बधाई दी और उनकी दीर्घायु एवं स्वस्थ जीवन की कामना की। भाषा सलीम सिम्मी सिम्मी</w:t>
-      </w:r>
-    </w:p>
-    <w:p>
-      <w:pPr>
-        <w:pStyle w:val="Heading3"/>
-      </w:pPr>
-      <w:r>
-        <w:rPr/>
-        <w:t>Article 167</w:t>
-      </w:r>
-    </w:p>
-    <w:p>
-      <w:pPr>
-        <w:pStyle w:val="Normal"/>
-      </w:pPr>
-      <w:r>
-        <w:rPr/>
-        <w:t>Title: फडणवीस ने शिवसेना और भाजपा के मंत्रियों से आपसी टकराव से दूर रहने को कहा</w:t>
-      </w:r>
-    </w:p>
-    <w:p>
-      <w:pPr>
-        <w:pStyle w:val="Normal"/>
-      </w:pPr>
-      <w:r>
-        <w:rPr/>
-        <w:t xml:space="preserve">URL: </w:t>
-      </w:r>
-      <w:r>
-        <w:t xml:space="preserve"> https://www.ibc24.in/maharashtra/fadnavis-asks-shiv-sena-and-bjp-ministers-to-stay-away-from-infighting-3182079.html</w:t>
-      </w:r>
-    </w:p>
-    <w:p>
-      <w:pPr>
-        <w:pStyle w:val="Normal"/>
-      </w:pPr>
-      <w:r>
-        <w:rPr/>
-        <w:t>Content: सवाल आपका है Home / Maharashtra / Fadnavis asks Shiv Sena and BJP ministers to stay away from infighting मुंबई, 27 जुलाई (भाषा) महाराष्ट्र के मुख्यमंत्री देवेंद्र फडणवीस ने रविवार को अपने मंत्रियों से कहा कि वे आपसी टकराव से दूर रहें और किसी भी कठिनाई की स्थिति में उनसे संपर्क करें। उनकी यह टिप्पणी शिवसेना नेता एवं सामाजिक न्याय मंत्री संजय शिरसाट द्वारा भाजपा नेता एवं राज्य मंत्री माधुरी मिसाल द्वारा उन्हें सूचित किए बिना विभागीय अधिकारियों के साथ बैठक करने पर आपत्ति जताए जाने के बाद आई। फडणवीस ने नागपुर में संवाददाताओं से कहा, ‘‘किसी को भी टकराव में नहीं पड़ना चाहिए। मंत्रियों को आपस में बात करनी चाहिए। अगर उन्हें कोई परेशानी है, तो उन्हें आकर मुझे बताना चाहिए, ताकि हम उसका समाधान कर सकें।’’ उन्होंने कहा, ‘‘आखिरकार, (कैबिनेट) मंत्री और राज्य मंत्री एक ही सरकार का हिस्सा हैं। सारी शक्तियां मंत्री के पास होती हैं। मंत्री जो भी शक्तियां राज्य मंत्रियों को देते हैं, वे राज्य मंत्रियों की होती हैं। इस पर कोई भ्रम नहीं है।’’ फडणवीस ने कहा, ‘‘हालांकि, यह मानना गलत है कि राज्य मंत्री के पास बैठकें आयोजित करने का अधिकार नहीं है। लेकिन अगर बैठकों में नीतिगत फैसले लिए जाते हैं, तो ऐसे फैसले (कैबिनेट) मंत्री से सलाह लिए बिना नहीं लिए जा सकते। और अगर फिर भी लिए जाते हैं, तो उन्हें मंत्री की मंजूरी लेनी होगी।’’ शिरसाट और मिसाल के बीच आपसी टकराव की स्थिति है। मिसाल द्वारा आयोजित एक विभागीय बैठक के बाद शिरसाट ने उन्हें पत्र लिखकर कहा कि उन्हें बैठक बुलाने या विभाग को निर्देश देने का कोई अधिकार नहीं है। मिसाल ने जवाब में लिखा कि वह अपने अधिकारों के दायरे में हैं। उन्होंने मुख्यमंत्री कार्यालय से कनिष्ठ मंत्री के रूप में उन्हें दी गई शक्तियों पर स्पष्टीकरण भी मांगा। राजस्व मंत्री चंद्रशेखर बावनकुले ने कहा था कि मुख्यमंत्री कैबिनेट मंत्रियों और उनके कनिष्ठों के बीच उनके संबंधित विभागों में सत्ता के बंटवारे के मुद्दे पर विचार करेंगे। मिसाल को लिखे पत्र में शिरसाट ने कहा कि विभाग में बैठकें आयोजित करने से पहले उन्हें उनकी अनुमति लेनी होगी। उन्होंने यह भी आरोप लगाया कि वह विभाग के अधिकारियों को निर्देश देकर अपने अधिकार क्षेत्र से बाहर जा रही हैं। शिरसाट ने कहा कि सभी बैठकें उन्हें ही बुलानी होंगी। इससे बेपरवाह मिसाल ने जवाब दिया कि राज्य मंत्री होने के नाते बैठकें बुलाना उनके अधिकार क्षेत्र में है। उन्होंने कहा कि उन्होंने बैठक में कोई निर्देश नहीं दिया था, लेकिन अगर उनके सामने कोई मामला लाया जाता तो वह आदेश जारी कर सकती थीं। भाषा नेत्रपाल रंजन रंजन मुंबई, 27 जुलाई (भाषा) महाराष्ट्र के मुख्यमंत्री देवेंद्र फडणवीस ने रविवार को अपने मंत्रियों से कहा कि वे आपसी टकराव से दूर रहें और किसी भी कठिनाई की स्थिति में उनसे संपर्क करें। उनकी यह टिप्पणी शिवसेना नेता एवं सामाजिक न्याय मंत्री संजय शिरसाट द्वारा भाजपा नेता एवं राज्य मंत्री माधुरी मिसाल द्वारा उन्हें सूचित किए बिना विभागीय अधिकारियों के साथ बैठक करने पर आपत्ति जताए जाने के बाद आई। फडणवीस ने नागपुर में संवाददाताओं से कहा, ‘‘किसी को भी टकराव में नहीं पड़ना चाहिए। मंत्रियों को आपस में बात करनी चाहिए। अगर उन्हें कोई परेशानी है, तो उन्हें आकर मुझे बताना चाहिए, ताकि हम उसका समाधान कर सकें।’’ उन्होंने कहा, ‘‘आखिरकार, (कैबिनेट) मंत्री और राज्य मंत्री एक ही सरकार का हिस्सा हैं। सारी शक्तियां मंत्री के पास होती हैं। मंत्री जो भी शक्तियां राज्य मंत्रियों को देते हैं, वे राज्य मंत्रियों की होती हैं। इस पर कोई भ्रम नहीं है।’’ फडणवीस ने कहा, ‘‘हालांकि, यह मानना गलत है कि राज्य मंत्री के पास बैठकें आयोजित करने का अधिकार नहीं है। लेकिन अगर बैठकों में नीतिगत फैसले लिए जाते हैं, तो ऐसे फैसले (कैबिनेट) मंत्री से सलाह लिए बिना नहीं लिए जा सकते। और अगर फिर भी लिए जाते हैं, तो उन्हें मंत्री की मंजूरी लेनी होगी।’’ शिरसाट और मिसाल के बीच आपसी टकराव की स्थिति है। मिसाल द्वारा आयोजित एक विभागीय बैठक के बाद शिरसाट ने उन्हें पत्र लिखकर कहा कि उन्हें बैठक बुलाने या विभाग को निर्देश देने का कोई अधिकार नहीं है। मिसाल ने जवाब में लिखा कि वह अपने अधिकारों के दायरे में हैं। उन्होंने मुख्यमंत्री कार्यालय से कनिष्ठ मंत्री के रूप में उन्हें दी गई शक्तियों पर स्पष्टीकरण भी मांगा। राजस्व मंत्री चंद्रशेखर बावनकुले ने कहा था कि मुख्यमंत्री कैबिनेट मंत्रियों और उनके कनिष्ठों के बीच उनके संबंधित विभागों में सत्ता के बंटवारे के मुद्दे पर विचार करेंगे। मिसाल को लिखे पत्र में शिरसाट ने कहा कि विभाग में बैठकें आयोजित करने से पहले उन्हें उनकी अनुमति लेनी होगी। उन्होंने यह भी आरोप लगाया कि वह विभाग के अधिकारियों को निर्देश देकर अपने अधिकार क्षेत्र से बाहर जा रही हैं। शिरसाट ने कहा कि सभी बैठकें उन्हें ही बुलानी होंगी। इससे बेपरवाह मिसाल ने जवाब दिया कि राज्य मंत्री होने के नाते बैठकें बुलाना उनके अधिकार क्षेत्र में है। उन्होंने कहा कि उन्होंने बैठक में कोई निर्देश नहीं दिया था, लेकिन अगर उनके सामने कोई मामला लाया जाता तो वह आदेश जारी कर सकती थीं। भाषा नेत्रपाल रंजन रंजन</w:t>
-      </w:r>
-    </w:p>
-    <w:p>
-      <w:pPr>
-        <w:pStyle w:val="Heading3"/>
-      </w:pPr>
-      <w:r>
-        <w:rPr/>
-        <w:t>Article 168</w:t>
-      </w:r>
-    </w:p>
-    <w:p>
-      <w:pPr>
-        <w:pStyle w:val="Normal"/>
-      </w:pPr>
-      <w:r>
-        <w:rPr/>
-        <w:t>Title: विवादित मंत्रियों ने बढ़ाई सरकार की चिंता, करना पड़ेगा मंत्रिमंडल में बदलाव?</w:t>
-      </w:r>
-    </w:p>
-    <w:p>
-      <w:pPr>
-        <w:pStyle w:val="Normal"/>
-      </w:pPr>
-      <w:r>
-        <w:rPr/>
-        <w:t xml:space="preserve">URL: </w:t>
-      </w:r>
-      <w:r>
-        <w:t xml:space="preserve"> https://navbharatlive.com/maharashtra/discussion-of-maharashtra-cabinet-reshuffle-due-to-various-controversies-1296071.html</w:t>
-      </w:r>
-    </w:p>
-    <w:p>
-      <w:pPr>
-        <w:pStyle w:val="Normal"/>
-      </w:pPr>
-      <w:r>
-        <w:rPr/>
-        <w:t>Content: करना पड़ेगा मंत्रिमंडल में बदलाव? (सौजन्यः सोशल मीडिया) Maharashtra News: कथित विवादास्पद वीडियो और विपक्ष द्वारा लगाए गए आरोपों ने राज्य की महागठबंधन सरकार के कुछ मंत्रियों को मुश्किल में डाल दिया है और अब मंत्रिमंडल में बदलाव की चर्चा चल रही है। हालांकि यह तय नहीं है कि संबंधित मंत्रियों को वास्तव में बर्खास्त किया जाएगा या नहीं, लेकिन इससे मंत्री पद के इच्छुक अन्य लोगों की उम्मीदें ज़रूर बढ़ गई हैं। समझा जाता है कि सत्तारूढ़ दल के इच्छुक विधायकों ने भी अपने-अपने तरीके से मोर्चा बनाना शुरू कर दिया है। राज्य में महायुति सरकार को बने अभी छह-सात महीने भी नहीं हुए हैं, लेकिन लगभग तीन-चार मंत्री विवादों में घिर गए हैं। विधानसभा सत्र चल ही रहा था कि शिवसेना के सामाजिक न्याय मंत्री संजय शिरसाट का उनके ही बेडरूम का एक वीडियो सामने आया। इस वीडियो में उनके साथ पैसों से भरा बैग नज़र आने का दावा किया गया। संजय शिरसाट ने खुद बताया कि उन्हें आयकर विभाग से नोटिस मिला है। इसके बाद, सत्र समाप्त होने के बाद, उभय पक्ष ने गृह राज्य मंत्री योगेश कदम पर अपनी मां के एक बार पर छापा मारने और वहां बारबालाओं का अश्लील नृत्य करने का आरोप लगाया। विधान परिषद के सत्र के दौरान कृषि मंत्री माणिकराव कोकाटे का फ़ोन पर रमी खेलते हुए एक वीडियो सामने आया। दूसरी ओर, उभाठा पार्टी ने मुख्यमंत्री देवेंद्र फडणवीस के करीबी जल संसाधन मंत्री गिरीश महाजन की हनी ट्रैप मामले की एक आरोपी के साथ एक तस्वीर वायरल की है। विपक्ष के इन आरोपों से यह कयास लगाया जा रहा है कि स्थानीय निकाय चुनावों में सरकार को झटका लग सकता है। इसलिए, यह भी चर्चा है कि मुख्यमंत्री फडणवीस इन अक्षम, विवादास्पद मंत्रियों में से कुछ को घर का रास्ता दिखा सकते हैं। यह भी अनुमान लगाया जा रहा है कि ये घटनाक्रम स्थानीय निकाय चुनावों से पहले ही होने की संभावना है। समझा जाता है कि विधायकों ने अपना नाम चुनावी मैदान में उतारने के लिए मोर्चा बनाना शुरू कर दिया है। ये भी पढे़: ‘मुख्यमंत्री आरोप साबित करें या माफ़ी मांगें’! गांधीवादी आखिर क्यों हुए नाराज़… राज्य में विपक्ष लगातार हनी ट्रैप का ज़िक्र कर रहा है और इस पर बोलते हुए अजित पवार ने कहा, ‘जिस किसी के पास भी हनी ट्रैप से जुड़ी कोई पेन ड्राइव, वीडियो या जानकारी हो, उसे सरकार को देनी चाहिए। इससे नागरिकों के मन में नेताओं और अधिकारियों के प्रति संदेह पैदा होता है। अगर किसी के पास वाकई सबूत हैं, तो उन्हें देना चाहिए।’ ‘माणिकराव कोकाटे ने पहले भी एक-दो बार आपत्तिजनक बयान दिए थे। उस समय मैंने उनसे बात की थी और कहा था कि उन्होंने नुकसान तो कर दिया, बीज बो दिए हैं, अब मुसीबत का समय मत आने दो। अब वे विधानमंडल में मोबाइल पर गेम खेलते नज़र आए हैं। मैं सोमवार या मंगलवार को उनसे मिलकर उनकी बातें सुनूंगा, जिसके बाद मुख्यमंत्री से चर्चा करके उनके बारे में अंतिम फैसला लिया जाएगा।’ उपमुख्यमंत्री अजित पवार ने गुरुवार को कृषि मंत्री के खिलाफ कार्रवाई के संकेत देते हुए कहा। Follow Us On © Copyright Navbharatlive 2025 All rights reserved.</w:t>
-      </w:r>
-    </w:p>
-    <w:p>
-      <w:pPr>
-        <w:pStyle w:val="Heading3"/>
-      </w:pPr>
-      <w:r>
-        <w:rPr/>
-        <w:t>Article 169</w:t>
-      </w:r>
-    </w:p>
-    <w:p>
-      <w:pPr>
-        <w:pStyle w:val="Normal"/>
-      </w:pPr>
-      <w:r>
-        <w:rPr/>
-        <w:t>Title: जरांगे ने मुख्यमंत्री फडणवीस एवं अजित पवार की आलोचना की</w:t>
-      </w:r>
-    </w:p>
-    <w:p>
-      <w:pPr>
-        <w:pStyle w:val="Normal"/>
-      </w:pPr>
-      <w:r>
-        <w:rPr/>
-        <w:t xml:space="preserve">URL: </w:t>
-      </w:r>
-      <w:r>
-        <w:t xml:space="preserve"> https://www.ibc24.in/maharashtra/jarange-criticised-chief-minister-fadnavis-and-ajit-pawar-3180931.html</w:t>
-      </w:r>
-    </w:p>
-    <w:p>
-      <w:pPr>
-        <w:pStyle w:val="Normal"/>
-      </w:pPr>
-      <w:r>
-        <w:rPr/>
-        <w:t>Content: सवाल आपका है Home / Jalna / Jarange criticised Chief Minister Fadnavis and Ajit Pawar जालना, 26 जुलाई (भाषा) मराठा आरक्षण कार्यकर्ता मनोज जरांगे ने शनिवार को महाराष्ट्र के मुख्यमंत्री देवेंद्र फडणवीस और उपमुख्यमंत्री अजित पवार पर इन अटकलों को लेकर निशाना साधा कि राकांपा नेता धनंजय मुंडे की राज्य मंत्रिमंडल में वापसी हो सकती है। पवार ने शुक्रवार को पुणे में पत्रकारों से कहा था कि अगर मुंडे अपने खिलाफ चल रही ‘जांच’ में बरी हो जाते हैं, तो उन्हें एक ‘मौका’ दिया जाएगा। हालांकि, पवार ने इस बारे में विस्तार से नहीं बताया, लेकिन अटकलें लगाई जा रही हैं कि जिस जांच की वह बात कर रहे थे, वह बीड सरपंच हत्याकांड से संबंधित है। इस हत्याकांड के बाद राकांपा विधायक मुंडे को फडणवीस सरकार से इस्तीफा देना पड़ा था। बीड के मासाजोग के सरपंच संतोष देशमुख का पिछले साल नौ दिसंबर को अपहरण कर लिया गया था, उन्हें प्रताड़ित किया गया था और उनकी हत्या कर दी गयी थी, क्योंकि उन्होंने वहां एक पवनचक्की परियोजना का संचालन कर रही एक कंपनी से जबरन वसूली का विरोध किया था। इस मामले ने पूरे देश में आक्रोश पैदा कर दिया था। इस मामले में धनंजय मुंडे के करीबी सहयोगी वाल्मीक कराड की गिरफ्तारी के बाद विपक्ष और यहां तक कि सत्तारूढ़ महायुति के कुछ नेताओं ने भी परली से विधायक मुंडे को राज्य मंत्रिमंडल से हटाने की जबर्दस्त मांग की थी। मुंडे ने इसी साल चार मार्च को इस्तीफा दे दिया था। जरांगे ने यहां अंतरवाली सराटी गांव में संवाददाताओं से कहा कि राज्य नेतृत्व हिंसा का महिमामंडन कर रहा है और ऐसे लोगों को मंत्री पद से पुरस्कृत कर रहा है। इस मुद्दे पर अपनी बात रखते हुए जरांगे ने महादेव मुंडे की हत्या का भी जिक्र किया। परली निवासी महादेव मुंडे का 19 अक्टूबर, 2023 को अपहरण कर लिया गया था और तीन दिन बाद उनका शव मिला था। अपराधियों की गिरफ्तारी में देरी के विरोध में उनकी पत्नी ने पिछले हफ्ते बीड पुलिस अधीक्षक के कार्यालय में जहर खा लिया। जरांगे ने कहा, ‘‘महादेव मुंडे के परिवार को सांत्वना देने के बजाय, सरकार धनंजय मुंडे को पुरस्कृत कर रही है। अगर राज्य सरकार इसी तरह काम करती रही, तो महाराष्ट्र में कानून-व्यवस्था नहीं बचेगी।’’ भाषा राजकुमार दिलीप दिलीप जालना, 26 जुलाई (भाषा) मराठा आरक्षण कार्यकर्ता मनोज जरांगे ने शनिवार को महाराष्ट्र के मुख्यमंत्री देवेंद्र फडणवीस और उपमुख्यमंत्री अजित पवार पर इन अटकलों को लेकर निशाना साधा कि राकांपा नेता धनंजय मुंडे की राज्य मंत्रिमंडल में वापसी हो सकती है। पवार ने शुक्रवार को पुणे में पत्रकारों से कहा था कि अगर मुंडे अपने खिलाफ चल रही ‘जांच’ में बरी हो जाते हैं, तो उन्हें एक ‘मौका’ दिया जाएगा। हालांकि, पवार ने इस बारे में विस्तार से नहीं बताया, लेकिन अटकलें लगाई जा रही हैं कि जिस जांच की वह बात कर रहे थे, वह बीड सरपंच हत्याकांड से संबंधित है। इस हत्याकांड के बाद राकांपा विधायक मुंडे को फडणवीस सरकार से इस्तीफा देना पड़ा था। बीड के मासाजोग के सरपंच संतोष देशमुख का पिछले साल नौ दिसंबर को अपहरण कर लिया गया था, उन्हें प्रताड़ित किया गया था और उनकी हत्या कर दी गयी थी, क्योंकि उन्होंने वहां एक पवनचक्की परियोजना का संचालन कर रही एक कंपनी से जबरन वसूली का विरोध किया था। इस मामले ने पूरे देश में आक्रोश पैदा कर दिया था। इस मामले में धनंजय मुंडे के करीबी सहयोगी वाल्मीक कराड की गिरफ्तारी के बाद विपक्ष और यहां तक कि सत्तारूढ़ महायुति के कुछ नेताओं ने भी परली से विधायक मुंडे को राज्य मंत्रिमंडल से हटाने की जबर्दस्त मांग की थी। मुंडे ने इसी साल चार मार्च को इस्तीफा दे दिया था। जरांगे ने यहां अंतरवाली सराटी गांव में संवाददाताओं से कहा कि राज्य नेतृत्व हिंसा का महिमामंडन कर रहा है और ऐसे लोगों को मंत्री पद से पुरस्कृत कर रहा है। इस मुद्दे पर अपनी बात रखते हुए जरांगे ने महादेव मुंडे की हत्या का भी जिक्र किया। परली निवासी महादेव मुंडे का 19 अक्टूबर, 2023 को अपहरण कर लिया गया था और तीन दिन बाद उनका शव मिला था। अपराधियों की गिरफ्तारी में देरी के विरोध में उनकी पत्नी ने पिछले हफ्ते बीड पुलिस अधीक्षक के कार्यालय में जहर खा लिया। जरांगे ने कहा, ‘‘महादेव मुंडे के परिवार को सांत्वना देने के बजाय, सरकार धनंजय मुंडे को पुरस्कृत कर रही है। अगर राज्य सरकार इसी तरह काम करती रही, तो महाराष्ट्र में कानून-व्यवस्था नहीं बचेगी।’’ भाषा राजकुमार दिलीप दिलीप</w:t>
-      </w:r>
-    </w:p>
-    <w:p>
-      <w:pPr>
-        <w:pStyle w:val="Heading3"/>
-      </w:pPr>
-      <w:r>
-        <w:rPr/>
-        <w:t>Article 170</w:t>
-      </w:r>
-    </w:p>
-    <w:p>
-      <w:pPr>
-        <w:pStyle w:val="Normal"/>
-      </w:pPr>
-      <w:r>
-        <w:rPr/>
-        <w:t>Title: प्रधानमंत्री मोदी ने फडणवीस और अजित पवार को जन्मदिन की शुभकामनाएं दीं</w:t>
-      </w:r>
-    </w:p>
-    <w:p>
-      <w:pPr>
-        <w:pStyle w:val="Normal"/>
-      </w:pPr>
-      <w:r>
-        <w:rPr/>
-        <w:t xml:space="preserve">URL: </w:t>
-      </w:r>
-      <w:r>
-        <w:t xml:space="preserve"> https://www.ibc24.in/maharashtra/pm-modi-wishes-fadnavis-ajit-pawar-on-their-birthdays-3174489.html</w:t>
-      </w:r>
-    </w:p>
-    <w:p>
-      <w:pPr>
-        <w:pStyle w:val="Normal"/>
-      </w:pPr>
-      <w:r>
-        <w:rPr/>
-        <w:t>Content: सवाल आपका है Home / Maharashtra / PM Modi wishes Fadnavis, Ajit Pawar on their birthdays मुंबई, 22 जुलाई (भाषा) प्रधानमंत्री नरेन्द्र मोदी ने मंगलवार को महाराष्ट्र के मुख्यमंत्री देवेन्द्र फडणवीस और उपमुख्यमंत्री अजित पवार को उनके जन्मदिन पर बधाई दी। मोदी ने अपने ‘एक्स’ हैंडल पर लिखा, ‘महाराष्ट्र के मुख्यमंत्री देवेंद्र फडणवीस जी को उनके जन्मदिन पर शुभकामनाएं। वह महाराष्ट्र की प्रगति और गरीबों व वंचितों को सशक्त बनाने के लिए अथक प्रयास कर रहे हैं। ईश्वर करे कि वह लोगों की सेवा करते हुए दीर्घायु और स्वस्थ जीवन जिएं।’ उन्होंने महाराष्ट्र में राष्ट्रीय जनतांत्रिक गठबंधन (राजग) के सुशासन एजेंडे को मजबूत करने में बहुमूल्य योगदान देने के लिए राष्ट्रवादी कांग्रेस पार्टी ( राकांपा) प्रमुख अजित पवार की सराहना की। प्रधानमंत्री के संदेश पर प्रतिक्रिया देते हुए फडणवीस ने कहा, ‘आपके मार्गदर्शन और नेतृत्व में और भी अधिक मेहनत करना बहुत उत्साहजनक है। लोगों की सेवा करने के लिए सर्वोत्तम प्रयास करता रहूंगा।’ फडणवीस अपना 55वां जन्मदिन मना रहे हैं। पवार (66) ने फडणवीस की बात दोहराते हुए कहा, ‘हम आपके नेतृत्व में अपने लोगों के कल्याण के लिए कड़ी मेहनत करते रहेंगे।’ पवार की पत्नी और राज्यसभा सदस्य सुनेत्रा पवार और उनकी चचेरी बहन सुप्रिया सुले ने भी उपमुख्यमंत्री को जन्मदिन की शुभकामनाएं दीं। शिवसेना के नेता एवं उपमुख्यमंत्री एकनाथ शिंदे ने फडणवीस की सराहना करते हुए उन्हें महायुति का एक शीर्ष मित्र, एक योग्य प्रशासक और एक दूरदर्शी नेता बताया, जो कानून और अर्थशास्त्र में पारंगत हैं। शिंदे ने ’एक्स’ पर एक पोस्ट में फडणवीस को विभिन्न गुणों का प्रतीक बताया। शिंदे ने कहा कि अजित पवार की अर्थशास्त्र पर असाधारण पकड़ है। उन्होंने ‘एक्स’ पर कहा, पवार एक बेहतरीन प्रशासक और संवेदनशील नेता हैं, जिनका एकमात्र इरादा महाराष्ट्र की प्रगति है। महाराष्ट्र के राज्यपाल सी.पी. राधाकृष्णन ने राजभवन में फडणवीस पर ‘महाराष्ट्र नायक’ नामक एक कॉफी टेबल बुक का विमोचन किया। इस पुस्तक की परिकल्पना भाजपा नेता और राज्य के कैबिनेट मंत्री गिरीश महाजन ने की। राजभवन की एक विज्ञप्ति में कहा गया है कि राज्यपाल ने महाजन को इस विचारशील पहल के लिए बधाई दी, जो फडणवीस की एक युवा लोक सेवक से राष्ट्रीय स्तर के राजनेता बनने की यात्रा को दर्शाती है। राज्यपाल ने फडणवीस के पिता दिवंगत गंगाधरराव फडणवीस और उनकी चाची शोभाताई फडणवीस से प्राप्त निस्वार्थ सेवा की विरासत पर भी प्रकाश डाला। राज्यपाल ने अजित पवार को भी जन्मदिन की शुभकामनाएं दीं। फडणवीस ने अपने शुभचिंतकों से अपील की थी कि वे उनके जन्मदिन पर उन्हें बधाई देने वाले बैनर और पोस्टर लगाने के बजाय मुख्यमंत्री राहत कोष में योगदान दें। भाषा नोमान दिलीप दिलीप मुंबई, 22 जुलाई (भाषा) प्रधानमंत्री नरेन्द्र मोदी ने मंगलवार को महाराष्ट्र के मुख्यमंत्री देवेन्द्र फडणवीस और उपमुख्यमंत्री अजित पवार को उनके जन्मदिन पर बधाई दी। मोदी ने अपने ‘एक्स’ हैंडल पर लिखा, ‘महाराष्ट्र के मुख्यमंत्री देवेंद्र फडणवीस जी को उनके जन्मदिन पर शुभकामनाएं। वह महाराष्ट्र की प्रगति और गरीबों व वंचितों को सशक्त बनाने के लिए अथक प्रयास कर रहे हैं। ईश्वर करे कि वह लोगों की सेवा करते हुए दीर्घायु और स्वस्थ जीवन जिएं।’ उन्होंने महाराष्ट्र में राष्ट्रीय जनतांत्रिक गठबंधन (राजग) के सुशासन एजेंडे को मजबूत करने में बहुमूल्य योगदान देने के लिए राष्ट्रवादी कांग्रेस पार्टी ( राकांपा) प्रमुख अजित पवार की सराहना की। प्रधानमंत्री के संदेश पर प्रतिक्रिया देते हुए फडणवीस ने कहा, ‘आपके मार्गदर्शन और नेतृत्व में और भी अधिक मेहनत करना बहुत उत्साहजनक है। लोगों की सेवा करने के लिए सर्वोत्तम प्रयास करता रहूंगा।’ फडणवीस अपना 55वां जन्मदिन मना रहे हैं। पवार (66) ने फडणवीस की बात दोहराते हुए कहा, ‘हम आपके नेतृत्व में अपने लोगों के कल्याण के लिए कड़ी मेहनत करते रहेंगे।’ पवार की पत्नी और राज्यसभा सदस्य सुनेत्रा पवार और उनकी चचेरी बहन सुप्रिया सुले ने भी उपमुख्यमंत्री को जन्मदिन की शुभकामनाएं दीं। शिवसेना के नेता एवं उपमुख्यमंत्री एकनाथ शिंदे ने फडणवीस की सराहना करते हुए उन्हें महायुति का एक शीर्ष मित्र, एक योग्य प्रशासक और एक दूरदर्शी नेता बताया, जो कानून और अर्थशास्त्र में पारंगत हैं। शिंदे ने ’एक्स’ पर एक पोस्ट में फडणवीस को विभिन्न गुणों का प्रतीक बताया। शिंदे ने कहा कि अजित पवार की अर्थशास्त्र पर असाधारण पकड़ है। उन्होंने ‘एक्स’ पर कहा, पवार एक बेहतरीन प्रशासक और संवेदनशील नेता हैं, जिनका एकमात्र इरादा महाराष्ट्र की प्रगति है। महाराष्ट्र के राज्यपाल सी.पी. राधाकृष्णन ने राजभवन में फडणवीस पर ‘महाराष्ट्र नायक’ नामक एक कॉफी टेबल बुक का विमोचन किया। इस पुस्तक की परिकल्पना भाजपा नेता और राज्य के कैबिनेट मंत्री गिरीश महाजन ने की। राजभवन की एक विज्ञप्ति में कहा गया है कि राज्यपाल ने महाजन को इस विचारशील पहल के लिए बधाई दी, जो फडणवीस की एक युवा लोक सेवक से राष्ट्रीय स्तर के राजनेता बनने की यात्रा को दर्शाती है। राज्यपाल ने फडणवीस के पिता दिवंगत गंगाधरराव फडणवीस और उनकी चाची शोभाताई फडणवीस से प्राप्त निस्वार्थ सेवा की विरासत पर भी प्रकाश डाला। राज्यपाल ने अजित पवार को भी जन्मदिन की शुभकामनाएं दीं। फडणवीस ने अपने शुभचिंतकों से अपील की थी कि वे उनके जन्मदिन पर उन्हें बधाई देने वाले बैनर और पोस्टर लगाने के बजाय मुख्यमंत्री राहत कोष में योगदान दें। भाषा नोमान दिलीप दिलीप</w:t>
+        <w:t xml:space="preserve"> https://www.mumbailive.com/hi/civic/chief-minister-devendra-fadnavis-directed-all-agencies-to-remain-alert-in-view-of-heavy-rains-in-the-state-89633</w:t>
+      </w:r>
+    </w:p>
+    <w:p>
+      <w:pPr>
+        <w:pStyle w:val="Normal"/>
+      </w:pPr>
+      <w:r>
+        <w:rPr/>
+        <w:t>Content: मुख्यमंत्री देवेंद्र फडणवीस ने सोमवार को मंत्रालय स्थित राज्य आपदा प्रबंधन कक्ष में पूरे राज्य में बारिश की स्थिति की समीक्षा की। इस मौके पर आपदा प्रबंधन मंत्री गिरीश महाजन, सूचना एवं प्रौद्योगिकी मंत्री एडवोकेट आशीष शेलार, मुख्य सचिव राजेश कुमार, जल संसाधन विभाग के अतिरिक्त मुख्य सचिव दीपक कपूर, आपदा प्रबंधन विभाग की अतिरिक्त मुख्य सचिव सोनिया सेठी, कृषि विभाग के प्रमुख सचिव विकास चंद्र रस्तोगी, लोक निर्माण विभाग के सचिव संजय दशपुते और वरिष्ठ अधिकारी उपस्थित थे। इस अवसर पर सभी संभागीय आयुक्तों और जिला कलेक्टरों ने वीडियो कॉन्फ्रेंसिंग के माध्यम से बैठक में भाग लिया। (Chief Minister Devendra Fadnavis directed all agencies to remain alert in view of heavy rains in the state) संभागीय आयुक्तों ने अपने विभागों में हुई बारिश की जानकारी प्रस्तुत की बैठक में संभागीय आयुक्तों ने अपने विभागों में हुई बारिश की जानकारी प्रस्तुत की। रत्नागिरी, रायगढ़ और हिंगोली जिलों में अधिक बारिश हुई है और मौसम विभाग ने 17 से 21 अगस्त के बीच भारी बारिश की चेतावनी दी है। इसलिए, मुख्यमंत्री ने अगले कुछ दिनों तक सतर्क रहने के आदेश दिए। सात लोगों की मौत पिछले दो दिनों में राज्य में विभिन्न घटनाओं में सात लोगों की मौत हो चुकी है। कोंकण की कुछ नदियाँ खतरे के निशान को पार कर गई हैं और जलगाँव में भारी नुकसान हुआ है। अलमट्टी के संबंध में कर्नाटक सरकार से लगातार संपर्क बनाए रखा जा रहा है और हालाँकि फिलहाल कोई खतरा नहीं है, फिर भी मुख्यमंत्री ने व्यवस्था को अलर्ट पर रखने के आदेश दिए हैं। मुखेड़ में स्थिति नियंत्रण में है और विष्णुपुरी पर विशेष ध्यान दिया जा रहा है। छत्रपति संभाजीनगर संभाग के 800 गाँव प्रभावित हुए हैं। दक्षिण गढ़चिरौली में प्रशासन अलर्ट पर है। अकोला, चंदूर रेलवे, मेहकर, वाशिम में स्थिति सामान्य हो रही है। प्रारंभिक अनुमान के अनुसार, विदर्भ में 2 लाख हेक्टेयर में फसलों को नुकसान पहुँचा है। एसएमएस अलर्ट मुख्यमंत्री द्वारा नागरिकों को दिए गए निर्देशों में, उनसे एसएमएस अलर्ट भेजते समय सटीक समय का उल्लेख करने, आने वाले अलर्ट को गंभीरता से लेने और अपना ध्यान रखने की अपील की गई है। उन्होंने स्पष्ट किया कि तत्काल सहायता के लिए मंत्रालय से संपर्क करने की आवश्यकता नहीं है, स्थानीय स्तर पर धनराशि और अधिकार दिए गए हैं। यह भी पढ़े- मुंबई, थाने, पालघर में आज रेड अलर्ट Loading next story...</w:t>
       </w:r>
     </w:p>
     <w:sectPr>

--- a/Output/Devendra Fadnavis_chunk_1.docx
+++ b/Output/Devendra Fadnavis_chunk_1.docx
@@ -95,6 +95,45 @@
       </w:pPr>
       <w:r>
         <w:rPr/>
+        <w:t>Title: CREDAI-MCHI appoints Mr. Sukhraj Nahar as 18th President in the Change of Guard Ceremony graced by Maharashtra CM Devendra Fadnavis</w:t>
+      </w:r>
+    </w:p>
+    <w:p>
+      <w:pPr>
+        <w:pStyle w:val="Normal"/>
+      </w:pPr>
+      <w:r>
+        <w:rPr/>
+        <w:t xml:space="preserve">URL: </w:t>
+      </w:r>
+      <w:r>
+        <w:t xml:space="preserve"> https://www.tribuneindia.com/news/business/credai-mchi-appoints-mr-sukhraj-nahar-as-18th-president-in-the-change-of-guard-ceremony-graced-by-maharashtra-cm-devendra-fadnavis/</w:t>
+      </w:r>
+    </w:p>
+    <w:p>
+      <w:pPr>
+        <w:pStyle w:val="Normal"/>
+      </w:pPr>
+      <w:r>
+        <w:rPr/>
+        <w:t>Content: VMPL Mumbai (Maharashtra) [India], August 18: In a landmark development for Mumbai's real estate sector, CREDAI-MCHI, the apex body representing real estate developers in the Mumbai Metropolitan Region (MMR), has announced the appointment of Mr. Sukhraj Nahar, Chairman of Nahar Group, as its 18th President for the 2025-2027 term in a grand Change of Guard ceremony held at Jio World Centre. The event was graced by the Hon'ble Chief Minister of Maharashtra, Shri Devendra Fadnavis, along with distinguished past presidents, the new management committee and various members of the association. Mr. Nahar succeeds Mr. Domnic Romell who has served the association with distinction over the past two years. This change of guard marks not only a leadership transition but also the beginning of a transformational phase for the real estate ecosystem in the Mumbai Metropolitan Region (MMR). CREDAI-MCHI also announced the new management committee comprising of Mr. Bandish Ajmera - President Elect, Mr. Rushi Mehta - Secretary, and Mr. Nikunj Sanghavi - Treasurer. The ceremony marked not only a leadership transition but also the formal pledge to drive the organisation's new strategic framework. CREDAI-MCHI is setting its sights on Mission CARES, a comprehensive blueprint to bring Compassion, Affordability, Reforestation, Empowerment, and Skilling to the forefront of urban development. Shri. Devendra Fadnavis, Hon. Chief Minister of Maharashtra said, "CREDAI-MCHI family has been an indispensable partner in shaping Mumbai's real estate future. Together, we pioneered the country's most successful RERA implementation, streamlined ease of doing business, and co-created the Mumbai Development Plan with unprecedented industry-government collaboration. Today, Mumbai stands at the cusp of a massive transformation -- from Asia's largest urban renewal at BDD Chawls to slum-free, technology-driven redevelopment, and the creation of the Third and Fourth Mumbai as new economic growth engines. With world-class infrastructure, high-speed connectivity, an upcoming Innovation City that can rival global hubs, and the potential to build cities even better than Dubai, we have a once-in-a-generation opportunity. Over the next 10 years, we can transform Mumbai and the MMR into a global benchmark for urban living. The government is fully committed to working hand-in-hand with the real estate sector to make this vision a reality." Speaking on his vision for 2025 - 2027, Mr. Sukhraj Nahar, President of CREDAI-MCHI stated, "Our sector has always built Mumbai's skyline. Now, we must also build its soul. Mission CARES is our declaration to the government, home buyers, and our own conscience--that we will develop with empathy, digitise with purpose, green our cities with urgency, and ensure every home is accessible and dignified. This is a pivotal moment to move beyond rhetoric and deliver real, measurable impact." Mr. Rushi Mehta, Secretary, CREDAI-MCHI emphasized, "The real estate sector touches lives in every square foot it creates. We are not just asking the government to act--we are showing them that the industry is ready to co-create better policies, embrace tech, and uplift every worker, homebuyer, and citizen. Mission CARES represents CREDAI-MCHI's renewed commitment to building with compassion, ensuring access for all, restoring green spaces, driving economic growth through innovation, and skilling the workforce that shapes the region's skylines. The five pillars will guide all member initiatives over the next two years." Mr. Domnic Romell, Immediate Past President, CREDAI-MCHI extended his full support to the new leadership. He said, "Over the last two years, we've set the stage for deeper collaboration between government bodies, developers, and civil society. I am confident that under Mr. Nahar's leadership, CREDAI-MCHI will now scale new heights--not just in construction, but in conscience as well." While handing over the baton to the incoming President, Mr. Romell further elaborated, "Our tenure was about turning challenges into opportunities and building a more transparent, inclusive ecosystem. Mission CARES is the natural evolution of that journey -- a moral compass for the next era of real estate, ensuring that growth and responsibility go hand in hand." Mr. Dhaval Ajmera, Outgoing Secretary, CREDAI-MCHI, stated, "We have always been builders; now we choose to be healers too. Mission CARES is not just a vision -- it is a call to action for governments, civil society, and every stakeholder in the urban ecosystem to create a future where development is measured by the dignity, equity, and sustainability it brings. Real change in our sector comes from consistent, well-calibrated policy interventions. Mission CARES strengthens our resolve to embed inclusion, green growth, and technology adoption into the governance framework, ensuring that ambition transforms into action." Mumbai's developers currently pay an average of ₹54,221 per square meter as approval costs, among the highest in the country. Premiums, duties, and levies often constitute 35-40% of the total project cost, placing a significant financial burden on homebuyers and delaying project timelines. "Compliance costs are one of the biggest roadblocks to affordable housing," noted Mr. Keval Valambhia, Chief Operating Officer, CREDAI-MCHI. He added, "At CREDAI-MCHI, we are pushing for single-window clearances, rationalized premiums, and tech-led approvals. Prop Tech will enable AI-driven project tracking and blockchain-backed compliance, making the process faster and more transparent. The shift from paperwork to real-time systems is critical. Every rupee saved in friction is a rupee that builds scale, trust, and better homes. Because at the end, building better homes is about building a stronger India together." The CARES framework commits the organisation to 5 pillars: - Compassion through CSR and social welfare for construction workers, women, children, and underserved communities. - Affordability in Housing through policy reforms and innovative development models. - Reforestation &amp; Urban Greening to offset the carbon impact of construction and improve city liveability. - Empowerment through PropTech to drive transparency, digital transformation, and economic growth. - Skilling of 10,000+ workers annually to power India's infrastructure boom with capable hands and secure livelihoods. The new leadership has outlined an ambitious but pragmatic roadmap for the next 24 months: - Establishment of a PropTech Lab to accelerate innovation adoption. - Creation of an Affordable Housing Innovation Cell (AHIC). - Launch of mobile Skilling Labs across the MMR region. - Dialogue with the state to rationalize development premiums and stamp duties. - Integration of green scorecards in every member project. Under its CSR vision, CREDAI-MCHI has committed to organising 100+ free health camps annually, supporting over 1,000 students with scholarships (especially girls), operating 25 daycare centres for construction workers' families, maintaining zero child labour across all member sites, and mobilising ₹10 crore+ for disaster relief and social programmes. The affordable housing mandate aims to promote 10,000+ affordable units through member projects by 2026, publish a policy white paper on regulatory reforms for faster approvals, create an Affordable Housing Innovation Cell, and conduct three regional workshops with urban bodies on rental and worker housing. The focus is on ensuring affordability without compromising on quality, sustainability, or access to civic amenities. In line with its environmental commitments, the reforestation agenda targets the planting of 1 million trees across 50+ urban locations by 2026, integrating minimum green buffers in all new member projects, and creating five model biodiversity parks in partnership with local authorities. The economic growth and innovation pillar will see 70% of member developers adopt at least one PropTech solution, 20+ startups onboarded to the new PropTech Lab, and the listing of 10+ REIT-ready assets. On skilling, CREDAI-MCHI will train 10,000+ construction workers annually, issue 2,500+ Green Job Cards, and deploy three mobile skilling labs across the Mumbai Metropolitan Region to deliver on-site training in green construction, safety, and emerging technologies. With over 2,200 member developers, CREDAI-MCHI's Change of Guard 2025-2027 marks the beginning of a decisive chapter -- one where the industry pledges to build not only for today's cities but for tomorrow's generations, guided by measurable goals that blend economic growth, environmental stewardship, and social equity. ABOUT CREDAI-MCHI CREDAI-MCHI is the apex body of real estate developers in the Mumbai Metropolitan Region. (MMR). With an impressive membership of over 2200+ leading developers in MMR, CREDAI-MCHI has extended its reach throughout the region, establishing units in various locations such as Thane, Kalyan-Dombivli, Mira-Virar, Raigad, Navi Mumbai, Palghar-Boisar, Bhiwandi, Uran-Dronagiri, Shahapur-Murbad, and most recently in Alibaug, Karjat-Khalapur-Khopoli, and Pen. Being the only Government-recognised body for private sector developers in MMR, CREDAI-MCHI is dedicated to promoting the industry's organisation and progress. The association is committed to driving policy reform, housing innovation, and sustainable development in partnership with the government and urban stakeholders. As a part of CREDAI National, an apex body of 13000 developers across the nation, CREDAI-MCHI has emerged as a preferred platform for regional discussions on housing and habitat by establishing close and strong ties with the government. It is committed to breaking barriers to create a strong, organised, and progressive real estate sector in the MMR.The vision of CREDAI-MCHI is to empower the Real Estate fraternity of the Mumbai Metropolitan Region as it preserves, protects, and advances the right to housing for all. To continue being a trusted ally, guiding their members, supporting the Government on policy advocacy, and assisting those they serve through the ever-evolving real estate fraternity. (ADVERTORIAL DISCLAIMER: The above press release has been provided by VMPL. ANI will not be responsible in any way for the content of the same) (This content is sourced from a syndicated feed and is published as received. The Tribune assumes no responsibility or liability for its accuracy, completeness, or content.) Take your experience further with Premium access.Thought-provoking Opinions, Expert Analysis, In-depth Insights and other Member Only Benefits Already a Member? Sign In Now The Tribune, now published from Chandigarh, started publication on February 2, 1881, in Lahore (now in Pakistan). It was started by Sardar Dyal Singh Majithia, a public-spirited philanthropist, and is run by a trust comprising five eminent persons as trustees.The Tribune, the largest selling English daily in North India, publishes news and views without any bias or prejudice of any kind. Restraint and moderation, rather than agitational language and partisanship, are the hallmarks of the newspaper. It is an independent newspaper in the real sense of the term.The Tribune has two sister publications, Punjabi Tribune (in Punjabi) and Dainik Tribune (in Hindi). Remembering Sardar Dyal Singh Majithia</w:t>
+      </w:r>
+    </w:p>
+    <w:p>
+      <w:pPr>
+        <w:pStyle w:val="Heading3"/>
+      </w:pPr>
+      <w:r>
+        <w:rPr/>
+        <w:t>Article 4</w:t>
+      </w:r>
+    </w:p>
+    <w:p>
+      <w:pPr>
+        <w:pStyle w:val="Normal"/>
+      </w:pPr>
+      <w:r>
+        <w:rPr/>
         <w:t>Title: BMC’s ‘pot of sin’ smashed, city to taste butter of progress, says Fadnavis</w:t>
       </w:r>
     </w:p>
@@ -125,7 +164,7 @@
       </w:pPr>
       <w:r>
         <w:rPr/>
-        <w:t>Article 4</w:t>
+        <w:t>Article 5</w:t>
       </w:r>
     </w:p>
     <w:p>
@@ -164,7 +203,7 @@
       </w:pPr>
       <w:r>
         <w:rPr/>
-        <w:t>Article 5</w:t>
+        <w:t>Article 6</w:t>
       </w:r>
     </w:p>
     <w:p>
@@ -203,7 +242,7 @@
       </w:pPr>
       <w:r>
         <w:rPr/>
-        <w:t>Article 6</w:t>
+        <w:t>Article 7</w:t>
       </w:r>
     </w:p>
     <w:p>
@@ -242,7 +281,7 @@
       </w:pPr>
       <w:r>
         <w:rPr/>
-        <w:t>Article 7</w:t>
+        <w:t>Article 8</w:t>
       </w:r>
     </w:p>
     <w:p>
@@ -281,7 +320,7 @@
       </w:pPr>
       <w:r>
         <w:rPr/>
-        <w:t>Article 8</w:t>
+        <w:t>Article 9</w:t>
       </w:r>
     </w:p>
     <w:p>
@@ -320,7 +359,7 @@
       </w:pPr>
       <w:r>
         <w:rPr/>
-        <w:t>Article 9</w:t>
+        <w:t>Article 10</w:t>
       </w:r>
     </w:p>
     <w:p>
@@ -359,7 +398,7 @@
       </w:pPr>
       <w:r>
         <w:rPr/>
-        <w:t>Article 10</w:t>
+        <w:t>Article 11</w:t>
       </w:r>
     </w:p>
     <w:p>
@@ -398,7 +437,7 @@
       </w:pPr>
       <w:r>
         <w:rPr/>
-        <w:t>Article 11</w:t>
+        <w:t>Article 12</w:t>
       </w:r>
     </w:p>
     <w:p>
@@ -437,16 +476,16 @@
       </w:pPr>
       <w:r>
         <w:rPr/>
-        <w:t>Article 12</w:t>
-      </w:r>
-    </w:p>
-    <w:p>
-      <w:pPr>
-        <w:pStyle w:val="Normal"/>
-      </w:pPr>
-      <w:r>
-        <w:rPr/>
-        <w:t>Title: IBM's new Mumbai office inaugurated by CM Fadnavis with a vision for a quantum-driven Maharashtra</w:t>
+        <w:t>Article 13</w:t>
+      </w:r>
+    </w:p>
+    <w:p>
+      <w:pPr>
+        <w:pStyle w:val="Normal"/>
+      </w:pPr>
+      <w:r>
+        <w:rPr/>
+        <w:t>Title: 'Not interested in knowing who eats what, have other issues': Fadnavis on meat shop closure controversy</w:t>
       </w:r>
     </w:p>
     <w:p>
@@ -458,16 +497,16 @@
         <w:t xml:space="preserve">URL: </w:t>
       </w:r>
       <w:r>
-        <w:t xml:space="preserve"> https://www.tribuneindia.com/news/business/ibms-new-mumbai-office-inaugurated-by-cm-fadnavis-with-a-vision-for-a-quantum-driven-maharashtra/</w:t>
-      </w:r>
-    </w:p>
-    <w:p>
-      <w:pPr>
-        <w:pStyle w:val="Normal"/>
-      </w:pPr>
-      <w:r>
-        <w:rPr/>
-        <w:t>Content: Mumbai (Maharashtra) [India], August 13 (ANI): Maharashtra Chief Minister Devendra Fadnavis inaugurated on Wednesday IBM's new office in Mumbai. Far more than just a corporate milestone, the CM declared the opening as a pivotal step toward shaping the future of both Maharashtra and India. "This is not a mere experience centre of IBM," Fadnavis said in his address. "But this is a place where the future of India and the future of Maharashtra will be shaped." Highlighting the transformative potential of emerging technologies, he emphasised that Maharashtra is embracing the vision of Viksit Bharat and Viksit Maharashtra through Artificial Intelligence (AI) and quantum computing. "Quantum computing will be totally changing every sphere of our life," he noted. "Especially when it comes to business, government, security, logistics, finance, and markets--every single thing will be positively impacted." He also addressed the real-world implications of AI, referencing a personal experience. "Recently on social media, I encountered a clip where my image and voice were used, but the context was completely different. It was made to look like I was recommending some medicine. That moment made me realize the challenges AI can pose--especially in my role as Home Minister of this state." Despite the risks, Fadnavis expressed optimism, believing that technology offers its own solutions. "The solution is also offered by the technology. It's offered by AI, it's offered by quantum computing." With sustainability and climate-resilient agriculture as top priorities, the CM highlighted how quantum innovations could improve the lives of millions. "Sustainable agriculture practices can be achieved through new innovations with the help of quantum computing. And that will actually change the lives of 40-45 per cent people of Maharashtra," the chief minister said. Addressing the concern of skilled manpower, he concluded, "But the question arises, where is the human resource? And I think the answer is today's collaboration, by which we would also like to create a pool of human resource in quantum computing." IBM is a leading provider of global hybrid cloud and AI, and consulting expertise. According to its website, it helps clients in more than 175 countries capitalize on insights from their data, streamline business processes, reduce costs, and gain a competitive edge in their industries. (ANI) (This content is sourced from a syndicated feed and is published as received. The Tribune assumes no responsibility or liability for its accuracy, completeness, or content.) Take your experience further with Premium access.Thought-provoking Opinions, Expert Analysis, In-depth Insights and other Member Only Benefits Already a Member? Sign In Now The Tribune, now published from Chandigarh, started publication on February 2, 1881, in Lahore (now in Pakistan). It was started by Sardar Dyal Singh Majithia, a public-spirited philanthropist, and is run by a trust comprising five eminent persons as trustees.The Tribune, the largest selling English daily in North India, publishes news and views without any bias or prejudice of any kind. Restraint and moderation, rather than agitational language and partisanship, are the hallmarks of the newspaper. It is an independent newspaper in the real sense of the term.The Tribune has two sister publications, Punjabi Tribune (in Punjabi) and Dainik Tribune (in Hindi). Remembering Sardar Dyal Singh Majithia</w:t>
+        <w:t xml:space="preserve"> https://www.moneycontrol.com/news/india/not-interested-in-knowing-who-eats-what-have-other-issues-fadnavis-on-meat-shop-closure-controversy-13452990.html</w:t>
+      </w:r>
+    </w:p>
+    <w:p>
+      <w:pPr>
+        <w:pStyle w:val="Normal"/>
+      </w:pPr>
+      <w:r>
+        <w:rPr/>
+        <w:t>Content: My Account Follow us on: Powered By See the top gainers, losers, invest and get updated what's happening in the crypto market Invest Now Powered By This functionality will provide users with ease of access navigation and enable create a new revenue line by generating leads of potential customers for brokers in a more integrated manner. Invest Now Maharashtra Chief Minister Devendra Fadnavis said that the state government is not interested in regulating people's food choices and knowing who eats what. He also described the controversy over closure of meat shops in some cities on Independence Day as "unnecessary". He noted municipal corporations take such decisions on their own. This has come after some civic bodies in Maharashtra ordered the closure of slaughterhouses and shops selling meat on August 15 - thus triggering a controversy. While speaking about the issue, he said, "The state government is not interested in (knowing) who eats what. We have many other issues to address." "The state never took such a decision. A government resolution (GR) was issued in August 1988. Municipal corporations take such decisions (ordering closure of slaughterhouses) on their own. Even I was not aware of such a GR existing for such a long period." "I also learned about it (GR) through the media. Similar decisions were taken when (Shiv Sena UBT leader) Uddhav Thackeray was chief minister of Maharashtra (November 2019-June 22)," he further said. The Chief Minister's statement came one day after Deputy Chief Minister Ajit Pawar expressed displeasure over the civic bodies ordering the closure of meat shops and slaughterhouses on August 15, saying that such a ban was wrong and such types of restrictions are usually imposed considering faith-related sensitivities on occasions like Ashadhi Ekadashi, Mahashivratri and Mahavir Jayanti. While speaking to the media, Pawar said, "It is wrong to impose such a ban. In major cities, people of different castes and religions reside. If it is an emotional issue, then people accept it (ban) for a day. But if you clamp such orders on Maharashtra Day, Independence Day and Republic Day, then it is difficult." For the uninitiated, the civic bodies of Kalyan Dombivali in Thane district near Mumbai, Chhatrapati Sambhajinagar and Nagpur have issued orders directing the closure of meat shops on August 15. There are reports that the Malegaon Municipal Corporation in Nashik district, too, has issued such an order. (With agency inputs) Discover the latest Business News, Budget 2025 News, Sensex, and Nifty updates. Obtain Personal Finance insights, tax queries, and expert opinions on Moneycontrol or download the Moneycontrol App to stay updated! Sensex Today Delhi CM Rekha Gupta ITR Filing CP Radhakrishnan Parliament Session Live Mumbai Rains Pune Rains Paytm Share Price GST on Cars Online Gaming Bill Business Markets Stocks India News City News Economy Mutual Funds Personal Finance IPO News Startups Home Currencies Commodities Pre-Market IPO Global Market Bonds Home Loans up to 50 Lakhs Credit Cards Lifetime Free Finance TrackerNew Fixed Deposits Fixed Deposit Comparison Fixed Income Home MC 30 Top Ranked Funds ETFs Mutual Fund Screener Income Tax Calculator EMI Calculator Retirement Planning Gratuity Calculator Petrol Price in India Diesel Price in India Stock Markets News18 Firstpost CNBC TV18 News18 Hindi Cricketnext Overdrive About Us Contact Us Advisory Alert Advertise with Us SupportDisclaimer Privacy Policy Cookie Policy Terms &amp; Conditions Financial Terms (Glossary) Sitemap Investors Copyright © Network18 Media &amp; Investments Limited. All rights reserved. Reproduction of news articles, photos, videos or any other content in whole or in part in any form or medium without express written permission of moneycontrol.com is prohibited. You are already a Moneycontrol Pro user.</w:t>
       </w:r>
     </w:p>
     <w:p>
@@ -476,16 +515,16 @@
       </w:pPr>
       <w:r>
         <w:rPr/>
-        <w:t>Article 13</w:t>
-      </w:r>
-    </w:p>
-    <w:p>
-      <w:pPr>
-        <w:pStyle w:val="Normal"/>
-      </w:pPr>
-      <w:r>
-        <w:rPr/>
-        <w:t>Title: 'Not interested in knowing who eats what, have other issues': Fadnavis on meat shop closure controversy</w:t>
+        <w:t>Article 14</w:t>
+      </w:r>
+    </w:p>
+    <w:p>
+      <w:pPr>
+        <w:pStyle w:val="Normal"/>
+      </w:pPr>
+      <w:r>
+        <w:rPr/>
+        <w:t>Title: Maharashtra CM Fadnavis says no ban on eating non-veg, blames 1988 order for confusion</w:t>
       </w:r>
     </w:p>
     <w:p>
@@ -497,16 +536,16 @@
         <w:t xml:space="preserve">URL: </w:t>
       </w:r>
       <w:r>
-        <w:t xml:space="preserve"> https://www.moneycontrol.com/news/india/not-interested-in-knowing-who-eats-what-have-other-issues-fadnavis-on-meat-shop-closure-controversy-13452990.html</w:t>
-      </w:r>
-    </w:p>
-    <w:p>
-      <w:pPr>
-        <w:pStyle w:val="Normal"/>
-      </w:pPr>
-      <w:r>
-        <w:rPr/>
-        <w:t>Content: My Account Follow us on: Powered By See the top gainers, losers, invest and get updated what's happening in the crypto market Invest Now Powered By This functionality will provide users with ease of access navigation and enable create a new revenue line by generating leads of potential customers for brokers in a more integrated manner. Invest Now Maharashtra Chief Minister Devendra Fadnavis said that the state government is not interested in regulating people's food choices and knowing who eats what. He also described the controversy over closure of meat shops in some cities on Independence Day as "unnecessary". He noted municipal corporations take such decisions on their own. This has come after some civic bodies in Maharashtra ordered the closure of slaughterhouses and shops selling meat on August 15 - thus triggering a controversy. While speaking about the issue, he said, "The state government is not interested in (knowing) who eats what. We have many other issues to address." "The state never took such a decision. A government resolution (GR) was issued in August 1988. Municipal corporations take such decisions (ordering closure of slaughterhouses) on their own. Even I was not aware of such a GR existing for such a long period." "I also learned about it (GR) through the media. Similar decisions were taken when (Shiv Sena UBT leader) Uddhav Thackeray was chief minister of Maharashtra (November 2019-June 22)," he further said. The Chief Minister's statement came one day after Deputy Chief Minister Ajit Pawar expressed displeasure over the civic bodies ordering the closure of meat shops and slaughterhouses on August 15, saying that such a ban was wrong and such types of restrictions are usually imposed considering faith-related sensitivities on occasions like Ashadhi Ekadashi, Mahashivratri and Mahavir Jayanti. While speaking to the media, Pawar said, "It is wrong to impose such a ban. In major cities, people of different castes and religions reside. If it is an emotional issue, then people accept it (ban) for a day. But if you clamp such orders on Maharashtra Day, Independence Day and Republic Day, then it is difficult." For the uninitiated, the civic bodies of Kalyan Dombivali in Thane district near Mumbai, Chhatrapati Sambhajinagar and Nagpur have issued orders directing the closure of meat shops on August 15. There are reports that the Malegaon Municipal Corporation in Nashik district, too, has issued such an order. (With agency inputs) Discover the latest Business News, Budget 2025 News, Sensex, and Nifty updates. Obtain Personal Finance insights, tax queries, and expert opinions on Moneycontrol or download the Moneycontrol App to stay updated! Sensex Today Delhi CM Rekha Gupta ITR Filing CP Radhakrishnan Parliament Session Live Mumbai Rains Pune Rains Paytm Share Price GST on Cars Online Gaming Bill Business Markets Stocks India News City News Economy Mutual Funds Personal Finance IPO News Startups Home Currencies Commodities Pre-Market IPO Global Market Bonds Home Loans up to 50 Lakhs Credit Cards Lifetime Free Finance TrackerNew Fixed Deposits Fixed Deposit Comparison Fixed Income Home MC 30 Top Ranked Funds ETFs Mutual Fund Screener Income Tax Calculator EMI Calculator Retirement Planning Gratuity Calculator Petrol Price in India Diesel Price in India Stock Markets News18 Firstpost CNBC TV18 News18 Hindi Cricketnext Overdrive About Us Contact Us Advisory Alert Advertise with Us SupportDisclaimer Privacy Policy Cookie Policy Terms &amp; Conditions Financial Terms (Glossary) Sitemap Investors Copyright © Network18 Media &amp; Investments Limited. All rights reserved. Reproduction of news articles, photos, videos or any other content in whole or in part in any form or medium without express written permission of moneycontrol.com is prohibited. You are already a Moneycontrol Pro user.</w:t>
+        <w:t xml:space="preserve"> https://www.newindianexpress.com/nation/2025/Aug/13/maharashtra-cm-fadnavis-says-no-ban-on-eating-non-veg-blames-1988-order-for-confusion</w:t>
+      </w:r>
+    </w:p>
+    <w:p>
+      <w:pPr>
+        <w:pStyle w:val="Normal"/>
+      </w:pPr>
+      <w:r>
+        <w:rPr/>
+        <w:t>Content: After an uproar from the Opposition, Maharashtra Chief Minister Devendra Fadnavis on Wednesday clarified that his government has not imposed any ban on eating non-vegetarian food on August 15. He stated that in 1988, the erstwhile state government had allegedly issued an order to shut down slaughterhouses, which some municipal corporations have continued to follow. Mr Fadnavis said he was also unaware of reports about a ban on eating non-vegetarian food and the closure of mutton and chicken shops. He added that he then inquired with the municipal corporation which had allegedly issued the order imposing the ban on the sale of mutton and chicken. “It was revealed that the respective municipal corporation had not given any such order by our government, but followed the 1988 order issued by the erstwhile state government. I was also told that during the Uddhav Thackeray government also, some of the municipal corporations issued similar orders, then why is there hue and cry now,” Mr Fadnavis asked. He said there is freedom to eat and live in the country, and that right has been given by the Constitution, but some people are unnecessarily targeting their government. “Opposition should stop this. Some of them even went to the extent of calling the vegetarians impotent people. That shaming has to be stopped. People are free to eat what they want, they have full freedom to eat their choice of food. We had not taken any decision of imposing a ban on eating non-veg, it was an old government decision, and we were blamed for it,” the Chief Minister said. Deputy Chief Minister Ajit Pawar also opposed the imposition of a ban on eating non-vegetarian food on August 15. He said they could understand shutting down slaughterhouses and mutton and chicken shops on certain religious occasions, but doing so on August 15 was unacceptable. “The Hindu community and its culture is very diverse. In some of the communities and regions, there is a tradition to eat non-veg on religious festivals and even offer non-veg prasad to gods and goddesses as well, so putting a ban on non-veg is not possible. In rural areas, it is very common to offer goat or chicken to local deities, so we as a government cannot stop that and change the tradition and food habits of the people,” Mr Pawar said. Meanwhile, the Kalyan and Malegaon municipal corporations are reconsidering their earlier decision to ban the consumption of non-vegetarian food. Follow The New Indian Express channel on WhatsApp Download the TNIE app to stay with us and follow the latest Copyright - newindianexpress.com 2024. All rights reserved.</w:t>
       </w:r>
     </w:p>
     <w:p>
@@ -515,16 +554,16 @@
       </w:pPr>
       <w:r>
         <w:rPr/>
-        <w:t>Article 14</w:t>
-      </w:r>
-    </w:p>
-    <w:p>
-      <w:pPr>
-        <w:pStyle w:val="Normal"/>
-      </w:pPr>
-      <w:r>
-        <w:rPr/>
-        <w:t>Title: Maharashtra CM Fadnavis says no ban on eating non-veg, blames 1988 order for confusion</w:t>
+        <w:t>Article 15</w:t>
+      </w:r>
+    </w:p>
+    <w:p>
+      <w:pPr>
+        <w:pStyle w:val="Normal"/>
+      </w:pPr>
+      <w:r>
+        <w:rPr/>
+        <w:t>Title: Heavy rain lashes Marathwada; 5 missing in Nanded, says CM Devendra Fadnavis</w:t>
       </w:r>
     </w:p>
     <w:p>
@@ -536,16 +575,16 @@
         <w:t xml:space="preserve">URL: </w:t>
       </w:r>
       <w:r>
-        <w:t xml:space="preserve"> https://www.newindianexpress.com/nation/2025/Aug/13/maharashtra-cm-fadnavis-says-no-ban-on-eating-non-veg-blames-1988-order-for-confusion</w:t>
-      </w:r>
-    </w:p>
-    <w:p>
-      <w:pPr>
-        <w:pStyle w:val="Normal"/>
-      </w:pPr>
-      <w:r>
-        <w:rPr/>
-        <w:t>Content: After an uproar from the Opposition, Maharashtra Chief Minister Devendra Fadnavis on Wednesday clarified that his government has not imposed any ban on eating non-vegetarian food on August 15. He stated that in 1988, the erstwhile state government had allegedly issued an order to shut down slaughterhouses, which some municipal corporations have continued to follow. Mr Fadnavis said he was also unaware of reports about a ban on eating non-vegetarian food and the closure of mutton and chicken shops. He added that he then inquired with the municipal corporation which had allegedly issued the order imposing the ban on the sale of mutton and chicken. “It was revealed that the respective municipal corporation had not given any such order by our government, but followed the 1988 order issued by the erstwhile state government. I was also told that during the Uddhav Thackeray government also, some of the municipal corporations issued similar orders, then why is there hue and cry now,” Mr Fadnavis asked. He said there is freedom to eat and live in the country, and that right has been given by the Constitution, but some people are unnecessarily targeting their government. “Opposition should stop this. Some of them even went to the extent of calling the vegetarians impotent people. That shaming has to be stopped. People are free to eat what they want, they have full freedom to eat their choice of food. We had not taken any decision of imposing a ban on eating non-veg, it was an old government decision, and we were blamed for it,” the Chief Minister said. Deputy Chief Minister Ajit Pawar also opposed the imposition of a ban on eating non-vegetarian food on August 15. He said they could understand shutting down slaughterhouses and mutton and chicken shops on certain religious occasions, but doing so on August 15 was unacceptable. “The Hindu community and its culture is very diverse. In some of the communities and regions, there is a tradition to eat non-veg on religious festivals and even offer non-veg prasad to gods and goddesses as well, so putting a ban on non-veg is not possible. In rural areas, it is very common to offer goat or chicken to local deities, so we as a government cannot stop that and change the tradition and food habits of the people,” Mr Pawar said. Meanwhile, the Kalyan and Malegaon municipal corporations are reconsidering their earlier decision to ban the consumption of non-vegetarian food. Follow The New Indian Express channel on WhatsApp Download the TNIE app to stay with us and follow the latest Copyright - newindianexpress.com 2024. All rights reserved.</w:t>
+        <w:t xml:space="preserve"> https://indianexpress.com/article/cities/mumbai/heavy-rain-lashes-marathwada-5-missing-in-nanded-says-cm-devendra-fadnavis-10196321/</w:t>
+      </w:r>
+    </w:p>
+    <w:p>
+      <w:pPr>
+        <w:pStyle w:val="Normal"/>
+      </w:pPr>
+      <w:r>
+        <w:rPr/>
+        <w:t>Content: Maharashtra Chief Minister Devendra Fadnavis said Monday that five people have been reported missing in Mukhed tehsil in the state’s Nanded district which received rainfall of 206 mm on Sunday as heavy showers lashed the Marathwada region. “In Mukhed…the water level of Lendi dam has increased significantly due to heavy rain. Moreover, a large amount of water is coming from Latur, Udgir, and Karnataka. Yesterday’s rainfall has affected normal life in Ravangaon, Bhaswadi, Bhingeli, and Hassanal,” he said. “As many as 225 citizens are trapped in flood waters in Ravangaon, out of which citizens from the most affected locations have been evacuated. Efforts are underway to shift the remaining citizens to safer places,” Fadnavis added. He said eight people were evacuated from Hassanal while 20 others stranded in Bhaswadi are safe. “Around 40 people are stranded in Bhingeli, and are safe. Five are missing and a search is underway to locate them. I am in constant touch with the Nanded district collector. The district collectors of Nanded, Latur and Bidar are in touch with each other and are carrying out rescue operations,” Fadnavis said. “A team of the National Disaster Response Force (NDRF), an Army team, and a police team are coordinating the rescue operations,” he stated, adding that an Army contingent has also left from Chhatrapati Sambhajinagar. Along with Nanded, neighbouring Udgir in Latur district too received heavy showers as a result of which Borgaon village in the region is facing a flood-like situation. According to local reports, several animals, including goats, bulls and buffaloes, have drowned in the area. In Beed district’s Parli tehsil, a four-wheeler was caught in the floodwater. Local residents managed to rescue three of its four occupants, while a search is on for one missing person. Meanwhile, the India Meteorological Department (IMD) issued a ‘red’ alert for Mumbai on Monday as heavy rain triggered waterlogging across several pockets of the city, affecting traffic and train services during peak travel hours. IMD data shows that between Sunday and Monday morning, Santacruz station received 99 mm of rainfall while the Colaba observatory registered 38 mm. According to meteorologists, the heavy rain is likely to continue over the next few days. Stay updated with the latest - Click here to follow us on Instagram You May Like Opposition considers moving an impeachment notice against CEC Gyanesh Kumar for asking Rahul Gandhi to either submit his allegations of vote theft in a sworn affidavit or apologise to the nation. The possibility of the impeachment notice evoked a sharp reaction from the BJP, with the ruling party questioning the Opposition’s intention.</w:t>
       </w:r>
     </w:p>
     <w:p>
@@ -554,16 +593,16 @@
       </w:pPr>
       <w:r>
         <w:rPr/>
-        <w:t>Article 15</w:t>
-      </w:r>
-    </w:p>
-    <w:p>
-      <w:pPr>
-        <w:pStyle w:val="Normal"/>
-      </w:pPr>
-      <w:r>
-        <w:rPr/>
-        <w:t>Title: Heavy rain lashes Marathwada; 5 missing in Nanded, says CM Devendra Fadnavis</w:t>
+        <w:t>Article 16</w:t>
+      </w:r>
+    </w:p>
+    <w:p>
+      <w:pPr>
+        <w:pStyle w:val="Normal"/>
+      </w:pPr>
+      <w:r>
+        <w:rPr/>
+        <w:t>Title: CM Devendra Fadnavis inaugurates Mumbai Dabbawala International Experience Centre</w:t>
       </w:r>
     </w:p>
     <w:p>
@@ -575,16 +614,16 @@
         <w:t xml:space="preserve">URL: </w:t>
       </w:r>
       <w:r>
-        <w:t xml:space="preserve"> https://indianexpress.com/article/cities/mumbai/heavy-rain-lashes-marathwada-5-missing-in-nanded-says-cm-devendra-fadnavis-10196321/</w:t>
-      </w:r>
-    </w:p>
-    <w:p>
-      <w:pPr>
-        <w:pStyle w:val="Normal"/>
-      </w:pPr>
-      <w:r>
-        <w:rPr/>
-        <w:t>Content: Maharashtra Chief Minister Devendra Fadnavis said Monday that five people have been reported missing in Mukhed tehsil in the state’s Nanded district which received rainfall of 206 mm on Sunday as heavy showers lashed the Marathwada region. “In Mukhed…the water level of Lendi dam has increased significantly due to heavy rain. Moreover, a large amount of water is coming from Latur, Udgir, and Karnataka. Yesterday’s rainfall has affected normal life in Ravangaon, Bhaswadi, Bhingeli, and Hassanal,” he said. “As many as 225 citizens are trapped in flood waters in Ravangaon, out of which citizens from the most affected locations have been evacuated. Efforts are underway to shift the remaining citizens to safer places,” Fadnavis added. He said eight people were evacuated from Hassanal while 20 others stranded in Bhaswadi are safe. “Around 40 people are stranded in Bhingeli, and are safe. Five are missing and a search is underway to locate them. I am in constant touch with the Nanded district collector. The district collectors of Nanded, Latur and Bidar are in touch with each other and are carrying out rescue operations,” Fadnavis said. “A team of the National Disaster Response Force (NDRF), an Army team, and a police team are coordinating the rescue operations,” he stated, adding that an Army contingent has also left from Chhatrapati Sambhajinagar. Along with Nanded, neighbouring Udgir in Latur district too received heavy showers as a result of which Borgaon village in the region is facing a flood-like situation. According to local reports, several animals, including goats, bulls and buffaloes, have drowned in the area. In Beed district’s Parli tehsil, a four-wheeler was caught in the floodwater. Local residents managed to rescue three of its four occupants, while a search is on for one missing person. Meanwhile, the India Meteorological Department (IMD) issued a ‘red’ alert for Mumbai on Monday as heavy rain triggered waterlogging across several pockets of the city, affecting traffic and train services during peak travel hours. IMD data shows that between Sunday and Monday morning, Santacruz station received 99 mm of rainfall while the Colaba observatory registered 38 mm. According to meteorologists, the heavy rain is likely to continue over the next few days. Stay updated with the latest - Click here to follow us on Instagram You May Like Opposition considers moving an impeachment notice against CEC Gyanesh Kumar for asking Rahul Gandhi to either submit his allegations of vote theft in a sworn affidavit or apologise to the nation. The possibility of the impeachment notice evoked a sharp reaction from the BJP, with the ruling party questioning the Opposition’s intention.</w:t>
+        <w:t xml:space="preserve"> https://indianexpress.com/article/cities/mumbai/cm-devendra-fadnavis-inaugurates-mumbai-dabbawala-international-experience-centre-10190087/</w:t>
+      </w:r>
+    </w:p>
+    <w:p>
+      <w:pPr>
+        <w:pStyle w:val="Normal"/>
+      </w:pPr>
+      <w:r>
+        <w:rPr/>
+        <w:t>Content: Chief Minister Devendra Fadnavis on Thursday inaugurated the Mumbai Dabbawala International Experience Centre. The dabbawalas (tiffin delivery) has become iconic to Mumbai’s identity, with lakhs of working people utilising the service across the commercial capital and its suburbs. Fadnavis pointed out how they are known for their efficiency, with a remarkable accuracy rate and a system that relies on teamwork, a coded system, and a combination of bicycles, trains, and walking to navigate the city. Fadnavis termed the Dabbawala International Experience Centre as a landmark moment in the city’s unique heritage. “The historic Dabbawala Bhavan has been beautifully transformed into a world-class experience centre where every visitor can step into the 135-year legacy of the Dabbawalas. Through modern technology and virtual reality it is possible to witness the journey of each tiffin from local kitchens to delivery across the city,” he said. “The Dabbawalas have built their entire system without computers or AI, relying solely on human intelligence, skill, and unwavering commitment. Their management and coding practices have earned global recognition, including the Guinness Book of World Records and extensive academic research,” he said. Fadnavis hailed their ability to carry out their work flawlessly day after day, taking leave only once a year during the Wari, reflecting the enduring Warkari tradition of dedication and service. “Their work reflects generations of dedication, discipline and unwavering service, leaving a lasting impression on everyone who witnesses it,” the CM said. He added that at the same time, efforts were underway to improve their lives with modern homes and better amenities, well-connected to the suburban railways, so that their essential work continues smoothly. “This experience centre is not just a tribute to their extraordinary service but also a celebration of Mumbai’s spirit and the perfect harmony of tradition and innovation,” Fadnavis stressed. Minister Ashish Shelar, MLC Shrikant Bhartiya, MLA Yogesh Sagar, MLA Captain R Tamil Selvan and other dignitaries were present. Stay updated with the latest - Click here to follow us on Instagram You May Like Ahead of his high-stakes summit with Vladimir Putin Friday, US president Donald Trump suggested that his tariffs on India “essentially took them out of buying oil from Russia,” and may have played a role in bringing Moscow to the negotiating table. Trump said he believes Putin “wants to get it done,” ahead of their summit in Alaska tomorrow.</w:t>
       </w:r>
     </w:p>
     <w:p>
@@ -593,16 +632,16 @@
       </w:pPr>
       <w:r>
         <w:rPr/>
-        <w:t>Article 16</w:t>
-      </w:r>
-    </w:p>
-    <w:p>
-      <w:pPr>
-        <w:pStyle w:val="Normal"/>
-      </w:pPr>
-      <w:r>
-        <w:rPr/>
-        <w:t>Title: CM Devendra Fadnavis inaugurates Mumbai Dabbawala International Experience Centre</w:t>
+        <w:t>Article 17</w:t>
+      </w:r>
+    </w:p>
+    <w:p>
+      <w:pPr>
+        <w:pStyle w:val="Normal"/>
+      </w:pPr>
+      <w:r>
+        <w:rPr/>
+        <w:t>Title: Fadnavis shielding ‘corrupt’ Ministers of Mahayuti government, says Uddhav</w:t>
       </w:r>
     </w:p>
     <w:p>
@@ -614,16 +653,16 @@
         <w:t xml:space="preserve">URL: </w:t>
       </w:r>
       <w:r>
-        <w:t xml:space="preserve"> https://indianexpress.com/article/cities/mumbai/cm-devendra-fadnavis-inaugurates-mumbai-dabbawala-international-experience-centre-10190087/</w:t>
-      </w:r>
-    </w:p>
-    <w:p>
-      <w:pPr>
-        <w:pStyle w:val="Normal"/>
-      </w:pPr>
-      <w:r>
-        <w:rPr/>
-        <w:t>Content: Chief Minister Devendra Fadnavis on Thursday inaugurated the Mumbai Dabbawala International Experience Centre. The dabbawalas (tiffin delivery) has become iconic to Mumbai’s identity, with lakhs of working people utilising the service across the commercial capital and its suburbs. Fadnavis pointed out how they are known for their efficiency, with a remarkable accuracy rate and a system that relies on teamwork, a coded system, and a combination of bicycles, trains, and walking to navigate the city. Fadnavis termed the Dabbawala International Experience Centre as a landmark moment in the city’s unique heritage. “The historic Dabbawala Bhavan has been beautifully transformed into a world-class experience centre where every visitor can step into the 135-year legacy of the Dabbawalas. Through modern technology and virtual reality it is possible to witness the journey of each tiffin from local kitchens to delivery across the city,” he said. “The Dabbawalas have built their entire system without computers or AI, relying solely on human intelligence, skill, and unwavering commitment. Their management and coding practices have earned global recognition, including the Guinness Book of World Records and extensive academic research,” he said. Fadnavis hailed their ability to carry out their work flawlessly day after day, taking leave only once a year during the Wari, reflecting the enduring Warkari tradition of dedication and service. “Their work reflects generations of dedication, discipline and unwavering service, leaving a lasting impression on everyone who witnesses it,” the CM said. He added that at the same time, efforts were underway to improve their lives with modern homes and better amenities, well-connected to the suburban railways, so that their essential work continues smoothly. “This experience centre is not just a tribute to their extraordinary service but also a celebration of Mumbai’s spirit and the perfect harmony of tradition and innovation,” Fadnavis stressed. Minister Ashish Shelar, MLC Shrikant Bhartiya, MLA Yogesh Sagar, MLA Captain R Tamil Selvan and other dignitaries were present. Stay updated with the latest - Click here to follow us on Instagram You May Like Ahead of his high-stakes summit with Vladimir Putin Friday, US president Donald Trump suggested that his tariffs on India “essentially took them out of buying oil from Russia,” and may have played a role in bringing Moscow to the negotiating table. Trump said he believes Putin “wants to get it done,” ahead of their summit in Alaska tomorrow.</w:t>
+        <w:t xml:space="preserve"> https://www.thehindu.com/news/national/maharashtra/fadnavis-shielding-corrupt-ministers-of-mahayuti-government-says-uddhav/article69921009.ece</w:t>
+      </w:r>
+    </w:p>
+    <w:p>
+      <w:pPr>
+        <w:pStyle w:val="Normal"/>
+      </w:pPr>
+      <w:r>
+        <w:rPr/>
+        <w:t>Content: August 12, 2025e-Paper The View From India Looking at World Affairs from the Indian perspective. First Day First Show News and reviews from the world of cinema and streaming. Today's Cache Your download of the top 5 technology stories of the day. Science For All The weekly newsletter from science writers takes the jargon out of science and puts the fun in! Data Point Decoding the headlines with facts, figures, and numbers Health Matters Ramya Kannan writes to you on getting to good health, and staying there The Hindu On Books Books of the week, reviews, excerpts, new titles and features. August 12, 2025e-Paper Published - August 12, 2025 12:03 pm IST - Mumbai Shiv Sena(UBT) chief Uddhav Thackeray addresses supporters during a protest demanding removal of “corrupt” Ministers, at Shivaji Park, Dadar in Mumbai on Monday, August 11, 2024. | Photo Credit: ANI Shiv Sena (UBT) chief Uddhav Thackeray on Monday (August 11, 2025) sharpened his attack on the “tainted” Ministers of the Mahayuti government and accused Maharashtra Chief Minister Devendra Fadnavis of “shielding the corrupt” in his Cabinet. Speaking at a protest rally – ‘Jan Akrosh Morcha’ – in Mumbai, Mr. Thackeray sought the removal of “corrupt” Ministers, saying his party will continue to raise the issue until they are sacked. The Opposition party has been demanding the resignation of Ministers Yogesh Kadam, Sanjay Shirsat, Sanjay Rathod, all belonging to the ruling Shiv Sena, and Manikrao Kokate of the NCP. “Why was no action taken against any of these Ministers when enough proof is available. The CM has constantly ignored corruption allegations against his Ministers,” Mr. Thackeray said. Referring to some of the controversies involving the Ministers, Mr. Thackeray said, “While one Minister was caught playing [online] rummy in the Assembly, some others are busy with dance bars and sealing deals.” Mr. Kadam has been accused by the Sena (UBT) of running a dance bar with a permit in his mother’s name, a charge denied by the Minister. Published - August 12, 2025 12:03 pm IST Maharashtra / state politics / Shiv Sena-Uddhav Balasaheb Thackeray Copyright© 2025, THG PUBLISHING PVT LTD. or its affiliated companies. All rights reserved. BACK TO TOP Terms &amp; conditions | Institutional Subscriber Comments have to be in English, and in full sentences. They cannot be abusive or personal. Please abide by our community guidelines for posting your comments. We have migrated to a new commenting platform. If you are already a registered user of The Hindu and logged in, you may continue to engage with our articles. If you do not have an account please register and login to post comments. Users can access their older comments by logging into their accounts on Vuukle.</w:t>
       </w:r>
     </w:p>
     <w:p>
@@ -632,16 +671,16 @@
       </w:pPr>
       <w:r>
         <w:rPr/>
-        <w:t>Article 17</w:t>
-      </w:r>
-    </w:p>
-    <w:p>
-      <w:pPr>
-        <w:pStyle w:val="Normal"/>
-      </w:pPr>
-      <w:r>
-        <w:rPr/>
-        <w:t>Title: Fadnavis shielding ‘corrupt’ Ministers of Mahayuti government, says Uddhav</w:t>
+        <w:t>Article 18</w:t>
+      </w:r>
+    </w:p>
+    <w:p>
+      <w:pPr>
+        <w:pStyle w:val="Normal"/>
+      </w:pPr>
+      <w:r>
+        <w:rPr/>
+        <w:t>Title: Maharashtra government not interested in regulating people's food choices: CM Fadnavis</w:t>
       </w:r>
     </w:p>
     <w:p>
@@ -653,16 +692,16 @@
         <w:t xml:space="preserve">URL: </w:t>
       </w:r>
       <w:r>
-        <w:t xml:space="preserve"> https://www.thehindu.com/news/national/maharashtra/fadnavis-shielding-corrupt-ministers-of-mahayuti-government-says-uddhav/article69921009.ece</w:t>
-      </w:r>
-    </w:p>
-    <w:p>
-      <w:pPr>
-        <w:pStyle w:val="Normal"/>
-      </w:pPr>
-      <w:r>
-        <w:rPr/>
-        <w:t>Content: August 12, 2025e-Paper The View From India Looking at World Affairs from the Indian perspective. First Day First Show News and reviews from the world of cinema and streaming. Today's Cache Your download of the top 5 technology stories of the day. Science For All The weekly newsletter from science writers takes the jargon out of science and puts the fun in! Data Point Decoding the headlines with facts, figures, and numbers Health Matters Ramya Kannan writes to you on getting to good health, and staying there The Hindu On Books Books of the week, reviews, excerpts, new titles and features. August 12, 2025e-Paper Published - August 12, 2025 12:03 pm IST - Mumbai Shiv Sena(UBT) chief Uddhav Thackeray addresses supporters during a protest demanding removal of “corrupt” Ministers, at Shivaji Park, Dadar in Mumbai on Monday, August 11, 2024. | Photo Credit: ANI Shiv Sena (UBT) chief Uddhav Thackeray on Monday (August 11, 2025) sharpened his attack on the “tainted” Ministers of the Mahayuti government and accused Maharashtra Chief Minister Devendra Fadnavis of “shielding the corrupt” in his Cabinet. Speaking at a protest rally – ‘Jan Akrosh Morcha’ – in Mumbai, Mr. Thackeray sought the removal of “corrupt” Ministers, saying his party will continue to raise the issue until they are sacked. The Opposition party has been demanding the resignation of Ministers Yogesh Kadam, Sanjay Shirsat, Sanjay Rathod, all belonging to the ruling Shiv Sena, and Manikrao Kokate of the NCP. “Why was no action taken against any of these Ministers when enough proof is available. The CM has constantly ignored corruption allegations against his Ministers,” Mr. Thackeray said. Referring to some of the controversies involving the Ministers, Mr. Thackeray said, “While one Minister was caught playing [online] rummy in the Assembly, some others are busy with dance bars and sealing deals.” Mr. Kadam has been accused by the Sena (UBT) of running a dance bar with a permit in his mother’s name, a charge denied by the Minister. Published - August 12, 2025 12:03 pm IST Maharashtra / state politics / Shiv Sena-Uddhav Balasaheb Thackeray Copyright© 2025, THG PUBLISHING PVT LTD. or its affiliated companies. All rights reserved. BACK TO TOP Terms &amp; conditions | Institutional Subscriber Comments have to be in English, and in full sentences. They cannot be abusive or personal. Please abide by our community guidelines for posting your comments. We have migrated to a new commenting platform. If you are already a registered user of The Hindu and logged in, you may continue to engage with our articles. If you do not have an account please register and login to post comments. Users can access their older comments by logging into their accounts on Vuukle.</w:t>
+        <w:t xml:space="preserve"> https://www.thehindu.com/news/national/maharashtra/maharashtra-government-not-interested-in-regulating-peoples-food-choices-cm-fadnavis/article69928844.ece</w:t>
+      </w:r>
+    </w:p>
+    <w:p>
+      <w:pPr>
+        <w:pStyle w:val="Normal"/>
+      </w:pPr>
+      <w:r>
+        <w:rPr/>
+        <w:t>Content: August 14, 2025e-Paper The View From India Looking at World Affairs from the Indian perspective. First Day First Show News and reviews from the world of cinema and streaming. Today's Cache Your download of the top 5 technology stories of the day. Science For All The weekly newsletter from science writers takes the jargon out of science and puts the fun in! Data Point Decoding the headlines with facts, figures, and numbers Health Matters Ramya Kannan writes to you on getting to good health, and staying there The Hindu On Books Books of the week, reviews, excerpts, new titles and features. August 14, 2025e-Paper Updated - August 14, 2025 06:58 am IST - Mumbai “Some people even went ahead and called vegetarians impotent. This nonsense should stop at once,” Maharashtra Deputy Chief Minister Devendra Fadnavis said. | Photo Credit: PTI The raging controversy over the shutdown of abattoirs and meat shops on Independence Day continues, as the Bhartiya Janta Party (BJP) hits back at the Opposition, saying the policy to keep slaughterhouses shut on I-Day was first implemented in 1988. Chief Minister Devendra Fadnavis stated that the government has no interest in regulating people’s food choices and that civic bodies are following orders as per the GR. Calling the controversy unnecessary, Mr. Fadnavis said, “As I was unaware of the issue, I spoke to several municipal corporations, they told me about the 1988 government resolution (GR) approving the closure of abattoirs on I-Day, which was also implemented during Shiv Sena (UBT) Uddhav Thackeray’s tenure. People are creating the controversy as if we made the decisions. So stop this nonsense.” BJP’s spokesperson Keshav Upadhye slammed the Opposition, asking whether they would question NCP-SP supremo Sharad Pawar, as the GR was first implemented when he became Chief Minister. The controversy erupted after several civic bodies in the State, including Chhatrapati Sambhajinagar Municipal Corporation (CSMC) and Kalyan Dombivali Municipal Corporation (KDMC), ordered the closure of slaughterhouses and shops selling meat on August 15. NCP-SP MLA Jitendra Awhad and Shiv Sena (UBT) legislator Aaditya Thackeray criticised the move, saying that Municipal commissioners have no right to interfere in the food choices of people on I-Day. Mr. Awahad called the move a way to create a non-vegetarian-vegetarian divide. In response to the Shiv Sena (UBT) leader Sanjay Raut’s remarks about making Maharashtra “impotent”, Mr. Fadnavis said, “Some people have also gone to the lengths of calling vegetarian people as impotent. This is nonsense.” Sanjay Raut on Wednesday asked, “Is the government making Maharashtra impotent? During battles, Chhatrapati Shivaji Maharaj and their Mavlas, Peshwas, had a non-vegetarian diet to cope with the battle situations; do you think they ate rice and daal and got the victories? Maharashtra Pradesh Congress Committee President Harshvardhan Sapkal has launched a scathing attack, alleging that such movers are made to hide the dark stains on the BJP’s past. “BJP’s ideological forefathers were with the British; some were drawing pensions from the British and helping them,” said Mr. Sapkal, adding that the government wants to have full control over the public. “BJP aims to impose one leader, one dress, one language, and one diet, thereby destroying the unity in diversity of the country and bringing in dictatorship,” he added. The closure of the meat shop also caused uneasiness in the Mahayuti camp, as Deputy Chief Minister (DCM) and NCP leader Ajit Pawar was appalled by the civic body’s decision ordering the closure of slaughterhouses. “The ban is wrong as people from different religions and caste resides in Maharashtra. For a day, it is fine, if it is about culture, but imposing them on Maharashtra Day, Independence Day and Republic Day,” Mr. Pawar added. Published - August 13, 2025 07:31 pm IST Maharashtra Copyright© 2025, THG PUBLISHING PVT LTD. or its affiliated companies. All rights reserved. BACK TO TOP Terms &amp; conditions | Institutional Subscriber Comments have to be in English, and in full sentences. They cannot be abusive or personal. Please abide by our community guidelines for posting your comments. We have migrated to a new commenting platform. If you are already a registered user of The Hindu and logged in, you may continue to engage with our articles. If you do not have an account please register and login to post comments. Users can access their older comments by logging into their accounts on Vuukle.</w:t>
       </w:r>
     </w:p>
     <w:p>
@@ -671,16 +710,16 @@
       </w:pPr>
       <w:r>
         <w:rPr/>
-        <w:t>Article 18</w:t>
-      </w:r>
-    </w:p>
-    <w:p>
-      <w:pPr>
-        <w:pStyle w:val="Normal"/>
-      </w:pPr>
-      <w:r>
-        <w:rPr/>
-        <w:t>Title: Maharashtra government not interested in regulating people's food choices: CM Fadnavis</w:t>
+        <w:t>Article 19</w:t>
+      </w:r>
+    </w:p>
+    <w:p>
+      <w:pPr>
+        <w:pStyle w:val="Normal"/>
+      </w:pPr>
+      <w:r>
+        <w:rPr/>
+        <w:t>Title: Maharashtra CM Devendra Fadnavis Asks Builders Why Mumbai Homes Are Still Expensive Despite Concessions</w:t>
       </w:r>
     </w:p>
     <w:p>
@@ -692,16 +731,16 @@
         <w:t xml:space="preserve">URL: </w:t>
       </w:r>
       <w:r>
-        <w:t xml:space="preserve"> https://www.thehindu.com/news/national/maharashtra/maharashtra-government-not-interested-in-regulating-peoples-food-choices-cm-fadnavis/article69928844.ece</w:t>
-      </w:r>
-    </w:p>
-    <w:p>
-      <w:pPr>
-        <w:pStyle w:val="Normal"/>
-      </w:pPr>
-      <w:r>
-        <w:rPr/>
-        <w:t>Content: August 14, 2025e-Paper The View From India Looking at World Affairs from the Indian perspective. First Day First Show News and reviews from the world of cinema and streaming. Today's Cache Your download of the top 5 technology stories of the day. Science For All The weekly newsletter from science writers takes the jargon out of science and puts the fun in! Data Point Decoding the headlines with facts, figures, and numbers Health Matters Ramya Kannan writes to you on getting to good health, and staying there The Hindu On Books Books of the week, reviews, excerpts, new titles and features. August 14, 2025e-Paper Updated - August 14, 2025 06:58 am IST - Mumbai “Some people even went ahead and called vegetarians impotent. This nonsense should stop at once,” Maharashtra Deputy Chief Minister Devendra Fadnavis said. | Photo Credit: PTI The raging controversy over the shutdown of abattoirs and meat shops on Independence Day continues, as the Bhartiya Janta Party (BJP) hits back at the Opposition, saying the policy to keep slaughterhouses shut on I-Day was first implemented in 1988. Chief Minister Devendra Fadnavis stated that the government has no interest in regulating people’s food choices and that civic bodies are following orders as per the GR. Calling the controversy unnecessary, Mr. Fadnavis said, “As I was unaware of the issue, I spoke to several municipal corporations, they told me about the 1988 government resolution (GR) approving the closure of abattoirs on I-Day, which was also implemented during Shiv Sena (UBT) Uddhav Thackeray’s tenure. People are creating the controversy as if we made the decisions. So stop this nonsense.” BJP’s spokesperson Keshav Upadhye slammed the Opposition, asking whether they would question NCP-SP supremo Sharad Pawar, as the GR was first implemented when he became Chief Minister. The controversy erupted after several civic bodies in the State, including Chhatrapati Sambhajinagar Municipal Corporation (CSMC) and Kalyan Dombivali Municipal Corporation (KDMC), ordered the closure of slaughterhouses and shops selling meat on August 15. NCP-SP MLA Jitendra Awhad and Shiv Sena (UBT) legislator Aaditya Thackeray criticised the move, saying that Municipal commissioners have no right to interfere in the food choices of people on I-Day. Mr. Awahad called the move a way to create a non-vegetarian-vegetarian divide. In response to the Shiv Sena (UBT) leader Sanjay Raut’s remarks about making Maharashtra “impotent”, Mr. Fadnavis said, “Some people have also gone to the lengths of calling vegetarian people as impotent. This is nonsense.” Sanjay Raut on Wednesday asked, “Is the government making Maharashtra impotent? During battles, Chhatrapati Shivaji Maharaj and their Mavlas, Peshwas, had a non-vegetarian diet to cope with the battle situations; do you think they ate rice and daal and got the victories? Maharashtra Pradesh Congress Committee President Harshvardhan Sapkal has launched a scathing attack, alleging that such movers are made to hide the dark stains on the BJP’s past. “BJP’s ideological forefathers were with the British; some were drawing pensions from the British and helping them,” said Mr. Sapkal, adding that the government wants to have full control over the public. “BJP aims to impose one leader, one dress, one language, and one diet, thereby destroying the unity in diversity of the country and bringing in dictatorship,” he added. The closure of the meat shop also caused uneasiness in the Mahayuti camp, as Deputy Chief Minister (DCM) and NCP leader Ajit Pawar was appalled by the civic body’s decision ordering the closure of slaughterhouses. “The ban is wrong as people from different religions and caste resides in Maharashtra. For a day, it is fine, if it is about culture, but imposing them on Maharashtra Day, Independence Day and Republic Day,” Mr. Pawar added. Published - August 13, 2025 07:31 pm IST Maharashtra Copyright© 2025, THG PUBLISHING PVT LTD. or its affiliated companies. All rights reserved. BACK TO TOP Terms &amp; conditions | Institutional Subscriber Comments have to be in English, and in full sentences. They cannot be abusive or personal. Please abide by our community guidelines for posting your comments. We have migrated to a new commenting platform. If you are already a registered user of The Hindu and logged in, you may continue to engage with our articles. If you do not have an account please register and login to post comments. Users can access their older comments by logging into their accounts on Vuukle.</w:t>
+        <w:t xml:space="preserve"> https://www.outlookmoney.com/news/maharashtra-cm-devendra-fadnavis-asks-builders-why-mumbai-homes-are-still-expensive-despite-concessions</w:t>
+      </w:r>
+    </w:p>
+    <w:p>
+      <w:pPr>
+        <w:pStyle w:val="Normal"/>
+      </w:pPr>
+      <w:r>
+        <w:rPr/>
+        <w:t>Content: Get magazine delivered to your doorstep Get latest issue delivered instantly Only in Delhi-NCR, Mumbai, Bengaluru &amp; Pune Get magazine delivered to your doorstep Get latest issue delivered instantly Only in Delhi-NCR, Mumbai, Bengaluru, Pune, Lucknow &amp; Kolkata Get magazine delivered to your doorstep Get latest issue delivered instantly Only in Delhi-NCR, Mumbai, Bengaluru, Pune, Lucknow &amp; Kolkata News At a meeting organised by CREDAI-MCHI, the body representing developers in the Mumbai Metropolitan Region (MMR), Maharashtra Chief Minister Devendra Fadnavis asked builders why real estate prices in Mumbai are on the rise despite the government rolling out multiple concessions. These also include premium reductions for the real estate sector, he said. “I have a grievance. In the last 10 years, all the things you asked us to do so that housing would become affordable have been done. But after those decisions were taken, housing prices have only gone up and not reduced. You asked us to reduce premiums, it was also reduced, but housing prices did not go down. We thought we shall build the coastal road, Atal Setu, and prices will come down, but after the coastal road was constructed, prices have gone sky high,” Fadnavis told the assembled builders. BY Outlook Money In essence, government interventions meant to ease costs are not translating into relief for end buyers. BY Shivangini Gupta Why Real Estate Prices Haven't Fallen For years, developers had argued that high regulatory costs, particularly premiums, levies and clearances have added to the price of housing. The state responded by cutting several of these. Consequently, premiums were lowered, and infrastructure projects like the coastal road and Atal Setu were launched with the expectation that new connectivity would open up land supply and bring prices down. Instead, property values in many pockets of the city have surged further. Economists have also said that demand pressures, speculative buying, and the limited availability of clean land in Mumbai have kept the prices high. What Alternatives is the Government Proposing? Fadnavis has now urged developers to look beyond the saturated island city and suburban corridors into what is being planned as “Third Mumbai” and “Fourth Mumbai”, according to a report by ET Realty. Third Mumbai is being designed as a knowledge and innovation hub across the Atal Setu, with a focus on edutech and data centres. The government has already earmarked land for a township spread over 150 square kilometres, being developed by the Mumbai Metropolitan Region Development Authority (MMRDA), while CIDCO is handling another township. Twelve foreign universities are expected to set up campuses in the area, catering to an estimated one lakh stu